--- a/FYP Reports/Final Report Template 2025 V1 - C22386123.docx
+++ b/FYP Reports/Final Report Template 2025 V1 - C22386123.docx
@@ -384,7 +384,7 @@
       <w:pPr>
         <w:pStyle w:val="Heading1"/>
       </w:pPr>
-      <w:bookmarkStart w:id="0" w:name="_Toc221701232"/>
+      <w:bookmarkStart w:id="0" w:name="_Toc227004721"/>
       <w:r>
         <w:lastRenderedPageBreak/>
         <w:t>Abstract</w:t>
@@ -435,10 +435,12 @@
       <w:r>
         <w:br w:type="page"/>
       </w:r>
+      <w:bookmarkStart w:id="1" w:name="_Toc227004722"/>
       <w:r>
         <w:lastRenderedPageBreak/>
         <w:t>Declaration</w:t>
       </w:r>
+      <w:bookmarkEnd w:id="1"/>
     </w:p>
     <w:p>
       <w:pPr>
@@ -632,12 +634,12 @@
       <w:pPr>
         <w:pStyle w:val="Heading1"/>
       </w:pPr>
-      <w:bookmarkStart w:id="1" w:name="_Toc221701234"/>
+      <w:bookmarkStart w:id="2" w:name="_Toc227004723"/>
       <w:r>
         <w:lastRenderedPageBreak/>
         <w:t>Acknowledgements</w:t>
       </w:r>
-      <w:bookmarkEnd w:id="1"/>
+      <w:bookmarkEnd w:id="2"/>
     </w:p>
     <w:p/>
     <w:p>
@@ -674,13 +676,9 @@
     <w:sdt>
       <w:sdtPr>
         <w:rPr>
-          <w:rFonts w:asciiTheme="minorHAnsi" w:eastAsiaTheme="minorHAnsi" w:hAnsiTheme="minorHAnsi" w:cstheme="minorBidi"/>
-          <w:color w:val="auto"/>
-          <w:sz w:val="22"/>
-          <w:szCs w:val="22"/>
-          <w:lang w:val="en-IE"/>
-        </w:rPr>
-        <w:id w:val="1017355765"/>
+          <w:lang w:val="en-GB"/>
+        </w:rPr>
+        <w:id w:val="-216359470"/>
         <w:docPartObj>
           <w:docPartGallery w:val="Table of Contents"/>
           <w:docPartUnique/>
@@ -688,9 +686,12 @@
       </w:sdtPr>
       <w:sdtEndPr>
         <w:rPr>
+          <w:rFonts w:asciiTheme="minorHAnsi" w:eastAsiaTheme="minorHAnsi" w:hAnsiTheme="minorHAnsi" w:cstheme="minorBidi"/>
           <w:b/>
           <w:bCs/>
-          <w:noProof/>
+          <w:color w:val="auto"/>
+          <w:sz w:val="22"/>
+          <w:szCs w:val="22"/>
         </w:rPr>
       </w:sdtEndPr>
       <w:sdtContent>
@@ -699,6 +700,9 @@
             <w:pStyle w:val="TOCHeading"/>
           </w:pPr>
           <w:r>
+            <w:rPr>
+              <w:lang w:val="en-GB"/>
+            </w:rPr>
             <w:t>Table of Contents</w:t>
           </w:r>
         </w:p>
@@ -719,30 +723,15 @@
             </w:rPr>
           </w:pPr>
           <w:r>
-            <w:rPr>
-              <w:b/>
-              <w:bCs/>
-              <w:noProof/>
-            </w:rPr>
             <w:fldChar w:fldCharType="begin"/>
           </w:r>
           <w:r>
-            <w:rPr>
-              <w:b/>
-              <w:bCs/>
-              <w:noProof/>
-            </w:rPr>
-            <w:instrText xml:space="preserve"> TOC \o "1-3" \h \z \u </w:instrText>
+            <w:instrText xml:space="preserve"> TOC \o "1-4" \h \z \u </w:instrText>
           </w:r>
           <w:r>
-            <w:rPr>
-              <w:b/>
-              <w:bCs/>
-              <w:noProof/>
-            </w:rPr>
             <w:fldChar w:fldCharType="separate"/>
           </w:r>
-          <w:hyperlink w:anchor="_Toc221701232" w:history="1">
+          <w:hyperlink w:anchor="_Toc227004721" w:history="1">
             <w:r>
               <w:rPr>
                 <w:rStyle w:val="Hyperlink"/>
@@ -769,7 +758,7 @@
                 <w:noProof/>
                 <w:webHidden/>
               </w:rPr>
-              <w:instrText xml:space="preserve"> PAGEREF _Toc221701232 \h </w:instrText>
+              <w:instrText xml:space="preserve"> PAGEREF _Toc227004721 \h </w:instrText>
             </w:r>
             <w:r>
               <w:rPr>
@@ -816,7 +805,7 @@
               <w14:ligatures w14:val="standardContextual"/>
             </w:rPr>
           </w:pPr>
-          <w:hyperlink w:anchor="_Toc221701233" w:history="1">
+          <w:hyperlink w:anchor="_Toc227004722" w:history="1">
             <w:r>
               <w:rPr>
                 <w:rStyle w:val="Hyperlink"/>
@@ -843,7 +832,7 @@
                 <w:noProof/>
                 <w:webHidden/>
               </w:rPr>
-              <w:instrText xml:space="preserve"> PAGEREF _Toc221701233 \h </w:instrText>
+              <w:instrText xml:space="preserve"> PAGEREF _Toc227004722 \h </w:instrText>
             </w:r>
             <w:r>
               <w:rPr>
@@ -890,7 +879,7 @@
               <w14:ligatures w14:val="standardContextual"/>
             </w:rPr>
           </w:pPr>
-          <w:hyperlink w:anchor="_Toc221701234" w:history="1">
+          <w:hyperlink w:anchor="_Toc227004723" w:history="1">
             <w:r>
               <w:rPr>
                 <w:rStyle w:val="Hyperlink"/>
@@ -917,7 +906,7 @@
                 <w:noProof/>
                 <w:webHidden/>
               </w:rPr>
-              <w:instrText xml:space="preserve"> PAGEREF _Toc221701234 \h </w:instrText>
+              <w:instrText xml:space="preserve"> PAGEREF _Toc227004723 \h </w:instrText>
             </w:r>
             <w:r>
               <w:rPr>
@@ -964,7 +953,7 @@
               <w14:ligatures w14:val="standardContextual"/>
             </w:rPr>
           </w:pPr>
-          <w:hyperlink w:anchor="_Toc221701235" w:history="1">
+          <w:hyperlink w:anchor="_Toc227004724" w:history="1">
             <w:r>
               <w:rPr>
                 <w:rStyle w:val="Hyperlink"/>
@@ -991,7 +980,7 @@
                 <w:noProof/>
                 <w:webHidden/>
               </w:rPr>
-              <w:instrText xml:space="preserve"> PAGEREF _Toc221701235 \h </w:instrText>
+              <w:instrText xml:space="preserve"> PAGEREF _Toc227004724 \h </w:instrText>
             </w:r>
             <w:r>
               <w:rPr>
@@ -1039,7 +1028,7 @@
               <w14:ligatures w14:val="standardContextual"/>
             </w:rPr>
           </w:pPr>
-          <w:hyperlink w:anchor="_Toc221701236" w:history="1">
+          <w:hyperlink w:anchor="_Toc227004725" w:history="1">
             <w:r>
               <w:rPr>
                 <w:rStyle w:val="Hyperlink"/>
@@ -1085,7 +1074,7 @@
                 <w:noProof/>
                 <w:webHidden/>
               </w:rPr>
-              <w:instrText xml:space="preserve"> PAGEREF _Toc221701236 \h </w:instrText>
+              <w:instrText xml:space="preserve"> PAGEREF _Toc227004725 \h </w:instrText>
             </w:r>
             <w:r>
               <w:rPr>
@@ -1133,7 +1122,7 @@
               <w14:ligatures w14:val="standardContextual"/>
             </w:rPr>
           </w:pPr>
-          <w:hyperlink w:anchor="_Toc221701237" w:history="1">
+          <w:hyperlink w:anchor="_Toc227004726" w:history="1">
             <w:r>
               <w:rPr>
                 <w:rStyle w:val="Hyperlink"/>
@@ -1179,7 +1168,7 @@
                 <w:noProof/>
                 <w:webHidden/>
               </w:rPr>
-              <w:instrText xml:space="preserve"> PAGEREF _Toc221701237 \h </w:instrText>
+              <w:instrText xml:space="preserve"> PAGEREF _Toc227004726 \h </w:instrText>
             </w:r>
             <w:r>
               <w:rPr>
@@ -1227,7 +1216,7 @@
               <w14:ligatures w14:val="standardContextual"/>
             </w:rPr>
           </w:pPr>
-          <w:hyperlink w:anchor="_Toc221701238" w:history="1">
+          <w:hyperlink w:anchor="_Toc227004727" w:history="1">
             <w:r>
               <w:rPr>
                 <w:rStyle w:val="Hyperlink"/>
@@ -1273,7 +1262,7 @@
                 <w:noProof/>
                 <w:webHidden/>
               </w:rPr>
-              <w:instrText xml:space="preserve"> PAGEREF _Toc221701238 \h </w:instrText>
+              <w:instrText xml:space="preserve"> PAGEREF _Toc227004727 \h </w:instrText>
             </w:r>
             <w:r>
               <w:rPr>
@@ -1293,7 +1282,7 @@
                 <w:noProof/>
                 <w:webHidden/>
               </w:rPr>
-              <w:t>1</w:t>
+              <w:t>2</w:t>
             </w:r>
             <w:r>
               <w:rPr>
@@ -1321,7 +1310,7 @@
               <w14:ligatures w14:val="standardContextual"/>
             </w:rPr>
           </w:pPr>
-          <w:hyperlink w:anchor="_Toc221701239" w:history="1">
+          <w:hyperlink w:anchor="_Toc227004728" w:history="1">
             <w:r>
               <w:rPr>
                 <w:rStyle w:val="Hyperlink"/>
@@ -1367,7 +1356,7 @@
                 <w:noProof/>
                 <w:webHidden/>
               </w:rPr>
-              <w:instrText xml:space="preserve"> PAGEREF _Toc221701239 \h </w:instrText>
+              <w:instrText xml:space="preserve"> PAGEREF _Toc227004728 \h </w:instrText>
             </w:r>
             <w:r>
               <w:rPr>
@@ -1387,7 +1376,7 @@
                 <w:noProof/>
                 <w:webHidden/>
               </w:rPr>
-              <w:t>1</w:t>
+              <w:t>2</w:t>
             </w:r>
             <w:r>
               <w:rPr>
@@ -1415,7 +1404,7 @@
               <w14:ligatures w14:val="standardContextual"/>
             </w:rPr>
           </w:pPr>
-          <w:hyperlink w:anchor="_Toc221701240" w:history="1">
+          <w:hyperlink w:anchor="_Toc227004729" w:history="1">
             <w:r>
               <w:rPr>
                 <w:rStyle w:val="Hyperlink"/>
@@ -1461,7 +1450,7 @@
                 <w:noProof/>
                 <w:webHidden/>
               </w:rPr>
-              <w:instrText xml:space="preserve"> PAGEREF _Toc221701240 \h </w:instrText>
+              <w:instrText xml:space="preserve"> PAGEREF _Toc227004729 \h </w:instrText>
             </w:r>
             <w:r>
               <w:rPr>
@@ -1481,7 +1470,7 @@
                 <w:noProof/>
                 <w:webHidden/>
               </w:rPr>
-              <w:t>1</w:t>
+              <w:t>3</w:t>
             </w:r>
             <w:r>
               <w:rPr>
@@ -1508,7 +1497,7 @@
               <w14:ligatures w14:val="standardContextual"/>
             </w:rPr>
           </w:pPr>
-          <w:hyperlink w:anchor="_Toc221701241" w:history="1">
+          <w:hyperlink w:anchor="_Toc227004730" w:history="1">
             <w:r>
               <w:rPr>
                 <w:rStyle w:val="Hyperlink"/>
@@ -1535,7 +1524,7 @@
                 <w:noProof/>
                 <w:webHidden/>
               </w:rPr>
-              <w:instrText xml:space="preserve"> PAGEREF _Toc221701241 \h </w:instrText>
+              <w:instrText xml:space="preserve"> PAGEREF _Toc227004730 \h </w:instrText>
             </w:r>
             <w:r>
               <w:rPr>
@@ -1555,7 +1544,7 @@
                 <w:noProof/>
                 <w:webHidden/>
               </w:rPr>
-              <w:t>2</w:t>
+              <w:t>4</w:t>
             </w:r>
             <w:r>
               <w:rPr>
@@ -1582,7 +1571,7 @@
               <w14:ligatures w14:val="standardContextual"/>
             </w:rPr>
           </w:pPr>
-          <w:hyperlink w:anchor="_Toc221701242" w:history="1">
+          <w:hyperlink w:anchor="_Toc227004731" w:history="1">
             <w:r>
               <w:rPr>
                 <w:rStyle w:val="Hyperlink"/>
@@ -1609,7 +1598,7 @@
                 <w:noProof/>
                 <w:webHidden/>
               </w:rPr>
-              <w:instrText xml:space="preserve"> PAGEREF _Toc221701242 \h </w:instrText>
+              <w:instrText xml:space="preserve"> PAGEREF _Toc227004731 \h </w:instrText>
             </w:r>
             <w:r>
               <w:rPr>
@@ -1629,7 +1618,7 @@
                 <w:noProof/>
                 <w:webHidden/>
               </w:rPr>
-              <w:t>2</w:t>
+              <w:t>4</w:t>
             </w:r>
             <w:r>
               <w:rPr>
@@ -1656,7 +1645,7 @@
               <w14:ligatures w14:val="standardContextual"/>
             </w:rPr>
           </w:pPr>
-          <w:hyperlink w:anchor="_Toc221701243" w:history="1">
+          <w:hyperlink w:anchor="_Toc227004732" w:history="1">
             <w:r>
               <w:rPr>
                 <w:rStyle w:val="Hyperlink"/>
@@ -1683,7 +1672,7 @@
                 <w:noProof/>
                 <w:webHidden/>
               </w:rPr>
-              <w:instrText xml:space="preserve"> PAGEREF _Toc221701243 \h </w:instrText>
+              <w:instrText xml:space="preserve"> PAGEREF _Toc227004732 \h </w:instrText>
             </w:r>
             <w:r>
               <w:rPr>
@@ -1703,7 +1692,7 @@
                 <w:noProof/>
                 <w:webHidden/>
               </w:rPr>
-              <w:t>2</w:t>
+              <w:t>4</w:t>
             </w:r>
             <w:r>
               <w:rPr>
@@ -1730,13 +1719,13 @@
               <w14:ligatures w14:val="standardContextual"/>
             </w:rPr>
           </w:pPr>
-          <w:hyperlink w:anchor="_Toc221701244" w:history="1">
+          <w:hyperlink w:anchor="_Toc227004733" w:history="1">
             <w:r>
               <w:rPr>
                 <w:rStyle w:val="Hyperlink"/>
                 <w:noProof/>
               </w:rPr>
-              <w:t>2.3. Technologies Researched</w:t>
+              <w:t>2.3. Technologies Researched (BLENDER)</w:t>
             </w:r>
             <w:r>
               <w:rPr>
@@ -1757,7 +1746,7 @@
                 <w:noProof/>
                 <w:webHidden/>
               </w:rPr>
-              <w:instrText xml:space="preserve"> PAGEREF _Toc221701244 \h </w:instrText>
+              <w:instrText xml:space="preserve"> PAGEREF _Toc227004733 \h </w:instrText>
             </w:r>
             <w:r>
               <w:rPr>
@@ -1777,7 +1766,587 @@
                 <w:noProof/>
                 <w:webHidden/>
               </w:rPr>
-              <w:t>2</w:t>
+              <w:t>4</w:t>
+            </w:r>
+            <w:r>
+              <w:rPr>
+                <w:noProof/>
+                <w:webHidden/>
+              </w:rPr>
+              <w:fldChar w:fldCharType="end"/>
+            </w:r>
+          </w:hyperlink>
+        </w:p>
+        <w:p>
+          <w:pPr>
+            <w:pStyle w:val="TOC3"/>
+            <w:tabs>
+              <w:tab w:val="right" w:leader="dot" w:pos="9010"/>
+            </w:tabs>
+            <w:rPr>
+              <w:rFonts w:eastAsiaTheme="minorEastAsia"/>
+              <w:noProof/>
+              <w:kern w:val="2"/>
+              <w:sz w:val="24"/>
+              <w:szCs w:val="24"/>
+              <w:lang w:eastAsia="en-IE"/>
+              <w14:ligatures w14:val="standardContextual"/>
+            </w:rPr>
+          </w:pPr>
+          <w:hyperlink w:anchor="_Toc227004734" w:history="1">
+            <w:r>
+              <w:rPr>
+                <w:rStyle w:val="Hyperlink"/>
+                <w:noProof/>
+              </w:rPr>
+              <w:t>2.3.1 Meta Quest 3/3S</w:t>
+            </w:r>
+            <w:r>
+              <w:rPr>
+                <w:noProof/>
+                <w:webHidden/>
+              </w:rPr>
+              <w:tab/>
+            </w:r>
+            <w:r>
+              <w:rPr>
+                <w:noProof/>
+                <w:webHidden/>
+              </w:rPr>
+              <w:fldChar w:fldCharType="begin"/>
+            </w:r>
+            <w:r>
+              <w:rPr>
+                <w:noProof/>
+                <w:webHidden/>
+              </w:rPr>
+              <w:instrText xml:space="preserve"> PAGEREF _Toc227004734 \h </w:instrText>
+            </w:r>
+            <w:r>
+              <w:rPr>
+                <w:noProof/>
+                <w:webHidden/>
+              </w:rPr>
+            </w:r>
+            <w:r>
+              <w:rPr>
+                <w:noProof/>
+                <w:webHidden/>
+              </w:rPr>
+              <w:fldChar w:fldCharType="separate"/>
+            </w:r>
+            <w:r>
+              <w:rPr>
+                <w:noProof/>
+                <w:webHidden/>
+              </w:rPr>
+              <w:t>4</w:t>
+            </w:r>
+            <w:r>
+              <w:rPr>
+                <w:noProof/>
+                <w:webHidden/>
+              </w:rPr>
+              <w:fldChar w:fldCharType="end"/>
+            </w:r>
+          </w:hyperlink>
+        </w:p>
+        <w:p>
+          <w:pPr>
+            <w:pStyle w:val="TOC3"/>
+            <w:tabs>
+              <w:tab w:val="right" w:leader="dot" w:pos="9010"/>
+            </w:tabs>
+            <w:rPr>
+              <w:rFonts w:eastAsiaTheme="minorEastAsia"/>
+              <w:noProof/>
+              <w:kern w:val="2"/>
+              <w:sz w:val="24"/>
+              <w:szCs w:val="24"/>
+              <w:lang w:eastAsia="en-IE"/>
+              <w14:ligatures w14:val="standardContextual"/>
+            </w:rPr>
+          </w:pPr>
+          <w:hyperlink w:anchor="_Toc227004735" w:history="1">
+            <w:r>
+              <w:rPr>
+                <w:rStyle w:val="Hyperlink"/>
+                <w:noProof/>
+              </w:rPr>
+              <w:t>2.3.2 Godot 4 Engine</w:t>
+            </w:r>
+            <w:r>
+              <w:rPr>
+                <w:noProof/>
+                <w:webHidden/>
+              </w:rPr>
+              <w:tab/>
+            </w:r>
+            <w:r>
+              <w:rPr>
+                <w:noProof/>
+                <w:webHidden/>
+              </w:rPr>
+              <w:fldChar w:fldCharType="begin"/>
+            </w:r>
+            <w:r>
+              <w:rPr>
+                <w:noProof/>
+                <w:webHidden/>
+              </w:rPr>
+              <w:instrText xml:space="preserve"> PAGEREF _Toc227004735 \h </w:instrText>
+            </w:r>
+            <w:r>
+              <w:rPr>
+                <w:noProof/>
+                <w:webHidden/>
+              </w:rPr>
+            </w:r>
+            <w:r>
+              <w:rPr>
+                <w:noProof/>
+                <w:webHidden/>
+              </w:rPr>
+              <w:fldChar w:fldCharType="separate"/>
+            </w:r>
+            <w:r>
+              <w:rPr>
+                <w:noProof/>
+                <w:webHidden/>
+              </w:rPr>
+              <w:t>4</w:t>
+            </w:r>
+            <w:r>
+              <w:rPr>
+                <w:noProof/>
+                <w:webHidden/>
+              </w:rPr>
+              <w:fldChar w:fldCharType="end"/>
+            </w:r>
+          </w:hyperlink>
+        </w:p>
+        <w:p>
+          <w:pPr>
+            <w:pStyle w:val="TOC3"/>
+            <w:tabs>
+              <w:tab w:val="right" w:leader="dot" w:pos="9010"/>
+            </w:tabs>
+            <w:rPr>
+              <w:rFonts w:eastAsiaTheme="minorEastAsia"/>
+              <w:noProof/>
+              <w:kern w:val="2"/>
+              <w:sz w:val="24"/>
+              <w:szCs w:val="24"/>
+              <w:lang w:eastAsia="en-IE"/>
+              <w14:ligatures w14:val="standardContextual"/>
+            </w:rPr>
+          </w:pPr>
+          <w:hyperlink w:anchor="_Toc227004736" w:history="1">
+            <w:r>
+              <w:rPr>
+                <w:rStyle w:val="Hyperlink"/>
+                <w:noProof/>
+              </w:rPr>
+              <w:t>2.3.3 GDScript</w:t>
+            </w:r>
+            <w:r>
+              <w:rPr>
+                <w:noProof/>
+                <w:webHidden/>
+              </w:rPr>
+              <w:tab/>
+            </w:r>
+            <w:r>
+              <w:rPr>
+                <w:noProof/>
+                <w:webHidden/>
+              </w:rPr>
+              <w:fldChar w:fldCharType="begin"/>
+            </w:r>
+            <w:r>
+              <w:rPr>
+                <w:noProof/>
+                <w:webHidden/>
+              </w:rPr>
+              <w:instrText xml:space="preserve"> PAGEREF _Toc227004736 \h </w:instrText>
+            </w:r>
+            <w:r>
+              <w:rPr>
+                <w:noProof/>
+                <w:webHidden/>
+              </w:rPr>
+            </w:r>
+            <w:r>
+              <w:rPr>
+                <w:noProof/>
+                <w:webHidden/>
+              </w:rPr>
+              <w:fldChar w:fldCharType="separate"/>
+            </w:r>
+            <w:r>
+              <w:rPr>
+                <w:noProof/>
+                <w:webHidden/>
+              </w:rPr>
+              <w:t>4</w:t>
+            </w:r>
+            <w:r>
+              <w:rPr>
+                <w:noProof/>
+                <w:webHidden/>
+              </w:rPr>
+              <w:fldChar w:fldCharType="end"/>
+            </w:r>
+          </w:hyperlink>
+        </w:p>
+        <w:p>
+          <w:pPr>
+            <w:pStyle w:val="TOC3"/>
+            <w:tabs>
+              <w:tab w:val="right" w:leader="dot" w:pos="9010"/>
+            </w:tabs>
+            <w:rPr>
+              <w:rFonts w:eastAsiaTheme="minorEastAsia"/>
+              <w:noProof/>
+              <w:kern w:val="2"/>
+              <w:sz w:val="24"/>
+              <w:szCs w:val="24"/>
+              <w:lang w:eastAsia="en-IE"/>
+              <w14:ligatures w14:val="standardContextual"/>
+            </w:rPr>
+          </w:pPr>
+          <w:hyperlink w:anchor="_Toc227004737" w:history="1">
+            <w:r>
+              <w:rPr>
+                <w:rStyle w:val="Hyperlink"/>
+                <w:noProof/>
+              </w:rPr>
+              <w:t>2.3.4 OpenXR</w:t>
+            </w:r>
+            <w:r>
+              <w:rPr>
+                <w:noProof/>
+                <w:webHidden/>
+              </w:rPr>
+              <w:tab/>
+            </w:r>
+            <w:r>
+              <w:rPr>
+                <w:noProof/>
+                <w:webHidden/>
+              </w:rPr>
+              <w:fldChar w:fldCharType="begin"/>
+            </w:r>
+            <w:r>
+              <w:rPr>
+                <w:noProof/>
+                <w:webHidden/>
+              </w:rPr>
+              <w:instrText xml:space="preserve"> PAGEREF _Toc227004737 \h </w:instrText>
+            </w:r>
+            <w:r>
+              <w:rPr>
+                <w:noProof/>
+                <w:webHidden/>
+              </w:rPr>
+            </w:r>
+            <w:r>
+              <w:rPr>
+                <w:noProof/>
+                <w:webHidden/>
+              </w:rPr>
+              <w:fldChar w:fldCharType="separate"/>
+            </w:r>
+            <w:r>
+              <w:rPr>
+                <w:noProof/>
+                <w:webHidden/>
+              </w:rPr>
+              <w:t>4</w:t>
+            </w:r>
+            <w:r>
+              <w:rPr>
+                <w:noProof/>
+                <w:webHidden/>
+              </w:rPr>
+              <w:fldChar w:fldCharType="end"/>
+            </w:r>
+          </w:hyperlink>
+        </w:p>
+        <w:p>
+          <w:pPr>
+            <w:pStyle w:val="TOC3"/>
+            <w:tabs>
+              <w:tab w:val="right" w:leader="dot" w:pos="9010"/>
+            </w:tabs>
+            <w:rPr>
+              <w:rFonts w:eastAsiaTheme="minorEastAsia"/>
+              <w:noProof/>
+              <w:kern w:val="2"/>
+              <w:sz w:val="24"/>
+              <w:szCs w:val="24"/>
+              <w:lang w:eastAsia="en-IE"/>
+              <w14:ligatures w14:val="standardContextual"/>
+            </w:rPr>
+          </w:pPr>
+          <w:hyperlink w:anchor="_Toc227004738" w:history="1">
+            <w:r>
+              <w:rPr>
+                <w:rStyle w:val="Hyperlink"/>
+                <w:noProof/>
+              </w:rPr>
+              <w:t>2.3.5 Blender</w:t>
+            </w:r>
+            <w:r>
+              <w:rPr>
+                <w:noProof/>
+                <w:webHidden/>
+              </w:rPr>
+              <w:tab/>
+            </w:r>
+            <w:r>
+              <w:rPr>
+                <w:noProof/>
+                <w:webHidden/>
+              </w:rPr>
+              <w:fldChar w:fldCharType="begin"/>
+            </w:r>
+            <w:r>
+              <w:rPr>
+                <w:noProof/>
+                <w:webHidden/>
+              </w:rPr>
+              <w:instrText xml:space="preserve"> PAGEREF _Toc227004738 \h </w:instrText>
+            </w:r>
+            <w:r>
+              <w:rPr>
+                <w:noProof/>
+                <w:webHidden/>
+              </w:rPr>
+            </w:r>
+            <w:r>
+              <w:rPr>
+                <w:noProof/>
+                <w:webHidden/>
+              </w:rPr>
+              <w:fldChar w:fldCharType="separate"/>
+            </w:r>
+            <w:r>
+              <w:rPr>
+                <w:noProof/>
+                <w:webHidden/>
+              </w:rPr>
+              <w:t>4</w:t>
+            </w:r>
+            <w:r>
+              <w:rPr>
+                <w:noProof/>
+                <w:webHidden/>
+              </w:rPr>
+              <w:fldChar w:fldCharType="end"/>
+            </w:r>
+          </w:hyperlink>
+        </w:p>
+        <w:p>
+          <w:pPr>
+            <w:pStyle w:val="TOC3"/>
+            <w:tabs>
+              <w:tab w:val="right" w:leader="dot" w:pos="9010"/>
+            </w:tabs>
+            <w:rPr>
+              <w:rFonts w:eastAsiaTheme="minorEastAsia"/>
+              <w:noProof/>
+              <w:kern w:val="2"/>
+              <w:sz w:val="24"/>
+              <w:szCs w:val="24"/>
+              <w:lang w:eastAsia="en-IE"/>
+              <w14:ligatures w14:val="standardContextual"/>
+            </w:rPr>
+          </w:pPr>
+          <w:hyperlink w:anchor="_Toc227004739" w:history="1">
+            <w:r>
+              <w:rPr>
+                <w:rStyle w:val="Hyperlink"/>
+                <w:noProof/>
+              </w:rPr>
+              <w:t>2.3.6 Justification of Technology Selection</w:t>
+            </w:r>
+            <w:r>
+              <w:rPr>
+                <w:noProof/>
+                <w:webHidden/>
+              </w:rPr>
+              <w:tab/>
+            </w:r>
+            <w:r>
+              <w:rPr>
+                <w:noProof/>
+                <w:webHidden/>
+              </w:rPr>
+              <w:fldChar w:fldCharType="begin"/>
+            </w:r>
+            <w:r>
+              <w:rPr>
+                <w:noProof/>
+                <w:webHidden/>
+              </w:rPr>
+              <w:instrText xml:space="preserve"> PAGEREF _Toc227004739 \h </w:instrText>
+            </w:r>
+            <w:r>
+              <w:rPr>
+                <w:noProof/>
+                <w:webHidden/>
+              </w:rPr>
+            </w:r>
+            <w:r>
+              <w:rPr>
+                <w:noProof/>
+                <w:webHidden/>
+              </w:rPr>
+              <w:fldChar w:fldCharType="separate"/>
+            </w:r>
+            <w:r>
+              <w:rPr>
+                <w:noProof/>
+                <w:webHidden/>
+              </w:rPr>
+              <w:t>4</w:t>
+            </w:r>
+            <w:r>
+              <w:rPr>
+                <w:noProof/>
+                <w:webHidden/>
+              </w:rPr>
+              <w:fldChar w:fldCharType="end"/>
+            </w:r>
+          </w:hyperlink>
+        </w:p>
+        <w:p>
+          <w:pPr>
+            <w:pStyle w:val="TOC4"/>
+            <w:tabs>
+              <w:tab w:val="right" w:leader="dot" w:pos="9010"/>
+            </w:tabs>
+            <w:rPr>
+              <w:noProof/>
+            </w:rPr>
+          </w:pPr>
+          <w:hyperlink w:anchor="_Toc227004740" w:history="1">
+            <w:r>
+              <w:rPr>
+                <w:rStyle w:val="Hyperlink"/>
+                <w:noProof/>
+              </w:rPr>
+              <w:t>2.3.6.1 Why not Unity or Unreal Engine?</w:t>
+            </w:r>
+            <w:r>
+              <w:rPr>
+                <w:noProof/>
+                <w:webHidden/>
+              </w:rPr>
+              <w:tab/>
+            </w:r>
+            <w:r>
+              <w:rPr>
+                <w:noProof/>
+                <w:webHidden/>
+              </w:rPr>
+              <w:fldChar w:fldCharType="begin"/>
+            </w:r>
+            <w:r>
+              <w:rPr>
+                <w:noProof/>
+                <w:webHidden/>
+              </w:rPr>
+              <w:instrText xml:space="preserve"> PAGEREF _Toc227004740 \h </w:instrText>
+            </w:r>
+            <w:r>
+              <w:rPr>
+                <w:noProof/>
+                <w:webHidden/>
+              </w:rPr>
+            </w:r>
+            <w:r>
+              <w:rPr>
+                <w:noProof/>
+                <w:webHidden/>
+              </w:rPr>
+              <w:fldChar w:fldCharType="separate"/>
+            </w:r>
+            <w:r>
+              <w:rPr>
+                <w:noProof/>
+                <w:webHidden/>
+              </w:rPr>
+              <w:t>4</w:t>
+            </w:r>
+            <w:r>
+              <w:rPr>
+                <w:noProof/>
+                <w:webHidden/>
+              </w:rPr>
+              <w:fldChar w:fldCharType="end"/>
+            </w:r>
+          </w:hyperlink>
+        </w:p>
+        <w:p>
+          <w:pPr>
+            <w:pStyle w:val="TOC4"/>
+            <w:tabs>
+              <w:tab w:val="right" w:leader="dot" w:pos="9010"/>
+            </w:tabs>
+            <w:rPr>
+              <w:noProof/>
+            </w:rPr>
+          </w:pPr>
+          <w:hyperlink w:anchor="_Toc227004741" w:history="1">
+            <w:r>
+              <w:rPr>
+                <w:rStyle w:val="Hyperlink"/>
+                <w:noProof/>
+              </w:rPr>
+              <w:t>2.3.6.2 Why not a Database</w:t>
+            </w:r>
+            <w:r>
+              <w:rPr>
+                <w:noProof/>
+                <w:webHidden/>
+              </w:rPr>
+              <w:tab/>
+            </w:r>
+            <w:r>
+              <w:rPr>
+                <w:noProof/>
+                <w:webHidden/>
+              </w:rPr>
+              <w:fldChar w:fldCharType="begin"/>
+            </w:r>
+            <w:r>
+              <w:rPr>
+                <w:noProof/>
+                <w:webHidden/>
+              </w:rPr>
+              <w:instrText xml:space="preserve"> PAGEREF _Toc227004741 \h </w:instrText>
+            </w:r>
+            <w:r>
+              <w:rPr>
+                <w:noProof/>
+                <w:webHidden/>
+              </w:rPr>
+            </w:r>
+            <w:r>
+              <w:rPr>
+                <w:noProof/>
+                <w:webHidden/>
+              </w:rPr>
+              <w:fldChar w:fldCharType="separate"/>
+            </w:r>
+            <w:r>
+              <w:rPr>
+                <w:noProof/>
+                <w:webHidden/>
+              </w:rPr>
+              <w:t>4</w:t>
             </w:r>
             <w:r>
               <w:rPr>
@@ -1804,7 +2373,7 @@
               <w14:ligatures w14:val="standardContextual"/>
             </w:rPr>
           </w:pPr>
-          <w:hyperlink w:anchor="_Toc221701245" w:history="1">
+          <w:hyperlink w:anchor="_Toc227004742" w:history="1">
             <w:r>
               <w:rPr>
                 <w:rStyle w:val="Hyperlink"/>
@@ -1831,7 +2400,7 @@
                 <w:noProof/>
                 <w:webHidden/>
               </w:rPr>
-              <w:instrText xml:space="preserve"> PAGEREF _Toc221701245 \h </w:instrText>
+              <w:instrText xml:space="preserve"> PAGEREF _Toc227004742 \h </w:instrText>
             </w:r>
             <w:r>
               <w:rPr>
@@ -1851,7 +2420,7 @@
                 <w:noProof/>
                 <w:webHidden/>
               </w:rPr>
-              <w:t>2</w:t>
+              <w:t>4</w:t>
             </w:r>
             <w:r>
               <w:rPr>
@@ -1878,7 +2447,7 @@
               <w14:ligatures w14:val="standardContextual"/>
             </w:rPr>
           </w:pPr>
-          <w:hyperlink w:anchor="_Toc221701246" w:history="1">
+          <w:hyperlink w:anchor="_Toc227004743" w:history="1">
             <w:r>
               <w:rPr>
                 <w:rStyle w:val="Hyperlink"/>
@@ -1905,7 +2474,7 @@
                 <w:noProof/>
                 <w:webHidden/>
               </w:rPr>
-              <w:instrText xml:space="preserve"> PAGEREF _Toc221701246 \h </w:instrText>
+              <w:instrText xml:space="preserve"> PAGEREF _Toc227004743 \h </w:instrText>
             </w:r>
             <w:r>
               <w:rPr>
@@ -1925,7 +2494,155 @@
                 <w:noProof/>
                 <w:webHidden/>
               </w:rPr>
-              <w:t>2</w:t>
+              <w:t>5</w:t>
+            </w:r>
+            <w:r>
+              <w:rPr>
+                <w:noProof/>
+                <w:webHidden/>
+              </w:rPr>
+              <w:fldChar w:fldCharType="end"/>
+            </w:r>
+          </w:hyperlink>
+        </w:p>
+        <w:p>
+          <w:pPr>
+            <w:pStyle w:val="TOC3"/>
+            <w:tabs>
+              <w:tab w:val="right" w:leader="dot" w:pos="9010"/>
+            </w:tabs>
+            <w:rPr>
+              <w:rFonts w:eastAsiaTheme="minorEastAsia"/>
+              <w:noProof/>
+              <w:kern w:val="2"/>
+              <w:sz w:val="24"/>
+              <w:szCs w:val="24"/>
+              <w:lang w:eastAsia="en-IE"/>
+              <w14:ligatures w14:val="standardContextual"/>
+            </w:rPr>
+          </w:pPr>
+          <w:hyperlink w:anchor="_Toc227004744" w:history="1">
+            <w:r>
+              <w:rPr>
+                <w:rStyle w:val="Hyperlink"/>
+                <w:noProof/>
+              </w:rPr>
+              <w:t>2.5.1 Sign Language Translator (SLT)</w:t>
+            </w:r>
+            <w:r>
+              <w:rPr>
+                <w:noProof/>
+                <w:webHidden/>
+              </w:rPr>
+              <w:tab/>
+            </w:r>
+            <w:r>
+              <w:rPr>
+                <w:noProof/>
+                <w:webHidden/>
+              </w:rPr>
+              <w:fldChar w:fldCharType="begin"/>
+            </w:r>
+            <w:r>
+              <w:rPr>
+                <w:noProof/>
+                <w:webHidden/>
+              </w:rPr>
+              <w:instrText xml:space="preserve"> PAGEREF _Toc227004744 \h </w:instrText>
+            </w:r>
+            <w:r>
+              <w:rPr>
+                <w:noProof/>
+                <w:webHidden/>
+              </w:rPr>
+            </w:r>
+            <w:r>
+              <w:rPr>
+                <w:noProof/>
+                <w:webHidden/>
+              </w:rPr>
+              <w:fldChar w:fldCharType="separate"/>
+            </w:r>
+            <w:r>
+              <w:rPr>
+                <w:noProof/>
+                <w:webHidden/>
+              </w:rPr>
+              <w:t>5</w:t>
+            </w:r>
+            <w:r>
+              <w:rPr>
+                <w:noProof/>
+                <w:webHidden/>
+              </w:rPr>
+              <w:fldChar w:fldCharType="end"/>
+            </w:r>
+          </w:hyperlink>
+        </w:p>
+        <w:p>
+          <w:pPr>
+            <w:pStyle w:val="TOC3"/>
+            <w:tabs>
+              <w:tab w:val="right" w:leader="dot" w:pos="9010"/>
+            </w:tabs>
+            <w:rPr>
+              <w:rFonts w:eastAsiaTheme="minorEastAsia"/>
+              <w:noProof/>
+              <w:kern w:val="2"/>
+              <w:sz w:val="24"/>
+              <w:szCs w:val="24"/>
+              <w:lang w:eastAsia="en-IE"/>
+              <w14:ligatures w14:val="standardContextual"/>
+            </w:rPr>
+          </w:pPr>
+          <w:hyperlink w:anchor="_Toc227004745" w:history="1">
+            <w:r>
+              <w:rPr>
+                <w:rStyle w:val="Hyperlink"/>
+                <w:noProof/>
+              </w:rPr>
+              <w:t>2.5.2 VR Music Learner</w:t>
+            </w:r>
+            <w:r>
+              <w:rPr>
+                <w:noProof/>
+                <w:webHidden/>
+              </w:rPr>
+              <w:tab/>
+            </w:r>
+            <w:r>
+              <w:rPr>
+                <w:noProof/>
+                <w:webHidden/>
+              </w:rPr>
+              <w:fldChar w:fldCharType="begin"/>
+            </w:r>
+            <w:r>
+              <w:rPr>
+                <w:noProof/>
+                <w:webHidden/>
+              </w:rPr>
+              <w:instrText xml:space="preserve"> PAGEREF _Toc227004745 \h </w:instrText>
+            </w:r>
+            <w:r>
+              <w:rPr>
+                <w:noProof/>
+                <w:webHidden/>
+              </w:rPr>
+            </w:r>
+            <w:r>
+              <w:rPr>
+                <w:noProof/>
+                <w:webHidden/>
+              </w:rPr>
+              <w:fldChar w:fldCharType="separate"/>
+            </w:r>
+            <w:r>
+              <w:rPr>
+                <w:noProof/>
+                <w:webHidden/>
+              </w:rPr>
+              <w:t>6</w:t>
             </w:r>
             <w:r>
               <w:rPr>
@@ -1952,7 +2669,7 @@
               <w14:ligatures w14:val="standardContextual"/>
             </w:rPr>
           </w:pPr>
-          <w:hyperlink w:anchor="_Toc221701247" w:history="1">
+          <w:hyperlink w:anchor="_Toc227004746" w:history="1">
             <w:r>
               <w:rPr>
                 <w:rStyle w:val="Hyperlink"/>
@@ -1979,7 +2696,7 @@
                 <w:noProof/>
                 <w:webHidden/>
               </w:rPr>
-              <w:instrText xml:space="preserve"> PAGEREF _Toc221701247 \h </w:instrText>
+              <w:instrText xml:space="preserve"> PAGEREF _Toc227004746 \h </w:instrText>
             </w:r>
             <w:r>
               <w:rPr>
@@ -1999,7 +2716,7 @@
                 <w:noProof/>
                 <w:webHidden/>
               </w:rPr>
-              <w:t>2</w:t>
+              <w:t>6</w:t>
             </w:r>
             <w:r>
               <w:rPr>
@@ -2026,7 +2743,7 @@
               <w14:ligatures w14:val="standardContextual"/>
             </w:rPr>
           </w:pPr>
-          <w:hyperlink w:anchor="_Toc221701248" w:history="1">
+          <w:hyperlink w:anchor="_Toc227004747" w:history="1">
             <w:r>
               <w:rPr>
                 <w:rStyle w:val="Hyperlink"/>
@@ -2053,7 +2770,7 @@
                 <w:noProof/>
                 <w:webHidden/>
               </w:rPr>
-              <w:instrText xml:space="preserve"> PAGEREF _Toc221701248 \h </w:instrText>
+              <w:instrText xml:space="preserve"> PAGEREF _Toc227004747 \h </w:instrText>
             </w:r>
             <w:r>
               <w:rPr>
@@ -2073,7 +2790,7 @@
                 <w:noProof/>
                 <w:webHidden/>
               </w:rPr>
-              <w:t>3</w:t>
+              <w:t>8</w:t>
             </w:r>
             <w:r>
               <w:rPr>
@@ -2100,7 +2817,7 @@
               <w14:ligatures w14:val="standardContextual"/>
             </w:rPr>
           </w:pPr>
-          <w:hyperlink w:anchor="_Toc221701249" w:history="1">
+          <w:hyperlink w:anchor="_Toc227004748" w:history="1">
             <w:r>
               <w:rPr>
                 <w:rStyle w:val="Hyperlink"/>
@@ -2127,7 +2844,7 @@
                 <w:noProof/>
                 <w:webHidden/>
               </w:rPr>
-              <w:instrText xml:space="preserve"> PAGEREF _Toc221701249 \h </w:instrText>
+              <w:instrText xml:space="preserve"> PAGEREF _Toc227004748 \h </w:instrText>
             </w:r>
             <w:r>
               <w:rPr>
@@ -2147,7 +2864,7 @@
                 <w:noProof/>
                 <w:webHidden/>
               </w:rPr>
-              <w:t>3</w:t>
+              <w:t>8</w:t>
             </w:r>
             <w:r>
               <w:rPr>
@@ -2174,7 +2891,7 @@
               <w14:ligatures w14:val="standardContextual"/>
             </w:rPr>
           </w:pPr>
-          <w:hyperlink w:anchor="_Toc221701250" w:history="1">
+          <w:hyperlink w:anchor="_Toc227004749" w:history="1">
             <w:r>
               <w:rPr>
                 <w:rStyle w:val="Hyperlink"/>
@@ -2201,7 +2918,7 @@
                 <w:noProof/>
                 <w:webHidden/>
               </w:rPr>
-              <w:instrText xml:space="preserve"> PAGEREF _Toc221701250 \h </w:instrText>
+              <w:instrText xml:space="preserve"> PAGEREF _Toc227004749 \h </w:instrText>
             </w:r>
             <w:r>
               <w:rPr>
@@ -2221,7 +2938,7 @@
                 <w:noProof/>
                 <w:webHidden/>
               </w:rPr>
-              <w:t>3</w:t>
+              <w:t>8</w:t>
             </w:r>
             <w:r>
               <w:rPr>
@@ -2248,7 +2965,7 @@
               <w14:ligatures w14:val="standardContextual"/>
             </w:rPr>
           </w:pPr>
-          <w:hyperlink w:anchor="_Toc221701251" w:history="1">
+          <w:hyperlink w:anchor="_Toc227004750" w:history="1">
             <w:r>
               <w:rPr>
                 <w:rStyle w:val="Hyperlink"/>
@@ -2275,7 +2992,7 @@
                 <w:noProof/>
                 <w:webHidden/>
               </w:rPr>
-              <w:instrText xml:space="preserve"> PAGEREF _Toc221701251 \h </w:instrText>
+              <w:instrText xml:space="preserve"> PAGEREF _Toc227004750 \h </w:instrText>
             </w:r>
             <w:r>
               <w:rPr>
@@ -2295,7 +3012,7 @@
                 <w:noProof/>
                 <w:webHidden/>
               </w:rPr>
-              <w:t>3</w:t>
+              <w:t>8</w:t>
             </w:r>
             <w:r>
               <w:rPr>
@@ -2322,7 +3039,7 @@
               <w14:ligatures w14:val="standardContextual"/>
             </w:rPr>
           </w:pPr>
-          <w:hyperlink w:anchor="_Toc221701252" w:history="1">
+          <w:hyperlink w:anchor="_Toc227004751" w:history="1">
             <w:r>
               <w:rPr>
                 <w:rStyle w:val="Hyperlink"/>
@@ -2349,7 +3066,7 @@
                 <w:noProof/>
                 <w:webHidden/>
               </w:rPr>
-              <w:instrText xml:space="preserve"> PAGEREF _Toc221701252 \h </w:instrText>
+              <w:instrText xml:space="preserve"> PAGEREF _Toc227004751 \h </w:instrText>
             </w:r>
             <w:r>
               <w:rPr>
@@ -2369,7 +3086,7 @@
                 <w:noProof/>
                 <w:webHidden/>
               </w:rPr>
-              <w:t>3</w:t>
+              <w:t>8</w:t>
             </w:r>
             <w:r>
               <w:rPr>
@@ -2396,7 +3113,7 @@
               <w14:ligatures w14:val="standardContextual"/>
             </w:rPr>
           </w:pPr>
-          <w:hyperlink w:anchor="_Toc221701253" w:history="1">
+          <w:hyperlink w:anchor="_Toc227004752" w:history="1">
             <w:r>
               <w:rPr>
                 <w:rStyle w:val="Hyperlink"/>
@@ -2423,7 +3140,7 @@
                 <w:noProof/>
                 <w:webHidden/>
               </w:rPr>
-              <w:instrText xml:space="preserve"> PAGEREF _Toc221701253 \h </w:instrText>
+              <w:instrText xml:space="preserve"> PAGEREF _Toc227004752 \h </w:instrText>
             </w:r>
             <w:r>
               <w:rPr>
@@ -2443,7 +3160,7 @@
                 <w:noProof/>
                 <w:webHidden/>
               </w:rPr>
-              <w:t>3</w:t>
+              <w:t>8</w:t>
             </w:r>
             <w:r>
               <w:rPr>
@@ -2470,7 +3187,7 @@
               <w14:ligatures w14:val="standardContextual"/>
             </w:rPr>
           </w:pPr>
-          <w:hyperlink w:anchor="_Toc221701254" w:history="1">
+          <w:hyperlink w:anchor="_Toc227004753" w:history="1">
             <w:r>
               <w:rPr>
                 <w:rStyle w:val="Hyperlink"/>
@@ -2497,7 +3214,7 @@
                 <w:noProof/>
                 <w:webHidden/>
               </w:rPr>
-              <w:instrText xml:space="preserve"> PAGEREF _Toc221701254 \h </w:instrText>
+              <w:instrText xml:space="preserve"> PAGEREF _Toc227004753 \h </w:instrText>
             </w:r>
             <w:r>
               <w:rPr>
@@ -2517,7 +3234,7 @@
                 <w:noProof/>
                 <w:webHidden/>
               </w:rPr>
-              <w:t>3</w:t>
+              <w:t>8</w:t>
             </w:r>
             <w:r>
               <w:rPr>
@@ -2544,7 +3261,7 @@
               <w14:ligatures w14:val="standardContextual"/>
             </w:rPr>
           </w:pPr>
-          <w:hyperlink w:anchor="_Toc221701255" w:history="1">
+          <w:hyperlink w:anchor="_Toc227004754" w:history="1">
             <w:r>
               <w:rPr>
                 <w:rStyle w:val="Hyperlink"/>
@@ -2571,7 +3288,7 @@
                 <w:noProof/>
                 <w:webHidden/>
               </w:rPr>
-              <w:instrText xml:space="preserve"> PAGEREF _Toc221701255 \h </w:instrText>
+              <w:instrText xml:space="preserve"> PAGEREF _Toc227004754 \h </w:instrText>
             </w:r>
             <w:r>
               <w:rPr>
@@ -2591,7 +3308,7 @@
                 <w:noProof/>
                 <w:webHidden/>
               </w:rPr>
-              <w:t>3</w:t>
+              <w:t>8</w:t>
             </w:r>
             <w:r>
               <w:rPr>
@@ -2618,7 +3335,7 @@
               <w14:ligatures w14:val="standardContextual"/>
             </w:rPr>
           </w:pPr>
-          <w:hyperlink w:anchor="_Toc221701256" w:history="1">
+          <w:hyperlink w:anchor="_Toc227004755" w:history="1">
             <w:r>
               <w:rPr>
                 <w:rStyle w:val="Hyperlink"/>
@@ -2645,7 +3362,7 @@
                 <w:noProof/>
                 <w:webHidden/>
               </w:rPr>
-              <w:instrText xml:space="preserve"> PAGEREF _Toc221701256 \h </w:instrText>
+              <w:instrText xml:space="preserve"> PAGEREF _Toc227004755 \h </w:instrText>
             </w:r>
             <w:r>
               <w:rPr>
@@ -2665,7 +3382,7 @@
                 <w:noProof/>
                 <w:webHidden/>
               </w:rPr>
-              <w:t>4</w:t>
+              <w:t>9</w:t>
             </w:r>
             <w:r>
               <w:rPr>
@@ -2692,7 +3409,7 @@
               <w14:ligatures w14:val="standardContextual"/>
             </w:rPr>
           </w:pPr>
-          <w:hyperlink w:anchor="_Toc221701257" w:history="1">
+          <w:hyperlink w:anchor="_Toc227004756" w:history="1">
             <w:r>
               <w:rPr>
                 <w:rStyle w:val="Hyperlink"/>
@@ -2719,7 +3436,7 @@
                 <w:noProof/>
                 <w:webHidden/>
               </w:rPr>
-              <w:instrText xml:space="preserve"> PAGEREF _Toc221701257 \h </w:instrText>
+              <w:instrText xml:space="preserve"> PAGEREF _Toc227004756 \h </w:instrText>
             </w:r>
             <w:r>
               <w:rPr>
@@ -2739,7 +3456,7 @@
                 <w:noProof/>
                 <w:webHidden/>
               </w:rPr>
-              <w:t>4</w:t>
+              <w:t>9</w:t>
             </w:r>
             <w:r>
               <w:rPr>
@@ -2766,7 +3483,7 @@
               <w14:ligatures w14:val="standardContextual"/>
             </w:rPr>
           </w:pPr>
-          <w:hyperlink w:anchor="_Toc221701258" w:history="1">
+          <w:hyperlink w:anchor="_Toc227004757" w:history="1">
             <w:r>
               <w:rPr>
                 <w:rStyle w:val="Hyperlink"/>
@@ -2793,7 +3510,7 @@
                 <w:noProof/>
                 <w:webHidden/>
               </w:rPr>
-              <w:instrText xml:space="preserve"> PAGEREF _Toc221701258 \h </w:instrText>
+              <w:instrText xml:space="preserve"> PAGEREF _Toc227004757 \h </w:instrText>
             </w:r>
             <w:r>
               <w:rPr>
@@ -2813,7 +3530,7 @@
                 <w:noProof/>
                 <w:webHidden/>
               </w:rPr>
-              <w:t>4</w:t>
+              <w:t>9</w:t>
             </w:r>
             <w:r>
               <w:rPr>
@@ -2840,7 +3557,7 @@
               <w14:ligatures w14:val="standardContextual"/>
             </w:rPr>
           </w:pPr>
-          <w:hyperlink w:anchor="_Toc221701259" w:history="1">
+          <w:hyperlink w:anchor="_Toc227004758" w:history="1">
             <w:r>
               <w:rPr>
                 <w:rStyle w:val="Hyperlink"/>
@@ -2867,7 +3584,7 @@
                 <w:noProof/>
                 <w:webHidden/>
               </w:rPr>
-              <w:instrText xml:space="preserve"> PAGEREF _Toc221701259 \h </w:instrText>
+              <w:instrText xml:space="preserve"> PAGEREF _Toc227004758 \h </w:instrText>
             </w:r>
             <w:r>
               <w:rPr>
@@ -2887,7 +3604,7 @@
                 <w:noProof/>
                 <w:webHidden/>
               </w:rPr>
-              <w:t>4</w:t>
+              <w:t>9</w:t>
             </w:r>
             <w:r>
               <w:rPr>
@@ -2914,7 +3631,7 @@
               <w14:ligatures w14:val="standardContextual"/>
             </w:rPr>
           </w:pPr>
-          <w:hyperlink w:anchor="_Toc221701260" w:history="1">
+          <w:hyperlink w:anchor="_Toc227004759" w:history="1">
             <w:r>
               <w:rPr>
                 <w:rStyle w:val="Hyperlink"/>
@@ -2941,7 +3658,7 @@
                 <w:noProof/>
                 <w:webHidden/>
               </w:rPr>
-              <w:instrText xml:space="preserve"> PAGEREF _Toc221701260 \h </w:instrText>
+              <w:instrText xml:space="preserve"> PAGEREF _Toc227004759 \h </w:instrText>
             </w:r>
             <w:r>
               <w:rPr>
@@ -2961,7 +3678,7 @@
                 <w:noProof/>
                 <w:webHidden/>
               </w:rPr>
-              <w:t>4</w:t>
+              <w:t>9</w:t>
             </w:r>
             <w:r>
               <w:rPr>
@@ -2988,7 +3705,7 @@
               <w14:ligatures w14:val="standardContextual"/>
             </w:rPr>
           </w:pPr>
-          <w:hyperlink w:anchor="_Toc221701261" w:history="1">
+          <w:hyperlink w:anchor="_Toc227004760" w:history="1">
             <w:r>
               <w:rPr>
                 <w:rStyle w:val="Hyperlink"/>
@@ -3015,7 +3732,7 @@
                 <w:noProof/>
                 <w:webHidden/>
               </w:rPr>
-              <w:instrText xml:space="preserve"> PAGEREF _Toc221701261 \h </w:instrText>
+              <w:instrText xml:space="preserve"> PAGEREF _Toc227004760 \h </w:instrText>
             </w:r>
             <w:r>
               <w:rPr>
@@ -3035,7 +3752,7 @@
                 <w:noProof/>
                 <w:webHidden/>
               </w:rPr>
-              <w:t>4</w:t>
+              <w:t>9</w:t>
             </w:r>
             <w:r>
               <w:rPr>
@@ -3062,7 +3779,7 @@
               <w14:ligatures w14:val="standardContextual"/>
             </w:rPr>
           </w:pPr>
-          <w:hyperlink w:anchor="_Toc221701262" w:history="1">
+          <w:hyperlink w:anchor="_Toc227004761" w:history="1">
             <w:r>
               <w:rPr>
                 <w:rStyle w:val="Hyperlink"/>
@@ -3089,7 +3806,7 @@
                 <w:noProof/>
                 <w:webHidden/>
               </w:rPr>
-              <w:instrText xml:space="preserve"> PAGEREF _Toc221701262 \h </w:instrText>
+              <w:instrText xml:space="preserve"> PAGEREF _Toc227004761 \h </w:instrText>
             </w:r>
             <w:r>
               <w:rPr>
@@ -3109,7 +3826,7 @@
                 <w:noProof/>
                 <w:webHidden/>
               </w:rPr>
-              <w:t>4</w:t>
+              <w:t>9</w:t>
             </w:r>
             <w:r>
               <w:rPr>
@@ -3136,7 +3853,7 @@
               <w14:ligatures w14:val="standardContextual"/>
             </w:rPr>
           </w:pPr>
-          <w:hyperlink w:anchor="_Toc221701263" w:history="1">
+          <w:hyperlink w:anchor="_Toc227004762" w:history="1">
             <w:r>
               <w:rPr>
                 <w:rStyle w:val="Hyperlink"/>
@@ -3163,7 +3880,7 @@
                 <w:noProof/>
                 <w:webHidden/>
               </w:rPr>
-              <w:instrText xml:space="preserve"> PAGEREF _Toc221701263 \h </w:instrText>
+              <w:instrText xml:space="preserve"> PAGEREF _Toc227004762 \h </w:instrText>
             </w:r>
             <w:r>
               <w:rPr>
@@ -3183,7 +3900,7 @@
                 <w:noProof/>
                 <w:webHidden/>
               </w:rPr>
-              <w:t>4</w:t>
+              <w:t>9</w:t>
             </w:r>
             <w:r>
               <w:rPr>
@@ -3210,7 +3927,7 @@
               <w14:ligatures w14:val="standardContextual"/>
             </w:rPr>
           </w:pPr>
-          <w:hyperlink w:anchor="_Toc221701264" w:history="1">
+          <w:hyperlink w:anchor="_Toc227004763" w:history="1">
             <w:r>
               <w:rPr>
                 <w:rStyle w:val="Hyperlink"/>
@@ -3237,7 +3954,7 @@
                 <w:noProof/>
                 <w:webHidden/>
               </w:rPr>
-              <w:instrText xml:space="preserve"> PAGEREF _Toc221701264 \h </w:instrText>
+              <w:instrText xml:space="preserve"> PAGEREF _Toc227004763 \h </w:instrText>
             </w:r>
             <w:r>
               <w:rPr>
@@ -3257,7 +3974,7 @@
                 <w:noProof/>
                 <w:webHidden/>
               </w:rPr>
-              <w:t>4</w:t>
+              <w:t>9</w:t>
             </w:r>
             <w:r>
               <w:rPr>
@@ -3284,7 +4001,7 @@
               <w14:ligatures w14:val="standardContextual"/>
             </w:rPr>
           </w:pPr>
-          <w:hyperlink w:anchor="_Toc221701265" w:history="1">
+          <w:hyperlink w:anchor="_Toc227004764" w:history="1">
             <w:r>
               <w:rPr>
                 <w:rStyle w:val="Hyperlink"/>
@@ -3311,7 +4028,7 @@
                 <w:noProof/>
                 <w:webHidden/>
               </w:rPr>
-              <w:instrText xml:space="preserve"> PAGEREF _Toc221701265 \h </w:instrText>
+              <w:instrText xml:space="preserve"> PAGEREF _Toc227004764 \h </w:instrText>
             </w:r>
             <w:r>
               <w:rPr>
@@ -3331,7 +4048,7 @@
                 <w:noProof/>
                 <w:webHidden/>
               </w:rPr>
-              <w:t>5</w:t>
+              <w:t>10</w:t>
             </w:r>
             <w:r>
               <w:rPr>
@@ -3358,7 +4075,7 @@
               <w14:ligatures w14:val="standardContextual"/>
             </w:rPr>
           </w:pPr>
-          <w:hyperlink w:anchor="_Toc221701266" w:history="1">
+          <w:hyperlink w:anchor="_Toc227004765" w:history="1">
             <w:r>
               <w:rPr>
                 <w:rStyle w:val="Hyperlink"/>
@@ -3385,7 +4102,7 @@
                 <w:noProof/>
                 <w:webHidden/>
               </w:rPr>
-              <w:instrText xml:space="preserve"> PAGEREF _Toc221701266 \h </w:instrText>
+              <w:instrText xml:space="preserve"> PAGEREF _Toc227004765 \h </w:instrText>
             </w:r>
             <w:r>
               <w:rPr>
@@ -3405,7 +4122,7 @@
                 <w:noProof/>
                 <w:webHidden/>
               </w:rPr>
-              <w:t>5</w:t>
+              <w:t>10</w:t>
             </w:r>
             <w:r>
               <w:rPr>
@@ -3432,7 +4149,7 @@
               <w14:ligatures w14:val="standardContextual"/>
             </w:rPr>
           </w:pPr>
-          <w:hyperlink w:anchor="_Toc221701267" w:history="1">
+          <w:hyperlink w:anchor="_Toc227004766" w:history="1">
             <w:r>
               <w:rPr>
                 <w:rStyle w:val="Hyperlink"/>
@@ -3459,7 +4176,7 @@
                 <w:noProof/>
                 <w:webHidden/>
               </w:rPr>
-              <w:instrText xml:space="preserve"> PAGEREF _Toc221701267 \h </w:instrText>
+              <w:instrText xml:space="preserve"> PAGEREF _Toc227004766 \h </w:instrText>
             </w:r>
             <w:r>
               <w:rPr>
@@ -3479,7 +4196,7 @@
                 <w:noProof/>
                 <w:webHidden/>
               </w:rPr>
-              <w:t>5</w:t>
+              <w:t>10</w:t>
             </w:r>
             <w:r>
               <w:rPr>
@@ -3506,7 +4223,7 @@
               <w14:ligatures w14:val="standardContextual"/>
             </w:rPr>
           </w:pPr>
-          <w:hyperlink w:anchor="_Toc221701268" w:history="1">
+          <w:hyperlink w:anchor="_Toc227004767" w:history="1">
             <w:r>
               <w:rPr>
                 <w:rStyle w:val="Hyperlink"/>
@@ -3533,7 +4250,7 @@
                 <w:noProof/>
                 <w:webHidden/>
               </w:rPr>
-              <w:instrText xml:space="preserve"> PAGEREF _Toc221701268 \h </w:instrText>
+              <w:instrText xml:space="preserve"> PAGEREF _Toc227004767 \h </w:instrText>
             </w:r>
             <w:r>
               <w:rPr>
@@ -3553,7 +4270,7 @@
                 <w:noProof/>
                 <w:webHidden/>
               </w:rPr>
-              <w:t>5</w:t>
+              <w:t>10</w:t>
             </w:r>
             <w:r>
               <w:rPr>
@@ -3580,7 +4297,7 @@
               <w14:ligatures w14:val="standardContextual"/>
             </w:rPr>
           </w:pPr>
-          <w:hyperlink w:anchor="_Toc221701269" w:history="1">
+          <w:hyperlink w:anchor="_Toc227004768" w:history="1">
             <w:r>
               <w:rPr>
                 <w:rStyle w:val="Hyperlink"/>
@@ -3607,7 +4324,7 @@
                 <w:noProof/>
                 <w:webHidden/>
               </w:rPr>
-              <w:instrText xml:space="preserve"> PAGEREF _Toc221701269 \h </w:instrText>
+              <w:instrText xml:space="preserve"> PAGEREF _Toc227004768 \h </w:instrText>
             </w:r>
             <w:r>
               <w:rPr>
@@ -3627,7 +4344,7 @@
                 <w:noProof/>
                 <w:webHidden/>
               </w:rPr>
-              <w:t>5</w:t>
+              <w:t>10</w:t>
             </w:r>
             <w:r>
               <w:rPr>
@@ -3654,7 +4371,7 @@
               <w14:ligatures w14:val="standardContextual"/>
             </w:rPr>
           </w:pPr>
-          <w:hyperlink w:anchor="_Toc221701270" w:history="1">
+          <w:hyperlink w:anchor="_Toc227004769" w:history="1">
             <w:r>
               <w:rPr>
                 <w:rStyle w:val="Hyperlink"/>
@@ -3681,7 +4398,7 @@
                 <w:noProof/>
                 <w:webHidden/>
               </w:rPr>
-              <w:instrText xml:space="preserve"> PAGEREF _Toc221701270 \h </w:instrText>
+              <w:instrText xml:space="preserve"> PAGEREF _Toc227004769 \h </w:instrText>
             </w:r>
             <w:r>
               <w:rPr>
@@ -3701,7 +4418,7 @@
                 <w:noProof/>
                 <w:webHidden/>
               </w:rPr>
-              <w:t>6</w:t>
+              <w:t>11</w:t>
             </w:r>
             <w:r>
               <w:rPr>
@@ -3728,7 +4445,7 @@
               <w14:ligatures w14:val="standardContextual"/>
             </w:rPr>
           </w:pPr>
-          <w:hyperlink w:anchor="_Toc221701271" w:history="1">
+          <w:hyperlink w:anchor="_Toc227004770" w:history="1">
             <w:r>
               <w:rPr>
                 <w:rStyle w:val="Hyperlink"/>
@@ -3755,7 +4472,7 @@
                 <w:noProof/>
                 <w:webHidden/>
               </w:rPr>
-              <w:instrText xml:space="preserve"> PAGEREF _Toc221701271 \h </w:instrText>
+              <w:instrText xml:space="preserve"> PAGEREF _Toc227004770 \h </w:instrText>
             </w:r>
             <w:r>
               <w:rPr>
@@ -3775,7 +4492,7 @@
                 <w:noProof/>
                 <w:webHidden/>
               </w:rPr>
-              <w:t>6</w:t>
+              <w:t>11</w:t>
             </w:r>
             <w:r>
               <w:rPr>
@@ -3802,7 +4519,7 @@
               <w14:ligatures w14:val="standardContextual"/>
             </w:rPr>
           </w:pPr>
-          <w:hyperlink w:anchor="_Toc221701272" w:history="1">
+          <w:hyperlink w:anchor="_Toc227004771" w:history="1">
             <w:r>
               <w:rPr>
                 <w:rStyle w:val="Hyperlink"/>
@@ -3829,7 +4546,7 @@
                 <w:noProof/>
                 <w:webHidden/>
               </w:rPr>
-              <w:instrText xml:space="preserve"> PAGEREF _Toc221701272 \h </w:instrText>
+              <w:instrText xml:space="preserve"> PAGEREF _Toc227004771 \h </w:instrText>
             </w:r>
             <w:r>
               <w:rPr>
@@ -3849,7 +4566,7 @@
                 <w:noProof/>
                 <w:webHidden/>
               </w:rPr>
-              <w:t>6</w:t>
+              <w:t>11</w:t>
             </w:r>
             <w:r>
               <w:rPr>
@@ -3876,7 +4593,7 @@
               <w14:ligatures w14:val="standardContextual"/>
             </w:rPr>
           </w:pPr>
-          <w:hyperlink w:anchor="_Toc221701273" w:history="1">
+          <w:hyperlink w:anchor="_Toc227004772" w:history="1">
             <w:r>
               <w:rPr>
                 <w:rStyle w:val="Hyperlink"/>
@@ -3903,7 +4620,7 @@
                 <w:noProof/>
                 <w:webHidden/>
               </w:rPr>
-              <w:instrText xml:space="preserve"> PAGEREF _Toc221701273 \h </w:instrText>
+              <w:instrText xml:space="preserve"> PAGEREF _Toc227004772 \h </w:instrText>
             </w:r>
             <w:r>
               <w:rPr>
@@ -3923,7 +4640,7 @@
                 <w:noProof/>
                 <w:webHidden/>
               </w:rPr>
-              <w:t>6</w:t>
+              <w:t>11</w:t>
             </w:r>
             <w:r>
               <w:rPr>
@@ -3950,7 +4667,7 @@
               <w14:ligatures w14:val="standardContextual"/>
             </w:rPr>
           </w:pPr>
-          <w:hyperlink w:anchor="_Toc221701274" w:history="1">
+          <w:hyperlink w:anchor="_Toc227004773" w:history="1">
             <w:r>
               <w:rPr>
                 <w:rStyle w:val="Hyperlink"/>
@@ -3977,7 +4694,7 @@
                 <w:noProof/>
                 <w:webHidden/>
               </w:rPr>
-              <w:instrText xml:space="preserve"> PAGEREF _Toc221701274 \h </w:instrText>
+              <w:instrText xml:space="preserve"> PAGEREF _Toc227004773 \h </w:instrText>
             </w:r>
             <w:r>
               <w:rPr>
@@ -3997,7 +4714,7 @@
                 <w:noProof/>
                 <w:webHidden/>
               </w:rPr>
-              <w:t>6</w:t>
+              <w:t>11</w:t>
             </w:r>
             <w:r>
               <w:rPr>
@@ -4024,7 +4741,7 @@
               <w14:ligatures w14:val="standardContextual"/>
             </w:rPr>
           </w:pPr>
-          <w:hyperlink w:anchor="_Toc221701275" w:history="1">
+          <w:hyperlink w:anchor="_Toc227004774" w:history="1">
             <w:r>
               <w:rPr>
                 <w:rStyle w:val="Hyperlink"/>
@@ -4051,7 +4768,7 @@
                 <w:noProof/>
                 <w:webHidden/>
               </w:rPr>
-              <w:instrText xml:space="preserve"> PAGEREF _Toc221701275 \h </w:instrText>
+              <w:instrText xml:space="preserve"> PAGEREF _Toc227004774 \h </w:instrText>
             </w:r>
             <w:r>
               <w:rPr>
@@ -4071,7 +4788,7 @@
                 <w:noProof/>
                 <w:webHidden/>
               </w:rPr>
-              <w:t>6</w:t>
+              <w:t>11</w:t>
             </w:r>
             <w:r>
               <w:rPr>
@@ -4098,7 +4815,7 @@
               <w14:ligatures w14:val="standardContextual"/>
             </w:rPr>
           </w:pPr>
-          <w:hyperlink w:anchor="_Toc221701276" w:history="1">
+          <w:hyperlink w:anchor="_Toc227004775" w:history="1">
             <w:r>
               <w:rPr>
                 <w:rStyle w:val="Hyperlink"/>
@@ -4125,7 +4842,7 @@
                 <w:noProof/>
                 <w:webHidden/>
               </w:rPr>
-              <w:instrText xml:space="preserve"> PAGEREF _Toc221701276 \h </w:instrText>
+              <w:instrText xml:space="preserve"> PAGEREF _Toc227004775 \h </w:instrText>
             </w:r>
             <w:r>
               <w:rPr>
@@ -4145,7 +4862,7 @@
                 <w:noProof/>
                 <w:webHidden/>
               </w:rPr>
-              <w:t>6</w:t>
+              <w:t>11</w:t>
             </w:r>
             <w:r>
               <w:rPr>
@@ -4172,7 +4889,7 @@
               <w14:ligatures w14:val="standardContextual"/>
             </w:rPr>
           </w:pPr>
-          <w:hyperlink w:anchor="_Toc221701277" w:history="1">
+          <w:hyperlink w:anchor="_Toc227004776" w:history="1">
             <w:r>
               <w:rPr>
                 <w:rStyle w:val="Hyperlink"/>
@@ -4199,7 +4916,7 @@
                 <w:noProof/>
                 <w:webHidden/>
               </w:rPr>
-              <w:instrText xml:space="preserve"> PAGEREF _Toc221701277 \h </w:instrText>
+              <w:instrText xml:space="preserve"> PAGEREF _Toc227004776 \h </w:instrText>
             </w:r>
             <w:r>
               <w:rPr>
@@ -4219,7 +4936,7 @@
                 <w:noProof/>
                 <w:webHidden/>
               </w:rPr>
-              <w:t>6</w:t>
+              <w:t>11</w:t>
             </w:r>
             <w:r>
               <w:rPr>
@@ -4246,7 +4963,7 @@
               <w14:ligatures w14:val="standardContextual"/>
             </w:rPr>
           </w:pPr>
-          <w:hyperlink w:anchor="_Toc221701278" w:history="1">
+          <w:hyperlink w:anchor="_Toc227004777" w:history="1">
             <w:r>
               <w:rPr>
                 <w:rStyle w:val="Hyperlink"/>
@@ -4273,7 +4990,7 @@
                 <w:noProof/>
                 <w:webHidden/>
               </w:rPr>
-              <w:instrText xml:space="preserve"> PAGEREF _Toc221701278 \h </w:instrText>
+              <w:instrText xml:space="preserve"> PAGEREF _Toc227004777 \h </w:instrText>
             </w:r>
             <w:r>
               <w:rPr>
@@ -4293,7 +5010,7 @@
                 <w:noProof/>
                 <w:webHidden/>
               </w:rPr>
-              <w:t>7</w:t>
+              <w:t>12</w:t>
             </w:r>
             <w:r>
               <w:rPr>
@@ -4320,7 +5037,7 @@
               <w14:ligatures w14:val="standardContextual"/>
             </w:rPr>
           </w:pPr>
-          <w:hyperlink w:anchor="_Toc221701279" w:history="1">
+          <w:hyperlink w:anchor="_Toc227004778" w:history="1">
             <w:r>
               <w:rPr>
                 <w:rStyle w:val="Hyperlink"/>
@@ -4347,7 +5064,7 @@
                 <w:noProof/>
                 <w:webHidden/>
               </w:rPr>
-              <w:instrText xml:space="preserve"> PAGEREF _Toc221701279 \h </w:instrText>
+              <w:instrText xml:space="preserve"> PAGEREF _Toc227004778 \h </w:instrText>
             </w:r>
             <w:r>
               <w:rPr>
@@ -4367,7 +5084,7 @@
                 <w:noProof/>
                 <w:webHidden/>
               </w:rPr>
-              <w:t>7</w:t>
+              <w:t>12</w:t>
             </w:r>
             <w:r>
               <w:rPr>
@@ -4394,7 +5111,7 @@
               <w14:ligatures w14:val="standardContextual"/>
             </w:rPr>
           </w:pPr>
-          <w:hyperlink w:anchor="_Toc221701280" w:history="1">
+          <w:hyperlink w:anchor="_Toc227004779" w:history="1">
             <w:r>
               <w:rPr>
                 <w:rStyle w:val="Hyperlink"/>
@@ -4421,7 +5138,7 @@
                 <w:noProof/>
                 <w:webHidden/>
               </w:rPr>
-              <w:instrText xml:space="preserve"> PAGEREF _Toc221701280 \h </w:instrText>
+              <w:instrText xml:space="preserve"> PAGEREF _Toc227004779 \h </w:instrText>
             </w:r>
             <w:r>
               <w:rPr>
@@ -4441,7 +5158,7 @@
                 <w:noProof/>
                 <w:webHidden/>
               </w:rPr>
-              <w:t>7</w:t>
+              <w:t>12</w:t>
             </w:r>
             <w:r>
               <w:rPr>
@@ -4468,7 +5185,7 @@
               <w14:ligatures w14:val="standardContextual"/>
             </w:rPr>
           </w:pPr>
-          <w:hyperlink w:anchor="_Toc221701281" w:history="1">
+          <w:hyperlink w:anchor="_Toc227004780" w:history="1">
             <w:r>
               <w:rPr>
                 <w:rStyle w:val="Hyperlink"/>
@@ -4495,7 +5212,7 @@
                 <w:noProof/>
                 <w:webHidden/>
               </w:rPr>
-              <w:instrText xml:space="preserve"> PAGEREF _Toc221701281 \h </w:instrText>
+              <w:instrText xml:space="preserve"> PAGEREF _Toc227004780 \h </w:instrText>
             </w:r>
             <w:r>
               <w:rPr>
@@ -4515,7 +5232,7 @@
                 <w:noProof/>
                 <w:webHidden/>
               </w:rPr>
-              <w:t>7</w:t>
+              <w:t>12</w:t>
             </w:r>
             <w:r>
               <w:rPr>
@@ -4542,7 +5259,7 @@
               <w14:ligatures w14:val="standardContextual"/>
             </w:rPr>
           </w:pPr>
-          <w:hyperlink w:anchor="_Toc221701282" w:history="1">
+          <w:hyperlink w:anchor="_Toc227004781" w:history="1">
             <w:r>
               <w:rPr>
                 <w:rStyle w:val="Hyperlink"/>
@@ -4569,7 +5286,7 @@
                 <w:noProof/>
                 <w:webHidden/>
               </w:rPr>
-              <w:instrText xml:space="preserve"> PAGEREF _Toc221701282 \h </w:instrText>
+              <w:instrText xml:space="preserve"> PAGEREF _Toc227004781 \h </w:instrText>
             </w:r>
             <w:r>
               <w:rPr>
@@ -4589,7 +5306,7 @@
                 <w:noProof/>
                 <w:webHidden/>
               </w:rPr>
-              <w:t>8</w:t>
+              <w:t>13</w:t>
             </w:r>
             <w:r>
               <w:rPr>
@@ -4616,7 +5333,7 @@
               <w14:ligatures w14:val="standardContextual"/>
             </w:rPr>
           </w:pPr>
-          <w:hyperlink w:anchor="_Toc221701283" w:history="1">
+          <w:hyperlink w:anchor="_Toc227004782" w:history="1">
             <w:r>
               <w:rPr>
                 <w:rStyle w:val="Hyperlink"/>
@@ -4630,7 +5347,6 @@
                 <w:webHidden/>
               </w:rPr>
               <w:tab/>
-              <w:t>A-</w:t>
             </w:r>
             <w:r>
               <w:rPr>
@@ -4644,7 +5360,7 @@
                 <w:noProof/>
                 <w:webHidden/>
               </w:rPr>
-              <w:instrText xml:space="preserve"> PAGEREF _Toc221701283 \h </w:instrText>
+              <w:instrText xml:space="preserve"> PAGEREF _Toc227004782 \h </w:instrText>
             </w:r>
             <w:r>
               <w:rPr>
@@ -4691,7 +5407,7 @@
               <w14:ligatures w14:val="standardContextual"/>
             </w:rPr>
           </w:pPr>
-          <w:hyperlink w:anchor="_Toc221701284" w:history="1">
+          <w:hyperlink w:anchor="_Toc227004783" w:history="1">
             <w:r>
               <w:rPr>
                 <w:rStyle w:val="Hyperlink"/>
@@ -4705,7 +5421,6 @@
                 <w:webHidden/>
               </w:rPr>
               <w:tab/>
-              <w:t>B-</w:t>
             </w:r>
             <w:r>
               <w:rPr>
@@ -4719,7 +5434,7 @@
                 <w:noProof/>
                 <w:webHidden/>
               </w:rPr>
-              <w:instrText xml:space="preserve"> PAGEREF _Toc221701284 \h </w:instrText>
+              <w:instrText xml:space="preserve"> PAGEREF _Toc227004783 \h </w:instrText>
             </w:r>
             <w:r>
               <w:rPr>
@@ -4766,7 +5481,7 @@
               <w14:ligatures w14:val="standardContextual"/>
             </w:rPr>
           </w:pPr>
-          <w:hyperlink w:anchor="_Toc221701285" w:history="1">
+          <w:hyperlink w:anchor="_Toc227004784" w:history="1">
             <w:r>
               <w:rPr>
                 <w:rStyle w:val="Hyperlink"/>
@@ -4780,7 +5495,6 @@
                 <w:webHidden/>
               </w:rPr>
               <w:tab/>
-              <w:t>C-</w:t>
             </w:r>
             <w:r>
               <w:rPr>
@@ -4794,7 +5508,7 @@
                 <w:noProof/>
                 <w:webHidden/>
               </w:rPr>
-              <w:instrText xml:space="preserve"> PAGEREF _Toc221701285 \h </w:instrText>
+              <w:instrText xml:space="preserve"> PAGEREF _Toc227004784 \h </w:instrText>
             </w:r>
             <w:r>
               <w:rPr>
@@ -4841,7 +5555,7 @@
               <w14:ligatures w14:val="standardContextual"/>
             </w:rPr>
           </w:pPr>
-          <w:hyperlink w:anchor="_Toc221701286" w:history="1">
+          <w:hyperlink w:anchor="_Toc227004785" w:history="1">
             <w:r>
               <w:rPr>
                 <w:rStyle w:val="Hyperlink"/>
@@ -4855,7 +5569,6 @@
                 <w:webHidden/>
               </w:rPr>
               <w:tab/>
-              <w:t>C-</w:t>
             </w:r>
             <w:r>
               <w:rPr>
@@ -4869,7 +5582,7 @@
                 <w:noProof/>
                 <w:webHidden/>
               </w:rPr>
-              <w:instrText xml:space="preserve"> PAGEREF _Toc221701286 \h </w:instrText>
+              <w:instrText xml:space="preserve"> PAGEREF _Toc227004785 \h </w:instrText>
             </w:r>
             <w:r>
               <w:rPr>
@@ -4916,7 +5629,7 @@
               <w14:ligatures w14:val="standardContextual"/>
             </w:rPr>
           </w:pPr>
-          <w:hyperlink w:anchor="_Toc221701287" w:history="1">
+          <w:hyperlink w:anchor="_Toc227004786" w:history="1">
             <w:r>
               <w:rPr>
                 <w:rStyle w:val="Hyperlink"/>
@@ -4930,7 +5643,6 @@
                 <w:webHidden/>
               </w:rPr>
               <w:tab/>
-              <w:t>C-</w:t>
             </w:r>
             <w:r>
               <w:rPr>
@@ -4944,7 +5656,7 @@
                 <w:noProof/>
                 <w:webHidden/>
               </w:rPr>
-              <w:instrText xml:space="preserve"> PAGEREF _Toc221701287 \h </w:instrText>
+              <w:instrText xml:space="preserve"> PAGEREF _Toc227004786 \h </w:instrText>
             </w:r>
             <w:r>
               <w:rPr>
@@ -4991,7 +5703,7 @@
               <w14:ligatures w14:val="standardContextual"/>
             </w:rPr>
           </w:pPr>
-          <w:hyperlink w:anchor="_Toc221701288" w:history="1">
+          <w:hyperlink w:anchor="_Toc227004787" w:history="1">
             <w:r>
               <w:rPr>
                 <w:rStyle w:val="Hyperlink"/>
@@ -5005,7 +5717,6 @@
                 <w:webHidden/>
               </w:rPr>
               <w:tab/>
-              <w:t>C-</w:t>
             </w:r>
             <w:r>
               <w:rPr>
@@ -5019,7 +5730,7 @@
                 <w:noProof/>
                 <w:webHidden/>
               </w:rPr>
-              <w:instrText xml:space="preserve"> PAGEREF _Toc221701288 \h </w:instrText>
+              <w:instrText xml:space="preserve"> PAGEREF _Toc227004787 \h </w:instrText>
             </w:r>
             <w:r>
               <w:rPr>
@@ -5066,7 +5777,7 @@
               <w14:ligatures w14:val="standardContextual"/>
             </w:rPr>
           </w:pPr>
-          <w:hyperlink w:anchor="_Toc221701289" w:history="1">
+          <w:hyperlink w:anchor="_Toc227004788" w:history="1">
             <w:r>
               <w:rPr>
                 <w:rStyle w:val="Hyperlink"/>
@@ -5080,7 +5791,6 @@
                 <w:webHidden/>
               </w:rPr>
               <w:tab/>
-              <w:t>C-</w:t>
             </w:r>
             <w:r>
               <w:rPr>
@@ -5094,7 +5804,7 @@
                 <w:noProof/>
                 <w:webHidden/>
               </w:rPr>
-              <w:instrText xml:space="preserve"> PAGEREF _Toc221701289 \h </w:instrText>
+              <w:instrText xml:space="preserve"> PAGEREF _Toc227004788 \h </w:instrText>
             </w:r>
             <w:r>
               <w:rPr>
@@ -5141,7 +5851,7 @@
               <w14:ligatures w14:val="standardContextual"/>
             </w:rPr>
           </w:pPr>
-          <w:hyperlink w:anchor="_Toc221701290" w:history="1">
+          <w:hyperlink w:anchor="_Toc227004789" w:history="1">
             <w:r>
               <w:rPr>
                 <w:rStyle w:val="Hyperlink"/>
@@ -5155,7 +5865,6 @@
                 <w:webHidden/>
               </w:rPr>
               <w:tab/>
-              <w:t>D-</w:t>
             </w:r>
             <w:r>
               <w:rPr>
@@ -5169,7 +5878,7 @@
                 <w:noProof/>
                 <w:webHidden/>
               </w:rPr>
-              <w:instrText xml:space="preserve"> PAGEREF _Toc221701290 \h </w:instrText>
+              <w:instrText xml:space="preserve"> PAGEREF _Toc227004789 \h </w:instrText>
             </w:r>
             <w:r>
               <w:rPr>
@@ -5216,7 +5925,7 @@
               <w14:ligatures w14:val="standardContextual"/>
             </w:rPr>
           </w:pPr>
-          <w:hyperlink w:anchor="_Toc221701291" w:history="1">
+          <w:hyperlink w:anchor="_Toc227004790" w:history="1">
             <w:r>
               <w:rPr>
                 <w:rStyle w:val="Hyperlink"/>
@@ -5230,7 +5939,6 @@
                 <w:webHidden/>
               </w:rPr>
               <w:tab/>
-              <w:t>E-</w:t>
             </w:r>
             <w:r>
               <w:rPr>
@@ -5244,7 +5952,7 @@
                 <w:noProof/>
                 <w:webHidden/>
               </w:rPr>
-              <w:instrText xml:space="preserve"> PAGEREF _Toc221701291 \h </w:instrText>
+              <w:instrText xml:space="preserve"> PAGEREF _Toc227004790 \h </w:instrText>
             </w:r>
             <w:r>
               <w:rPr>
@@ -5277,11 +5985,6 @@
         </w:p>
         <w:p>
           <w:r>
-            <w:rPr>
-              <w:b/>
-              <w:bCs/>
-              <w:noProof/>
-            </w:rPr>
             <w:fldChar w:fldCharType="end"/>
           </w:r>
         </w:p>
@@ -5306,11 +6009,11 @@
       <w:pPr>
         <w:pStyle w:val="Heading1"/>
       </w:pPr>
-      <w:bookmarkStart w:id="2" w:name="_Toc221701235"/>
+      <w:bookmarkStart w:id="3" w:name="_Toc227004724"/>
       <w:r>
         <w:t>1. Introduction</w:t>
       </w:r>
-      <w:bookmarkEnd w:id="2"/>
+      <w:bookmarkEnd w:id="3"/>
     </w:p>
     <w:p/>
     <w:p>
@@ -5327,11 +6030,11 @@
           <w:numId w:val="1"/>
         </w:numPr>
       </w:pPr>
-      <w:bookmarkStart w:id="3" w:name="_Toc221701236"/>
+      <w:bookmarkStart w:id="4" w:name="_Toc227004725"/>
       <w:r>
         <w:t>Project Background</w:t>
       </w:r>
-      <w:bookmarkEnd w:id="3"/>
+      <w:bookmarkEnd w:id="4"/>
     </w:p>
     <w:p/>
     <w:p>
@@ -5341,13 +6044,7 @@
     </w:p>
     <w:p>
       <w:r>
-        <w:t xml:space="preserve">Virtual reality has been explored </w:t>
-      </w:r>
-      <w:r>
-        <w:t>to</w:t>
-      </w:r>
-      <w:r>
-        <w:t xml:space="preserve"> make learning more interactive and engaging. It allows users to practise in a more hands-on environment, which can make it easier to understand hand shapes and movement. Some existing VR sign language applications already show that this approach can be useful, but most of them focus on American Sign Language rather than ISL.</w:t>
+        <w:t>Virtual reality has been explored to make learning more interactive and engaging. It allows users to practise in a more hands-on environment, which can make it easier to understand hand shapes and movement. Some existing VR sign language applications already show that this approach can be useful, but most of them focus on American Sign Language rather than ISL.</w:t>
       </w:r>
     </w:p>
     <w:p>
@@ -5363,11 +6060,11 @@
           <w:numId w:val="1"/>
         </w:numPr>
       </w:pPr>
-      <w:bookmarkStart w:id="4" w:name="_Toc221701237"/>
+      <w:bookmarkStart w:id="5" w:name="_Toc227004726"/>
       <w:r>
         <w:t>Project Description</w:t>
       </w:r>
-      <w:bookmarkEnd w:id="4"/>
+      <w:bookmarkEnd w:id="5"/>
     </w:p>
     <w:p/>
     <w:p>
@@ -5465,95 +6162,8 @@
         <w:rPr>
           <w:noProof/>
         </w:rPr>
-        <mc:AlternateContent>
-          <mc:Choice Requires="wpi">
-            <w:drawing>
-              <wp:anchor distT="0" distB="0" distL="114300" distR="114300" simplePos="0" relativeHeight="251660288" behindDoc="0" locked="0" layoutInCell="1" allowOverlap="1" wp14:anchorId="65B3EC87" wp14:editId="7BE224F2">
-                <wp:simplePos x="0" y="0"/>
-                <wp:positionH relativeFrom="column">
-                  <wp:posOffset>2701427</wp:posOffset>
-                </wp:positionH>
-                <wp:positionV relativeFrom="paragraph">
-                  <wp:posOffset>5163133</wp:posOffset>
-                </wp:positionV>
-                <wp:extent cx="249120" cy="236880"/>
-                <wp:effectExtent l="38100" t="38100" r="17780" b="48895"/>
-                <wp:wrapNone/>
-                <wp:docPr id="2105973759" name="Ink 4"/>
-                <wp:cNvGraphicFramePr/>
-                <a:graphic xmlns:a="http://schemas.openxmlformats.org/drawingml/2006/main">
-                  <a:graphicData uri="http://schemas.microsoft.com/office/word/2010/wordprocessingInk">
-                    <w14:contentPart bwMode="auto" r:id="rId15">
-                      <w14:nvContentPartPr>
-                        <w14:cNvContentPartPr/>
-                      </w14:nvContentPartPr>
-                      <w14:xfrm>
-                        <a:off x="0" y="0"/>
-                        <a:ext cx="249120" cy="236880"/>
-                      </w14:xfrm>
-                    </w14:contentPart>
-                  </a:graphicData>
-                </a:graphic>
-              </wp:anchor>
-            </w:drawing>
-          </mc:Choice>
-          <mc:Fallback>
-            <w:pict>
-              <v:shape w14:anchorId="6105AB04" id="Ink 4" o:spid="_x0000_s1026" type="#_x0000_t75" style="position:absolute;margin-left:212.2pt;margin-top:406.05pt;width:20.6pt;height:19.6pt;z-index:251660288;visibility:visible;mso-wrap-style:square;mso-wrap-distance-left:9pt;mso-wrap-distance-top:0;mso-wrap-distance-right:9pt;mso-wrap-distance-bottom:0;mso-position-horizontal:absolute;mso-position-horizontal-relative:text;mso-position-vertical:absolute;mso-position-vertical-relative:text" o:gfxdata="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">
-                <v:imagedata r:id="rId16" o:title=""/>
-              </v:shape>
-            </w:pict>
-          </mc:Fallback>
-        </mc:AlternateContent>
-      </w:r>
-      <w:r>
-        <w:rPr>
-          <w:noProof/>
-        </w:rPr>
-        <mc:AlternateContent>
-          <mc:Choice Requires="wpi">
-            <w:drawing>
-              <wp:anchor distT="0" distB="0" distL="114300" distR="114300" simplePos="0" relativeHeight="251659264" behindDoc="0" locked="0" layoutInCell="1" allowOverlap="1" wp14:anchorId="1B1447D7" wp14:editId="77704F88">
-                <wp:simplePos x="0" y="0"/>
-                <wp:positionH relativeFrom="column">
-                  <wp:posOffset>2803667</wp:posOffset>
-                </wp:positionH>
-                <wp:positionV relativeFrom="paragraph">
-                  <wp:posOffset>5187613</wp:posOffset>
-                </wp:positionV>
-                <wp:extent cx="138240" cy="218160"/>
-                <wp:effectExtent l="38100" t="38100" r="0" b="48895"/>
-                <wp:wrapNone/>
-                <wp:docPr id="76898591" name="Ink 3"/>
-                <wp:cNvGraphicFramePr/>
-                <a:graphic xmlns:a="http://schemas.openxmlformats.org/drawingml/2006/main">
-                  <a:graphicData uri="http://schemas.microsoft.com/office/word/2010/wordprocessingInk">
-                    <w14:contentPart bwMode="auto" r:id="rId17">
-                      <w14:nvContentPartPr>
-                        <w14:cNvContentPartPr/>
-                      </w14:nvContentPartPr>
-                      <w14:xfrm>
-                        <a:off x="0" y="0"/>
-                        <a:ext cx="138240" cy="218160"/>
-                      </w14:xfrm>
-                    </w14:contentPart>
-                  </a:graphicData>
-                </a:graphic>
-              </wp:anchor>
-            </w:drawing>
-          </mc:Choice>
-          <mc:Fallback>
-            <w:pict>
-              <v:shape w14:anchorId="13EF1086" id="Ink 3" o:spid="_x0000_s1026" type="#_x0000_t75" style="position:absolute;margin-left:220.25pt;margin-top:407.95pt;width:11.9pt;height:18.2pt;z-index:251659264;visibility:visible;mso-wrap-style:square;mso-wrap-distance-left:9pt;mso-wrap-distance-top:0;mso-wrap-distance-right:9pt;mso-wrap-distance-bottom:0;mso-position-horizontal:absolute;mso-position-horizontal-relative:text;mso-position-vertical:absolute;mso-position-vertical-relative:text" o:gfxdata="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">
-                <v:imagedata r:id="rId18" o:title=""/>
-              </v:shape>
-            </w:pict>
-          </mc:Fallback>
-        </mc:AlternateContent>
-      </w:r>
-      <w:r>
         <w:drawing>
-          <wp:inline distT="0" distB="0" distL="0" distR="0" wp14:anchorId="73E638DB" wp14:editId="7362BBB5">
+          <wp:inline distT="0" distB="0" distL="0" distR="0" wp14:anchorId="73E638DB" wp14:editId="52B0D38F">
             <wp:extent cx="2924372" cy="3303373"/>
             <wp:effectExtent l="0" t="0" r="9525" b="0"/>
             <wp:docPr id="1445089765" name="Picture 1" descr="The image illustrates a hierarchical diagram showcasing the components and functionalities of the Meta Quest 3 headset, including its integration with the Godot 4 VR Engine, features such as hand tracking, learning, testing, and a gesture recognition and validation system.&#10;&#10;AI-generated content may be incorrect."/>
@@ -5568,7 +6178,7 @@
                     <pic:cNvPicPr/>
                   </pic:nvPicPr>
                   <pic:blipFill>
-                    <a:blip r:embed="rId19"/>
+                    <a:blip r:embed="rId15"/>
                     <a:stretch>
                       <a:fillRect/>
                     </a:stretch>
@@ -5626,16 +6236,37 @@
           <w:numId w:val="1"/>
         </w:numPr>
       </w:pPr>
-      <w:bookmarkStart w:id="5" w:name="_Toc221701238"/>
+      <w:bookmarkStart w:id="6" w:name="_Toc227004727"/>
       <w:r>
         <w:t>Project Aims and Objectives</w:t>
       </w:r>
-      <w:bookmarkEnd w:id="5"/>
-    </w:p>
-    <w:p/>
-    <w:p>
-      <w:r>
-        <w:t>Overall aim and some milestones along the way to achieve the aim</w:t>
+      <w:bookmarkEnd w:id="6"/>
+    </w:p>
+    <w:p/>
+    <w:p>
+      <w:r>
+        <w:t>To design and implement an interactive virtual reality application that enables users to learn and practice Irish Sign Language (ISL) efficiently through immersive</w:t>
+      </w:r>
+      <w:r>
+        <w:t xml:space="preserve"> teaching of the ISL letters</w:t>
+      </w:r>
+      <w:r>
+        <w:t>, personalized hand tracking, and real-time feedback.</w:t>
+      </w:r>
+    </w:p>
+    <w:p>
+      <w:pPr>
+        <w:rPr>
+          <w:b/>
+          <w:bCs/>
+        </w:rPr>
+      </w:pPr>
+      <w:r>
+        <w:rPr>
+          <w:b/>
+          <w:bCs/>
+        </w:rPr>
+        <w:t>Objectives</w:t>
       </w:r>
     </w:p>
     <w:p>
@@ -5643,11 +6274,78 @@
         <w:pStyle w:val="ListParagraph"/>
         <w:numPr>
           <w:ilvl w:val="0"/>
-          <w:numId w:val="2"/>
+          <w:numId w:val="5"/>
         </w:numPr>
-      </w:pPr>
-      <w:r>
-        <w:t>5-9 objectives</w:t>
+        <w:rPr>
+          <w:b/>
+          <w:bCs/>
+        </w:rPr>
+      </w:pPr>
+      <w:r>
+        <w:t>Integrate Hand-Tracking</w:t>
+      </w:r>
+    </w:p>
+    <w:p>
+      <w:pPr>
+        <w:pStyle w:val="ListParagraph"/>
+        <w:numPr>
+          <w:ilvl w:val="0"/>
+          <w:numId w:val="5"/>
+        </w:numPr>
+      </w:pPr>
+      <w:r>
+        <w:t>Portray and Create the ISL alphabet</w:t>
+      </w:r>
+    </w:p>
+    <w:p>
+      <w:pPr>
+        <w:pStyle w:val="ListParagraph"/>
+        <w:numPr>
+          <w:ilvl w:val="0"/>
+          <w:numId w:val="5"/>
+        </w:numPr>
+      </w:pPr>
+      <w:r>
+        <w:t>Create a learning space</w:t>
+      </w:r>
+      <w:r>
+        <w:t xml:space="preserve"> for learning the letters of the ISL Alphabet</w:t>
+      </w:r>
+    </w:p>
+    <w:p>
+      <w:pPr>
+        <w:pStyle w:val="ListParagraph"/>
+        <w:numPr>
+          <w:ilvl w:val="0"/>
+          <w:numId w:val="5"/>
+        </w:numPr>
+      </w:pPr>
+      <w:r>
+        <w:t>Develop a testing/assessment section</w:t>
+      </w:r>
+    </w:p>
+    <w:p>
+      <w:pPr>
+        <w:pStyle w:val="ListParagraph"/>
+        <w:numPr>
+          <w:ilvl w:val="0"/>
+          <w:numId w:val="5"/>
+        </w:numPr>
+      </w:pPr>
+      <w:r>
+        <w:t xml:space="preserve">Allow users to revisit and practice previously learned content as needed. </w:t>
+      </w:r>
+    </w:p>
+    <w:p>
+      <w:pPr>
+        <w:pStyle w:val="ListParagraph"/>
+        <w:numPr>
+          <w:ilvl w:val="0"/>
+          <w:numId w:val="5"/>
+        </w:numPr>
+      </w:pPr>
+      <w:r>
+        <w:t>Gather user feedback to refine usability and overall learning experience</w:t>
       </w:r>
     </w:p>
     <w:p/>
@@ -5659,16 +6357,189 @@
           <w:numId w:val="1"/>
         </w:numPr>
       </w:pPr>
-      <w:bookmarkStart w:id="6" w:name="_Toc221701239"/>
+      <w:bookmarkStart w:id="7" w:name="_Toc227004728"/>
       <w:r>
         <w:t>Project Scope</w:t>
       </w:r>
-      <w:bookmarkEnd w:id="6"/>
-    </w:p>
-    <w:p/>
-    <w:p>
-      <w:r>
-        <w:t>Project scope, what the project isn’t about</w:t>
+      <w:bookmarkEnd w:id="7"/>
+    </w:p>
+    <w:p/>
+    <w:p>
+      <w:r>
+        <w:t>The project scope focuses on the VR application. It clarifies the specific features and deliverables that will be developed, as well as what falls outside the project’s responsibilities. By setting clear limits, the project scope ensures that work remains targeted, achievable within available resources and time, and helps manage expectations for stakeholders and users.</w:t>
+      </w:r>
+    </w:p>
+    <w:p>
+      <w:pPr>
+        <w:rPr>
+          <w:b/>
+          <w:bCs/>
+        </w:rPr>
+      </w:pPr>
+      <w:r>
+        <w:rPr>
+          <w:b/>
+          <w:bCs/>
+        </w:rPr>
+        <w:lastRenderedPageBreak/>
+        <w:t>In Scope:</w:t>
+      </w:r>
+    </w:p>
+    <w:p>
+      <w:pPr>
+        <w:pStyle w:val="ListParagraph"/>
+        <w:numPr>
+          <w:ilvl w:val="0"/>
+          <w:numId w:val="5"/>
+        </w:numPr>
+        <w:rPr>
+          <w:b/>
+          <w:bCs/>
+        </w:rPr>
+      </w:pPr>
+      <w:r>
+        <w:rPr>
+          <w:b/>
+          <w:bCs/>
+        </w:rPr>
+        <w:t xml:space="preserve">ISL Learning Modules – </w:t>
+      </w:r>
+      <w:r>
+        <w:t>Users</w:t>
+      </w:r>
+      <w:r>
+        <w:t xml:space="preserve"> learn about the ISL alphabet,</w:t>
+      </w:r>
+      <w:r>
+        <w:t xml:space="preserve"> practice the ISL alphabet</w:t>
+      </w:r>
+      <w:r>
+        <w:t>, and can test themselves in</w:t>
+      </w:r>
+      <w:r>
+        <w:t xml:space="preserve"> an interactive VR Environment</w:t>
+      </w:r>
+      <w:r>
+        <w:t>.</w:t>
+      </w:r>
+    </w:p>
+    <w:p>
+      <w:pPr>
+        <w:pStyle w:val="ListParagraph"/>
+        <w:numPr>
+          <w:ilvl w:val="0"/>
+          <w:numId w:val="5"/>
+        </w:numPr>
+        <w:rPr>
+          <w:b/>
+          <w:bCs/>
+        </w:rPr>
+      </w:pPr>
+      <w:r>
+        <w:rPr>
+          <w:b/>
+          <w:bCs/>
+        </w:rPr>
+        <w:t xml:space="preserve">Real-Hand Tracking &amp; Feedback – </w:t>
+      </w:r>
+      <w:r>
+        <w:t>The system tracks hand movements and provides immediate visual feedback to guide users and correct errors.</w:t>
+      </w:r>
+    </w:p>
+    <w:p>
+      <w:pPr>
+        <w:pStyle w:val="ListParagraph"/>
+        <w:numPr>
+          <w:ilvl w:val="0"/>
+          <w:numId w:val="5"/>
+        </w:numPr>
+        <w:rPr>
+          <w:b/>
+          <w:bCs/>
+        </w:rPr>
+      </w:pPr>
+      <w:r>
+        <w:rPr>
+          <w:b/>
+          <w:bCs/>
+        </w:rPr>
+        <w:t xml:space="preserve">Progress Assessment – </w:t>
+      </w:r>
+      <w:r>
+        <w:t>Users can test their knowledge and review feedback to evaluate learning and identify areas of improvement</w:t>
+      </w:r>
+    </w:p>
+    <w:p>
+      <w:pPr>
+        <w:pStyle w:val="ListParagraph"/>
+        <w:numPr>
+          <w:ilvl w:val="0"/>
+          <w:numId w:val="5"/>
+        </w:numPr>
+        <w:rPr>
+          <w:b/>
+          <w:bCs/>
+        </w:rPr>
+      </w:pPr>
+      <w:r>
+        <w:rPr>
+          <w:b/>
+          <w:bCs/>
+        </w:rPr>
+        <w:t xml:space="preserve">Intuitive VR Interface – </w:t>
+      </w:r>
+      <w:r>
+        <w:t>The application is designed for the Meta Quest 3/3S headset, ensuring a comfortable and accessible user experience</w:t>
+      </w:r>
+    </w:p>
+    <w:p>
+      <w:pPr>
+        <w:pStyle w:val="ListParagraph"/>
+        <w:numPr>
+          <w:ilvl w:val="0"/>
+          <w:numId w:val="5"/>
+        </w:numPr>
+        <w:rPr>
+          <w:b/>
+          <w:bCs/>
+        </w:rPr>
+      </w:pPr>
+      <w:r>
+        <w:rPr>
+          <w:b/>
+          <w:bCs/>
+        </w:rPr>
+        <w:t xml:space="preserve">Single-User Mode – </w:t>
+      </w:r>
+      <w:r>
+        <w:t>The learning experience is focused on individual progress, with users able to repeat modules and revisit lessons as needed.</w:t>
+      </w:r>
+    </w:p>
+    <w:p>
+      <w:pPr>
+        <w:rPr>
+          <w:b/>
+          <w:bCs/>
+        </w:rPr>
+      </w:pPr>
+      <w:r>
+        <w:rPr>
+          <w:b/>
+          <w:bCs/>
+        </w:rPr>
+        <w:t>Out of Scope:</w:t>
+      </w:r>
+    </w:p>
+    <w:p>
+      <w:pPr>
+        <w:pStyle w:val="ListParagraph"/>
+        <w:numPr>
+          <w:ilvl w:val="0"/>
+          <w:numId w:val="6"/>
+        </w:numPr>
+      </w:pPr>
+      <w:r>
+        <w:t>Development for VR platforms other than Meta Quest 3/3S</w:t>
       </w:r>
     </w:p>
     <w:p/>
@@ -5680,19 +6551,119 @@
           <w:numId w:val="1"/>
         </w:numPr>
       </w:pPr>
-      <w:bookmarkStart w:id="7" w:name="_Toc221701240"/>
+      <w:bookmarkStart w:id="8" w:name="_Toc227004729"/>
       <w:r>
         <w:t>Thesis Roadmap</w:t>
       </w:r>
-      <w:bookmarkEnd w:id="7"/>
-    </w:p>
-    <w:p/>
-    <w:p>
-      <w:r>
-        <w:t>One sentence summary of the following chapters</w:t>
-      </w:r>
-    </w:p>
-    <w:p/>
+      <w:bookmarkEnd w:id="8"/>
+    </w:p>
+    <w:p/>
+    <w:p>
+      <w:r>
+        <w:t>This report is structured to provide a comprehensive overview of my project Sign &amp; Spell VR. The following chapters are included:</w:t>
+      </w:r>
+    </w:p>
+    <w:p>
+      <w:pPr>
+        <w:pStyle w:val="ListParagraph"/>
+        <w:numPr>
+          <w:ilvl w:val="0"/>
+          <w:numId w:val="5"/>
+        </w:numPr>
+      </w:pPr>
+      <w:r>
+        <w:rPr>
+          <w:b/>
+          <w:bCs/>
+        </w:rPr>
+        <w:t>Literature Review</w:t>
+      </w:r>
+      <w:r>
+        <w:t xml:space="preserve"> – This chapter will explore existing solutions, relevant technologies, and related research, providing an evaluation that informs the project direction. </w:t>
+      </w:r>
+    </w:p>
+    <w:p>
+      <w:pPr>
+        <w:pStyle w:val="ListParagraph"/>
+        <w:numPr>
+          <w:ilvl w:val="0"/>
+          <w:numId w:val="5"/>
+        </w:numPr>
+      </w:pPr>
+      <w:r>
+        <w:rPr>
+          <w:b/>
+          <w:bCs/>
+        </w:rPr>
+        <w:t>System Analysis</w:t>
+      </w:r>
+      <w:r>
+        <w:t xml:space="preserve"> – This chapter will outline the system requirements, including gathering and analysing user needs, and specifying system objectives</w:t>
+      </w:r>
+    </w:p>
+    <w:p>
+      <w:pPr>
+        <w:pStyle w:val="ListParagraph"/>
+        <w:numPr>
+          <w:ilvl w:val="0"/>
+          <w:numId w:val="5"/>
+        </w:numPr>
+      </w:pPr>
+      <w:r>
+        <w:rPr>
+          <w:b/>
+          <w:bCs/>
+        </w:rPr>
+        <w:t>System Design</w:t>
+      </w:r>
+      <w:r>
+        <w:t xml:space="preserve"> – In this chapter, </w:t>
+      </w:r>
+      <w:r>
+        <w:t xml:space="preserve">it will be </w:t>
+      </w:r>
+      <w:r>
+        <w:t xml:space="preserve">about the selected software development methodology, system architecture, and user interface design. </w:t>
+      </w:r>
+    </w:p>
+    <w:p>
+      <w:pPr>
+        <w:pStyle w:val="ListParagraph"/>
+        <w:numPr>
+          <w:ilvl w:val="0"/>
+          <w:numId w:val="5"/>
+        </w:numPr>
+      </w:pPr>
+      <w:r>
+        <w:rPr>
+          <w:b/>
+          <w:bCs/>
+        </w:rPr>
+        <w:t>Testing and Evaluation</w:t>
+      </w:r>
+      <w:r>
+        <w:t xml:space="preserve"> – This chapter will cover the testing strategies used, user evaluation, and results that assess the system’s usability and effectiveness. </w:t>
+      </w:r>
+    </w:p>
+    <w:p>
+      <w:pPr>
+        <w:pStyle w:val="ListParagraph"/>
+        <w:numPr>
+          <w:ilvl w:val="0"/>
+          <w:numId w:val="5"/>
+        </w:numPr>
+      </w:pPr>
+      <w:r>
+        <w:rPr>
+          <w:b/>
+          <w:bCs/>
+        </w:rPr>
+        <w:t>Issues and Future Work</w:t>
+      </w:r>
+      <w:r>
+        <w:t xml:space="preserve"> – Finally this chapter reflects on the challenges faced during the project and proposed direction for future improvements.</w:t>
+      </w:r>
+    </w:p>
     <w:p>
       <w:pPr>
         <w:rPr>
@@ -5710,7 +6681,7 @@
       <w:pPr>
         <w:pStyle w:val="Heading1"/>
       </w:pPr>
-      <w:bookmarkStart w:id="8" w:name="_Toc221701241"/>
+      <w:bookmarkStart w:id="9" w:name="_Toc227004730"/>
       <w:r>
         <w:lastRenderedPageBreak/>
         <w:t xml:space="preserve">2. </w:t>
@@ -5718,23 +6689,23 @@
       <w:r>
         <w:t>Literature Review</w:t>
       </w:r>
-      <w:bookmarkEnd w:id="8"/>
+      <w:bookmarkEnd w:id="9"/>
     </w:p>
     <w:p/>
     <w:p>
       <w:pPr>
         <w:pStyle w:val="Heading2"/>
       </w:pPr>
-      <w:bookmarkStart w:id="9" w:name="_Toc221701242"/>
+      <w:bookmarkStart w:id="10" w:name="_Toc227004731"/>
       <w:r>
         <w:t>2.1. Introduction</w:t>
       </w:r>
-      <w:bookmarkEnd w:id="9"/>
-    </w:p>
-    <w:p/>
-    <w:p>
-      <w:r>
-        <w:t>In this chapter …</w:t>
+      <w:bookmarkEnd w:id="10"/>
+    </w:p>
+    <w:p/>
+    <w:p>
+      <w:r>
+        <w:t>This chapter presents the research and exploration carried out to inform the development of the project. A range of existing solutions related to sign language education and learning technology is analysed, evaluating their strengths and limitations. The chapter outlines and compares technologies considered for use in Sign &amp; Spell VR, focusing on options for core features such as hand tracking, user interaction, and immersive feedback. Further research is discussed to understand key factors that shape accessible learning, with particular attention given to community needs and technical feasibility. Previous final year projects relevant to this topic are also reviewed, illustrating how their findings influenced the overall direction of the project and the decisions made throughout its lifecycle.</w:t>
       </w:r>
     </w:p>
     <w:p/>
@@ -5742,15 +6713,15 @@
       <w:pPr>
         <w:pStyle w:val="Heading2"/>
       </w:pPr>
-      <w:bookmarkStart w:id="10" w:name="_Toc221701243"/>
       <w:bookmarkStart w:id="11" w:name="_Toc21975767"/>
+      <w:bookmarkStart w:id="12" w:name="_Toc227004732"/>
       <w:r>
         <w:t xml:space="preserve">2.2. </w:t>
       </w:r>
       <w:r>
         <w:t>Alternative Existing Solutions</w:t>
       </w:r>
-      <w:bookmarkEnd w:id="10"/>
+      <w:bookmarkEnd w:id="12"/>
       <w:r>
         <w:t xml:space="preserve"> </w:t>
       </w:r>
@@ -5763,7 +6734,18 @@
     </w:p>
     <w:p>
       <w:r>
-        <w:t xml:space="preserve">Software you’ve looked into </w:t>
+        <w:t xml:space="preserve">Software you’ve </w:t>
+      </w:r>
+      <w:proofErr w:type="gramStart"/>
+      <w:r>
+        <w:t>looked into</w:t>
+      </w:r>
+      <w:proofErr w:type="gramEnd"/>
+      <w:r>
+        <w:t xml:space="preserve"> </w:t>
+      </w:r>
+      <w:r>
+        <w:t>(EXISTING APPS)</w:t>
       </w:r>
     </w:p>
     <w:p/>
@@ -5771,8 +6753,8 @@
       <w:pPr>
         <w:pStyle w:val="Heading2"/>
       </w:pPr>
-      <w:bookmarkStart w:id="12" w:name="_Toc21975768"/>
-      <w:bookmarkStart w:id="13" w:name="_Toc221701244"/>
+      <w:bookmarkStart w:id="13" w:name="_Toc21975768"/>
+      <w:bookmarkStart w:id="14" w:name="_Toc227004733"/>
       <w:r>
         <w:t xml:space="preserve">2.3. Technologies </w:t>
       </w:r>
@@ -5782,8 +6764,11 @@
       <w:r>
         <w:t>esearched</w:t>
       </w:r>
-      <w:bookmarkEnd w:id="12"/>
       <w:bookmarkEnd w:id="13"/>
+      <w:r>
+        <w:t xml:space="preserve"> (BLENDER)</w:t>
+      </w:r>
+      <w:bookmarkEnd w:id="14"/>
     </w:p>
     <w:p>
       <w:pPr>
@@ -5792,16 +6777,118 @@
     </w:p>
     <w:p>
       <w:r>
-        <w:t>Programming languages, operating systems, etc.</w:t>
-      </w:r>
-    </w:p>
-    <w:p/>
+        <w:t>For this project, several technologies were investigated to determine which would be most suitable for building a VR sign language learning application. Popular engines such as Unity and Unreal Engine were considered, but the Godot 4 Engine was ultimately selected because it is free, open source, and widely regarded as approachable for developers with limited game-development experience</w:t>
+      </w:r>
+      <w:r>
+        <w:t xml:space="preserve"> [7]</w:t>
+      </w:r>
+      <w:r>
+        <w:t>. It is also increasingly popular among indie developers, and there is a growing set of tutorials specifically focused on VR development in Godot. In addition, Godot 4 aligns with the XR Prototyping module used in the course, which makes it a practical choice for both learning and implementation.</w:t>
+      </w:r>
+    </w:p>
+    <w:p/>
+    <w:p>
+      <w:pPr>
+        <w:pStyle w:val="Heading3"/>
+      </w:pPr>
+      <w:bookmarkStart w:id="15" w:name="_Toc227004734"/>
+      <w:r>
+        <w:t>2.3.1 Meta Quest 3/3S</w:t>
+      </w:r>
+      <w:bookmarkEnd w:id="15"/>
+    </w:p>
+    <w:p>
+      <w:pPr>
+        <w:pStyle w:val="Heading3"/>
+      </w:pPr>
+      <w:bookmarkStart w:id="16" w:name="_Toc227004735"/>
+      <w:r>
+        <w:t>2.3.2 Godot 4 Engine</w:t>
+      </w:r>
+      <w:bookmarkEnd w:id="16"/>
+    </w:p>
+    <w:p>
+      <w:pPr>
+        <w:pStyle w:val="Heading3"/>
+      </w:pPr>
+      <w:bookmarkStart w:id="17" w:name="_Toc227004736"/>
+      <w:r>
+        <w:t xml:space="preserve">2.3.3 </w:t>
+      </w:r>
+      <w:proofErr w:type="spellStart"/>
+      <w:r>
+        <w:t>GDScript</w:t>
+      </w:r>
+      <w:bookmarkEnd w:id="17"/>
+      <w:proofErr w:type="spellEnd"/>
+    </w:p>
+    <w:p>
+      <w:pPr>
+        <w:pStyle w:val="Heading3"/>
+      </w:pPr>
+      <w:bookmarkStart w:id="18" w:name="_Toc227004737"/>
+      <w:r>
+        <w:t xml:space="preserve">2.3.4 </w:t>
+      </w:r>
+      <w:proofErr w:type="spellStart"/>
+      <w:r>
+        <w:t>OpenXR</w:t>
+      </w:r>
+      <w:bookmarkEnd w:id="18"/>
+      <w:proofErr w:type="spellEnd"/>
+    </w:p>
+    <w:p>
+      <w:pPr>
+        <w:pStyle w:val="Heading3"/>
+      </w:pPr>
+      <w:bookmarkStart w:id="19" w:name="_Toc227004738"/>
+      <w:r>
+        <w:t>2.3.5 Blender</w:t>
+      </w:r>
+      <w:bookmarkEnd w:id="19"/>
+    </w:p>
+    <w:p>
+      <w:pPr>
+        <w:pStyle w:val="Heading3"/>
+      </w:pPr>
+      <w:bookmarkStart w:id="20" w:name="_Toc227004739"/>
+      <w:r>
+        <w:t xml:space="preserve">2.3.6 </w:t>
+      </w:r>
+      <w:r>
+        <w:t>Justification of Technology Selection</w:t>
+      </w:r>
+      <w:bookmarkEnd w:id="20"/>
+    </w:p>
+    <w:p>
+      <w:pPr>
+        <w:pStyle w:val="Heading4"/>
+      </w:pPr>
+      <w:bookmarkStart w:id="21" w:name="_Toc227004740"/>
+      <w:r>
+        <w:t xml:space="preserve">2.3.6.1 </w:t>
+      </w:r>
+      <w:r>
+        <w:t>Why not Unity or Unreal Engine?</w:t>
+      </w:r>
+      <w:bookmarkEnd w:id="21"/>
+    </w:p>
+    <w:p>
+      <w:pPr>
+        <w:pStyle w:val="Heading4"/>
+      </w:pPr>
+      <w:bookmarkStart w:id="22" w:name="_Toc227004741"/>
+      <w:r>
+        <w:t>2.3.6.2 Why not a Database</w:t>
+      </w:r>
+      <w:bookmarkEnd w:id="22"/>
+    </w:p>
     <w:p>
       <w:pPr>
         <w:pStyle w:val="Heading2"/>
       </w:pPr>
-      <w:bookmarkStart w:id="14" w:name="_Toc221701245"/>
-      <w:bookmarkStart w:id="15" w:name="_Toc21975769"/>
+      <w:bookmarkStart w:id="23" w:name="_Toc21975769"/>
+      <w:bookmarkStart w:id="24" w:name="_Toc227004742"/>
       <w:r>
         <w:t xml:space="preserve">2.4. Other </w:t>
       </w:r>
@@ -5811,11 +6898,11 @@
       <w:r>
         <w:t>Research</w:t>
       </w:r>
-      <w:bookmarkEnd w:id="14"/>
+      <w:bookmarkEnd w:id="24"/>
       <w:r>
         <w:t xml:space="preserve"> </w:t>
       </w:r>
-      <w:bookmarkEnd w:id="15"/>
+      <w:bookmarkEnd w:id="23"/>
     </w:p>
     <w:p>
       <w:pPr>
@@ -5826,19 +6913,392 @@
       <w:r>
         <w:t>Domain specific research</w:t>
       </w:r>
+      <w:r>
+        <w:t xml:space="preserve"> (EXISTING PAPERS, TEACHING FRAMEWORK)</w:t>
+      </w:r>
     </w:p>
     <w:p/>
     <w:p>
       <w:pPr>
         <w:pStyle w:val="Heading2"/>
       </w:pPr>
-      <w:bookmarkStart w:id="16" w:name="_Toc21975770"/>
-      <w:bookmarkStart w:id="17" w:name="_Toc221701246"/>
+      <w:bookmarkStart w:id="25" w:name="_Toc21975770"/>
+      <w:bookmarkStart w:id="26" w:name="_Toc227004743"/>
       <w:r>
         <w:t>2.5. Existing Final Year Projects</w:t>
       </w:r>
-      <w:bookmarkEnd w:id="16"/>
-      <w:bookmarkEnd w:id="17"/>
+      <w:bookmarkEnd w:id="25"/>
+      <w:bookmarkEnd w:id="26"/>
+    </w:p>
+    <w:p/>
+    <w:p>
+      <w:pPr>
+        <w:pStyle w:val="Heading3"/>
+      </w:pPr>
+      <w:bookmarkStart w:id="27" w:name="_Toc227004744"/>
+      <w:r>
+        <w:t xml:space="preserve">2.5.1 </w:t>
+      </w:r>
+      <w:r>
+        <w:t>Sign Language Translator (SLT)</w:t>
+      </w:r>
+      <w:bookmarkEnd w:id="27"/>
+    </w:p>
+    <w:p>
+      <w:r>
+        <w:t>Title: Sign Language Translator (SLT)</w:t>
+      </w:r>
+    </w:p>
+    <w:p>
+      <w:r>
+        <w:t>Student: Andrei Botnari</w:t>
+      </w:r>
+    </w:p>
+    <w:p>
+      <w:r>
+        <w:rPr>
+          <w:b/>
+          <w:bCs/>
+        </w:rPr>
+        <w:t>Description (brief):</w:t>
+      </w:r>
+      <w:r>
+        <w:t xml:space="preserve"> This project is about creating a system that can translate Irish</w:t>
+      </w:r>
+    </w:p>
+    <w:p>
+      <w:r>
+        <w:t>Sign Language (ISL) gestures into text using the Xbox Kinect Sensor. This student developed</w:t>
+      </w:r>
+    </w:p>
+    <w:p>
+      <w:r>
+        <w:t>a recognition pipeline that captured depth data, segmented the hands from the</w:t>
+      </w:r>
+    </w:p>
+    <w:p>
+      <w:r>
+        <w:t>background, and matched the input against predefined gestures. From this project, the aim</w:t>
+      </w:r>
+    </w:p>
+    <w:p>
+      <w:r>
+        <w:t>is to evaluate the accuracy the Kinect sensor under different environmental conditions such</w:t>
+      </w:r>
+    </w:p>
+    <w:p>
+      <w:r>
+        <w:t>as lighting, distance, and motion.</w:t>
+      </w:r>
+    </w:p>
+    <w:p/>
+    <w:p>
+      <w:r>
+        <w:rPr>
+          <w:b/>
+          <w:bCs/>
+        </w:rPr>
+        <w:t>What is complex in this project:</w:t>
+      </w:r>
+      <w:r>
+        <w:t xml:space="preserve"> The real time gestures recognition using low-resolution</w:t>
+      </w:r>
+    </w:p>
+    <w:p>
+      <w:r>
+        <w:t>depth data. From the project, ISL contains many hand shapes that appear visually similar,</w:t>
+      </w:r>
+    </w:p>
+    <w:p>
+      <w:r>
+        <w:t>making classification and tracking difficult. Managing environmental interference and</w:t>
+      </w:r>
+    </w:p>
+    <w:p>
+      <w:r>
+        <w:t>differentiating between similar gestures (e.g., E, S, and T) required careful calibration and</w:t>
+      </w:r>
+    </w:p>
+    <w:p>
+      <w:r>
+        <w:t>algorithm tuning.</w:t>
+      </w:r>
+    </w:p>
+    <w:p/>
+    <w:p>
+      <w:r>
+        <w:rPr>
+          <w:b/>
+          <w:bCs/>
+        </w:rPr>
+        <w:t>What technical architecture was used:</w:t>
+      </w:r>
+      <w:r>
+        <w:t xml:space="preserve"> The student used the Kinect V2 depth sensor</w:t>
+      </w:r>
+    </w:p>
+    <w:p>
+      <w:r>
+        <w:t>connected to a PC and developed in Python and C#. This project followed the Spiral</w:t>
+      </w:r>
+    </w:p>
+    <w:p>
+      <w:r>
+        <w:t>Development model, which emphasises the iterative testing of gesture recognition accuracy</w:t>
+      </w:r>
+    </w:p>
+    <w:p>
+      <w:r>
+        <w:t>and usability. The architecture included modules like image capture, segmentation, and</w:t>
+      </w:r>
+    </w:p>
+    <w:p>
+      <w:r>
+        <w:t>features extraction before translating gestures to text output.</w:t>
+      </w:r>
+    </w:p>
+    <w:p/>
+    <w:p>
+      <w:pPr>
+        <w:rPr>
+          <w:b/>
+          <w:bCs/>
+        </w:rPr>
+      </w:pPr>
+      <w:r>
+        <w:rPr>
+          <w:b/>
+          <w:bCs/>
+        </w:rPr>
+        <w:t>Explain key strengths and weaknesses of this project, as you see it:</w:t>
+      </w:r>
+    </w:p>
+    <w:p>
+      <w:r>
+        <w:rPr>
+          <w:b/>
+          <w:bCs/>
+        </w:rPr>
+        <w:t>Strengths:</w:t>
+      </w:r>
+      <w:r>
+        <w:t xml:space="preserve"> Hard focus on experimental validation, detailed testing across varied conditions.</w:t>
+      </w:r>
+    </w:p>
+    <w:p>
+      <w:r>
+        <w:t>The spiral model ensured improvements. It provided an early exploration into ISL</w:t>
+      </w:r>
+    </w:p>
+    <w:p>
+      <w:r>
+        <w:t>recognition, which remains a niche and research area.</w:t>
+      </w:r>
+    </w:p>
+    <w:p>
+      <w:r>
+        <w:rPr>
+          <w:b/>
+          <w:bCs/>
+        </w:rPr>
+        <w:t>Weaknesses:</w:t>
+      </w:r>
+      <w:r>
+        <w:t xml:space="preserve"> This project depended heavy on the Kinect hardware, which is now outdated</w:t>
+      </w:r>
+    </w:p>
+    <w:p>
+      <w:r>
+        <w:t>and sensitive to lighting and distance as the resolution is low. It lacked interactive feedback,</w:t>
+      </w:r>
+    </w:p>
+    <w:p>
+      <w:r>
+        <w:lastRenderedPageBreak/>
+        <w:t>which means that users could not correct or practice signs dynamically, which limits learning</w:t>
+      </w:r>
+    </w:p>
+    <w:p>
+      <w:r>
+        <w:t>effectiveness. [18]</w:t>
+      </w:r>
+    </w:p>
+    <w:p/>
+    <w:p>
+      <w:pPr>
+        <w:pStyle w:val="Heading3"/>
+      </w:pPr>
+      <w:bookmarkStart w:id="28" w:name="_Toc227004745"/>
+      <w:r>
+        <w:t xml:space="preserve">2.5.2 </w:t>
+      </w:r>
+      <w:r>
+        <w:t>VR Music Learner</w:t>
+      </w:r>
+      <w:bookmarkEnd w:id="28"/>
+    </w:p>
+    <w:p>
+      <w:r>
+        <w:t>Title: VR Music Learner</w:t>
+      </w:r>
+    </w:p>
+    <w:p>
+      <w:r>
+        <w:t>Student: Maciej Golubski</w:t>
+      </w:r>
+    </w:p>
+    <w:p>
+      <w:r>
+        <w:rPr>
+          <w:b/>
+          <w:bCs/>
+        </w:rPr>
+        <w:t>Description (brief):</w:t>
+      </w:r>
+      <w:r>
+        <w:t xml:space="preserve"> This student developed a virtual reality environment where users could</w:t>
+      </w:r>
+    </w:p>
+    <w:p>
+      <w:r>
+        <w:t>learn musical instruments such as guitar or piano in an immersive, game-like setting. He</w:t>
+      </w:r>
+    </w:p>
+    <w:p>
+      <w:r>
+        <w:t>integrated VR Gameplay, sound recognition, and a connected mobile app to track user</w:t>
+      </w:r>
+    </w:p>
+    <w:p>
+      <w:r>
+        <w:t>progress and statistics. It aimed to make music learning more engaging though interaction,</w:t>
+      </w:r>
+    </w:p>
+    <w:p>
+      <w:r>
+        <w:t>rhythm matching, and score tracking</w:t>
+      </w:r>
+    </w:p>
+    <w:p/>
+    <w:p>
+      <w:r>
+        <w:rPr>
+          <w:b/>
+          <w:bCs/>
+        </w:rPr>
+        <w:t>What is complex in this project:</w:t>
+      </w:r>
+      <w:r>
+        <w:t xml:space="preserve"> The challenge </w:t>
+      </w:r>
+      <w:r>
+        <w:t>the student faced</w:t>
+      </w:r>
+      <w:r>
+        <w:t xml:space="preserve"> from this project is the VR motion</w:t>
+      </w:r>
+    </w:p>
+    <w:p>
+      <w:r>
+        <w:t>input, audio recognition, and mobile data communication. Maintaining accurate timing</w:t>
+      </w:r>
+    </w:p>
+    <w:p>
+      <w:r>
+        <w:t>between the players performance and in-game feedback required strong optimization.</w:t>
+      </w:r>
+    </w:p>
+    <w:p>
+      <w:r>
+        <w:rPr>
+          <w:b/>
+          <w:bCs/>
+        </w:rPr>
+        <w:t>What technical architecture was used:</w:t>
+      </w:r>
+      <w:r>
+        <w:t xml:space="preserve"> This project is developed in Unity using C#, and using</w:t>
+      </w:r>
+    </w:p>
+    <w:p>
+      <w:r>
+        <w:t>the Oculus Quest Headset for VR interaction, a web server and database for the scoring</w:t>
+      </w:r>
+    </w:p>
+    <w:p>
+      <w:r>
+        <w:t>system, and a mobile companion app for data visuality. The student used Agile/Scrum</w:t>
+      </w:r>
+    </w:p>
+    <w:p>
+      <w:r>
+        <w:t>workflow for iterative development and user testing.</w:t>
+      </w:r>
+    </w:p>
+    <w:p/>
+    <w:p>
+      <w:pPr>
+        <w:rPr>
+          <w:b/>
+          <w:bCs/>
+        </w:rPr>
+      </w:pPr>
+      <w:r>
+        <w:rPr>
+          <w:b/>
+          <w:bCs/>
+        </w:rPr>
+        <w:t>Explain key strengths and weaknesses of this project, as you see it:</w:t>
+      </w:r>
+    </w:p>
+    <w:p>
+      <w:r>
+        <w:rPr>
+          <w:b/>
+          <w:bCs/>
+        </w:rPr>
+        <w:t>Strengths:</w:t>
+      </w:r>
+      <w:r>
+        <w:t xml:space="preserve"> Good integration with VR, mobile, backend technology. The focus is strongly</w:t>
+      </w:r>
+    </w:p>
+    <w:p>
+      <w:r>
+        <w:t>seen on gamifying it and feedback loops that enhance learning and motivation. This shows</w:t>
+      </w:r>
+    </w:p>
+    <w:p>
+      <w:r>
+        <w:t>well-thought user experience for the user.</w:t>
+      </w:r>
+    </w:p>
+    <w:p>
+      <w:r>
+        <w:rPr>
+          <w:b/>
+          <w:bCs/>
+        </w:rPr>
+        <w:t xml:space="preserve">Weaknesses: </w:t>
+      </w:r>
+      <w:r>
+        <w:t>It has limited educational depth. Mainly focuses on music theory. System</w:t>
+      </w:r>
+    </w:p>
+    <w:p>
+      <w:r>
+        <w:t>performance may change depending on network and the accuracy of audio input. The</w:t>
+      </w:r>
+    </w:p>
+    <w:p>
+      <w:r>
+        <w:t>student could have designed it from a broader perspective of testing and adding additional</w:t>
+      </w:r>
+    </w:p>
+    <w:p>
+      <w:r>
+        <w:t>learning elements. [17]</w:t>
+      </w:r>
     </w:p>
     <w:p>
       <w:pPr>
@@ -5849,18 +7309,19 @@
       <w:pPr>
         <w:pStyle w:val="Heading2"/>
       </w:pPr>
-      <w:bookmarkStart w:id="18" w:name="_Toc21975771"/>
-      <w:bookmarkStart w:id="19" w:name="_Toc221701247"/>
+      <w:bookmarkStart w:id="29" w:name="_Toc21975771"/>
+      <w:bookmarkStart w:id="30" w:name="_Toc227004746"/>
       <w:r>
         <w:t>2.6. Conclusions</w:t>
       </w:r>
-      <w:bookmarkEnd w:id="18"/>
-      <w:bookmarkEnd w:id="19"/>
-    </w:p>
-    <w:p/>
-    <w:p/>
-    <w:p>
-      <w:r>
+      <w:bookmarkEnd w:id="29"/>
+      <w:bookmarkEnd w:id="30"/>
+    </w:p>
+    <w:p/>
+    <w:p/>
+    <w:p>
+      <w:r>
+        <w:lastRenderedPageBreak/>
         <w:br w:type="page"/>
       </w:r>
     </w:p>
@@ -5868,27 +7329,27 @@
       <w:pPr>
         <w:pStyle w:val="Heading1"/>
       </w:pPr>
-      <w:bookmarkStart w:id="20" w:name="_Toc212189663"/>
-      <w:bookmarkStart w:id="21" w:name="_Toc221701248"/>
+      <w:bookmarkStart w:id="31" w:name="_Toc212189663"/>
+      <w:bookmarkStart w:id="32" w:name="_Toc227004747"/>
       <w:r>
         <w:lastRenderedPageBreak/>
         <w:t>3. System Analysis</w:t>
       </w:r>
-      <w:bookmarkEnd w:id="20"/>
-      <w:bookmarkEnd w:id="21"/>
+      <w:bookmarkEnd w:id="31"/>
+      <w:bookmarkEnd w:id="32"/>
     </w:p>
     <w:p/>
     <w:p>
       <w:pPr>
         <w:pStyle w:val="Heading2"/>
       </w:pPr>
-      <w:bookmarkStart w:id="22" w:name="_Toc212189664"/>
-      <w:bookmarkStart w:id="23" w:name="_Toc221701249"/>
+      <w:bookmarkStart w:id="33" w:name="_Toc212189664"/>
+      <w:bookmarkStart w:id="34" w:name="_Toc227004748"/>
       <w:r>
         <w:t>3.1 System Overview</w:t>
       </w:r>
-      <w:bookmarkEnd w:id="22"/>
-      <w:bookmarkEnd w:id="23"/>
+      <w:bookmarkEnd w:id="33"/>
+      <w:bookmarkEnd w:id="34"/>
       <w:r>
         <w:t xml:space="preserve">  </w:t>
       </w:r>
@@ -5912,13 +7373,13 @@
       <w:pPr>
         <w:pStyle w:val="Heading2"/>
       </w:pPr>
-      <w:bookmarkStart w:id="24" w:name="_Toc212189665"/>
-      <w:bookmarkStart w:id="25" w:name="_Toc221701250"/>
+      <w:bookmarkStart w:id="35" w:name="_Toc212189665"/>
+      <w:bookmarkStart w:id="36" w:name="_Toc227004749"/>
       <w:r>
         <w:t>3.2 Requirements Gathering</w:t>
       </w:r>
-      <w:bookmarkEnd w:id="24"/>
-      <w:bookmarkEnd w:id="25"/>
+      <w:bookmarkEnd w:id="35"/>
+      <w:bookmarkEnd w:id="36"/>
     </w:p>
     <w:p>
       <w:r>
@@ -5940,13 +7401,13 @@
       <w:pPr>
         <w:pStyle w:val="Heading2"/>
       </w:pPr>
-      <w:bookmarkStart w:id="26" w:name="_Toc212189666"/>
-      <w:bookmarkStart w:id="27" w:name="_Toc221701251"/>
+      <w:bookmarkStart w:id="37" w:name="_Toc212189666"/>
+      <w:bookmarkStart w:id="38" w:name="_Toc227004750"/>
       <w:r>
         <w:t>3.3 Requirements Analysis</w:t>
       </w:r>
-      <w:bookmarkEnd w:id="26"/>
-      <w:bookmarkEnd w:id="27"/>
+      <w:bookmarkEnd w:id="37"/>
+      <w:bookmarkEnd w:id="38"/>
     </w:p>
     <w:p>
       <w:r>
@@ -5958,29 +7419,29 @@
       <w:pPr>
         <w:pStyle w:val="Heading2"/>
       </w:pPr>
-      <w:bookmarkStart w:id="28" w:name="_Toc212189667"/>
-      <w:bookmarkStart w:id="29" w:name="_Toc221701252"/>
+      <w:bookmarkStart w:id="39" w:name="_Toc212189667"/>
+      <w:bookmarkStart w:id="40" w:name="_Toc227004751"/>
       <w:r>
         <w:t xml:space="preserve">3.4 </w:t>
       </w:r>
-      <w:bookmarkEnd w:id="28"/>
+      <w:bookmarkEnd w:id="39"/>
       <w:r>
         <w:t>Logical Architecture of System</w:t>
       </w:r>
-      <w:bookmarkEnd w:id="29"/>
+      <w:bookmarkEnd w:id="40"/>
     </w:p>
     <w:p/>
     <w:p>
       <w:pPr>
         <w:pStyle w:val="Heading2"/>
       </w:pPr>
-      <w:bookmarkStart w:id="30" w:name="_Toc212189668"/>
-      <w:bookmarkStart w:id="31" w:name="_Toc221701253"/>
+      <w:bookmarkStart w:id="41" w:name="_Toc212189668"/>
+      <w:bookmarkStart w:id="42" w:name="_Toc227004752"/>
       <w:r>
         <w:t>3.X Other Section</w:t>
       </w:r>
-      <w:bookmarkEnd w:id="30"/>
-      <w:bookmarkEnd w:id="31"/>
+      <w:bookmarkEnd w:id="41"/>
+      <w:bookmarkEnd w:id="42"/>
     </w:p>
     <w:p/>
     <w:p/>
@@ -5988,13 +7449,13 @@
       <w:pPr>
         <w:pStyle w:val="Heading2"/>
       </w:pPr>
-      <w:bookmarkStart w:id="32" w:name="_Toc212189669"/>
-      <w:bookmarkStart w:id="33" w:name="_Toc221701254"/>
+      <w:bookmarkStart w:id="43" w:name="_Toc212189669"/>
+      <w:bookmarkStart w:id="44" w:name="_Toc227004753"/>
       <w:r>
         <w:t>3.X Initial System Specification</w:t>
       </w:r>
-      <w:bookmarkEnd w:id="32"/>
-      <w:bookmarkEnd w:id="33"/>
+      <w:bookmarkEnd w:id="43"/>
+      <w:bookmarkEnd w:id="44"/>
     </w:p>
     <w:p/>
     <w:p>
@@ -6012,13 +7473,13 @@
       <w:pPr>
         <w:pStyle w:val="Heading2"/>
       </w:pPr>
-      <w:bookmarkStart w:id="34" w:name="_Toc212189670"/>
-      <w:bookmarkStart w:id="35" w:name="_Toc221701255"/>
+      <w:bookmarkStart w:id="45" w:name="_Toc212189670"/>
+      <w:bookmarkStart w:id="46" w:name="_Toc227004754"/>
       <w:r>
         <w:t>3.X Conclusions</w:t>
       </w:r>
-      <w:bookmarkEnd w:id="34"/>
-      <w:bookmarkEnd w:id="35"/>
+      <w:bookmarkEnd w:id="45"/>
+      <w:bookmarkEnd w:id="46"/>
     </w:p>
     <w:p>
       <w:pPr>
@@ -6043,7 +7504,7 @@
       <w:pPr>
         <w:pStyle w:val="Heading1"/>
       </w:pPr>
-      <w:bookmarkStart w:id="36" w:name="_Toc221701256"/>
+      <w:bookmarkStart w:id="47" w:name="_Toc227004755"/>
       <w:r>
         <w:lastRenderedPageBreak/>
         <w:t>4.</w:t>
@@ -6063,7 +7524,7 @@
       <w:r>
         <w:t>Design</w:t>
       </w:r>
-      <w:bookmarkEnd w:id="36"/>
+      <w:bookmarkEnd w:id="47"/>
       <w:r>
         <w:t xml:space="preserve"> </w:t>
       </w:r>
@@ -6073,32 +7534,32 @@
       <w:pPr>
         <w:pStyle w:val="Heading2"/>
       </w:pPr>
-      <w:bookmarkStart w:id="37" w:name="_Toc21975773"/>
-      <w:bookmarkStart w:id="38" w:name="_Toc221701257"/>
+      <w:bookmarkStart w:id="48" w:name="_Toc21975773"/>
+      <w:bookmarkStart w:id="49" w:name="_Toc227004756"/>
       <w:r>
         <w:t>4.</w:t>
       </w:r>
       <w:r>
         <w:t>1 Introduction</w:t>
       </w:r>
-      <w:bookmarkEnd w:id="37"/>
-      <w:bookmarkEnd w:id="38"/>
+      <w:bookmarkEnd w:id="48"/>
+      <w:bookmarkEnd w:id="49"/>
     </w:p>
     <w:p/>
     <w:p>
       <w:pPr>
         <w:pStyle w:val="Heading2"/>
       </w:pPr>
-      <w:bookmarkStart w:id="39" w:name="_Toc21975774"/>
-      <w:bookmarkStart w:id="40" w:name="_Toc221701258"/>
+      <w:bookmarkStart w:id="50" w:name="_Toc21975774"/>
+      <w:bookmarkStart w:id="51" w:name="_Toc227004757"/>
       <w:r>
         <w:t>4.</w:t>
       </w:r>
       <w:r>
         <w:t>2. Software Methodology</w:t>
       </w:r>
-      <w:bookmarkEnd w:id="39"/>
-      <w:bookmarkEnd w:id="40"/>
+      <w:bookmarkEnd w:id="50"/>
+      <w:bookmarkEnd w:id="51"/>
     </w:p>
     <w:p/>
     <w:p/>
@@ -6106,11 +7567,11 @@
       <w:pPr>
         <w:pStyle w:val="Heading2"/>
       </w:pPr>
-      <w:bookmarkStart w:id="41" w:name="_Toc221701259"/>
+      <w:bookmarkStart w:id="52" w:name="_Toc227004758"/>
       <w:r>
         <w:t>4.3 Project Planning</w:t>
       </w:r>
-      <w:bookmarkEnd w:id="41"/>
+      <w:bookmarkEnd w:id="52"/>
     </w:p>
     <w:p/>
     <w:p>
@@ -6123,11 +7584,11 @@
       <w:pPr>
         <w:pStyle w:val="Heading3"/>
       </w:pPr>
-      <w:bookmarkStart w:id="42" w:name="_Toc221701260"/>
+      <w:bookmarkStart w:id="53" w:name="_Toc227004759"/>
       <w:r>
         <w:t>4.3.1 Project Schedule</w:t>
       </w:r>
-      <w:bookmarkEnd w:id="42"/>
+      <w:bookmarkEnd w:id="53"/>
     </w:p>
     <w:p/>
     <w:p>
@@ -6140,16 +7601,16 @@
       <w:pPr>
         <w:pStyle w:val="Heading2"/>
       </w:pPr>
-      <w:bookmarkStart w:id="43" w:name="_Toc21975775"/>
-      <w:bookmarkStart w:id="44" w:name="_Toc221701261"/>
+      <w:bookmarkStart w:id="54" w:name="_Toc21975775"/>
+      <w:bookmarkStart w:id="55" w:name="_Toc227004760"/>
       <w:r>
         <w:t>4.5</w:t>
       </w:r>
       <w:r>
         <w:t>. Overview of System</w:t>
       </w:r>
-      <w:bookmarkEnd w:id="43"/>
-      <w:bookmarkEnd w:id="44"/>
+      <w:bookmarkEnd w:id="54"/>
+      <w:bookmarkEnd w:id="55"/>
     </w:p>
     <w:p/>
     <w:p>
@@ -6170,11 +7631,11 @@
       <w:pPr>
         <w:pStyle w:val="Heading3"/>
       </w:pPr>
-      <w:bookmarkStart w:id="45" w:name="_Toc221701262"/>
+      <w:bookmarkStart w:id="56" w:name="_Toc227004761"/>
       <w:r>
         <w:t>4.5.1 Fulfilment of System Requirements</w:t>
       </w:r>
-      <w:bookmarkEnd w:id="45"/>
+      <w:bookmarkEnd w:id="56"/>
     </w:p>
     <w:p/>
     <w:p>
@@ -6192,7 +7653,7 @@
       <w:pPr>
         <w:pStyle w:val="Heading2"/>
       </w:pPr>
-      <w:bookmarkStart w:id="46" w:name="_Toc221701263"/>
+      <w:bookmarkStart w:id="57" w:name="_Toc227004762"/>
       <w:r>
         <w:t>4.</w:t>
       </w:r>
@@ -6208,7 +7669,7 @@
       <w:r>
         <w:t xml:space="preserve"> as needed</w:t>
       </w:r>
-      <w:bookmarkEnd w:id="46"/>
+      <w:bookmarkEnd w:id="57"/>
     </w:p>
     <w:p/>
     <w:p>
@@ -6221,8 +7682,8 @@
       <w:pPr>
         <w:pStyle w:val="Heading2"/>
       </w:pPr>
-      <w:bookmarkStart w:id="47" w:name="_Toc21975779"/>
-      <w:bookmarkStart w:id="48" w:name="_Toc221701264"/>
+      <w:bookmarkStart w:id="58" w:name="_Toc21975779"/>
+      <w:bookmarkStart w:id="59" w:name="_Toc227004763"/>
       <w:r>
         <w:t>4.</w:t>
       </w:r>
@@ -6232,8 +7693,8 @@
       <w:r>
         <w:t>. Conclusions</w:t>
       </w:r>
-      <w:bookmarkEnd w:id="47"/>
-      <w:bookmarkEnd w:id="48"/>
+      <w:bookmarkEnd w:id="58"/>
+      <w:bookmarkEnd w:id="59"/>
     </w:p>
     <w:p/>
     <w:p>
@@ -6253,7 +7714,7 @@
       <w:pPr>
         <w:pStyle w:val="Heading1"/>
       </w:pPr>
-      <w:bookmarkStart w:id="49" w:name="_Toc221701265"/>
+      <w:bookmarkStart w:id="60" w:name="_Toc227004764"/>
       <w:r>
         <w:lastRenderedPageBreak/>
         <w:t>5.</w:t>
@@ -6270,42 +7731,42 @@
       <w:r>
         <w:t>velopment</w:t>
       </w:r>
-      <w:bookmarkEnd w:id="49"/>
+      <w:bookmarkEnd w:id="60"/>
     </w:p>
     <w:p/>
     <w:p>
       <w:pPr>
         <w:pStyle w:val="Heading2"/>
       </w:pPr>
-      <w:bookmarkStart w:id="50" w:name="_Toc221701266"/>
+      <w:bookmarkStart w:id="61" w:name="_Toc227004765"/>
       <w:r>
         <w:t>5.</w:t>
       </w:r>
       <w:r>
         <w:t>1. Introduction</w:t>
       </w:r>
-      <w:bookmarkEnd w:id="50"/>
+      <w:bookmarkEnd w:id="61"/>
     </w:p>
     <w:p/>
     <w:p>
       <w:pPr>
         <w:pStyle w:val="Heading2"/>
       </w:pPr>
-      <w:bookmarkStart w:id="51" w:name="_Toc221701267"/>
+      <w:bookmarkStart w:id="62" w:name="_Toc227004766"/>
       <w:r>
         <w:t>5.</w:t>
       </w:r>
       <w:r>
         <w:t>2. Software Development</w:t>
       </w:r>
-      <w:bookmarkEnd w:id="51"/>
+      <w:bookmarkEnd w:id="62"/>
     </w:p>
     <w:p/>
     <w:p>
       <w:pPr>
         <w:pStyle w:val="Heading2"/>
       </w:pPr>
-      <w:bookmarkStart w:id="52" w:name="_Toc221701268"/>
+      <w:bookmarkStart w:id="63" w:name="_Toc227004767"/>
       <w:r>
         <w:t>5.</w:t>
       </w:r>
@@ -6321,14 +7782,14 @@
       <w:r>
         <w:t xml:space="preserve"> as needed</w:t>
       </w:r>
-      <w:bookmarkEnd w:id="52"/>
+      <w:bookmarkEnd w:id="63"/>
     </w:p>
     <w:p/>
     <w:p>
       <w:pPr>
         <w:pStyle w:val="Heading2"/>
       </w:pPr>
-      <w:bookmarkStart w:id="53" w:name="_Toc221701269"/>
+      <w:bookmarkStart w:id="64" w:name="_Toc227004768"/>
       <w:r>
         <w:t>5.</w:t>
       </w:r>
@@ -6338,7 +7799,7 @@
       <w:r>
         <w:t>. Conclusions</w:t>
       </w:r>
-      <w:bookmarkEnd w:id="53"/>
+      <w:bookmarkEnd w:id="64"/>
     </w:p>
     <w:p/>
     <w:p>
@@ -6358,7 +7819,7 @@
       <w:pPr>
         <w:pStyle w:val="Heading1"/>
       </w:pPr>
-      <w:bookmarkStart w:id="54" w:name="_Toc221701270"/>
+      <w:bookmarkStart w:id="65" w:name="_Toc227004769"/>
       <w:r>
         <w:lastRenderedPageBreak/>
         <w:t>6.</w:t>
@@ -6372,7 +7833,7 @@
       <w:r>
         <w:t>Evaluation</w:t>
       </w:r>
-      <w:bookmarkEnd w:id="54"/>
+      <w:bookmarkEnd w:id="65"/>
     </w:p>
     <w:p/>
     <w:p/>
@@ -6381,14 +7842,14 @@
       <w:pPr>
         <w:pStyle w:val="Heading2"/>
       </w:pPr>
-      <w:bookmarkStart w:id="55" w:name="_Toc221701271"/>
+      <w:bookmarkStart w:id="66" w:name="_Toc227004770"/>
       <w:r>
         <w:t>6.</w:t>
       </w:r>
       <w:r>
         <w:t>1. Introduction</w:t>
       </w:r>
-      <w:bookmarkEnd w:id="55"/>
+      <w:bookmarkEnd w:id="66"/>
     </w:p>
     <w:p/>
     <w:p/>
@@ -6396,16 +7857,16 @@
       <w:pPr>
         <w:pStyle w:val="Heading2"/>
       </w:pPr>
-      <w:bookmarkStart w:id="56" w:name="_Toc21975789"/>
-      <w:bookmarkStart w:id="57" w:name="_Toc221701272"/>
+      <w:bookmarkStart w:id="67" w:name="_Toc21975789"/>
+      <w:bookmarkStart w:id="68" w:name="_Toc227004771"/>
       <w:r>
         <w:t>6.</w:t>
       </w:r>
       <w:r>
         <w:t>2. System Testing</w:t>
       </w:r>
-      <w:bookmarkEnd w:id="56"/>
-      <w:bookmarkEnd w:id="57"/>
+      <w:bookmarkEnd w:id="67"/>
+      <w:bookmarkEnd w:id="68"/>
     </w:p>
     <w:p/>
     <w:p/>
@@ -6413,16 +7874,16 @@
       <w:pPr>
         <w:pStyle w:val="Heading2"/>
       </w:pPr>
-      <w:bookmarkStart w:id="58" w:name="_Toc21975790"/>
-      <w:bookmarkStart w:id="59" w:name="_Toc221701273"/>
+      <w:bookmarkStart w:id="69" w:name="_Toc21975790"/>
+      <w:bookmarkStart w:id="70" w:name="_Toc227004772"/>
       <w:r>
         <w:t>6.</w:t>
       </w:r>
       <w:r>
         <w:t>3. System Evaluation</w:t>
       </w:r>
-      <w:bookmarkEnd w:id="58"/>
-      <w:bookmarkEnd w:id="59"/>
+      <w:bookmarkEnd w:id="69"/>
+      <w:bookmarkEnd w:id="70"/>
     </w:p>
     <w:p/>
     <w:p/>
@@ -6430,11 +7891,11 @@
       <w:pPr>
         <w:pStyle w:val="Heading2"/>
       </w:pPr>
-      <w:bookmarkStart w:id="60" w:name="_Toc221701274"/>
+      <w:bookmarkStart w:id="71" w:name="_Toc227004773"/>
       <w:r>
         <w:t>6.4. Evaluate Project Management</w:t>
       </w:r>
-      <w:bookmarkEnd w:id="60"/>
+      <w:bookmarkEnd w:id="71"/>
     </w:p>
     <w:p/>
     <w:p/>
@@ -6443,11 +7904,11 @@
       <w:pPr>
         <w:pStyle w:val="Heading3"/>
       </w:pPr>
-      <w:bookmarkStart w:id="61" w:name="_Toc221701275"/>
+      <w:bookmarkStart w:id="72" w:name="_Toc227004774"/>
       <w:r>
         <w:t>6.4.1 Evaluate Project Plan</w:t>
       </w:r>
-      <w:bookmarkEnd w:id="61"/>
+      <w:bookmarkEnd w:id="72"/>
     </w:p>
     <w:p/>
     <w:p/>
@@ -6455,11 +7916,11 @@
       <w:pPr>
         <w:pStyle w:val="Heading3"/>
       </w:pPr>
-      <w:bookmarkStart w:id="62" w:name="_Toc221701276"/>
+      <w:bookmarkStart w:id="73" w:name="_Toc227004775"/>
       <w:r>
         <w:t>6.4.1 Evaluate Project Execution</w:t>
       </w:r>
-      <w:bookmarkEnd w:id="62"/>
+      <w:bookmarkEnd w:id="73"/>
     </w:p>
     <w:p/>
     <w:p/>
@@ -6469,14 +7930,14 @@
       <w:pPr>
         <w:pStyle w:val="Heading2"/>
       </w:pPr>
-      <w:bookmarkStart w:id="63" w:name="_Toc221701277"/>
+      <w:bookmarkStart w:id="74" w:name="_Toc227004776"/>
       <w:r>
         <w:t>6.6.</w:t>
       </w:r>
       <w:r>
         <w:t xml:space="preserve"> Conclusions</w:t>
       </w:r>
-      <w:bookmarkEnd w:id="63"/>
+      <w:bookmarkEnd w:id="74"/>
     </w:p>
     <w:p/>
     <w:p/>
@@ -6498,7 +7959,7 @@
       <w:pPr>
         <w:pStyle w:val="Heading1"/>
       </w:pPr>
-      <w:bookmarkStart w:id="64" w:name="_Toc221701278"/>
+      <w:bookmarkStart w:id="75" w:name="_Toc227004777"/>
       <w:r>
         <w:lastRenderedPageBreak/>
         <w:t>7.</w:t>
@@ -6506,28 +7967,28 @@
       <w:r>
         <w:t xml:space="preserve"> Conclusions and Future Work</w:t>
       </w:r>
-      <w:bookmarkEnd w:id="64"/>
+      <w:bookmarkEnd w:id="75"/>
     </w:p>
     <w:p/>
     <w:p>
       <w:pPr>
         <w:pStyle w:val="Heading2"/>
       </w:pPr>
-      <w:bookmarkStart w:id="65" w:name="_Toc221701279"/>
+      <w:bookmarkStart w:id="76" w:name="_Toc227004778"/>
       <w:r>
         <w:t>7.</w:t>
       </w:r>
       <w:r>
         <w:t>1. Introduction</w:t>
       </w:r>
-      <w:bookmarkEnd w:id="65"/>
+      <w:bookmarkEnd w:id="76"/>
     </w:p>
     <w:p/>
     <w:p>
       <w:pPr>
         <w:pStyle w:val="Heading2"/>
       </w:pPr>
-      <w:bookmarkStart w:id="66" w:name="_Toc221701280"/>
+      <w:bookmarkStart w:id="77" w:name="_Toc227004779"/>
       <w:r>
         <w:t>7.</w:t>
       </w:r>
@@ -6537,7 +7998,7 @@
       <w:r>
         <w:t>Future Work</w:t>
       </w:r>
-      <w:bookmarkEnd w:id="66"/>
+      <w:bookmarkEnd w:id="77"/>
     </w:p>
     <w:p>
       <w:pPr>
@@ -6548,7 +8009,7 @@
       <w:pPr>
         <w:pStyle w:val="Heading2"/>
       </w:pPr>
-      <w:bookmarkStart w:id="67" w:name="_Toc221701281"/>
+      <w:bookmarkStart w:id="78" w:name="_Toc227004780"/>
       <w:r>
         <w:t>7.</w:t>
       </w:r>
@@ -6558,7 +8019,7 @@
       <w:r>
         <w:t>Conclusions</w:t>
       </w:r>
-      <w:bookmarkEnd w:id="67"/>
+      <w:bookmarkEnd w:id="78"/>
     </w:p>
     <w:p/>
     <w:p>
@@ -6570,16 +8031,16 @@
       <w:pPr>
         <w:pStyle w:val="Heading1"/>
       </w:pPr>
-      <w:bookmarkStart w:id="68" w:name="_Toc210040989"/>
-      <w:bookmarkStart w:id="69" w:name="_Toc212189694"/>
-      <w:bookmarkStart w:id="70" w:name="_Toc221701282"/>
+      <w:bookmarkStart w:id="79" w:name="_Toc210040989"/>
+      <w:bookmarkStart w:id="80" w:name="_Toc212189694"/>
+      <w:bookmarkStart w:id="81" w:name="_Toc227004781"/>
       <w:r>
         <w:lastRenderedPageBreak/>
         <w:t>References</w:t>
       </w:r>
-      <w:bookmarkEnd w:id="68"/>
-      <w:bookmarkEnd w:id="69"/>
-      <w:bookmarkEnd w:id="70"/>
+      <w:bookmarkEnd w:id="79"/>
+      <w:bookmarkEnd w:id="80"/>
+      <w:bookmarkEnd w:id="81"/>
     </w:p>
     <w:p>
       <w:pPr>
@@ -6633,7 +8094,7 @@
         </w:rPr>
         <w:t xml:space="preserve">. Available: </w:t>
       </w:r>
-      <w:hyperlink r:id="rId20" w:history="1">
+      <w:hyperlink r:id="rId16" w:history="1">
         <w:r>
           <w:rPr>
             <w:rStyle w:val="Hyperlink"/>
@@ -6659,7 +8120,7 @@
         </w:rPr>
         <w:t xml:space="preserve">[2] Silent Classroom VR – Meta. Available: </w:t>
       </w:r>
-      <w:hyperlink r:id="rId21" w:history="1">
+      <w:hyperlink r:id="rId17" w:history="1">
         <w:r>
           <w:rPr>
             <w:rStyle w:val="Hyperlink"/>
@@ -6694,7 +8155,7 @@
           <w:szCs w:val="18"/>
         </w:rPr>
       </w:pPr>
-      <w:hyperlink r:id="rId22" w:history="1">
+      <w:hyperlink r:id="rId18" w:history="1">
         <w:r>
           <w:rPr>
             <w:rStyle w:val="Hyperlink"/>
@@ -6727,7 +8188,7 @@
         </w:rPr>
         <w:t xml:space="preserve">[4] DEF-ISL – App Store. Available: </w:t>
       </w:r>
-      <w:hyperlink r:id="rId23" w:history="1">
+      <w:hyperlink r:id="rId19" w:history="1">
         <w:r>
           <w:rPr>
             <w:rStyle w:val="Hyperlink"/>
@@ -6867,7 +8328,7 @@
           <w:szCs w:val="18"/>
         </w:rPr>
       </w:pPr>
-      <w:hyperlink r:id="rId24" w:history="1">
+      <w:hyperlink r:id="rId20" w:history="1">
         <w:r>
           <w:rPr>
             <w:rStyle w:val="Hyperlink"/>
@@ -6909,7 +8370,7 @@
           <w:szCs w:val="18"/>
         </w:rPr>
       </w:pPr>
-      <w:hyperlink r:id="rId25" w:history="1">
+      <w:hyperlink r:id="rId21" w:history="1">
         <w:r>
           <w:rPr>
             <w:rStyle w:val="Hyperlink"/>
@@ -6935,7 +8396,7 @@
         </w:rPr>
         <w:t xml:space="preserve">[8] “XR,” Godot Engine documentation, 2025. </w:t>
       </w:r>
-      <w:hyperlink r:id="rId26" w:history="1">
+      <w:hyperlink r:id="rId22" w:history="1">
         <w:r>
           <w:rPr>
             <w:rStyle w:val="Hyperlink"/>
@@ -6959,85 +8420,41 @@
           <w:sz w:val="18"/>
           <w:szCs w:val="18"/>
         </w:rPr>
-        <w:t>[9] Danielle Bragg, Naomi Caselli, Julie A. Hochgesang, Matt Huenerfauth, Leah Katz-Hernandez, Oscar Koller,</w:t>
-      </w:r>
+        <w:t xml:space="preserve">[9] Danielle Bragg, Naomi Caselli, Julie A. Hochgesang, Matt Huenerfauth, Leah Katz-Hernandez, Oscar Koller, Raja Kushalnagar, Christian Vogler, and Richard E. Ladner. 2021. The FATE Landscape of Sign Language AI Datasets: An Interdisciplinary Perspective. ACM Trans. Access. </w:t>
+      </w:r>
+      <w:proofErr w:type="spellStart"/>
       <w:r>
         <w:rPr>
           <w:sz w:val="18"/>
           <w:szCs w:val="18"/>
         </w:rPr>
-        <w:t xml:space="preserve"> </w:t>
-      </w:r>
+        <w:t>Comput</w:t>
+      </w:r>
+      <w:proofErr w:type="spellEnd"/>
       <w:r>
         <w:rPr>
           <w:sz w:val="18"/>
           <w:szCs w:val="18"/>
         </w:rPr>
-        <w:t>Raja Kushalnagar, Christian Vogler, and Richard E. Ladner. 2021. The FATE Landscape of Sign Language AI</w:t>
-      </w:r>
-      <w:r>
+        <w:t>. 14, 2, Article 7 (June 2021), 45 pages.</w:t>
+      </w:r>
+    </w:p>
+    <w:p>
+      <w:pPr>
+        <w:spacing w:after="120" w:line="240" w:lineRule="auto"/>
         <w:rPr>
           <w:sz w:val="18"/>
           <w:szCs w:val="18"/>
         </w:rPr>
-        <w:t xml:space="preserve"> </w:t>
-      </w:r>
-      <w:r>
-        <w:rPr>
-          <w:sz w:val="18"/>
-          <w:szCs w:val="18"/>
-        </w:rPr>
-        <w:t xml:space="preserve">Datasets: An Interdisciplinary Perspective. ACM Trans. Access. </w:t>
-      </w:r>
-      <w:proofErr w:type="spellStart"/>
-      <w:r>
-        <w:rPr>
-          <w:sz w:val="18"/>
-          <w:szCs w:val="18"/>
-        </w:rPr>
-        <w:t>Comput</w:t>
-      </w:r>
-      <w:proofErr w:type="spellEnd"/>
-      <w:r>
-        <w:rPr>
-          <w:sz w:val="18"/>
-          <w:szCs w:val="18"/>
-        </w:rPr>
-        <w:t>. 14, 2, Article 7 (June 2021), 45 pages.</w:t>
-      </w:r>
-    </w:p>
-    <w:p>
-      <w:pPr>
-        <w:spacing w:after="120" w:line="240" w:lineRule="auto"/>
-        <w:rPr>
-          <w:sz w:val="18"/>
-          <w:szCs w:val="18"/>
-        </w:rPr>
-      </w:pPr>
-      <w:hyperlink r:id="rId27" w:history="1">
+      </w:pPr>
+      <w:hyperlink r:id="rId23" w:history="1">
         <w:r>
           <w:rPr>
             <w:rStyle w:val="Hyperlink"/>
             <w:sz w:val="18"/>
             <w:szCs w:val="18"/>
           </w:rPr>
-          <w:t>https://doi.org/10.1145/3436</w:t>
-        </w:r>
-        <w:r>
-          <w:rPr>
-            <w:rStyle w:val="Hyperlink"/>
-            <w:sz w:val="18"/>
-            <w:szCs w:val="18"/>
-          </w:rPr>
-          <w:t>9</w:t>
-        </w:r>
-        <w:r>
-          <w:rPr>
-            <w:rStyle w:val="Hyperlink"/>
-            <w:sz w:val="18"/>
-            <w:szCs w:val="18"/>
-          </w:rPr>
-          <w:t>96</w:t>
+          <w:t>https://doi.org/10.1145/3436996</w:t>
         </w:r>
       </w:hyperlink>
     </w:p>
@@ -7086,81 +8503,25 @@
           <w:sz w:val="18"/>
           <w:szCs w:val="18"/>
         </w:rPr>
-        <w:t>, Naomi</w:t>
-      </w:r>
+        <w:t xml:space="preserve">, Naomi Caselli, Matt Huenerfauth, </w:t>
+      </w:r>
+      <w:proofErr w:type="spellStart"/>
       <w:r>
         <w:rPr>
           <w:sz w:val="18"/>
           <w:szCs w:val="18"/>
         </w:rPr>
-        <w:t xml:space="preserve"> </w:t>
-      </w:r>
+        <w:t>Hernisa</w:t>
+      </w:r>
+      <w:proofErr w:type="spellEnd"/>
       <w:r>
         <w:rPr>
           <w:sz w:val="18"/>
           <w:szCs w:val="18"/>
         </w:rPr>
-        <w:t xml:space="preserve">Caselli, Matt Huenerfauth, </w:t>
-      </w:r>
-      <w:proofErr w:type="spellStart"/>
-      <w:r>
-        <w:rPr>
-          <w:sz w:val="18"/>
-          <w:szCs w:val="18"/>
-        </w:rPr>
-        <w:t>Hernisa</w:t>
-      </w:r>
-      <w:proofErr w:type="spellEnd"/>
-      <w:r>
-        <w:rPr>
-          <w:sz w:val="18"/>
-          <w:szCs w:val="18"/>
-        </w:rPr>
-        <w:t xml:space="preserve"> Kacorri, Tessa Verhoef, Christian Vogler, and Meredith Ringel Morris. 2019.</w:t>
-      </w:r>
-      <w:r>
-        <w:rPr>
-          <w:sz w:val="18"/>
-          <w:szCs w:val="18"/>
-        </w:rPr>
-        <w:t xml:space="preserve"> </w:t>
-      </w:r>
-      <w:r>
-        <w:rPr>
-          <w:sz w:val="18"/>
-          <w:szCs w:val="18"/>
-        </w:rPr>
-        <w:t>Sign Language Recognition, Generation, and Translation: An Interdisciplinary Perspective. In Proceedings of the</w:t>
-      </w:r>
-      <w:r>
-        <w:rPr>
-          <w:sz w:val="18"/>
-          <w:szCs w:val="18"/>
-        </w:rPr>
-        <w:t xml:space="preserve"> </w:t>
-      </w:r>
-      <w:r>
-        <w:rPr>
-          <w:sz w:val="18"/>
-          <w:szCs w:val="18"/>
-        </w:rPr>
-        <w:t>21st International ACM SIGACCESS Conference on Computers and Accessibility (ASSETS '19). Association for</w:t>
-      </w:r>
-      <w:r>
-        <w:rPr>
-          <w:sz w:val="18"/>
-          <w:szCs w:val="18"/>
-        </w:rPr>
-        <w:t xml:space="preserve"> </w:t>
-      </w:r>
-      <w:r>
-        <w:rPr>
-          <w:sz w:val="18"/>
-          <w:szCs w:val="18"/>
-        </w:rPr>
-        <w:t xml:space="preserve">Computing Machinery, New York, NY, USA, 16–31. </w:t>
-      </w:r>
-      <w:hyperlink r:id="rId28" w:history="1">
+        <w:t xml:space="preserve"> Kacorri, Tessa Verhoef, Christian Vogler, and Meredith Ringel Morris. 2019. Sign Language Recognition, Generation, and Translation: An Interdisciplinary Perspective. In Proceedings of the 21st International ACM SIGACCESS Conference on Computers and Accessibility (ASSETS '19). Association for Computing Machinery, New York, NY, USA, 16–31. </w:t>
+      </w:r>
+      <w:hyperlink r:id="rId24" w:history="1">
         <w:r>
           <w:rPr>
             <w:rStyle w:val="Hyperlink"/>
@@ -7232,76 +8593,41 @@
           <w:sz w:val="18"/>
           <w:szCs w:val="18"/>
         </w:rPr>
-        <w:t xml:space="preserve"> Berke, Matthew Seita, and Matt Huenerfauth.</w:t>
-      </w:r>
+        <w:t xml:space="preserve"> Berke, Matthew Seita, and Matt Huenerfauth. 2020. Artificial intelligence fairness in the context of accessibility research on intelligent systems for people who are deaf or hard of hearing. SIGACCESS Access. </w:t>
+      </w:r>
+      <w:proofErr w:type="spellStart"/>
       <w:r>
         <w:rPr>
           <w:sz w:val="18"/>
           <w:szCs w:val="18"/>
         </w:rPr>
-        <w:t xml:space="preserve"> </w:t>
-      </w:r>
+        <w:t>Comput</w:t>
+      </w:r>
+      <w:proofErr w:type="spellEnd"/>
       <w:r>
         <w:rPr>
           <w:sz w:val="18"/>
           <w:szCs w:val="18"/>
         </w:rPr>
-        <w:t>2020. Artificial intelligence fairness in the context of accessibility research on intelligent systems for people</w:t>
-      </w:r>
+        <w:t xml:space="preserve">., 125, Article 4 (October 2019), 1 </w:t>
+      </w:r>
+      <w:proofErr w:type="gramStart"/>
       <w:r>
         <w:rPr>
           <w:sz w:val="18"/>
           <w:szCs w:val="18"/>
         </w:rPr>
-        <w:t xml:space="preserve"> </w:t>
-      </w:r>
+        <w:t>pages</w:t>
+      </w:r>
+      <w:proofErr w:type="gramEnd"/>
       <w:r>
         <w:rPr>
           <w:sz w:val="18"/>
           <w:szCs w:val="18"/>
         </w:rPr>
-        <w:t xml:space="preserve">who are deaf or hard of hearing. SIGACCESS Access. </w:t>
-      </w:r>
-      <w:proofErr w:type="spellStart"/>
-      <w:r>
-        <w:rPr>
-          <w:sz w:val="18"/>
-          <w:szCs w:val="18"/>
-        </w:rPr>
-        <w:t>Comput</w:t>
-      </w:r>
-      <w:proofErr w:type="spellEnd"/>
-      <w:r>
-        <w:rPr>
-          <w:sz w:val="18"/>
-          <w:szCs w:val="18"/>
-        </w:rPr>
-        <w:t xml:space="preserve">., 125, Article 4 (October 2019), 1 </w:t>
-      </w:r>
-      <w:proofErr w:type="gramStart"/>
-      <w:r>
-        <w:rPr>
-          <w:sz w:val="18"/>
-          <w:szCs w:val="18"/>
-        </w:rPr>
-        <w:t>pages</w:t>
-      </w:r>
-      <w:proofErr w:type="gramEnd"/>
-      <w:r>
-        <w:rPr>
-          <w:sz w:val="18"/>
-          <w:szCs w:val="18"/>
-        </w:rPr>
-        <w:t>.</w:t>
-      </w:r>
-      <w:r>
-        <w:rPr>
-          <w:sz w:val="18"/>
-          <w:szCs w:val="18"/>
-        </w:rPr>
-        <w:t xml:space="preserve"> </w:t>
-      </w:r>
-      <w:hyperlink r:id="rId29" w:history="1">
+        <w:t xml:space="preserve">. </w:t>
+      </w:r>
+      <w:hyperlink r:id="rId25" w:history="1">
         <w:r>
           <w:rPr>
             <w:rStyle w:val="Hyperlink"/>
@@ -7325,23 +8651,9 @@
           <w:sz w:val="18"/>
           <w:szCs w:val="18"/>
         </w:rPr>
-        <w:t>[12] “WFD AND WASLI STATEMENT ON USE OF SIGNING AVATARS Click here for International Sign Version.”</w:t>
-      </w:r>
-      <w:r>
-        <w:rPr>
-          <w:sz w:val="18"/>
-          <w:szCs w:val="18"/>
-        </w:rPr>
-        <w:t xml:space="preserve"> </w:t>
-      </w:r>
-      <w:r>
-        <w:rPr>
-          <w:sz w:val="18"/>
-          <w:szCs w:val="18"/>
-        </w:rPr>
-        <w:t xml:space="preserve">Accessed: Nov. 06, 2025. [Online]. Available: </w:t>
-      </w:r>
-      <w:hyperlink r:id="rId30" w:history="1">
+        <w:t xml:space="preserve">[12] “WFD AND WASLI STATEMENT ON USE OF SIGNING AVATARS Click here for International Sign Version.” Accessed: Nov. 06, 2025. [Online]. Available: </w:t>
+      </w:r>
+      <w:hyperlink r:id="rId26" w:history="1">
         <w:r>
           <w:rPr>
             <w:rStyle w:val="Hyperlink"/>
@@ -7376,7 +8688,7 @@
           <w:szCs w:val="18"/>
         </w:rPr>
       </w:pPr>
-      <w:hyperlink r:id="rId31" w:history="1">
+      <w:hyperlink r:id="rId27" w:history="1">
         <w:r>
           <w:rPr>
             <w:rStyle w:val="Hyperlink"/>
@@ -7418,7 +8730,7 @@
         </w:rPr>
         <w:t xml:space="preserve">Started,” Thinglink.com, Oct. 27, 2025. </w:t>
       </w:r>
-      <w:hyperlink r:id="rId32" w:history="1">
+      <w:hyperlink r:id="rId28" w:history="1">
         <w:r>
           <w:rPr>
             <w:rStyle w:val="Hyperlink"/>
@@ -7442,48 +8754,34 @@
           <w:sz w:val="18"/>
           <w:szCs w:val="18"/>
         </w:rPr>
-        <w:t>[15] Y. Ding and J. Hao, “The Application of Educational Games Based on Virtual Reality Technology in Teaching</w:t>
-      </w:r>
+        <w:t xml:space="preserve">[15] Y. Ding and J. Hao, “The Application of Educational Games Based on Virtual Reality Technology in Teaching English in Universities,” Systems and Soft Computing, p. 200380, Aug. 2025, </w:t>
+      </w:r>
+      <w:proofErr w:type="spellStart"/>
       <w:r>
         <w:rPr>
           <w:sz w:val="18"/>
           <w:szCs w:val="18"/>
         </w:rPr>
-        <w:t xml:space="preserve"> </w:t>
-      </w:r>
+        <w:t>doi</w:t>
+      </w:r>
+      <w:proofErr w:type="spellEnd"/>
       <w:r>
         <w:rPr>
           <w:sz w:val="18"/>
           <w:szCs w:val="18"/>
         </w:rPr>
-        <w:t xml:space="preserve">English in Universities,” Systems and Soft Computing, p. 200380, Aug. 2025, </w:t>
-      </w:r>
-      <w:proofErr w:type="spellStart"/>
-      <w:r>
+        <w:t>:</w:t>
+      </w:r>
+    </w:p>
+    <w:p>
+      <w:pPr>
+        <w:spacing w:after="120" w:line="240" w:lineRule="auto"/>
         <w:rPr>
           <w:sz w:val="18"/>
           <w:szCs w:val="18"/>
         </w:rPr>
-        <w:t>doi</w:t>
-      </w:r>
-      <w:proofErr w:type="spellEnd"/>
-      <w:r>
-        <w:rPr>
-          <w:sz w:val="18"/>
-          <w:szCs w:val="18"/>
-        </w:rPr>
-        <w:t>:</w:t>
-      </w:r>
-    </w:p>
-    <w:p>
-      <w:pPr>
-        <w:spacing w:after="120" w:line="240" w:lineRule="auto"/>
-        <w:rPr>
-          <w:sz w:val="18"/>
-          <w:szCs w:val="18"/>
-        </w:rPr>
-      </w:pPr>
-      <w:hyperlink r:id="rId33" w:history="1">
+      </w:pPr>
+      <w:hyperlink r:id="rId29" w:history="1">
         <w:r>
           <w:rPr>
             <w:rStyle w:val="Hyperlink"/>
@@ -7507,46 +8805,25 @@
           <w:sz w:val="18"/>
           <w:szCs w:val="18"/>
         </w:rPr>
-        <w:t>[16] Z. Zhang, “Innovative Application and User Experience of Virtual Reality Technology in Human-Computer</w:t>
-      </w:r>
+        <w:t xml:space="preserve">[16] Z. Zhang, “Innovative Application and User Experience of Virtual Reality Technology in Human-Computer Interaction,” Highlights in Science, Engineering and Technology, vol. 93, pp. 200–209, May 2024, </w:t>
+      </w:r>
+      <w:proofErr w:type="spellStart"/>
       <w:r>
         <w:rPr>
           <w:sz w:val="18"/>
           <w:szCs w:val="18"/>
         </w:rPr>
-        <w:t xml:space="preserve"> </w:t>
-      </w:r>
+        <w:t>doi</w:t>
+      </w:r>
+      <w:proofErr w:type="spellEnd"/>
       <w:r>
         <w:rPr>
           <w:sz w:val="18"/>
           <w:szCs w:val="18"/>
         </w:rPr>
-        <w:t xml:space="preserve">Interaction,” Highlights in Science, Engineering and Technology, vol. 93, pp. 200–209, May 2024, </w:t>
-      </w:r>
-      <w:proofErr w:type="spellStart"/>
-      <w:r>
-        <w:rPr>
-          <w:sz w:val="18"/>
-          <w:szCs w:val="18"/>
-        </w:rPr>
-        <w:t>doi</w:t>
-      </w:r>
-      <w:proofErr w:type="spellEnd"/>
-      <w:r>
-        <w:rPr>
-          <w:sz w:val="18"/>
-          <w:szCs w:val="18"/>
-        </w:rPr>
-        <w:t>:</w:t>
-      </w:r>
-      <w:r>
-        <w:rPr>
-          <w:sz w:val="18"/>
-          <w:szCs w:val="18"/>
-        </w:rPr>
-        <w:t xml:space="preserve"> </w:t>
-      </w:r>
-      <w:hyperlink r:id="rId34" w:history="1">
+        <w:t xml:space="preserve">: </w:t>
+      </w:r>
+      <w:hyperlink r:id="rId30" w:history="1">
         <w:r>
           <w:rPr>
             <w:rStyle w:val="Hyperlink"/>
@@ -7577,51 +8854,23 @@
           <w:sz w:val="18"/>
           <w:szCs w:val="18"/>
         </w:rPr>
-        <w:t>[17] M. Golubski, "VR Music Learner Final Project Report," BSc dissertation, School of Computer Science,</w:t>
-      </w:r>
-      <w:r>
+        <w:t>[17] M. Golubski, "VR Music Learner Final Project Report," BSc dissertation, School of Computer Science, Technological University Dublin, Mar. 2022.</w:t>
+      </w:r>
+    </w:p>
+    <w:p>
+      <w:pPr>
+        <w:spacing w:after="120" w:line="240" w:lineRule="auto"/>
         <w:rPr>
           <w:sz w:val="18"/>
           <w:szCs w:val="18"/>
         </w:rPr>
-        <w:t xml:space="preserve"> </w:t>
-      </w:r>
+      </w:pPr>
       <w:r>
         <w:rPr>
           <w:sz w:val="18"/>
           <w:szCs w:val="18"/>
         </w:rPr>
-        <w:t>Technological University Dublin, Mar. 2022.</w:t>
-      </w:r>
-    </w:p>
-    <w:p>
-      <w:pPr>
-        <w:spacing w:after="120" w:line="240" w:lineRule="auto"/>
-        <w:rPr>
-          <w:sz w:val="18"/>
-          <w:szCs w:val="18"/>
-        </w:rPr>
-      </w:pPr>
-      <w:r>
-        <w:rPr>
-          <w:sz w:val="18"/>
-          <w:szCs w:val="18"/>
-        </w:rPr>
-        <w:t>[18] A. Botnari, “Sign Language Translator (SLT): Final Year Project,” BSc dissertation, School of Computing,</w:t>
-      </w:r>
-      <w:r>
-        <w:rPr>
-          <w:sz w:val="18"/>
-          <w:szCs w:val="18"/>
-        </w:rPr>
-        <w:t xml:space="preserve"> </w:t>
-      </w:r>
-      <w:r>
-        <w:rPr>
-          <w:sz w:val="18"/>
-          <w:szCs w:val="18"/>
-        </w:rPr>
-        <w:t>Department of Science and Health, Technological University Dublin, 2017.</w:t>
+        <w:t>[18] A. Botnari, “Sign Language Translator (SLT): Final Year Project,” BSc dissertation, School of Computing, Department of Science and Health, Technological University Dublin, 2017.</w:t>
       </w:r>
     </w:p>
     <w:p/>
@@ -7637,26 +8886,26 @@
           <w:docGrid w:linePitch="360"/>
         </w:sectPr>
       </w:pPr>
-      <w:bookmarkStart w:id="71" w:name="_Toc113992176"/>
+      <w:bookmarkStart w:id="82" w:name="_Toc113992176"/>
     </w:p>
     <w:p>
       <w:pPr>
         <w:pStyle w:val="Heading1"/>
       </w:pPr>
-      <w:bookmarkStart w:id="72" w:name="_Toc210040990"/>
-      <w:bookmarkStart w:id="73" w:name="_Toc212189695"/>
-      <w:bookmarkStart w:id="74" w:name="_Toc221701283"/>
+      <w:bookmarkStart w:id="83" w:name="_Toc210040990"/>
+      <w:bookmarkStart w:id="84" w:name="_Toc212189695"/>
+      <w:bookmarkStart w:id="85" w:name="_Toc227004782"/>
       <w:r>
         <w:lastRenderedPageBreak/>
         <w:t xml:space="preserve">Appendix A: </w:t>
       </w:r>
-      <w:bookmarkEnd w:id="71"/>
-      <w:bookmarkEnd w:id="72"/>
+      <w:bookmarkEnd w:id="82"/>
+      <w:bookmarkEnd w:id="83"/>
       <w:r>
         <w:t>System Model and Analysis</w:t>
       </w:r>
-      <w:bookmarkEnd w:id="73"/>
-      <w:bookmarkEnd w:id="74"/>
+      <w:bookmarkEnd w:id="84"/>
+      <w:bookmarkEnd w:id="85"/>
     </w:p>
     <w:p/>
     <w:p>
@@ -7671,6 +8920,170 @@
     <w:p>
       <w:pPr>
         <w:pStyle w:val="Heading1"/>
+        <w:sectPr>
+          <w:headerReference w:type="default" r:id="rId31"/>
+          <w:footerReference w:type="default" r:id="rId32"/>
+          <w:pgSz w:w="11900" w:h="16840"/>
+          <w:pgMar w:top="1440" w:right="1440" w:bottom="1440" w:left="1440" w:header="708" w:footer="708" w:gutter="0"/>
+          <w:pgNumType w:start="1" w:chapStyle="4"/>
+          <w:cols w:space="708"/>
+          <w:docGrid w:linePitch="360"/>
+        </w:sectPr>
+      </w:pPr>
+      <w:bookmarkStart w:id="86" w:name="_Toc113992177"/>
+    </w:p>
+    <w:p>
+      <w:pPr>
+        <w:pStyle w:val="Heading1"/>
+      </w:pPr>
+      <w:bookmarkStart w:id="87" w:name="_Toc212189696"/>
+      <w:bookmarkStart w:id="88" w:name="_Toc210040991"/>
+      <w:bookmarkStart w:id="89" w:name="_Toc227004783"/>
+      <w:r>
+        <w:lastRenderedPageBreak/>
+        <w:t xml:space="preserve">Appendix B: </w:t>
+      </w:r>
+      <w:r>
+        <w:t>Design</w:t>
+      </w:r>
+      <w:bookmarkEnd w:id="87"/>
+      <w:bookmarkEnd w:id="89"/>
+      <w:r>
+        <w:t xml:space="preserve"> </w:t>
+      </w:r>
+      <w:bookmarkEnd w:id="86"/>
+      <w:bookmarkEnd w:id="88"/>
+    </w:p>
+    <w:p/>
+    <w:p>
+      <w:r>
+        <w:t>Details of design approach used</w:t>
+      </w:r>
+    </w:p>
+    <w:p>
+      <w:r>
+        <w:t>System elements, components, classes</w:t>
+      </w:r>
+    </w:p>
+    <w:p/>
+    <w:p/>
+    <w:p/>
+    <w:p>
+      <w:pPr>
+        <w:sectPr>
+          <w:headerReference w:type="default" r:id="rId33"/>
+          <w:footerReference w:type="default" r:id="rId34"/>
+          <w:pgSz w:w="11900" w:h="16840"/>
+          <w:pgMar w:top="1440" w:right="1440" w:bottom="1440" w:left="1440" w:header="708" w:footer="708" w:gutter="0"/>
+          <w:pgNumType w:start="1" w:chapStyle="4"/>
+          <w:cols w:space="708"/>
+          <w:docGrid w:linePitch="360"/>
+        </w:sectPr>
+      </w:pPr>
+    </w:p>
+    <w:p>
+      <w:pPr>
+        <w:pStyle w:val="Heading1"/>
+      </w:pPr>
+      <w:bookmarkStart w:id="90" w:name="_Toc210040992"/>
+      <w:bookmarkStart w:id="91" w:name="_Toc212189697"/>
+      <w:bookmarkStart w:id="92" w:name="_Toc227004784"/>
+      <w:r>
+        <w:lastRenderedPageBreak/>
+        <w:t xml:space="preserve">Appendix C: Prompts Used with </w:t>
+      </w:r>
+      <w:bookmarkEnd w:id="90"/>
+      <w:bookmarkEnd w:id="91"/>
+      <w:r>
+        <w:t>Gen AI</w:t>
+      </w:r>
+      <w:bookmarkEnd w:id="92"/>
+      <w:r>
+        <w:t xml:space="preserve"> </w:t>
+      </w:r>
+    </w:p>
+    <w:p/>
+    <w:p>
+      <w:r>
+        <w:t>ChatGPT, CoPilot, Claude etc.</w:t>
+      </w:r>
+    </w:p>
+    <w:p/>
+    <w:p/>
+    <w:p>
+      <w:pPr>
+        <w:pStyle w:val="Heading2"/>
+      </w:pPr>
+      <w:bookmarkStart w:id="93" w:name="_Toc227004785"/>
+      <w:r>
+        <w:t>C.1 Prompts related to Report Writing</w:t>
+      </w:r>
+      <w:bookmarkEnd w:id="93"/>
+    </w:p>
+    <w:p/>
+    <w:p/>
+    <w:p/>
+    <w:p>
+      <w:pPr>
+        <w:pStyle w:val="Heading2"/>
+      </w:pPr>
+      <w:bookmarkStart w:id="94" w:name="_Toc227004786"/>
+      <w:r>
+        <w:t>C.2 Prompts Related to Research</w:t>
+      </w:r>
+      <w:bookmarkEnd w:id="94"/>
+      <w:r>
+        <w:t xml:space="preserve"> </w:t>
+      </w:r>
+    </w:p>
+    <w:p/>
+    <w:p/>
+    <w:p/>
+    <w:p/>
+    <w:p>
+      <w:pPr>
+        <w:pStyle w:val="Heading2"/>
+      </w:pPr>
+      <w:bookmarkStart w:id="95" w:name="_Toc227004787"/>
+      <w:r>
+        <w:t>C.3 Prompts Related to Design</w:t>
+      </w:r>
+      <w:bookmarkEnd w:id="95"/>
+    </w:p>
+    <w:p/>
+    <w:p/>
+    <w:p/>
+    <w:p>
+      <w:pPr>
+        <w:pStyle w:val="Heading2"/>
+      </w:pPr>
+      <w:bookmarkStart w:id="96" w:name="_Toc227004788"/>
+      <w:r>
+        <w:t>C.4 Prompts Related to Coding</w:t>
+      </w:r>
+      <w:bookmarkEnd w:id="96"/>
+    </w:p>
+    <w:p/>
+    <w:p/>
+    <w:p>
+      <w:r>
+        <w:t xml:space="preserve">C.5 Other Prompts Related to </w:t>
+      </w:r>
+      <w:proofErr w:type="spellStart"/>
+      <w:r>
+        <w:t>Proejct</w:t>
+      </w:r>
+      <w:proofErr w:type="spellEnd"/>
+      <w:r>
+        <w:t xml:space="preserve"> </w:t>
+      </w:r>
+    </w:p>
+    <w:p/>
+    <w:p/>
+    <w:p/>
+    <w:p/>
+    <w:p>
+      <w:pPr>
         <w:sectPr>
           <w:headerReference w:type="default" r:id="rId35"/>
           <w:footerReference w:type="default" r:id="rId36"/>
@@ -7681,39 +9094,34 @@
           <w:docGrid w:linePitch="360"/>
         </w:sectPr>
       </w:pPr>
-      <w:bookmarkStart w:id="75" w:name="_Toc113992177"/>
     </w:p>
     <w:p>
       <w:pPr>
         <w:pStyle w:val="Heading1"/>
       </w:pPr>
-      <w:bookmarkStart w:id="76" w:name="_Toc212189696"/>
-      <w:bookmarkStart w:id="77" w:name="_Toc221701284"/>
-      <w:bookmarkStart w:id="78" w:name="_Toc210040991"/>
+      <w:bookmarkStart w:id="97" w:name="_Toc210040993"/>
+      <w:bookmarkStart w:id="98" w:name="_Toc212189698"/>
+      <w:bookmarkStart w:id="99" w:name="_Toc227004789"/>
       <w:r>
         <w:lastRenderedPageBreak/>
-        <w:t xml:space="preserve">Appendix B: </w:t>
-      </w:r>
-      <w:r>
-        <w:t>Design</w:t>
-      </w:r>
-      <w:bookmarkEnd w:id="76"/>
-      <w:bookmarkEnd w:id="77"/>
-      <w:r>
-        <w:t xml:space="preserve"> </w:t>
-      </w:r>
-      <w:bookmarkEnd w:id="75"/>
-      <w:bookmarkEnd w:id="78"/>
-    </w:p>
-    <w:p/>
-    <w:p>
-      <w:r>
-        <w:t>Details of design approach used</w:t>
-      </w:r>
-    </w:p>
-    <w:p>
-      <w:r>
-        <w:t>System elements, components, classes</w:t>
+        <w:t>Appendix D:</w:t>
+      </w:r>
+      <w:bookmarkEnd w:id="97"/>
+      <w:r>
+        <w:t xml:space="preserve"> Additional Code Samples</w:t>
+      </w:r>
+      <w:bookmarkEnd w:id="98"/>
+      <w:bookmarkEnd w:id="99"/>
+    </w:p>
+    <w:p/>
+    <w:p>
+      <w:r>
+        <w:t xml:space="preserve">Provide additional code samples </w:t>
+      </w:r>
+    </w:p>
+    <w:p>
+      <w:r>
+        <w:t>Organised by Logical Architecture</w:t>
       </w:r>
     </w:p>
     <w:p/>
@@ -7724,165 +9132,6 @@
         <w:sectPr>
           <w:headerReference w:type="default" r:id="rId37"/>
           <w:footerReference w:type="default" r:id="rId38"/>
-          <w:pgSz w:w="11900" w:h="16840"/>
-          <w:pgMar w:top="1440" w:right="1440" w:bottom="1440" w:left="1440" w:header="708" w:footer="708" w:gutter="0"/>
-          <w:pgNumType w:start="1" w:chapStyle="4"/>
-          <w:cols w:space="708"/>
-          <w:docGrid w:linePitch="360"/>
-        </w:sectPr>
-      </w:pPr>
-    </w:p>
-    <w:p>
-      <w:pPr>
-        <w:pStyle w:val="Heading1"/>
-      </w:pPr>
-      <w:bookmarkStart w:id="79" w:name="_Toc210040992"/>
-      <w:bookmarkStart w:id="80" w:name="_Toc212189697"/>
-      <w:bookmarkStart w:id="81" w:name="_Toc221701285"/>
-      <w:r>
-        <w:lastRenderedPageBreak/>
-        <w:t xml:space="preserve">Appendix C: Prompts Used with </w:t>
-      </w:r>
-      <w:bookmarkEnd w:id="79"/>
-      <w:bookmarkEnd w:id="80"/>
-      <w:r>
-        <w:t>Gen AI</w:t>
-      </w:r>
-      <w:bookmarkEnd w:id="81"/>
-      <w:r>
-        <w:t xml:space="preserve"> </w:t>
-      </w:r>
-    </w:p>
-    <w:p/>
-    <w:p>
-      <w:r>
-        <w:t>ChatGPT, CoPilot, Claude etc.</w:t>
-      </w:r>
-    </w:p>
-    <w:p/>
-    <w:p/>
-    <w:p>
-      <w:pPr>
-        <w:pStyle w:val="Heading2"/>
-      </w:pPr>
-      <w:bookmarkStart w:id="82" w:name="_Toc221701286"/>
-      <w:r>
-        <w:t>C.1 Prompts related to Report Writing</w:t>
-      </w:r>
-      <w:bookmarkEnd w:id="82"/>
-    </w:p>
-    <w:p/>
-    <w:p/>
-    <w:p/>
-    <w:p>
-      <w:pPr>
-        <w:pStyle w:val="Heading2"/>
-      </w:pPr>
-      <w:bookmarkStart w:id="83" w:name="_Toc221701287"/>
-      <w:r>
-        <w:t>C.2 Prompts Related to Research</w:t>
-      </w:r>
-      <w:bookmarkEnd w:id="83"/>
-      <w:r>
-        <w:t xml:space="preserve"> </w:t>
-      </w:r>
-    </w:p>
-    <w:p/>
-    <w:p/>
-    <w:p/>
-    <w:p/>
-    <w:p>
-      <w:pPr>
-        <w:pStyle w:val="Heading2"/>
-      </w:pPr>
-      <w:bookmarkStart w:id="84" w:name="_Toc221701288"/>
-      <w:r>
-        <w:t>C.3 Prompts Related to Design</w:t>
-      </w:r>
-      <w:bookmarkEnd w:id="84"/>
-    </w:p>
-    <w:p/>
-    <w:p/>
-    <w:p/>
-    <w:p>
-      <w:pPr>
-        <w:pStyle w:val="Heading2"/>
-      </w:pPr>
-      <w:bookmarkStart w:id="85" w:name="_Toc221701289"/>
-      <w:r>
-        <w:t>C.4 Prompts Related to Coding</w:t>
-      </w:r>
-      <w:bookmarkEnd w:id="85"/>
-    </w:p>
-    <w:p/>
-    <w:p/>
-    <w:p>
-      <w:r>
-        <w:t xml:space="preserve">C.5 Other Prompts Related to </w:t>
-      </w:r>
-      <w:proofErr w:type="spellStart"/>
-      <w:r>
-        <w:t>Proejct</w:t>
-      </w:r>
-      <w:proofErr w:type="spellEnd"/>
-      <w:r>
-        <w:t xml:space="preserve"> </w:t>
-      </w:r>
-    </w:p>
-    <w:p/>
-    <w:p/>
-    <w:p/>
-    <w:p/>
-    <w:p>
-      <w:pPr>
-        <w:sectPr>
-          <w:headerReference w:type="default" r:id="rId39"/>
-          <w:footerReference w:type="default" r:id="rId40"/>
-          <w:pgSz w:w="11900" w:h="16840"/>
-          <w:pgMar w:top="1440" w:right="1440" w:bottom="1440" w:left="1440" w:header="708" w:footer="708" w:gutter="0"/>
-          <w:pgNumType w:start="1" w:chapStyle="4"/>
-          <w:cols w:space="708"/>
-          <w:docGrid w:linePitch="360"/>
-        </w:sectPr>
-      </w:pPr>
-    </w:p>
-    <w:p>
-      <w:pPr>
-        <w:pStyle w:val="Heading1"/>
-      </w:pPr>
-      <w:bookmarkStart w:id="86" w:name="_Toc210040993"/>
-      <w:bookmarkStart w:id="87" w:name="_Toc212189698"/>
-      <w:bookmarkStart w:id="88" w:name="_Toc221701290"/>
-      <w:r>
-        <w:lastRenderedPageBreak/>
-        <w:t>Appendix D:</w:t>
-      </w:r>
-      <w:bookmarkEnd w:id="86"/>
-      <w:r>
-        <w:t xml:space="preserve"> Additional Code Samples</w:t>
-      </w:r>
-      <w:bookmarkEnd w:id="87"/>
-      <w:bookmarkEnd w:id="88"/>
-    </w:p>
-    <w:p/>
-    <w:p>
-      <w:r>
-        <w:t xml:space="preserve">Provide additional code samples </w:t>
-      </w:r>
-    </w:p>
-    <w:p>
-      <w:r>
-        <w:t>Organised by Logical Architecture</w:t>
-      </w:r>
-    </w:p>
-    <w:p/>
-    <w:p/>
-    <w:p/>
-    <w:p>
-      <w:pPr>
-        <w:sectPr>
-          <w:headerReference w:type="default" r:id="rId41"/>
-          <w:footerReference w:type="default" r:id="rId42"/>
           <w:pgSz w:w="11906" w:h="16838"/>
           <w:pgMar w:top="1440" w:right="1440" w:bottom="1440" w:left="1440" w:header="708" w:footer="708" w:gutter="0"/>
           <w:pgNumType w:start="1" w:chapStyle="4"/>
@@ -7895,8 +9144,8 @@
       <w:pPr>
         <w:pStyle w:val="Heading1"/>
       </w:pPr>
-      <w:bookmarkStart w:id="89" w:name="_Toc212189699"/>
-      <w:bookmarkStart w:id="90" w:name="_Toc221701291"/>
+      <w:bookmarkStart w:id="100" w:name="_Toc212189699"/>
+      <w:bookmarkStart w:id="101" w:name="_Toc227004790"/>
       <w:r>
         <w:lastRenderedPageBreak/>
         <w:t xml:space="preserve">Appendix </w:t>
@@ -7907,8 +9156,8 @@
       <w:r>
         <w:t>:</w:t>
       </w:r>
-      <w:bookmarkEnd w:id="89"/>
-      <w:bookmarkEnd w:id="90"/>
+      <w:bookmarkEnd w:id="100"/>
+      <w:bookmarkEnd w:id="101"/>
       <w:r>
         <w:t xml:space="preserve"> </w:t>
       </w:r>
@@ -7924,8 +9173,8 @@
     <w:p/>
     <w:p/>
     <w:sectPr>
-      <w:headerReference w:type="default" r:id="rId43"/>
-      <w:footerReference w:type="default" r:id="rId44"/>
+      <w:headerReference w:type="default" r:id="rId39"/>
+      <w:footerReference w:type="default" r:id="rId40"/>
       <w:pgSz w:w="11906" w:h="16838"/>
       <w:pgMar w:top="1440" w:right="1440" w:bottom="1440" w:left="1440" w:header="708" w:footer="708" w:gutter="0"/>
       <w:pgNumType w:start="1"/>
@@ -9092,6 +10341,119 @@
     </w:lvl>
   </w:abstractNum>
   <w:abstractNum w:abstractNumId="2" w15:restartNumberingAfterBreak="0">
+    <w:nsid w:val="476F3D17"/>
+    <w:multiLevelType w:val="hybridMultilevel"/>
+    <w:tmpl w:val="7D522322"/>
+    <w:lvl w:ilvl="0" w:tplc="18090001">
+      <w:start w:val="1"/>
+      <w:numFmt w:val="bullet"/>
+      <w:lvlText w:val=""/>
+      <w:lvlJc w:val="left"/>
+      <w:pPr>
+        <w:ind w:left="720" w:hanging="360"/>
+      </w:pPr>
+      <w:rPr>
+        <w:rFonts w:ascii="Symbol" w:hAnsi="Symbol" w:hint="default"/>
+      </w:rPr>
+    </w:lvl>
+    <w:lvl w:ilvl="1" w:tplc="18090003" w:tentative="1">
+      <w:start w:val="1"/>
+      <w:numFmt w:val="bullet"/>
+      <w:lvlText w:val="o"/>
+      <w:lvlJc w:val="left"/>
+      <w:pPr>
+        <w:ind w:left="1440" w:hanging="360"/>
+      </w:pPr>
+      <w:rPr>
+        <w:rFonts w:ascii="Courier New" w:hAnsi="Courier New" w:cs="Courier New" w:hint="default"/>
+      </w:rPr>
+    </w:lvl>
+    <w:lvl w:ilvl="2" w:tplc="18090005" w:tentative="1">
+      <w:start w:val="1"/>
+      <w:numFmt w:val="bullet"/>
+      <w:lvlText w:val=""/>
+      <w:lvlJc w:val="left"/>
+      <w:pPr>
+        <w:ind w:left="2160" w:hanging="360"/>
+      </w:pPr>
+      <w:rPr>
+        <w:rFonts w:ascii="Wingdings" w:hAnsi="Wingdings" w:hint="default"/>
+      </w:rPr>
+    </w:lvl>
+    <w:lvl w:ilvl="3" w:tplc="18090001" w:tentative="1">
+      <w:start w:val="1"/>
+      <w:numFmt w:val="bullet"/>
+      <w:lvlText w:val=""/>
+      <w:lvlJc w:val="left"/>
+      <w:pPr>
+        <w:ind w:left="2880" w:hanging="360"/>
+      </w:pPr>
+      <w:rPr>
+        <w:rFonts w:ascii="Symbol" w:hAnsi="Symbol" w:hint="default"/>
+      </w:rPr>
+    </w:lvl>
+    <w:lvl w:ilvl="4" w:tplc="18090003" w:tentative="1">
+      <w:start w:val="1"/>
+      <w:numFmt w:val="bullet"/>
+      <w:lvlText w:val="o"/>
+      <w:lvlJc w:val="left"/>
+      <w:pPr>
+        <w:ind w:left="3600" w:hanging="360"/>
+      </w:pPr>
+      <w:rPr>
+        <w:rFonts w:ascii="Courier New" w:hAnsi="Courier New" w:cs="Courier New" w:hint="default"/>
+      </w:rPr>
+    </w:lvl>
+    <w:lvl w:ilvl="5" w:tplc="18090005" w:tentative="1">
+      <w:start w:val="1"/>
+      <w:numFmt w:val="bullet"/>
+      <w:lvlText w:val=""/>
+      <w:lvlJc w:val="left"/>
+      <w:pPr>
+        <w:ind w:left="4320" w:hanging="360"/>
+      </w:pPr>
+      <w:rPr>
+        <w:rFonts w:ascii="Wingdings" w:hAnsi="Wingdings" w:hint="default"/>
+      </w:rPr>
+    </w:lvl>
+    <w:lvl w:ilvl="6" w:tplc="18090001" w:tentative="1">
+      <w:start w:val="1"/>
+      <w:numFmt w:val="bullet"/>
+      <w:lvlText w:val=""/>
+      <w:lvlJc w:val="left"/>
+      <w:pPr>
+        <w:ind w:left="5040" w:hanging="360"/>
+      </w:pPr>
+      <w:rPr>
+        <w:rFonts w:ascii="Symbol" w:hAnsi="Symbol" w:hint="default"/>
+      </w:rPr>
+    </w:lvl>
+    <w:lvl w:ilvl="7" w:tplc="18090003" w:tentative="1">
+      <w:start w:val="1"/>
+      <w:numFmt w:val="bullet"/>
+      <w:lvlText w:val="o"/>
+      <w:lvlJc w:val="left"/>
+      <w:pPr>
+        <w:ind w:left="5760" w:hanging="360"/>
+      </w:pPr>
+      <w:rPr>
+        <w:rFonts w:ascii="Courier New" w:hAnsi="Courier New" w:cs="Courier New" w:hint="default"/>
+      </w:rPr>
+    </w:lvl>
+    <w:lvl w:ilvl="8" w:tplc="18090005" w:tentative="1">
+      <w:start w:val="1"/>
+      <w:numFmt w:val="bullet"/>
+      <w:lvlText w:val=""/>
+      <w:lvlJc w:val="left"/>
+      <w:pPr>
+        <w:ind w:left="6480" w:hanging="360"/>
+      </w:pPr>
+      <w:rPr>
+        <w:rFonts w:ascii="Wingdings" w:hAnsi="Wingdings" w:hint="default"/>
+      </w:rPr>
+    </w:lvl>
+  </w:abstractNum>
+  <w:abstractNum w:abstractNumId="3" w15:restartNumberingAfterBreak="0">
     <w:nsid w:val="59641646"/>
     <w:multiLevelType w:val="multilevel"/>
     <w:tmpl w:val="F7C2809C"/>
@@ -9204,7 +10566,7 @@
       </w:rPr>
     </w:lvl>
   </w:abstractNum>
-  <w:abstractNum w:abstractNumId="3" w15:restartNumberingAfterBreak="0">
+  <w:abstractNum w:abstractNumId="4" w15:restartNumberingAfterBreak="0">
     <w:nsid w:val="61705EF2"/>
     <w:multiLevelType w:val="hybridMultilevel"/>
     <w:tmpl w:val="F19C91BC"/>
@@ -9293,8 +10655,121 @@
       </w:pPr>
     </w:lvl>
   </w:abstractNum>
+  <w:abstractNum w:abstractNumId="5" w15:restartNumberingAfterBreak="0">
+    <w:nsid w:val="7929721D"/>
+    <w:multiLevelType w:val="hybridMultilevel"/>
+    <w:tmpl w:val="11F08486"/>
+    <w:lvl w:ilvl="0" w:tplc="18090001">
+      <w:start w:val="1"/>
+      <w:numFmt w:val="bullet"/>
+      <w:lvlText w:val=""/>
+      <w:lvlJc w:val="left"/>
+      <w:pPr>
+        <w:ind w:left="720" w:hanging="360"/>
+      </w:pPr>
+      <w:rPr>
+        <w:rFonts w:ascii="Symbol" w:hAnsi="Symbol" w:hint="default"/>
+      </w:rPr>
+    </w:lvl>
+    <w:lvl w:ilvl="1" w:tplc="18090003" w:tentative="1">
+      <w:start w:val="1"/>
+      <w:numFmt w:val="bullet"/>
+      <w:lvlText w:val="o"/>
+      <w:lvlJc w:val="left"/>
+      <w:pPr>
+        <w:ind w:left="1440" w:hanging="360"/>
+      </w:pPr>
+      <w:rPr>
+        <w:rFonts w:ascii="Courier New" w:hAnsi="Courier New" w:cs="Courier New" w:hint="default"/>
+      </w:rPr>
+    </w:lvl>
+    <w:lvl w:ilvl="2" w:tplc="18090005" w:tentative="1">
+      <w:start w:val="1"/>
+      <w:numFmt w:val="bullet"/>
+      <w:lvlText w:val=""/>
+      <w:lvlJc w:val="left"/>
+      <w:pPr>
+        <w:ind w:left="2160" w:hanging="360"/>
+      </w:pPr>
+      <w:rPr>
+        <w:rFonts w:ascii="Wingdings" w:hAnsi="Wingdings" w:hint="default"/>
+      </w:rPr>
+    </w:lvl>
+    <w:lvl w:ilvl="3" w:tplc="18090001" w:tentative="1">
+      <w:start w:val="1"/>
+      <w:numFmt w:val="bullet"/>
+      <w:lvlText w:val=""/>
+      <w:lvlJc w:val="left"/>
+      <w:pPr>
+        <w:ind w:left="2880" w:hanging="360"/>
+      </w:pPr>
+      <w:rPr>
+        <w:rFonts w:ascii="Symbol" w:hAnsi="Symbol" w:hint="default"/>
+      </w:rPr>
+    </w:lvl>
+    <w:lvl w:ilvl="4" w:tplc="18090003" w:tentative="1">
+      <w:start w:val="1"/>
+      <w:numFmt w:val="bullet"/>
+      <w:lvlText w:val="o"/>
+      <w:lvlJc w:val="left"/>
+      <w:pPr>
+        <w:ind w:left="3600" w:hanging="360"/>
+      </w:pPr>
+      <w:rPr>
+        <w:rFonts w:ascii="Courier New" w:hAnsi="Courier New" w:cs="Courier New" w:hint="default"/>
+      </w:rPr>
+    </w:lvl>
+    <w:lvl w:ilvl="5" w:tplc="18090005" w:tentative="1">
+      <w:start w:val="1"/>
+      <w:numFmt w:val="bullet"/>
+      <w:lvlText w:val=""/>
+      <w:lvlJc w:val="left"/>
+      <w:pPr>
+        <w:ind w:left="4320" w:hanging="360"/>
+      </w:pPr>
+      <w:rPr>
+        <w:rFonts w:ascii="Wingdings" w:hAnsi="Wingdings" w:hint="default"/>
+      </w:rPr>
+    </w:lvl>
+    <w:lvl w:ilvl="6" w:tplc="18090001" w:tentative="1">
+      <w:start w:val="1"/>
+      <w:numFmt w:val="bullet"/>
+      <w:lvlText w:val=""/>
+      <w:lvlJc w:val="left"/>
+      <w:pPr>
+        <w:ind w:left="5040" w:hanging="360"/>
+      </w:pPr>
+      <w:rPr>
+        <w:rFonts w:ascii="Symbol" w:hAnsi="Symbol" w:hint="default"/>
+      </w:rPr>
+    </w:lvl>
+    <w:lvl w:ilvl="7" w:tplc="18090003" w:tentative="1">
+      <w:start w:val="1"/>
+      <w:numFmt w:val="bullet"/>
+      <w:lvlText w:val="o"/>
+      <w:lvlJc w:val="left"/>
+      <w:pPr>
+        <w:ind w:left="5760" w:hanging="360"/>
+      </w:pPr>
+      <w:rPr>
+        <w:rFonts w:ascii="Courier New" w:hAnsi="Courier New" w:cs="Courier New" w:hint="default"/>
+      </w:rPr>
+    </w:lvl>
+    <w:lvl w:ilvl="8" w:tplc="18090005" w:tentative="1">
+      <w:start w:val="1"/>
+      <w:numFmt w:val="bullet"/>
+      <w:lvlText w:val=""/>
+      <w:lvlJc w:val="left"/>
+      <w:pPr>
+        <w:ind w:left="6480" w:hanging="360"/>
+      </w:pPr>
+      <w:rPr>
+        <w:rFonts w:ascii="Wingdings" w:hAnsi="Wingdings" w:hint="default"/>
+      </w:rPr>
+    </w:lvl>
+  </w:abstractNum>
   <w:num w:numId="1" w16cid:durableId="195002169">
-    <w:abstractNumId w:val="2"/>
+    <w:abstractNumId w:val="3"/>
   </w:num>
   <w:num w:numId="2" w16cid:durableId="1091705205">
     <w:abstractNumId w:val="0"/>
@@ -9303,7 +10778,13 @@
     <w:abstractNumId w:val="1"/>
   </w:num>
   <w:num w:numId="4" w16cid:durableId="1717008181">
-    <w:abstractNumId w:val="3"/>
+    <w:abstractNumId w:val="4"/>
+  </w:num>
+  <w:num w:numId="5" w16cid:durableId="1998997823">
+    <w:abstractNumId w:val="2"/>
+  </w:num>
+  <w:num w:numId="6" w16cid:durableId="837306315">
+    <w:abstractNumId w:val="5"/>
   </w:num>
 </w:numbering>
 </file>
@@ -10078,6 +11559,19 @@
       <w:u w:val="single"/>
     </w:rPr>
   </w:style>
+  <w:style w:type="paragraph" w:styleId="TOC4">
+    <w:name w:val="toc 4"/>
+    <w:basedOn w:val="Normal"/>
+    <w:next w:val="Normal"/>
+    <w:autoRedefine/>
+    <w:uiPriority w:val="39"/>
+    <w:unhideWhenUsed/>
+    <w:rsid w:val="00435445"/>
+    <w:pPr>
+      <w:spacing w:after="100"/>
+      <w:ind w:left="660"/>
+    </w:pPr>
+  </w:style>
 </w:styles>
 </file>
 
@@ -10106,62 +11600,6 @@
     </inkml:brush>
   </inkml:definitions>
   <inkml:trace contextRef="#ctx0" brushRef="#br0">1 1 24483,'0'259'0,"33"-259"0,-33-259 0,-33 259 0</inkml:trace>
-</inkml:ink>
-</file>
-
-<file path=word/ink/ink2.xml><?xml version="1.0" encoding="utf-8"?>
-<inkml:ink xmlns:inkml="http://www.w3.org/2003/InkML">
-  <inkml:definitions>
-    <inkml:context xml:id="ctx0">
-      <inkml:inkSource xml:id="inkSrc0">
-        <inkml:traceFormat>
-          <inkml:channel name="X" type="integer" min="-2.14748E9" max="2.14748E9" units="cm"/>
-          <inkml:channel name="Y" type="integer" min="-2.14748E9" max="2.14748E9" units="cm"/>
-          <inkml:channel name="F" type="integer" max="32767" units="dev"/>
-        </inkml:traceFormat>
-        <inkml:channelProperties>
-          <inkml:channelProperty channel="X" name="resolution" value="1000" units="1/cm"/>
-          <inkml:channelProperty channel="Y" name="resolution" value="1000" units="1/cm"/>
-          <inkml:channelProperty channel="F" name="resolution" value="0" units="1/dev"/>
-        </inkml:channelProperties>
-      </inkml:inkSource>
-      <inkml:timestamp xml:id="ts0" timeString="2026-04-11T15:31:32.682"/>
-    </inkml:context>
-    <inkml:brush xml:id="br0">
-      <inkml:brushProperty name="width" value="0.035" units="cm"/>
-      <inkml:brushProperty name="height" value="0.035" units="cm"/>
-      <inkml:brushProperty name="color" value="#FFFFFF"/>
-    </inkml:brush>
-  </inkml:definitions>
-  <inkml:trace contextRef="#ctx0" brushRef="#br0">342 615 24575,'0'-1'0,"0"1"0,1-1 0,-1 0 0,0 0 0,1 0 0,-1 0 0,1 0 0,0 0 0,-1 1 0,1-1 0,0 0 0,-1 0 0,1 1 0,0-1 0,0 1 0,0-1 0,-1 1 0,1-1 0,2 0 0,21-10 0,-17 8 0,23-10 0,1 2 0,-1 1 0,2 1 0,-1 2 0,1 1 0,33-2 0,-11 7 0,-54 1 0,0 0 0,0 0 0,0 0 0,0 0 0,0 0 0,0 0 0,0 0 0,0 0 0,0 0 0,0 0 0,0 0 0,0 0 0,0 1 0,0-1 0,0 0 0,-1 0 0,1 0 0,0 0 0,0 0 0,0 0 0,0 0 0,0 0 0,0 0 0,0 0 0,0 0 0,0 0 0,0 0 0,1 0 0,-1 0 0,0 1 0,0-1 0,0 0 0,0 0 0,0 0 0,0 0 0,0 0 0,0 0 0,0 0 0,0 0 0,0 0 0,0 0 0,0 0 0,0 0 0,0 0 0,0 0 0,-12 5 0,-15 4 0,-15 3 0,-77 33 0,31-11 0,69-27 0,0-2 0,0 0 0,0-2 0,0 0 0,-1 0 0,-37-2 0,1 0 0,35 0 0,-1 0 0,0-2 0,0 0 0,-22-5 0,42 5 0,0 1 0,-1-1 0,1 1 0,0-1 0,0 0 0,0 0 0,0 0 0,0 0 0,0 0 0,0 0 0,1 0 0,-1-1 0,0 1 0,1-1 0,-1 1 0,1-1 0,-1 0 0,1 0 0,0 1 0,0-1 0,0 0 0,0 0 0,0 0 0,0 0 0,0 0 0,1-1 0,-1 1 0,1 0 0,-1 0 0,1 0 0,0 0 0,0-1 0,0 1 0,0 0 0,0 0 0,1-1 0,-1 1 0,1 0 0,-1 0 0,1 0 0,1-3 0,1-4 0,1 0 0,0 1 0,0 0 0,1-1 0,0 1 0,1 1 0,-1-1 0,11-9 0,-8 8 0,1 1 0,0 0 0,0 0 0,1 1 0,0 0 0,0 1 0,1 0 0,0 0 0,0 1 0,0 1 0,0 0 0,1 0 0,15-2 0,54-3 0,116 2 0,-186 6 0,1 1 0,-1-1 0,1-1 0,-1 0 0,15-4 0,-23 5 0,-1 0 0,1 0 0,-1-1 0,1 1 0,-1 0 0,0-1 0,1 1 0,-1-1 0,0 0 0,0 0 0,0 0 0,2-3 0,-3 4 0,0-1 0,0 1 0,-1-1 0,1 1 0,-1-1 0,1 0 0,-1 1 0,0-1 0,1 0 0,-1 1 0,0-1 0,0 0 0,0 1 0,0-1 0,-1 0 0,1 1 0,0-1 0,-1 0 0,1 1 0,-1-1 0,0 1 0,0-3 0,-1 1 0,0 0 0,0 0 0,-1 0 0,1 0 0,-1 0 0,1 0 0,-1 1 0,0 0 0,0-1 0,0 1 0,0 0 0,0 0 0,-1 0 0,-3-1 0,-56-18 0,31 11 0,-169-65 0,198 74 0,1 1 0,0-1 0,1 0 0,-1 0 0,0 0 0,0 0 0,0 0 0,0 0 0,1-1 0,-1 1 0,1 0 0,-1-1 0,1 1 0,-1-1 0,1 0 0,-2-3 0,3 4 0,-1 0 0,1-1 0,0 1 0,0 0 0,0 0 0,0-1 0,0 1 0,1 0 0,-1 0 0,0-1 0,1 1 0,-1 0 0,0 0 0,1 0 0,-1 0 0,1 0 0,0-1 0,-1 1 0,1 0 0,0 0 0,0 0 0,0 1 0,0-1 0,0 0 0,0 0 0,0 0 0,0 1 0,1-2 0,16-12 0,0 1 0,0 1 0,1 0 0,1 2 0,0 0 0,0 1 0,41-11 0,-27 7 0,-34 13 0,0 0 0,0 0 0,0 0 0,0 0 0,0 0 0,0 0 0,0 0 0,0-1 0,0 1 0,0 0 0,0 0 0,0 0 0,0 0 0,0 0 0,0 0 0,0 0 0,0 0 0,0 0 0,0 0 0,0 0 0,-21 8 0,-106 58 0,91-56 0,18-5 0,37-4 0,9-3 0,0 2 0,0 1 0,0 1 0,-1 1 0,1 1 0,-1 2 0,48 16 0,-75-22 0,28 13 0,-26-8 0,-18-4 0,-42-7 0,-104-26 0,124 19 0,30 11 0,1-1 0,0 1 0,-1 0 0,-12-2 0,16 4 0,0 0 0,1 0 0,-1 1 0,1-1 0,-1 1 0,1 0 0,-1 0 0,1 0 0,0 0 0,-1 0 0,1 1 0,0 0 0,-6 3 0,-7 7 11,-25 26 0,18-15-1398,5-8-5439</inkml:trace>
-</inkml:ink>
-</file>
-
-<file path=word/ink/ink3.xml><?xml version="1.0" encoding="utf-8"?>
-<inkml:ink xmlns:inkml="http://www.w3.org/2003/InkML">
-  <inkml:definitions>
-    <inkml:context xml:id="ctx0">
-      <inkml:inkSource xml:id="inkSrc0">
-        <inkml:traceFormat>
-          <inkml:channel name="X" type="integer" min="-2.14748E9" max="2.14748E9" units="cm"/>
-          <inkml:channel name="Y" type="integer" min="-2.14748E9" max="2.14748E9" units="cm"/>
-          <inkml:channel name="F" type="integer" max="32767" units="dev"/>
-        </inkml:traceFormat>
-        <inkml:channelProperties>
-          <inkml:channelProperty channel="X" name="resolution" value="1000" units="1/cm"/>
-          <inkml:channelProperty channel="Y" name="resolution" value="1000" units="1/cm"/>
-          <inkml:channelProperty channel="F" name="resolution" value="0" units="1/dev"/>
-        </inkml:channelProperties>
-      </inkml:inkSource>
-      <inkml:timestamp xml:id="ts0" timeString="2026-04-11T15:31:23.303"/>
-    </inkml:context>
-    <inkml:brush xml:id="br0">
-      <inkml:brushProperty name="width" value="0.035" units="cm"/>
-      <inkml:brushProperty name="height" value="0.035" units="cm"/>
-      <inkml:brushProperty name="color" value="#FFFFFF"/>
-    </inkml:brush>
-  </inkml:definitions>
-  <inkml:trace contextRef="#ctx0" brushRef="#br0">170 397 24575,'0'-12'0,"-2"0"0,0 0 0,0 0 0,-1 1 0,-6-17 0,4 15 0,1 0 0,0 0 0,2-1 0,-3-16 0,4-8 0,1 15 0,-6-38 0,5 42 0,1 19 0,0 0 0,0-1 0,0 1 0,0 0 0,0 0 0,0 0 0,0 0 0,0-1 0,0 1 0,0 0 0,0 0 0,0 0 0,1 0 0,-1 0 0,0-1 0,0 1 0,0 0 0,0 0 0,0 0 0,0 0 0,0 0 0,0 0 0,1 0 0,-1-1 0,0 1 0,0 0 0,0 0 0,0 0 0,0 0 0,1 0 0,-1 0 0,0 0 0,0 0 0,0 0 0,0 0 0,0 0 0,1 0 0,-1 0 0,0 0 0,0 0 0,0 0 0,0 0 0,1 0 0,-1 0 0,0 0 0,1 1 0,1 1 0,-1-1 0,0 0 0,0 1 0,0-1 0,0 1 0,0 0 0,0-1 0,0 1 0,0 0 0,-1-1 0,1 1 0,-1 0 0,1 2 0,25 155 0,-26-223 0,2 22 0,-1 8 0,0 24 0,0 1 0,-1 0 0,0-1 0,-1 1 0,0 0 0,0-1 0,-1 1 0,0 0 0,0 0 0,-7-15 0,9 23 0,0 1 0,-1-1 0,1 1 0,0-1 0,0 1 0,0 0 0,0-1 0,-1 1 0,1-1 0,0 1 0,0 0 0,0-1 0,-1 1 0,1 0 0,0-1 0,-1 1 0,1 0 0,0-1 0,-1 1 0,1 0 0,-1 0 0,1-1 0,0 1 0,-1 0 0,1 0 0,-1 0 0,1 0 0,0 0 0,-1-1 0,1 1 0,-1 0 0,1 0 0,-1 0 0,1 0 0,-1 0 0,1 0 0,0 1 0,-2-1 0,-5 18 0,4 30 0,3-48 0,1 40 0,8 49 0,1 22 0,-10-75 0,0-29 0,0-24 0,-15-218 0,13 199 0,3 27 0,3 25 0,9 134 0,1 2 0,-10-249 0,-5-151 0,17 518 0,-14-231 0,0-15 0,-2-52 0,0-233 0,2 246 0,3 22 0,2 23 0,-2 42 0,-4 77 0,-2-64 0,0-78 0,1-1 0,-1 0 0,0 1 0,0-1 0,-1 0 0,0 0 0,0 0 0,0 0 0,-1 0 0,0-1 0,0 1 0,-1-1 0,1 0 0,-1 0 0,0 0 0,0 0 0,-8 6 0,11-11 0,1 1 0,-1-1 0,1 1 0,-1-1 0,1 1 0,-1 0 0,1-1 0,-1 1 0,1-1 0,0 1 0,-1 0 0,1-1 0,0 1 0,-1 0 0,1-1 0,0 1 0,0 0 0,0-1 0,0 1 0,0 0 0,0 0 0,0-1 0,0 1 0,0 0 0,0 0 0,0-1 0,0 1 0,0 0 0,0-1 0,1 1 0,-1 0 0,0-1 0,1 1 0,0 1 0,0 0 0,1-1 0,0 0 0,0 1 0,0-1 0,0 0 0,0 0 0,0 0 0,0 0 0,0 0 0,4 0 0,22 4 0,-22-5 0,-9-1 0,-18-3 0,-3 1 0,0-2 0,0 0 0,1-2 0,0 0 0,0-2 0,-23-12 0,46 21 0,0 0 0,1 0 0,-1 0 0,0 0 0,1 0 0,-1 0 0,0 0 0,0 0 0,1 0 0,-1 0 0,0 0 0,1 0 0,-1-1 0,0 1 0,0 0 0,1 0 0,-1 0 0,0 0 0,0 0 0,0-1 0,1 1 0,-1 0 0,0 0 0,0 0 0,0-1 0,1 1 0,-1 0 0,0 0 0,0-1 0,0 1 0,0 0 0,0-1 0,0 1 0,0 0 0,0 0 0,0-1 0,0 1 0,0 0 0,0 0 0,0-1 0,0 1 0,0 0 0,0-1 0,0 1 0,0 0 0,0 0 0,0-1 0,0 1 0,0 0 0,0 0 0,0-1 0,-1 1 0,1 0 0,0 0 0,0-1 0,0 1 0,-1 0 0,1 0 0,0 0 0,0-1 0,0 1 0,-1 0 0,1 0 0,0 0 0,-1 0 0,26-4 0,-18 5 0,0 0 0,0 0 0,0 0 0,0 1 0,-1 0 0,1 0 0,10 6 0,-12-5 0,0-1 0,1 0 0,-1 0 0,0 0 0,1 0 0,0-1 0,-1 0 0,1 0 0,-1-1 0,1 1 0,9-2 0,-14 1 0,-1 0 0,1 0 0,0 0 0,0 0 0,-1 0 0,1-1 0,0 1 0,-1 0 0,1 0 0,0-1 0,-1 1 0,1-1 0,-1 1 0,1 0 0,0-1 0,-1 1 0,1-1 0,-1 1 0,1-1 0,-1 0 0,0 1 0,1-1 0,-1 0 0,1 1 0,-1-1 0,0 0 0,0 1 0,1-1 0,-1-1 0,0 1 0,0-1 0,0 0 0,-1 1 0,1-1 0,-1 1 0,1-1 0,-1 0 0,1 1 0,-1-1 0,0 1 0,0-1 0,-1-1 0,-2-2 0,0 0 0,1 1 0,-2-1 0,1 1 0,-1 0 0,-7-5 0,3 4 0,-7-5 0,17 7 0,12 1 0,-4 3 0,-7-1 0,1 1 0,0-1 0,-1 0 0,1 1 0,0-1 0,-1-1 0,1 1 0,0 0 0,-1-1 0,1 1 0,0-1 0,-1 0 0,1 0 0,-1 0 0,3-1 0,-5 1 0,0 0 0,0 0 0,-1 0 0,1 1 0,0-1 0,-1 0 0,1 0 0,-1 1 0,1-1 0,-1 0 0,0 0 0,1 1 0,-1-1 0,0 1 0,1-1 0,-1 1 0,0-1 0,0 1 0,1-1 0,-1 1 0,0 0 0,-1-1 0,-9-8 0,11 8 0,1 1 0,-1-1 0,0 1 0,1 0 0,-1-1 0,0 1 0,1-1 0,-1 1 0,1 0 0,-1-1 0,1 1 0,-1 0 0,1 0 0,-1-1 0,1 1 0,-1 0 0,1 0 0,-1 0 0,1 0 0,-1 0 0,1 0 0,-1-1 0,1 1 0,0 0 0,-1 1 0,1-1 0,-1 0 0,1 0 0,-1 0 0,1 0 0,18 0 0,1 1 0,-1 1 0,-1 1 0,1 0 0,0 2 0,-1 0 0,34 14 0,-50-18 0,0-1 0,0 1 0,0 0 0,0 0 0,0 0 0,0 0 0,0 1 0,-1-1 0,1 0 0,0 1 0,-1-1 0,0 1 0,3 3 0,-4-5 0,0 0 0,0 1 0,0-1 0,1 0 0,-1 1 0,0-1 0,0 1 0,0-1 0,0 0 0,0 1 0,0-1 0,-1 0 0,1 1 0,0-1 0,0 1 0,0-1 0,0 0 0,0 1 0,0-1 0,-1 0 0,1 1 0,0-1 0,0 0 0,-1 1 0,1-1 0,-1 1 0,-16 7 0,8-5 0,0 0 0,1 1 0,0 0 0,-12 8 0,13-8 0,0 0 0,0 0 0,-1 0 0,1-1 0,-1 0 0,-9 2 0,5-2 0,6-3 0,1 1 0,-1 0 0,1 1 0,0-1 0,-1 1 0,-8 4 0,13 0 0,-3 13 0,2-18 0,1 0 0,0 0 0,0 1 0,0-1 0,-1 1 0,1-1 0,0 1 0,1-1 0,-1 1 0,0 0 0,0 0 0,1-1 0,-1 1 0,1 0 0,-1 3 0,1-4 0,1 1 0,-1-1 0,1 0 0,-1 0 0,1 0 0,0 0 0,-1 0 0,1 0 0,0 0 0,0 0 0,-1 0 0,1 0 0,0 0 0,0 0 0,0 0 0,0-1 0,1 1 0,-1 0 0,0-1 0,0 1 0,0-1 0,0 1 0,1-1 0,-1 0 0,2 1 0,9 2 0,1 0 0,-24-1 0,-3-2-1365,-1-1-5461</inkml:trace>
 </inkml:ink>
 </file>
 

--- a/FYP Reports/Final Report Template 2025 V1 - C22386123.docx
+++ b/FYP Reports/Final Report Template 2025 V1 - C22386123.docx
@@ -384,7 +384,7 @@
       <w:pPr>
         <w:pStyle w:val="Heading1"/>
       </w:pPr>
-      <w:bookmarkStart w:id="0" w:name="_Toc227004721"/>
+      <w:bookmarkStart w:id="0" w:name="_Toc227010829"/>
       <w:r>
         <w:lastRenderedPageBreak/>
         <w:t>Abstract</w:t>
@@ -435,7 +435,7 @@
       <w:r>
         <w:br w:type="page"/>
       </w:r>
-      <w:bookmarkStart w:id="1" w:name="_Toc227004722"/>
+      <w:bookmarkStart w:id="1" w:name="_Toc227010830"/>
       <w:r>
         <w:lastRenderedPageBreak/>
         <w:t>Declaration</w:t>
@@ -634,7 +634,7 @@
       <w:pPr>
         <w:pStyle w:val="Heading1"/>
       </w:pPr>
-      <w:bookmarkStart w:id="2" w:name="_Toc227004723"/>
+      <w:bookmarkStart w:id="2" w:name="_Toc227010831"/>
       <w:r>
         <w:lastRenderedPageBreak/>
         <w:t>Acknowledgements</w:t>
@@ -676,6 +676,10 @@
     <w:sdt>
       <w:sdtPr>
         <w:rPr>
+          <w:rFonts w:asciiTheme="minorHAnsi" w:eastAsiaTheme="minorHAnsi" w:hAnsiTheme="minorHAnsi" w:cstheme="minorBidi"/>
+          <w:color w:val="auto"/>
+          <w:sz w:val="22"/>
+          <w:szCs w:val="22"/>
           <w:lang w:val="en-GB"/>
         </w:rPr>
         <w:id w:val="-216359470"/>
@@ -686,12 +690,8 @@
       </w:sdtPr>
       <w:sdtEndPr>
         <w:rPr>
-          <w:rFonts w:asciiTheme="minorHAnsi" w:eastAsiaTheme="minorHAnsi" w:hAnsiTheme="minorHAnsi" w:cstheme="minorBidi"/>
           <w:b/>
           <w:bCs/>
-          <w:color w:val="auto"/>
-          <w:sz w:val="22"/>
-          <w:szCs w:val="22"/>
         </w:rPr>
       </w:sdtEndPr>
       <w:sdtContent>
@@ -731,7 +731,7 @@
           <w:r>
             <w:fldChar w:fldCharType="separate"/>
           </w:r>
-          <w:hyperlink w:anchor="_Toc227004721" w:history="1">
+          <w:hyperlink w:anchor="_Toc227010829" w:history="1">
             <w:r>
               <w:rPr>
                 <w:rStyle w:val="Hyperlink"/>
@@ -758,7 +758,7 @@
                 <w:noProof/>
                 <w:webHidden/>
               </w:rPr>
-              <w:instrText xml:space="preserve"> PAGEREF _Toc227004721 \h </w:instrText>
+              <w:instrText xml:space="preserve"> PAGEREF _Toc227010829 \h </w:instrText>
             </w:r>
             <w:r>
               <w:rPr>
@@ -805,7 +805,7 @@
               <w14:ligatures w14:val="standardContextual"/>
             </w:rPr>
           </w:pPr>
-          <w:hyperlink w:anchor="_Toc227004722" w:history="1">
+          <w:hyperlink w:anchor="_Toc227010830" w:history="1">
             <w:r>
               <w:rPr>
                 <w:rStyle w:val="Hyperlink"/>
@@ -832,7 +832,7 @@
                 <w:noProof/>
                 <w:webHidden/>
               </w:rPr>
-              <w:instrText xml:space="preserve"> PAGEREF _Toc227004722 \h </w:instrText>
+              <w:instrText xml:space="preserve"> PAGEREF _Toc227010830 \h </w:instrText>
             </w:r>
             <w:r>
               <w:rPr>
@@ -879,7 +879,7 @@
               <w14:ligatures w14:val="standardContextual"/>
             </w:rPr>
           </w:pPr>
-          <w:hyperlink w:anchor="_Toc227004723" w:history="1">
+          <w:hyperlink w:anchor="_Toc227010831" w:history="1">
             <w:r>
               <w:rPr>
                 <w:rStyle w:val="Hyperlink"/>
@@ -906,7 +906,7 @@
                 <w:noProof/>
                 <w:webHidden/>
               </w:rPr>
-              <w:instrText xml:space="preserve"> PAGEREF _Toc227004723 \h </w:instrText>
+              <w:instrText xml:space="preserve"> PAGEREF _Toc227010831 \h </w:instrText>
             </w:r>
             <w:r>
               <w:rPr>
@@ -953,7 +953,7 @@
               <w14:ligatures w14:val="standardContextual"/>
             </w:rPr>
           </w:pPr>
-          <w:hyperlink w:anchor="_Toc227004724" w:history="1">
+          <w:hyperlink w:anchor="_Toc227010832" w:history="1">
             <w:r>
               <w:rPr>
                 <w:rStyle w:val="Hyperlink"/>
@@ -980,7 +980,7 @@
                 <w:noProof/>
                 <w:webHidden/>
               </w:rPr>
-              <w:instrText xml:space="preserve"> PAGEREF _Toc227004724 \h </w:instrText>
+              <w:instrText xml:space="preserve"> PAGEREF _Toc227010832 \h </w:instrText>
             </w:r>
             <w:r>
               <w:rPr>
@@ -1028,7 +1028,7 @@
               <w14:ligatures w14:val="standardContextual"/>
             </w:rPr>
           </w:pPr>
-          <w:hyperlink w:anchor="_Toc227004725" w:history="1">
+          <w:hyperlink w:anchor="_Toc227010833" w:history="1">
             <w:r>
               <w:rPr>
                 <w:rStyle w:val="Hyperlink"/>
@@ -1074,7 +1074,7 @@
                 <w:noProof/>
                 <w:webHidden/>
               </w:rPr>
-              <w:instrText xml:space="preserve"> PAGEREF _Toc227004725 \h </w:instrText>
+              <w:instrText xml:space="preserve"> PAGEREF _Toc227010833 \h </w:instrText>
             </w:r>
             <w:r>
               <w:rPr>
@@ -1122,7 +1122,7 @@
               <w14:ligatures w14:val="standardContextual"/>
             </w:rPr>
           </w:pPr>
-          <w:hyperlink w:anchor="_Toc227004726" w:history="1">
+          <w:hyperlink w:anchor="_Toc227010834" w:history="1">
             <w:r>
               <w:rPr>
                 <w:rStyle w:val="Hyperlink"/>
@@ -1168,7 +1168,7 @@
                 <w:noProof/>
                 <w:webHidden/>
               </w:rPr>
-              <w:instrText xml:space="preserve"> PAGEREF _Toc227004726 \h </w:instrText>
+              <w:instrText xml:space="preserve"> PAGEREF _Toc227010834 \h </w:instrText>
             </w:r>
             <w:r>
               <w:rPr>
@@ -1216,7 +1216,7 @@
               <w14:ligatures w14:val="standardContextual"/>
             </w:rPr>
           </w:pPr>
-          <w:hyperlink w:anchor="_Toc227004727" w:history="1">
+          <w:hyperlink w:anchor="_Toc227010835" w:history="1">
             <w:r>
               <w:rPr>
                 <w:rStyle w:val="Hyperlink"/>
@@ -1262,7 +1262,7 @@
                 <w:noProof/>
                 <w:webHidden/>
               </w:rPr>
-              <w:instrText xml:space="preserve"> PAGEREF _Toc227004727 \h </w:instrText>
+              <w:instrText xml:space="preserve"> PAGEREF _Toc227010835 \h </w:instrText>
             </w:r>
             <w:r>
               <w:rPr>
@@ -1310,7 +1310,7 @@
               <w14:ligatures w14:val="standardContextual"/>
             </w:rPr>
           </w:pPr>
-          <w:hyperlink w:anchor="_Toc227004728" w:history="1">
+          <w:hyperlink w:anchor="_Toc227010836" w:history="1">
             <w:r>
               <w:rPr>
                 <w:rStyle w:val="Hyperlink"/>
@@ -1356,7 +1356,7 @@
                 <w:noProof/>
                 <w:webHidden/>
               </w:rPr>
-              <w:instrText xml:space="preserve"> PAGEREF _Toc227004728 \h </w:instrText>
+              <w:instrText xml:space="preserve"> PAGEREF _Toc227010836 \h </w:instrText>
             </w:r>
             <w:r>
               <w:rPr>
@@ -1404,7 +1404,7 @@
               <w14:ligatures w14:val="standardContextual"/>
             </w:rPr>
           </w:pPr>
-          <w:hyperlink w:anchor="_Toc227004729" w:history="1">
+          <w:hyperlink w:anchor="_Toc227010837" w:history="1">
             <w:r>
               <w:rPr>
                 <w:rStyle w:val="Hyperlink"/>
@@ -1450,7 +1450,7 @@
                 <w:noProof/>
                 <w:webHidden/>
               </w:rPr>
-              <w:instrText xml:space="preserve"> PAGEREF _Toc227004729 \h </w:instrText>
+              <w:instrText xml:space="preserve"> PAGEREF _Toc227010837 \h </w:instrText>
             </w:r>
             <w:r>
               <w:rPr>
@@ -1497,7 +1497,7 @@
               <w14:ligatures w14:val="standardContextual"/>
             </w:rPr>
           </w:pPr>
-          <w:hyperlink w:anchor="_Toc227004730" w:history="1">
+          <w:hyperlink w:anchor="_Toc227010838" w:history="1">
             <w:r>
               <w:rPr>
                 <w:rStyle w:val="Hyperlink"/>
@@ -1524,7 +1524,7 @@
                 <w:noProof/>
                 <w:webHidden/>
               </w:rPr>
-              <w:instrText xml:space="preserve"> PAGEREF _Toc227004730 \h </w:instrText>
+              <w:instrText xml:space="preserve"> PAGEREF _Toc227010838 \h </w:instrText>
             </w:r>
             <w:r>
               <w:rPr>
@@ -1571,7 +1571,7 @@
               <w14:ligatures w14:val="standardContextual"/>
             </w:rPr>
           </w:pPr>
-          <w:hyperlink w:anchor="_Toc227004731" w:history="1">
+          <w:hyperlink w:anchor="_Toc227010839" w:history="1">
             <w:r>
               <w:rPr>
                 <w:rStyle w:val="Hyperlink"/>
@@ -1598,7 +1598,7 @@
                 <w:noProof/>
                 <w:webHidden/>
               </w:rPr>
-              <w:instrText xml:space="preserve"> PAGEREF _Toc227004731 \h </w:instrText>
+              <w:instrText xml:space="preserve"> PAGEREF _Toc227010839 \h </w:instrText>
             </w:r>
             <w:r>
               <w:rPr>
@@ -1645,7 +1645,7 @@
               <w14:ligatures w14:val="standardContextual"/>
             </w:rPr>
           </w:pPr>
-          <w:hyperlink w:anchor="_Toc227004732" w:history="1">
+          <w:hyperlink w:anchor="_Toc227010840" w:history="1">
             <w:r>
               <w:rPr>
                 <w:rStyle w:val="Hyperlink"/>
@@ -1672,7 +1672,7 @@
                 <w:noProof/>
                 <w:webHidden/>
               </w:rPr>
-              <w:instrText xml:space="preserve"> PAGEREF _Toc227004732 \h </w:instrText>
+              <w:instrText xml:space="preserve"> PAGEREF _Toc227010840 \h </w:instrText>
             </w:r>
             <w:r>
               <w:rPr>
@@ -1719,13 +1719,13 @@
               <w14:ligatures w14:val="standardContextual"/>
             </w:rPr>
           </w:pPr>
-          <w:hyperlink w:anchor="_Toc227004733" w:history="1">
+          <w:hyperlink w:anchor="_Toc227010841" w:history="1">
             <w:r>
               <w:rPr>
                 <w:rStyle w:val="Hyperlink"/>
                 <w:noProof/>
               </w:rPr>
-              <w:t>2.3. Technologies Researched (BLENDER)</w:t>
+              <w:t>2.3. Technologies Researched</w:t>
             </w:r>
             <w:r>
               <w:rPr>
@@ -1746,7 +1746,7 @@
                 <w:noProof/>
                 <w:webHidden/>
               </w:rPr>
-              <w:instrText xml:space="preserve"> PAGEREF _Toc227004733 \h </w:instrText>
+              <w:instrText xml:space="preserve"> PAGEREF _Toc227010841 \h </w:instrText>
             </w:r>
             <w:r>
               <w:rPr>
@@ -1780,6 +1780,384 @@
         <w:p>
           <w:pPr>
             <w:pStyle w:val="TOC3"/>
+            <w:rPr>
+              <w:rFonts w:eastAsiaTheme="minorEastAsia"/>
+              <w:kern w:val="2"/>
+              <w:sz w:val="24"/>
+              <w:szCs w:val="24"/>
+              <w:lang w:eastAsia="en-IE"/>
+              <w14:ligatures w14:val="standardContextual"/>
+            </w:rPr>
+          </w:pPr>
+          <w:hyperlink w:anchor="_Toc227010842" w:history="1">
+            <w:r>
+              <w:rPr>
+                <w:rStyle w:val="Hyperlink"/>
+                <w:color w:val="034990" w:themeColor="hyperlink" w:themeShade="BF"/>
+              </w:rPr>
+              <w:t>2.3.1 Meta Quest 3/3S</w:t>
+            </w:r>
+            <w:r>
+              <w:rPr>
+                <w:webHidden/>
+              </w:rPr>
+              <w:tab/>
+            </w:r>
+            <w:r>
+              <w:rPr>
+                <w:webHidden/>
+              </w:rPr>
+              <w:fldChar w:fldCharType="begin"/>
+            </w:r>
+            <w:r>
+              <w:rPr>
+                <w:webHidden/>
+              </w:rPr>
+              <w:instrText xml:space="preserve"> PAGEREF _Toc227010842 \h </w:instrText>
+            </w:r>
+            <w:r>
+              <w:rPr>
+                <w:webHidden/>
+              </w:rPr>
+            </w:r>
+            <w:r>
+              <w:rPr>
+                <w:webHidden/>
+              </w:rPr>
+              <w:fldChar w:fldCharType="separate"/>
+            </w:r>
+            <w:r>
+              <w:rPr>
+                <w:webHidden/>
+              </w:rPr>
+              <w:t>4</w:t>
+            </w:r>
+            <w:r>
+              <w:rPr>
+                <w:webHidden/>
+              </w:rPr>
+              <w:fldChar w:fldCharType="end"/>
+            </w:r>
+          </w:hyperlink>
+        </w:p>
+        <w:p>
+          <w:pPr>
+            <w:pStyle w:val="TOC3"/>
+            <w:rPr>
+              <w:rFonts w:eastAsiaTheme="minorEastAsia"/>
+              <w:kern w:val="2"/>
+              <w:sz w:val="24"/>
+              <w:szCs w:val="24"/>
+              <w:lang w:eastAsia="en-IE"/>
+              <w14:ligatures w14:val="standardContextual"/>
+            </w:rPr>
+          </w:pPr>
+          <w:hyperlink w:anchor="_Toc227010843" w:history="1">
+            <w:r>
+              <w:rPr>
+                <w:rStyle w:val="Hyperlink"/>
+                <w:color w:val="034990" w:themeColor="hyperlink" w:themeShade="BF"/>
+              </w:rPr>
+              <w:t>2.3.2 Godot 4 Engine</w:t>
+            </w:r>
+            <w:r>
+              <w:rPr>
+                <w:webHidden/>
+              </w:rPr>
+              <w:tab/>
+            </w:r>
+            <w:r>
+              <w:rPr>
+                <w:webHidden/>
+              </w:rPr>
+              <w:fldChar w:fldCharType="begin"/>
+            </w:r>
+            <w:r>
+              <w:rPr>
+                <w:webHidden/>
+              </w:rPr>
+              <w:instrText xml:space="preserve"> PAGEREF _Toc227010843 \h </w:instrText>
+            </w:r>
+            <w:r>
+              <w:rPr>
+                <w:webHidden/>
+              </w:rPr>
+            </w:r>
+            <w:r>
+              <w:rPr>
+                <w:webHidden/>
+              </w:rPr>
+              <w:fldChar w:fldCharType="separate"/>
+            </w:r>
+            <w:r>
+              <w:rPr>
+                <w:webHidden/>
+              </w:rPr>
+              <w:t>5</w:t>
+            </w:r>
+            <w:r>
+              <w:rPr>
+                <w:webHidden/>
+              </w:rPr>
+              <w:fldChar w:fldCharType="end"/>
+            </w:r>
+          </w:hyperlink>
+        </w:p>
+        <w:p>
+          <w:pPr>
+            <w:pStyle w:val="TOC3"/>
+            <w:rPr>
+              <w:rFonts w:eastAsiaTheme="minorEastAsia"/>
+              <w:kern w:val="2"/>
+              <w:sz w:val="24"/>
+              <w:szCs w:val="24"/>
+              <w:lang w:eastAsia="en-IE"/>
+              <w14:ligatures w14:val="standardContextual"/>
+            </w:rPr>
+          </w:pPr>
+          <w:hyperlink w:anchor="_Toc227010844" w:history="1">
+            <w:r>
+              <w:rPr>
+                <w:rStyle w:val="Hyperlink"/>
+                <w:color w:val="034990" w:themeColor="hyperlink" w:themeShade="BF"/>
+              </w:rPr>
+              <w:t>2.3.3 GDScript</w:t>
+            </w:r>
+            <w:r>
+              <w:rPr>
+                <w:webHidden/>
+              </w:rPr>
+              <w:tab/>
+            </w:r>
+            <w:r>
+              <w:rPr>
+                <w:webHidden/>
+              </w:rPr>
+              <w:fldChar w:fldCharType="begin"/>
+            </w:r>
+            <w:r>
+              <w:rPr>
+                <w:webHidden/>
+              </w:rPr>
+              <w:instrText xml:space="preserve"> PAGEREF _Toc227010844 \h </w:instrText>
+            </w:r>
+            <w:r>
+              <w:rPr>
+                <w:webHidden/>
+              </w:rPr>
+            </w:r>
+            <w:r>
+              <w:rPr>
+                <w:webHidden/>
+              </w:rPr>
+              <w:fldChar w:fldCharType="separate"/>
+            </w:r>
+            <w:r>
+              <w:rPr>
+                <w:webHidden/>
+              </w:rPr>
+              <w:t>6</w:t>
+            </w:r>
+            <w:r>
+              <w:rPr>
+                <w:webHidden/>
+              </w:rPr>
+              <w:fldChar w:fldCharType="end"/>
+            </w:r>
+          </w:hyperlink>
+        </w:p>
+        <w:p>
+          <w:pPr>
+            <w:pStyle w:val="TOC3"/>
+            <w:rPr>
+              <w:rFonts w:eastAsiaTheme="minorEastAsia"/>
+              <w:kern w:val="2"/>
+              <w:sz w:val="24"/>
+              <w:szCs w:val="24"/>
+              <w:lang w:eastAsia="en-IE"/>
+              <w14:ligatures w14:val="standardContextual"/>
+            </w:rPr>
+          </w:pPr>
+          <w:hyperlink w:anchor="_Toc227010845" w:history="1">
+            <w:r>
+              <w:rPr>
+                <w:rStyle w:val="Hyperlink"/>
+                <w:color w:val="034990" w:themeColor="hyperlink" w:themeShade="BF"/>
+              </w:rPr>
+              <w:t>2.3.4 OpenXR</w:t>
+            </w:r>
+            <w:r>
+              <w:rPr>
+                <w:webHidden/>
+              </w:rPr>
+              <w:tab/>
+            </w:r>
+            <w:r>
+              <w:rPr>
+                <w:webHidden/>
+              </w:rPr>
+              <w:fldChar w:fldCharType="begin"/>
+            </w:r>
+            <w:r>
+              <w:rPr>
+                <w:webHidden/>
+              </w:rPr>
+              <w:instrText xml:space="preserve"> PAGEREF _Toc227010845 \h </w:instrText>
+            </w:r>
+            <w:r>
+              <w:rPr>
+                <w:webHidden/>
+              </w:rPr>
+            </w:r>
+            <w:r>
+              <w:rPr>
+                <w:webHidden/>
+              </w:rPr>
+              <w:fldChar w:fldCharType="separate"/>
+            </w:r>
+            <w:r>
+              <w:rPr>
+                <w:webHidden/>
+              </w:rPr>
+              <w:t>6</w:t>
+            </w:r>
+            <w:r>
+              <w:rPr>
+                <w:webHidden/>
+              </w:rPr>
+              <w:fldChar w:fldCharType="end"/>
+            </w:r>
+          </w:hyperlink>
+        </w:p>
+        <w:p>
+          <w:pPr>
+            <w:pStyle w:val="TOC3"/>
+            <w:rPr>
+              <w:rFonts w:eastAsiaTheme="minorEastAsia"/>
+              <w:kern w:val="2"/>
+              <w:sz w:val="24"/>
+              <w:szCs w:val="24"/>
+              <w:lang w:eastAsia="en-IE"/>
+              <w14:ligatures w14:val="standardContextual"/>
+            </w:rPr>
+          </w:pPr>
+          <w:hyperlink w:anchor="_Toc227010846" w:history="1">
+            <w:r>
+              <w:rPr>
+                <w:rStyle w:val="Hyperlink"/>
+                <w:color w:val="034990" w:themeColor="hyperlink" w:themeShade="BF"/>
+              </w:rPr>
+              <w:t>2.3.5 Blender</w:t>
+            </w:r>
+            <w:r>
+              <w:rPr>
+                <w:webHidden/>
+              </w:rPr>
+              <w:tab/>
+            </w:r>
+            <w:r>
+              <w:rPr>
+                <w:webHidden/>
+              </w:rPr>
+              <w:fldChar w:fldCharType="begin"/>
+            </w:r>
+            <w:r>
+              <w:rPr>
+                <w:webHidden/>
+              </w:rPr>
+              <w:instrText xml:space="preserve"> PAGEREF _Toc227010846 \h </w:instrText>
+            </w:r>
+            <w:r>
+              <w:rPr>
+                <w:webHidden/>
+              </w:rPr>
+            </w:r>
+            <w:r>
+              <w:rPr>
+                <w:webHidden/>
+              </w:rPr>
+              <w:fldChar w:fldCharType="separate"/>
+            </w:r>
+            <w:r>
+              <w:rPr>
+                <w:webHidden/>
+              </w:rPr>
+              <w:t>6</w:t>
+            </w:r>
+            <w:r>
+              <w:rPr>
+                <w:webHidden/>
+              </w:rPr>
+              <w:fldChar w:fldCharType="end"/>
+            </w:r>
+          </w:hyperlink>
+        </w:p>
+        <w:p>
+          <w:pPr>
+            <w:pStyle w:val="TOC3"/>
+            <w:rPr>
+              <w:rFonts w:eastAsiaTheme="minorEastAsia"/>
+              <w:kern w:val="2"/>
+              <w:sz w:val="24"/>
+              <w:szCs w:val="24"/>
+              <w:lang w:eastAsia="en-IE"/>
+              <w14:ligatures w14:val="standardContextual"/>
+            </w:rPr>
+          </w:pPr>
+          <w:hyperlink w:anchor="_Toc227010847" w:history="1">
+            <w:r>
+              <w:rPr>
+                <w:rStyle w:val="Hyperlink"/>
+                <w:color w:val="034990" w:themeColor="hyperlink" w:themeShade="BF"/>
+              </w:rPr>
+              <w:t>2.3.6 Justification of Technology Selection</w:t>
+            </w:r>
+            <w:r>
+              <w:rPr>
+                <w:webHidden/>
+              </w:rPr>
+              <w:tab/>
+            </w:r>
+            <w:r>
+              <w:rPr>
+                <w:webHidden/>
+              </w:rPr>
+              <w:fldChar w:fldCharType="begin"/>
+            </w:r>
+            <w:r>
+              <w:rPr>
+                <w:webHidden/>
+              </w:rPr>
+              <w:instrText xml:space="preserve"> PAGEREF _Toc227010847 \h </w:instrText>
+            </w:r>
+            <w:r>
+              <w:rPr>
+                <w:webHidden/>
+              </w:rPr>
+            </w:r>
+            <w:r>
+              <w:rPr>
+                <w:webHidden/>
+              </w:rPr>
+              <w:fldChar w:fldCharType="separate"/>
+            </w:r>
+            <w:r>
+              <w:rPr>
+                <w:webHidden/>
+              </w:rPr>
+              <w:t>7</w:t>
+            </w:r>
+            <w:r>
+              <w:rPr>
+                <w:webHidden/>
+              </w:rPr>
+              <w:fldChar w:fldCharType="end"/>
+            </w:r>
+          </w:hyperlink>
+        </w:p>
+        <w:p>
+          <w:pPr>
+            <w:pStyle w:val="TOC4"/>
             <w:tabs>
               <w:tab w:val="right" w:leader="dot" w:pos="9010"/>
             </w:tabs>
@@ -1793,13 +2171,14 @@
               <w14:ligatures w14:val="standardContextual"/>
             </w:rPr>
           </w:pPr>
-          <w:hyperlink w:anchor="_Toc227004734" w:history="1">
+          <w:hyperlink w:anchor="_Toc227010848" w:history="1">
             <w:r>
               <w:rPr>
                 <w:rStyle w:val="Hyperlink"/>
                 <w:noProof/>
-              </w:rPr>
-              <w:t>2.3.1 Meta Quest 3/3S</w:t>
+                <w:color w:val="034990" w:themeColor="hyperlink" w:themeShade="BF"/>
+              </w:rPr>
+              <w:t>2.3.6.1 Why not Unity or Unreal Engine?</w:t>
             </w:r>
             <w:r>
               <w:rPr>
@@ -1820,7 +2199,7 @@
                 <w:noProof/>
                 <w:webHidden/>
               </w:rPr>
-              <w:instrText xml:space="preserve"> PAGEREF _Toc227004734 \h </w:instrText>
+              <w:instrText xml:space="preserve"> PAGEREF _Toc227010848 \h </w:instrText>
             </w:r>
             <w:r>
               <w:rPr>
@@ -1840,7 +2219,7 @@
                 <w:noProof/>
                 <w:webHidden/>
               </w:rPr>
-              <w:t>4</w:t>
+              <w:t>7</w:t>
             </w:r>
             <w:r>
               <w:rPr>
@@ -1853,7 +2232,7 @@
         </w:p>
         <w:p>
           <w:pPr>
-            <w:pStyle w:val="TOC3"/>
+            <w:pStyle w:val="TOC4"/>
             <w:tabs>
               <w:tab w:val="right" w:leader="dot" w:pos="9010"/>
             </w:tabs>
@@ -1867,13 +2246,14 @@
               <w14:ligatures w14:val="standardContextual"/>
             </w:rPr>
           </w:pPr>
-          <w:hyperlink w:anchor="_Toc227004735" w:history="1">
+          <w:hyperlink w:anchor="_Toc227010849" w:history="1">
             <w:r>
               <w:rPr>
                 <w:rStyle w:val="Hyperlink"/>
                 <w:noProof/>
-              </w:rPr>
-              <w:t>2.3.2 Godot 4 Engine</w:t>
+                <w:color w:val="034990" w:themeColor="hyperlink" w:themeShade="BF"/>
+              </w:rPr>
+              <w:t>2.3.6.2 Why not a Database</w:t>
             </w:r>
             <w:r>
               <w:rPr>
@@ -1894,7 +2274,7 @@
                 <w:noProof/>
                 <w:webHidden/>
               </w:rPr>
-              <w:instrText xml:space="preserve"> PAGEREF _Toc227004735 \h </w:instrText>
+              <w:instrText xml:space="preserve"> PAGEREF _Toc227010849 \h </w:instrText>
             </w:r>
             <w:r>
               <w:rPr>
@@ -1914,439 +2294,7 @@
                 <w:noProof/>
                 <w:webHidden/>
               </w:rPr>
-              <w:t>4</w:t>
-            </w:r>
-            <w:r>
-              <w:rPr>
-                <w:noProof/>
-                <w:webHidden/>
-              </w:rPr>
-              <w:fldChar w:fldCharType="end"/>
-            </w:r>
-          </w:hyperlink>
-        </w:p>
-        <w:p>
-          <w:pPr>
-            <w:pStyle w:val="TOC3"/>
-            <w:tabs>
-              <w:tab w:val="right" w:leader="dot" w:pos="9010"/>
-            </w:tabs>
-            <w:rPr>
-              <w:rFonts w:eastAsiaTheme="minorEastAsia"/>
-              <w:noProof/>
-              <w:kern w:val="2"/>
-              <w:sz w:val="24"/>
-              <w:szCs w:val="24"/>
-              <w:lang w:eastAsia="en-IE"/>
-              <w14:ligatures w14:val="standardContextual"/>
-            </w:rPr>
-          </w:pPr>
-          <w:hyperlink w:anchor="_Toc227004736" w:history="1">
-            <w:r>
-              <w:rPr>
-                <w:rStyle w:val="Hyperlink"/>
-                <w:noProof/>
-              </w:rPr>
-              <w:t>2.3.3 GDScript</w:t>
-            </w:r>
-            <w:r>
-              <w:rPr>
-                <w:noProof/>
-                <w:webHidden/>
-              </w:rPr>
-              <w:tab/>
-            </w:r>
-            <w:r>
-              <w:rPr>
-                <w:noProof/>
-                <w:webHidden/>
-              </w:rPr>
-              <w:fldChar w:fldCharType="begin"/>
-            </w:r>
-            <w:r>
-              <w:rPr>
-                <w:noProof/>
-                <w:webHidden/>
-              </w:rPr>
-              <w:instrText xml:space="preserve"> PAGEREF _Toc227004736 \h </w:instrText>
-            </w:r>
-            <w:r>
-              <w:rPr>
-                <w:noProof/>
-                <w:webHidden/>
-              </w:rPr>
-            </w:r>
-            <w:r>
-              <w:rPr>
-                <w:noProof/>
-                <w:webHidden/>
-              </w:rPr>
-              <w:fldChar w:fldCharType="separate"/>
-            </w:r>
-            <w:r>
-              <w:rPr>
-                <w:noProof/>
-                <w:webHidden/>
-              </w:rPr>
-              <w:t>4</w:t>
-            </w:r>
-            <w:r>
-              <w:rPr>
-                <w:noProof/>
-                <w:webHidden/>
-              </w:rPr>
-              <w:fldChar w:fldCharType="end"/>
-            </w:r>
-          </w:hyperlink>
-        </w:p>
-        <w:p>
-          <w:pPr>
-            <w:pStyle w:val="TOC3"/>
-            <w:tabs>
-              <w:tab w:val="right" w:leader="dot" w:pos="9010"/>
-            </w:tabs>
-            <w:rPr>
-              <w:rFonts w:eastAsiaTheme="minorEastAsia"/>
-              <w:noProof/>
-              <w:kern w:val="2"/>
-              <w:sz w:val="24"/>
-              <w:szCs w:val="24"/>
-              <w:lang w:eastAsia="en-IE"/>
-              <w14:ligatures w14:val="standardContextual"/>
-            </w:rPr>
-          </w:pPr>
-          <w:hyperlink w:anchor="_Toc227004737" w:history="1">
-            <w:r>
-              <w:rPr>
-                <w:rStyle w:val="Hyperlink"/>
-                <w:noProof/>
-              </w:rPr>
-              <w:t>2.3.4 OpenXR</w:t>
-            </w:r>
-            <w:r>
-              <w:rPr>
-                <w:noProof/>
-                <w:webHidden/>
-              </w:rPr>
-              <w:tab/>
-            </w:r>
-            <w:r>
-              <w:rPr>
-                <w:noProof/>
-                <w:webHidden/>
-              </w:rPr>
-              <w:fldChar w:fldCharType="begin"/>
-            </w:r>
-            <w:r>
-              <w:rPr>
-                <w:noProof/>
-                <w:webHidden/>
-              </w:rPr>
-              <w:instrText xml:space="preserve"> PAGEREF _Toc227004737 \h </w:instrText>
-            </w:r>
-            <w:r>
-              <w:rPr>
-                <w:noProof/>
-                <w:webHidden/>
-              </w:rPr>
-            </w:r>
-            <w:r>
-              <w:rPr>
-                <w:noProof/>
-                <w:webHidden/>
-              </w:rPr>
-              <w:fldChar w:fldCharType="separate"/>
-            </w:r>
-            <w:r>
-              <w:rPr>
-                <w:noProof/>
-                <w:webHidden/>
-              </w:rPr>
-              <w:t>4</w:t>
-            </w:r>
-            <w:r>
-              <w:rPr>
-                <w:noProof/>
-                <w:webHidden/>
-              </w:rPr>
-              <w:fldChar w:fldCharType="end"/>
-            </w:r>
-          </w:hyperlink>
-        </w:p>
-        <w:p>
-          <w:pPr>
-            <w:pStyle w:val="TOC3"/>
-            <w:tabs>
-              <w:tab w:val="right" w:leader="dot" w:pos="9010"/>
-            </w:tabs>
-            <w:rPr>
-              <w:rFonts w:eastAsiaTheme="minorEastAsia"/>
-              <w:noProof/>
-              <w:kern w:val="2"/>
-              <w:sz w:val="24"/>
-              <w:szCs w:val="24"/>
-              <w:lang w:eastAsia="en-IE"/>
-              <w14:ligatures w14:val="standardContextual"/>
-            </w:rPr>
-          </w:pPr>
-          <w:hyperlink w:anchor="_Toc227004738" w:history="1">
-            <w:r>
-              <w:rPr>
-                <w:rStyle w:val="Hyperlink"/>
-                <w:noProof/>
-              </w:rPr>
-              <w:t>2.3.5 Blender</w:t>
-            </w:r>
-            <w:r>
-              <w:rPr>
-                <w:noProof/>
-                <w:webHidden/>
-              </w:rPr>
-              <w:tab/>
-            </w:r>
-            <w:r>
-              <w:rPr>
-                <w:noProof/>
-                <w:webHidden/>
-              </w:rPr>
-              <w:fldChar w:fldCharType="begin"/>
-            </w:r>
-            <w:r>
-              <w:rPr>
-                <w:noProof/>
-                <w:webHidden/>
-              </w:rPr>
-              <w:instrText xml:space="preserve"> PAGEREF _Toc227004738 \h </w:instrText>
-            </w:r>
-            <w:r>
-              <w:rPr>
-                <w:noProof/>
-                <w:webHidden/>
-              </w:rPr>
-            </w:r>
-            <w:r>
-              <w:rPr>
-                <w:noProof/>
-                <w:webHidden/>
-              </w:rPr>
-              <w:fldChar w:fldCharType="separate"/>
-            </w:r>
-            <w:r>
-              <w:rPr>
-                <w:noProof/>
-                <w:webHidden/>
-              </w:rPr>
-              <w:t>4</w:t>
-            </w:r>
-            <w:r>
-              <w:rPr>
-                <w:noProof/>
-                <w:webHidden/>
-              </w:rPr>
-              <w:fldChar w:fldCharType="end"/>
-            </w:r>
-          </w:hyperlink>
-        </w:p>
-        <w:p>
-          <w:pPr>
-            <w:pStyle w:val="TOC3"/>
-            <w:tabs>
-              <w:tab w:val="right" w:leader="dot" w:pos="9010"/>
-            </w:tabs>
-            <w:rPr>
-              <w:rFonts w:eastAsiaTheme="minorEastAsia"/>
-              <w:noProof/>
-              <w:kern w:val="2"/>
-              <w:sz w:val="24"/>
-              <w:szCs w:val="24"/>
-              <w:lang w:eastAsia="en-IE"/>
-              <w14:ligatures w14:val="standardContextual"/>
-            </w:rPr>
-          </w:pPr>
-          <w:hyperlink w:anchor="_Toc227004739" w:history="1">
-            <w:r>
-              <w:rPr>
-                <w:rStyle w:val="Hyperlink"/>
-                <w:noProof/>
-              </w:rPr>
-              <w:t>2.3.6 Justification of Technology Selection</w:t>
-            </w:r>
-            <w:r>
-              <w:rPr>
-                <w:noProof/>
-                <w:webHidden/>
-              </w:rPr>
-              <w:tab/>
-            </w:r>
-            <w:r>
-              <w:rPr>
-                <w:noProof/>
-                <w:webHidden/>
-              </w:rPr>
-              <w:fldChar w:fldCharType="begin"/>
-            </w:r>
-            <w:r>
-              <w:rPr>
-                <w:noProof/>
-                <w:webHidden/>
-              </w:rPr>
-              <w:instrText xml:space="preserve"> PAGEREF _Toc227004739 \h </w:instrText>
-            </w:r>
-            <w:r>
-              <w:rPr>
-                <w:noProof/>
-                <w:webHidden/>
-              </w:rPr>
-            </w:r>
-            <w:r>
-              <w:rPr>
-                <w:noProof/>
-                <w:webHidden/>
-              </w:rPr>
-              <w:fldChar w:fldCharType="separate"/>
-            </w:r>
-            <w:r>
-              <w:rPr>
-                <w:noProof/>
-                <w:webHidden/>
-              </w:rPr>
-              <w:t>4</w:t>
-            </w:r>
-            <w:r>
-              <w:rPr>
-                <w:noProof/>
-                <w:webHidden/>
-              </w:rPr>
-              <w:fldChar w:fldCharType="end"/>
-            </w:r>
-          </w:hyperlink>
-        </w:p>
-        <w:p>
-          <w:pPr>
-            <w:pStyle w:val="TOC4"/>
-            <w:tabs>
-              <w:tab w:val="right" w:leader="dot" w:pos="9010"/>
-            </w:tabs>
-            <w:rPr>
-              <w:noProof/>
-            </w:rPr>
-          </w:pPr>
-          <w:hyperlink w:anchor="_Toc227004740" w:history="1">
-            <w:r>
-              <w:rPr>
-                <w:rStyle w:val="Hyperlink"/>
-                <w:noProof/>
-              </w:rPr>
-              <w:t>2.3.6.1 Why not Unity or Unreal Engine?</w:t>
-            </w:r>
-            <w:r>
-              <w:rPr>
-                <w:noProof/>
-                <w:webHidden/>
-              </w:rPr>
-              <w:tab/>
-            </w:r>
-            <w:r>
-              <w:rPr>
-                <w:noProof/>
-                <w:webHidden/>
-              </w:rPr>
-              <w:fldChar w:fldCharType="begin"/>
-            </w:r>
-            <w:r>
-              <w:rPr>
-                <w:noProof/>
-                <w:webHidden/>
-              </w:rPr>
-              <w:instrText xml:space="preserve"> PAGEREF _Toc227004740 \h </w:instrText>
-            </w:r>
-            <w:r>
-              <w:rPr>
-                <w:noProof/>
-                <w:webHidden/>
-              </w:rPr>
-            </w:r>
-            <w:r>
-              <w:rPr>
-                <w:noProof/>
-                <w:webHidden/>
-              </w:rPr>
-              <w:fldChar w:fldCharType="separate"/>
-            </w:r>
-            <w:r>
-              <w:rPr>
-                <w:noProof/>
-                <w:webHidden/>
-              </w:rPr>
-              <w:t>4</w:t>
-            </w:r>
-            <w:r>
-              <w:rPr>
-                <w:noProof/>
-                <w:webHidden/>
-              </w:rPr>
-              <w:fldChar w:fldCharType="end"/>
-            </w:r>
-          </w:hyperlink>
-        </w:p>
-        <w:p>
-          <w:pPr>
-            <w:pStyle w:val="TOC4"/>
-            <w:tabs>
-              <w:tab w:val="right" w:leader="dot" w:pos="9010"/>
-            </w:tabs>
-            <w:rPr>
-              <w:noProof/>
-            </w:rPr>
-          </w:pPr>
-          <w:hyperlink w:anchor="_Toc227004741" w:history="1">
-            <w:r>
-              <w:rPr>
-                <w:rStyle w:val="Hyperlink"/>
-                <w:noProof/>
-              </w:rPr>
-              <w:t>2.3.6.2 Why not a Database</w:t>
-            </w:r>
-            <w:r>
-              <w:rPr>
-                <w:noProof/>
-                <w:webHidden/>
-              </w:rPr>
-              <w:tab/>
-            </w:r>
-            <w:r>
-              <w:rPr>
-                <w:noProof/>
-                <w:webHidden/>
-              </w:rPr>
-              <w:fldChar w:fldCharType="begin"/>
-            </w:r>
-            <w:r>
-              <w:rPr>
-                <w:noProof/>
-                <w:webHidden/>
-              </w:rPr>
-              <w:instrText xml:space="preserve"> PAGEREF _Toc227004741 \h </w:instrText>
-            </w:r>
-            <w:r>
-              <w:rPr>
-                <w:noProof/>
-                <w:webHidden/>
-              </w:rPr>
-            </w:r>
-            <w:r>
-              <w:rPr>
-                <w:noProof/>
-                <w:webHidden/>
-              </w:rPr>
-              <w:fldChar w:fldCharType="separate"/>
-            </w:r>
-            <w:r>
-              <w:rPr>
-                <w:noProof/>
-                <w:webHidden/>
-              </w:rPr>
-              <w:t>4</w:t>
+              <w:t>7</w:t>
             </w:r>
             <w:r>
               <w:rPr>
@@ -2373,7 +2321,7 @@
               <w14:ligatures w14:val="standardContextual"/>
             </w:rPr>
           </w:pPr>
-          <w:hyperlink w:anchor="_Toc227004742" w:history="1">
+          <w:hyperlink w:anchor="_Toc227010850" w:history="1">
             <w:r>
               <w:rPr>
                 <w:rStyle w:val="Hyperlink"/>
@@ -2400,7 +2348,7 @@
                 <w:noProof/>
                 <w:webHidden/>
               </w:rPr>
-              <w:instrText xml:space="preserve"> PAGEREF _Toc227004742 \h </w:instrText>
+              <w:instrText xml:space="preserve"> PAGEREF _Toc227010850 \h </w:instrText>
             </w:r>
             <w:r>
               <w:rPr>
@@ -2420,7 +2368,7 @@
                 <w:noProof/>
                 <w:webHidden/>
               </w:rPr>
-              <w:t>4</w:t>
+              <w:t>7</w:t>
             </w:r>
             <w:r>
               <w:rPr>
@@ -2447,7 +2395,7 @@
               <w14:ligatures w14:val="standardContextual"/>
             </w:rPr>
           </w:pPr>
-          <w:hyperlink w:anchor="_Toc227004743" w:history="1">
+          <w:hyperlink w:anchor="_Toc227010851" w:history="1">
             <w:r>
               <w:rPr>
                 <w:rStyle w:val="Hyperlink"/>
@@ -2474,7 +2422,7 @@
                 <w:noProof/>
                 <w:webHidden/>
               </w:rPr>
-              <w:instrText xml:space="preserve"> PAGEREF _Toc227004743 \h </w:instrText>
+              <w:instrText xml:space="preserve"> PAGEREF _Toc227010851 \h </w:instrText>
             </w:r>
             <w:r>
               <w:rPr>
@@ -2494,7 +2442,7 @@
                 <w:noProof/>
                 <w:webHidden/>
               </w:rPr>
-              <w:t>5</w:t>
+              <w:t>7</w:t>
             </w:r>
             <w:r>
               <w:rPr>
@@ -2508,12 +2456,8 @@
         <w:p>
           <w:pPr>
             <w:pStyle w:val="TOC3"/>
-            <w:tabs>
-              <w:tab w:val="right" w:leader="dot" w:pos="9010"/>
-            </w:tabs>
             <w:rPr>
               <w:rFonts w:eastAsiaTheme="minorEastAsia"/>
-              <w:noProof/>
               <w:kern w:val="2"/>
               <w:sz w:val="24"/>
               <w:szCs w:val="24"/>
@@ -2521,58 +2465,50 @@
               <w14:ligatures w14:val="standardContextual"/>
             </w:rPr>
           </w:pPr>
-          <w:hyperlink w:anchor="_Toc227004744" w:history="1">
+          <w:hyperlink w:anchor="_Toc227010852" w:history="1">
             <w:r>
               <w:rPr>
                 <w:rStyle w:val="Hyperlink"/>
-                <w:noProof/>
               </w:rPr>
               <w:t>2.5.1 Sign Language Translator (SLT)</w:t>
             </w:r>
             <w:r>
               <w:rPr>
-                <w:noProof/>
                 <w:webHidden/>
               </w:rPr>
               <w:tab/>
             </w:r>
             <w:r>
               <w:rPr>
-                <w:noProof/>
                 <w:webHidden/>
               </w:rPr>
               <w:fldChar w:fldCharType="begin"/>
             </w:r>
             <w:r>
               <w:rPr>
-                <w:noProof/>
-                <w:webHidden/>
-              </w:rPr>
-              <w:instrText xml:space="preserve"> PAGEREF _Toc227004744 \h </w:instrText>
-            </w:r>
-            <w:r>
-              <w:rPr>
-                <w:noProof/>
-                <w:webHidden/>
-              </w:rPr>
-            </w:r>
-            <w:r>
-              <w:rPr>
-                <w:noProof/>
+                <w:webHidden/>
+              </w:rPr>
+              <w:instrText xml:space="preserve"> PAGEREF _Toc227010852 \h </w:instrText>
+            </w:r>
+            <w:r>
+              <w:rPr>
+                <w:webHidden/>
+              </w:rPr>
+            </w:r>
+            <w:r>
+              <w:rPr>
                 <w:webHidden/>
               </w:rPr>
               <w:fldChar w:fldCharType="separate"/>
             </w:r>
             <w:r>
               <w:rPr>
-                <w:noProof/>
-                <w:webHidden/>
-              </w:rPr>
-              <w:t>5</w:t>
-            </w:r>
-            <w:r>
-              <w:rPr>
-                <w:noProof/>
+                <w:webHidden/>
+              </w:rPr>
+              <w:t>7</w:t>
+            </w:r>
+            <w:r>
+              <w:rPr>
                 <w:webHidden/>
               </w:rPr>
               <w:fldChar w:fldCharType="end"/>
@@ -2582,12 +2518,8 @@
         <w:p>
           <w:pPr>
             <w:pStyle w:val="TOC3"/>
-            <w:tabs>
-              <w:tab w:val="right" w:leader="dot" w:pos="9010"/>
-            </w:tabs>
             <w:rPr>
               <w:rFonts w:eastAsiaTheme="minorEastAsia"/>
-              <w:noProof/>
               <w:kern w:val="2"/>
               <w:sz w:val="24"/>
               <w:szCs w:val="24"/>
@@ -2595,58 +2527,50 @@
               <w14:ligatures w14:val="standardContextual"/>
             </w:rPr>
           </w:pPr>
-          <w:hyperlink w:anchor="_Toc227004745" w:history="1">
+          <w:hyperlink w:anchor="_Toc227010853" w:history="1">
             <w:r>
               <w:rPr>
                 <w:rStyle w:val="Hyperlink"/>
-                <w:noProof/>
               </w:rPr>
               <w:t>2.5.2 VR Music Learner</w:t>
             </w:r>
             <w:r>
               <w:rPr>
-                <w:noProof/>
                 <w:webHidden/>
               </w:rPr>
               <w:tab/>
             </w:r>
             <w:r>
               <w:rPr>
-                <w:noProof/>
                 <w:webHidden/>
               </w:rPr>
               <w:fldChar w:fldCharType="begin"/>
             </w:r>
             <w:r>
               <w:rPr>
-                <w:noProof/>
-                <w:webHidden/>
-              </w:rPr>
-              <w:instrText xml:space="preserve"> PAGEREF _Toc227004745 \h </w:instrText>
-            </w:r>
-            <w:r>
-              <w:rPr>
-                <w:noProof/>
-                <w:webHidden/>
-              </w:rPr>
-            </w:r>
-            <w:r>
-              <w:rPr>
-                <w:noProof/>
+                <w:webHidden/>
+              </w:rPr>
+              <w:instrText xml:space="preserve"> PAGEREF _Toc227010853 \h </w:instrText>
+            </w:r>
+            <w:r>
+              <w:rPr>
+                <w:webHidden/>
+              </w:rPr>
+            </w:r>
+            <w:r>
+              <w:rPr>
                 <w:webHidden/>
               </w:rPr>
               <w:fldChar w:fldCharType="separate"/>
             </w:r>
             <w:r>
               <w:rPr>
-                <w:noProof/>
-                <w:webHidden/>
-              </w:rPr>
-              <w:t>6</w:t>
-            </w:r>
-            <w:r>
-              <w:rPr>
-                <w:noProof/>
+                <w:webHidden/>
+              </w:rPr>
+              <w:t>8</w:t>
+            </w:r>
+            <w:r>
+              <w:rPr>
                 <w:webHidden/>
               </w:rPr>
               <w:fldChar w:fldCharType="end"/>
@@ -2669,7 +2593,7 @@
               <w14:ligatures w14:val="standardContextual"/>
             </w:rPr>
           </w:pPr>
-          <w:hyperlink w:anchor="_Toc227004746" w:history="1">
+          <w:hyperlink w:anchor="_Toc227010854" w:history="1">
             <w:r>
               <w:rPr>
                 <w:rStyle w:val="Hyperlink"/>
@@ -2696,7 +2620,7 @@
                 <w:noProof/>
                 <w:webHidden/>
               </w:rPr>
-              <w:instrText xml:space="preserve"> PAGEREF _Toc227004746 \h </w:instrText>
+              <w:instrText xml:space="preserve"> PAGEREF _Toc227010854 \h </w:instrText>
             </w:r>
             <w:r>
               <w:rPr>
@@ -2716,7 +2640,7 @@
                 <w:noProof/>
                 <w:webHidden/>
               </w:rPr>
-              <w:t>6</w:t>
+              <w:t>9</w:t>
             </w:r>
             <w:r>
               <w:rPr>
@@ -2743,7 +2667,7 @@
               <w14:ligatures w14:val="standardContextual"/>
             </w:rPr>
           </w:pPr>
-          <w:hyperlink w:anchor="_Toc227004747" w:history="1">
+          <w:hyperlink w:anchor="_Toc227010855" w:history="1">
             <w:r>
               <w:rPr>
                 <w:rStyle w:val="Hyperlink"/>
@@ -2770,7 +2694,7 @@
                 <w:noProof/>
                 <w:webHidden/>
               </w:rPr>
-              <w:instrText xml:space="preserve"> PAGEREF _Toc227004747 \h </w:instrText>
+              <w:instrText xml:space="preserve"> PAGEREF _Toc227010855 \h </w:instrText>
             </w:r>
             <w:r>
               <w:rPr>
@@ -2790,7 +2714,7 @@
                 <w:noProof/>
                 <w:webHidden/>
               </w:rPr>
-              <w:t>8</w:t>
+              <w:t>10</w:t>
             </w:r>
             <w:r>
               <w:rPr>
@@ -2817,7 +2741,7 @@
               <w14:ligatures w14:val="standardContextual"/>
             </w:rPr>
           </w:pPr>
-          <w:hyperlink w:anchor="_Toc227004748" w:history="1">
+          <w:hyperlink w:anchor="_Toc227010856" w:history="1">
             <w:r>
               <w:rPr>
                 <w:rStyle w:val="Hyperlink"/>
@@ -2844,7 +2768,7 @@
                 <w:noProof/>
                 <w:webHidden/>
               </w:rPr>
-              <w:instrText xml:space="preserve"> PAGEREF _Toc227004748 \h </w:instrText>
+              <w:instrText xml:space="preserve"> PAGEREF _Toc227010856 \h </w:instrText>
             </w:r>
             <w:r>
               <w:rPr>
@@ -2864,11 +2788,389 @@
                 <w:noProof/>
                 <w:webHidden/>
               </w:rPr>
-              <w:t>8</w:t>
-            </w:r>
-            <w:r>
-              <w:rPr>
-                <w:noProof/>
+              <w:t>10</w:t>
+            </w:r>
+            <w:r>
+              <w:rPr>
+                <w:noProof/>
+                <w:webHidden/>
+              </w:rPr>
+              <w:fldChar w:fldCharType="end"/>
+            </w:r>
+          </w:hyperlink>
+        </w:p>
+        <w:p>
+          <w:pPr>
+            <w:pStyle w:val="TOC3"/>
+            <w:rPr>
+              <w:rFonts w:eastAsiaTheme="minorEastAsia"/>
+              <w:kern w:val="2"/>
+              <w:sz w:val="24"/>
+              <w:szCs w:val="24"/>
+              <w:lang w:eastAsia="en-IE"/>
+              <w14:ligatures w14:val="standardContextual"/>
+            </w:rPr>
+          </w:pPr>
+          <w:hyperlink w:anchor="_Toc227010857" w:history="1">
+            <w:r>
+              <w:rPr>
+                <w:rStyle w:val="Hyperlink"/>
+                <w:color w:val="034990" w:themeColor="hyperlink" w:themeShade="BF"/>
+              </w:rPr>
+              <w:t>3.1.1 What is Sign &amp; Spell VR?</w:t>
+            </w:r>
+            <w:r>
+              <w:rPr>
+                <w:webHidden/>
+              </w:rPr>
+              <w:tab/>
+            </w:r>
+            <w:r>
+              <w:rPr>
+                <w:webHidden/>
+              </w:rPr>
+              <w:fldChar w:fldCharType="begin"/>
+            </w:r>
+            <w:r>
+              <w:rPr>
+                <w:webHidden/>
+              </w:rPr>
+              <w:instrText xml:space="preserve"> PAGEREF _Toc227010857 \h </w:instrText>
+            </w:r>
+            <w:r>
+              <w:rPr>
+                <w:webHidden/>
+              </w:rPr>
+            </w:r>
+            <w:r>
+              <w:rPr>
+                <w:webHidden/>
+              </w:rPr>
+              <w:fldChar w:fldCharType="separate"/>
+            </w:r>
+            <w:r>
+              <w:rPr>
+                <w:webHidden/>
+              </w:rPr>
+              <w:t>10</w:t>
+            </w:r>
+            <w:r>
+              <w:rPr>
+                <w:webHidden/>
+              </w:rPr>
+              <w:fldChar w:fldCharType="end"/>
+            </w:r>
+          </w:hyperlink>
+        </w:p>
+        <w:p>
+          <w:pPr>
+            <w:pStyle w:val="TOC3"/>
+            <w:rPr>
+              <w:rFonts w:eastAsiaTheme="minorEastAsia"/>
+              <w:kern w:val="2"/>
+              <w:sz w:val="24"/>
+              <w:szCs w:val="24"/>
+              <w:lang w:eastAsia="en-IE"/>
+              <w14:ligatures w14:val="standardContextual"/>
+            </w:rPr>
+          </w:pPr>
+          <w:hyperlink w:anchor="_Toc227010858" w:history="1">
+            <w:r>
+              <w:rPr>
+                <w:rStyle w:val="Hyperlink"/>
+                <w:color w:val="034990" w:themeColor="hyperlink" w:themeShade="BF"/>
+              </w:rPr>
+              <w:t>3.1.2 How the System Works</w:t>
+            </w:r>
+            <w:r>
+              <w:rPr>
+                <w:webHidden/>
+              </w:rPr>
+              <w:tab/>
+            </w:r>
+            <w:r>
+              <w:rPr>
+                <w:webHidden/>
+              </w:rPr>
+              <w:fldChar w:fldCharType="begin"/>
+            </w:r>
+            <w:r>
+              <w:rPr>
+                <w:webHidden/>
+              </w:rPr>
+              <w:instrText xml:space="preserve"> PAGEREF _Toc227010858 \h </w:instrText>
+            </w:r>
+            <w:r>
+              <w:rPr>
+                <w:webHidden/>
+              </w:rPr>
+            </w:r>
+            <w:r>
+              <w:rPr>
+                <w:webHidden/>
+              </w:rPr>
+              <w:fldChar w:fldCharType="separate"/>
+            </w:r>
+            <w:r>
+              <w:rPr>
+                <w:webHidden/>
+              </w:rPr>
+              <w:t>10</w:t>
+            </w:r>
+            <w:r>
+              <w:rPr>
+                <w:webHidden/>
+              </w:rPr>
+              <w:fldChar w:fldCharType="end"/>
+            </w:r>
+          </w:hyperlink>
+        </w:p>
+        <w:p>
+          <w:pPr>
+            <w:pStyle w:val="TOC3"/>
+            <w:rPr>
+              <w:rFonts w:eastAsiaTheme="minorEastAsia"/>
+              <w:kern w:val="2"/>
+              <w:sz w:val="24"/>
+              <w:szCs w:val="24"/>
+              <w:lang w:eastAsia="en-IE"/>
+              <w14:ligatures w14:val="standardContextual"/>
+            </w:rPr>
+          </w:pPr>
+          <w:hyperlink w:anchor="_Toc227010859" w:history="1">
+            <w:r>
+              <w:rPr>
+                <w:rStyle w:val="Hyperlink"/>
+                <w:color w:val="034990" w:themeColor="hyperlink" w:themeShade="BF"/>
+              </w:rPr>
+              <w:t>3.1.3 User Experience and Interface</w:t>
+            </w:r>
+            <w:r>
+              <w:rPr>
+                <w:webHidden/>
+              </w:rPr>
+              <w:tab/>
+            </w:r>
+            <w:r>
+              <w:rPr>
+                <w:webHidden/>
+              </w:rPr>
+              <w:fldChar w:fldCharType="begin"/>
+            </w:r>
+            <w:r>
+              <w:rPr>
+                <w:webHidden/>
+              </w:rPr>
+              <w:instrText xml:space="preserve"> PAGEREF _Toc227010859 \h </w:instrText>
+            </w:r>
+            <w:r>
+              <w:rPr>
+                <w:webHidden/>
+              </w:rPr>
+            </w:r>
+            <w:r>
+              <w:rPr>
+                <w:webHidden/>
+              </w:rPr>
+              <w:fldChar w:fldCharType="separate"/>
+            </w:r>
+            <w:r>
+              <w:rPr>
+                <w:webHidden/>
+              </w:rPr>
+              <w:t>10</w:t>
+            </w:r>
+            <w:r>
+              <w:rPr>
+                <w:webHidden/>
+              </w:rPr>
+              <w:fldChar w:fldCharType="end"/>
+            </w:r>
+          </w:hyperlink>
+        </w:p>
+        <w:p>
+          <w:pPr>
+            <w:pStyle w:val="TOC3"/>
+            <w:rPr>
+              <w:rFonts w:eastAsiaTheme="minorEastAsia"/>
+              <w:kern w:val="2"/>
+              <w:sz w:val="24"/>
+              <w:szCs w:val="24"/>
+              <w:lang w:eastAsia="en-IE"/>
+              <w14:ligatures w14:val="standardContextual"/>
+            </w:rPr>
+          </w:pPr>
+          <w:hyperlink w:anchor="_Toc227010860" w:history="1">
+            <w:r>
+              <w:rPr>
+                <w:rStyle w:val="Hyperlink"/>
+                <w:color w:val="034990" w:themeColor="hyperlink" w:themeShade="BF"/>
+              </w:rPr>
+              <w:t>3.1.4 Practice and Feedback</w:t>
+            </w:r>
+            <w:r>
+              <w:rPr>
+                <w:webHidden/>
+              </w:rPr>
+              <w:tab/>
+            </w:r>
+            <w:r>
+              <w:rPr>
+                <w:webHidden/>
+              </w:rPr>
+              <w:fldChar w:fldCharType="begin"/>
+            </w:r>
+            <w:r>
+              <w:rPr>
+                <w:webHidden/>
+              </w:rPr>
+              <w:instrText xml:space="preserve"> PAGEREF _Toc227010860 \h </w:instrText>
+            </w:r>
+            <w:r>
+              <w:rPr>
+                <w:webHidden/>
+              </w:rPr>
+            </w:r>
+            <w:r>
+              <w:rPr>
+                <w:webHidden/>
+              </w:rPr>
+              <w:fldChar w:fldCharType="separate"/>
+            </w:r>
+            <w:r>
+              <w:rPr>
+                <w:webHidden/>
+              </w:rPr>
+              <w:t>10</w:t>
+            </w:r>
+            <w:r>
+              <w:rPr>
+                <w:webHidden/>
+              </w:rPr>
+              <w:fldChar w:fldCharType="end"/>
+            </w:r>
+          </w:hyperlink>
+        </w:p>
+        <w:p>
+          <w:pPr>
+            <w:pStyle w:val="TOC3"/>
+            <w:rPr>
+              <w:rFonts w:eastAsiaTheme="minorEastAsia"/>
+              <w:kern w:val="2"/>
+              <w:sz w:val="24"/>
+              <w:szCs w:val="24"/>
+              <w:lang w:eastAsia="en-IE"/>
+              <w14:ligatures w14:val="standardContextual"/>
+            </w:rPr>
+          </w:pPr>
+          <w:hyperlink w:anchor="_Toc227010861" w:history="1">
+            <w:r>
+              <w:rPr>
+                <w:rStyle w:val="Hyperlink"/>
+                <w:color w:val="034990" w:themeColor="hyperlink" w:themeShade="BF"/>
+              </w:rPr>
+              <w:t>3.1.5 Saving Progress and Accessibility</w:t>
+            </w:r>
+            <w:r>
+              <w:rPr>
+                <w:webHidden/>
+              </w:rPr>
+              <w:tab/>
+            </w:r>
+            <w:r>
+              <w:rPr>
+                <w:webHidden/>
+              </w:rPr>
+              <w:fldChar w:fldCharType="begin"/>
+            </w:r>
+            <w:r>
+              <w:rPr>
+                <w:webHidden/>
+              </w:rPr>
+              <w:instrText xml:space="preserve"> PAGEREF _Toc227010861 \h </w:instrText>
+            </w:r>
+            <w:r>
+              <w:rPr>
+                <w:webHidden/>
+              </w:rPr>
+            </w:r>
+            <w:r>
+              <w:rPr>
+                <w:webHidden/>
+              </w:rPr>
+              <w:fldChar w:fldCharType="separate"/>
+            </w:r>
+            <w:r>
+              <w:rPr>
+                <w:webHidden/>
+              </w:rPr>
+              <w:t>10</w:t>
+            </w:r>
+            <w:r>
+              <w:rPr>
+                <w:webHidden/>
+              </w:rPr>
+              <w:fldChar w:fldCharType="end"/>
+            </w:r>
+          </w:hyperlink>
+        </w:p>
+        <w:p>
+          <w:pPr>
+            <w:pStyle w:val="TOC3"/>
+            <w:rPr>
+              <w:rFonts w:eastAsiaTheme="minorEastAsia"/>
+              <w:kern w:val="2"/>
+              <w:sz w:val="24"/>
+              <w:szCs w:val="24"/>
+              <w:lang w:eastAsia="en-IE"/>
+              <w14:ligatures w14:val="standardContextual"/>
+            </w:rPr>
+          </w:pPr>
+          <w:hyperlink w:anchor="_Toc227010862" w:history="1">
+            <w:r>
+              <w:rPr>
+                <w:rStyle w:val="Hyperlink"/>
+                <w:color w:val="034990" w:themeColor="hyperlink" w:themeShade="BF"/>
+              </w:rPr>
+              <w:t>3.1.6 Inspiration and Aims</w:t>
+            </w:r>
+            <w:r>
+              <w:rPr>
+                <w:webHidden/>
+              </w:rPr>
+              <w:tab/>
+            </w:r>
+            <w:r>
+              <w:rPr>
+                <w:webHidden/>
+              </w:rPr>
+              <w:fldChar w:fldCharType="begin"/>
+            </w:r>
+            <w:r>
+              <w:rPr>
+                <w:webHidden/>
+              </w:rPr>
+              <w:instrText xml:space="preserve"> PAGEREF _Toc227010862 \h </w:instrText>
+            </w:r>
+            <w:r>
+              <w:rPr>
+                <w:webHidden/>
+              </w:rPr>
+            </w:r>
+            <w:r>
+              <w:rPr>
+                <w:webHidden/>
+              </w:rPr>
+              <w:fldChar w:fldCharType="separate"/>
+            </w:r>
+            <w:r>
+              <w:rPr>
+                <w:webHidden/>
+              </w:rPr>
+              <w:t>11</w:t>
+            </w:r>
+            <w:r>
+              <w:rPr>
                 <w:webHidden/>
               </w:rPr>
               <w:fldChar w:fldCharType="end"/>
@@ -2891,7 +3193,7 @@
               <w14:ligatures w14:val="standardContextual"/>
             </w:rPr>
           </w:pPr>
-          <w:hyperlink w:anchor="_Toc227004749" w:history="1">
+          <w:hyperlink w:anchor="_Toc227010863" w:history="1">
             <w:r>
               <w:rPr>
                 <w:rStyle w:val="Hyperlink"/>
@@ -2918,7 +3220,7 @@
                 <w:noProof/>
                 <w:webHidden/>
               </w:rPr>
-              <w:instrText xml:space="preserve"> PAGEREF _Toc227004749 \h </w:instrText>
+              <w:instrText xml:space="preserve"> PAGEREF _Toc227010863 \h </w:instrText>
             </w:r>
             <w:r>
               <w:rPr>
@@ -2938,11 +3240,434 @@
                 <w:noProof/>
                 <w:webHidden/>
               </w:rPr>
-              <w:t>8</w:t>
-            </w:r>
-            <w:r>
-              <w:rPr>
-                <w:noProof/>
+              <w:t>11</w:t>
+            </w:r>
+            <w:r>
+              <w:rPr>
+                <w:noProof/>
+                <w:webHidden/>
+              </w:rPr>
+              <w:fldChar w:fldCharType="end"/>
+            </w:r>
+          </w:hyperlink>
+        </w:p>
+        <w:p>
+          <w:pPr>
+            <w:pStyle w:val="TOC3"/>
+            <w:rPr>
+              <w:rFonts w:eastAsiaTheme="minorEastAsia"/>
+              <w:kern w:val="2"/>
+              <w:sz w:val="24"/>
+              <w:szCs w:val="24"/>
+              <w:lang w:eastAsia="en-IE"/>
+              <w14:ligatures w14:val="standardContextual"/>
+            </w:rPr>
+          </w:pPr>
+          <w:hyperlink w:anchor="_Toc227010864" w:history="1">
+            <w:r>
+              <w:rPr>
+                <w:rStyle w:val="Hyperlink"/>
+                <w:color w:val="034990" w:themeColor="hyperlink" w:themeShade="BF"/>
+              </w:rPr>
+              <w:t>3.2.1 Who are the Stakeholders?</w:t>
+            </w:r>
+            <w:r>
+              <w:rPr>
+                <w:webHidden/>
+              </w:rPr>
+              <w:tab/>
+            </w:r>
+            <w:r>
+              <w:rPr>
+                <w:webHidden/>
+              </w:rPr>
+              <w:fldChar w:fldCharType="begin"/>
+            </w:r>
+            <w:r>
+              <w:rPr>
+                <w:webHidden/>
+              </w:rPr>
+              <w:instrText xml:space="preserve"> PAGEREF _Toc227010864 \h </w:instrText>
+            </w:r>
+            <w:r>
+              <w:rPr>
+                <w:webHidden/>
+              </w:rPr>
+            </w:r>
+            <w:r>
+              <w:rPr>
+                <w:webHidden/>
+              </w:rPr>
+              <w:fldChar w:fldCharType="separate"/>
+            </w:r>
+            <w:r>
+              <w:rPr>
+                <w:webHidden/>
+              </w:rPr>
+              <w:t>11</w:t>
+            </w:r>
+            <w:r>
+              <w:rPr>
+                <w:webHidden/>
+              </w:rPr>
+              <w:fldChar w:fldCharType="end"/>
+            </w:r>
+          </w:hyperlink>
+        </w:p>
+        <w:p>
+          <w:pPr>
+            <w:pStyle w:val="TOC4"/>
+            <w:tabs>
+              <w:tab w:val="right" w:leader="dot" w:pos="9010"/>
+            </w:tabs>
+            <w:rPr>
+              <w:rFonts w:eastAsiaTheme="minorEastAsia"/>
+              <w:noProof/>
+              <w:kern w:val="2"/>
+              <w:sz w:val="24"/>
+              <w:szCs w:val="24"/>
+              <w:lang w:eastAsia="en-IE"/>
+              <w14:ligatures w14:val="standardContextual"/>
+            </w:rPr>
+          </w:pPr>
+          <w:hyperlink w:anchor="_Toc227010865" w:history="1">
+            <w:r>
+              <w:rPr>
+                <w:rStyle w:val="Hyperlink"/>
+                <w:noProof/>
+              </w:rPr>
+              <w:t>3.2.1.1 New Learners</w:t>
+            </w:r>
+            <w:r>
+              <w:rPr>
+                <w:noProof/>
+                <w:webHidden/>
+              </w:rPr>
+              <w:tab/>
+            </w:r>
+            <w:r>
+              <w:rPr>
+                <w:noProof/>
+                <w:webHidden/>
+              </w:rPr>
+              <w:fldChar w:fldCharType="begin"/>
+            </w:r>
+            <w:r>
+              <w:rPr>
+                <w:noProof/>
+                <w:webHidden/>
+              </w:rPr>
+              <w:instrText xml:space="preserve"> PAGEREF _Toc227010865 \h </w:instrText>
+            </w:r>
+            <w:r>
+              <w:rPr>
+                <w:noProof/>
+                <w:webHidden/>
+              </w:rPr>
+            </w:r>
+            <w:r>
+              <w:rPr>
+                <w:noProof/>
+                <w:webHidden/>
+              </w:rPr>
+              <w:fldChar w:fldCharType="separate"/>
+            </w:r>
+            <w:r>
+              <w:rPr>
+                <w:noProof/>
+                <w:webHidden/>
+              </w:rPr>
+              <w:t>11</w:t>
+            </w:r>
+            <w:r>
+              <w:rPr>
+                <w:noProof/>
+                <w:webHidden/>
+              </w:rPr>
+              <w:fldChar w:fldCharType="end"/>
+            </w:r>
+          </w:hyperlink>
+        </w:p>
+        <w:p>
+          <w:pPr>
+            <w:pStyle w:val="TOC4"/>
+            <w:tabs>
+              <w:tab w:val="right" w:leader="dot" w:pos="9010"/>
+            </w:tabs>
+            <w:rPr>
+              <w:rFonts w:eastAsiaTheme="minorEastAsia"/>
+              <w:noProof/>
+              <w:kern w:val="2"/>
+              <w:sz w:val="24"/>
+              <w:szCs w:val="24"/>
+              <w:lang w:eastAsia="en-IE"/>
+              <w14:ligatures w14:val="standardContextual"/>
+            </w:rPr>
+          </w:pPr>
+          <w:hyperlink w:anchor="_Toc227010866" w:history="1">
+            <w:r>
+              <w:rPr>
+                <w:rStyle w:val="Hyperlink"/>
+                <w:noProof/>
+              </w:rPr>
+              <w:t>3.2.1.2 Teacher and Instructors</w:t>
+            </w:r>
+            <w:r>
+              <w:rPr>
+                <w:noProof/>
+                <w:webHidden/>
+              </w:rPr>
+              <w:tab/>
+            </w:r>
+            <w:r>
+              <w:rPr>
+                <w:noProof/>
+                <w:webHidden/>
+              </w:rPr>
+              <w:fldChar w:fldCharType="begin"/>
+            </w:r>
+            <w:r>
+              <w:rPr>
+                <w:noProof/>
+                <w:webHidden/>
+              </w:rPr>
+              <w:instrText xml:space="preserve"> PAGEREF _Toc227010866 \h </w:instrText>
+            </w:r>
+            <w:r>
+              <w:rPr>
+                <w:noProof/>
+                <w:webHidden/>
+              </w:rPr>
+            </w:r>
+            <w:r>
+              <w:rPr>
+                <w:noProof/>
+                <w:webHidden/>
+              </w:rPr>
+              <w:fldChar w:fldCharType="separate"/>
+            </w:r>
+            <w:r>
+              <w:rPr>
+                <w:noProof/>
+                <w:webHidden/>
+              </w:rPr>
+              <w:t>11</w:t>
+            </w:r>
+            <w:r>
+              <w:rPr>
+                <w:noProof/>
+                <w:webHidden/>
+              </w:rPr>
+              <w:fldChar w:fldCharType="end"/>
+            </w:r>
+          </w:hyperlink>
+        </w:p>
+        <w:p>
+          <w:pPr>
+            <w:pStyle w:val="TOC4"/>
+            <w:tabs>
+              <w:tab w:val="right" w:leader="dot" w:pos="9010"/>
+            </w:tabs>
+            <w:rPr>
+              <w:rFonts w:eastAsiaTheme="minorEastAsia"/>
+              <w:noProof/>
+              <w:kern w:val="2"/>
+              <w:sz w:val="24"/>
+              <w:szCs w:val="24"/>
+              <w:lang w:eastAsia="en-IE"/>
+              <w14:ligatures w14:val="standardContextual"/>
+            </w:rPr>
+          </w:pPr>
+          <w:hyperlink w:anchor="_Toc227010867" w:history="1">
+            <w:r>
+              <w:rPr>
+                <w:rStyle w:val="Hyperlink"/>
+                <w:noProof/>
+              </w:rPr>
+              <w:t>3.2.1.3 Deaf Community</w:t>
+            </w:r>
+            <w:r>
+              <w:rPr>
+                <w:noProof/>
+                <w:webHidden/>
+              </w:rPr>
+              <w:tab/>
+            </w:r>
+            <w:r>
+              <w:rPr>
+                <w:noProof/>
+                <w:webHidden/>
+              </w:rPr>
+              <w:fldChar w:fldCharType="begin"/>
+            </w:r>
+            <w:r>
+              <w:rPr>
+                <w:noProof/>
+                <w:webHidden/>
+              </w:rPr>
+              <w:instrText xml:space="preserve"> PAGEREF _Toc227010867 \h </w:instrText>
+            </w:r>
+            <w:r>
+              <w:rPr>
+                <w:noProof/>
+                <w:webHidden/>
+              </w:rPr>
+            </w:r>
+            <w:r>
+              <w:rPr>
+                <w:noProof/>
+                <w:webHidden/>
+              </w:rPr>
+              <w:fldChar w:fldCharType="separate"/>
+            </w:r>
+            <w:r>
+              <w:rPr>
+                <w:noProof/>
+                <w:webHidden/>
+              </w:rPr>
+              <w:t>11</w:t>
+            </w:r>
+            <w:r>
+              <w:rPr>
+                <w:noProof/>
+                <w:webHidden/>
+              </w:rPr>
+              <w:fldChar w:fldCharType="end"/>
+            </w:r>
+          </w:hyperlink>
+        </w:p>
+        <w:p>
+          <w:pPr>
+            <w:pStyle w:val="TOC4"/>
+            <w:tabs>
+              <w:tab w:val="right" w:leader="dot" w:pos="9010"/>
+            </w:tabs>
+            <w:rPr>
+              <w:rFonts w:eastAsiaTheme="minorEastAsia"/>
+              <w:noProof/>
+              <w:kern w:val="2"/>
+              <w:sz w:val="24"/>
+              <w:szCs w:val="24"/>
+              <w:lang w:eastAsia="en-IE"/>
+              <w14:ligatures w14:val="standardContextual"/>
+            </w:rPr>
+          </w:pPr>
+          <w:hyperlink w:anchor="_Toc227010868" w:history="1">
+            <w:r>
+              <w:rPr>
+                <w:rStyle w:val="Hyperlink"/>
+                <w:noProof/>
+              </w:rPr>
+              <w:t>3.2.1.4 Potential Stakeholders</w:t>
+            </w:r>
+            <w:r>
+              <w:rPr>
+                <w:noProof/>
+                <w:webHidden/>
+              </w:rPr>
+              <w:tab/>
+            </w:r>
+            <w:r>
+              <w:rPr>
+                <w:noProof/>
+                <w:webHidden/>
+              </w:rPr>
+              <w:fldChar w:fldCharType="begin"/>
+            </w:r>
+            <w:r>
+              <w:rPr>
+                <w:noProof/>
+                <w:webHidden/>
+              </w:rPr>
+              <w:instrText xml:space="preserve"> PAGEREF _Toc227010868 \h </w:instrText>
+            </w:r>
+            <w:r>
+              <w:rPr>
+                <w:noProof/>
+                <w:webHidden/>
+              </w:rPr>
+            </w:r>
+            <w:r>
+              <w:rPr>
+                <w:noProof/>
+                <w:webHidden/>
+              </w:rPr>
+              <w:fldChar w:fldCharType="separate"/>
+            </w:r>
+            <w:r>
+              <w:rPr>
+                <w:noProof/>
+                <w:webHidden/>
+              </w:rPr>
+              <w:t>12</w:t>
+            </w:r>
+            <w:r>
+              <w:rPr>
+                <w:noProof/>
+                <w:webHidden/>
+              </w:rPr>
+              <w:fldChar w:fldCharType="end"/>
+            </w:r>
+          </w:hyperlink>
+        </w:p>
+        <w:p>
+          <w:pPr>
+            <w:pStyle w:val="TOC3"/>
+            <w:rPr>
+              <w:rFonts w:eastAsiaTheme="minorEastAsia"/>
+              <w:kern w:val="2"/>
+              <w:sz w:val="24"/>
+              <w:szCs w:val="24"/>
+              <w:lang w:eastAsia="en-IE"/>
+              <w14:ligatures w14:val="standardContextual"/>
+            </w:rPr>
+          </w:pPr>
+          <w:hyperlink w:anchor="_Toc227010869" w:history="1">
+            <w:r>
+              <w:rPr>
+                <w:rStyle w:val="Hyperlink"/>
+                <w:rFonts w:cstheme="minorHAnsi"/>
+                <w:color w:val="034990" w:themeColor="hyperlink" w:themeShade="BF"/>
+              </w:rPr>
+              <w:t>3.2.2 How Requirements were Identified</w:t>
+            </w:r>
+            <w:r>
+              <w:rPr>
+                <w:webHidden/>
+              </w:rPr>
+              <w:tab/>
+            </w:r>
+            <w:r>
+              <w:rPr>
+                <w:webHidden/>
+              </w:rPr>
+              <w:fldChar w:fldCharType="begin"/>
+            </w:r>
+            <w:r>
+              <w:rPr>
+                <w:webHidden/>
+              </w:rPr>
+              <w:instrText xml:space="preserve"> PAGEREF _Toc227010869 \h </w:instrText>
+            </w:r>
+            <w:r>
+              <w:rPr>
+                <w:webHidden/>
+              </w:rPr>
+            </w:r>
+            <w:r>
+              <w:rPr>
+                <w:webHidden/>
+              </w:rPr>
+              <w:fldChar w:fldCharType="separate"/>
+            </w:r>
+            <w:r>
+              <w:rPr>
+                <w:webHidden/>
+              </w:rPr>
+              <w:t>12</w:t>
+            </w:r>
+            <w:r>
+              <w:rPr>
                 <w:webHidden/>
               </w:rPr>
               <w:fldChar w:fldCharType="end"/>
@@ -2965,7 +3690,7 @@
               <w14:ligatures w14:val="standardContextual"/>
             </w:rPr>
           </w:pPr>
-          <w:hyperlink w:anchor="_Toc227004750" w:history="1">
+          <w:hyperlink w:anchor="_Toc227010870" w:history="1">
             <w:r>
               <w:rPr>
                 <w:rStyle w:val="Hyperlink"/>
@@ -2992,7 +3717,7 @@
                 <w:noProof/>
                 <w:webHidden/>
               </w:rPr>
-              <w:instrText xml:space="preserve"> PAGEREF _Toc227004750 \h </w:instrText>
+              <w:instrText xml:space="preserve"> PAGEREF _Toc227010870 \h </w:instrText>
             </w:r>
             <w:r>
               <w:rPr>
@@ -3012,7 +3737,7 @@
                 <w:noProof/>
                 <w:webHidden/>
               </w:rPr>
-              <w:t>8</w:t>
+              <w:t>12</w:t>
             </w:r>
             <w:r>
               <w:rPr>
@@ -3039,7 +3764,7 @@
               <w14:ligatures w14:val="standardContextual"/>
             </w:rPr>
           </w:pPr>
-          <w:hyperlink w:anchor="_Toc227004751" w:history="1">
+          <w:hyperlink w:anchor="_Toc227010871" w:history="1">
             <w:r>
               <w:rPr>
                 <w:rStyle w:val="Hyperlink"/>
@@ -3066,7 +3791,7 @@
                 <w:noProof/>
                 <w:webHidden/>
               </w:rPr>
-              <w:instrText xml:space="preserve"> PAGEREF _Toc227004751 \h </w:instrText>
+              <w:instrText xml:space="preserve"> PAGEREF _Toc227010871 \h </w:instrText>
             </w:r>
             <w:r>
               <w:rPr>
@@ -3086,7 +3811,7 @@
                 <w:noProof/>
                 <w:webHidden/>
               </w:rPr>
-              <w:t>8</w:t>
+              <w:t>12</w:t>
             </w:r>
             <w:r>
               <w:rPr>
@@ -3113,7 +3838,7 @@
               <w14:ligatures w14:val="standardContextual"/>
             </w:rPr>
           </w:pPr>
-          <w:hyperlink w:anchor="_Toc227004752" w:history="1">
+          <w:hyperlink w:anchor="_Toc227010872" w:history="1">
             <w:r>
               <w:rPr>
                 <w:rStyle w:val="Hyperlink"/>
@@ -3140,7 +3865,7 @@
                 <w:noProof/>
                 <w:webHidden/>
               </w:rPr>
-              <w:instrText xml:space="preserve"> PAGEREF _Toc227004752 \h </w:instrText>
+              <w:instrText xml:space="preserve"> PAGEREF _Toc227010872 \h </w:instrText>
             </w:r>
             <w:r>
               <w:rPr>
@@ -3160,7 +3885,7 @@
                 <w:noProof/>
                 <w:webHidden/>
               </w:rPr>
-              <w:t>8</w:t>
+              <w:t>12</w:t>
             </w:r>
             <w:r>
               <w:rPr>
@@ -3187,7 +3912,7 @@
               <w14:ligatures w14:val="standardContextual"/>
             </w:rPr>
           </w:pPr>
-          <w:hyperlink w:anchor="_Toc227004753" w:history="1">
+          <w:hyperlink w:anchor="_Toc227010873" w:history="1">
             <w:r>
               <w:rPr>
                 <w:rStyle w:val="Hyperlink"/>
@@ -3214,7 +3939,7 @@
                 <w:noProof/>
                 <w:webHidden/>
               </w:rPr>
-              <w:instrText xml:space="preserve"> PAGEREF _Toc227004753 \h </w:instrText>
+              <w:instrText xml:space="preserve"> PAGEREF _Toc227010873 \h </w:instrText>
             </w:r>
             <w:r>
               <w:rPr>
@@ -3234,7 +3959,7 @@
                 <w:noProof/>
                 <w:webHidden/>
               </w:rPr>
-              <w:t>8</w:t>
+              <w:t>12</w:t>
             </w:r>
             <w:r>
               <w:rPr>
@@ -3261,7 +3986,7 @@
               <w14:ligatures w14:val="standardContextual"/>
             </w:rPr>
           </w:pPr>
-          <w:hyperlink w:anchor="_Toc227004754" w:history="1">
+          <w:hyperlink w:anchor="_Toc227010874" w:history="1">
             <w:r>
               <w:rPr>
                 <w:rStyle w:val="Hyperlink"/>
@@ -3288,7 +4013,7 @@
                 <w:noProof/>
                 <w:webHidden/>
               </w:rPr>
-              <w:instrText xml:space="preserve"> PAGEREF _Toc227004754 \h </w:instrText>
+              <w:instrText xml:space="preserve"> PAGEREF _Toc227010874 \h </w:instrText>
             </w:r>
             <w:r>
               <w:rPr>
@@ -3308,7 +4033,7 @@
                 <w:noProof/>
                 <w:webHidden/>
               </w:rPr>
-              <w:t>8</w:t>
+              <w:t>13</w:t>
             </w:r>
             <w:r>
               <w:rPr>
@@ -3335,7 +4060,7 @@
               <w14:ligatures w14:val="standardContextual"/>
             </w:rPr>
           </w:pPr>
-          <w:hyperlink w:anchor="_Toc227004755" w:history="1">
+          <w:hyperlink w:anchor="_Toc227010875" w:history="1">
             <w:r>
               <w:rPr>
                 <w:rStyle w:val="Hyperlink"/>
@@ -3362,7 +4087,7 @@
                 <w:noProof/>
                 <w:webHidden/>
               </w:rPr>
-              <w:instrText xml:space="preserve"> PAGEREF _Toc227004755 \h </w:instrText>
+              <w:instrText xml:space="preserve"> PAGEREF _Toc227010875 \h </w:instrText>
             </w:r>
             <w:r>
               <w:rPr>
@@ -3382,7 +4107,7 @@
                 <w:noProof/>
                 <w:webHidden/>
               </w:rPr>
-              <w:t>9</w:t>
+              <w:t>14</w:t>
             </w:r>
             <w:r>
               <w:rPr>
@@ -3409,7 +4134,7 @@
               <w14:ligatures w14:val="standardContextual"/>
             </w:rPr>
           </w:pPr>
-          <w:hyperlink w:anchor="_Toc227004756" w:history="1">
+          <w:hyperlink w:anchor="_Toc227010876" w:history="1">
             <w:r>
               <w:rPr>
                 <w:rStyle w:val="Hyperlink"/>
@@ -3436,7 +4161,7 @@
                 <w:noProof/>
                 <w:webHidden/>
               </w:rPr>
-              <w:instrText xml:space="preserve"> PAGEREF _Toc227004756 \h </w:instrText>
+              <w:instrText xml:space="preserve"> PAGEREF _Toc227010876 \h </w:instrText>
             </w:r>
             <w:r>
               <w:rPr>
@@ -3456,7 +4181,7 @@
                 <w:noProof/>
                 <w:webHidden/>
               </w:rPr>
-              <w:t>9</w:t>
+              <w:t>14</w:t>
             </w:r>
             <w:r>
               <w:rPr>
@@ -3483,7 +4208,7 @@
               <w14:ligatures w14:val="standardContextual"/>
             </w:rPr>
           </w:pPr>
-          <w:hyperlink w:anchor="_Toc227004757" w:history="1">
+          <w:hyperlink w:anchor="_Toc227010877" w:history="1">
             <w:r>
               <w:rPr>
                 <w:rStyle w:val="Hyperlink"/>
@@ -3510,7 +4235,7 @@
                 <w:noProof/>
                 <w:webHidden/>
               </w:rPr>
-              <w:instrText xml:space="preserve"> PAGEREF _Toc227004757 \h </w:instrText>
+              <w:instrText xml:space="preserve"> PAGEREF _Toc227010877 \h </w:instrText>
             </w:r>
             <w:r>
               <w:rPr>
@@ -3530,7 +4255,7 @@
                 <w:noProof/>
                 <w:webHidden/>
               </w:rPr>
-              <w:t>9</w:t>
+              <w:t>14</w:t>
             </w:r>
             <w:r>
               <w:rPr>
@@ -3557,7 +4282,7 @@
               <w14:ligatures w14:val="standardContextual"/>
             </w:rPr>
           </w:pPr>
-          <w:hyperlink w:anchor="_Toc227004758" w:history="1">
+          <w:hyperlink w:anchor="_Toc227010878" w:history="1">
             <w:r>
               <w:rPr>
                 <w:rStyle w:val="Hyperlink"/>
@@ -3584,7 +4309,7 @@
                 <w:noProof/>
                 <w:webHidden/>
               </w:rPr>
-              <w:instrText xml:space="preserve"> PAGEREF _Toc227004758 \h </w:instrText>
+              <w:instrText xml:space="preserve"> PAGEREF _Toc227010878 \h </w:instrText>
             </w:r>
             <w:r>
               <w:rPr>
@@ -3604,7 +4329,7 @@
                 <w:noProof/>
                 <w:webHidden/>
               </w:rPr>
-              <w:t>9</w:t>
+              <w:t>14</w:t>
             </w:r>
             <w:r>
               <w:rPr>
@@ -3618,12 +4343,8 @@
         <w:p>
           <w:pPr>
             <w:pStyle w:val="TOC3"/>
-            <w:tabs>
-              <w:tab w:val="right" w:leader="dot" w:pos="9010"/>
-            </w:tabs>
             <w:rPr>
               <w:rFonts w:eastAsiaTheme="minorEastAsia"/>
-              <w:noProof/>
               <w:kern w:val="2"/>
               <w:sz w:val="24"/>
               <w:szCs w:val="24"/>
@@ -3631,58 +4352,50 @@
               <w14:ligatures w14:val="standardContextual"/>
             </w:rPr>
           </w:pPr>
-          <w:hyperlink w:anchor="_Toc227004759" w:history="1">
+          <w:hyperlink w:anchor="_Toc227010879" w:history="1">
             <w:r>
               <w:rPr>
                 <w:rStyle w:val="Hyperlink"/>
-                <w:noProof/>
               </w:rPr>
               <w:t>4.3.1 Project Schedule</w:t>
             </w:r>
             <w:r>
               <w:rPr>
-                <w:noProof/>
                 <w:webHidden/>
               </w:rPr>
               <w:tab/>
             </w:r>
             <w:r>
               <w:rPr>
-                <w:noProof/>
                 <w:webHidden/>
               </w:rPr>
               <w:fldChar w:fldCharType="begin"/>
             </w:r>
             <w:r>
               <w:rPr>
-                <w:noProof/>
-                <w:webHidden/>
-              </w:rPr>
-              <w:instrText xml:space="preserve"> PAGEREF _Toc227004759 \h </w:instrText>
-            </w:r>
-            <w:r>
-              <w:rPr>
-                <w:noProof/>
-                <w:webHidden/>
-              </w:rPr>
-            </w:r>
-            <w:r>
-              <w:rPr>
-                <w:noProof/>
+                <w:webHidden/>
+              </w:rPr>
+              <w:instrText xml:space="preserve"> PAGEREF _Toc227010879 \h </w:instrText>
+            </w:r>
+            <w:r>
+              <w:rPr>
+                <w:webHidden/>
+              </w:rPr>
+            </w:r>
+            <w:r>
+              <w:rPr>
                 <w:webHidden/>
               </w:rPr>
               <w:fldChar w:fldCharType="separate"/>
             </w:r>
             <w:r>
               <w:rPr>
-                <w:noProof/>
-                <w:webHidden/>
-              </w:rPr>
-              <w:t>9</w:t>
-            </w:r>
-            <w:r>
-              <w:rPr>
-                <w:noProof/>
+                <w:webHidden/>
+              </w:rPr>
+              <w:t>14</w:t>
+            </w:r>
+            <w:r>
+              <w:rPr>
                 <w:webHidden/>
               </w:rPr>
               <w:fldChar w:fldCharType="end"/>
@@ -3705,7 +4418,7 @@
               <w14:ligatures w14:val="standardContextual"/>
             </w:rPr>
           </w:pPr>
-          <w:hyperlink w:anchor="_Toc227004760" w:history="1">
+          <w:hyperlink w:anchor="_Toc227010880" w:history="1">
             <w:r>
               <w:rPr>
                 <w:rStyle w:val="Hyperlink"/>
@@ -3732,7 +4445,7 @@
                 <w:noProof/>
                 <w:webHidden/>
               </w:rPr>
-              <w:instrText xml:space="preserve"> PAGEREF _Toc227004760 \h </w:instrText>
+              <w:instrText xml:space="preserve"> PAGEREF _Toc227010880 \h </w:instrText>
             </w:r>
             <w:r>
               <w:rPr>
@@ -3752,7 +4465,7 @@
                 <w:noProof/>
                 <w:webHidden/>
               </w:rPr>
-              <w:t>9</w:t>
+              <w:t>14</w:t>
             </w:r>
             <w:r>
               <w:rPr>
@@ -3766,12 +4479,8 @@
         <w:p>
           <w:pPr>
             <w:pStyle w:val="TOC3"/>
-            <w:tabs>
-              <w:tab w:val="right" w:leader="dot" w:pos="9010"/>
-            </w:tabs>
             <w:rPr>
               <w:rFonts w:eastAsiaTheme="minorEastAsia"/>
-              <w:noProof/>
               <w:kern w:val="2"/>
               <w:sz w:val="24"/>
               <w:szCs w:val="24"/>
@@ -3779,58 +4488,50 @@
               <w14:ligatures w14:val="standardContextual"/>
             </w:rPr>
           </w:pPr>
-          <w:hyperlink w:anchor="_Toc227004761" w:history="1">
+          <w:hyperlink w:anchor="_Toc227010881" w:history="1">
             <w:r>
               <w:rPr>
                 <w:rStyle w:val="Hyperlink"/>
-                <w:noProof/>
               </w:rPr>
               <w:t>4.5.1 Fulfilment of System Requirements</w:t>
             </w:r>
             <w:r>
               <w:rPr>
-                <w:noProof/>
                 <w:webHidden/>
               </w:rPr>
               <w:tab/>
             </w:r>
             <w:r>
               <w:rPr>
-                <w:noProof/>
                 <w:webHidden/>
               </w:rPr>
               <w:fldChar w:fldCharType="begin"/>
             </w:r>
             <w:r>
               <w:rPr>
-                <w:noProof/>
-                <w:webHidden/>
-              </w:rPr>
-              <w:instrText xml:space="preserve"> PAGEREF _Toc227004761 \h </w:instrText>
-            </w:r>
-            <w:r>
-              <w:rPr>
-                <w:noProof/>
-                <w:webHidden/>
-              </w:rPr>
-            </w:r>
-            <w:r>
-              <w:rPr>
-                <w:noProof/>
+                <w:webHidden/>
+              </w:rPr>
+              <w:instrText xml:space="preserve"> PAGEREF _Toc227010881 \h </w:instrText>
+            </w:r>
+            <w:r>
+              <w:rPr>
+                <w:webHidden/>
+              </w:rPr>
+            </w:r>
+            <w:r>
+              <w:rPr>
                 <w:webHidden/>
               </w:rPr>
               <w:fldChar w:fldCharType="separate"/>
             </w:r>
             <w:r>
               <w:rPr>
-                <w:noProof/>
-                <w:webHidden/>
-              </w:rPr>
-              <w:t>9</w:t>
-            </w:r>
-            <w:r>
-              <w:rPr>
-                <w:noProof/>
+                <w:webHidden/>
+              </w:rPr>
+              <w:t>14</w:t>
+            </w:r>
+            <w:r>
+              <w:rPr>
                 <w:webHidden/>
               </w:rPr>
               <w:fldChar w:fldCharType="end"/>
@@ -3853,7 +4554,7 @@
               <w14:ligatures w14:val="standardContextual"/>
             </w:rPr>
           </w:pPr>
-          <w:hyperlink w:anchor="_Toc227004762" w:history="1">
+          <w:hyperlink w:anchor="_Toc227010882" w:history="1">
             <w:r>
               <w:rPr>
                 <w:rStyle w:val="Hyperlink"/>
@@ -3880,7 +4581,7 @@
                 <w:noProof/>
                 <w:webHidden/>
               </w:rPr>
-              <w:instrText xml:space="preserve"> PAGEREF _Toc227004762 \h </w:instrText>
+              <w:instrText xml:space="preserve"> PAGEREF _Toc227010882 \h </w:instrText>
             </w:r>
             <w:r>
               <w:rPr>
@@ -3900,7 +4601,7 @@
                 <w:noProof/>
                 <w:webHidden/>
               </w:rPr>
-              <w:t>9</w:t>
+              <w:t>14</w:t>
             </w:r>
             <w:r>
               <w:rPr>
@@ -3927,7 +4628,7 @@
               <w14:ligatures w14:val="standardContextual"/>
             </w:rPr>
           </w:pPr>
-          <w:hyperlink w:anchor="_Toc227004763" w:history="1">
+          <w:hyperlink w:anchor="_Toc227010883" w:history="1">
             <w:r>
               <w:rPr>
                 <w:rStyle w:val="Hyperlink"/>
@@ -3954,7 +4655,7 @@
                 <w:noProof/>
                 <w:webHidden/>
               </w:rPr>
-              <w:instrText xml:space="preserve"> PAGEREF _Toc227004763 \h </w:instrText>
+              <w:instrText xml:space="preserve"> PAGEREF _Toc227010883 \h </w:instrText>
             </w:r>
             <w:r>
               <w:rPr>
@@ -3974,7 +4675,7 @@
                 <w:noProof/>
                 <w:webHidden/>
               </w:rPr>
-              <w:t>9</w:t>
+              <w:t>14</w:t>
             </w:r>
             <w:r>
               <w:rPr>
@@ -4001,7 +4702,7 @@
               <w14:ligatures w14:val="standardContextual"/>
             </w:rPr>
           </w:pPr>
-          <w:hyperlink w:anchor="_Toc227004764" w:history="1">
+          <w:hyperlink w:anchor="_Toc227010884" w:history="1">
             <w:r>
               <w:rPr>
                 <w:rStyle w:val="Hyperlink"/>
@@ -4028,7 +4729,7 @@
                 <w:noProof/>
                 <w:webHidden/>
               </w:rPr>
-              <w:instrText xml:space="preserve"> PAGEREF _Toc227004764 \h </w:instrText>
+              <w:instrText xml:space="preserve"> PAGEREF _Toc227010884 \h </w:instrText>
             </w:r>
             <w:r>
               <w:rPr>
@@ -4048,7 +4749,7 @@
                 <w:noProof/>
                 <w:webHidden/>
               </w:rPr>
-              <w:t>10</w:t>
+              <w:t>15</w:t>
             </w:r>
             <w:r>
               <w:rPr>
@@ -4075,7 +4776,7 @@
               <w14:ligatures w14:val="standardContextual"/>
             </w:rPr>
           </w:pPr>
-          <w:hyperlink w:anchor="_Toc227004765" w:history="1">
+          <w:hyperlink w:anchor="_Toc227010885" w:history="1">
             <w:r>
               <w:rPr>
                 <w:rStyle w:val="Hyperlink"/>
@@ -4102,7 +4803,7 @@
                 <w:noProof/>
                 <w:webHidden/>
               </w:rPr>
-              <w:instrText xml:space="preserve"> PAGEREF _Toc227004765 \h </w:instrText>
+              <w:instrText xml:space="preserve"> PAGEREF _Toc227010885 \h </w:instrText>
             </w:r>
             <w:r>
               <w:rPr>
@@ -4122,7 +4823,7 @@
                 <w:noProof/>
                 <w:webHidden/>
               </w:rPr>
-              <w:t>10</w:t>
+              <w:t>15</w:t>
             </w:r>
             <w:r>
               <w:rPr>
@@ -4149,7 +4850,7 @@
               <w14:ligatures w14:val="standardContextual"/>
             </w:rPr>
           </w:pPr>
-          <w:hyperlink w:anchor="_Toc227004766" w:history="1">
+          <w:hyperlink w:anchor="_Toc227010886" w:history="1">
             <w:r>
               <w:rPr>
                 <w:rStyle w:val="Hyperlink"/>
@@ -4176,7 +4877,7 @@
                 <w:noProof/>
                 <w:webHidden/>
               </w:rPr>
-              <w:instrText xml:space="preserve"> PAGEREF _Toc227004766 \h </w:instrText>
+              <w:instrText xml:space="preserve"> PAGEREF _Toc227010886 \h </w:instrText>
             </w:r>
             <w:r>
               <w:rPr>
@@ -4196,7 +4897,7 @@
                 <w:noProof/>
                 <w:webHidden/>
               </w:rPr>
-              <w:t>10</w:t>
+              <w:t>15</w:t>
             </w:r>
             <w:r>
               <w:rPr>
@@ -4223,7 +4924,7 @@
               <w14:ligatures w14:val="standardContextual"/>
             </w:rPr>
           </w:pPr>
-          <w:hyperlink w:anchor="_Toc227004767" w:history="1">
+          <w:hyperlink w:anchor="_Toc227010887" w:history="1">
             <w:r>
               <w:rPr>
                 <w:rStyle w:val="Hyperlink"/>
@@ -4250,7 +4951,7 @@
                 <w:noProof/>
                 <w:webHidden/>
               </w:rPr>
-              <w:instrText xml:space="preserve"> PAGEREF _Toc227004767 \h </w:instrText>
+              <w:instrText xml:space="preserve"> PAGEREF _Toc227010887 \h </w:instrText>
             </w:r>
             <w:r>
               <w:rPr>
@@ -4270,7 +4971,7 @@
                 <w:noProof/>
                 <w:webHidden/>
               </w:rPr>
-              <w:t>10</w:t>
+              <w:t>15</w:t>
             </w:r>
             <w:r>
               <w:rPr>
@@ -4297,7 +4998,7 @@
               <w14:ligatures w14:val="standardContextual"/>
             </w:rPr>
           </w:pPr>
-          <w:hyperlink w:anchor="_Toc227004768" w:history="1">
+          <w:hyperlink w:anchor="_Toc227010888" w:history="1">
             <w:r>
               <w:rPr>
                 <w:rStyle w:val="Hyperlink"/>
@@ -4324,7 +5025,7 @@
                 <w:noProof/>
                 <w:webHidden/>
               </w:rPr>
-              <w:instrText xml:space="preserve"> PAGEREF _Toc227004768 \h </w:instrText>
+              <w:instrText xml:space="preserve"> PAGEREF _Toc227010888 \h </w:instrText>
             </w:r>
             <w:r>
               <w:rPr>
@@ -4344,7 +5045,7 @@
                 <w:noProof/>
                 <w:webHidden/>
               </w:rPr>
-              <w:t>10</w:t>
+              <w:t>15</w:t>
             </w:r>
             <w:r>
               <w:rPr>
@@ -4371,7 +5072,7 @@
               <w14:ligatures w14:val="standardContextual"/>
             </w:rPr>
           </w:pPr>
-          <w:hyperlink w:anchor="_Toc227004769" w:history="1">
+          <w:hyperlink w:anchor="_Toc227010889" w:history="1">
             <w:r>
               <w:rPr>
                 <w:rStyle w:val="Hyperlink"/>
@@ -4398,7 +5099,7 @@
                 <w:noProof/>
                 <w:webHidden/>
               </w:rPr>
-              <w:instrText xml:space="preserve"> PAGEREF _Toc227004769 \h </w:instrText>
+              <w:instrText xml:space="preserve"> PAGEREF _Toc227010889 \h </w:instrText>
             </w:r>
             <w:r>
               <w:rPr>
@@ -4418,7 +5119,7 @@
                 <w:noProof/>
                 <w:webHidden/>
               </w:rPr>
-              <w:t>11</w:t>
+              <w:t>16</w:t>
             </w:r>
             <w:r>
               <w:rPr>
@@ -4445,7 +5146,7 @@
               <w14:ligatures w14:val="standardContextual"/>
             </w:rPr>
           </w:pPr>
-          <w:hyperlink w:anchor="_Toc227004770" w:history="1">
+          <w:hyperlink w:anchor="_Toc227010890" w:history="1">
             <w:r>
               <w:rPr>
                 <w:rStyle w:val="Hyperlink"/>
@@ -4472,7 +5173,7 @@
                 <w:noProof/>
                 <w:webHidden/>
               </w:rPr>
-              <w:instrText xml:space="preserve"> PAGEREF _Toc227004770 \h </w:instrText>
+              <w:instrText xml:space="preserve"> PAGEREF _Toc227010890 \h </w:instrText>
             </w:r>
             <w:r>
               <w:rPr>
@@ -4492,7 +5193,7 @@
                 <w:noProof/>
                 <w:webHidden/>
               </w:rPr>
-              <w:t>11</w:t>
+              <w:t>16</w:t>
             </w:r>
             <w:r>
               <w:rPr>
@@ -4519,7 +5220,7 @@
               <w14:ligatures w14:val="standardContextual"/>
             </w:rPr>
           </w:pPr>
-          <w:hyperlink w:anchor="_Toc227004771" w:history="1">
+          <w:hyperlink w:anchor="_Toc227010891" w:history="1">
             <w:r>
               <w:rPr>
                 <w:rStyle w:val="Hyperlink"/>
@@ -4546,7 +5247,7 @@
                 <w:noProof/>
                 <w:webHidden/>
               </w:rPr>
-              <w:instrText xml:space="preserve"> PAGEREF _Toc227004771 \h </w:instrText>
+              <w:instrText xml:space="preserve"> PAGEREF _Toc227010891 \h </w:instrText>
             </w:r>
             <w:r>
               <w:rPr>
@@ -4566,7 +5267,7 @@
                 <w:noProof/>
                 <w:webHidden/>
               </w:rPr>
-              <w:t>11</w:t>
+              <w:t>16</w:t>
             </w:r>
             <w:r>
               <w:rPr>
@@ -4593,7 +5294,7 @@
               <w14:ligatures w14:val="standardContextual"/>
             </w:rPr>
           </w:pPr>
-          <w:hyperlink w:anchor="_Toc227004772" w:history="1">
+          <w:hyperlink w:anchor="_Toc227010892" w:history="1">
             <w:r>
               <w:rPr>
                 <w:rStyle w:val="Hyperlink"/>
@@ -4620,7 +5321,7 @@
                 <w:noProof/>
                 <w:webHidden/>
               </w:rPr>
-              <w:instrText xml:space="preserve"> PAGEREF _Toc227004772 \h </w:instrText>
+              <w:instrText xml:space="preserve"> PAGEREF _Toc227010892 \h </w:instrText>
             </w:r>
             <w:r>
               <w:rPr>
@@ -4640,7 +5341,7 @@
                 <w:noProof/>
                 <w:webHidden/>
               </w:rPr>
-              <w:t>11</w:t>
+              <w:t>16</w:t>
             </w:r>
             <w:r>
               <w:rPr>
@@ -4667,7 +5368,7 @@
               <w14:ligatures w14:val="standardContextual"/>
             </w:rPr>
           </w:pPr>
-          <w:hyperlink w:anchor="_Toc227004773" w:history="1">
+          <w:hyperlink w:anchor="_Toc227010893" w:history="1">
             <w:r>
               <w:rPr>
                 <w:rStyle w:val="Hyperlink"/>
@@ -4694,7 +5395,7 @@
                 <w:noProof/>
                 <w:webHidden/>
               </w:rPr>
-              <w:instrText xml:space="preserve"> PAGEREF _Toc227004773 \h </w:instrText>
+              <w:instrText xml:space="preserve"> PAGEREF _Toc227010893 \h </w:instrText>
             </w:r>
             <w:r>
               <w:rPr>
@@ -4714,7 +5415,7 @@
                 <w:noProof/>
                 <w:webHidden/>
               </w:rPr>
-              <w:t>11</w:t>
+              <w:t>16</w:t>
             </w:r>
             <w:r>
               <w:rPr>
@@ -4728,12 +5429,8 @@
         <w:p>
           <w:pPr>
             <w:pStyle w:val="TOC3"/>
-            <w:tabs>
-              <w:tab w:val="right" w:leader="dot" w:pos="9010"/>
-            </w:tabs>
             <w:rPr>
               <w:rFonts w:eastAsiaTheme="minorEastAsia"/>
-              <w:noProof/>
               <w:kern w:val="2"/>
               <w:sz w:val="24"/>
               <w:szCs w:val="24"/>
@@ -4741,58 +5438,50 @@
               <w14:ligatures w14:val="standardContextual"/>
             </w:rPr>
           </w:pPr>
-          <w:hyperlink w:anchor="_Toc227004774" w:history="1">
+          <w:hyperlink w:anchor="_Toc227010894" w:history="1">
             <w:r>
               <w:rPr>
                 <w:rStyle w:val="Hyperlink"/>
-                <w:noProof/>
               </w:rPr>
               <w:t>6.4.1 Evaluate Project Plan</w:t>
             </w:r>
             <w:r>
               <w:rPr>
-                <w:noProof/>
                 <w:webHidden/>
               </w:rPr>
               <w:tab/>
             </w:r>
             <w:r>
               <w:rPr>
-                <w:noProof/>
                 <w:webHidden/>
               </w:rPr>
               <w:fldChar w:fldCharType="begin"/>
             </w:r>
             <w:r>
               <w:rPr>
-                <w:noProof/>
-                <w:webHidden/>
-              </w:rPr>
-              <w:instrText xml:space="preserve"> PAGEREF _Toc227004774 \h </w:instrText>
-            </w:r>
-            <w:r>
-              <w:rPr>
-                <w:noProof/>
-                <w:webHidden/>
-              </w:rPr>
-            </w:r>
-            <w:r>
-              <w:rPr>
-                <w:noProof/>
+                <w:webHidden/>
+              </w:rPr>
+              <w:instrText xml:space="preserve"> PAGEREF _Toc227010894 \h </w:instrText>
+            </w:r>
+            <w:r>
+              <w:rPr>
+                <w:webHidden/>
+              </w:rPr>
+            </w:r>
+            <w:r>
+              <w:rPr>
                 <w:webHidden/>
               </w:rPr>
               <w:fldChar w:fldCharType="separate"/>
             </w:r>
             <w:r>
               <w:rPr>
-                <w:noProof/>
-                <w:webHidden/>
-              </w:rPr>
-              <w:t>11</w:t>
-            </w:r>
-            <w:r>
-              <w:rPr>
-                <w:noProof/>
+                <w:webHidden/>
+              </w:rPr>
+              <w:t>16</w:t>
+            </w:r>
+            <w:r>
+              <w:rPr>
                 <w:webHidden/>
               </w:rPr>
               <w:fldChar w:fldCharType="end"/>
@@ -4802,12 +5491,8 @@
         <w:p>
           <w:pPr>
             <w:pStyle w:val="TOC3"/>
-            <w:tabs>
-              <w:tab w:val="right" w:leader="dot" w:pos="9010"/>
-            </w:tabs>
             <w:rPr>
               <w:rFonts w:eastAsiaTheme="minorEastAsia"/>
-              <w:noProof/>
               <w:kern w:val="2"/>
               <w:sz w:val="24"/>
               <w:szCs w:val="24"/>
@@ -4815,58 +5500,50 @@
               <w14:ligatures w14:val="standardContextual"/>
             </w:rPr>
           </w:pPr>
-          <w:hyperlink w:anchor="_Toc227004775" w:history="1">
+          <w:hyperlink w:anchor="_Toc227010895" w:history="1">
             <w:r>
               <w:rPr>
                 <w:rStyle w:val="Hyperlink"/>
-                <w:noProof/>
               </w:rPr>
               <w:t>6.4.1 Evaluate Project Execution</w:t>
             </w:r>
             <w:r>
               <w:rPr>
-                <w:noProof/>
                 <w:webHidden/>
               </w:rPr>
               <w:tab/>
             </w:r>
             <w:r>
               <w:rPr>
-                <w:noProof/>
                 <w:webHidden/>
               </w:rPr>
               <w:fldChar w:fldCharType="begin"/>
             </w:r>
             <w:r>
               <w:rPr>
-                <w:noProof/>
-                <w:webHidden/>
-              </w:rPr>
-              <w:instrText xml:space="preserve"> PAGEREF _Toc227004775 \h </w:instrText>
-            </w:r>
-            <w:r>
-              <w:rPr>
-                <w:noProof/>
-                <w:webHidden/>
-              </w:rPr>
-            </w:r>
-            <w:r>
-              <w:rPr>
-                <w:noProof/>
+                <w:webHidden/>
+              </w:rPr>
+              <w:instrText xml:space="preserve"> PAGEREF _Toc227010895 \h </w:instrText>
+            </w:r>
+            <w:r>
+              <w:rPr>
+                <w:webHidden/>
+              </w:rPr>
+            </w:r>
+            <w:r>
+              <w:rPr>
                 <w:webHidden/>
               </w:rPr>
               <w:fldChar w:fldCharType="separate"/>
             </w:r>
             <w:r>
               <w:rPr>
-                <w:noProof/>
-                <w:webHidden/>
-              </w:rPr>
-              <w:t>11</w:t>
-            </w:r>
-            <w:r>
-              <w:rPr>
-                <w:noProof/>
+                <w:webHidden/>
+              </w:rPr>
+              <w:t>16</w:t>
+            </w:r>
+            <w:r>
+              <w:rPr>
                 <w:webHidden/>
               </w:rPr>
               <w:fldChar w:fldCharType="end"/>
@@ -4889,7 +5566,7 @@
               <w14:ligatures w14:val="standardContextual"/>
             </w:rPr>
           </w:pPr>
-          <w:hyperlink w:anchor="_Toc227004776" w:history="1">
+          <w:hyperlink w:anchor="_Toc227010896" w:history="1">
             <w:r>
               <w:rPr>
                 <w:rStyle w:val="Hyperlink"/>
@@ -4916,7 +5593,7 @@
                 <w:noProof/>
                 <w:webHidden/>
               </w:rPr>
-              <w:instrText xml:space="preserve"> PAGEREF _Toc227004776 \h </w:instrText>
+              <w:instrText xml:space="preserve"> PAGEREF _Toc227010896 \h </w:instrText>
             </w:r>
             <w:r>
               <w:rPr>
@@ -4936,7 +5613,7 @@
                 <w:noProof/>
                 <w:webHidden/>
               </w:rPr>
-              <w:t>11</w:t>
+              <w:t>16</w:t>
             </w:r>
             <w:r>
               <w:rPr>
@@ -4963,7 +5640,7 @@
               <w14:ligatures w14:val="standardContextual"/>
             </w:rPr>
           </w:pPr>
-          <w:hyperlink w:anchor="_Toc227004777" w:history="1">
+          <w:hyperlink w:anchor="_Toc227010897" w:history="1">
             <w:r>
               <w:rPr>
                 <w:rStyle w:val="Hyperlink"/>
@@ -4990,7 +5667,7 @@
                 <w:noProof/>
                 <w:webHidden/>
               </w:rPr>
-              <w:instrText xml:space="preserve"> PAGEREF _Toc227004777 \h </w:instrText>
+              <w:instrText xml:space="preserve"> PAGEREF _Toc227010897 \h </w:instrText>
             </w:r>
             <w:r>
               <w:rPr>
@@ -5010,7 +5687,7 @@
                 <w:noProof/>
                 <w:webHidden/>
               </w:rPr>
-              <w:t>12</w:t>
+              <w:t>17</w:t>
             </w:r>
             <w:r>
               <w:rPr>
@@ -5037,7 +5714,7 @@
               <w14:ligatures w14:val="standardContextual"/>
             </w:rPr>
           </w:pPr>
-          <w:hyperlink w:anchor="_Toc227004778" w:history="1">
+          <w:hyperlink w:anchor="_Toc227010898" w:history="1">
             <w:r>
               <w:rPr>
                 <w:rStyle w:val="Hyperlink"/>
@@ -5064,7 +5741,7 @@
                 <w:noProof/>
                 <w:webHidden/>
               </w:rPr>
-              <w:instrText xml:space="preserve"> PAGEREF _Toc227004778 \h </w:instrText>
+              <w:instrText xml:space="preserve"> PAGEREF _Toc227010898 \h </w:instrText>
             </w:r>
             <w:r>
               <w:rPr>
@@ -5084,7 +5761,7 @@
                 <w:noProof/>
                 <w:webHidden/>
               </w:rPr>
-              <w:t>12</w:t>
+              <w:t>17</w:t>
             </w:r>
             <w:r>
               <w:rPr>
@@ -5111,7 +5788,7 @@
               <w14:ligatures w14:val="standardContextual"/>
             </w:rPr>
           </w:pPr>
-          <w:hyperlink w:anchor="_Toc227004779" w:history="1">
+          <w:hyperlink w:anchor="_Toc227010899" w:history="1">
             <w:r>
               <w:rPr>
                 <w:rStyle w:val="Hyperlink"/>
@@ -5138,7 +5815,7 @@
                 <w:noProof/>
                 <w:webHidden/>
               </w:rPr>
-              <w:instrText xml:space="preserve"> PAGEREF _Toc227004779 \h </w:instrText>
+              <w:instrText xml:space="preserve"> PAGEREF _Toc227010899 \h </w:instrText>
             </w:r>
             <w:r>
               <w:rPr>
@@ -5158,7 +5835,7 @@
                 <w:noProof/>
                 <w:webHidden/>
               </w:rPr>
-              <w:t>12</w:t>
+              <w:t>17</w:t>
             </w:r>
             <w:r>
               <w:rPr>
@@ -5185,7 +5862,7 @@
               <w14:ligatures w14:val="standardContextual"/>
             </w:rPr>
           </w:pPr>
-          <w:hyperlink w:anchor="_Toc227004780" w:history="1">
+          <w:hyperlink w:anchor="_Toc227010900" w:history="1">
             <w:r>
               <w:rPr>
                 <w:rStyle w:val="Hyperlink"/>
@@ -5212,7 +5889,7 @@
                 <w:noProof/>
                 <w:webHidden/>
               </w:rPr>
-              <w:instrText xml:space="preserve"> PAGEREF _Toc227004780 \h </w:instrText>
+              <w:instrText xml:space="preserve"> PAGEREF _Toc227010900 \h </w:instrText>
             </w:r>
             <w:r>
               <w:rPr>
@@ -5232,7 +5909,7 @@
                 <w:noProof/>
                 <w:webHidden/>
               </w:rPr>
-              <w:t>12</w:t>
+              <w:t>17</w:t>
             </w:r>
             <w:r>
               <w:rPr>
@@ -5259,7 +5936,7 @@
               <w14:ligatures w14:val="standardContextual"/>
             </w:rPr>
           </w:pPr>
-          <w:hyperlink w:anchor="_Toc227004781" w:history="1">
+          <w:hyperlink w:anchor="_Toc227010901" w:history="1">
             <w:r>
               <w:rPr>
                 <w:rStyle w:val="Hyperlink"/>
@@ -5286,7 +5963,7 @@
                 <w:noProof/>
                 <w:webHidden/>
               </w:rPr>
-              <w:instrText xml:space="preserve"> PAGEREF _Toc227004781 \h </w:instrText>
+              <w:instrText xml:space="preserve"> PAGEREF _Toc227010901 \h </w:instrText>
             </w:r>
             <w:r>
               <w:rPr>
@@ -5306,7 +5983,7 @@
                 <w:noProof/>
                 <w:webHidden/>
               </w:rPr>
-              <w:t>13</w:t>
+              <w:t>18</w:t>
             </w:r>
             <w:r>
               <w:rPr>
@@ -5333,7 +6010,7 @@
               <w14:ligatures w14:val="standardContextual"/>
             </w:rPr>
           </w:pPr>
-          <w:hyperlink w:anchor="_Toc227004782" w:history="1">
+          <w:hyperlink w:anchor="_Toc227010902" w:history="1">
             <w:r>
               <w:rPr>
                 <w:rStyle w:val="Hyperlink"/>
@@ -5360,7 +6037,7 @@
                 <w:noProof/>
                 <w:webHidden/>
               </w:rPr>
-              <w:instrText xml:space="preserve"> PAGEREF _Toc227004782 \h </w:instrText>
+              <w:instrText xml:space="preserve"> PAGEREF _Toc227010902 \h </w:instrText>
             </w:r>
             <w:r>
               <w:rPr>
@@ -5407,7 +6084,7 @@
               <w14:ligatures w14:val="standardContextual"/>
             </w:rPr>
           </w:pPr>
-          <w:hyperlink w:anchor="_Toc227004783" w:history="1">
+          <w:hyperlink w:anchor="_Toc227010903" w:history="1">
             <w:r>
               <w:rPr>
                 <w:rStyle w:val="Hyperlink"/>
@@ -5434,7 +6111,7 @@
                 <w:noProof/>
                 <w:webHidden/>
               </w:rPr>
-              <w:instrText xml:space="preserve"> PAGEREF _Toc227004783 \h </w:instrText>
+              <w:instrText xml:space="preserve"> PAGEREF _Toc227010903 \h </w:instrText>
             </w:r>
             <w:r>
               <w:rPr>
@@ -5481,7 +6158,7 @@
               <w14:ligatures w14:val="standardContextual"/>
             </w:rPr>
           </w:pPr>
-          <w:hyperlink w:anchor="_Toc227004784" w:history="1">
+          <w:hyperlink w:anchor="_Toc227010904" w:history="1">
             <w:r>
               <w:rPr>
                 <w:rStyle w:val="Hyperlink"/>
@@ -5508,7 +6185,7 @@
                 <w:noProof/>
                 <w:webHidden/>
               </w:rPr>
-              <w:instrText xml:space="preserve"> PAGEREF _Toc227004784 \h </w:instrText>
+              <w:instrText xml:space="preserve"> PAGEREF _Toc227010904 \h </w:instrText>
             </w:r>
             <w:r>
               <w:rPr>
@@ -5555,7 +6232,7 @@
               <w14:ligatures w14:val="standardContextual"/>
             </w:rPr>
           </w:pPr>
-          <w:hyperlink w:anchor="_Toc227004785" w:history="1">
+          <w:hyperlink w:anchor="_Toc227010905" w:history="1">
             <w:r>
               <w:rPr>
                 <w:rStyle w:val="Hyperlink"/>
@@ -5582,7 +6259,7 @@
                 <w:noProof/>
                 <w:webHidden/>
               </w:rPr>
-              <w:instrText xml:space="preserve"> PAGEREF _Toc227004785 \h </w:instrText>
+              <w:instrText xml:space="preserve"> PAGEREF _Toc227010905 \h </w:instrText>
             </w:r>
             <w:r>
               <w:rPr>
@@ -5629,7 +6306,7 @@
               <w14:ligatures w14:val="standardContextual"/>
             </w:rPr>
           </w:pPr>
-          <w:hyperlink w:anchor="_Toc227004786" w:history="1">
+          <w:hyperlink w:anchor="_Toc227010906" w:history="1">
             <w:r>
               <w:rPr>
                 <w:rStyle w:val="Hyperlink"/>
@@ -5656,7 +6333,7 @@
                 <w:noProof/>
                 <w:webHidden/>
               </w:rPr>
-              <w:instrText xml:space="preserve"> PAGEREF _Toc227004786 \h </w:instrText>
+              <w:instrText xml:space="preserve"> PAGEREF _Toc227010906 \h </w:instrText>
             </w:r>
             <w:r>
               <w:rPr>
@@ -5703,7 +6380,7 @@
               <w14:ligatures w14:val="standardContextual"/>
             </w:rPr>
           </w:pPr>
-          <w:hyperlink w:anchor="_Toc227004787" w:history="1">
+          <w:hyperlink w:anchor="_Toc227010907" w:history="1">
             <w:r>
               <w:rPr>
                 <w:rStyle w:val="Hyperlink"/>
@@ -5730,7 +6407,7 @@
                 <w:noProof/>
                 <w:webHidden/>
               </w:rPr>
-              <w:instrText xml:space="preserve"> PAGEREF _Toc227004787 \h </w:instrText>
+              <w:instrText xml:space="preserve"> PAGEREF _Toc227010907 \h </w:instrText>
             </w:r>
             <w:r>
               <w:rPr>
@@ -5777,7 +6454,7 @@
               <w14:ligatures w14:val="standardContextual"/>
             </w:rPr>
           </w:pPr>
-          <w:hyperlink w:anchor="_Toc227004788" w:history="1">
+          <w:hyperlink w:anchor="_Toc227010908" w:history="1">
             <w:r>
               <w:rPr>
                 <w:rStyle w:val="Hyperlink"/>
@@ -5804,7 +6481,7 @@
                 <w:noProof/>
                 <w:webHidden/>
               </w:rPr>
-              <w:instrText xml:space="preserve"> PAGEREF _Toc227004788 \h </w:instrText>
+              <w:instrText xml:space="preserve"> PAGEREF _Toc227010908 \h </w:instrText>
             </w:r>
             <w:r>
               <w:rPr>
@@ -5851,7 +6528,7 @@
               <w14:ligatures w14:val="standardContextual"/>
             </w:rPr>
           </w:pPr>
-          <w:hyperlink w:anchor="_Toc227004789" w:history="1">
+          <w:hyperlink w:anchor="_Toc227010909" w:history="1">
             <w:r>
               <w:rPr>
                 <w:rStyle w:val="Hyperlink"/>
@@ -5878,7 +6555,7 @@
                 <w:noProof/>
                 <w:webHidden/>
               </w:rPr>
-              <w:instrText xml:space="preserve"> PAGEREF _Toc227004789 \h </w:instrText>
+              <w:instrText xml:space="preserve"> PAGEREF _Toc227010909 \h </w:instrText>
             </w:r>
             <w:r>
               <w:rPr>
@@ -5925,7 +6602,7 @@
               <w14:ligatures w14:val="standardContextual"/>
             </w:rPr>
           </w:pPr>
-          <w:hyperlink w:anchor="_Toc227004790" w:history="1">
+          <w:hyperlink w:anchor="_Toc227010910" w:history="1">
             <w:r>
               <w:rPr>
                 <w:rStyle w:val="Hyperlink"/>
@@ -5952,7 +6629,7 @@
                 <w:noProof/>
                 <w:webHidden/>
               </w:rPr>
-              <w:instrText xml:space="preserve"> PAGEREF _Toc227004790 \h </w:instrText>
+              <w:instrText xml:space="preserve"> PAGEREF _Toc227010910 \h </w:instrText>
             </w:r>
             <w:r>
               <w:rPr>
@@ -5990,7 +6667,6 @@
         </w:p>
       </w:sdtContent>
     </w:sdt>
-    <w:p/>
     <w:p>
       <w:pPr>
         <w:sectPr>
@@ -6009,7 +6685,7 @@
       <w:pPr>
         <w:pStyle w:val="Heading1"/>
       </w:pPr>
-      <w:bookmarkStart w:id="3" w:name="_Toc227004724"/>
+      <w:bookmarkStart w:id="3" w:name="_Toc227010832"/>
       <w:r>
         <w:t>1. Introduction</w:t>
       </w:r>
@@ -6030,7 +6706,7 @@
           <w:numId w:val="1"/>
         </w:numPr>
       </w:pPr>
-      <w:bookmarkStart w:id="4" w:name="_Toc227004725"/>
+      <w:bookmarkStart w:id="4" w:name="_Toc227010833"/>
       <w:r>
         <w:t>Project Background</w:t>
       </w:r>
@@ -6060,7 +6736,7 @@
           <w:numId w:val="1"/>
         </w:numPr>
       </w:pPr>
-      <w:bookmarkStart w:id="5" w:name="_Toc227004726"/>
+      <w:bookmarkStart w:id="5" w:name="_Toc227010834"/>
       <w:r>
         <w:t>Project Description</w:t>
       </w:r>
@@ -6236,7 +6912,7 @@
           <w:numId w:val="1"/>
         </w:numPr>
       </w:pPr>
-      <w:bookmarkStart w:id="6" w:name="_Toc227004727"/>
+      <w:bookmarkStart w:id="6" w:name="_Toc227010835"/>
       <w:r>
         <w:t>Project Aims and Objectives</w:t>
       </w:r>
@@ -6357,7 +7033,7 @@
           <w:numId w:val="1"/>
         </w:numPr>
       </w:pPr>
-      <w:bookmarkStart w:id="7" w:name="_Toc227004728"/>
+      <w:bookmarkStart w:id="7" w:name="_Toc227010836"/>
       <w:r>
         <w:t>Project Scope</w:t>
       </w:r>
@@ -6551,7 +7227,7 @@
           <w:numId w:val="1"/>
         </w:numPr>
       </w:pPr>
-      <w:bookmarkStart w:id="8" w:name="_Toc227004729"/>
+      <w:bookmarkStart w:id="8" w:name="_Toc227010837"/>
       <w:r>
         <w:t>Thesis Roadmap</w:t>
       </w:r>
@@ -6681,7 +7357,7 @@
       <w:pPr>
         <w:pStyle w:val="Heading1"/>
       </w:pPr>
-      <w:bookmarkStart w:id="9" w:name="_Toc227004730"/>
+      <w:bookmarkStart w:id="9" w:name="_Toc227010838"/>
       <w:r>
         <w:lastRenderedPageBreak/>
         <w:t xml:space="preserve">2. </w:t>
@@ -6696,7 +7372,7 @@
       <w:pPr>
         <w:pStyle w:val="Heading2"/>
       </w:pPr>
-      <w:bookmarkStart w:id="10" w:name="_Toc227004731"/>
+      <w:bookmarkStart w:id="10" w:name="_Toc227010839"/>
       <w:r>
         <w:t>2.1. Introduction</w:t>
       </w:r>
@@ -6714,7 +7390,7 @@
         <w:pStyle w:val="Heading2"/>
       </w:pPr>
       <w:bookmarkStart w:id="11" w:name="_Toc21975767"/>
-      <w:bookmarkStart w:id="12" w:name="_Toc227004732"/>
+      <w:bookmarkStart w:id="12" w:name="_Toc227010840"/>
       <w:r>
         <w:t xml:space="preserve">2.2. </w:t>
       </w:r>
@@ -6734,15 +7410,7 @@
     </w:p>
     <w:p>
       <w:r>
-        <w:t xml:space="preserve">Software you’ve </w:t>
-      </w:r>
-      <w:proofErr w:type="gramStart"/>
-      <w:r>
-        <w:t>looked into</w:t>
-      </w:r>
-      <w:proofErr w:type="gramEnd"/>
-      <w:r>
-        <w:t xml:space="preserve"> </w:t>
+        <w:t xml:space="preserve">Software you’ve looked into </w:t>
       </w:r>
       <w:r>
         <w:t>(EXISTING APPS)</w:t>
@@ -6754,7 +7422,7 @@
         <w:pStyle w:val="Heading2"/>
       </w:pPr>
       <w:bookmarkStart w:id="13" w:name="_Toc21975768"/>
-      <w:bookmarkStart w:id="14" w:name="_Toc227004733"/>
+      <w:bookmarkStart w:id="14" w:name="_Toc227010841"/>
       <w:r>
         <w:t xml:space="preserve">2.3. Technologies </w:t>
       </w:r>
@@ -6765,9 +7433,6 @@
         <w:t>esearched</w:t>
       </w:r>
       <w:bookmarkEnd w:id="13"/>
-      <w:r>
-        <w:t xml:space="preserve"> (BLENDER)</w:t>
-      </w:r>
       <w:bookmarkEnd w:id="14"/>
     </w:p>
     <w:p>
@@ -6790,105 +7455,636 @@
     <w:p>
       <w:pPr>
         <w:pStyle w:val="Heading3"/>
-      </w:pPr>
-      <w:bookmarkStart w:id="15" w:name="_Toc227004734"/>
-      <w:r>
+        <w:rPr>
+          <w:color w:val="2E74B5" w:themeColor="accent1" w:themeShade="BF"/>
+        </w:rPr>
+      </w:pPr>
+      <w:bookmarkStart w:id="15" w:name="_Toc227010842"/>
+      <w:r>
+        <w:rPr>
+          <w:color w:val="2E74B5" w:themeColor="accent1" w:themeShade="BF"/>
+        </w:rPr>
         <w:t>2.3.1 Meta Quest 3/3S</w:t>
       </w:r>
       <w:bookmarkEnd w:id="15"/>
     </w:p>
     <w:p>
+      <w:r>
+        <w:t xml:space="preserve">The Meta Quest 3 headset was chosen as the target platform. It functions as a standalone device and does not require a high-end gaming PC, which simplifies setup and makes it more accessible for classroom or home use. Crucially, the Quest 3 supports built-in hand tracking, allowing accurate capture of finger movements without controllers. This is important for a sign language learning app because it enables more precise and natural representation of ISL hand shapes. The wireless design allows users to move freely while practising, reducing complexity in the overall system. </w:t>
+      </w:r>
+    </w:p>
+    <w:p>
+      <w:r>
+        <w:t>A substantial number of guides and examples exist for developing educational and training applications on Meta Quest, which is helpful given the learning curve of VR development. The device is also increasingly used in educational settings, reinforcing its suitability as a platform for Sign &amp; Spell VR. [14]</w:t>
+      </w:r>
+    </w:p>
+    <w:p>
+      <w:pPr>
+        <w:jc w:val="center"/>
+      </w:pPr>
+      <w:r>
+        <w:rPr>
+          <w:noProof/>
+        </w:rPr>
+        <w:lastRenderedPageBreak/>
+        <w:drawing>
+          <wp:inline distT="0" distB="0" distL="0" distR="0" wp14:anchorId="6A126E10" wp14:editId="48F846BA">
+            <wp:extent cx="4412126" cy="2481943"/>
+            <wp:effectExtent l="0" t="0" r="7620" b="0"/>
+            <wp:docPr id="132645929" name="Picture 10" descr="Meta Quest 3 vs. Meta Quest 3S: Save Your Money or Upgrade Now? -  Comparison 2025 - PCMag UK"/>
+            <wp:cNvGraphicFramePr>
+              <a:graphicFrameLocks xmlns:a="http://schemas.openxmlformats.org/drawingml/2006/main" noChangeAspect="1"/>
+            </wp:cNvGraphicFramePr>
+            <a:graphic xmlns:a="http://schemas.openxmlformats.org/drawingml/2006/main">
+              <a:graphicData uri="http://schemas.openxmlformats.org/drawingml/2006/picture">
+                <pic:pic xmlns:pic="http://schemas.openxmlformats.org/drawingml/2006/picture">
+                  <pic:nvPicPr>
+                    <pic:cNvPr id="0" name="Picture 36" descr="Meta Quest 3 vs. Meta Quest 3S: Save Your Money or Upgrade Now? -  Comparison 2025 - PCMag UK"/>
+                    <pic:cNvPicPr>
+                      <a:picLocks noChangeAspect="1" noChangeArrowheads="1"/>
+                    </pic:cNvPicPr>
+                  </pic:nvPicPr>
+                  <pic:blipFill>
+                    <a:blip r:embed="rId16" cstate="print">
+                      <a:extLst>
+                        <a:ext uri="{28A0092B-C50C-407E-A947-70E740481C1C}">
+                          <a14:useLocalDpi xmlns:a14="http://schemas.microsoft.com/office/drawing/2010/main" val="0"/>
+                        </a:ext>
+                      </a:extLst>
+                    </a:blip>
+                    <a:srcRect/>
+                    <a:stretch>
+                      <a:fillRect/>
+                    </a:stretch>
+                  </pic:blipFill>
+                  <pic:spPr bwMode="auto">
+                    <a:xfrm>
+                      <a:off x="0" y="0"/>
+                      <a:ext cx="4412126" cy="2481943"/>
+                    </a:xfrm>
+                    <a:prstGeom prst="rect">
+                      <a:avLst/>
+                    </a:prstGeom>
+                    <a:noFill/>
+                    <a:ln>
+                      <a:noFill/>
+                    </a:ln>
+                  </pic:spPr>
+                </pic:pic>
+              </a:graphicData>
+            </a:graphic>
+          </wp:inline>
+        </w:drawing>
+      </w:r>
+    </w:p>
+    <w:p>
+      <w:pPr>
+        <w:jc w:val="center"/>
+        <w:rPr>
+          <w:rFonts w:cstheme="minorHAnsi"/>
+          <w:i/>
+          <w:iCs/>
+          <w:color w:val="595959" w:themeColor="text1" w:themeTint="A6"/>
+          <w:sz w:val="18"/>
+          <w:szCs w:val="18"/>
+        </w:rPr>
+      </w:pPr>
+      <w:r>
+        <w:rPr>
+          <w:rFonts w:cstheme="minorHAnsi"/>
+          <w:i/>
+          <w:iCs/>
+          <w:color w:val="595959" w:themeColor="text1" w:themeTint="A6"/>
+          <w:sz w:val="18"/>
+          <w:szCs w:val="18"/>
+        </w:rPr>
+        <w:t>Figure 2: Meta Quest 3/3S</w:t>
+      </w:r>
+    </w:p>
+    <w:p>
+      <w:pPr>
+        <w:jc w:val="center"/>
+      </w:pPr>
+    </w:p>
+    <w:p>
       <w:pPr>
         <w:pStyle w:val="Heading3"/>
-      </w:pPr>
-      <w:bookmarkStart w:id="16" w:name="_Toc227004735"/>
-      <w:r>
+        <w:rPr>
+          <w:color w:val="2E74B5" w:themeColor="accent1" w:themeShade="BF"/>
+        </w:rPr>
+      </w:pPr>
+      <w:bookmarkStart w:id="16" w:name="_Toc227010843"/>
+      <w:r>
+        <w:rPr>
+          <w:color w:val="2E74B5" w:themeColor="accent1" w:themeShade="BF"/>
+        </w:rPr>
         <w:t>2.3.2 Godot 4 Engine</w:t>
       </w:r>
       <w:bookmarkEnd w:id="16"/>
     </w:p>
     <w:p>
+      <w:r>
+        <w:t xml:space="preserve">The project uses the Godot 4 game engine as its primary development environment. Godot is free and open source, removing licensing barriers and making it suitable for a student project. Although it is less widely used than Unity or Unreal, recent versions include significantly improved support for VR through </w:t>
+      </w:r>
+      <w:proofErr w:type="spellStart"/>
+      <w:r>
+        <w:t>OpenXR</w:t>
+      </w:r>
+      <w:proofErr w:type="spellEnd"/>
+      <w:r>
+        <w:t xml:space="preserve">, which is essential for Meta Quest integration. </w:t>
+      </w:r>
+    </w:p>
+    <w:p>
+      <w:r>
+        <w:t>Godot 4 supports full 3D environments and provides tools that are well-suited to building educational and experimental projects. Because the project centres on creating an environment where users can practise ISL and receive feedback, Godot’s scene system, scripting model, and VR plugins are sufficient to implement the required features. Its open-source nature also means there is an active community producing tutorials, examples, and answers to common problems</w:t>
+      </w:r>
+      <w:r>
+        <w:t xml:space="preserve">. This is </w:t>
+      </w:r>
+      <w:r>
+        <w:t>an important factor when learning new XR techniques. [8]</w:t>
+      </w:r>
+    </w:p>
+    <w:p>
+      <w:pPr>
+        <w:jc w:val="center"/>
+      </w:pPr>
+      <w:r>
+        <w:rPr>
+          <w:noProof/>
+        </w:rPr>
+        <w:drawing>
+          <wp:inline distT="0" distB="0" distL="0" distR="0" wp14:anchorId="6669D8C8" wp14:editId="42260E1D">
+            <wp:extent cx="4269920" cy="2401948"/>
+            <wp:effectExtent l="0" t="0" r="0" b="0"/>
+            <wp:docPr id="908490835" name="Picture 11" descr="Движок Godot получил новый плагин поддержки OpenXR | Голографика"/>
+            <wp:cNvGraphicFramePr>
+              <a:graphicFrameLocks xmlns:a="http://schemas.openxmlformats.org/drawingml/2006/main" noChangeAspect="1"/>
+            </wp:cNvGraphicFramePr>
+            <a:graphic xmlns:a="http://schemas.openxmlformats.org/drawingml/2006/main">
+              <a:graphicData uri="http://schemas.openxmlformats.org/drawingml/2006/picture">
+                <pic:pic xmlns:pic="http://schemas.openxmlformats.org/drawingml/2006/picture">
+                  <pic:nvPicPr>
+                    <pic:cNvPr id="0" name="Picture 38" descr="Движок Godot получил новый плагин поддержки OpenXR | Голографика"/>
+                    <pic:cNvPicPr>
+                      <a:picLocks noChangeAspect="1" noChangeArrowheads="1"/>
+                    </pic:cNvPicPr>
+                  </pic:nvPicPr>
+                  <pic:blipFill>
+                    <a:blip r:embed="rId17" cstate="print">
+                      <a:extLst>
+                        <a:ext uri="{28A0092B-C50C-407E-A947-70E740481C1C}">
+                          <a14:useLocalDpi xmlns:a14="http://schemas.microsoft.com/office/drawing/2010/main" val="0"/>
+                        </a:ext>
+                      </a:extLst>
+                    </a:blip>
+                    <a:srcRect/>
+                    <a:stretch>
+                      <a:fillRect/>
+                    </a:stretch>
+                  </pic:blipFill>
+                  <pic:spPr bwMode="auto">
+                    <a:xfrm>
+                      <a:off x="0" y="0"/>
+                      <a:ext cx="4293069" cy="2414970"/>
+                    </a:xfrm>
+                    <a:prstGeom prst="rect">
+                      <a:avLst/>
+                    </a:prstGeom>
+                    <a:noFill/>
+                    <a:ln>
+                      <a:noFill/>
+                    </a:ln>
+                  </pic:spPr>
+                </pic:pic>
+              </a:graphicData>
+            </a:graphic>
+          </wp:inline>
+        </w:drawing>
+      </w:r>
+    </w:p>
+    <w:p>
+      <w:pPr>
+        <w:jc w:val="center"/>
+        <w:rPr>
+          <w:rFonts w:cstheme="minorHAnsi"/>
+          <w:i/>
+          <w:iCs/>
+          <w:color w:val="595959" w:themeColor="text1" w:themeTint="A6"/>
+          <w:sz w:val="18"/>
+          <w:szCs w:val="18"/>
+        </w:rPr>
+      </w:pPr>
+      <w:r>
+        <w:rPr>
+          <w:rFonts w:cstheme="minorHAnsi"/>
+          <w:i/>
+          <w:iCs/>
+          <w:color w:val="595959" w:themeColor="text1" w:themeTint="A6"/>
+          <w:sz w:val="18"/>
+          <w:szCs w:val="18"/>
+        </w:rPr>
+        <w:t xml:space="preserve">Figure 3: Godot and </w:t>
+      </w:r>
+      <w:proofErr w:type="spellStart"/>
+      <w:r>
+        <w:rPr>
+          <w:rFonts w:cstheme="minorHAnsi"/>
+          <w:i/>
+          <w:iCs/>
+          <w:color w:val="595959" w:themeColor="text1" w:themeTint="A6"/>
+          <w:sz w:val="18"/>
+          <w:szCs w:val="18"/>
+        </w:rPr>
+        <w:t>OpenXR</w:t>
+      </w:r>
+      <w:proofErr w:type="spellEnd"/>
+    </w:p>
+    <w:p>
+      <w:pPr>
+        <w:jc w:val="center"/>
+      </w:pPr>
+    </w:p>
+    <w:p>
       <w:pPr>
         <w:pStyle w:val="Heading3"/>
-      </w:pPr>
-      <w:bookmarkStart w:id="17" w:name="_Toc227004736"/>
-      <w:r>
+        <w:rPr>
+          <w:color w:val="2E74B5" w:themeColor="accent1" w:themeShade="BF"/>
+        </w:rPr>
+      </w:pPr>
+      <w:bookmarkStart w:id="17" w:name="_Toc227010844"/>
+      <w:r>
+        <w:rPr>
+          <w:color w:val="2E74B5" w:themeColor="accent1" w:themeShade="BF"/>
+        </w:rPr>
+        <w:lastRenderedPageBreak/>
         <w:t xml:space="preserve">2.3.3 </w:t>
       </w:r>
       <w:proofErr w:type="spellStart"/>
       <w:r>
+        <w:rPr>
+          <w:color w:val="2E74B5" w:themeColor="accent1" w:themeShade="BF"/>
+        </w:rPr>
         <w:t>GDScript</w:t>
       </w:r>
       <w:bookmarkEnd w:id="17"/>
       <w:proofErr w:type="spellEnd"/>
     </w:p>
     <w:p>
+      <w:r>
+        <w:t xml:space="preserve">Most of the project’s logic is implemented in </w:t>
+      </w:r>
+      <w:proofErr w:type="spellStart"/>
+      <w:r>
+        <w:t>GDScript</w:t>
+      </w:r>
+      <w:proofErr w:type="spellEnd"/>
+      <w:r>
+        <w:t xml:space="preserve">, Godot’s built-in scripting language. </w:t>
+      </w:r>
+      <w:proofErr w:type="spellStart"/>
+      <w:r>
+        <w:t>GDScript</w:t>
+      </w:r>
+      <w:proofErr w:type="spellEnd"/>
+      <w:r>
+        <w:t xml:space="preserve"> has a syntax similar to Python, which makes it easier to learn and read, especially for developers with some prior Python experience. Alternative languages such as C# are supported, but they typically require more configuration and are less tightly integrated into the engine’s workflow.</w:t>
+      </w:r>
+    </w:p>
+    <w:p>
+      <w:r>
+        <w:t xml:space="preserve">Using </w:t>
+      </w:r>
+      <w:proofErr w:type="spellStart"/>
+      <w:r>
+        <w:t>GDScript</w:t>
+      </w:r>
+      <w:proofErr w:type="spellEnd"/>
+      <w:r>
+        <w:t xml:space="preserve"> allows rapid iteration and testing when implementing features such as hand-movement checks, correctness feedback, and saving user progress. This reduces overhead when experimenting with new ideas or fixing bugs, which is particularly valuable in a project that involves frequent changes to interaction logic and UI behaviour. [8]</w:t>
+      </w:r>
+    </w:p>
+    <w:p>
       <w:pPr>
         <w:pStyle w:val="Heading3"/>
-      </w:pPr>
-      <w:bookmarkStart w:id="18" w:name="_Toc227004737"/>
-      <w:r>
+        <w:rPr>
+          <w:color w:val="2E74B5" w:themeColor="accent1" w:themeShade="BF"/>
+        </w:rPr>
+      </w:pPr>
+      <w:bookmarkStart w:id="18" w:name="_Toc227010845"/>
+      <w:r>
+        <w:rPr>
+          <w:color w:val="2E74B5" w:themeColor="accent1" w:themeShade="BF"/>
+        </w:rPr>
         <w:t xml:space="preserve">2.3.4 </w:t>
       </w:r>
       <w:proofErr w:type="spellStart"/>
       <w:r>
+        <w:rPr>
+          <w:color w:val="2E74B5" w:themeColor="accent1" w:themeShade="BF"/>
+        </w:rPr>
         <w:t>OpenXR</w:t>
       </w:r>
       <w:bookmarkEnd w:id="18"/>
       <w:proofErr w:type="spellEnd"/>
     </w:p>
     <w:p>
+      <w:r>
+        <w:t xml:space="preserve">The project uses </w:t>
+      </w:r>
+      <w:proofErr w:type="spellStart"/>
+      <w:r>
+        <w:t>OpenXR</w:t>
+      </w:r>
+      <w:proofErr w:type="spellEnd"/>
+      <w:r>
+        <w:t xml:space="preserve"> with Godot 4 as the foundation for VR support on Meta Quest 3. </w:t>
+      </w:r>
+      <w:proofErr w:type="spellStart"/>
+      <w:r>
+        <w:t>OpenXR</w:t>
+      </w:r>
+      <w:proofErr w:type="spellEnd"/>
+      <w:r>
+        <w:t xml:space="preserve"> is an open standard that defines how VR hardware and applications communicate, allowing the application to work more smoothly across compatible devices. Godot 4 includes native </w:t>
+      </w:r>
+      <w:proofErr w:type="spellStart"/>
+      <w:r>
+        <w:t>OpenXR</w:t>
+      </w:r>
+      <w:proofErr w:type="spellEnd"/>
+      <w:r>
+        <w:t xml:space="preserve"> support, so activating the plugin and following available guides is sufficient to enable core VR features. </w:t>
+      </w:r>
+    </w:p>
+    <w:p>
+      <w:proofErr w:type="spellStart"/>
+      <w:r>
+        <w:t>OpenXR</w:t>
+      </w:r>
+      <w:proofErr w:type="spellEnd"/>
+      <w:r>
+        <w:t xml:space="preserve"> provides access to essential capabilities such as head tracking and hand tracking without requiring custom low-level integrations. This allows the hand-tracking module in Sign &amp; Spell VR to obtain real sensor data from the Quest and feed it directly into the sign-recognition logic during practice sessions. It also contributes to a smoother, less glitchy VR experience, which is important for beginners who may be sensitive to latency or instability. By following the official documentation and examples, VR rendering and tracking could be enabled relatively quickly, allowing more development time to focus on ISL-specific features rather than platform integration. [8]</w:t>
+      </w:r>
+    </w:p>
+    <w:p>
       <w:pPr>
         <w:pStyle w:val="Heading3"/>
-      </w:pPr>
-      <w:bookmarkStart w:id="19" w:name="_Toc227004738"/>
-      <w:r>
+        <w:rPr>
+          <w:color w:val="2E74B5" w:themeColor="accent1" w:themeShade="BF"/>
+        </w:rPr>
+      </w:pPr>
+      <w:bookmarkStart w:id="19" w:name="_Toc227010846"/>
+      <w:r>
+        <w:rPr>
+          <w:color w:val="2E74B5" w:themeColor="accent1" w:themeShade="BF"/>
+        </w:rPr>
         <w:t>2.3.5 Blender</w:t>
       </w:r>
       <w:bookmarkEnd w:id="19"/>
     </w:p>
     <w:p>
+      <w:r>
+        <w:t xml:space="preserve">The project uses Blender as a supporting tool for 3D asset creation. Blender is free and open source, removing licensing barriers and making it suitable for a student project. Although it has a steeper learning curve than simpler 3D tools, recent versions include significantly improved tools for precise </w:t>
+      </w:r>
+      <w:r>
+        <w:t>modelling</w:t>
+      </w:r>
+      <w:r>
+        <w:t>, which is essential for creating accurate ISL fingerspelling hand shapes.</w:t>
+      </w:r>
+    </w:p>
+    <w:p>
+      <w:r>
+        <w:t xml:space="preserve">Blender supports detailed mesh editing and provides tools that are well-suited to building educational assets like hand models for sign language practice. Because the project centres on creating accurate 3D representations of ISL alphabet letters, Blender's sculpting, rigging, and UV mapping features are sufficient to implement the required hand models. Its open-source nature also means there is an active community producing tutorials, examples, and answers to common </w:t>
+      </w:r>
+      <w:r>
+        <w:t>modelling</w:t>
+      </w:r>
+      <w:r>
+        <w:t xml:space="preserve"> problems. This is an important factor when learning 3D techniques for VR projects.</w:t>
+      </w:r>
+      <w:r>
+        <w:t xml:space="preserve"> [19]</w:t>
+      </w:r>
+    </w:p>
+    <w:p>
+      <w:pPr>
+        <w:jc w:val="center"/>
+      </w:pPr>
+      <w:r>
+        <w:rPr>
+          <w:noProof/>
+        </w:rPr>
+        <w:drawing>
+          <wp:inline distT="0" distB="0" distL="0" distR="0" wp14:anchorId="08F81277" wp14:editId="4C737CF0">
+            <wp:extent cx="4118708" cy="1258900"/>
+            <wp:effectExtent l="0" t="0" r="0" b="0"/>
+            <wp:docPr id="553703009" name="Picture 3" descr="Logo — Blender"/>
+            <wp:cNvGraphicFramePr>
+              <a:graphicFrameLocks xmlns:a="http://schemas.openxmlformats.org/drawingml/2006/main" noChangeAspect="1"/>
+            </wp:cNvGraphicFramePr>
+            <a:graphic xmlns:a="http://schemas.openxmlformats.org/drawingml/2006/main">
+              <a:graphicData uri="http://schemas.openxmlformats.org/drawingml/2006/picture">
+                <pic:pic xmlns:pic="http://schemas.openxmlformats.org/drawingml/2006/picture">
+                  <pic:nvPicPr>
+                    <pic:cNvPr id="0" name="Picture 1" descr="Logo — Blender"/>
+                    <pic:cNvPicPr>
+                      <a:picLocks noChangeAspect="1" noChangeArrowheads="1"/>
+                    </pic:cNvPicPr>
+                  </pic:nvPicPr>
+                  <pic:blipFill>
+                    <a:blip r:embed="rId18" cstate="print">
+                      <a:extLst>
+                        <a:ext uri="{28A0092B-C50C-407E-A947-70E740481C1C}">
+                          <a14:useLocalDpi xmlns:a14="http://schemas.microsoft.com/office/drawing/2010/main" val="0"/>
+                        </a:ext>
+                      </a:extLst>
+                    </a:blip>
+                    <a:srcRect/>
+                    <a:stretch>
+                      <a:fillRect/>
+                    </a:stretch>
+                  </pic:blipFill>
+                  <pic:spPr bwMode="auto">
+                    <a:xfrm>
+                      <a:off x="0" y="0"/>
+                      <a:ext cx="4135748" cy="1264108"/>
+                    </a:xfrm>
+                    <a:prstGeom prst="rect">
+                      <a:avLst/>
+                    </a:prstGeom>
+                    <a:noFill/>
+                    <a:ln>
+                      <a:noFill/>
+                    </a:ln>
+                  </pic:spPr>
+                </pic:pic>
+              </a:graphicData>
+            </a:graphic>
+          </wp:inline>
+        </w:drawing>
+      </w:r>
+    </w:p>
+    <w:p>
+      <w:pPr>
+        <w:jc w:val="center"/>
+        <w:rPr>
+          <w:rFonts w:cstheme="minorHAnsi"/>
+          <w:i/>
+          <w:iCs/>
+          <w:color w:val="595959" w:themeColor="text1" w:themeTint="A6"/>
+          <w:sz w:val="18"/>
+          <w:szCs w:val="18"/>
+        </w:rPr>
+      </w:pPr>
+      <w:r>
+        <w:rPr>
+          <w:rFonts w:cstheme="minorHAnsi"/>
+          <w:i/>
+          <w:iCs/>
+          <w:color w:val="595959" w:themeColor="text1" w:themeTint="A6"/>
+          <w:sz w:val="18"/>
+          <w:szCs w:val="18"/>
+        </w:rPr>
+        <w:t xml:space="preserve">Figure </w:t>
+      </w:r>
+      <w:r>
+        <w:rPr>
+          <w:rFonts w:cstheme="minorHAnsi"/>
+          <w:i/>
+          <w:iCs/>
+          <w:color w:val="595959" w:themeColor="text1" w:themeTint="A6"/>
+          <w:sz w:val="18"/>
+          <w:szCs w:val="18"/>
+        </w:rPr>
+        <w:t>4: Blender</w:t>
+      </w:r>
+    </w:p>
+    <w:p>
       <w:pPr>
         <w:pStyle w:val="Heading3"/>
-      </w:pPr>
-      <w:bookmarkStart w:id="20" w:name="_Toc227004739"/>
-      <w:r>
-        <w:t xml:space="preserve">2.3.6 </w:t>
-      </w:r>
-      <w:r>
-        <w:t>Justification of Technology Selection</w:t>
+        <w:rPr>
+          <w:color w:val="2E74B5" w:themeColor="accent1" w:themeShade="BF"/>
+        </w:rPr>
+      </w:pPr>
+      <w:bookmarkStart w:id="20" w:name="_Toc227010847"/>
+      <w:r>
+        <w:rPr>
+          <w:color w:val="2E74B5" w:themeColor="accent1" w:themeShade="BF"/>
+        </w:rPr>
+        <w:lastRenderedPageBreak/>
+        <w:t>2.3.6 Justification of Technology Selection</w:t>
       </w:r>
       <w:bookmarkEnd w:id="20"/>
     </w:p>
     <w:p>
       <w:pPr>
         <w:pStyle w:val="Heading4"/>
-      </w:pPr>
-      <w:bookmarkStart w:id="21" w:name="_Toc227004740"/>
-      <w:r>
+        <w:rPr>
+          <w:i w:val="0"/>
+          <w:iCs w:val="0"/>
+        </w:rPr>
+      </w:pPr>
+      <w:bookmarkStart w:id="21" w:name="_Toc227010848"/>
+      <w:r>
+        <w:rPr>
+          <w:i w:val="0"/>
+          <w:iCs w:val="0"/>
+        </w:rPr>
         <w:t xml:space="preserve">2.3.6.1 </w:t>
       </w:r>
       <w:r>
+        <w:rPr>
+          <w:i w:val="0"/>
+          <w:iCs w:val="0"/>
+        </w:rPr>
         <w:t>Why not Unity or Unreal Engine?</w:t>
       </w:r>
       <w:bookmarkEnd w:id="21"/>
     </w:p>
     <w:p>
+      <w:r>
+        <w:rPr>
+          <w:b/>
+          <w:bCs/>
+        </w:rPr>
+        <w:t>Unity</w:t>
+      </w:r>
+      <w:r>
+        <w:t xml:space="preserve"> was considered as a potential engine because it is widely used for VR and offers many built-in features and assets. However, the overall setup was judged to be less beginner-friendly, especially for quickly enabling hand tracking and </w:t>
+      </w:r>
+      <w:proofErr w:type="spellStart"/>
+      <w:r>
+        <w:t>OpenXR</w:t>
+      </w:r>
+      <w:proofErr w:type="spellEnd"/>
+      <w:r>
+        <w:t xml:space="preserve">-based VR. The configuration process can be complex, with many options and systems that are not directly relevant to this project’s scope. Unity’s licensing model can also introduce limits or costs when using certain features, which is less suitable for a student project. </w:t>
+      </w:r>
+    </w:p>
+    <w:p>
+      <w:r>
+        <w:t>Given that the associated XR Prototyping course focuses specifically on Godot for VR and hand tracking, it was more efficient and consistent to use the same engine in this project. This alignment avoids the need to learn a completely new toolchain and allows development time to be spent implementing and testing features rather than managing engine-specific setup.</w:t>
+      </w:r>
+    </w:p>
+    <w:p>
+      <w:r>
+        <w:rPr>
+          <w:b/>
+          <w:bCs/>
+        </w:rPr>
+        <w:t>Unreal Engine</w:t>
+      </w:r>
+      <w:r>
+        <w:t xml:space="preserve"> is highly capable, particularly for high-end games and graphically intensive experiences. However, most available guidance and examples are aimed at large projects or experienced developers. For a smaller educational prototype, Unreal would introduce unnecessary complexity, focusing more on advanced rendering and less on rapid iteration for hand-tracking interactions. As a result, it was considered excessive for the needs of Sign &amp; Spell VR, where the emphasis is on functionality, feedback, and accessibility rather than cutting-edge graphics.</w:t>
+      </w:r>
+    </w:p>
+    <w:p/>
+    <w:p>
       <w:pPr>
         <w:pStyle w:val="Heading4"/>
-      </w:pPr>
-      <w:bookmarkStart w:id="22" w:name="_Toc227004741"/>
-      <w:r>
+        <w:rPr>
+          <w:i w:val="0"/>
+          <w:iCs w:val="0"/>
+        </w:rPr>
+      </w:pPr>
+      <w:bookmarkStart w:id="22" w:name="_Toc227010849"/>
+      <w:r>
+        <w:rPr>
+          <w:i w:val="0"/>
+          <w:iCs w:val="0"/>
+        </w:rPr>
         <w:t>2.3.6.2 Why not a Database</w:t>
       </w:r>
       <w:bookmarkEnd w:id="22"/>
     </w:p>
     <w:p>
+      <w:r>
+        <w:t xml:space="preserve">Relational or cloud databases (such as SQL or Firebase) were also considered for storing user accounts and calibration information. After analysis, this approach was deemed more complex than necessary for the expected scale of the application. The system is not designed for thousands of concurrent users; instead, it primarily needs to store configuration and progress data for individual learners on their own devices. </w:t>
+      </w:r>
+    </w:p>
+    <w:p>
+      <w:r>
+        <w:t xml:space="preserve">JSON files integrate cleanly with Godot’s </w:t>
+      </w:r>
+      <w:proofErr w:type="spellStart"/>
+      <w:r>
+        <w:t>FileAccess</w:t>
+      </w:r>
+      <w:proofErr w:type="spellEnd"/>
+      <w:r>
+        <w:t xml:space="preserve"> API, require minimal setup, and are easy to inspect and debug during development. This keeps the architecture simple while satisfying the requirement for persistent local storage. If the project later expands to support multi-user scenarios or centralised analytics, the JSON data model can still be migrated to a database-backed solution, but for the current prototype, file-based storage is the most practical choice.</w:t>
+      </w:r>
+    </w:p>
+    <w:p/>
+    <w:p>
       <w:pPr>
         <w:pStyle w:val="Heading2"/>
       </w:pPr>
       <w:bookmarkStart w:id="23" w:name="_Toc21975769"/>
-      <w:bookmarkStart w:id="24" w:name="_Toc227004742"/>
+      <w:bookmarkStart w:id="24" w:name="_Toc227010850"/>
       <w:r>
         <w:t xml:space="preserve">2.4. Other </w:t>
       </w:r>
@@ -6923,7 +8119,7 @@
         <w:pStyle w:val="Heading2"/>
       </w:pPr>
       <w:bookmarkStart w:id="25" w:name="_Toc21975770"/>
-      <w:bookmarkStart w:id="26" w:name="_Toc227004743"/>
+      <w:bookmarkStart w:id="26" w:name="_Toc227010851"/>
       <w:r>
         <w:t>2.5. Existing Final Year Projects</w:t>
       </w:r>
@@ -6935,7 +8131,7 @@
       <w:pPr>
         <w:pStyle w:val="Heading3"/>
       </w:pPr>
-      <w:bookmarkStart w:id="27" w:name="_Toc227004744"/>
+      <w:bookmarkStart w:id="27" w:name="_Toc227010852"/>
       <w:r>
         <w:t xml:space="preserve">2.5.1 </w:t>
       </w:r>
@@ -6946,12 +8142,13 @@
     </w:p>
     <w:p>
       <w:r>
-        <w:t>Title: Sign Language Translator (SLT)</w:t>
-      </w:r>
-    </w:p>
-    <w:p>
-      <w:r>
-        <w:t>Student: Andrei Botnari</w:t>
+        <w:t xml:space="preserve">Title: Sign Language Translator (SLT) </w:t>
+      </w:r>
+      <w:r>
+        <w:br/>
+      </w:r>
+      <w:r>
+        <w:t xml:space="preserve">Student: Andrei Botnari </w:t>
       </w:r>
     </w:p>
     <w:p>
@@ -6960,38 +8157,13 @@
           <w:b/>
           <w:bCs/>
         </w:rPr>
+        <w:lastRenderedPageBreak/>
         <w:t>Description (brief):</w:t>
       </w:r>
       <w:r>
-        <w:t xml:space="preserve"> This project is about creating a system that can translate Irish</w:t>
-      </w:r>
-    </w:p>
-    <w:p>
-      <w:r>
-        <w:t>Sign Language (ISL) gestures into text using the Xbox Kinect Sensor. This student developed</w:t>
-      </w:r>
-    </w:p>
-    <w:p>
-      <w:r>
-        <w:t>a recognition pipeline that captured depth data, segmented the hands from the</w:t>
-      </w:r>
-    </w:p>
-    <w:p>
-      <w:r>
-        <w:t>background, and matched the input against predefined gestures. From this project, the aim</w:t>
-      </w:r>
-    </w:p>
-    <w:p>
-      <w:r>
-        <w:t>is to evaluate the accuracy the Kinect sensor under different environmental conditions such</w:t>
-      </w:r>
-    </w:p>
-    <w:p>
-      <w:r>
-        <w:t>as lighting, distance, and motion.</w:t>
-      </w:r>
-    </w:p>
-    <w:p/>
+        <w:t xml:space="preserve"> This project is about creating a system that can translate Irish Sign Language (ISL) gestures into text using the Xbox Kinect Sensor. This student developed a recognition pipeline that captured depth data, segmented the hands from the background, and matched the input against predefined gestures. From this project, the aim is to evaluate the accuracy the Kinect sensor under different environmental conditions such as lighting, distance, and motion.</w:t>
+      </w:r>
+    </w:p>
     <w:p>
       <w:r>
         <w:rPr>
@@ -7001,30 +8173,9 @@
         <w:t>What is complex in this project:</w:t>
       </w:r>
       <w:r>
-        <w:t xml:space="preserve"> The real time gestures recognition using low-resolution</w:t>
-      </w:r>
-    </w:p>
-    <w:p>
-      <w:r>
-        <w:t>depth data. From the project, ISL contains many hand shapes that appear visually similar,</w:t>
-      </w:r>
-    </w:p>
-    <w:p>
-      <w:r>
-        <w:t>making classification and tracking difficult. Managing environmental interference and</w:t>
-      </w:r>
-    </w:p>
-    <w:p>
-      <w:r>
-        <w:t>differentiating between similar gestures (e.g., E, S, and T) required careful calibration and</w:t>
-      </w:r>
-    </w:p>
-    <w:p>
-      <w:r>
-        <w:t>algorithm tuning.</w:t>
-      </w:r>
-    </w:p>
-    <w:p/>
+        <w:t xml:space="preserve"> The real time gestures recognition using low-resolution depth data. From the project, ISL contains many hand shapes that appear visually similar, making classification and tracking difficult. Managing environmental interference and differentiating between similar gestures (e.g., E, S, and T) required careful calibration and algorithm tuning.</w:t>
+      </w:r>
+    </w:p>
     <w:p>
       <w:r>
         <w:rPr>
@@ -7034,43 +8185,32 @@
         <w:t>What technical architecture was used:</w:t>
       </w:r>
       <w:r>
-        <w:t xml:space="preserve"> The student used the Kinect V2 depth sensor</w:t>
-      </w:r>
-    </w:p>
-    <w:p>
-      <w:r>
-        <w:t>connected to a PC and developed in Python and C#. This project followed the Spiral</w:t>
-      </w:r>
-    </w:p>
-    <w:p>
-      <w:r>
-        <w:t>Development model, which emphasises the iterative testing of gesture recognition accuracy</w:t>
-      </w:r>
-    </w:p>
-    <w:p>
-      <w:r>
-        <w:t>and usability. The architecture included modules like image capture, segmentation, and</w:t>
-      </w:r>
-    </w:p>
-    <w:p>
-      <w:r>
-        <w:t>features extraction before translating gestures to text output.</w:t>
-      </w:r>
-    </w:p>
-    <w:p/>
-    <w:p>
-      <w:pPr>
+        <w:t xml:space="preserve"> The student used the Kinect V2 depth sensor connected to a PC and developed in Python and C#. This project followed the Spiral Development model, which emphasises the iterative testing of gesture recognition accuracy and usability. The architecture included modules like image capture, segmentation, and features extraction before translating gestures to text output.</w:t>
+      </w:r>
+    </w:p>
+    <w:p>
+      <w:r>
         <w:rPr>
           <w:b/>
           <w:bCs/>
         </w:rPr>
-      </w:pPr>
+        <w:t>Explain key strengths and weaknesses of this project, as you see it:</w:t>
+      </w:r>
+      <w:r>
+        <w:t xml:space="preserve"> </w:t>
+      </w:r>
+      <w:r>
+        <w:br/>
+      </w:r>
       <w:r>
         <w:rPr>
           <w:b/>
           <w:bCs/>
         </w:rPr>
-        <w:t>Explain key strengths and weaknesses of this project, as you see it:</w:t>
+        <w:t>Strengths:</w:t>
+      </w:r>
+      <w:r>
+        <w:t xml:space="preserve"> Hard focus on experimental validation, detailed testing across varied conditions. The spiral model ensured improvements. It provided an early exploration into ISL recognition, which remains a niche and research area.</w:t>
       </w:r>
     </w:p>
     <w:p>
@@ -7079,20 +8219,34 @@
           <w:b/>
           <w:bCs/>
         </w:rPr>
-        <w:t>Strengths:</w:t>
-      </w:r>
-      <w:r>
-        <w:t xml:space="preserve"> Hard focus on experimental validation, detailed testing across varied conditions.</w:t>
-      </w:r>
-    </w:p>
-    <w:p>
-      <w:r>
-        <w:t>The spiral model ensured improvements. It provided an early exploration into ISL</w:t>
-      </w:r>
-    </w:p>
-    <w:p>
-      <w:r>
-        <w:t>recognition, which remains a niche and research area.</w:t>
+        <w:t>Weaknesses:</w:t>
+      </w:r>
+      <w:r>
+        <w:t xml:space="preserve"> This project depended heavy on the Kinect hardware, which is now outdated and sensitive to lighting and distance as the resolution is low. It lacked interactive feedback, which means that users could not correct or practice signs dynamically, which limits learning effectiveness. [18]</w:t>
+      </w:r>
+    </w:p>
+    <w:p>
+      <w:pPr>
+        <w:pStyle w:val="Heading3"/>
+      </w:pPr>
+      <w:bookmarkStart w:id="28" w:name="_Toc227010853"/>
+      <w:r>
+        <w:t xml:space="preserve">2.5.2 </w:t>
+      </w:r>
+      <w:r>
+        <w:t>VR Music Learner</w:t>
+      </w:r>
+      <w:bookmarkEnd w:id="28"/>
+    </w:p>
+    <w:p>
+      <w:r>
+        <w:t xml:space="preserve">Title: VR Music Learner </w:t>
+      </w:r>
+      <w:r>
+        <w:br/>
+      </w:r>
+      <w:r>
+        <w:t xml:space="preserve">Student: Maciej Golubski </w:t>
       </w:r>
     </w:p>
     <w:p>
@@ -7101,50 +8255,10 @@
           <w:b/>
           <w:bCs/>
         </w:rPr>
-        <w:t>Weaknesses:</w:t>
-      </w:r>
-      <w:r>
-        <w:t xml:space="preserve"> This project depended heavy on the Kinect hardware, which is now outdated</w:t>
-      </w:r>
-    </w:p>
-    <w:p>
-      <w:r>
-        <w:t>and sensitive to lighting and distance as the resolution is low. It lacked interactive feedback,</w:t>
-      </w:r>
-    </w:p>
-    <w:p>
-      <w:r>
-        <w:lastRenderedPageBreak/>
-        <w:t>which means that users could not correct or practice signs dynamically, which limits learning</w:t>
-      </w:r>
-    </w:p>
-    <w:p>
-      <w:r>
-        <w:t>effectiveness. [18]</w:t>
-      </w:r>
-    </w:p>
-    <w:p/>
-    <w:p>
-      <w:pPr>
-        <w:pStyle w:val="Heading3"/>
-      </w:pPr>
-      <w:bookmarkStart w:id="28" w:name="_Toc227004745"/>
-      <w:r>
-        <w:t xml:space="preserve">2.5.2 </w:t>
-      </w:r>
-      <w:r>
-        <w:t>VR Music Learner</w:t>
-      </w:r>
-      <w:bookmarkEnd w:id="28"/>
-    </w:p>
-    <w:p>
-      <w:r>
-        <w:t>Title: VR Music Learner</w:t>
-      </w:r>
-    </w:p>
-    <w:p>
-      <w:r>
-        <w:t>Student: Maciej Golubski</w:t>
+        <w:t>Description (brief):</w:t>
+      </w:r>
+      <w:r>
+        <w:t xml:space="preserve"> This student developed a virtual reality environment where users could learn musical instruments such as guitar or piano in an immersive, game-like setting. He integrated VR Gameplay, sound recognition, and a connected mobile app to track user progress and statistics. It aimed to make music learning more engaging though interaction, rhythm matching, and score tracking.</w:t>
       </w:r>
     </w:p>
     <w:p>
@@ -7153,59 +8267,29 @@
           <w:b/>
           <w:bCs/>
         </w:rPr>
-        <w:t>Description (brief):</w:t>
-      </w:r>
-      <w:r>
-        <w:t xml:space="preserve"> This student developed a virtual reality environment where users could</w:t>
-      </w:r>
-    </w:p>
-    <w:p>
-      <w:r>
-        <w:t>learn musical instruments such as guitar or piano in an immersive, game-like setting. He</w:t>
-      </w:r>
-    </w:p>
-    <w:p>
-      <w:r>
-        <w:t>integrated VR Gameplay, sound recognition, and a connected mobile app to track user</w:t>
-      </w:r>
-    </w:p>
-    <w:p>
-      <w:r>
-        <w:t>progress and statistics. It aimed to make music learning more engaging though interaction,</w:t>
-      </w:r>
-    </w:p>
-    <w:p>
-      <w:r>
-        <w:t>rhythm matching, and score tracking</w:t>
-      </w:r>
-    </w:p>
-    <w:p/>
-    <w:p>
+        <w:t>What is complex in this project:</w:t>
+      </w:r>
+      <w:r>
+        <w:t xml:space="preserve"> The challenge </w:t>
+      </w:r>
+      <w:r>
+        <w:t>the student had</w:t>
+      </w:r>
+      <w:r>
+        <w:t xml:space="preserve"> from this project is the VR motion input, audio recognition, and mobile data communication. Maintaining accurate timing between the players performance and in-game feedback required strong optimization. </w:t>
+      </w:r>
+      <w:r>
+        <w:br/>
+      </w:r>
       <w:r>
         <w:rPr>
           <w:b/>
           <w:bCs/>
         </w:rPr>
-        <w:t>What is complex in this project:</w:t>
-      </w:r>
-      <w:r>
-        <w:t xml:space="preserve"> The challenge </w:t>
-      </w:r>
-      <w:r>
-        <w:t>the student faced</w:t>
-      </w:r>
-      <w:r>
-        <w:t xml:space="preserve"> from this project is the VR motion</w:t>
-      </w:r>
-    </w:p>
-    <w:p>
-      <w:r>
-        <w:t>input, audio recognition, and mobile data communication. Maintaining accurate timing</w:t>
-      </w:r>
-    </w:p>
-    <w:p>
-      <w:r>
-        <w:t>between the players performance and in-game feedback required strong optimization.</w:t>
+        <w:t>What technical architecture was used:</w:t>
+      </w:r>
+      <w:r>
+        <w:t xml:space="preserve"> This project is developed in Unity using C#, and using the Oculus Quest Headset for VR interaction, a web server and database for the scoring system, and a mobile companion app for data visuality. The student used Agile/Scrum workflow for iterative development and user testing.</w:t>
       </w:r>
     </w:p>
     <w:p>
@@ -7214,273 +8298,2379 @@
           <w:b/>
           <w:bCs/>
         </w:rPr>
-        <w:t>What technical architecture was used:</w:t>
-      </w:r>
-      <w:r>
-        <w:t xml:space="preserve"> This project is developed in Unity using C#, and using</w:t>
-      </w:r>
-    </w:p>
-    <w:p>
-      <w:r>
-        <w:t>the Oculus Quest Headset for VR interaction, a web server and database for the scoring</w:t>
-      </w:r>
-    </w:p>
-    <w:p>
-      <w:r>
-        <w:t>system, and a mobile companion app for data visuality. The student used Agile/Scrum</w:t>
-      </w:r>
-    </w:p>
-    <w:p>
-      <w:r>
-        <w:t>workflow for iterative development and user testing.</w:t>
-      </w:r>
-    </w:p>
-    <w:p/>
-    <w:p>
-      <w:pPr>
+        <w:t xml:space="preserve">Explain key strengths and weaknesses of this project, as you see it: </w:t>
+      </w:r>
+      <w:r>
         <w:rPr>
           <w:b/>
           <w:bCs/>
         </w:rPr>
-      </w:pPr>
+        <w:br/>
+      </w:r>
       <w:r>
         <w:rPr>
           <w:b/>
           <w:bCs/>
         </w:rPr>
-        <w:t>Explain key strengths and weaknesses of this project, as you see it:</w:t>
-      </w:r>
-    </w:p>
-    <w:p>
+        <w:t>Strengths:</w:t>
+      </w:r>
+      <w:r>
+        <w:t xml:space="preserve"> Good integration with VR, mobile, backend technology. The focus is strongly seen on gamifying it and feedback loops that enhance learning and motivation. This shows well-thought user experience for the user. </w:t>
+      </w:r>
+      <w:r>
+        <w:br/>
+      </w:r>
       <w:r>
         <w:rPr>
           <w:b/>
           <w:bCs/>
         </w:rPr>
-        <w:t>Strengths:</w:t>
-      </w:r>
-      <w:r>
-        <w:t xml:space="preserve"> Good integration with VR, mobile, backend technology. The focus is strongly</w:t>
-      </w:r>
-    </w:p>
-    <w:p>
-      <w:r>
-        <w:t>seen on gamifying it and feedback loops that enhance learning and motivation. This shows</w:t>
-      </w:r>
-    </w:p>
-    <w:p>
-      <w:r>
-        <w:t>well-thought user experience for the user.</w:t>
-      </w:r>
-    </w:p>
-    <w:p>
-      <w:r>
-        <w:rPr>
+        <w:t>Weaknesses:</w:t>
+      </w:r>
+      <w:r>
+        <w:t xml:space="preserve"> It has limited educational depth. Mainly focuses on music theory. System performance </w:t>
+      </w:r>
+      <w:r>
+        <w:lastRenderedPageBreak/>
+        <w:t>may change depending on network and the accuracy of audio input. The student could have designed it from a broader perspective of testing and adding additional learning elements. [17]</w:t>
+      </w:r>
+    </w:p>
+    <w:p>
+      <w:pPr>
+        <w:pStyle w:val="Heading2"/>
+      </w:pPr>
+    </w:p>
+    <w:p>
+      <w:pPr>
+        <w:pStyle w:val="Heading2"/>
+      </w:pPr>
+      <w:bookmarkStart w:id="29" w:name="_Toc21975771"/>
+      <w:bookmarkStart w:id="30" w:name="_Toc227010854"/>
+      <w:r>
+        <w:t>2.6. Conclusions</w:t>
+      </w:r>
+      <w:bookmarkEnd w:id="29"/>
+      <w:bookmarkEnd w:id="30"/>
+    </w:p>
+    <w:p/>
+    <w:p/>
+    <w:p>
+      <w:r>
+        <w:br w:type="page"/>
+      </w:r>
+    </w:p>
+    <w:p>
+      <w:pPr>
+        <w:pStyle w:val="Heading1"/>
+      </w:pPr>
+      <w:bookmarkStart w:id="31" w:name="_Toc212189663"/>
+      <w:bookmarkStart w:id="32" w:name="_Toc227010855"/>
+      <w:r>
+        <w:lastRenderedPageBreak/>
+        <w:t>3. System Analysis</w:t>
+      </w:r>
+      <w:bookmarkEnd w:id="31"/>
+      <w:bookmarkEnd w:id="32"/>
+    </w:p>
+    <w:p/>
+    <w:p>
+      <w:pPr>
+        <w:pStyle w:val="Heading2"/>
+      </w:pPr>
+      <w:bookmarkStart w:id="33" w:name="_Toc212189664"/>
+      <w:bookmarkStart w:id="34" w:name="_Toc227010856"/>
+      <w:r>
+        <w:t>3.1 System Overview</w:t>
+      </w:r>
+      <w:bookmarkEnd w:id="33"/>
+      <w:bookmarkEnd w:id="34"/>
+    </w:p>
+    <w:p/>
+    <w:p>
+      <w:pPr>
+        <w:pStyle w:val="Heading3"/>
+        <w:rPr>
+          <w:color w:val="2E74B5" w:themeColor="accent1" w:themeShade="BF"/>
+        </w:rPr>
+      </w:pPr>
+      <w:bookmarkStart w:id="35" w:name="_Toc227010857"/>
+      <w:r>
+        <w:rPr>
+          <w:color w:val="2E74B5" w:themeColor="accent1" w:themeShade="BF"/>
+        </w:rPr>
+        <w:t>3.1.1 What is Sign &amp; Spell VR?</w:t>
+      </w:r>
+      <w:bookmarkEnd w:id="35"/>
+    </w:p>
+    <w:p>
+      <w:r>
+        <w:t>Sign &amp; Spell VR is a virtual reality application designed to help users learn the basics of Irish Sign Language (ISL). It targets beginners, such as students or anyone interested in ISL, who want to practise either at home or in educational settings. The aim is to make sign language learning more accessible and engaging by providing interactive practice with virtual hands in a VR environment rather than relying solely on passive video content.</w:t>
+      </w:r>
+    </w:p>
+    <w:p/>
+    <w:p>
+      <w:pPr>
+        <w:pStyle w:val="Heading3"/>
+        <w:rPr>
+          <w:color w:val="2E74B5" w:themeColor="accent1" w:themeShade="BF"/>
+        </w:rPr>
+      </w:pPr>
+      <w:bookmarkStart w:id="36" w:name="_Toc227010858"/>
+      <w:r>
+        <w:rPr>
+          <w:color w:val="2E74B5" w:themeColor="accent1" w:themeShade="BF"/>
+        </w:rPr>
+        <w:t>3.1.2 How the System Works</w:t>
+      </w:r>
+      <w:bookmarkEnd w:id="36"/>
+    </w:p>
+    <w:p>
+      <w:r>
+        <w:t>When a user puts on the Meta Quest 3 headset, they are placed in a simple, uncluttered virtual room. The system uses the headset’s cameras and sensors to track the user’s hands in real time and render virtual hands that mirror their movements. Users can</w:t>
+      </w:r>
+      <w:r>
+        <w:t xml:space="preserve"> learn about what sign language is, </w:t>
+      </w:r>
+      <w:r>
+        <w:t>then practi</w:t>
+      </w:r>
+      <w:r>
+        <w:t>c</w:t>
+      </w:r>
+      <w:r>
+        <w:t xml:space="preserve">e </w:t>
+      </w:r>
+      <w:r>
+        <w:t>learning</w:t>
+      </w:r>
+      <w:r>
+        <w:t xml:space="preserve"> ISL letters</w:t>
+      </w:r>
+      <w:r>
+        <w:t xml:space="preserve"> based off instructions</w:t>
+      </w:r>
+      <w:r>
+        <w:t xml:space="preserve">, </w:t>
+      </w:r>
+      <w:r>
+        <w:t>test themselves in the test section</w:t>
+      </w:r>
+      <w:r>
+        <w:t>, while</w:t>
+      </w:r>
+      <w:r>
+        <w:t xml:space="preserve"> all</w:t>
+      </w:r>
+      <w:r>
+        <w:t xml:space="preserve"> the system provides immediate feedback on how closely their signs match the expected shapes.</w:t>
+      </w:r>
+    </w:p>
+    <w:p/>
+    <w:p>
+      <w:pPr>
+        <w:pStyle w:val="Heading3"/>
+        <w:rPr>
+          <w:color w:val="2E74B5" w:themeColor="accent1" w:themeShade="BF"/>
+        </w:rPr>
+      </w:pPr>
+      <w:bookmarkStart w:id="37" w:name="_Toc227010859"/>
+      <w:r>
+        <w:rPr>
+          <w:color w:val="2E74B5" w:themeColor="accent1" w:themeShade="BF"/>
+        </w:rPr>
+        <w:t>3.1.</w:t>
+      </w:r>
+      <w:r>
+        <w:rPr>
+          <w:color w:val="2E74B5" w:themeColor="accent1" w:themeShade="BF"/>
+        </w:rPr>
+        <w:t>3</w:t>
+      </w:r>
+      <w:r>
+        <w:rPr>
+          <w:color w:val="2E74B5" w:themeColor="accent1" w:themeShade="BF"/>
+        </w:rPr>
+        <w:t xml:space="preserve"> </w:t>
+      </w:r>
+      <w:r>
+        <w:rPr>
+          <w:color w:val="2E74B5" w:themeColor="accent1" w:themeShade="BF"/>
+        </w:rPr>
+        <w:t>User Experience and Interface</w:t>
+      </w:r>
+      <w:bookmarkEnd w:id="37"/>
+    </w:p>
+    <w:p>
+      <w:r>
+        <w:t>From a user-experience perspective, the application is intended to be straightforward and easy to navigate. Menus provide clear options such as “</w:t>
+      </w:r>
+      <w:r>
+        <w:t>ISL Info</w:t>
+      </w:r>
+      <w:r>
+        <w:t>”, “</w:t>
+      </w:r>
+      <w:r>
+        <w:t>Start Learning</w:t>
+      </w:r>
+      <w:r>
+        <w:t xml:space="preserve">”, </w:t>
+      </w:r>
+      <w:r>
+        <w:t xml:space="preserve">and </w:t>
+      </w:r>
+      <w:r>
+        <w:t>“</w:t>
+      </w:r>
+      <w:r>
+        <w:t xml:space="preserve">Test Yourself. Hand poses shown </w:t>
+      </w:r>
+      <w:r>
+        <w:t>introduces the main interactions on first use, and contextual help tips are available when users appear stuck or unsure. The interface is designed to avoid overwhelming learners with too many simultaneous choices, and all navigation occurs in VR using simple gestures or large, easily selectable buttons.</w:t>
+      </w:r>
+    </w:p>
+    <w:p/>
+    <w:p>
+      <w:pPr>
+        <w:pStyle w:val="Heading3"/>
+        <w:rPr>
+          <w:color w:val="2E74B5" w:themeColor="accent1" w:themeShade="BF"/>
+        </w:rPr>
+      </w:pPr>
+      <w:bookmarkStart w:id="38" w:name="_Toc227010860"/>
+      <w:r>
+        <w:rPr>
+          <w:color w:val="2E74B5" w:themeColor="accent1" w:themeShade="BF"/>
+        </w:rPr>
+        <w:t>3.1.</w:t>
+      </w:r>
+      <w:r>
+        <w:rPr>
+          <w:color w:val="2E74B5" w:themeColor="accent1" w:themeShade="BF"/>
+        </w:rPr>
+        <w:t>4</w:t>
+      </w:r>
+      <w:r>
+        <w:rPr>
+          <w:color w:val="2E74B5" w:themeColor="accent1" w:themeShade="BF"/>
+        </w:rPr>
+        <w:t xml:space="preserve"> </w:t>
+      </w:r>
+      <w:r>
+        <w:rPr>
+          <w:color w:val="2E74B5" w:themeColor="accent1" w:themeShade="BF"/>
+        </w:rPr>
+        <w:t>Practice and Feedback</w:t>
+      </w:r>
+      <w:bookmarkEnd w:id="38"/>
+    </w:p>
+    <w:p>
+      <w:r>
+        <w:t>Each practice session begins with users choosing which aspect of ISL they wish to practise. When a sign is recognised correctly, the system displays</w:t>
+      </w:r>
+      <w:r>
+        <w:t xml:space="preserve"> instructions on how to pose the letter, shows the model of how to pose it, and</w:t>
+      </w:r>
+      <w:r>
+        <w:t xml:space="preserve"> positive feedback (for example, a "Well done!</w:t>
+      </w:r>
+      <w:r>
+        <w:t xml:space="preserve"> You signed A</w:t>
+      </w:r>
+      <w:r>
+        <w:t xml:space="preserve">" message); when it is not, the system encourages another attempt or </w:t>
+      </w:r>
+      <w:r>
+        <w:t>tells you what other letter you are signing</w:t>
+      </w:r>
+      <w:r>
+        <w:t>. This loop of attempt, feedback, and retry is central to supporting incremental improvement.</w:t>
+      </w:r>
+    </w:p>
+    <w:p/>
+    <w:p>
+      <w:pPr>
+        <w:pStyle w:val="Heading3"/>
+        <w:rPr>
+          <w:color w:val="2E74B5" w:themeColor="accent1" w:themeShade="BF"/>
+        </w:rPr>
+      </w:pPr>
+      <w:bookmarkStart w:id="39" w:name="_Toc227010861"/>
+      <w:r>
+        <w:rPr>
+          <w:color w:val="2E74B5" w:themeColor="accent1" w:themeShade="BF"/>
+        </w:rPr>
+        <w:t>3.1.</w:t>
+      </w:r>
+      <w:r>
+        <w:rPr>
+          <w:color w:val="2E74B5" w:themeColor="accent1" w:themeShade="BF"/>
+        </w:rPr>
+        <w:t>5</w:t>
+      </w:r>
+      <w:r>
+        <w:rPr>
+          <w:color w:val="2E74B5" w:themeColor="accent1" w:themeShade="BF"/>
+        </w:rPr>
+        <w:t xml:space="preserve"> </w:t>
+      </w:r>
+      <w:r>
+        <w:rPr>
+          <w:color w:val="2E74B5" w:themeColor="accent1" w:themeShade="BF"/>
+        </w:rPr>
+        <w:t>Saving Progress and Accessibility</w:t>
+      </w:r>
+      <w:bookmarkEnd w:id="39"/>
+    </w:p>
+    <w:p>
+      <w:r>
+        <w:t>The system is designed to automatically save so that learners can resume from where they left off in later sessions</w:t>
+      </w:r>
+      <w:r>
+        <w:t xml:space="preserve">. </w:t>
+      </w:r>
+      <w:r>
+        <w:t>Accessibility is treated as a core requirement: the interface is intended to support left-handed users and those unfamiliar with VR. To this end, the design avoids very small targets or complex controls that might cause confusion or discomfort.</w:t>
+      </w:r>
+    </w:p>
+    <w:p>
+      <w:pPr>
+        <w:pStyle w:val="Heading3"/>
+        <w:rPr>
+          <w:color w:val="2E74B5" w:themeColor="accent1" w:themeShade="BF"/>
+        </w:rPr>
+      </w:pPr>
+      <w:bookmarkStart w:id="40" w:name="_Toc227010862"/>
+      <w:r>
+        <w:rPr>
+          <w:color w:val="2E74B5" w:themeColor="accent1" w:themeShade="BF"/>
+        </w:rPr>
+        <w:lastRenderedPageBreak/>
+        <w:t>3.1.</w:t>
+      </w:r>
+      <w:r>
+        <w:rPr>
+          <w:color w:val="2E74B5" w:themeColor="accent1" w:themeShade="BF"/>
+        </w:rPr>
+        <w:t>6</w:t>
+      </w:r>
+      <w:r>
+        <w:rPr>
+          <w:color w:val="2E74B5" w:themeColor="accent1" w:themeShade="BF"/>
+        </w:rPr>
+        <w:t xml:space="preserve"> </w:t>
+      </w:r>
+      <w:r>
+        <w:rPr>
+          <w:color w:val="2E74B5" w:themeColor="accent1" w:themeShade="BF"/>
+        </w:rPr>
+        <w:t>Inspiration and Aims</w:t>
+      </w:r>
+      <w:bookmarkEnd w:id="40"/>
+    </w:p>
+    <w:p>
+      <w:r>
+        <w:t>The overall layout and interaction approach are informed by the initial project proposal and the literature review, which highlighted the importance of real-time feedback, beginner-friendly interfaces, and self-paced learning. Sign &amp; Spell VR draws inspiration from existing interactive VR learning apps but adapts their ideas specifically to ISL, aiming to provide a simpler, more focused experience that makes learning Irish Sign Language both approachable and enjoyable.</w:t>
+      </w:r>
+    </w:p>
+    <w:p>
+      <w:pPr>
+        <w:pStyle w:val="Heading3"/>
+      </w:pPr>
+    </w:p>
+    <w:p>
+      <w:pPr>
+        <w:pStyle w:val="Heading2"/>
+      </w:pPr>
+      <w:bookmarkStart w:id="41" w:name="_Toc212189665"/>
+      <w:bookmarkStart w:id="42" w:name="_Toc227010863"/>
+      <w:r>
+        <w:t>3.2 Requirements Gathering</w:t>
+      </w:r>
+      <w:bookmarkEnd w:id="41"/>
+      <w:bookmarkEnd w:id="42"/>
+    </w:p>
+    <w:p>
+      <w:pPr>
+        <w:pStyle w:val="Heading3"/>
+        <w:rPr>
+          <w:color w:val="2E74B5" w:themeColor="accent1" w:themeShade="BF"/>
+        </w:rPr>
+      </w:pPr>
+      <w:bookmarkStart w:id="43" w:name="_Toc227010864"/>
+      <w:r>
+        <w:rPr>
+          <w:color w:val="2E74B5" w:themeColor="accent1" w:themeShade="BF"/>
+        </w:rPr>
+        <w:t>3.2.1 Who are the Stakeholders?</w:t>
+      </w:r>
+      <w:bookmarkEnd w:id="43"/>
+    </w:p>
+    <w:p>
+      <w:r>
+        <w:t>Identifying the main stakeholders for this project is important because it guides which features are prioritised and how the application is designed. Different stakeholder groups have different needs and expectations, so the analysis considers not only end users but also those who may support, use, or be affected by the system in other ways.</w:t>
+      </w:r>
+    </w:p>
+    <w:p/>
+    <w:p>
+      <w:pPr>
+        <w:pStyle w:val="Heading4"/>
+        <w:rPr>
+          <w:i w:val="0"/>
+          <w:iCs w:val="0"/>
+        </w:rPr>
+      </w:pPr>
+      <w:bookmarkStart w:id="44" w:name="_Toc227010865"/>
+      <w:r>
+        <w:rPr>
+          <w:i w:val="0"/>
+          <w:iCs w:val="0"/>
+        </w:rPr>
+        <w:t>3.2.1.1 New Learners</w:t>
+      </w:r>
+      <w:bookmarkEnd w:id="44"/>
+    </w:p>
+    <w:p>
+      <w:r>
+        <w:t>These are mostly people starting out with Irish Sign Language and virtual reality. Their main goal is to learn ISL in a way that feels approachable and supportive.</w:t>
+      </w:r>
+    </w:p>
+    <w:p>
+      <w:pPr>
+        <w:rPr>
+          <w:rFonts w:cstheme="minorHAnsi"/>
+        </w:rPr>
+      </w:pPr>
+      <w:r>
+        <w:rPr>
+          <w:rFonts w:cstheme="minorHAnsi"/>
           <w:b/>
           <w:bCs/>
         </w:rPr>
-        <w:t xml:space="preserve">Weaknesses: </w:t>
-      </w:r>
-      <w:r>
-        <w:t>It has limited educational depth. Mainly focuses on music theory. System</w:t>
-      </w:r>
-    </w:p>
-    <w:p>
-      <w:r>
-        <w:t>performance may change depending on network and the accuracy of audio input. The</w:t>
-      </w:r>
-    </w:p>
-    <w:p>
-      <w:r>
-        <w:t>student could have designed it from a broader perspective of testing and adding additional</w:t>
-      </w:r>
-    </w:p>
-    <w:p>
-      <w:r>
-        <w:t>learning elements. [17]</w:t>
-      </w:r>
-    </w:p>
+        <w:t>Persona: Sophie</w:t>
+      </w:r>
+      <w:r>
+        <w:rPr>
+          <w:rFonts w:cstheme="minorHAnsi"/>
+        </w:rPr>
+        <w:br/>
+        <w:t>Sophie is a college student who’s heard about ISL but has never tried learning it before. She also hasn’t used a VR headset, so everything feels a bit new and maybe intimidating. Sophie hopes that the app will give her clear instructions, let her go at her own pace, and provide lots of encouragement if she gets signs wrong. If things get too technical or confusing, Sophie might lose motivation, so keeping things simple is key.</w:t>
+      </w:r>
+    </w:p>
+    <w:p/>
+    <w:p>
+      <w:pPr>
+        <w:pStyle w:val="Heading4"/>
+        <w:rPr>
+          <w:i w:val="0"/>
+          <w:iCs w:val="0"/>
+        </w:rPr>
+      </w:pPr>
+      <w:bookmarkStart w:id="45" w:name="_Toc227010866"/>
+      <w:r>
+        <w:rPr>
+          <w:i w:val="0"/>
+          <w:iCs w:val="0"/>
+        </w:rPr>
+        <w:t>3.2.1.</w:t>
+      </w:r>
+      <w:r>
+        <w:rPr>
+          <w:i w:val="0"/>
+          <w:iCs w:val="0"/>
+        </w:rPr>
+        <w:t>2</w:t>
+      </w:r>
+      <w:r>
+        <w:rPr>
+          <w:i w:val="0"/>
+          <w:iCs w:val="0"/>
+        </w:rPr>
+        <w:t xml:space="preserve"> </w:t>
+      </w:r>
+      <w:r>
+        <w:rPr>
+          <w:i w:val="0"/>
+          <w:iCs w:val="0"/>
+        </w:rPr>
+        <w:t>Teacher and Instructors</w:t>
+      </w:r>
+      <w:bookmarkEnd w:id="45"/>
+    </w:p>
+    <w:p>
+      <w:pPr>
+        <w:rPr>
+          <w:rFonts w:cstheme="minorHAnsi"/>
+        </w:rPr>
+      </w:pPr>
+      <w:r>
+        <w:rPr>
+          <w:rFonts w:cstheme="minorHAnsi"/>
+        </w:rPr>
+        <w:t>Teachers will want to use the app as a learning aid in lessons or for assigning practice at home. Their needs include easy setup, management of different users, and being able to monitor or support their students’ learning.</w:t>
+      </w:r>
+    </w:p>
+    <w:p>
+      <w:pPr>
+        <w:rPr>
+          <w:rFonts w:cstheme="minorHAnsi"/>
+        </w:rPr>
+      </w:pPr>
+      <w:r>
+        <w:rPr>
+          <w:rFonts w:cstheme="minorHAnsi"/>
+          <w:b/>
+          <w:bCs/>
+        </w:rPr>
+        <w:t>Persona: Martin</w:t>
+      </w:r>
+      <w:r>
+        <w:rPr>
+          <w:rFonts w:cstheme="minorHAnsi"/>
+        </w:rPr>
+        <w:br/>
+        <w:t>Martin runs ISL classes for adults. He wants a tool that’s quick to set up with minimal fuss, so students can jump straight into practicing. Martin likes being able to see who needs extra help and would appreciate ways to check progress after each lesson. He also values any notes in the app that help him explain features to students, especially those who aren’t tech-savvy.</w:t>
+      </w:r>
+    </w:p>
+    <w:p/>
+    <w:p>
+      <w:pPr>
+        <w:pStyle w:val="Heading4"/>
+        <w:rPr>
+          <w:i w:val="0"/>
+          <w:iCs w:val="0"/>
+        </w:rPr>
+      </w:pPr>
+      <w:bookmarkStart w:id="46" w:name="_Toc227010867"/>
+      <w:r>
+        <w:rPr>
+          <w:i w:val="0"/>
+          <w:iCs w:val="0"/>
+        </w:rPr>
+        <w:t>3.2.1.</w:t>
+      </w:r>
+      <w:r>
+        <w:rPr>
+          <w:i w:val="0"/>
+          <w:iCs w:val="0"/>
+        </w:rPr>
+        <w:t>3</w:t>
+      </w:r>
+      <w:r>
+        <w:rPr>
+          <w:i w:val="0"/>
+          <w:iCs w:val="0"/>
+        </w:rPr>
+        <w:t xml:space="preserve"> </w:t>
+      </w:r>
+      <w:r>
+        <w:rPr>
+          <w:i w:val="0"/>
+          <w:iCs w:val="0"/>
+        </w:rPr>
+        <w:t>Deaf Community</w:t>
+      </w:r>
+      <w:bookmarkEnd w:id="46"/>
+    </w:p>
+    <w:p>
+      <w:pPr>
+        <w:rPr>
+          <w:rFonts w:cstheme="minorHAnsi"/>
+        </w:rPr>
+      </w:pPr>
+      <w:r>
+        <w:rPr>
+          <w:rFonts w:cstheme="minorHAnsi"/>
+        </w:rPr>
+        <w:t>Members of the Deaf community (ISL users, interpreters, advocates) help ensure the app is respectful, accurate, and culturally sensitive.</w:t>
+      </w:r>
+    </w:p>
+    <w:p>
+      <w:pPr>
+        <w:rPr>
+          <w:rFonts w:cstheme="minorHAnsi"/>
+        </w:rPr>
+      </w:pPr>
+      <w:r>
+        <w:rPr>
+          <w:rFonts w:cstheme="minorHAnsi"/>
+          <w:b/>
+          <w:bCs/>
+        </w:rPr>
+        <w:t>Persona: Aisling</w:t>
+      </w:r>
+      <w:r>
+        <w:rPr>
+          <w:rFonts w:cstheme="minorHAnsi"/>
+        </w:rPr>
+        <w:br/>
+        <w:t xml:space="preserve">Aisling is an ISL interpreter and strong advocate for Deaf awareness. She’s keen to see more tools making ISL accessible but is cautious about apps teaching incorrect signs or oversimplifying the </w:t>
+      </w:r>
+      <w:r>
+        <w:rPr>
+          <w:rFonts w:cstheme="minorHAnsi"/>
+        </w:rPr>
+        <w:lastRenderedPageBreak/>
+        <w:t>language. She’s happy to offer feedback if asked and hopes the app developers listen to her suggestions, particularly about sign accuracy and cultural respect.</w:t>
+      </w:r>
+    </w:p>
+    <w:p/>
+    <w:p>
+      <w:pPr>
+        <w:pStyle w:val="Heading4"/>
+        <w:rPr>
+          <w:i w:val="0"/>
+          <w:iCs w:val="0"/>
+        </w:rPr>
+      </w:pPr>
+      <w:bookmarkStart w:id="47" w:name="_Toc227010868"/>
+      <w:r>
+        <w:rPr>
+          <w:i w:val="0"/>
+          <w:iCs w:val="0"/>
+        </w:rPr>
+        <w:t>3.2.1.</w:t>
+      </w:r>
+      <w:r>
+        <w:rPr>
+          <w:i w:val="0"/>
+          <w:iCs w:val="0"/>
+        </w:rPr>
+        <w:t>4</w:t>
+      </w:r>
+      <w:r>
+        <w:rPr>
+          <w:i w:val="0"/>
+          <w:iCs w:val="0"/>
+        </w:rPr>
+        <w:t xml:space="preserve"> </w:t>
+      </w:r>
+      <w:r>
+        <w:rPr>
+          <w:i w:val="0"/>
+          <w:iCs w:val="0"/>
+        </w:rPr>
+        <w:t>Potential Stakeholders</w:t>
+      </w:r>
+      <w:bookmarkEnd w:id="47"/>
+    </w:p>
+    <w:p>
+      <w:pPr>
+        <w:rPr>
+          <w:rFonts w:cstheme="minorHAnsi"/>
+        </w:rPr>
+      </w:pPr>
+      <w:r>
+        <w:rPr>
+          <w:rFonts w:cstheme="minorHAnsi"/>
+        </w:rPr>
+        <w:t>In the future, more people might use the app</w:t>
+      </w:r>
+      <w:r>
+        <w:rPr>
+          <w:rFonts w:cstheme="minorHAnsi"/>
+        </w:rPr>
+        <w:t xml:space="preserve">, </w:t>
+      </w:r>
+      <w:r>
+        <w:rPr>
+          <w:rFonts w:cstheme="minorHAnsi"/>
+        </w:rPr>
+        <w:t>like families, researchers, or schools. Being aware of this early on helps keep the design open for improvements and wider use.</w:t>
+      </w:r>
+    </w:p>
+    <w:p>
+      <w:pPr>
+        <w:rPr>
+          <w:rFonts w:cstheme="minorHAnsi"/>
+        </w:rPr>
+      </w:pPr>
+      <w:r>
+        <w:rPr>
+          <w:rFonts w:cstheme="minorHAnsi"/>
+          <w:b/>
+          <w:bCs/>
+        </w:rPr>
+        <w:t>Persona: Mrs. O’Connor</w:t>
+      </w:r>
+      <w:r>
+        <w:rPr>
+          <w:rFonts w:cstheme="minorHAnsi"/>
+        </w:rPr>
+        <w:br/>
+        <w:t>Mrs. O’Connor has a Deaf son and wants tools that help their family learn ISL together. She values apps that are gentle for beginners, easy to follow, and work across different devices. She’s especially happy if an app lets her review lessons at her own pace after the kids have gone to bed.</w:t>
+      </w:r>
+    </w:p>
+    <w:p>
+      <w:pPr>
+        <w:rPr>
+          <w:rFonts w:cstheme="minorHAnsi"/>
+        </w:rPr>
+      </w:pPr>
+    </w:p>
+    <w:p>
+      <w:pPr>
+        <w:pStyle w:val="Heading3"/>
+        <w:rPr>
+          <w:rFonts w:cstheme="minorHAnsi"/>
+          <w:color w:val="2E74B5" w:themeColor="accent1" w:themeShade="BF"/>
+        </w:rPr>
+      </w:pPr>
+      <w:bookmarkStart w:id="48" w:name="_Toc227010869"/>
+      <w:r>
+        <w:rPr>
+          <w:rFonts w:cstheme="minorHAnsi"/>
+          <w:color w:val="2E74B5" w:themeColor="accent1" w:themeShade="BF"/>
+        </w:rPr>
+        <w:t>3.2.2 How Requirements were Identified</w:t>
+      </w:r>
+      <w:bookmarkEnd w:id="48"/>
+    </w:p>
+    <w:p>
+      <w:r>
+        <w:t xml:space="preserve">To determine which features and functions the ISL VR application should include, the project used a combination of research, user feedback, and practical experimentation. Existing sign language learning applications and academic papers were reviewed to identify effective design patterns, especially in VR-based learning. </w:t>
+      </w:r>
+      <w:r>
+        <w:t>Attention</w:t>
+      </w:r>
+      <w:r>
+        <w:t xml:space="preserve"> was paid to user reviews and forum discussions, where learners often describe which aspects of an app are frustrating and which features they find most helpful.</w:t>
+      </w:r>
+    </w:p>
+    <w:p>
+      <w:r>
+        <w:t>Informal conversations were held with classmates and friends interested in learning sign language, as well as with Deaf acquaintances, to understand what they would expect from a VR learning tool. The plan for later stages is to use simple questionnaires or online forms once a working prototype is available, so users can give structured feedback on usability, clarity, and missing features.</w:t>
+      </w:r>
+    </w:p>
+    <w:p>
+      <w:r>
+        <w:t>Experience gained from the XR Prototyping course also feeds into the requirement-gathering process. Notes are kept whenever development challenges arise or when particular interaction patterns prove especially helpful, so these insights can be reflected in the evolving requirements for Sign &amp; Spell VR.</w:t>
+      </w:r>
+    </w:p>
+    <w:p/>
+    <w:p>
+      <w:pPr>
+        <w:pStyle w:val="Heading3"/>
+        <w:rPr>
+          <w:color w:val="2E74B5" w:themeColor="accent1" w:themeShade="BF"/>
+        </w:rPr>
+      </w:pPr>
+      <w:r>
+        <w:rPr>
+          <w:color w:val="2E74B5" w:themeColor="accent1" w:themeShade="BF"/>
+        </w:rPr>
+        <w:t>3.2.2 Initial Requirements List</w:t>
+      </w:r>
+    </w:p>
+    <w:p>
+      <w:r>
+        <w:t>Based on the review of existing applications, research literature, stakeholder feedback, and early experiments with the prototype, the following initial requirements were identified as the core needs for Sign &amp; Spell VR:</w:t>
+      </w:r>
+    </w:p>
+    <w:p>
+      <w:pPr>
+        <w:pStyle w:val="ListParagraph"/>
+        <w:numPr>
+          <w:ilvl w:val="0"/>
+          <w:numId w:val="7"/>
+        </w:numPr>
+      </w:pPr>
+      <w:r>
+        <w:t>The app must use Meta Quest 3’s hand tracking accurately, so users don’t need controllers.</w:t>
+      </w:r>
+    </w:p>
+    <w:p>
+      <w:pPr>
+        <w:pStyle w:val="ListParagraph"/>
+        <w:numPr>
+          <w:ilvl w:val="0"/>
+          <w:numId w:val="7"/>
+        </w:numPr>
+      </w:pPr>
+      <w:r>
+        <w:t>There should be an easy-to-follow</w:t>
+      </w:r>
+      <w:r>
+        <w:t xml:space="preserve"> </w:t>
+      </w:r>
+      <w:r>
+        <w:t>system, so all users get good results, no matter their hand size or starting position.</w:t>
+      </w:r>
+    </w:p>
+    <w:p>
+      <w:pPr>
+        <w:pStyle w:val="ListParagraph"/>
+        <w:numPr>
+          <w:ilvl w:val="0"/>
+          <w:numId w:val="7"/>
+        </w:numPr>
+      </w:pPr>
+      <w:r>
+        <w:t>The user interface must be clear and simple, using big buttons</w:t>
+      </w:r>
+      <w:r>
+        <w:t>, letters,</w:t>
+      </w:r>
+      <w:r>
+        <w:t xml:space="preserve"> and straightforward instructions.</w:t>
+      </w:r>
+    </w:p>
+    <w:p>
+      <w:pPr>
+        <w:pStyle w:val="ListParagraph"/>
+        <w:numPr>
+          <w:ilvl w:val="0"/>
+          <w:numId w:val="7"/>
+        </w:numPr>
+      </w:pPr>
+      <w:r>
+        <w:t>Each time a user makes a sign, the app should give instant feedback, either confirming it was correct or suggesting what to fix.</w:t>
+      </w:r>
+    </w:p>
+    <w:p>
+      <w:pPr>
+        <w:pStyle w:val="ListParagraph"/>
+        <w:numPr>
+          <w:ilvl w:val="0"/>
+          <w:numId w:val="7"/>
+        </w:numPr>
+      </w:pPr>
+      <w:r>
+        <w:t>Progress</w:t>
+      </w:r>
+      <w:r>
+        <w:t xml:space="preserve"> </w:t>
+      </w:r>
+      <w:r>
+        <w:t>must be saved, so users don’t have to start over every session.</w:t>
+      </w:r>
+    </w:p>
+    <w:p>
+      <w:pPr>
+        <w:pStyle w:val="ListParagraph"/>
+        <w:numPr>
+          <w:ilvl w:val="0"/>
+          <w:numId w:val="7"/>
+        </w:numPr>
+      </w:pPr>
+      <w:r>
+        <w:t>The app must run smoothly on Meta Quest 3 hardware, with no crashes or big slowdowns.</w:t>
+      </w:r>
+    </w:p>
+    <w:p>
+      <w:pPr>
+        <w:pStyle w:val="ListParagraph"/>
+        <w:numPr>
+          <w:ilvl w:val="0"/>
+          <w:numId w:val="7"/>
+        </w:numPr>
+      </w:pPr>
+      <w:r>
+        <w:t xml:space="preserve">The system should be built in Godot 4), using </w:t>
+      </w:r>
+      <w:proofErr w:type="spellStart"/>
+      <w:r>
+        <w:t>GDScript</w:t>
+      </w:r>
+      <w:proofErr w:type="spellEnd"/>
+      <w:r>
+        <w:t>, and Blender for simplicity.</w:t>
+      </w:r>
+    </w:p>
+    <w:p>
+      <w:pPr>
+        <w:pStyle w:val="ListParagraph"/>
+        <w:numPr>
+          <w:ilvl w:val="0"/>
+          <w:numId w:val="7"/>
+        </w:numPr>
+      </w:pPr>
+      <w:r>
+        <w:lastRenderedPageBreak/>
+        <w:t>Accessibility should be considered, making the app usable for beginners and possible left-handed users.</w:t>
+      </w:r>
+    </w:p>
+    <w:p/>
     <w:p>
       <w:pPr>
         <w:pStyle w:val="Heading2"/>
       </w:pPr>
-    </w:p>
+      <w:bookmarkStart w:id="49" w:name="_Toc212189666"/>
+      <w:bookmarkStart w:id="50" w:name="_Toc227010870"/>
+      <w:r>
+        <w:t>3.3 Requirements Analysis</w:t>
+      </w:r>
+      <w:bookmarkEnd w:id="49"/>
+      <w:bookmarkEnd w:id="50"/>
+    </w:p>
+    <w:p>
+      <w:pPr>
+        <w:pStyle w:val="Heading3"/>
+        <w:rPr>
+          <w:color w:val="2E74B5" w:themeColor="accent1" w:themeShade="BF"/>
+        </w:rPr>
+      </w:pPr>
+      <w:r>
+        <w:rPr>
+          <w:color w:val="2E74B5" w:themeColor="accent1" w:themeShade="BF"/>
+        </w:rPr>
+        <w:t>3.3.1 Organising the Requirements</w:t>
+      </w:r>
+    </w:p>
+    <w:p>
+      <w:r>
+        <w:t xml:space="preserve">After the requirements were gathered, they were organised to keep the scope clear and manageable. First, they were divided into two categories. Functional requirements describe what the application must do for the user, such as recognising hand signs, providing feedback, or allowing hand calibration. Non-functional requirements describe the overall qualities of the application, such as simplicity, performance, and data security. </w:t>
+      </w:r>
+    </w:p>
+    <w:p>
+      <w:r>
+        <w:t>For example, “the system must let users save progress” is a functional requirement, because it specifies a concrete feature. In contrast, “the system should be easy for beginners” is a non-functional requirement, because it relates to the general user experience rather than a specific action. Separate lists of functional and non-functional requirements are maintained and can be extended as new issues are discovered during development and testing.</w:t>
+      </w:r>
+    </w:p>
+    <w:tbl>
+      <w:tblPr>
+        <w:tblW w:w="9751" w:type="dxa"/>
+        <w:tblCellSpacing w:w="15" w:type="dxa"/>
+        <w:tblBorders>
+          <w:top w:val="single" w:sz="4" w:space="0" w:color="auto"/>
+          <w:left w:val="single" w:sz="4" w:space="0" w:color="auto"/>
+          <w:bottom w:val="single" w:sz="4" w:space="0" w:color="auto"/>
+          <w:right w:val="single" w:sz="4" w:space="0" w:color="auto"/>
+          <w:insideH w:val="single" w:sz="4" w:space="0" w:color="auto"/>
+          <w:insideV w:val="single" w:sz="4" w:space="0" w:color="auto"/>
+        </w:tblBorders>
+        <w:tblCellMar>
+          <w:top w:w="15" w:type="dxa"/>
+          <w:left w:w="15" w:type="dxa"/>
+          <w:bottom w:w="15" w:type="dxa"/>
+          <w:right w:w="15" w:type="dxa"/>
+        </w:tblCellMar>
+        <w:tblLook w:val="04A0" w:firstRow="1" w:lastRow="0" w:firstColumn="1" w:lastColumn="0" w:noHBand="0" w:noVBand="1"/>
+      </w:tblPr>
+      <w:tblGrid>
+        <w:gridCol w:w="495"/>
+        <w:gridCol w:w="1616"/>
+        <w:gridCol w:w="5121"/>
+        <w:gridCol w:w="2519"/>
+      </w:tblGrid>
+      <w:tr>
+        <w:trPr>
+          <w:trHeight w:val="516"/>
+          <w:tblHeader/>
+          <w:tblCellSpacing w:w="15" w:type="dxa"/>
+        </w:trPr>
+        <w:tc>
+          <w:tcPr>
+            <w:tcW w:w="0" w:type="auto"/>
+            <w:shd w:val="clear" w:color="auto" w:fill="F4B083" w:themeFill="accent2" w:themeFillTint="99"/>
+            <w:vAlign w:val="center"/>
+            <w:hideMark/>
+          </w:tcPr>
+          <w:p>
+            <w:pPr>
+              <w:rPr>
+                <w:b/>
+                <w:bCs/>
+                <w:color w:val="2E74B5" w:themeColor="accent1" w:themeShade="BF"/>
+              </w:rPr>
+            </w:pPr>
+            <w:r>
+              <w:rPr>
+                <w:b/>
+                <w:bCs/>
+              </w:rPr>
+              <w:t>ID</w:t>
+            </w:r>
+          </w:p>
+        </w:tc>
+        <w:tc>
+          <w:tcPr>
+            <w:tcW w:w="0" w:type="auto"/>
+            <w:shd w:val="clear" w:color="auto" w:fill="F4B083" w:themeFill="accent2" w:themeFillTint="99"/>
+            <w:vAlign w:val="center"/>
+            <w:hideMark/>
+          </w:tcPr>
+          <w:p>
+            <w:pPr>
+              <w:rPr>
+                <w:b/>
+                <w:bCs/>
+              </w:rPr>
+            </w:pPr>
+            <w:r>
+              <w:rPr>
+                <w:b/>
+                <w:bCs/>
+              </w:rPr>
+              <w:t>Category</w:t>
+            </w:r>
+          </w:p>
+        </w:tc>
+        <w:tc>
+          <w:tcPr>
+            <w:tcW w:w="0" w:type="auto"/>
+            <w:shd w:val="clear" w:color="auto" w:fill="F4B083" w:themeFill="accent2" w:themeFillTint="99"/>
+            <w:vAlign w:val="center"/>
+            <w:hideMark/>
+          </w:tcPr>
+          <w:p>
+            <w:pPr>
+              <w:rPr>
+                <w:b/>
+                <w:bCs/>
+              </w:rPr>
+            </w:pPr>
+            <w:r>
+              <w:rPr>
+                <w:b/>
+                <w:bCs/>
+              </w:rPr>
+              <w:t>Requirement Statement</w:t>
+            </w:r>
+          </w:p>
+        </w:tc>
+        <w:tc>
+          <w:tcPr>
+            <w:tcW w:w="0" w:type="auto"/>
+            <w:shd w:val="clear" w:color="auto" w:fill="F4B083" w:themeFill="accent2" w:themeFillTint="99"/>
+            <w:vAlign w:val="center"/>
+            <w:hideMark/>
+          </w:tcPr>
+          <w:p>
+            <w:pPr>
+              <w:rPr>
+                <w:b/>
+                <w:bCs/>
+              </w:rPr>
+            </w:pPr>
+            <w:r>
+              <w:rPr>
+                <w:b/>
+                <w:bCs/>
+              </w:rPr>
+              <w:t>Source</w:t>
+            </w:r>
+          </w:p>
+        </w:tc>
+      </w:tr>
+      <w:tr>
+        <w:trPr>
+          <w:trHeight w:val="516"/>
+          <w:tblCellSpacing w:w="15" w:type="dxa"/>
+        </w:trPr>
+        <w:tc>
+          <w:tcPr>
+            <w:tcW w:w="0" w:type="auto"/>
+            <w:vAlign w:val="center"/>
+            <w:hideMark/>
+          </w:tcPr>
+          <w:p>
+            <w:r>
+              <w:t>F1</w:t>
+            </w:r>
+          </w:p>
+        </w:tc>
+        <w:tc>
+          <w:tcPr>
+            <w:tcW w:w="0" w:type="auto"/>
+            <w:vAlign w:val="center"/>
+            <w:hideMark/>
+          </w:tcPr>
+          <w:p>
+            <w:r>
+              <w:t>Functional</w:t>
+            </w:r>
+          </w:p>
+        </w:tc>
+        <w:tc>
+          <w:tcPr>
+            <w:tcW w:w="0" w:type="auto"/>
+            <w:vAlign w:val="center"/>
+            <w:hideMark/>
+          </w:tcPr>
+          <w:p>
+            <w:r>
+              <w:t>System must recognise ISL fingerspelling letters</w:t>
+            </w:r>
+          </w:p>
+        </w:tc>
+        <w:tc>
+          <w:tcPr>
+            <w:tcW w:w="0" w:type="auto"/>
+            <w:vAlign w:val="center"/>
+            <w:hideMark/>
+          </w:tcPr>
+          <w:p>
+            <w:r>
+              <w:t>[user interviews]</w:t>
+            </w:r>
+          </w:p>
+        </w:tc>
+      </w:tr>
+      <w:tr>
+        <w:trPr>
+          <w:trHeight w:val="516"/>
+          <w:tblCellSpacing w:w="15" w:type="dxa"/>
+        </w:trPr>
+        <w:tc>
+          <w:tcPr>
+            <w:tcW w:w="0" w:type="auto"/>
+            <w:vAlign w:val="center"/>
+            <w:hideMark/>
+          </w:tcPr>
+          <w:p>
+            <w:r>
+              <w:t>F2</w:t>
+            </w:r>
+          </w:p>
+        </w:tc>
+        <w:tc>
+          <w:tcPr>
+            <w:tcW w:w="0" w:type="auto"/>
+            <w:vAlign w:val="center"/>
+            <w:hideMark/>
+          </w:tcPr>
+          <w:p>
+            <w:r>
+              <w:t>Functional</w:t>
+            </w:r>
+          </w:p>
+        </w:tc>
+        <w:tc>
+          <w:tcPr>
+            <w:tcW w:w="0" w:type="auto"/>
+            <w:vAlign w:val="center"/>
+            <w:hideMark/>
+          </w:tcPr>
+          <w:p>
+            <w:r>
+              <w:t>System must provide immediate feedback on signs</w:t>
+            </w:r>
+          </w:p>
+        </w:tc>
+        <w:tc>
+          <w:tcPr>
+            <w:tcW w:w="0" w:type="auto"/>
+            <w:vAlign w:val="center"/>
+            <w:hideMark/>
+          </w:tcPr>
+          <w:p>
+            <w:r>
+              <w:t>[user interviews]</w:t>
+            </w:r>
+          </w:p>
+        </w:tc>
+      </w:tr>
+      <w:tr>
+        <w:trPr>
+          <w:trHeight w:val="500"/>
+          <w:tblCellSpacing w:w="15" w:type="dxa"/>
+        </w:trPr>
+        <w:tc>
+          <w:tcPr>
+            <w:tcW w:w="0" w:type="auto"/>
+            <w:vAlign w:val="center"/>
+            <w:hideMark/>
+          </w:tcPr>
+          <w:p>
+            <w:r>
+              <w:t>F3</w:t>
+            </w:r>
+          </w:p>
+        </w:tc>
+        <w:tc>
+          <w:tcPr>
+            <w:tcW w:w="0" w:type="auto"/>
+            <w:vAlign w:val="center"/>
+            <w:hideMark/>
+          </w:tcPr>
+          <w:p>
+            <w:r>
+              <w:t>Functional</w:t>
+            </w:r>
+          </w:p>
+        </w:tc>
+        <w:tc>
+          <w:tcPr>
+            <w:tcW w:w="0" w:type="auto"/>
+            <w:vAlign w:val="center"/>
+            <w:hideMark/>
+          </w:tcPr>
+          <w:p>
+            <w:r>
+              <w:t>Users must be able to save practice progress</w:t>
+            </w:r>
+          </w:p>
+        </w:tc>
+        <w:tc>
+          <w:tcPr>
+            <w:tcW w:w="0" w:type="auto"/>
+            <w:vAlign w:val="center"/>
+            <w:hideMark/>
+          </w:tcPr>
+          <w:p>
+            <w:r>
+              <w:t>[</w:t>
+            </w:r>
+            <w:r>
+              <w:t>user</w:t>
+            </w:r>
+            <w:r>
+              <w:t xml:space="preserve"> feedback]</w:t>
+            </w:r>
+          </w:p>
+        </w:tc>
+      </w:tr>
+      <w:tr>
+        <w:trPr>
+          <w:trHeight w:val="500"/>
+          <w:tblCellSpacing w:w="15" w:type="dxa"/>
+        </w:trPr>
+        <w:tc>
+          <w:tcPr>
+            <w:tcW w:w="0" w:type="auto"/>
+            <w:vAlign w:val="center"/>
+          </w:tcPr>
+          <w:p>
+            <w:r>
+              <w:t>F4</w:t>
+            </w:r>
+          </w:p>
+        </w:tc>
+        <w:tc>
+          <w:tcPr>
+            <w:tcW w:w="0" w:type="auto"/>
+            <w:vAlign w:val="center"/>
+          </w:tcPr>
+          <w:p>
+            <w:r>
+              <w:t>Functional</w:t>
+            </w:r>
+          </w:p>
+        </w:tc>
+        <w:tc>
+          <w:tcPr>
+            <w:tcW w:w="0" w:type="auto"/>
+            <w:vAlign w:val="center"/>
+          </w:tcPr>
+          <w:p>
+            <w:r>
+              <w:t>Users can enter and exit a section</w:t>
+            </w:r>
+          </w:p>
+        </w:tc>
+        <w:tc>
+          <w:tcPr>
+            <w:tcW w:w="0" w:type="auto"/>
+            <w:vAlign w:val="center"/>
+          </w:tcPr>
+          <w:p>
+            <w:r>
+              <w:t>[user feedback]</w:t>
+            </w:r>
+          </w:p>
+        </w:tc>
+      </w:tr>
+      <w:tr>
+        <w:trPr>
+          <w:trHeight w:val="516"/>
+          <w:tblCellSpacing w:w="15" w:type="dxa"/>
+        </w:trPr>
+        <w:tc>
+          <w:tcPr>
+            <w:tcW w:w="0" w:type="auto"/>
+            <w:vAlign w:val="center"/>
+            <w:hideMark/>
+          </w:tcPr>
+          <w:p>
+            <w:r>
+              <w:t>F</w:t>
+            </w:r>
+            <w:r>
+              <w:t>5</w:t>
+            </w:r>
+          </w:p>
+        </w:tc>
+        <w:tc>
+          <w:tcPr>
+            <w:tcW w:w="0" w:type="auto"/>
+            <w:vAlign w:val="center"/>
+            <w:hideMark/>
+          </w:tcPr>
+          <w:p>
+            <w:r>
+              <w:t>Functional</w:t>
+            </w:r>
+          </w:p>
+        </w:tc>
+        <w:tc>
+          <w:tcPr>
+            <w:tcW w:w="0" w:type="auto"/>
+            <w:vAlign w:val="center"/>
+            <w:hideMark/>
+          </w:tcPr>
+          <w:p>
+            <w:r>
+              <w:t>System must display 3D hand model references</w:t>
+            </w:r>
+          </w:p>
+        </w:tc>
+        <w:tc>
+          <w:tcPr>
+            <w:tcW w:w="0" w:type="auto"/>
+            <w:vAlign w:val="center"/>
+            <w:hideMark/>
+          </w:tcPr>
+          <w:p>
+            <w:r>
+              <w:t>[existing apps survey]</w:t>
+            </w:r>
+          </w:p>
+        </w:tc>
+      </w:tr>
+      <w:tr>
+        <w:trPr>
+          <w:trHeight w:val="516"/>
+          <w:tblCellSpacing w:w="15" w:type="dxa"/>
+        </w:trPr>
+        <w:tc>
+          <w:tcPr>
+            <w:tcW w:w="0" w:type="auto"/>
+            <w:vAlign w:val="center"/>
+            <w:hideMark/>
+          </w:tcPr>
+          <w:p>
+            <w:r>
+              <w:t>NF1</w:t>
+            </w:r>
+          </w:p>
+        </w:tc>
+        <w:tc>
+          <w:tcPr>
+            <w:tcW w:w="0" w:type="auto"/>
+            <w:vAlign w:val="center"/>
+            <w:hideMark/>
+          </w:tcPr>
+          <w:p>
+            <w:r>
+              <w:t>Non-Functional</w:t>
+            </w:r>
+          </w:p>
+        </w:tc>
+        <w:tc>
+          <w:tcPr>
+            <w:tcW w:w="0" w:type="auto"/>
+            <w:vAlign w:val="center"/>
+            <w:hideMark/>
+          </w:tcPr>
+          <w:p>
+            <w:r>
+              <w:t>App must run smoothly at 72 FPS on Quest 3</w:t>
+            </w:r>
+          </w:p>
+        </w:tc>
+        <w:tc>
+          <w:tcPr>
+            <w:tcW w:w="0" w:type="auto"/>
+            <w:vAlign w:val="center"/>
+            <w:hideMark/>
+          </w:tcPr>
+          <w:p>
+            <w:r>
+              <w:t>[</w:t>
+            </w:r>
+            <w:r>
+              <w:t xml:space="preserve">Meta </w:t>
+            </w:r>
+            <w:r>
+              <w:t>Quest specs]</w:t>
+            </w:r>
+          </w:p>
+        </w:tc>
+      </w:tr>
+      <w:tr>
+        <w:trPr>
+          <w:trHeight w:val="516"/>
+          <w:tblCellSpacing w:w="15" w:type="dxa"/>
+        </w:trPr>
+        <w:tc>
+          <w:tcPr>
+            <w:tcW w:w="0" w:type="auto"/>
+            <w:vAlign w:val="center"/>
+            <w:hideMark/>
+          </w:tcPr>
+          <w:p>
+            <w:r>
+              <w:t>NF2</w:t>
+            </w:r>
+          </w:p>
+        </w:tc>
+        <w:tc>
+          <w:tcPr>
+            <w:tcW w:w="0" w:type="auto"/>
+            <w:vAlign w:val="center"/>
+            <w:hideMark/>
+          </w:tcPr>
+          <w:p>
+            <w:r>
+              <w:t>Non-Functional</w:t>
+            </w:r>
+          </w:p>
+        </w:tc>
+        <w:tc>
+          <w:tcPr>
+            <w:tcW w:w="0" w:type="auto"/>
+            <w:vAlign w:val="center"/>
+            <w:hideMark/>
+          </w:tcPr>
+          <w:p>
+            <w:r>
+              <w:t>Interface must be intuitive for beginners</w:t>
+            </w:r>
+          </w:p>
+        </w:tc>
+        <w:tc>
+          <w:tcPr>
+            <w:tcW w:w="0" w:type="auto"/>
+            <w:vAlign w:val="center"/>
+            <w:hideMark/>
+          </w:tcPr>
+          <w:p>
+            <w:r>
+              <w:t>[user interviews]</w:t>
+            </w:r>
+          </w:p>
+        </w:tc>
+      </w:tr>
+      <w:tr>
+        <w:trPr>
+          <w:trHeight w:val="516"/>
+          <w:tblCellSpacing w:w="15" w:type="dxa"/>
+        </w:trPr>
+        <w:tc>
+          <w:tcPr>
+            <w:tcW w:w="0" w:type="auto"/>
+            <w:vAlign w:val="center"/>
+            <w:hideMark/>
+          </w:tcPr>
+          <w:p>
+            <w:r>
+              <w:t>NF3</w:t>
+            </w:r>
+          </w:p>
+        </w:tc>
+        <w:tc>
+          <w:tcPr>
+            <w:tcW w:w="0" w:type="auto"/>
+            <w:vAlign w:val="center"/>
+            <w:hideMark/>
+          </w:tcPr>
+          <w:p>
+            <w:r>
+              <w:t>Non-Functional</w:t>
+            </w:r>
+          </w:p>
+        </w:tc>
+        <w:tc>
+          <w:tcPr>
+            <w:tcW w:w="0" w:type="auto"/>
+            <w:vAlign w:val="center"/>
+            <w:hideMark/>
+          </w:tcPr>
+          <w:p>
+            <w:r>
+              <w:t>Hand tracking accuracy &gt;90% for each letter</w:t>
+            </w:r>
+          </w:p>
+        </w:tc>
+        <w:tc>
+          <w:tcPr>
+            <w:tcW w:w="0" w:type="auto"/>
+            <w:vAlign w:val="center"/>
+            <w:hideMark/>
+          </w:tcPr>
+          <w:p>
+            <w:r>
+              <w:t>[hand tracking research]</w:t>
+            </w:r>
+          </w:p>
+        </w:tc>
+      </w:tr>
+    </w:tbl>
+    <w:p/>
+    <w:p>
+      <w:pPr>
+        <w:pStyle w:val="Heading3"/>
+      </w:pPr>
+      <w:r>
+        <w:t>3.3.2 Prioritising Features</w:t>
+      </w:r>
+    </w:p>
+    <w:p>
+      <w:r>
+        <w:t>With plenty of features competing for attention, the project carefully sort</w:t>
+      </w:r>
+      <w:r>
+        <w:t>s</w:t>
+      </w:r>
+      <w:r>
+        <w:t xml:space="preserve"> out what truly mattered most from the nice-to-haves. The top priorities ended up being reliable hand tracking that </w:t>
+      </w:r>
+      <w:r>
+        <w:t>worked</w:t>
+      </w:r>
+      <w:r>
+        <w:t>, accurate recognition of ISL signs, simple real-time feedback to help learners improve, and straightforward saving and loading of user progress so practice sessions wouldn't be lost. Things like fancier menus, expanded quiz modes, or cloud syncing felt important too, but they got pushed back until the core stuff was running smoothly without major issues.</w:t>
+      </w:r>
+      <w:r>
+        <w:t xml:space="preserve"> </w:t>
+      </w:r>
+    </w:p>
+    <w:p>
+      <w:r>
+        <w:t>To help stay on track:</w:t>
+      </w:r>
+    </w:p>
+    <w:p>
+      <w:pPr>
+        <w:pStyle w:val="ListParagraph"/>
+        <w:numPr>
+          <w:ilvl w:val="0"/>
+          <w:numId w:val="8"/>
+        </w:numPr>
+      </w:pPr>
+      <w:r>
+        <w:t>Must-have: Core sign tracking, accurate feedback, basic navigation, and saving data.</w:t>
+      </w:r>
+    </w:p>
+    <w:p>
+      <w:pPr>
+        <w:pStyle w:val="ListParagraph"/>
+        <w:numPr>
+          <w:ilvl w:val="0"/>
+          <w:numId w:val="8"/>
+        </w:numPr>
+      </w:pPr>
+      <w:r>
+        <w:lastRenderedPageBreak/>
+        <w:t>Should-have: More lesson modes, cloud sync, better accessibility, maybe progress charts.</w:t>
+      </w:r>
+    </w:p>
+    <w:p>
+      <w:pPr>
+        <w:pStyle w:val="ListParagraph"/>
+        <w:numPr>
+          <w:ilvl w:val="0"/>
+          <w:numId w:val="8"/>
+        </w:numPr>
+      </w:pPr>
+      <w:r>
+        <w:t>Nice-to-have: Fancy graphics, custom avatars, very detailed analytics, advanced quizzes.</w:t>
+      </w:r>
+    </w:p>
+    <w:p>
+      <w:r>
+        <w:t>This prioritisation helps keep the project manageable by focusing on delivering a simple, working application before adding more advanced features. The guiding principle is that a 20 stable, limited prototype is more valuable than an ambitious system that remains incomplete.</w:t>
+      </w:r>
+    </w:p>
+    <w:p/>
+    <w:p>
+      <w:pPr>
+        <w:pStyle w:val="Heading3"/>
+      </w:pPr>
+      <w:r>
+        <w:t>3.3.4 Making an Initial System Model Use Case</w:t>
+      </w:r>
+    </w:p>
+    <w:p>
+      <w:r>
+        <w:t xml:space="preserve">A use case diagram was produced to describe how a typical learner interacts with Sign &amp; Spell VR. The main actor in the diagram is the User, representing an individual practising ISL with the headset. The primary use cases include </w:t>
+      </w:r>
+      <w:r>
+        <w:t>learning ISL,</w:t>
+      </w:r>
+      <w:r>
+        <w:t xml:space="preserve"> practi</w:t>
+      </w:r>
+      <w:r>
+        <w:t>c</w:t>
+      </w:r>
+      <w:r>
+        <w:t>ing signs, completing tests, and viewing overall progress.</w:t>
+      </w:r>
+    </w:p>
+    <w:p/>
+    <w:p>
+      <w:pPr>
+        <w:jc w:val="center"/>
+      </w:pPr>
+      <w:r>
+        <w:drawing>
+          <wp:inline distT="0" distB="0" distL="0" distR="0" wp14:anchorId="2F7B52D4" wp14:editId="29254AE3">
+            <wp:extent cx="3581400" cy="2552843"/>
+            <wp:effectExtent l="0" t="0" r="0" b="0"/>
+            <wp:docPr id="6" name="Picture 5" descr="The image depicts a diagram illustrating the Sign &amp; Spell VR learning process, featuring elements like hand tracking, user practice, sign recognition, and feedback on results.&#10;&#10;AI-generated content may be incorrect.">
+              <a:extLst xmlns:a="http://schemas.openxmlformats.org/drawingml/2006/main">
+                <a:ext uri="{FF2B5EF4-FFF2-40B4-BE49-F238E27FC236}">
+                  <a16:creationId xmlns:a16="http://schemas.microsoft.com/office/drawing/2014/main" id="{4FA1F94C-470A-B2C0-D010-A3C90E0DAF6C}"/>
+                </a:ext>
+              </a:extLst>
+            </wp:docPr>
+            <wp:cNvGraphicFramePr>
+              <a:graphicFrameLocks xmlns:a="http://schemas.openxmlformats.org/drawingml/2006/main" noChangeAspect="1"/>
+            </wp:cNvGraphicFramePr>
+            <a:graphic xmlns:a="http://schemas.openxmlformats.org/drawingml/2006/main">
+              <a:graphicData uri="http://schemas.openxmlformats.org/drawingml/2006/picture">
+                <pic:pic xmlns:pic="http://schemas.openxmlformats.org/drawingml/2006/picture">
+                  <pic:nvPicPr>
+                    <pic:cNvPr id="6" name="Picture 5" descr="The image depicts a diagram illustrating the Sign &amp; Spell VR learning process, featuring elements like hand tracking, user practice, sign recognition, and feedback on results.&#10;&#10;AI-generated content may be incorrect.">
+                      <a:extLst>
+                        <a:ext uri="{FF2B5EF4-FFF2-40B4-BE49-F238E27FC236}">
+                          <a16:creationId xmlns:a16="http://schemas.microsoft.com/office/drawing/2014/main" id="{4FA1F94C-470A-B2C0-D010-A3C90E0DAF6C}"/>
+                        </a:ext>
+                      </a:extLst>
+                    </pic:cNvPr>
+                    <pic:cNvPicPr>
+                      <a:picLocks noChangeAspect="1"/>
+                    </pic:cNvPicPr>
+                  </pic:nvPicPr>
+                  <pic:blipFill>
+                    <a:blip r:embed="rId19"/>
+                    <a:stretch>
+                      <a:fillRect/>
+                    </a:stretch>
+                  </pic:blipFill>
+                  <pic:spPr>
+                    <a:xfrm>
+                      <a:off x="0" y="0"/>
+                      <a:ext cx="3581400" cy="2552843"/>
+                    </a:xfrm>
+                    <a:prstGeom prst="rect">
+                      <a:avLst/>
+                    </a:prstGeom>
+                  </pic:spPr>
+                </pic:pic>
+              </a:graphicData>
+            </a:graphic>
+          </wp:inline>
+        </w:drawing>
+      </w:r>
+    </w:p>
+    <w:p>
+      <w:pPr>
+        <w:jc w:val="center"/>
+        <w:rPr>
+          <w:rFonts w:cstheme="minorHAnsi"/>
+          <w:i/>
+          <w:iCs/>
+          <w:color w:val="7F7F7F" w:themeColor="text1" w:themeTint="80"/>
+          <w:sz w:val="18"/>
+          <w:szCs w:val="18"/>
+        </w:rPr>
+      </w:pPr>
+      <w:r>
+        <w:rPr>
+          <w:rFonts w:cstheme="minorHAnsi"/>
+          <w:i/>
+          <w:iCs/>
+          <w:color w:val="7F7F7F" w:themeColor="text1" w:themeTint="80"/>
+          <w:sz w:val="18"/>
+          <w:szCs w:val="18"/>
+        </w:rPr>
+        <w:t>Figure: Use Case Diagram for Sign and Spell VR</w:t>
+      </w:r>
+    </w:p>
+    <w:p>
+      <w:pPr>
+        <w:rPr>
+          <w:rFonts w:cstheme="minorHAnsi"/>
+          <w:color w:val="000000" w:themeColor="text1"/>
+        </w:rPr>
+      </w:pPr>
+      <w:r>
+        <w:rPr>
+          <w:rFonts w:cstheme="minorHAnsi"/>
+          <w:color w:val="000000" w:themeColor="text1"/>
+        </w:rPr>
+        <w:t>The diagram also shows that several higher-level use cases depend on shared internal functions. For example, Practice Alphabet, and Test all include the Track Hand Movements and Recognise Hand Pose use cases, because the application must continuously capture and analyse hand data during these activities. Practice and Test also include Feedback and Save Progress, indicating that the system should provide real-time responses and update stored user data whenever a sign is attempted. This model helps to organise the main features and clarifies how user actions connect to the underlying tracking, feedback, and storage logic in Sign &amp; Spell VR.</w:t>
+      </w:r>
+    </w:p>
+    <w:p/>
+    <w:p>
+      <w:pPr>
+        <w:pStyle w:val="Heading3"/>
+      </w:pPr>
+      <w:r>
+        <w:t>3.3.</w:t>
+      </w:r>
+      <w:r>
+        <w:t>5</w:t>
+      </w:r>
+      <w:r>
+        <w:t xml:space="preserve"> </w:t>
+      </w:r>
+      <w:r>
+        <w:t>Risk and Challenges</w:t>
+      </w:r>
+    </w:p>
+    <w:p>
+      <w:r>
+        <w:t xml:space="preserve">Several potential risks and challenges have been identified. A major technical challenge is achieving sufficiently accurate hand tracking; VR hand tracking can occasionally skip or misinterpret certain gestures, particularly ISL letters that are visually similar. Poor </w:t>
+      </w:r>
+      <w:r>
+        <w:t>hand pose data</w:t>
+      </w:r>
+      <w:r>
+        <w:t xml:space="preserve"> may quickly lead to user frustration. Performance is another risk: if feedback logic or graphics become too demanding, the headset may lag or crash. There is also a usability risk that some users, especially those unfamiliar with VR, may find the controls confusing or intimidating.</w:t>
+      </w:r>
+    </w:p>
+    <w:p>
+      <w:r>
+        <w:lastRenderedPageBreak/>
+        <w:t>To mitigate these risks, the project focuses on clear calibration procedures and simple user flows. Early user feedback, initially from a small group of testers, is planned as soon as a working prototype is available, so major issues can be identified and addressed before they become entrenched in the design</w:t>
+      </w:r>
+      <w:r>
+        <w:t>.</w:t>
+      </w:r>
+    </w:p>
+    <w:p/>
     <w:p>
       <w:pPr>
         <w:pStyle w:val="Heading2"/>
       </w:pPr>
-      <w:bookmarkStart w:id="29" w:name="_Toc21975771"/>
-      <w:bookmarkStart w:id="30" w:name="_Toc227004746"/>
-      <w:r>
-        <w:t>2.6. Conclusions</w:t>
-      </w:r>
-      <w:bookmarkEnd w:id="29"/>
-      <w:bookmarkEnd w:id="30"/>
+      <w:bookmarkStart w:id="51" w:name="_Toc212189667"/>
+      <w:bookmarkStart w:id="52" w:name="_Toc227010871"/>
+      <w:r>
+        <w:t xml:space="preserve">3.4 </w:t>
+      </w:r>
+      <w:bookmarkEnd w:id="51"/>
+      <w:r>
+        <w:t>Logical Architecture of System</w:t>
+      </w:r>
+      <w:bookmarkEnd w:id="52"/>
+    </w:p>
+    <w:p>
+      <w:r>
+        <w:t>This section brings together the key needs of the system into a structured specification that can guide development. It sets out what the application should do (functional requirements), the qualities it should exhibit (non-functional requirements), and an initial system architecture describing the main components and how they interact.</w:t>
+      </w:r>
     </w:p>
     <w:p/>
+    <w:p>
+      <w:pPr>
+        <w:pStyle w:val="Heading3"/>
+      </w:pPr>
+      <w:r>
+        <w:t>3.4.1 Initial Functional Requirements</w:t>
+      </w:r>
+    </w:p>
+    <w:p>
+      <w:r>
+        <w:t>These are the core functions the application must provide for users to be considered feature-complete:</w:t>
+      </w:r>
+    </w:p>
+    <w:p>
+      <w:pPr>
+        <w:numPr>
+          <w:ilvl w:val="0"/>
+          <w:numId w:val="9"/>
+        </w:numPr>
+        <w:spacing w:after="120" w:line="240" w:lineRule="auto"/>
+        <w:rPr>
+          <w:rFonts w:cstheme="minorHAnsi"/>
+        </w:rPr>
+      </w:pPr>
+      <w:r>
+        <w:rPr>
+          <w:rFonts w:cstheme="minorHAnsi"/>
+        </w:rPr>
+        <w:t>The system must track both hands and all five fingers using the Meta Quest 3 headset’s sensors, so that users can practice ISL with proper finger shapes and positions.</w:t>
+      </w:r>
+    </w:p>
+    <w:p>
+      <w:pPr>
+        <w:numPr>
+          <w:ilvl w:val="0"/>
+          <w:numId w:val="9"/>
+        </w:numPr>
+        <w:spacing w:after="120" w:line="240" w:lineRule="auto"/>
+        <w:rPr>
+          <w:rFonts w:cstheme="minorHAnsi"/>
+        </w:rPr>
+      </w:pPr>
+      <w:r>
+        <w:rPr>
+          <w:rFonts w:cstheme="minorHAnsi"/>
+        </w:rPr>
+        <w:t>The system should recognize and check ISL signs, giving the learner instant feedback on whether they signed correctly or need to try again.</w:t>
+      </w:r>
+    </w:p>
+    <w:p>
+      <w:pPr>
+        <w:numPr>
+          <w:ilvl w:val="0"/>
+          <w:numId w:val="9"/>
+        </w:numPr>
+        <w:spacing w:after="120" w:line="240" w:lineRule="auto"/>
+        <w:rPr>
+          <w:rFonts w:cstheme="minorHAnsi"/>
+        </w:rPr>
+      </w:pPr>
+      <w:r>
+        <w:rPr>
+          <w:rFonts w:cstheme="minorHAnsi"/>
+        </w:rPr>
+        <w:t xml:space="preserve">Blender models load and visible </w:t>
+      </w:r>
+    </w:p>
+    <w:p>
+      <w:pPr>
+        <w:numPr>
+          <w:ilvl w:val="0"/>
+          <w:numId w:val="9"/>
+        </w:numPr>
+        <w:spacing w:after="120" w:line="240" w:lineRule="auto"/>
+        <w:rPr>
+          <w:rFonts w:cstheme="minorHAnsi"/>
+        </w:rPr>
+      </w:pPr>
+      <w:r>
+        <w:rPr>
+          <w:rFonts w:cstheme="minorHAnsi"/>
+        </w:rPr>
+        <w:t>There needs to be a simple navigation system (menus for lessons, practice</w:t>
+      </w:r>
+      <w:r>
+        <w:rPr>
+          <w:rFonts w:cstheme="minorHAnsi"/>
+        </w:rPr>
+        <w:t xml:space="preserve">, </w:t>
+      </w:r>
+      <w:r>
+        <w:rPr>
+          <w:rFonts w:cstheme="minorHAnsi"/>
+        </w:rPr>
+        <w:t>and feedback) that is easy to use, especially for people new to VR</w:t>
+      </w:r>
+      <w:r>
+        <w:rPr>
+          <w:rFonts w:cstheme="minorHAnsi"/>
+        </w:rPr>
+        <w:t>.</w:t>
+      </w:r>
+    </w:p>
+    <w:p>
+      <w:pPr>
+        <w:numPr>
+          <w:ilvl w:val="0"/>
+          <w:numId w:val="9"/>
+        </w:numPr>
+        <w:spacing w:after="120" w:line="240" w:lineRule="auto"/>
+        <w:rPr>
+          <w:rFonts w:cstheme="minorHAnsi"/>
+        </w:rPr>
+      </w:pPr>
+      <w:r>
+        <w:rPr>
+          <w:rFonts w:cstheme="minorHAnsi"/>
+        </w:rPr>
+        <w:t>U</w:t>
+      </w:r>
+      <w:r>
+        <w:rPr>
+          <w:rFonts w:cstheme="minorHAnsi"/>
+        </w:rPr>
+        <w:t>sers can pick up where they left off.</w:t>
+      </w:r>
+    </w:p>
+    <w:p>
+      <w:pPr>
+        <w:numPr>
+          <w:ilvl w:val="0"/>
+          <w:numId w:val="9"/>
+        </w:numPr>
+        <w:spacing w:after="120" w:line="240" w:lineRule="auto"/>
+        <w:rPr>
+          <w:rFonts w:cstheme="minorHAnsi"/>
+        </w:rPr>
+      </w:pPr>
+      <w:r>
+        <w:rPr>
+          <w:rFonts w:cstheme="minorHAnsi"/>
+        </w:rPr>
+        <w:t>Ideally, the app should include practice modes (like the alphabet and a way to track personal progress or see simple stats.</w:t>
+      </w:r>
+    </w:p>
+    <w:p>
+      <w:pPr>
+        <w:spacing w:after="120" w:line="240" w:lineRule="auto"/>
+        <w:rPr>
+          <w:rFonts w:cstheme="minorHAnsi"/>
+        </w:rPr>
+      </w:pPr>
+    </w:p>
+    <w:p>
+      <w:pPr>
+        <w:pStyle w:val="Heading3"/>
+      </w:pPr>
+      <w:r>
+        <w:t>3.4.</w:t>
+      </w:r>
+      <w:r>
+        <w:t>2</w:t>
+      </w:r>
+      <w:r>
+        <w:t xml:space="preserve"> Initial </w:t>
+      </w:r>
+      <w:r>
+        <w:t>Non-</w:t>
+      </w:r>
+      <w:r>
+        <w:t>Functional Requirements</w:t>
+      </w:r>
+    </w:p>
+    <w:p>
+      <w:r>
+        <w:t>These requirements describe the overall feel, stability, and usability of the application, focusing on what the experience should be like rather than on specific features the user selects.</w:t>
+      </w:r>
+    </w:p>
+    <w:p>
+      <w:pPr>
+        <w:pStyle w:val="ListParagraph"/>
+        <w:numPr>
+          <w:ilvl w:val="0"/>
+          <w:numId w:val="10"/>
+        </w:numPr>
+      </w:pPr>
+      <w:r>
+        <w:t xml:space="preserve">The app should be </w:t>
+      </w:r>
+      <w:r>
+        <w:t>easy</w:t>
+      </w:r>
+      <w:r>
+        <w:t xml:space="preserve"> to start using, even for people with no VR or ISL experience. Menus and instructions need to be clear, big enough for VR, and not overloaded.</w:t>
+      </w:r>
+    </w:p>
+    <w:p>
+      <w:pPr>
+        <w:pStyle w:val="ListParagraph"/>
+        <w:numPr>
+          <w:ilvl w:val="0"/>
+          <w:numId w:val="10"/>
+        </w:numPr>
+      </w:pPr>
+      <w:r>
+        <w:t>It should run smoothly on Meta Quest 3; lag, crashes, or slow responses are likely to frustrate users and make them quit.</w:t>
+      </w:r>
+    </w:p>
+    <w:p>
+      <w:pPr>
+        <w:pStyle w:val="ListParagraph"/>
+        <w:numPr>
+          <w:ilvl w:val="0"/>
+          <w:numId w:val="10"/>
+        </w:numPr>
+      </w:pPr>
+      <w:r>
+        <w:t>Accessibility should be good, so features like left-handed mode, and large, readable text are considered, making sure as many people as possible can use it.</w:t>
+      </w:r>
+    </w:p>
+    <w:p>
+      <w:pPr>
+        <w:pStyle w:val="ListParagraph"/>
+        <w:numPr>
+          <w:ilvl w:val="0"/>
+          <w:numId w:val="10"/>
+        </w:numPr>
+      </w:pPr>
+      <w:r>
+        <w:t xml:space="preserve">The app should be easy to maintain or update later. If </w:t>
+      </w:r>
+      <w:r>
+        <w:t xml:space="preserve">it </w:t>
+      </w:r>
+      <w:r>
+        <w:t>need</w:t>
+      </w:r>
+      <w:r>
+        <w:t>s</w:t>
+      </w:r>
+      <w:r>
+        <w:t xml:space="preserve"> </w:t>
+      </w:r>
+      <w:r>
+        <w:t>be,</w:t>
+      </w:r>
+      <w:r>
+        <w:t xml:space="preserve"> fix bugs or add new features in the future, it shouldn’t require starting over from scratch.</w:t>
+      </w:r>
+    </w:p>
     <w:p/>
     <w:p>
-      <w:r>
+      <w:pPr>
+        <w:pStyle w:val="Heading3"/>
+      </w:pPr>
+      <w:r>
+        <w:t>3.4.</w:t>
+      </w:r>
+      <w:r>
+        <w:t>3</w:t>
+      </w:r>
+      <w:r>
+        <w:t xml:space="preserve"> </w:t>
+      </w:r>
+      <w:r>
+        <w:t>Initial System Architecture</w:t>
+      </w:r>
+    </w:p>
+    <w:p>
+      <w:r>
+        <w:t xml:space="preserve">Having a plan for how the main parts of the system connect should make development easier </w:t>
+      </w:r>
+      <w:r>
+        <w:t>later</w:t>
+      </w:r>
+      <w:r>
+        <w:t>. The following description outlines the architecture at this stage</w:t>
+      </w:r>
+      <w:r>
+        <w:t>:</w:t>
+      </w:r>
+    </w:p>
+    <w:p>
+      <w:pPr>
+        <w:rPr>
+          <w:rFonts w:cstheme="minorHAnsi"/>
+          <w:b/>
+          <w:bCs/>
+        </w:rPr>
+      </w:pPr>
+      <w:r>
+        <w:rPr>
+          <w:rFonts w:cstheme="minorHAnsi"/>
+          <w:b/>
+          <w:bCs/>
+        </w:rPr>
         <w:lastRenderedPageBreak/>
-        <w:br w:type="page"/>
-      </w:r>
-    </w:p>
-    <w:p>
-      <w:pPr>
-        <w:pStyle w:val="Heading1"/>
-      </w:pPr>
-      <w:bookmarkStart w:id="31" w:name="_Toc212189663"/>
-      <w:bookmarkStart w:id="32" w:name="_Toc227004747"/>
+        <w:t>Main Components/Modules:</w:t>
+      </w:r>
+    </w:p>
+    <w:p>
+      <w:pPr>
+        <w:numPr>
+          <w:ilvl w:val="0"/>
+          <w:numId w:val="11"/>
+        </w:numPr>
+        <w:spacing w:after="120" w:line="240" w:lineRule="auto"/>
+        <w:rPr>
+          <w:rFonts w:cstheme="minorHAnsi"/>
+        </w:rPr>
+      </w:pPr>
+      <w:r>
+        <w:rPr>
+          <w:rFonts w:cstheme="minorHAnsi"/>
+          <w:b/>
+          <w:bCs/>
+        </w:rPr>
+        <w:t>Hand Tracking Module:</w:t>
+      </w:r>
+    </w:p>
+    <w:p>
+      <w:pPr>
+        <w:numPr>
+          <w:ilvl w:val="1"/>
+          <w:numId w:val="11"/>
+        </w:numPr>
+        <w:spacing w:after="120" w:line="240" w:lineRule="auto"/>
+        <w:rPr>
+          <w:rFonts w:cstheme="minorHAnsi"/>
+        </w:rPr>
+      </w:pPr>
+      <w:r>
+        <w:rPr>
+          <w:rFonts w:cstheme="minorHAnsi"/>
+        </w:rPr>
+        <w:t xml:space="preserve">Uses Meta Quest 3’s built-in sensors and software (probably </w:t>
+      </w:r>
+      <w:proofErr w:type="spellStart"/>
+      <w:r>
+        <w:rPr>
+          <w:rFonts w:cstheme="minorHAnsi"/>
+        </w:rPr>
+        <w:t>OpenXR</w:t>
+      </w:r>
+      <w:proofErr w:type="spellEnd"/>
+      <w:r>
+        <w:rPr>
+          <w:rFonts w:cstheme="minorHAnsi"/>
+        </w:rPr>
+        <w:t>) to track and get hand/finger position data in real time.</w:t>
+      </w:r>
+    </w:p>
+    <w:p>
+      <w:pPr>
+        <w:numPr>
+          <w:ilvl w:val="1"/>
+          <w:numId w:val="11"/>
+        </w:numPr>
+        <w:spacing w:after="120" w:line="240" w:lineRule="auto"/>
+        <w:rPr>
+          <w:rFonts w:cstheme="minorHAnsi"/>
+        </w:rPr>
+      </w:pPr>
+      <w:r>
+        <w:rPr>
+          <w:rFonts w:cstheme="minorHAnsi"/>
+        </w:rPr>
+        <w:t>Feeds this data into the feedback engine.</w:t>
+      </w:r>
+    </w:p>
+    <w:p>
+      <w:pPr>
+        <w:numPr>
+          <w:ilvl w:val="0"/>
+          <w:numId w:val="11"/>
+        </w:numPr>
+        <w:spacing w:after="120" w:line="240" w:lineRule="auto"/>
+        <w:rPr>
+          <w:rFonts w:cstheme="minorHAnsi"/>
+        </w:rPr>
+      </w:pPr>
+      <w:r>
+        <w:rPr>
+          <w:rFonts w:cstheme="minorHAnsi"/>
+          <w:b/>
+          <w:bCs/>
+        </w:rPr>
+        <w:t>Feedback Engine:</w:t>
+      </w:r>
+    </w:p>
+    <w:p>
+      <w:pPr>
+        <w:numPr>
+          <w:ilvl w:val="1"/>
+          <w:numId w:val="11"/>
+        </w:numPr>
+        <w:spacing w:after="120" w:line="240" w:lineRule="auto"/>
+        <w:rPr>
+          <w:rFonts w:cstheme="minorHAnsi"/>
+        </w:rPr>
+      </w:pPr>
+      <w:r>
+        <w:rPr>
+          <w:rFonts w:cstheme="minorHAnsi"/>
+        </w:rPr>
+        <w:t>Compares user’s hand</w:t>
+      </w:r>
+      <w:r>
+        <w:rPr>
+          <w:rFonts w:cstheme="minorHAnsi"/>
+        </w:rPr>
+        <w:t xml:space="preserve"> model and </w:t>
+      </w:r>
+      <w:r>
+        <w:rPr>
+          <w:rFonts w:cstheme="minorHAnsi"/>
+        </w:rPr>
+        <w:t>instructions</w:t>
+      </w:r>
+      <w:r>
+        <w:rPr>
+          <w:rFonts w:cstheme="minorHAnsi"/>
+        </w:rPr>
+        <w:t>, “correct” ISL signs.</w:t>
+      </w:r>
+    </w:p>
+    <w:p>
+      <w:pPr>
+        <w:numPr>
+          <w:ilvl w:val="1"/>
+          <w:numId w:val="11"/>
+        </w:numPr>
+        <w:spacing w:after="120" w:line="240" w:lineRule="auto"/>
+        <w:rPr>
+          <w:rFonts w:cstheme="minorHAnsi"/>
+        </w:rPr>
+      </w:pPr>
+      <w:r>
+        <w:rPr>
+          <w:rFonts w:cstheme="minorHAnsi"/>
+        </w:rPr>
+        <w:t>Gives feedback instantly in the app, like “Correct!” or shows what was wrong.</w:t>
+      </w:r>
+    </w:p>
+    <w:p>
+      <w:pPr>
+        <w:numPr>
+          <w:ilvl w:val="0"/>
+          <w:numId w:val="11"/>
+        </w:numPr>
+        <w:spacing w:after="120" w:line="240" w:lineRule="auto"/>
+        <w:rPr>
+          <w:rFonts w:cstheme="minorHAnsi"/>
+        </w:rPr>
+      </w:pPr>
+      <w:r>
+        <w:rPr>
+          <w:rFonts w:cstheme="minorHAnsi"/>
+          <w:b/>
+          <w:bCs/>
+        </w:rPr>
+        <w:t>User Interface (UI) Module:</w:t>
+      </w:r>
+    </w:p>
+    <w:p>
+      <w:pPr>
+        <w:numPr>
+          <w:ilvl w:val="1"/>
+          <w:numId w:val="11"/>
+        </w:numPr>
+        <w:spacing w:after="120" w:line="240" w:lineRule="auto"/>
+        <w:rPr>
+          <w:rFonts w:cstheme="minorHAnsi"/>
+        </w:rPr>
+      </w:pPr>
+      <w:r>
+        <w:rPr>
+          <w:rFonts w:cstheme="minorHAnsi"/>
+        </w:rPr>
+        <w:t>Handles all menus, practice lessons, and feedback pop-ups</w:t>
+      </w:r>
+      <w:r>
+        <w:rPr>
+          <w:rFonts w:cstheme="minorHAnsi"/>
+        </w:rPr>
+        <w:t>, blender models</w:t>
+      </w:r>
+    </w:p>
+    <w:p>
+      <w:pPr>
+        <w:numPr>
+          <w:ilvl w:val="1"/>
+          <w:numId w:val="11"/>
+        </w:numPr>
+        <w:spacing w:after="120" w:line="240" w:lineRule="auto"/>
+        <w:rPr>
+          <w:rFonts w:cstheme="minorHAnsi"/>
+        </w:rPr>
+      </w:pPr>
+      <w:r>
+        <w:rPr>
+          <w:rFonts w:cstheme="minorHAnsi"/>
+        </w:rPr>
+        <w:t>Designed in Godot 4 with big VR-friendly buttons and simple navigation.</w:t>
+      </w:r>
+    </w:p>
+    <w:p/>
+    <w:p>
+      <w:pPr>
+        <w:pStyle w:val="Heading3"/>
+      </w:pPr>
+      <w:r>
+        <w:t>3.4.</w:t>
+      </w:r>
+      <w:r>
+        <w:t>4 How it all works</w:t>
+      </w:r>
+    </w:p>
+    <w:p>
+      <w:pPr>
+        <w:pStyle w:val="ListParagraph"/>
+        <w:numPr>
+          <w:ilvl w:val="0"/>
+          <w:numId w:val="12"/>
+        </w:numPr>
+      </w:pPr>
+      <w:r>
+        <w:t>The user puts on the headset and chooses a practice mode from the UI.</w:t>
+      </w:r>
+    </w:p>
+    <w:p>
+      <w:pPr>
+        <w:pStyle w:val="ListParagraph"/>
+        <w:numPr>
+          <w:ilvl w:val="0"/>
+          <w:numId w:val="12"/>
+        </w:numPr>
+      </w:pPr>
+      <w:r>
+        <w:t>The Hand Tracking Module tracks their signs and sends info to the Feedback Engine.</w:t>
+      </w:r>
+    </w:p>
+    <w:p>
+      <w:pPr>
+        <w:pStyle w:val="ListParagraph"/>
+        <w:numPr>
+          <w:ilvl w:val="0"/>
+          <w:numId w:val="12"/>
+        </w:numPr>
+      </w:pPr>
+      <w:r>
+        <w:t>Feedback Engine checks if the sign matches the database of ISL gestures and returns feedback (correct/incorrect, hints).</w:t>
+      </w:r>
+    </w:p>
+    <w:p>
+      <w:pPr>
+        <w:pStyle w:val="ListParagraph"/>
+        <w:numPr>
+          <w:ilvl w:val="0"/>
+          <w:numId w:val="12"/>
+        </w:numPr>
+      </w:pPr>
+      <w:r>
+        <w:t>The UI displays response, score, or any helpful messages.</w:t>
+      </w:r>
+    </w:p>
+    <w:p/>
+    <w:p>
+      <w:pPr>
+        <w:pStyle w:val="Heading2"/>
+      </w:pPr>
+      <w:bookmarkStart w:id="53" w:name="_Toc212189669"/>
+      <w:bookmarkStart w:id="54" w:name="_Toc227010873"/>
+      <w:r>
+        <w:t>3.</w:t>
+      </w:r>
+      <w:r>
+        <w:t>5</w:t>
+      </w:r>
+      <w:r>
+        <w:t xml:space="preserve"> </w:t>
+      </w:r>
+      <w:bookmarkEnd w:id="53"/>
+      <w:bookmarkEnd w:id="54"/>
+      <w:r>
+        <w:t>Conclusion</w:t>
+      </w:r>
+    </w:p>
+    <w:p>
+      <w:r>
+        <w:t>Overall, this System Analysis section gives a clearer picture of what Sign &amp; Spell VR is intended to be. By breaking the system down into users, key features, core modules, and likely risks, the project has a more structured direction to follow</w:t>
+      </w:r>
+      <w:r>
+        <w:t>.</w:t>
+      </w:r>
+    </w:p>
+    <w:p>
+      <w:r>
+        <w:t>Much of the content is based on reviewing other sign language learning applications, reading relevant research for the proposal, and informally asking people what they would expect from a project like this. Separating the requirements into “must have” and “nice to have” items helps reduce the chance of getting distracted by extra features that are not essential. Focusing first on hand tracking, feedback, and ease of use should provide a practical system that is not overwhelming for beginners.</w:t>
+      </w:r>
+    </w:p>
+    <w:p>
+      <w:r>
+        <w:t xml:space="preserve">The planned architecture is relatively simple, but it offers a workable starting point and makes it easier to imagine how the different parts will fit together. It is expected that some elements will need to change as development continues and new issues appear. There are still open questions, such as how to implement cloud synchronisation in practice, how best to handle hand-tracking errors, and how to make the application more accessible to a wider range of users. However, having an initial specification and a list of identified risks means that, if progress slows, there is at least a clear view of where the gaps are. Ongoing feedback from test users will be important to check that the system remains useful and respectful to its intended audience. </w:t>
+      </w:r>
+    </w:p>
+    <w:p>
+      <w:r>
+        <w:t xml:space="preserve">In summary, this section outlines a realistic plan that takes insights from the research and applies them to the system design. The next step is to begin implementing the core features, continue </w:t>
+      </w:r>
       <w:r>
         <w:lastRenderedPageBreak/>
-        <w:t>3. System Analysis</w:t>
-      </w:r>
-      <w:bookmarkEnd w:id="31"/>
-      <w:bookmarkEnd w:id="32"/>
+        <w:t>gathering feedback, and be prepared to adjust the design when parts of the system do not work as expected.</w:t>
+      </w:r>
     </w:p>
     <w:p/>
-    <w:p>
-      <w:pPr>
-        <w:pStyle w:val="Heading2"/>
-      </w:pPr>
-      <w:bookmarkStart w:id="33" w:name="_Toc212189664"/>
-      <w:bookmarkStart w:id="34" w:name="_Toc227004748"/>
-      <w:r>
-        <w:t>3.1 System Overview</w:t>
-      </w:r>
-      <w:bookmarkEnd w:id="33"/>
-      <w:bookmarkEnd w:id="34"/>
-      <w:r>
-        <w:t xml:space="preserve">  </w:t>
-      </w:r>
-    </w:p>
-    <w:p>
-      <w:r>
-        <w:t>Initial general description of system from a user perspective</w:t>
-      </w:r>
-    </w:p>
-    <w:p>
-      <w:r>
-        <w:t>Non-technical description</w:t>
-      </w:r>
-    </w:p>
-    <w:p>
-      <w:r>
-        <w:t xml:space="preserve"> </w:t>
-      </w:r>
-    </w:p>
-    <w:p>
-      <w:pPr>
-        <w:pStyle w:val="Heading2"/>
-      </w:pPr>
-      <w:bookmarkStart w:id="35" w:name="_Toc212189665"/>
-      <w:bookmarkStart w:id="36" w:name="_Toc227004749"/>
-      <w:r>
-        <w:t>3.2 Requirements Gathering</w:t>
-      </w:r>
-      <w:bookmarkEnd w:id="35"/>
-      <w:bookmarkEnd w:id="36"/>
-    </w:p>
-    <w:p>
-      <w:r>
-        <w:t>Identify and consider key stakeholders</w:t>
-      </w:r>
-    </w:p>
-    <w:p>
-      <w:r>
-        <w:t>Describe how to collect requirements</w:t>
-      </w:r>
-    </w:p>
-    <w:p>
-      <w:r>
-        <w:t>Collect initial requirements</w:t>
-      </w:r>
-    </w:p>
-    <w:p/>
-    <w:p>
-      <w:pPr>
-        <w:pStyle w:val="Heading2"/>
-      </w:pPr>
-      <w:bookmarkStart w:id="37" w:name="_Toc212189666"/>
-      <w:bookmarkStart w:id="38" w:name="_Toc227004750"/>
-      <w:r>
-        <w:t>3.3 Requirements Analysis</w:t>
-      </w:r>
-      <w:bookmarkEnd w:id="37"/>
-      <w:bookmarkEnd w:id="38"/>
-    </w:p>
-    <w:p>
-      <w:r>
-        <w:t>Develop an initial systems model through analysis of requirements</w:t>
-      </w:r>
-    </w:p>
-    <w:p/>
-    <w:p>
-      <w:pPr>
-        <w:pStyle w:val="Heading2"/>
-      </w:pPr>
-      <w:bookmarkStart w:id="39" w:name="_Toc212189667"/>
-      <w:bookmarkStart w:id="40" w:name="_Toc227004751"/>
-      <w:r>
-        <w:t xml:space="preserve">3.4 </w:t>
-      </w:r>
-      <w:bookmarkEnd w:id="39"/>
-      <w:r>
-        <w:t>Logical Architecture of System</w:t>
-      </w:r>
-      <w:bookmarkEnd w:id="40"/>
-    </w:p>
-    <w:p/>
-    <w:p>
-      <w:pPr>
-        <w:pStyle w:val="Heading2"/>
-      </w:pPr>
-      <w:bookmarkStart w:id="41" w:name="_Toc212189668"/>
-      <w:bookmarkStart w:id="42" w:name="_Toc227004752"/>
-      <w:r>
-        <w:t>3.X Other Section</w:t>
-      </w:r>
-      <w:bookmarkEnd w:id="41"/>
-      <w:bookmarkEnd w:id="42"/>
-    </w:p>
-    <w:p/>
-    <w:p/>
-    <w:p>
-      <w:pPr>
-        <w:pStyle w:val="Heading2"/>
-      </w:pPr>
-      <w:bookmarkStart w:id="43" w:name="_Toc212189669"/>
-      <w:bookmarkStart w:id="44" w:name="_Toc227004753"/>
-      <w:r>
-        <w:t>3.X Initial System Specification</w:t>
-      </w:r>
-      <w:bookmarkEnd w:id="43"/>
-      <w:bookmarkEnd w:id="44"/>
-    </w:p>
-    <w:p/>
-    <w:p>
-      <w:r>
-        <w:t>Document and identify the initial functional and non-functional requirements for system</w:t>
-      </w:r>
-    </w:p>
-    <w:p>
-      <w:r>
-        <w:t>Identify an appropriate architecture for the system</w:t>
-      </w:r>
-    </w:p>
-    <w:p/>
-    <w:p>
-      <w:pPr>
-        <w:pStyle w:val="Heading2"/>
-      </w:pPr>
-      <w:bookmarkStart w:id="45" w:name="_Toc212189670"/>
-      <w:bookmarkStart w:id="46" w:name="_Toc227004754"/>
-      <w:r>
-        <w:t>3.X Conclusions</w:t>
-      </w:r>
-      <w:bookmarkEnd w:id="45"/>
-      <w:bookmarkEnd w:id="46"/>
-    </w:p>
     <w:p>
       <w:pPr>
         <w:rPr>
@@ -7504,7 +10694,7 @@
       <w:pPr>
         <w:pStyle w:val="Heading1"/>
       </w:pPr>
-      <w:bookmarkStart w:id="47" w:name="_Toc227004755"/>
+      <w:bookmarkStart w:id="55" w:name="_Toc227010875"/>
       <w:r>
         <w:lastRenderedPageBreak/>
         <w:t>4.</w:t>
@@ -7524,7 +10714,7 @@
       <w:r>
         <w:t>Design</w:t>
       </w:r>
-      <w:bookmarkEnd w:id="47"/>
+      <w:bookmarkEnd w:id="55"/>
       <w:r>
         <w:t xml:space="preserve"> </w:t>
       </w:r>
@@ -7534,32 +10724,32 @@
       <w:pPr>
         <w:pStyle w:val="Heading2"/>
       </w:pPr>
-      <w:bookmarkStart w:id="48" w:name="_Toc21975773"/>
-      <w:bookmarkStart w:id="49" w:name="_Toc227004756"/>
+      <w:bookmarkStart w:id="56" w:name="_Toc21975773"/>
+      <w:bookmarkStart w:id="57" w:name="_Toc227010876"/>
       <w:r>
         <w:t>4.</w:t>
       </w:r>
       <w:r>
         <w:t>1 Introduction</w:t>
       </w:r>
-      <w:bookmarkEnd w:id="48"/>
-      <w:bookmarkEnd w:id="49"/>
+      <w:bookmarkEnd w:id="56"/>
+      <w:bookmarkEnd w:id="57"/>
     </w:p>
     <w:p/>
     <w:p>
       <w:pPr>
         <w:pStyle w:val="Heading2"/>
       </w:pPr>
-      <w:bookmarkStart w:id="50" w:name="_Toc21975774"/>
-      <w:bookmarkStart w:id="51" w:name="_Toc227004757"/>
+      <w:bookmarkStart w:id="58" w:name="_Toc21975774"/>
+      <w:bookmarkStart w:id="59" w:name="_Toc227010877"/>
       <w:r>
         <w:t>4.</w:t>
       </w:r>
       <w:r>
         <w:t>2. Software Methodology</w:t>
       </w:r>
-      <w:bookmarkEnd w:id="50"/>
-      <w:bookmarkEnd w:id="51"/>
+      <w:bookmarkEnd w:id="58"/>
+      <w:bookmarkEnd w:id="59"/>
     </w:p>
     <w:p/>
     <w:p/>
@@ -7567,11 +10757,11 @@
       <w:pPr>
         <w:pStyle w:val="Heading2"/>
       </w:pPr>
-      <w:bookmarkStart w:id="52" w:name="_Toc227004758"/>
+      <w:bookmarkStart w:id="60" w:name="_Toc227010878"/>
       <w:r>
         <w:t>4.3 Project Planning</w:t>
       </w:r>
-      <w:bookmarkEnd w:id="52"/>
+      <w:bookmarkEnd w:id="60"/>
     </w:p>
     <w:p/>
     <w:p>
@@ -7584,11 +10774,11 @@
       <w:pPr>
         <w:pStyle w:val="Heading3"/>
       </w:pPr>
-      <w:bookmarkStart w:id="53" w:name="_Toc227004759"/>
+      <w:bookmarkStart w:id="61" w:name="_Toc227010879"/>
       <w:r>
         <w:t>4.3.1 Project Schedule</w:t>
       </w:r>
-      <w:bookmarkEnd w:id="53"/>
+      <w:bookmarkEnd w:id="61"/>
     </w:p>
     <w:p/>
     <w:p>
@@ -7601,16 +10791,16 @@
       <w:pPr>
         <w:pStyle w:val="Heading2"/>
       </w:pPr>
-      <w:bookmarkStart w:id="54" w:name="_Toc21975775"/>
-      <w:bookmarkStart w:id="55" w:name="_Toc227004760"/>
+      <w:bookmarkStart w:id="62" w:name="_Toc21975775"/>
+      <w:bookmarkStart w:id="63" w:name="_Toc227010880"/>
       <w:r>
         <w:t>4.5</w:t>
       </w:r>
       <w:r>
         <w:t>. Overview of System</w:t>
       </w:r>
-      <w:bookmarkEnd w:id="54"/>
-      <w:bookmarkEnd w:id="55"/>
+      <w:bookmarkEnd w:id="62"/>
+      <w:bookmarkEnd w:id="63"/>
     </w:p>
     <w:p/>
     <w:p>
@@ -7631,11 +10821,11 @@
       <w:pPr>
         <w:pStyle w:val="Heading3"/>
       </w:pPr>
-      <w:bookmarkStart w:id="56" w:name="_Toc227004761"/>
+      <w:bookmarkStart w:id="64" w:name="_Toc227010881"/>
       <w:r>
         <w:t>4.5.1 Fulfilment of System Requirements</w:t>
       </w:r>
-      <w:bookmarkEnd w:id="56"/>
+      <w:bookmarkEnd w:id="64"/>
     </w:p>
     <w:p/>
     <w:p>
@@ -7653,7 +10843,7 @@
       <w:pPr>
         <w:pStyle w:val="Heading2"/>
       </w:pPr>
-      <w:bookmarkStart w:id="57" w:name="_Toc227004762"/>
+      <w:bookmarkStart w:id="65" w:name="_Toc227010882"/>
       <w:r>
         <w:t>4.</w:t>
       </w:r>
@@ -7669,7 +10859,7 @@
       <w:r>
         <w:t xml:space="preserve"> as needed</w:t>
       </w:r>
-      <w:bookmarkEnd w:id="57"/>
+      <w:bookmarkEnd w:id="65"/>
     </w:p>
     <w:p/>
     <w:p>
@@ -7682,8 +10872,8 @@
       <w:pPr>
         <w:pStyle w:val="Heading2"/>
       </w:pPr>
-      <w:bookmarkStart w:id="58" w:name="_Toc21975779"/>
-      <w:bookmarkStart w:id="59" w:name="_Toc227004763"/>
+      <w:bookmarkStart w:id="66" w:name="_Toc21975779"/>
+      <w:bookmarkStart w:id="67" w:name="_Toc227010883"/>
       <w:r>
         <w:t>4.</w:t>
       </w:r>
@@ -7693,8 +10883,8 @@
       <w:r>
         <w:t>. Conclusions</w:t>
       </w:r>
-      <w:bookmarkEnd w:id="58"/>
-      <w:bookmarkEnd w:id="59"/>
+      <w:bookmarkEnd w:id="66"/>
+      <w:bookmarkEnd w:id="67"/>
     </w:p>
     <w:p/>
     <w:p>
@@ -7714,7 +10904,7 @@
       <w:pPr>
         <w:pStyle w:val="Heading1"/>
       </w:pPr>
-      <w:bookmarkStart w:id="60" w:name="_Toc227004764"/>
+      <w:bookmarkStart w:id="68" w:name="_Toc227010884"/>
       <w:r>
         <w:lastRenderedPageBreak/>
         <w:t>5.</w:t>
@@ -7731,42 +10921,42 @@
       <w:r>
         <w:t>velopment</w:t>
       </w:r>
-      <w:bookmarkEnd w:id="60"/>
+      <w:bookmarkEnd w:id="68"/>
     </w:p>
     <w:p/>
     <w:p>
       <w:pPr>
         <w:pStyle w:val="Heading2"/>
       </w:pPr>
-      <w:bookmarkStart w:id="61" w:name="_Toc227004765"/>
+      <w:bookmarkStart w:id="69" w:name="_Toc227010885"/>
       <w:r>
         <w:t>5.</w:t>
       </w:r>
       <w:r>
         <w:t>1. Introduction</w:t>
       </w:r>
-      <w:bookmarkEnd w:id="61"/>
+      <w:bookmarkEnd w:id="69"/>
     </w:p>
     <w:p/>
     <w:p>
       <w:pPr>
         <w:pStyle w:val="Heading2"/>
       </w:pPr>
-      <w:bookmarkStart w:id="62" w:name="_Toc227004766"/>
+      <w:bookmarkStart w:id="70" w:name="_Toc227010886"/>
       <w:r>
         <w:t>5.</w:t>
       </w:r>
       <w:r>
         <w:t>2. Software Development</w:t>
       </w:r>
-      <w:bookmarkEnd w:id="62"/>
+      <w:bookmarkEnd w:id="70"/>
     </w:p>
     <w:p/>
     <w:p>
       <w:pPr>
         <w:pStyle w:val="Heading2"/>
       </w:pPr>
-      <w:bookmarkStart w:id="63" w:name="_Toc227004767"/>
+      <w:bookmarkStart w:id="71" w:name="_Toc227010887"/>
       <w:r>
         <w:t>5.</w:t>
       </w:r>
@@ -7782,14 +10972,14 @@
       <w:r>
         <w:t xml:space="preserve"> as needed</w:t>
       </w:r>
-      <w:bookmarkEnd w:id="63"/>
+      <w:bookmarkEnd w:id="71"/>
     </w:p>
     <w:p/>
     <w:p>
       <w:pPr>
         <w:pStyle w:val="Heading2"/>
       </w:pPr>
-      <w:bookmarkStart w:id="64" w:name="_Toc227004768"/>
+      <w:bookmarkStart w:id="72" w:name="_Toc227010888"/>
       <w:r>
         <w:t>5.</w:t>
       </w:r>
@@ -7799,7 +10989,7 @@
       <w:r>
         <w:t>. Conclusions</w:t>
       </w:r>
-      <w:bookmarkEnd w:id="64"/>
+      <w:bookmarkEnd w:id="72"/>
     </w:p>
     <w:p/>
     <w:p>
@@ -7819,7 +11009,7 @@
       <w:pPr>
         <w:pStyle w:val="Heading1"/>
       </w:pPr>
-      <w:bookmarkStart w:id="65" w:name="_Toc227004769"/>
+      <w:bookmarkStart w:id="73" w:name="_Toc227010889"/>
       <w:r>
         <w:lastRenderedPageBreak/>
         <w:t>6.</w:t>
@@ -7833,7 +11023,7 @@
       <w:r>
         <w:t>Evaluation</w:t>
       </w:r>
-      <w:bookmarkEnd w:id="65"/>
+      <w:bookmarkEnd w:id="73"/>
     </w:p>
     <w:p/>
     <w:p/>
@@ -7842,14 +11032,14 @@
       <w:pPr>
         <w:pStyle w:val="Heading2"/>
       </w:pPr>
-      <w:bookmarkStart w:id="66" w:name="_Toc227004770"/>
+      <w:bookmarkStart w:id="74" w:name="_Toc227010890"/>
       <w:r>
         <w:t>6.</w:t>
       </w:r>
       <w:r>
         <w:t>1. Introduction</w:t>
       </w:r>
-      <w:bookmarkEnd w:id="66"/>
+      <w:bookmarkEnd w:id="74"/>
     </w:p>
     <w:p/>
     <w:p/>
@@ -7857,16 +11047,16 @@
       <w:pPr>
         <w:pStyle w:val="Heading2"/>
       </w:pPr>
-      <w:bookmarkStart w:id="67" w:name="_Toc21975789"/>
-      <w:bookmarkStart w:id="68" w:name="_Toc227004771"/>
+      <w:bookmarkStart w:id="75" w:name="_Toc21975789"/>
+      <w:bookmarkStart w:id="76" w:name="_Toc227010891"/>
       <w:r>
         <w:t>6.</w:t>
       </w:r>
       <w:r>
         <w:t>2. System Testing</w:t>
       </w:r>
-      <w:bookmarkEnd w:id="67"/>
-      <w:bookmarkEnd w:id="68"/>
+      <w:bookmarkEnd w:id="75"/>
+      <w:bookmarkEnd w:id="76"/>
     </w:p>
     <w:p/>
     <w:p/>
@@ -7874,16 +11064,16 @@
       <w:pPr>
         <w:pStyle w:val="Heading2"/>
       </w:pPr>
-      <w:bookmarkStart w:id="69" w:name="_Toc21975790"/>
-      <w:bookmarkStart w:id="70" w:name="_Toc227004772"/>
+      <w:bookmarkStart w:id="77" w:name="_Toc21975790"/>
+      <w:bookmarkStart w:id="78" w:name="_Toc227010892"/>
       <w:r>
         <w:t>6.</w:t>
       </w:r>
       <w:r>
         <w:t>3. System Evaluation</w:t>
       </w:r>
-      <w:bookmarkEnd w:id="69"/>
-      <w:bookmarkEnd w:id="70"/>
+      <w:bookmarkEnd w:id="77"/>
+      <w:bookmarkEnd w:id="78"/>
     </w:p>
     <w:p/>
     <w:p/>
@@ -7891,11 +11081,11 @@
       <w:pPr>
         <w:pStyle w:val="Heading2"/>
       </w:pPr>
-      <w:bookmarkStart w:id="71" w:name="_Toc227004773"/>
+      <w:bookmarkStart w:id="79" w:name="_Toc227010893"/>
       <w:r>
         <w:t>6.4. Evaluate Project Management</w:t>
       </w:r>
-      <w:bookmarkEnd w:id="71"/>
+      <w:bookmarkEnd w:id="79"/>
     </w:p>
     <w:p/>
     <w:p/>
@@ -7904,11 +11094,11 @@
       <w:pPr>
         <w:pStyle w:val="Heading3"/>
       </w:pPr>
-      <w:bookmarkStart w:id="72" w:name="_Toc227004774"/>
+      <w:bookmarkStart w:id="80" w:name="_Toc227010894"/>
       <w:r>
         <w:t>6.4.1 Evaluate Project Plan</w:t>
       </w:r>
-      <w:bookmarkEnd w:id="72"/>
+      <w:bookmarkEnd w:id="80"/>
     </w:p>
     <w:p/>
     <w:p/>
@@ -7916,11 +11106,11 @@
       <w:pPr>
         <w:pStyle w:val="Heading3"/>
       </w:pPr>
-      <w:bookmarkStart w:id="73" w:name="_Toc227004775"/>
+      <w:bookmarkStart w:id="81" w:name="_Toc227010895"/>
       <w:r>
         <w:t>6.4.1 Evaluate Project Execution</w:t>
       </w:r>
-      <w:bookmarkEnd w:id="73"/>
+      <w:bookmarkEnd w:id="81"/>
     </w:p>
     <w:p/>
     <w:p/>
@@ -7930,14 +11120,14 @@
       <w:pPr>
         <w:pStyle w:val="Heading2"/>
       </w:pPr>
-      <w:bookmarkStart w:id="74" w:name="_Toc227004776"/>
+      <w:bookmarkStart w:id="82" w:name="_Toc227010896"/>
       <w:r>
         <w:t>6.6.</w:t>
       </w:r>
       <w:r>
         <w:t xml:space="preserve"> Conclusions</w:t>
       </w:r>
-      <w:bookmarkEnd w:id="74"/>
+      <w:bookmarkEnd w:id="82"/>
     </w:p>
     <w:p/>
     <w:p/>
@@ -7959,7 +11149,7 @@
       <w:pPr>
         <w:pStyle w:val="Heading1"/>
       </w:pPr>
-      <w:bookmarkStart w:id="75" w:name="_Toc227004777"/>
+      <w:bookmarkStart w:id="83" w:name="_Toc227010897"/>
       <w:r>
         <w:lastRenderedPageBreak/>
         <w:t>7.</w:t>
@@ -7967,28 +11157,28 @@
       <w:r>
         <w:t xml:space="preserve"> Conclusions and Future Work</w:t>
       </w:r>
-      <w:bookmarkEnd w:id="75"/>
+      <w:bookmarkEnd w:id="83"/>
     </w:p>
     <w:p/>
     <w:p>
       <w:pPr>
         <w:pStyle w:val="Heading2"/>
       </w:pPr>
-      <w:bookmarkStart w:id="76" w:name="_Toc227004778"/>
+      <w:bookmarkStart w:id="84" w:name="_Toc227010898"/>
       <w:r>
         <w:t>7.</w:t>
       </w:r>
       <w:r>
         <w:t>1. Introduction</w:t>
       </w:r>
-      <w:bookmarkEnd w:id="76"/>
+      <w:bookmarkEnd w:id="84"/>
     </w:p>
     <w:p/>
     <w:p>
       <w:pPr>
         <w:pStyle w:val="Heading2"/>
       </w:pPr>
-      <w:bookmarkStart w:id="77" w:name="_Toc227004779"/>
+      <w:bookmarkStart w:id="85" w:name="_Toc227010899"/>
       <w:r>
         <w:t>7.</w:t>
       </w:r>
@@ -7998,7 +11188,7 @@
       <w:r>
         <w:t>Future Work</w:t>
       </w:r>
-      <w:bookmarkEnd w:id="77"/>
+      <w:bookmarkEnd w:id="85"/>
     </w:p>
     <w:p>
       <w:pPr>
@@ -8009,7 +11199,7 @@
       <w:pPr>
         <w:pStyle w:val="Heading2"/>
       </w:pPr>
-      <w:bookmarkStart w:id="78" w:name="_Toc227004780"/>
+      <w:bookmarkStart w:id="86" w:name="_Toc227010900"/>
       <w:r>
         <w:t>7.</w:t>
       </w:r>
@@ -8019,7 +11209,7 @@
       <w:r>
         <w:t>Conclusions</w:t>
       </w:r>
-      <w:bookmarkEnd w:id="78"/>
+      <w:bookmarkEnd w:id="86"/>
     </w:p>
     <w:p/>
     <w:p>
@@ -8031,16 +11221,16 @@
       <w:pPr>
         <w:pStyle w:val="Heading1"/>
       </w:pPr>
-      <w:bookmarkStart w:id="79" w:name="_Toc210040989"/>
-      <w:bookmarkStart w:id="80" w:name="_Toc212189694"/>
-      <w:bookmarkStart w:id="81" w:name="_Toc227004781"/>
+      <w:bookmarkStart w:id="87" w:name="_Toc210040989"/>
+      <w:bookmarkStart w:id="88" w:name="_Toc212189694"/>
+      <w:bookmarkStart w:id="89" w:name="_Toc227010901"/>
       <w:r>
         <w:lastRenderedPageBreak/>
         <w:t>References</w:t>
       </w:r>
-      <w:bookmarkEnd w:id="79"/>
-      <w:bookmarkEnd w:id="80"/>
-      <w:bookmarkEnd w:id="81"/>
+      <w:bookmarkEnd w:id="87"/>
+      <w:bookmarkEnd w:id="88"/>
+      <w:bookmarkEnd w:id="89"/>
     </w:p>
     <w:p>
       <w:pPr>
@@ -8094,7 +11284,7 @@
         </w:rPr>
         <w:t xml:space="preserve">. Available: </w:t>
       </w:r>
-      <w:hyperlink r:id="rId16" w:history="1">
+      <w:hyperlink r:id="rId20" w:history="1">
         <w:r>
           <w:rPr>
             <w:rStyle w:val="Hyperlink"/>
@@ -8120,7 +11310,7 @@
         </w:rPr>
         <w:t xml:space="preserve">[2] Silent Classroom VR – Meta. Available: </w:t>
       </w:r>
-      <w:hyperlink r:id="rId17" w:history="1">
+      <w:hyperlink r:id="rId21" w:history="1">
         <w:r>
           <w:rPr>
             <w:rStyle w:val="Hyperlink"/>
@@ -8155,7 +11345,7 @@
           <w:szCs w:val="18"/>
         </w:rPr>
       </w:pPr>
-      <w:hyperlink r:id="rId18" w:history="1">
+      <w:hyperlink r:id="rId22" w:history="1">
         <w:r>
           <w:rPr>
             <w:rStyle w:val="Hyperlink"/>
@@ -8188,7 +11378,7 @@
         </w:rPr>
         <w:t xml:space="preserve">[4] DEF-ISL – App Store. Available: </w:t>
       </w:r>
-      <w:hyperlink r:id="rId19" w:history="1">
+      <w:hyperlink r:id="rId23" w:history="1">
         <w:r>
           <w:rPr>
             <w:rStyle w:val="Hyperlink"/>
@@ -8328,7 +11518,7 @@
           <w:szCs w:val="18"/>
         </w:rPr>
       </w:pPr>
-      <w:hyperlink r:id="rId20" w:history="1">
+      <w:hyperlink r:id="rId24" w:history="1">
         <w:r>
           <w:rPr>
             <w:rStyle w:val="Hyperlink"/>
@@ -8370,7 +11560,7 @@
           <w:szCs w:val="18"/>
         </w:rPr>
       </w:pPr>
-      <w:hyperlink r:id="rId21" w:history="1">
+      <w:hyperlink r:id="rId25" w:history="1">
         <w:r>
           <w:rPr>
             <w:rStyle w:val="Hyperlink"/>
@@ -8396,7 +11586,7 @@
         </w:rPr>
         <w:t xml:space="preserve">[8] “XR,” Godot Engine documentation, 2025. </w:t>
       </w:r>
-      <w:hyperlink r:id="rId22" w:history="1">
+      <w:hyperlink r:id="rId26" w:history="1">
         <w:r>
           <w:rPr>
             <w:rStyle w:val="Hyperlink"/>
@@ -8447,7 +11637,7 @@
           <w:szCs w:val="18"/>
         </w:rPr>
       </w:pPr>
-      <w:hyperlink r:id="rId23" w:history="1">
+      <w:hyperlink r:id="rId27" w:history="1">
         <w:r>
           <w:rPr>
             <w:rStyle w:val="Hyperlink"/>
@@ -8521,7 +11711,7 @@
         </w:rPr>
         <w:t xml:space="preserve"> Kacorri, Tessa Verhoef, Christian Vogler, and Meredith Ringel Morris. 2019. Sign Language Recognition, Generation, and Translation: An Interdisciplinary Perspective. In Proceedings of the 21st International ACM SIGACCESS Conference on Computers and Accessibility (ASSETS '19). Association for Computing Machinery, New York, NY, USA, 16–31. </w:t>
       </w:r>
-      <w:hyperlink r:id="rId24" w:history="1">
+      <w:hyperlink r:id="rId28" w:history="1">
         <w:r>
           <w:rPr>
             <w:rStyle w:val="Hyperlink"/>
@@ -8609,25 +11799,9 @@
           <w:sz w:val="18"/>
           <w:szCs w:val="18"/>
         </w:rPr>
-        <w:t xml:space="preserve">., 125, Article 4 (October 2019), 1 </w:t>
-      </w:r>
-      <w:proofErr w:type="gramStart"/>
-      <w:r>
-        <w:rPr>
-          <w:sz w:val="18"/>
-          <w:szCs w:val="18"/>
-        </w:rPr>
-        <w:t>pages</w:t>
-      </w:r>
-      <w:proofErr w:type="gramEnd"/>
-      <w:r>
-        <w:rPr>
-          <w:sz w:val="18"/>
-          <w:szCs w:val="18"/>
-        </w:rPr>
-        <w:t xml:space="preserve">. </w:t>
-      </w:r>
-      <w:hyperlink r:id="rId25" w:history="1">
+        <w:t xml:space="preserve">., 125, Article 4 (October 2019), 1 pages. </w:t>
+      </w:r>
+      <w:hyperlink r:id="rId29" w:history="1">
         <w:r>
           <w:rPr>
             <w:rStyle w:val="Hyperlink"/>
@@ -8653,7 +11827,7 @@
         </w:rPr>
         <w:t xml:space="preserve">[12] “WFD AND WASLI STATEMENT ON USE OF SIGNING AVATARS Click here for International Sign Version.” Accessed: Nov. 06, 2025. [Online]. Available: </w:t>
       </w:r>
-      <w:hyperlink r:id="rId26" w:history="1">
+      <w:hyperlink r:id="rId30" w:history="1">
         <w:r>
           <w:rPr>
             <w:rStyle w:val="Hyperlink"/>
@@ -8688,7 +11862,7 @@
           <w:szCs w:val="18"/>
         </w:rPr>
       </w:pPr>
-      <w:hyperlink r:id="rId27" w:history="1">
+      <w:hyperlink r:id="rId31" w:history="1">
         <w:r>
           <w:rPr>
             <w:rStyle w:val="Hyperlink"/>
@@ -8730,7 +11904,7 @@
         </w:rPr>
         <w:t xml:space="preserve">Started,” Thinglink.com, Oct. 27, 2025. </w:t>
       </w:r>
-      <w:hyperlink r:id="rId28" w:history="1">
+      <w:hyperlink r:id="rId32" w:history="1">
         <w:r>
           <w:rPr>
             <w:rStyle w:val="Hyperlink"/>
@@ -8781,7 +11955,7 @@
           <w:szCs w:val="18"/>
         </w:rPr>
       </w:pPr>
-      <w:hyperlink r:id="rId29" w:history="1">
+      <w:hyperlink r:id="rId33" w:history="1">
         <w:r>
           <w:rPr>
             <w:rStyle w:val="Hyperlink"/>
@@ -8823,7 +11997,7 @@
         </w:rPr>
         <w:t xml:space="preserve">: </w:t>
       </w:r>
-      <w:hyperlink r:id="rId30" w:history="1">
+      <w:hyperlink r:id="rId34" w:history="1">
         <w:r>
           <w:rPr>
             <w:rStyle w:val="Hyperlink"/>
@@ -8873,6 +12047,111 @@
         <w:t>[18] A. Botnari, “Sign Language Translator (SLT): Final Year Project,” BSc dissertation, School of Computing, Department of Science and Health, Technological University Dublin, 2017.</w:t>
       </w:r>
     </w:p>
+    <w:p>
+      <w:pPr>
+        <w:spacing w:after="120" w:line="240" w:lineRule="auto"/>
+        <w:rPr>
+          <w:sz w:val="18"/>
+          <w:szCs w:val="18"/>
+        </w:rPr>
+      </w:pPr>
+      <w:r>
+        <w:rPr>
+          <w:sz w:val="18"/>
+          <w:szCs w:val="18"/>
+        </w:rPr>
+        <w:lastRenderedPageBreak/>
+        <w:t>[1</w:t>
+      </w:r>
+      <w:r>
+        <w:rPr>
+          <w:sz w:val="18"/>
+          <w:szCs w:val="18"/>
+        </w:rPr>
+        <w:t>9</w:t>
+      </w:r>
+      <w:r>
+        <w:rPr>
+          <w:sz w:val="18"/>
+          <w:szCs w:val="18"/>
+        </w:rPr>
+        <w:t>]</w:t>
+      </w:r>
+      <w:r>
+        <w:rPr>
+          <w:sz w:val="18"/>
+          <w:szCs w:val="18"/>
+        </w:rPr>
+        <w:t xml:space="preserve"> </w:t>
+      </w:r>
+      <w:r>
+        <w:rPr>
+          <w:sz w:val="18"/>
+          <w:szCs w:val="18"/>
+        </w:rPr>
+        <w:t>Blender, “Blender 2.81 Reference Manual — Blender Manual,” </w:t>
+      </w:r>
+      <w:r>
+        <w:rPr>
+          <w:i/>
+          <w:iCs/>
+          <w:sz w:val="18"/>
+          <w:szCs w:val="18"/>
+        </w:rPr>
+        <w:t>Blender.org</w:t>
+      </w:r>
+      <w:r>
+        <w:rPr>
+          <w:sz w:val="18"/>
+          <w:szCs w:val="18"/>
+        </w:rPr>
+        <w:t xml:space="preserve">, 2020. </w:t>
+      </w:r>
+      <w:hyperlink r:id="rId35" w:history="1">
+        <w:r>
+          <w:rPr>
+            <w:rStyle w:val="Hyperlink"/>
+            <w:sz w:val="18"/>
+            <w:szCs w:val="18"/>
+          </w:rPr>
+          <w:t>https://docs.blender.org/manual/en/latest/index.html</w:t>
+        </w:r>
+      </w:hyperlink>
+    </w:p>
+    <w:p>
+      <w:pPr>
+        <w:spacing w:after="120" w:line="240" w:lineRule="auto"/>
+        <w:rPr>
+          <w:sz w:val="18"/>
+          <w:szCs w:val="18"/>
+        </w:rPr>
+      </w:pPr>
+    </w:p>
+    <w:p>
+      <w:pPr>
+        <w:spacing w:after="120" w:line="240" w:lineRule="auto"/>
+        <w:rPr>
+          <w:sz w:val="18"/>
+          <w:szCs w:val="18"/>
+        </w:rPr>
+      </w:pPr>
+      <w:r>
+        <w:rPr>
+          <w:sz w:val="18"/>
+          <w:szCs w:val="18"/>
+        </w:rPr>
+        <w:t>‌</w:t>
+      </w:r>
+    </w:p>
+    <w:p>
+      <w:pPr>
+        <w:spacing w:after="120" w:line="240" w:lineRule="auto"/>
+        <w:rPr>
+          <w:sz w:val="18"/>
+          <w:szCs w:val="18"/>
+        </w:rPr>
+      </w:pPr>
+    </w:p>
     <w:p/>
     <w:p/>
     <w:p>
@@ -8886,26 +12165,26 @@
           <w:docGrid w:linePitch="360"/>
         </w:sectPr>
       </w:pPr>
-      <w:bookmarkStart w:id="82" w:name="_Toc113992176"/>
+      <w:bookmarkStart w:id="90" w:name="_Toc113992176"/>
     </w:p>
     <w:p>
       <w:pPr>
         <w:pStyle w:val="Heading1"/>
       </w:pPr>
-      <w:bookmarkStart w:id="83" w:name="_Toc210040990"/>
-      <w:bookmarkStart w:id="84" w:name="_Toc212189695"/>
-      <w:bookmarkStart w:id="85" w:name="_Toc227004782"/>
+      <w:bookmarkStart w:id="91" w:name="_Toc210040990"/>
+      <w:bookmarkStart w:id="92" w:name="_Toc212189695"/>
+      <w:bookmarkStart w:id="93" w:name="_Toc227010902"/>
       <w:r>
         <w:lastRenderedPageBreak/>
         <w:t xml:space="preserve">Appendix A: </w:t>
       </w:r>
-      <w:bookmarkEnd w:id="82"/>
-      <w:bookmarkEnd w:id="83"/>
+      <w:bookmarkEnd w:id="90"/>
+      <w:bookmarkEnd w:id="91"/>
       <w:r>
         <w:t>System Model and Analysis</w:t>
       </w:r>
-      <w:bookmarkEnd w:id="84"/>
-      <w:bookmarkEnd w:id="85"/>
+      <w:bookmarkEnd w:id="92"/>
+      <w:bookmarkEnd w:id="93"/>
     </w:p>
     <w:p/>
     <w:p>
@@ -8921,8 +12200,8 @@
       <w:pPr>
         <w:pStyle w:val="Heading1"/>
         <w:sectPr>
-          <w:headerReference w:type="default" r:id="rId31"/>
-          <w:footerReference w:type="default" r:id="rId32"/>
+          <w:headerReference w:type="default" r:id="rId36"/>
+          <w:footerReference w:type="default" r:id="rId37"/>
           <w:pgSz w:w="11900" w:h="16840"/>
           <w:pgMar w:top="1440" w:right="1440" w:bottom="1440" w:left="1440" w:header="708" w:footer="708" w:gutter="0"/>
           <w:pgNumType w:start="1" w:chapStyle="4"/>
@@ -8930,15 +12209,15 @@
           <w:docGrid w:linePitch="360"/>
         </w:sectPr>
       </w:pPr>
-      <w:bookmarkStart w:id="86" w:name="_Toc113992177"/>
+      <w:bookmarkStart w:id="94" w:name="_Toc113992177"/>
     </w:p>
     <w:p>
       <w:pPr>
         <w:pStyle w:val="Heading1"/>
       </w:pPr>
-      <w:bookmarkStart w:id="87" w:name="_Toc212189696"/>
-      <w:bookmarkStart w:id="88" w:name="_Toc210040991"/>
-      <w:bookmarkStart w:id="89" w:name="_Toc227004783"/>
+      <w:bookmarkStart w:id="95" w:name="_Toc212189696"/>
+      <w:bookmarkStart w:id="96" w:name="_Toc210040991"/>
+      <w:bookmarkStart w:id="97" w:name="_Toc227010903"/>
       <w:r>
         <w:lastRenderedPageBreak/>
         <w:t xml:space="preserve">Appendix B: </w:t>
@@ -8946,13 +12225,13 @@
       <w:r>
         <w:t>Design</w:t>
       </w:r>
-      <w:bookmarkEnd w:id="87"/>
-      <w:bookmarkEnd w:id="89"/>
+      <w:bookmarkEnd w:id="95"/>
+      <w:bookmarkEnd w:id="97"/>
       <w:r>
         <w:t xml:space="preserve"> </w:t>
       </w:r>
-      <w:bookmarkEnd w:id="86"/>
-      <w:bookmarkEnd w:id="88"/>
+      <w:bookmarkEnd w:id="94"/>
+      <w:bookmarkEnd w:id="96"/>
     </w:p>
     <w:p/>
     <w:p>
@@ -8971,8 +12250,8 @@
     <w:p>
       <w:pPr>
         <w:sectPr>
-          <w:headerReference w:type="default" r:id="rId33"/>
-          <w:footerReference w:type="default" r:id="rId34"/>
+          <w:headerReference w:type="default" r:id="rId38"/>
+          <w:footerReference w:type="default" r:id="rId39"/>
           <w:pgSz w:w="11900" w:h="16840"/>
           <w:pgMar w:top="1440" w:right="1440" w:bottom="1440" w:left="1440" w:header="708" w:footer="708" w:gutter="0"/>
           <w:pgNumType w:start="1" w:chapStyle="4"/>
@@ -8985,19 +12264,19 @@
       <w:pPr>
         <w:pStyle w:val="Heading1"/>
       </w:pPr>
-      <w:bookmarkStart w:id="90" w:name="_Toc210040992"/>
-      <w:bookmarkStart w:id="91" w:name="_Toc212189697"/>
-      <w:bookmarkStart w:id="92" w:name="_Toc227004784"/>
+      <w:bookmarkStart w:id="98" w:name="_Toc210040992"/>
+      <w:bookmarkStart w:id="99" w:name="_Toc212189697"/>
+      <w:bookmarkStart w:id="100" w:name="_Toc227010904"/>
       <w:r>
         <w:lastRenderedPageBreak/>
         <w:t xml:space="preserve">Appendix C: Prompts Used with </w:t>
       </w:r>
-      <w:bookmarkEnd w:id="90"/>
-      <w:bookmarkEnd w:id="91"/>
+      <w:bookmarkEnd w:id="98"/>
+      <w:bookmarkEnd w:id="99"/>
       <w:r>
         <w:t>Gen AI</w:t>
       </w:r>
-      <w:bookmarkEnd w:id="92"/>
+      <w:bookmarkEnd w:id="100"/>
       <w:r>
         <w:t xml:space="preserve"> </w:t>
       </w:r>
@@ -9014,11 +12293,11 @@
       <w:pPr>
         <w:pStyle w:val="Heading2"/>
       </w:pPr>
-      <w:bookmarkStart w:id="93" w:name="_Toc227004785"/>
+      <w:bookmarkStart w:id="101" w:name="_Toc227010905"/>
       <w:r>
         <w:t>C.1 Prompts related to Report Writing</w:t>
       </w:r>
-      <w:bookmarkEnd w:id="93"/>
+      <w:bookmarkEnd w:id="101"/>
     </w:p>
     <w:p/>
     <w:p/>
@@ -9027,11 +12306,11 @@
       <w:pPr>
         <w:pStyle w:val="Heading2"/>
       </w:pPr>
-      <w:bookmarkStart w:id="94" w:name="_Toc227004786"/>
+      <w:bookmarkStart w:id="102" w:name="_Toc227010906"/>
       <w:r>
         <w:t>C.2 Prompts Related to Research</w:t>
       </w:r>
-      <w:bookmarkEnd w:id="94"/>
+      <w:bookmarkEnd w:id="102"/>
       <w:r>
         <w:t xml:space="preserve"> </w:t>
       </w:r>
@@ -9044,11 +12323,11 @@
       <w:pPr>
         <w:pStyle w:val="Heading2"/>
       </w:pPr>
-      <w:bookmarkStart w:id="95" w:name="_Toc227004787"/>
+      <w:bookmarkStart w:id="103" w:name="_Toc227010907"/>
       <w:r>
         <w:t>C.3 Prompts Related to Design</w:t>
       </w:r>
-      <w:bookmarkEnd w:id="95"/>
+      <w:bookmarkEnd w:id="103"/>
     </w:p>
     <w:p/>
     <w:p/>
@@ -9057,11 +12336,11 @@
       <w:pPr>
         <w:pStyle w:val="Heading2"/>
       </w:pPr>
-      <w:bookmarkStart w:id="96" w:name="_Toc227004788"/>
+      <w:bookmarkStart w:id="104" w:name="_Toc227010908"/>
       <w:r>
         <w:t>C.4 Prompts Related to Coding</w:t>
       </w:r>
-      <w:bookmarkEnd w:id="96"/>
+      <w:bookmarkEnd w:id="104"/>
     </w:p>
     <w:p/>
     <w:p/>
@@ -9085,8 +12364,8 @@
     <w:p>
       <w:pPr>
         <w:sectPr>
-          <w:headerReference w:type="default" r:id="rId35"/>
-          <w:footerReference w:type="default" r:id="rId36"/>
+          <w:headerReference w:type="default" r:id="rId40"/>
+          <w:footerReference w:type="default" r:id="rId41"/>
           <w:pgSz w:w="11900" w:h="16840"/>
           <w:pgMar w:top="1440" w:right="1440" w:bottom="1440" w:left="1440" w:header="708" w:footer="708" w:gutter="0"/>
           <w:pgNumType w:start="1" w:chapStyle="4"/>
@@ -9099,19 +12378,19 @@
       <w:pPr>
         <w:pStyle w:val="Heading1"/>
       </w:pPr>
-      <w:bookmarkStart w:id="97" w:name="_Toc210040993"/>
-      <w:bookmarkStart w:id="98" w:name="_Toc212189698"/>
-      <w:bookmarkStart w:id="99" w:name="_Toc227004789"/>
+      <w:bookmarkStart w:id="105" w:name="_Toc210040993"/>
+      <w:bookmarkStart w:id="106" w:name="_Toc212189698"/>
+      <w:bookmarkStart w:id="107" w:name="_Toc227010909"/>
       <w:r>
         <w:lastRenderedPageBreak/>
         <w:t>Appendix D:</w:t>
       </w:r>
-      <w:bookmarkEnd w:id="97"/>
+      <w:bookmarkEnd w:id="105"/>
       <w:r>
         <w:t xml:space="preserve"> Additional Code Samples</w:t>
       </w:r>
-      <w:bookmarkEnd w:id="98"/>
-      <w:bookmarkEnd w:id="99"/>
+      <w:bookmarkEnd w:id="106"/>
+      <w:bookmarkEnd w:id="107"/>
     </w:p>
     <w:p/>
     <w:p>
@@ -9130,8 +12409,8 @@
     <w:p>
       <w:pPr>
         <w:sectPr>
-          <w:headerReference w:type="default" r:id="rId37"/>
-          <w:footerReference w:type="default" r:id="rId38"/>
+          <w:headerReference w:type="default" r:id="rId42"/>
+          <w:footerReference w:type="default" r:id="rId43"/>
           <w:pgSz w:w="11906" w:h="16838"/>
           <w:pgMar w:top="1440" w:right="1440" w:bottom="1440" w:left="1440" w:header="708" w:footer="708" w:gutter="0"/>
           <w:pgNumType w:start="1" w:chapStyle="4"/>
@@ -9144,8 +12423,8 @@
       <w:pPr>
         <w:pStyle w:val="Heading1"/>
       </w:pPr>
-      <w:bookmarkStart w:id="100" w:name="_Toc212189699"/>
-      <w:bookmarkStart w:id="101" w:name="_Toc227004790"/>
+      <w:bookmarkStart w:id="108" w:name="_Toc212189699"/>
+      <w:bookmarkStart w:id="109" w:name="_Toc227010910"/>
       <w:r>
         <w:lastRenderedPageBreak/>
         <w:t xml:space="preserve">Appendix </w:t>
@@ -9156,8 +12435,8 @@
       <w:r>
         <w:t>:</w:t>
       </w:r>
-      <w:bookmarkEnd w:id="100"/>
-      <w:bookmarkEnd w:id="101"/>
+      <w:bookmarkEnd w:id="108"/>
+      <w:bookmarkEnd w:id="109"/>
       <w:r>
         <w:t xml:space="preserve"> </w:t>
       </w:r>
@@ -9173,8 +12452,8 @@
     <w:p/>
     <w:p/>
     <w:sectPr>
-      <w:headerReference w:type="default" r:id="rId39"/>
-      <w:footerReference w:type="default" r:id="rId40"/>
+      <w:headerReference w:type="default" r:id="rId44"/>
+      <w:footerReference w:type="default" r:id="rId45"/>
       <w:pgSz w:w="11906" w:h="16838"/>
       <w:pgMar w:top="1440" w:right="1440" w:bottom="1440" w:left="1440" w:header="708" w:footer="708" w:gutter="0"/>
       <w:pgNumType w:start="1"/>
@@ -10115,9 +13394,9 @@
 <file path=word/numbering.xml><?xml version="1.0" encoding="utf-8"?>
 <w:numbering xmlns:wpc="http://schemas.microsoft.com/office/word/2010/wordprocessingCanvas" xmlns:cx="http://schemas.microsoft.com/office/drawing/2014/chartex" xmlns:cx1="http://schemas.microsoft.com/office/drawing/2015/9/8/chartex" xmlns:cx2="http://schemas.microsoft.com/office/drawing/2015/10/21/chartex" xmlns:cx3="http://schemas.microsoft.com/office/drawing/2016/5/9/chartex" xmlns:cx4="http://schemas.microsoft.com/office/drawing/2016/5/10/chartex" xmlns:cx5="http://schemas.microsoft.com/office/drawing/2016/5/11/chartex" xmlns:cx6="http://schemas.microsoft.com/office/drawing/2016/5/12/chartex" xmlns:cx7="http://schemas.microsoft.com/office/drawing/2016/5/13/chartex" xmlns:cx8="http://schemas.microsoft.com/office/drawing/2016/5/14/chartex" xmlns:mc="http://schemas.openxmlformats.org/markup-compatibility/2006" xmlns:aink="http://schemas.microsoft.com/office/drawing/2016/ink" xmlns:am3d="http://schemas.microsoft.com/office/drawing/2017/model3d" xmlns:o="urn:schemas-microsoft-com:office:office" xmlns:oel="http://schemas.microsoft.com/office/2019/extlst" xmlns:r="http://schemas.openxmlformats.org/officeDocument/2006/relationships" xmlns:m="http://schemas.openxmlformats.org/officeDocument/2006/math" xmlns:v="urn:schemas-microsoft-com:vml" xmlns:wp14="http://schemas.microsoft.com/office/word/2010/wordprocessingDrawing" xmlns:wp="http://schemas.openxmlformats.org/drawingml/2006/wordprocessingDrawing" xmlns:w10="urn:schemas-microsoft-com:office:word" xmlns:w="http://schemas.openxmlformats.org/wordprocessingml/2006/main" xmlns:w14="http://schemas.microsoft.com/office/word/2010/wordml" xmlns:w15="http://schemas.microsoft.com/office/word/2012/wordml" xmlns:w16cex="http://schemas.microsoft.com/office/word/2018/wordml/cex" xmlns:w16cid="http://schemas.microsoft.com/office/word/2016/wordml/cid" xmlns:w16="http://schemas.microsoft.com/office/word/2018/wordml" xmlns:w16du="http://schemas.microsoft.com/office/word/2023/wordml/word16du" xmlns:w16sdtdh="http://schemas.microsoft.com/office/word/2020/wordml/sdtdatahash" xmlns:w16sdtfl="http://schemas.microsoft.com/office/word/2024/wordml/sdtformatlock" xmlns:w16se="http://schemas.microsoft.com/office/word/2015/wordml/symex" xmlns:wpg="http://schemas.microsoft.com/office/word/2010/wordprocessingGroup" xmlns:wpi="http://schemas.microsoft.com/office/word/2010/wordprocessingInk" xmlns:wne="http://schemas.microsoft.com/office/word/2006/wordml" xmlns:wps="http://schemas.microsoft.com/office/word/2010/wordprocessingShape" mc:Ignorable="w14 w15 w16se w16cid w16 w16cex w16sdtdh w16sdtfl w16du wp14">
   <w:abstractNum w:abstractNumId="0" w15:restartNumberingAfterBreak="0">
-    <w:nsid w:val="077D69D6"/>
+    <w:nsid w:val="03284C25"/>
     <w:multiLevelType w:val="hybridMultilevel"/>
-    <w:tmpl w:val="EA5A0082"/>
+    <w:tmpl w:val="F3AEE696"/>
     <w:lvl w:ilvl="0" w:tplc="18090001">
       <w:start w:val="1"/>
       <w:numFmt w:val="bullet"/>
@@ -10228,6 +13507,119 @@
     </w:lvl>
   </w:abstractNum>
   <w:abstractNum w:abstractNumId="1" w15:restartNumberingAfterBreak="0">
+    <w:nsid w:val="077D69D6"/>
+    <w:multiLevelType w:val="hybridMultilevel"/>
+    <w:tmpl w:val="EA5A0082"/>
+    <w:lvl w:ilvl="0" w:tplc="18090001">
+      <w:start w:val="1"/>
+      <w:numFmt w:val="bullet"/>
+      <w:lvlText w:val=""/>
+      <w:lvlJc w:val="left"/>
+      <w:pPr>
+        <w:ind w:left="720" w:hanging="360"/>
+      </w:pPr>
+      <w:rPr>
+        <w:rFonts w:ascii="Symbol" w:hAnsi="Symbol" w:hint="default"/>
+      </w:rPr>
+    </w:lvl>
+    <w:lvl w:ilvl="1" w:tplc="18090003" w:tentative="1">
+      <w:start w:val="1"/>
+      <w:numFmt w:val="bullet"/>
+      <w:lvlText w:val="o"/>
+      <w:lvlJc w:val="left"/>
+      <w:pPr>
+        <w:ind w:left="1440" w:hanging="360"/>
+      </w:pPr>
+      <w:rPr>
+        <w:rFonts w:ascii="Courier New" w:hAnsi="Courier New" w:cs="Courier New" w:hint="default"/>
+      </w:rPr>
+    </w:lvl>
+    <w:lvl w:ilvl="2" w:tplc="18090005" w:tentative="1">
+      <w:start w:val="1"/>
+      <w:numFmt w:val="bullet"/>
+      <w:lvlText w:val=""/>
+      <w:lvlJc w:val="left"/>
+      <w:pPr>
+        <w:ind w:left="2160" w:hanging="360"/>
+      </w:pPr>
+      <w:rPr>
+        <w:rFonts w:ascii="Wingdings" w:hAnsi="Wingdings" w:hint="default"/>
+      </w:rPr>
+    </w:lvl>
+    <w:lvl w:ilvl="3" w:tplc="18090001" w:tentative="1">
+      <w:start w:val="1"/>
+      <w:numFmt w:val="bullet"/>
+      <w:lvlText w:val=""/>
+      <w:lvlJc w:val="left"/>
+      <w:pPr>
+        <w:ind w:left="2880" w:hanging="360"/>
+      </w:pPr>
+      <w:rPr>
+        <w:rFonts w:ascii="Symbol" w:hAnsi="Symbol" w:hint="default"/>
+      </w:rPr>
+    </w:lvl>
+    <w:lvl w:ilvl="4" w:tplc="18090003" w:tentative="1">
+      <w:start w:val="1"/>
+      <w:numFmt w:val="bullet"/>
+      <w:lvlText w:val="o"/>
+      <w:lvlJc w:val="left"/>
+      <w:pPr>
+        <w:ind w:left="3600" w:hanging="360"/>
+      </w:pPr>
+      <w:rPr>
+        <w:rFonts w:ascii="Courier New" w:hAnsi="Courier New" w:cs="Courier New" w:hint="default"/>
+      </w:rPr>
+    </w:lvl>
+    <w:lvl w:ilvl="5" w:tplc="18090005" w:tentative="1">
+      <w:start w:val="1"/>
+      <w:numFmt w:val="bullet"/>
+      <w:lvlText w:val=""/>
+      <w:lvlJc w:val="left"/>
+      <w:pPr>
+        <w:ind w:left="4320" w:hanging="360"/>
+      </w:pPr>
+      <w:rPr>
+        <w:rFonts w:ascii="Wingdings" w:hAnsi="Wingdings" w:hint="default"/>
+      </w:rPr>
+    </w:lvl>
+    <w:lvl w:ilvl="6" w:tplc="18090001" w:tentative="1">
+      <w:start w:val="1"/>
+      <w:numFmt w:val="bullet"/>
+      <w:lvlText w:val=""/>
+      <w:lvlJc w:val="left"/>
+      <w:pPr>
+        <w:ind w:left="5040" w:hanging="360"/>
+      </w:pPr>
+      <w:rPr>
+        <w:rFonts w:ascii="Symbol" w:hAnsi="Symbol" w:hint="default"/>
+      </w:rPr>
+    </w:lvl>
+    <w:lvl w:ilvl="7" w:tplc="18090003" w:tentative="1">
+      <w:start w:val="1"/>
+      <w:numFmt w:val="bullet"/>
+      <w:lvlText w:val="o"/>
+      <w:lvlJc w:val="left"/>
+      <w:pPr>
+        <w:ind w:left="5760" w:hanging="360"/>
+      </w:pPr>
+      <w:rPr>
+        <w:rFonts w:ascii="Courier New" w:hAnsi="Courier New" w:cs="Courier New" w:hint="default"/>
+      </w:rPr>
+    </w:lvl>
+    <w:lvl w:ilvl="8" w:tplc="18090005" w:tentative="1">
+      <w:start w:val="1"/>
+      <w:numFmt w:val="bullet"/>
+      <w:lvlText w:val=""/>
+      <w:lvlJc w:val="left"/>
+      <w:pPr>
+        <w:ind w:left="6480" w:hanging="360"/>
+      </w:pPr>
+      <w:rPr>
+        <w:rFonts w:ascii="Wingdings" w:hAnsi="Wingdings" w:hint="default"/>
+      </w:rPr>
+    </w:lvl>
+  </w:abstractNum>
+  <w:abstractNum w:abstractNumId="2" w15:restartNumberingAfterBreak="0">
     <w:nsid w:val="0AEE0160"/>
     <w:multiLevelType w:val="hybridMultilevel"/>
     <w:tmpl w:val="DF626440"/>
@@ -10340,10 +13732,276 @@
       </w:rPr>
     </w:lvl>
   </w:abstractNum>
-  <w:abstractNum w:abstractNumId="2" w15:restartNumberingAfterBreak="0">
-    <w:nsid w:val="476F3D17"/>
+  <w:abstractNum w:abstractNumId="3" w15:restartNumberingAfterBreak="0">
+    <w:nsid w:val="12156DA4"/>
+    <w:multiLevelType w:val="multilevel"/>
+    <w:tmpl w:val="0F185178"/>
+    <w:lvl w:ilvl="0">
+      <w:start w:val="1"/>
+      <w:numFmt w:val="bullet"/>
+      <w:lvlText w:val=""/>
+      <w:lvlJc w:val="left"/>
+      <w:pPr>
+        <w:tabs>
+          <w:tab w:val="num" w:pos="720"/>
+        </w:tabs>
+        <w:ind w:left="720" w:hanging="360"/>
+      </w:pPr>
+      <w:rPr>
+        <w:rFonts w:ascii="Symbol" w:hAnsi="Symbol" w:hint="default"/>
+        <w:sz w:val="20"/>
+      </w:rPr>
+    </w:lvl>
+    <w:lvl w:ilvl="1" w:tentative="1">
+      <w:start w:val="1"/>
+      <w:numFmt w:val="bullet"/>
+      <w:lvlText w:val=""/>
+      <w:lvlJc w:val="left"/>
+      <w:pPr>
+        <w:tabs>
+          <w:tab w:val="num" w:pos="1440"/>
+        </w:tabs>
+        <w:ind w:left="1440" w:hanging="360"/>
+      </w:pPr>
+      <w:rPr>
+        <w:rFonts w:ascii="Symbol" w:hAnsi="Symbol" w:hint="default"/>
+        <w:sz w:val="20"/>
+      </w:rPr>
+    </w:lvl>
+    <w:lvl w:ilvl="2" w:tentative="1">
+      <w:start w:val="1"/>
+      <w:numFmt w:val="bullet"/>
+      <w:lvlText w:val=""/>
+      <w:lvlJc w:val="left"/>
+      <w:pPr>
+        <w:tabs>
+          <w:tab w:val="num" w:pos="2160"/>
+        </w:tabs>
+        <w:ind w:left="2160" w:hanging="360"/>
+      </w:pPr>
+      <w:rPr>
+        <w:rFonts w:ascii="Symbol" w:hAnsi="Symbol" w:hint="default"/>
+        <w:sz w:val="20"/>
+      </w:rPr>
+    </w:lvl>
+    <w:lvl w:ilvl="3" w:tentative="1">
+      <w:start w:val="1"/>
+      <w:numFmt w:val="bullet"/>
+      <w:lvlText w:val=""/>
+      <w:lvlJc w:val="left"/>
+      <w:pPr>
+        <w:tabs>
+          <w:tab w:val="num" w:pos="2880"/>
+        </w:tabs>
+        <w:ind w:left="2880" w:hanging="360"/>
+      </w:pPr>
+      <w:rPr>
+        <w:rFonts w:ascii="Symbol" w:hAnsi="Symbol" w:hint="default"/>
+        <w:sz w:val="20"/>
+      </w:rPr>
+    </w:lvl>
+    <w:lvl w:ilvl="4" w:tentative="1">
+      <w:start w:val="1"/>
+      <w:numFmt w:val="bullet"/>
+      <w:lvlText w:val=""/>
+      <w:lvlJc w:val="left"/>
+      <w:pPr>
+        <w:tabs>
+          <w:tab w:val="num" w:pos="3600"/>
+        </w:tabs>
+        <w:ind w:left="3600" w:hanging="360"/>
+      </w:pPr>
+      <w:rPr>
+        <w:rFonts w:ascii="Symbol" w:hAnsi="Symbol" w:hint="default"/>
+        <w:sz w:val="20"/>
+      </w:rPr>
+    </w:lvl>
+    <w:lvl w:ilvl="5" w:tentative="1">
+      <w:start w:val="1"/>
+      <w:numFmt w:val="bullet"/>
+      <w:lvlText w:val=""/>
+      <w:lvlJc w:val="left"/>
+      <w:pPr>
+        <w:tabs>
+          <w:tab w:val="num" w:pos="4320"/>
+        </w:tabs>
+        <w:ind w:left="4320" w:hanging="360"/>
+      </w:pPr>
+      <w:rPr>
+        <w:rFonts w:ascii="Symbol" w:hAnsi="Symbol" w:hint="default"/>
+        <w:sz w:val="20"/>
+      </w:rPr>
+    </w:lvl>
+    <w:lvl w:ilvl="6" w:tentative="1">
+      <w:start w:val="1"/>
+      <w:numFmt w:val="bullet"/>
+      <w:lvlText w:val=""/>
+      <w:lvlJc w:val="left"/>
+      <w:pPr>
+        <w:tabs>
+          <w:tab w:val="num" w:pos="5040"/>
+        </w:tabs>
+        <w:ind w:left="5040" w:hanging="360"/>
+      </w:pPr>
+      <w:rPr>
+        <w:rFonts w:ascii="Symbol" w:hAnsi="Symbol" w:hint="default"/>
+        <w:sz w:val="20"/>
+      </w:rPr>
+    </w:lvl>
+    <w:lvl w:ilvl="7" w:tentative="1">
+      <w:start w:val="1"/>
+      <w:numFmt w:val="bullet"/>
+      <w:lvlText w:val=""/>
+      <w:lvlJc w:val="left"/>
+      <w:pPr>
+        <w:tabs>
+          <w:tab w:val="num" w:pos="5760"/>
+        </w:tabs>
+        <w:ind w:left="5760" w:hanging="360"/>
+      </w:pPr>
+      <w:rPr>
+        <w:rFonts w:ascii="Symbol" w:hAnsi="Symbol" w:hint="default"/>
+        <w:sz w:val="20"/>
+      </w:rPr>
+    </w:lvl>
+    <w:lvl w:ilvl="8" w:tentative="1">
+      <w:start w:val="1"/>
+      <w:numFmt w:val="bullet"/>
+      <w:lvlText w:val=""/>
+      <w:lvlJc w:val="left"/>
+      <w:pPr>
+        <w:tabs>
+          <w:tab w:val="num" w:pos="6480"/>
+        </w:tabs>
+        <w:ind w:left="6480" w:hanging="360"/>
+      </w:pPr>
+      <w:rPr>
+        <w:rFonts w:ascii="Symbol" w:hAnsi="Symbol" w:hint="default"/>
+        <w:sz w:val="20"/>
+      </w:rPr>
+    </w:lvl>
+  </w:abstractNum>
+  <w:abstractNum w:abstractNumId="4" w15:restartNumberingAfterBreak="0">
+    <w:nsid w:val="13920D9C"/>
+    <w:multiLevelType w:val="multilevel"/>
+    <w:tmpl w:val="7270CE8C"/>
+    <w:lvl w:ilvl="0">
+      <w:start w:val="1"/>
+      <w:numFmt w:val="decimal"/>
+      <w:lvlText w:val="%1."/>
+      <w:lvlJc w:val="left"/>
+      <w:pPr>
+        <w:tabs>
+          <w:tab w:val="num" w:pos="720"/>
+        </w:tabs>
+        <w:ind w:left="720" w:hanging="360"/>
+      </w:pPr>
+    </w:lvl>
+    <w:lvl w:ilvl="1">
+      <w:start w:val="1"/>
+      <w:numFmt w:val="bullet"/>
+      <w:lvlText w:val=""/>
+      <w:lvlJc w:val="left"/>
+      <w:pPr>
+        <w:tabs>
+          <w:tab w:val="num" w:pos="1440"/>
+        </w:tabs>
+        <w:ind w:left="1440" w:hanging="360"/>
+      </w:pPr>
+      <w:rPr>
+        <w:rFonts w:ascii="Symbol" w:hAnsi="Symbol" w:hint="default"/>
+        <w:sz w:val="20"/>
+      </w:rPr>
+    </w:lvl>
+    <w:lvl w:ilvl="2" w:tentative="1">
+      <w:start w:val="1"/>
+      <w:numFmt w:val="decimal"/>
+      <w:lvlText w:val="%3."/>
+      <w:lvlJc w:val="left"/>
+      <w:pPr>
+        <w:tabs>
+          <w:tab w:val="num" w:pos="2160"/>
+        </w:tabs>
+        <w:ind w:left="2160" w:hanging="360"/>
+      </w:pPr>
+    </w:lvl>
+    <w:lvl w:ilvl="3" w:tentative="1">
+      <w:start w:val="1"/>
+      <w:numFmt w:val="decimal"/>
+      <w:lvlText w:val="%4."/>
+      <w:lvlJc w:val="left"/>
+      <w:pPr>
+        <w:tabs>
+          <w:tab w:val="num" w:pos="2880"/>
+        </w:tabs>
+        <w:ind w:left="2880" w:hanging="360"/>
+      </w:pPr>
+    </w:lvl>
+    <w:lvl w:ilvl="4" w:tentative="1">
+      <w:start w:val="1"/>
+      <w:numFmt w:val="decimal"/>
+      <w:lvlText w:val="%5."/>
+      <w:lvlJc w:val="left"/>
+      <w:pPr>
+        <w:tabs>
+          <w:tab w:val="num" w:pos="3600"/>
+        </w:tabs>
+        <w:ind w:left="3600" w:hanging="360"/>
+      </w:pPr>
+    </w:lvl>
+    <w:lvl w:ilvl="5" w:tentative="1">
+      <w:start w:val="1"/>
+      <w:numFmt w:val="decimal"/>
+      <w:lvlText w:val="%6."/>
+      <w:lvlJc w:val="left"/>
+      <w:pPr>
+        <w:tabs>
+          <w:tab w:val="num" w:pos="4320"/>
+        </w:tabs>
+        <w:ind w:left="4320" w:hanging="360"/>
+      </w:pPr>
+    </w:lvl>
+    <w:lvl w:ilvl="6" w:tentative="1">
+      <w:start w:val="1"/>
+      <w:numFmt w:val="decimal"/>
+      <w:lvlText w:val="%7."/>
+      <w:lvlJc w:val="left"/>
+      <w:pPr>
+        <w:tabs>
+          <w:tab w:val="num" w:pos="5040"/>
+        </w:tabs>
+        <w:ind w:left="5040" w:hanging="360"/>
+      </w:pPr>
+    </w:lvl>
+    <w:lvl w:ilvl="7" w:tentative="1">
+      <w:start w:val="1"/>
+      <w:numFmt w:val="decimal"/>
+      <w:lvlText w:val="%8."/>
+      <w:lvlJc w:val="left"/>
+      <w:pPr>
+        <w:tabs>
+          <w:tab w:val="num" w:pos="5760"/>
+        </w:tabs>
+        <w:ind w:left="5760" w:hanging="360"/>
+      </w:pPr>
+    </w:lvl>
+    <w:lvl w:ilvl="8" w:tentative="1">
+      <w:start w:val="1"/>
+      <w:numFmt w:val="decimal"/>
+      <w:lvlText w:val="%9."/>
+      <w:lvlJc w:val="left"/>
+      <w:pPr>
+        <w:tabs>
+          <w:tab w:val="num" w:pos="6480"/>
+        </w:tabs>
+        <w:ind w:left="6480" w:hanging="360"/>
+      </w:pPr>
+    </w:lvl>
+  </w:abstractNum>
+  <w:abstractNum w:abstractNumId="5" w15:restartNumberingAfterBreak="0">
+    <w:nsid w:val="2037061A"/>
     <w:multiLevelType w:val="hybridMultilevel"/>
-    <w:tmpl w:val="7D522322"/>
+    <w:tmpl w:val="88302C6C"/>
     <w:lvl w:ilvl="0" w:tplc="18090001">
       <w:start w:val="1"/>
       <w:numFmt w:val="bullet"/>
@@ -10453,7 +14111,346 @@
       </w:rPr>
     </w:lvl>
   </w:abstractNum>
-  <w:abstractNum w:abstractNumId="3" w15:restartNumberingAfterBreak="0">
+  <w:abstractNum w:abstractNumId="6" w15:restartNumberingAfterBreak="0">
+    <w:nsid w:val="3DE9613E"/>
+    <w:multiLevelType w:val="hybridMultilevel"/>
+    <w:tmpl w:val="9F60B850"/>
+    <w:lvl w:ilvl="0" w:tplc="18090001">
+      <w:start w:val="1"/>
+      <w:numFmt w:val="bullet"/>
+      <w:lvlText w:val=""/>
+      <w:lvlJc w:val="left"/>
+      <w:pPr>
+        <w:ind w:left="720" w:hanging="360"/>
+      </w:pPr>
+      <w:rPr>
+        <w:rFonts w:ascii="Symbol" w:hAnsi="Symbol" w:hint="default"/>
+      </w:rPr>
+    </w:lvl>
+    <w:lvl w:ilvl="1" w:tplc="18090003" w:tentative="1">
+      <w:start w:val="1"/>
+      <w:numFmt w:val="bullet"/>
+      <w:lvlText w:val="o"/>
+      <w:lvlJc w:val="left"/>
+      <w:pPr>
+        <w:ind w:left="1440" w:hanging="360"/>
+      </w:pPr>
+      <w:rPr>
+        <w:rFonts w:ascii="Courier New" w:hAnsi="Courier New" w:cs="Courier New" w:hint="default"/>
+      </w:rPr>
+    </w:lvl>
+    <w:lvl w:ilvl="2" w:tplc="18090005" w:tentative="1">
+      <w:start w:val="1"/>
+      <w:numFmt w:val="bullet"/>
+      <w:lvlText w:val=""/>
+      <w:lvlJc w:val="left"/>
+      <w:pPr>
+        <w:ind w:left="2160" w:hanging="360"/>
+      </w:pPr>
+      <w:rPr>
+        <w:rFonts w:ascii="Wingdings" w:hAnsi="Wingdings" w:hint="default"/>
+      </w:rPr>
+    </w:lvl>
+    <w:lvl w:ilvl="3" w:tplc="18090001" w:tentative="1">
+      <w:start w:val="1"/>
+      <w:numFmt w:val="bullet"/>
+      <w:lvlText w:val=""/>
+      <w:lvlJc w:val="left"/>
+      <w:pPr>
+        <w:ind w:left="2880" w:hanging="360"/>
+      </w:pPr>
+      <w:rPr>
+        <w:rFonts w:ascii="Symbol" w:hAnsi="Symbol" w:hint="default"/>
+      </w:rPr>
+    </w:lvl>
+    <w:lvl w:ilvl="4" w:tplc="18090003" w:tentative="1">
+      <w:start w:val="1"/>
+      <w:numFmt w:val="bullet"/>
+      <w:lvlText w:val="o"/>
+      <w:lvlJc w:val="left"/>
+      <w:pPr>
+        <w:ind w:left="3600" w:hanging="360"/>
+      </w:pPr>
+      <w:rPr>
+        <w:rFonts w:ascii="Courier New" w:hAnsi="Courier New" w:cs="Courier New" w:hint="default"/>
+      </w:rPr>
+    </w:lvl>
+    <w:lvl w:ilvl="5" w:tplc="18090005" w:tentative="1">
+      <w:start w:val="1"/>
+      <w:numFmt w:val="bullet"/>
+      <w:lvlText w:val=""/>
+      <w:lvlJc w:val="left"/>
+      <w:pPr>
+        <w:ind w:left="4320" w:hanging="360"/>
+      </w:pPr>
+      <w:rPr>
+        <w:rFonts w:ascii="Wingdings" w:hAnsi="Wingdings" w:hint="default"/>
+      </w:rPr>
+    </w:lvl>
+    <w:lvl w:ilvl="6" w:tplc="18090001" w:tentative="1">
+      <w:start w:val="1"/>
+      <w:numFmt w:val="bullet"/>
+      <w:lvlText w:val=""/>
+      <w:lvlJc w:val="left"/>
+      <w:pPr>
+        <w:ind w:left="5040" w:hanging="360"/>
+      </w:pPr>
+      <w:rPr>
+        <w:rFonts w:ascii="Symbol" w:hAnsi="Symbol" w:hint="default"/>
+      </w:rPr>
+    </w:lvl>
+    <w:lvl w:ilvl="7" w:tplc="18090003" w:tentative="1">
+      <w:start w:val="1"/>
+      <w:numFmt w:val="bullet"/>
+      <w:lvlText w:val="o"/>
+      <w:lvlJc w:val="left"/>
+      <w:pPr>
+        <w:ind w:left="5760" w:hanging="360"/>
+      </w:pPr>
+      <w:rPr>
+        <w:rFonts w:ascii="Courier New" w:hAnsi="Courier New" w:cs="Courier New" w:hint="default"/>
+      </w:rPr>
+    </w:lvl>
+    <w:lvl w:ilvl="8" w:tplc="18090005" w:tentative="1">
+      <w:start w:val="1"/>
+      <w:numFmt w:val="bullet"/>
+      <w:lvlText w:val=""/>
+      <w:lvlJc w:val="left"/>
+      <w:pPr>
+        <w:ind w:left="6480" w:hanging="360"/>
+      </w:pPr>
+      <w:rPr>
+        <w:rFonts w:ascii="Wingdings" w:hAnsi="Wingdings" w:hint="default"/>
+      </w:rPr>
+    </w:lvl>
+  </w:abstractNum>
+  <w:abstractNum w:abstractNumId="7" w15:restartNumberingAfterBreak="0">
+    <w:nsid w:val="424C24C0"/>
+    <w:multiLevelType w:val="hybridMultilevel"/>
+    <w:tmpl w:val="16644726"/>
+    <w:lvl w:ilvl="0" w:tplc="18090001">
+      <w:start w:val="1"/>
+      <w:numFmt w:val="bullet"/>
+      <w:lvlText w:val=""/>
+      <w:lvlJc w:val="left"/>
+      <w:pPr>
+        <w:ind w:left="720" w:hanging="360"/>
+      </w:pPr>
+      <w:rPr>
+        <w:rFonts w:ascii="Symbol" w:hAnsi="Symbol" w:hint="default"/>
+      </w:rPr>
+    </w:lvl>
+    <w:lvl w:ilvl="1" w:tplc="18090003" w:tentative="1">
+      <w:start w:val="1"/>
+      <w:numFmt w:val="bullet"/>
+      <w:lvlText w:val="o"/>
+      <w:lvlJc w:val="left"/>
+      <w:pPr>
+        <w:ind w:left="1440" w:hanging="360"/>
+      </w:pPr>
+      <w:rPr>
+        <w:rFonts w:ascii="Courier New" w:hAnsi="Courier New" w:cs="Courier New" w:hint="default"/>
+      </w:rPr>
+    </w:lvl>
+    <w:lvl w:ilvl="2" w:tplc="18090005" w:tentative="1">
+      <w:start w:val="1"/>
+      <w:numFmt w:val="bullet"/>
+      <w:lvlText w:val=""/>
+      <w:lvlJc w:val="left"/>
+      <w:pPr>
+        <w:ind w:left="2160" w:hanging="360"/>
+      </w:pPr>
+      <w:rPr>
+        <w:rFonts w:ascii="Wingdings" w:hAnsi="Wingdings" w:hint="default"/>
+      </w:rPr>
+    </w:lvl>
+    <w:lvl w:ilvl="3" w:tplc="18090001" w:tentative="1">
+      <w:start w:val="1"/>
+      <w:numFmt w:val="bullet"/>
+      <w:lvlText w:val=""/>
+      <w:lvlJc w:val="left"/>
+      <w:pPr>
+        <w:ind w:left="2880" w:hanging="360"/>
+      </w:pPr>
+      <w:rPr>
+        <w:rFonts w:ascii="Symbol" w:hAnsi="Symbol" w:hint="default"/>
+      </w:rPr>
+    </w:lvl>
+    <w:lvl w:ilvl="4" w:tplc="18090003" w:tentative="1">
+      <w:start w:val="1"/>
+      <w:numFmt w:val="bullet"/>
+      <w:lvlText w:val="o"/>
+      <w:lvlJc w:val="left"/>
+      <w:pPr>
+        <w:ind w:left="3600" w:hanging="360"/>
+      </w:pPr>
+      <w:rPr>
+        <w:rFonts w:ascii="Courier New" w:hAnsi="Courier New" w:cs="Courier New" w:hint="default"/>
+      </w:rPr>
+    </w:lvl>
+    <w:lvl w:ilvl="5" w:tplc="18090005" w:tentative="1">
+      <w:start w:val="1"/>
+      <w:numFmt w:val="bullet"/>
+      <w:lvlText w:val=""/>
+      <w:lvlJc w:val="left"/>
+      <w:pPr>
+        <w:ind w:left="4320" w:hanging="360"/>
+      </w:pPr>
+      <w:rPr>
+        <w:rFonts w:ascii="Wingdings" w:hAnsi="Wingdings" w:hint="default"/>
+      </w:rPr>
+    </w:lvl>
+    <w:lvl w:ilvl="6" w:tplc="18090001" w:tentative="1">
+      <w:start w:val="1"/>
+      <w:numFmt w:val="bullet"/>
+      <w:lvlText w:val=""/>
+      <w:lvlJc w:val="left"/>
+      <w:pPr>
+        <w:ind w:left="5040" w:hanging="360"/>
+      </w:pPr>
+      <w:rPr>
+        <w:rFonts w:ascii="Symbol" w:hAnsi="Symbol" w:hint="default"/>
+      </w:rPr>
+    </w:lvl>
+    <w:lvl w:ilvl="7" w:tplc="18090003" w:tentative="1">
+      <w:start w:val="1"/>
+      <w:numFmt w:val="bullet"/>
+      <w:lvlText w:val="o"/>
+      <w:lvlJc w:val="left"/>
+      <w:pPr>
+        <w:ind w:left="5760" w:hanging="360"/>
+      </w:pPr>
+      <w:rPr>
+        <w:rFonts w:ascii="Courier New" w:hAnsi="Courier New" w:cs="Courier New" w:hint="default"/>
+      </w:rPr>
+    </w:lvl>
+    <w:lvl w:ilvl="8" w:tplc="18090005" w:tentative="1">
+      <w:start w:val="1"/>
+      <w:numFmt w:val="bullet"/>
+      <w:lvlText w:val=""/>
+      <w:lvlJc w:val="left"/>
+      <w:pPr>
+        <w:ind w:left="6480" w:hanging="360"/>
+      </w:pPr>
+      <w:rPr>
+        <w:rFonts w:ascii="Wingdings" w:hAnsi="Wingdings" w:hint="default"/>
+      </w:rPr>
+    </w:lvl>
+  </w:abstractNum>
+  <w:abstractNum w:abstractNumId="8" w15:restartNumberingAfterBreak="0">
+    <w:nsid w:val="476F3D17"/>
+    <w:multiLevelType w:val="hybridMultilevel"/>
+    <w:tmpl w:val="7D522322"/>
+    <w:lvl w:ilvl="0" w:tplc="18090001">
+      <w:start w:val="1"/>
+      <w:numFmt w:val="bullet"/>
+      <w:lvlText w:val=""/>
+      <w:lvlJc w:val="left"/>
+      <w:pPr>
+        <w:ind w:left="720" w:hanging="360"/>
+      </w:pPr>
+      <w:rPr>
+        <w:rFonts w:ascii="Symbol" w:hAnsi="Symbol" w:hint="default"/>
+      </w:rPr>
+    </w:lvl>
+    <w:lvl w:ilvl="1" w:tplc="18090003" w:tentative="1">
+      <w:start w:val="1"/>
+      <w:numFmt w:val="bullet"/>
+      <w:lvlText w:val="o"/>
+      <w:lvlJc w:val="left"/>
+      <w:pPr>
+        <w:ind w:left="1440" w:hanging="360"/>
+      </w:pPr>
+      <w:rPr>
+        <w:rFonts w:ascii="Courier New" w:hAnsi="Courier New" w:cs="Courier New" w:hint="default"/>
+      </w:rPr>
+    </w:lvl>
+    <w:lvl w:ilvl="2" w:tplc="18090005" w:tentative="1">
+      <w:start w:val="1"/>
+      <w:numFmt w:val="bullet"/>
+      <w:lvlText w:val=""/>
+      <w:lvlJc w:val="left"/>
+      <w:pPr>
+        <w:ind w:left="2160" w:hanging="360"/>
+      </w:pPr>
+      <w:rPr>
+        <w:rFonts w:ascii="Wingdings" w:hAnsi="Wingdings" w:hint="default"/>
+      </w:rPr>
+    </w:lvl>
+    <w:lvl w:ilvl="3" w:tplc="18090001" w:tentative="1">
+      <w:start w:val="1"/>
+      <w:numFmt w:val="bullet"/>
+      <w:lvlText w:val=""/>
+      <w:lvlJc w:val="left"/>
+      <w:pPr>
+        <w:ind w:left="2880" w:hanging="360"/>
+      </w:pPr>
+      <w:rPr>
+        <w:rFonts w:ascii="Symbol" w:hAnsi="Symbol" w:hint="default"/>
+      </w:rPr>
+    </w:lvl>
+    <w:lvl w:ilvl="4" w:tplc="18090003" w:tentative="1">
+      <w:start w:val="1"/>
+      <w:numFmt w:val="bullet"/>
+      <w:lvlText w:val="o"/>
+      <w:lvlJc w:val="left"/>
+      <w:pPr>
+        <w:ind w:left="3600" w:hanging="360"/>
+      </w:pPr>
+      <w:rPr>
+        <w:rFonts w:ascii="Courier New" w:hAnsi="Courier New" w:cs="Courier New" w:hint="default"/>
+      </w:rPr>
+    </w:lvl>
+    <w:lvl w:ilvl="5" w:tplc="18090005" w:tentative="1">
+      <w:start w:val="1"/>
+      <w:numFmt w:val="bullet"/>
+      <w:lvlText w:val=""/>
+      <w:lvlJc w:val="left"/>
+      <w:pPr>
+        <w:ind w:left="4320" w:hanging="360"/>
+      </w:pPr>
+      <w:rPr>
+        <w:rFonts w:ascii="Wingdings" w:hAnsi="Wingdings" w:hint="default"/>
+      </w:rPr>
+    </w:lvl>
+    <w:lvl w:ilvl="6" w:tplc="18090001" w:tentative="1">
+      <w:start w:val="1"/>
+      <w:numFmt w:val="bullet"/>
+      <w:lvlText w:val=""/>
+      <w:lvlJc w:val="left"/>
+      <w:pPr>
+        <w:ind w:left="5040" w:hanging="360"/>
+      </w:pPr>
+      <w:rPr>
+        <w:rFonts w:ascii="Symbol" w:hAnsi="Symbol" w:hint="default"/>
+      </w:rPr>
+    </w:lvl>
+    <w:lvl w:ilvl="7" w:tplc="18090003" w:tentative="1">
+      <w:start w:val="1"/>
+      <w:numFmt w:val="bullet"/>
+      <w:lvlText w:val="o"/>
+      <w:lvlJc w:val="left"/>
+      <w:pPr>
+        <w:ind w:left="5760" w:hanging="360"/>
+      </w:pPr>
+      <w:rPr>
+        <w:rFonts w:ascii="Courier New" w:hAnsi="Courier New" w:cs="Courier New" w:hint="default"/>
+      </w:rPr>
+    </w:lvl>
+    <w:lvl w:ilvl="8" w:tplc="18090005" w:tentative="1">
+      <w:start w:val="1"/>
+      <w:numFmt w:val="bullet"/>
+      <w:lvlText w:val=""/>
+      <w:lvlJc w:val="left"/>
+      <w:pPr>
+        <w:ind w:left="6480" w:hanging="360"/>
+      </w:pPr>
+      <w:rPr>
+        <w:rFonts w:ascii="Wingdings" w:hAnsi="Wingdings" w:hint="default"/>
+      </w:rPr>
+    </w:lvl>
+  </w:abstractNum>
+  <w:abstractNum w:abstractNumId="9" w15:restartNumberingAfterBreak="0">
     <w:nsid w:val="59641646"/>
     <w:multiLevelType w:val="multilevel"/>
     <w:tmpl w:val="F7C2809C"/>
@@ -10566,7 +14563,7 @@
       </w:rPr>
     </w:lvl>
   </w:abstractNum>
-  <w:abstractNum w:abstractNumId="4" w15:restartNumberingAfterBreak="0">
+  <w:abstractNum w:abstractNumId="10" w15:restartNumberingAfterBreak="0">
     <w:nsid w:val="61705EF2"/>
     <w:multiLevelType w:val="hybridMultilevel"/>
     <w:tmpl w:val="F19C91BC"/>
@@ -10655,7 +14652,7 @@
       </w:pPr>
     </w:lvl>
   </w:abstractNum>
-  <w:abstractNum w:abstractNumId="5" w15:restartNumberingAfterBreak="0">
+  <w:abstractNum w:abstractNumId="11" w15:restartNumberingAfterBreak="0">
     <w:nsid w:val="7929721D"/>
     <w:multiLevelType w:val="hybridMultilevel"/>
     <w:tmpl w:val="11F08486"/>
@@ -10769,22 +14766,40 @@
     </w:lvl>
   </w:abstractNum>
   <w:num w:numId="1" w16cid:durableId="195002169">
+    <w:abstractNumId w:val="9"/>
+  </w:num>
+  <w:num w:numId="2" w16cid:durableId="1091705205">
+    <w:abstractNumId w:val="1"/>
+  </w:num>
+  <w:num w:numId="3" w16cid:durableId="791629332">
+    <w:abstractNumId w:val="2"/>
+  </w:num>
+  <w:num w:numId="4" w16cid:durableId="1717008181">
+    <w:abstractNumId w:val="10"/>
+  </w:num>
+  <w:num w:numId="5" w16cid:durableId="1998997823">
+    <w:abstractNumId w:val="8"/>
+  </w:num>
+  <w:num w:numId="6" w16cid:durableId="837306315">
+    <w:abstractNumId w:val="11"/>
+  </w:num>
+  <w:num w:numId="7" w16cid:durableId="154762596">
+    <w:abstractNumId w:val="7"/>
+  </w:num>
+  <w:num w:numId="8" w16cid:durableId="1873492898">
+    <w:abstractNumId w:val="0"/>
+  </w:num>
+  <w:num w:numId="9" w16cid:durableId="2006739906">
     <w:abstractNumId w:val="3"/>
   </w:num>
-  <w:num w:numId="2" w16cid:durableId="1091705205">
-    <w:abstractNumId w:val="0"/>
+  <w:num w:numId="10" w16cid:durableId="437529623">
+    <w:abstractNumId w:val="5"/>
   </w:num>
-  <w:num w:numId="3" w16cid:durableId="791629332">
-    <w:abstractNumId w:val="1"/>
-  </w:num>
-  <w:num w:numId="4" w16cid:durableId="1717008181">
+  <w:num w:numId="11" w16cid:durableId="832642688">
     <w:abstractNumId w:val="4"/>
   </w:num>
-  <w:num w:numId="5" w16cid:durableId="1998997823">
-    <w:abstractNumId w:val="2"/>
-  </w:num>
-  <w:num w:numId="6" w16cid:durableId="837306315">
-    <w:abstractNumId w:val="5"/>
+  <w:num w:numId="12" w16cid:durableId="87505187">
+    <w:abstractNumId w:val="6"/>
   </w:num>
 </w:numbering>
 </file>
@@ -11529,11 +15544,17 @@
     <w:autoRedefine/>
     <w:uiPriority w:val="39"/>
     <w:unhideWhenUsed/>
-    <w:rsid w:val="0009707D"/>
+    <w:rsid w:val="000B48A9"/>
     <w:pPr>
+      <w:tabs>
+        <w:tab w:val="right" w:leader="dot" w:pos="9010"/>
+      </w:tabs>
       <w:spacing w:after="100"/>
       <w:ind w:left="440"/>
     </w:pPr>
+    <w:rPr>
+      <w:noProof/>
+    </w:rPr>
   </w:style>
   <w:style w:type="character" w:styleId="UnresolvedMention">
     <w:name w:val="Unresolved Mention"/>

--- a/FYP Reports/Final Report Template 2025 V1 - C22386123.docx
+++ b/FYP Reports/Final Report Template 2025 V1 - C22386123.docx
@@ -384,7 +384,7 @@
       <w:pPr>
         <w:pStyle w:val="Heading1"/>
       </w:pPr>
-      <w:bookmarkStart w:id="0" w:name="_Toc227010829"/>
+      <w:bookmarkStart w:id="0" w:name="_Toc227067060"/>
       <w:r>
         <w:lastRenderedPageBreak/>
         <w:t>Abstract</w:t>
@@ -435,7 +435,7 @@
       <w:r>
         <w:br w:type="page"/>
       </w:r>
-      <w:bookmarkStart w:id="1" w:name="_Toc227010830"/>
+      <w:bookmarkStart w:id="1" w:name="_Toc227067061"/>
       <w:r>
         <w:lastRenderedPageBreak/>
         <w:t>Declaration</w:t>
@@ -634,7 +634,7 @@
       <w:pPr>
         <w:pStyle w:val="Heading1"/>
       </w:pPr>
-      <w:bookmarkStart w:id="2" w:name="_Toc227010831"/>
+      <w:bookmarkStart w:id="2" w:name="_Toc227067062"/>
       <w:r>
         <w:lastRenderedPageBreak/>
         <w:t>Acknowledgements</w:t>
@@ -731,7 +731,7 @@
           <w:r>
             <w:fldChar w:fldCharType="separate"/>
           </w:r>
-          <w:hyperlink w:anchor="_Toc227010829" w:history="1">
+          <w:hyperlink w:anchor="_Toc227067060" w:history="1">
             <w:r>
               <w:rPr>
                 <w:rStyle w:val="Hyperlink"/>
@@ -758,7 +758,7 @@
                 <w:noProof/>
                 <w:webHidden/>
               </w:rPr>
-              <w:instrText xml:space="preserve"> PAGEREF _Toc227010829 \h </w:instrText>
+              <w:instrText xml:space="preserve"> PAGEREF _Toc227067060 \h </w:instrText>
             </w:r>
             <w:r>
               <w:rPr>
@@ -805,7 +805,7 @@
               <w14:ligatures w14:val="standardContextual"/>
             </w:rPr>
           </w:pPr>
-          <w:hyperlink w:anchor="_Toc227010830" w:history="1">
+          <w:hyperlink w:anchor="_Toc227067061" w:history="1">
             <w:r>
               <w:rPr>
                 <w:rStyle w:val="Hyperlink"/>
@@ -832,7 +832,7 @@
                 <w:noProof/>
                 <w:webHidden/>
               </w:rPr>
-              <w:instrText xml:space="preserve"> PAGEREF _Toc227010830 \h </w:instrText>
+              <w:instrText xml:space="preserve"> PAGEREF _Toc227067061 \h </w:instrText>
             </w:r>
             <w:r>
               <w:rPr>
@@ -879,7 +879,7 @@
               <w14:ligatures w14:val="standardContextual"/>
             </w:rPr>
           </w:pPr>
-          <w:hyperlink w:anchor="_Toc227010831" w:history="1">
+          <w:hyperlink w:anchor="_Toc227067062" w:history="1">
             <w:r>
               <w:rPr>
                 <w:rStyle w:val="Hyperlink"/>
@@ -906,7 +906,7 @@
                 <w:noProof/>
                 <w:webHidden/>
               </w:rPr>
-              <w:instrText xml:space="preserve"> PAGEREF _Toc227010831 \h </w:instrText>
+              <w:instrText xml:space="preserve"> PAGEREF _Toc227067062 \h </w:instrText>
             </w:r>
             <w:r>
               <w:rPr>
@@ -953,7 +953,7 @@
               <w14:ligatures w14:val="standardContextual"/>
             </w:rPr>
           </w:pPr>
-          <w:hyperlink w:anchor="_Toc227010832" w:history="1">
+          <w:hyperlink w:anchor="_Toc227067063" w:history="1">
             <w:r>
               <w:rPr>
                 <w:rStyle w:val="Hyperlink"/>
@@ -980,7 +980,7 @@
                 <w:noProof/>
                 <w:webHidden/>
               </w:rPr>
-              <w:instrText xml:space="preserve"> PAGEREF _Toc227010832 \h </w:instrText>
+              <w:instrText xml:space="preserve"> PAGEREF _Toc227067063 \h </w:instrText>
             </w:r>
             <w:r>
               <w:rPr>
@@ -1028,7 +1028,7 @@
               <w14:ligatures w14:val="standardContextual"/>
             </w:rPr>
           </w:pPr>
-          <w:hyperlink w:anchor="_Toc227010833" w:history="1">
+          <w:hyperlink w:anchor="_Toc227067064" w:history="1">
             <w:r>
               <w:rPr>
                 <w:rStyle w:val="Hyperlink"/>
@@ -1074,7 +1074,7 @@
                 <w:noProof/>
                 <w:webHidden/>
               </w:rPr>
-              <w:instrText xml:space="preserve"> PAGEREF _Toc227010833 \h </w:instrText>
+              <w:instrText xml:space="preserve"> PAGEREF _Toc227067064 \h </w:instrText>
             </w:r>
             <w:r>
               <w:rPr>
@@ -1122,7 +1122,7 @@
               <w14:ligatures w14:val="standardContextual"/>
             </w:rPr>
           </w:pPr>
-          <w:hyperlink w:anchor="_Toc227010834" w:history="1">
+          <w:hyperlink w:anchor="_Toc227067065" w:history="1">
             <w:r>
               <w:rPr>
                 <w:rStyle w:val="Hyperlink"/>
@@ -1168,7 +1168,7 @@
                 <w:noProof/>
                 <w:webHidden/>
               </w:rPr>
-              <w:instrText xml:space="preserve"> PAGEREF _Toc227010834 \h </w:instrText>
+              <w:instrText xml:space="preserve"> PAGEREF _Toc227067065 \h </w:instrText>
             </w:r>
             <w:r>
               <w:rPr>
@@ -1216,7 +1216,7 @@
               <w14:ligatures w14:val="standardContextual"/>
             </w:rPr>
           </w:pPr>
-          <w:hyperlink w:anchor="_Toc227010835" w:history="1">
+          <w:hyperlink w:anchor="_Toc227067066" w:history="1">
             <w:r>
               <w:rPr>
                 <w:rStyle w:val="Hyperlink"/>
@@ -1262,7 +1262,7 @@
                 <w:noProof/>
                 <w:webHidden/>
               </w:rPr>
-              <w:instrText xml:space="preserve"> PAGEREF _Toc227010835 \h </w:instrText>
+              <w:instrText xml:space="preserve"> PAGEREF _Toc227067066 \h </w:instrText>
             </w:r>
             <w:r>
               <w:rPr>
@@ -1310,7 +1310,7 @@
               <w14:ligatures w14:val="standardContextual"/>
             </w:rPr>
           </w:pPr>
-          <w:hyperlink w:anchor="_Toc227010836" w:history="1">
+          <w:hyperlink w:anchor="_Toc227067067" w:history="1">
             <w:r>
               <w:rPr>
                 <w:rStyle w:val="Hyperlink"/>
@@ -1356,7 +1356,7 @@
                 <w:noProof/>
                 <w:webHidden/>
               </w:rPr>
-              <w:instrText xml:space="preserve"> PAGEREF _Toc227010836 \h </w:instrText>
+              <w:instrText xml:space="preserve"> PAGEREF _Toc227067067 \h </w:instrText>
             </w:r>
             <w:r>
               <w:rPr>
@@ -1404,7 +1404,7 @@
               <w14:ligatures w14:val="standardContextual"/>
             </w:rPr>
           </w:pPr>
-          <w:hyperlink w:anchor="_Toc227010837" w:history="1">
+          <w:hyperlink w:anchor="_Toc227067068" w:history="1">
             <w:r>
               <w:rPr>
                 <w:rStyle w:val="Hyperlink"/>
@@ -1450,7 +1450,7 @@
                 <w:noProof/>
                 <w:webHidden/>
               </w:rPr>
-              <w:instrText xml:space="preserve"> PAGEREF _Toc227010837 \h </w:instrText>
+              <w:instrText xml:space="preserve"> PAGEREF _Toc227067068 \h </w:instrText>
             </w:r>
             <w:r>
               <w:rPr>
@@ -1497,7 +1497,7 @@
               <w14:ligatures w14:val="standardContextual"/>
             </w:rPr>
           </w:pPr>
-          <w:hyperlink w:anchor="_Toc227010838" w:history="1">
+          <w:hyperlink w:anchor="_Toc227067069" w:history="1">
             <w:r>
               <w:rPr>
                 <w:rStyle w:val="Hyperlink"/>
@@ -1524,7 +1524,7 @@
                 <w:noProof/>
                 <w:webHidden/>
               </w:rPr>
-              <w:instrText xml:space="preserve"> PAGEREF _Toc227010838 \h </w:instrText>
+              <w:instrText xml:space="preserve"> PAGEREF _Toc227067069 \h </w:instrText>
             </w:r>
             <w:r>
               <w:rPr>
@@ -1571,7 +1571,7 @@
               <w14:ligatures w14:val="standardContextual"/>
             </w:rPr>
           </w:pPr>
-          <w:hyperlink w:anchor="_Toc227010839" w:history="1">
+          <w:hyperlink w:anchor="_Toc227067070" w:history="1">
             <w:r>
               <w:rPr>
                 <w:rStyle w:val="Hyperlink"/>
@@ -1598,7 +1598,7 @@
                 <w:noProof/>
                 <w:webHidden/>
               </w:rPr>
-              <w:instrText xml:space="preserve"> PAGEREF _Toc227010839 \h </w:instrText>
+              <w:instrText xml:space="preserve"> PAGEREF _Toc227067070 \h </w:instrText>
             </w:r>
             <w:r>
               <w:rPr>
@@ -1645,7 +1645,7 @@
               <w14:ligatures w14:val="standardContextual"/>
             </w:rPr>
           </w:pPr>
-          <w:hyperlink w:anchor="_Toc227010840" w:history="1">
+          <w:hyperlink w:anchor="_Toc227067071" w:history="1">
             <w:r>
               <w:rPr>
                 <w:rStyle w:val="Hyperlink"/>
@@ -1672,7 +1672,7 @@
                 <w:noProof/>
                 <w:webHidden/>
               </w:rPr>
-              <w:instrText xml:space="preserve"> PAGEREF _Toc227010840 \h </w:instrText>
+              <w:instrText xml:space="preserve"> PAGEREF _Toc227067071 \h </w:instrText>
             </w:r>
             <w:r>
               <w:rPr>
@@ -1719,7 +1719,7 @@
               <w14:ligatures w14:val="standardContextual"/>
             </w:rPr>
           </w:pPr>
-          <w:hyperlink w:anchor="_Toc227010841" w:history="1">
+          <w:hyperlink w:anchor="_Toc227067072" w:history="1">
             <w:r>
               <w:rPr>
                 <w:rStyle w:val="Hyperlink"/>
@@ -1746,7 +1746,7 @@
                 <w:noProof/>
                 <w:webHidden/>
               </w:rPr>
-              <w:instrText xml:space="preserve"> PAGEREF _Toc227010841 \h </w:instrText>
+              <w:instrText xml:space="preserve"> PAGEREF _Toc227067072 \h </w:instrText>
             </w:r>
             <w:r>
               <w:rPr>
@@ -1789,11 +1789,10 @@
               <w14:ligatures w14:val="standardContextual"/>
             </w:rPr>
           </w:pPr>
-          <w:hyperlink w:anchor="_Toc227010842" w:history="1">
+          <w:hyperlink w:anchor="_Toc227067073" w:history="1">
             <w:r>
               <w:rPr>
                 <w:rStyle w:val="Hyperlink"/>
-                <w:color w:val="034990" w:themeColor="hyperlink" w:themeShade="BF"/>
               </w:rPr>
               <w:t>2.3.1 Meta Quest 3/3S</w:t>
             </w:r>
@@ -1813,7 +1812,7 @@
               <w:rPr>
                 <w:webHidden/>
               </w:rPr>
-              <w:instrText xml:space="preserve"> PAGEREF _Toc227010842 \h </w:instrText>
+              <w:instrText xml:space="preserve"> PAGEREF _Toc227067073 \h </w:instrText>
             </w:r>
             <w:r>
               <w:rPr>
@@ -1852,11 +1851,10 @@
               <w14:ligatures w14:val="standardContextual"/>
             </w:rPr>
           </w:pPr>
-          <w:hyperlink w:anchor="_Toc227010843" w:history="1">
+          <w:hyperlink w:anchor="_Toc227067074" w:history="1">
             <w:r>
               <w:rPr>
                 <w:rStyle w:val="Hyperlink"/>
-                <w:color w:val="034990" w:themeColor="hyperlink" w:themeShade="BF"/>
               </w:rPr>
               <w:t>2.3.2 Godot 4 Engine</w:t>
             </w:r>
@@ -1876,7 +1874,7 @@
               <w:rPr>
                 <w:webHidden/>
               </w:rPr>
-              <w:instrText xml:space="preserve"> PAGEREF _Toc227010843 \h </w:instrText>
+              <w:instrText xml:space="preserve"> PAGEREF _Toc227067074 \h </w:instrText>
             </w:r>
             <w:r>
               <w:rPr>
@@ -1915,11 +1913,10 @@
               <w14:ligatures w14:val="standardContextual"/>
             </w:rPr>
           </w:pPr>
-          <w:hyperlink w:anchor="_Toc227010844" w:history="1">
+          <w:hyperlink w:anchor="_Toc227067075" w:history="1">
             <w:r>
               <w:rPr>
                 <w:rStyle w:val="Hyperlink"/>
-                <w:color w:val="034990" w:themeColor="hyperlink" w:themeShade="BF"/>
               </w:rPr>
               <w:t>2.3.3 GDScript</w:t>
             </w:r>
@@ -1939,7 +1936,7 @@
               <w:rPr>
                 <w:webHidden/>
               </w:rPr>
-              <w:instrText xml:space="preserve"> PAGEREF _Toc227010844 \h </w:instrText>
+              <w:instrText xml:space="preserve"> PAGEREF _Toc227067075 \h </w:instrText>
             </w:r>
             <w:r>
               <w:rPr>
@@ -1978,11 +1975,10 @@
               <w14:ligatures w14:val="standardContextual"/>
             </w:rPr>
           </w:pPr>
-          <w:hyperlink w:anchor="_Toc227010845" w:history="1">
+          <w:hyperlink w:anchor="_Toc227067076" w:history="1">
             <w:r>
               <w:rPr>
                 <w:rStyle w:val="Hyperlink"/>
-                <w:color w:val="034990" w:themeColor="hyperlink" w:themeShade="BF"/>
               </w:rPr>
               <w:t>2.3.4 OpenXR</w:t>
             </w:r>
@@ -2002,7 +1998,7 @@
               <w:rPr>
                 <w:webHidden/>
               </w:rPr>
-              <w:instrText xml:space="preserve"> PAGEREF _Toc227010845 \h </w:instrText>
+              <w:instrText xml:space="preserve"> PAGEREF _Toc227067076 \h </w:instrText>
             </w:r>
             <w:r>
               <w:rPr>
@@ -2041,11 +2037,10 @@
               <w14:ligatures w14:val="standardContextual"/>
             </w:rPr>
           </w:pPr>
-          <w:hyperlink w:anchor="_Toc227010846" w:history="1">
+          <w:hyperlink w:anchor="_Toc227067077" w:history="1">
             <w:r>
               <w:rPr>
                 <w:rStyle w:val="Hyperlink"/>
-                <w:color w:val="034990" w:themeColor="hyperlink" w:themeShade="BF"/>
               </w:rPr>
               <w:t>2.3.5 Blender</w:t>
             </w:r>
@@ -2065,7 +2060,7 @@
               <w:rPr>
                 <w:webHidden/>
               </w:rPr>
-              <w:instrText xml:space="preserve"> PAGEREF _Toc227010846 \h </w:instrText>
+              <w:instrText xml:space="preserve"> PAGEREF _Toc227067077 \h </w:instrText>
             </w:r>
             <w:r>
               <w:rPr>
@@ -2104,11 +2099,10 @@
               <w14:ligatures w14:val="standardContextual"/>
             </w:rPr>
           </w:pPr>
-          <w:hyperlink w:anchor="_Toc227010847" w:history="1">
+          <w:hyperlink w:anchor="_Toc227067078" w:history="1">
             <w:r>
               <w:rPr>
                 <w:rStyle w:val="Hyperlink"/>
-                <w:color w:val="034990" w:themeColor="hyperlink" w:themeShade="BF"/>
               </w:rPr>
               <w:t>2.3.6 Justification of Technology Selection</w:t>
             </w:r>
@@ -2128,7 +2122,7 @@
               <w:rPr>
                 <w:webHidden/>
               </w:rPr>
-              <w:instrText xml:space="preserve"> PAGEREF _Toc227010847 \h </w:instrText>
+              <w:instrText xml:space="preserve"> PAGEREF _Toc227067078 \h </w:instrText>
             </w:r>
             <w:r>
               <w:rPr>
@@ -2171,12 +2165,11 @@
               <w14:ligatures w14:val="standardContextual"/>
             </w:rPr>
           </w:pPr>
-          <w:hyperlink w:anchor="_Toc227010848" w:history="1">
+          <w:hyperlink w:anchor="_Toc227067079" w:history="1">
             <w:r>
               <w:rPr>
                 <w:rStyle w:val="Hyperlink"/>
                 <w:noProof/>
-                <w:color w:val="034990" w:themeColor="hyperlink" w:themeShade="BF"/>
               </w:rPr>
               <w:t>2.3.6.1 Why not Unity or Unreal Engine?</w:t>
             </w:r>
@@ -2199,7 +2192,7 @@
                 <w:noProof/>
                 <w:webHidden/>
               </w:rPr>
-              <w:instrText xml:space="preserve"> PAGEREF _Toc227010848 \h </w:instrText>
+              <w:instrText xml:space="preserve"> PAGEREF _Toc227067079 \h </w:instrText>
             </w:r>
             <w:r>
               <w:rPr>
@@ -2246,12 +2239,11 @@
               <w14:ligatures w14:val="standardContextual"/>
             </w:rPr>
           </w:pPr>
-          <w:hyperlink w:anchor="_Toc227010849" w:history="1">
+          <w:hyperlink w:anchor="_Toc227067080" w:history="1">
             <w:r>
               <w:rPr>
                 <w:rStyle w:val="Hyperlink"/>
                 <w:noProof/>
-                <w:color w:val="034990" w:themeColor="hyperlink" w:themeShade="BF"/>
               </w:rPr>
               <w:t>2.3.6.2 Why not a Database</w:t>
             </w:r>
@@ -2274,7 +2266,7 @@
                 <w:noProof/>
                 <w:webHidden/>
               </w:rPr>
-              <w:instrText xml:space="preserve"> PAGEREF _Toc227010849 \h </w:instrText>
+              <w:instrText xml:space="preserve"> PAGEREF _Toc227067080 \h </w:instrText>
             </w:r>
             <w:r>
               <w:rPr>
@@ -2321,7 +2313,7 @@
               <w14:ligatures w14:val="standardContextual"/>
             </w:rPr>
           </w:pPr>
-          <w:hyperlink w:anchor="_Toc227010850" w:history="1">
+          <w:hyperlink w:anchor="_Toc227067081" w:history="1">
             <w:r>
               <w:rPr>
                 <w:rStyle w:val="Hyperlink"/>
@@ -2348,7 +2340,7 @@
                 <w:noProof/>
                 <w:webHidden/>
               </w:rPr>
-              <w:instrText xml:space="preserve"> PAGEREF _Toc227010850 \h </w:instrText>
+              <w:instrText xml:space="preserve"> PAGEREF _Toc227067081 \h </w:instrText>
             </w:r>
             <w:r>
               <w:rPr>
@@ -2395,7 +2387,7 @@
               <w14:ligatures w14:val="standardContextual"/>
             </w:rPr>
           </w:pPr>
-          <w:hyperlink w:anchor="_Toc227010851" w:history="1">
+          <w:hyperlink w:anchor="_Toc227067082" w:history="1">
             <w:r>
               <w:rPr>
                 <w:rStyle w:val="Hyperlink"/>
@@ -2422,7 +2414,7 @@
                 <w:noProof/>
                 <w:webHidden/>
               </w:rPr>
-              <w:instrText xml:space="preserve"> PAGEREF _Toc227010851 \h </w:instrText>
+              <w:instrText xml:space="preserve"> PAGEREF _Toc227067082 \h </w:instrText>
             </w:r>
             <w:r>
               <w:rPr>
@@ -2465,7 +2457,7 @@
               <w14:ligatures w14:val="standardContextual"/>
             </w:rPr>
           </w:pPr>
-          <w:hyperlink w:anchor="_Toc227010852" w:history="1">
+          <w:hyperlink w:anchor="_Toc227067083" w:history="1">
             <w:r>
               <w:rPr>
                 <w:rStyle w:val="Hyperlink"/>
@@ -2488,7 +2480,7 @@
               <w:rPr>
                 <w:webHidden/>
               </w:rPr>
-              <w:instrText xml:space="preserve"> PAGEREF _Toc227010852 \h </w:instrText>
+              <w:instrText xml:space="preserve"> PAGEREF _Toc227067083 \h </w:instrText>
             </w:r>
             <w:r>
               <w:rPr>
@@ -2527,7 +2519,7 @@
               <w14:ligatures w14:val="standardContextual"/>
             </w:rPr>
           </w:pPr>
-          <w:hyperlink w:anchor="_Toc227010853" w:history="1">
+          <w:hyperlink w:anchor="_Toc227067084" w:history="1">
             <w:r>
               <w:rPr>
                 <w:rStyle w:val="Hyperlink"/>
@@ -2550,7 +2542,7 @@
               <w:rPr>
                 <w:webHidden/>
               </w:rPr>
-              <w:instrText xml:space="preserve"> PAGEREF _Toc227010853 \h </w:instrText>
+              <w:instrText xml:space="preserve"> PAGEREF _Toc227067084 \h </w:instrText>
             </w:r>
             <w:r>
               <w:rPr>
@@ -2593,7 +2585,7 @@
               <w14:ligatures w14:val="standardContextual"/>
             </w:rPr>
           </w:pPr>
-          <w:hyperlink w:anchor="_Toc227010854" w:history="1">
+          <w:hyperlink w:anchor="_Toc227067085" w:history="1">
             <w:r>
               <w:rPr>
                 <w:rStyle w:val="Hyperlink"/>
@@ -2620,7 +2612,7 @@
                 <w:noProof/>
                 <w:webHidden/>
               </w:rPr>
-              <w:instrText xml:space="preserve"> PAGEREF _Toc227010854 \h </w:instrText>
+              <w:instrText xml:space="preserve"> PAGEREF _Toc227067085 \h </w:instrText>
             </w:r>
             <w:r>
               <w:rPr>
@@ -2667,7 +2659,7 @@
               <w14:ligatures w14:val="standardContextual"/>
             </w:rPr>
           </w:pPr>
-          <w:hyperlink w:anchor="_Toc227010855" w:history="1">
+          <w:hyperlink w:anchor="_Toc227067086" w:history="1">
             <w:r>
               <w:rPr>
                 <w:rStyle w:val="Hyperlink"/>
@@ -2694,7 +2686,7 @@
                 <w:noProof/>
                 <w:webHidden/>
               </w:rPr>
-              <w:instrText xml:space="preserve"> PAGEREF _Toc227010855 \h </w:instrText>
+              <w:instrText xml:space="preserve"> PAGEREF _Toc227067086 \h </w:instrText>
             </w:r>
             <w:r>
               <w:rPr>
@@ -2741,7 +2733,7 @@
               <w14:ligatures w14:val="standardContextual"/>
             </w:rPr>
           </w:pPr>
-          <w:hyperlink w:anchor="_Toc227010856" w:history="1">
+          <w:hyperlink w:anchor="_Toc227067087" w:history="1">
             <w:r>
               <w:rPr>
                 <w:rStyle w:val="Hyperlink"/>
@@ -2768,7 +2760,7 @@
                 <w:noProof/>
                 <w:webHidden/>
               </w:rPr>
-              <w:instrText xml:space="preserve"> PAGEREF _Toc227010856 \h </w:instrText>
+              <w:instrText xml:space="preserve"> PAGEREF _Toc227067087 \h </w:instrText>
             </w:r>
             <w:r>
               <w:rPr>
@@ -2811,11 +2803,10 @@
               <w14:ligatures w14:val="standardContextual"/>
             </w:rPr>
           </w:pPr>
-          <w:hyperlink w:anchor="_Toc227010857" w:history="1">
+          <w:hyperlink w:anchor="_Toc227067088" w:history="1">
             <w:r>
               <w:rPr>
                 <w:rStyle w:val="Hyperlink"/>
-                <w:color w:val="034990" w:themeColor="hyperlink" w:themeShade="BF"/>
               </w:rPr>
               <w:t>3.1.1 What is Sign &amp; Spell VR?</w:t>
             </w:r>
@@ -2835,7 +2826,7 @@
               <w:rPr>
                 <w:webHidden/>
               </w:rPr>
-              <w:instrText xml:space="preserve"> PAGEREF _Toc227010857 \h </w:instrText>
+              <w:instrText xml:space="preserve"> PAGEREF _Toc227067088 \h </w:instrText>
             </w:r>
             <w:r>
               <w:rPr>
@@ -2874,11 +2865,10 @@
               <w14:ligatures w14:val="standardContextual"/>
             </w:rPr>
           </w:pPr>
-          <w:hyperlink w:anchor="_Toc227010858" w:history="1">
+          <w:hyperlink w:anchor="_Toc227067089" w:history="1">
             <w:r>
               <w:rPr>
                 <w:rStyle w:val="Hyperlink"/>
-                <w:color w:val="034990" w:themeColor="hyperlink" w:themeShade="BF"/>
               </w:rPr>
               <w:t>3.1.2 How the System Works</w:t>
             </w:r>
@@ -2898,7 +2888,7 @@
               <w:rPr>
                 <w:webHidden/>
               </w:rPr>
-              <w:instrText xml:space="preserve"> PAGEREF _Toc227010858 \h </w:instrText>
+              <w:instrText xml:space="preserve"> PAGEREF _Toc227067089 \h </w:instrText>
             </w:r>
             <w:r>
               <w:rPr>
@@ -2937,11 +2927,10 @@
               <w14:ligatures w14:val="standardContextual"/>
             </w:rPr>
           </w:pPr>
-          <w:hyperlink w:anchor="_Toc227010859" w:history="1">
+          <w:hyperlink w:anchor="_Toc227067090" w:history="1">
             <w:r>
               <w:rPr>
                 <w:rStyle w:val="Hyperlink"/>
-                <w:color w:val="034990" w:themeColor="hyperlink" w:themeShade="BF"/>
               </w:rPr>
               <w:t>3.1.3 User Experience and Interface</w:t>
             </w:r>
@@ -2961,7 +2950,7 @@
               <w:rPr>
                 <w:webHidden/>
               </w:rPr>
-              <w:instrText xml:space="preserve"> PAGEREF _Toc227010859 \h </w:instrText>
+              <w:instrText xml:space="preserve"> PAGEREF _Toc227067090 \h </w:instrText>
             </w:r>
             <w:r>
               <w:rPr>
@@ -3000,11 +2989,10 @@
               <w14:ligatures w14:val="standardContextual"/>
             </w:rPr>
           </w:pPr>
-          <w:hyperlink w:anchor="_Toc227010860" w:history="1">
+          <w:hyperlink w:anchor="_Toc227067091" w:history="1">
             <w:r>
               <w:rPr>
                 <w:rStyle w:val="Hyperlink"/>
-                <w:color w:val="034990" w:themeColor="hyperlink" w:themeShade="BF"/>
               </w:rPr>
               <w:t>3.1.4 Practice and Feedback</w:t>
             </w:r>
@@ -3024,7 +3012,7 @@
               <w:rPr>
                 <w:webHidden/>
               </w:rPr>
-              <w:instrText xml:space="preserve"> PAGEREF _Toc227010860 \h </w:instrText>
+              <w:instrText xml:space="preserve"> PAGEREF _Toc227067091 \h </w:instrText>
             </w:r>
             <w:r>
               <w:rPr>
@@ -3063,11 +3051,10 @@
               <w14:ligatures w14:val="standardContextual"/>
             </w:rPr>
           </w:pPr>
-          <w:hyperlink w:anchor="_Toc227010861" w:history="1">
+          <w:hyperlink w:anchor="_Toc227067092" w:history="1">
             <w:r>
               <w:rPr>
                 <w:rStyle w:val="Hyperlink"/>
-                <w:color w:val="034990" w:themeColor="hyperlink" w:themeShade="BF"/>
               </w:rPr>
               <w:t>3.1.5 Saving Progress and Accessibility</w:t>
             </w:r>
@@ -3087,7 +3074,7 @@
               <w:rPr>
                 <w:webHidden/>
               </w:rPr>
-              <w:instrText xml:space="preserve"> PAGEREF _Toc227010861 \h </w:instrText>
+              <w:instrText xml:space="preserve"> PAGEREF _Toc227067092 \h </w:instrText>
             </w:r>
             <w:r>
               <w:rPr>
@@ -3126,11 +3113,10 @@
               <w14:ligatures w14:val="standardContextual"/>
             </w:rPr>
           </w:pPr>
-          <w:hyperlink w:anchor="_Toc227010862" w:history="1">
+          <w:hyperlink w:anchor="_Toc227067093" w:history="1">
             <w:r>
               <w:rPr>
                 <w:rStyle w:val="Hyperlink"/>
-                <w:color w:val="034990" w:themeColor="hyperlink" w:themeShade="BF"/>
               </w:rPr>
               <w:t>3.1.6 Inspiration and Aims</w:t>
             </w:r>
@@ -3150,7 +3136,7 @@
               <w:rPr>
                 <w:webHidden/>
               </w:rPr>
-              <w:instrText xml:space="preserve"> PAGEREF _Toc227010862 \h </w:instrText>
+              <w:instrText xml:space="preserve"> PAGEREF _Toc227067093 \h </w:instrText>
             </w:r>
             <w:r>
               <w:rPr>
@@ -3193,7 +3179,7 @@
               <w14:ligatures w14:val="standardContextual"/>
             </w:rPr>
           </w:pPr>
-          <w:hyperlink w:anchor="_Toc227010863" w:history="1">
+          <w:hyperlink w:anchor="_Toc227067094" w:history="1">
             <w:r>
               <w:rPr>
                 <w:rStyle w:val="Hyperlink"/>
@@ -3220,7 +3206,7 @@
                 <w:noProof/>
                 <w:webHidden/>
               </w:rPr>
-              <w:instrText xml:space="preserve"> PAGEREF _Toc227010863 \h </w:instrText>
+              <w:instrText xml:space="preserve"> PAGEREF _Toc227067094 \h </w:instrText>
             </w:r>
             <w:r>
               <w:rPr>
@@ -3263,13 +3249,24 @@
               <w14:ligatures w14:val="standardContextual"/>
             </w:rPr>
           </w:pPr>
-          <w:hyperlink w:anchor="_Toc227010864" w:history="1">
+          <w:hyperlink w:anchor="_Toc227067095" w:history="1">
             <w:r>
               <w:rPr>
                 <w:rStyle w:val="Hyperlink"/>
-                <w:color w:val="034990" w:themeColor="hyperlink" w:themeShade="BF"/>
-              </w:rPr>
-              <w:t>3.2.1 Who are the Stakeholders?</w:t>
+              </w:rPr>
+              <w:t>3.2.1 Who are the Stakeholder</w:t>
+            </w:r>
+            <w:r>
+              <w:rPr>
+                <w:rStyle w:val="Hyperlink"/>
+              </w:rPr>
+              <w:t>s</w:t>
+            </w:r>
+            <w:r>
+              <w:rPr>
+                <w:rStyle w:val="Hyperlink"/>
+              </w:rPr>
+              <w:t>?</w:t>
             </w:r>
             <w:r>
               <w:rPr>
@@ -3287,7 +3284,7 @@
               <w:rPr>
                 <w:webHidden/>
               </w:rPr>
-              <w:instrText xml:space="preserve"> PAGEREF _Toc227010864 \h </w:instrText>
+              <w:instrText xml:space="preserve"> PAGEREF _Toc227067095 \h </w:instrText>
             </w:r>
             <w:r>
               <w:rPr>
@@ -3330,7 +3327,7 @@
               <w14:ligatures w14:val="standardContextual"/>
             </w:rPr>
           </w:pPr>
-          <w:hyperlink w:anchor="_Toc227010865" w:history="1">
+          <w:hyperlink w:anchor="_Toc227067096" w:history="1">
             <w:r>
               <w:rPr>
                 <w:rStyle w:val="Hyperlink"/>
@@ -3357,7 +3354,7 @@
                 <w:noProof/>
                 <w:webHidden/>
               </w:rPr>
-              <w:instrText xml:space="preserve"> PAGEREF _Toc227010865 \h </w:instrText>
+              <w:instrText xml:space="preserve"> PAGEREF _Toc227067096 \h </w:instrText>
             </w:r>
             <w:r>
               <w:rPr>
@@ -3404,7 +3401,7 @@
               <w14:ligatures w14:val="standardContextual"/>
             </w:rPr>
           </w:pPr>
-          <w:hyperlink w:anchor="_Toc227010866" w:history="1">
+          <w:hyperlink w:anchor="_Toc227067097" w:history="1">
             <w:r>
               <w:rPr>
                 <w:rStyle w:val="Hyperlink"/>
@@ -3431,7 +3428,7 @@
                 <w:noProof/>
                 <w:webHidden/>
               </w:rPr>
-              <w:instrText xml:space="preserve"> PAGEREF _Toc227010866 \h </w:instrText>
+              <w:instrText xml:space="preserve"> PAGEREF _Toc227067097 \h </w:instrText>
             </w:r>
             <w:r>
               <w:rPr>
@@ -3478,7 +3475,7 @@
               <w14:ligatures w14:val="standardContextual"/>
             </w:rPr>
           </w:pPr>
-          <w:hyperlink w:anchor="_Toc227010867" w:history="1">
+          <w:hyperlink w:anchor="_Toc227067098" w:history="1">
             <w:r>
               <w:rPr>
                 <w:rStyle w:val="Hyperlink"/>
@@ -3505,7 +3502,7 @@
                 <w:noProof/>
                 <w:webHidden/>
               </w:rPr>
-              <w:instrText xml:space="preserve"> PAGEREF _Toc227010867 \h </w:instrText>
+              <w:instrText xml:space="preserve"> PAGEREF _Toc227067098 \h </w:instrText>
             </w:r>
             <w:r>
               <w:rPr>
@@ -3552,7 +3549,7 @@
               <w14:ligatures w14:val="standardContextual"/>
             </w:rPr>
           </w:pPr>
-          <w:hyperlink w:anchor="_Toc227010868" w:history="1">
+          <w:hyperlink w:anchor="_Toc227067099" w:history="1">
             <w:r>
               <w:rPr>
                 <w:rStyle w:val="Hyperlink"/>
@@ -3579,7 +3576,7 @@
                 <w:noProof/>
                 <w:webHidden/>
               </w:rPr>
-              <w:instrText xml:space="preserve"> PAGEREF _Toc227010868 \h </w:instrText>
+              <w:instrText xml:space="preserve"> PAGEREF _Toc227067099 \h </w:instrText>
             </w:r>
             <w:r>
               <w:rPr>
@@ -3622,12 +3619,11 @@
               <w14:ligatures w14:val="standardContextual"/>
             </w:rPr>
           </w:pPr>
-          <w:hyperlink w:anchor="_Toc227010869" w:history="1">
+          <w:hyperlink w:anchor="_Toc227067100" w:history="1">
             <w:r>
               <w:rPr>
                 <w:rStyle w:val="Hyperlink"/>
                 <w:rFonts w:cstheme="minorHAnsi"/>
-                <w:color w:val="034990" w:themeColor="hyperlink" w:themeShade="BF"/>
               </w:rPr>
               <w:t>3.2.2 How Requirements were Identified</w:t>
             </w:r>
@@ -3647,7 +3643,69 @@
               <w:rPr>
                 <w:webHidden/>
               </w:rPr>
-              <w:instrText xml:space="preserve"> PAGEREF _Toc227010869 \h </w:instrText>
+              <w:instrText xml:space="preserve"> PAGEREF _Toc227067100 \h </w:instrText>
+            </w:r>
+            <w:r>
+              <w:rPr>
+                <w:webHidden/>
+              </w:rPr>
+            </w:r>
+            <w:r>
+              <w:rPr>
+                <w:webHidden/>
+              </w:rPr>
+              <w:fldChar w:fldCharType="separate"/>
+            </w:r>
+            <w:r>
+              <w:rPr>
+                <w:webHidden/>
+              </w:rPr>
+              <w:t>12</w:t>
+            </w:r>
+            <w:r>
+              <w:rPr>
+                <w:webHidden/>
+              </w:rPr>
+              <w:fldChar w:fldCharType="end"/>
+            </w:r>
+          </w:hyperlink>
+        </w:p>
+        <w:p>
+          <w:pPr>
+            <w:pStyle w:val="TOC3"/>
+            <w:rPr>
+              <w:rFonts w:eastAsiaTheme="minorEastAsia"/>
+              <w:kern w:val="2"/>
+              <w:sz w:val="24"/>
+              <w:szCs w:val="24"/>
+              <w:lang w:eastAsia="en-IE"/>
+              <w14:ligatures w14:val="standardContextual"/>
+            </w:rPr>
+          </w:pPr>
+          <w:hyperlink w:anchor="_Toc227067101" w:history="1">
+            <w:r>
+              <w:rPr>
+                <w:rStyle w:val="Hyperlink"/>
+              </w:rPr>
+              <w:t>3.2.2 Initial Requirements List</w:t>
+            </w:r>
+            <w:r>
+              <w:rPr>
+                <w:webHidden/>
+              </w:rPr>
+              <w:tab/>
+            </w:r>
+            <w:r>
+              <w:rPr>
+                <w:webHidden/>
+              </w:rPr>
+              <w:fldChar w:fldCharType="begin"/>
+            </w:r>
+            <w:r>
+              <w:rPr>
+                <w:webHidden/>
+              </w:rPr>
+              <w:instrText xml:space="preserve"> PAGEREF _Toc227067101 \h </w:instrText>
             </w:r>
             <w:r>
               <w:rPr>
@@ -3690,7 +3748,7 @@
               <w14:ligatures w14:val="standardContextual"/>
             </w:rPr>
           </w:pPr>
-          <w:hyperlink w:anchor="_Toc227010870" w:history="1">
+          <w:hyperlink w:anchor="_Toc227067102" w:history="1">
             <w:r>
               <w:rPr>
                 <w:rStyle w:val="Hyperlink"/>
@@ -3717,7 +3775,7 @@
                 <w:noProof/>
                 <w:webHidden/>
               </w:rPr>
-              <w:instrText xml:space="preserve"> PAGEREF _Toc227010870 \h </w:instrText>
+              <w:instrText xml:space="preserve"> PAGEREF _Toc227067102 \h </w:instrText>
             </w:r>
             <w:r>
               <w:rPr>
@@ -3737,11 +3795,259 @@
                 <w:noProof/>
                 <w:webHidden/>
               </w:rPr>
-              <w:t>12</w:t>
-            </w:r>
-            <w:r>
-              <w:rPr>
-                <w:noProof/>
+              <w:t>13</w:t>
+            </w:r>
+            <w:r>
+              <w:rPr>
+                <w:noProof/>
+                <w:webHidden/>
+              </w:rPr>
+              <w:fldChar w:fldCharType="end"/>
+            </w:r>
+          </w:hyperlink>
+        </w:p>
+        <w:p>
+          <w:pPr>
+            <w:pStyle w:val="TOC3"/>
+            <w:rPr>
+              <w:rFonts w:eastAsiaTheme="minorEastAsia"/>
+              <w:kern w:val="2"/>
+              <w:sz w:val="24"/>
+              <w:szCs w:val="24"/>
+              <w:lang w:eastAsia="en-IE"/>
+              <w14:ligatures w14:val="standardContextual"/>
+            </w:rPr>
+          </w:pPr>
+          <w:hyperlink w:anchor="_Toc227067103" w:history="1">
+            <w:r>
+              <w:rPr>
+                <w:rStyle w:val="Hyperlink"/>
+              </w:rPr>
+              <w:t>3.3.1 Organising the Requirements</w:t>
+            </w:r>
+            <w:r>
+              <w:rPr>
+                <w:webHidden/>
+              </w:rPr>
+              <w:tab/>
+            </w:r>
+            <w:r>
+              <w:rPr>
+                <w:webHidden/>
+              </w:rPr>
+              <w:fldChar w:fldCharType="begin"/>
+            </w:r>
+            <w:r>
+              <w:rPr>
+                <w:webHidden/>
+              </w:rPr>
+              <w:instrText xml:space="preserve"> PAGEREF _Toc227067103 \h </w:instrText>
+            </w:r>
+            <w:r>
+              <w:rPr>
+                <w:webHidden/>
+              </w:rPr>
+            </w:r>
+            <w:r>
+              <w:rPr>
+                <w:webHidden/>
+              </w:rPr>
+              <w:fldChar w:fldCharType="separate"/>
+            </w:r>
+            <w:r>
+              <w:rPr>
+                <w:webHidden/>
+              </w:rPr>
+              <w:t>13</w:t>
+            </w:r>
+            <w:r>
+              <w:rPr>
+                <w:webHidden/>
+              </w:rPr>
+              <w:fldChar w:fldCharType="end"/>
+            </w:r>
+          </w:hyperlink>
+        </w:p>
+        <w:p>
+          <w:pPr>
+            <w:pStyle w:val="TOC3"/>
+            <w:rPr>
+              <w:rFonts w:eastAsiaTheme="minorEastAsia"/>
+              <w:kern w:val="2"/>
+              <w:sz w:val="24"/>
+              <w:szCs w:val="24"/>
+              <w:lang w:eastAsia="en-IE"/>
+              <w14:ligatures w14:val="standardContextual"/>
+            </w:rPr>
+          </w:pPr>
+          <w:hyperlink w:anchor="_Toc227067104" w:history="1">
+            <w:r>
+              <w:rPr>
+                <w:rStyle w:val="Hyperlink"/>
+              </w:rPr>
+              <w:t>3.3.2 Prioritising Features</w:t>
+            </w:r>
+            <w:r>
+              <w:rPr>
+                <w:webHidden/>
+              </w:rPr>
+              <w:tab/>
+            </w:r>
+            <w:r>
+              <w:rPr>
+                <w:webHidden/>
+              </w:rPr>
+              <w:fldChar w:fldCharType="begin"/>
+            </w:r>
+            <w:r>
+              <w:rPr>
+                <w:webHidden/>
+              </w:rPr>
+              <w:instrText xml:space="preserve"> PAGEREF _Toc227067104 \h </w:instrText>
+            </w:r>
+            <w:r>
+              <w:rPr>
+                <w:webHidden/>
+              </w:rPr>
+            </w:r>
+            <w:r>
+              <w:rPr>
+                <w:webHidden/>
+              </w:rPr>
+              <w:fldChar w:fldCharType="separate"/>
+            </w:r>
+            <w:r>
+              <w:rPr>
+                <w:webHidden/>
+              </w:rPr>
+              <w:t>13</w:t>
+            </w:r>
+            <w:r>
+              <w:rPr>
+                <w:webHidden/>
+              </w:rPr>
+              <w:fldChar w:fldCharType="end"/>
+            </w:r>
+          </w:hyperlink>
+        </w:p>
+        <w:p>
+          <w:pPr>
+            <w:pStyle w:val="TOC3"/>
+            <w:rPr>
+              <w:rFonts w:eastAsiaTheme="minorEastAsia"/>
+              <w:kern w:val="2"/>
+              <w:sz w:val="24"/>
+              <w:szCs w:val="24"/>
+              <w:lang w:eastAsia="en-IE"/>
+              <w14:ligatures w14:val="standardContextual"/>
+            </w:rPr>
+          </w:pPr>
+          <w:hyperlink w:anchor="_Toc227067105" w:history="1">
+            <w:r>
+              <w:rPr>
+                <w:rStyle w:val="Hyperlink"/>
+              </w:rPr>
+              <w:t>3.3.4 Making an Initial System Model Use Case</w:t>
+            </w:r>
+            <w:r>
+              <w:rPr>
+                <w:webHidden/>
+              </w:rPr>
+              <w:tab/>
+            </w:r>
+            <w:r>
+              <w:rPr>
+                <w:webHidden/>
+              </w:rPr>
+              <w:fldChar w:fldCharType="begin"/>
+            </w:r>
+            <w:r>
+              <w:rPr>
+                <w:webHidden/>
+              </w:rPr>
+              <w:instrText xml:space="preserve"> PAGEREF _Toc227067105 \h </w:instrText>
+            </w:r>
+            <w:r>
+              <w:rPr>
+                <w:webHidden/>
+              </w:rPr>
+            </w:r>
+            <w:r>
+              <w:rPr>
+                <w:webHidden/>
+              </w:rPr>
+              <w:fldChar w:fldCharType="separate"/>
+            </w:r>
+            <w:r>
+              <w:rPr>
+                <w:webHidden/>
+              </w:rPr>
+              <w:t>14</w:t>
+            </w:r>
+            <w:r>
+              <w:rPr>
+                <w:webHidden/>
+              </w:rPr>
+              <w:fldChar w:fldCharType="end"/>
+            </w:r>
+          </w:hyperlink>
+        </w:p>
+        <w:p>
+          <w:pPr>
+            <w:pStyle w:val="TOC3"/>
+            <w:rPr>
+              <w:rFonts w:eastAsiaTheme="minorEastAsia"/>
+              <w:kern w:val="2"/>
+              <w:sz w:val="24"/>
+              <w:szCs w:val="24"/>
+              <w:lang w:eastAsia="en-IE"/>
+              <w14:ligatures w14:val="standardContextual"/>
+            </w:rPr>
+          </w:pPr>
+          <w:hyperlink w:anchor="_Toc227067106" w:history="1">
+            <w:r>
+              <w:rPr>
+                <w:rStyle w:val="Hyperlink"/>
+              </w:rPr>
+              <w:t>3.3.5 Risk and Challenges</w:t>
+            </w:r>
+            <w:r>
+              <w:rPr>
+                <w:webHidden/>
+              </w:rPr>
+              <w:tab/>
+            </w:r>
+            <w:r>
+              <w:rPr>
+                <w:webHidden/>
+              </w:rPr>
+              <w:fldChar w:fldCharType="begin"/>
+            </w:r>
+            <w:r>
+              <w:rPr>
+                <w:webHidden/>
+              </w:rPr>
+              <w:instrText xml:space="preserve"> PAGEREF _Toc227067106 \h </w:instrText>
+            </w:r>
+            <w:r>
+              <w:rPr>
+                <w:webHidden/>
+              </w:rPr>
+            </w:r>
+            <w:r>
+              <w:rPr>
+                <w:webHidden/>
+              </w:rPr>
+              <w:fldChar w:fldCharType="separate"/>
+            </w:r>
+            <w:r>
+              <w:rPr>
+                <w:webHidden/>
+              </w:rPr>
+              <w:t>14</w:t>
+            </w:r>
+            <w:r>
+              <w:rPr>
                 <w:webHidden/>
               </w:rPr>
               <w:fldChar w:fldCharType="end"/>
@@ -3764,7 +4070,7 @@
               <w14:ligatures w14:val="standardContextual"/>
             </w:rPr>
           </w:pPr>
-          <w:hyperlink w:anchor="_Toc227010871" w:history="1">
+          <w:hyperlink w:anchor="_Toc227067107" w:history="1">
             <w:r>
               <w:rPr>
                 <w:rStyle w:val="Hyperlink"/>
@@ -3791,7 +4097,7 @@
                 <w:noProof/>
                 <w:webHidden/>
               </w:rPr>
-              <w:instrText xml:space="preserve"> PAGEREF _Toc227010871 \h </w:instrText>
+              <w:instrText xml:space="preserve"> PAGEREF _Toc227067107 \h </w:instrText>
             </w:r>
             <w:r>
               <w:rPr>
@@ -3811,11 +4117,259 @@
                 <w:noProof/>
                 <w:webHidden/>
               </w:rPr>
-              <w:t>12</w:t>
-            </w:r>
-            <w:r>
-              <w:rPr>
-                <w:noProof/>
+              <w:t>15</w:t>
+            </w:r>
+            <w:r>
+              <w:rPr>
+                <w:noProof/>
+                <w:webHidden/>
+              </w:rPr>
+              <w:fldChar w:fldCharType="end"/>
+            </w:r>
+          </w:hyperlink>
+        </w:p>
+        <w:p>
+          <w:pPr>
+            <w:pStyle w:val="TOC3"/>
+            <w:rPr>
+              <w:rFonts w:eastAsiaTheme="minorEastAsia"/>
+              <w:kern w:val="2"/>
+              <w:sz w:val="24"/>
+              <w:szCs w:val="24"/>
+              <w:lang w:eastAsia="en-IE"/>
+              <w14:ligatures w14:val="standardContextual"/>
+            </w:rPr>
+          </w:pPr>
+          <w:hyperlink w:anchor="_Toc227067108" w:history="1">
+            <w:r>
+              <w:rPr>
+                <w:rStyle w:val="Hyperlink"/>
+              </w:rPr>
+              <w:t>3.4.1 Initial Functional Requirements</w:t>
+            </w:r>
+            <w:r>
+              <w:rPr>
+                <w:webHidden/>
+              </w:rPr>
+              <w:tab/>
+            </w:r>
+            <w:r>
+              <w:rPr>
+                <w:webHidden/>
+              </w:rPr>
+              <w:fldChar w:fldCharType="begin"/>
+            </w:r>
+            <w:r>
+              <w:rPr>
+                <w:webHidden/>
+              </w:rPr>
+              <w:instrText xml:space="preserve"> PAGEREF _Toc227067108 \h </w:instrText>
+            </w:r>
+            <w:r>
+              <w:rPr>
+                <w:webHidden/>
+              </w:rPr>
+            </w:r>
+            <w:r>
+              <w:rPr>
+                <w:webHidden/>
+              </w:rPr>
+              <w:fldChar w:fldCharType="separate"/>
+            </w:r>
+            <w:r>
+              <w:rPr>
+                <w:webHidden/>
+              </w:rPr>
+              <w:t>15</w:t>
+            </w:r>
+            <w:r>
+              <w:rPr>
+                <w:webHidden/>
+              </w:rPr>
+              <w:fldChar w:fldCharType="end"/>
+            </w:r>
+          </w:hyperlink>
+        </w:p>
+        <w:p>
+          <w:pPr>
+            <w:pStyle w:val="TOC3"/>
+            <w:rPr>
+              <w:rFonts w:eastAsiaTheme="minorEastAsia"/>
+              <w:kern w:val="2"/>
+              <w:sz w:val="24"/>
+              <w:szCs w:val="24"/>
+              <w:lang w:eastAsia="en-IE"/>
+              <w14:ligatures w14:val="standardContextual"/>
+            </w:rPr>
+          </w:pPr>
+          <w:hyperlink w:anchor="_Toc227067109" w:history="1">
+            <w:r>
+              <w:rPr>
+                <w:rStyle w:val="Hyperlink"/>
+              </w:rPr>
+              <w:t>3.4.2 Initial Non-Functional Requirements</w:t>
+            </w:r>
+            <w:r>
+              <w:rPr>
+                <w:webHidden/>
+              </w:rPr>
+              <w:tab/>
+            </w:r>
+            <w:r>
+              <w:rPr>
+                <w:webHidden/>
+              </w:rPr>
+              <w:fldChar w:fldCharType="begin"/>
+            </w:r>
+            <w:r>
+              <w:rPr>
+                <w:webHidden/>
+              </w:rPr>
+              <w:instrText xml:space="preserve"> PAGEREF _Toc227067109 \h </w:instrText>
+            </w:r>
+            <w:r>
+              <w:rPr>
+                <w:webHidden/>
+              </w:rPr>
+            </w:r>
+            <w:r>
+              <w:rPr>
+                <w:webHidden/>
+              </w:rPr>
+              <w:fldChar w:fldCharType="separate"/>
+            </w:r>
+            <w:r>
+              <w:rPr>
+                <w:webHidden/>
+              </w:rPr>
+              <w:t>15</w:t>
+            </w:r>
+            <w:r>
+              <w:rPr>
+                <w:webHidden/>
+              </w:rPr>
+              <w:fldChar w:fldCharType="end"/>
+            </w:r>
+          </w:hyperlink>
+        </w:p>
+        <w:p>
+          <w:pPr>
+            <w:pStyle w:val="TOC3"/>
+            <w:rPr>
+              <w:rFonts w:eastAsiaTheme="minorEastAsia"/>
+              <w:kern w:val="2"/>
+              <w:sz w:val="24"/>
+              <w:szCs w:val="24"/>
+              <w:lang w:eastAsia="en-IE"/>
+              <w14:ligatures w14:val="standardContextual"/>
+            </w:rPr>
+          </w:pPr>
+          <w:hyperlink w:anchor="_Toc227067110" w:history="1">
+            <w:r>
+              <w:rPr>
+                <w:rStyle w:val="Hyperlink"/>
+              </w:rPr>
+              <w:t>3.4.3 Initial System Architecture</w:t>
+            </w:r>
+            <w:r>
+              <w:rPr>
+                <w:webHidden/>
+              </w:rPr>
+              <w:tab/>
+            </w:r>
+            <w:r>
+              <w:rPr>
+                <w:webHidden/>
+              </w:rPr>
+              <w:fldChar w:fldCharType="begin"/>
+            </w:r>
+            <w:r>
+              <w:rPr>
+                <w:webHidden/>
+              </w:rPr>
+              <w:instrText xml:space="preserve"> PAGEREF _Toc227067110 \h </w:instrText>
+            </w:r>
+            <w:r>
+              <w:rPr>
+                <w:webHidden/>
+              </w:rPr>
+            </w:r>
+            <w:r>
+              <w:rPr>
+                <w:webHidden/>
+              </w:rPr>
+              <w:fldChar w:fldCharType="separate"/>
+            </w:r>
+            <w:r>
+              <w:rPr>
+                <w:webHidden/>
+              </w:rPr>
+              <w:t>15</w:t>
+            </w:r>
+            <w:r>
+              <w:rPr>
+                <w:webHidden/>
+              </w:rPr>
+              <w:fldChar w:fldCharType="end"/>
+            </w:r>
+          </w:hyperlink>
+        </w:p>
+        <w:p>
+          <w:pPr>
+            <w:pStyle w:val="TOC3"/>
+            <w:rPr>
+              <w:rFonts w:eastAsiaTheme="minorEastAsia"/>
+              <w:kern w:val="2"/>
+              <w:sz w:val="24"/>
+              <w:szCs w:val="24"/>
+              <w:lang w:eastAsia="en-IE"/>
+              <w14:ligatures w14:val="standardContextual"/>
+            </w:rPr>
+          </w:pPr>
+          <w:hyperlink w:anchor="_Toc227067111" w:history="1">
+            <w:r>
+              <w:rPr>
+                <w:rStyle w:val="Hyperlink"/>
+              </w:rPr>
+              <w:t>3.4.4 How it all works</w:t>
+            </w:r>
+            <w:r>
+              <w:rPr>
+                <w:webHidden/>
+              </w:rPr>
+              <w:tab/>
+            </w:r>
+            <w:r>
+              <w:rPr>
+                <w:webHidden/>
+              </w:rPr>
+              <w:fldChar w:fldCharType="begin"/>
+            </w:r>
+            <w:r>
+              <w:rPr>
+                <w:webHidden/>
+              </w:rPr>
+              <w:instrText xml:space="preserve"> PAGEREF _Toc227067111 \h </w:instrText>
+            </w:r>
+            <w:r>
+              <w:rPr>
+                <w:webHidden/>
+              </w:rPr>
+            </w:r>
+            <w:r>
+              <w:rPr>
+                <w:webHidden/>
+              </w:rPr>
+              <w:fldChar w:fldCharType="separate"/>
+            </w:r>
+            <w:r>
+              <w:rPr>
+                <w:webHidden/>
+              </w:rPr>
+              <w:t>16</w:t>
+            </w:r>
+            <w:r>
+              <w:rPr>
                 <w:webHidden/>
               </w:rPr>
               <w:fldChar w:fldCharType="end"/>
@@ -3838,13 +4392,13 @@
               <w14:ligatures w14:val="standardContextual"/>
             </w:rPr>
           </w:pPr>
-          <w:hyperlink w:anchor="_Toc227010872" w:history="1">
+          <w:hyperlink w:anchor="_Toc227067112" w:history="1">
             <w:r>
               <w:rPr>
                 <w:rStyle w:val="Hyperlink"/>
                 <w:noProof/>
               </w:rPr>
-              <w:t>3.X Other Section</w:t>
+              <w:t>3.5 Conclusion</w:t>
             </w:r>
             <w:r>
               <w:rPr>
@@ -3865,7 +4419,7 @@
                 <w:noProof/>
                 <w:webHidden/>
               </w:rPr>
-              <w:instrText xml:space="preserve"> PAGEREF _Toc227010872 \h </w:instrText>
+              <w:instrText xml:space="preserve"> PAGEREF _Toc227067112 \h </w:instrText>
             </w:r>
             <w:r>
               <w:rPr>
@@ -3885,7 +4439,95 @@
                 <w:noProof/>
                 <w:webHidden/>
               </w:rPr>
-              <w:t>12</w:t>
+              <w:t>16</w:t>
+            </w:r>
+            <w:r>
+              <w:rPr>
+                <w:noProof/>
+                <w:webHidden/>
+              </w:rPr>
+              <w:fldChar w:fldCharType="end"/>
+            </w:r>
+          </w:hyperlink>
+        </w:p>
+        <w:p>
+          <w:pPr>
+            <w:pStyle w:val="TOC1"/>
+            <w:tabs>
+              <w:tab w:val="right" w:leader="dot" w:pos="9010"/>
+            </w:tabs>
+            <w:rPr>
+              <w:rFonts w:eastAsiaTheme="minorEastAsia"/>
+              <w:noProof/>
+              <w:kern w:val="2"/>
+              <w:sz w:val="24"/>
+              <w:szCs w:val="24"/>
+              <w:lang w:eastAsia="en-IE"/>
+              <w14:ligatures w14:val="standardContextual"/>
+            </w:rPr>
+          </w:pPr>
+          <w:hyperlink w:anchor="_Toc227067113" w:history="1">
+            <w:r>
+              <w:rPr>
+                <w:rStyle w:val="Hyperlink"/>
+                <w:noProof/>
+              </w:rPr>
+              <w:t xml:space="preserve">4. System / Experiment </w:t>
+            </w:r>
+            <w:r>
+              <w:rPr>
+                <w:rStyle w:val="Hyperlink"/>
+                <w:noProof/>
+              </w:rPr>
+              <w:t>D</w:t>
+            </w:r>
+            <w:r>
+              <w:rPr>
+                <w:rStyle w:val="Hyperlink"/>
+                <w:noProof/>
+              </w:rPr>
+              <w:t>esign</w:t>
+            </w:r>
+            <w:r>
+              <w:rPr>
+                <w:noProof/>
+                <w:webHidden/>
+              </w:rPr>
+              <w:tab/>
+            </w:r>
+            <w:r>
+              <w:rPr>
+                <w:noProof/>
+                <w:webHidden/>
+              </w:rPr>
+              <w:fldChar w:fldCharType="begin"/>
+            </w:r>
+            <w:r>
+              <w:rPr>
+                <w:noProof/>
+                <w:webHidden/>
+              </w:rPr>
+              <w:instrText xml:space="preserve"> PAGEREF _Toc227067113 \h </w:instrText>
+            </w:r>
+            <w:r>
+              <w:rPr>
+                <w:noProof/>
+                <w:webHidden/>
+              </w:rPr>
+            </w:r>
+            <w:r>
+              <w:rPr>
+                <w:noProof/>
+                <w:webHidden/>
+              </w:rPr>
+              <w:fldChar w:fldCharType="separate"/>
+            </w:r>
+            <w:r>
+              <w:rPr>
+                <w:noProof/>
+                <w:webHidden/>
+              </w:rPr>
+              <w:t>18</w:t>
             </w:r>
             <w:r>
               <w:rPr>
@@ -3912,13 +4554,13 @@
               <w14:ligatures w14:val="standardContextual"/>
             </w:rPr>
           </w:pPr>
-          <w:hyperlink w:anchor="_Toc227010873" w:history="1">
+          <w:hyperlink w:anchor="_Toc227067114" w:history="1">
             <w:r>
               <w:rPr>
                 <w:rStyle w:val="Hyperlink"/>
                 <w:noProof/>
               </w:rPr>
-              <w:t>3.X Initial System Specification</w:t>
+              <w:t>4.1 Introduction</w:t>
             </w:r>
             <w:r>
               <w:rPr>
@@ -3939,7 +4581,7 @@
                 <w:noProof/>
                 <w:webHidden/>
               </w:rPr>
-              <w:instrText xml:space="preserve"> PAGEREF _Toc227010873 \h </w:instrText>
+              <w:instrText xml:space="preserve"> PAGEREF _Toc227067114 \h </w:instrText>
             </w:r>
             <w:r>
               <w:rPr>
@@ -3959,7 +4601,7 @@
                 <w:noProof/>
                 <w:webHidden/>
               </w:rPr>
-              <w:t>12</w:t>
+              <w:t>18</w:t>
             </w:r>
             <w:r>
               <w:rPr>
@@ -3986,13 +4628,13 @@
               <w14:ligatures w14:val="standardContextual"/>
             </w:rPr>
           </w:pPr>
-          <w:hyperlink w:anchor="_Toc227010874" w:history="1">
+          <w:hyperlink w:anchor="_Toc227067115" w:history="1">
             <w:r>
               <w:rPr>
                 <w:rStyle w:val="Hyperlink"/>
                 <w:noProof/>
               </w:rPr>
-              <w:t>3.X Conclusions</w:t>
+              <w:t>4.2. Software Methodology</w:t>
             </w:r>
             <w:r>
               <w:rPr>
@@ -4013,7 +4655,7 @@
                 <w:noProof/>
                 <w:webHidden/>
               </w:rPr>
-              <w:instrText xml:space="preserve"> PAGEREF _Toc227010874 \h </w:instrText>
+              <w:instrText xml:space="preserve"> PAGEREF _Toc227067115 \h </w:instrText>
             </w:r>
             <w:r>
               <w:rPr>
@@ -4033,7 +4675,427 @@
                 <w:noProof/>
                 <w:webHidden/>
               </w:rPr>
-              <w:t>13</w:t>
+              <w:t>18</w:t>
+            </w:r>
+            <w:r>
+              <w:rPr>
+                <w:noProof/>
+                <w:webHidden/>
+              </w:rPr>
+              <w:fldChar w:fldCharType="end"/>
+            </w:r>
+          </w:hyperlink>
+        </w:p>
+        <w:p>
+          <w:pPr>
+            <w:pStyle w:val="TOC2"/>
+            <w:tabs>
+              <w:tab w:val="right" w:leader="dot" w:pos="9010"/>
+            </w:tabs>
+            <w:rPr>
+              <w:rFonts w:eastAsiaTheme="minorEastAsia"/>
+              <w:noProof/>
+              <w:kern w:val="2"/>
+              <w:sz w:val="24"/>
+              <w:szCs w:val="24"/>
+              <w:lang w:eastAsia="en-IE"/>
+              <w14:ligatures w14:val="standardContextual"/>
+            </w:rPr>
+          </w:pPr>
+          <w:hyperlink w:anchor="_Toc227067116" w:history="1">
+            <w:r>
+              <w:rPr>
+                <w:rStyle w:val="Hyperlink"/>
+                <w:noProof/>
+              </w:rPr>
+              <w:t>4.3 Project Planning</w:t>
+            </w:r>
+            <w:r>
+              <w:rPr>
+                <w:noProof/>
+                <w:webHidden/>
+              </w:rPr>
+              <w:tab/>
+            </w:r>
+            <w:r>
+              <w:rPr>
+                <w:noProof/>
+                <w:webHidden/>
+              </w:rPr>
+              <w:fldChar w:fldCharType="begin"/>
+            </w:r>
+            <w:r>
+              <w:rPr>
+                <w:noProof/>
+                <w:webHidden/>
+              </w:rPr>
+              <w:instrText xml:space="preserve"> PAGEREF _Toc227067116 \h </w:instrText>
+            </w:r>
+            <w:r>
+              <w:rPr>
+                <w:noProof/>
+                <w:webHidden/>
+              </w:rPr>
+            </w:r>
+            <w:r>
+              <w:rPr>
+                <w:noProof/>
+                <w:webHidden/>
+              </w:rPr>
+              <w:fldChar w:fldCharType="separate"/>
+            </w:r>
+            <w:r>
+              <w:rPr>
+                <w:noProof/>
+                <w:webHidden/>
+              </w:rPr>
+              <w:t>18</w:t>
+            </w:r>
+            <w:r>
+              <w:rPr>
+                <w:noProof/>
+                <w:webHidden/>
+              </w:rPr>
+              <w:fldChar w:fldCharType="end"/>
+            </w:r>
+          </w:hyperlink>
+        </w:p>
+        <w:p>
+          <w:pPr>
+            <w:pStyle w:val="TOC3"/>
+            <w:rPr>
+              <w:rFonts w:eastAsiaTheme="minorEastAsia"/>
+              <w:kern w:val="2"/>
+              <w:sz w:val="24"/>
+              <w:szCs w:val="24"/>
+              <w:lang w:eastAsia="en-IE"/>
+              <w14:ligatures w14:val="standardContextual"/>
+            </w:rPr>
+          </w:pPr>
+          <w:hyperlink w:anchor="_Toc227067117" w:history="1">
+            <w:r>
+              <w:rPr>
+                <w:rStyle w:val="Hyperlink"/>
+              </w:rPr>
+              <w:t>4.3.1 Project Schedule</w:t>
+            </w:r>
+            <w:r>
+              <w:rPr>
+                <w:webHidden/>
+              </w:rPr>
+              <w:tab/>
+            </w:r>
+            <w:r>
+              <w:rPr>
+                <w:webHidden/>
+              </w:rPr>
+              <w:fldChar w:fldCharType="begin"/>
+            </w:r>
+            <w:r>
+              <w:rPr>
+                <w:webHidden/>
+              </w:rPr>
+              <w:instrText xml:space="preserve"> PAGEREF _Toc227067117 \h </w:instrText>
+            </w:r>
+            <w:r>
+              <w:rPr>
+                <w:webHidden/>
+              </w:rPr>
+            </w:r>
+            <w:r>
+              <w:rPr>
+                <w:webHidden/>
+              </w:rPr>
+              <w:fldChar w:fldCharType="separate"/>
+            </w:r>
+            <w:r>
+              <w:rPr>
+                <w:webHidden/>
+              </w:rPr>
+              <w:t>18</w:t>
+            </w:r>
+            <w:r>
+              <w:rPr>
+                <w:webHidden/>
+              </w:rPr>
+              <w:fldChar w:fldCharType="end"/>
+            </w:r>
+          </w:hyperlink>
+        </w:p>
+        <w:p>
+          <w:pPr>
+            <w:pStyle w:val="TOC2"/>
+            <w:tabs>
+              <w:tab w:val="right" w:leader="dot" w:pos="9010"/>
+            </w:tabs>
+            <w:rPr>
+              <w:rFonts w:eastAsiaTheme="minorEastAsia"/>
+              <w:noProof/>
+              <w:kern w:val="2"/>
+              <w:sz w:val="24"/>
+              <w:szCs w:val="24"/>
+              <w:lang w:eastAsia="en-IE"/>
+              <w14:ligatures w14:val="standardContextual"/>
+            </w:rPr>
+          </w:pPr>
+          <w:hyperlink w:anchor="_Toc227067118" w:history="1">
+            <w:r>
+              <w:rPr>
+                <w:rStyle w:val="Hyperlink"/>
+                <w:noProof/>
+              </w:rPr>
+              <w:t>4.5. Overview of System</w:t>
+            </w:r>
+            <w:r>
+              <w:rPr>
+                <w:noProof/>
+                <w:webHidden/>
+              </w:rPr>
+              <w:tab/>
+            </w:r>
+            <w:r>
+              <w:rPr>
+                <w:noProof/>
+                <w:webHidden/>
+              </w:rPr>
+              <w:fldChar w:fldCharType="begin"/>
+            </w:r>
+            <w:r>
+              <w:rPr>
+                <w:noProof/>
+                <w:webHidden/>
+              </w:rPr>
+              <w:instrText xml:space="preserve"> PAGEREF _Toc227067118 \h </w:instrText>
+            </w:r>
+            <w:r>
+              <w:rPr>
+                <w:noProof/>
+                <w:webHidden/>
+              </w:rPr>
+            </w:r>
+            <w:r>
+              <w:rPr>
+                <w:noProof/>
+                <w:webHidden/>
+              </w:rPr>
+              <w:fldChar w:fldCharType="separate"/>
+            </w:r>
+            <w:r>
+              <w:rPr>
+                <w:noProof/>
+                <w:webHidden/>
+              </w:rPr>
+              <w:t>18</w:t>
+            </w:r>
+            <w:r>
+              <w:rPr>
+                <w:noProof/>
+                <w:webHidden/>
+              </w:rPr>
+              <w:fldChar w:fldCharType="end"/>
+            </w:r>
+          </w:hyperlink>
+        </w:p>
+        <w:p>
+          <w:pPr>
+            <w:pStyle w:val="TOC3"/>
+            <w:rPr>
+              <w:rFonts w:eastAsiaTheme="minorEastAsia"/>
+              <w:kern w:val="2"/>
+              <w:sz w:val="24"/>
+              <w:szCs w:val="24"/>
+              <w:lang w:eastAsia="en-IE"/>
+              <w14:ligatures w14:val="standardContextual"/>
+            </w:rPr>
+          </w:pPr>
+          <w:hyperlink w:anchor="_Toc227067119" w:history="1">
+            <w:r>
+              <w:rPr>
+                <w:rStyle w:val="Hyperlink"/>
+              </w:rPr>
+              <w:t>4.5.1 Fulfilment of System Requirements</w:t>
+            </w:r>
+            <w:r>
+              <w:rPr>
+                <w:webHidden/>
+              </w:rPr>
+              <w:tab/>
+            </w:r>
+            <w:r>
+              <w:rPr>
+                <w:webHidden/>
+              </w:rPr>
+              <w:fldChar w:fldCharType="begin"/>
+            </w:r>
+            <w:r>
+              <w:rPr>
+                <w:webHidden/>
+              </w:rPr>
+              <w:instrText xml:space="preserve"> PAGEREF _Toc227067119 \h </w:instrText>
+            </w:r>
+            <w:r>
+              <w:rPr>
+                <w:webHidden/>
+              </w:rPr>
+            </w:r>
+            <w:r>
+              <w:rPr>
+                <w:webHidden/>
+              </w:rPr>
+              <w:fldChar w:fldCharType="separate"/>
+            </w:r>
+            <w:r>
+              <w:rPr>
+                <w:webHidden/>
+              </w:rPr>
+              <w:t>18</w:t>
+            </w:r>
+            <w:r>
+              <w:rPr>
+                <w:webHidden/>
+              </w:rPr>
+              <w:fldChar w:fldCharType="end"/>
+            </w:r>
+          </w:hyperlink>
+        </w:p>
+        <w:p>
+          <w:pPr>
+            <w:pStyle w:val="TOC2"/>
+            <w:tabs>
+              <w:tab w:val="right" w:leader="dot" w:pos="9010"/>
+            </w:tabs>
+            <w:rPr>
+              <w:rFonts w:eastAsiaTheme="minorEastAsia"/>
+              <w:noProof/>
+              <w:kern w:val="2"/>
+              <w:sz w:val="24"/>
+              <w:szCs w:val="24"/>
+              <w:lang w:eastAsia="en-IE"/>
+              <w14:ligatures w14:val="standardContextual"/>
+            </w:rPr>
+          </w:pPr>
+          <w:hyperlink w:anchor="_Toc227067120" w:history="1">
+            <w:r>
+              <w:rPr>
+                <w:rStyle w:val="Hyperlink"/>
+                <w:noProof/>
+              </w:rPr>
+              <w:t>4.X. Other Sections as needed</w:t>
+            </w:r>
+            <w:r>
+              <w:rPr>
+                <w:noProof/>
+                <w:webHidden/>
+              </w:rPr>
+              <w:tab/>
+            </w:r>
+            <w:r>
+              <w:rPr>
+                <w:noProof/>
+                <w:webHidden/>
+              </w:rPr>
+              <w:fldChar w:fldCharType="begin"/>
+            </w:r>
+            <w:r>
+              <w:rPr>
+                <w:noProof/>
+                <w:webHidden/>
+              </w:rPr>
+              <w:instrText xml:space="preserve"> PAGEREF _Toc227067120 \h </w:instrText>
+            </w:r>
+            <w:r>
+              <w:rPr>
+                <w:noProof/>
+                <w:webHidden/>
+              </w:rPr>
+            </w:r>
+            <w:r>
+              <w:rPr>
+                <w:noProof/>
+                <w:webHidden/>
+              </w:rPr>
+              <w:fldChar w:fldCharType="separate"/>
+            </w:r>
+            <w:r>
+              <w:rPr>
+                <w:noProof/>
+                <w:webHidden/>
+              </w:rPr>
+              <w:t>18</w:t>
+            </w:r>
+            <w:r>
+              <w:rPr>
+                <w:noProof/>
+                <w:webHidden/>
+              </w:rPr>
+              <w:fldChar w:fldCharType="end"/>
+            </w:r>
+          </w:hyperlink>
+        </w:p>
+        <w:p>
+          <w:pPr>
+            <w:pStyle w:val="TOC2"/>
+            <w:tabs>
+              <w:tab w:val="right" w:leader="dot" w:pos="9010"/>
+            </w:tabs>
+            <w:rPr>
+              <w:rFonts w:eastAsiaTheme="minorEastAsia"/>
+              <w:noProof/>
+              <w:kern w:val="2"/>
+              <w:sz w:val="24"/>
+              <w:szCs w:val="24"/>
+              <w:lang w:eastAsia="en-IE"/>
+              <w14:ligatures w14:val="standardContextual"/>
+            </w:rPr>
+          </w:pPr>
+          <w:hyperlink w:anchor="_Toc227067121" w:history="1">
+            <w:r>
+              <w:rPr>
+                <w:rStyle w:val="Hyperlink"/>
+                <w:noProof/>
+              </w:rPr>
+              <w:t>4.X. Conclusions</w:t>
+            </w:r>
+            <w:r>
+              <w:rPr>
+                <w:noProof/>
+                <w:webHidden/>
+              </w:rPr>
+              <w:tab/>
+            </w:r>
+            <w:r>
+              <w:rPr>
+                <w:noProof/>
+                <w:webHidden/>
+              </w:rPr>
+              <w:fldChar w:fldCharType="begin"/>
+            </w:r>
+            <w:r>
+              <w:rPr>
+                <w:noProof/>
+                <w:webHidden/>
+              </w:rPr>
+              <w:instrText xml:space="preserve"> PAGEREF _Toc227067121 \h </w:instrText>
+            </w:r>
+            <w:r>
+              <w:rPr>
+                <w:noProof/>
+                <w:webHidden/>
+              </w:rPr>
+            </w:r>
+            <w:r>
+              <w:rPr>
+                <w:noProof/>
+                <w:webHidden/>
+              </w:rPr>
+              <w:fldChar w:fldCharType="separate"/>
+            </w:r>
+            <w:r>
+              <w:rPr>
+                <w:noProof/>
+                <w:webHidden/>
+              </w:rPr>
+              <w:t>18</w:t>
             </w:r>
             <w:r>
               <w:rPr>
@@ -4060,13 +5122,13 @@
               <w14:ligatures w14:val="standardContextual"/>
             </w:rPr>
           </w:pPr>
-          <w:hyperlink w:anchor="_Toc227010875" w:history="1">
+          <w:hyperlink w:anchor="_Toc227067122" w:history="1">
             <w:r>
               <w:rPr>
                 <w:rStyle w:val="Hyperlink"/>
                 <w:noProof/>
               </w:rPr>
-              <w:t>4. System / Experiment Design</w:t>
+              <w:t>5. System / Experiment Development</w:t>
             </w:r>
             <w:r>
               <w:rPr>
@@ -4087,7 +5149,7 @@
                 <w:noProof/>
                 <w:webHidden/>
               </w:rPr>
-              <w:instrText xml:space="preserve"> PAGEREF _Toc227010875 \h </w:instrText>
+              <w:instrText xml:space="preserve"> PAGEREF _Toc227067122 \h </w:instrText>
             </w:r>
             <w:r>
               <w:rPr>
@@ -4107,7 +5169,7 @@
                 <w:noProof/>
                 <w:webHidden/>
               </w:rPr>
-              <w:t>14</w:t>
+              <w:t>19</w:t>
             </w:r>
             <w:r>
               <w:rPr>
@@ -4134,13 +5196,13 @@
               <w14:ligatures w14:val="standardContextual"/>
             </w:rPr>
           </w:pPr>
-          <w:hyperlink w:anchor="_Toc227010876" w:history="1">
+          <w:hyperlink w:anchor="_Toc227067123" w:history="1">
             <w:r>
               <w:rPr>
                 <w:rStyle w:val="Hyperlink"/>
                 <w:noProof/>
               </w:rPr>
-              <w:t>4.1 Introduction</w:t>
+              <w:t>5.1. Introduction</w:t>
             </w:r>
             <w:r>
               <w:rPr>
@@ -4161,7 +5223,7 @@
                 <w:noProof/>
                 <w:webHidden/>
               </w:rPr>
-              <w:instrText xml:space="preserve"> PAGEREF _Toc227010876 \h </w:instrText>
+              <w:instrText xml:space="preserve"> PAGEREF _Toc227067123 \h </w:instrText>
             </w:r>
             <w:r>
               <w:rPr>
@@ -4181,7 +5243,7 @@
                 <w:noProof/>
                 <w:webHidden/>
               </w:rPr>
-              <w:t>14</w:t>
+              <w:t>19</w:t>
             </w:r>
             <w:r>
               <w:rPr>
@@ -4208,13 +5270,13 @@
               <w14:ligatures w14:val="standardContextual"/>
             </w:rPr>
           </w:pPr>
-          <w:hyperlink w:anchor="_Toc227010877" w:history="1">
+          <w:hyperlink w:anchor="_Toc227067124" w:history="1">
             <w:r>
               <w:rPr>
                 <w:rStyle w:val="Hyperlink"/>
                 <w:noProof/>
               </w:rPr>
-              <w:t>4.2. Software Methodology</w:t>
+              <w:t>5.2. Software Development</w:t>
             </w:r>
             <w:r>
               <w:rPr>
@@ -4235,7 +5297,7 @@
                 <w:noProof/>
                 <w:webHidden/>
               </w:rPr>
-              <w:instrText xml:space="preserve"> PAGEREF _Toc227010877 \h </w:instrText>
+              <w:instrText xml:space="preserve"> PAGEREF _Toc227067124 \h </w:instrText>
             </w:r>
             <w:r>
               <w:rPr>
@@ -4255,7 +5317,7 @@
                 <w:noProof/>
                 <w:webHidden/>
               </w:rPr>
-              <w:t>14</w:t>
+              <w:t>19</w:t>
             </w:r>
             <w:r>
               <w:rPr>
@@ -4282,13 +5344,13 @@
               <w14:ligatures w14:val="standardContextual"/>
             </w:rPr>
           </w:pPr>
-          <w:hyperlink w:anchor="_Toc227010878" w:history="1">
+          <w:hyperlink w:anchor="_Toc227067125" w:history="1">
             <w:r>
               <w:rPr>
                 <w:rStyle w:val="Hyperlink"/>
                 <w:noProof/>
               </w:rPr>
-              <w:t>4.3 Project Planning</w:t>
+              <w:t>5.X. Other Sections as needed</w:t>
             </w:r>
             <w:r>
               <w:rPr>
@@ -4309,7 +5371,7 @@
                 <w:noProof/>
                 <w:webHidden/>
               </w:rPr>
-              <w:instrText xml:space="preserve"> PAGEREF _Toc227010878 \h </w:instrText>
+              <w:instrText xml:space="preserve"> PAGEREF _Toc227067125 \h </w:instrText>
             </w:r>
             <w:r>
               <w:rPr>
@@ -4329,73 +5391,11 @@
                 <w:noProof/>
                 <w:webHidden/>
               </w:rPr>
-              <w:t>14</w:t>
-            </w:r>
-            <w:r>
-              <w:rPr>
-                <w:noProof/>
-                <w:webHidden/>
-              </w:rPr>
-              <w:fldChar w:fldCharType="end"/>
-            </w:r>
-          </w:hyperlink>
-        </w:p>
-        <w:p>
-          <w:pPr>
-            <w:pStyle w:val="TOC3"/>
-            <w:rPr>
-              <w:rFonts w:eastAsiaTheme="minorEastAsia"/>
-              <w:kern w:val="2"/>
-              <w:sz w:val="24"/>
-              <w:szCs w:val="24"/>
-              <w:lang w:eastAsia="en-IE"/>
-              <w14:ligatures w14:val="standardContextual"/>
-            </w:rPr>
-          </w:pPr>
-          <w:hyperlink w:anchor="_Toc227010879" w:history="1">
-            <w:r>
-              <w:rPr>
-                <w:rStyle w:val="Hyperlink"/>
-              </w:rPr>
-              <w:t>4.3.1 Project Schedule</w:t>
-            </w:r>
-            <w:r>
-              <w:rPr>
-                <w:webHidden/>
-              </w:rPr>
-              <w:tab/>
-            </w:r>
-            <w:r>
-              <w:rPr>
-                <w:webHidden/>
-              </w:rPr>
-              <w:fldChar w:fldCharType="begin"/>
-            </w:r>
-            <w:r>
-              <w:rPr>
-                <w:webHidden/>
-              </w:rPr>
-              <w:instrText xml:space="preserve"> PAGEREF _Toc227010879 \h </w:instrText>
-            </w:r>
-            <w:r>
-              <w:rPr>
-                <w:webHidden/>
-              </w:rPr>
-            </w:r>
-            <w:r>
-              <w:rPr>
-                <w:webHidden/>
-              </w:rPr>
-              <w:fldChar w:fldCharType="separate"/>
-            </w:r>
-            <w:r>
-              <w:rPr>
-                <w:webHidden/>
-              </w:rPr>
-              <w:t>14</w:t>
-            </w:r>
-            <w:r>
-              <w:rPr>
+              <w:t>19</w:t>
+            </w:r>
+            <w:r>
+              <w:rPr>
+                <w:noProof/>
                 <w:webHidden/>
               </w:rPr>
               <w:fldChar w:fldCharType="end"/>
@@ -4418,13 +5418,13 @@
               <w14:ligatures w14:val="standardContextual"/>
             </w:rPr>
           </w:pPr>
-          <w:hyperlink w:anchor="_Toc227010880" w:history="1">
+          <w:hyperlink w:anchor="_Toc227067126" w:history="1">
             <w:r>
               <w:rPr>
                 <w:rStyle w:val="Hyperlink"/>
                 <w:noProof/>
               </w:rPr>
-              <w:t>4.5. Overview of System</w:t>
+              <w:t>5.X. Conclusions</w:t>
             </w:r>
             <w:r>
               <w:rPr>
@@ -4445,7 +5445,7 @@
                 <w:noProof/>
                 <w:webHidden/>
               </w:rPr>
-              <w:instrText xml:space="preserve"> PAGEREF _Toc227010880 \h </w:instrText>
+              <w:instrText xml:space="preserve"> PAGEREF _Toc227067126 \h </w:instrText>
             </w:r>
             <w:r>
               <w:rPr>
@@ -4465,7 +5465,7 @@
                 <w:noProof/>
                 <w:webHidden/>
               </w:rPr>
-              <w:t>14</w:t>
+              <w:t>19</w:t>
             </w:r>
             <w:r>
               <w:rPr>
@@ -4478,9 +5478,13 @@
         </w:p>
         <w:p>
           <w:pPr>
-            <w:pStyle w:val="TOC3"/>
+            <w:pStyle w:val="TOC1"/>
+            <w:tabs>
+              <w:tab w:val="right" w:leader="dot" w:pos="9010"/>
+            </w:tabs>
             <w:rPr>
               <w:rFonts w:eastAsiaTheme="minorEastAsia"/>
+              <w:noProof/>
               <w:kern w:val="2"/>
               <w:sz w:val="24"/>
               <w:szCs w:val="24"/>
@@ -4488,50 +5492,58 @@
               <w14:ligatures w14:val="standardContextual"/>
             </w:rPr>
           </w:pPr>
-          <w:hyperlink w:anchor="_Toc227010881" w:history="1">
+          <w:hyperlink w:anchor="_Toc227067127" w:history="1">
             <w:r>
               <w:rPr>
                 <w:rStyle w:val="Hyperlink"/>
-              </w:rPr>
-              <w:t>4.5.1 Fulfilment of System Requirements</w:t>
-            </w:r>
-            <w:r>
-              <w:rPr>
+                <w:noProof/>
+              </w:rPr>
+              <w:t>6. Testing and Evaluation</w:t>
+            </w:r>
+            <w:r>
+              <w:rPr>
+                <w:noProof/>
                 <w:webHidden/>
               </w:rPr>
               <w:tab/>
             </w:r>
             <w:r>
               <w:rPr>
+                <w:noProof/>
                 <w:webHidden/>
               </w:rPr>
               <w:fldChar w:fldCharType="begin"/>
             </w:r>
             <w:r>
               <w:rPr>
-                <w:webHidden/>
-              </w:rPr>
-              <w:instrText xml:space="preserve"> PAGEREF _Toc227010881 \h </w:instrText>
-            </w:r>
-            <w:r>
-              <w:rPr>
-                <w:webHidden/>
-              </w:rPr>
-            </w:r>
-            <w:r>
-              <w:rPr>
+                <w:noProof/>
+                <w:webHidden/>
+              </w:rPr>
+              <w:instrText xml:space="preserve"> PAGEREF _Toc227067127 \h </w:instrText>
+            </w:r>
+            <w:r>
+              <w:rPr>
+                <w:noProof/>
+                <w:webHidden/>
+              </w:rPr>
+            </w:r>
+            <w:r>
+              <w:rPr>
+                <w:noProof/>
                 <w:webHidden/>
               </w:rPr>
               <w:fldChar w:fldCharType="separate"/>
             </w:r>
             <w:r>
               <w:rPr>
-                <w:webHidden/>
-              </w:rPr>
-              <w:t>14</w:t>
-            </w:r>
-            <w:r>
-              <w:rPr>
+                <w:noProof/>
+                <w:webHidden/>
+              </w:rPr>
+              <w:t>20</w:t>
+            </w:r>
+            <w:r>
+              <w:rPr>
+                <w:noProof/>
                 <w:webHidden/>
               </w:rPr>
               <w:fldChar w:fldCharType="end"/>
@@ -4554,13 +5566,13 @@
               <w14:ligatures w14:val="standardContextual"/>
             </w:rPr>
           </w:pPr>
-          <w:hyperlink w:anchor="_Toc227010882" w:history="1">
+          <w:hyperlink w:anchor="_Toc227067128" w:history="1">
             <w:r>
               <w:rPr>
                 <w:rStyle w:val="Hyperlink"/>
                 <w:noProof/>
               </w:rPr>
-              <w:t>4.X. Other Sections as needed</w:t>
+              <w:t>6.1. Introduction</w:t>
             </w:r>
             <w:r>
               <w:rPr>
@@ -4581,7 +5593,7 @@
                 <w:noProof/>
                 <w:webHidden/>
               </w:rPr>
-              <w:instrText xml:space="preserve"> PAGEREF _Toc227010882 \h </w:instrText>
+              <w:instrText xml:space="preserve"> PAGEREF _Toc227067128 \h </w:instrText>
             </w:r>
             <w:r>
               <w:rPr>
@@ -4601,7 +5613,7 @@
                 <w:noProof/>
                 <w:webHidden/>
               </w:rPr>
-              <w:t>14</w:t>
+              <w:t>20</w:t>
             </w:r>
             <w:r>
               <w:rPr>
@@ -4628,13 +5640,13 @@
               <w14:ligatures w14:val="standardContextual"/>
             </w:rPr>
           </w:pPr>
-          <w:hyperlink w:anchor="_Toc227010883" w:history="1">
+          <w:hyperlink w:anchor="_Toc227067129" w:history="1">
             <w:r>
               <w:rPr>
                 <w:rStyle w:val="Hyperlink"/>
                 <w:noProof/>
               </w:rPr>
-              <w:t>4.X. Conclusions</w:t>
+              <w:t>6.2. System Testing</w:t>
             </w:r>
             <w:r>
               <w:rPr>
@@ -4655,7 +5667,7 @@
                 <w:noProof/>
                 <w:webHidden/>
               </w:rPr>
-              <w:instrText xml:space="preserve"> PAGEREF _Toc227010883 \h </w:instrText>
+              <w:instrText xml:space="preserve"> PAGEREF _Toc227067129 \h </w:instrText>
             </w:r>
             <w:r>
               <w:rPr>
@@ -4675,7 +5687,353 @@
                 <w:noProof/>
                 <w:webHidden/>
               </w:rPr>
-              <w:t>14</w:t>
+              <w:t>20</w:t>
+            </w:r>
+            <w:r>
+              <w:rPr>
+                <w:noProof/>
+                <w:webHidden/>
+              </w:rPr>
+              <w:fldChar w:fldCharType="end"/>
+            </w:r>
+          </w:hyperlink>
+        </w:p>
+        <w:p>
+          <w:pPr>
+            <w:pStyle w:val="TOC2"/>
+            <w:tabs>
+              <w:tab w:val="right" w:leader="dot" w:pos="9010"/>
+            </w:tabs>
+            <w:rPr>
+              <w:rFonts w:eastAsiaTheme="minorEastAsia"/>
+              <w:noProof/>
+              <w:kern w:val="2"/>
+              <w:sz w:val="24"/>
+              <w:szCs w:val="24"/>
+              <w:lang w:eastAsia="en-IE"/>
+              <w14:ligatures w14:val="standardContextual"/>
+            </w:rPr>
+          </w:pPr>
+          <w:hyperlink w:anchor="_Toc227067130" w:history="1">
+            <w:r>
+              <w:rPr>
+                <w:rStyle w:val="Hyperlink"/>
+                <w:noProof/>
+              </w:rPr>
+              <w:t>6.3. System Evaluation</w:t>
+            </w:r>
+            <w:r>
+              <w:rPr>
+                <w:noProof/>
+                <w:webHidden/>
+              </w:rPr>
+              <w:tab/>
+            </w:r>
+            <w:r>
+              <w:rPr>
+                <w:noProof/>
+                <w:webHidden/>
+              </w:rPr>
+              <w:fldChar w:fldCharType="begin"/>
+            </w:r>
+            <w:r>
+              <w:rPr>
+                <w:noProof/>
+                <w:webHidden/>
+              </w:rPr>
+              <w:instrText xml:space="preserve"> PAGEREF _Toc227067130 \h </w:instrText>
+            </w:r>
+            <w:r>
+              <w:rPr>
+                <w:noProof/>
+                <w:webHidden/>
+              </w:rPr>
+            </w:r>
+            <w:r>
+              <w:rPr>
+                <w:noProof/>
+                <w:webHidden/>
+              </w:rPr>
+              <w:fldChar w:fldCharType="separate"/>
+            </w:r>
+            <w:r>
+              <w:rPr>
+                <w:noProof/>
+                <w:webHidden/>
+              </w:rPr>
+              <w:t>20</w:t>
+            </w:r>
+            <w:r>
+              <w:rPr>
+                <w:noProof/>
+                <w:webHidden/>
+              </w:rPr>
+              <w:fldChar w:fldCharType="end"/>
+            </w:r>
+          </w:hyperlink>
+        </w:p>
+        <w:p>
+          <w:pPr>
+            <w:pStyle w:val="TOC2"/>
+            <w:tabs>
+              <w:tab w:val="right" w:leader="dot" w:pos="9010"/>
+            </w:tabs>
+            <w:rPr>
+              <w:rFonts w:eastAsiaTheme="minorEastAsia"/>
+              <w:noProof/>
+              <w:kern w:val="2"/>
+              <w:sz w:val="24"/>
+              <w:szCs w:val="24"/>
+              <w:lang w:eastAsia="en-IE"/>
+              <w14:ligatures w14:val="standardContextual"/>
+            </w:rPr>
+          </w:pPr>
+          <w:hyperlink w:anchor="_Toc227067131" w:history="1">
+            <w:r>
+              <w:rPr>
+                <w:rStyle w:val="Hyperlink"/>
+                <w:noProof/>
+              </w:rPr>
+              <w:t>6.4. Evaluate Project Management</w:t>
+            </w:r>
+            <w:r>
+              <w:rPr>
+                <w:noProof/>
+                <w:webHidden/>
+              </w:rPr>
+              <w:tab/>
+            </w:r>
+            <w:r>
+              <w:rPr>
+                <w:noProof/>
+                <w:webHidden/>
+              </w:rPr>
+              <w:fldChar w:fldCharType="begin"/>
+            </w:r>
+            <w:r>
+              <w:rPr>
+                <w:noProof/>
+                <w:webHidden/>
+              </w:rPr>
+              <w:instrText xml:space="preserve"> PAGEREF _Toc227067131 \h </w:instrText>
+            </w:r>
+            <w:r>
+              <w:rPr>
+                <w:noProof/>
+                <w:webHidden/>
+              </w:rPr>
+            </w:r>
+            <w:r>
+              <w:rPr>
+                <w:noProof/>
+                <w:webHidden/>
+              </w:rPr>
+              <w:fldChar w:fldCharType="separate"/>
+            </w:r>
+            <w:r>
+              <w:rPr>
+                <w:noProof/>
+                <w:webHidden/>
+              </w:rPr>
+              <w:t>20</w:t>
+            </w:r>
+            <w:r>
+              <w:rPr>
+                <w:noProof/>
+                <w:webHidden/>
+              </w:rPr>
+              <w:fldChar w:fldCharType="end"/>
+            </w:r>
+          </w:hyperlink>
+        </w:p>
+        <w:p>
+          <w:pPr>
+            <w:pStyle w:val="TOC3"/>
+            <w:rPr>
+              <w:rFonts w:eastAsiaTheme="minorEastAsia"/>
+              <w:kern w:val="2"/>
+              <w:sz w:val="24"/>
+              <w:szCs w:val="24"/>
+              <w:lang w:eastAsia="en-IE"/>
+              <w14:ligatures w14:val="standardContextual"/>
+            </w:rPr>
+          </w:pPr>
+          <w:hyperlink w:anchor="_Toc227067132" w:history="1">
+            <w:r>
+              <w:rPr>
+                <w:rStyle w:val="Hyperlink"/>
+              </w:rPr>
+              <w:t>6.4.1 Evaluate Project Plan</w:t>
+            </w:r>
+            <w:r>
+              <w:rPr>
+                <w:webHidden/>
+              </w:rPr>
+              <w:tab/>
+            </w:r>
+            <w:r>
+              <w:rPr>
+                <w:webHidden/>
+              </w:rPr>
+              <w:fldChar w:fldCharType="begin"/>
+            </w:r>
+            <w:r>
+              <w:rPr>
+                <w:webHidden/>
+              </w:rPr>
+              <w:instrText xml:space="preserve"> PAGEREF _Toc227067132 \h </w:instrText>
+            </w:r>
+            <w:r>
+              <w:rPr>
+                <w:webHidden/>
+              </w:rPr>
+            </w:r>
+            <w:r>
+              <w:rPr>
+                <w:webHidden/>
+              </w:rPr>
+              <w:fldChar w:fldCharType="separate"/>
+            </w:r>
+            <w:r>
+              <w:rPr>
+                <w:webHidden/>
+              </w:rPr>
+              <w:t>20</w:t>
+            </w:r>
+            <w:r>
+              <w:rPr>
+                <w:webHidden/>
+              </w:rPr>
+              <w:fldChar w:fldCharType="end"/>
+            </w:r>
+          </w:hyperlink>
+        </w:p>
+        <w:p>
+          <w:pPr>
+            <w:pStyle w:val="TOC3"/>
+            <w:rPr>
+              <w:rFonts w:eastAsiaTheme="minorEastAsia"/>
+              <w:kern w:val="2"/>
+              <w:sz w:val="24"/>
+              <w:szCs w:val="24"/>
+              <w:lang w:eastAsia="en-IE"/>
+              <w14:ligatures w14:val="standardContextual"/>
+            </w:rPr>
+          </w:pPr>
+          <w:hyperlink w:anchor="_Toc227067133" w:history="1">
+            <w:r>
+              <w:rPr>
+                <w:rStyle w:val="Hyperlink"/>
+              </w:rPr>
+              <w:t>6.4.1 Evaluate Project Execution</w:t>
+            </w:r>
+            <w:r>
+              <w:rPr>
+                <w:webHidden/>
+              </w:rPr>
+              <w:tab/>
+            </w:r>
+            <w:r>
+              <w:rPr>
+                <w:webHidden/>
+              </w:rPr>
+              <w:fldChar w:fldCharType="begin"/>
+            </w:r>
+            <w:r>
+              <w:rPr>
+                <w:webHidden/>
+              </w:rPr>
+              <w:instrText xml:space="preserve"> PAGEREF _Toc227067133 \h </w:instrText>
+            </w:r>
+            <w:r>
+              <w:rPr>
+                <w:webHidden/>
+              </w:rPr>
+            </w:r>
+            <w:r>
+              <w:rPr>
+                <w:webHidden/>
+              </w:rPr>
+              <w:fldChar w:fldCharType="separate"/>
+            </w:r>
+            <w:r>
+              <w:rPr>
+                <w:webHidden/>
+              </w:rPr>
+              <w:t>20</w:t>
+            </w:r>
+            <w:r>
+              <w:rPr>
+                <w:webHidden/>
+              </w:rPr>
+              <w:fldChar w:fldCharType="end"/>
+            </w:r>
+          </w:hyperlink>
+        </w:p>
+        <w:p>
+          <w:pPr>
+            <w:pStyle w:val="TOC2"/>
+            <w:tabs>
+              <w:tab w:val="right" w:leader="dot" w:pos="9010"/>
+            </w:tabs>
+            <w:rPr>
+              <w:rFonts w:eastAsiaTheme="minorEastAsia"/>
+              <w:noProof/>
+              <w:kern w:val="2"/>
+              <w:sz w:val="24"/>
+              <w:szCs w:val="24"/>
+              <w:lang w:eastAsia="en-IE"/>
+              <w14:ligatures w14:val="standardContextual"/>
+            </w:rPr>
+          </w:pPr>
+          <w:hyperlink w:anchor="_Toc227067134" w:history="1">
+            <w:r>
+              <w:rPr>
+                <w:rStyle w:val="Hyperlink"/>
+                <w:noProof/>
+              </w:rPr>
+              <w:t>6.6. Conclusions</w:t>
+            </w:r>
+            <w:r>
+              <w:rPr>
+                <w:noProof/>
+                <w:webHidden/>
+              </w:rPr>
+              <w:tab/>
+            </w:r>
+            <w:r>
+              <w:rPr>
+                <w:noProof/>
+                <w:webHidden/>
+              </w:rPr>
+              <w:fldChar w:fldCharType="begin"/>
+            </w:r>
+            <w:r>
+              <w:rPr>
+                <w:noProof/>
+                <w:webHidden/>
+              </w:rPr>
+              <w:instrText xml:space="preserve"> PAGEREF _Toc227067134 \h </w:instrText>
+            </w:r>
+            <w:r>
+              <w:rPr>
+                <w:noProof/>
+                <w:webHidden/>
+              </w:rPr>
+            </w:r>
+            <w:r>
+              <w:rPr>
+                <w:noProof/>
+                <w:webHidden/>
+              </w:rPr>
+              <w:fldChar w:fldCharType="separate"/>
+            </w:r>
+            <w:r>
+              <w:rPr>
+                <w:noProof/>
+                <w:webHidden/>
+              </w:rPr>
+              <w:t>20</w:t>
             </w:r>
             <w:r>
               <w:rPr>
@@ -4702,13 +6060,13 @@
               <w14:ligatures w14:val="standardContextual"/>
             </w:rPr>
           </w:pPr>
-          <w:hyperlink w:anchor="_Toc227010884" w:history="1">
+          <w:hyperlink w:anchor="_Toc227067135" w:history="1">
             <w:r>
               <w:rPr>
                 <w:rStyle w:val="Hyperlink"/>
                 <w:noProof/>
               </w:rPr>
-              <w:t>5. System / Experiment Development</w:t>
+              <w:t>7. Conclusions and Future Work</w:t>
             </w:r>
             <w:r>
               <w:rPr>
@@ -4729,7 +6087,7 @@
                 <w:noProof/>
                 <w:webHidden/>
               </w:rPr>
-              <w:instrText xml:space="preserve"> PAGEREF _Toc227010884 \h </w:instrText>
+              <w:instrText xml:space="preserve"> PAGEREF _Toc227067135 \h </w:instrText>
             </w:r>
             <w:r>
               <w:rPr>
@@ -4749,7 +6107,7 @@
                 <w:noProof/>
                 <w:webHidden/>
               </w:rPr>
-              <w:t>15</w:t>
+              <w:t>21</w:t>
             </w:r>
             <w:r>
               <w:rPr>
@@ -4776,13 +6134,13 @@
               <w14:ligatures w14:val="standardContextual"/>
             </w:rPr>
           </w:pPr>
-          <w:hyperlink w:anchor="_Toc227010885" w:history="1">
+          <w:hyperlink w:anchor="_Toc227067136" w:history="1">
             <w:r>
               <w:rPr>
                 <w:rStyle w:val="Hyperlink"/>
                 <w:noProof/>
               </w:rPr>
-              <w:t>5.1. Introduction</w:t>
+              <w:t>7.1. Introduction</w:t>
             </w:r>
             <w:r>
               <w:rPr>
@@ -4803,7 +6161,7 @@
                 <w:noProof/>
                 <w:webHidden/>
               </w:rPr>
-              <w:instrText xml:space="preserve"> PAGEREF _Toc227010885 \h </w:instrText>
+              <w:instrText xml:space="preserve"> PAGEREF _Toc227067136 \h </w:instrText>
             </w:r>
             <w:r>
               <w:rPr>
@@ -4823,7 +6181,7 @@
                 <w:noProof/>
                 <w:webHidden/>
               </w:rPr>
-              <w:t>15</w:t>
+              <w:t>21</w:t>
             </w:r>
             <w:r>
               <w:rPr>
@@ -4850,13 +6208,13 @@
               <w14:ligatures w14:val="standardContextual"/>
             </w:rPr>
           </w:pPr>
-          <w:hyperlink w:anchor="_Toc227010886" w:history="1">
+          <w:hyperlink w:anchor="_Toc227067137" w:history="1">
             <w:r>
               <w:rPr>
                 <w:rStyle w:val="Hyperlink"/>
                 <w:noProof/>
               </w:rPr>
-              <w:t>5.2. Software Development</w:t>
+              <w:t>7.2. Future Work</w:t>
             </w:r>
             <w:r>
               <w:rPr>
@@ -4877,7 +6235,7 @@
                 <w:noProof/>
                 <w:webHidden/>
               </w:rPr>
-              <w:instrText xml:space="preserve"> PAGEREF _Toc227010886 \h </w:instrText>
+              <w:instrText xml:space="preserve"> PAGEREF _Toc227067137 \h </w:instrText>
             </w:r>
             <w:r>
               <w:rPr>
@@ -4897,7 +6255,7 @@
                 <w:noProof/>
                 <w:webHidden/>
               </w:rPr>
-              <w:t>15</w:t>
+              <w:t>21</w:t>
             </w:r>
             <w:r>
               <w:rPr>
@@ -4924,13 +6282,13 @@
               <w14:ligatures w14:val="standardContextual"/>
             </w:rPr>
           </w:pPr>
-          <w:hyperlink w:anchor="_Toc227010887" w:history="1">
+          <w:hyperlink w:anchor="_Toc227067138" w:history="1">
             <w:r>
               <w:rPr>
                 <w:rStyle w:val="Hyperlink"/>
                 <w:noProof/>
               </w:rPr>
-              <w:t>5.X. Other Sections as needed</w:t>
+              <w:t>7.3. Conclusions</w:t>
             </w:r>
             <w:r>
               <w:rPr>
@@ -4951,7 +6309,7 @@
                 <w:noProof/>
                 <w:webHidden/>
               </w:rPr>
-              <w:instrText xml:space="preserve"> PAGEREF _Toc227010887 \h </w:instrText>
+              <w:instrText xml:space="preserve"> PAGEREF _Toc227067138 \h </w:instrText>
             </w:r>
             <w:r>
               <w:rPr>
@@ -4971,7 +6329,303 @@
                 <w:noProof/>
                 <w:webHidden/>
               </w:rPr>
-              <w:t>15</w:t>
+              <w:t>21</w:t>
+            </w:r>
+            <w:r>
+              <w:rPr>
+                <w:noProof/>
+                <w:webHidden/>
+              </w:rPr>
+              <w:fldChar w:fldCharType="end"/>
+            </w:r>
+          </w:hyperlink>
+        </w:p>
+        <w:p>
+          <w:pPr>
+            <w:pStyle w:val="TOC1"/>
+            <w:tabs>
+              <w:tab w:val="right" w:leader="dot" w:pos="9010"/>
+            </w:tabs>
+            <w:rPr>
+              <w:rFonts w:eastAsiaTheme="minorEastAsia"/>
+              <w:noProof/>
+              <w:kern w:val="2"/>
+              <w:sz w:val="24"/>
+              <w:szCs w:val="24"/>
+              <w:lang w:eastAsia="en-IE"/>
+              <w14:ligatures w14:val="standardContextual"/>
+            </w:rPr>
+          </w:pPr>
+          <w:hyperlink w:anchor="_Toc227067139" w:history="1">
+            <w:r>
+              <w:rPr>
+                <w:rStyle w:val="Hyperlink"/>
+                <w:noProof/>
+              </w:rPr>
+              <w:t>References</w:t>
+            </w:r>
+            <w:r>
+              <w:rPr>
+                <w:noProof/>
+                <w:webHidden/>
+              </w:rPr>
+              <w:tab/>
+            </w:r>
+            <w:r>
+              <w:rPr>
+                <w:noProof/>
+                <w:webHidden/>
+              </w:rPr>
+              <w:fldChar w:fldCharType="begin"/>
+            </w:r>
+            <w:r>
+              <w:rPr>
+                <w:noProof/>
+                <w:webHidden/>
+              </w:rPr>
+              <w:instrText xml:space="preserve"> PAGEREF _Toc227067139 \h </w:instrText>
+            </w:r>
+            <w:r>
+              <w:rPr>
+                <w:noProof/>
+                <w:webHidden/>
+              </w:rPr>
+            </w:r>
+            <w:r>
+              <w:rPr>
+                <w:noProof/>
+                <w:webHidden/>
+              </w:rPr>
+              <w:fldChar w:fldCharType="separate"/>
+            </w:r>
+            <w:r>
+              <w:rPr>
+                <w:noProof/>
+                <w:webHidden/>
+              </w:rPr>
+              <w:t>22</w:t>
+            </w:r>
+            <w:r>
+              <w:rPr>
+                <w:noProof/>
+                <w:webHidden/>
+              </w:rPr>
+              <w:fldChar w:fldCharType="end"/>
+            </w:r>
+          </w:hyperlink>
+        </w:p>
+        <w:p>
+          <w:pPr>
+            <w:pStyle w:val="TOC1"/>
+            <w:tabs>
+              <w:tab w:val="right" w:leader="dot" w:pos="9010"/>
+            </w:tabs>
+            <w:rPr>
+              <w:rFonts w:eastAsiaTheme="minorEastAsia"/>
+              <w:noProof/>
+              <w:kern w:val="2"/>
+              <w:sz w:val="24"/>
+              <w:szCs w:val="24"/>
+              <w:lang w:eastAsia="en-IE"/>
+              <w14:ligatures w14:val="standardContextual"/>
+            </w:rPr>
+          </w:pPr>
+          <w:hyperlink w:anchor="_Toc227067140" w:history="1">
+            <w:r>
+              <w:rPr>
+                <w:rStyle w:val="Hyperlink"/>
+                <w:noProof/>
+              </w:rPr>
+              <w:t>Appendix A: System Model and Analysis</w:t>
+            </w:r>
+            <w:r>
+              <w:rPr>
+                <w:noProof/>
+                <w:webHidden/>
+              </w:rPr>
+              <w:tab/>
+            </w:r>
+            <w:r>
+              <w:rPr>
+                <w:noProof/>
+                <w:webHidden/>
+              </w:rPr>
+              <w:fldChar w:fldCharType="begin"/>
+            </w:r>
+            <w:r>
+              <w:rPr>
+                <w:noProof/>
+                <w:webHidden/>
+              </w:rPr>
+              <w:instrText xml:space="preserve"> PAGEREF _Toc227067140 \h </w:instrText>
+            </w:r>
+            <w:r>
+              <w:rPr>
+                <w:noProof/>
+                <w:webHidden/>
+              </w:rPr>
+            </w:r>
+            <w:r>
+              <w:rPr>
+                <w:noProof/>
+                <w:webHidden/>
+              </w:rPr>
+              <w:fldChar w:fldCharType="separate"/>
+            </w:r>
+            <w:r>
+              <w:rPr>
+                <w:noProof/>
+                <w:webHidden/>
+              </w:rPr>
+              <w:t>1</w:t>
+            </w:r>
+            <w:r>
+              <w:rPr>
+                <w:noProof/>
+                <w:webHidden/>
+              </w:rPr>
+              <w:fldChar w:fldCharType="end"/>
+            </w:r>
+          </w:hyperlink>
+        </w:p>
+        <w:p>
+          <w:pPr>
+            <w:pStyle w:val="TOC1"/>
+            <w:tabs>
+              <w:tab w:val="right" w:leader="dot" w:pos="9010"/>
+            </w:tabs>
+            <w:rPr>
+              <w:rFonts w:eastAsiaTheme="minorEastAsia"/>
+              <w:noProof/>
+              <w:kern w:val="2"/>
+              <w:sz w:val="24"/>
+              <w:szCs w:val="24"/>
+              <w:lang w:eastAsia="en-IE"/>
+              <w14:ligatures w14:val="standardContextual"/>
+            </w:rPr>
+          </w:pPr>
+          <w:hyperlink w:anchor="_Toc227067141" w:history="1">
+            <w:r>
+              <w:rPr>
+                <w:rStyle w:val="Hyperlink"/>
+                <w:noProof/>
+              </w:rPr>
+              <w:t>Appendix B: Design</w:t>
+            </w:r>
+            <w:r>
+              <w:rPr>
+                <w:noProof/>
+                <w:webHidden/>
+              </w:rPr>
+              <w:tab/>
+            </w:r>
+            <w:r>
+              <w:rPr>
+                <w:noProof/>
+                <w:webHidden/>
+              </w:rPr>
+              <w:fldChar w:fldCharType="begin"/>
+            </w:r>
+            <w:r>
+              <w:rPr>
+                <w:noProof/>
+                <w:webHidden/>
+              </w:rPr>
+              <w:instrText xml:space="preserve"> PAGEREF _Toc227067141 \h </w:instrText>
+            </w:r>
+            <w:r>
+              <w:rPr>
+                <w:noProof/>
+                <w:webHidden/>
+              </w:rPr>
+            </w:r>
+            <w:r>
+              <w:rPr>
+                <w:noProof/>
+                <w:webHidden/>
+              </w:rPr>
+              <w:fldChar w:fldCharType="separate"/>
+            </w:r>
+            <w:r>
+              <w:rPr>
+                <w:noProof/>
+                <w:webHidden/>
+              </w:rPr>
+              <w:t>1</w:t>
+            </w:r>
+            <w:r>
+              <w:rPr>
+                <w:noProof/>
+                <w:webHidden/>
+              </w:rPr>
+              <w:fldChar w:fldCharType="end"/>
+            </w:r>
+          </w:hyperlink>
+        </w:p>
+        <w:p>
+          <w:pPr>
+            <w:pStyle w:val="TOC1"/>
+            <w:tabs>
+              <w:tab w:val="right" w:leader="dot" w:pos="9010"/>
+            </w:tabs>
+            <w:rPr>
+              <w:rFonts w:eastAsiaTheme="minorEastAsia"/>
+              <w:noProof/>
+              <w:kern w:val="2"/>
+              <w:sz w:val="24"/>
+              <w:szCs w:val="24"/>
+              <w:lang w:eastAsia="en-IE"/>
+              <w14:ligatures w14:val="standardContextual"/>
+            </w:rPr>
+          </w:pPr>
+          <w:hyperlink w:anchor="_Toc227067142" w:history="1">
+            <w:r>
+              <w:rPr>
+                <w:rStyle w:val="Hyperlink"/>
+                <w:noProof/>
+              </w:rPr>
+              <w:t>Appendix C: Prompts Used with Gen AI</w:t>
+            </w:r>
+            <w:r>
+              <w:rPr>
+                <w:noProof/>
+                <w:webHidden/>
+              </w:rPr>
+              <w:tab/>
+            </w:r>
+            <w:r>
+              <w:rPr>
+                <w:noProof/>
+                <w:webHidden/>
+              </w:rPr>
+              <w:fldChar w:fldCharType="begin"/>
+            </w:r>
+            <w:r>
+              <w:rPr>
+                <w:noProof/>
+                <w:webHidden/>
+              </w:rPr>
+              <w:instrText xml:space="preserve"> PAGEREF _Toc227067142 \h </w:instrText>
+            </w:r>
+            <w:r>
+              <w:rPr>
+                <w:noProof/>
+                <w:webHidden/>
+              </w:rPr>
+            </w:r>
+            <w:r>
+              <w:rPr>
+                <w:noProof/>
+                <w:webHidden/>
+              </w:rPr>
+              <w:fldChar w:fldCharType="separate"/>
+            </w:r>
+            <w:r>
+              <w:rPr>
+                <w:noProof/>
+                <w:webHidden/>
+              </w:rPr>
+              <w:t>1</w:t>
             </w:r>
             <w:r>
               <w:rPr>
@@ -4998,13 +6652,13 @@
               <w14:ligatures w14:val="standardContextual"/>
             </w:rPr>
           </w:pPr>
-          <w:hyperlink w:anchor="_Toc227010888" w:history="1">
+          <w:hyperlink w:anchor="_Toc227067143" w:history="1">
             <w:r>
               <w:rPr>
                 <w:rStyle w:val="Hyperlink"/>
                 <w:noProof/>
               </w:rPr>
-              <w:t>5.X. Conclusions</w:t>
+              <w:t>C.1 Prompts related to Report Writing</w:t>
             </w:r>
             <w:r>
               <w:rPr>
@@ -5025,7 +6679,7 @@
                 <w:noProof/>
                 <w:webHidden/>
               </w:rPr>
-              <w:instrText xml:space="preserve"> PAGEREF _Toc227010888 \h </w:instrText>
+              <w:instrText xml:space="preserve"> PAGEREF _Toc227067143 \h </w:instrText>
             </w:r>
             <w:r>
               <w:rPr>
@@ -5045,7 +6699,229 @@
                 <w:noProof/>
                 <w:webHidden/>
               </w:rPr>
-              <w:t>15</w:t>
+              <w:t>1</w:t>
+            </w:r>
+            <w:r>
+              <w:rPr>
+                <w:noProof/>
+                <w:webHidden/>
+              </w:rPr>
+              <w:fldChar w:fldCharType="end"/>
+            </w:r>
+          </w:hyperlink>
+        </w:p>
+        <w:p>
+          <w:pPr>
+            <w:pStyle w:val="TOC2"/>
+            <w:tabs>
+              <w:tab w:val="right" w:leader="dot" w:pos="9010"/>
+            </w:tabs>
+            <w:rPr>
+              <w:rFonts w:eastAsiaTheme="minorEastAsia"/>
+              <w:noProof/>
+              <w:kern w:val="2"/>
+              <w:sz w:val="24"/>
+              <w:szCs w:val="24"/>
+              <w:lang w:eastAsia="en-IE"/>
+              <w14:ligatures w14:val="standardContextual"/>
+            </w:rPr>
+          </w:pPr>
+          <w:hyperlink w:anchor="_Toc227067144" w:history="1">
+            <w:r>
+              <w:rPr>
+                <w:rStyle w:val="Hyperlink"/>
+                <w:noProof/>
+              </w:rPr>
+              <w:t>C.2 Prompts Related to Research</w:t>
+            </w:r>
+            <w:r>
+              <w:rPr>
+                <w:noProof/>
+                <w:webHidden/>
+              </w:rPr>
+              <w:tab/>
+            </w:r>
+            <w:r>
+              <w:rPr>
+                <w:noProof/>
+                <w:webHidden/>
+              </w:rPr>
+              <w:fldChar w:fldCharType="begin"/>
+            </w:r>
+            <w:r>
+              <w:rPr>
+                <w:noProof/>
+                <w:webHidden/>
+              </w:rPr>
+              <w:instrText xml:space="preserve"> PAGEREF _Toc227067144 \h </w:instrText>
+            </w:r>
+            <w:r>
+              <w:rPr>
+                <w:noProof/>
+                <w:webHidden/>
+              </w:rPr>
+            </w:r>
+            <w:r>
+              <w:rPr>
+                <w:noProof/>
+                <w:webHidden/>
+              </w:rPr>
+              <w:fldChar w:fldCharType="separate"/>
+            </w:r>
+            <w:r>
+              <w:rPr>
+                <w:noProof/>
+                <w:webHidden/>
+              </w:rPr>
+              <w:t>1</w:t>
+            </w:r>
+            <w:r>
+              <w:rPr>
+                <w:noProof/>
+                <w:webHidden/>
+              </w:rPr>
+              <w:fldChar w:fldCharType="end"/>
+            </w:r>
+          </w:hyperlink>
+        </w:p>
+        <w:p>
+          <w:pPr>
+            <w:pStyle w:val="TOC2"/>
+            <w:tabs>
+              <w:tab w:val="right" w:leader="dot" w:pos="9010"/>
+            </w:tabs>
+            <w:rPr>
+              <w:rFonts w:eastAsiaTheme="minorEastAsia"/>
+              <w:noProof/>
+              <w:kern w:val="2"/>
+              <w:sz w:val="24"/>
+              <w:szCs w:val="24"/>
+              <w:lang w:eastAsia="en-IE"/>
+              <w14:ligatures w14:val="standardContextual"/>
+            </w:rPr>
+          </w:pPr>
+          <w:hyperlink w:anchor="_Toc227067145" w:history="1">
+            <w:r>
+              <w:rPr>
+                <w:rStyle w:val="Hyperlink"/>
+                <w:noProof/>
+              </w:rPr>
+              <w:t>C.3 Prompts Related to Design</w:t>
+            </w:r>
+            <w:r>
+              <w:rPr>
+                <w:noProof/>
+                <w:webHidden/>
+              </w:rPr>
+              <w:tab/>
+            </w:r>
+            <w:r>
+              <w:rPr>
+                <w:noProof/>
+                <w:webHidden/>
+              </w:rPr>
+              <w:fldChar w:fldCharType="begin"/>
+            </w:r>
+            <w:r>
+              <w:rPr>
+                <w:noProof/>
+                <w:webHidden/>
+              </w:rPr>
+              <w:instrText xml:space="preserve"> PAGEREF _Toc227067145 \h </w:instrText>
+            </w:r>
+            <w:r>
+              <w:rPr>
+                <w:noProof/>
+                <w:webHidden/>
+              </w:rPr>
+            </w:r>
+            <w:r>
+              <w:rPr>
+                <w:noProof/>
+                <w:webHidden/>
+              </w:rPr>
+              <w:fldChar w:fldCharType="separate"/>
+            </w:r>
+            <w:r>
+              <w:rPr>
+                <w:noProof/>
+                <w:webHidden/>
+              </w:rPr>
+              <w:t>1</w:t>
+            </w:r>
+            <w:r>
+              <w:rPr>
+                <w:noProof/>
+                <w:webHidden/>
+              </w:rPr>
+              <w:fldChar w:fldCharType="end"/>
+            </w:r>
+          </w:hyperlink>
+        </w:p>
+        <w:p>
+          <w:pPr>
+            <w:pStyle w:val="TOC2"/>
+            <w:tabs>
+              <w:tab w:val="right" w:leader="dot" w:pos="9010"/>
+            </w:tabs>
+            <w:rPr>
+              <w:rFonts w:eastAsiaTheme="minorEastAsia"/>
+              <w:noProof/>
+              <w:kern w:val="2"/>
+              <w:sz w:val="24"/>
+              <w:szCs w:val="24"/>
+              <w:lang w:eastAsia="en-IE"/>
+              <w14:ligatures w14:val="standardContextual"/>
+            </w:rPr>
+          </w:pPr>
+          <w:hyperlink w:anchor="_Toc227067146" w:history="1">
+            <w:r>
+              <w:rPr>
+                <w:rStyle w:val="Hyperlink"/>
+                <w:noProof/>
+              </w:rPr>
+              <w:t>C.4 Prompts Related to Coding</w:t>
+            </w:r>
+            <w:r>
+              <w:rPr>
+                <w:noProof/>
+                <w:webHidden/>
+              </w:rPr>
+              <w:tab/>
+            </w:r>
+            <w:r>
+              <w:rPr>
+                <w:noProof/>
+                <w:webHidden/>
+              </w:rPr>
+              <w:fldChar w:fldCharType="begin"/>
+            </w:r>
+            <w:r>
+              <w:rPr>
+                <w:noProof/>
+                <w:webHidden/>
+              </w:rPr>
+              <w:instrText xml:space="preserve"> PAGEREF _Toc227067146 \h </w:instrText>
+            </w:r>
+            <w:r>
+              <w:rPr>
+                <w:noProof/>
+                <w:webHidden/>
+              </w:rPr>
+            </w:r>
+            <w:r>
+              <w:rPr>
+                <w:noProof/>
+                <w:webHidden/>
+              </w:rPr>
+              <w:fldChar w:fldCharType="separate"/>
+            </w:r>
+            <w:r>
+              <w:rPr>
+                <w:noProof/>
+                <w:webHidden/>
+              </w:rPr>
+              <w:t>1</w:t>
             </w:r>
             <w:r>
               <w:rPr>
@@ -5072,13 +6948,13 @@
               <w14:ligatures w14:val="standardContextual"/>
             </w:rPr>
           </w:pPr>
-          <w:hyperlink w:anchor="_Toc227010889" w:history="1">
+          <w:hyperlink w:anchor="_Toc227067147" w:history="1">
             <w:r>
               <w:rPr>
                 <w:rStyle w:val="Hyperlink"/>
                 <w:noProof/>
               </w:rPr>
-              <w:t>6. Testing and Evaluation</w:t>
+              <w:t>Appendix D: Additional Code Samples</w:t>
             </w:r>
             <w:r>
               <w:rPr>
@@ -5099,7 +6975,7 @@
                 <w:noProof/>
                 <w:webHidden/>
               </w:rPr>
-              <w:instrText xml:space="preserve"> PAGEREF _Toc227010889 \h </w:instrText>
+              <w:instrText xml:space="preserve"> PAGEREF _Toc227067147 \h </w:instrText>
             </w:r>
             <w:r>
               <w:rPr>
@@ -5119,501 +6995,7 @@
                 <w:noProof/>
                 <w:webHidden/>
               </w:rPr>
-              <w:t>16</w:t>
-            </w:r>
-            <w:r>
-              <w:rPr>
-                <w:noProof/>
-                <w:webHidden/>
-              </w:rPr>
-              <w:fldChar w:fldCharType="end"/>
-            </w:r>
-          </w:hyperlink>
-        </w:p>
-        <w:p>
-          <w:pPr>
-            <w:pStyle w:val="TOC2"/>
-            <w:tabs>
-              <w:tab w:val="right" w:leader="dot" w:pos="9010"/>
-            </w:tabs>
-            <w:rPr>
-              <w:rFonts w:eastAsiaTheme="minorEastAsia"/>
-              <w:noProof/>
-              <w:kern w:val="2"/>
-              <w:sz w:val="24"/>
-              <w:szCs w:val="24"/>
-              <w:lang w:eastAsia="en-IE"/>
-              <w14:ligatures w14:val="standardContextual"/>
-            </w:rPr>
-          </w:pPr>
-          <w:hyperlink w:anchor="_Toc227010890" w:history="1">
-            <w:r>
-              <w:rPr>
-                <w:rStyle w:val="Hyperlink"/>
-                <w:noProof/>
-              </w:rPr>
-              <w:t>6.1. Introduction</w:t>
-            </w:r>
-            <w:r>
-              <w:rPr>
-                <w:noProof/>
-                <w:webHidden/>
-              </w:rPr>
-              <w:tab/>
-            </w:r>
-            <w:r>
-              <w:rPr>
-                <w:noProof/>
-                <w:webHidden/>
-              </w:rPr>
-              <w:fldChar w:fldCharType="begin"/>
-            </w:r>
-            <w:r>
-              <w:rPr>
-                <w:noProof/>
-                <w:webHidden/>
-              </w:rPr>
-              <w:instrText xml:space="preserve"> PAGEREF _Toc227010890 \h </w:instrText>
-            </w:r>
-            <w:r>
-              <w:rPr>
-                <w:noProof/>
-                <w:webHidden/>
-              </w:rPr>
-            </w:r>
-            <w:r>
-              <w:rPr>
-                <w:noProof/>
-                <w:webHidden/>
-              </w:rPr>
-              <w:fldChar w:fldCharType="separate"/>
-            </w:r>
-            <w:r>
-              <w:rPr>
-                <w:noProof/>
-                <w:webHidden/>
-              </w:rPr>
-              <w:t>16</w:t>
-            </w:r>
-            <w:r>
-              <w:rPr>
-                <w:noProof/>
-                <w:webHidden/>
-              </w:rPr>
-              <w:fldChar w:fldCharType="end"/>
-            </w:r>
-          </w:hyperlink>
-        </w:p>
-        <w:p>
-          <w:pPr>
-            <w:pStyle w:val="TOC2"/>
-            <w:tabs>
-              <w:tab w:val="right" w:leader="dot" w:pos="9010"/>
-            </w:tabs>
-            <w:rPr>
-              <w:rFonts w:eastAsiaTheme="minorEastAsia"/>
-              <w:noProof/>
-              <w:kern w:val="2"/>
-              <w:sz w:val="24"/>
-              <w:szCs w:val="24"/>
-              <w:lang w:eastAsia="en-IE"/>
-              <w14:ligatures w14:val="standardContextual"/>
-            </w:rPr>
-          </w:pPr>
-          <w:hyperlink w:anchor="_Toc227010891" w:history="1">
-            <w:r>
-              <w:rPr>
-                <w:rStyle w:val="Hyperlink"/>
-                <w:noProof/>
-              </w:rPr>
-              <w:t>6.2. System Testing</w:t>
-            </w:r>
-            <w:r>
-              <w:rPr>
-                <w:noProof/>
-                <w:webHidden/>
-              </w:rPr>
-              <w:tab/>
-            </w:r>
-            <w:r>
-              <w:rPr>
-                <w:noProof/>
-                <w:webHidden/>
-              </w:rPr>
-              <w:fldChar w:fldCharType="begin"/>
-            </w:r>
-            <w:r>
-              <w:rPr>
-                <w:noProof/>
-                <w:webHidden/>
-              </w:rPr>
-              <w:instrText xml:space="preserve"> PAGEREF _Toc227010891 \h </w:instrText>
-            </w:r>
-            <w:r>
-              <w:rPr>
-                <w:noProof/>
-                <w:webHidden/>
-              </w:rPr>
-            </w:r>
-            <w:r>
-              <w:rPr>
-                <w:noProof/>
-                <w:webHidden/>
-              </w:rPr>
-              <w:fldChar w:fldCharType="separate"/>
-            </w:r>
-            <w:r>
-              <w:rPr>
-                <w:noProof/>
-                <w:webHidden/>
-              </w:rPr>
-              <w:t>16</w:t>
-            </w:r>
-            <w:r>
-              <w:rPr>
-                <w:noProof/>
-                <w:webHidden/>
-              </w:rPr>
-              <w:fldChar w:fldCharType="end"/>
-            </w:r>
-          </w:hyperlink>
-        </w:p>
-        <w:p>
-          <w:pPr>
-            <w:pStyle w:val="TOC2"/>
-            <w:tabs>
-              <w:tab w:val="right" w:leader="dot" w:pos="9010"/>
-            </w:tabs>
-            <w:rPr>
-              <w:rFonts w:eastAsiaTheme="minorEastAsia"/>
-              <w:noProof/>
-              <w:kern w:val="2"/>
-              <w:sz w:val="24"/>
-              <w:szCs w:val="24"/>
-              <w:lang w:eastAsia="en-IE"/>
-              <w14:ligatures w14:val="standardContextual"/>
-            </w:rPr>
-          </w:pPr>
-          <w:hyperlink w:anchor="_Toc227010892" w:history="1">
-            <w:r>
-              <w:rPr>
-                <w:rStyle w:val="Hyperlink"/>
-                <w:noProof/>
-              </w:rPr>
-              <w:t>6.3. System Evaluation</w:t>
-            </w:r>
-            <w:r>
-              <w:rPr>
-                <w:noProof/>
-                <w:webHidden/>
-              </w:rPr>
-              <w:tab/>
-            </w:r>
-            <w:r>
-              <w:rPr>
-                <w:noProof/>
-                <w:webHidden/>
-              </w:rPr>
-              <w:fldChar w:fldCharType="begin"/>
-            </w:r>
-            <w:r>
-              <w:rPr>
-                <w:noProof/>
-                <w:webHidden/>
-              </w:rPr>
-              <w:instrText xml:space="preserve"> PAGEREF _Toc227010892 \h </w:instrText>
-            </w:r>
-            <w:r>
-              <w:rPr>
-                <w:noProof/>
-                <w:webHidden/>
-              </w:rPr>
-            </w:r>
-            <w:r>
-              <w:rPr>
-                <w:noProof/>
-                <w:webHidden/>
-              </w:rPr>
-              <w:fldChar w:fldCharType="separate"/>
-            </w:r>
-            <w:r>
-              <w:rPr>
-                <w:noProof/>
-                <w:webHidden/>
-              </w:rPr>
-              <w:t>16</w:t>
-            </w:r>
-            <w:r>
-              <w:rPr>
-                <w:noProof/>
-                <w:webHidden/>
-              </w:rPr>
-              <w:fldChar w:fldCharType="end"/>
-            </w:r>
-          </w:hyperlink>
-        </w:p>
-        <w:p>
-          <w:pPr>
-            <w:pStyle w:val="TOC2"/>
-            <w:tabs>
-              <w:tab w:val="right" w:leader="dot" w:pos="9010"/>
-            </w:tabs>
-            <w:rPr>
-              <w:rFonts w:eastAsiaTheme="minorEastAsia"/>
-              <w:noProof/>
-              <w:kern w:val="2"/>
-              <w:sz w:val="24"/>
-              <w:szCs w:val="24"/>
-              <w:lang w:eastAsia="en-IE"/>
-              <w14:ligatures w14:val="standardContextual"/>
-            </w:rPr>
-          </w:pPr>
-          <w:hyperlink w:anchor="_Toc227010893" w:history="1">
-            <w:r>
-              <w:rPr>
-                <w:rStyle w:val="Hyperlink"/>
-                <w:noProof/>
-              </w:rPr>
-              <w:t>6.4. Evaluate Project Management</w:t>
-            </w:r>
-            <w:r>
-              <w:rPr>
-                <w:noProof/>
-                <w:webHidden/>
-              </w:rPr>
-              <w:tab/>
-            </w:r>
-            <w:r>
-              <w:rPr>
-                <w:noProof/>
-                <w:webHidden/>
-              </w:rPr>
-              <w:fldChar w:fldCharType="begin"/>
-            </w:r>
-            <w:r>
-              <w:rPr>
-                <w:noProof/>
-                <w:webHidden/>
-              </w:rPr>
-              <w:instrText xml:space="preserve"> PAGEREF _Toc227010893 \h </w:instrText>
-            </w:r>
-            <w:r>
-              <w:rPr>
-                <w:noProof/>
-                <w:webHidden/>
-              </w:rPr>
-            </w:r>
-            <w:r>
-              <w:rPr>
-                <w:noProof/>
-                <w:webHidden/>
-              </w:rPr>
-              <w:fldChar w:fldCharType="separate"/>
-            </w:r>
-            <w:r>
-              <w:rPr>
-                <w:noProof/>
-                <w:webHidden/>
-              </w:rPr>
-              <w:t>16</w:t>
-            </w:r>
-            <w:r>
-              <w:rPr>
-                <w:noProof/>
-                <w:webHidden/>
-              </w:rPr>
-              <w:fldChar w:fldCharType="end"/>
-            </w:r>
-          </w:hyperlink>
-        </w:p>
-        <w:p>
-          <w:pPr>
-            <w:pStyle w:val="TOC3"/>
-            <w:rPr>
-              <w:rFonts w:eastAsiaTheme="minorEastAsia"/>
-              <w:kern w:val="2"/>
-              <w:sz w:val="24"/>
-              <w:szCs w:val="24"/>
-              <w:lang w:eastAsia="en-IE"/>
-              <w14:ligatures w14:val="standardContextual"/>
-            </w:rPr>
-          </w:pPr>
-          <w:hyperlink w:anchor="_Toc227010894" w:history="1">
-            <w:r>
-              <w:rPr>
-                <w:rStyle w:val="Hyperlink"/>
-              </w:rPr>
-              <w:t>6.4.1 Evaluate Project Plan</w:t>
-            </w:r>
-            <w:r>
-              <w:rPr>
-                <w:webHidden/>
-              </w:rPr>
-              <w:tab/>
-            </w:r>
-            <w:r>
-              <w:rPr>
-                <w:webHidden/>
-              </w:rPr>
-              <w:fldChar w:fldCharType="begin"/>
-            </w:r>
-            <w:r>
-              <w:rPr>
-                <w:webHidden/>
-              </w:rPr>
-              <w:instrText xml:space="preserve"> PAGEREF _Toc227010894 \h </w:instrText>
-            </w:r>
-            <w:r>
-              <w:rPr>
-                <w:webHidden/>
-              </w:rPr>
-            </w:r>
-            <w:r>
-              <w:rPr>
-                <w:webHidden/>
-              </w:rPr>
-              <w:fldChar w:fldCharType="separate"/>
-            </w:r>
-            <w:r>
-              <w:rPr>
-                <w:webHidden/>
-              </w:rPr>
-              <w:t>16</w:t>
-            </w:r>
-            <w:r>
-              <w:rPr>
-                <w:webHidden/>
-              </w:rPr>
-              <w:fldChar w:fldCharType="end"/>
-            </w:r>
-          </w:hyperlink>
-        </w:p>
-        <w:p>
-          <w:pPr>
-            <w:pStyle w:val="TOC3"/>
-            <w:rPr>
-              <w:rFonts w:eastAsiaTheme="minorEastAsia"/>
-              <w:kern w:val="2"/>
-              <w:sz w:val="24"/>
-              <w:szCs w:val="24"/>
-              <w:lang w:eastAsia="en-IE"/>
-              <w14:ligatures w14:val="standardContextual"/>
-            </w:rPr>
-          </w:pPr>
-          <w:hyperlink w:anchor="_Toc227010895" w:history="1">
-            <w:r>
-              <w:rPr>
-                <w:rStyle w:val="Hyperlink"/>
-              </w:rPr>
-              <w:t>6.4.1 Evaluate Project Execution</w:t>
-            </w:r>
-            <w:r>
-              <w:rPr>
-                <w:webHidden/>
-              </w:rPr>
-              <w:tab/>
-            </w:r>
-            <w:r>
-              <w:rPr>
-                <w:webHidden/>
-              </w:rPr>
-              <w:fldChar w:fldCharType="begin"/>
-            </w:r>
-            <w:r>
-              <w:rPr>
-                <w:webHidden/>
-              </w:rPr>
-              <w:instrText xml:space="preserve"> PAGEREF _Toc227010895 \h </w:instrText>
-            </w:r>
-            <w:r>
-              <w:rPr>
-                <w:webHidden/>
-              </w:rPr>
-            </w:r>
-            <w:r>
-              <w:rPr>
-                <w:webHidden/>
-              </w:rPr>
-              <w:fldChar w:fldCharType="separate"/>
-            </w:r>
-            <w:r>
-              <w:rPr>
-                <w:webHidden/>
-              </w:rPr>
-              <w:t>16</w:t>
-            </w:r>
-            <w:r>
-              <w:rPr>
-                <w:webHidden/>
-              </w:rPr>
-              <w:fldChar w:fldCharType="end"/>
-            </w:r>
-          </w:hyperlink>
-        </w:p>
-        <w:p>
-          <w:pPr>
-            <w:pStyle w:val="TOC2"/>
-            <w:tabs>
-              <w:tab w:val="right" w:leader="dot" w:pos="9010"/>
-            </w:tabs>
-            <w:rPr>
-              <w:rFonts w:eastAsiaTheme="minorEastAsia"/>
-              <w:noProof/>
-              <w:kern w:val="2"/>
-              <w:sz w:val="24"/>
-              <w:szCs w:val="24"/>
-              <w:lang w:eastAsia="en-IE"/>
-              <w14:ligatures w14:val="standardContextual"/>
-            </w:rPr>
-          </w:pPr>
-          <w:hyperlink w:anchor="_Toc227010896" w:history="1">
-            <w:r>
-              <w:rPr>
-                <w:rStyle w:val="Hyperlink"/>
-                <w:noProof/>
-              </w:rPr>
-              <w:t>6.6. Conclusions</w:t>
-            </w:r>
-            <w:r>
-              <w:rPr>
-                <w:noProof/>
-                <w:webHidden/>
-              </w:rPr>
-              <w:tab/>
-            </w:r>
-            <w:r>
-              <w:rPr>
-                <w:noProof/>
-                <w:webHidden/>
-              </w:rPr>
-              <w:fldChar w:fldCharType="begin"/>
-            </w:r>
-            <w:r>
-              <w:rPr>
-                <w:noProof/>
-                <w:webHidden/>
-              </w:rPr>
-              <w:instrText xml:space="preserve"> PAGEREF _Toc227010896 \h </w:instrText>
-            </w:r>
-            <w:r>
-              <w:rPr>
-                <w:noProof/>
-                <w:webHidden/>
-              </w:rPr>
-            </w:r>
-            <w:r>
-              <w:rPr>
-                <w:noProof/>
-                <w:webHidden/>
-              </w:rPr>
-              <w:fldChar w:fldCharType="separate"/>
-            </w:r>
-            <w:r>
-              <w:rPr>
-                <w:noProof/>
-                <w:webHidden/>
-              </w:rPr>
-              <w:t>16</w:t>
+              <w:t>1</w:t>
             </w:r>
             <w:r>
               <w:rPr>
@@ -5640,13 +7022,13 @@
               <w14:ligatures w14:val="standardContextual"/>
             </w:rPr>
           </w:pPr>
-          <w:hyperlink w:anchor="_Toc227010897" w:history="1">
+          <w:hyperlink w:anchor="_Toc227067148" w:history="1">
             <w:r>
               <w:rPr>
                 <w:rStyle w:val="Hyperlink"/>
                 <w:noProof/>
               </w:rPr>
-              <w:t>7. Conclusions and Future Work</w:t>
+              <w:t>Appendix E:</w:t>
             </w:r>
             <w:r>
               <w:rPr>
@@ -5667,969 +7049,7 @@
                 <w:noProof/>
                 <w:webHidden/>
               </w:rPr>
-              <w:instrText xml:space="preserve"> PAGEREF _Toc227010897 \h </w:instrText>
-            </w:r>
-            <w:r>
-              <w:rPr>
-                <w:noProof/>
-                <w:webHidden/>
-              </w:rPr>
-            </w:r>
-            <w:r>
-              <w:rPr>
-                <w:noProof/>
-                <w:webHidden/>
-              </w:rPr>
-              <w:fldChar w:fldCharType="separate"/>
-            </w:r>
-            <w:r>
-              <w:rPr>
-                <w:noProof/>
-                <w:webHidden/>
-              </w:rPr>
-              <w:t>17</w:t>
-            </w:r>
-            <w:r>
-              <w:rPr>
-                <w:noProof/>
-                <w:webHidden/>
-              </w:rPr>
-              <w:fldChar w:fldCharType="end"/>
-            </w:r>
-          </w:hyperlink>
-        </w:p>
-        <w:p>
-          <w:pPr>
-            <w:pStyle w:val="TOC2"/>
-            <w:tabs>
-              <w:tab w:val="right" w:leader="dot" w:pos="9010"/>
-            </w:tabs>
-            <w:rPr>
-              <w:rFonts w:eastAsiaTheme="minorEastAsia"/>
-              <w:noProof/>
-              <w:kern w:val="2"/>
-              <w:sz w:val="24"/>
-              <w:szCs w:val="24"/>
-              <w:lang w:eastAsia="en-IE"/>
-              <w14:ligatures w14:val="standardContextual"/>
-            </w:rPr>
-          </w:pPr>
-          <w:hyperlink w:anchor="_Toc227010898" w:history="1">
-            <w:r>
-              <w:rPr>
-                <w:rStyle w:val="Hyperlink"/>
-                <w:noProof/>
-              </w:rPr>
-              <w:t>7.1. Introduction</w:t>
-            </w:r>
-            <w:r>
-              <w:rPr>
-                <w:noProof/>
-                <w:webHidden/>
-              </w:rPr>
-              <w:tab/>
-            </w:r>
-            <w:r>
-              <w:rPr>
-                <w:noProof/>
-                <w:webHidden/>
-              </w:rPr>
-              <w:fldChar w:fldCharType="begin"/>
-            </w:r>
-            <w:r>
-              <w:rPr>
-                <w:noProof/>
-                <w:webHidden/>
-              </w:rPr>
-              <w:instrText xml:space="preserve"> PAGEREF _Toc227010898 \h </w:instrText>
-            </w:r>
-            <w:r>
-              <w:rPr>
-                <w:noProof/>
-                <w:webHidden/>
-              </w:rPr>
-            </w:r>
-            <w:r>
-              <w:rPr>
-                <w:noProof/>
-                <w:webHidden/>
-              </w:rPr>
-              <w:fldChar w:fldCharType="separate"/>
-            </w:r>
-            <w:r>
-              <w:rPr>
-                <w:noProof/>
-                <w:webHidden/>
-              </w:rPr>
-              <w:t>17</w:t>
-            </w:r>
-            <w:r>
-              <w:rPr>
-                <w:noProof/>
-                <w:webHidden/>
-              </w:rPr>
-              <w:fldChar w:fldCharType="end"/>
-            </w:r>
-          </w:hyperlink>
-        </w:p>
-        <w:p>
-          <w:pPr>
-            <w:pStyle w:val="TOC2"/>
-            <w:tabs>
-              <w:tab w:val="right" w:leader="dot" w:pos="9010"/>
-            </w:tabs>
-            <w:rPr>
-              <w:rFonts w:eastAsiaTheme="minorEastAsia"/>
-              <w:noProof/>
-              <w:kern w:val="2"/>
-              <w:sz w:val="24"/>
-              <w:szCs w:val="24"/>
-              <w:lang w:eastAsia="en-IE"/>
-              <w14:ligatures w14:val="standardContextual"/>
-            </w:rPr>
-          </w:pPr>
-          <w:hyperlink w:anchor="_Toc227010899" w:history="1">
-            <w:r>
-              <w:rPr>
-                <w:rStyle w:val="Hyperlink"/>
-                <w:noProof/>
-              </w:rPr>
-              <w:t>7.2. Future Work</w:t>
-            </w:r>
-            <w:r>
-              <w:rPr>
-                <w:noProof/>
-                <w:webHidden/>
-              </w:rPr>
-              <w:tab/>
-            </w:r>
-            <w:r>
-              <w:rPr>
-                <w:noProof/>
-                <w:webHidden/>
-              </w:rPr>
-              <w:fldChar w:fldCharType="begin"/>
-            </w:r>
-            <w:r>
-              <w:rPr>
-                <w:noProof/>
-                <w:webHidden/>
-              </w:rPr>
-              <w:instrText xml:space="preserve"> PAGEREF _Toc227010899 \h </w:instrText>
-            </w:r>
-            <w:r>
-              <w:rPr>
-                <w:noProof/>
-                <w:webHidden/>
-              </w:rPr>
-            </w:r>
-            <w:r>
-              <w:rPr>
-                <w:noProof/>
-                <w:webHidden/>
-              </w:rPr>
-              <w:fldChar w:fldCharType="separate"/>
-            </w:r>
-            <w:r>
-              <w:rPr>
-                <w:noProof/>
-                <w:webHidden/>
-              </w:rPr>
-              <w:t>17</w:t>
-            </w:r>
-            <w:r>
-              <w:rPr>
-                <w:noProof/>
-                <w:webHidden/>
-              </w:rPr>
-              <w:fldChar w:fldCharType="end"/>
-            </w:r>
-          </w:hyperlink>
-        </w:p>
-        <w:p>
-          <w:pPr>
-            <w:pStyle w:val="TOC2"/>
-            <w:tabs>
-              <w:tab w:val="right" w:leader="dot" w:pos="9010"/>
-            </w:tabs>
-            <w:rPr>
-              <w:rFonts w:eastAsiaTheme="minorEastAsia"/>
-              <w:noProof/>
-              <w:kern w:val="2"/>
-              <w:sz w:val="24"/>
-              <w:szCs w:val="24"/>
-              <w:lang w:eastAsia="en-IE"/>
-              <w14:ligatures w14:val="standardContextual"/>
-            </w:rPr>
-          </w:pPr>
-          <w:hyperlink w:anchor="_Toc227010900" w:history="1">
-            <w:r>
-              <w:rPr>
-                <w:rStyle w:val="Hyperlink"/>
-                <w:noProof/>
-              </w:rPr>
-              <w:t>7.3. Conclusions</w:t>
-            </w:r>
-            <w:r>
-              <w:rPr>
-                <w:noProof/>
-                <w:webHidden/>
-              </w:rPr>
-              <w:tab/>
-            </w:r>
-            <w:r>
-              <w:rPr>
-                <w:noProof/>
-                <w:webHidden/>
-              </w:rPr>
-              <w:fldChar w:fldCharType="begin"/>
-            </w:r>
-            <w:r>
-              <w:rPr>
-                <w:noProof/>
-                <w:webHidden/>
-              </w:rPr>
-              <w:instrText xml:space="preserve"> PAGEREF _Toc227010900 \h </w:instrText>
-            </w:r>
-            <w:r>
-              <w:rPr>
-                <w:noProof/>
-                <w:webHidden/>
-              </w:rPr>
-            </w:r>
-            <w:r>
-              <w:rPr>
-                <w:noProof/>
-                <w:webHidden/>
-              </w:rPr>
-              <w:fldChar w:fldCharType="separate"/>
-            </w:r>
-            <w:r>
-              <w:rPr>
-                <w:noProof/>
-                <w:webHidden/>
-              </w:rPr>
-              <w:t>17</w:t>
-            </w:r>
-            <w:r>
-              <w:rPr>
-                <w:noProof/>
-                <w:webHidden/>
-              </w:rPr>
-              <w:fldChar w:fldCharType="end"/>
-            </w:r>
-          </w:hyperlink>
-        </w:p>
-        <w:p>
-          <w:pPr>
-            <w:pStyle w:val="TOC1"/>
-            <w:tabs>
-              <w:tab w:val="right" w:leader="dot" w:pos="9010"/>
-            </w:tabs>
-            <w:rPr>
-              <w:rFonts w:eastAsiaTheme="minorEastAsia"/>
-              <w:noProof/>
-              <w:kern w:val="2"/>
-              <w:sz w:val="24"/>
-              <w:szCs w:val="24"/>
-              <w:lang w:eastAsia="en-IE"/>
-              <w14:ligatures w14:val="standardContextual"/>
-            </w:rPr>
-          </w:pPr>
-          <w:hyperlink w:anchor="_Toc227010901" w:history="1">
-            <w:r>
-              <w:rPr>
-                <w:rStyle w:val="Hyperlink"/>
-                <w:noProof/>
-              </w:rPr>
-              <w:t>References</w:t>
-            </w:r>
-            <w:r>
-              <w:rPr>
-                <w:noProof/>
-                <w:webHidden/>
-              </w:rPr>
-              <w:tab/>
-            </w:r>
-            <w:r>
-              <w:rPr>
-                <w:noProof/>
-                <w:webHidden/>
-              </w:rPr>
-              <w:fldChar w:fldCharType="begin"/>
-            </w:r>
-            <w:r>
-              <w:rPr>
-                <w:noProof/>
-                <w:webHidden/>
-              </w:rPr>
-              <w:instrText xml:space="preserve"> PAGEREF _Toc227010901 \h </w:instrText>
-            </w:r>
-            <w:r>
-              <w:rPr>
-                <w:noProof/>
-                <w:webHidden/>
-              </w:rPr>
-            </w:r>
-            <w:r>
-              <w:rPr>
-                <w:noProof/>
-                <w:webHidden/>
-              </w:rPr>
-              <w:fldChar w:fldCharType="separate"/>
-            </w:r>
-            <w:r>
-              <w:rPr>
-                <w:noProof/>
-                <w:webHidden/>
-              </w:rPr>
-              <w:t>18</w:t>
-            </w:r>
-            <w:r>
-              <w:rPr>
-                <w:noProof/>
-                <w:webHidden/>
-              </w:rPr>
-              <w:fldChar w:fldCharType="end"/>
-            </w:r>
-          </w:hyperlink>
-        </w:p>
-        <w:p>
-          <w:pPr>
-            <w:pStyle w:val="TOC1"/>
-            <w:tabs>
-              <w:tab w:val="right" w:leader="dot" w:pos="9010"/>
-            </w:tabs>
-            <w:rPr>
-              <w:rFonts w:eastAsiaTheme="minorEastAsia"/>
-              <w:noProof/>
-              <w:kern w:val="2"/>
-              <w:sz w:val="24"/>
-              <w:szCs w:val="24"/>
-              <w:lang w:eastAsia="en-IE"/>
-              <w14:ligatures w14:val="standardContextual"/>
-            </w:rPr>
-          </w:pPr>
-          <w:hyperlink w:anchor="_Toc227010902" w:history="1">
-            <w:r>
-              <w:rPr>
-                <w:rStyle w:val="Hyperlink"/>
-                <w:noProof/>
-              </w:rPr>
-              <w:t>Appendix A: System Model and Analysis</w:t>
-            </w:r>
-            <w:r>
-              <w:rPr>
-                <w:noProof/>
-                <w:webHidden/>
-              </w:rPr>
-              <w:tab/>
-            </w:r>
-            <w:r>
-              <w:rPr>
-                <w:noProof/>
-                <w:webHidden/>
-              </w:rPr>
-              <w:fldChar w:fldCharType="begin"/>
-            </w:r>
-            <w:r>
-              <w:rPr>
-                <w:noProof/>
-                <w:webHidden/>
-              </w:rPr>
-              <w:instrText xml:space="preserve"> PAGEREF _Toc227010902 \h </w:instrText>
-            </w:r>
-            <w:r>
-              <w:rPr>
-                <w:noProof/>
-                <w:webHidden/>
-              </w:rPr>
-            </w:r>
-            <w:r>
-              <w:rPr>
-                <w:noProof/>
-                <w:webHidden/>
-              </w:rPr>
-              <w:fldChar w:fldCharType="separate"/>
-            </w:r>
-            <w:r>
-              <w:rPr>
-                <w:noProof/>
-                <w:webHidden/>
-              </w:rPr>
-              <w:t>1</w:t>
-            </w:r>
-            <w:r>
-              <w:rPr>
-                <w:noProof/>
-                <w:webHidden/>
-              </w:rPr>
-              <w:fldChar w:fldCharType="end"/>
-            </w:r>
-          </w:hyperlink>
-        </w:p>
-        <w:p>
-          <w:pPr>
-            <w:pStyle w:val="TOC1"/>
-            <w:tabs>
-              <w:tab w:val="right" w:leader="dot" w:pos="9010"/>
-            </w:tabs>
-            <w:rPr>
-              <w:rFonts w:eastAsiaTheme="minorEastAsia"/>
-              <w:noProof/>
-              <w:kern w:val="2"/>
-              <w:sz w:val="24"/>
-              <w:szCs w:val="24"/>
-              <w:lang w:eastAsia="en-IE"/>
-              <w14:ligatures w14:val="standardContextual"/>
-            </w:rPr>
-          </w:pPr>
-          <w:hyperlink w:anchor="_Toc227010903" w:history="1">
-            <w:r>
-              <w:rPr>
-                <w:rStyle w:val="Hyperlink"/>
-                <w:noProof/>
-              </w:rPr>
-              <w:t>Appendix B: Design</w:t>
-            </w:r>
-            <w:r>
-              <w:rPr>
-                <w:noProof/>
-                <w:webHidden/>
-              </w:rPr>
-              <w:tab/>
-            </w:r>
-            <w:r>
-              <w:rPr>
-                <w:noProof/>
-                <w:webHidden/>
-              </w:rPr>
-              <w:fldChar w:fldCharType="begin"/>
-            </w:r>
-            <w:r>
-              <w:rPr>
-                <w:noProof/>
-                <w:webHidden/>
-              </w:rPr>
-              <w:instrText xml:space="preserve"> PAGEREF _Toc227010903 \h </w:instrText>
-            </w:r>
-            <w:r>
-              <w:rPr>
-                <w:noProof/>
-                <w:webHidden/>
-              </w:rPr>
-            </w:r>
-            <w:r>
-              <w:rPr>
-                <w:noProof/>
-                <w:webHidden/>
-              </w:rPr>
-              <w:fldChar w:fldCharType="separate"/>
-            </w:r>
-            <w:r>
-              <w:rPr>
-                <w:noProof/>
-                <w:webHidden/>
-              </w:rPr>
-              <w:t>1</w:t>
-            </w:r>
-            <w:r>
-              <w:rPr>
-                <w:noProof/>
-                <w:webHidden/>
-              </w:rPr>
-              <w:fldChar w:fldCharType="end"/>
-            </w:r>
-          </w:hyperlink>
-        </w:p>
-        <w:p>
-          <w:pPr>
-            <w:pStyle w:val="TOC1"/>
-            <w:tabs>
-              <w:tab w:val="right" w:leader="dot" w:pos="9010"/>
-            </w:tabs>
-            <w:rPr>
-              <w:rFonts w:eastAsiaTheme="minorEastAsia"/>
-              <w:noProof/>
-              <w:kern w:val="2"/>
-              <w:sz w:val="24"/>
-              <w:szCs w:val="24"/>
-              <w:lang w:eastAsia="en-IE"/>
-              <w14:ligatures w14:val="standardContextual"/>
-            </w:rPr>
-          </w:pPr>
-          <w:hyperlink w:anchor="_Toc227010904" w:history="1">
-            <w:r>
-              <w:rPr>
-                <w:rStyle w:val="Hyperlink"/>
-                <w:noProof/>
-              </w:rPr>
-              <w:t>Appendix C: Prompts Used with Gen AI</w:t>
-            </w:r>
-            <w:r>
-              <w:rPr>
-                <w:noProof/>
-                <w:webHidden/>
-              </w:rPr>
-              <w:tab/>
-            </w:r>
-            <w:r>
-              <w:rPr>
-                <w:noProof/>
-                <w:webHidden/>
-              </w:rPr>
-              <w:fldChar w:fldCharType="begin"/>
-            </w:r>
-            <w:r>
-              <w:rPr>
-                <w:noProof/>
-                <w:webHidden/>
-              </w:rPr>
-              <w:instrText xml:space="preserve"> PAGEREF _Toc227010904 \h </w:instrText>
-            </w:r>
-            <w:r>
-              <w:rPr>
-                <w:noProof/>
-                <w:webHidden/>
-              </w:rPr>
-            </w:r>
-            <w:r>
-              <w:rPr>
-                <w:noProof/>
-                <w:webHidden/>
-              </w:rPr>
-              <w:fldChar w:fldCharType="separate"/>
-            </w:r>
-            <w:r>
-              <w:rPr>
-                <w:noProof/>
-                <w:webHidden/>
-              </w:rPr>
-              <w:t>1</w:t>
-            </w:r>
-            <w:r>
-              <w:rPr>
-                <w:noProof/>
-                <w:webHidden/>
-              </w:rPr>
-              <w:fldChar w:fldCharType="end"/>
-            </w:r>
-          </w:hyperlink>
-        </w:p>
-        <w:p>
-          <w:pPr>
-            <w:pStyle w:val="TOC2"/>
-            <w:tabs>
-              <w:tab w:val="right" w:leader="dot" w:pos="9010"/>
-            </w:tabs>
-            <w:rPr>
-              <w:rFonts w:eastAsiaTheme="minorEastAsia"/>
-              <w:noProof/>
-              <w:kern w:val="2"/>
-              <w:sz w:val="24"/>
-              <w:szCs w:val="24"/>
-              <w:lang w:eastAsia="en-IE"/>
-              <w14:ligatures w14:val="standardContextual"/>
-            </w:rPr>
-          </w:pPr>
-          <w:hyperlink w:anchor="_Toc227010905" w:history="1">
-            <w:r>
-              <w:rPr>
-                <w:rStyle w:val="Hyperlink"/>
-                <w:noProof/>
-              </w:rPr>
-              <w:t>C.1 Prompts related to Report Writing</w:t>
-            </w:r>
-            <w:r>
-              <w:rPr>
-                <w:noProof/>
-                <w:webHidden/>
-              </w:rPr>
-              <w:tab/>
-            </w:r>
-            <w:r>
-              <w:rPr>
-                <w:noProof/>
-                <w:webHidden/>
-              </w:rPr>
-              <w:fldChar w:fldCharType="begin"/>
-            </w:r>
-            <w:r>
-              <w:rPr>
-                <w:noProof/>
-                <w:webHidden/>
-              </w:rPr>
-              <w:instrText xml:space="preserve"> PAGEREF _Toc227010905 \h </w:instrText>
-            </w:r>
-            <w:r>
-              <w:rPr>
-                <w:noProof/>
-                <w:webHidden/>
-              </w:rPr>
-            </w:r>
-            <w:r>
-              <w:rPr>
-                <w:noProof/>
-                <w:webHidden/>
-              </w:rPr>
-              <w:fldChar w:fldCharType="separate"/>
-            </w:r>
-            <w:r>
-              <w:rPr>
-                <w:noProof/>
-                <w:webHidden/>
-              </w:rPr>
-              <w:t>1</w:t>
-            </w:r>
-            <w:r>
-              <w:rPr>
-                <w:noProof/>
-                <w:webHidden/>
-              </w:rPr>
-              <w:fldChar w:fldCharType="end"/>
-            </w:r>
-          </w:hyperlink>
-        </w:p>
-        <w:p>
-          <w:pPr>
-            <w:pStyle w:val="TOC2"/>
-            <w:tabs>
-              <w:tab w:val="right" w:leader="dot" w:pos="9010"/>
-            </w:tabs>
-            <w:rPr>
-              <w:rFonts w:eastAsiaTheme="minorEastAsia"/>
-              <w:noProof/>
-              <w:kern w:val="2"/>
-              <w:sz w:val="24"/>
-              <w:szCs w:val="24"/>
-              <w:lang w:eastAsia="en-IE"/>
-              <w14:ligatures w14:val="standardContextual"/>
-            </w:rPr>
-          </w:pPr>
-          <w:hyperlink w:anchor="_Toc227010906" w:history="1">
-            <w:r>
-              <w:rPr>
-                <w:rStyle w:val="Hyperlink"/>
-                <w:noProof/>
-              </w:rPr>
-              <w:t>C.2 Prompts Related to Research</w:t>
-            </w:r>
-            <w:r>
-              <w:rPr>
-                <w:noProof/>
-                <w:webHidden/>
-              </w:rPr>
-              <w:tab/>
-            </w:r>
-            <w:r>
-              <w:rPr>
-                <w:noProof/>
-                <w:webHidden/>
-              </w:rPr>
-              <w:fldChar w:fldCharType="begin"/>
-            </w:r>
-            <w:r>
-              <w:rPr>
-                <w:noProof/>
-                <w:webHidden/>
-              </w:rPr>
-              <w:instrText xml:space="preserve"> PAGEREF _Toc227010906 \h </w:instrText>
-            </w:r>
-            <w:r>
-              <w:rPr>
-                <w:noProof/>
-                <w:webHidden/>
-              </w:rPr>
-            </w:r>
-            <w:r>
-              <w:rPr>
-                <w:noProof/>
-                <w:webHidden/>
-              </w:rPr>
-              <w:fldChar w:fldCharType="separate"/>
-            </w:r>
-            <w:r>
-              <w:rPr>
-                <w:noProof/>
-                <w:webHidden/>
-              </w:rPr>
-              <w:t>1</w:t>
-            </w:r>
-            <w:r>
-              <w:rPr>
-                <w:noProof/>
-                <w:webHidden/>
-              </w:rPr>
-              <w:fldChar w:fldCharType="end"/>
-            </w:r>
-          </w:hyperlink>
-        </w:p>
-        <w:p>
-          <w:pPr>
-            <w:pStyle w:val="TOC2"/>
-            <w:tabs>
-              <w:tab w:val="right" w:leader="dot" w:pos="9010"/>
-            </w:tabs>
-            <w:rPr>
-              <w:rFonts w:eastAsiaTheme="minorEastAsia"/>
-              <w:noProof/>
-              <w:kern w:val="2"/>
-              <w:sz w:val="24"/>
-              <w:szCs w:val="24"/>
-              <w:lang w:eastAsia="en-IE"/>
-              <w14:ligatures w14:val="standardContextual"/>
-            </w:rPr>
-          </w:pPr>
-          <w:hyperlink w:anchor="_Toc227010907" w:history="1">
-            <w:r>
-              <w:rPr>
-                <w:rStyle w:val="Hyperlink"/>
-                <w:noProof/>
-              </w:rPr>
-              <w:t>C.3 Prompts Related to Design</w:t>
-            </w:r>
-            <w:r>
-              <w:rPr>
-                <w:noProof/>
-                <w:webHidden/>
-              </w:rPr>
-              <w:tab/>
-            </w:r>
-            <w:r>
-              <w:rPr>
-                <w:noProof/>
-                <w:webHidden/>
-              </w:rPr>
-              <w:fldChar w:fldCharType="begin"/>
-            </w:r>
-            <w:r>
-              <w:rPr>
-                <w:noProof/>
-                <w:webHidden/>
-              </w:rPr>
-              <w:instrText xml:space="preserve"> PAGEREF _Toc227010907 \h </w:instrText>
-            </w:r>
-            <w:r>
-              <w:rPr>
-                <w:noProof/>
-                <w:webHidden/>
-              </w:rPr>
-            </w:r>
-            <w:r>
-              <w:rPr>
-                <w:noProof/>
-                <w:webHidden/>
-              </w:rPr>
-              <w:fldChar w:fldCharType="separate"/>
-            </w:r>
-            <w:r>
-              <w:rPr>
-                <w:noProof/>
-                <w:webHidden/>
-              </w:rPr>
-              <w:t>1</w:t>
-            </w:r>
-            <w:r>
-              <w:rPr>
-                <w:noProof/>
-                <w:webHidden/>
-              </w:rPr>
-              <w:fldChar w:fldCharType="end"/>
-            </w:r>
-          </w:hyperlink>
-        </w:p>
-        <w:p>
-          <w:pPr>
-            <w:pStyle w:val="TOC2"/>
-            <w:tabs>
-              <w:tab w:val="right" w:leader="dot" w:pos="9010"/>
-            </w:tabs>
-            <w:rPr>
-              <w:rFonts w:eastAsiaTheme="minorEastAsia"/>
-              <w:noProof/>
-              <w:kern w:val="2"/>
-              <w:sz w:val="24"/>
-              <w:szCs w:val="24"/>
-              <w:lang w:eastAsia="en-IE"/>
-              <w14:ligatures w14:val="standardContextual"/>
-            </w:rPr>
-          </w:pPr>
-          <w:hyperlink w:anchor="_Toc227010908" w:history="1">
-            <w:r>
-              <w:rPr>
-                <w:rStyle w:val="Hyperlink"/>
-                <w:noProof/>
-              </w:rPr>
-              <w:t>C.4 Prompts Related to Coding</w:t>
-            </w:r>
-            <w:r>
-              <w:rPr>
-                <w:noProof/>
-                <w:webHidden/>
-              </w:rPr>
-              <w:tab/>
-            </w:r>
-            <w:r>
-              <w:rPr>
-                <w:noProof/>
-                <w:webHidden/>
-              </w:rPr>
-              <w:fldChar w:fldCharType="begin"/>
-            </w:r>
-            <w:r>
-              <w:rPr>
-                <w:noProof/>
-                <w:webHidden/>
-              </w:rPr>
-              <w:instrText xml:space="preserve"> PAGEREF _Toc227010908 \h </w:instrText>
-            </w:r>
-            <w:r>
-              <w:rPr>
-                <w:noProof/>
-                <w:webHidden/>
-              </w:rPr>
-            </w:r>
-            <w:r>
-              <w:rPr>
-                <w:noProof/>
-                <w:webHidden/>
-              </w:rPr>
-              <w:fldChar w:fldCharType="separate"/>
-            </w:r>
-            <w:r>
-              <w:rPr>
-                <w:noProof/>
-                <w:webHidden/>
-              </w:rPr>
-              <w:t>1</w:t>
-            </w:r>
-            <w:r>
-              <w:rPr>
-                <w:noProof/>
-                <w:webHidden/>
-              </w:rPr>
-              <w:fldChar w:fldCharType="end"/>
-            </w:r>
-          </w:hyperlink>
-        </w:p>
-        <w:p>
-          <w:pPr>
-            <w:pStyle w:val="TOC1"/>
-            <w:tabs>
-              <w:tab w:val="right" w:leader="dot" w:pos="9010"/>
-            </w:tabs>
-            <w:rPr>
-              <w:rFonts w:eastAsiaTheme="minorEastAsia"/>
-              <w:noProof/>
-              <w:kern w:val="2"/>
-              <w:sz w:val="24"/>
-              <w:szCs w:val="24"/>
-              <w:lang w:eastAsia="en-IE"/>
-              <w14:ligatures w14:val="standardContextual"/>
-            </w:rPr>
-          </w:pPr>
-          <w:hyperlink w:anchor="_Toc227010909" w:history="1">
-            <w:r>
-              <w:rPr>
-                <w:rStyle w:val="Hyperlink"/>
-                <w:noProof/>
-              </w:rPr>
-              <w:t>Appendix D: Additional Code Samples</w:t>
-            </w:r>
-            <w:r>
-              <w:rPr>
-                <w:noProof/>
-                <w:webHidden/>
-              </w:rPr>
-              <w:tab/>
-            </w:r>
-            <w:r>
-              <w:rPr>
-                <w:noProof/>
-                <w:webHidden/>
-              </w:rPr>
-              <w:fldChar w:fldCharType="begin"/>
-            </w:r>
-            <w:r>
-              <w:rPr>
-                <w:noProof/>
-                <w:webHidden/>
-              </w:rPr>
-              <w:instrText xml:space="preserve"> PAGEREF _Toc227010909 \h </w:instrText>
-            </w:r>
-            <w:r>
-              <w:rPr>
-                <w:noProof/>
-                <w:webHidden/>
-              </w:rPr>
-            </w:r>
-            <w:r>
-              <w:rPr>
-                <w:noProof/>
-                <w:webHidden/>
-              </w:rPr>
-              <w:fldChar w:fldCharType="separate"/>
-            </w:r>
-            <w:r>
-              <w:rPr>
-                <w:noProof/>
-                <w:webHidden/>
-              </w:rPr>
-              <w:t>1</w:t>
-            </w:r>
-            <w:r>
-              <w:rPr>
-                <w:noProof/>
-                <w:webHidden/>
-              </w:rPr>
-              <w:fldChar w:fldCharType="end"/>
-            </w:r>
-          </w:hyperlink>
-        </w:p>
-        <w:p>
-          <w:pPr>
-            <w:pStyle w:val="TOC1"/>
-            <w:tabs>
-              <w:tab w:val="right" w:leader="dot" w:pos="9010"/>
-            </w:tabs>
-            <w:rPr>
-              <w:rFonts w:eastAsiaTheme="minorEastAsia"/>
-              <w:noProof/>
-              <w:kern w:val="2"/>
-              <w:sz w:val="24"/>
-              <w:szCs w:val="24"/>
-              <w:lang w:eastAsia="en-IE"/>
-              <w14:ligatures w14:val="standardContextual"/>
-            </w:rPr>
-          </w:pPr>
-          <w:hyperlink w:anchor="_Toc227010910" w:history="1">
-            <w:r>
-              <w:rPr>
-                <w:rStyle w:val="Hyperlink"/>
-                <w:noProof/>
-              </w:rPr>
-              <w:t>Appendix E:</w:t>
-            </w:r>
-            <w:r>
-              <w:rPr>
-                <w:noProof/>
-                <w:webHidden/>
-              </w:rPr>
-              <w:tab/>
-            </w:r>
-            <w:r>
-              <w:rPr>
-                <w:noProof/>
-                <w:webHidden/>
-              </w:rPr>
-              <w:fldChar w:fldCharType="begin"/>
-            </w:r>
-            <w:r>
-              <w:rPr>
-                <w:noProof/>
-                <w:webHidden/>
-              </w:rPr>
-              <w:instrText xml:space="preserve"> PAGEREF _Toc227010910 \h </w:instrText>
+              <w:instrText xml:space="preserve"> PAGEREF _Toc227067148 \h </w:instrText>
             </w:r>
             <w:r>
               <w:rPr>
@@ -6685,7 +7105,7 @@
       <w:pPr>
         <w:pStyle w:val="Heading1"/>
       </w:pPr>
-      <w:bookmarkStart w:id="3" w:name="_Toc227010832"/>
+      <w:bookmarkStart w:id="3" w:name="_Toc227067063"/>
       <w:r>
         <w:t>1. Introduction</w:t>
       </w:r>
@@ -6706,7 +7126,7 @@
           <w:numId w:val="1"/>
         </w:numPr>
       </w:pPr>
-      <w:bookmarkStart w:id="4" w:name="_Toc227010833"/>
+      <w:bookmarkStart w:id="4" w:name="_Toc227067064"/>
       <w:r>
         <w:t>Project Background</w:t>
       </w:r>
@@ -6736,7 +7156,7 @@
           <w:numId w:val="1"/>
         </w:numPr>
       </w:pPr>
-      <w:bookmarkStart w:id="5" w:name="_Toc227010834"/>
+      <w:bookmarkStart w:id="5" w:name="_Toc227067065"/>
       <w:r>
         <w:t>Project Description</w:t>
       </w:r>
@@ -6912,7 +7332,7 @@
           <w:numId w:val="1"/>
         </w:numPr>
       </w:pPr>
-      <w:bookmarkStart w:id="6" w:name="_Toc227010835"/>
+      <w:bookmarkStart w:id="6" w:name="_Toc227067066"/>
       <w:r>
         <w:t>Project Aims and Objectives</w:t>
       </w:r>
@@ -7033,7 +7453,7 @@
           <w:numId w:val="1"/>
         </w:numPr>
       </w:pPr>
-      <w:bookmarkStart w:id="7" w:name="_Toc227010836"/>
+      <w:bookmarkStart w:id="7" w:name="_Toc227067067"/>
       <w:r>
         <w:t>Project Scope</w:t>
       </w:r>
@@ -7227,7 +7647,7 @@
           <w:numId w:val="1"/>
         </w:numPr>
       </w:pPr>
-      <w:bookmarkStart w:id="8" w:name="_Toc227010837"/>
+      <w:bookmarkStart w:id="8" w:name="_Toc227067068"/>
       <w:r>
         <w:t>Thesis Roadmap</w:t>
       </w:r>
@@ -7357,7 +7777,7 @@
       <w:pPr>
         <w:pStyle w:val="Heading1"/>
       </w:pPr>
-      <w:bookmarkStart w:id="9" w:name="_Toc227010838"/>
+      <w:bookmarkStart w:id="9" w:name="_Toc227067069"/>
       <w:r>
         <w:lastRenderedPageBreak/>
         <w:t xml:space="preserve">2. </w:t>
@@ -7372,7 +7792,7 @@
       <w:pPr>
         <w:pStyle w:val="Heading2"/>
       </w:pPr>
-      <w:bookmarkStart w:id="10" w:name="_Toc227010839"/>
+      <w:bookmarkStart w:id="10" w:name="_Toc227067070"/>
       <w:r>
         <w:t>2.1. Introduction</w:t>
       </w:r>
@@ -7390,7 +7810,7 @@
         <w:pStyle w:val="Heading2"/>
       </w:pPr>
       <w:bookmarkStart w:id="11" w:name="_Toc21975767"/>
-      <w:bookmarkStart w:id="12" w:name="_Toc227010840"/>
+      <w:bookmarkStart w:id="12" w:name="_Toc227067071"/>
       <w:r>
         <w:t xml:space="preserve">2.2. </w:t>
       </w:r>
@@ -7410,7 +7830,15 @@
     </w:p>
     <w:p>
       <w:r>
-        <w:t xml:space="preserve">Software you’ve looked into </w:t>
+        <w:t xml:space="preserve">Software you’ve </w:t>
+      </w:r>
+      <w:proofErr w:type="gramStart"/>
+      <w:r>
+        <w:t>looked into</w:t>
+      </w:r>
+      <w:proofErr w:type="gramEnd"/>
+      <w:r>
+        <w:t xml:space="preserve"> </w:t>
       </w:r>
       <w:r>
         <w:t>(EXISTING APPS)</w:t>
@@ -7422,7 +7850,7 @@
         <w:pStyle w:val="Heading2"/>
       </w:pPr>
       <w:bookmarkStart w:id="13" w:name="_Toc21975768"/>
-      <w:bookmarkStart w:id="14" w:name="_Toc227010841"/>
+      <w:bookmarkStart w:id="14" w:name="_Toc227067072"/>
       <w:r>
         <w:t xml:space="preserve">2.3. Technologies </w:t>
       </w:r>
@@ -7459,7 +7887,7 @@
           <w:color w:val="2E74B5" w:themeColor="accent1" w:themeShade="BF"/>
         </w:rPr>
       </w:pPr>
-      <w:bookmarkStart w:id="15" w:name="_Toc227010842"/>
+      <w:bookmarkStart w:id="15" w:name="_Toc227067073"/>
       <w:r>
         <w:rPr>
           <w:color w:val="2E74B5" w:themeColor="accent1" w:themeShade="BF"/>
@@ -7573,7 +8001,7 @@
           <w:color w:val="2E74B5" w:themeColor="accent1" w:themeShade="BF"/>
         </w:rPr>
       </w:pPr>
-      <w:bookmarkStart w:id="16" w:name="_Toc227010843"/>
+      <w:bookmarkStart w:id="16" w:name="_Toc227067074"/>
       <w:r>
         <w:rPr>
           <w:color w:val="2E74B5" w:themeColor="accent1" w:themeShade="BF"/>
@@ -7615,7 +8043,7 @@
           <w:noProof/>
         </w:rPr>
         <w:drawing>
-          <wp:inline distT="0" distB="0" distL="0" distR="0" wp14:anchorId="6669D8C8" wp14:editId="42260E1D">
+          <wp:inline distT="0" distB="0" distL="0" distR="0" wp14:anchorId="6669D8C8" wp14:editId="66779B20">
             <wp:extent cx="4269920" cy="2401948"/>
             <wp:effectExtent l="0" t="0" r="0" b="0"/>
             <wp:docPr id="908490835" name="Picture 11" descr="Движок Godot получил новый плагин поддержки OpenXR | Голографика"/>
@@ -7713,7 +8141,7 @@
           <w:color w:val="2E74B5" w:themeColor="accent1" w:themeShade="BF"/>
         </w:rPr>
       </w:pPr>
-      <w:bookmarkStart w:id="17" w:name="_Toc227010844"/>
+      <w:bookmarkStart w:id="17" w:name="_Toc227067075"/>
       <w:r>
         <w:rPr>
           <w:color w:val="2E74B5" w:themeColor="accent1" w:themeShade="BF"/>
@@ -7749,7 +8177,15 @@
       </w:r>
       <w:proofErr w:type="spellEnd"/>
       <w:r>
-        <w:t xml:space="preserve"> has a syntax similar to Python, which makes it easier to learn and read, especially for developers with some prior Python experience. Alternative languages such as C# are supported, but they typically require more configuration and are less tightly integrated into the engine’s workflow.</w:t>
+        <w:t xml:space="preserve"> has a syntax </w:t>
+      </w:r>
+      <w:proofErr w:type="gramStart"/>
+      <w:r>
+        <w:t>similar to</w:t>
+      </w:r>
+      <w:proofErr w:type="gramEnd"/>
+      <w:r>
+        <w:t xml:space="preserve"> Python, which makes it easier to learn and read, especially for developers with some prior Python experience. Alternative languages such as C# are supported, but they typically require more configuration and are less tightly integrated into the engine’s workflow.</w:t>
       </w:r>
     </w:p>
     <w:p>
@@ -7772,7 +8208,7 @@
           <w:color w:val="2E74B5" w:themeColor="accent1" w:themeShade="BF"/>
         </w:rPr>
       </w:pPr>
-      <w:bookmarkStart w:id="18" w:name="_Toc227010845"/>
+      <w:bookmarkStart w:id="18" w:name="_Toc227067076"/>
       <w:r>
         <w:rPr>
           <w:color w:val="2E74B5" w:themeColor="accent1" w:themeShade="BF"/>
@@ -7835,7 +8271,7 @@
           <w:color w:val="2E74B5" w:themeColor="accent1" w:themeShade="BF"/>
         </w:rPr>
       </w:pPr>
-      <w:bookmarkStart w:id="19" w:name="_Toc227010846"/>
+      <w:bookmarkStart w:id="19" w:name="_Toc227067077"/>
       <w:r>
         <w:rPr>
           <w:color w:val="2E74B5" w:themeColor="accent1" w:themeShade="BF"/>
@@ -7846,24 +8282,12 @@
     </w:p>
     <w:p>
       <w:r>
-        <w:t xml:space="preserve">The project uses Blender as a supporting tool for 3D asset creation. Blender is free and open source, removing licensing barriers and making it suitable for a student project. Although it has a steeper learning curve than simpler 3D tools, recent versions include significantly improved tools for precise </w:t>
-      </w:r>
-      <w:r>
-        <w:t>modelling</w:t>
-      </w:r>
-      <w:r>
-        <w:t>, which is essential for creating accurate ISL fingerspelling hand shapes.</w:t>
-      </w:r>
-    </w:p>
-    <w:p>
-      <w:r>
-        <w:t xml:space="preserve">Blender supports detailed mesh editing and provides tools that are well-suited to building educational assets like hand models for sign language practice. Because the project centres on creating accurate 3D representations of ISL alphabet letters, Blender's sculpting, rigging, and UV mapping features are sufficient to implement the required hand models. Its open-source nature also means there is an active community producing tutorials, examples, and answers to common </w:t>
-      </w:r>
-      <w:r>
-        <w:t>modelling</w:t>
-      </w:r>
-      <w:r>
-        <w:t xml:space="preserve"> problems. This is an important factor when learning 3D techniques for VR projects.</w:t>
+        <w:t>The project uses Blender as a supporting tool for 3D asset creation. Blender is free and open source, removing licensing barriers and making it suitable for a student project. Although it has a steeper learning curve than simpler 3D tools, recent versions include significantly improved tools for precise modelling, which is essential for creating accurate ISL fingerspelling hand shapes.</w:t>
+      </w:r>
+    </w:p>
+    <w:p>
+      <w:r>
+        <w:t>Blender supports detailed mesh editing and provides tools that are well-suited to building educational assets like hand models for sign language practice. Because the project centres on creating accurate 3D representations of ISL alphabet letters, Blender's sculpting, rigging, and UV mapping features are sufficient to implement the required hand models. Its open-source nature also means there is an active community producing tutorials, examples, and answers to common modelling problems. This is an important factor when learning 3D techniques for VR projects.</w:t>
       </w:r>
       <w:r>
         <w:t xml:space="preserve"> [19]</w:t>
@@ -7948,18 +8372,7 @@
           <w:sz w:val="18"/>
           <w:szCs w:val="18"/>
         </w:rPr>
-        <w:t xml:space="preserve">Figure </w:t>
-      </w:r>
-      <w:r>
-        <w:rPr>
-          <w:rFonts w:cstheme="minorHAnsi"/>
-          <w:i/>
-          <w:iCs/>
-          <w:color w:val="595959" w:themeColor="text1" w:themeTint="A6"/>
-          <w:sz w:val="18"/>
-          <w:szCs w:val="18"/>
-        </w:rPr>
-        <w:t>4: Blender</w:t>
+        <w:t>Figure 4: Blender</w:t>
       </w:r>
     </w:p>
     <w:p>
@@ -7969,7 +8382,7 @@
           <w:color w:val="2E74B5" w:themeColor="accent1" w:themeShade="BF"/>
         </w:rPr>
       </w:pPr>
-      <w:bookmarkStart w:id="20" w:name="_Toc227010847"/>
+      <w:bookmarkStart w:id="20" w:name="_Toc227067078"/>
       <w:r>
         <w:rPr>
           <w:color w:val="2E74B5" w:themeColor="accent1" w:themeShade="BF"/>
@@ -7987,7 +8400,7 @@
           <w:iCs w:val="0"/>
         </w:rPr>
       </w:pPr>
-      <w:bookmarkStart w:id="21" w:name="_Toc227010848"/>
+      <w:bookmarkStart w:id="21" w:name="_Toc227067079"/>
       <w:r>
         <w:rPr>
           <w:i w:val="0"/>
@@ -8050,7 +8463,7 @@
           <w:iCs w:val="0"/>
         </w:rPr>
       </w:pPr>
-      <w:bookmarkStart w:id="22" w:name="_Toc227010849"/>
+      <w:bookmarkStart w:id="22" w:name="_Toc227067080"/>
       <w:r>
         <w:rPr>
           <w:i w:val="0"/>
@@ -8084,7 +8497,7 @@
         <w:pStyle w:val="Heading2"/>
       </w:pPr>
       <w:bookmarkStart w:id="23" w:name="_Toc21975769"/>
-      <w:bookmarkStart w:id="24" w:name="_Toc227010850"/>
+      <w:bookmarkStart w:id="24" w:name="_Toc227067081"/>
       <w:r>
         <w:t xml:space="preserve">2.4. Other </w:t>
       </w:r>
@@ -8119,7 +8532,7 @@
         <w:pStyle w:val="Heading2"/>
       </w:pPr>
       <w:bookmarkStart w:id="25" w:name="_Toc21975770"/>
-      <w:bookmarkStart w:id="26" w:name="_Toc227010851"/>
+      <w:bookmarkStart w:id="26" w:name="_Toc227067082"/>
       <w:r>
         <w:t>2.5. Existing Final Year Projects</w:t>
       </w:r>
@@ -8131,7 +8544,7 @@
       <w:pPr>
         <w:pStyle w:val="Heading3"/>
       </w:pPr>
-      <w:bookmarkStart w:id="27" w:name="_Toc227010852"/>
+      <w:bookmarkStart w:id="27" w:name="_Toc227067083"/>
       <w:r>
         <w:t xml:space="preserve">2.5.1 </w:t>
       </w:r>
@@ -8229,7 +8642,7 @@
       <w:pPr>
         <w:pStyle w:val="Heading3"/>
       </w:pPr>
-      <w:bookmarkStart w:id="28" w:name="_Toc227010853"/>
+      <w:bookmarkStart w:id="28" w:name="_Toc227067084"/>
       <w:r>
         <w:t xml:space="preserve">2.5.2 </w:t>
       </w:r>
@@ -8306,25 +8719,19 @@
           <w:bCs/>
         </w:rPr>
         <w:br/>
+        <w:t>Strengths:</w:t>
+      </w:r>
+      <w:r>
+        <w:t xml:space="preserve"> Good integration with VR, mobile, backend technology. The focus is strongly seen on gamifying it and feedback loops that enhance learning and motivation. This shows well-thought user experience for the user. </w:t>
+      </w:r>
+      <w:r>
+        <w:br/>
       </w:r>
       <w:r>
         <w:rPr>
           <w:b/>
           <w:bCs/>
         </w:rPr>
-        <w:t>Strengths:</w:t>
-      </w:r>
-      <w:r>
-        <w:t xml:space="preserve"> Good integration with VR, mobile, backend technology. The focus is strongly seen on gamifying it and feedback loops that enhance learning and motivation. This shows well-thought user experience for the user. </w:t>
-      </w:r>
-      <w:r>
-        <w:br/>
-      </w:r>
-      <w:r>
-        <w:rPr>
-          <w:b/>
-          <w:bCs/>
-        </w:rPr>
         <w:t>Weaknesses:</w:t>
       </w:r>
       <w:r>
@@ -8345,7 +8752,7 @@
         <w:pStyle w:val="Heading2"/>
       </w:pPr>
       <w:bookmarkStart w:id="29" w:name="_Toc21975771"/>
-      <w:bookmarkStart w:id="30" w:name="_Toc227010854"/>
+      <w:bookmarkStart w:id="30" w:name="_Toc227067085"/>
       <w:r>
         <w:t>2.6. Conclusions</w:t>
       </w:r>
@@ -8364,7 +8771,7 @@
         <w:pStyle w:val="Heading1"/>
       </w:pPr>
       <w:bookmarkStart w:id="31" w:name="_Toc212189663"/>
-      <w:bookmarkStart w:id="32" w:name="_Toc227010855"/>
+      <w:bookmarkStart w:id="32" w:name="_Toc227067086"/>
       <w:r>
         <w:lastRenderedPageBreak/>
         <w:t>3. System Analysis</w:t>
@@ -8378,7 +8785,7 @@
         <w:pStyle w:val="Heading2"/>
       </w:pPr>
       <w:bookmarkStart w:id="33" w:name="_Toc212189664"/>
-      <w:bookmarkStart w:id="34" w:name="_Toc227010856"/>
+      <w:bookmarkStart w:id="34" w:name="_Toc227067087"/>
       <w:r>
         <w:t>3.1 System Overview</w:t>
       </w:r>
@@ -8393,7 +8800,7 @@
           <w:color w:val="2E74B5" w:themeColor="accent1" w:themeShade="BF"/>
         </w:rPr>
       </w:pPr>
-      <w:bookmarkStart w:id="35" w:name="_Toc227010857"/>
+      <w:bookmarkStart w:id="35" w:name="_Toc227067088"/>
       <w:r>
         <w:rPr>
           <w:color w:val="2E74B5" w:themeColor="accent1" w:themeShade="BF"/>
@@ -8415,7 +8822,7 @@
           <w:color w:val="2E74B5" w:themeColor="accent1" w:themeShade="BF"/>
         </w:rPr>
       </w:pPr>
-      <w:bookmarkStart w:id="36" w:name="_Toc227010858"/>
+      <w:bookmarkStart w:id="36" w:name="_Toc227067089"/>
       <w:r>
         <w:rPr>
           <w:color w:val="2E74B5" w:themeColor="accent1" w:themeShade="BF"/>
@@ -8473,63 +8880,112 @@
           <w:color w:val="2E74B5" w:themeColor="accent1" w:themeShade="BF"/>
         </w:rPr>
       </w:pPr>
-      <w:bookmarkStart w:id="37" w:name="_Toc227010859"/>
+      <w:bookmarkStart w:id="37" w:name="_Toc227067090"/>
       <w:r>
         <w:rPr>
           <w:color w:val="2E74B5" w:themeColor="accent1" w:themeShade="BF"/>
         </w:rPr>
-        <w:t>3.1.</w:t>
-      </w:r>
-      <w:r>
+        <w:t>3.1.3 User Experience and Interface</w:t>
+      </w:r>
+      <w:bookmarkEnd w:id="37"/>
+    </w:p>
+    <w:p>
+      <w:r>
+        <w:t>From a user-experience perspective, the application is intended to be straightforward and easy to navigate. Menus provide clear options such as “</w:t>
+      </w:r>
+      <w:r>
+        <w:t>ISL Info</w:t>
+      </w:r>
+      <w:r>
+        <w:t>”, “</w:t>
+      </w:r>
+      <w:r>
+        <w:t>Start Learning</w:t>
+      </w:r>
+      <w:r>
+        <w:t xml:space="preserve">”, </w:t>
+      </w:r>
+      <w:r>
+        <w:t xml:space="preserve">and </w:t>
+      </w:r>
+      <w:r>
+        <w:t>“</w:t>
+      </w:r>
+      <w:r>
+        <w:t xml:space="preserve">Test Yourself. Hand poses shown </w:t>
+      </w:r>
+      <w:r>
+        <w:t>introduces the main interactions on first use, and contextual help tips are available when users appear stuck or unsure. The interface is designed to avoid overwhelming learners with too many simultaneous choices, and all navigation occurs in VR using simple gestures or large, easily selectable buttons.</w:t>
+      </w:r>
+    </w:p>
+    <w:p/>
+    <w:p>
+      <w:pPr>
+        <w:pStyle w:val="Heading3"/>
         <w:rPr>
           <w:color w:val="2E74B5" w:themeColor="accent1" w:themeShade="BF"/>
         </w:rPr>
-        <w:t>3</w:t>
-      </w:r>
+      </w:pPr>
+      <w:bookmarkStart w:id="38" w:name="_Toc227067091"/>
       <w:r>
         <w:rPr>
           <w:color w:val="2E74B5" w:themeColor="accent1" w:themeShade="BF"/>
         </w:rPr>
-        <w:t xml:space="preserve"> </w:t>
-      </w:r>
-      <w:r>
+        <w:t>3.1.4 Practice and Feedback</w:t>
+      </w:r>
+      <w:bookmarkEnd w:id="38"/>
+    </w:p>
+    <w:p>
+      <w:r>
+        <w:t>Each practice session begins with users choosing which aspect of ISL they wish to practise. When a sign is recognised correctly, the system displays</w:t>
+      </w:r>
+      <w:r>
+        <w:t xml:space="preserve"> instructions on how to pose the letter, shows the model of how to pose it, and</w:t>
+      </w:r>
+      <w:r>
+        <w:t xml:space="preserve"> positive feedback (for example, a "Well done!</w:t>
+      </w:r>
+      <w:r>
+        <w:t xml:space="preserve"> You signed A</w:t>
+      </w:r>
+      <w:r>
+        <w:t xml:space="preserve">" message); when it is not, the system encourages another attempt or </w:t>
+      </w:r>
+      <w:r>
+        <w:t>tells you what other letter you are signing</w:t>
+      </w:r>
+      <w:r>
+        <w:t>. This loop of attempt, feedback, and retry is central to supporting incremental improvement.</w:t>
+      </w:r>
+    </w:p>
+    <w:p/>
+    <w:p>
+      <w:pPr>
+        <w:pStyle w:val="Heading3"/>
         <w:rPr>
           <w:color w:val="2E74B5" w:themeColor="accent1" w:themeShade="BF"/>
         </w:rPr>
-        <w:t>User Experience and Interface</w:t>
-      </w:r>
-      <w:bookmarkEnd w:id="37"/>
-    </w:p>
-    <w:p>
-      <w:r>
-        <w:t>From a user-experience perspective, the application is intended to be straightforward and easy to navigate. Menus provide clear options such as “</w:t>
-      </w:r>
-      <w:r>
-        <w:t>ISL Info</w:t>
-      </w:r>
-      <w:r>
-        <w:t>”, “</w:t>
-      </w:r>
-      <w:r>
-        <w:t>Start Learning</w:t>
-      </w:r>
-      <w:r>
-        <w:t xml:space="preserve">”, </w:t>
-      </w:r>
-      <w:r>
-        <w:t xml:space="preserve">and </w:t>
-      </w:r>
-      <w:r>
-        <w:t>“</w:t>
-      </w:r>
-      <w:r>
-        <w:t xml:space="preserve">Test Yourself. Hand poses shown </w:t>
-      </w:r>
-      <w:r>
-        <w:t>introduces the main interactions on first use, and contextual help tips are available when users appear stuck or unsure. The interface is designed to avoid overwhelming learners with too many simultaneous choices, and all navigation occurs in VR using simple gestures or large, easily selectable buttons.</w:t>
-      </w:r>
-    </w:p>
-    <w:p/>
+      </w:pPr>
+      <w:bookmarkStart w:id="39" w:name="_Toc227067092"/>
+      <w:r>
+        <w:rPr>
+          <w:color w:val="2E74B5" w:themeColor="accent1" w:themeShade="BF"/>
+        </w:rPr>
+        <w:t>3.1.5 Saving Progress and Accessibility</w:t>
+      </w:r>
+      <w:bookmarkEnd w:id="39"/>
+    </w:p>
+    <w:p>
+      <w:r>
+        <w:t>The system is designed to automatically save so that learners can resume from where they left off in later sessions</w:t>
+      </w:r>
+      <w:r>
+        <w:t xml:space="preserve">. </w:t>
+      </w:r>
+      <w:r>
+        <w:t>Accessibility is treated as a core requirement: the interface is intended to support left-handed users and those unfamiliar with VR. To this end, the design avoids very small targets or complex controls that might cause confusion or discomfort.</w:t>
+      </w:r>
+    </w:p>
     <w:p>
       <w:pPr>
         <w:pStyle w:val="Heading3"/>
@@ -8537,145 +8993,24 @@
           <w:color w:val="2E74B5" w:themeColor="accent1" w:themeShade="BF"/>
         </w:rPr>
       </w:pPr>
-      <w:bookmarkStart w:id="38" w:name="_Toc227010860"/>
+      <w:bookmarkStart w:id="40" w:name="_Toc227067093"/>
       <w:r>
         <w:rPr>
           <w:color w:val="2E74B5" w:themeColor="accent1" w:themeShade="BF"/>
         </w:rPr>
-        <w:t>3.1.</w:t>
-      </w:r>
-      <w:r>
-        <w:rPr>
-          <w:color w:val="2E74B5" w:themeColor="accent1" w:themeShade="BF"/>
-        </w:rPr>
-        <w:t>4</w:t>
-      </w:r>
-      <w:r>
-        <w:rPr>
-          <w:color w:val="2E74B5" w:themeColor="accent1" w:themeShade="BF"/>
-        </w:rPr>
-        <w:t xml:space="preserve"> </w:t>
-      </w:r>
-      <w:r>
-        <w:rPr>
-          <w:color w:val="2E74B5" w:themeColor="accent1" w:themeShade="BF"/>
-        </w:rPr>
-        <w:t>Practice and Feedback</w:t>
-      </w:r>
-      <w:bookmarkEnd w:id="38"/>
-    </w:p>
-    <w:p>
-      <w:r>
-        <w:t>Each practice session begins with users choosing which aspect of ISL they wish to practise. When a sign is recognised correctly, the system displays</w:t>
-      </w:r>
-      <w:r>
-        <w:t xml:space="preserve"> instructions on how to pose the letter, shows the model of how to pose it, and</w:t>
-      </w:r>
-      <w:r>
-        <w:t xml:space="preserve"> positive feedback (for example, a "Well done!</w:t>
-      </w:r>
-      <w:r>
-        <w:t xml:space="preserve"> You signed A</w:t>
-      </w:r>
-      <w:r>
-        <w:t xml:space="preserve">" message); when it is not, the system encourages another attempt or </w:t>
-      </w:r>
-      <w:r>
-        <w:t>tells you what other letter you are signing</w:t>
-      </w:r>
-      <w:r>
-        <w:t>. This loop of attempt, feedback, and retry is central to supporting incremental improvement.</w:t>
-      </w:r>
-    </w:p>
-    <w:p/>
+        <w:lastRenderedPageBreak/>
+        <w:t>3.1.6 Inspiration and Aims</w:t>
+      </w:r>
+      <w:bookmarkEnd w:id="40"/>
+    </w:p>
+    <w:p>
+      <w:r>
+        <w:t>The overall layout and interaction approach are informed by the initial project proposal and the literature review, which highlighted the importance of real-time feedback, beginner-friendly interfaces, and self-paced learning. Sign &amp; Spell VR draws inspiration from existing interactive VR learning apps but adapts their ideas specifically to ISL, aiming to provide a simpler, more focused experience that makes learning Irish Sign Language both approachable and enjoyable.</w:t>
+      </w:r>
+    </w:p>
     <w:p>
       <w:pPr>
         <w:pStyle w:val="Heading3"/>
-        <w:rPr>
-          <w:color w:val="2E74B5" w:themeColor="accent1" w:themeShade="BF"/>
-        </w:rPr>
-      </w:pPr>
-      <w:bookmarkStart w:id="39" w:name="_Toc227010861"/>
-      <w:r>
-        <w:rPr>
-          <w:color w:val="2E74B5" w:themeColor="accent1" w:themeShade="BF"/>
-        </w:rPr>
-        <w:t>3.1.</w:t>
-      </w:r>
-      <w:r>
-        <w:rPr>
-          <w:color w:val="2E74B5" w:themeColor="accent1" w:themeShade="BF"/>
-        </w:rPr>
-        <w:t>5</w:t>
-      </w:r>
-      <w:r>
-        <w:rPr>
-          <w:color w:val="2E74B5" w:themeColor="accent1" w:themeShade="BF"/>
-        </w:rPr>
-        <w:t xml:space="preserve"> </w:t>
-      </w:r>
-      <w:r>
-        <w:rPr>
-          <w:color w:val="2E74B5" w:themeColor="accent1" w:themeShade="BF"/>
-        </w:rPr>
-        <w:t>Saving Progress and Accessibility</w:t>
-      </w:r>
-      <w:bookmarkEnd w:id="39"/>
-    </w:p>
-    <w:p>
-      <w:r>
-        <w:t>The system is designed to automatically save so that learners can resume from where they left off in later sessions</w:t>
-      </w:r>
-      <w:r>
-        <w:t xml:space="preserve">. </w:t>
-      </w:r>
-      <w:r>
-        <w:t>Accessibility is treated as a core requirement: the interface is intended to support left-handed users and those unfamiliar with VR. To this end, the design avoids very small targets or complex controls that might cause confusion or discomfort.</w:t>
-      </w:r>
-    </w:p>
-    <w:p>
-      <w:pPr>
-        <w:pStyle w:val="Heading3"/>
-        <w:rPr>
-          <w:color w:val="2E74B5" w:themeColor="accent1" w:themeShade="BF"/>
-        </w:rPr>
-      </w:pPr>
-      <w:bookmarkStart w:id="40" w:name="_Toc227010862"/>
-      <w:r>
-        <w:rPr>
-          <w:color w:val="2E74B5" w:themeColor="accent1" w:themeShade="BF"/>
-        </w:rPr>
-        <w:lastRenderedPageBreak/>
-        <w:t>3.1.</w:t>
-      </w:r>
-      <w:r>
-        <w:rPr>
-          <w:color w:val="2E74B5" w:themeColor="accent1" w:themeShade="BF"/>
-        </w:rPr>
-        <w:t>6</w:t>
-      </w:r>
-      <w:r>
-        <w:rPr>
-          <w:color w:val="2E74B5" w:themeColor="accent1" w:themeShade="BF"/>
-        </w:rPr>
-        <w:t xml:space="preserve"> </w:t>
-      </w:r>
-      <w:r>
-        <w:rPr>
-          <w:color w:val="2E74B5" w:themeColor="accent1" w:themeShade="BF"/>
-        </w:rPr>
-        <w:t>Inspiration and Aims</w:t>
-      </w:r>
-      <w:bookmarkEnd w:id="40"/>
-    </w:p>
-    <w:p>
-      <w:r>
-        <w:t>The overall layout and interaction approach are informed by the initial project proposal and the literature review, which highlighted the importance of real-time feedback, beginner-friendly interfaces, and self-paced learning. Sign &amp; Spell VR draws inspiration from existing interactive VR learning apps but adapts their ideas specifically to ISL, aiming to provide a simpler, more focused experience that makes learning Irish Sign Language both approachable and enjoyable.</w:t>
-      </w:r>
-    </w:p>
-    <w:p>
-      <w:pPr>
-        <w:pStyle w:val="Heading3"/>
       </w:pPr>
     </w:p>
     <w:p>
@@ -8683,13 +9018,14 @@
         <w:pStyle w:val="Heading2"/>
       </w:pPr>
       <w:bookmarkStart w:id="41" w:name="_Toc212189665"/>
-      <w:bookmarkStart w:id="42" w:name="_Toc227010863"/>
+      <w:bookmarkStart w:id="42" w:name="_Toc227067094"/>
       <w:r>
         <w:t>3.2 Requirements Gathering</w:t>
       </w:r>
       <w:bookmarkEnd w:id="41"/>
       <w:bookmarkEnd w:id="42"/>
     </w:p>
+    <w:p/>
     <w:p>
       <w:pPr>
         <w:pStyle w:val="Heading3"/>
@@ -8697,7 +9033,7 @@
           <w:color w:val="2E74B5" w:themeColor="accent1" w:themeShade="BF"/>
         </w:rPr>
       </w:pPr>
-      <w:bookmarkStart w:id="43" w:name="_Toc227010864"/>
+      <w:bookmarkStart w:id="43" w:name="_Toc227067095"/>
       <w:r>
         <w:rPr>
           <w:color w:val="2E74B5" w:themeColor="accent1" w:themeShade="BF"/>
@@ -8720,7 +9056,7 @@
           <w:iCs w:val="0"/>
         </w:rPr>
       </w:pPr>
-      <w:bookmarkStart w:id="44" w:name="_Toc227010865"/>
+      <w:bookmarkStart w:id="44" w:name="_Toc227067096"/>
       <w:r>
         <w:rPr>
           <w:i w:val="0"/>
@@ -8766,34 +9102,13 @@
           <w:iCs w:val="0"/>
         </w:rPr>
       </w:pPr>
-      <w:bookmarkStart w:id="45" w:name="_Toc227010866"/>
+      <w:bookmarkStart w:id="45" w:name="_Toc227067097"/>
       <w:r>
         <w:rPr>
           <w:i w:val="0"/>
           <w:iCs w:val="0"/>
         </w:rPr>
-        <w:t>3.2.1.</w:t>
-      </w:r>
-      <w:r>
-        <w:rPr>
-          <w:i w:val="0"/>
-          <w:iCs w:val="0"/>
-        </w:rPr>
-        <w:t>2</w:t>
-      </w:r>
-      <w:r>
-        <w:rPr>
-          <w:i w:val="0"/>
-          <w:iCs w:val="0"/>
-        </w:rPr>
-        <w:t xml:space="preserve"> </w:t>
-      </w:r>
-      <w:r>
-        <w:rPr>
-          <w:i w:val="0"/>
-          <w:iCs w:val="0"/>
-        </w:rPr>
-        <w:t>Teacher and Instructors</w:t>
+        <w:t>3.2.1.2 Teacher and Instructors</w:t>
       </w:r>
       <w:bookmarkEnd w:id="45"/>
     </w:p>
@@ -8841,34 +9156,13 @@
           <w:iCs w:val="0"/>
         </w:rPr>
       </w:pPr>
-      <w:bookmarkStart w:id="46" w:name="_Toc227010867"/>
+      <w:bookmarkStart w:id="46" w:name="_Toc227067098"/>
       <w:r>
         <w:rPr>
           <w:i w:val="0"/>
           <w:iCs w:val="0"/>
         </w:rPr>
-        <w:t>3.2.1.</w:t>
-      </w:r>
-      <w:r>
-        <w:rPr>
-          <w:i w:val="0"/>
-          <w:iCs w:val="0"/>
-        </w:rPr>
-        <w:t>3</w:t>
-      </w:r>
-      <w:r>
-        <w:rPr>
-          <w:i w:val="0"/>
-          <w:iCs w:val="0"/>
-        </w:rPr>
-        <w:t xml:space="preserve"> </w:t>
-      </w:r>
-      <w:r>
-        <w:rPr>
-          <w:i w:val="0"/>
-          <w:iCs w:val="0"/>
-        </w:rPr>
-        <w:t>Deaf Community</w:t>
+        <w:t>3.2.1.3 Deaf Community</w:t>
       </w:r>
       <w:bookmarkEnd w:id="46"/>
     </w:p>
@@ -8923,34 +9217,13 @@
           <w:iCs w:val="0"/>
         </w:rPr>
       </w:pPr>
-      <w:bookmarkStart w:id="47" w:name="_Toc227010868"/>
+      <w:bookmarkStart w:id="47" w:name="_Toc227067099"/>
       <w:r>
         <w:rPr>
           <w:i w:val="0"/>
           <w:iCs w:val="0"/>
         </w:rPr>
-        <w:t>3.2.1.</w:t>
-      </w:r>
-      <w:r>
-        <w:rPr>
-          <w:i w:val="0"/>
-          <w:iCs w:val="0"/>
-        </w:rPr>
-        <w:t>4</w:t>
-      </w:r>
-      <w:r>
-        <w:rPr>
-          <w:i w:val="0"/>
-          <w:iCs w:val="0"/>
-        </w:rPr>
-        <w:t xml:space="preserve"> </w:t>
-      </w:r>
-      <w:r>
-        <w:rPr>
-          <w:i w:val="0"/>
-          <w:iCs w:val="0"/>
-        </w:rPr>
-        <w:t>Potential Stakeholders</w:t>
+        <w:t>3.2.1.4 Potential Stakeholders</w:t>
       </w:r>
       <w:bookmarkEnd w:id="47"/>
     </w:p>
@@ -9016,7 +9289,7 @@
           <w:color w:val="2E74B5" w:themeColor="accent1" w:themeShade="BF"/>
         </w:rPr>
       </w:pPr>
-      <w:bookmarkStart w:id="48" w:name="_Toc227010869"/>
+      <w:bookmarkStart w:id="48" w:name="_Toc227067100"/>
       <w:r>
         <w:rPr>
           <w:rFonts w:cstheme="minorHAnsi"/>
@@ -9028,13 +9301,7 @@
     </w:p>
     <w:p>
       <w:r>
-        <w:t xml:space="preserve">To determine which features and functions the ISL VR application should include, the project used a combination of research, user feedback, and practical experimentation. Existing sign language learning applications and academic papers were reviewed to identify effective design patterns, especially in VR-based learning. </w:t>
-      </w:r>
-      <w:r>
-        <w:t>Attention</w:t>
-      </w:r>
-      <w:r>
-        <w:t xml:space="preserve"> was paid to user reviews and forum discussions, where learners often describe which aspects of an app are frustrating and which features they find most helpful.</w:t>
+        <w:t>To determine which features and functions the ISL VR application should include, the project used a combination of research, user feedback, and practical experimentation. Existing sign language learning applications and academic papers were reviewed to identify effective design patterns, especially in VR-based learning. Attention was paid to user reviews and forum discussions, where learners often describe which aspects of an app are frustrating and which features they find most helpful.</w:t>
       </w:r>
     </w:p>
     <w:p>
@@ -9044,7 +9311,15 @@
     </w:p>
     <w:p>
       <w:r>
-        <w:t>Experience gained from the XR Prototyping course also feeds into the requirement-gathering process. Notes are kept whenever development challenges arise or when particular interaction patterns prove especially helpful, so these insights can be reflected in the evolving requirements for Sign &amp; Spell VR.</w:t>
+        <w:t xml:space="preserve">Experience gained from the XR Prototyping course also feeds into the requirement-gathering process. Notes are kept whenever development challenges arise or when </w:t>
+      </w:r>
+      <w:proofErr w:type="gramStart"/>
+      <w:r>
+        <w:t>particular interaction</w:t>
+      </w:r>
+      <w:proofErr w:type="gramEnd"/>
+      <w:r>
+        <w:t xml:space="preserve"> patterns prove especially helpful, so these insights can be reflected in the evolving requirements for Sign &amp; Spell VR.</w:t>
       </w:r>
     </w:p>
     <w:p/>
@@ -9055,12 +9330,14 @@
           <w:color w:val="2E74B5" w:themeColor="accent1" w:themeShade="BF"/>
         </w:rPr>
       </w:pPr>
+      <w:bookmarkStart w:id="49" w:name="_Toc227067101"/>
       <w:r>
         <w:rPr>
           <w:color w:val="2E74B5" w:themeColor="accent1" w:themeShade="BF"/>
         </w:rPr>
         <w:t>3.2.2 Initial Requirements List</w:t>
       </w:r>
+      <w:bookmarkEnd w:id="49"/>
     </w:p>
     <w:p>
       <w:r>
@@ -9088,13 +9365,7 @@
         </w:numPr>
       </w:pPr>
       <w:r>
-        <w:t>There should be an easy-to-follow</w:t>
-      </w:r>
-      <w:r>
-        <w:t xml:space="preserve"> </w:t>
-      </w:r>
-      <w:r>
-        <w:t>system, so all users get good results, no matter their hand size or starting position.</w:t>
+        <w:t>There should be an easy-to-follow system, so all users get good results, no matter their hand size or starting position.</w:t>
       </w:r>
     </w:p>
     <w:p>
@@ -9136,13 +9407,7 @@
         </w:numPr>
       </w:pPr>
       <w:r>
-        <w:t>Progress</w:t>
-      </w:r>
-      <w:r>
-        <w:t xml:space="preserve"> </w:t>
-      </w:r>
-      <w:r>
-        <w:t>must be saved, so users don’t have to start over every session.</w:t>
+        <w:t>Progress must be saved, so users don’t have to start over every session.</w:t>
       </w:r>
     </w:p>
     <w:p>
@@ -9195,13 +9460,13 @@
       <w:pPr>
         <w:pStyle w:val="Heading2"/>
       </w:pPr>
-      <w:bookmarkStart w:id="49" w:name="_Toc212189666"/>
-      <w:bookmarkStart w:id="50" w:name="_Toc227010870"/>
+      <w:bookmarkStart w:id="50" w:name="_Toc212189666"/>
+      <w:bookmarkStart w:id="51" w:name="_Toc227067102"/>
       <w:r>
         <w:t>3.3 Requirements Analysis</w:t>
       </w:r>
-      <w:bookmarkEnd w:id="49"/>
       <w:bookmarkEnd w:id="50"/>
+      <w:bookmarkEnd w:id="51"/>
     </w:p>
     <w:p>
       <w:pPr>
@@ -9210,12 +9475,14 @@
           <w:color w:val="2E74B5" w:themeColor="accent1" w:themeShade="BF"/>
         </w:rPr>
       </w:pPr>
+      <w:bookmarkStart w:id="52" w:name="_Toc227067103"/>
       <w:r>
         <w:rPr>
           <w:color w:val="2E74B5" w:themeColor="accent1" w:themeShade="BF"/>
         </w:rPr>
         <w:t>3.3.1 Organising the Requirements</w:t>
       </w:r>
+      <w:bookmarkEnd w:id="52"/>
     </w:p>
     <w:p>
       <w:r>
@@ -9802,9 +10069,11 @@
       <w:pPr>
         <w:pStyle w:val="Heading3"/>
       </w:pPr>
+      <w:bookmarkStart w:id="53" w:name="_Toc227067104"/>
       <w:r>
         <w:t>3.3.2 Prioritising Features</w:t>
       </w:r>
+      <w:bookmarkEnd w:id="53"/>
     </w:p>
     <w:p>
       <w:r>
@@ -9814,13 +10083,7 @@
         <w:t>s</w:t>
       </w:r>
       <w:r>
-        <w:t xml:space="preserve"> out what truly mattered most from the nice-to-haves. The top priorities ended up being reliable hand tracking that </w:t>
-      </w:r>
-      <w:r>
-        <w:t>worked</w:t>
-      </w:r>
-      <w:r>
-        <w:t>, accurate recognition of ISL signs, simple real-time feedback to help learners improve, and straightforward saving and loading of user progress so practice sessions wouldn't be lost. Things like fancier menus, expanded quiz modes, or cloud syncing felt important too, but they got pushed back until the core stuff was running smoothly without major issues.</w:t>
+        <w:t xml:space="preserve"> out what truly mattered most from the nice-to-haves. The top priorities ended up being reliable hand tracking that worked, accurate recognition of ISL signs, simple real-time feedback to help learners improve, and straightforward saving and loading of user progress so practice sessions wouldn't be lost. Things like fancier menus, expanded quiz modes, or cloud syncing felt important too, but they got pushed back until the core stuff was running smoothly without major issues.</w:t>
       </w:r>
       <w:r>
         <w:t xml:space="preserve"> </w:t>
@@ -9878,9 +10141,11 @@
       <w:pPr>
         <w:pStyle w:val="Heading3"/>
       </w:pPr>
+      <w:bookmarkStart w:id="54" w:name="_Toc227067105"/>
       <w:r>
         <w:t>3.3.4 Making an Initial System Model Use Case</w:t>
       </w:r>
+      <w:bookmarkEnd w:id="54"/>
     </w:p>
     <w:p>
       <w:r>
@@ -9905,6 +10170,9 @@
         <w:jc w:val="center"/>
       </w:pPr>
       <w:r>
+        <w:rPr>
+          <w:noProof/>
+        </w:rPr>
         <w:drawing>
           <wp:inline distT="0" distB="0" distL="0" distR="0" wp14:anchorId="2F7B52D4" wp14:editId="29254AE3">
             <wp:extent cx="3581400" cy="2552843"/>
@@ -10000,6 +10268,7 @@
       <w:pPr>
         <w:pStyle w:val="Heading3"/>
       </w:pPr>
+      <w:bookmarkStart w:id="55" w:name="_Toc227067106"/>
       <w:r>
         <w:t>3.3.</w:t>
       </w:r>
@@ -10012,6 +10281,7 @@
       <w:r>
         <w:t>Risk and Challenges</w:t>
       </w:r>
+      <w:bookmarkEnd w:id="55"/>
     </w:p>
     <w:p>
       <w:r>
@@ -10038,16 +10308,16 @@
       <w:pPr>
         <w:pStyle w:val="Heading2"/>
       </w:pPr>
-      <w:bookmarkStart w:id="51" w:name="_Toc212189667"/>
-      <w:bookmarkStart w:id="52" w:name="_Toc227010871"/>
+      <w:bookmarkStart w:id="56" w:name="_Toc212189667"/>
+      <w:bookmarkStart w:id="57" w:name="_Toc227067107"/>
       <w:r>
         <w:t xml:space="preserve">3.4 </w:t>
       </w:r>
-      <w:bookmarkEnd w:id="51"/>
+      <w:bookmarkEnd w:id="56"/>
       <w:r>
         <w:t>Logical Architecture of System</w:t>
       </w:r>
-      <w:bookmarkEnd w:id="52"/>
+      <w:bookmarkEnd w:id="57"/>
     </w:p>
     <w:p>
       <w:r>
@@ -10059,9 +10329,11 @@
       <w:pPr>
         <w:pStyle w:val="Heading3"/>
       </w:pPr>
+      <w:bookmarkStart w:id="58" w:name="_Toc227067108"/>
       <w:r>
         <w:t>3.4.1 Initial Functional Requirements</w:t>
       </w:r>
+      <w:bookmarkEnd w:id="58"/>
     </w:p>
     <w:p>
       <w:r>
@@ -10212,21 +10484,11 @@
       <w:pPr>
         <w:pStyle w:val="Heading3"/>
       </w:pPr>
-      <w:r>
-        <w:t>3.4.</w:t>
-      </w:r>
-      <w:r>
-        <w:t>2</w:t>
-      </w:r>
-      <w:r>
-        <w:t xml:space="preserve"> Initial </w:t>
-      </w:r>
-      <w:r>
-        <w:t>Non-</w:t>
-      </w:r>
-      <w:r>
-        <w:t>Functional Requirements</w:t>
-      </w:r>
+      <w:bookmarkStart w:id="59" w:name="_Toc227067109"/>
+      <w:r>
+        <w:t>3.4.2 Initial Non-Functional Requirements</w:t>
+      </w:r>
+      <w:bookmarkEnd w:id="59"/>
     </w:p>
     <w:p>
       <w:r>
@@ -10242,13 +10504,7 @@
         </w:numPr>
       </w:pPr>
       <w:r>
-        <w:t xml:space="preserve">The app should be </w:t>
-      </w:r>
-      <w:r>
-        <w:t>easy</w:t>
-      </w:r>
-      <w:r>
-        <w:t xml:space="preserve"> to start using, even for people with no VR or ISL experience. Menus and instructions need to be clear, big enough for VR, and not overloaded.</w:t>
+        <w:t>The app should be easy to start using, even for people with no VR or ISL experience. Menus and instructions need to be clear, big enough for VR, and not overloaded.</w:t>
       </w:r>
     </w:p>
     <w:p>
@@ -10310,28 +10566,15 @@
       <w:pPr>
         <w:pStyle w:val="Heading3"/>
       </w:pPr>
-      <w:r>
-        <w:t>3.4.</w:t>
-      </w:r>
-      <w:r>
-        <w:t>3</w:t>
-      </w:r>
-      <w:r>
-        <w:t xml:space="preserve"> </w:t>
-      </w:r>
-      <w:r>
-        <w:t>Initial System Architecture</w:t>
-      </w:r>
-    </w:p>
-    <w:p>
-      <w:r>
-        <w:t xml:space="preserve">Having a plan for how the main parts of the system connect should make development easier </w:t>
-      </w:r>
-      <w:r>
-        <w:t>later</w:t>
-      </w:r>
-      <w:r>
-        <w:t>. The following description outlines the architecture at this stage</w:t>
+      <w:bookmarkStart w:id="60" w:name="_Toc227067110"/>
+      <w:r>
+        <w:t>3.4.3 Initial System Architecture</w:t>
+      </w:r>
+      <w:bookmarkEnd w:id="60"/>
+    </w:p>
+    <w:p>
+      <w:r>
+        <w:t>Having a plan for how the main parts of the system connect should make development easier later. The following description outlines the architecture at this stage</w:t>
       </w:r>
       <w:r>
         <w:t>:</w:t>
@@ -10566,12 +10809,11 @@
       <w:pPr>
         <w:pStyle w:val="Heading3"/>
       </w:pPr>
-      <w:r>
-        <w:t>3.4.</w:t>
-      </w:r>
-      <w:r>
-        <w:t>4 How it all works</w:t>
-      </w:r>
+      <w:bookmarkStart w:id="61" w:name="_Toc227067111"/>
+      <w:r>
+        <w:t>3.4.4 How it all works</w:t>
+      </w:r>
+      <w:bookmarkEnd w:id="61"/>
     </w:p>
     <w:p>
       <w:pPr>
@@ -10626,8 +10868,8 @@
       <w:pPr>
         <w:pStyle w:val="Heading2"/>
       </w:pPr>
-      <w:bookmarkStart w:id="53" w:name="_Toc212189669"/>
-      <w:bookmarkStart w:id="54" w:name="_Toc227010873"/>
+      <w:bookmarkStart w:id="62" w:name="_Toc212189669"/>
+      <w:bookmarkStart w:id="63" w:name="_Toc227067112"/>
       <w:r>
         <w:t>3.</w:t>
       </w:r>
@@ -10637,11 +10879,11 @@
       <w:r>
         <w:t xml:space="preserve"> </w:t>
       </w:r>
-      <w:bookmarkEnd w:id="53"/>
-      <w:bookmarkEnd w:id="54"/>
+      <w:bookmarkEnd w:id="62"/>
       <w:r>
         <w:t>Conclusion</w:t>
       </w:r>
+      <w:bookmarkEnd w:id="63"/>
     </w:p>
     <w:p>
       <w:r>
@@ -10653,7 +10895,15 @@
     </w:p>
     <w:p>
       <w:r>
-        <w:t>Much of the content is based on reviewing other sign language learning applications, reading relevant research for the proposal, and informally asking people what they would expect from a project like this. Separating the requirements into “must have” and “nice to have” items helps reduce the chance of getting distracted by extra features that are not essential. Focusing first on hand tracking, feedback, and ease of use should provide a practical system that is not overwhelming for beginners.</w:t>
+        <w:t xml:space="preserve">Much of the content is based on reviewing other sign language learning applications, reading relevant research for the proposal, and informally asking people what they would expect from a project like this. Separating the requirements into “must have” and “nice to have” items </w:t>
+      </w:r>
+      <w:proofErr w:type="gramStart"/>
+      <w:r>
+        <w:t>helps</w:t>
+      </w:r>
+      <w:proofErr w:type="gramEnd"/>
+      <w:r>
+        <w:t xml:space="preserve"> reduce the chance of getting distracted by extra features that are not essential. Focusing first on hand tracking, feedback, and ease of use should provide a practical system that is not overwhelming for beginners.</w:t>
       </w:r>
     </w:p>
     <w:p>
@@ -10694,7 +10944,7 @@
       <w:pPr>
         <w:pStyle w:val="Heading1"/>
       </w:pPr>
-      <w:bookmarkStart w:id="55" w:name="_Toc227010875"/>
+      <w:bookmarkStart w:id="64" w:name="_Toc227067113"/>
       <w:r>
         <w:lastRenderedPageBreak/>
         <w:t>4.</w:t>
@@ -10714,7 +10964,7 @@
       <w:r>
         <w:t>Design</w:t>
       </w:r>
-      <w:bookmarkEnd w:id="55"/>
+      <w:bookmarkEnd w:id="64"/>
       <w:r>
         <w:t xml:space="preserve"> </w:t>
       </w:r>
@@ -10724,32 +10974,273 @@
       <w:pPr>
         <w:pStyle w:val="Heading2"/>
       </w:pPr>
-      <w:bookmarkStart w:id="56" w:name="_Toc21975773"/>
-      <w:bookmarkStart w:id="57" w:name="_Toc227010876"/>
+      <w:bookmarkStart w:id="65" w:name="_Toc21975773"/>
+      <w:bookmarkStart w:id="66" w:name="_Toc227067114"/>
       <w:r>
         <w:t>4.</w:t>
       </w:r>
       <w:r>
         <w:t>1 Introduction</w:t>
       </w:r>
-      <w:bookmarkEnd w:id="56"/>
-      <w:bookmarkEnd w:id="57"/>
+      <w:bookmarkEnd w:id="65"/>
+      <w:bookmarkEnd w:id="66"/>
+    </w:p>
+    <w:p>
+      <w:pPr>
+        <w:pStyle w:val="Heading3"/>
+      </w:pPr>
+      <w:r>
+        <w:t>4.1.1 Translating Requirements into Design</w:t>
+      </w:r>
+    </w:p>
+    <w:p>
+      <w:r>
+        <w:t>The purpose of this section is to describe how the requirements and specifications identified earlier will be transformed into a concrete design for the Sign &amp; Spell VR application. This involves both planning how the software will be structured and deciding on the technologies to be used, with a clear focus on making the app functional, usable, and scalable. Effective design is important because it ensures that development proceeds smoothly, and that the final system meets user needs effectively.</w:t>
+      </w:r>
     </w:p>
     <w:p/>
     <w:p>
       <w:pPr>
+        <w:pStyle w:val="Heading3"/>
+      </w:pPr>
+      <w:r>
+        <w:t>4.1.2 Design Principles and Goals</w:t>
+      </w:r>
+    </w:p>
+    <w:p>
+      <w:r>
+        <w:t>In designing this system, the main principles guiding the process are simplicity, modularity, and user-friendliness. Simplicity helps ensure that users, especially beginners, can interact with the app without confusion. Modularity allows the developer to isolate and manage different parts of the system separately, making it easier to debug and add new features later. User-friendliness is vital to encourage learners to practice consistently, by providing clear feedback, easy navigation, and an immersive but not overwhelming VR environment. These goals reflect the requirements identified from prior research and user feedback.</w:t>
+      </w:r>
+    </w:p>
+    <w:p/>
+    <w:p>
+      <w:pPr>
         <w:pStyle w:val="Heading2"/>
       </w:pPr>
-      <w:bookmarkStart w:id="58" w:name="_Toc21975774"/>
-      <w:bookmarkStart w:id="59" w:name="_Toc227010877"/>
+      <w:bookmarkStart w:id="67" w:name="_Toc21975774"/>
+      <w:bookmarkStart w:id="68" w:name="_Toc227067115"/>
       <w:r>
         <w:t>4.</w:t>
       </w:r>
       <w:r>
         <w:t>2. Software Methodology</w:t>
       </w:r>
-      <w:bookmarkEnd w:id="58"/>
-      <w:bookmarkEnd w:id="59"/>
+      <w:bookmarkEnd w:id="67"/>
+      <w:bookmarkEnd w:id="68"/>
+    </w:p>
+    <w:p/>
+    <w:p>
+      <w:pPr>
+        <w:pStyle w:val="Heading3"/>
+      </w:pPr>
+      <w:r>
+        <w:t>4.2.1 Incremental Model</w:t>
+      </w:r>
+    </w:p>
+    <w:p>
+      <w:r>
+        <w:t>For the development of the project</w:t>
+      </w:r>
+      <w:r>
+        <w:t xml:space="preserve">, </w:t>
+      </w:r>
+      <w:r>
+        <w:t>the Incremental Model has been chosen as the software development methodology</w:t>
+      </w:r>
+      <w:r>
+        <w:t xml:space="preserve">. </w:t>
+      </w:r>
+      <w:r>
+        <w:t xml:space="preserve">Rather than trying to build everything at once and risk getting stuck, this approach breaks the work into smaller chunks called "increments," where each one delivers a working piece of the app that can </w:t>
+      </w:r>
+      <w:r>
+        <w:t>be</w:t>
+      </w:r>
+      <w:r>
+        <w:t xml:space="preserve"> tested.</w:t>
+      </w:r>
+    </w:p>
+    <w:p>
+      <w:r>
+        <w:t>The first increment focused on core functionality—hand tracking on the Quest 3, basic ISL letter recognition, and simple feedback like "correct" or "try again." Subsequent increments added progress saving, full alphabet recognition, menu navigation, and 3D hand model displays. By the final increment, all planned features were implemented and tested, resulting in a fully functional prototype ready for evaluation. This step-by-step process helped catch bugs early and maintained steady progress through completion.</w:t>
+      </w:r>
+    </w:p>
+    <w:p>
+      <w:pPr>
+        <w:jc w:val="center"/>
+      </w:pPr>
+      <w:r>
+        <w:rPr>
+          <w:noProof/>
+        </w:rPr>
+        <w:lastRenderedPageBreak/>
+        <w:drawing>
+          <wp:inline distT="0" distB="0" distL="0" distR="0" wp14:anchorId="36665196" wp14:editId="7193C741">
+            <wp:extent cx="4240246" cy="2248929"/>
+            <wp:effectExtent l="0" t="0" r="8255" b="0"/>
+            <wp:docPr id="1684621451" name="Picture 13" descr="Incremental Model of Software Development Life Cycle – Custom Web &amp; Mobile  Development Company – New Line Technologies"/>
+            <wp:cNvGraphicFramePr>
+              <a:graphicFrameLocks xmlns:a="http://schemas.openxmlformats.org/drawingml/2006/main" noChangeAspect="1"/>
+            </wp:cNvGraphicFramePr>
+            <a:graphic xmlns:a="http://schemas.openxmlformats.org/drawingml/2006/main">
+              <a:graphicData uri="http://schemas.openxmlformats.org/drawingml/2006/picture">
+                <pic:pic xmlns:pic="http://schemas.openxmlformats.org/drawingml/2006/picture">
+                  <pic:nvPicPr>
+                    <pic:cNvPr id="0" name="Picture 42" descr="Incremental Model of Software Development Life Cycle – Custom Web &amp; Mobile  Development Company – New Line Technologies"/>
+                    <pic:cNvPicPr>
+                      <a:picLocks noChangeAspect="1" noChangeArrowheads="1"/>
+                    </pic:cNvPicPr>
+                  </pic:nvPicPr>
+                  <pic:blipFill>
+                    <a:blip r:embed="rId20">
+                      <a:extLst>
+                        <a:ext uri="{28A0092B-C50C-407E-A947-70E740481C1C}">
+                          <a14:useLocalDpi xmlns:a14="http://schemas.microsoft.com/office/drawing/2010/main" val="0"/>
+                        </a:ext>
+                      </a:extLst>
+                    </a:blip>
+                    <a:srcRect/>
+                    <a:stretch>
+                      <a:fillRect/>
+                    </a:stretch>
+                  </pic:blipFill>
+                  <pic:spPr bwMode="auto">
+                    <a:xfrm>
+                      <a:off x="0" y="0"/>
+                      <a:ext cx="4284837" cy="2272579"/>
+                    </a:xfrm>
+                    <a:prstGeom prst="rect">
+                      <a:avLst/>
+                    </a:prstGeom>
+                    <a:noFill/>
+                    <a:ln>
+                      <a:noFill/>
+                    </a:ln>
+                  </pic:spPr>
+                </pic:pic>
+              </a:graphicData>
+            </a:graphic>
+          </wp:inline>
+        </w:drawing>
+      </w:r>
+    </w:p>
+    <w:p>
+      <w:pPr>
+        <w:jc w:val="center"/>
+        <w:rPr>
+          <w:rFonts w:cstheme="minorHAnsi"/>
+          <w:i/>
+          <w:iCs/>
+          <w:color w:val="595959" w:themeColor="text1" w:themeTint="A6"/>
+          <w:sz w:val="18"/>
+          <w:szCs w:val="18"/>
+        </w:rPr>
+      </w:pPr>
+      <w:r>
+        <w:rPr>
+          <w:rFonts w:cstheme="minorHAnsi"/>
+          <w:i/>
+          <w:iCs/>
+          <w:color w:val="595959" w:themeColor="text1" w:themeTint="A6"/>
+          <w:sz w:val="18"/>
+          <w:szCs w:val="18"/>
+        </w:rPr>
+        <w:t>Figure 5: Incremental Model</w:t>
+      </w:r>
+    </w:p>
+    <w:p>
+      <w:pPr>
+        <w:jc w:val="center"/>
+      </w:pPr>
+    </w:p>
+    <w:p>
+      <w:pPr>
+        <w:pStyle w:val="Heading3"/>
+      </w:pPr>
+      <w:r>
+        <w:t>4.2.2 Advantages of Incremental Development for my Project</w:t>
+      </w:r>
+    </w:p>
+    <w:p>
+      <w:r>
+        <w:t>This methodology offers several advantages for a solo student project like Sign &amp; Spell VR. Breaking things down into stages meant there was always something working to test, so problems could get spotted and fixed before they snowballed into bigger headaches. Getting small wins along the way</w:t>
+      </w:r>
+      <w:r>
+        <w:t xml:space="preserve">, </w:t>
+      </w:r>
+      <w:r>
+        <w:t xml:space="preserve">like seeing hand tracking </w:t>
+      </w:r>
+      <w:proofErr w:type="gramStart"/>
+      <w:r>
+        <w:t>actually respond</w:t>
+      </w:r>
+      <w:proofErr w:type="gramEnd"/>
+      <w:r>
+        <w:t xml:space="preserve"> for the first time</w:t>
+      </w:r>
+      <w:r>
+        <w:t xml:space="preserve">, </w:t>
+      </w:r>
+      <w:r>
+        <w:t>kept motivation up when VR development got tricky.</w:t>
+      </w:r>
+    </w:p>
+    <w:p>
+      <w:r>
+        <w:t xml:space="preserve">It also made sure the must-have stuff like basic sign recognition and feedback came first, instead of getting lost chasing fancy extras. Plus, the whole approach stayed </w:t>
+      </w:r>
+      <w:proofErr w:type="gramStart"/>
+      <w:r>
+        <w:t>pretty flexible</w:t>
+      </w:r>
+      <w:proofErr w:type="gramEnd"/>
+      <w:r>
+        <w:t xml:space="preserve">; if something took longer than expected or a better idea came up during testing, features could get shuffled around without derailing everything. Overall, it turned what could have been a stressful mess into manageable steps that </w:t>
+      </w:r>
+      <w:proofErr w:type="gramStart"/>
+      <w:r>
+        <w:t>actually led</w:t>
+      </w:r>
+      <w:proofErr w:type="gramEnd"/>
+      <w:r>
+        <w:t xml:space="preserve"> somewhere useful.</w:t>
+      </w:r>
+    </w:p>
+    <w:p/>
+    <w:p>
+      <w:pPr>
+        <w:pStyle w:val="Heading3"/>
+      </w:pPr>
+      <w:r>
+        <w:t>4.2.3 Application Approach</w:t>
+      </w:r>
+    </w:p>
+    <w:p>
+      <w:r>
+        <w:t>In practice, the first step was building a basic prototype that got the essentials working—real-time hand tracking on the Quest 3, recognition for the main ISL letters, and instant feedback to show if signs were right or wrong. That increment stuck to keeping things stable so tracking wouldn't glitch out all the time.</w:t>
+      </w:r>
+    </w:p>
+    <w:p>
+      <w:r>
+        <w:t xml:space="preserve">Once that base felt decent enough to test, the next rounds added the full alphabet, smoother menus that didn't confuse users, progress saving so sessions wouldn't get wiped, and even 3D hand models popping up as references. Each chunk got tested </w:t>
+      </w:r>
+      <w:proofErr w:type="gramStart"/>
+      <w:r>
+        <w:t>pretty thoroughly</w:t>
+      </w:r>
+      <w:proofErr w:type="gramEnd"/>
+      <w:r>
+        <w:t xml:space="preserve"> on actual hardware before piling on more, which helped avoid massive rewrites later. By the end, everything came together into a solid app that </w:t>
+      </w:r>
+      <w:proofErr w:type="gramStart"/>
+      <w:r>
+        <w:t>actually ran</w:t>
+      </w:r>
+      <w:proofErr w:type="gramEnd"/>
+      <w:r>
+        <w:t xml:space="preserve"> without too many crashes.</w:t>
+      </w:r>
     </w:p>
     <w:p/>
     <w:p/>
@@ -10757,11 +11248,11 @@
       <w:pPr>
         <w:pStyle w:val="Heading2"/>
       </w:pPr>
-      <w:bookmarkStart w:id="60" w:name="_Toc227010878"/>
+      <w:bookmarkStart w:id="69" w:name="_Toc227067116"/>
       <w:r>
         <w:t>4.3 Project Planning</w:t>
       </w:r>
-      <w:bookmarkEnd w:id="60"/>
+      <w:bookmarkEnd w:id="69"/>
     </w:p>
     <w:p/>
     <w:p>
@@ -10774,11 +11265,11 @@
       <w:pPr>
         <w:pStyle w:val="Heading3"/>
       </w:pPr>
-      <w:bookmarkStart w:id="61" w:name="_Toc227010879"/>
+      <w:bookmarkStart w:id="70" w:name="_Toc227067117"/>
       <w:r>
         <w:t>4.3.1 Project Schedule</w:t>
       </w:r>
-      <w:bookmarkEnd w:id="61"/>
+      <w:bookmarkEnd w:id="70"/>
     </w:p>
     <w:p/>
     <w:p>
@@ -10791,16 +11282,16 @@
       <w:pPr>
         <w:pStyle w:val="Heading2"/>
       </w:pPr>
-      <w:bookmarkStart w:id="62" w:name="_Toc21975775"/>
-      <w:bookmarkStart w:id="63" w:name="_Toc227010880"/>
+      <w:bookmarkStart w:id="71" w:name="_Toc21975775"/>
+      <w:bookmarkStart w:id="72" w:name="_Toc227067118"/>
       <w:r>
         <w:t>4.5</w:t>
       </w:r>
       <w:r>
         <w:t>. Overview of System</w:t>
       </w:r>
-      <w:bookmarkEnd w:id="62"/>
-      <w:bookmarkEnd w:id="63"/>
+      <w:bookmarkEnd w:id="71"/>
+      <w:bookmarkEnd w:id="72"/>
     </w:p>
     <w:p/>
     <w:p>
@@ -10821,11 +11312,11 @@
       <w:pPr>
         <w:pStyle w:val="Heading3"/>
       </w:pPr>
-      <w:bookmarkStart w:id="64" w:name="_Toc227010881"/>
+      <w:bookmarkStart w:id="73" w:name="_Toc227067119"/>
       <w:r>
         <w:t>4.5.1 Fulfilment of System Requirements</w:t>
       </w:r>
-      <w:bookmarkEnd w:id="64"/>
+      <w:bookmarkEnd w:id="73"/>
     </w:p>
     <w:p/>
     <w:p>
@@ -10843,7 +11334,7 @@
       <w:pPr>
         <w:pStyle w:val="Heading2"/>
       </w:pPr>
-      <w:bookmarkStart w:id="65" w:name="_Toc227010882"/>
+      <w:bookmarkStart w:id="74" w:name="_Toc227067120"/>
       <w:r>
         <w:t>4.</w:t>
       </w:r>
@@ -10859,7 +11350,7 @@
       <w:r>
         <w:t xml:space="preserve"> as needed</w:t>
       </w:r>
-      <w:bookmarkEnd w:id="65"/>
+      <w:bookmarkEnd w:id="74"/>
     </w:p>
     <w:p/>
     <w:p>
@@ -10872,8 +11363,8 @@
       <w:pPr>
         <w:pStyle w:val="Heading2"/>
       </w:pPr>
-      <w:bookmarkStart w:id="66" w:name="_Toc21975779"/>
-      <w:bookmarkStart w:id="67" w:name="_Toc227010883"/>
+      <w:bookmarkStart w:id="75" w:name="_Toc21975779"/>
+      <w:bookmarkStart w:id="76" w:name="_Toc227067121"/>
       <w:r>
         <w:t>4.</w:t>
       </w:r>
@@ -10883,8 +11374,8 @@
       <w:r>
         <w:t>. Conclusions</w:t>
       </w:r>
-      <w:bookmarkEnd w:id="66"/>
-      <w:bookmarkEnd w:id="67"/>
+      <w:bookmarkEnd w:id="75"/>
+      <w:bookmarkEnd w:id="76"/>
     </w:p>
     <w:p/>
     <w:p>
@@ -10904,7 +11395,7 @@
       <w:pPr>
         <w:pStyle w:val="Heading1"/>
       </w:pPr>
-      <w:bookmarkStart w:id="68" w:name="_Toc227010884"/>
+      <w:bookmarkStart w:id="77" w:name="_Toc227067122"/>
       <w:r>
         <w:lastRenderedPageBreak/>
         <w:t>5.</w:t>
@@ -10921,42 +11412,42 @@
       <w:r>
         <w:t>velopment</w:t>
       </w:r>
-      <w:bookmarkEnd w:id="68"/>
+      <w:bookmarkEnd w:id="77"/>
     </w:p>
     <w:p/>
     <w:p>
       <w:pPr>
         <w:pStyle w:val="Heading2"/>
       </w:pPr>
-      <w:bookmarkStart w:id="69" w:name="_Toc227010885"/>
+      <w:bookmarkStart w:id="78" w:name="_Toc227067123"/>
       <w:r>
         <w:t>5.</w:t>
       </w:r>
       <w:r>
         <w:t>1. Introduction</w:t>
       </w:r>
-      <w:bookmarkEnd w:id="69"/>
+      <w:bookmarkEnd w:id="78"/>
     </w:p>
     <w:p/>
     <w:p>
       <w:pPr>
         <w:pStyle w:val="Heading2"/>
       </w:pPr>
-      <w:bookmarkStart w:id="70" w:name="_Toc227010886"/>
+      <w:bookmarkStart w:id="79" w:name="_Toc227067124"/>
       <w:r>
         <w:t>5.</w:t>
       </w:r>
       <w:r>
         <w:t>2. Software Development</w:t>
       </w:r>
-      <w:bookmarkEnd w:id="70"/>
+      <w:bookmarkEnd w:id="79"/>
     </w:p>
     <w:p/>
     <w:p>
       <w:pPr>
         <w:pStyle w:val="Heading2"/>
       </w:pPr>
-      <w:bookmarkStart w:id="71" w:name="_Toc227010887"/>
+      <w:bookmarkStart w:id="80" w:name="_Toc227067125"/>
       <w:r>
         <w:t>5.</w:t>
       </w:r>
@@ -10972,14 +11463,14 @@
       <w:r>
         <w:t xml:space="preserve"> as needed</w:t>
       </w:r>
-      <w:bookmarkEnd w:id="71"/>
+      <w:bookmarkEnd w:id="80"/>
     </w:p>
     <w:p/>
     <w:p>
       <w:pPr>
         <w:pStyle w:val="Heading2"/>
       </w:pPr>
-      <w:bookmarkStart w:id="72" w:name="_Toc227010888"/>
+      <w:bookmarkStart w:id="81" w:name="_Toc227067126"/>
       <w:r>
         <w:t>5.</w:t>
       </w:r>
@@ -10989,7 +11480,7 @@
       <w:r>
         <w:t>. Conclusions</w:t>
       </w:r>
-      <w:bookmarkEnd w:id="72"/>
+      <w:bookmarkEnd w:id="81"/>
     </w:p>
     <w:p/>
     <w:p>
@@ -11009,7 +11500,7 @@
       <w:pPr>
         <w:pStyle w:val="Heading1"/>
       </w:pPr>
-      <w:bookmarkStart w:id="73" w:name="_Toc227010889"/>
+      <w:bookmarkStart w:id="82" w:name="_Toc227067127"/>
       <w:r>
         <w:lastRenderedPageBreak/>
         <w:t>6.</w:t>
@@ -11023,7 +11514,7 @@
       <w:r>
         <w:t>Evaluation</w:t>
       </w:r>
-      <w:bookmarkEnd w:id="73"/>
+      <w:bookmarkEnd w:id="82"/>
     </w:p>
     <w:p/>
     <w:p/>
@@ -11032,14 +11523,14 @@
       <w:pPr>
         <w:pStyle w:val="Heading2"/>
       </w:pPr>
-      <w:bookmarkStart w:id="74" w:name="_Toc227010890"/>
+      <w:bookmarkStart w:id="83" w:name="_Toc227067128"/>
       <w:r>
         <w:t>6.</w:t>
       </w:r>
       <w:r>
         <w:t>1. Introduction</w:t>
       </w:r>
-      <w:bookmarkEnd w:id="74"/>
+      <w:bookmarkEnd w:id="83"/>
     </w:p>
     <w:p/>
     <w:p/>
@@ -11047,16 +11538,16 @@
       <w:pPr>
         <w:pStyle w:val="Heading2"/>
       </w:pPr>
-      <w:bookmarkStart w:id="75" w:name="_Toc21975789"/>
-      <w:bookmarkStart w:id="76" w:name="_Toc227010891"/>
+      <w:bookmarkStart w:id="84" w:name="_Toc21975789"/>
+      <w:bookmarkStart w:id="85" w:name="_Toc227067129"/>
       <w:r>
         <w:t>6.</w:t>
       </w:r>
       <w:r>
         <w:t>2. System Testing</w:t>
       </w:r>
-      <w:bookmarkEnd w:id="75"/>
-      <w:bookmarkEnd w:id="76"/>
+      <w:bookmarkEnd w:id="84"/>
+      <w:bookmarkEnd w:id="85"/>
     </w:p>
     <w:p/>
     <w:p/>
@@ -11064,16 +11555,16 @@
       <w:pPr>
         <w:pStyle w:val="Heading2"/>
       </w:pPr>
-      <w:bookmarkStart w:id="77" w:name="_Toc21975790"/>
-      <w:bookmarkStart w:id="78" w:name="_Toc227010892"/>
+      <w:bookmarkStart w:id="86" w:name="_Toc21975790"/>
+      <w:bookmarkStart w:id="87" w:name="_Toc227067130"/>
       <w:r>
         <w:t>6.</w:t>
       </w:r>
       <w:r>
         <w:t>3. System Evaluation</w:t>
       </w:r>
-      <w:bookmarkEnd w:id="77"/>
-      <w:bookmarkEnd w:id="78"/>
+      <w:bookmarkEnd w:id="86"/>
+      <w:bookmarkEnd w:id="87"/>
     </w:p>
     <w:p/>
     <w:p/>
@@ -11081,11 +11572,11 @@
       <w:pPr>
         <w:pStyle w:val="Heading2"/>
       </w:pPr>
-      <w:bookmarkStart w:id="79" w:name="_Toc227010893"/>
+      <w:bookmarkStart w:id="88" w:name="_Toc227067131"/>
       <w:r>
         <w:t>6.4. Evaluate Project Management</w:t>
       </w:r>
-      <w:bookmarkEnd w:id="79"/>
+      <w:bookmarkEnd w:id="88"/>
     </w:p>
     <w:p/>
     <w:p/>
@@ -11094,11 +11585,11 @@
       <w:pPr>
         <w:pStyle w:val="Heading3"/>
       </w:pPr>
-      <w:bookmarkStart w:id="80" w:name="_Toc227010894"/>
+      <w:bookmarkStart w:id="89" w:name="_Toc227067132"/>
       <w:r>
         <w:t>6.4.1 Evaluate Project Plan</w:t>
       </w:r>
-      <w:bookmarkEnd w:id="80"/>
+      <w:bookmarkEnd w:id="89"/>
     </w:p>
     <w:p/>
     <w:p/>
@@ -11106,11 +11597,11 @@
       <w:pPr>
         <w:pStyle w:val="Heading3"/>
       </w:pPr>
-      <w:bookmarkStart w:id="81" w:name="_Toc227010895"/>
+      <w:bookmarkStart w:id="90" w:name="_Toc227067133"/>
       <w:r>
         <w:t>6.4.1 Evaluate Project Execution</w:t>
       </w:r>
-      <w:bookmarkEnd w:id="81"/>
+      <w:bookmarkEnd w:id="90"/>
     </w:p>
     <w:p/>
     <w:p/>
@@ -11120,14 +11611,14 @@
       <w:pPr>
         <w:pStyle w:val="Heading2"/>
       </w:pPr>
-      <w:bookmarkStart w:id="82" w:name="_Toc227010896"/>
+      <w:bookmarkStart w:id="91" w:name="_Toc227067134"/>
       <w:r>
         <w:t>6.6.</w:t>
       </w:r>
       <w:r>
         <w:t xml:space="preserve"> Conclusions</w:t>
       </w:r>
-      <w:bookmarkEnd w:id="82"/>
+      <w:bookmarkEnd w:id="91"/>
     </w:p>
     <w:p/>
     <w:p/>
@@ -11149,7 +11640,7 @@
       <w:pPr>
         <w:pStyle w:val="Heading1"/>
       </w:pPr>
-      <w:bookmarkStart w:id="83" w:name="_Toc227010897"/>
+      <w:bookmarkStart w:id="92" w:name="_Toc227067135"/>
       <w:r>
         <w:lastRenderedPageBreak/>
         <w:t>7.</w:t>
@@ -11157,28 +11648,28 @@
       <w:r>
         <w:t xml:space="preserve"> Conclusions and Future Work</w:t>
       </w:r>
-      <w:bookmarkEnd w:id="83"/>
+      <w:bookmarkEnd w:id="92"/>
     </w:p>
     <w:p/>
     <w:p>
       <w:pPr>
         <w:pStyle w:val="Heading2"/>
       </w:pPr>
-      <w:bookmarkStart w:id="84" w:name="_Toc227010898"/>
+      <w:bookmarkStart w:id="93" w:name="_Toc227067136"/>
       <w:r>
         <w:t>7.</w:t>
       </w:r>
       <w:r>
         <w:t>1. Introduction</w:t>
       </w:r>
-      <w:bookmarkEnd w:id="84"/>
+      <w:bookmarkEnd w:id="93"/>
     </w:p>
     <w:p/>
     <w:p>
       <w:pPr>
         <w:pStyle w:val="Heading2"/>
       </w:pPr>
-      <w:bookmarkStart w:id="85" w:name="_Toc227010899"/>
+      <w:bookmarkStart w:id="94" w:name="_Toc227067137"/>
       <w:r>
         <w:t>7.</w:t>
       </w:r>
@@ -11188,7 +11679,7 @@
       <w:r>
         <w:t>Future Work</w:t>
       </w:r>
-      <w:bookmarkEnd w:id="85"/>
+      <w:bookmarkEnd w:id="94"/>
     </w:p>
     <w:p>
       <w:pPr>
@@ -11199,7 +11690,7 @@
       <w:pPr>
         <w:pStyle w:val="Heading2"/>
       </w:pPr>
-      <w:bookmarkStart w:id="86" w:name="_Toc227010900"/>
+      <w:bookmarkStart w:id="95" w:name="_Toc227067138"/>
       <w:r>
         <w:t>7.</w:t>
       </w:r>
@@ -11209,7 +11700,7 @@
       <w:r>
         <w:t>Conclusions</w:t>
       </w:r>
-      <w:bookmarkEnd w:id="86"/>
+      <w:bookmarkEnd w:id="95"/>
     </w:p>
     <w:p/>
     <w:p>
@@ -11221,16 +11712,16 @@
       <w:pPr>
         <w:pStyle w:val="Heading1"/>
       </w:pPr>
-      <w:bookmarkStart w:id="87" w:name="_Toc210040989"/>
-      <w:bookmarkStart w:id="88" w:name="_Toc212189694"/>
-      <w:bookmarkStart w:id="89" w:name="_Toc227010901"/>
+      <w:bookmarkStart w:id="96" w:name="_Toc210040989"/>
+      <w:bookmarkStart w:id="97" w:name="_Toc212189694"/>
+      <w:bookmarkStart w:id="98" w:name="_Toc227067139"/>
       <w:r>
         <w:lastRenderedPageBreak/>
         <w:t>References</w:t>
       </w:r>
-      <w:bookmarkEnd w:id="87"/>
-      <w:bookmarkEnd w:id="88"/>
-      <w:bookmarkEnd w:id="89"/>
+      <w:bookmarkEnd w:id="96"/>
+      <w:bookmarkEnd w:id="97"/>
+      <w:bookmarkEnd w:id="98"/>
     </w:p>
     <w:p>
       <w:pPr>
@@ -11284,7 +11775,7 @@
         </w:rPr>
         <w:t xml:space="preserve">. Available: </w:t>
       </w:r>
-      <w:hyperlink r:id="rId20" w:history="1">
+      <w:hyperlink r:id="rId21" w:history="1">
         <w:r>
           <w:rPr>
             <w:rStyle w:val="Hyperlink"/>
@@ -11310,7 +11801,7 @@
         </w:rPr>
         <w:t xml:space="preserve">[2] Silent Classroom VR – Meta. Available: </w:t>
       </w:r>
-      <w:hyperlink r:id="rId21" w:history="1">
+      <w:hyperlink r:id="rId22" w:history="1">
         <w:r>
           <w:rPr>
             <w:rStyle w:val="Hyperlink"/>
@@ -11345,7 +11836,7 @@
           <w:szCs w:val="18"/>
         </w:rPr>
       </w:pPr>
-      <w:hyperlink r:id="rId22" w:history="1">
+      <w:hyperlink r:id="rId23" w:history="1">
         <w:r>
           <w:rPr>
             <w:rStyle w:val="Hyperlink"/>
@@ -11378,7 +11869,7 @@
         </w:rPr>
         <w:t xml:space="preserve">[4] DEF-ISL – App Store. Available: </w:t>
       </w:r>
-      <w:hyperlink r:id="rId23" w:history="1">
+      <w:hyperlink r:id="rId24" w:history="1">
         <w:r>
           <w:rPr>
             <w:rStyle w:val="Hyperlink"/>
@@ -11518,7 +12009,7 @@
           <w:szCs w:val="18"/>
         </w:rPr>
       </w:pPr>
-      <w:hyperlink r:id="rId24" w:history="1">
+      <w:hyperlink r:id="rId25" w:history="1">
         <w:r>
           <w:rPr>
             <w:rStyle w:val="Hyperlink"/>
@@ -11560,7 +12051,7 @@
           <w:szCs w:val="18"/>
         </w:rPr>
       </w:pPr>
-      <w:hyperlink r:id="rId25" w:history="1">
+      <w:hyperlink r:id="rId26" w:history="1">
         <w:r>
           <w:rPr>
             <w:rStyle w:val="Hyperlink"/>
@@ -11586,7 +12077,7 @@
         </w:rPr>
         <w:t xml:space="preserve">[8] “XR,” Godot Engine documentation, 2025. </w:t>
       </w:r>
-      <w:hyperlink r:id="rId26" w:history="1">
+      <w:hyperlink r:id="rId27" w:history="1">
         <w:r>
           <w:rPr>
             <w:rStyle w:val="Hyperlink"/>
@@ -11637,7 +12128,7 @@
           <w:szCs w:val="18"/>
         </w:rPr>
       </w:pPr>
-      <w:hyperlink r:id="rId27" w:history="1">
+      <w:hyperlink r:id="rId28" w:history="1">
         <w:r>
           <w:rPr>
             <w:rStyle w:val="Hyperlink"/>
@@ -11711,7 +12202,7 @@
         </w:rPr>
         <w:t xml:space="preserve"> Kacorri, Tessa Verhoef, Christian Vogler, and Meredith Ringel Morris. 2019. Sign Language Recognition, Generation, and Translation: An Interdisciplinary Perspective. In Proceedings of the 21st International ACM SIGACCESS Conference on Computers and Accessibility (ASSETS '19). Association for Computing Machinery, New York, NY, USA, 16–31. </w:t>
       </w:r>
-      <w:hyperlink r:id="rId28" w:history="1">
+      <w:hyperlink r:id="rId29" w:history="1">
         <w:r>
           <w:rPr>
             <w:rStyle w:val="Hyperlink"/>
@@ -11799,9 +12290,25 @@
           <w:sz w:val="18"/>
           <w:szCs w:val="18"/>
         </w:rPr>
-        <w:t xml:space="preserve">., 125, Article 4 (October 2019), 1 pages. </w:t>
-      </w:r>
-      <w:hyperlink r:id="rId29" w:history="1">
+        <w:t xml:space="preserve">., 125, Article 4 (October 2019), 1 </w:t>
+      </w:r>
+      <w:proofErr w:type="gramStart"/>
+      <w:r>
+        <w:rPr>
+          <w:sz w:val="18"/>
+          <w:szCs w:val="18"/>
+        </w:rPr>
+        <w:t>pages</w:t>
+      </w:r>
+      <w:proofErr w:type="gramEnd"/>
+      <w:r>
+        <w:rPr>
+          <w:sz w:val="18"/>
+          <w:szCs w:val="18"/>
+        </w:rPr>
+        <w:t xml:space="preserve">. </w:t>
+      </w:r>
+      <w:hyperlink r:id="rId30" w:history="1">
         <w:r>
           <w:rPr>
             <w:rStyle w:val="Hyperlink"/>
@@ -11827,7 +12334,7 @@
         </w:rPr>
         <w:t xml:space="preserve">[12] “WFD AND WASLI STATEMENT ON USE OF SIGNING AVATARS Click here for International Sign Version.” Accessed: Nov. 06, 2025. [Online]. Available: </w:t>
       </w:r>
-      <w:hyperlink r:id="rId30" w:history="1">
+      <w:hyperlink r:id="rId31" w:history="1">
         <w:r>
           <w:rPr>
             <w:rStyle w:val="Hyperlink"/>
@@ -11862,7 +12369,7 @@
           <w:szCs w:val="18"/>
         </w:rPr>
       </w:pPr>
-      <w:hyperlink r:id="rId31" w:history="1">
+      <w:hyperlink r:id="rId32" w:history="1">
         <w:r>
           <w:rPr>
             <w:rStyle w:val="Hyperlink"/>
@@ -11904,7 +12411,7 @@
         </w:rPr>
         <w:t xml:space="preserve">Started,” Thinglink.com, Oct. 27, 2025. </w:t>
       </w:r>
-      <w:hyperlink r:id="rId32" w:history="1">
+      <w:hyperlink r:id="rId33" w:history="1">
         <w:r>
           <w:rPr>
             <w:rStyle w:val="Hyperlink"/>
@@ -11955,7 +12462,7 @@
           <w:szCs w:val="18"/>
         </w:rPr>
       </w:pPr>
-      <w:hyperlink r:id="rId33" w:history="1">
+      <w:hyperlink r:id="rId34" w:history="1">
         <w:r>
           <w:rPr>
             <w:rStyle w:val="Hyperlink"/>
@@ -11997,7 +12504,7 @@
         </w:rPr>
         <w:t xml:space="preserve">: </w:t>
       </w:r>
-      <w:hyperlink r:id="rId34" w:history="1">
+      <w:hyperlink r:id="rId35" w:history="1">
         <w:r>
           <w:rPr>
             <w:rStyle w:val="Hyperlink"/>
@@ -12107,7 +12614,7 @@
         </w:rPr>
         <w:t xml:space="preserve">, 2020. </w:t>
       </w:r>
-      <w:hyperlink r:id="rId35" w:history="1">
+      <w:hyperlink r:id="rId36" w:history="1">
         <w:r>
           <w:rPr>
             <w:rStyle w:val="Hyperlink"/>
@@ -12165,26 +12672,26 @@
           <w:docGrid w:linePitch="360"/>
         </w:sectPr>
       </w:pPr>
-      <w:bookmarkStart w:id="90" w:name="_Toc113992176"/>
+      <w:bookmarkStart w:id="99" w:name="_Toc113992176"/>
     </w:p>
     <w:p>
       <w:pPr>
         <w:pStyle w:val="Heading1"/>
       </w:pPr>
-      <w:bookmarkStart w:id="91" w:name="_Toc210040990"/>
-      <w:bookmarkStart w:id="92" w:name="_Toc212189695"/>
-      <w:bookmarkStart w:id="93" w:name="_Toc227010902"/>
+      <w:bookmarkStart w:id="100" w:name="_Toc210040990"/>
+      <w:bookmarkStart w:id="101" w:name="_Toc212189695"/>
+      <w:bookmarkStart w:id="102" w:name="_Toc227067140"/>
       <w:r>
         <w:lastRenderedPageBreak/>
         <w:t xml:space="preserve">Appendix A: </w:t>
       </w:r>
-      <w:bookmarkEnd w:id="90"/>
-      <w:bookmarkEnd w:id="91"/>
+      <w:bookmarkEnd w:id="99"/>
+      <w:bookmarkEnd w:id="100"/>
       <w:r>
         <w:t>System Model and Analysis</w:t>
       </w:r>
-      <w:bookmarkEnd w:id="92"/>
-      <w:bookmarkEnd w:id="93"/>
+      <w:bookmarkEnd w:id="101"/>
+      <w:bookmarkEnd w:id="102"/>
     </w:p>
     <w:p/>
     <w:p>
@@ -12200,8 +12707,8 @@
       <w:pPr>
         <w:pStyle w:val="Heading1"/>
         <w:sectPr>
-          <w:headerReference w:type="default" r:id="rId36"/>
-          <w:footerReference w:type="default" r:id="rId37"/>
+          <w:headerReference w:type="default" r:id="rId37"/>
+          <w:footerReference w:type="default" r:id="rId38"/>
           <w:pgSz w:w="11900" w:h="16840"/>
           <w:pgMar w:top="1440" w:right="1440" w:bottom="1440" w:left="1440" w:header="708" w:footer="708" w:gutter="0"/>
           <w:pgNumType w:start="1" w:chapStyle="4"/>
@@ -12209,15 +12716,15 @@
           <w:docGrid w:linePitch="360"/>
         </w:sectPr>
       </w:pPr>
-      <w:bookmarkStart w:id="94" w:name="_Toc113992177"/>
+      <w:bookmarkStart w:id="103" w:name="_Toc113992177"/>
     </w:p>
     <w:p>
       <w:pPr>
         <w:pStyle w:val="Heading1"/>
       </w:pPr>
-      <w:bookmarkStart w:id="95" w:name="_Toc212189696"/>
-      <w:bookmarkStart w:id="96" w:name="_Toc210040991"/>
-      <w:bookmarkStart w:id="97" w:name="_Toc227010903"/>
+      <w:bookmarkStart w:id="104" w:name="_Toc212189696"/>
+      <w:bookmarkStart w:id="105" w:name="_Toc210040991"/>
+      <w:bookmarkStart w:id="106" w:name="_Toc227067141"/>
       <w:r>
         <w:lastRenderedPageBreak/>
         <w:t xml:space="preserve">Appendix B: </w:t>
@@ -12225,13 +12732,13 @@
       <w:r>
         <w:t>Design</w:t>
       </w:r>
-      <w:bookmarkEnd w:id="95"/>
-      <w:bookmarkEnd w:id="97"/>
+      <w:bookmarkEnd w:id="104"/>
+      <w:bookmarkEnd w:id="106"/>
       <w:r>
         <w:t xml:space="preserve"> </w:t>
       </w:r>
-      <w:bookmarkEnd w:id="94"/>
-      <w:bookmarkEnd w:id="96"/>
+      <w:bookmarkEnd w:id="103"/>
+      <w:bookmarkEnd w:id="105"/>
     </w:p>
     <w:p/>
     <w:p>
@@ -12250,8 +12757,8 @@
     <w:p>
       <w:pPr>
         <w:sectPr>
-          <w:headerReference w:type="default" r:id="rId38"/>
-          <w:footerReference w:type="default" r:id="rId39"/>
+          <w:headerReference w:type="default" r:id="rId39"/>
+          <w:footerReference w:type="default" r:id="rId40"/>
           <w:pgSz w:w="11900" w:h="16840"/>
           <w:pgMar w:top="1440" w:right="1440" w:bottom="1440" w:left="1440" w:header="708" w:footer="708" w:gutter="0"/>
           <w:pgNumType w:start="1" w:chapStyle="4"/>
@@ -12264,19 +12771,19 @@
       <w:pPr>
         <w:pStyle w:val="Heading1"/>
       </w:pPr>
-      <w:bookmarkStart w:id="98" w:name="_Toc210040992"/>
-      <w:bookmarkStart w:id="99" w:name="_Toc212189697"/>
-      <w:bookmarkStart w:id="100" w:name="_Toc227010904"/>
+      <w:bookmarkStart w:id="107" w:name="_Toc210040992"/>
+      <w:bookmarkStart w:id="108" w:name="_Toc212189697"/>
+      <w:bookmarkStart w:id="109" w:name="_Toc227067142"/>
       <w:r>
         <w:lastRenderedPageBreak/>
         <w:t xml:space="preserve">Appendix C: Prompts Used with </w:t>
       </w:r>
-      <w:bookmarkEnd w:id="98"/>
-      <w:bookmarkEnd w:id="99"/>
+      <w:bookmarkEnd w:id="107"/>
+      <w:bookmarkEnd w:id="108"/>
       <w:r>
         <w:t>Gen AI</w:t>
       </w:r>
-      <w:bookmarkEnd w:id="100"/>
+      <w:bookmarkEnd w:id="109"/>
       <w:r>
         <w:t xml:space="preserve"> </w:t>
       </w:r>
@@ -12293,11 +12800,11 @@
       <w:pPr>
         <w:pStyle w:val="Heading2"/>
       </w:pPr>
-      <w:bookmarkStart w:id="101" w:name="_Toc227010905"/>
+      <w:bookmarkStart w:id="110" w:name="_Toc227067143"/>
       <w:r>
         <w:t>C.1 Prompts related to Report Writing</w:t>
       </w:r>
-      <w:bookmarkEnd w:id="101"/>
+      <w:bookmarkEnd w:id="110"/>
     </w:p>
     <w:p/>
     <w:p/>
@@ -12306,11 +12813,11 @@
       <w:pPr>
         <w:pStyle w:val="Heading2"/>
       </w:pPr>
-      <w:bookmarkStart w:id="102" w:name="_Toc227010906"/>
+      <w:bookmarkStart w:id="111" w:name="_Toc227067144"/>
       <w:r>
         <w:t>C.2 Prompts Related to Research</w:t>
       </w:r>
-      <w:bookmarkEnd w:id="102"/>
+      <w:bookmarkEnd w:id="111"/>
       <w:r>
         <w:t xml:space="preserve"> </w:t>
       </w:r>
@@ -12323,11 +12830,11 @@
       <w:pPr>
         <w:pStyle w:val="Heading2"/>
       </w:pPr>
-      <w:bookmarkStart w:id="103" w:name="_Toc227010907"/>
+      <w:bookmarkStart w:id="112" w:name="_Toc227067145"/>
       <w:r>
         <w:t>C.3 Prompts Related to Design</w:t>
       </w:r>
-      <w:bookmarkEnd w:id="103"/>
+      <w:bookmarkEnd w:id="112"/>
     </w:p>
     <w:p/>
     <w:p/>
@@ -12336,11 +12843,11 @@
       <w:pPr>
         <w:pStyle w:val="Heading2"/>
       </w:pPr>
-      <w:bookmarkStart w:id="104" w:name="_Toc227010908"/>
+      <w:bookmarkStart w:id="113" w:name="_Toc227067146"/>
       <w:r>
         <w:t>C.4 Prompts Related to Coding</w:t>
       </w:r>
-      <w:bookmarkEnd w:id="104"/>
+      <w:bookmarkEnd w:id="113"/>
     </w:p>
     <w:p/>
     <w:p/>
@@ -12364,8 +12871,8 @@
     <w:p>
       <w:pPr>
         <w:sectPr>
-          <w:headerReference w:type="default" r:id="rId40"/>
-          <w:footerReference w:type="default" r:id="rId41"/>
+          <w:headerReference w:type="default" r:id="rId41"/>
+          <w:footerReference w:type="default" r:id="rId42"/>
           <w:pgSz w:w="11900" w:h="16840"/>
           <w:pgMar w:top="1440" w:right="1440" w:bottom="1440" w:left="1440" w:header="708" w:footer="708" w:gutter="0"/>
           <w:pgNumType w:start="1" w:chapStyle="4"/>
@@ -12378,19 +12885,19 @@
       <w:pPr>
         <w:pStyle w:val="Heading1"/>
       </w:pPr>
-      <w:bookmarkStart w:id="105" w:name="_Toc210040993"/>
-      <w:bookmarkStart w:id="106" w:name="_Toc212189698"/>
-      <w:bookmarkStart w:id="107" w:name="_Toc227010909"/>
+      <w:bookmarkStart w:id="114" w:name="_Toc210040993"/>
+      <w:bookmarkStart w:id="115" w:name="_Toc212189698"/>
+      <w:bookmarkStart w:id="116" w:name="_Toc227067147"/>
       <w:r>
         <w:lastRenderedPageBreak/>
         <w:t>Appendix D:</w:t>
       </w:r>
-      <w:bookmarkEnd w:id="105"/>
+      <w:bookmarkEnd w:id="114"/>
       <w:r>
         <w:t xml:space="preserve"> Additional Code Samples</w:t>
       </w:r>
-      <w:bookmarkEnd w:id="106"/>
-      <w:bookmarkEnd w:id="107"/>
+      <w:bookmarkEnd w:id="115"/>
+      <w:bookmarkEnd w:id="116"/>
     </w:p>
     <w:p/>
     <w:p>
@@ -12409,8 +12916,8 @@
     <w:p>
       <w:pPr>
         <w:sectPr>
-          <w:headerReference w:type="default" r:id="rId42"/>
-          <w:footerReference w:type="default" r:id="rId43"/>
+          <w:headerReference w:type="default" r:id="rId43"/>
+          <w:footerReference w:type="default" r:id="rId44"/>
           <w:pgSz w:w="11906" w:h="16838"/>
           <w:pgMar w:top="1440" w:right="1440" w:bottom="1440" w:left="1440" w:header="708" w:footer="708" w:gutter="0"/>
           <w:pgNumType w:start="1" w:chapStyle="4"/>
@@ -12423,8 +12930,8 @@
       <w:pPr>
         <w:pStyle w:val="Heading1"/>
       </w:pPr>
-      <w:bookmarkStart w:id="108" w:name="_Toc212189699"/>
-      <w:bookmarkStart w:id="109" w:name="_Toc227010910"/>
+      <w:bookmarkStart w:id="117" w:name="_Toc212189699"/>
+      <w:bookmarkStart w:id="118" w:name="_Toc227067148"/>
       <w:r>
         <w:lastRenderedPageBreak/>
         <w:t xml:space="preserve">Appendix </w:t>
@@ -12435,8 +12942,8 @@
       <w:r>
         <w:t>:</w:t>
       </w:r>
-      <w:bookmarkEnd w:id="108"/>
-      <w:bookmarkEnd w:id="109"/>
+      <w:bookmarkEnd w:id="117"/>
+      <w:bookmarkEnd w:id="118"/>
       <w:r>
         <w:t xml:space="preserve"> </w:t>
       </w:r>
@@ -12452,8 +12959,8 @@
     <w:p/>
     <w:p/>
     <w:sectPr>
-      <w:headerReference w:type="default" r:id="rId44"/>
-      <w:footerReference w:type="default" r:id="rId45"/>
+      <w:headerReference w:type="default" r:id="rId45"/>
+      <w:footerReference w:type="default" r:id="rId46"/>
       <w:pgSz w:w="11906" w:h="16838"/>
       <w:pgMar w:top="1440" w:right="1440" w:bottom="1440" w:left="1440" w:header="708" w:footer="708" w:gutter="0"/>
       <w:pgNumType w:start="1"/>
@@ -15593,6 +16100,111 @@
       <w:ind w:left="660"/>
     </w:pPr>
   </w:style>
+  <w:style w:type="paragraph" w:styleId="TOC5">
+    <w:name w:val="toc 5"/>
+    <w:basedOn w:val="Normal"/>
+    <w:next w:val="Normal"/>
+    <w:autoRedefine/>
+    <w:uiPriority w:val="39"/>
+    <w:unhideWhenUsed/>
+    <w:rsid w:val="00C216D2"/>
+    <w:pPr>
+      <w:spacing w:after="100" w:line="278" w:lineRule="auto"/>
+      <w:ind w:left="960"/>
+    </w:pPr>
+    <w:rPr>
+      <w:rFonts w:eastAsiaTheme="minorEastAsia"/>
+      <w:kern w:val="2"/>
+      <w:sz w:val="24"/>
+      <w:szCs w:val="24"/>
+      <w:lang w:eastAsia="en-IE"/>
+      <w14:ligatures w14:val="standardContextual"/>
+    </w:rPr>
+  </w:style>
+  <w:style w:type="paragraph" w:styleId="TOC6">
+    <w:name w:val="toc 6"/>
+    <w:basedOn w:val="Normal"/>
+    <w:next w:val="Normal"/>
+    <w:autoRedefine/>
+    <w:uiPriority w:val="39"/>
+    <w:unhideWhenUsed/>
+    <w:rsid w:val="00C216D2"/>
+    <w:pPr>
+      <w:spacing w:after="100" w:line="278" w:lineRule="auto"/>
+      <w:ind w:left="1200"/>
+    </w:pPr>
+    <w:rPr>
+      <w:rFonts w:eastAsiaTheme="minorEastAsia"/>
+      <w:kern w:val="2"/>
+      <w:sz w:val="24"/>
+      <w:szCs w:val="24"/>
+      <w:lang w:eastAsia="en-IE"/>
+      <w14:ligatures w14:val="standardContextual"/>
+    </w:rPr>
+  </w:style>
+  <w:style w:type="paragraph" w:styleId="TOC7">
+    <w:name w:val="toc 7"/>
+    <w:basedOn w:val="Normal"/>
+    <w:next w:val="Normal"/>
+    <w:autoRedefine/>
+    <w:uiPriority w:val="39"/>
+    <w:unhideWhenUsed/>
+    <w:rsid w:val="00C216D2"/>
+    <w:pPr>
+      <w:spacing w:after="100" w:line="278" w:lineRule="auto"/>
+      <w:ind w:left="1440"/>
+    </w:pPr>
+    <w:rPr>
+      <w:rFonts w:eastAsiaTheme="minorEastAsia"/>
+      <w:kern w:val="2"/>
+      <w:sz w:val="24"/>
+      <w:szCs w:val="24"/>
+      <w:lang w:eastAsia="en-IE"/>
+      <w14:ligatures w14:val="standardContextual"/>
+    </w:rPr>
+  </w:style>
+  <w:style w:type="paragraph" w:styleId="TOC8">
+    <w:name w:val="toc 8"/>
+    <w:basedOn w:val="Normal"/>
+    <w:next w:val="Normal"/>
+    <w:autoRedefine/>
+    <w:uiPriority w:val="39"/>
+    <w:unhideWhenUsed/>
+    <w:rsid w:val="00C216D2"/>
+    <w:pPr>
+      <w:spacing w:after="100" w:line="278" w:lineRule="auto"/>
+      <w:ind w:left="1680"/>
+    </w:pPr>
+    <w:rPr>
+      <w:rFonts w:eastAsiaTheme="minorEastAsia"/>
+      <w:kern w:val="2"/>
+      <w:sz w:val="24"/>
+      <w:szCs w:val="24"/>
+      <w:lang w:eastAsia="en-IE"/>
+      <w14:ligatures w14:val="standardContextual"/>
+    </w:rPr>
+  </w:style>
+  <w:style w:type="paragraph" w:styleId="TOC9">
+    <w:name w:val="toc 9"/>
+    <w:basedOn w:val="Normal"/>
+    <w:next w:val="Normal"/>
+    <w:autoRedefine/>
+    <w:uiPriority w:val="39"/>
+    <w:unhideWhenUsed/>
+    <w:rsid w:val="00C216D2"/>
+    <w:pPr>
+      <w:spacing w:after="100" w:line="278" w:lineRule="auto"/>
+      <w:ind w:left="1920"/>
+    </w:pPr>
+    <w:rPr>
+      <w:rFonts w:eastAsiaTheme="minorEastAsia"/>
+      <w:kern w:val="2"/>
+      <w:sz w:val="24"/>
+      <w:szCs w:val="24"/>
+      <w:lang w:eastAsia="en-IE"/>
+      <w14:ligatures w14:val="standardContextual"/>
+    </w:rPr>
+  </w:style>
 </w:styles>
 </file>
 

--- a/FYP Reports/Final Report Template 2025 V1 - C22386123.docx
+++ b/FYP Reports/Final Report Template 2025 V1 - C22386123.docx
@@ -384,7 +384,7 @@
       <w:pPr>
         <w:pStyle w:val="Heading1"/>
       </w:pPr>
-      <w:bookmarkStart w:id="0" w:name="_Toc227067060"/>
+      <w:bookmarkStart w:id="0" w:name="_Toc227099405"/>
       <w:r>
         <w:lastRenderedPageBreak/>
         <w:t>Abstract</w:t>
@@ -435,7 +435,7 @@
       <w:r>
         <w:br w:type="page"/>
       </w:r>
-      <w:bookmarkStart w:id="1" w:name="_Toc227067061"/>
+      <w:bookmarkStart w:id="1" w:name="_Toc227099406"/>
       <w:r>
         <w:lastRenderedPageBreak/>
         <w:t>Declaration</w:t>
@@ -507,7 +507,14 @@
         </w:rPr>
       </w:pPr>
       <w:r>
-        <w:t>_________________________</w:t>
+        <w:rPr>
+          <w:rFonts w:ascii="Lucida Calligraphy" w:hAnsi="Lucida Calligraphy"/>
+          <w:u w:val="single"/>
+        </w:rPr>
+        <w:t>Karl Negrillo</w:t>
+      </w:r>
+      <w:r>
+        <w:t>____________</w:t>
       </w:r>
     </w:p>
     <w:p>
@@ -634,7 +641,7 @@
       <w:pPr>
         <w:pStyle w:val="Heading1"/>
       </w:pPr>
-      <w:bookmarkStart w:id="2" w:name="_Toc227067062"/>
+      <w:bookmarkStart w:id="2" w:name="_Toc227099407"/>
       <w:r>
         <w:lastRenderedPageBreak/>
         <w:t>Acknowledgements</w:t>
@@ -731,7 +738,7 @@
           <w:r>
             <w:fldChar w:fldCharType="separate"/>
           </w:r>
-          <w:hyperlink w:anchor="_Toc227067060" w:history="1">
+          <w:hyperlink w:anchor="_Toc227099405" w:history="1">
             <w:r>
               <w:rPr>
                 <w:rStyle w:val="Hyperlink"/>
@@ -758,7 +765,7 @@
                 <w:noProof/>
                 <w:webHidden/>
               </w:rPr>
-              <w:instrText xml:space="preserve"> PAGEREF _Toc227067060 \h </w:instrText>
+              <w:instrText xml:space="preserve"> PAGEREF _Toc227099405 \h </w:instrText>
             </w:r>
             <w:r>
               <w:rPr>
@@ -805,7 +812,7 @@
               <w14:ligatures w14:val="standardContextual"/>
             </w:rPr>
           </w:pPr>
-          <w:hyperlink w:anchor="_Toc227067061" w:history="1">
+          <w:hyperlink w:anchor="_Toc227099406" w:history="1">
             <w:r>
               <w:rPr>
                 <w:rStyle w:val="Hyperlink"/>
@@ -832,7 +839,7 @@
                 <w:noProof/>
                 <w:webHidden/>
               </w:rPr>
-              <w:instrText xml:space="preserve"> PAGEREF _Toc227067061 \h </w:instrText>
+              <w:instrText xml:space="preserve"> PAGEREF _Toc227099406 \h </w:instrText>
             </w:r>
             <w:r>
               <w:rPr>
@@ -879,7 +886,7 @@
               <w14:ligatures w14:val="standardContextual"/>
             </w:rPr>
           </w:pPr>
-          <w:hyperlink w:anchor="_Toc227067062" w:history="1">
+          <w:hyperlink w:anchor="_Toc227099407" w:history="1">
             <w:r>
               <w:rPr>
                 <w:rStyle w:val="Hyperlink"/>
@@ -906,7 +913,7 @@
                 <w:noProof/>
                 <w:webHidden/>
               </w:rPr>
-              <w:instrText xml:space="preserve"> PAGEREF _Toc227067062 \h </w:instrText>
+              <w:instrText xml:space="preserve"> PAGEREF _Toc227099407 \h </w:instrText>
             </w:r>
             <w:r>
               <w:rPr>
@@ -953,7 +960,7 @@
               <w14:ligatures w14:val="standardContextual"/>
             </w:rPr>
           </w:pPr>
-          <w:hyperlink w:anchor="_Toc227067063" w:history="1">
+          <w:hyperlink w:anchor="_Toc227099408" w:history="1">
             <w:r>
               <w:rPr>
                 <w:rStyle w:val="Hyperlink"/>
@@ -980,7 +987,7 @@
                 <w:noProof/>
                 <w:webHidden/>
               </w:rPr>
-              <w:instrText xml:space="preserve"> PAGEREF _Toc227067063 \h </w:instrText>
+              <w:instrText xml:space="preserve"> PAGEREF _Toc227099408 \h </w:instrText>
             </w:r>
             <w:r>
               <w:rPr>
@@ -1028,7 +1035,7 @@
               <w14:ligatures w14:val="standardContextual"/>
             </w:rPr>
           </w:pPr>
-          <w:hyperlink w:anchor="_Toc227067064" w:history="1">
+          <w:hyperlink w:anchor="_Toc227099409" w:history="1">
             <w:r>
               <w:rPr>
                 <w:rStyle w:val="Hyperlink"/>
@@ -1074,7 +1081,7 @@
                 <w:noProof/>
                 <w:webHidden/>
               </w:rPr>
-              <w:instrText xml:space="preserve"> PAGEREF _Toc227067064 \h </w:instrText>
+              <w:instrText xml:space="preserve"> PAGEREF _Toc227099409 \h </w:instrText>
             </w:r>
             <w:r>
               <w:rPr>
@@ -1122,7 +1129,7 @@
               <w14:ligatures w14:val="standardContextual"/>
             </w:rPr>
           </w:pPr>
-          <w:hyperlink w:anchor="_Toc227067065" w:history="1">
+          <w:hyperlink w:anchor="_Toc227099410" w:history="1">
             <w:r>
               <w:rPr>
                 <w:rStyle w:val="Hyperlink"/>
@@ -1168,7 +1175,7 @@
                 <w:noProof/>
                 <w:webHidden/>
               </w:rPr>
-              <w:instrText xml:space="preserve"> PAGEREF _Toc227067065 \h </w:instrText>
+              <w:instrText xml:space="preserve"> PAGEREF _Toc227099410 \h </w:instrText>
             </w:r>
             <w:r>
               <w:rPr>
@@ -1216,7 +1223,7 @@
               <w14:ligatures w14:val="standardContextual"/>
             </w:rPr>
           </w:pPr>
-          <w:hyperlink w:anchor="_Toc227067066" w:history="1">
+          <w:hyperlink w:anchor="_Toc227099411" w:history="1">
             <w:r>
               <w:rPr>
                 <w:rStyle w:val="Hyperlink"/>
@@ -1262,7 +1269,7 @@
                 <w:noProof/>
                 <w:webHidden/>
               </w:rPr>
-              <w:instrText xml:space="preserve"> PAGEREF _Toc227067066 \h </w:instrText>
+              <w:instrText xml:space="preserve"> PAGEREF _Toc227099411 \h </w:instrText>
             </w:r>
             <w:r>
               <w:rPr>
@@ -1310,7 +1317,7 @@
               <w14:ligatures w14:val="standardContextual"/>
             </w:rPr>
           </w:pPr>
-          <w:hyperlink w:anchor="_Toc227067067" w:history="1">
+          <w:hyperlink w:anchor="_Toc227099412" w:history="1">
             <w:r>
               <w:rPr>
                 <w:rStyle w:val="Hyperlink"/>
@@ -1356,7 +1363,7 @@
                 <w:noProof/>
                 <w:webHidden/>
               </w:rPr>
-              <w:instrText xml:space="preserve"> PAGEREF _Toc227067067 \h </w:instrText>
+              <w:instrText xml:space="preserve"> PAGEREF _Toc227099412 \h </w:instrText>
             </w:r>
             <w:r>
               <w:rPr>
@@ -1404,7 +1411,7 @@
               <w14:ligatures w14:val="standardContextual"/>
             </w:rPr>
           </w:pPr>
-          <w:hyperlink w:anchor="_Toc227067068" w:history="1">
+          <w:hyperlink w:anchor="_Toc227099413" w:history="1">
             <w:r>
               <w:rPr>
                 <w:rStyle w:val="Hyperlink"/>
@@ -1450,7 +1457,7 @@
                 <w:noProof/>
                 <w:webHidden/>
               </w:rPr>
-              <w:instrText xml:space="preserve"> PAGEREF _Toc227067068 \h </w:instrText>
+              <w:instrText xml:space="preserve"> PAGEREF _Toc227099413 \h </w:instrText>
             </w:r>
             <w:r>
               <w:rPr>
@@ -1497,7 +1504,7 @@
               <w14:ligatures w14:val="standardContextual"/>
             </w:rPr>
           </w:pPr>
-          <w:hyperlink w:anchor="_Toc227067069" w:history="1">
+          <w:hyperlink w:anchor="_Toc227099414" w:history="1">
             <w:r>
               <w:rPr>
                 <w:rStyle w:val="Hyperlink"/>
@@ -1524,7 +1531,7 @@
                 <w:noProof/>
                 <w:webHidden/>
               </w:rPr>
-              <w:instrText xml:space="preserve"> PAGEREF _Toc227067069 \h </w:instrText>
+              <w:instrText xml:space="preserve"> PAGEREF _Toc227099414 \h </w:instrText>
             </w:r>
             <w:r>
               <w:rPr>
@@ -1571,7 +1578,7 @@
               <w14:ligatures w14:val="standardContextual"/>
             </w:rPr>
           </w:pPr>
-          <w:hyperlink w:anchor="_Toc227067070" w:history="1">
+          <w:hyperlink w:anchor="_Toc227099415" w:history="1">
             <w:r>
               <w:rPr>
                 <w:rStyle w:val="Hyperlink"/>
@@ -1598,7 +1605,7 @@
                 <w:noProof/>
                 <w:webHidden/>
               </w:rPr>
-              <w:instrText xml:space="preserve"> PAGEREF _Toc227067070 \h </w:instrText>
+              <w:instrText xml:space="preserve"> PAGEREF _Toc227099415 \h </w:instrText>
             </w:r>
             <w:r>
               <w:rPr>
@@ -1645,7 +1652,7 @@
               <w14:ligatures w14:val="standardContextual"/>
             </w:rPr>
           </w:pPr>
-          <w:hyperlink w:anchor="_Toc227067071" w:history="1">
+          <w:hyperlink w:anchor="_Toc227099416" w:history="1">
             <w:r>
               <w:rPr>
                 <w:rStyle w:val="Hyperlink"/>
@@ -1672,7 +1679,7 @@
                 <w:noProof/>
                 <w:webHidden/>
               </w:rPr>
-              <w:instrText xml:space="preserve"> PAGEREF _Toc227067071 \h </w:instrText>
+              <w:instrText xml:space="preserve"> PAGEREF _Toc227099416 \h </w:instrText>
             </w:r>
             <w:r>
               <w:rPr>
@@ -1719,7 +1726,7 @@
               <w14:ligatures w14:val="standardContextual"/>
             </w:rPr>
           </w:pPr>
-          <w:hyperlink w:anchor="_Toc227067072" w:history="1">
+          <w:hyperlink w:anchor="_Toc227099417" w:history="1">
             <w:r>
               <w:rPr>
                 <w:rStyle w:val="Hyperlink"/>
@@ -1746,7 +1753,7 @@
                 <w:noProof/>
                 <w:webHidden/>
               </w:rPr>
-              <w:instrText xml:space="preserve"> PAGEREF _Toc227067072 \h </w:instrText>
+              <w:instrText xml:space="preserve"> PAGEREF _Toc227099417 \h </w:instrText>
             </w:r>
             <w:r>
               <w:rPr>
@@ -1789,7 +1796,7 @@
               <w14:ligatures w14:val="standardContextual"/>
             </w:rPr>
           </w:pPr>
-          <w:hyperlink w:anchor="_Toc227067073" w:history="1">
+          <w:hyperlink w:anchor="_Toc227099418" w:history="1">
             <w:r>
               <w:rPr>
                 <w:rStyle w:val="Hyperlink"/>
@@ -1812,7 +1819,7 @@
               <w:rPr>
                 <w:webHidden/>
               </w:rPr>
-              <w:instrText xml:space="preserve"> PAGEREF _Toc227067073 \h </w:instrText>
+              <w:instrText xml:space="preserve"> PAGEREF _Toc227099418 \h </w:instrText>
             </w:r>
             <w:r>
               <w:rPr>
@@ -1851,7 +1858,7 @@
               <w14:ligatures w14:val="standardContextual"/>
             </w:rPr>
           </w:pPr>
-          <w:hyperlink w:anchor="_Toc227067074" w:history="1">
+          <w:hyperlink w:anchor="_Toc227099419" w:history="1">
             <w:r>
               <w:rPr>
                 <w:rStyle w:val="Hyperlink"/>
@@ -1874,7 +1881,7 @@
               <w:rPr>
                 <w:webHidden/>
               </w:rPr>
-              <w:instrText xml:space="preserve"> PAGEREF _Toc227067074 \h </w:instrText>
+              <w:instrText xml:space="preserve"> PAGEREF _Toc227099419 \h </w:instrText>
             </w:r>
             <w:r>
               <w:rPr>
@@ -1913,7 +1920,7 @@
               <w14:ligatures w14:val="standardContextual"/>
             </w:rPr>
           </w:pPr>
-          <w:hyperlink w:anchor="_Toc227067075" w:history="1">
+          <w:hyperlink w:anchor="_Toc227099420" w:history="1">
             <w:r>
               <w:rPr>
                 <w:rStyle w:val="Hyperlink"/>
@@ -1936,7 +1943,7 @@
               <w:rPr>
                 <w:webHidden/>
               </w:rPr>
-              <w:instrText xml:space="preserve"> PAGEREF _Toc227067075 \h </w:instrText>
+              <w:instrText xml:space="preserve"> PAGEREF _Toc227099420 \h </w:instrText>
             </w:r>
             <w:r>
               <w:rPr>
@@ -1975,7 +1982,7 @@
               <w14:ligatures w14:val="standardContextual"/>
             </w:rPr>
           </w:pPr>
-          <w:hyperlink w:anchor="_Toc227067076" w:history="1">
+          <w:hyperlink w:anchor="_Toc227099421" w:history="1">
             <w:r>
               <w:rPr>
                 <w:rStyle w:val="Hyperlink"/>
@@ -1998,7 +2005,7 @@
               <w:rPr>
                 <w:webHidden/>
               </w:rPr>
-              <w:instrText xml:space="preserve"> PAGEREF _Toc227067076 \h </w:instrText>
+              <w:instrText xml:space="preserve"> PAGEREF _Toc227099421 \h </w:instrText>
             </w:r>
             <w:r>
               <w:rPr>
@@ -2037,7 +2044,7 @@
               <w14:ligatures w14:val="standardContextual"/>
             </w:rPr>
           </w:pPr>
-          <w:hyperlink w:anchor="_Toc227067077" w:history="1">
+          <w:hyperlink w:anchor="_Toc227099422" w:history="1">
             <w:r>
               <w:rPr>
                 <w:rStyle w:val="Hyperlink"/>
@@ -2060,7 +2067,7 @@
               <w:rPr>
                 <w:webHidden/>
               </w:rPr>
-              <w:instrText xml:space="preserve"> PAGEREF _Toc227067077 \h </w:instrText>
+              <w:instrText xml:space="preserve"> PAGEREF _Toc227099422 \h </w:instrText>
             </w:r>
             <w:r>
               <w:rPr>
@@ -2099,7 +2106,7 @@
               <w14:ligatures w14:val="standardContextual"/>
             </w:rPr>
           </w:pPr>
-          <w:hyperlink w:anchor="_Toc227067078" w:history="1">
+          <w:hyperlink w:anchor="_Toc227099423" w:history="1">
             <w:r>
               <w:rPr>
                 <w:rStyle w:val="Hyperlink"/>
@@ -2122,7 +2129,7 @@
               <w:rPr>
                 <w:webHidden/>
               </w:rPr>
-              <w:instrText xml:space="preserve"> PAGEREF _Toc227067078 \h </w:instrText>
+              <w:instrText xml:space="preserve"> PAGEREF _Toc227099423 \h </w:instrText>
             </w:r>
             <w:r>
               <w:rPr>
@@ -2165,7 +2172,7 @@
               <w14:ligatures w14:val="standardContextual"/>
             </w:rPr>
           </w:pPr>
-          <w:hyperlink w:anchor="_Toc227067079" w:history="1">
+          <w:hyperlink w:anchor="_Toc227099424" w:history="1">
             <w:r>
               <w:rPr>
                 <w:rStyle w:val="Hyperlink"/>
@@ -2192,7 +2199,7 @@
                 <w:noProof/>
                 <w:webHidden/>
               </w:rPr>
-              <w:instrText xml:space="preserve"> PAGEREF _Toc227067079 \h </w:instrText>
+              <w:instrText xml:space="preserve"> PAGEREF _Toc227099424 \h </w:instrText>
             </w:r>
             <w:r>
               <w:rPr>
@@ -2239,7 +2246,7 @@
               <w14:ligatures w14:val="standardContextual"/>
             </w:rPr>
           </w:pPr>
-          <w:hyperlink w:anchor="_Toc227067080" w:history="1">
+          <w:hyperlink w:anchor="_Toc227099425" w:history="1">
             <w:r>
               <w:rPr>
                 <w:rStyle w:val="Hyperlink"/>
@@ -2266,7 +2273,7 @@
                 <w:noProof/>
                 <w:webHidden/>
               </w:rPr>
-              <w:instrText xml:space="preserve"> PAGEREF _Toc227067080 \h </w:instrText>
+              <w:instrText xml:space="preserve"> PAGEREF _Toc227099425 \h </w:instrText>
             </w:r>
             <w:r>
               <w:rPr>
@@ -2313,7 +2320,7 @@
               <w14:ligatures w14:val="standardContextual"/>
             </w:rPr>
           </w:pPr>
-          <w:hyperlink w:anchor="_Toc227067081" w:history="1">
+          <w:hyperlink w:anchor="_Toc227099426" w:history="1">
             <w:r>
               <w:rPr>
                 <w:rStyle w:val="Hyperlink"/>
@@ -2340,7 +2347,7 @@
                 <w:noProof/>
                 <w:webHidden/>
               </w:rPr>
-              <w:instrText xml:space="preserve"> PAGEREF _Toc227067081 \h </w:instrText>
+              <w:instrText xml:space="preserve"> PAGEREF _Toc227099426 \h </w:instrText>
             </w:r>
             <w:r>
               <w:rPr>
@@ -2387,7 +2394,7 @@
               <w14:ligatures w14:val="standardContextual"/>
             </w:rPr>
           </w:pPr>
-          <w:hyperlink w:anchor="_Toc227067082" w:history="1">
+          <w:hyperlink w:anchor="_Toc227099427" w:history="1">
             <w:r>
               <w:rPr>
                 <w:rStyle w:val="Hyperlink"/>
@@ -2414,7 +2421,7 @@
                 <w:noProof/>
                 <w:webHidden/>
               </w:rPr>
-              <w:instrText xml:space="preserve"> PAGEREF _Toc227067082 \h </w:instrText>
+              <w:instrText xml:space="preserve"> PAGEREF _Toc227099427 \h </w:instrText>
             </w:r>
             <w:r>
               <w:rPr>
@@ -2457,7 +2464,7 @@
               <w14:ligatures w14:val="standardContextual"/>
             </w:rPr>
           </w:pPr>
-          <w:hyperlink w:anchor="_Toc227067083" w:history="1">
+          <w:hyperlink w:anchor="_Toc227099428" w:history="1">
             <w:r>
               <w:rPr>
                 <w:rStyle w:val="Hyperlink"/>
@@ -2480,7 +2487,7 @@
               <w:rPr>
                 <w:webHidden/>
               </w:rPr>
-              <w:instrText xml:space="preserve"> PAGEREF _Toc227067083 \h </w:instrText>
+              <w:instrText xml:space="preserve"> PAGEREF _Toc227099428 \h </w:instrText>
             </w:r>
             <w:r>
               <w:rPr>
@@ -2519,7 +2526,7 @@
               <w14:ligatures w14:val="standardContextual"/>
             </w:rPr>
           </w:pPr>
-          <w:hyperlink w:anchor="_Toc227067084" w:history="1">
+          <w:hyperlink w:anchor="_Toc227099429" w:history="1">
             <w:r>
               <w:rPr>
                 <w:rStyle w:val="Hyperlink"/>
@@ -2542,7 +2549,7 @@
               <w:rPr>
                 <w:webHidden/>
               </w:rPr>
-              <w:instrText xml:space="preserve"> PAGEREF _Toc227067084 \h </w:instrText>
+              <w:instrText xml:space="preserve"> PAGEREF _Toc227099429 \h </w:instrText>
             </w:r>
             <w:r>
               <w:rPr>
@@ -2585,7 +2592,7 @@
               <w14:ligatures w14:val="standardContextual"/>
             </w:rPr>
           </w:pPr>
-          <w:hyperlink w:anchor="_Toc227067085" w:history="1">
+          <w:hyperlink w:anchor="_Toc227099430" w:history="1">
             <w:r>
               <w:rPr>
                 <w:rStyle w:val="Hyperlink"/>
@@ -2612,7 +2619,7 @@
                 <w:noProof/>
                 <w:webHidden/>
               </w:rPr>
-              <w:instrText xml:space="preserve"> PAGEREF _Toc227067085 \h </w:instrText>
+              <w:instrText xml:space="preserve"> PAGEREF _Toc227099430 \h </w:instrText>
             </w:r>
             <w:r>
               <w:rPr>
@@ -2659,7 +2666,7 @@
               <w14:ligatures w14:val="standardContextual"/>
             </w:rPr>
           </w:pPr>
-          <w:hyperlink w:anchor="_Toc227067086" w:history="1">
+          <w:hyperlink w:anchor="_Toc227099431" w:history="1">
             <w:r>
               <w:rPr>
                 <w:rStyle w:val="Hyperlink"/>
@@ -2686,7 +2693,7 @@
                 <w:noProof/>
                 <w:webHidden/>
               </w:rPr>
-              <w:instrText xml:space="preserve"> PAGEREF _Toc227067086 \h </w:instrText>
+              <w:instrText xml:space="preserve"> PAGEREF _Toc227099431 \h </w:instrText>
             </w:r>
             <w:r>
               <w:rPr>
@@ -2733,7 +2740,7 @@
               <w14:ligatures w14:val="standardContextual"/>
             </w:rPr>
           </w:pPr>
-          <w:hyperlink w:anchor="_Toc227067087" w:history="1">
+          <w:hyperlink w:anchor="_Toc227099432" w:history="1">
             <w:r>
               <w:rPr>
                 <w:rStyle w:val="Hyperlink"/>
@@ -2760,7 +2767,7 @@
                 <w:noProof/>
                 <w:webHidden/>
               </w:rPr>
-              <w:instrText xml:space="preserve"> PAGEREF _Toc227067087 \h </w:instrText>
+              <w:instrText xml:space="preserve"> PAGEREF _Toc227099432 \h </w:instrText>
             </w:r>
             <w:r>
               <w:rPr>
@@ -2803,7 +2810,7 @@
               <w14:ligatures w14:val="standardContextual"/>
             </w:rPr>
           </w:pPr>
-          <w:hyperlink w:anchor="_Toc227067088" w:history="1">
+          <w:hyperlink w:anchor="_Toc227099433" w:history="1">
             <w:r>
               <w:rPr>
                 <w:rStyle w:val="Hyperlink"/>
@@ -2826,7 +2833,7 @@
               <w:rPr>
                 <w:webHidden/>
               </w:rPr>
-              <w:instrText xml:space="preserve"> PAGEREF _Toc227067088 \h </w:instrText>
+              <w:instrText xml:space="preserve"> PAGEREF _Toc227099433 \h </w:instrText>
             </w:r>
             <w:r>
               <w:rPr>
@@ -2865,7 +2872,7 @@
               <w14:ligatures w14:val="standardContextual"/>
             </w:rPr>
           </w:pPr>
-          <w:hyperlink w:anchor="_Toc227067089" w:history="1">
+          <w:hyperlink w:anchor="_Toc227099434" w:history="1">
             <w:r>
               <w:rPr>
                 <w:rStyle w:val="Hyperlink"/>
@@ -2888,7 +2895,7 @@
               <w:rPr>
                 <w:webHidden/>
               </w:rPr>
-              <w:instrText xml:space="preserve"> PAGEREF _Toc227067089 \h </w:instrText>
+              <w:instrText xml:space="preserve"> PAGEREF _Toc227099434 \h </w:instrText>
             </w:r>
             <w:r>
               <w:rPr>
@@ -2927,7 +2934,7 @@
               <w14:ligatures w14:val="standardContextual"/>
             </w:rPr>
           </w:pPr>
-          <w:hyperlink w:anchor="_Toc227067090" w:history="1">
+          <w:hyperlink w:anchor="_Toc227099435" w:history="1">
             <w:r>
               <w:rPr>
                 <w:rStyle w:val="Hyperlink"/>
@@ -2950,7 +2957,7 @@
               <w:rPr>
                 <w:webHidden/>
               </w:rPr>
-              <w:instrText xml:space="preserve"> PAGEREF _Toc227067090 \h </w:instrText>
+              <w:instrText xml:space="preserve"> PAGEREF _Toc227099435 \h </w:instrText>
             </w:r>
             <w:r>
               <w:rPr>
@@ -2989,7 +2996,7 @@
               <w14:ligatures w14:val="standardContextual"/>
             </w:rPr>
           </w:pPr>
-          <w:hyperlink w:anchor="_Toc227067091" w:history="1">
+          <w:hyperlink w:anchor="_Toc227099436" w:history="1">
             <w:r>
               <w:rPr>
                 <w:rStyle w:val="Hyperlink"/>
@@ -3012,7 +3019,7 @@
               <w:rPr>
                 <w:webHidden/>
               </w:rPr>
-              <w:instrText xml:space="preserve"> PAGEREF _Toc227067091 \h </w:instrText>
+              <w:instrText xml:space="preserve"> PAGEREF _Toc227099436 \h </w:instrText>
             </w:r>
             <w:r>
               <w:rPr>
@@ -3029,7 +3036,7 @@
               <w:rPr>
                 <w:webHidden/>
               </w:rPr>
-              <w:t>10</w:t>
+              <w:t>11</w:t>
             </w:r>
             <w:r>
               <w:rPr>
@@ -3051,7 +3058,7 @@
               <w14:ligatures w14:val="standardContextual"/>
             </w:rPr>
           </w:pPr>
-          <w:hyperlink w:anchor="_Toc227067092" w:history="1">
+          <w:hyperlink w:anchor="_Toc227099437" w:history="1">
             <w:r>
               <w:rPr>
                 <w:rStyle w:val="Hyperlink"/>
@@ -3074,7 +3081,7 @@
               <w:rPr>
                 <w:webHidden/>
               </w:rPr>
-              <w:instrText xml:space="preserve"> PAGEREF _Toc227067092 \h </w:instrText>
+              <w:instrText xml:space="preserve"> PAGEREF _Toc227099437 \h </w:instrText>
             </w:r>
             <w:r>
               <w:rPr>
@@ -3091,7 +3098,7 @@
               <w:rPr>
                 <w:webHidden/>
               </w:rPr>
-              <w:t>10</w:t>
+              <w:t>11</w:t>
             </w:r>
             <w:r>
               <w:rPr>
@@ -3113,7 +3120,7 @@
               <w14:ligatures w14:val="standardContextual"/>
             </w:rPr>
           </w:pPr>
-          <w:hyperlink w:anchor="_Toc227067093" w:history="1">
+          <w:hyperlink w:anchor="_Toc227099438" w:history="1">
             <w:r>
               <w:rPr>
                 <w:rStyle w:val="Hyperlink"/>
@@ -3136,7 +3143,7 @@
               <w:rPr>
                 <w:webHidden/>
               </w:rPr>
-              <w:instrText xml:space="preserve"> PAGEREF _Toc227067093 \h </w:instrText>
+              <w:instrText xml:space="preserve"> PAGEREF _Toc227099438 \h </w:instrText>
             </w:r>
             <w:r>
               <w:rPr>
@@ -3179,7 +3186,7 @@
               <w14:ligatures w14:val="standardContextual"/>
             </w:rPr>
           </w:pPr>
-          <w:hyperlink w:anchor="_Toc227067094" w:history="1">
+          <w:hyperlink w:anchor="_Toc227099439" w:history="1">
             <w:r>
               <w:rPr>
                 <w:rStyle w:val="Hyperlink"/>
@@ -3206,7 +3213,7 @@
                 <w:noProof/>
                 <w:webHidden/>
               </w:rPr>
-              <w:instrText xml:space="preserve"> PAGEREF _Toc227067094 \h </w:instrText>
+              <w:instrText xml:space="preserve"> PAGEREF _Toc227099439 \h </w:instrText>
             </w:r>
             <w:r>
               <w:rPr>
@@ -3226,7 +3233,7 @@
                 <w:noProof/>
                 <w:webHidden/>
               </w:rPr>
-              <w:t>11</w:t>
+              <w:t>12</w:t>
             </w:r>
             <w:r>
               <w:rPr>
@@ -3249,24 +3256,12 @@
               <w14:ligatures w14:val="standardContextual"/>
             </w:rPr>
           </w:pPr>
-          <w:hyperlink w:anchor="_Toc227067095" w:history="1">
+          <w:hyperlink w:anchor="_Toc227099440" w:history="1">
             <w:r>
               <w:rPr>
                 <w:rStyle w:val="Hyperlink"/>
               </w:rPr>
-              <w:t>3.2.1 Who are the Stakeholder</w:t>
-            </w:r>
-            <w:r>
-              <w:rPr>
-                <w:rStyle w:val="Hyperlink"/>
-              </w:rPr>
-              <w:t>s</w:t>
-            </w:r>
-            <w:r>
-              <w:rPr>
-                <w:rStyle w:val="Hyperlink"/>
-              </w:rPr>
-              <w:t>?</w:t>
+              <w:t>3.2.1 Stakeholders?</w:t>
             </w:r>
             <w:r>
               <w:rPr>
@@ -3284,7 +3279,7 @@
               <w:rPr>
                 <w:webHidden/>
               </w:rPr>
-              <w:instrText xml:space="preserve"> PAGEREF _Toc227067095 \h </w:instrText>
+              <w:instrText xml:space="preserve"> PAGEREF _Toc227099440 \h </w:instrText>
             </w:r>
             <w:r>
               <w:rPr>
@@ -3301,7 +3296,7 @@
               <w:rPr>
                 <w:webHidden/>
               </w:rPr>
-              <w:t>11</w:t>
+              <w:t>12</w:t>
             </w:r>
             <w:r>
               <w:rPr>
@@ -3327,7 +3322,7 @@
               <w14:ligatures w14:val="standardContextual"/>
             </w:rPr>
           </w:pPr>
-          <w:hyperlink w:anchor="_Toc227067096" w:history="1">
+          <w:hyperlink w:anchor="_Toc227099441" w:history="1">
             <w:r>
               <w:rPr>
                 <w:rStyle w:val="Hyperlink"/>
@@ -3354,7 +3349,7 @@
                 <w:noProof/>
                 <w:webHidden/>
               </w:rPr>
-              <w:instrText xml:space="preserve"> PAGEREF _Toc227067096 \h </w:instrText>
+              <w:instrText xml:space="preserve"> PAGEREF _Toc227099441 \h </w:instrText>
             </w:r>
             <w:r>
               <w:rPr>
@@ -3374,7 +3369,7 @@
                 <w:noProof/>
                 <w:webHidden/>
               </w:rPr>
-              <w:t>11</w:t>
+              <w:t>12</w:t>
             </w:r>
             <w:r>
               <w:rPr>
@@ -3401,7 +3396,7 @@
               <w14:ligatures w14:val="standardContextual"/>
             </w:rPr>
           </w:pPr>
-          <w:hyperlink w:anchor="_Toc227067097" w:history="1">
+          <w:hyperlink w:anchor="_Toc227099442" w:history="1">
             <w:r>
               <w:rPr>
                 <w:rStyle w:val="Hyperlink"/>
@@ -3428,7 +3423,7 @@
                 <w:noProof/>
                 <w:webHidden/>
               </w:rPr>
-              <w:instrText xml:space="preserve"> PAGEREF _Toc227067097 \h </w:instrText>
+              <w:instrText xml:space="preserve"> PAGEREF _Toc227099442 \h </w:instrText>
             </w:r>
             <w:r>
               <w:rPr>
@@ -3448,7 +3443,7 @@
                 <w:noProof/>
                 <w:webHidden/>
               </w:rPr>
-              <w:t>11</w:t>
+              <w:t>13</w:t>
             </w:r>
             <w:r>
               <w:rPr>
@@ -3475,7 +3470,7 @@
               <w14:ligatures w14:val="standardContextual"/>
             </w:rPr>
           </w:pPr>
-          <w:hyperlink w:anchor="_Toc227067098" w:history="1">
+          <w:hyperlink w:anchor="_Toc227099443" w:history="1">
             <w:r>
               <w:rPr>
                 <w:rStyle w:val="Hyperlink"/>
@@ -3502,7 +3497,7 @@
                 <w:noProof/>
                 <w:webHidden/>
               </w:rPr>
-              <w:instrText xml:space="preserve"> PAGEREF _Toc227067098 \h </w:instrText>
+              <w:instrText xml:space="preserve"> PAGEREF _Toc227099443 \h </w:instrText>
             </w:r>
             <w:r>
               <w:rPr>
@@ -3522,7 +3517,7 @@
                 <w:noProof/>
                 <w:webHidden/>
               </w:rPr>
-              <w:t>11</w:t>
+              <w:t>13</w:t>
             </w:r>
             <w:r>
               <w:rPr>
@@ -3549,7 +3544,7 @@
               <w14:ligatures w14:val="standardContextual"/>
             </w:rPr>
           </w:pPr>
-          <w:hyperlink w:anchor="_Toc227067099" w:history="1">
+          <w:hyperlink w:anchor="_Toc227099444" w:history="1">
             <w:r>
               <w:rPr>
                 <w:rStyle w:val="Hyperlink"/>
@@ -3576,7 +3571,7 @@
                 <w:noProof/>
                 <w:webHidden/>
               </w:rPr>
-              <w:instrText xml:space="preserve"> PAGEREF _Toc227067099 \h </w:instrText>
+              <w:instrText xml:space="preserve"> PAGEREF _Toc227099444 \h </w:instrText>
             </w:r>
             <w:r>
               <w:rPr>
@@ -3596,7 +3591,7 @@
                 <w:noProof/>
                 <w:webHidden/>
               </w:rPr>
-              <w:t>12</w:t>
+              <w:t>13</w:t>
             </w:r>
             <w:r>
               <w:rPr>
@@ -3619,7 +3614,7 @@
               <w14:ligatures w14:val="standardContextual"/>
             </w:rPr>
           </w:pPr>
-          <w:hyperlink w:anchor="_Toc227067100" w:history="1">
+          <w:hyperlink w:anchor="_Toc227099445" w:history="1">
             <w:r>
               <w:rPr>
                 <w:rStyle w:val="Hyperlink"/>
@@ -3643,7 +3638,7 @@
               <w:rPr>
                 <w:webHidden/>
               </w:rPr>
-              <w:instrText xml:space="preserve"> PAGEREF _Toc227067100 \h </w:instrText>
+              <w:instrText xml:space="preserve"> PAGEREF _Toc227099445 \h </w:instrText>
             </w:r>
             <w:r>
               <w:rPr>
@@ -3660,7 +3655,7 @@
               <w:rPr>
                 <w:webHidden/>
               </w:rPr>
-              <w:t>12</w:t>
+              <w:t>14</w:t>
             </w:r>
             <w:r>
               <w:rPr>
@@ -3682,7 +3677,7 @@
               <w14:ligatures w14:val="standardContextual"/>
             </w:rPr>
           </w:pPr>
-          <w:hyperlink w:anchor="_Toc227067101" w:history="1">
+          <w:hyperlink w:anchor="_Toc227099446" w:history="1">
             <w:r>
               <w:rPr>
                 <w:rStyle w:val="Hyperlink"/>
@@ -3705,7 +3700,7 @@
               <w:rPr>
                 <w:webHidden/>
               </w:rPr>
-              <w:instrText xml:space="preserve"> PAGEREF _Toc227067101 \h </w:instrText>
+              <w:instrText xml:space="preserve"> PAGEREF _Toc227099446 \h </w:instrText>
             </w:r>
             <w:r>
               <w:rPr>
@@ -3722,7 +3717,7 @@
               <w:rPr>
                 <w:webHidden/>
               </w:rPr>
-              <w:t>12</w:t>
+              <w:t>14</w:t>
             </w:r>
             <w:r>
               <w:rPr>
@@ -3748,7 +3743,7 @@
               <w14:ligatures w14:val="standardContextual"/>
             </w:rPr>
           </w:pPr>
-          <w:hyperlink w:anchor="_Toc227067102" w:history="1">
+          <w:hyperlink w:anchor="_Toc227099447" w:history="1">
             <w:r>
               <w:rPr>
                 <w:rStyle w:val="Hyperlink"/>
@@ -3775,7 +3770,7 @@
                 <w:noProof/>
                 <w:webHidden/>
               </w:rPr>
-              <w:instrText xml:space="preserve"> PAGEREF _Toc227067102 \h </w:instrText>
+              <w:instrText xml:space="preserve"> PAGEREF _Toc227099447 \h </w:instrText>
             </w:r>
             <w:r>
               <w:rPr>
@@ -3795,7 +3790,7 @@
                 <w:noProof/>
                 <w:webHidden/>
               </w:rPr>
-              <w:t>13</w:t>
+              <w:t>15</w:t>
             </w:r>
             <w:r>
               <w:rPr>
@@ -3818,7 +3813,7 @@
               <w14:ligatures w14:val="standardContextual"/>
             </w:rPr>
           </w:pPr>
-          <w:hyperlink w:anchor="_Toc227067103" w:history="1">
+          <w:hyperlink w:anchor="_Toc227099448" w:history="1">
             <w:r>
               <w:rPr>
                 <w:rStyle w:val="Hyperlink"/>
@@ -3841,7 +3836,7 @@
               <w:rPr>
                 <w:webHidden/>
               </w:rPr>
-              <w:instrText xml:space="preserve"> PAGEREF _Toc227067103 \h </w:instrText>
+              <w:instrText xml:space="preserve"> PAGEREF _Toc227099448 \h </w:instrText>
             </w:r>
             <w:r>
               <w:rPr>
@@ -3858,7 +3853,7 @@
               <w:rPr>
                 <w:webHidden/>
               </w:rPr>
-              <w:t>13</w:t>
+              <w:t>15</w:t>
             </w:r>
             <w:r>
               <w:rPr>
@@ -3880,7 +3875,7 @@
               <w14:ligatures w14:val="standardContextual"/>
             </w:rPr>
           </w:pPr>
-          <w:hyperlink w:anchor="_Toc227067104" w:history="1">
+          <w:hyperlink w:anchor="_Toc227099449" w:history="1">
             <w:r>
               <w:rPr>
                 <w:rStyle w:val="Hyperlink"/>
@@ -3903,7 +3898,7 @@
               <w:rPr>
                 <w:webHidden/>
               </w:rPr>
-              <w:instrText xml:space="preserve"> PAGEREF _Toc227067104 \h </w:instrText>
+              <w:instrText xml:space="preserve"> PAGEREF _Toc227099449 \h </w:instrText>
             </w:r>
             <w:r>
               <w:rPr>
@@ -3920,7 +3915,7 @@
               <w:rPr>
                 <w:webHidden/>
               </w:rPr>
-              <w:t>13</w:t>
+              <w:t>16</w:t>
             </w:r>
             <w:r>
               <w:rPr>
@@ -3942,7 +3937,7 @@
               <w14:ligatures w14:val="standardContextual"/>
             </w:rPr>
           </w:pPr>
-          <w:hyperlink w:anchor="_Toc227067105" w:history="1">
+          <w:hyperlink w:anchor="_Toc227099450" w:history="1">
             <w:r>
               <w:rPr>
                 <w:rStyle w:val="Hyperlink"/>
@@ -3965,7 +3960,7 @@
               <w:rPr>
                 <w:webHidden/>
               </w:rPr>
-              <w:instrText xml:space="preserve"> PAGEREF _Toc227067105 \h </w:instrText>
+              <w:instrText xml:space="preserve"> PAGEREF _Toc227099450 \h </w:instrText>
             </w:r>
             <w:r>
               <w:rPr>
@@ -3982,7 +3977,7 @@
               <w:rPr>
                 <w:webHidden/>
               </w:rPr>
-              <w:t>14</w:t>
+              <w:t>16</w:t>
             </w:r>
             <w:r>
               <w:rPr>
@@ -4004,7 +3999,7 @@
               <w14:ligatures w14:val="standardContextual"/>
             </w:rPr>
           </w:pPr>
-          <w:hyperlink w:anchor="_Toc227067106" w:history="1">
+          <w:hyperlink w:anchor="_Toc227099451" w:history="1">
             <w:r>
               <w:rPr>
                 <w:rStyle w:val="Hyperlink"/>
@@ -4027,7 +4022,7 @@
               <w:rPr>
                 <w:webHidden/>
               </w:rPr>
-              <w:instrText xml:space="preserve"> PAGEREF _Toc227067106 \h </w:instrText>
+              <w:instrText xml:space="preserve"> PAGEREF _Toc227099451 \h </w:instrText>
             </w:r>
             <w:r>
               <w:rPr>
@@ -4044,7 +4039,7 @@
               <w:rPr>
                 <w:webHidden/>
               </w:rPr>
-              <w:t>14</w:t>
+              <w:t>17</w:t>
             </w:r>
             <w:r>
               <w:rPr>
@@ -4070,7 +4065,7 @@
               <w14:ligatures w14:val="standardContextual"/>
             </w:rPr>
           </w:pPr>
-          <w:hyperlink w:anchor="_Toc227067107" w:history="1">
+          <w:hyperlink w:anchor="_Toc227099452" w:history="1">
             <w:r>
               <w:rPr>
                 <w:rStyle w:val="Hyperlink"/>
@@ -4097,7 +4092,7 @@
                 <w:noProof/>
                 <w:webHidden/>
               </w:rPr>
-              <w:instrText xml:space="preserve"> PAGEREF _Toc227067107 \h </w:instrText>
+              <w:instrText xml:space="preserve"> PAGEREF _Toc227099452 \h </w:instrText>
             </w:r>
             <w:r>
               <w:rPr>
@@ -4117,7 +4112,7 @@
                 <w:noProof/>
                 <w:webHidden/>
               </w:rPr>
-              <w:t>15</w:t>
+              <w:t>17</w:t>
             </w:r>
             <w:r>
               <w:rPr>
@@ -4140,7 +4135,7 @@
               <w14:ligatures w14:val="standardContextual"/>
             </w:rPr>
           </w:pPr>
-          <w:hyperlink w:anchor="_Toc227067108" w:history="1">
+          <w:hyperlink w:anchor="_Toc227099453" w:history="1">
             <w:r>
               <w:rPr>
                 <w:rStyle w:val="Hyperlink"/>
@@ -4163,7 +4158,7 @@
               <w:rPr>
                 <w:webHidden/>
               </w:rPr>
-              <w:instrText xml:space="preserve"> PAGEREF _Toc227067108 \h </w:instrText>
+              <w:instrText xml:space="preserve"> PAGEREF _Toc227099453 \h </w:instrText>
             </w:r>
             <w:r>
               <w:rPr>
@@ -4180,7 +4175,7 @@
               <w:rPr>
                 <w:webHidden/>
               </w:rPr>
-              <w:t>15</w:t>
+              <w:t>17</w:t>
             </w:r>
             <w:r>
               <w:rPr>
@@ -4202,7 +4197,7 @@
               <w14:ligatures w14:val="standardContextual"/>
             </w:rPr>
           </w:pPr>
-          <w:hyperlink w:anchor="_Toc227067109" w:history="1">
+          <w:hyperlink w:anchor="_Toc227099454" w:history="1">
             <w:r>
               <w:rPr>
                 <w:rStyle w:val="Hyperlink"/>
@@ -4225,7 +4220,7 @@
               <w:rPr>
                 <w:webHidden/>
               </w:rPr>
-              <w:instrText xml:space="preserve"> PAGEREF _Toc227067109 \h </w:instrText>
+              <w:instrText xml:space="preserve"> PAGEREF _Toc227099454 \h </w:instrText>
             </w:r>
             <w:r>
               <w:rPr>
@@ -4242,7 +4237,7 @@
               <w:rPr>
                 <w:webHidden/>
               </w:rPr>
-              <w:t>15</w:t>
+              <w:t>18</w:t>
             </w:r>
             <w:r>
               <w:rPr>
@@ -4264,7 +4259,7 @@
               <w14:ligatures w14:val="standardContextual"/>
             </w:rPr>
           </w:pPr>
-          <w:hyperlink w:anchor="_Toc227067110" w:history="1">
+          <w:hyperlink w:anchor="_Toc227099455" w:history="1">
             <w:r>
               <w:rPr>
                 <w:rStyle w:val="Hyperlink"/>
@@ -4287,7 +4282,7 @@
               <w:rPr>
                 <w:webHidden/>
               </w:rPr>
-              <w:instrText xml:space="preserve"> PAGEREF _Toc227067110 \h </w:instrText>
+              <w:instrText xml:space="preserve"> PAGEREF _Toc227099455 \h </w:instrText>
             </w:r>
             <w:r>
               <w:rPr>
@@ -4304,7 +4299,7 @@
               <w:rPr>
                 <w:webHidden/>
               </w:rPr>
-              <w:t>15</w:t>
+              <w:t>18</w:t>
             </w:r>
             <w:r>
               <w:rPr>
@@ -4326,7 +4321,7 @@
               <w14:ligatures w14:val="standardContextual"/>
             </w:rPr>
           </w:pPr>
-          <w:hyperlink w:anchor="_Toc227067111" w:history="1">
+          <w:hyperlink w:anchor="_Toc227099456" w:history="1">
             <w:r>
               <w:rPr>
                 <w:rStyle w:val="Hyperlink"/>
@@ -4349,7 +4344,7 @@
               <w:rPr>
                 <w:webHidden/>
               </w:rPr>
-              <w:instrText xml:space="preserve"> PAGEREF _Toc227067111 \h </w:instrText>
+              <w:instrText xml:space="preserve"> PAGEREF _Toc227099456 \h </w:instrText>
             </w:r>
             <w:r>
               <w:rPr>
@@ -4366,7 +4361,7 @@
               <w:rPr>
                 <w:webHidden/>
               </w:rPr>
-              <w:t>16</w:t>
+              <w:t>19</w:t>
             </w:r>
             <w:r>
               <w:rPr>
@@ -4392,7 +4387,7 @@
               <w14:ligatures w14:val="standardContextual"/>
             </w:rPr>
           </w:pPr>
-          <w:hyperlink w:anchor="_Toc227067112" w:history="1">
+          <w:hyperlink w:anchor="_Toc227099457" w:history="1">
             <w:r>
               <w:rPr>
                 <w:rStyle w:val="Hyperlink"/>
@@ -4419,7 +4414,7 @@
                 <w:noProof/>
                 <w:webHidden/>
               </w:rPr>
-              <w:instrText xml:space="preserve"> PAGEREF _Toc227067112 \h </w:instrText>
+              <w:instrText xml:space="preserve"> PAGEREF _Toc227099457 \h </w:instrText>
             </w:r>
             <w:r>
               <w:rPr>
@@ -4439,7 +4434,7 @@
                 <w:noProof/>
                 <w:webHidden/>
               </w:rPr>
-              <w:t>16</w:t>
+              <w:t>19</w:t>
             </w:r>
             <w:r>
               <w:rPr>
@@ -4466,27 +4461,13 @@
               <w14:ligatures w14:val="standardContextual"/>
             </w:rPr>
           </w:pPr>
-          <w:hyperlink w:anchor="_Toc227067113" w:history="1">
+          <w:hyperlink w:anchor="_Toc227099458" w:history="1">
             <w:r>
               <w:rPr>
                 <w:rStyle w:val="Hyperlink"/>
                 <w:noProof/>
               </w:rPr>
-              <w:t xml:space="preserve">4. System / Experiment </w:t>
-            </w:r>
-            <w:r>
-              <w:rPr>
-                <w:rStyle w:val="Hyperlink"/>
-                <w:noProof/>
-              </w:rPr>
-              <w:t>D</w:t>
-            </w:r>
-            <w:r>
-              <w:rPr>
-                <w:rStyle w:val="Hyperlink"/>
-                <w:noProof/>
-              </w:rPr>
-              <w:t>esign</w:t>
+              <w:t>4. System / Experiment Design</w:t>
             </w:r>
             <w:r>
               <w:rPr>
@@ -4507,7 +4488,7 @@
                 <w:noProof/>
                 <w:webHidden/>
               </w:rPr>
-              <w:instrText xml:space="preserve"> PAGEREF _Toc227067113 \h </w:instrText>
+              <w:instrText xml:space="preserve"> PAGEREF _Toc227099458 \h </w:instrText>
             </w:r>
             <w:r>
               <w:rPr>
@@ -4527,7 +4508,7 @@
                 <w:noProof/>
                 <w:webHidden/>
               </w:rPr>
-              <w:t>18</w:t>
+              <w:t>21</w:t>
             </w:r>
             <w:r>
               <w:rPr>
@@ -4554,7 +4535,7 @@
               <w14:ligatures w14:val="standardContextual"/>
             </w:rPr>
           </w:pPr>
-          <w:hyperlink w:anchor="_Toc227067114" w:history="1">
+          <w:hyperlink w:anchor="_Toc227099459" w:history="1">
             <w:r>
               <w:rPr>
                 <w:rStyle w:val="Hyperlink"/>
@@ -4581,7 +4562,7 @@
                 <w:noProof/>
                 <w:webHidden/>
               </w:rPr>
-              <w:instrText xml:space="preserve"> PAGEREF _Toc227067114 \h </w:instrText>
+              <w:instrText xml:space="preserve"> PAGEREF _Toc227099459 \h </w:instrText>
             </w:r>
             <w:r>
               <w:rPr>
@@ -4601,11 +4582,135 @@
                 <w:noProof/>
                 <w:webHidden/>
               </w:rPr>
-              <w:t>18</w:t>
-            </w:r>
-            <w:r>
-              <w:rPr>
-                <w:noProof/>
+              <w:t>21</w:t>
+            </w:r>
+            <w:r>
+              <w:rPr>
+                <w:noProof/>
+                <w:webHidden/>
+              </w:rPr>
+              <w:fldChar w:fldCharType="end"/>
+            </w:r>
+          </w:hyperlink>
+        </w:p>
+        <w:p>
+          <w:pPr>
+            <w:pStyle w:val="TOC3"/>
+            <w:rPr>
+              <w:rFonts w:eastAsiaTheme="minorEastAsia"/>
+              <w:kern w:val="2"/>
+              <w:sz w:val="24"/>
+              <w:szCs w:val="24"/>
+              <w:lang w:eastAsia="en-IE"/>
+              <w14:ligatures w14:val="standardContextual"/>
+            </w:rPr>
+          </w:pPr>
+          <w:hyperlink w:anchor="_Toc227099460" w:history="1">
+            <w:r>
+              <w:rPr>
+                <w:rStyle w:val="Hyperlink"/>
+              </w:rPr>
+              <w:t>4.1.1 Translating Requirements into Design</w:t>
+            </w:r>
+            <w:r>
+              <w:rPr>
+                <w:webHidden/>
+              </w:rPr>
+              <w:tab/>
+            </w:r>
+            <w:r>
+              <w:rPr>
+                <w:webHidden/>
+              </w:rPr>
+              <w:fldChar w:fldCharType="begin"/>
+            </w:r>
+            <w:r>
+              <w:rPr>
+                <w:webHidden/>
+              </w:rPr>
+              <w:instrText xml:space="preserve"> PAGEREF _Toc227099460 \h </w:instrText>
+            </w:r>
+            <w:r>
+              <w:rPr>
+                <w:webHidden/>
+              </w:rPr>
+            </w:r>
+            <w:r>
+              <w:rPr>
+                <w:webHidden/>
+              </w:rPr>
+              <w:fldChar w:fldCharType="separate"/>
+            </w:r>
+            <w:r>
+              <w:rPr>
+                <w:webHidden/>
+              </w:rPr>
+              <w:t>21</w:t>
+            </w:r>
+            <w:r>
+              <w:rPr>
+                <w:webHidden/>
+              </w:rPr>
+              <w:fldChar w:fldCharType="end"/>
+            </w:r>
+          </w:hyperlink>
+        </w:p>
+        <w:p>
+          <w:pPr>
+            <w:pStyle w:val="TOC3"/>
+            <w:rPr>
+              <w:rFonts w:eastAsiaTheme="minorEastAsia"/>
+              <w:kern w:val="2"/>
+              <w:sz w:val="24"/>
+              <w:szCs w:val="24"/>
+              <w:lang w:eastAsia="en-IE"/>
+              <w14:ligatures w14:val="standardContextual"/>
+            </w:rPr>
+          </w:pPr>
+          <w:hyperlink w:anchor="_Toc227099461" w:history="1">
+            <w:r>
+              <w:rPr>
+                <w:rStyle w:val="Hyperlink"/>
+              </w:rPr>
+              <w:t>4.1.2 Design Principles and Goals</w:t>
+            </w:r>
+            <w:r>
+              <w:rPr>
+                <w:webHidden/>
+              </w:rPr>
+              <w:tab/>
+            </w:r>
+            <w:r>
+              <w:rPr>
+                <w:webHidden/>
+              </w:rPr>
+              <w:fldChar w:fldCharType="begin"/>
+            </w:r>
+            <w:r>
+              <w:rPr>
+                <w:webHidden/>
+              </w:rPr>
+              <w:instrText xml:space="preserve"> PAGEREF _Toc227099461 \h </w:instrText>
+            </w:r>
+            <w:r>
+              <w:rPr>
+                <w:webHidden/>
+              </w:rPr>
+            </w:r>
+            <w:r>
+              <w:rPr>
+                <w:webHidden/>
+              </w:rPr>
+              <w:fldChar w:fldCharType="separate"/>
+            </w:r>
+            <w:r>
+              <w:rPr>
+                <w:webHidden/>
+              </w:rPr>
+              <w:t>21</w:t>
+            </w:r>
+            <w:r>
+              <w:rPr>
                 <w:webHidden/>
               </w:rPr>
               <w:fldChar w:fldCharType="end"/>
@@ -4628,7 +4733,7 @@
               <w14:ligatures w14:val="standardContextual"/>
             </w:rPr>
           </w:pPr>
-          <w:hyperlink w:anchor="_Toc227067115" w:history="1">
+          <w:hyperlink w:anchor="_Toc227099462" w:history="1">
             <w:r>
               <w:rPr>
                 <w:rStyle w:val="Hyperlink"/>
@@ -4655,7 +4760,7 @@
                 <w:noProof/>
                 <w:webHidden/>
               </w:rPr>
-              <w:instrText xml:space="preserve"> PAGEREF _Toc227067115 \h </w:instrText>
+              <w:instrText xml:space="preserve"> PAGEREF _Toc227099462 \h </w:instrText>
             </w:r>
             <w:r>
               <w:rPr>
@@ -4675,11 +4780,197 @@
                 <w:noProof/>
                 <w:webHidden/>
               </w:rPr>
-              <w:t>18</w:t>
-            </w:r>
-            <w:r>
-              <w:rPr>
-                <w:noProof/>
+              <w:t>21</w:t>
+            </w:r>
+            <w:r>
+              <w:rPr>
+                <w:noProof/>
+                <w:webHidden/>
+              </w:rPr>
+              <w:fldChar w:fldCharType="end"/>
+            </w:r>
+          </w:hyperlink>
+        </w:p>
+        <w:p>
+          <w:pPr>
+            <w:pStyle w:val="TOC3"/>
+            <w:rPr>
+              <w:rFonts w:eastAsiaTheme="minorEastAsia"/>
+              <w:kern w:val="2"/>
+              <w:sz w:val="24"/>
+              <w:szCs w:val="24"/>
+              <w:lang w:eastAsia="en-IE"/>
+              <w14:ligatures w14:val="standardContextual"/>
+            </w:rPr>
+          </w:pPr>
+          <w:hyperlink w:anchor="_Toc227099463" w:history="1">
+            <w:r>
+              <w:rPr>
+                <w:rStyle w:val="Hyperlink"/>
+              </w:rPr>
+              <w:t>4.2.1 Incremental Model</w:t>
+            </w:r>
+            <w:r>
+              <w:rPr>
+                <w:webHidden/>
+              </w:rPr>
+              <w:tab/>
+            </w:r>
+            <w:r>
+              <w:rPr>
+                <w:webHidden/>
+              </w:rPr>
+              <w:fldChar w:fldCharType="begin"/>
+            </w:r>
+            <w:r>
+              <w:rPr>
+                <w:webHidden/>
+              </w:rPr>
+              <w:instrText xml:space="preserve"> PAGEREF _Toc227099463 \h </w:instrText>
+            </w:r>
+            <w:r>
+              <w:rPr>
+                <w:webHidden/>
+              </w:rPr>
+            </w:r>
+            <w:r>
+              <w:rPr>
+                <w:webHidden/>
+              </w:rPr>
+              <w:fldChar w:fldCharType="separate"/>
+            </w:r>
+            <w:r>
+              <w:rPr>
+                <w:webHidden/>
+              </w:rPr>
+              <w:t>21</w:t>
+            </w:r>
+            <w:r>
+              <w:rPr>
+                <w:webHidden/>
+              </w:rPr>
+              <w:fldChar w:fldCharType="end"/>
+            </w:r>
+          </w:hyperlink>
+        </w:p>
+        <w:p>
+          <w:pPr>
+            <w:pStyle w:val="TOC3"/>
+            <w:rPr>
+              <w:rFonts w:eastAsiaTheme="minorEastAsia"/>
+              <w:kern w:val="2"/>
+              <w:sz w:val="24"/>
+              <w:szCs w:val="24"/>
+              <w:lang w:eastAsia="en-IE"/>
+              <w14:ligatures w14:val="standardContextual"/>
+            </w:rPr>
+          </w:pPr>
+          <w:hyperlink w:anchor="_Toc227099464" w:history="1">
+            <w:r>
+              <w:rPr>
+                <w:rStyle w:val="Hyperlink"/>
+              </w:rPr>
+              <w:t>4.2.2 Advantages of Incremental Development for my Project</w:t>
+            </w:r>
+            <w:r>
+              <w:rPr>
+                <w:webHidden/>
+              </w:rPr>
+              <w:tab/>
+            </w:r>
+            <w:r>
+              <w:rPr>
+                <w:webHidden/>
+              </w:rPr>
+              <w:fldChar w:fldCharType="begin"/>
+            </w:r>
+            <w:r>
+              <w:rPr>
+                <w:webHidden/>
+              </w:rPr>
+              <w:instrText xml:space="preserve"> PAGEREF _Toc227099464 \h </w:instrText>
+            </w:r>
+            <w:r>
+              <w:rPr>
+                <w:webHidden/>
+              </w:rPr>
+            </w:r>
+            <w:r>
+              <w:rPr>
+                <w:webHidden/>
+              </w:rPr>
+              <w:fldChar w:fldCharType="separate"/>
+            </w:r>
+            <w:r>
+              <w:rPr>
+                <w:webHidden/>
+              </w:rPr>
+              <w:t>22</w:t>
+            </w:r>
+            <w:r>
+              <w:rPr>
+                <w:webHidden/>
+              </w:rPr>
+              <w:fldChar w:fldCharType="end"/>
+            </w:r>
+          </w:hyperlink>
+        </w:p>
+        <w:p>
+          <w:pPr>
+            <w:pStyle w:val="TOC3"/>
+            <w:rPr>
+              <w:rFonts w:eastAsiaTheme="minorEastAsia"/>
+              <w:kern w:val="2"/>
+              <w:sz w:val="24"/>
+              <w:szCs w:val="24"/>
+              <w:lang w:eastAsia="en-IE"/>
+              <w14:ligatures w14:val="standardContextual"/>
+            </w:rPr>
+          </w:pPr>
+          <w:hyperlink w:anchor="_Toc227099465" w:history="1">
+            <w:r>
+              <w:rPr>
+                <w:rStyle w:val="Hyperlink"/>
+              </w:rPr>
+              <w:t>4.2.3 Application Approach</w:t>
+            </w:r>
+            <w:r>
+              <w:rPr>
+                <w:webHidden/>
+              </w:rPr>
+              <w:tab/>
+            </w:r>
+            <w:r>
+              <w:rPr>
+                <w:webHidden/>
+              </w:rPr>
+              <w:fldChar w:fldCharType="begin"/>
+            </w:r>
+            <w:r>
+              <w:rPr>
+                <w:webHidden/>
+              </w:rPr>
+              <w:instrText xml:space="preserve"> PAGEREF _Toc227099465 \h </w:instrText>
+            </w:r>
+            <w:r>
+              <w:rPr>
+                <w:webHidden/>
+              </w:rPr>
+            </w:r>
+            <w:r>
+              <w:rPr>
+                <w:webHidden/>
+              </w:rPr>
+              <w:fldChar w:fldCharType="separate"/>
+            </w:r>
+            <w:r>
+              <w:rPr>
+                <w:webHidden/>
+              </w:rPr>
+              <w:t>22</w:t>
+            </w:r>
+            <w:r>
+              <w:rPr>
                 <w:webHidden/>
               </w:rPr>
               <w:fldChar w:fldCharType="end"/>
@@ -4702,7 +4993,7 @@
               <w14:ligatures w14:val="standardContextual"/>
             </w:rPr>
           </w:pPr>
-          <w:hyperlink w:anchor="_Toc227067116" w:history="1">
+          <w:hyperlink w:anchor="_Toc227099466" w:history="1">
             <w:r>
               <w:rPr>
                 <w:rStyle w:val="Hyperlink"/>
@@ -4729,7 +5020,7 @@
                 <w:noProof/>
                 <w:webHidden/>
               </w:rPr>
-              <w:instrText xml:space="preserve"> PAGEREF _Toc227067116 \h </w:instrText>
+              <w:instrText xml:space="preserve"> PAGEREF _Toc227099466 \h </w:instrText>
             </w:r>
             <w:r>
               <w:rPr>
@@ -4749,7 +5040,7 @@
                 <w:noProof/>
                 <w:webHidden/>
               </w:rPr>
-              <w:t>18</w:t>
+              <w:t>22</w:t>
             </w:r>
             <w:r>
               <w:rPr>
@@ -4772,7 +5063,7 @@
               <w14:ligatures w14:val="standardContextual"/>
             </w:rPr>
           </w:pPr>
-          <w:hyperlink w:anchor="_Toc227067117" w:history="1">
+          <w:hyperlink w:anchor="_Toc227099467" w:history="1">
             <w:r>
               <w:rPr>
                 <w:rStyle w:val="Hyperlink"/>
@@ -4795,7 +5086,7 @@
               <w:rPr>
                 <w:webHidden/>
               </w:rPr>
-              <w:instrText xml:space="preserve"> PAGEREF _Toc227067117 \h </w:instrText>
+              <w:instrText xml:space="preserve"> PAGEREF _Toc227099467 \h </w:instrText>
             </w:r>
             <w:r>
               <w:rPr>
@@ -4812,7 +5103,7 @@
               <w:rPr>
                 <w:webHidden/>
               </w:rPr>
-              <w:t>18</w:t>
+              <w:t>23</w:t>
             </w:r>
             <w:r>
               <w:rPr>
@@ -4838,7 +5129,7 @@
               <w14:ligatures w14:val="standardContextual"/>
             </w:rPr>
           </w:pPr>
-          <w:hyperlink w:anchor="_Toc227067118" w:history="1">
+          <w:hyperlink w:anchor="_Toc227099468" w:history="1">
             <w:r>
               <w:rPr>
                 <w:rStyle w:val="Hyperlink"/>
@@ -4865,7 +5156,7 @@
                 <w:noProof/>
                 <w:webHidden/>
               </w:rPr>
-              <w:instrText xml:space="preserve"> PAGEREF _Toc227067118 \h </w:instrText>
+              <w:instrText xml:space="preserve"> PAGEREF _Toc227099468 \h </w:instrText>
             </w:r>
             <w:r>
               <w:rPr>
@@ -4885,7 +5176,7 @@
                 <w:noProof/>
                 <w:webHidden/>
               </w:rPr>
-              <w:t>18</w:t>
+              <w:t>23</w:t>
             </w:r>
             <w:r>
               <w:rPr>
@@ -4908,7 +5199,7 @@
               <w14:ligatures w14:val="standardContextual"/>
             </w:rPr>
           </w:pPr>
-          <w:hyperlink w:anchor="_Toc227067119" w:history="1">
+          <w:hyperlink w:anchor="_Toc227099469" w:history="1">
             <w:r>
               <w:rPr>
                 <w:rStyle w:val="Hyperlink"/>
@@ -4931,7 +5222,7 @@
               <w:rPr>
                 <w:webHidden/>
               </w:rPr>
-              <w:instrText xml:space="preserve"> PAGEREF _Toc227067119 \h </w:instrText>
+              <w:instrText xml:space="preserve"> PAGEREF _Toc227099469 \h </w:instrText>
             </w:r>
             <w:r>
               <w:rPr>
@@ -4948,7 +5239,7 @@
               <w:rPr>
                 <w:webHidden/>
               </w:rPr>
-              <w:t>18</w:t>
+              <w:t>23</w:t>
             </w:r>
             <w:r>
               <w:rPr>
@@ -4974,7 +5265,7 @@
               <w14:ligatures w14:val="standardContextual"/>
             </w:rPr>
           </w:pPr>
-          <w:hyperlink w:anchor="_Toc227067120" w:history="1">
+          <w:hyperlink w:anchor="_Toc227099470" w:history="1">
             <w:r>
               <w:rPr>
                 <w:rStyle w:val="Hyperlink"/>
@@ -5001,7 +5292,7 @@
                 <w:noProof/>
                 <w:webHidden/>
               </w:rPr>
-              <w:instrText xml:space="preserve"> PAGEREF _Toc227067120 \h </w:instrText>
+              <w:instrText xml:space="preserve"> PAGEREF _Toc227099470 \h </w:instrText>
             </w:r>
             <w:r>
               <w:rPr>
@@ -5021,7 +5312,7 @@
                 <w:noProof/>
                 <w:webHidden/>
               </w:rPr>
-              <w:t>18</w:t>
+              <w:t>23</w:t>
             </w:r>
             <w:r>
               <w:rPr>
@@ -5048,7 +5339,7 @@
               <w14:ligatures w14:val="standardContextual"/>
             </w:rPr>
           </w:pPr>
-          <w:hyperlink w:anchor="_Toc227067121" w:history="1">
+          <w:hyperlink w:anchor="_Toc227099471" w:history="1">
             <w:r>
               <w:rPr>
                 <w:rStyle w:val="Hyperlink"/>
@@ -5075,7 +5366,7 @@
                 <w:noProof/>
                 <w:webHidden/>
               </w:rPr>
-              <w:instrText xml:space="preserve"> PAGEREF _Toc227067121 \h </w:instrText>
+              <w:instrText xml:space="preserve"> PAGEREF _Toc227099471 \h </w:instrText>
             </w:r>
             <w:r>
               <w:rPr>
@@ -5095,7 +5386,7 @@
                 <w:noProof/>
                 <w:webHidden/>
               </w:rPr>
-              <w:t>18</w:t>
+              <w:t>23</w:t>
             </w:r>
             <w:r>
               <w:rPr>
@@ -5122,7 +5413,7 @@
               <w14:ligatures w14:val="standardContextual"/>
             </w:rPr>
           </w:pPr>
-          <w:hyperlink w:anchor="_Toc227067122" w:history="1">
+          <w:hyperlink w:anchor="_Toc227099472" w:history="1">
             <w:r>
               <w:rPr>
                 <w:rStyle w:val="Hyperlink"/>
@@ -5149,7 +5440,7 @@
                 <w:noProof/>
                 <w:webHidden/>
               </w:rPr>
-              <w:instrText xml:space="preserve"> PAGEREF _Toc227067122 \h </w:instrText>
+              <w:instrText xml:space="preserve"> PAGEREF _Toc227099472 \h </w:instrText>
             </w:r>
             <w:r>
               <w:rPr>
@@ -5169,7 +5460,7 @@
                 <w:noProof/>
                 <w:webHidden/>
               </w:rPr>
-              <w:t>19</w:t>
+              <w:t>24</w:t>
             </w:r>
             <w:r>
               <w:rPr>
@@ -5196,7 +5487,7 @@
               <w14:ligatures w14:val="standardContextual"/>
             </w:rPr>
           </w:pPr>
-          <w:hyperlink w:anchor="_Toc227067123" w:history="1">
+          <w:hyperlink w:anchor="_Toc227099473" w:history="1">
             <w:r>
               <w:rPr>
                 <w:rStyle w:val="Hyperlink"/>
@@ -5223,7 +5514,7 @@
                 <w:noProof/>
                 <w:webHidden/>
               </w:rPr>
-              <w:instrText xml:space="preserve"> PAGEREF _Toc227067123 \h </w:instrText>
+              <w:instrText xml:space="preserve"> PAGEREF _Toc227099473 \h </w:instrText>
             </w:r>
             <w:r>
               <w:rPr>
@@ -5243,7 +5534,7 @@
                 <w:noProof/>
                 <w:webHidden/>
               </w:rPr>
-              <w:t>19</w:t>
+              <w:t>24</w:t>
             </w:r>
             <w:r>
               <w:rPr>
@@ -5270,7 +5561,7 @@
               <w14:ligatures w14:val="standardContextual"/>
             </w:rPr>
           </w:pPr>
-          <w:hyperlink w:anchor="_Toc227067124" w:history="1">
+          <w:hyperlink w:anchor="_Toc227099474" w:history="1">
             <w:r>
               <w:rPr>
                 <w:rStyle w:val="Hyperlink"/>
@@ -5297,7 +5588,7 @@
                 <w:noProof/>
                 <w:webHidden/>
               </w:rPr>
-              <w:instrText xml:space="preserve"> PAGEREF _Toc227067124 \h </w:instrText>
+              <w:instrText xml:space="preserve"> PAGEREF _Toc227099474 \h </w:instrText>
             </w:r>
             <w:r>
               <w:rPr>
@@ -5317,7 +5608,7 @@
                 <w:noProof/>
                 <w:webHidden/>
               </w:rPr>
-              <w:t>19</w:t>
+              <w:t>24</w:t>
             </w:r>
             <w:r>
               <w:rPr>
@@ -5344,7 +5635,7 @@
               <w14:ligatures w14:val="standardContextual"/>
             </w:rPr>
           </w:pPr>
-          <w:hyperlink w:anchor="_Toc227067125" w:history="1">
+          <w:hyperlink w:anchor="_Toc227099475" w:history="1">
             <w:r>
               <w:rPr>
                 <w:rStyle w:val="Hyperlink"/>
@@ -5371,7 +5662,7 @@
                 <w:noProof/>
                 <w:webHidden/>
               </w:rPr>
-              <w:instrText xml:space="preserve"> PAGEREF _Toc227067125 \h </w:instrText>
+              <w:instrText xml:space="preserve"> PAGEREF _Toc227099475 \h </w:instrText>
             </w:r>
             <w:r>
               <w:rPr>
@@ -5391,7 +5682,7 @@
                 <w:noProof/>
                 <w:webHidden/>
               </w:rPr>
-              <w:t>19</w:t>
+              <w:t>24</w:t>
             </w:r>
             <w:r>
               <w:rPr>
@@ -5418,7 +5709,7 @@
               <w14:ligatures w14:val="standardContextual"/>
             </w:rPr>
           </w:pPr>
-          <w:hyperlink w:anchor="_Toc227067126" w:history="1">
+          <w:hyperlink w:anchor="_Toc227099476" w:history="1">
             <w:r>
               <w:rPr>
                 <w:rStyle w:val="Hyperlink"/>
@@ -5445,7 +5736,7 @@
                 <w:noProof/>
                 <w:webHidden/>
               </w:rPr>
-              <w:instrText xml:space="preserve"> PAGEREF _Toc227067126 \h </w:instrText>
+              <w:instrText xml:space="preserve"> PAGEREF _Toc227099476 \h </w:instrText>
             </w:r>
             <w:r>
               <w:rPr>
@@ -5465,7 +5756,7 @@
                 <w:noProof/>
                 <w:webHidden/>
               </w:rPr>
-              <w:t>19</w:t>
+              <w:t>24</w:t>
             </w:r>
             <w:r>
               <w:rPr>
@@ -5492,7 +5783,7 @@
               <w14:ligatures w14:val="standardContextual"/>
             </w:rPr>
           </w:pPr>
-          <w:hyperlink w:anchor="_Toc227067127" w:history="1">
+          <w:hyperlink w:anchor="_Toc227099477" w:history="1">
             <w:r>
               <w:rPr>
                 <w:rStyle w:val="Hyperlink"/>
@@ -5519,7 +5810,7 @@
                 <w:noProof/>
                 <w:webHidden/>
               </w:rPr>
-              <w:instrText xml:space="preserve"> PAGEREF _Toc227067127 \h </w:instrText>
+              <w:instrText xml:space="preserve"> PAGEREF _Toc227099477 \h </w:instrText>
             </w:r>
             <w:r>
               <w:rPr>
@@ -5539,7 +5830,7 @@
                 <w:noProof/>
                 <w:webHidden/>
               </w:rPr>
-              <w:t>20</w:t>
+              <w:t>25</w:t>
             </w:r>
             <w:r>
               <w:rPr>
@@ -5566,7 +5857,7 @@
               <w14:ligatures w14:val="standardContextual"/>
             </w:rPr>
           </w:pPr>
-          <w:hyperlink w:anchor="_Toc227067128" w:history="1">
+          <w:hyperlink w:anchor="_Toc227099478" w:history="1">
             <w:r>
               <w:rPr>
                 <w:rStyle w:val="Hyperlink"/>
@@ -5593,7 +5884,7 @@
                 <w:noProof/>
                 <w:webHidden/>
               </w:rPr>
-              <w:instrText xml:space="preserve"> PAGEREF _Toc227067128 \h </w:instrText>
+              <w:instrText xml:space="preserve"> PAGEREF _Toc227099478 \h </w:instrText>
             </w:r>
             <w:r>
               <w:rPr>
@@ -5613,7 +5904,7 @@
                 <w:noProof/>
                 <w:webHidden/>
               </w:rPr>
-              <w:t>20</w:t>
+              <w:t>25</w:t>
             </w:r>
             <w:r>
               <w:rPr>
@@ -5640,7 +5931,7 @@
               <w14:ligatures w14:val="standardContextual"/>
             </w:rPr>
           </w:pPr>
-          <w:hyperlink w:anchor="_Toc227067129" w:history="1">
+          <w:hyperlink w:anchor="_Toc227099479" w:history="1">
             <w:r>
               <w:rPr>
                 <w:rStyle w:val="Hyperlink"/>
@@ -5667,7 +5958,7 @@
                 <w:noProof/>
                 <w:webHidden/>
               </w:rPr>
-              <w:instrText xml:space="preserve"> PAGEREF _Toc227067129 \h </w:instrText>
+              <w:instrText xml:space="preserve"> PAGEREF _Toc227099479 \h </w:instrText>
             </w:r>
             <w:r>
               <w:rPr>
@@ -5687,7 +5978,7 @@
                 <w:noProof/>
                 <w:webHidden/>
               </w:rPr>
-              <w:t>20</w:t>
+              <w:t>25</w:t>
             </w:r>
             <w:r>
               <w:rPr>
@@ -5714,7 +6005,7 @@
               <w14:ligatures w14:val="standardContextual"/>
             </w:rPr>
           </w:pPr>
-          <w:hyperlink w:anchor="_Toc227067130" w:history="1">
+          <w:hyperlink w:anchor="_Toc227099480" w:history="1">
             <w:r>
               <w:rPr>
                 <w:rStyle w:val="Hyperlink"/>
@@ -5741,7 +6032,7 @@
                 <w:noProof/>
                 <w:webHidden/>
               </w:rPr>
-              <w:instrText xml:space="preserve"> PAGEREF _Toc227067130 \h </w:instrText>
+              <w:instrText xml:space="preserve"> PAGEREF _Toc227099480 \h </w:instrText>
             </w:r>
             <w:r>
               <w:rPr>
@@ -5761,7 +6052,7 @@
                 <w:noProof/>
                 <w:webHidden/>
               </w:rPr>
-              <w:t>20</w:t>
+              <w:t>25</w:t>
             </w:r>
             <w:r>
               <w:rPr>
@@ -5788,7 +6079,7 @@
               <w14:ligatures w14:val="standardContextual"/>
             </w:rPr>
           </w:pPr>
-          <w:hyperlink w:anchor="_Toc227067131" w:history="1">
+          <w:hyperlink w:anchor="_Toc227099481" w:history="1">
             <w:r>
               <w:rPr>
                 <w:rStyle w:val="Hyperlink"/>
@@ -5815,7 +6106,7 @@
                 <w:noProof/>
                 <w:webHidden/>
               </w:rPr>
-              <w:instrText xml:space="preserve"> PAGEREF _Toc227067131 \h </w:instrText>
+              <w:instrText xml:space="preserve"> PAGEREF _Toc227099481 \h </w:instrText>
             </w:r>
             <w:r>
               <w:rPr>
@@ -5835,7 +6126,7 @@
                 <w:noProof/>
                 <w:webHidden/>
               </w:rPr>
-              <w:t>20</w:t>
+              <w:t>25</w:t>
             </w:r>
             <w:r>
               <w:rPr>
@@ -5858,7 +6149,7 @@
               <w14:ligatures w14:val="standardContextual"/>
             </w:rPr>
           </w:pPr>
-          <w:hyperlink w:anchor="_Toc227067132" w:history="1">
+          <w:hyperlink w:anchor="_Toc227099482" w:history="1">
             <w:r>
               <w:rPr>
                 <w:rStyle w:val="Hyperlink"/>
@@ -5881,7 +6172,7 @@
               <w:rPr>
                 <w:webHidden/>
               </w:rPr>
-              <w:instrText xml:space="preserve"> PAGEREF _Toc227067132 \h </w:instrText>
+              <w:instrText xml:space="preserve"> PAGEREF _Toc227099482 \h </w:instrText>
             </w:r>
             <w:r>
               <w:rPr>
@@ -5898,7 +6189,7 @@
               <w:rPr>
                 <w:webHidden/>
               </w:rPr>
-              <w:t>20</w:t>
+              <w:t>25</w:t>
             </w:r>
             <w:r>
               <w:rPr>
@@ -5920,7 +6211,7 @@
               <w14:ligatures w14:val="standardContextual"/>
             </w:rPr>
           </w:pPr>
-          <w:hyperlink w:anchor="_Toc227067133" w:history="1">
+          <w:hyperlink w:anchor="_Toc227099483" w:history="1">
             <w:r>
               <w:rPr>
                 <w:rStyle w:val="Hyperlink"/>
@@ -5943,7 +6234,7 @@
               <w:rPr>
                 <w:webHidden/>
               </w:rPr>
-              <w:instrText xml:space="preserve"> PAGEREF _Toc227067133 \h </w:instrText>
+              <w:instrText xml:space="preserve"> PAGEREF _Toc227099483 \h </w:instrText>
             </w:r>
             <w:r>
               <w:rPr>
@@ -5960,7 +6251,7 @@
               <w:rPr>
                 <w:webHidden/>
               </w:rPr>
-              <w:t>20</w:t>
+              <w:t>25</w:t>
             </w:r>
             <w:r>
               <w:rPr>
@@ -5986,7 +6277,7 @@
               <w14:ligatures w14:val="standardContextual"/>
             </w:rPr>
           </w:pPr>
-          <w:hyperlink w:anchor="_Toc227067134" w:history="1">
+          <w:hyperlink w:anchor="_Toc227099484" w:history="1">
             <w:r>
               <w:rPr>
                 <w:rStyle w:val="Hyperlink"/>
@@ -6013,7 +6304,7 @@
                 <w:noProof/>
                 <w:webHidden/>
               </w:rPr>
-              <w:instrText xml:space="preserve"> PAGEREF _Toc227067134 \h </w:instrText>
+              <w:instrText xml:space="preserve"> PAGEREF _Toc227099484 \h </w:instrText>
             </w:r>
             <w:r>
               <w:rPr>
@@ -6033,7 +6324,7 @@
                 <w:noProof/>
                 <w:webHidden/>
               </w:rPr>
-              <w:t>20</w:t>
+              <w:t>25</w:t>
             </w:r>
             <w:r>
               <w:rPr>
@@ -6060,7 +6351,7 @@
               <w14:ligatures w14:val="standardContextual"/>
             </w:rPr>
           </w:pPr>
-          <w:hyperlink w:anchor="_Toc227067135" w:history="1">
+          <w:hyperlink w:anchor="_Toc227099485" w:history="1">
             <w:r>
               <w:rPr>
                 <w:rStyle w:val="Hyperlink"/>
@@ -6087,7 +6378,7 @@
                 <w:noProof/>
                 <w:webHidden/>
               </w:rPr>
-              <w:instrText xml:space="preserve"> PAGEREF _Toc227067135 \h </w:instrText>
+              <w:instrText xml:space="preserve"> PAGEREF _Toc227099485 \h </w:instrText>
             </w:r>
             <w:r>
               <w:rPr>
@@ -6107,7 +6398,7 @@
                 <w:noProof/>
                 <w:webHidden/>
               </w:rPr>
-              <w:t>21</w:t>
+              <w:t>26</w:t>
             </w:r>
             <w:r>
               <w:rPr>
@@ -6134,7 +6425,7 @@
               <w14:ligatures w14:val="standardContextual"/>
             </w:rPr>
           </w:pPr>
-          <w:hyperlink w:anchor="_Toc227067136" w:history="1">
+          <w:hyperlink w:anchor="_Toc227099486" w:history="1">
             <w:r>
               <w:rPr>
                 <w:rStyle w:val="Hyperlink"/>
@@ -6161,7 +6452,7 @@
                 <w:noProof/>
                 <w:webHidden/>
               </w:rPr>
-              <w:instrText xml:space="preserve"> PAGEREF _Toc227067136 \h </w:instrText>
+              <w:instrText xml:space="preserve"> PAGEREF _Toc227099486 \h </w:instrText>
             </w:r>
             <w:r>
               <w:rPr>
@@ -6181,7 +6472,7 @@
                 <w:noProof/>
                 <w:webHidden/>
               </w:rPr>
-              <w:t>21</w:t>
+              <w:t>26</w:t>
             </w:r>
             <w:r>
               <w:rPr>
@@ -6208,7 +6499,7 @@
               <w14:ligatures w14:val="standardContextual"/>
             </w:rPr>
           </w:pPr>
-          <w:hyperlink w:anchor="_Toc227067137" w:history="1">
+          <w:hyperlink w:anchor="_Toc227099487" w:history="1">
             <w:r>
               <w:rPr>
                 <w:rStyle w:val="Hyperlink"/>
@@ -6235,7 +6526,7 @@
                 <w:noProof/>
                 <w:webHidden/>
               </w:rPr>
-              <w:instrText xml:space="preserve"> PAGEREF _Toc227067137 \h </w:instrText>
+              <w:instrText xml:space="preserve"> PAGEREF _Toc227099487 \h </w:instrText>
             </w:r>
             <w:r>
               <w:rPr>
@@ -6255,7 +6546,7 @@
                 <w:noProof/>
                 <w:webHidden/>
               </w:rPr>
-              <w:t>21</w:t>
+              <w:t>26</w:t>
             </w:r>
             <w:r>
               <w:rPr>
@@ -6282,7 +6573,7 @@
               <w14:ligatures w14:val="standardContextual"/>
             </w:rPr>
           </w:pPr>
-          <w:hyperlink w:anchor="_Toc227067138" w:history="1">
+          <w:hyperlink w:anchor="_Toc227099488" w:history="1">
             <w:r>
               <w:rPr>
                 <w:rStyle w:val="Hyperlink"/>
@@ -6309,7 +6600,7 @@
                 <w:noProof/>
                 <w:webHidden/>
               </w:rPr>
-              <w:instrText xml:space="preserve"> PAGEREF _Toc227067138 \h </w:instrText>
+              <w:instrText xml:space="preserve"> PAGEREF _Toc227099488 \h </w:instrText>
             </w:r>
             <w:r>
               <w:rPr>
@@ -6329,7 +6620,7 @@
                 <w:noProof/>
                 <w:webHidden/>
               </w:rPr>
-              <w:t>21</w:t>
+              <w:t>26</w:t>
             </w:r>
             <w:r>
               <w:rPr>
@@ -6356,7 +6647,7 @@
               <w14:ligatures w14:val="standardContextual"/>
             </w:rPr>
           </w:pPr>
-          <w:hyperlink w:anchor="_Toc227067139" w:history="1">
+          <w:hyperlink w:anchor="_Toc227099489" w:history="1">
             <w:r>
               <w:rPr>
                 <w:rStyle w:val="Hyperlink"/>
@@ -6383,7 +6674,7 @@
                 <w:noProof/>
                 <w:webHidden/>
               </w:rPr>
-              <w:instrText xml:space="preserve"> PAGEREF _Toc227067139 \h </w:instrText>
+              <w:instrText xml:space="preserve"> PAGEREF _Toc227099489 \h </w:instrText>
             </w:r>
             <w:r>
               <w:rPr>
@@ -6403,7 +6694,7 @@
                 <w:noProof/>
                 <w:webHidden/>
               </w:rPr>
-              <w:t>22</w:t>
+              <w:t>27</w:t>
             </w:r>
             <w:r>
               <w:rPr>
@@ -6430,7 +6721,7 @@
               <w14:ligatures w14:val="standardContextual"/>
             </w:rPr>
           </w:pPr>
-          <w:hyperlink w:anchor="_Toc227067140" w:history="1">
+          <w:hyperlink w:anchor="_Toc227099490" w:history="1">
             <w:r>
               <w:rPr>
                 <w:rStyle w:val="Hyperlink"/>
@@ -6457,7 +6748,7 @@
                 <w:noProof/>
                 <w:webHidden/>
               </w:rPr>
-              <w:instrText xml:space="preserve"> PAGEREF _Toc227067140 \h </w:instrText>
+              <w:instrText xml:space="preserve"> PAGEREF _Toc227099490 \h </w:instrText>
             </w:r>
             <w:r>
               <w:rPr>
@@ -6504,7 +6795,7 @@
               <w14:ligatures w14:val="standardContextual"/>
             </w:rPr>
           </w:pPr>
-          <w:hyperlink w:anchor="_Toc227067141" w:history="1">
+          <w:hyperlink w:anchor="_Toc227099491" w:history="1">
             <w:r>
               <w:rPr>
                 <w:rStyle w:val="Hyperlink"/>
@@ -6531,7 +6822,7 @@
                 <w:noProof/>
                 <w:webHidden/>
               </w:rPr>
-              <w:instrText xml:space="preserve"> PAGEREF _Toc227067141 \h </w:instrText>
+              <w:instrText xml:space="preserve"> PAGEREF _Toc227099491 \h </w:instrText>
             </w:r>
             <w:r>
               <w:rPr>
@@ -6578,7 +6869,7 @@
               <w14:ligatures w14:val="standardContextual"/>
             </w:rPr>
           </w:pPr>
-          <w:hyperlink w:anchor="_Toc227067142" w:history="1">
+          <w:hyperlink w:anchor="_Toc227099492" w:history="1">
             <w:r>
               <w:rPr>
                 <w:rStyle w:val="Hyperlink"/>
@@ -6605,7 +6896,7 @@
                 <w:noProof/>
                 <w:webHidden/>
               </w:rPr>
-              <w:instrText xml:space="preserve"> PAGEREF _Toc227067142 \h </w:instrText>
+              <w:instrText xml:space="preserve"> PAGEREF _Toc227099492 \h </w:instrText>
             </w:r>
             <w:r>
               <w:rPr>
@@ -6652,7 +6943,7 @@
               <w14:ligatures w14:val="standardContextual"/>
             </w:rPr>
           </w:pPr>
-          <w:hyperlink w:anchor="_Toc227067143" w:history="1">
+          <w:hyperlink w:anchor="_Toc227099493" w:history="1">
             <w:r>
               <w:rPr>
                 <w:rStyle w:val="Hyperlink"/>
@@ -6679,7 +6970,7 @@
                 <w:noProof/>
                 <w:webHidden/>
               </w:rPr>
-              <w:instrText xml:space="preserve"> PAGEREF _Toc227067143 \h </w:instrText>
+              <w:instrText xml:space="preserve"> PAGEREF _Toc227099493 \h </w:instrText>
             </w:r>
             <w:r>
               <w:rPr>
@@ -6726,7 +7017,7 @@
               <w14:ligatures w14:val="standardContextual"/>
             </w:rPr>
           </w:pPr>
-          <w:hyperlink w:anchor="_Toc227067144" w:history="1">
+          <w:hyperlink w:anchor="_Toc227099494" w:history="1">
             <w:r>
               <w:rPr>
                 <w:rStyle w:val="Hyperlink"/>
@@ -6753,7 +7044,7 @@
                 <w:noProof/>
                 <w:webHidden/>
               </w:rPr>
-              <w:instrText xml:space="preserve"> PAGEREF _Toc227067144 \h </w:instrText>
+              <w:instrText xml:space="preserve"> PAGEREF _Toc227099494 \h </w:instrText>
             </w:r>
             <w:r>
               <w:rPr>
@@ -6800,7 +7091,7 @@
               <w14:ligatures w14:val="standardContextual"/>
             </w:rPr>
           </w:pPr>
-          <w:hyperlink w:anchor="_Toc227067145" w:history="1">
+          <w:hyperlink w:anchor="_Toc227099495" w:history="1">
             <w:r>
               <w:rPr>
                 <w:rStyle w:val="Hyperlink"/>
@@ -6827,7 +7118,7 @@
                 <w:noProof/>
                 <w:webHidden/>
               </w:rPr>
-              <w:instrText xml:space="preserve"> PAGEREF _Toc227067145 \h </w:instrText>
+              <w:instrText xml:space="preserve"> PAGEREF _Toc227099495 \h </w:instrText>
             </w:r>
             <w:r>
               <w:rPr>
@@ -6874,7 +7165,7 @@
               <w14:ligatures w14:val="standardContextual"/>
             </w:rPr>
           </w:pPr>
-          <w:hyperlink w:anchor="_Toc227067146" w:history="1">
+          <w:hyperlink w:anchor="_Toc227099496" w:history="1">
             <w:r>
               <w:rPr>
                 <w:rStyle w:val="Hyperlink"/>
@@ -6901,7 +7192,7 @@
                 <w:noProof/>
                 <w:webHidden/>
               </w:rPr>
-              <w:instrText xml:space="preserve"> PAGEREF _Toc227067146 \h </w:instrText>
+              <w:instrText xml:space="preserve"> PAGEREF _Toc227099496 \h </w:instrText>
             </w:r>
             <w:r>
               <w:rPr>
@@ -6948,7 +7239,7 @@
               <w14:ligatures w14:val="standardContextual"/>
             </w:rPr>
           </w:pPr>
-          <w:hyperlink w:anchor="_Toc227067147" w:history="1">
+          <w:hyperlink w:anchor="_Toc227099497" w:history="1">
             <w:r>
               <w:rPr>
                 <w:rStyle w:val="Hyperlink"/>
@@ -6975,7 +7266,7 @@
                 <w:noProof/>
                 <w:webHidden/>
               </w:rPr>
-              <w:instrText xml:space="preserve"> PAGEREF _Toc227067147 \h </w:instrText>
+              <w:instrText xml:space="preserve"> PAGEREF _Toc227099497 \h </w:instrText>
             </w:r>
             <w:r>
               <w:rPr>
@@ -7022,7 +7313,7 @@
               <w14:ligatures w14:val="standardContextual"/>
             </w:rPr>
           </w:pPr>
-          <w:hyperlink w:anchor="_Toc227067148" w:history="1">
+          <w:hyperlink w:anchor="_Toc227099498" w:history="1">
             <w:r>
               <w:rPr>
                 <w:rStyle w:val="Hyperlink"/>
@@ -7049,7 +7340,7 @@
                 <w:noProof/>
                 <w:webHidden/>
               </w:rPr>
-              <w:instrText xml:space="preserve"> PAGEREF _Toc227067148 \h </w:instrText>
+              <w:instrText xml:space="preserve"> PAGEREF _Toc227099498 \h </w:instrText>
             </w:r>
             <w:r>
               <w:rPr>
@@ -7105,7 +7396,7 @@
       <w:pPr>
         <w:pStyle w:val="Heading1"/>
       </w:pPr>
-      <w:bookmarkStart w:id="3" w:name="_Toc227067063"/>
+      <w:bookmarkStart w:id="3" w:name="_Toc227099408"/>
       <w:r>
         <w:t>1. Introduction</w:t>
       </w:r>
@@ -7126,7 +7417,7 @@
           <w:numId w:val="1"/>
         </w:numPr>
       </w:pPr>
-      <w:bookmarkStart w:id="4" w:name="_Toc227067064"/>
+      <w:bookmarkStart w:id="4" w:name="_Toc227099409"/>
       <w:r>
         <w:t>Project Background</w:t>
       </w:r>
@@ -7156,7 +7447,7 @@
           <w:numId w:val="1"/>
         </w:numPr>
       </w:pPr>
-      <w:bookmarkStart w:id="5" w:name="_Toc227067065"/>
+      <w:bookmarkStart w:id="5" w:name="_Toc227099410"/>
       <w:r>
         <w:t>Project Description</w:t>
       </w:r>
@@ -7332,7 +7623,7 @@
           <w:numId w:val="1"/>
         </w:numPr>
       </w:pPr>
-      <w:bookmarkStart w:id="6" w:name="_Toc227067066"/>
+      <w:bookmarkStart w:id="6" w:name="_Toc227099411"/>
       <w:r>
         <w:t>Project Aims and Objectives</w:t>
       </w:r>
@@ -7453,7 +7744,7 @@
           <w:numId w:val="1"/>
         </w:numPr>
       </w:pPr>
-      <w:bookmarkStart w:id="7" w:name="_Toc227067067"/>
+      <w:bookmarkStart w:id="7" w:name="_Toc227099412"/>
       <w:r>
         <w:t>Project Scope</w:t>
       </w:r>
@@ -7647,7 +7938,7 @@
           <w:numId w:val="1"/>
         </w:numPr>
       </w:pPr>
-      <w:bookmarkStart w:id="8" w:name="_Toc227067068"/>
+      <w:bookmarkStart w:id="8" w:name="_Toc227099413"/>
       <w:r>
         <w:t>Thesis Roadmap</w:t>
       </w:r>
@@ -7777,7 +8068,7 @@
       <w:pPr>
         <w:pStyle w:val="Heading1"/>
       </w:pPr>
-      <w:bookmarkStart w:id="9" w:name="_Toc227067069"/>
+      <w:bookmarkStart w:id="9" w:name="_Toc227099414"/>
       <w:r>
         <w:lastRenderedPageBreak/>
         <w:t xml:space="preserve">2. </w:t>
@@ -7792,7 +8083,7 @@
       <w:pPr>
         <w:pStyle w:val="Heading2"/>
       </w:pPr>
-      <w:bookmarkStart w:id="10" w:name="_Toc227067070"/>
+      <w:bookmarkStart w:id="10" w:name="_Toc227099415"/>
       <w:r>
         <w:t>2.1. Introduction</w:t>
       </w:r>
@@ -7810,7 +8101,7 @@
         <w:pStyle w:val="Heading2"/>
       </w:pPr>
       <w:bookmarkStart w:id="11" w:name="_Toc21975767"/>
-      <w:bookmarkStart w:id="12" w:name="_Toc227067071"/>
+      <w:bookmarkStart w:id="12" w:name="_Toc227099416"/>
       <w:r>
         <w:t xml:space="preserve">2.2. </w:t>
       </w:r>
@@ -7850,7 +8141,7 @@
         <w:pStyle w:val="Heading2"/>
       </w:pPr>
       <w:bookmarkStart w:id="13" w:name="_Toc21975768"/>
-      <w:bookmarkStart w:id="14" w:name="_Toc227067072"/>
+      <w:bookmarkStart w:id="14" w:name="_Toc227099417"/>
       <w:r>
         <w:t xml:space="preserve">2.3. Technologies </w:t>
       </w:r>
@@ -7887,7 +8178,7 @@
           <w:color w:val="2E74B5" w:themeColor="accent1" w:themeShade="BF"/>
         </w:rPr>
       </w:pPr>
-      <w:bookmarkStart w:id="15" w:name="_Toc227067073"/>
+      <w:bookmarkStart w:id="15" w:name="_Toc227099418"/>
       <w:r>
         <w:rPr>
           <w:color w:val="2E74B5" w:themeColor="accent1" w:themeShade="BF"/>
@@ -8001,7 +8292,7 @@
           <w:color w:val="2E74B5" w:themeColor="accent1" w:themeShade="BF"/>
         </w:rPr>
       </w:pPr>
-      <w:bookmarkStart w:id="16" w:name="_Toc227067074"/>
+      <w:bookmarkStart w:id="16" w:name="_Toc227099419"/>
       <w:r>
         <w:rPr>
           <w:color w:val="2E74B5" w:themeColor="accent1" w:themeShade="BF"/>
@@ -8043,7 +8334,7 @@
           <w:noProof/>
         </w:rPr>
         <w:drawing>
-          <wp:inline distT="0" distB="0" distL="0" distR="0" wp14:anchorId="6669D8C8" wp14:editId="66779B20">
+          <wp:inline distT="0" distB="0" distL="0" distR="0" wp14:anchorId="6669D8C8" wp14:editId="3583D695">
             <wp:extent cx="4269920" cy="2401948"/>
             <wp:effectExtent l="0" t="0" r="0" b="0"/>
             <wp:docPr id="908490835" name="Picture 11" descr="Движок Godot получил новый плагин поддержки OpenXR | Голографика"/>
@@ -8141,7 +8432,7 @@
           <w:color w:val="2E74B5" w:themeColor="accent1" w:themeShade="BF"/>
         </w:rPr>
       </w:pPr>
-      <w:bookmarkStart w:id="17" w:name="_Toc227067075"/>
+      <w:bookmarkStart w:id="17" w:name="_Toc227099420"/>
       <w:r>
         <w:rPr>
           <w:color w:val="2E74B5" w:themeColor="accent1" w:themeShade="BF"/>
@@ -8208,7 +8499,7 @@
           <w:color w:val="2E74B5" w:themeColor="accent1" w:themeShade="BF"/>
         </w:rPr>
       </w:pPr>
-      <w:bookmarkStart w:id="18" w:name="_Toc227067076"/>
+      <w:bookmarkStart w:id="18" w:name="_Toc227099421"/>
       <w:r>
         <w:rPr>
           <w:color w:val="2E74B5" w:themeColor="accent1" w:themeShade="BF"/>
@@ -8271,7 +8562,7 @@
           <w:color w:val="2E74B5" w:themeColor="accent1" w:themeShade="BF"/>
         </w:rPr>
       </w:pPr>
-      <w:bookmarkStart w:id="19" w:name="_Toc227067077"/>
+      <w:bookmarkStart w:id="19" w:name="_Toc227099422"/>
       <w:r>
         <w:rPr>
           <w:color w:val="2E74B5" w:themeColor="accent1" w:themeShade="BF"/>
@@ -8382,7 +8673,7 @@
           <w:color w:val="2E74B5" w:themeColor="accent1" w:themeShade="BF"/>
         </w:rPr>
       </w:pPr>
-      <w:bookmarkStart w:id="20" w:name="_Toc227067078"/>
+      <w:bookmarkStart w:id="20" w:name="_Toc227099423"/>
       <w:r>
         <w:rPr>
           <w:color w:val="2E74B5" w:themeColor="accent1" w:themeShade="BF"/>
@@ -8400,7 +8691,7 @@
           <w:iCs w:val="0"/>
         </w:rPr>
       </w:pPr>
-      <w:bookmarkStart w:id="21" w:name="_Toc227067079"/>
+      <w:bookmarkStart w:id="21" w:name="_Toc227099424"/>
       <w:r>
         <w:rPr>
           <w:i w:val="0"/>
@@ -8463,7 +8754,7 @@
           <w:iCs w:val="0"/>
         </w:rPr>
       </w:pPr>
-      <w:bookmarkStart w:id="22" w:name="_Toc227067080"/>
+      <w:bookmarkStart w:id="22" w:name="_Toc227099425"/>
       <w:r>
         <w:rPr>
           <w:i w:val="0"/>
@@ -8497,7 +8788,7 @@
         <w:pStyle w:val="Heading2"/>
       </w:pPr>
       <w:bookmarkStart w:id="23" w:name="_Toc21975769"/>
-      <w:bookmarkStart w:id="24" w:name="_Toc227067081"/>
+      <w:bookmarkStart w:id="24" w:name="_Toc227099426"/>
       <w:r>
         <w:t xml:space="preserve">2.4. Other </w:t>
       </w:r>
@@ -8532,7 +8823,7 @@
         <w:pStyle w:val="Heading2"/>
       </w:pPr>
       <w:bookmarkStart w:id="25" w:name="_Toc21975770"/>
-      <w:bookmarkStart w:id="26" w:name="_Toc227067082"/>
+      <w:bookmarkStart w:id="26" w:name="_Toc227099427"/>
       <w:r>
         <w:t>2.5. Existing Final Year Projects</w:t>
       </w:r>
@@ -8544,7 +8835,7 @@
       <w:pPr>
         <w:pStyle w:val="Heading3"/>
       </w:pPr>
-      <w:bookmarkStart w:id="27" w:name="_Toc227067083"/>
+      <w:bookmarkStart w:id="27" w:name="_Toc227099428"/>
       <w:r>
         <w:t xml:space="preserve">2.5.1 </w:t>
       </w:r>
@@ -8642,7 +8933,7 @@
       <w:pPr>
         <w:pStyle w:val="Heading3"/>
       </w:pPr>
-      <w:bookmarkStart w:id="28" w:name="_Toc227067084"/>
+      <w:bookmarkStart w:id="28" w:name="_Toc227099429"/>
       <w:r>
         <w:t xml:space="preserve">2.5.2 </w:t>
       </w:r>
@@ -8752,7 +9043,7 @@
         <w:pStyle w:val="Heading2"/>
       </w:pPr>
       <w:bookmarkStart w:id="29" w:name="_Toc21975771"/>
-      <w:bookmarkStart w:id="30" w:name="_Toc227067085"/>
+      <w:bookmarkStart w:id="30" w:name="_Toc227099430"/>
       <w:r>
         <w:t>2.6. Conclusions</w:t>
       </w:r>
@@ -8771,7 +9062,7 @@
         <w:pStyle w:val="Heading1"/>
       </w:pPr>
       <w:bookmarkStart w:id="31" w:name="_Toc212189663"/>
-      <w:bookmarkStart w:id="32" w:name="_Toc227067086"/>
+      <w:bookmarkStart w:id="32" w:name="_Toc227099431"/>
       <w:r>
         <w:lastRenderedPageBreak/>
         <w:t>3. System Analysis</w:t>
@@ -8785,7 +9076,7 @@
         <w:pStyle w:val="Heading2"/>
       </w:pPr>
       <w:bookmarkStart w:id="33" w:name="_Toc212189664"/>
-      <w:bookmarkStart w:id="34" w:name="_Toc227067087"/>
+      <w:bookmarkStart w:id="34" w:name="_Toc227099432"/>
       <w:r>
         <w:t>3.1 System Overview</w:t>
       </w:r>
@@ -8800,7 +9091,7 @@
           <w:color w:val="2E74B5" w:themeColor="accent1" w:themeShade="BF"/>
         </w:rPr>
       </w:pPr>
-      <w:bookmarkStart w:id="35" w:name="_Toc227067088"/>
+      <w:bookmarkStart w:id="35" w:name="_Toc227099433"/>
       <w:r>
         <w:rPr>
           <w:color w:val="2E74B5" w:themeColor="accent1" w:themeShade="BF"/>
@@ -8811,7 +9102,22 @@
     </w:p>
     <w:p>
       <w:r>
-        <w:t>Sign &amp; Spell VR is a virtual reality application designed to help users learn the basics of Irish Sign Language (ISL). It targets beginners, such as students or anyone interested in ISL, who want to practise either at home or in educational settings. The aim is to make sign language learning more accessible and engaging by providing interactive practice with virtual hands in a VR environment rather than relying solely on passive video content.</w:t>
+        <w:t>Sign &amp; Spell VR is a virtual reality application developed to support the learning of the Irish Sign Language (ISL) alphabet in a more interactive way. The system is mainly aimed at beginners, such as students or individuals with little to no prior experience in ISL, especially those learning independently without access to formal classes.</w:t>
+      </w:r>
+    </w:p>
+    <w:p>
+      <w:r>
+        <w:t>At the start, the project aimed to include a wider range of features, including learning words and simple sentence structures. However, as development progressed, it became clear that this was not realistic within the time available. In particular, the difficulty of achieving reliable hand tracking and gesture recognition made it harder to expand the system beyond basic signs. Because of this, the scope was reduced to focus on the ISL alphabet.</w:t>
+      </w:r>
+    </w:p>
+    <w:p>
+      <w:r>
+        <w:t>While this might seem like a limitation, it allowed more time to focus on making the core interaction work properly. In that sense, the system became more of a focused prototype rather than a full learning platform, which better reflects what could realistically be achieved.</w:t>
+      </w:r>
+    </w:p>
+    <w:p>
+      <w:r>
+        <w:t>The main goal of the application is to make sign language learning more engaging compared to traditional methods such as books or videos. By placing the user in a VR environment where they can actively practise hand movements, the system attempts to create a more hands-on learning experience.</w:t>
       </w:r>
     </w:p>
     <w:p/>
@@ -8822,7 +9128,7 @@
           <w:color w:val="2E74B5" w:themeColor="accent1" w:themeShade="BF"/>
         </w:rPr>
       </w:pPr>
-      <w:bookmarkStart w:id="36" w:name="_Toc227067089"/>
+      <w:bookmarkStart w:id="36" w:name="_Toc227099434"/>
       <w:r>
         <w:rPr>
           <w:color w:val="2E74B5" w:themeColor="accent1" w:themeShade="BF"/>
@@ -8833,43 +9139,17 @@
     </w:p>
     <w:p>
       <w:r>
-        <w:t>When a user puts on the Meta Quest 3 headset, they are placed in a simple, uncluttered virtual room. The system uses the headset’s cameras and sensors to track the user’s hands in real time and render virtual hands that mirror their movements. Users can</w:t>
-      </w:r>
-      <w:r>
-        <w:t xml:space="preserve"> learn about what sign language is, </w:t>
-      </w:r>
-      <w:r>
-        <w:t>then practi</w:t>
-      </w:r>
-      <w:r>
-        <w:t>c</w:t>
-      </w:r>
-      <w:r>
-        <w:t xml:space="preserve">e </w:t>
-      </w:r>
-      <w:r>
-        <w:t>learning</w:t>
-      </w:r>
-      <w:r>
-        <w:t xml:space="preserve"> ISL letters</w:t>
-      </w:r>
-      <w:r>
-        <w:t xml:space="preserve"> based off instructions</w:t>
-      </w:r>
-      <w:r>
-        <w:t xml:space="preserve">, </w:t>
-      </w:r>
-      <w:r>
-        <w:t>test themselves in the test section</w:t>
-      </w:r>
-      <w:r>
-        <w:t>, while</w:t>
-      </w:r>
-      <w:r>
-        <w:t xml:space="preserve"> all</w:t>
-      </w:r>
-      <w:r>
-        <w:t xml:space="preserve"> the system provides immediate feedback on how closely their signs match the expected shapes.</w:t>
+        <w:t>When the user puts on the Meta Quest 3 headset, they are placed into a simple virtual environment designed to reduce distractions. The system uses the headset’s built-in sensors to track the position and movement of the user’s hands in real time, which are then represented as virtual hands within the scene.</w:t>
+      </w:r>
+    </w:p>
+    <w:p>
+      <w:r>
+        <w:t>The application is divided into sections, allowing users to first learn about ISL, then practise individual letters, and finally attempt a basic test. During practice, the system compares the user’s hand pose against predefined ISL letter shapes to determine whether the gesture is correct.</w:t>
+      </w:r>
+    </w:p>
+    <w:p>
+      <w:r>
+        <w:t>Although this process is intended to feel smooth, in practice it was not always fully reliable. Hand tracking sometimes struggled with certain letters, especially those with similar shapes. This meant that recognition results could be inconsistent, which then affected the feedback given to the user. Because of this, adjustments had to be made to keep the feedback simple and avoid confusing the user further.</w:t>
       </w:r>
     </w:p>
     <w:p/>
@@ -8880,7 +9160,7 @@
           <w:color w:val="2E74B5" w:themeColor="accent1" w:themeShade="BF"/>
         </w:rPr>
       </w:pPr>
-      <w:bookmarkStart w:id="37" w:name="_Toc227067090"/>
+      <w:bookmarkStart w:id="37" w:name="_Toc227099435"/>
       <w:r>
         <w:rPr>
           <w:color w:val="2E74B5" w:themeColor="accent1" w:themeShade="BF"/>
@@ -8891,31 +9171,26 @@
     </w:p>
     <w:p>
       <w:r>
-        <w:t>From a user-experience perspective, the application is intended to be straightforward and easy to navigate. Menus provide clear options such as “</w:t>
-      </w:r>
-      <w:r>
-        <w:t>ISL Info</w:t>
-      </w:r>
-      <w:r>
-        <w:t>”, “</w:t>
-      </w:r>
-      <w:r>
-        <w:t>Start Learning</w:t>
-      </w:r>
-      <w:r>
-        <w:t xml:space="preserve">”, </w:t>
-      </w:r>
-      <w:r>
-        <w:t xml:space="preserve">and </w:t>
-      </w:r>
-      <w:r>
-        <w:t>“</w:t>
-      </w:r>
-      <w:r>
-        <w:t xml:space="preserve">Test Yourself. Hand poses shown </w:t>
-      </w:r>
-      <w:r>
-        <w:t>introduces the main interactions on first use, and contextual help tips are available when users appear stuck or unsure. The interface is designed to avoid overwhelming learners with too many simultaneous choices, and all navigation occurs in VR using simple gestures or large, easily selectable buttons.</w:t>
+        <w:t>The user interface was designed with simplicity as a priority, mainly because the target users may not be familiar with VR or sign language. The main menu includes only a small number of options, such as “ISL Info”, “Start Learning”, and “Test Yourself”, to avoid overwhelming the user.</w:t>
+      </w:r>
+    </w:p>
+    <w:p>
+      <w:r>
+        <w:lastRenderedPageBreak/>
+        <w:t>During early development, there was an attempt to include more features and options on screen. However, this quickly became difficult to manage in VR, where too many elements can make interaction unclear. As a result, the interface was simplified by using larger buttons, fewer choices, and clearer visual cues.</w:t>
+      </w:r>
+    </w:p>
+    <w:p>
+      <w:r>
+        <w:t xml:space="preserve">Navigation is handled through basic hand interactions rather than more complex gestures. While more advanced controls were considered, they were often unreliable or unintuitive during testing. Keeping interactions </w:t>
+      </w:r>
+      <w:proofErr w:type="gramStart"/>
+      <w:r>
+        <w:t>simple</w:t>
+      </w:r>
+      <w:proofErr w:type="gramEnd"/>
+      <w:r>
+        <w:t xml:space="preserve"> made the system easier to use, even if it limited the level of control available to the user.</w:t>
       </w:r>
     </w:p>
     <w:p/>
@@ -8926,7 +9201,7 @@
           <w:color w:val="2E74B5" w:themeColor="accent1" w:themeShade="BF"/>
         </w:rPr>
       </w:pPr>
-      <w:bookmarkStart w:id="38" w:name="_Toc227067091"/>
+      <w:bookmarkStart w:id="38" w:name="_Toc227099436"/>
       <w:r>
         <w:rPr>
           <w:color w:val="2E74B5" w:themeColor="accent1" w:themeShade="BF"/>
@@ -8937,25 +9212,22 @@
     </w:p>
     <w:p>
       <w:r>
-        <w:t>Each practice session begins with users choosing which aspect of ISL they wish to practise. When a sign is recognised correctly, the system displays</w:t>
-      </w:r>
-      <w:r>
-        <w:t xml:space="preserve"> instructions on how to pose the letter, shows the model of how to pose it, and</w:t>
-      </w:r>
-      <w:r>
-        <w:t xml:space="preserve"> positive feedback (for example, a "Well done!</w:t>
-      </w:r>
-      <w:r>
-        <w:t xml:space="preserve"> You signed A</w:t>
-      </w:r>
-      <w:r>
-        <w:t xml:space="preserve">" message); when it is not, the system encourages another attempt or </w:t>
-      </w:r>
-      <w:r>
-        <w:t>tells you what other letter you are signing</w:t>
-      </w:r>
-      <w:r>
-        <w:t>. This loop of attempt, feedback, and retry is central to supporting incremental improvement.</w:t>
+        <w:t>The core of the system is based on a practice and feedback loop. Users are shown a letter and asked to replicate the correct hand shape. A 3D model is displayed to guide the user during this process.</w:t>
+      </w:r>
+    </w:p>
+    <w:p>
+      <w:r>
+        <w:t>When a sign is recognised correctly, the system provides simple feedback, such as confirming the letter. If the sign is incorrect, the system prompts the user to try again or suggests what the system detected instead.</w:t>
+      </w:r>
+    </w:p>
+    <w:p>
+      <w:r>
+        <w:t>Although this works at a basic level, the feedback is not always fully accurate. This is mainly due to limitations in hand tracking and the use of rule-based recognition. In some cases, similar signs may be misidentified. Because of this, feedback was kept simple rather than overly detailed, as more complex feedback could become misleading if the detection itself was not reliable.</w:t>
+      </w:r>
+    </w:p>
+    <w:p>
+      <w:r>
+        <w:t>Even with these limitations, the repeated cycle of attempting, receiving feedback, and retrying still supports learning over time.</w:t>
       </w:r>
     </w:p>
     <w:p/>
@@ -8966,7 +9238,7 @@
           <w:color w:val="2E74B5" w:themeColor="accent1" w:themeShade="BF"/>
         </w:rPr>
       </w:pPr>
-      <w:bookmarkStart w:id="39" w:name="_Toc227067092"/>
+      <w:bookmarkStart w:id="39" w:name="_Toc227099437"/>
       <w:r>
         <w:rPr>
           <w:color w:val="2E74B5" w:themeColor="accent1" w:themeShade="BF"/>
@@ -8977,15 +9249,20 @@
     </w:p>
     <w:p>
       <w:r>
-        <w:t>The system is designed to automatically save so that learners can resume from where they left off in later sessions</w:t>
-      </w:r>
-      <w:r>
-        <w:t xml:space="preserve">. </w:t>
-      </w:r>
-      <w:r>
-        <w:t>Accessibility is treated as a core requirement: the interface is intended to support left-handed users and those unfamiliar with VR. To this end, the design avoids very small targets or complex controls that might cause confusion or discomfort.</w:t>
-      </w:r>
-    </w:p>
+        <w:t>The system includes a basic progress-saving feature, allowing users to continue their learning without restarting each time. This is implemented using local storage rather than a cloud-based system, mainly to keep development simpler.</w:t>
+      </w:r>
+    </w:p>
+    <w:p>
+      <w:r>
+        <w:t>Accessibility was also considered, particularly for beginners and users unfamiliar with VR. The interface avoids small or difficult-to-select elements, and efforts were made to support both left-handed and right-handed users.</w:t>
+      </w:r>
+    </w:p>
+    <w:p>
+      <w:r>
+        <w:t>However, accessibility is still somewhat limited. For example, the system does not fully adapt to different hand sizes or variations in tracking accuracy. These limitations suggest that further improvements would be needed if the system was developed beyond a prototype.</w:t>
+      </w:r>
+    </w:p>
+    <w:p/>
     <w:p>
       <w:pPr>
         <w:pStyle w:val="Heading3"/>
@@ -8993,32 +9270,38 @@
           <w:color w:val="2E74B5" w:themeColor="accent1" w:themeShade="BF"/>
         </w:rPr>
       </w:pPr>
-      <w:bookmarkStart w:id="40" w:name="_Toc227067093"/>
+      <w:bookmarkStart w:id="40" w:name="_Toc227099438"/>
       <w:r>
         <w:rPr>
           <w:color w:val="2E74B5" w:themeColor="accent1" w:themeShade="BF"/>
         </w:rPr>
+        <w:t>3.1.6 Inspiration and Aims</w:t>
+      </w:r>
+      <w:bookmarkEnd w:id="40"/>
+    </w:p>
+    <w:p>
+      <w:r>
+        <w:t>The design of Sign &amp; Spell VR was influenced by both the original project idea and findings from the literature review. Existing VR learning applications highlighted the importance of interactivity, while research suggested that immediate feedback and simple interfaces are important for beginner learners.</w:t>
+      </w:r>
+    </w:p>
+    <w:p>
+      <w:r>
         <w:lastRenderedPageBreak/>
-        <w:t>3.1.6 Inspiration and Aims</w:t>
-      </w:r>
-      <w:bookmarkEnd w:id="40"/>
-    </w:p>
-    <w:p>
-      <w:r>
-        <w:t>The overall layout and interaction approach are informed by the initial project proposal and the literature review, which highlighted the importance of real-time feedback, beginner-friendly interfaces, and self-paced learning. Sign &amp; Spell VR draws inspiration from existing interactive VR learning apps but adapts their ideas specifically to ISL, aiming to provide a simpler, more focused experience that makes learning Irish Sign Language both approachable and enjoyable.</w:t>
-      </w:r>
-    </w:p>
-    <w:p>
-      <w:pPr>
-        <w:pStyle w:val="Heading3"/>
-      </w:pPr>
-    </w:p>
+        <w:t>Rather than trying to replicate more complex systems, the project shifted towards creating a smaller, more focused experience. This was partly due to technical challenges, but also because a simpler system was more achievable within the given timeframe.</w:t>
+      </w:r>
+    </w:p>
+    <w:p>
+      <w:r>
+        <w:t xml:space="preserve">In its current form, the system reflects a balance between the original goals and the practical challenges faced during development. While it does not fully achieve everything that was initially planned, it demonstrates a working approach to using VR for sign language learning and provides a starting point for future improvements. </w:t>
+      </w:r>
+    </w:p>
+    <w:p/>
     <w:p>
       <w:pPr>
         <w:pStyle w:val="Heading2"/>
       </w:pPr>
       <w:bookmarkStart w:id="41" w:name="_Toc212189665"/>
-      <w:bookmarkStart w:id="42" w:name="_Toc227067094"/>
+      <w:bookmarkStart w:id="42" w:name="_Toc227099439"/>
       <w:r>
         <w:t>3.2 Requirements Gathering</w:t>
       </w:r>
@@ -9033,18 +9316,23 @@
           <w:color w:val="2E74B5" w:themeColor="accent1" w:themeShade="BF"/>
         </w:rPr>
       </w:pPr>
-      <w:bookmarkStart w:id="43" w:name="_Toc227067095"/>
+      <w:bookmarkStart w:id="43" w:name="_Toc227099440"/>
       <w:r>
         <w:rPr>
           <w:color w:val="2E74B5" w:themeColor="accent1" w:themeShade="BF"/>
         </w:rPr>
-        <w:t>3.2.1 Who are the Stakeholders?</w:t>
+        <w:t>3.2.1 Stakeholders?</w:t>
       </w:r>
       <w:bookmarkEnd w:id="43"/>
     </w:p>
     <w:p>
       <w:r>
-        <w:t>Identifying the main stakeholders for this project is important because it guides which features are prioritised and how the application is designed. Different stakeholder groups have different needs and expectations, so the analysis considers not only end users but also those who may support, use, or be affected by the system in other ways.</w:t>
+        <w:t>For this project, it was necessary to identify the main stakeholders. This helped decide which features were important and which ones could be left out. At the beginning, the focus was mostly on the technical side, but over time it became clear that different users would expect different things from the system.</w:t>
+      </w:r>
+    </w:p>
+    <w:p>
+      <w:r>
+        <w:t>The project considered both direct users of the application and others who might use it or be affected by it. Looking at these groups made it easier to make decisions about usability, feedback, and how complex the system should be. Instead of trying to include too many features, the stakeholder analysis helped keep the system more focused and suitable for its main users.</w:t>
       </w:r>
     </w:p>
     <w:p/>
@@ -9056,7 +9344,7 @@
           <w:iCs w:val="0"/>
         </w:rPr>
       </w:pPr>
-      <w:bookmarkStart w:id="44" w:name="_Toc227067096"/>
+      <w:bookmarkStart w:id="44" w:name="_Toc227099441"/>
       <w:r>
         <w:rPr>
           <w:i w:val="0"/>
@@ -9068,7 +9356,13 @@
     </w:p>
     <w:p>
       <w:r>
-        <w:t>These are mostly people starting out with Irish Sign Language and virtual reality. Their main goal is to learn ISL in a way that feels approachable and supportive.</w:t>
+        <w:t xml:space="preserve">New learners form the primary target group for the system. These are users who are not only unfamiliar with Irish Sign Language, but in many cases are also inexperienced with virtual reality as a medium. Because of this, the main challenge is not just teaching </w:t>
+      </w:r>
+      <w:r>
+        <w:t>ISL but</w:t>
+      </w:r>
+      <w:r>
+        <w:t xml:space="preserve"> doing so in a way that does not overwhelm the user from the start.</w:t>
       </w:r>
     </w:p>
     <w:p>
@@ -9090,7 +9384,25 @@
           <w:rFonts w:cstheme="minorHAnsi"/>
         </w:rPr>
         <w:br/>
-        <w:t>Sophie is a college student who’s heard about ISL but has never tried learning it before. She also hasn’t used a VR headset, so everything feels a bit new and maybe intimidating. Sophie hopes that the app will give her clear instructions, let her go at her own pace, and provide lots of encouragement if she gets signs wrong. If things get too technical or confusing, Sophie might lose motivation, so keeping things simple is key.</w:t>
+      </w:r>
+      <w:r>
+        <w:rPr>
+          <w:rFonts w:cstheme="minorHAnsi"/>
+        </w:rPr>
+        <w:t>Sophie is a college student who is interested in learning ISL but has no prior experience. She is also new to VR, which means that both the learning content and the technology itself can feel slightly intimidating at first. From her perspective, even simple interactions may not feel obvious straight away. As a result, she would expect the application to provide clear instructions, simple navigation, and immediate feedback when mistakes are made, so that she can understand what went wrong without feeling stuck.</w:t>
+      </w:r>
+    </w:p>
+    <w:p>
+      <w:pPr>
+        <w:rPr>
+          <w:rFonts w:cstheme="minorHAnsi"/>
+        </w:rPr>
+      </w:pPr>
+      <w:r>
+        <w:rPr>
+          <w:rFonts w:cstheme="minorHAnsi"/>
+        </w:rPr>
+        <w:t>During development, it became clear that designing for users like Sophie required reducing complexity more than initially expected. Earlier versions of the interface included a wider range of options and interactions, which seemed useful at first, but in practice made the system harder to follow. These were later simplified after recognising that too many features made the experience confusing rather than helpful. While this does limit some advanced functionality, it creates a more approachable starting point, which is more suitable for beginner users.</w:t>
       </w:r>
     </w:p>
     <w:p/>
@@ -9102,12 +9414,13 @@
           <w:iCs w:val="0"/>
         </w:rPr>
       </w:pPr>
-      <w:bookmarkStart w:id="45" w:name="_Toc227067097"/>
+      <w:bookmarkStart w:id="45" w:name="_Toc227099442"/>
       <w:r>
         <w:rPr>
           <w:i w:val="0"/>
           <w:iCs w:val="0"/>
         </w:rPr>
+        <w:lastRenderedPageBreak/>
         <w:t>3.2.1.2 Teacher and Instructors</w:t>
       </w:r>
       <w:bookmarkEnd w:id="45"/>
@@ -9122,7 +9435,7 @@
         <w:rPr>
           <w:rFonts w:cstheme="minorHAnsi"/>
         </w:rPr>
-        <w:t>Teachers will want to use the app as a learning aid in lessons or for assigning practice at home. Their needs include easy setup, management of different users, and being able to monitor or support their students’ learning.</w:t>
+        <w:t>Teachers and instructors represent a secondary stakeholder group. While the system is not fully designed for classroom management, it was considered that educators may use it as a supplementary learning tool.</w:t>
       </w:r>
     </w:p>
     <w:p>
@@ -9144,7 +9457,25 @@
           <w:rFonts w:cstheme="minorHAnsi"/>
         </w:rPr>
         <w:br/>
-        <w:t>Martin runs ISL classes for adults. He wants a tool that’s quick to set up with minimal fuss, so students can jump straight into practicing. Martin likes being able to see who needs extra help and would appreciate ways to check progress after each lesson. He also values any notes in the app that help him explain features to students, especially those who aren’t tech-savvy.</w:t>
+      </w:r>
+      <w:r>
+        <w:rPr>
+          <w:rFonts w:cstheme="minorHAnsi"/>
+        </w:rPr>
+        <w:t>Martin is an ISL instructor who teaches adult learners. He values tools that are straightforward to set up and do not require a high level of technical knowledge. His main concern is whether the application can support independent practice and reinforce what students have already learned in class, rather than replacing traditional teaching.</w:t>
+      </w:r>
+    </w:p>
+    <w:p>
+      <w:pPr>
+        <w:rPr>
+          <w:rFonts w:cstheme="minorHAnsi"/>
+        </w:rPr>
+      </w:pPr>
+      <w:r>
+        <w:rPr>
+          <w:rFonts w:cstheme="minorHAnsi"/>
+        </w:rPr>
+        <w:t>When considering Martin’s needs, some limitations of the current system became more noticeable. Features such as progress tracking, structured lesson monitoring, and multi-user management were considered during development, but were not fully implemented due to time constraints. This means that while the system can still be useful as an additional learning aid, it may not fully support classroom-based use. This highlights a gap that could be addressed in future development if the system was expanded further.</w:t>
       </w:r>
     </w:p>
     <w:p/>
@@ -9156,7 +9487,7 @@
           <w:iCs w:val="0"/>
         </w:rPr>
       </w:pPr>
-      <w:bookmarkStart w:id="46" w:name="_Toc227067098"/>
+      <w:bookmarkStart w:id="46" w:name="_Toc227099443"/>
       <w:r>
         <w:rPr>
           <w:i w:val="0"/>
@@ -9176,7 +9507,25 @@
         <w:rPr>
           <w:rFonts w:cstheme="minorHAnsi"/>
         </w:rPr>
-        <w:t>Members of the Deaf community (ISL users, interpreters, advocates) help ensure the app is respectful, accurate, and culturally sensitive.</w:t>
+        <w:t>The Deaf community</w:t>
+      </w:r>
+      <w:r>
+        <w:rPr>
+          <w:rFonts w:cstheme="minorHAnsi"/>
+        </w:rPr>
+        <w:t xml:space="preserve"> </w:t>
+      </w:r>
+      <w:r>
+        <w:rPr>
+          <w:rFonts w:cstheme="minorHAnsi"/>
+        </w:rPr>
+        <w:t>(ISL users, interpreters, advocates)</w:t>
+      </w:r>
+      <w:r>
+        <w:rPr>
+          <w:rFonts w:cstheme="minorHAnsi"/>
+        </w:rPr>
+        <w:t xml:space="preserve"> represents an important stakeholder group, particularly in ensuring that the system is respectful and accurate in its representation of ISL. This includes interpreters, fluent ISL users, and advocates.</w:t>
       </w:r>
     </w:p>
     <w:p>
@@ -9198,14 +9547,61 @@
           <w:rFonts w:cstheme="minorHAnsi"/>
         </w:rPr>
         <w:br/>
-        <w:t xml:space="preserve">Aisling is an ISL interpreter and strong advocate for Deaf awareness. She’s keen to see more tools making ISL accessible but is cautious about apps teaching incorrect signs or oversimplifying the </w:t>
       </w:r>
       <w:r>
         <w:rPr>
           <w:rFonts w:cstheme="minorHAnsi"/>
         </w:rPr>
-        <w:lastRenderedPageBreak/>
-        <w:t>language. She’s happy to offer feedback if asked and hopes the app developers listen to her suggestions, particularly about sign accuracy and cultural respect.</w:t>
+        <w:t xml:space="preserve">Aisling is an ISL interpreter who supports the development of tools that improve </w:t>
+      </w:r>
+      <w:r>
+        <w:rPr>
+          <w:rFonts w:cstheme="minorHAnsi"/>
+        </w:rPr>
+        <w:t>accessibility but</w:t>
+      </w:r>
+      <w:r>
+        <w:rPr>
+          <w:rFonts w:cstheme="minorHAnsi"/>
+        </w:rPr>
+        <w:t xml:space="preserve"> is cautious about how sign language is represented digitally. She is especially concerned about incorrect or oversimplified signs, as these could mislead learners or reduce trust in the system. From her perspective, learning tools should aim to reflect both the linguistic and cultural aspects of ISL as accurately as possible.</w:t>
+      </w:r>
+    </w:p>
+    <w:p>
+      <w:pPr>
+        <w:rPr>
+          <w:rFonts w:cstheme="minorHAnsi"/>
+        </w:rPr>
+      </w:pPr>
+      <w:r>
+        <w:rPr>
+          <w:rFonts w:cstheme="minorHAnsi"/>
+        </w:rPr>
+        <w:t>This raised a challenge during development, as the system currently relies on rule-based gesture recognition rather than expert</w:t>
+      </w:r>
+      <w:r>
+        <w:rPr>
+          <w:rFonts w:cstheme="minorHAnsi"/>
+        </w:rPr>
+        <w:t xml:space="preserve"> </w:t>
+      </w:r>
+      <w:r>
+        <w:rPr>
+          <w:rFonts w:cstheme="minorHAnsi"/>
+        </w:rPr>
+        <w:t>validated or data</w:t>
+      </w:r>
+      <w:r>
+        <w:rPr>
+          <w:rFonts w:cstheme="minorHAnsi"/>
+        </w:rPr>
+        <w:t xml:space="preserve"> </w:t>
+      </w:r>
+      <w:r>
+        <w:rPr>
+          <w:rFonts w:cstheme="minorHAnsi"/>
+        </w:rPr>
+        <w:t>driven models. While this approach works for a prototype, it does introduce the risk that some signs may not be interpreted fully accurately, especially those with subtle differences. This does not make the system unusable, but it does suggest that further validation with ISL users or experts would be necessary in future versions. It also reinforces that the current system should be viewed as a learning aid rather than a fully reliable reference for ISL.</w:t>
       </w:r>
     </w:p>
     <w:p/>
@@ -9217,7 +9613,7 @@
           <w:iCs w:val="0"/>
         </w:rPr>
       </w:pPr>
-      <w:bookmarkStart w:id="47" w:name="_Toc227067099"/>
+      <w:bookmarkStart w:id="47" w:name="_Toc227099444"/>
       <w:r>
         <w:rPr>
           <w:i w:val="0"/>
@@ -9237,19 +9633,19 @@
         <w:rPr>
           <w:rFonts w:cstheme="minorHAnsi"/>
         </w:rPr>
-        <w:t>In the future, more people might use the app</w:t>
+        <w:t xml:space="preserve">Potential stakeholders include groups who may benefit from the system in the future, such as families, schools, or researchers. Although they were not the </w:t>
       </w:r>
       <w:r>
         <w:rPr>
           <w:rFonts w:cstheme="minorHAnsi"/>
         </w:rPr>
-        <w:t xml:space="preserve">, </w:t>
+        <w:t>focus</w:t>
       </w:r>
       <w:r>
         <w:rPr>
           <w:rFonts w:cstheme="minorHAnsi"/>
         </w:rPr>
-        <w:t>like families, researchers, or schools. Being aware of this early on helps keep the design open for improvements and wider use.</w:t>
+        <w:t xml:space="preserve"> during development, they were still considered to ensure that the system design does not become too limited or difficult to expand later.</w:t>
       </w:r>
     </w:p>
     <w:p>
@@ -9271,7 +9667,26 @@
           <w:rFonts w:cstheme="minorHAnsi"/>
         </w:rPr>
         <w:br/>
-        <w:t>Mrs. O’Connor has a Deaf son and wants tools that help their family learn ISL together. She values apps that are gentle for beginners, easy to follow, and work across different devices. She’s especially happy if an app lets her review lessons at her own pace after the kids have gone to bed.</w:t>
+      </w:r>
+      <w:r>
+        <w:rPr>
+          <w:rFonts w:cstheme="minorHAnsi"/>
+        </w:rPr>
+        <w:t>Mrs. O’Connor is a parent of a Deaf child and is interested in tools that allow families to learn ISL together. She values accessibility, ease of use, and the ability to revisit lessons at her own pace. For her, the system needs to feel flexible rather than structured or restrictive.</w:t>
+      </w:r>
+    </w:p>
+    <w:p>
+      <w:pPr>
+        <w:rPr>
+          <w:rFonts w:cstheme="minorHAnsi"/>
+        </w:rPr>
+      </w:pPr>
+      <w:r>
+        <w:rPr>
+          <w:rFonts w:cstheme="minorHAnsi"/>
+        </w:rPr>
+        <w:lastRenderedPageBreak/>
+        <w:t>While considering users like Mrs. O’Connor, features such as cross-device support and shared learning were explored. However, these were not implemented in the current version, mainly due to the need to focus on core functionality such as hand tracking and feedback. This reflects a broader design decision within the project, where priority was given to building a stable and working prototype before expanding into more advanced features. Although this limits the system in its current state, it keeps the development process more manageable and provides a clearer foundation for future improvements.</w:t>
       </w:r>
     </w:p>
     <w:p>
@@ -9289,7 +9704,7 @@
           <w:color w:val="2E74B5" w:themeColor="accent1" w:themeShade="BF"/>
         </w:rPr>
       </w:pPr>
-      <w:bookmarkStart w:id="48" w:name="_Toc227067100"/>
+      <w:bookmarkStart w:id="48" w:name="_Toc227099445"/>
       <w:r>
         <w:rPr>
           <w:rFonts w:cstheme="minorHAnsi"/>
@@ -9301,25 +9716,29 @@
     </w:p>
     <w:p>
       <w:r>
-        <w:t>To determine which features and functions the ISL VR application should include, the project used a combination of research, user feedback, and practical experimentation. Existing sign language learning applications and academic papers were reviewed to identify effective design patterns, especially in VR-based learning. Attention was paid to user reviews and forum discussions, where learners often describe which aspects of an app are frustrating and which features they find most helpful.</w:t>
-      </w:r>
-    </w:p>
-    <w:p>
-      <w:r>
-        <w:t>Informal conversations were held with classmates and friends interested in learning sign language, as well as with Deaf acquaintances, to understand what they would expect from a VR learning tool. The plan for later stages is to use simple questionnaires or online forms once a working prototype is available, so users can give structured feedback on usability, clarity, and missing features.</w:t>
-      </w:r>
-    </w:p>
-    <w:p>
-      <w:r>
-        <w:t xml:space="preserve">Experience gained from the XR Prototyping course also feeds into the requirement-gathering process. Notes are kept whenever development challenges arise or when </w:t>
-      </w:r>
-      <w:proofErr w:type="gramStart"/>
-      <w:r>
-        <w:t>particular interaction</w:t>
-      </w:r>
-      <w:proofErr w:type="gramEnd"/>
-      <w:r>
-        <w:t xml:space="preserve"> patterns prove especially helpful, so these insights can be reflected in the evolving requirements for Sign &amp; Spell VR.</w:t>
+        <w:t xml:space="preserve">To decide what features the ISL VR application should include, a mix of research, informal feedback, and trial-and-error during development was used. Existing sign language learning apps and some academic papers were looked at to get a general idea of what works well, especially in VR environments. At the same time, user reviews and forum discussions were also checked, as these tend to show what people </w:t>
+      </w:r>
+      <w:r>
+        <w:t>struggle</w:t>
+      </w:r>
+      <w:r>
+        <w:t xml:space="preserve"> with when using similar apps.</w:t>
+      </w:r>
+    </w:p>
+    <w:p>
+      <w:r>
+        <w:t xml:space="preserve">Some informal conversations were also carried out with classmates and friends who were interested in learning sign language, along with a few people familiar with ISL. These weren’t formal interviews or anything like that, but they still gave a rough idea of what users might expect. That said, the feedback is quite limited and not </w:t>
+      </w:r>
+      <w:r>
+        <w:t>representative</w:t>
+      </w:r>
+      <w:r>
+        <w:t xml:space="preserve"> of a wider group. Because of this, a plan for later stages is to use simple questionnaires once the prototype is more stable, so that more structured feedback can be collected.</w:t>
+      </w:r>
+    </w:p>
+    <w:p>
+      <w:r>
+        <w:t>Experience from the XR Prototyping course also played a role. During development, small notes were made when something didn’t feel right, or when a certain interaction worked better than expected. These observations were then used to adjust the requirements over time. This approach is quite informal, but it fits with how the project developed, where ideas changed as the system was being built rather than being fully planned from the start.</w:t>
       </w:r>
     </w:p>
     <w:p/>
@@ -9330,7 +9749,7 @@
           <w:color w:val="2E74B5" w:themeColor="accent1" w:themeShade="BF"/>
         </w:rPr>
       </w:pPr>
-      <w:bookmarkStart w:id="49" w:name="_Toc227067101"/>
+      <w:bookmarkStart w:id="49" w:name="_Toc227099446"/>
       <w:r>
         <w:rPr>
           <w:color w:val="2E74B5" w:themeColor="accent1" w:themeShade="BF"/>
@@ -9341,7 +9760,10 @@
     </w:p>
     <w:p>
       <w:r>
-        <w:t>Based on the review of existing applications, research literature, stakeholder feedback, and early experiments with the prototype, the following initial requirements were identified as the core needs for Sign &amp; Spell VR:</w:t>
+        <w:t>Based on the research, feedback, and early testing with the prototype, a set of initial requirements was put together to guide the development of Sign &amp; Spell VR. These mainly focus on making the system easy to use and stable, rather than trying to include too many advanced features</w:t>
+      </w:r>
+      <w:r>
+        <w:t>.</w:t>
       </w:r>
     </w:p>
     <w:p>
@@ -9349,11 +9771,19 @@
         <w:pStyle w:val="ListParagraph"/>
         <w:numPr>
           <w:ilvl w:val="0"/>
-          <w:numId w:val="7"/>
+          <w:numId w:val="13"/>
         </w:numPr>
       </w:pPr>
       <w:r>
-        <w:t>The app must use Meta Quest 3’s hand tracking accurately, so users don’t need controllers.</w:t>
+        <w:t xml:space="preserve">The app should use Meta Quest 3 hand </w:t>
+      </w:r>
+      <w:proofErr w:type="gramStart"/>
+      <w:r>
+        <w:t>tracking</w:t>
+      </w:r>
+      <w:proofErr w:type="gramEnd"/>
+      <w:r>
+        <w:t xml:space="preserve"> so users don’t need controllers. This was chosen to make the experience feel more natural, although it can sometimes be less reliable.</w:t>
       </w:r>
     </w:p>
     <w:p>
@@ -9361,11 +9791,11 @@
         <w:pStyle w:val="ListParagraph"/>
         <w:numPr>
           <w:ilvl w:val="0"/>
-          <w:numId w:val="7"/>
+          <w:numId w:val="13"/>
         </w:numPr>
       </w:pPr>
       <w:r>
-        <w:t>There should be an easy-to-follow system, so all users get good results, no matter their hand size or starting position.</w:t>
+        <w:t>The system should be easy to follow, so users can get consistent results even if their hand position or size is slightly different. This is important for beginners, but also difficult to get right.</w:t>
       </w:r>
     </w:p>
     <w:p>
@@ -9373,17 +9803,11 @@
         <w:pStyle w:val="ListParagraph"/>
         <w:numPr>
           <w:ilvl w:val="0"/>
-          <w:numId w:val="7"/>
+          <w:numId w:val="13"/>
         </w:numPr>
       </w:pPr>
       <w:r>
-        <w:t>The user interface must be clear and simple, using big buttons</w:t>
-      </w:r>
-      <w:r>
-        <w:t>, letters,</w:t>
-      </w:r>
-      <w:r>
-        <w:t xml:space="preserve"> and straightforward instructions.</w:t>
+        <w:t>The interface should be simple, with clear instructions and large visual elements. While this limits how much can be shown at once, it makes the system easier to understand.</w:t>
       </w:r>
     </w:p>
     <w:p>
@@ -9391,11 +9815,11 @@
         <w:pStyle w:val="ListParagraph"/>
         <w:numPr>
           <w:ilvl w:val="0"/>
-          <w:numId w:val="7"/>
+          <w:numId w:val="13"/>
         </w:numPr>
       </w:pPr>
       <w:r>
-        <w:t>Each time a user makes a sign, the app should give instant feedback, either confirming it was correct or suggesting what to fix.</w:t>
+        <w:t>The app should give immediate feedback when a user performs a sign, either showing that it is correct or indicating that something needs to be adjusted. This was seen as important for learning, as users need to know what they are doing wrong straight away.</w:t>
       </w:r>
     </w:p>
     <w:p>
@@ -9403,11 +9827,11 @@
         <w:pStyle w:val="ListParagraph"/>
         <w:numPr>
           <w:ilvl w:val="0"/>
-          <w:numId w:val="7"/>
+          <w:numId w:val="13"/>
         </w:numPr>
       </w:pPr>
       <w:r>
-        <w:t>Progress must be saved, so users don’t have to start over every session.</w:t>
+        <w:t>Progress should be saved so users can continue where they left off. In the current version this is quite basic, but it still improves the overall experience.</w:t>
       </w:r>
     </w:p>
     <w:p>
@@ -9415,11 +9839,12 @@
         <w:pStyle w:val="ListParagraph"/>
         <w:numPr>
           <w:ilvl w:val="0"/>
-          <w:numId w:val="7"/>
+          <w:numId w:val="13"/>
         </w:numPr>
       </w:pPr>
       <w:r>
-        <w:t>The app must run smoothly on Meta Quest 3 hardware, with no crashes or big slowdowns.</w:t>
+        <w:lastRenderedPageBreak/>
+        <w:t>The system should run smoothly on the Meta Quest 3, without crashing or slowing down too much. This means some design choices had to be kept simple.</w:t>
       </w:r>
     </w:p>
     <w:p>
@@ -9427,11 +9852,11 @@
         <w:pStyle w:val="ListParagraph"/>
         <w:numPr>
           <w:ilvl w:val="0"/>
-          <w:numId w:val="7"/>
+          <w:numId w:val="13"/>
         </w:numPr>
       </w:pPr>
       <w:r>
-        <w:t xml:space="preserve">The system should be built in Godot 4), using </w:t>
+        <w:t xml:space="preserve">The app should be built using Godot 4, </w:t>
       </w:r>
       <w:proofErr w:type="spellStart"/>
       <w:r>
@@ -9439,7 +9864,7 @@
       </w:r>
       <w:proofErr w:type="spellEnd"/>
       <w:r>
-        <w:t>, and Blender for simplicity.</w:t>
+        <w:t>, and Blender, mainly because they are easier to work with. However, this might limit performance compared to other engines.</w:t>
       </w:r>
     </w:p>
     <w:p>
@@ -9447,12 +9872,30 @@
         <w:pStyle w:val="ListParagraph"/>
         <w:numPr>
           <w:ilvl w:val="0"/>
-          <w:numId w:val="7"/>
+          <w:numId w:val="13"/>
         </w:numPr>
       </w:pPr>
       <w:r>
-        <w:lastRenderedPageBreak/>
-        <w:t>Accessibility should be considered, making the app usable for beginners and possible left-handed users.</w:t>
+        <w:t xml:space="preserve">Accessibility should be considered where possible, including support for beginners and left-handed users. Not all of this is fully implemented yet, but it was </w:t>
+      </w:r>
+      <w:proofErr w:type="gramStart"/>
+      <w:r>
+        <w:t>still kept</w:t>
+      </w:r>
+      <w:proofErr w:type="gramEnd"/>
+      <w:r>
+        <w:t xml:space="preserve"> in mind during development.</w:t>
+      </w:r>
+    </w:p>
+    <w:p>
+      <w:r>
+        <w:t xml:space="preserve">Overall, these requirements show that the </w:t>
+      </w:r>
+      <w:r>
+        <w:t>focus</w:t>
+      </w:r>
+      <w:r>
+        <w:t xml:space="preserve"> of the project was to build something that works reliably and is easy to use, even if that meant leaving out more advanced features. Given the limited time and scope, this seemed like a more realistic approach.</w:t>
       </w:r>
     </w:p>
     <w:p/>
@@ -9461,13 +9904,14 @@
         <w:pStyle w:val="Heading2"/>
       </w:pPr>
       <w:bookmarkStart w:id="50" w:name="_Toc212189666"/>
-      <w:bookmarkStart w:id="51" w:name="_Toc227067102"/>
+      <w:bookmarkStart w:id="51" w:name="_Toc227099447"/>
       <w:r>
         <w:t>3.3 Requirements Analysis</w:t>
       </w:r>
       <w:bookmarkEnd w:id="50"/>
       <w:bookmarkEnd w:id="51"/>
     </w:p>
+    <w:p/>
     <w:p>
       <w:pPr>
         <w:pStyle w:val="Heading3"/>
@@ -9475,7 +9919,7 @@
           <w:color w:val="2E74B5" w:themeColor="accent1" w:themeShade="BF"/>
         </w:rPr>
       </w:pPr>
-      <w:bookmarkStart w:id="52" w:name="_Toc227067103"/>
+      <w:bookmarkStart w:id="52" w:name="_Toc227099448"/>
       <w:r>
         <w:rPr>
           <w:color w:val="2E74B5" w:themeColor="accent1" w:themeShade="BF"/>
@@ -9486,12 +9930,20 @@
     </w:p>
     <w:p>
       <w:r>
-        <w:t xml:space="preserve">After the requirements were gathered, they were organised to keep the scope clear and manageable. First, they were divided into two categories. Functional requirements describe what the application must do for the user, such as recognising hand signs, providing feedback, or allowing hand calibration. Non-functional requirements describe the overall qualities of the application, such as simplicity, performance, and data security. </w:t>
-      </w:r>
-    </w:p>
-    <w:p>
-      <w:r>
-        <w:t>For example, “the system must let users save progress” is a functional requirement, because it specifies a concrete feature. In contrast, “the system should be easy for beginners” is a non-functional requirement, because it relates to the general user experience rather than a specific action. Separate lists of functional and non-functional requirements are maintained and can be extended as new issues are discovered during development and testing.</w:t>
+        <w:t xml:space="preserve">After the requirements were gathered, they were organised in a way that would keep the overall scope clear and manageable. The requirements were split into two main categories: functional and non-functional. Functional requirements focus on what the system </w:t>
+      </w:r>
+      <w:proofErr w:type="gramStart"/>
+      <w:r>
+        <w:t>actually does</w:t>
+      </w:r>
+      <w:proofErr w:type="gramEnd"/>
+      <w:r>
+        <w:t>, such as recognising signs, providing feedback, or saving user progress. Non-functional requirements are more about how the system behaves overall, including aspects like performance, usability, and simplicity.</w:t>
+      </w:r>
+    </w:p>
+    <w:p>
+      <w:r>
+        <w:t>For example, a requirement like “the system must let users save progress” is considered functional because it describes a specific feature. On the other hand, something like “the system should be easy for beginners to use” is non-functional, since it relates more to the general experience rather than a single action. Keeping this separation made it easier to understand what needed to be built versus what needed to be improved or refined.</w:t>
       </w:r>
     </w:p>
     <w:tbl>
@@ -10066,10 +10518,16 @@
     </w:tbl>
     <w:p/>
     <w:p>
+      <w:r>
+        <w:lastRenderedPageBreak/>
+        <w:t>At the same time, these requirements were not treated as fixed. As development progressed, some requirements had to be adjusted slightly, especially when certain features were more difficult to implement than expected. This made the process feel more iterative, rather than something that was fully decided at the beginning.</w:t>
+      </w:r>
+    </w:p>
+    <w:p>
       <w:pPr>
         <w:pStyle w:val="Heading3"/>
       </w:pPr>
-      <w:bookmarkStart w:id="53" w:name="_Toc227067104"/>
+      <w:bookmarkStart w:id="53" w:name="_Toc227099449"/>
       <w:r>
         <w:t>3.3.2 Prioritising Features</w:t>
       </w:r>
@@ -10077,16 +10535,26 @@
     </w:p>
     <w:p>
       <w:r>
-        <w:t>With plenty of features competing for attention, the project carefully sort</w:t>
-      </w:r>
-      <w:r>
-        <w:t>s</w:t>
-      </w:r>
-      <w:r>
-        <w:t xml:space="preserve"> out what truly mattered most from the nice-to-haves. The top priorities ended up being reliable hand tracking that worked, accurate recognition of ISL signs, simple real-time feedback to help learners improve, and straightforward saving and loading of user progress so practice sessions wouldn't be lost. Things like fancier menus, expanded quiz modes, or cloud syncing felt important too, but they got pushed back until the core stuff was running smoothly without major issues.</w:t>
-      </w:r>
-      <w:r>
-        <w:t xml:space="preserve"> </w:t>
+        <w:t xml:space="preserve">With </w:t>
+      </w:r>
+      <w:r>
+        <w:t>several</w:t>
+      </w:r>
+      <w:r>
+        <w:t xml:space="preserve"> possible features identified, it became necessary to decide what should </w:t>
+      </w:r>
+      <w:proofErr w:type="gramStart"/>
+      <w:r>
+        <w:t>actually be</w:t>
+      </w:r>
+      <w:proofErr w:type="gramEnd"/>
+      <w:r>
+        <w:t xml:space="preserve"> implemented within the time available. The focus was placed on features that directly affect whether the system works or not, rather than those that simply improve the experience.</w:t>
+      </w:r>
+    </w:p>
+    <w:p>
+      <w:r>
+        <w:t>The main priorities were reliable hand tracking, accurate recognition of ISL signs, clear real-time feedback, and the ability to save and load user progress. Without these, the application would not function as a learning tool in any meaningful way. Features such as more advanced lesson modes, improved menus, or cloud syncing were considered, but were pushed back as they were not essential to the core experience.</w:t>
       </w:r>
     </w:p>
     <w:p>
@@ -10103,7 +10571,14 @@
         </w:numPr>
       </w:pPr>
       <w:r>
-        <w:t>Must-have: Core sign tracking, accurate feedback, basic navigation, and saving data.</w:t>
+        <w:rPr>
+          <w:b/>
+          <w:bCs/>
+        </w:rPr>
+        <w:t>Must-have:</w:t>
+      </w:r>
+      <w:r>
+        <w:t xml:space="preserve"> Core hand tracking, sign recognition, feedback, basic navigation, and saving progress.</w:t>
       </w:r>
     </w:p>
     <w:p>
@@ -10115,8 +10590,14 @@
         </w:numPr>
       </w:pPr>
       <w:r>
-        <w:lastRenderedPageBreak/>
-        <w:t>Should-have: More lesson modes, cloud sync, better accessibility, maybe progress charts.</w:t>
+        <w:rPr>
+          <w:b/>
+          <w:bCs/>
+        </w:rPr>
+        <w:t>Should-have:</w:t>
+      </w:r>
+      <w:r>
+        <w:t xml:space="preserve"> Additional lesson types, improved accessibility, possible progress tracking or charts.</w:t>
       </w:r>
     </w:p>
     <w:p>
@@ -10128,12 +10609,19 @@
         </w:numPr>
       </w:pPr>
       <w:r>
-        <w:t>Nice-to-have: Fancy graphics, custom avatars, very detailed analytics, advanced quizzes.</w:t>
-      </w:r>
-    </w:p>
-    <w:p>
-      <w:r>
-        <w:t>This prioritisation helps keep the project manageable by focusing on delivering a simple, working application before adding more advanced features. The guiding principle is that a 20 stable, limited prototype is more valuable than an ambitious system that remains incomplete.</w:t>
+        <w:rPr>
+          <w:b/>
+          <w:bCs/>
+        </w:rPr>
+        <w:t>Nice-to-have:</w:t>
+      </w:r>
+      <w:r>
+        <w:t xml:space="preserve"> Visual improvements, custom avatars, advanced quizzes, and analytics.</w:t>
+      </w:r>
+    </w:p>
+    <w:p>
+      <w:r>
+        <w:t>This prioritisation reflects a practical decision rather than an ideal one. In a more complete system, many of the “should-have” features would likely be included. However, given the limited scope of the project, focusing on a smaller number of stable features was seen as more realistic. In a way, this meant accepting that the system would be somewhat limited, but also more reliable.</w:t>
       </w:r>
     </w:p>
     <w:p/>
@@ -10141,7 +10629,7 @@
       <w:pPr>
         <w:pStyle w:val="Heading3"/>
       </w:pPr>
-      <w:bookmarkStart w:id="54" w:name="_Toc227067105"/>
+      <w:bookmarkStart w:id="54" w:name="_Toc227099450"/>
       <w:r>
         <w:t>3.3.4 Making an Initial System Model Use Case</w:t>
       </w:r>
@@ -10149,22 +10637,9 @@
     </w:p>
     <w:p>
       <w:r>
-        <w:t xml:space="preserve">A use case diagram was produced to describe how a typical learner interacts with Sign &amp; Spell VR. The main actor in the diagram is the User, representing an individual practising ISL with the headset. The primary use cases include </w:t>
-      </w:r>
-      <w:r>
-        <w:t>learning ISL,</w:t>
-      </w:r>
-      <w:r>
-        <w:t xml:space="preserve"> practi</w:t>
-      </w:r>
-      <w:r>
-        <w:t>c</w:t>
-      </w:r>
-      <w:r>
-        <w:t>ing signs, completing tests, and viewing overall progress.</w:t>
-      </w:r>
-    </w:p>
-    <w:p/>
+        <w:t>A use case diagram was created to show how a typical user would interact with the system. The main actor is the learner, representing someone using the VR headset to practise ISL. The diagram includes actions such as learning letters, practising signs, taking tests, and viewing results.</w:t>
+      </w:r>
+    </w:p>
     <w:p>
       <w:pPr>
         <w:jc w:val="center"/>
@@ -10260,7 +10735,13 @@
           <w:rFonts w:cstheme="minorHAnsi"/>
           <w:color w:val="000000" w:themeColor="text1"/>
         </w:rPr>
-        <w:t>The diagram also shows that several higher-level use cases depend on shared internal functions. For example, Practice Alphabet, and Test all include the Track Hand Movements and Recognise Hand Pose use cases, because the application must continuously capture and analyse hand data during these activities. Practice and Test also include Feedback and Save Progress, indicating that the system should provide real-time responses and update stored user data whenever a sign is attempted. This model helps to organise the main features and clarifies how user actions connect to the underlying tracking, feedback, and storage logic in Sign &amp; Spell VR.</w:t>
+        <w:lastRenderedPageBreak/>
+        <w:t>Looking at the diagram, it becomes clear that a lot of these actions depend on the same underlying processes. For example, both practising and testing rely on hand tracking and gesture recognition, which means these parts of the system need to be reliable before anything else works properly. Similarly, features like feedback and saving progress are reused across different actions, rather than being separate systems.</w:t>
+      </w:r>
+    </w:p>
+    <w:p>
+      <w:r>
+        <w:t>This helped highlight an important point during development. Even though the system appears to have several features on the surface, many of them are built on a small number of core functions. Because of this, more effort was placed on getting those core parts working first, rather than trying to build too many separate features at once. This decision helped keep the system more stable, although it did limit how much functionality could be added overall.</w:t>
       </w:r>
     </w:p>
     <w:p/>
@@ -10268,7 +10749,7 @@
       <w:pPr>
         <w:pStyle w:val="Heading3"/>
       </w:pPr>
-      <w:bookmarkStart w:id="55" w:name="_Toc227067106"/>
+      <w:bookmarkStart w:id="55" w:name="_Toc227099451"/>
       <w:r>
         <w:t>3.3.</w:t>
       </w:r>
@@ -10285,19 +10766,31 @@
     </w:p>
     <w:p>
       <w:r>
-        <w:t xml:space="preserve">Several potential risks and challenges have been identified. A major technical challenge is achieving sufficiently accurate hand tracking; VR hand tracking can occasionally skip or misinterpret certain gestures, particularly ISL letters that are visually similar. Poor </w:t>
-      </w:r>
-      <w:r>
-        <w:t>hand pose data</w:t>
-      </w:r>
-      <w:r>
-        <w:t xml:space="preserve"> may quickly lead to user frustration. Performance is another risk: if feedback logic or graphics become too demanding, the headset may lag or crash. There is also a usability risk that some users, especially those unfamiliar with VR, may find the controls confusing or intimidating.</w:t>
-      </w:r>
-    </w:p>
-    <w:p>
-      <w:r>
-        <w:lastRenderedPageBreak/>
-        <w:t>To mitigate these risks, the project focuses on clear calibration procedures and simple user flows. Early user feedback, initially from a small group of testers, is planned as soon as a working prototype is available, so major issues can be identified and addressed before they become entrenched in the design</w:t>
+        <w:t xml:space="preserve">Several risks and challenges were identified during development, both technical and </w:t>
+      </w:r>
+      <w:r>
+        <w:t>usability related</w:t>
+      </w:r>
+      <w:r>
+        <w:t>. One of the main technical challenges is the accuracy of hand tracking. VR hand tracking is not always consistent, and certain ISL letters can look very similar, which increases the chance of incorrect recognition. If the system fails to recognise signs correctly, it could quickly lead to frustration for the user.</w:t>
+      </w:r>
+    </w:p>
+    <w:p>
+      <w:r>
+        <w:t>Performance is another concern. If the system becomes too complex, especially with real-time feedback and tracking running at the same time, it may cause lag or even crashes on the headset. This creates a trade-off between adding more features and maintaining stable performance.</w:t>
+      </w:r>
+    </w:p>
+    <w:p>
+      <w:r>
+        <w:t>There is also a usability risk, particularly for users who are new to VR. Even basic interactions may feel confusing at first, which could make the learning experience less effective. Because of this, keeping the interface simple became more important than adding extra functionality.</w:t>
+      </w:r>
+    </w:p>
+    <w:p>
+      <w:r>
+        <w:t xml:space="preserve">To reduce these risks, the project focuses on simple interaction flows and basic calibration where possible. Early testing with a small group of users is also planned, so that major issues can be identified before the system becomes too complex to change easily. While this does not remove all risks, it helps reduce the likelihood of major problems </w:t>
+      </w:r>
+      <w:r>
+        <w:t>later</w:t>
       </w:r>
       <w:r>
         <w:t>.</w:t>
@@ -10309,7 +10802,7 @@
         <w:pStyle w:val="Heading2"/>
       </w:pPr>
       <w:bookmarkStart w:id="56" w:name="_Toc212189667"/>
-      <w:bookmarkStart w:id="57" w:name="_Toc227067107"/>
+      <w:bookmarkStart w:id="57" w:name="_Toc227099452"/>
       <w:r>
         <w:t xml:space="preserve">3.4 </w:t>
       </w:r>
@@ -10321,7 +10814,7 @@
     </w:p>
     <w:p>
       <w:r>
-        <w:t>This section brings together the key needs of the system into a structured specification that can guide development. It sets out what the application should do (functional requirements), the qualities it should exhibit (non-functional requirements), and an initial system architecture describing the main components and how they interact.</w:t>
+        <w:t>This section brings together the main requirements of the system into a clearer structure that can guide development. It outlines what the system is expected to do, how it should behave, and how the main components fit together. At this stage, the architecture is still quite simple, as the focus is on building a working prototype rather than a fully developed system.</w:t>
       </w:r>
     </w:p>
     <w:p/>
@@ -10329,170 +10822,29 @@
       <w:pPr>
         <w:pStyle w:val="Heading3"/>
       </w:pPr>
-      <w:bookmarkStart w:id="58" w:name="_Toc227067108"/>
+      <w:bookmarkStart w:id="58" w:name="_Toc227099453"/>
       <w:r>
         <w:t>3.4.1 Initial Functional Requirements</w:t>
       </w:r>
       <w:bookmarkEnd w:id="58"/>
     </w:p>
     <w:p>
-      <w:r>
-        <w:t>These are the core functions the application must provide for users to be considered feature-complete:</w:t>
-      </w:r>
-    </w:p>
-    <w:p>
-      <w:pPr>
-        <w:numPr>
-          <w:ilvl w:val="0"/>
-          <w:numId w:val="9"/>
-        </w:numPr>
+      <w:pPr>
         <w:spacing w:after="120" w:line="240" w:lineRule="auto"/>
         <w:rPr>
           <w:rFonts w:cstheme="minorHAnsi"/>
         </w:rPr>
       </w:pPr>
       <w:r>
-        <w:rPr>
-          <w:rFonts w:cstheme="minorHAnsi"/>
-        </w:rPr>
-        <w:t>The system must track both hands and all five fingers using the Meta Quest 3 headset’s sensors, so that users can practice ISL with proper finger shapes and positions.</w:t>
-      </w:r>
-    </w:p>
-    <w:p>
-      <w:pPr>
-        <w:numPr>
-          <w:ilvl w:val="0"/>
-          <w:numId w:val="9"/>
-        </w:numPr>
-        <w:spacing w:after="120" w:line="240" w:lineRule="auto"/>
-        <w:rPr>
-          <w:rFonts w:cstheme="minorHAnsi"/>
-        </w:rPr>
-      </w:pPr>
-      <w:r>
-        <w:rPr>
-          <w:rFonts w:cstheme="minorHAnsi"/>
-        </w:rPr>
-        <w:t>The system should recognize and check ISL signs, giving the learner instant feedback on whether they signed correctly or need to try again.</w:t>
-      </w:r>
-    </w:p>
-    <w:p>
-      <w:pPr>
-        <w:numPr>
-          <w:ilvl w:val="0"/>
-          <w:numId w:val="9"/>
-        </w:numPr>
-        <w:spacing w:after="120" w:line="240" w:lineRule="auto"/>
-        <w:rPr>
-          <w:rFonts w:cstheme="minorHAnsi"/>
-        </w:rPr>
-      </w:pPr>
-      <w:r>
-        <w:rPr>
-          <w:rFonts w:cstheme="minorHAnsi"/>
-        </w:rPr>
-        <w:t xml:space="preserve">Blender models load and visible </w:t>
-      </w:r>
-    </w:p>
-    <w:p>
-      <w:pPr>
-        <w:numPr>
-          <w:ilvl w:val="0"/>
-          <w:numId w:val="9"/>
-        </w:numPr>
-        <w:spacing w:after="120" w:line="240" w:lineRule="auto"/>
-        <w:rPr>
-          <w:rFonts w:cstheme="minorHAnsi"/>
-        </w:rPr>
-      </w:pPr>
-      <w:r>
-        <w:rPr>
-          <w:rFonts w:cstheme="minorHAnsi"/>
-        </w:rPr>
-        <w:t>There needs to be a simple navigation system (menus for lessons, practice</w:t>
-      </w:r>
-      <w:r>
-        <w:rPr>
-          <w:rFonts w:cstheme="minorHAnsi"/>
-        </w:rPr>
-        <w:t xml:space="preserve">, </w:t>
-      </w:r>
-      <w:r>
-        <w:rPr>
-          <w:rFonts w:cstheme="minorHAnsi"/>
-        </w:rPr>
-        <w:t>and feedback) that is easy to use, especially for people new to VR</w:t>
-      </w:r>
-      <w:r>
-        <w:rPr>
-          <w:rFonts w:cstheme="minorHAnsi"/>
-        </w:rPr>
-        <w:t>.</w:t>
-      </w:r>
-    </w:p>
-    <w:p>
-      <w:pPr>
-        <w:numPr>
-          <w:ilvl w:val="0"/>
-          <w:numId w:val="9"/>
-        </w:numPr>
-        <w:spacing w:after="120" w:line="240" w:lineRule="auto"/>
-        <w:rPr>
-          <w:rFonts w:cstheme="minorHAnsi"/>
-        </w:rPr>
-      </w:pPr>
-      <w:r>
-        <w:rPr>
-          <w:rFonts w:cstheme="minorHAnsi"/>
-        </w:rPr>
-        <w:t>U</w:t>
-      </w:r>
-      <w:r>
-        <w:rPr>
-          <w:rFonts w:cstheme="minorHAnsi"/>
-        </w:rPr>
-        <w:t>sers can pick up where they left off.</w:t>
-      </w:r>
-    </w:p>
-    <w:p>
-      <w:pPr>
-        <w:numPr>
-          <w:ilvl w:val="0"/>
-          <w:numId w:val="9"/>
-        </w:numPr>
-        <w:spacing w:after="120" w:line="240" w:lineRule="auto"/>
-        <w:rPr>
-          <w:rFonts w:cstheme="minorHAnsi"/>
-        </w:rPr>
-      </w:pPr>
-      <w:r>
-        <w:rPr>
-          <w:rFonts w:cstheme="minorHAnsi"/>
-        </w:rPr>
-        <w:t>Ideally, the app should include practice modes (like the alphabet and a way to track personal progress or see simple stats.</w:t>
-      </w:r>
-    </w:p>
-    <w:p>
-      <w:pPr>
-        <w:spacing w:after="120" w:line="240" w:lineRule="auto"/>
-        <w:rPr>
-          <w:rFonts w:cstheme="minorHAnsi"/>
-        </w:rPr>
-      </w:pPr>
-    </w:p>
-    <w:p>
-      <w:pPr>
-        <w:pStyle w:val="Heading3"/>
-      </w:pPr>
-      <w:bookmarkStart w:id="59" w:name="_Toc227067109"/>
-      <w:r>
-        <w:t>3.4.2 Initial Non-Functional Requirements</w:t>
-      </w:r>
-      <w:bookmarkEnd w:id="59"/>
-    </w:p>
-    <w:p>
-      <w:r>
-        <w:t>These requirements describe the overall feel, stability, and usability of the application, focusing on what the experience should be like rather than on specific features the user selects.</w:t>
+        <w:t xml:space="preserve">These requirements describe the main features that the application needs </w:t>
+      </w:r>
+      <w:proofErr w:type="gramStart"/>
+      <w:r>
+        <w:t>in order to</w:t>
+      </w:r>
+      <w:proofErr w:type="gramEnd"/>
+      <w:r>
+        <w:t xml:space="preserve"> function as a basic ISL learning tool:</w:t>
       </w:r>
     </w:p>
     <w:p>
@@ -10500,11 +10852,18 @@
         <w:pStyle w:val="ListParagraph"/>
         <w:numPr>
           <w:ilvl w:val="0"/>
-          <w:numId w:val="10"/>
+          <w:numId w:val="14"/>
         </w:numPr>
-      </w:pPr>
-      <w:r>
-        <w:t>The app should be easy to start using, even for people with no VR or ISL experience. Menus and instructions need to be clear, big enough for VR, and not overloaded.</w:t>
+        <w:spacing w:after="120" w:line="240" w:lineRule="auto"/>
+        <w:rPr>
+          <w:rFonts w:cstheme="minorHAnsi"/>
+        </w:rPr>
+      </w:pPr>
+      <w:r>
+        <w:rPr>
+          <w:rFonts w:cstheme="minorHAnsi"/>
+        </w:rPr>
+        <w:t xml:space="preserve">The system must track both hands and all five fingers using the Meta Quest 3 headset. This is necessary so users can practise correct hand shapes, although in practice the tracking may not always be fully accurate. </w:t>
       </w:r>
     </w:p>
     <w:p>
@@ -10512,11 +10871,33 @@
         <w:pStyle w:val="ListParagraph"/>
         <w:numPr>
           <w:ilvl w:val="0"/>
-          <w:numId w:val="10"/>
+          <w:numId w:val="14"/>
         </w:numPr>
-      </w:pPr>
-      <w:r>
-        <w:t>It should run smoothly on Meta Quest 3; lag, crashes, or slow responses are likely to frustrate users and make them quit.</w:t>
+        <w:spacing w:after="120" w:line="240" w:lineRule="auto"/>
+        <w:rPr>
+          <w:rFonts w:cstheme="minorHAnsi"/>
+        </w:rPr>
+      </w:pPr>
+      <w:r>
+        <w:rPr>
+          <w:rFonts w:cstheme="minorHAnsi"/>
+        </w:rPr>
+        <w:lastRenderedPageBreak/>
+        <w:t xml:space="preserve">The system should recognise ISL signs and provide immediate feedback to the user. This allows learners to understand whether they performed a sign </w:t>
+      </w:r>
+      <w:proofErr w:type="gramStart"/>
+      <w:r>
+        <w:rPr>
+          <w:rFonts w:cstheme="minorHAnsi"/>
+        </w:rPr>
+        <w:t>correctly, but</w:t>
+      </w:r>
+      <w:proofErr w:type="gramEnd"/>
+      <w:r>
+        <w:rPr>
+          <w:rFonts w:cstheme="minorHAnsi"/>
+        </w:rPr>
+        <w:t xml:space="preserve"> depends heavily on how reliable the recognition system is. </w:t>
       </w:r>
     </w:p>
     <w:p>
@@ -10524,11 +10905,18 @@
         <w:pStyle w:val="ListParagraph"/>
         <w:numPr>
           <w:ilvl w:val="0"/>
-          <w:numId w:val="10"/>
+          <w:numId w:val="14"/>
         </w:numPr>
-      </w:pPr>
-      <w:r>
-        <w:t>Accessibility should be good, so features like left-handed mode, and large, readable text are considered, making sure as many people as possible can use it.</w:t>
+        <w:spacing w:after="120" w:line="240" w:lineRule="auto"/>
+        <w:rPr>
+          <w:rFonts w:cstheme="minorHAnsi"/>
+        </w:rPr>
+      </w:pPr>
+      <w:r>
+        <w:rPr>
+          <w:rFonts w:cstheme="minorHAnsi"/>
+        </w:rPr>
+        <w:t xml:space="preserve">The application should display 3D hand models (created in Blender) to show users what the correct sign looks like. This helps guide learning, although it adds some extra performance overhead. </w:t>
       </w:r>
     </w:p>
     <w:p>
@@ -10536,29 +10924,146 @@
         <w:pStyle w:val="ListParagraph"/>
         <w:numPr>
           <w:ilvl w:val="0"/>
-          <w:numId w:val="10"/>
+          <w:numId w:val="14"/>
         </w:numPr>
-      </w:pPr>
-      <w:r>
-        <w:t xml:space="preserve">The app should be easy to maintain or update later. If </w:t>
-      </w:r>
-      <w:r>
-        <w:t xml:space="preserve">it </w:t>
-      </w:r>
-      <w:r>
-        <w:t>need</w:t>
-      </w:r>
-      <w:r>
-        <w:t>s</w:t>
-      </w:r>
-      <w:r>
-        <w:t xml:space="preserve"> </w:t>
-      </w:r>
-      <w:r>
-        <w:t>be,</w:t>
-      </w:r>
-      <w:r>
-        <w:t xml:space="preserve"> fix bugs or add new features in the future, it shouldn’t require starting over from scratch.</w:t>
+        <w:spacing w:after="120" w:line="240" w:lineRule="auto"/>
+        <w:rPr>
+          <w:rFonts w:cstheme="minorHAnsi"/>
+        </w:rPr>
+      </w:pPr>
+      <w:r>
+        <w:rPr>
+          <w:rFonts w:cstheme="minorHAnsi"/>
+        </w:rPr>
+        <w:t xml:space="preserve">The system should include a simple navigation system, with menus for lessons, practice, and feedback. This was kept minimal to avoid confusing users who are new to VR. </w:t>
+      </w:r>
+    </w:p>
+    <w:p>
+      <w:pPr>
+        <w:pStyle w:val="ListParagraph"/>
+        <w:numPr>
+          <w:ilvl w:val="0"/>
+          <w:numId w:val="14"/>
+        </w:numPr>
+        <w:spacing w:after="120" w:line="240" w:lineRule="auto"/>
+        <w:rPr>
+          <w:rFonts w:cstheme="minorHAnsi"/>
+        </w:rPr>
+      </w:pPr>
+      <w:r>
+        <w:rPr>
+          <w:rFonts w:cstheme="minorHAnsi"/>
+        </w:rPr>
+        <w:t xml:space="preserve">Users should be able to continue from where they left off, so that progress is not lost between sessions. In the current version, this is implemented in a basic way. </w:t>
+      </w:r>
+    </w:p>
+    <w:p>
+      <w:pPr>
+        <w:pStyle w:val="ListParagraph"/>
+        <w:numPr>
+          <w:ilvl w:val="0"/>
+          <w:numId w:val="14"/>
+        </w:numPr>
+        <w:spacing w:after="120" w:line="240" w:lineRule="auto"/>
+        <w:rPr>
+          <w:rFonts w:cstheme="minorHAnsi"/>
+        </w:rPr>
+      </w:pPr>
+      <w:r>
+        <w:rPr>
+          <w:rFonts w:cstheme="minorHAnsi"/>
+        </w:rPr>
+        <w:t>The application should include at least one practice mode (such as the alphabet), with some way of tracking basic progress. More advanced features were considered but not included at this stage.</w:t>
+      </w:r>
+    </w:p>
+    <w:p>
+      <w:pPr>
+        <w:spacing w:after="120" w:line="240" w:lineRule="auto"/>
+        <w:rPr>
+          <w:rFonts w:cstheme="minorHAnsi"/>
+        </w:rPr>
+      </w:pPr>
+      <w:r>
+        <w:rPr>
+          <w:rFonts w:cstheme="minorHAnsi"/>
+        </w:rPr>
+        <w:t>Overall, these functional requirements focus on making the system usable and interactive, rather than trying to include too many features at once.</w:t>
+      </w:r>
+    </w:p>
+    <w:p>
+      <w:pPr>
+        <w:spacing w:after="120" w:line="240" w:lineRule="auto"/>
+        <w:rPr>
+          <w:rFonts w:cstheme="minorHAnsi"/>
+        </w:rPr>
+      </w:pPr>
+    </w:p>
+    <w:p>
+      <w:pPr>
+        <w:pStyle w:val="Heading3"/>
+      </w:pPr>
+      <w:bookmarkStart w:id="59" w:name="_Toc227099454"/>
+      <w:r>
+        <w:t>3.4.2 Initial Non-Functional Requirements</w:t>
+      </w:r>
+      <w:bookmarkEnd w:id="59"/>
+    </w:p>
+    <w:p>
+      <w:r>
+        <w:t>Non-functional requirements describe how the system should behave and the overall quality of the experience:</w:t>
+      </w:r>
+    </w:p>
+    <w:p>
+      <w:pPr>
+        <w:pStyle w:val="ListParagraph"/>
+        <w:numPr>
+          <w:ilvl w:val="0"/>
+          <w:numId w:val="15"/>
+        </w:numPr>
+      </w:pPr>
+      <w:r>
+        <w:t>The application should be easy to use, even for users with no prior experience of VR or ISL. This means keeping menus simple and instructions clear, although this sometimes limits how much information can be shown.</w:t>
+      </w:r>
+    </w:p>
+    <w:p>
+      <w:pPr>
+        <w:pStyle w:val="ListParagraph"/>
+        <w:numPr>
+          <w:ilvl w:val="0"/>
+          <w:numId w:val="15"/>
+        </w:numPr>
+      </w:pPr>
+      <w:r>
+        <w:t>The system should run smoothly on the Meta Quest 3. Lag or crashes would likely make the experience frustrating, so performance had to be considered when adding features.</w:t>
+      </w:r>
+    </w:p>
+    <w:p>
+      <w:pPr>
+        <w:pStyle w:val="ListParagraph"/>
+        <w:numPr>
+          <w:ilvl w:val="0"/>
+          <w:numId w:val="15"/>
+        </w:numPr>
+      </w:pPr>
+      <w:r>
+        <w:t>Accessibility should be considered where possible. This includes support for left-handed users and making text large enough to read comfortably in VR. Not all of this is fully implemented yet, but it was kept in mind during development.</w:t>
+      </w:r>
+    </w:p>
+    <w:p>
+      <w:pPr>
+        <w:pStyle w:val="ListParagraph"/>
+        <w:numPr>
+          <w:ilvl w:val="0"/>
+          <w:numId w:val="15"/>
+        </w:numPr>
+      </w:pPr>
+      <w:r>
+        <w:t>The system should be reasonably easy to maintain and extend in the future. For example, adding new signs or features should not require major changes to the whole system, although this has not been fully tested yet.</w:t>
+      </w:r>
+    </w:p>
+    <w:p>
+      <w:r>
+        <w:t>These requirements show that usability and stability were prioritised over more advanced or complex features.</w:t>
       </w:r>
     </w:p>
     <w:p/>
@@ -10566,7 +11071,7 @@
       <w:pPr>
         <w:pStyle w:val="Heading3"/>
       </w:pPr>
-      <w:bookmarkStart w:id="60" w:name="_Toc227067110"/>
+      <w:bookmarkStart w:id="60" w:name="_Toc227099455"/>
       <w:r>
         <w:t>3.4.3 Initial System Architecture</w:t>
       </w:r>
@@ -10574,10 +11079,15 @@
     </w:p>
     <w:p>
       <w:r>
-        <w:t>Having a plan for how the main parts of the system connect should make development easier later. The following description outlines the architecture at this stage</w:t>
-      </w:r>
-      <w:r>
-        <w:t>:</w:t>
+        <w:t xml:space="preserve">Having a basic structure for how the system components interact helps make development more manageable. At this stage, the architecture is kept </w:t>
+      </w:r>
+      <w:proofErr w:type="gramStart"/>
+      <w:r>
+        <w:t>fairly simple</w:t>
+      </w:r>
+      <w:proofErr w:type="gramEnd"/>
+      <w:r>
+        <w:t xml:space="preserve"> and is mainly split into three core modules:</w:t>
       </w:r>
     </w:p>
     <w:p>
@@ -10594,7 +11104,6 @@
           <w:b/>
           <w:bCs/>
         </w:rPr>
-        <w:lastRenderedPageBreak/>
         <w:t>Main Components/Modules:</w:t>
       </w:r>
     </w:p>
@@ -10633,7 +11142,7 @@
         <w:rPr>
           <w:rFonts w:cstheme="minorHAnsi"/>
         </w:rPr>
-        <w:t xml:space="preserve">Uses Meta Quest 3’s built-in sensors and software (probably </w:t>
+        <w:t xml:space="preserve">Uses the Meta Quest 3’s built-in tracking (via </w:t>
       </w:r>
       <w:proofErr w:type="spellStart"/>
       <w:r>
@@ -10647,7 +11156,7 @@
         <w:rPr>
           <w:rFonts w:cstheme="minorHAnsi"/>
         </w:rPr>
-        <w:t>) to track and get hand/finger position data in real time.</w:t>
+        <w:t>) to capture hand and finger positions in real time.</w:t>
       </w:r>
     </w:p>
     <w:p>
@@ -10665,7 +11174,26 @@
         <w:rPr>
           <w:rFonts w:cstheme="minorHAnsi"/>
         </w:rPr>
-        <w:t>Feeds this data into the feedback engine.</w:t>
+        <w:t>Sends this data to the feedback system for processing.</w:t>
+      </w:r>
+    </w:p>
+    <w:p>
+      <w:pPr>
+        <w:numPr>
+          <w:ilvl w:val="1"/>
+          <w:numId w:val="11"/>
+        </w:numPr>
+        <w:spacing w:after="120" w:line="240" w:lineRule="auto"/>
+        <w:rPr>
+          <w:rFonts w:cstheme="minorHAnsi"/>
+        </w:rPr>
+      </w:pPr>
+      <w:r>
+        <w:rPr>
+          <w:rFonts w:cstheme="minorHAnsi"/>
+        </w:rPr>
+        <w:lastRenderedPageBreak/>
+        <w:t>This is one of the most important parts of the system, but also one of the least predictable in terms of accuracy.</w:t>
       </w:r>
     </w:p>
     <w:p>
@@ -10703,25 +11231,7 @@
         <w:rPr>
           <w:rFonts w:cstheme="minorHAnsi"/>
         </w:rPr>
-        <w:t>Compares user’s hand</w:t>
-      </w:r>
-      <w:r>
-        <w:rPr>
-          <w:rFonts w:cstheme="minorHAnsi"/>
-        </w:rPr>
-        <w:t xml:space="preserve"> model and </w:t>
-      </w:r>
-      <w:r>
-        <w:rPr>
-          <w:rFonts w:cstheme="minorHAnsi"/>
-        </w:rPr>
-        <w:t>instructions</w:t>
-      </w:r>
-      <w:r>
-        <w:rPr>
-          <w:rFonts w:cstheme="minorHAnsi"/>
-        </w:rPr>
-        <w:t>, “correct” ISL signs.</w:t>
+        <w:t>Compares the user’s hand position against predefined ISL signs.</w:t>
       </w:r>
     </w:p>
     <w:p>
@@ -10739,7 +11249,43 @@
         <w:rPr>
           <w:rFonts w:cstheme="minorHAnsi"/>
         </w:rPr>
-        <w:t>Gives feedback instantly in the app, like “Correct!” or shows what was wrong.</w:t>
+        <w:t>Determines whether the sign is correct or not.</w:t>
+      </w:r>
+    </w:p>
+    <w:p>
+      <w:pPr>
+        <w:numPr>
+          <w:ilvl w:val="1"/>
+          <w:numId w:val="11"/>
+        </w:numPr>
+        <w:spacing w:after="120" w:line="240" w:lineRule="auto"/>
+        <w:rPr>
+          <w:rFonts w:cstheme="minorHAnsi"/>
+        </w:rPr>
+      </w:pPr>
+      <w:r>
+        <w:rPr>
+          <w:rFonts w:cstheme="minorHAnsi"/>
+        </w:rPr>
+        <w:t>Provides immediate feedback such as “Correct” or indicates that the user should try again.</w:t>
+      </w:r>
+    </w:p>
+    <w:p>
+      <w:pPr>
+        <w:numPr>
+          <w:ilvl w:val="1"/>
+          <w:numId w:val="11"/>
+        </w:numPr>
+        <w:spacing w:after="120" w:line="240" w:lineRule="auto"/>
+        <w:rPr>
+          <w:rFonts w:cstheme="minorHAnsi"/>
+        </w:rPr>
+      </w:pPr>
+      <w:r>
+        <w:rPr>
+          <w:rFonts w:cstheme="minorHAnsi"/>
+        </w:rPr>
+        <w:t>This part of the system is relatively simple in the current version and may not handle more complex signs well.</w:t>
       </w:r>
     </w:p>
     <w:p>
@@ -10777,13 +11323,7 @@
         <w:rPr>
           <w:rFonts w:cstheme="minorHAnsi"/>
         </w:rPr>
-        <w:t>Handles all menus, practice lessons, and feedback pop-ups</w:t>
-      </w:r>
-      <w:r>
-        <w:rPr>
-          <w:rFonts w:cstheme="minorHAnsi"/>
-        </w:rPr>
-        <w:t>, blender models</w:t>
+        <w:t>Handles menus, lesson selection, and feedback display.</w:t>
       </w:r>
     </w:p>
     <w:p>
@@ -10801,30 +11341,74 @@
         <w:rPr>
           <w:rFonts w:cstheme="minorHAnsi"/>
         </w:rPr>
-        <w:t>Designed in Godot 4 with big VR-friendly buttons and simple navigation.</w:t>
-      </w:r>
-    </w:p>
-    <w:p/>
+        <w:t>Also displays 3D hand models to demonstrate signs.</w:t>
+      </w:r>
+    </w:p>
+    <w:p>
+      <w:pPr>
+        <w:numPr>
+          <w:ilvl w:val="1"/>
+          <w:numId w:val="11"/>
+        </w:numPr>
+        <w:spacing w:after="120" w:line="240" w:lineRule="auto"/>
+        <w:rPr>
+          <w:rFonts w:cstheme="minorHAnsi"/>
+        </w:rPr>
+      </w:pPr>
+      <w:r>
+        <w:rPr>
+          <w:rFonts w:cstheme="minorHAnsi"/>
+        </w:rPr>
+        <w:t>Designed using Godot 4 with large, simple UI elements to suit VR interaction.</w:t>
+      </w:r>
+    </w:p>
+    <w:p>
+      <w:pPr>
+        <w:spacing w:after="120" w:line="240" w:lineRule="auto"/>
+        <w:rPr>
+          <w:rFonts w:cstheme="minorHAnsi"/>
+        </w:rPr>
+      </w:pPr>
+      <w:r>
+        <w:rPr>
+          <w:rFonts w:cstheme="minorHAnsi"/>
+        </w:rPr>
+        <w:t>Although this architecture is quite basic, it reflects the current scope of the project. More advanced systems, such as detailed analytics or adaptive learning, were not included at this stage.</w:t>
+      </w:r>
+    </w:p>
+    <w:p>
+      <w:pPr>
+        <w:spacing w:after="120" w:line="240" w:lineRule="auto"/>
+        <w:rPr>
+          <w:rFonts w:cstheme="minorHAnsi"/>
+        </w:rPr>
+      </w:pPr>
+    </w:p>
     <w:p>
       <w:pPr>
         <w:pStyle w:val="Heading3"/>
       </w:pPr>
-      <w:bookmarkStart w:id="61" w:name="_Toc227067111"/>
+      <w:bookmarkStart w:id="61" w:name="_Toc227099456"/>
       <w:r>
         <w:t>3.4.4 How it all works</w:t>
       </w:r>
       <w:bookmarkEnd w:id="61"/>
+    </w:p>
+    <w:p>
+      <w:r>
+        <w:t>The overall flow of the system can be described in a few steps:</w:t>
+      </w:r>
     </w:p>
     <w:p>
       <w:pPr>
         <w:pStyle w:val="ListParagraph"/>
         <w:numPr>
           <w:ilvl w:val="0"/>
-          <w:numId w:val="12"/>
+          <w:numId w:val="16"/>
         </w:numPr>
       </w:pPr>
       <w:r>
-        <w:t>The user puts on the headset and chooses a practice mode from the UI.</w:t>
+        <w:t>The user puts on the headset and selects a mode from the user interface.</w:t>
       </w:r>
     </w:p>
     <w:p>
@@ -10832,11 +11416,11 @@
         <w:pStyle w:val="ListParagraph"/>
         <w:numPr>
           <w:ilvl w:val="0"/>
-          <w:numId w:val="12"/>
+          <w:numId w:val="16"/>
         </w:numPr>
       </w:pPr>
       <w:r>
-        <w:t>The Hand Tracking Module tracks their signs and sends info to the Feedback Engine.</w:t>
+        <w:t>The Hand Tracking Module monitors the user’s hand movements in real time.</w:t>
       </w:r>
     </w:p>
     <w:p>
@@ -10844,11 +11428,11 @@
         <w:pStyle w:val="ListParagraph"/>
         <w:numPr>
           <w:ilvl w:val="0"/>
-          <w:numId w:val="12"/>
+          <w:numId w:val="16"/>
         </w:numPr>
       </w:pPr>
       <w:r>
-        <w:t>Feedback Engine checks if the sign matches the database of ISL gestures and returns feedback (correct/incorrect, hints).</w:t>
+        <w:t>This data is passed to the Feedback Engine, which checks it against stored ISL gestures.</w:t>
       </w:r>
     </w:p>
     <w:p>
@@ -10856,11 +11440,28 @@
         <w:pStyle w:val="ListParagraph"/>
         <w:numPr>
           <w:ilvl w:val="0"/>
-          <w:numId w:val="12"/>
+          <w:numId w:val="16"/>
         </w:numPr>
       </w:pPr>
       <w:r>
-        <w:t>The UI displays response, score, or any helpful messages.</w:t>
+        <w:t>The system then returns feedback, indicating whether the sign was correct or needs adjustment.</w:t>
+      </w:r>
+    </w:p>
+    <w:p>
+      <w:pPr>
+        <w:pStyle w:val="ListParagraph"/>
+        <w:numPr>
+          <w:ilvl w:val="0"/>
+          <w:numId w:val="16"/>
+        </w:numPr>
+      </w:pPr>
+      <w:r>
+        <w:t>The UI displays this feedback along with any additional information, such as progress or messages.</w:t>
+      </w:r>
+    </w:p>
+    <w:p>
+      <w:r>
+        <w:t>This flow shows that most of the system relies on the interaction between tracking and feedback. If either of these parts does not work well, the overall experience is affected. Because of this, more focus was placed on getting these core interactions working reliably rather than expanding the system further.</w:t>
       </w:r>
     </w:p>
     <w:p/>
@@ -10869,7 +11470,7 @@
         <w:pStyle w:val="Heading2"/>
       </w:pPr>
       <w:bookmarkStart w:id="62" w:name="_Toc212189669"/>
-      <w:bookmarkStart w:id="63" w:name="_Toc227067112"/>
+      <w:bookmarkStart w:id="63" w:name="_Toc227099457"/>
       <w:r>
         <w:t>3.</w:t>
       </w:r>
@@ -10887,37 +11488,34 @@
     </w:p>
     <w:p>
       <w:r>
-        <w:t>Overall, this System Analysis section gives a clearer picture of what Sign &amp; Spell VR is intended to be. By breaking the system down into users, key features, core modules, and likely risks, the project has a more structured direction to follow</w:t>
-      </w:r>
-      <w:r>
-        <w:t>.</w:t>
-      </w:r>
-    </w:p>
-    <w:p>
-      <w:r>
-        <w:t xml:space="preserve">Much of the content is based on reviewing other sign language learning applications, reading relevant research for the proposal, and informally asking people what they would expect from a project like this. Separating the requirements into “must have” and “nice to have” items </w:t>
-      </w:r>
-      <w:proofErr w:type="gramStart"/>
-      <w:r>
-        <w:t>helps</w:t>
-      </w:r>
-      <w:proofErr w:type="gramEnd"/>
-      <w:r>
-        <w:t xml:space="preserve"> reduce the chance of getting distracted by extra features that are not essential. Focusing first on hand tracking, feedback, and ease of use should provide a practical system that is not overwhelming for beginners.</w:t>
-      </w:r>
-    </w:p>
-    <w:p>
-      <w:r>
-        <w:t xml:space="preserve">The planned architecture is relatively simple, but it offers a workable starting point and makes it easier to imagine how the different parts will fit together. It is expected that some elements will need to change as development continues and new issues appear. There are still open questions, such as how to implement cloud synchronisation in practice, how best to handle hand-tracking errors, and how to make the application more accessible to a wider range of users. However, having an initial specification and a list of identified risks means that, if progress slows, there is at least a clear view of where the gaps are. Ongoing feedback from test users will be important to check that the system remains useful and respectful to its intended audience. </w:t>
-      </w:r>
-    </w:p>
-    <w:p>
-      <w:r>
-        <w:t xml:space="preserve">In summary, this section outlines a realistic plan that takes insights from the research and applies them to the system design. The next step is to begin implementing the core features, continue </w:t>
-      </w:r>
+        <w:t>Overall, this chapter outlined the main analysis and design decisions behind Sign &amp; Spell VR. It covered how the system was defined, who it is intended for, and what requirements were considered important for development.</w:t>
+      </w:r>
+    </w:p>
+    <w:p>
+      <w:r>
+        <w:t>One of the main points that became clear throughout this chapter is that the system had to be simplified compared to the original idea. While the initial plan included more advanced features, such as word-level learning and more detailed feedback, these were not realistic within the available time. Instead, the focus shifted towards building a smaller but more stable system based around ISL alphabet learning.</w:t>
+      </w:r>
+    </w:p>
+    <w:p>
       <w:r>
         <w:lastRenderedPageBreak/>
-        <w:t>gathering feedback, and be prepared to adjust the design when parts of the system do not work as expected.</w:t>
+        <w:t>The requirements and architecture reflect this decision. More emphasis was placed on core features such as hand tracking, feedback, and usability, rather than trying to include too many additional features. This helped keep the system manageable, although it does mean that the current version is somewhat limited in scope.</w:t>
+      </w:r>
+    </w:p>
+    <w:p>
+      <w:r>
+        <w:t xml:space="preserve">At the same time, the analysis also highlighted </w:t>
+      </w:r>
+      <w:r>
+        <w:t>a few</w:t>
+      </w:r>
+      <w:r>
+        <w:t xml:space="preserve"> challenges, particularly around hand tracking accuracy and overall usability. These issues influenced many of the design decisions, such as keeping the interface simple and limiting the complexity of feedback.</w:t>
+      </w:r>
+    </w:p>
+    <w:p>
+      <w:r>
+        <w:t xml:space="preserve">Overall, this chapter provides a clear foundation for the next stage of the project. The system design is not fully complete, but it is structured enough to guide implementation and further development. </w:t>
       </w:r>
     </w:p>
     <w:p/>
@@ -10944,7 +11542,7 @@
       <w:pPr>
         <w:pStyle w:val="Heading1"/>
       </w:pPr>
-      <w:bookmarkStart w:id="64" w:name="_Toc227067113"/>
+      <w:bookmarkStart w:id="64" w:name="_Toc227099458"/>
       <w:r>
         <w:lastRenderedPageBreak/>
         <w:t>4.</w:t>
@@ -10975,7 +11573,7 @@
         <w:pStyle w:val="Heading2"/>
       </w:pPr>
       <w:bookmarkStart w:id="65" w:name="_Toc21975773"/>
-      <w:bookmarkStart w:id="66" w:name="_Toc227067114"/>
+      <w:bookmarkStart w:id="66" w:name="_Toc227099459"/>
       <w:r>
         <w:t>4.</w:t>
       </w:r>
@@ -10989,13 +11587,28 @@
       <w:pPr>
         <w:pStyle w:val="Heading3"/>
       </w:pPr>
+      <w:bookmarkStart w:id="67" w:name="_Toc227099460"/>
       <w:r>
         <w:t>4.1.1 Translating Requirements into Design</w:t>
       </w:r>
-    </w:p>
-    <w:p>
-      <w:r>
-        <w:t>The purpose of this section is to describe how the requirements and specifications identified earlier will be transformed into a concrete design for the Sign &amp; Spell VR application. This involves both planning how the software will be structured and deciding on the technologies to be used, with a clear focus on making the app functional, usable, and scalable. Effective design is important because it ensures that development proceeds smoothly, and that the final system meets user needs effectively.</w:t>
+      <w:bookmarkEnd w:id="67"/>
+    </w:p>
+    <w:p>
+      <w:r>
+        <w:t>The purpose of this section is to explain how the requirements identified in the previous chapter are translated into a working system design for Sign &amp; Spell VR. This involves deciding how the system will be structured, how different components will interact, and which technologies are most suitable for implementing the required features.</w:t>
+      </w:r>
+    </w:p>
+    <w:p>
+      <w:r>
+        <w:t xml:space="preserve">Rather than treating the requirements as fixed, they were used as a guide to shape design decisions throughout development. In some cases, this meant simplifying or adjusting features so that they could be realistically implemented within the given time. Because of this, the design reflects a balance between what was originally planned and what could </w:t>
+      </w:r>
+      <w:proofErr w:type="gramStart"/>
+      <w:r>
+        <w:t>actually be</w:t>
+      </w:r>
+      <w:proofErr w:type="gramEnd"/>
+      <w:r>
+        <w:t xml:space="preserve"> achieved in practice.</w:t>
       </w:r>
     </w:p>
     <w:p/>
@@ -11003,13 +11616,30 @@
       <w:pPr>
         <w:pStyle w:val="Heading3"/>
       </w:pPr>
+      <w:bookmarkStart w:id="68" w:name="_Toc227099461"/>
       <w:r>
         <w:t>4.1.2 Design Principles and Goals</w:t>
       </w:r>
-    </w:p>
-    <w:p>
-      <w:r>
-        <w:t>In designing this system, the main principles guiding the process are simplicity, modularity, and user-friendliness. Simplicity helps ensure that users, especially beginners, can interact with the app without confusion. Modularity allows the developer to isolate and manage different parts of the system separately, making it easier to debug and add new features later. User-friendliness is vital to encourage learners to practice consistently, by providing clear feedback, easy navigation, and an immersive but not overwhelming VR environment. These goals reflect the requirements identified from prior research and user feedback.</w:t>
+      <w:bookmarkEnd w:id="68"/>
+    </w:p>
+    <w:p>
+      <w:r>
+        <w:t>The main design principles used in this project are simplicity, modularity, and user-friendliness. These were chosen based on the needs of beginner users and the limitations identified earlier.</w:t>
+      </w:r>
+    </w:p>
+    <w:p>
+      <w:r>
+        <w:t>Simplicity was important to ensure that users could understand how to use the system without needing prior experience in VR. This influenced decisions such as reducing menu complexity and limiting the number of on-screen elements.</w:t>
+      </w:r>
+    </w:p>
+    <w:p>
+      <w:r>
+        <w:t>Modularity was used to separate different parts of the system, such as hand tracking, feedback, and user interface. This made it easier to test and adjust individual components without affecting the entire system, although this structure is still quite basic in the current version.</w:t>
+      </w:r>
+    </w:p>
+    <w:p>
+      <w:r>
+        <w:t>User-friendliness was also a key goal, particularly in terms of navigation and feedback. Clear instructions and simple responses were prioritised over more detailed or complex features. While this improves accessibility, it also limits how much information can be given to the user at once.</w:t>
       </w:r>
     </w:p>
     <w:p/>
@@ -11017,52 +11647,47 @@
       <w:pPr>
         <w:pStyle w:val="Heading2"/>
       </w:pPr>
-      <w:bookmarkStart w:id="67" w:name="_Toc21975774"/>
-      <w:bookmarkStart w:id="68" w:name="_Toc227067115"/>
+      <w:bookmarkStart w:id="69" w:name="_Toc21975774"/>
+      <w:bookmarkStart w:id="70" w:name="_Toc227099462"/>
       <w:r>
         <w:t>4.</w:t>
       </w:r>
       <w:r>
         <w:t>2. Software Methodology</w:t>
       </w:r>
-      <w:bookmarkEnd w:id="67"/>
-      <w:bookmarkEnd w:id="68"/>
+      <w:bookmarkEnd w:id="69"/>
+      <w:bookmarkEnd w:id="70"/>
     </w:p>
     <w:p/>
     <w:p>
       <w:pPr>
         <w:pStyle w:val="Heading3"/>
       </w:pPr>
+      <w:bookmarkStart w:id="71" w:name="_Toc227099463"/>
       <w:r>
         <w:t>4.2.1 Incremental Model</w:t>
       </w:r>
-    </w:p>
-    <w:p>
-      <w:r>
-        <w:t>For the development of the project</w:t>
-      </w:r>
-      <w:r>
-        <w:t xml:space="preserve">, </w:t>
-      </w:r>
-      <w:r>
-        <w:t>the Incremental Model has been chosen as the software development methodology</w:t>
-      </w:r>
-      <w:r>
-        <w:t xml:space="preserve">. </w:t>
-      </w:r>
-      <w:r>
-        <w:t xml:space="preserve">Rather than trying to build everything at once and risk getting stuck, this approach breaks the work into smaller chunks called "increments," where each one delivers a working piece of the app that can </w:t>
-      </w:r>
-      <w:r>
-        <w:t>be</w:t>
-      </w:r>
-      <w:r>
-        <w:t xml:space="preserve"> tested.</w:t>
-      </w:r>
-    </w:p>
-    <w:p>
-      <w:r>
-        <w:t>The first increment focused on core functionality—hand tracking on the Quest 3, basic ISL letter recognition, and simple feedback like "correct" or "try again." Subsequent increments added progress saving, full alphabet recognition, menu navigation, and 3D hand model displays. By the final increment, all planned features were implemented and tested, resulting in a fully functional prototype ready for evaluation. This step-by-step process helped catch bugs early and maintained steady progress through completion.</w:t>
+      <w:bookmarkEnd w:id="71"/>
+    </w:p>
+    <w:p>
+      <w:r>
+        <w:t>The Incremental Model was chosen as the development methodology for this project. Instead of attempting to build the entire system at once, the work was divided into smaller stages, where each stage added a working part of the application.</w:t>
+      </w:r>
+    </w:p>
+    <w:p>
+      <w:r>
+        <w:t>The first increment focused on the core functionality, including hand tracking on the Meta Quest 3, basic ISL letter recognition, and simple feedback such as “correct” or “try again.” These features were prioritised because the system would not function as a learning tool without them.</w:t>
+      </w:r>
+    </w:p>
+    <w:p>
+      <w:r>
+        <w:t>Later increments introduced additional features such as menu navigation, progress saving, and the display of 3D hand models. By building the system step by step, it was possible to test each part before adding more complexity. This reduced the risk of major issues appearing later in development.</w:t>
+      </w:r>
+    </w:p>
+    <w:p>
+      <w:r>
+        <w:lastRenderedPageBreak/>
+        <w:t>Although this approach worked well overall, some features still required reworking as new challenges appeared, particularly with hand tracking accuracy. This shows that even with an incremental approach, some level of iteration is still necessary.</w:t>
       </w:r>
     </w:p>
     <w:p>
@@ -11073,7 +11698,6 @@
         <w:rPr>
           <w:noProof/>
         </w:rPr>
-        <w:lastRenderedPageBreak/>
         <w:drawing>
           <wp:inline distT="0" distB="0" distL="0" distR="0" wp14:anchorId="36665196" wp14:editId="7193C741">
             <wp:extent cx="4240246" cy="2248929"/>
@@ -11157,54 +11781,30 @@
       <w:pPr>
         <w:pStyle w:val="Heading3"/>
       </w:pPr>
+      <w:bookmarkStart w:id="72" w:name="_Toc227099464"/>
       <w:r>
         <w:t>4.2.2 Advantages of Incremental Development for my Project</w:t>
       </w:r>
-    </w:p>
-    <w:p>
-      <w:r>
-        <w:t>This methodology offers several advantages for a solo student project like Sign &amp; Spell VR. Breaking things down into stages meant there was always something working to test, so problems could get spotted and fixed before they snowballed into bigger headaches. Getting small wins along the way</w:t>
-      </w:r>
-      <w:r>
-        <w:t xml:space="preserve">, </w:t>
-      </w:r>
-      <w:r>
-        <w:t xml:space="preserve">like seeing hand tracking </w:t>
-      </w:r>
-      <w:proofErr w:type="gramStart"/>
-      <w:r>
-        <w:t>actually respond</w:t>
-      </w:r>
-      <w:proofErr w:type="gramEnd"/>
-      <w:r>
-        <w:t xml:space="preserve"> for the first time</w:t>
-      </w:r>
-      <w:r>
-        <w:t xml:space="preserve">, </w:t>
-      </w:r>
-      <w:r>
-        <w:t>kept motivation up when VR development got tricky.</w:t>
-      </w:r>
-    </w:p>
-    <w:p>
-      <w:r>
-        <w:t xml:space="preserve">It also made sure the must-have stuff like basic sign recognition and feedback came first, instead of getting lost chasing fancy extras. Plus, the whole approach stayed </w:t>
-      </w:r>
-      <w:proofErr w:type="gramStart"/>
-      <w:r>
-        <w:t>pretty flexible</w:t>
-      </w:r>
-      <w:proofErr w:type="gramEnd"/>
-      <w:r>
-        <w:t xml:space="preserve">; if something took longer than expected or a better idea came up during testing, features could get shuffled around without derailing everything. Overall, it turned what could have been a stressful mess into manageable steps that </w:t>
-      </w:r>
-      <w:proofErr w:type="gramStart"/>
-      <w:r>
-        <w:t>actually led</w:t>
-      </w:r>
-      <w:proofErr w:type="gramEnd"/>
-      <w:r>
-        <w:t xml:space="preserve"> somewhere useful.</w:t>
+      <w:bookmarkEnd w:id="72"/>
+    </w:p>
+    <w:p>
+      <w:r>
+        <w:t>The incremental approach was particularly suitable for this project, as it allowed steady progress while keeping the system functional at each stage. Having a working version early on made it easier to identify issues, especially with hand tracking and user interaction.</w:t>
+      </w:r>
+    </w:p>
+    <w:p>
+      <w:r>
+        <w:t>It also helped ensure that the most important features were completed first. Instead of focusing on less important additions, the development stayed centred on core functionality such as sign recognition and feedback. This reduced the risk of ending up with an incomplete system.</w:t>
+      </w:r>
+    </w:p>
+    <w:p>
+      <w:r>
+        <w:t>Another advantage was flexibility. If a feature proved too difficult or time-consuming, it could be delayed or simplified without affecting the rest of the system too heavily. This was useful given the technical challenges involved in VR development.</w:t>
+      </w:r>
+    </w:p>
+    <w:p>
+      <w:r>
+        <w:t>However, this approach also meant that some features were left at a basic level, as time had to be managed carefully across each increment. As a result, the system is functional but not fully developed in all areas.</w:t>
       </w:r>
     </w:p>
     <w:p/>
@@ -11212,52 +11812,90 @@
       <w:pPr>
         <w:pStyle w:val="Heading3"/>
       </w:pPr>
+      <w:bookmarkStart w:id="73" w:name="_Toc227099465"/>
       <w:r>
         <w:t>4.2.3 Application Approach</w:t>
       </w:r>
-    </w:p>
-    <w:p>
-      <w:r>
-        <w:t>In practice, the first step was building a basic prototype that got the essentials working—real-time hand tracking on the Quest 3, recognition for the main ISL letters, and instant feedback to show if signs were right or wrong. That increment stuck to keeping things stable so tracking wouldn't glitch out all the time.</w:t>
-      </w:r>
-    </w:p>
-    <w:p>
-      <w:r>
-        <w:t xml:space="preserve">Once that base felt decent enough to test, the next rounds added the full alphabet, smoother menus that didn't confuse users, progress saving so sessions wouldn't get wiped, and even 3D hand models popping up as references. Each chunk got tested </w:t>
-      </w:r>
-      <w:proofErr w:type="gramStart"/>
-      <w:r>
-        <w:t>pretty thoroughly</w:t>
-      </w:r>
-      <w:proofErr w:type="gramEnd"/>
-      <w:r>
-        <w:t xml:space="preserve"> on actual hardware before piling on more, which helped avoid massive rewrites later. By the end, everything came together into a solid app that </w:t>
-      </w:r>
-      <w:proofErr w:type="gramStart"/>
-      <w:r>
-        <w:t>actually ran</w:t>
-      </w:r>
-      <w:proofErr w:type="gramEnd"/>
-      <w:r>
-        <w:t xml:space="preserve"> without too many crashes.</w:t>
+      <w:bookmarkEnd w:id="73"/>
+    </w:p>
+    <w:p>
+      <w:r>
+        <w:t>In practice, development started with a basic prototype focusing on essential features. This included real-time hand tracking, initial ISL letter recognition, and simple feedback. The main goal at this stage was stability, as unreliable tracking would affect all other features.</w:t>
+      </w:r>
+    </w:p>
+    <w:p>
+      <w:r>
+        <w:t>Once this base was working reasonably well, additional features were added in later stages. These included the full alphabet, improved menu navigation, progress saving, and 3D hand models for guidance. Each stage was tested on the actual headset before moving on, which helped identify issues early.</w:t>
+      </w:r>
+    </w:p>
+    <w:p>
+      <w:r>
+        <w:lastRenderedPageBreak/>
+        <w:t>This step-by-step approach made development more manageable, although it did slow down the addition of more advanced features. By the end, the system reached a point where it could function as a complete prototype, even if some areas still require improvement.</w:t>
       </w:r>
     </w:p>
     <w:p/>
+    <w:p>
+      <w:pPr>
+        <w:pStyle w:val="Heading2"/>
+      </w:pPr>
+      <w:bookmarkStart w:id="74" w:name="_Toc227099466"/>
+      <w:r>
+        <w:t>4.3 Project Planning</w:t>
+      </w:r>
+      <w:bookmarkEnd w:id="74"/>
+    </w:p>
     <w:p/>
     <w:p>
+      <w:r>
+        <w:t>Describe the approach used for planning the project development.</w:t>
+      </w:r>
+    </w:p>
+    <w:p/>
+    <w:p>
+      <w:pPr>
+        <w:pStyle w:val="Heading3"/>
+      </w:pPr>
+      <w:bookmarkStart w:id="75" w:name="_Toc227099467"/>
+      <w:r>
+        <w:t>4.3.1 Project Schedule</w:t>
+      </w:r>
+      <w:bookmarkEnd w:id="75"/>
+    </w:p>
+    <w:p/>
+    <w:p>
+      <w:r>
+        <w:t>Description and Gantt Chart</w:t>
+      </w:r>
+    </w:p>
+    <w:p/>
+    <w:p>
       <w:pPr>
         <w:pStyle w:val="Heading2"/>
       </w:pPr>
-      <w:bookmarkStart w:id="69" w:name="_Toc227067116"/>
-      <w:r>
-        <w:t>4.3 Project Planning</w:t>
-      </w:r>
-      <w:bookmarkEnd w:id="69"/>
+      <w:bookmarkStart w:id="76" w:name="_Toc21975775"/>
+      <w:bookmarkStart w:id="77" w:name="_Toc227099468"/>
+      <w:r>
+        <w:t>4.5</w:t>
+      </w:r>
+      <w:r>
+        <w:t>. Overview of System</w:t>
+      </w:r>
+      <w:bookmarkEnd w:id="76"/>
+      <w:bookmarkEnd w:id="77"/>
     </w:p>
     <w:p/>
     <w:p>
       <w:r>
-        <w:t>Describe the approach used for planning the project development.</w:t>
+        <w:t>Describe modules / Components / Experimental approach</w:t>
+      </w:r>
+    </w:p>
+    <w:p>
+      <w:r>
+        <w:t>Include a diagram</w:t>
+      </w:r>
+      <w:r>
+        <w:t xml:space="preserve">, Physical Architecture (Infrastructure) diagram </w:t>
       </w:r>
     </w:p>
     <w:p/>
@@ -11265,16 +11903,21 @@
       <w:pPr>
         <w:pStyle w:val="Heading3"/>
       </w:pPr>
-      <w:bookmarkStart w:id="70" w:name="_Toc227067117"/>
-      <w:r>
-        <w:t>4.3.1 Project Schedule</w:t>
-      </w:r>
-      <w:bookmarkEnd w:id="70"/>
+      <w:bookmarkStart w:id="78" w:name="_Toc227099469"/>
+      <w:r>
+        <w:t>4.5.1 Fulfilment of System Requirements</w:t>
+      </w:r>
+      <w:bookmarkEnd w:id="78"/>
     </w:p>
     <w:p/>
     <w:p>
       <w:r>
-        <w:t>Description and Gantt Chart</w:t>
+        <w:t>Describe how system design matches and delivers on the system requirements.</w:t>
+      </w:r>
+    </w:p>
+    <w:p>
+      <w:r>
+        <w:t xml:space="preserve">Logical architecture as a guide </w:t>
       </w:r>
     </w:p>
     <w:p/>
@@ -11282,100 +11925,48 @@
       <w:pPr>
         <w:pStyle w:val="Heading2"/>
       </w:pPr>
-      <w:bookmarkStart w:id="71" w:name="_Toc21975775"/>
-      <w:bookmarkStart w:id="72" w:name="_Toc227067118"/>
-      <w:r>
-        <w:t>4.5</w:t>
-      </w:r>
-      <w:r>
-        <w:t>. Overview of System</w:t>
-      </w:r>
-      <w:bookmarkEnd w:id="71"/>
-      <w:bookmarkEnd w:id="72"/>
+      <w:bookmarkStart w:id="79" w:name="_Toc227099470"/>
+      <w:r>
+        <w:t>4.</w:t>
+      </w:r>
+      <w:r>
+        <w:t>X. O</w:t>
+      </w:r>
+      <w:r>
+        <w:t>t</w:t>
+      </w:r>
+      <w:r>
+        <w:t>her Sections</w:t>
+      </w:r>
+      <w:r>
+        <w:t xml:space="preserve"> as needed</w:t>
+      </w:r>
+      <w:bookmarkEnd w:id="79"/>
     </w:p>
     <w:p/>
     <w:p>
       <w:r>
-        <w:t>Describe modules / Components / Experimental approach</w:t>
-      </w:r>
-    </w:p>
-    <w:p>
-      <w:r>
         <w:t>Include a diagram</w:t>
       </w:r>
-      <w:r>
-        <w:t xml:space="preserve">, Physical Architecture (Infrastructure) diagram </w:t>
-      </w:r>
     </w:p>
     <w:p/>
     <w:p>
       <w:pPr>
-        <w:pStyle w:val="Heading3"/>
-      </w:pPr>
-      <w:bookmarkStart w:id="73" w:name="_Toc227067119"/>
-      <w:r>
-        <w:t>4.5.1 Fulfilment of System Requirements</w:t>
-      </w:r>
-      <w:bookmarkEnd w:id="73"/>
-    </w:p>
-    <w:p/>
-    <w:p>
-      <w:r>
-        <w:t>Describe how system design matches and delivers on the system requirements.</w:t>
-      </w:r>
-    </w:p>
-    <w:p>
-      <w:r>
-        <w:t xml:space="preserve">Logical architecture as a guide </w:t>
-      </w:r>
-    </w:p>
-    <w:p/>
-    <w:p>
-      <w:pPr>
         <w:pStyle w:val="Heading2"/>
       </w:pPr>
-      <w:bookmarkStart w:id="74" w:name="_Toc227067120"/>
+      <w:bookmarkStart w:id="80" w:name="_Toc21975779"/>
+      <w:bookmarkStart w:id="81" w:name="_Toc227099471"/>
       <w:r>
         <w:t>4.</w:t>
       </w:r>
       <w:r>
-        <w:t>X. O</w:t>
-      </w:r>
-      <w:r>
-        <w:t>t</w:t>
-      </w:r>
-      <w:r>
-        <w:t>her Sections</w:t>
-      </w:r>
-      <w:r>
-        <w:t xml:space="preserve"> as needed</w:t>
-      </w:r>
-      <w:bookmarkEnd w:id="74"/>
-    </w:p>
-    <w:p/>
-    <w:p>
-      <w:r>
-        <w:t>Include a diagram</w:t>
-      </w:r>
-    </w:p>
-    <w:p/>
-    <w:p>
-      <w:pPr>
-        <w:pStyle w:val="Heading2"/>
-      </w:pPr>
-      <w:bookmarkStart w:id="75" w:name="_Toc21975779"/>
-      <w:bookmarkStart w:id="76" w:name="_Toc227067121"/>
-      <w:r>
-        <w:t>4.</w:t>
-      </w:r>
-      <w:r>
         <w:t>X</w:t>
       </w:r>
       <w:r>
         <w:t>. Conclusions</w:t>
       </w:r>
-      <w:bookmarkEnd w:id="75"/>
-      <w:bookmarkEnd w:id="76"/>
+      <w:bookmarkEnd w:id="80"/>
+      <w:bookmarkEnd w:id="81"/>
     </w:p>
     <w:p/>
     <w:p>
@@ -11395,7 +11986,7 @@
       <w:pPr>
         <w:pStyle w:val="Heading1"/>
       </w:pPr>
-      <w:bookmarkStart w:id="77" w:name="_Toc227067122"/>
+      <w:bookmarkStart w:id="82" w:name="_Toc227099472"/>
       <w:r>
         <w:lastRenderedPageBreak/>
         <w:t>5.</w:t>
@@ -11412,42 +12003,42 @@
       <w:r>
         <w:t>velopment</w:t>
       </w:r>
-      <w:bookmarkEnd w:id="77"/>
+      <w:bookmarkEnd w:id="82"/>
     </w:p>
     <w:p/>
     <w:p>
       <w:pPr>
         <w:pStyle w:val="Heading2"/>
       </w:pPr>
-      <w:bookmarkStart w:id="78" w:name="_Toc227067123"/>
+      <w:bookmarkStart w:id="83" w:name="_Toc227099473"/>
       <w:r>
         <w:t>5.</w:t>
       </w:r>
       <w:r>
         <w:t>1. Introduction</w:t>
       </w:r>
-      <w:bookmarkEnd w:id="78"/>
+      <w:bookmarkEnd w:id="83"/>
     </w:p>
     <w:p/>
     <w:p>
       <w:pPr>
         <w:pStyle w:val="Heading2"/>
       </w:pPr>
-      <w:bookmarkStart w:id="79" w:name="_Toc227067124"/>
+      <w:bookmarkStart w:id="84" w:name="_Toc227099474"/>
       <w:r>
         <w:t>5.</w:t>
       </w:r>
       <w:r>
         <w:t>2. Software Development</w:t>
       </w:r>
-      <w:bookmarkEnd w:id="79"/>
+      <w:bookmarkEnd w:id="84"/>
     </w:p>
     <w:p/>
     <w:p>
       <w:pPr>
         <w:pStyle w:val="Heading2"/>
       </w:pPr>
-      <w:bookmarkStart w:id="80" w:name="_Toc227067125"/>
+      <w:bookmarkStart w:id="85" w:name="_Toc227099475"/>
       <w:r>
         <w:t>5.</w:t>
       </w:r>
@@ -11463,14 +12054,14 @@
       <w:r>
         <w:t xml:space="preserve"> as needed</w:t>
       </w:r>
-      <w:bookmarkEnd w:id="80"/>
+      <w:bookmarkEnd w:id="85"/>
     </w:p>
     <w:p/>
     <w:p>
       <w:pPr>
         <w:pStyle w:val="Heading2"/>
       </w:pPr>
-      <w:bookmarkStart w:id="81" w:name="_Toc227067126"/>
+      <w:bookmarkStart w:id="86" w:name="_Toc227099476"/>
       <w:r>
         <w:t>5.</w:t>
       </w:r>
@@ -11480,7 +12071,7 @@
       <w:r>
         <w:t>. Conclusions</w:t>
       </w:r>
-      <w:bookmarkEnd w:id="81"/>
+      <w:bookmarkEnd w:id="86"/>
     </w:p>
     <w:p/>
     <w:p>
@@ -11500,7 +12091,7 @@
       <w:pPr>
         <w:pStyle w:val="Heading1"/>
       </w:pPr>
-      <w:bookmarkStart w:id="82" w:name="_Toc227067127"/>
+      <w:bookmarkStart w:id="87" w:name="_Toc227099477"/>
       <w:r>
         <w:lastRenderedPageBreak/>
         <w:t>6.</w:t>
@@ -11514,7 +12105,7 @@
       <w:r>
         <w:t>Evaluation</w:t>
       </w:r>
-      <w:bookmarkEnd w:id="82"/>
+      <w:bookmarkEnd w:id="87"/>
     </w:p>
     <w:p/>
     <w:p/>
@@ -11523,14 +12114,14 @@
       <w:pPr>
         <w:pStyle w:val="Heading2"/>
       </w:pPr>
-      <w:bookmarkStart w:id="83" w:name="_Toc227067128"/>
+      <w:bookmarkStart w:id="88" w:name="_Toc227099478"/>
       <w:r>
         <w:t>6.</w:t>
       </w:r>
       <w:r>
         <w:t>1. Introduction</w:t>
       </w:r>
-      <w:bookmarkEnd w:id="83"/>
+      <w:bookmarkEnd w:id="88"/>
     </w:p>
     <w:p/>
     <w:p/>
@@ -11538,16 +12129,16 @@
       <w:pPr>
         <w:pStyle w:val="Heading2"/>
       </w:pPr>
-      <w:bookmarkStart w:id="84" w:name="_Toc21975789"/>
-      <w:bookmarkStart w:id="85" w:name="_Toc227067129"/>
+      <w:bookmarkStart w:id="89" w:name="_Toc21975789"/>
+      <w:bookmarkStart w:id="90" w:name="_Toc227099479"/>
       <w:r>
         <w:t>6.</w:t>
       </w:r>
       <w:r>
         <w:t>2. System Testing</w:t>
       </w:r>
-      <w:bookmarkEnd w:id="84"/>
-      <w:bookmarkEnd w:id="85"/>
+      <w:bookmarkEnd w:id="89"/>
+      <w:bookmarkEnd w:id="90"/>
     </w:p>
     <w:p/>
     <w:p/>
@@ -11555,16 +12146,16 @@
       <w:pPr>
         <w:pStyle w:val="Heading2"/>
       </w:pPr>
-      <w:bookmarkStart w:id="86" w:name="_Toc21975790"/>
-      <w:bookmarkStart w:id="87" w:name="_Toc227067130"/>
+      <w:bookmarkStart w:id="91" w:name="_Toc21975790"/>
+      <w:bookmarkStart w:id="92" w:name="_Toc227099480"/>
       <w:r>
         <w:t>6.</w:t>
       </w:r>
       <w:r>
         <w:t>3. System Evaluation</w:t>
       </w:r>
-      <w:bookmarkEnd w:id="86"/>
-      <w:bookmarkEnd w:id="87"/>
+      <w:bookmarkEnd w:id="91"/>
+      <w:bookmarkEnd w:id="92"/>
     </w:p>
     <w:p/>
     <w:p/>
@@ -11572,11 +12163,11 @@
       <w:pPr>
         <w:pStyle w:val="Heading2"/>
       </w:pPr>
-      <w:bookmarkStart w:id="88" w:name="_Toc227067131"/>
+      <w:bookmarkStart w:id="93" w:name="_Toc227099481"/>
       <w:r>
         <w:t>6.4. Evaluate Project Management</w:t>
       </w:r>
-      <w:bookmarkEnd w:id="88"/>
+      <w:bookmarkEnd w:id="93"/>
     </w:p>
     <w:p/>
     <w:p/>
@@ -11585,11 +12176,11 @@
       <w:pPr>
         <w:pStyle w:val="Heading3"/>
       </w:pPr>
-      <w:bookmarkStart w:id="89" w:name="_Toc227067132"/>
+      <w:bookmarkStart w:id="94" w:name="_Toc227099482"/>
       <w:r>
         <w:t>6.4.1 Evaluate Project Plan</w:t>
       </w:r>
-      <w:bookmarkEnd w:id="89"/>
+      <w:bookmarkEnd w:id="94"/>
     </w:p>
     <w:p/>
     <w:p/>
@@ -11597,11 +12188,11 @@
       <w:pPr>
         <w:pStyle w:val="Heading3"/>
       </w:pPr>
-      <w:bookmarkStart w:id="90" w:name="_Toc227067133"/>
+      <w:bookmarkStart w:id="95" w:name="_Toc227099483"/>
       <w:r>
         <w:t>6.4.1 Evaluate Project Execution</w:t>
       </w:r>
-      <w:bookmarkEnd w:id="90"/>
+      <w:bookmarkEnd w:id="95"/>
     </w:p>
     <w:p/>
     <w:p/>
@@ -11611,14 +12202,14 @@
       <w:pPr>
         <w:pStyle w:val="Heading2"/>
       </w:pPr>
-      <w:bookmarkStart w:id="91" w:name="_Toc227067134"/>
+      <w:bookmarkStart w:id="96" w:name="_Toc227099484"/>
       <w:r>
         <w:t>6.6.</w:t>
       </w:r>
       <w:r>
         <w:t xml:space="preserve"> Conclusions</w:t>
       </w:r>
-      <w:bookmarkEnd w:id="91"/>
+      <w:bookmarkEnd w:id="96"/>
     </w:p>
     <w:p/>
     <w:p/>
@@ -11640,7 +12231,7 @@
       <w:pPr>
         <w:pStyle w:val="Heading1"/>
       </w:pPr>
-      <w:bookmarkStart w:id="92" w:name="_Toc227067135"/>
+      <w:bookmarkStart w:id="97" w:name="_Toc227099485"/>
       <w:r>
         <w:lastRenderedPageBreak/>
         <w:t>7.</w:t>
@@ -11648,28 +12239,28 @@
       <w:r>
         <w:t xml:space="preserve"> Conclusions and Future Work</w:t>
       </w:r>
-      <w:bookmarkEnd w:id="92"/>
+      <w:bookmarkEnd w:id="97"/>
     </w:p>
     <w:p/>
     <w:p>
       <w:pPr>
         <w:pStyle w:val="Heading2"/>
       </w:pPr>
-      <w:bookmarkStart w:id="93" w:name="_Toc227067136"/>
+      <w:bookmarkStart w:id="98" w:name="_Toc227099486"/>
       <w:r>
         <w:t>7.</w:t>
       </w:r>
       <w:r>
         <w:t>1. Introduction</w:t>
       </w:r>
-      <w:bookmarkEnd w:id="93"/>
+      <w:bookmarkEnd w:id="98"/>
     </w:p>
     <w:p/>
     <w:p>
       <w:pPr>
         <w:pStyle w:val="Heading2"/>
       </w:pPr>
-      <w:bookmarkStart w:id="94" w:name="_Toc227067137"/>
+      <w:bookmarkStart w:id="99" w:name="_Toc227099487"/>
       <w:r>
         <w:t>7.</w:t>
       </w:r>
@@ -11679,7 +12270,7 @@
       <w:r>
         <w:t>Future Work</w:t>
       </w:r>
-      <w:bookmarkEnd w:id="94"/>
+      <w:bookmarkEnd w:id="99"/>
     </w:p>
     <w:p>
       <w:pPr>
@@ -11690,7 +12281,7 @@
       <w:pPr>
         <w:pStyle w:val="Heading2"/>
       </w:pPr>
-      <w:bookmarkStart w:id="95" w:name="_Toc227067138"/>
+      <w:bookmarkStart w:id="100" w:name="_Toc227099488"/>
       <w:r>
         <w:t>7.</w:t>
       </w:r>
@@ -11700,7 +12291,7 @@
       <w:r>
         <w:t>Conclusions</w:t>
       </w:r>
-      <w:bookmarkEnd w:id="95"/>
+      <w:bookmarkEnd w:id="100"/>
     </w:p>
     <w:p/>
     <w:p>
@@ -11712,16 +12303,16 @@
       <w:pPr>
         <w:pStyle w:val="Heading1"/>
       </w:pPr>
-      <w:bookmarkStart w:id="96" w:name="_Toc210040989"/>
-      <w:bookmarkStart w:id="97" w:name="_Toc212189694"/>
-      <w:bookmarkStart w:id="98" w:name="_Toc227067139"/>
+      <w:bookmarkStart w:id="101" w:name="_Toc210040989"/>
+      <w:bookmarkStart w:id="102" w:name="_Toc212189694"/>
+      <w:bookmarkStart w:id="103" w:name="_Toc227099489"/>
       <w:r>
         <w:lastRenderedPageBreak/>
         <w:t>References</w:t>
       </w:r>
-      <w:bookmarkEnd w:id="96"/>
-      <w:bookmarkEnd w:id="97"/>
-      <w:bookmarkEnd w:id="98"/>
+      <w:bookmarkEnd w:id="101"/>
+      <w:bookmarkEnd w:id="102"/>
+      <w:bookmarkEnd w:id="103"/>
     </w:p>
     <w:p>
       <w:pPr>
@@ -12672,26 +13263,26 @@
           <w:docGrid w:linePitch="360"/>
         </w:sectPr>
       </w:pPr>
-      <w:bookmarkStart w:id="99" w:name="_Toc113992176"/>
+      <w:bookmarkStart w:id="104" w:name="_Toc113992176"/>
     </w:p>
     <w:p>
       <w:pPr>
         <w:pStyle w:val="Heading1"/>
       </w:pPr>
-      <w:bookmarkStart w:id="100" w:name="_Toc210040990"/>
-      <w:bookmarkStart w:id="101" w:name="_Toc212189695"/>
-      <w:bookmarkStart w:id="102" w:name="_Toc227067140"/>
+      <w:bookmarkStart w:id="105" w:name="_Toc210040990"/>
+      <w:bookmarkStart w:id="106" w:name="_Toc212189695"/>
+      <w:bookmarkStart w:id="107" w:name="_Toc227099490"/>
       <w:r>
         <w:lastRenderedPageBreak/>
         <w:t xml:space="preserve">Appendix A: </w:t>
       </w:r>
-      <w:bookmarkEnd w:id="99"/>
-      <w:bookmarkEnd w:id="100"/>
+      <w:bookmarkEnd w:id="104"/>
+      <w:bookmarkEnd w:id="105"/>
       <w:r>
         <w:t>System Model and Analysis</w:t>
       </w:r>
-      <w:bookmarkEnd w:id="101"/>
-      <w:bookmarkEnd w:id="102"/>
+      <w:bookmarkEnd w:id="106"/>
+      <w:bookmarkEnd w:id="107"/>
     </w:p>
     <w:p/>
     <w:p>
@@ -12716,15 +13307,15 @@
           <w:docGrid w:linePitch="360"/>
         </w:sectPr>
       </w:pPr>
-      <w:bookmarkStart w:id="103" w:name="_Toc113992177"/>
+      <w:bookmarkStart w:id="108" w:name="_Toc113992177"/>
     </w:p>
     <w:p>
       <w:pPr>
         <w:pStyle w:val="Heading1"/>
       </w:pPr>
-      <w:bookmarkStart w:id="104" w:name="_Toc212189696"/>
-      <w:bookmarkStart w:id="105" w:name="_Toc210040991"/>
-      <w:bookmarkStart w:id="106" w:name="_Toc227067141"/>
+      <w:bookmarkStart w:id="109" w:name="_Toc212189696"/>
+      <w:bookmarkStart w:id="110" w:name="_Toc210040991"/>
+      <w:bookmarkStart w:id="111" w:name="_Toc227099491"/>
       <w:r>
         <w:lastRenderedPageBreak/>
         <w:t xml:space="preserve">Appendix B: </w:t>
@@ -12732,13 +13323,13 @@
       <w:r>
         <w:t>Design</w:t>
       </w:r>
-      <w:bookmarkEnd w:id="104"/>
-      <w:bookmarkEnd w:id="106"/>
+      <w:bookmarkEnd w:id="109"/>
+      <w:bookmarkEnd w:id="111"/>
       <w:r>
         <w:t xml:space="preserve"> </w:t>
       </w:r>
-      <w:bookmarkEnd w:id="103"/>
-      <w:bookmarkEnd w:id="105"/>
+      <w:bookmarkEnd w:id="108"/>
+      <w:bookmarkEnd w:id="110"/>
     </w:p>
     <w:p/>
     <w:p>
@@ -12771,19 +13362,19 @@
       <w:pPr>
         <w:pStyle w:val="Heading1"/>
       </w:pPr>
-      <w:bookmarkStart w:id="107" w:name="_Toc210040992"/>
-      <w:bookmarkStart w:id="108" w:name="_Toc212189697"/>
-      <w:bookmarkStart w:id="109" w:name="_Toc227067142"/>
+      <w:bookmarkStart w:id="112" w:name="_Toc210040992"/>
+      <w:bookmarkStart w:id="113" w:name="_Toc212189697"/>
+      <w:bookmarkStart w:id="114" w:name="_Toc227099492"/>
       <w:r>
         <w:lastRenderedPageBreak/>
         <w:t xml:space="preserve">Appendix C: Prompts Used with </w:t>
       </w:r>
-      <w:bookmarkEnd w:id="107"/>
-      <w:bookmarkEnd w:id="108"/>
+      <w:bookmarkEnd w:id="112"/>
+      <w:bookmarkEnd w:id="113"/>
       <w:r>
         <w:t>Gen AI</w:t>
       </w:r>
-      <w:bookmarkEnd w:id="109"/>
+      <w:bookmarkEnd w:id="114"/>
       <w:r>
         <w:t xml:space="preserve"> </w:t>
       </w:r>
@@ -12800,11 +13391,11 @@
       <w:pPr>
         <w:pStyle w:val="Heading2"/>
       </w:pPr>
-      <w:bookmarkStart w:id="110" w:name="_Toc227067143"/>
+      <w:bookmarkStart w:id="115" w:name="_Toc227099493"/>
       <w:r>
         <w:t>C.1 Prompts related to Report Writing</w:t>
       </w:r>
-      <w:bookmarkEnd w:id="110"/>
+      <w:bookmarkEnd w:id="115"/>
     </w:p>
     <w:p/>
     <w:p/>
@@ -12813,11 +13404,11 @@
       <w:pPr>
         <w:pStyle w:val="Heading2"/>
       </w:pPr>
-      <w:bookmarkStart w:id="111" w:name="_Toc227067144"/>
+      <w:bookmarkStart w:id="116" w:name="_Toc227099494"/>
       <w:r>
         <w:t>C.2 Prompts Related to Research</w:t>
       </w:r>
-      <w:bookmarkEnd w:id="111"/>
+      <w:bookmarkEnd w:id="116"/>
       <w:r>
         <w:t xml:space="preserve"> </w:t>
       </w:r>
@@ -12830,11 +13421,11 @@
       <w:pPr>
         <w:pStyle w:val="Heading2"/>
       </w:pPr>
-      <w:bookmarkStart w:id="112" w:name="_Toc227067145"/>
+      <w:bookmarkStart w:id="117" w:name="_Toc227099495"/>
       <w:r>
         <w:t>C.3 Prompts Related to Design</w:t>
       </w:r>
-      <w:bookmarkEnd w:id="112"/>
+      <w:bookmarkEnd w:id="117"/>
     </w:p>
     <w:p/>
     <w:p/>
@@ -12843,11 +13434,11 @@
       <w:pPr>
         <w:pStyle w:val="Heading2"/>
       </w:pPr>
-      <w:bookmarkStart w:id="113" w:name="_Toc227067146"/>
+      <w:bookmarkStart w:id="118" w:name="_Toc227099496"/>
       <w:r>
         <w:t>C.4 Prompts Related to Coding</w:t>
       </w:r>
-      <w:bookmarkEnd w:id="113"/>
+      <w:bookmarkEnd w:id="118"/>
     </w:p>
     <w:p/>
     <w:p/>
@@ -12885,19 +13476,19 @@
       <w:pPr>
         <w:pStyle w:val="Heading1"/>
       </w:pPr>
-      <w:bookmarkStart w:id="114" w:name="_Toc210040993"/>
-      <w:bookmarkStart w:id="115" w:name="_Toc212189698"/>
-      <w:bookmarkStart w:id="116" w:name="_Toc227067147"/>
+      <w:bookmarkStart w:id="119" w:name="_Toc210040993"/>
+      <w:bookmarkStart w:id="120" w:name="_Toc212189698"/>
+      <w:bookmarkStart w:id="121" w:name="_Toc227099497"/>
       <w:r>
         <w:lastRenderedPageBreak/>
         <w:t>Appendix D:</w:t>
       </w:r>
-      <w:bookmarkEnd w:id="114"/>
+      <w:bookmarkEnd w:id="119"/>
       <w:r>
         <w:t xml:space="preserve"> Additional Code Samples</w:t>
       </w:r>
-      <w:bookmarkEnd w:id="115"/>
-      <w:bookmarkEnd w:id="116"/>
+      <w:bookmarkEnd w:id="120"/>
+      <w:bookmarkEnd w:id="121"/>
     </w:p>
     <w:p/>
     <w:p>
@@ -12930,8 +13521,8 @@
       <w:pPr>
         <w:pStyle w:val="Heading1"/>
       </w:pPr>
-      <w:bookmarkStart w:id="117" w:name="_Toc212189699"/>
-      <w:bookmarkStart w:id="118" w:name="_Toc227067148"/>
+      <w:bookmarkStart w:id="122" w:name="_Toc212189699"/>
+      <w:bookmarkStart w:id="123" w:name="_Toc227099498"/>
       <w:r>
         <w:lastRenderedPageBreak/>
         <w:t xml:space="preserve">Appendix </w:t>
@@ -12942,8 +13533,8 @@
       <w:r>
         <w:t>:</w:t>
       </w:r>
-      <w:bookmarkEnd w:id="117"/>
-      <w:bookmarkEnd w:id="118"/>
+      <w:bookmarkEnd w:id="122"/>
+      <w:bookmarkEnd w:id="123"/>
       <w:r>
         <w:t xml:space="preserve"> </w:t>
       </w:r>
@@ -14619,9 +15210,9 @@
     </w:lvl>
   </w:abstractNum>
   <w:abstractNum w:abstractNumId="6" w15:restartNumberingAfterBreak="0">
-    <w:nsid w:val="3DE9613E"/>
+    <w:nsid w:val="26E143CF"/>
     <w:multiLevelType w:val="hybridMultilevel"/>
-    <w:tmpl w:val="9F60B850"/>
+    <w:tmpl w:val="1BC24B1C"/>
     <w:lvl w:ilvl="0" w:tplc="18090001">
       <w:start w:val="1"/>
       <w:numFmt w:val="bullet"/>
@@ -14732,9 +15323,9 @@
     </w:lvl>
   </w:abstractNum>
   <w:abstractNum w:abstractNumId="7" w15:restartNumberingAfterBreak="0">
-    <w:nsid w:val="424C24C0"/>
+    <w:nsid w:val="3DE9613E"/>
     <w:multiLevelType w:val="hybridMultilevel"/>
-    <w:tmpl w:val="16644726"/>
+    <w:tmpl w:val="9F60B850"/>
     <w:lvl w:ilvl="0" w:tplc="18090001">
       <w:start w:val="1"/>
       <w:numFmt w:val="bullet"/>
@@ -14845,9 +15436,9 @@
     </w:lvl>
   </w:abstractNum>
   <w:abstractNum w:abstractNumId="8" w15:restartNumberingAfterBreak="0">
-    <w:nsid w:val="476F3D17"/>
+    <w:nsid w:val="424C24C0"/>
     <w:multiLevelType w:val="hybridMultilevel"/>
-    <w:tmpl w:val="7D522322"/>
+    <w:tmpl w:val="16644726"/>
     <w:lvl w:ilvl="0" w:tplc="18090001">
       <w:start w:val="1"/>
       <w:numFmt w:val="bullet"/>
@@ -14958,6 +15549,458 @@
     </w:lvl>
   </w:abstractNum>
   <w:abstractNum w:abstractNumId="9" w15:restartNumberingAfterBreak="0">
+    <w:nsid w:val="430269CC"/>
+    <w:multiLevelType w:val="hybridMultilevel"/>
+    <w:tmpl w:val="2960A30C"/>
+    <w:lvl w:ilvl="0" w:tplc="18090001">
+      <w:start w:val="1"/>
+      <w:numFmt w:val="bullet"/>
+      <w:lvlText w:val=""/>
+      <w:lvlJc w:val="left"/>
+      <w:pPr>
+        <w:ind w:left="720" w:hanging="360"/>
+      </w:pPr>
+      <w:rPr>
+        <w:rFonts w:ascii="Symbol" w:hAnsi="Symbol" w:hint="default"/>
+      </w:rPr>
+    </w:lvl>
+    <w:lvl w:ilvl="1" w:tplc="18090003" w:tentative="1">
+      <w:start w:val="1"/>
+      <w:numFmt w:val="bullet"/>
+      <w:lvlText w:val="o"/>
+      <w:lvlJc w:val="left"/>
+      <w:pPr>
+        <w:ind w:left="1440" w:hanging="360"/>
+      </w:pPr>
+      <w:rPr>
+        <w:rFonts w:ascii="Courier New" w:hAnsi="Courier New" w:cs="Courier New" w:hint="default"/>
+      </w:rPr>
+    </w:lvl>
+    <w:lvl w:ilvl="2" w:tplc="18090005" w:tentative="1">
+      <w:start w:val="1"/>
+      <w:numFmt w:val="bullet"/>
+      <w:lvlText w:val=""/>
+      <w:lvlJc w:val="left"/>
+      <w:pPr>
+        <w:ind w:left="2160" w:hanging="360"/>
+      </w:pPr>
+      <w:rPr>
+        <w:rFonts w:ascii="Wingdings" w:hAnsi="Wingdings" w:hint="default"/>
+      </w:rPr>
+    </w:lvl>
+    <w:lvl w:ilvl="3" w:tplc="18090001" w:tentative="1">
+      <w:start w:val="1"/>
+      <w:numFmt w:val="bullet"/>
+      <w:lvlText w:val=""/>
+      <w:lvlJc w:val="left"/>
+      <w:pPr>
+        <w:ind w:left="2880" w:hanging="360"/>
+      </w:pPr>
+      <w:rPr>
+        <w:rFonts w:ascii="Symbol" w:hAnsi="Symbol" w:hint="default"/>
+      </w:rPr>
+    </w:lvl>
+    <w:lvl w:ilvl="4" w:tplc="18090003" w:tentative="1">
+      <w:start w:val="1"/>
+      <w:numFmt w:val="bullet"/>
+      <w:lvlText w:val="o"/>
+      <w:lvlJc w:val="left"/>
+      <w:pPr>
+        <w:ind w:left="3600" w:hanging="360"/>
+      </w:pPr>
+      <w:rPr>
+        <w:rFonts w:ascii="Courier New" w:hAnsi="Courier New" w:cs="Courier New" w:hint="default"/>
+      </w:rPr>
+    </w:lvl>
+    <w:lvl w:ilvl="5" w:tplc="18090005" w:tentative="1">
+      <w:start w:val="1"/>
+      <w:numFmt w:val="bullet"/>
+      <w:lvlText w:val=""/>
+      <w:lvlJc w:val="left"/>
+      <w:pPr>
+        <w:ind w:left="4320" w:hanging="360"/>
+      </w:pPr>
+      <w:rPr>
+        <w:rFonts w:ascii="Wingdings" w:hAnsi="Wingdings" w:hint="default"/>
+      </w:rPr>
+    </w:lvl>
+    <w:lvl w:ilvl="6" w:tplc="18090001" w:tentative="1">
+      <w:start w:val="1"/>
+      <w:numFmt w:val="bullet"/>
+      <w:lvlText w:val=""/>
+      <w:lvlJc w:val="left"/>
+      <w:pPr>
+        <w:ind w:left="5040" w:hanging="360"/>
+      </w:pPr>
+      <w:rPr>
+        <w:rFonts w:ascii="Symbol" w:hAnsi="Symbol" w:hint="default"/>
+      </w:rPr>
+    </w:lvl>
+    <w:lvl w:ilvl="7" w:tplc="18090003" w:tentative="1">
+      <w:start w:val="1"/>
+      <w:numFmt w:val="bullet"/>
+      <w:lvlText w:val="o"/>
+      <w:lvlJc w:val="left"/>
+      <w:pPr>
+        <w:ind w:left="5760" w:hanging="360"/>
+      </w:pPr>
+      <w:rPr>
+        <w:rFonts w:ascii="Courier New" w:hAnsi="Courier New" w:cs="Courier New" w:hint="default"/>
+      </w:rPr>
+    </w:lvl>
+    <w:lvl w:ilvl="8" w:tplc="18090005" w:tentative="1">
+      <w:start w:val="1"/>
+      <w:numFmt w:val="bullet"/>
+      <w:lvlText w:val=""/>
+      <w:lvlJc w:val="left"/>
+      <w:pPr>
+        <w:ind w:left="6480" w:hanging="360"/>
+      </w:pPr>
+      <w:rPr>
+        <w:rFonts w:ascii="Wingdings" w:hAnsi="Wingdings" w:hint="default"/>
+      </w:rPr>
+    </w:lvl>
+  </w:abstractNum>
+  <w:abstractNum w:abstractNumId="10" w15:restartNumberingAfterBreak="0">
+    <w:nsid w:val="476F3D17"/>
+    <w:multiLevelType w:val="hybridMultilevel"/>
+    <w:tmpl w:val="7D522322"/>
+    <w:lvl w:ilvl="0" w:tplc="18090001">
+      <w:start w:val="1"/>
+      <w:numFmt w:val="bullet"/>
+      <w:lvlText w:val=""/>
+      <w:lvlJc w:val="left"/>
+      <w:pPr>
+        <w:ind w:left="720" w:hanging="360"/>
+      </w:pPr>
+      <w:rPr>
+        <w:rFonts w:ascii="Symbol" w:hAnsi="Symbol" w:hint="default"/>
+      </w:rPr>
+    </w:lvl>
+    <w:lvl w:ilvl="1" w:tplc="18090003" w:tentative="1">
+      <w:start w:val="1"/>
+      <w:numFmt w:val="bullet"/>
+      <w:lvlText w:val="o"/>
+      <w:lvlJc w:val="left"/>
+      <w:pPr>
+        <w:ind w:left="1440" w:hanging="360"/>
+      </w:pPr>
+      <w:rPr>
+        <w:rFonts w:ascii="Courier New" w:hAnsi="Courier New" w:cs="Courier New" w:hint="default"/>
+      </w:rPr>
+    </w:lvl>
+    <w:lvl w:ilvl="2" w:tplc="18090005" w:tentative="1">
+      <w:start w:val="1"/>
+      <w:numFmt w:val="bullet"/>
+      <w:lvlText w:val=""/>
+      <w:lvlJc w:val="left"/>
+      <w:pPr>
+        <w:ind w:left="2160" w:hanging="360"/>
+      </w:pPr>
+      <w:rPr>
+        <w:rFonts w:ascii="Wingdings" w:hAnsi="Wingdings" w:hint="default"/>
+      </w:rPr>
+    </w:lvl>
+    <w:lvl w:ilvl="3" w:tplc="18090001" w:tentative="1">
+      <w:start w:val="1"/>
+      <w:numFmt w:val="bullet"/>
+      <w:lvlText w:val=""/>
+      <w:lvlJc w:val="left"/>
+      <w:pPr>
+        <w:ind w:left="2880" w:hanging="360"/>
+      </w:pPr>
+      <w:rPr>
+        <w:rFonts w:ascii="Symbol" w:hAnsi="Symbol" w:hint="default"/>
+      </w:rPr>
+    </w:lvl>
+    <w:lvl w:ilvl="4" w:tplc="18090003" w:tentative="1">
+      <w:start w:val="1"/>
+      <w:numFmt w:val="bullet"/>
+      <w:lvlText w:val="o"/>
+      <w:lvlJc w:val="left"/>
+      <w:pPr>
+        <w:ind w:left="3600" w:hanging="360"/>
+      </w:pPr>
+      <w:rPr>
+        <w:rFonts w:ascii="Courier New" w:hAnsi="Courier New" w:cs="Courier New" w:hint="default"/>
+      </w:rPr>
+    </w:lvl>
+    <w:lvl w:ilvl="5" w:tplc="18090005" w:tentative="1">
+      <w:start w:val="1"/>
+      <w:numFmt w:val="bullet"/>
+      <w:lvlText w:val=""/>
+      <w:lvlJc w:val="left"/>
+      <w:pPr>
+        <w:ind w:left="4320" w:hanging="360"/>
+      </w:pPr>
+      <w:rPr>
+        <w:rFonts w:ascii="Wingdings" w:hAnsi="Wingdings" w:hint="default"/>
+      </w:rPr>
+    </w:lvl>
+    <w:lvl w:ilvl="6" w:tplc="18090001" w:tentative="1">
+      <w:start w:val="1"/>
+      <w:numFmt w:val="bullet"/>
+      <w:lvlText w:val=""/>
+      <w:lvlJc w:val="left"/>
+      <w:pPr>
+        <w:ind w:left="5040" w:hanging="360"/>
+      </w:pPr>
+      <w:rPr>
+        <w:rFonts w:ascii="Symbol" w:hAnsi="Symbol" w:hint="default"/>
+      </w:rPr>
+    </w:lvl>
+    <w:lvl w:ilvl="7" w:tplc="18090003" w:tentative="1">
+      <w:start w:val="1"/>
+      <w:numFmt w:val="bullet"/>
+      <w:lvlText w:val="o"/>
+      <w:lvlJc w:val="left"/>
+      <w:pPr>
+        <w:ind w:left="5760" w:hanging="360"/>
+      </w:pPr>
+      <w:rPr>
+        <w:rFonts w:ascii="Courier New" w:hAnsi="Courier New" w:cs="Courier New" w:hint="default"/>
+      </w:rPr>
+    </w:lvl>
+    <w:lvl w:ilvl="8" w:tplc="18090005" w:tentative="1">
+      <w:start w:val="1"/>
+      <w:numFmt w:val="bullet"/>
+      <w:lvlText w:val=""/>
+      <w:lvlJc w:val="left"/>
+      <w:pPr>
+        <w:ind w:left="6480" w:hanging="360"/>
+      </w:pPr>
+      <w:rPr>
+        <w:rFonts w:ascii="Wingdings" w:hAnsi="Wingdings" w:hint="default"/>
+      </w:rPr>
+    </w:lvl>
+  </w:abstractNum>
+  <w:abstractNum w:abstractNumId="11" w15:restartNumberingAfterBreak="0">
+    <w:nsid w:val="4FF23C64"/>
+    <w:multiLevelType w:val="hybridMultilevel"/>
+    <w:tmpl w:val="ECDC779A"/>
+    <w:lvl w:ilvl="0" w:tplc="18090001">
+      <w:start w:val="1"/>
+      <w:numFmt w:val="bullet"/>
+      <w:lvlText w:val=""/>
+      <w:lvlJc w:val="left"/>
+      <w:pPr>
+        <w:ind w:left="720" w:hanging="360"/>
+      </w:pPr>
+      <w:rPr>
+        <w:rFonts w:ascii="Symbol" w:hAnsi="Symbol" w:hint="default"/>
+      </w:rPr>
+    </w:lvl>
+    <w:lvl w:ilvl="1" w:tplc="18090003" w:tentative="1">
+      <w:start w:val="1"/>
+      <w:numFmt w:val="bullet"/>
+      <w:lvlText w:val="o"/>
+      <w:lvlJc w:val="left"/>
+      <w:pPr>
+        <w:ind w:left="1440" w:hanging="360"/>
+      </w:pPr>
+      <w:rPr>
+        <w:rFonts w:ascii="Courier New" w:hAnsi="Courier New" w:cs="Courier New" w:hint="default"/>
+      </w:rPr>
+    </w:lvl>
+    <w:lvl w:ilvl="2" w:tplc="18090005" w:tentative="1">
+      <w:start w:val="1"/>
+      <w:numFmt w:val="bullet"/>
+      <w:lvlText w:val=""/>
+      <w:lvlJc w:val="left"/>
+      <w:pPr>
+        <w:ind w:left="2160" w:hanging="360"/>
+      </w:pPr>
+      <w:rPr>
+        <w:rFonts w:ascii="Wingdings" w:hAnsi="Wingdings" w:hint="default"/>
+      </w:rPr>
+    </w:lvl>
+    <w:lvl w:ilvl="3" w:tplc="18090001" w:tentative="1">
+      <w:start w:val="1"/>
+      <w:numFmt w:val="bullet"/>
+      <w:lvlText w:val=""/>
+      <w:lvlJc w:val="left"/>
+      <w:pPr>
+        <w:ind w:left="2880" w:hanging="360"/>
+      </w:pPr>
+      <w:rPr>
+        <w:rFonts w:ascii="Symbol" w:hAnsi="Symbol" w:hint="default"/>
+      </w:rPr>
+    </w:lvl>
+    <w:lvl w:ilvl="4" w:tplc="18090003" w:tentative="1">
+      <w:start w:val="1"/>
+      <w:numFmt w:val="bullet"/>
+      <w:lvlText w:val="o"/>
+      <w:lvlJc w:val="left"/>
+      <w:pPr>
+        <w:ind w:left="3600" w:hanging="360"/>
+      </w:pPr>
+      <w:rPr>
+        <w:rFonts w:ascii="Courier New" w:hAnsi="Courier New" w:cs="Courier New" w:hint="default"/>
+      </w:rPr>
+    </w:lvl>
+    <w:lvl w:ilvl="5" w:tplc="18090005" w:tentative="1">
+      <w:start w:val="1"/>
+      <w:numFmt w:val="bullet"/>
+      <w:lvlText w:val=""/>
+      <w:lvlJc w:val="left"/>
+      <w:pPr>
+        <w:ind w:left="4320" w:hanging="360"/>
+      </w:pPr>
+      <w:rPr>
+        <w:rFonts w:ascii="Wingdings" w:hAnsi="Wingdings" w:hint="default"/>
+      </w:rPr>
+    </w:lvl>
+    <w:lvl w:ilvl="6" w:tplc="18090001" w:tentative="1">
+      <w:start w:val="1"/>
+      <w:numFmt w:val="bullet"/>
+      <w:lvlText w:val=""/>
+      <w:lvlJc w:val="left"/>
+      <w:pPr>
+        <w:ind w:left="5040" w:hanging="360"/>
+      </w:pPr>
+      <w:rPr>
+        <w:rFonts w:ascii="Symbol" w:hAnsi="Symbol" w:hint="default"/>
+      </w:rPr>
+    </w:lvl>
+    <w:lvl w:ilvl="7" w:tplc="18090003" w:tentative="1">
+      <w:start w:val="1"/>
+      <w:numFmt w:val="bullet"/>
+      <w:lvlText w:val="o"/>
+      <w:lvlJc w:val="left"/>
+      <w:pPr>
+        <w:ind w:left="5760" w:hanging="360"/>
+      </w:pPr>
+      <w:rPr>
+        <w:rFonts w:ascii="Courier New" w:hAnsi="Courier New" w:cs="Courier New" w:hint="default"/>
+      </w:rPr>
+    </w:lvl>
+    <w:lvl w:ilvl="8" w:tplc="18090005" w:tentative="1">
+      <w:start w:val="1"/>
+      <w:numFmt w:val="bullet"/>
+      <w:lvlText w:val=""/>
+      <w:lvlJc w:val="left"/>
+      <w:pPr>
+        <w:ind w:left="6480" w:hanging="360"/>
+      </w:pPr>
+      <w:rPr>
+        <w:rFonts w:ascii="Wingdings" w:hAnsi="Wingdings" w:hint="default"/>
+      </w:rPr>
+    </w:lvl>
+  </w:abstractNum>
+  <w:abstractNum w:abstractNumId="12" w15:restartNumberingAfterBreak="0">
+    <w:nsid w:val="566D4EFC"/>
+    <w:multiLevelType w:val="hybridMultilevel"/>
+    <w:tmpl w:val="B1C44744"/>
+    <w:lvl w:ilvl="0" w:tplc="18090001">
+      <w:start w:val="1"/>
+      <w:numFmt w:val="bullet"/>
+      <w:lvlText w:val=""/>
+      <w:lvlJc w:val="left"/>
+      <w:pPr>
+        <w:ind w:left="720" w:hanging="360"/>
+      </w:pPr>
+      <w:rPr>
+        <w:rFonts w:ascii="Symbol" w:hAnsi="Symbol" w:hint="default"/>
+      </w:rPr>
+    </w:lvl>
+    <w:lvl w:ilvl="1" w:tplc="18090003" w:tentative="1">
+      <w:start w:val="1"/>
+      <w:numFmt w:val="bullet"/>
+      <w:lvlText w:val="o"/>
+      <w:lvlJc w:val="left"/>
+      <w:pPr>
+        <w:ind w:left="1440" w:hanging="360"/>
+      </w:pPr>
+      <w:rPr>
+        <w:rFonts w:ascii="Courier New" w:hAnsi="Courier New" w:cs="Courier New" w:hint="default"/>
+      </w:rPr>
+    </w:lvl>
+    <w:lvl w:ilvl="2" w:tplc="18090005" w:tentative="1">
+      <w:start w:val="1"/>
+      <w:numFmt w:val="bullet"/>
+      <w:lvlText w:val=""/>
+      <w:lvlJc w:val="left"/>
+      <w:pPr>
+        <w:ind w:left="2160" w:hanging="360"/>
+      </w:pPr>
+      <w:rPr>
+        <w:rFonts w:ascii="Wingdings" w:hAnsi="Wingdings" w:hint="default"/>
+      </w:rPr>
+    </w:lvl>
+    <w:lvl w:ilvl="3" w:tplc="18090001" w:tentative="1">
+      <w:start w:val="1"/>
+      <w:numFmt w:val="bullet"/>
+      <w:lvlText w:val=""/>
+      <w:lvlJc w:val="left"/>
+      <w:pPr>
+        <w:ind w:left="2880" w:hanging="360"/>
+      </w:pPr>
+      <w:rPr>
+        <w:rFonts w:ascii="Symbol" w:hAnsi="Symbol" w:hint="default"/>
+      </w:rPr>
+    </w:lvl>
+    <w:lvl w:ilvl="4" w:tplc="18090003" w:tentative="1">
+      <w:start w:val="1"/>
+      <w:numFmt w:val="bullet"/>
+      <w:lvlText w:val="o"/>
+      <w:lvlJc w:val="left"/>
+      <w:pPr>
+        <w:ind w:left="3600" w:hanging="360"/>
+      </w:pPr>
+      <w:rPr>
+        <w:rFonts w:ascii="Courier New" w:hAnsi="Courier New" w:cs="Courier New" w:hint="default"/>
+      </w:rPr>
+    </w:lvl>
+    <w:lvl w:ilvl="5" w:tplc="18090005" w:tentative="1">
+      <w:start w:val="1"/>
+      <w:numFmt w:val="bullet"/>
+      <w:lvlText w:val=""/>
+      <w:lvlJc w:val="left"/>
+      <w:pPr>
+        <w:ind w:left="4320" w:hanging="360"/>
+      </w:pPr>
+      <w:rPr>
+        <w:rFonts w:ascii="Wingdings" w:hAnsi="Wingdings" w:hint="default"/>
+      </w:rPr>
+    </w:lvl>
+    <w:lvl w:ilvl="6" w:tplc="18090001" w:tentative="1">
+      <w:start w:val="1"/>
+      <w:numFmt w:val="bullet"/>
+      <w:lvlText w:val=""/>
+      <w:lvlJc w:val="left"/>
+      <w:pPr>
+        <w:ind w:left="5040" w:hanging="360"/>
+      </w:pPr>
+      <w:rPr>
+        <w:rFonts w:ascii="Symbol" w:hAnsi="Symbol" w:hint="default"/>
+      </w:rPr>
+    </w:lvl>
+    <w:lvl w:ilvl="7" w:tplc="18090003" w:tentative="1">
+      <w:start w:val="1"/>
+      <w:numFmt w:val="bullet"/>
+      <w:lvlText w:val="o"/>
+      <w:lvlJc w:val="left"/>
+      <w:pPr>
+        <w:ind w:left="5760" w:hanging="360"/>
+      </w:pPr>
+      <w:rPr>
+        <w:rFonts w:ascii="Courier New" w:hAnsi="Courier New" w:cs="Courier New" w:hint="default"/>
+      </w:rPr>
+    </w:lvl>
+    <w:lvl w:ilvl="8" w:tplc="18090005" w:tentative="1">
+      <w:start w:val="1"/>
+      <w:numFmt w:val="bullet"/>
+      <w:lvlText w:val=""/>
+      <w:lvlJc w:val="left"/>
+      <w:pPr>
+        <w:ind w:left="6480" w:hanging="360"/>
+      </w:pPr>
+      <w:rPr>
+        <w:rFonts w:ascii="Wingdings" w:hAnsi="Wingdings" w:hint="default"/>
+      </w:rPr>
+    </w:lvl>
+  </w:abstractNum>
+  <w:abstractNum w:abstractNumId="13" w15:restartNumberingAfterBreak="0">
     <w:nsid w:val="59641646"/>
     <w:multiLevelType w:val="multilevel"/>
     <w:tmpl w:val="F7C2809C"/>
@@ -15070,7 +16113,7 @@
       </w:rPr>
     </w:lvl>
   </w:abstractNum>
-  <w:abstractNum w:abstractNumId="10" w15:restartNumberingAfterBreak="0">
+  <w:abstractNum w:abstractNumId="14" w15:restartNumberingAfterBreak="0">
     <w:nsid w:val="61705EF2"/>
     <w:multiLevelType w:val="hybridMultilevel"/>
     <w:tmpl w:val="F19C91BC"/>
@@ -15159,7 +16202,7 @@
       </w:pPr>
     </w:lvl>
   </w:abstractNum>
-  <w:abstractNum w:abstractNumId="11" w15:restartNumberingAfterBreak="0">
+  <w:abstractNum w:abstractNumId="15" w15:restartNumberingAfterBreak="0">
     <w:nsid w:val="7929721D"/>
     <w:multiLevelType w:val="hybridMultilevel"/>
     <w:tmpl w:val="11F08486"/>
@@ -15273,7 +16316,7 @@
     </w:lvl>
   </w:abstractNum>
   <w:num w:numId="1" w16cid:durableId="195002169">
-    <w:abstractNumId w:val="9"/>
+    <w:abstractNumId w:val="13"/>
   </w:num>
   <w:num w:numId="2" w16cid:durableId="1091705205">
     <w:abstractNumId w:val="1"/>
@@ -15282,16 +16325,16 @@
     <w:abstractNumId w:val="2"/>
   </w:num>
   <w:num w:numId="4" w16cid:durableId="1717008181">
+    <w:abstractNumId w:val="14"/>
+  </w:num>
+  <w:num w:numId="5" w16cid:durableId="1998997823">
     <w:abstractNumId w:val="10"/>
   </w:num>
-  <w:num w:numId="5" w16cid:durableId="1998997823">
-    <w:abstractNumId w:val="8"/>
-  </w:num>
   <w:num w:numId="6" w16cid:durableId="837306315">
-    <w:abstractNumId w:val="11"/>
+    <w:abstractNumId w:val="15"/>
   </w:num>
   <w:num w:numId="7" w16cid:durableId="154762596">
-    <w:abstractNumId w:val="7"/>
+    <w:abstractNumId w:val="8"/>
   </w:num>
   <w:num w:numId="8" w16cid:durableId="1873492898">
     <w:abstractNumId w:val="0"/>
@@ -15306,6 +16349,18 @@
     <w:abstractNumId w:val="4"/>
   </w:num>
   <w:num w:numId="12" w16cid:durableId="87505187">
+    <w:abstractNumId w:val="7"/>
+  </w:num>
+  <w:num w:numId="13" w16cid:durableId="1369262643">
+    <w:abstractNumId w:val="9"/>
+  </w:num>
+  <w:num w:numId="14" w16cid:durableId="2046103594">
+    <w:abstractNumId w:val="11"/>
+  </w:num>
+  <w:num w:numId="15" w16cid:durableId="1111440049">
+    <w:abstractNumId w:val="12"/>
+  </w:num>
+  <w:num w:numId="16" w16cid:durableId="1183205127">
     <w:abstractNumId w:val="6"/>
   </w:num>
 </w:numbering>
@@ -16205,6 +17260,19 @@
       <w14:ligatures w14:val="standardContextual"/>
     </w:rPr>
   </w:style>
+  <w:style w:type="paragraph" w:styleId="NormalWeb">
+    <w:name w:val="Normal (Web)"/>
+    <w:basedOn w:val="Normal"/>
+    <w:uiPriority w:val="99"/>
+    <w:semiHidden/>
+    <w:unhideWhenUsed/>
+    <w:rsid w:val="00E70F48"/>
+    <w:rPr>
+      <w:rFonts w:ascii="Times New Roman" w:hAnsi="Times New Roman" w:cs="Times New Roman"/>
+      <w:sz w:val="24"/>
+      <w:szCs w:val="24"/>
+    </w:rPr>
+  </w:style>
 </w:styles>
 </file>
 

--- a/FYP Reports/Final Report Template 2025 V1 - C22386123.docx
+++ b/FYP Reports/Final Report Template 2025 V1 - C22386123.docx
@@ -8100,19 +8100,19 @@
       <w:pPr>
         <w:pStyle w:val="Heading2"/>
       </w:pPr>
-      <w:bookmarkStart w:id="11" w:name="_Toc21975767"/>
-      <w:bookmarkStart w:id="12" w:name="_Toc227099416"/>
+      <w:bookmarkStart w:id="11" w:name="_Toc227099416"/>
+      <w:bookmarkStart w:id="12" w:name="_Toc21975767"/>
       <w:r>
         <w:t xml:space="preserve">2.2. </w:t>
       </w:r>
       <w:r>
         <w:t>Alternative Existing Solutions</w:t>
       </w:r>
+      <w:bookmarkEnd w:id="11"/>
+      <w:r>
+        <w:t xml:space="preserve"> </w:t>
+      </w:r>
       <w:bookmarkEnd w:id="12"/>
-      <w:r>
-        <w:t xml:space="preserve"> </w:t>
-      </w:r>
-      <w:bookmarkEnd w:id="11"/>
     </w:p>
     <w:p>
       <w:pPr>
@@ -8121,15 +8121,7 @@
     </w:p>
     <w:p>
       <w:r>
-        <w:t xml:space="preserve">Software you’ve </w:t>
-      </w:r>
-      <w:proofErr w:type="gramStart"/>
-      <w:r>
-        <w:t>looked into</w:t>
-      </w:r>
-      <w:proofErr w:type="gramEnd"/>
-      <w:r>
-        <w:t xml:space="preserve"> </w:t>
+        <w:t xml:space="preserve">Software you’ve looked into </w:t>
       </w:r>
       <w:r>
         <w:t>(EXISTING APPS)</w:t>
@@ -8334,7 +8326,7 @@
           <w:noProof/>
         </w:rPr>
         <w:drawing>
-          <wp:inline distT="0" distB="0" distL="0" distR="0" wp14:anchorId="6669D8C8" wp14:editId="3583D695">
+          <wp:inline distT="0" distB="0" distL="0" distR="0" wp14:anchorId="6669D8C8" wp14:editId="446F9F8B">
             <wp:extent cx="4269920" cy="2401948"/>
             <wp:effectExtent l="0" t="0" r="0" b="0"/>
             <wp:docPr id="908490835" name="Picture 11" descr="Движок Godot получил новый плагин поддержки OpenXR | Голографика"/>
@@ -8468,15 +8460,7 @@
       </w:r>
       <w:proofErr w:type="spellEnd"/>
       <w:r>
-        <w:t xml:space="preserve"> has a syntax </w:t>
-      </w:r>
-      <w:proofErr w:type="gramStart"/>
-      <w:r>
-        <w:t>similar to</w:t>
-      </w:r>
-      <w:proofErr w:type="gramEnd"/>
-      <w:r>
-        <w:t xml:space="preserve"> Python, which makes it easier to learn and read, especially for developers with some prior Python experience. Alternative languages such as C# are supported, but they typically require more configuration and are less tightly integrated into the engine’s workflow.</w:t>
+        <w:t xml:space="preserve"> has a syntax similar to Python, which makes it easier to learn and read, especially for developers with some prior Python experience. Alternative languages such as C# are supported, but they typically require more configuration and are less tightly integrated into the engine’s workflow.</w:t>
       </w:r>
     </w:p>
     <w:p>
@@ -8787,8 +8771,8 @@
       <w:pPr>
         <w:pStyle w:val="Heading2"/>
       </w:pPr>
-      <w:bookmarkStart w:id="23" w:name="_Toc21975769"/>
-      <w:bookmarkStart w:id="24" w:name="_Toc227099426"/>
+      <w:bookmarkStart w:id="23" w:name="_Toc227099426"/>
+      <w:bookmarkStart w:id="24" w:name="_Toc21975769"/>
       <w:r>
         <w:t xml:space="preserve">2.4. Other </w:t>
       </w:r>
@@ -8798,11 +8782,11 @@
       <w:r>
         <w:t>Research</w:t>
       </w:r>
+      <w:bookmarkEnd w:id="23"/>
+      <w:r>
+        <w:t xml:space="preserve"> </w:t>
+      </w:r>
       <w:bookmarkEnd w:id="24"/>
-      <w:r>
-        <w:t xml:space="preserve"> </w:t>
-      </w:r>
-      <w:bookmarkEnd w:id="23"/>
     </w:p>
     <w:p>
       <w:pPr>
@@ -9182,15 +9166,7 @@
     </w:p>
     <w:p>
       <w:r>
-        <w:t xml:space="preserve">Navigation is handled through basic hand interactions rather than more complex gestures. While more advanced controls were considered, they were often unreliable or unintuitive during testing. Keeping interactions </w:t>
-      </w:r>
-      <w:proofErr w:type="gramStart"/>
-      <w:r>
-        <w:t>simple</w:t>
-      </w:r>
-      <w:proofErr w:type="gramEnd"/>
-      <w:r>
-        <w:t xml:space="preserve"> made the system easier to use, even if it limited the level of control available to the user.</w:t>
+        <w:t>Navigation is handled through basic hand interactions rather than more complex gestures. While more advanced controls were considered, they were often unreliable or unintuitive during testing. Keeping interactions simple made the system easier to use, even if it limited the level of control available to the user.</w:t>
       </w:r>
     </w:p>
     <w:p/>
@@ -9356,13 +9332,7 @@
     </w:p>
     <w:p>
       <w:r>
-        <w:t xml:space="preserve">New learners form the primary target group for the system. These are users who are not only unfamiliar with Irish Sign Language, but in many cases are also inexperienced with virtual reality as a medium. Because of this, the main challenge is not just teaching </w:t>
-      </w:r>
-      <w:r>
-        <w:t>ISL but</w:t>
-      </w:r>
-      <w:r>
-        <w:t xml:space="preserve"> doing so in a way that does not overwhelm the user from the start.</w:t>
+        <w:t>New learners form the primary target group for the system. These are users who are not only unfamiliar with Irish Sign Language, but in many cases are also inexperienced with virtual reality as a medium. Because of this, the main challenge is not just teaching ISL but doing so in a way that does not overwhelm the user from the start.</w:t>
       </w:r>
     </w:p>
     <w:p>
@@ -9552,19 +9522,7 @@
         <w:rPr>
           <w:rFonts w:cstheme="minorHAnsi"/>
         </w:rPr>
-        <w:t xml:space="preserve">Aisling is an ISL interpreter who supports the development of tools that improve </w:t>
-      </w:r>
-      <w:r>
-        <w:rPr>
-          <w:rFonts w:cstheme="minorHAnsi"/>
-        </w:rPr>
-        <w:t>accessibility but</w:t>
-      </w:r>
-      <w:r>
-        <w:rPr>
-          <w:rFonts w:cstheme="minorHAnsi"/>
-        </w:rPr>
-        <w:t xml:space="preserve"> is cautious about how sign language is represented digitally. She is especially concerned about incorrect or oversimplified signs, as these could mislead learners or reduce trust in the system. From her perspective, learning tools should aim to reflect both the linguistic and cultural aspects of ISL as accurately as possible.</w:t>
+        <w:t>Aisling is an ISL interpreter who supports the development of tools that improve accessibility but is cautious about how sign language is represented digitally. She is especially concerned about incorrect or oversimplified signs, as these could mislead learners or reduce trust in the system. From her perspective, learning tools should aim to reflect both the linguistic and cultural aspects of ISL as accurately as possible.</w:t>
       </w:r>
     </w:p>
     <w:p>
@@ -9633,19 +9591,7 @@
         <w:rPr>
           <w:rFonts w:cstheme="minorHAnsi"/>
         </w:rPr>
-        <w:t xml:space="preserve">Potential stakeholders include groups who may benefit from the system in the future, such as families, schools, or researchers. Although they were not the </w:t>
-      </w:r>
-      <w:r>
-        <w:rPr>
-          <w:rFonts w:cstheme="minorHAnsi"/>
-        </w:rPr>
-        <w:t>focus</w:t>
-      </w:r>
-      <w:r>
-        <w:rPr>
-          <w:rFonts w:cstheme="minorHAnsi"/>
-        </w:rPr>
-        <w:t xml:space="preserve"> during development, they were still considered to ensure that the system design does not become too limited or difficult to expand later.</w:t>
+        <w:t>Potential stakeholders include groups who may benefit from the system in the future, such as families, schools, or researchers. Although they were not the focus during development, they were still considered to ensure that the system design does not become too limited or difficult to expand later.</w:t>
       </w:r>
     </w:p>
     <w:p>
@@ -9716,24 +9662,12 @@
     </w:p>
     <w:p>
       <w:r>
-        <w:t xml:space="preserve">To decide what features the ISL VR application should include, a mix of research, informal feedback, and trial-and-error during development was used. Existing sign language learning apps and some academic papers were looked at to get a general idea of what works well, especially in VR environments. At the same time, user reviews and forum discussions were also checked, as these tend to show what people </w:t>
-      </w:r>
-      <w:r>
-        <w:t>struggle</w:t>
-      </w:r>
-      <w:r>
-        <w:t xml:space="preserve"> with when using similar apps.</w:t>
-      </w:r>
-    </w:p>
-    <w:p>
-      <w:r>
-        <w:t xml:space="preserve">Some informal conversations were also carried out with classmates and friends who were interested in learning sign language, along with a few people familiar with ISL. These weren’t formal interviews or anything like that, but they still gave a rough idea of what users might expect. That said, the feedback is quite limited and not </w:t>
-      </w:r>
-      <w:r>
-        <w:t>representative</w:t>
-      </w:r>
-      <w:r>
-        <w:t xml:space="preserve"> of a wider group. Because of this, a plan for later stages is to use simple questionnaires once the prototype is more stable, so that more structured feedback can be collected.</w:t>
+        <w:t>To decide what features the ISL VR application should include, a mix of research, informal feedback, and trial-and-error during development was used. Existing sign language learning apps and some academic papers were looked at to get a general idea of what works well, especially in VR environments. At the same time, user reviews and forum discussions were also checked, as these tend to show what people struggle with when using similar apps.</w:t>
+      </w:r>
+    </w:p>
+    <w:p>
+      <w:r>
+        <w:t>Some informal conversations were also carried out with classmates and friends who were interested in learning sign language, along with a few people familiar with ISL. These weren’t formal interviews or anything like that, but they still gave a rough idea of what users might expect. That said, the feedback is quite limited and not representative of a wider group. Because of this, a plan for later stages is to use simple questionnaires once the prototype is more stable, so that more structured feedback can be collected.</w:t>
       </w:r>
     </w:p>
     <w:p>
@@ -9775,15 +9709,7 @@
         </w:numPr>
       </w:pPr>
       <w:r>
-        <w:t xml:space="preserve">The app should use Meta Quest 3 hand </w:t>
-      </w:r>
-      <w:proofErr w:type="gramStart"/>
-      <w:r>
-        <w:t>tracking</w:t>
-      </w:r>
-      <w:proofErr w:type="gramEnd"/>
-      <w:r>
-        <w:t xml:space="preserve"> so users don’t need controllers. This was chosen to make the experience feel more natural, although it can sometimes be less reliable.</w:t>
+        <w:t>The app should use Meta Quest 3 hand tracking so users don’t need controllers. This was chosen to make the experience feel more natural, although it can sometimes be less reliable.</w:t>
       </w:r>
     </w:p>
     <w:p>
@@ -9876,26 +9802,12 @@
         </w:numPr>
       </w:pPr>
       <w:r>
-        <w:t xml:space="preserve">Accessibility should be considered where possible, including support for beginners and left-handed users. Not all of this is fully implemented yet, but it was </w:t>
-      </w:r>
-      <w:proofErr w:type="gramStart"/>
-      <w:r>
-        <w:t>still kept</w:t>
-      </w:r>
-      <w:proofErr w:type="gramEnd"/>
-      <w:r>
-        <w:t xml:space="preserve"> in mind during development.</w:t>
-      </w:r>
-    </w:p>
-    <w:p>
-      <w:r>
-        <w:t xml:space="preserve">Overall, these requirements show that the </w:t>
-      </w:r>
-      <w:r>
-        <w:t>focus</w:t>
-      </w:r>
-      <w:r>
-        <w:t xml:space="preserve"> of the project was to build something that works reliably and is easy to use, even if that meant leaving out more advanced features. Given the limited time and scope, this seemed like a more realistic approach.</w:t>
+        <w:t>Accessibility should be considered where possible, including support for beginners and left-handed users. Not all of this is fully implemented yet, but it was still kept in mind during development.</w:t>
+      </w:r>
+    </w:p>
+    <w:p>
+      <w:r>
+        <w:t>Overall, these requirements show that the focus of the project was to build something that works reliably and is easy to use, even if that meant leaving out more advanced features. Given the limited time and scope, this seemed like a more realistic approach.</w:t>
       </w:r>
     </w:p>
     <w:p/>
@@ -9930,15 +9842,7 @@
     </w:p>
     <w:p>
       <w:r>
-        <w:t xml:space="preserve">After the requirements were gathered, they were organised in a way that would keep the overall scope clear and manageable. The requirements were split into two main categories: functional and non-functional. Functional requirements focus on what the system </w:t>
-      </w:r>
-      <w:proofErr w:type="gramStart"/>
-      <w:r>
-        <w:t>actually does</w:t>
-      </w:r>
-      <w:proofErr w:type="gramEnd"/>
-      <w:r>
-        <w:t>, such as recognising signs, providing feedback, or saving user progress. Non-functional requirements are more about how the system behaves overall, including aspects like performance, usability, and simplicity.</w:t>
+        <w:t>After the requirements were gathered, they were organised in a way that would keep the overall scope clear and manageable. The requirements were split into two main categories: functional and non-functional. Functional requirements focus on what the system actually does, such as recognising signs, providing feedback, or saving user progress. Non-functional requirements are more about how the system behaves overall, including aspects like performance, usability, and simplicity.</w:t>
       </w:r>
     </w:p>
     <w:p>
@@ -10535,21 +10439,7 @@
     </w:p>
     <w:p>
       <w:r>
-        <w:t xml:space="preserve">With </w:t>
-      </w:r>
-      <w:r>
-        <w:t>several</w:t>
-      </w:r>
-      <w:r>
-        <w:t xml:space="preserve"> possible features identified, it became necessary to decide what should </w:t>
-      </w:r>
-      <w:proofErr w:type="gramStart"/>
-      <w:r>
-        <w:t>actually be</w:t>
-      </w:r>
-      <w:proofErr w:type="gramEnd"/>
-      <w:r>
-        <w:t xml:space="preserve"> implemented within the time available. The focus was placed on features that directly affect whether the system works or not, rather than those that simply improve the experience.</w:t>
+        <w:t>With several possible features identified, it became necessary to decide what should actually be implemented within the time available. The focus was placed on features that directly affect whether the system works or not, rather than those that simply improve the experience.</w:t>
       </w:r>
     </w:p>
     <w:p>
@@ -10766,13 +10656,7 @@
     </w:p>
     <w:p>
       <w:r>
-        <w:t xml:space="preserve">Several risks and challenges were identified during development, both technical and </w:t>
-      </w:r>
-      <w:r>
-        <w:t>usability related</w:t>
-      </w:r>
-      <w:r>
-        <w:t>. One of the main technical challenges is the accuracy of hand tracking. VR hand tracking is not always consistent, and certain ISL letters can look very similar, which increases the chance of incorrect recognition. If the system fails to recognise signs correctly, it could quickly lead to frustration for the user.</w:t>
+        <w:t>Several risks and challenges were identified during development, both technical and usability related. One of the main technical challenges is the accuracy of hand tracking. VR hand tracking is not always consistent, and certain ISL letters can look very similar, which increases the chance of incorrect recognition. If the system fails to recognise signs correctly, it could quickly lead to frustration for the user.</w:t>
       </w:r>
     </w:p>
     <w:p>
@@ -10787,13 +10671,7 @@
     </w:p>
     <w:p>
       <w:r>
-        <w:t xml:space="preserve">To reduce these risks, the project focuses on simple interaction flows and basic calibration where possible. Early testing with a small group of users is also planned, so that major issues can be identified before the system becomes too complex to change easily. While this does not remove all risks, it helps reduce the likelihood of major problems </w:t>
-      </w:r>
-      <w:r>
-        <w:t>later</w:t>
-      </w:r>
-      <w:r>
-        <w:t>.</w:t>
+        <w:t>To reduce these risks, the project focuses on simple interaction flows and basic calibration where possible. Early testing with a small group of users is also planned, so that major issues can be identified before the system becomes too complex to change easily. While this does not remove all risks, it helps reduce the likelihood of major problems later.</w:t>
       </w:r>
     </w:p>
     <w:p/>
@@ -10836,15 +10714,7 @@
         </w:rPr>
       </w:pPr>
       <w:r>
-        <w:t xml:space="preserve">These requirements describe the main features that the application needs </w:t>
-      </w:r>
-      <w:proofErr w:type="gramStart"/>
-      <w:r>
-        <w:t>in order to</w:t>
-      </w:r>
-      <w:proofErr w:type="gramEnd"/>
-      <w:r>
-        <w:t xml:space="preserve"> function as a basic ISL learning tool:</w:t>
+        <w:t>These requirements describe the main features that the application needs in order to function as a basic ISL learning tool:</w:t>
       </w:r>
     </w:p>
     <w:p>
@@ -10883,21 +10753,7 @@
           <w:rFonts w:cstheme="minorHAnsi"/>
         </w:rPr>
         <w:lastRenderedPageBreak/>
-        <w:t xml:space="preserve">The system should recognise ISL signs and provide immediate feedback to the user. This allows learners to understand whether they performed a sign </w:t>
-      </w:r>
-      <w:proofErr w:type="gramStart"/>
-      <w:r>
-        <w:rPr>
-          <w:rFonts w:cstheme="minorHAnsi"/>
-        </w:rPr>
-        <w:t>correctly, but</w:t>
-      </w:r>
-      <w:proofErr w:type="gramEnd"/>
-      <w:r>
-        <w:rPr>
-          <w:rFonts w:cstheme="minorHAnsi"/>
-        </w:rPr>
-        <w:t xml:space="preserve"> depends heavily on how reliable the recognition system is. </w:t>
+        <w:t xml:space="preserve">The system should recognise ISL signs and provide immediate feedback to the user. This allows learners to understand whether they performed a sign correctly, but depends heavily on how reliable the recognition system is. </w:t>
       </w:r>
     </w:p>
     <w:p>
@@ -11079,15 +10935,7 @@
     </w:p>
     <w:p>
       <w:r>
-        <w:t xml:space="preserve">Having a basic structure for how the system components interact helps make development more manageable. At this stage, the architecture is kept </w:t>
-      </w:r>
-      <w:proofErr w:type="gramStart"/>
-      <w:r>
-        <w:t>fairly simple</w:t>
-      </w:r>
-      <w:proofErr w:type="gramEnd"/>
-      <w:r>
-        <w:t xml:space="preserve"> and is mainly split into three core modules:</w:t>
+        <w:t>Having a basic structure for how the system components interact helps make development more manageable. At this stage, the architecture is kept fairly simple and is mainly split into three core modules:</w:t>
       </w:r>
     </w:p>
     <w:p>
@@ -11504,13 +11352,7 @@
     </w:p>
     <w:p>
       <w:r>
-        <w:t xml:space="preserve">At the same time, the analysis also highlighted </w:t>
-      </w:r>
-      <w:r>
-        <w:t>a few</w:t>
-      </w:r>
-      <w:r>
-        <w:t xml:space="preserve"> challenges, particularly around hand tracking accuracy and overall usability. These issues influenced many of the design decisions, such as keeping the interface simple and limiting the complexity of feedback.</w:t>
+        <w:t>At the same time, the analysis also highlighted a few challenges, particularly around hand tracking accuracy and overall usability. These issues influenced many of the design decisions, such as keeping the interface simple and limiting the complexity of feedback.</w:t>
       </w:r>
     </w:p>
     <w:p>
@@ -11600,15 +11442,7 @@
     </w:p>
     <w:p>
       <w:r>
-        <w:t xml:space="preserve">Rather than treating the requirements as fixed, they were used as a guide to shape design decisions throughout development. In some cases, this meant simplifying or adjusting features so that they could be realistically implemented within the given time. Because of this, the design reflects a balance between what was originally planned and what could </w:t>
-      </w:r>
-      <w:proofErr w:type="gramStart"/>
-      <w:r>
-        <w:t>actually be</w:t>
-      </w:r>
-      <w:proofErr w:type="gramEnd"/>
-      <w:r>
-        <w:t xml:space="preserve"> achieved in practice.</w:t>
+        <w:t>Rather than treating the requirements as fixed, they were used as a guide to shape design decisions throughout development. In some cases, this meant simplifying or adjusting features so that they could be realistically implemented within the given time. Because of this, the design reflects a balance between what was originally planned and what could actually be achieved in practice.</w:t>
       </w:r>
     </w:p>
     <w:p/>
@@ -11837,6 +11671,15 @@
     <w:p/>
     <w:p>
       <w:pPr>
+        <w:pStyle w:val="Heading3"/>
+      </w:pPr>
+      <w:r>
+        <w:t>4.2.4 Limitations of Methodology</w:t>
+      </w:r>
+    </w:p>
+    <w:p/>
+    <w:p>
+      <w:pPr>
         <w:pStyle w:val="Heading2"/>
       </w:pPr>
       <w:bookmarkStart w:id="74" w:name="_Toc227099466"/>
@@ -11847,25 +11690,40 @@
     </w:p>
     <w:p/>
     <w:p>
-      <w:r>
-        <w:t>Describe the approach used for planning the project development.</w:t>
-      </w:r>
-    </w:p>
-    <w:p/>
-    <w:p>
       <w:pPr>
         <w:pStyle w:val="Heading3"/>
       </w:pPr>
       <w:bookmarkStart w:id="75" w:name="_Toc227099467"/>
       <w:r>
-        <w:t>4.3.1 Project Schedule</w:t>
+        <w:t xml:space="preserve">4.3.1 </w:t>
       </w:r>
       <w:bookmarkEnd w:id="75"/>
-    </w:p>
-    <w:p/>
-    <w:p>
-      <w:r>
-        <w:t>Description and Gantt Chart</w:t>
+      <w:r>
+        <w:t>Development Planning Approach</w:t>
+      </w:r>
+    </w:p>
+    <w:p>
+      <w:pPr>
+        <w:pStyle w:val="Heading3"/>
+      </w:pPr>
+      <w:r>
+        <w:t>4.3.2 Project Schedule</w:t>
+      </w:r>
+    </w:p>
+    <w:p>
+      <w:pPr>
+        <w:pStyle w:val="Heading3"/>
+      </w:pPr>
+      <w:r>
+        <w:t>4.3.3 Gantt Chart</w:t>
+      </w:r>
+    </w:p>
+    <w:p>
+      <w:pPr>
+        <w:pStyle w:val="Heading3"/>
+      </w:pPr>
+      <w:r>
+        <w:t>4.3.4 Planning Constraints and Adjustments</w:t>
       </w:r>
     </w:p>
     <w:p/>
@@ -11876,48 +11734,173 @@
       <w:bookmarkStart w:id="76" w:name="_Toc21975775"/>
       <w:bookmarkStart w:id="77" w:name="_Toc227099468"/>
       <w:r>
-        <w:t>4.5</w:t>
-      </w:r>
-      <w:r>
-        <w:t>. Overview of System</w:t>
+        <w:t>4.</w:t>
+      </w:r>
+      <w:r>
+        <w:t>4</w:t>
+      </w:r>
+      <w:r>
+        <w:t xml:space="preserve"> Overview of System</w:t>
       </w:r>
       <w:bookmarkEnd w:id="76"/>
       <w:bookmarkEnd w:id="77"/>
     </w:p>
     <w:p/>
     <w:p>
-      <w:r>
-        <w:t>Describe modules / Components / Experimental approach</w:t>
-      </w:r>
-    </w:p>
-    <w:p>
-      <w:r>
-        <w:t>Include a diagram</w:t>
-      </w:r>
-      <w:r>
-        <w:t xml:space="preserve">, Physical Architecture (Infrastructure) diagram </w:t>
+      <w:pPr>
+        <w:pStyle w:val="Heading3"/>
+      </w:pPr>
+      <w:r>
+        <w:t>4.4.1 Logical Architecture</w:t>
+      </w:r>
+    </w:p>
+    <w:p>
+      <w:pPr>
+        <w:pStyle w:val="Heading3"/>
+      </w:pPr>
+      <w:r>
+        <w:t>4.4.</w:t>
+      </w:r>
+      <w:r>
+        <w:t>2</w:t>
+      </w:r>
+      <w:r>
+        <w:t xml:space="preserve"> </w:t>
+      </w:r>
+      <w:r>
+        <w:t>Main System Module</w:t>
+      </w:r>
+    </w:p>
+    <w:p>
+      <w:pPr>
+        <w:pStyle w:val="Heading3"/>
+      </w:pPr>
+      <w:r>
+        <w:t>4.4.</w:t>
+      </w:r>
+      <w:r>
+        <w:t>3</w:t>
+      </w:r>
+      <w:r>
+        <w:t xml:space="preserve"> </w:t>
+      </w:r>
+      <w:r>
+        <w:t>Physical Architecture</w:t>
+      </w:r>
+    </w:p>
+    <w:p>
+      <w:pPr>
+        <w:pStyle w:val="Heading3"/>
+      </w:pPr>
+      <w:r>
+        <w:t>4.4.</w:t>
+      </w:r>
+      <w:r>
+        <w:t>4</w:t>
+      </w:r>
+      <w:r>
+        <w:t xml:space="preserve"> </w:t>
+      </w:r>
+      <w:r>
+        <w:t>Data Flow Between Modules</w:t>
+      </w:r>
+    </w:p>
+    <w:p>
+      <w:pPr>
+        <w:pStyle w:val="Heading3"/>
+      </w:pPr>
+      <w:r>
+        <w:t>4.4.</w:t>
+      </w:r>
+      <w:r>
+        <w:t>5</w:t>
+      </w:r>
+      <w:r>
+        <w:t xml:space="preserve"> </w:t>
+      </w:r>
+      <w:r>
+        <w:t>Modular Design Benefits</w:t>
       </w:r>
     </w:p>
     <w:p/>
     <w:p>
       <w:pPr>
+        <w:pStyle w:val="Heading2"/>
+      </w:pPr>
+      <w:r>
+        <w:t>4.5 User Interface Design</w:t>
+      </w:r>
+    </w:p>
+    <w:p>
+      <w:pPr>
         <w:pStyle w:val="Heading3"/>
       </w:pPr>
+    </w:p>
+    <w:p>
+      <w:pPr>
+        <w:pStyle w:val="Heading3"/>
+      </w:pPr>
+      <w:r>
+        <w:t>4.5.1 UI Design Approach</w:t>
+      </w:r>
+    </w:p>
+    <w:p>
+      <w:pPr>
+        <w:pStyle w:val="Heading3"/>
+      </w:pPr>
+      <w:r>
+        <w:t>4.5.2 Wireframes / Layout Designs</w:t>
+      </w:r>
+    </w:p>
+    <w:p>
+      <w:pPr>
+        <w:pStyle w:val="Heading3"/>
+      </w:pPr>
+      <w:r>
+        <w:t>4.5.3 Interaction Design</w:t>
+      </w:r>
+    </w:p>
+    <w:p>
+      <w:pPr>
+        <w:pStyle w:val="Heading3"/>
+      </w:pPr>
+      <w:r>
+        <w:t>4.5.4 UX Trade-Offs</w:t>
+      </w:r>
+    </w:p>
+    <w:p/>
+    <w:p>
+      <w:pPr>
+        <w:pStyle w:val="Heading2"/>
+      </w:pPr>
       <w:bookmarkStart w:id="78" w:name="_Toc227099469"/>
       <w:r>
-        <w:t>4.5.1 Fulfilment of System Requirements</w:t>
+        <w:t>4.</w:t>
+      </w:r>
+      <w:r>
+        <w:t>6</w:t>
+      </w:r>
+      <w:r>
+        <w:t xml:space="preserve"> Fulfilment of System Requirements</w:t>
       </w:r>
       <w:bookmarkEnd w:id="78"/>
     </w:p>
     <w:p/>
     <w:p>
-      <w:r>
-        <w:t>Describe how system design matches and delivers on the system requirements.</w:t>
-      </w:r>
-    </w:p>
-    <w:p>
-      <w:r>
-        <w:t xml:space="preserve">Logical architecture as a guide </w:t>
+      <w:pPr>
+        <w:pStyle w:val="Heading2"/>
+      </w:pPr>
+      <w:r>
+        <w:t>4.</w:t>
+      </w:r>
+      <w:r>
+        <w:t>7</w:t>
+      </w:r>
+      <w:r>
+        <w:t xml:space="preserve"> </w:t>
+      </w:r>
+      <w:r>
+        <w:t>System Constraints and Limitations</w:t>
       </w:r>
     </w:p>
     <w:p/>
@@ -11925,50 +11908,37 @@
       <w:pPr>
         <w:pStyle w:val="Heading2"/>
       </w:pPr>
-      <w:bookmarkStart w:id="79" w:name="_Toc227099470"/>
       <w:r>
         <w:t>4.</w:t>
       </w:r>
       <w:r>
-        <w:t>X. O</w:t>
-      </w:r>
-      <w:r>
-        <w:t>t</w:t>
-      </w:r>
-      <w:r>
-        <w:t>her Sections</w:t>
-      </w:r>
-      <w:r>
-        <w:t xml:space="preserve"> as needed</w:t>
-      </w:r>
-      <w:bookmarkEnd w:id="79"/>
+        <w:t>8</w:t>
+      </w:r>
+      <w:r>
+        <w:t xml:space="preserve"> </w:t>
+      </w:r>
+      <w:r>
+        <w:t>Experimental Approach</w:t>
+      </w:r>
     </w:p>
     <w:p/>
     <w:p>
-      <w:r>
-        <w:t>Include a diagram</w:t>
-      </w:r>
-    </w:p>
-    <w:p/>
-    <w:p>
       <w:pPr>
         <w:pStyle w:val="Heading2"/>
       </w:pPr>
-      <w:bookmarkStart w:id="80" w:name="_Toc21975779"/>
-      <w:bookmarkStart w:id="81" w:name="_Toc227099471"/>
       <w:r>
         <w:t>4.</w:t>
       </w:r>
       <w:r>
-        <w:t>X</w:t>
-      </w:r>
-      <w:r>
-        <w:t>. Conclusions</w:t>
-      </w:r>
-      <w:bookmarkEnd w:id="80"/>
-      <w:bookmarkEnd w:id="81"/>
-    </w:p>
-    <w:p/>
+        <w:t>9</w:t>
+      </w:r>
+      <w:r>
+        <w:t xml:space="preserve"> </w:t>
+      </w:r>
+      <w:r>
+        <w:t>Conclusion</w:t>
+      </w:r>
+    </w:p>
     <w:p>
       <w:pPr>
         <w:rPr>
@@ -11986,7 +11956,7 @@
       <w:pPr>
         <w:pStyle w:val="Heading1"/>
       </w:pPr>
-      <w:bookmarkStart w:id="82" w:name="_Toc227099472"/>
+      <w:bookmarkStart w:id="79" w:name="_Toc227099472"/>
       <w:r>
         <w:lastRenderedPageBreak/>
         <w:t>5.</w:t>
@@ -12003,6 +11973,57 @@
       <w:r>
         <w:t>velopment</w:t>
       </w:r>
+      <w:bookmarkEnd w:id="79"/>
+    </w:p>
+    <w:p/>
+    <w:p>
+      <w:pPr>
+        <w:pStyle w:val="Heading2"/>
+      </w:pPr>
+      <w:bookmarkStart w:id="80" w:name="_Toc227099473"/>
+      <w:r>
+        <w:t>5.</w:t>
+      </w:r>
+      <w:r>
+        <w:t>1. Introduction</w:t>
+      </w:r>
+      <w:bookmarkEnd w:id="80"/>
+    </w:p>
+    <w:p/>
+    <w:p>
+      <w:pPr>
+        <w:pStyle w:val="Heading2"/>
+      </w:pPr>
+      <w:bookmarkStart w:id="81" w:name="_Toc227099474"/>
+      <w:r>
+        <w:t>5.</w:t>
+      </w:r>
+      <w:r>
+        <w:t>2. Software Development</w:t>
+      </w:r>
+      <w:bookmarkEnd w:id="81"/>
+    </w:p>
+    <w:p/>
+    <w:p>
+      <w:pPr>
+        <w:pStyle w:val="Heading2"/>
+      </w:pPr>
+      <w:bookmarkStart w:id="82" w:name="_Toc227099475"/>
+      <w:r>
+        <w:t>5.</w:t>
+      </w:r>
+      <w:r>
+        <w:t>X. O</w:t>
+      </w:r>
+      <w:r>
+        <w:t>t</w:t>
+      </w:r>
+      <w:r>
+        <w:t>her Sections</w:t>
+      </w:r>
+      <w:r>
+        <w:t xml:space="preserve"> as needed</w:t>
+      </w:r>
       <w:bookmarkEnd w:id="82"/>
     </w:p>
     <w:p/>
@@ -12010,68 +12031,17 @@
       <w:pPr>
         <w:pStyle w:val="Heading2"/>
       </w:pPr>
-      <w:bookmarkStart w:id="83" w:name="_Toc227099473"/>
+      <w:bookmarkStart w:id="83" w:name="_Toc227099476"/>
       <w:r>
         <w:t>5.</w:t>
       </w:r>
       <w:r>
-        <w:t>1. Introduction</w:t>
+        <w:t>X</w:t>
+      </w:r>
+      <w:r>
+        <w:t>. Conclusions</w:t>
       </w:r>
       <w:bookmarkEnd w:id="83"/>
-    </w:p>
-    <w:p/>
-    <w:p>
-      <w:pPr>
-        <w:pStyle w:val="Heading2"/>
-      </w:pPr>
-      <w:bookmarkStart w:id="84" w:name="_Toc227099474"/>
-      <w:r>
-        <w:t>5.</w:t>
-      </w:r>
-      <w:r>
-        <w:t>2. Software Development</w:t>
-      </w:r>
-      <w:bookmarkEnd w:id="84"/>
-    </w:p>
-    <w:p/>
-    <w:p>
-      <w:pPr>
-        <w:pStyle w:val="Heading2"/>
-      </w:pPr>
-      <w:bookmarkStart w:id="85" w:name="_Toc227099475"/>
-      <w:r>
-        <w:t>5.</w:t>
-      </w:r>
-      <w:r>
-        <w:t>X. O</w:t>
-      </w:r>
-      <w:r>
-        <w:t>t</w:t>
-      </w:r>
-      <w:r>
-        <w:t>her Sections</w:t>
-      </w:r>
-      <w:r>
-        <w:t xml:space="preserve"> as needed</w:t>
-      </w:r>
-      <w:bookmarkEnd w:id="85"/>
-    </w:p>
-    <w:p/>
-    <w:p>
-      <w:pPr>
-        <w:pStyle w:val="Heading2"/>
-      </w:pPr>
-      <w:bookmarkStart w:id="86" w:name="_Toc227099476"/>
-      <w:r>
-        <w:t>5.</w:t>
-      </w:r>
-      <w:r>
-        <w:t>X</w:t>
-      </w:r>
-      <w:r>
-        <w:t>. Conclusions</w:t>
-      </w:r>
-      <w:bookmarkEnd w:id="86"/>
     </w:p>
     <w:p/>
     <w:p>
@@ -12091,7 +12061,7 @@
       <w:pPr>
         <w:pStyle w:val="Heading1"/>
       </w:pPr>
-      <w:bookmarkStart w:id="87" w:name="_Toc227099477"/>
+      <w:bookmarkStart w:id="84" w:name="_Toc227099477"/>
       <w:r>
         <w:lastRenderedPageBreak/>
         <w:t>6.</w:t>
@@ -12105,7 +12075,7 @@
       <w:r>
         <w:t>Evaluation</w:t>
       </w:r>
-      <w:bookmarkEnd w:id="87"/>
+      <w:bookmarkEnd w:id="84"/>
     </w:p>
     <w:p/>
     <w:p/>
@@ -12114,14 +12084,14 @@
       <w:pPr>
         <w:pStyle w:val="Heading2"/>
       </w:pPr>
-      <w:bookmarkStart w:id="88" w:name="_Toc227099478"/>
+      <w:bookmarkStart w:id="85" w:name="_Toc227099478"/>
       <w:r>
         <w:t>6.</w:t>
       </w:r>
       <w:r>
         <w:t>1. Introduction</w:t>
       </w:r>
-      <w:bookmarkEnd w:id="88"/>
+      <w:bookmarkEnd w:id="85"/>
     </w:p>
     <w:p/>
     <w:p/>
@@ -12129,16 +12099,16 @@
       <w:pPr>
         <w:pStyle w:val="Heading2"/>
       </w:pPr>
-      <w:bookmarkStart w:id="89" w:name="_Toc21975789"/>
-      <w:bookmarkStart w:id="90" w:name="_Toc227099479"/>
+      <w:bookmarkStart w:id="86" w:name="_Toc21975789"/>
+      <w:bookmarkStart w:id="87" w:name="_Toc227099479"/>
       <w:r>
         <w:t>6.</w:t>
       </w:r>
       <w:r>
         <w:t>2. System Testing</w:t>
       </w:r>
-      <w:bookmarkEnd w:id="89"/>
-      <w:bookmarkEnd w:id="90"/>
+      <w:bookmarkEnd w:id="86"/>
+      <w:bookmarkEnd w:id="87"/>
     </w:p>
     <w:p/>
     <w:p/>
@@ -12146,16 +12116,16 @@
       <w:pPr>
         <w:pStyle w:val="Heading2"/>
       </w:pPr>
-      <w:bookmarkStart w:id="91" w:name="_Toc21975790"/>
-      <w:bookmarkStart w:id="92" w:name="_Toc227099480"/>
+      <w:bookmarkStart w:id="88" w:name="_Toc21975790"/>
+      <w:bookmarkStart w:id="89" w:name="_Toc227099480"/>
       <w:r>
         <w:t>6.</w:t>
       </w:r>
       <w:r>
         <w:t>3. System Evaluation</w:t>
       </w:r>
-      <w:bookmarkEnd w:id="91"/>
-      <w:bookmarkEnd w:id="92"/>
+      <w:bookmarkEnd w:id="88"/>
+      <w:bookmarkEnd w:id="89"/>
     </w:p>
     <w:p/>
     <w:p/>
@@ -12163,11 +12133,11 @@
       <w:pPr>
         <w:pStyle w:val="Heading2"/>
       </w:pPr>
-      <w:bookmarkStart w:id="93" w:name="_Toc227099481"/>
+      <w:bookmarkStart w:id="90" w:name="_Toc227099481"/>
       <w:r>
         <w:t>6.4. Evaluate Project Management</w:t>
       </w:r>
-      <w:bookmarkEnd w:id="93"/>
+      <w:bookmarkEnd w:id="90"/>
     </w:p>
     <w:p/>
     <w:p/>
@@ -12176,11 +12146,11 @@
       <w:pPr>
         <w:pStyle w:val="Heading3"/>
       </w:pPr>
-      <w:bookmarkStart w:id="94" w:name="_Toc227099482"/>
+      <w:bookmarkStart w:id="91" w:name="_Toc227099482"/>
       <w:r>
         <w:t>6.4.1 Evaluate Project Plan</w:t>
       </w:r>
-      <w:bookmarkEnd w:id="94"/>
+      <w:bookmarkEnd w:id="91"/>
     </w:p>
     <w:p/>
     <w:p/>
@@ -12188,11 +12158,11 @@
       <w:pPr>
         <w:pStyle w:val="Heading3"/>
       </w:pPr>
-      <w:bookmarkStart w:id="95" w:name="_Toc227099483"/>
+      <w:bookmarkStart w:id="92" w:name="_Toc227099483"/>
       <w:r>
         <w:t>6.4.1 Evaluate Project Execution</w:t>
       </w:r>
-      <w:bookmarkEnd w:id="95"/>
+      <w:bookmarkEnd w:id="92"/>
     </w:p>
     <w:p/>
     <w:p/>
@@ -12202,14 +12172,14 @@
       <w:pPr>
         <w:pStyle w:val="Heading2"/>
       </w:pPr>
-      <w:bookmarkStart w:id="96" w:name="_Toc227099484"/>
+      <w:bookmarkStart w:id="93" w:name="_Toc227099484"/>
       <w:r>
         <w:t>6.6.</w:t>
       </w:r>
       <w:r>
         <w:t xml:space="preserve"> Conclusions</w:t>
       </w:r>
-      <w:bookmarkEnd w:id="96"/>
+      <w:bookmarkEnd w:id="93"/>
     </w:p>
     <w:p/>
     <w:p/>
@@ -12231,7 +12201,7 @@
       <w:pPr>
         <w:pStyle w:val="Heading1"/>
       </w:pPr>
-      <w:bookmarkStart w:id="97" w:name="_Toc227099485"/>
+      <w:bookmarkStart w:id="94" w:name="_Toc227099485"/>
       <w:r>
         <w:lastRenderedPageBreak/>
         <w:t>7.</w:t>
@@ -12239,62 +12209,62 @@
       <w:r>
         <w:t xml:space="preserve"> Conclusions and Future Work</w:t>
       </w:r>
+      <w:bookmarkEnd w:id="94"/>
+    </w:p>
+    <w:p/>
+    <w:p>
+      <w:pPr>
+        <w:pStyle w:val="Heading2"/>
+      </w:pPr>
+      <w:bookmarkStart w:id="95" w:name="_Toc227099486"/>
+      <w:r>
+        <w:t>7.</w:t>
+      </w:r>
+      <w:r>
+        <w:t>1. Introduction</w:t>
+      </w:r>
+      <w:bookmarkEnd w:id="95"/>
+    </w:p>
+    <w:p/>
+    <w:p>
+      <w:pPr>
+        <w:pStyle w:val="Heading2"/>
+      </w:pPr>
+      <w:bookmarkStart w:id="96" w:name="_Toc227099487"/>
+      <w:r>
+        <w:t>7.</w:t>
+      </w:r>
+      <w:r>
+        <w:t xml:space="preserve">2. </w:t>
+      </w:r>
+      <w:r>
+        <w:t>Future Work</w:t>
+      </w:r>
+      <w:bookmarkEnd w:id="96"/>
+    </w:p>
+    <w:p>
+      <w:pPr>
+        <w:pStyle w:val="Heading2"/>
+      </w:pPr>
+    </w:p>
+    <w:p>
+      <w:pPr>
+        <w:pStyle w:val="Heading2"/>
+      </w:pPr>
+      <w:bookmarkStart w:id="97" w:name="_Toc227099488"/>
+      <w:r>
+        <w:t>7.</w:t>
+      </w:r>
+      <w:r>
+        <w:t xml:space="preserve">3. </w:t>
+      </w:r>
+      <w:r>
+        <w:t>Conclusions</w:t>
+      </w:r>
       <w:bookmarkEnd w:id="97"/>
     </w:p>
     <w:p/>
     <w:p>
-      <w:pPr>
-        <w:pStyle w:val="Heading2"/>
-      </w:pPr>
-      <w:bookmarkStart w:id="98" w:name="_Toc227099486"/>
-      <w:r>
-        <w:t>7.</w:t>
-      </w:r>
-      <w:r>
-        <w:t>1. Introduction</w:t>
-      </w:r>
-      <w:bookmarkEnd w:id="98"/>
-    </w:p>
-    <w:p/>
-    <w:p>
-      <w:pPr>
-        <w:pStyle w:val="Heading2"/>
-      </w:pPr>
-      <w:bookmarkStart w:id="99" w:name="_Toc227099487"/>
-      <w:r>
-        <w:t>7.</w:t>
-      </w:r>
-      <w:r>
-        <w:t xml:space="preserve">2. </w:t>
-      </w:r>
-      <w:r>
-        <w:t>Future Work</w:t>
-      </w:r>
-      <w:bookmarkEnd w:id="99"/>
-    </w:p>
-    <w:p>
-      <w:pPr>
-        <w:pStyle w:val="Heading2"/>
-      </w:pPr>
-    </w:p>
-    <w:p>
-      <w:pPr>
-        <w:pStyle w:val="Heading2"/>
-      </w:pPr>
-      <w:bookmarkStart w:id="100" w:name="_Toc227099488"/>
-      <w:r>
-        <w:t>7.</w:t>
-      </w:r>
-      <w:r>
-        <w:t xml:space="preserve">3. </w:t>
-      </w:r>
-      <w:r>
-        <w:t>Conclusions</w:t>
-      </w:r>
-      <w:bookmarkEnd w:id="100"/>
-    </w:p>
-    <w:p/>
-    <w:p>
       <w:r>
         <w:br w:type="page"/>
       </w:r>
@@ -12303,16 +12273,16 @@
       <w:pPr>
         <w:pStyle w:val="Heading1"/>
       </w:pPr>
-      <w:bookmarkStart w:id="101" w:name="_Toc210040989"/>
-      <w:bookmarkStart w:id="102" w:name="_Toc212189694"/>
-      <w:bookmarkStart w:id="103" w:name="_Toc227099489"/>
+      <w:bookmarkStart w:id="98" w:name="_Toc210040989"/>
+      <w:bookmarkStart w:id="99" w:name="_Toc212189694"/>
+      <w:bookmarkStart w:id="100" w:name="_Toc227099489"/>
       <w:r>
         <w:lastRenderedPageBreak/>
         <w:t>References</w:t>
       </w:r>
-      <w:bookmarkEnd w:id="101"/>
-      <w:bookmarkEnd w:id="102"/>
-      <w:bookmarkEnd w:id="103"/>
+      <w:bookmarkEnd w:id="98"/>
+      <w:bookmarkEnd w:id="99"/>
+      <w:bookmarkEnd w:id="100"/>
     </w:p>
     <w:p>
       <w:pPr>
@@ -12881,23 +12851,7 @@
           <w:sz w:val="18"/>
           <w:szCs w:val="18"/>
         </w:rPr>
-        <w:t xml:space="preserve">., 125, Article 4 (October 2019), 1 </w:t>
-      </w:r>
-      <w:proofErr w:type="gramStart"/>
-      <w:r>
-        <w:rPr>
-          <w:sz w:val="18"/>
-          <w:szCs w:val="18"/>
-        </w:rPr>
-        <w:t>pages</w:t>
-      </w:r>
-      <w:proofErr w:type="gramEnd"/>
-      <w:r>
-        <w:rPr>
-          <w:sz w:val="18"/>
-          <w:szCs w:val="18"/>
-        </w:rPr>
-        <w:t xml:space="preserve">. </w:t>
+        <w:t xml:space="preserve">., 125, Article 4 (October 2019), 1 pages. </w:t>
       </w:r>
       <w:hyperlink r:id="rId30" w:history="1">
         <w:r>
@@ -13263,26 +13217,26 @@
           <w:docGrid w:linePitch="360"/>
         </w:sectPr>
       </w:pPr>
-      <w:bookmarkStart w:id="104" w:name="_Toc113992176"/>
+      <w:bookmarkStart w:id="101" w:name="_Toc113992176"/>
     </w:p>
     <w:p>
       <w:pPr>
         <w:pStyle w:val="Heading1"/>
       </w:pPr>
-      <w:bookmarkStart w:id="105" w:name="_Toc210040990"/>
-      <w:bookmarkStart w:id="106" w:name="_Toc212189695"/>
-      <w:bookmarkStart w:id="107" w:name="_Toc227099490"/>
+      <w:bookmarkStart w:id="102" w:name="_Toc210040990"/>
+      <w:bookmarkStart w:id="103" w:name="_Toc212189695"/>
+      <w:bookmarkStart w:id="104" w:name="_Toc227099490"/>
       <w:r>
         <w:lastRenderedPageBreak/>
         <w:t xml:space="preserve">Appendix A: </w:t>
       </w:r>
+      <w:bookmarkEnd w:id="101"/>
+      <w:bookmarkEnd w:id="102"/>
+      <w:r>
+        <w:t>System Model and Analysis</w:t>
+      </w:r>
+      <w:bookmarkEnd w:id="103"/>
       <w:bookmarkEnd w:id="104"/>
-      <w:bookmarkEnd w:id="105"/>
-      <w:r>
-        <w:t>System Model and Analysis</w:t>
-      </w:r>
-      <w:bookmarkEnd w:id="106"/>
-      <w:bookmarkEnd w:id="107"/>
     </w:p>
     <w:p/>
     <w:p>
@@ -13307,15 +13261,15 @@
           <w:docGrid w:linePitch="360"/>
         </w:sectPr>
       </w:pPr>
-      <w:bookmarkStart w:id="108" w:name="_Toc113992177"/>
+      <w:bookmarkStart w:id="105" w:name="_Toc113992177"/>
     </w:p>
     <w:p>
       <w:pPr>
         <w:pStyle w:val="Heading1"/>
       </w:pPr>
-      <w:bookmarkStart w:id="109" w:name="_Toc212189696"/>
-      <w:bookmarkStart w:id="110" w:name="_Toc210040991"/>
-      <w:bookmarkStart w:id="111" w:name="_Toc227099491"/>
+      <w:bookmarkStart w:id="106" w:name="_Toc212189696"/>
+      <w:bookmarkStart w:id="107" w:name="_Toc227099491"/>
+      <w:bookmarkStart w:id="108" w:name="_Toc210040991"/>
       <w:r>
         <w:lastRenderedPageBreak/>
         <w:t xml:space="preserve">Appendix B: </w:t>
@@ -13323,13 +13277,13 @@
       <w:r>
         <w:t>Design</w:t>
       </w:r>
-      <w:bookmarkEnd w:id="109"/>
-      <w:bookmarkEnd w:id="111"/>
+      <w:bookmarkEnd w:id="106"/>
+      <w:bookmarkEnd w:id="107"/>
       <w:r>
         <w:t xml:space="preserve"> </w:t>
       </w:r>
+      <w:bookmarkEnd w:id="105"/>
       <w:bookmarkEnd w:id="108"/>
-      <w:bookmarkEnd w:id="110"/>
     </w:p>
     <w:p/>
     <w:p>
@@ -13362,19 +13316,19 @@
       <w:pPr>
         <w:pStyle w:val="Heading1"/>
       </w:pPr>
-      <w:bookmarkStart w:id="112" w:name="_Toc210040992"/>
-      <w:bookmarkStart w:id="113" w:name="_Toc212189697"/>
-      <w:bookmarkStart w:id="114" w:name="_Toc227099492"/>
+      <w:bookmarkStart w:id="109" w:name="_Toc210040992"/>
+      <w:bookmarkStart w:id="110" w:name="_Toc212189697"/>
+      <w:bookmarkStart w:id="111" w:name="_Toc227099492"/>
       <w:r>
         <w:lastRenderedPageBreak/>
         <w:t xml:space="preserve">Appendix C: Prompts Used with </w:t>
       </w:r>
-      <w:bookmarkEnd w:id="112"/>
-      <w:bookmarkEnd w:id="113"/>
+      <w:bookmarkEnd w:id="109"/>
+      <w:bookmarkEnd w:id="110"/>
       <w:r>
         <w:t>Gen AI</w:t>
       </w:r>
-      <w:bookmarkEnd w:id="114"/>
+      <w:bookmarkEnd w:id="111"/>
       <w:r>
         <w:t xml:space="preserve"> </w:t>
       </w:r>
@@ -13391,11 +13345,11 @@
       <w:pPr>
         <w:pStyle w:val="Heading2"/>
       </w:pPr>
-      <w:bookmarkStart w:id="115" w:name="_Toc227099493"/>
+      <w:bookmarkStart w:id="112" w:name="_Toc227099493"/>
       <w:r>
         <w:t>C.1 Prompts related to Report Writing</w:t>
       </w:r>
-      <w:bookmarkEnd w:id="115"/>
+      <w:bookmarkEnd w:id="112"/>
     </w:p>
     <w:p/>
     <w:p/>
@@ -13404,11 +13358,11 @@
       <w:pPr>
         <w:pStyle w:val="Heading2"/>
       </w:pPr>
-      <w:bookmarkStart w:id="116" w:name="_Toc227099494"/>
+      <w:bookmarkStart w:id="113" w:name="_Toc227099494"/>
       <w:r>
         <w:t>C.2 Prompts Related to Research</w:t>
       </w:r>
-      <w:bookmarkEnd w:id="116"/>
+      <w:bookmarkEnd w:id="113"/>
       <w:r>
         <w:t xml:space="preserve"> </w:t>
       </w:r>
@@ -13421,11 +13375,11 @@
       <w:pPr>
         <w:pStyle w:val="Heading2"/>
       </w:pPr>
-      <w:bookmarkStart w:id="117" w:name="_Toc227099495"/>
+      <w:bookmarkStart w:id="114" w:name="_Toc227099495"/>
       <w:r>
         <w:t>C.3 Prompts Related to Design</w:t>
       </w:r>
-      <w:bookmarkEnd w:id="117"/>
+      <w:bookmarkEnd w:id="114"/>
     </w:p>
     <w:p/>
     <w:p/>
@@ -13434,11 +13388,11 @@
       <w:pPr>
         <w:pStyle w:val="Heading2"/>
       </w:pPr>
-      <w:bookmarkStart w:id="118" w:name="_Toc227099496"/>
+      <w:bookmarkStart w:id="115" w:name="_Toc227099496"/>
       <w:r>
         <w:t>C.4 Prompts Related to Coding</w:t>
       </w:r>
-      <w:bookmarkEnd w:id="118"/>
+      <w:bookmarkEnd w:id="115"/>
     </w:p>
     <w:p/>
     <w:p/>
@@ -13476,19 +13430,19 @@
       <w:pPr>
         <w:pStyle w:val="Heading1"/>
       </w:pPr>
-      <w:bookmarkStart w:id="119" w:name="_Toc210040993"/>
-      <w:bookmarkStart w:id="120" w:name="_Toc212189698"/>
-      <w:bookmarkStart w:id="121" w:name="_Toc227099497"/>
+      <w:bookmarkStart w:id="116" w:name="_Toc210040993"/>
+      <w:bookmarkStart w:id="117" w:name="_Toc212189698"/>
+      <w:bookmarkStart w:id="118" w:name="_Toc227099497"/>
       <w:r>
         <w:lastRenderedPageBreak/>
         <w:t>Appendix D:</w:t>
       </w:r>
-      <w:bookmarkEnd w:id="119"/>
+      <w:bookmarkEnd w:id="116"/>
       <w:r>
         <w:t xml:space="preserve"> Additional Code Samples</w:t>
       </w:r>
-      <w:bookmarkEnd w:id="120"/>
-      <w:bookmarkEnd w:id="121"/>
+      <w:bookmarkEnd w:id="117"/>
+      <w:bookmarkEnd w:id="118"/>
     </w:p>
     <w:p/>
     <w:p>
@@ -13521,8 +13475,8 @@
       <w:pPr>
         <w:pStyle w:val="Heading1"/>
       </w:pPr>
-      <w:bookmarkStart w:id="122" w:name="_Toc212189699"/>
-      <w:bookmarkStart w:id="123" w:name="_Toc227099498"/>
+      <w:bookmarkStart w:id="119" w:name="_Toc212189699"/>
+      <w:bookmarkStart w:id="120" w:name="_Toc227099498"/>
       <w:r>
         <w:lastRenderedPageBreak/>
         <w:t xml:space="preserve">Appendix </w:t>
@@ -13533,8 +13487,8 @@
       <w:r>
         <w:t>:</w:t>
       </w:r>
-      <w:bookmarkEnd w:id="122"/>
-      <w:bookmarkEnd w:id="123"/>
+      <w:bookmarkEnd w:id="119"/>
+      <w:bookmarkEnd w:id="120"/>
       <w:r>
         <w:t xml:space="preserve"> </w:t>
       </w:r>
@@ -16856,6 +16810,7 @@
   <w:style w:type="character" w:default="1" w:styleId="DefaultParagraphFont">
     <w:name w:val="Default Paragraph Font"/>
     <w:uiPriority w:val="1"/>
+    <w:semiHidden/>
     <w:unhideWhenUsed/>
   </w:style>
   <w:style w:type="table" w:default="1" w:styleId="TableNormal">

--- a/FYP Reports/Final Report Template 2025 V1 - C22386123.docx
+++ b/FYP Reports/Final Report Template 2025 V1 - C22386123.docx
@@ -384,7 +384,7 @@
       <w:pPr>
         <w:pStyle w:val="Heading1"/>
       </w:pPr>
-      <w:bookmarkStart w:id="0" w:name="_Toc227099405"/>
+      <w:bookmarkStart w:id="0" w:name="_Toc227150782"/>
       <w:r>
         <w:lastRenderedPageBreak/>
         <w:t>Abstract</w:t>
@@ -435,7 +435,7 @@
       <w:r>
         <w:br w:type="page"/>
       </w:r>
-      <w:bookmarkStart w:id="1" w:name="_Toc227099406"/>
+      <w:bookmarkStart w:id="1" w:name="_Toc227150783"/>
       <w:r>
         <w:lastRenderedPageBreak/>
         <w:t>Declaration</w:t>
@@ -641,7 +641,7 @@
       <w:pPr>
         <w:pStyle w:val="Heading1"/>
       </w:pPr>
-      <w:bookmarkStart w:id="2" w:name="_Toc227099407"/>
+      <w:bookmarkStart w:id="2" w:name="_Toc227150784"/>
       <w:r>
         <w:lastRenderedPageBreak/>
         <w:t>Acknowledgements</w:t>
@@ -738,7 +738,7 @@
           <w:r>
             <w:fldChar w:fldCharType="separate"/>
           </w:r>
-          <w:hyperlink w:anchor="_Toc227099405" w:history="1">
+          <w:hyperlink w:anchor="_Toc227150782" w:history="1">
             <w:r>
               <w:rPr>
                 <w:rStyle w:val="Hyperlink"/>
@@ -765,7 +765,7 @@
                 <w:noProof/>
                 <w:webHidden/>
               </w:rPr>
-              <w:instrText xml:space="preserve"> PAGEREF _Toc227099405 \h </w:instrText>
+              <w:instrText xml:space="preserve"> PAGEREF _Toc227150782 \h </w:instrText>
             </w:r>
             <w:r>
               <w:rPr>
@@ -812,7 +812,7 @@
               <w14:ligatures w14:val="standardContextual"/>
             </w:rPr>
           </w:pPr>
-          <w:hyperlink w:anchor="_Toc227099406" w:history="1">
+          <w:hyperlink w:anchor="_Toc227150783" w:history="1">
             <w:r>
               <w:rPr>
                 <w:rStyle w:val="Hyperlink"/>
@@ -839,7 +839,7 @@
                 <w:noProof/>
                 <w:webHidden/>
               </w:rPr>
-              <w:instrText xml:space="preserve"> PAGEREF _Toc227099406 \h </w:instrText>
+              <w:instrText xml:space="preserve"> PAGEREF _Toc227150783 \h </w:instrText>
             </w:r>
             <w:r>
               <w:rPr>
@@ -886,7 +886,7 @@
               <w14:ligatures w14:val="standardContextual"/>
             </w:rPr>
           </w:pPr>
-          <w:hyperlink w:anchor="_Toc227099407" w:history="1">
+          <w:hyperlink w:anchor="_Toc227150784" w:history="1">
             <w:r>
               <w:rPr>
                 <w:rStyle w:val="Hyperlink"/>
@@ -913,7 +913,7 @@
                 <w:noProof/>
                 <w:webHidden/>
               </w:rPr>
-              <w:instrText xml:space="preserve"> PAGEREF _Toc227099407 \h </w:instrText>
+              <w:instrText xml:space="preserve"> PAGEREF _Toc227150784 \h </w:instrText>
             </w:r>
             <w:r>
               <w:rPr>
@@ -960,7 +960,7 @@
               <w14:ligatures w14:val="standardContextual"/>
             </w:rPr>
           </w:pPr>
-          <w:hyperlink w:anchor="_Toc227099408" w:history="1">
+          <w:hyperlink w:anchor="_Toc227150785" w:history="1">
             <w:r>
               <w:rPr>
                 <w:rStyle w:val="Hyperlink"/>
@@ -987,7 +987,7 @@
                 <w:noProof/>
                 <w:webHidden/>
               </w:rPr>
-              <w:instrText xml:space="preserve"> PAGEREF _Toc227099408 \h </w:instrText>
+              <w:instrText xml:space="preserve"> PAGEREF _Toc227150785 \h </w:instrText>
             </w:r>
             <w:r>
               <w:rPr>
@@ -1035,7 +1035,7 @@
               <w14:ligatures w14:val="standardContextual"/>
             </w:rPr>
           </w:pPr>
-          <w:hyperlink w:anchor="_Toc227099409" w:history="1">
+          <w:hyperlink w:anchor="_Toc227150786" w:history="1">
             <w:r>
               <w:rPr>
                 <w:rStyle w:val="Hyperlink"/>
@@ -1081,7 +1081,7 @@
                 <w:noProof/>
                 <w:webHidden/>
               </w:rPr>
-              <w:instrText xml:space="preserve"> PAGEREF _Toc227099409 \h </w:instrText>
+              <w:instrText xml:space="preserve"> PAGEREF _Toc227150786 \h </w:instrText>
             </w:r>
             <w:r>
               <w:rPr>
@@ -1129,7 +1129,7 @@
               <w14:ligatures w14:val="standardContextual"/>
             </w:rPr>
           </w:pPr>
-          <w:hyperlink w:anchor="_Toc227099410" w:history="1">
+          <w:hyperlink w:anchor="_Toc227150787" w:history="1">
             <w:r>
               <w:rPr>
                 <w:rStyle w:val="Hyperlink"/>
@@ -1175,7 +1175,7 @@
                 <w:noProof/>
                 <w:webHidden/>
               </w:rPr>
-              <w:instrText xml:space="preserve"> PAGEREF _Toc227099410 \h </w:instrText>
+              <w:instrText xml:space="preserve"> PAGEREF _Toc227150787 \h </w:instrText>
             </w:r>
             <w:r>
               <w:rPr>
@@ -1223,7 +1223,7 @@
               <w14:ligatures w14:val="standardContextual"/>
             </w:rPr>
           </w:pPr>
-          <w:hyperlink w:anchor="_Toc227099411" w:history="1">
+          <w:hyperlink w:anchor="_Toc227150788" w:history="1">
             <w:r>
               <w:rPr>
                 <w:rStyle w:val="Hyperlink"/>
@@ -1269,7 +1269,7 @@
                 <w:noProof/>
                 <w:webHidden/>
               </w:rPr>
-              <w:instrText xml:space="preserve"> PAGEREF _Toc227099411 \h </w:instrText>
+              <w:instrText xml:space="preserve"> PAGEREF _Toc227150788 \h </w:instrText>
             </w:r>
             <w:r>
               <w:rPr>
@@ -1317,7 +1317,7 @@
               <w14:ligatures w14:val="standardContextual"/>
             </w:rPr>
           </w:pPr>
-          <w:hyperlink w:anchor="_Toc227099412" w:history="1">
+          <w:hyperlink w:anchor="_Toc227150789" w:history="1">
             <w:r>
               <w:rPr>
                 <w:rStyle w:val="Hyperlink"/>
@@ -1363,7 +1363,7 @@
                 <w:noProof/>
                 <w:webHidden/>
               </w:rPr>
-              <w:instrText xml:space="preserve"> PAGEREF _Toc227099412 \h </w:instrText>
+              <w:instrText xml:space="preserve"> PAGEREF _Toc227150789 \h </w:instrText>
             </w:r>
             <w:r>
               <w:rPr>
@@ -1383,7 +1383,7 @@
                 <w:noProof/>
                 <w:webHidden/>
               </w:rPr>
-              <w:t>2</w:t>
+              <w:t>3</w:t>
             </w:r>
             <w:r>
               <w:rPr>
@@ -1411,7 +1411,7 @@
               <w14:ligatures w14:val="standardContextual"/>
             </w:rPr>
           </w:pPr>
-          <w:hyperlink w:anchor="_Toc227099413" w:history="1">
+          <w:hyperlink w:anchor="_Toc227150790" w:history="1">
             <w:r>
               <w:rPr>
                 <w:rStyle w:val="Hyperlink"/>
@@ -1457,7 +1457,7 @@
                 <w:noProof/>
                 <w:webHidden/>
               </w:rPr>
-              <w:instrText xml:space="preserve"> PAGEREF _Toc227099413 \h </w:instrText>
+              <w:instrText xml:space="preserve"> PAGEREF _Toc227150790 \h </w:instrText>
             </w:r>
             <w:r>
               <w:rPr>
@@ -1504,7 +1504,7 @@
               <w14:ligatures w14:val="standardContextual"/>
             </w:rPr>
           </w:pPr>
-          <w:hyperlink w:anchor="_Toc227099414" w:history="1">
+          <w:hyperlink w:anchor="_Toc227150791" w:history="1">
             <w:r>
               <w:rPr>
                 <w:rStyle w:val="Hyperlink"/>
@@ -1531,7 +1531,7 @@
                 <w:noProof/>
                 <w:webHidden/>
               </w:rPr>
-              <w:instrText xml:space="preserve"> PAGEREF _Toc227099414 \h </w:instrText>
+              <w:instrText xml:space="preserve"> PAGEREF _Toc227150791 \h </w:instrText>
             </w:r>
             <w:r>
               <w:rPr>
@@ -1578,7 +1578,7 @@
               <w14:ligatures w14:val="standardContextual"/>
             </w:rPr>
           </w:pPr>
-          <w:hyperlink w:anchor="_Toc227099415" w:history="1">
+          <w:hyperlink w:anchor="_Toc227150792" w:history="1">
             <w:r>
               <w:rPr>
                 <w:rStyle w:val="Hyperlink"/>
@@ -1605,7 +1605,7 @@
                 <w:noProof/>
                 <w:webHidden/>
               </w:rPr>
-              <w:instrText xml:space="preserve"> PAGEREF _Toc227099415 \h </w:instrText>
+              <w:instrText xml:space="preserve"> PAGEREF _Toc227150792 \h </w:instrText>
             </w:r>
             <w:r>
               <w:rPr>
@@ -1652,7 +1652,7 @@
               <w14:ligatures w14:val="standardContextual"/>
             </w:rPr>
           </w:pPr>
-          <w:hyperlink w:anchor="_Toc227099416" w:history="1">
+          <w:hyperlink w:anchor="_Toc227150793" w:history="1">
             <w:r>
               <w:rPr>
                 <w:rStyle w:val="Hyperlink"/>
@@ -1679,7 +1679,7 @@
                 <w:noProof/>
                 <w:webHidden/>
               </w:rPr>
-              <w:instrText xml:space="preserve"> PAGEREF _Toc227099416 \h </w:instrText>
+              <w:instrText xml:space="preserve"> PAGEREF _Toc227150793 \h </w:instrText>
             </w:r>
             <w:r>
               <w:rPr>
@@ -1726,7 +1726,7 @@
               <w14:ligatures w14:val="standardContextual"/>
             </w:rPr>
           </w:pPr>
-          <w:hyperlink w:anchor="_Toc227099417" w:history="1">
+          <w:hyperlink w:anchor="_Toc227150794" w:history="1">
             <w:r>
               <w:rPr>
                 <w:rStyle w:val="Hyperlink"/>
@@ -1753,7 +1753,7 @@
                 <w:noProof/>
                 <w:webHidden/>
               </w:rPr>
-              <w:instrText xml:space="preserve"> PAGEREF _Toc227099417 \h </w:instrText>
+              <w:instrText xml:space="preserve"> PAGEREF _Toc227150794 \h </w:instrText>
             </w:r>
             <w:r>
               <w:rPr>
@@ -1796,7 +1796,7 @@
               <w14:ligatures w14:val="standardContextual"/>
             </w:rPr>
           </w:pPr>
-          <w:hyperlink w:anchor="_Toc227099418" w:history="1">
+          <w:hyperlink w:anchor="_Toc227150795" w:history="1">
             <w:r>
               <w:rPr>
                 <w:rStyle w:val="Hyperlink"/>
@@ -1819,7 +1819,7 @@
               <w:rPr>
                 <w:webHidden/>
               </w:rPr>
-              <w:instrText xml:space="preserve"> PAGEREF _Toc227099418 \h </w:instrText>
+              <w:instrText xml:space="preserve"> PAGEREF _Toc227150795 \h </w:instrText>
             </w:r>
             <w:r>
               <w:rPr>
@@ -1858,7 +1858,7 @@
               <w14:ligatures w14:val="standardContextual"/>
             </w:rPr>
           </w:pPr>
-          <w:hyperlink w:anchor="_Toc227099419" w:history="1">
+          <w:hyperlink w:anchor="_Toc227150796" w:history="1">
             <w:r>
               <w:rPr>
                 <w:rStyle w:val="Hyperlink"/>
@@ -1881,7 +1881,7 @@
               <w:rPr>
                 <w:webHidden/>
               </w:rPr>
-              <w:instrText xml:space="preserve"> PAGEREF _Toc227099419 \h </w:instrText>
+              <w:instrText xml:space="preserve"> PAGEREF _Toc227150796 \h </w:instrText>
             </w:r>
             <w:r>
               <w:rPr>
@@ -1920,7 +1920,7 @@
               <w14:ligatures w14:val="standardContextual"/>
             </w:rPr>
           </w:pPr>
-          <w:hyperlink w:anchor="_Toc227099420" w:history="1">
+          <w:hyperlink w:anchor="_Toc227150797" w:history="1">
             <w:r>
               <w:rPr>
                 <w:rStyle w:val="Hyperlink"/>
@@ -1943,7 +1943,7 @@
               <w:rPr>
                 <w:webHidden/>
               </w:rPr>
-              <w:instrText xml:space="preserve"> PAGEREF _Toc227099420 \h </w:instrText>
+              <w:instrText xml:space="preserve"> PAGEREF _Toc227150797 \h </w:instrText>
             </w:r>
             <w:r>
               <w:rPr>
@@ -1982,7 +1982,7 @@
               <w14:ligatures w14:val="standardContextual"/>
             </w:rPr>
           </w:pPr>
-          <w:hyperlink w:anchor="_Toc227099421" w:history="1">
+          <w:hyperlink w:anchor="_Toc227150798" w:history="1">
             <w:r>
               <w:rPr>
                 <w:rStyle w:val="Hyperlink"/>
@@ -2005,7 +2005,7 @@
               <w:rPr>
                 <w:webHidden/>
               </w:rPr>
-              <w:instrText xml:space="preserve"> PAGEREF _Toc227099421 \h </w:instrText>
+              <w:instrText xml:space="preserve"> PAGEREF _Toc227150798 \h </w:instrText>
             </w:r>
             <w:r>
               <w:rPr>
@@ -2044,7 +2044,7 @@
               <w14:ligatures w14:val="standardContextual"/>
             </w:rPr>
           </w:pPr>
-          <w:hyperlink w:anchor="_Toc227099422" w:history="1">
+          <w:hyperlink w:anchor="_Toc227150799" w:history="1">
             <w:r>
               <w:rPr>
                 <w:rStyle w:val="Hyperlink"/>
@@ -2067,7 +2067,7 @@
               <w:rPr>
                 <w:webHidden/>
               </w:rPr>
-              <w:instrText xml:space="preserve"> PAGEREF _Toc227099422 \h </w:instrText>
+              <w:instrText xml:space="preserve"> PAGEREF _Toc227150799 \h </w:instrText>
             </w:r>
             <w:r>
               <w:rPr>
@@ -2106,7 +2106,7 @@
               <w14:ligatures w14:val="standardContextual"/>
             </w:rPr>
           </w:pPr>
-          <w:hyperlink w:anchor="_Toc227099423" w:history="1">
+          <w:hyperlink w:anchor="_Toc227150800" w:history="1">
             <w:r>
               <w:rPr>
                 <w:rStyle w:val="Hyperlink"/>
@@ -2129,7 +2129,7 @@
               <w:rPr>
                 <w:webHidden/>
               </w:rPr>
-              <w:instrText xml:space="preserve"> PAGEREF _Toc227099423 \h </w:instrText>
+              <w:instrText xml:space="preserve"> PAGEREF _Toc227150800 \h </w:instrText>
             </w:r>
             <w:r>
               <w:rPr>
@@ -2172,7 +2172,7 @@
               <w14:ligatures w14:val="standardContextual"/>
             </w:rPr>
           </w:pPr>
-          <w:hyperlink w:anchor="_Toc227099424" w:history="1">
+          <w:hyperlink w:anchor="_Toc227150801" w:history="1">
             <w:r>
               <w:rPr>
                 <w:rStyle w:val="Hyperlink"/>
@@ -2199,7 +2199,7 @@
                 <w:noProof/>
                 <w:webHidden/>
               </w:rPr>
-              <w:instrText xml:space="preserve"> PAGEREF _Toc227099424 \h </w:instrText>
+              <w:instrText xml:space="preserve"> PAGEREF _Toc227150801 \h </w:instrText>
             </w:r>
             <w:r>
               <w:rPr>
@@ -2246,7 +2246,7 @@
               <w14:ligatures w14:val="standardContextual"/>
             </w:rPr>
           </w:pPr>
-          <w:hyperlink w:anchor="_Toc227099425" w:history="1">
+          <w:hyperlink w:anchor="_Toc227150802" w:history="1">
             <w:r>
               <w:rPr>
                 <w:rStyle w:val="Hyperlink"/>
@@ -2273,7 +2273,7 @@
                 <w:noProof/>
                 <w:webHidden/>
               </w:rPr>
-              <w:instrText xml:space="preserve"> PAGEREF _Toc227099425 \h </w:instrText>
+              <w:instrText xml:space="preserve"> PAGEREF _Toc227150802 \h </w:instrText>
             </w:r>
             <w:r>
               <w:rPr>
@@ -2320,7 +2320,7 @@
               <w14:ligatures w14:val="standardContextual"/>
             </w:rPr>
           </w:pPr>
-          <w:hyperlink w:anchor="_Toc227099426" w:history="1">
+          <w:hyperlink w:anchor="_Toc227150803" w:history="1">
             <w:r>
               <w:rPr>
                 <w:rStyle w:val="Hyperlink"/>
@@ -2347,7 +2347,7 @@
                 <w:noProof/>
                 <w:webHidden/>
               </w:rPr>
-              <w:instrText xml:space="preserve"> PAGEREF _Toc227099426 \h </w:instrText>
+              <w:instrText xml:space="preserve"> PAGEREF _Toc227150803 \h </w:instrText>
             </w:r>
             <w:r>
               <w:rPr>
@@ -2394,7 +2394,7 @@
               <w14:ligatures w14:val="standardContextual"/>
             </w:rPr>
           </w:pPr>
-          <w:hyperlink w:anchor="_Toc227099427" w:history="1">
+          <w:hyperlink w:anchor="_Toc227150804" w:history="1">
             <w:r>
               <w:rPr>
                 <w:rStyle w:val="Hyperlink"/>
@@ -2421,7 +2421,7 @@
                 <w:noProof/>
                 <w:webHidden/>
               </w:rPr>
-              <w:instrText xml:space="preserve"> PAGEREF _Toc227099427 \h </w:instrText>
+              <w:instrText xml:space="preserve"> PAGEREF _Toc227150804 \h </w:instrText>
             </w:r>
             <w:r>
               <w:rPr>
@@ -2464,7 +2464,7 @@
               <w14:ligatures w14:val="standardContextual"/>
             </w:rPr>
           </w:pPr>
-          <w:hyperlink w:anchor="_Toc227099428" w:history="1">
+          <w:hyperlink w:anchor="_Toc227150805" w:history="1">
             <w:r>
               <w:rPr>
                 <w:rStyle w:val="Hyperlink"/>
@@ -2487,7 +2487,7 @@
               <w:rPr>
                 <w:webHidden/>
               </w:rPr>
-              <w:instrText xml:space="preserve"> PAGEREF _Toc227099428 \h </w:instrText>
+              <w:instrText xml:space="preserve"> PAGEREF _Toc227150805 \h </w:instrText>
             </w:r>
             <w:r>
               <w:rPr>
@@ -2526,7 +2526,7 @@
               <w14:ligatures w14:val="standardContextual"/>
             </w:rPr>
           </w:pPr>
-          <w:hyperlink w:anchor="_Toc227099429" w:history="1">
+          <w:hyperlink w:anchor="_Toc227150806" w:history="1">
             <w:r>
               <w:rPr>
                 <w:rStyle w:val="Hyperlink"/>
@@ -2549,7 +2549,7 @@
               <w:rPr>
                 <w:webHidden/>
               </w:rPr>
-              <w:instrText xml:space="preserve"> PAGEREF _Toc227099429 \h </w:instrText>
+              <w:instrText xml:space="preserve"> PAGEREF _Toc227150806 \h </w:instrText>
             </w:r>
             <w:r>
               <w:rPr>
@@ -2592,7 +2592,7 @@
               <w14:ligatures w14:val="standardContextual"/>
             </w:rPr>
           </w:pPr>
-          <w:hyperlink w:anchor="_Toc227099430" w:history="1">
+          <w:hyperlink w:anchor="_Toc227150807" w:history="1">
             <w:r>
               <w:rPr>
                 <w:rStyle w:val="Hyperlink"/>
@@ -2619,7 +2619,7 @@
                 <w:noProof/>
                 <w:webHidden/>
               </w:rPr>
-              <w:instrText xml:space="preserve"> PAGEREF _Toc227099430 \h </w:instrText>
+              <w:instrText xml:space="preserve"> PAGEREF _Toc227150807 \h </w:instrText>
             </w:r>
             <w:r>
               <w:rPr>
@@ -2666,7 +2666,7 @@
               <w14:ligatures w14:val="standardContextual"/>
             </w:rPr>
           </w:pPr>
-          <w:hyperlink w:anchor="_Toc227099431" w:history="1">
+          <w:hyperlink w:anchor="_Toc227150808" w:history="1">
             <w:r>
               <w:rPr>
                 <w:rStyle w:val="Hyperlink"/>
@@ -2693,7 +2693,7 @@
                 <w:noProof/>
                 <w:webHidden/>
               </w:rPr>
-              <w:instrText xml:space="preserve"> PAGEREF _Toc227099431 \h </w:instrText>
+              <w:instrText xml:space="preserve"> PAGEREF _Toc227150808 \h </w:instrText>
             </w:r>
             <w:r>
               <w:rPr>
@@ -2740,7 +2740,7 @@
               <w14:ligatures w14:val="standardContextual"/>
             </w:rPr>
           </w:pPr>
-          <w:hyperlink w:anchor="_Toc227099432" w:history="1">
+          <w:hyperlink w:anchor="_Toc227150809" w:history="1">
             <w:r>
               <w:rPr>
                 <w:rStyle w:val="Hyperlink"/>
@@ -2767,7 +2767,7 @@
                 <w:noProof/>
                 <w:webHidden/>
               </w:rPr>
-              <w:instrText xml:space="preserve"> PAGEREF _Toc227099432 \h </w:instrText>
+              <w:instrText xml:space="preserve"> PAGEREF _Toc227150809 \h </w:instrText>
             </w:r>
             <w:r>
               <w:rPr>
@@ -2810,7 +2810,7 @@
               <w14:ligatures w14:val="standardContextual"/>
             </w:rPr>
           </w:pPr>
-          <w:hyperlink w:anchor="_Toc227099433" w:history="1">
+          <w:hyperlink w:anchor="_Toc227150810" w:history="1">
             <w:r>
               <w:rPr>
                 <w:rStyle w:val="Hyperlink"/>
@@ -2833,7 +2833,7 @@
               <w:rPr>
                 <w:webHidden/>
               </w:rPr>
-              <w:instrText xml:space="preserve"> PAGEREF _Toc227099433 \h </w:instrText>
+              <w:instrText xml:space="preserve"> PAGEREF _Toc227150810 \h </w:instrText>
             </w:r>
             <w:r>
               <w:rPr>
@@ -2872,7 +2872,7 @@
               <w14:ligatures w14:val="standardContextual"/>
             </w:rPr>
           </w:pPr>
-          <w:hyperlink w:anchor="_Toc227099434" w:history="1">
+          <w:hyperlink w:anchor="_Toc227150811" w:history="1">
             <w:r>
               <w:rPr>
                 <w:rStyle w:val="Hyperlink"/>
@@ -2895,7 +2895,7 @@
               <w:rPr>
                 <w:webHidden/>
               </w:rPr>
-              <w:instrText xml:space="preserve"> PAGEREF _Toc227099434 \h </w:instrText>
+              <w:instrText xml:space="preserve"> PAGEREF _Toc227150811 \h </w:instrText>
             </w:r>
             <w:r>
               <w:rPr>
@@ -2934,7 +2934,7 @@
               <w14:ligatures w14:val="standardContextual"/>
             </w:rPr>
           </w:pPr>
-          <w:hyperlink w:anchor="_Toc227099435" w:history="1">
+          <w:hyperlink w:anchor="_Toc227150812" w:history="1">
             <w:r>
               <w:rPr>
                 <w:rStyle w:val="Hyperlink"/>
@@ -2957,7 +2957,7 @@
               <w:rPr>
                 <w:webHidden/>
               </w:rPr>
-              <w:instrText xml:space="preserve"> PAGEREF _Toc227099435 \h </w:instrText>
+              <w:instrText xml:space="preserve"> PAGEREF _Toc227150812 \h </w:instrText>
             </w:r>
             <w:r>
               <w:rPr>
@@ -2996,7 +2996,7 @@
               <w14:ligatures w14:val="standardContextual"/>
             </w:rPr>
           </w:pPr>
-          <w:hyperlink w:anchor="_Toc227099436" w:history="1">
+          <w:hyperlink w:anchor="_Toc227150813" w:history="1">
             <w:r>
               <w:rPr>
                 <w:rStyle w:val="Hyperlink"/>
@@ -3019,7 +3019,7 @@
               <w:rPr>
                 <w:webHidden/>
               </w:rPr>
-              <w:instrText xml:space="preserve"> PAGEREF _Toc227099436 \h </w:instrText>
+              <w:instrText xml:space="preserve"> PAGEREF _Toc227150813 \h </w:instrText>
             </w:r>
             <w:r>
               <w:rPr>
@@ -3058,7 +3058,7 @@
               <w14:ligatures w14:val="standardContextual"/>
             </w:rPr>
           </w:pPr>
-          <w:hyperlink w:anchor="_Toc227099437" w:history="1">
+          <w:hyperlink w:anchor="_Toc227150814" w:history="1">
             <w:r>
               <w:rPr>
                 <w:rStyle w:val="Hyperlink"/>
@@ -3081,7 +3081,7 @@
               <w:rPr>
                 <w:webHidden/>
               </w:rPr>
-              <w:instrText xml:space="preserve"> PAGEREF _Toc227099437 \h </w:instrText>
+              <w:instrText xml:space="preserve"> PAGEREF _Toc227150814 \h </w:instrText>
             </w:r>
             <w:r>
               <w:rPr>
@@ -3120,7 +3120,7 @@
               <w14:ligatures w14:val="standardContextual"/>
             </w:rPr>
           </w:pPr>
-          <w:hyperlink w:anchor="_Toc227099438" w:history="1">
+          <w:hyperlink w:anchor="_Toc227150815" w:history="1">
             <w:r>
               <w:rPr>
                 <w:rStyle w:val="Hyperlink"/>
@@ -3143,7 +3143,7 @@
               <w:rPr>
                 <w:webHidden/>
               </w:rPr>
-              <w:instrText xml:space="preserve"> PAGEREF _Toc227099438 \h </w:instrText>
+              <w:instrText xml:space="preserve"> PAGEREF _Toc227150815 \h </w:instrText>
             </w:r>
             <w:r>
               <w:rPr>
@@ -3186,7 +3186,7 @@
               <w14:ligatures w14:val="standardContextual"/>
             </w:rPr>
           </w:pPr>
-          <w:hyperlink w:anchor="_Toc227099439" w:history="1">
+          <w:hyperlink w:anchor="_Toc227150816" w:history="1">
             <w:r>
               <w:rPr>
                 <w:rStyle w:val="Hyperlink"/>
@@ -3213,7 +3213,7 @@
                 <w:noProof/>
                 <w:webHidden/>
               </w:rPr>
-              <w:instrText xml:space="preserve"> PAGEREF _Toc227099439 \h </w:instrText>
+              <w:instrText xml:space="preserve"> PAGEREF _Toc227150816 \h </w:instrText>
             </w:r>
             <w:r>
               <w:rPr>
@@ -3256,7 +3256,7 @@
               <w14:ligatures w14:val="standardContextual"/>
             </w:rPr>
           </w:pPr>
-          <w:hyperlink w:anchor="_Toc227099440" w:history="1">
+          <w:hyperlink w:anchor="_Toc227150817" w:history="1">
             <w:r>
               <w:rPr>
                 <w:rStyle w:val="Hyperlink"/>
@@ -3279,7 +3279,7 @@
               <w:rPr>
                 <w:webHidden/>
               </w:rPr>
-              <w:instrText xml:space="preserve"> PAGEREF _Toc227099440 \h </w:instrText>
+              <w:instrText xml:space="preserve"> PAGEREF _Toc227150817 \h </w:instrText>
             </w:r>
             <w:r>
               <w:rPr>
@@ -3322,7 +3322,7 @@
               <w14:ligatures w14:val="standardContextual"/>
             </w:rPr>
           </w:pPr>
-          <w:hyperlink w:anchor="_Toc227099441" w:history="1">
+          <w:hyperlink w:anchor="_Toc227150818" w:history="1">
             <w:r>
               <w:rPr>
                 <w:rStyle w:val="Hyperlink"/>
@@ -3349,7 +3349,7 @@
                 <w:noProof/>
                 <w:webHidden/>
               </w:rPr>
-              <w:instrText xml:space="preserve"> PAGEREF _Toc227099441 \h </w:instrText>
+              <w:instrText xml:space="preserve"> PAGEREF _Toc227150818 \h </w:instrText>
             </w:r>
             <w:r>
               <w:rPr>
@@ -3396,7 +3396,7 @@
               <w14:ligatures w14:val="standardContextual"/>
             </w:rPr>
           </w:pPr>
-          <w:hyperlink w:anchor="_Toc227099442" w:history="1">
+          <w:hyperlink w:anchor="_Toc227150819" w:history="1">
             <w:r>
               <w:rPr>
                 <w:rStyle w:val="Hyperlink"/>
@@ -3423,7 +3423,7 @@
                 <w:noProof/>
                 <w:webHidden/>
               </w:rPr>
-              <w:instrText xml:space="preserve"> PAGEREF _Toc227099442 \h </w:instrText>
+              <w:instrText xml:space="preserve"> PAGEREF _Toc227150819 \h </w:instrText>
             </w:r>
             <w:r>
               <w:rPr>
@@ -3470,7 +3470,7 @@
               <w14:ligatures w14:val="standardContextual"/>
             </w:rPr>
           </w:pPr>
-          <w:hyperlink w:anchor="_Toc227099443" w:history="1">
+          <w:hyperlink w:anchor="_Toc227150820" w:history="1">
             <w:r>
               <w:rPr>
                 <w:rStyle w:val="Hyperlink"/>
@@ -3497,7 +3497,7 @@
                 <w:noProof/>
                 <w:webHidden/>
               </w:rPr>
-              <w:instrText xml:space="preserve"> PAGEREF _Toc227099443 \h </w:instrText>
+              <w:instrText xml:space="preserve"> PAGEREF _Toc227150820 \h </w:instrText>
             </w:r>
             <w:r>
               <w:rPr>
@@ -3544,7 +3544,7 @@
               <w14:ligatures w14:val="standardContextual"/>
             </w:rPr>
           </w:pPr>
-          <w:hyperlink w:anchor="_Toc227099444" w:history="1">
+          <w:hyperlink w:anchor="_Toc227150821" w:history="1">
             <w:r>
               <w:rPr>
                 <w:rStyle w:val="Hyperlink"/>
@@ -3571,7 +3571,7 @@
                 <w:noProof/>
                 <w:webHidden/>
               </w:rPr>
-              <w:instrText xml:space="preserve"> PAGEREF _Toc227099444 \h </w:instrText>
+              <w:instrText xml:space="preserve"> PAGEREF _Toc227150821 \h </w:instrText>
             </w:r>
             <w:r>
               <w:rPr>
@@ -3614,7 +3614,7 @@
               <w14:ligatures w14:val="standardContextual"/>
             </w:rPr>
           </w:pPr>
-          <w:hyperlink w:anchor="_Toc227099445" w:history="1">
+          <w:hyperlink w:anchor="_Toc227150822" w:history="1">
             <w:r>
               <w:rPr>
                 <w:rStyle w:val="Hyperlink"/>
@@ -3638,7 +3638,7 @@
               <w:rPr>
                 <w:webHidden/>
               </w:rPr>
-              <w:instrText xml:space="preserve"> PAGEREF _Toc227099445 \h </w:instrText>
+              <w:instrText xml:space="preserve"> PAGEREF _Toc227150822 \h </w:instrText>
             </w:r>
             <w:r>
               <w:rPr>
@@ -3677,7 +3677,7 @@
               <w14:ligatures w14:val="standardContextual"/>
             </w:rPr>
           </w:pPr>
-          <w:hyperlink w:anchor="_Toc227099446" w:history="1">
+          <w:hyperlink w:anchor="_Toc227150823" w:history="1">
             <w:r>
               <w:rPr>
                 <w:rStyle w:val="Hyperlink"/>
@@ -3700,7 +3700,7 @@
               <w:rPr>
                 <w:webHidden/>
               </w:rPr>
-              <w:instrText xml:space="preserve"> PAGEREF _Toc227099446 \h </w:instrText>
+              <w:instrText xml:space="preserve"> PAGEREF _Toc227150823 \h </w:instrText>
             </w:r>
             <w:r>
               <w:rPr>
@@ -3743,7 +3743,7 @@
               <w14:ligatures w14:val="standardContextual"/>
             </w:rPr>
           </w:pPr>
-          <w:hyperlink w:anchor="_Toc227099447" w:history="1">
+          <w:hyperlink w:anchor="_Toc227150824" w:history="1">
             <w:r>
               <w:rPr>
                 <w:rStyle w:val="Hyperlink"/>
@@ -3770,7 +3770,7 @@
                 <w:noProof/>
                 <w:webHidden/>
               </w:rPr>
-              <w:instrText xml:space="preserve"> PAGEREF _Toc227099447 \h </w:instrText>
+              <w:instrText xml:space="preserve"> PAGEREF _Toc227150824 \h </w:instrText>
             </w:r>
             <w:r>
               <w:rPr>
@@ -3813,7 +3813,7 @@
               <w14:ligatures w14:val="standardContextual"/>
             </w:rPr>
           </w:pPr>
-          <w:hyperlink w:anchor="_Toc227099448" w:history="1">
+          <w:hyperlink w:anchor="_Toc227150825" w:history="1">
             <w:r>
               <w:rPr>
                 <w:rStyle w:val="Hyperlink"/>
@@ -3836,7 +3836,7 @@
               <w:rPr>
                 <w:webHidden/>
               </w:rPr>
-              <w:instrText xml:space="preserve"> PAGEREF _Toc227099448 \h </w:instrText>
+              <w:instrText xml:space="preserve"> PAGEREF _Toc227150825 \h </w:instrText>
             </w:r>
             <w:r>
               <w:rPr>
@@ -3875,7 +3875,7 @@
               <w14:ligatures w14:val="standardContextual"/>
             </w:rPr>
           </w:pPr>
-          <w:hyperlink w:anchor="_Toc227099449" w:history="1">
+          <w:hyperlink w:anchor="_Toc227150826" w:history="1">
             <w:r>
               <w:rPr>
                 <w:rStyle w:val="Hyperlink"/>
@@ -3898,7 +3898,7 @@
               <w:rPr>
                 <w:webHidden/>
               </w:rPr>
-              <w:instrText xml:space="preserve"> PAGEREF _Toc227099449 \h </w:instrText>
+              <w:instrText xml:space="preserve"> PAGEREF _Toc227150826 \h </w:instrText>
             </w:r>
             <w:r>
               <w:rPr>
@@ -3937,7 +3937,7 @@
               <w14:ligatures w14:val="standardContextual"/>
             </w:rPr>
           </w:pPr>
-          <w:hyperlink w:anchor="_Toc227099450" w:history="1">
+          <w:hyperlink w:anchor="_Toc227150827" w:history="1">
             <w:r>
               <w:rPr>
                 <w:rStyle w:val="Hyperlink"/>
@@ -3960,7 +3960,7 @@
               <w:rPr>
                 <w:webHidden/>
               </w:rPr>
-              <w:instrText xml:space="preserve"> PAGEREF _Toc227099450 \h </w:instrText>
+              <w:instrText xml:space="preserve"> PAGEREF _Toc227150827 \h </w:instrText>
             </w:r>
             <w:r>
               <w:rPr>
@@ -3999,7 +3999,7 @@
               <w14:ligatures w14:val="standardContextual"/>
             </w:rPr>
           </w:pPr>
-          <w:hyperlink w:anchor="_Toc227099451" w:history="1">
+          <w:hyperlink w:anchor="_Toc227150828" w:history="1">
             <w:r>
               <w:rPr>
                 <w:rStyle w:val="Hyperlink"/>
@@ -4022,7 +4022,7 @@
               <w:rPr>
                 <w:webHidden/>
               </w:rPr>
-              <w:instrText xml:space="preserve"> PAGEREF _Toc227099451 \h </w:instrText>
+              <w:instrText xml:space="preserve"> PAGEREF _Toc227150828 \h </w:instrText>
             </w:r>
             <w:r>
               <w:rPr>
@@ -4065,7 +4065,7 @@
               <w14:ligatures w14:val="standardContextual"/>
             </w:rPr>
           </w:pPr>
-          <w:hyperlink w:anchor="_Toc227099452" w:history="1">
+          <w:hyperlink w:anchor="_Toc227150829" w:history="1">
             <w:r>
               <w:rPr>
                 <w:rStyle w:val="Hyperlink"/>
@@ -4092,7 +4092,7 @@
                 <w:noProof/>
                 <w:webHidden/>
               </w:rPr>
-              <w:instrText xml:space="preserve"> PAGEREF _Toc227099452 \h </w:instrText>
+              <w:instrText xml:space="preserve"> PAGEREF _Toc227150829 \h </w:instrText>
             </w:r>
             <w:r>
               <w:rPr>
@@ -4135,7 +4135,7 @@
               <w14:ligatures w14:val="standardContextual"/>
             </w:rPr>
           </w:pPr>
-          <w:hyperlink w:anchor="_Toc227099453" w:history="1">
+          <w:hyperlink w:anchor="_Toc227150830" w:history="1">
             <w:r>
               <w:rPr>
                 <w:rStyle w:val="Hyperlink"/>
@@ -4158,7 +4158,7 @@
               <w:rPr>
                 <w:webHidden/>
               </w:rPr>
-              <w:instrText xml:space="preserve"> PAGEREF _Toc227099453 \h </w:instrText>
+              <w:instrText xml:space="preserve"> PAGEREF _Toc227150830 \h </w:instrText>
             </w:r>
             <w:r>
               <w:rPr>
@@ -4197,7 +4197,7 @@
               <w14:ligatures w14:val="standardContextual"/>
             </w:rPr>
           </w:pPr>
-          <w:hyperlink w:anchor="_Toc227099454" w:history="1">
+          <w:hyperlink w:anchor="_Toc227150831" w:history="1">
             <w:r>
               <w:rPr>
                 <w:rStyle w:val="Hyperlink"/>
@@ -4220,7 +4220,7 @@
               <w:rPr>
                 <w:webHidden/>
               </w:rPr>
-              <w:instrText xml:space="preserve"> PAGEREF _Toc227099454 \h </w:instrText>
+              <w:instrText xml:space="preserve"> PAGEREF _Toc227150831 \h </w:instrText>
             </w:r>
             <w:r>
               <w:rPr>
@@ -4259,7 +4259,7 @@
               <w14:ligatures w14:val="standardContextual"/>
             </w:rPr>
           </w:pPr>
-          <w:hyperlink w:anchor="_Toc227099455" w:history="1">
+          <w:hyperlink w:anchor="_Toc227150832" w:history="1">
             <w:r>
               <w:rPr>
                 <w:rStyle w:val="Hyperlink"/>
@@ -4282,7 +4282,7 @@
               <w:rPr>
                 <w:webHidden/>
               </w:rPr>
-              <w:instrText xml:space="preserve"> PAGEREF _Toc227099455 \h </w:instrText>
+              <w:instrText xml:space="preserve"> PAGEREF _Toc227150832 \h </w:instrText>
             </w:r>
             <w:r>
               <w:rPr>
@@ -4321,7 +4321,7 @@
               <w14:ligatures w14:val="standardContextual"/>
             </w:rPr>
           </w:pPr>
-          <w:hyperlink w:anchor="_Toc227099456" w:history="1">
+          <w:hyperlink w:anchor="_Toc227150833" w:history="1">
             <w:r>
               <w:rPr>
                 <w:rStyle w:val="Hyperlink"/>
@@ -4344,7 +4344,7 @@
               <w:rPr>
                 <w:webHidden/>
               </w:rPr>
-              <w:instrText xml:space="preserve"> PAGEREF _Toc227099456 \h </w:instrText>
+              <w:instrText xml:space="preserve"> PAGEREF _Toc227150833 \h </w:instrText>
             </w:r>
             <w:r>
               <w:rPr>
@@ -4387,7 +4387,7 @@
               <w14:ligatures w14:val="standardContextual"/>
             </w:rPr>
           </w:pPr>
-          <w:hyperlink w:anchor="_Toc227099457" w:history="1">
+          <w:hyperlink w:anchor="_Toc227150834" w:history="1">
             <w:r>
               <w:rPr>
                 <w:rStyle w:val="Hyperlink"/>
@@ -4414,7 +4414,7 @@
                 <w:noProof/>
                 <w:webHidden/>
               </w:rPr>
-              <w:instrText xml:space="preserve"> PAGEREF _Toc227099457 \h </w:instrText>
+              <w:instrText xml:space="preserve"> PAGEREF _Toc227150834 \h </w:instrText>
             </w:r>
             <w:r>
               <w:rPr>
@@ -4461,7 +4461,7 @@
               <w14:ligatures w14:val="standardContextual"/>
             </w:rPr>
           </w:pPr>
-          <w:hyperlink w:anchor="_Toc227099458" w:history="1">
+          <w:hyperlink w:anchor="_Toc227150835" w:history="1">
             <w:r>
               <w:rPr>
                 <w:rStyle w:val="Hyperlink"/>
@@ -4488,7 +4488,7 @@
                 <w:noProof/>
                 <w:webHidden/>
               </w:rPr>
-              <w:instrText xml:space="preserve"> PAGEREF _Toc227099458 \h </w:instrText>
+              <w:instrText xml:space="preserve"> PAGEREF _Toc227150835 \h </w:instrText>
             </w:r>
             <w:r>
               <w:rPr>
@@ -4535,7 +4535,7 @@
               <w14:ligatures w14:val="standardContextual"/>
             </w:rPr>
           </w:pPr>
-          <w:hyperlink w:anchor="_Toc227099459" w:history="1">
+          <w:hyperlink w:anchor="_Toc227150836" w:history="1">
             <w:r>
               <w:rPr>
                 <w:rStyle w:val="Hyperlink"/>
@@ -4562,7 +4562,7 @@
                 <w:noProof/>
                 <w:webHidden/>
               </w:rPr>
-              <w:instrText xml:space="preserve"> PAGEREF _Toc227099459 \h </w:instrText>
+              <w:instrText xml:space="preserve"> PAGEREF _Toc227150836 \h </w:instrText>
             </w:r>
             <w:r>
               <w:rPr>
@@ -4605,7 +4605,7 @@
               <w14:ligatures w14:val="standardContextual"/>
             </w:rPr>
           </w:pPr>
-          <w:hyperlink w:anchor="_Toc227099460" w:history="1">
+          <w:hyperlink w:anchor="_Toc227150837" w:history="1">
             <w:r>
               <w:rPr>
                 <w:rStyle w:val="Hyperlink"/>
@@ -4628,7 +4628,7 @@
               <w:rPr>
                 <w:webHidden/>
               </w:rPr>
-              <w:instrText xml:space="preserve"> PAGEREF _Toc227099460 \h </w:instrText>
+              <w:instrText xml:space="preserve"> PAGEREF _Toc227150837 \h </w:instrText>
             </w:r>
             <w:r>
               <w:rPr>
@@ -4667,7 +4667,7 @@
               <w14:ligatures w14:val="standardContextual"/>
             </w:rPr>
           </w:pPr>
-          <w:hyperlink w:anchor="_Toc227099461" w:history="1">
+          <w:hyperlink w:anchor="_Toc227150838" w:history="1">
             <w:r>
               <w:rPr>
                 <w:rStyle w:val="Hyperlink"/>
@@ -4690,7 +4690,7 @@
               <w:rPr>
                 <w:webHidden/>
               </w:rPr>
-              <w:instrText xml:space="preserve"> PAGEREF _Toc227099461 \h </w:instrText>
+              <w:instrText xml:space="preserve"> PAGEREF _Toc227150838 \h </w:instrText>
             </w:r>
             <w:r>
               <w:rPr>
@@ -4733,7 +4733,7 @@
               <w14:ligatures w14:val="standardContextual"/>
             </w:rPr>
           </w:pPr>
-          <w:hyperlink w:anchor="_Toc227099462" w:history="1">
+          <w:hyperlink w:anchor="_Toc227150839" w:history="1">
             <w:r>
               <w:rPr>
                 <w:rStyle w:val="Hyperlink"/>
@@ -4760,7 +4760,7 @@
                 <w:noProof/>
                 <w:webHidden/>
               </w:rPr>
-              <w:instrText xml:space="preserve"> PAGEREF _Toc227099462 \h </w:instrText>
+              <w:instrText xml:space="preserve"> PAGEREF _Toc227150839 \h </w:instrText>
             </w:r>
             <w:r>
               <w:rPr>
@@ -4803,7 +4803,7 @@
               <w14:ligatures w14:val="standardContextual"/>
             </w:rPr>
           </w:pPr>
-          <w:hyperlink w:anchor="_Toc227099463" w:history="1">
+          <w:hyperlink w:anchor="_Toc227150840" w:history="1">
             <w:r>
               <w:rPr>
                 <w:rStyle w:val="Hyperlink"/>
@@ -4826,7 +4826,7 @@
               <w:rPr>
                 <w:webHidden/>
               </w:rPr>
-              <w:instrText xml:space="preserve"> PAGEREF _Toc227099463 \h </w:instrText>
+              <w:instrText xml:space="preserve"> PAGEREF _Toc227150840 \h </w:instrText>
             </w:r>
             <w:r>
               <w:rPr>
@@ -4865,7 +4865,7 @@
               <w14:ligatures w14:val="standardContextual"/>
             </w:rPr>
           </w:pPr>
-          <w:hyperlink w:anchor="_Toc227099464" w:history="1">
+          <w:hyperlink w:anchor="_Toc227150841" w:history="1">
             <w:r>
               <w:rPr>
                 <w:rStyle w:val="Hyperlink"/>
@@ -4888,7 +4888,7 @@
               <w:rPr>
                 <w:webHidden/>
               </w:rPr>
-              <w:instrText xml:space="preserve"> PAGEREF _Toc227099464 \h </w:instrText>
+              <w:instrText xml:space="preserve"> PAGEREF _Toc227150841 \h </w:instrText>
             </w:r>
             <w:r>
               <w:rPr>
@@ -4927,7 +4927,7 @@
               <w14:ligatures w14:val="standardContextual"/>
             </w:rPr>
           </w:pPr>
-          <w:hyperlink w:anchor="_Toc227099465" w:history="1">
+          <w:hyperlink w:anchor="_Toc227150842" w:history="1">
             <w:r>
               <w:rPr>
                 <w:rStyle w:val="Hyperlink"/>
@@ -4950,7 +4950,7 @@
               <w:rPr>
                 <w:webHidden/>
               </w:rPr>
-              <w:instrText xml:space="preserve"> PAGEREF _Toc227099465 \h </w:instrText>
+              <w:instrText xml:space="preserve"> PAGEREF _Toc227150842 \h </w:instrText>
             </w:r>
             <w:r>
               <w:rPr>
@@ -4968,6 +4968,68 @@
                 <w:webHidden/>
               </w:rPr>
               <w:t>22</w:t>
+            </w:r>
+            <w:r>
+              <w:rPr>
+                <w:webHidden/>
+              </w:rPr>
+              <w:fldChar w:fldCharType="end"/>
+            </w:r>
+          </w:hyperlink>
+        </w:p>
+        <w:p>
+          <w:pPr>
+            <w:pStyle w:val="TOC3"/>
+            <w:rPr>
+              <w:rFonts w:eastAsiaTheme="minorEastAsia"/>
+              <w:kern w:val="2"/>
+              <w:sz w:val="24"/>
+              <w:szCs w:val="24"/>
+              <w:lang w:eastAsia="en-IE"/>
+              <w14:ligatures w14:val="standardContextual"/>
+            </w:rPr>
+          </w:pPr>
+          <w:hyperlink w:anchor="_Toc227150843" w:history="1">
+            <w:r>
+              <w:rPr>
+                <w:rStyle w:val="Hyperlink"/>
+              </w:rPr>
+              <w:t>4.2.4 Limitations of Methodology</w:t>
+            </w:r>
+            <w:r>
+              <w:rPr>
+                <w:webHidden/>
+              </w:rPr>
+              <w:tab/>
+            </w:r>
+            <w:r>
+              <w:rPr>
+                <w:webHidden/>
+              </w:rPr>
+              <w:fldChar w:fldCharType="begin"/>
+            </w:r>
+            <w:r>
+              <w:rPr>
+                <w:webHidden/>
+              </w:rPr>
+              <w:instrText xml:space="preserve"> PAGEREF _Toc227150843 \h </w:instrText>
+            </w:r>
+            <w:r>
+              <w:rPr>
+                <w:webHidden/>
+              </w:rPr>
+            </w:r>
+            <w:r>
+              <w:rPr>
+                <w:webHidden/>
+              </w:rPr>
+              <w:fldChar w:fldCharType="separate"/>
+            </w:r>
+            <w:r>
+              <w:rPr>
+                <w:webHidden/>
+              </w:rPr>
+              <w:t>23</w:t>
             </w:r>
             <w:r>
               <w:rPr>
@@ -4993,7 +5055,7 @@
               <w14:ligatures w14:val="standardContextual"/>
             </w:rPr>
           </w:pPr>
-          <w:hyperlink w:anchor="_Toc227099466" w:history="1">
+          <w:hyperlink w:anchor="_Toc227150844" w:history="1">
             <w:r>
               <w:rPr>
                 <w:rStyle w:val="Hyperlink"/>
@@ -5020,7 +5082,7 @@
                 <w:noProof/>
                 <w:webHidden/>
               </w:rPr>
-              <w:instrText xml:space="preserve"> PAGEREF _Toc227099466 \h </w:instrText>
+              <w:instrText xml:space="preserve"> PAGEREF _Toc227150844 \h </w:instrText>
             </w:r>
             <w:r>
               <w:rPr>
@@ -5040,7 +5102,7 @@
                 <w:noProof/>
                 <w:webHidden/>
               </w:rPr>
-              <w:t>22</w:t>
+              <w:t>23</w:t>
             </w:r>
             <w:r>
               <w:rPr>
@@ -5063,12 +5125,12 @@
               <w14:ligatures w14:val="standardContextual"/>
             </w:rPr>
           </w:pPr>
-          <w:hyperlink w:anchor="_Toc227099467" w:history="1">
+          <w:hyperlink w:anchor="_Toc227150845" w:history="1">
             <w:r>
               <w:rPr>
                 <w:rStyle w:val="Hyperlink"/>
               </w:rPr>
-              <w:t>4.3.1 Project Schedule</w:t>
+              <w:t>4.3.1 Development Planning Approach</w:t>
             </w:r>
             <w:r>
               <w:rPr>
@@ -5086,7 +5148,193 @@
               <w:rPr>
                 <w:webHidden/>
               </w:rPr>
-              <w:instrText xml:space="preserve"> PAGEREF _Toc227099467 \h </w:instrText>
+              <w:instrText xml:space="preserve"> PAGEREF _Toc227150845 \h </w:instrText>
+            </w:r>
+            <w:r>
+              <w:rPr>
+                <w:webHidden/>
+              </w:rPr>
+            </w:r>
+            <w:r>
+              <w:rPr>
+                <w:webHidden/>
+              </w:rPr>
+              <w:fldChar w:fldCharType="separate"/>
+            </w:r>
+            <w:r>
+              <w:rPr>
+                <w:webHidden/>
+              </w:rPr>
+              <w:t>23</w:t>
+            </w:r>
+            <w:r>
+              <w:rPr>
+                <w:webHidden/>
+              </w:rPr>
+              <w:fldChar w:fldCharType="end"/>
+            </w:r>
+          </w:hyperlink>
+        </w:p>
+        <w:p>
+          <w:pPr>
+            <w:pStyle w:val="TOC3"/>
+            <w:rPr>
+              <w:rFonts w:eastAsiaTheme="minorEastAsia"/>
+              <w:kern w:val="2"/>
+              <w:sz w:val="24"/>
+              <w:szCs w:val="24"/>
+              <w:lang w:eastAsia="en-IE"/>
+              <w14:ligatures w14:val="standardContextual"/>
+            </w:rPr>
+          </w:pPr>
+          <w:hyperlink w:anchor="_Toc227150846" w:history="1">
+            <w:r>
+              <w:rPr>
+                <w:rStyle w:val="Hyperlink"/>
+              </w:rPr>
+              <w:t>4.3.2 Project Schedule</w:t>
+            </w:r>
+            <w:r>
+              <w:rPr>
+                <w:webHidden/>
+              </w:rPr>
+              <w:tab/>
+            </w:r>
+            <w:r>
+              <w:rPr>
+                <w:webHidden/>
+              </w:rPr>
+              <w:fldChar w:fldCharType="begin"/>
+            </w:r>
+            <w:r>
+              <w:rPr>
+                <w:webHidden/>
+              </w:rPr>
+              <w:instrText xml:space="preserve"> PAGEREF _Toc227150846 \h </w:instrText>
+            </w:r>
+            <w:r>
+              <w:rPr>
+                <w:webHidden/>
+              </w:rPr>
+            </w:r>
+            <w:r>
+              <w:rPr>
+                <w:webHidden/>
+              </w:rPr>
+              <w:fldChar w:fldCharType="separate"/>
+            </w:r>
+            <w:r>
+              <w:rPr>
+                <w:webHidden/>
+              </w:rPr>
+              <w:t>23</w:t>
+            </w:r>
+            <w:r>
+              <w:rPr>
+                <w:webHidden/>
+              </w:rPr>
+              <w:fldChar w:fldCharType="end"/>
+            </w:r>
+          </w:hyperlink>
+        </w:p>
+        <w:p>
+          <w:pPr>
+            <w:pStyle w:val="TOC3"/>
+            <w:rPr>
+              <w:rFonts w:eastAsiaTheme="minorEastAsia"/>
+              <w:kern w:val="2"/>
+              <w:sz w:val="24"/>
+              <w:szCs w:val="24"/>
+              <w:lang w:eastAsia="en-IE"/>
+              <w14:ligatures w14:val="standardContextual"/>
+            </w:rPr>
+          </w:pPr>
+          <w:hyperlink w:anchor="_Toc227150847" w:history="1">
+            <w:r>
+              <w:rPr>
+                <w:rStyle w:val="Hyperlink"/>
+              </w:rPr>
+              <w:t>4.3.3 Gantt Chart</w:t>
+            </w:r>
+            <w:r>
+              <w:rPr>
+                <w:webHidden/>
+              </w:rPr>
+              <w:tab/>
+            </w:r>
+            <w:r>
+              <w:rPr>
+                <w:webHidden/>
+              </w:rPr>
+              <w:fldChar w:fldCharType="begin"/>
+            </w:r>
+            <w:r>
+              <w:rPr>
+                <w:webHidden/>
+              </w:rPr>
+              <w:instrText xml:space="preserve"> PAGEREF _Toc227150847 \h </w:instrText>
+            </w:r>
+            <w:r>
+              <w:rPr>
+                <w:webHidden/>
+              </w:rPr>
+            </w:r>
+            <w:r>
+              <w:rPr>
+                <w:webHidden/>
+              </w:rPr>
+              <w:fldChar w:fldCharType="separate"/>
+            </w:r>
+            <w:r>
+              <w:rPr>
+                <w:webHidden/>
+              </w:rPr>
+              <w:t>23</w:t>
+            </w:r>
+            <w:r>
+              <w:rPr>
+                <w:webHidden/>
+              </w:rPr>
+              <w:fldChar w:fldCharType="end"/>
+            </w:r>
+          </w:hyperlink>
+        </w:p>
+        <w:p>
+          <w:pPr>
+            <w:pStyle w:val="TOC3"/>
+            <w:rPr>
+              <w:rFonts w:eastAsiaTheme="minorEastAsia"/>
+              <w:kern w:val="2"/>
+              <w:sz w:val="24"/>
+              <w:szCs w:val="24"/>
+              <w:lang w:eastAsia="en-IE"/>
+              <w14:ligatures w14:val="standardContextual"/>
+            </w:rPr>
+          </w:pPr>
+          <w:hyperlink w:anchor="_Toc227150848" w:history="1">
+            <w:r>
+              <w:rPr>
+                <w:rStyle w:val="Hyperlink"/>
+              </w:rPr>
+              <w:t>4.3.4 Planning Constraints and Adjustments</w:t>
+            </w:r>
+            <w:r>
+              <w:rPr>
+                <w:webHidden/>
+              </w:rPr>
+              <w:tab/>
+            </w:r>
+            <w:r>
+              <w:rPr>
+                <w:webHidden/>
+              </w:rPr>
+              <w:fldChar w:fldCharType="begin"/>
+            </w:r>
+            <w:r>
+              <w:rPr>
+                <w:webHidden/>
+              </w:rPr>
+              <w:instrText xml:space="preserve"> PAGEREF _Toc227150848 \h </w:instrText>
             </w:r>
             <w:r>
               <w:rPr>
@@ -5129,13 +5377,13 @@
               <w14:ligatures w14:val="standardContextual"/>
             </w:rPr>
           </w:pPr>
-          <w:hyperlink w:anchor="_Toc227099468" w:history="1">
+          <w:hyperlink w:anchor="_Toc227150849" w:history="1">
             <w:r>
               <w:rPr>
                 <w:rStyle w:val="Hyperlink"/>
                 <w:noProof/>
               </w:rPr>
-              <w:t>4.5. Overview of System</w:t>
+              <w:t>4.4 Overview of System</w:t>
             </w:r>
             <w:r>
               <w:rPr>
@@ -5156,7 +5404,7 @@
                 <w:noProof/>
                 <w:webHidden/>
               </w:rPr>
-              <w:instrText xml:space="preserve"> PAGEREF _Toc227099468 \h </w:instrText>
+              <w:instrText xml:space="preserve"> PAGEREF _Toc227150849 \h </w:instrText>
             </w:r>
             <w:r>
               <w:rPr>
@@ -5199,12 +5447,12 @@
               <w14:ligatures w14:val="standardContextual"/>
             </w:rPr>
           </w:pPr>
-          <w:hyperlink w:anchor="_Toc227099469" w:history="1">
+          <w:hyperlink w:anchor="_Toc227150850" w:history="1">
             <w:r>
               <w:rPr>
                 <w:rStyle w:val="Hyperlink"/>
               </w:rPr>
-              <w:t>4.5.1 Fulfilment of System Requirements</w:t>
+              <w:t>4.4.1 Logical Architecture</w:t>
             </w:r>
             <w:r>
               <w:rPr>
@@ -5222,7 +5470,255 @@
               <w:rPr>
                 <w:webHidden/>
               </w:rPr>
-              <w:instrText xml:space="preserve"> PAGEREF _Toc227099469 \h </w:instrText>
+              <w:instrText xml:space="preserve"> PAGEREF _Toc227150850 \h </w:instrText>
+            </w:r>
+            <w:r>
+              <w:rPr>
+                <w:webHidden/>
+              </w:rPr>
+            </w:r>
+            <w:r>
+              <w:rPr>
+                <w:webHidden/>
+              </w:rPr>
+              <w:fldChar w:fldCharType="separate"/>
+            </w:r>
+            <w:r>
+              <w:rPr>
+                <w:webHidden/>
+              </w:rPr>
+              <w:t>23</w:t>
+            </w:r>
+            <w:r>
+              <w:rPr>
+                <w:webHidden/>
+              </w:rPr>
+              <w:fldChar w:fldCharType="end"/>
+            </w:r>
+          </w:hyperlink>
+        </w:p>
+        <w:p>
+          <w:pPr>
+            <w:pStyle w:val="TOC3"/>
+            <w:rPr>
+              <w:rFonts w:eastAsiaTheme="minorEastAsia"/>
+              <w:kern w:val="2"/>
+              <w:sz w:val="24"/>
+              <w:szCs w:val="24"/>
+              <w:lang w:eastAsia="en-IE"/>
+              <w14:ligatures w14:val="standardContextual"/>
+            </w:rPr>
+          </w:pPr>
+          <w:hyperlink w:anchor="_Toc227150851" w:history="1">
+            <w:r>
+              <w:rPr>
+                <w:rStyle w:val="Hyperlink"/>
+              </w:rPr>
+              <w:t>4.4.2 Main System Module</w:t>
+            </w:r>
+            <w:r>
+              <w:rPr>
+                <w:webHidden/>
+              </w:rPr>
+              <w:tab/>
+            </w:r>
+            <w:r>
+              <w:rPr>
+                <w:webHidden/>
+              </w:rPr>
+              <w:fldChar w:fldCharType="begin"/>
+            </w:r>
+            <w:r>
+              <w:rPr>
+                <w:webHidden/>
+              </w:rPr>
+              <w:instrText xml:space="preserve"> PAGEREF _Toc227150851 \h </w:instrText>
+            </w:r>
+            <w:r>
+              <w:rPr>
+                <w:webHidden/>
+              </w:rPr>
+            </w:r>
+            <w:r>
+              <w:rPr>
+                <w:webHidden/>
+              </w:rPr>
+              <w:fldChar w:fldCharType="separate"/>
+            </w:r>
+            <w:r>
+              <w:rPr>
+                <w:webHidden/>
+              </w:rPr>
+              <w:t>23</w:t>
+            </w:r>
+            <w:r>
+              <w:rPr>
+                <w:webHidden/>
+              </w:rPr>
+              <w:fldChar w:fldCharType="end"/>
+            </w:r>
+          </w:hyperlink>
+        </w:p>
+        <w:p>
+          <w:pPr>
+            <w:pStyle w:val="TOC3"/>
+            <w:rPr>
+              <w:rFonts w:eastAsiaTheme="minorEastAsia"/>
+              <w:kern w:val="2"/>
+              <w:sz w:val="24"/>
+              <w:szCs w:val="24"/>
+              <w:lang w:eastAsia="en-IE"/>
+              <w14:ligatures w14:val="standardContextual"/>
+            </w:rPr>
+          </w:pPr>
+          <w:hyperlink w:anchor="_Toc227150852" w:history="1">
+            <w:r>
+              <w:rPr>
+                <w:rStyle w:val="Hyperlink"/>
+              </w:rPr>
+              <w:t>4.4.3 Physical Architecture</w:t>
+            </w:r>
+            <w:r>
+              <w:rPr>
+                <w:webHidden/>
+              </w:rPr>
+              <w:tab/>
+            </w:r>
+            <w:r>
+              <w:rPr>
+                <w:webHidden/>
+              </w:rPr>
+              <w:fldChar w:fldCharType="begin"/>
+            </w:r>
+            <w:r>
+              <w:rPr>
+                <w:webHidden/>
+              </w:rPr>
+              <w:instrText xml:space="preserve"> PAGEREF _Toc227150852 \h </w:instrText>
+            </w:r>
+            <w:r>
+              <w:rPr>
+                <w:webHidden/>
+              </w:rPr>
+            </w:r>
+            <w:r>
+              <w:rPr>
+                <w:webHidden/>
+              </w:rPr>
+              <w:fldChar w:fldCharType="separate"/>
+            </w:r>
+            <w:r>
+              <w:rPr>
+                <w:webHidden/>
+              </w:rPr>
+              <w:t>23</w:t>
+            </w:r>
+            <w:r>
+              <w:rPr>
+                <w:webHidden/>
+              </w:rPr>
+              <w:fldChar w:fldCharType="end"/>
+            </w:r>
+          </w:hyperlink>
+        </w:p>
+        <w:p>
+          <w:pPr>
+            <w:pStyle w:val="TOC3"/>
+            <w:rPr>
+              <w:rFonts w:eastAsiaTheme="minorEastAsia"/>
+              <w:kern w:val="2"/>
+              <w:sz w:val="24"/>
+              <w:szCs w:val="24"/>
+              <w:lang w:eastAsia="en-IE"/>
+              <w14:ligatures w14:val="standardContextual"/>
+            </w:rPr>
+          </w:pPr>
+          <w:hyperlink w:anchor="_Toc227150853" w:history="1">
+            <w:r>
+              <w:rPr>
+                <w:rStyle w:val="Hyperlink"/>
+              </w:rPr>
+              <w:t>4.4.4 Data Flow Between Modules</w:t>
+            </w:r>
+            <w:r>
+              <w:rPr>
+                <w:webHidden/>
+              </w:rPr>
+              <w:tab/>
+            </w:r>
+            <w:r>
+              <w:rPr>
+                <w:webHidden/>
+              </w:rPr>
+              <w:fldChar w:fldCharType="begin"/>
+            </w:r>
+            <w:r>
+              <w:rPr>
+                <w:webHidden/>
+              </w:rPr>
+              <w:instrText xml:space="preserve"> PAGEREF _Toc227150853 \h </w:instrText>
+            </w:r>
+            <w:r>
+              <w:rPr>
+                <w:webHidden/>
+              </w:rPr>
+            </w:r>
+            <w:r>
+              <w:rPr>
+                <w:webHidden/>
+              </w:rPr>
+              <w:fldChar w:fldCharType="separate"/>
+            </w:r>
+            <w:r>
+              <w:rPr>
+                <w:webHidden/>
+              </w:rPr>
+              <w:t>23</w:t>
+            </w:r>
+            <w:r>
+              <w:rPr>
+                <w:webHidden/>
+              </w:rPr>
+              <w:fldChar w:fldCharType="end"/>
+            </w:r>
+          </w:hyperlink>
+        </w:p>
+        <w:p>
+          <w:pPr>
+            <w:pStyle w:val="TOC3"/>
+            <w:rPr>
+              <w:rFonts w:eastAsiaTheme="minorEastAsia"/>
+              <w:kern w:val="2"/>
+              <w:sz w:val="24"/>
+              <w:szCs w:val="24"/>
+              <w:lang w:eastAsia="en-IE"/>
+              <w14:ligatures w14:val="standardContextual"/>
+            </w:rPr>
+          </w:pPr>
+          <w:hyperlink w:anchor="_Toc227150854" w:history="1">
+            <w:r>
+              <w:rPr>
+                <w:rStyle w:val="Hyperlink"/>
+              </w:rPr>
+              <w:t>4.4.5 Modular Design Benefits</w:t>
+            </w:r>
+            <w:r>
+              <w:rPr>
+                <w:webHidden/>
+              </w:rPr>
+              <w:tab/>
+            </w:r>
+            <w:r>
+              <w:rPr>
+                <w:webHidden/>
+              </w:rPr>
+              <w:fldChar w:fldCharType="begin"/>
+            </w:r>
+            <w:r>
+              <w:rPr>
+                <w:webHidden/>
+              </w:rPr>
+              <w:instrText xml:space="preserve"> PAGEREF _Toc227150854 \h </w:instrText>
             </w:r>
             <w:r>
               <w:rPr>
@@ -5265,13 +5761,13 @@
               <w14:ligatures w14:val="standardContextual"/>
             </w:rPr>
           </w:pPr>
-          <w:hyperlink w:anchor="_Toc227099470" w:history="1">
+          <w:hyperlink w:anchor="_Toc227150855" w:history="1">
             <w:r>
               <w:rPr>
                 <w:rStyle w:val="Hyperlink"/>
                 <w:noProof/>
               </w:rPr>
-              <w:t>4.X. Other Sections as needed</w:t>
+              <w:t>4.5 User Interface Design</w:t>
             </w:r>
             <w:r>
               <w:rPr>
@@ -5292,7 +5788,7 @@
                 <w:noProof/>
                 <w:webHidden/>
               </w:rPr>
-              <w:instrText xml:space="preserve"> PAGEREF _Toc227099470 \h </w:instrText>
+              <w:instrText xml:space="preserve"> PAGEREF _Toc227150855 \h </w:instrText>
             </w:r>
             <w:r>
               <w:rPr>
@@ -5317,6 +5813,254 @@
             <w:r>
               <w:rPr>
                 <w:noProof/>
+                <w:webHidden/>
+              </w:rPr>
+              <w:fldChar w:fldCharType="end"/>
+            </w:r>
+          </w:hyperlink>
+        </w:p>
+        <w:p>
+          <w:pPr>
+            <w:pStyle w:val="TOC3"/>
+            <w:rPr>
+              <w:rFonts w:eastAsiaTheme="minorEastAsia"/>
+              <w:kern w:val="2"/>
+              <w:sz w:val="24"/>
+              <w:szCs w:val="24"/>
+              <w:lang w:eastAsia="en-IE"/>
+              <w14:ligatures w14:val="standardContextual"/>
+            </w:rPr>
+          </w:pPr>
+          <w:hyperlink w:anchor="_Toc227150856" w:history="1">
+            <w:r>
+              <w:rPr>
+                <w:rStyle w:val="Hyperlink"/>
+              </w:rPr>
+              <w:t>4.5.1 UI Design Approach</w:t>
+            </w:r>
+            <w:r>
+              <w:rPr>
+                <w:webHidden/>
+              </w:rPr>
+              <w:tab/>
+            </w:r>
+            <w:r>
+              <w:rPr>
+                <w:webHidden/>
+              </w:rPr>
+              <w:fldChar w:fldCharType="begin"/>
+            </w:r>
+            <w:r>
+              <w:rPr>
+                <w:webHidden/>
+              </w:rPr>
+              <w:instrText xml:space="preserve"> PAGEREF _Toc227150856 \h </w:instrText>
+            </w:r>
+            <w:r>
+              <w:rPr>
+                <w:webHidden/>
+              </w:rPr>
+            </w:r>
+            <w:r>
+              <w:rPr>
+                <w:webHidden/>
+              </w:rPr>
+              <w:fldChar w:fldCharType="separate"/>
+            </w:r>
+            <w:r>
+              <w:rPr>
+                <w:webHidden/>
+              </w:rPr>
+              <w:t>23</w:t>
+            </w:r>
+            <w:r>
+              <w:rPr>
+                <w:webHidden/>
+              </w:rPr>
+              <w:fldChar w:fldCharType="end"/>
+            </w:r>
+          </w:hyperlink>
+        </w:p>
+        <w:p>
+          <w:pPr>
+            <w:pStyle w:val="TOC3"/>
+            <w:rPr>
+              <w:rFonts w:eastAsiaTheme="minorEastAsia"/>
+              <w:kern w:val="2"/>
+              <w:sz w:val="24"/>
+              <w:szCs w:val="24"/>
+              <w:lang w:eastAsia="en-IE"/>
+              <w14:ligatures w14:val="standardContextual"/>
+            </w:rPr>
+          </w:pPr>
+          <w:hyperlink w:anchor="_Toc227150857" w:history="1">
+            <w:r>
+              <w:rPr>
+                <w:rStyle w:val="Hyperlink"/>
+              </w:rPr>
+              <w:t>4.5.2 Wireframes / Layout Designs</w:t>
+            </w:r>
+            <w:r>
+              <w:rPr>
+                <w:webHidden/>
+              </w:rPr>
+              <w:tab/>
+            </w:r>
+            <w:r>
+              <w:rPr>
+                <w:webHidden/>
+              </w:rPr>
+              <w:fldChar w:fldCharType="begin"/>
+            </w:r>
+            <w:r>
+              <w:rPr>
+                <w:webHidden/>
+              </w:rPr>
+              <w:instrText xml:space="preserve"> PAGEREF _Toc227150857 \h </w:instrText>
+            </w:r>
+            <w:r>
+              <w:rPr>
+                <w:webHidden/>
+              </w:rPr>
+            </w:r>
+            <w:r>
+              <w:rPr>
+                <w:webHidden/>
+              </w:rPr>
+              <w:fldChar w:fldCharType="separate"/>
+            </w:r>
+            <w:r>
+              <w:rPr>
+                <w:webHidden/>
+              </w:rPr>
+              <w:t>23</w:t>
+            </w:r>
+            <w:r>
+              <w:rPr>
+                <w:webHidden/>
+              </w:rPr>
+              <w:fldChar w:fldCharType="end"/>
+            </w:r>
+          </w:hyperlink>
+        </w:p>
+        <w:p>
+          <w:pPr>
+            <w:pStyle w:val="TOC3"/>
+            <w:rPr>
+              <w:rFonts w:eastAsiaTheme="minorEastAsia"/>
+              <w:kern w:val="2"/>
+              <w:sz w:val="24"/>
+              <w:szCs w:val="24"/>
+              <w:lang w:eastAsia="en-IE"/>
+              <w14:ligatures w14:val="standardContextual"/>
+            </w:rPr>
+          </w:pPr>
+          <w:hyperlink w:anchor="_Toc227150858" w:history="1">
+            <w:r>
+              <w:rPr>
+                <w:rStyle w:val="Hyperlink"/>
+              </w:rPr>
+              <w:t>4.5.3 Interaction Design</w:t>
+            </w:r>
+            <w:r>
+              <w:rPr>
+                <w:webHidden/>
+              </w:rPr>
+              <w:tab/>
+            </w:r>
+            <w:r>
+              <w:rPr>
+                <w:webHidden/>
+              </w:rPr>
+              <w:fldChar w:fldCharType="begin"/>
+            </w:r>
+            <w:r>
+              <w:rPr>
+                <w:webHidden/>
+              </w:rPr>
+              <w:instrText xml:space="preserve"> PAGEREF _Toc227150858 \h </w:instrText>
+            </w:r>
+            <w:r>
+              <w:rPr>
+                <w:webHidden/>
+              </w:rPr>
+            </w:r>
+            <w:r>
+              <w:rPr>
+                <w:webHidden/>
+              </w:rPr>
+              <w:fldChar w:fldCharType="separate"/>
+            </w:r>
+            <w:r>
+              <w:rPr>
+                <w:webHidden/>
+              </w:rPr>
+              <w:t>23</w:t>
+            </w:r>
+            <w:r>
+              <w:rPr>
+                <w:webHidden/>
+              </w:rPr>
+              <w:fldChar w:fldCharType="end"/>
+            </w:r>
+          </w:hyperlink>
+        </w:p>
+        <w:p>
+          <w:pPr>
+            <w:pStyle w:val="TOC3"/>
+            <w:rPr>
+              <w:rFonts w:eastAsiaTheme="minorEastAsia"/>
+              <w:kern w:val="2"/>
+              <w:sz w:val="24"/>
+              <w:szCs w:val="24"/>
+              <w:lang w:eastAsia="en-IE"/>
+              <w14:ligatures w14:val="standardContextual"/>
+            </w:rPr>
+          </w:pPr>
+          <w:hyperlink w:anchor="_Toc227150859" w:history="1">
+            <w:r>
+              <w:rPr>
+                <w:rStyle w:val="Hyperlink"/>
+              </w:rPr>
+              <w:t>4.5.4 UX Trade-Offs</w:t>
+            </w:r>
+            <w:r>
+              <w:rPr>
+                <w:webHidden/>
+              </w:rPr>
+              <w:tab/>
+            </w:r>
+            <w:r>
+              <w:rPr>
+                <w:webHidden/>
+              </w:rPr>
+              <w:fldChar w:fldCharType="begin"/>
+            </w:r>
+            <w:r>
+              <w:rPr>
+                <w:webHidden/>
+              </w:rPr>
+              <w:instrText xml:space="preserve"> PAGEREF _Toc227150859 \h </w:instrText>
+            </w:r>
+            <w:r>
+              <w:rPr>
+                <w:webHidden/>
+              </w:rPr>
+            </w:r>
+            <w:r>
+              <w:rPr>
+                <w:webHidden/>
+              </w:rPr>
+              <w:fldChar w:fldCharType="separate"/>
+            </w:r>
+            <w:r>
+              <w:rPr>
+                <w:webHidden/>
+              </w:rPr>
+              <w:t>23</w:t>
+            </w:r>
+            <w:r>
+              <w:rPr>
                 <w:webHidden/>
               </w:rPr>
               <w:fldChar w:fldCharType="end"/>
@@ -5339,13 +6083,13 @@
               <w14:ligatures w14:val="standardContextual"/>
             </w:rPr>
           </w:pPr>
-          <w:hyperlink w:anchor="_Toc227099471" w:history="1">
+          <w:hyperlink w:anchor="_Toc227150860" w:history="1">
             <w:r>
               <w:rPr>
                 <w:rStyle w:val="Hyperlink"/>
                 <w:noProof/>
               </w:rPr>
-              <w:t>4.X. Conclusions</w:t>
+              <w:t>4.6 Fulfilment of System Requirements</w:t>
             </w:r>
             <w:r>
               <w:rPr>
@@ -5366,7 +6110,229 @@
                 <w:noProof/>
                 <w:webHidden/>
               </w:rPr>
-              <w:instrText xml:space="preserve"> PAGEREF _Toc227099471 \h </w:instrText>
+              <w:instrText xml:space="preserve"> PAGEREF _Toc227150860 \h </w:instrText>
+            </w:r>
+            <w:r>
+              <w:rPr>
+                <w:noProof/>
+                <w:webHidden/>
+              </w:rPr>
+            </w:r>
+            <w:r>
+              <w:rPr>
+                <w:noProof/>
+                <w:webHidden/>
+              </w:rPr>
+              <w:fldChar w:fldCharType="separate"/>
+            </w:r>
+            <w:r>
+              <w:rPr>
+                <w:noProof/>
+                <w:webHidden/>
+              </w:rPr>
+              <w:t>23</w:t>
+            </w:r>
+            <w:r>
+              <w:rPr>
+                <w:noProof/>
+                <w:webHidden/>
+              </w:rPr>
+              <w:fldChar w:fldCharType="end"/>
+            </w:r>
+          </w:hyperlink>
+        </w:p>
+        <w:p>
+          <w:pPr>
+            <w:pStyle w:val="TOC2"/>
+            <w:tabs>
+              <w:tab w:val="right" w:leader="dot" w:pos="9010"/>
+            </w:tabs>
+            <w:rPr>
+              <w:rFonts w:eastAsiaTheme="minorEastAsia"/>
+              <w:noProof/>
+              <w:kern w:val="2"/>
+              <w:sz w:val="24"/>
+              <w:szCs w:val="24"/>
+              <w:lang w:eastAsia="en-IE"/>
+              <w14:ligatures w14:val="standardContextual"/>
+            </w:rPr>
+          </w:pPr>
+          <w:hyperlink w:anchor="_Toc227150861" w:history="1">
+            <w:r>
+              <w:rPr>
+                <w:rStyle w:val="Hyperlink"/>
+                <w:noProof/>
+              </w:rPr>
+              <w:t>4.7 System Constraints and Limitations</w:t>
+            </w:r>
+            <w:r>
+              <w:rPr>
+                <w:noProof/>
+                <w:webHidden/>
+              </w:rPr>
+              <w:tab/>
+            </w:r>
+            <w:r>
+              <w:rPr>
+                <w:noProof/>
+                <w:webHidden/>
+              </w:rPr>
+              <w:fldChar w:fldCharType="begin"/>
+            </w:r>
+            <w:r>
+              <w:rPr>
+                <w:noProof/>
+                <w:webHidden/>
+              </w:rPr>
+              <w:instrText xml:space="preserve"> PAGEREF _Toc227150861 \h </w:instrText>
+            </w:r>
+            <w:r>
+              <w:rPr>
+                <w:noProof/>
+                <w:webHidden/>
+              </w:rPr>
+            </w:r>
+            <w:r>
+              <w:rPr>
+                <w:noProof/>
+                <w:webHidden/>
+              </w:rPr>
+              <w:fldChar w:fldCharType="separate"/>
+            </w:r>
+            <w:r>
+              <w:rPr>
+                <w:noProof/>
+                <w:webHidden/>
+              </w:rPr>
+              <w:t>23</w:t>
+            </w:r>
+            <w:r>
+              <w:rPr>
+                <w:noProof/>
+                <w:webHidden/>
+              </w:rPr>
+              <w:fldChar w:fldCharType="end"/>
+            </w:r>
+          </w:hyperlink>
+        </w:p>
+        <w:p>
+          <w:pPr>
+            <w:pStyle w:val="TOC2"/>
+            <w:tabs>
+              <w:tab w:val="right" w:leader="dot" w:pos="9010"/>
+            </w:tabs>
+            <w:rPr>
+              <w:rFonts w:eastAsiaTheme="minorEastAsia"/>
+              <w:noProof/>
+              <w:kern w:val="2"/>
+              <w:sz w:val="24"/>
+              <w:szCs w:val="24"/>
+              <w:lang w:eastAsia="en-IE"/>
+              <w14:ligatures w14:val="standardContextual"/>
+            </w:rPr>
+          </w:pPr>
+          <w:hyperlink w:anchor="_Toc227150862" w:history="1">
+            <w:r>
+              <w:rPr>
+                <w:rStyle w:val="Hyperlink"/>
+                <w:noProof/>
+              </w:rPr>
+              <w:t>4.8 Experimental Approach</w:t>
+            </w:r>
+            <w:r>
+              <w:rPr>
+                <w:noProof/>
+                <w:webHidden/>
+              </w:rPr>
+              <w:tab/>
+            </w:r>
+            <w:r>
+              <w:rPr>
+                <w:noProof/>
+                <w:webHidden/>
+              </w:rPr>
+              <w:fldChar w:fldCharType="begin"/>
+            </w:r>
+            <w:r>
+              <w:rPr>
+                <w:noProof/>
+                <w:webHidden/>
+              </w:rPr>
+              <w:instrText xml:space="preserve"> PAGEREF _Toc227150862 \h </w:instrText>
+            </w:r>
+            <w:r>
+              <w:rPr>
+                <w:noProof/>
+                <w:webHidden/>
+              </w:rPr>
+            </w:r>
+            <w:r>
+              <w:rPr>
+                <w:noProof/>
+                <w:webHidden/>
+              </w:rPr>
+              <w:fldChar w:fldCharType="separate"/>
+            </w:r>
+            <w:r>
+              <w:rPr>
+                <w:noProof/>
+                <w:webHidden/>
+              </w:rPr>
+              <w:t>23</w:t>
+            </w:r>
+            <w:r>
+              <w:rPr>
+                <w:noProof/>
+                <w:webHidden/>
+              </w:rPr>
+              <w:fldChar w:fldCharType="end"/>
+            </w:r>
+          </w:hyperlink>
+        </w:p>
+        <w:p>
+          <w:pPr>
+            <w:pStyle w:val="TOC2"/>
+            <w:tabs>
+              <w:tab w:val="right" w:leader="dot" w:pos="9010"/>
+            </w:tabs>
+            <w:rPr>
+              <w:rFonts w:eastAsiaTheme="minorEastAsia"/>
+              <w:noProof/>
+              <w:kern w:val="2"/>
+              <w:sz w:val="24"/>
+              <w:szCs w:val="24"/>
+              <w:lang w:eastAsia="en-IE"/>
+              <w14:ligatures w14:val="standardContextual"/>
+            </w:rPr>
+          </w:pPr>
+          <w:hyperlink w:anchor="_Toc227150863" w:history="1">
+            <w:r>
+              <w:rPr>
+                <w:rStyle w:val="Hyperlink"/>
+                <w:noProof/>
+              </w:rPr>
+              <w:t>4.9 Conclusion</w:t>
+            </w:r>
+            <w:r>
+              <w:rPr>
+                <w:noProof/>
+                <w:webHidden/>
+              </w:rPr>
+              <w:tab/>
+            </w:r>
+            <w:r>
+              <w:rPr>
+                <w:noProof/>
+                <w:webHidden/>
+              </w:rPr>
+              <w:fldChar w:fldCharType="begin"/>
+            </w:r>
+            <w:r>
+              <w:rPr>
+                <w:noProof/>
+                <w:webHidden/>
+              </w:rPr>
+              <w:instrText xml:space="preserve"> PAGEREF _Toc227150863 \h </w:instrText>
             </w:r>
             <w:r>
               <w:rPr>
@@ -5413,7 +6379,7 @@
               <w14:ligatures w14:val="standardContextual"/>
             </w:rPr>
           </w:pPr>
-          <w:hyperlink w:anchor="_Toc227099472" w:history="1">
+          <w:hyperlink w:anchor="_Toc227150864" w:history="1">
             <w:r>
               <w:rPr>
                 <w:rStyle w:val="Hyperlink"/>
@@ -5440,7 +6406,7 @@
                 <w:noProof/>
                 <w:webHidden/>
               </w:rPr>
-              <w:instrText xml:space="preserve"> PAGEREF _Toc227099472 \h </w:instrText>
+              <w:instrText xml:space="preserve"> PAGEREF _Toc227150864 \h </w:instrText>
             </w:r>
             <w:r>
               <w:rPr>
@@ -5487,7 +6453,7 @@
               <w14:ligatures w14:val="standardContextual"/>
             </w:rPr>
           </w:pPr>
-          <w:hyperlink w:anchor="_Toc227099473" w:history="1">
+          <w:hyperlink w:anchor="_Toc227150865" w:history="1">
             <w:r>
               <w:rPr>
                 <w:rStyle w:val="Hyperlink"/>
@@ -5514,7 +6480,7 @@
                 <w:noProof/>
                 <w:webHidden/>
               </w:rPr>
-              <w:instrText xml:space="preserve"> PAGEREF _Toc227099473 \h </w:instrText>
+              <w:instrText xml:space="preserve"> PAGEREF _Toc227150865 \h </w:instrText>
             </w:r>
             <w:r>
               <w:rPr>
@@ -5561,7 +6527,7 @@
               <w14:ligatures w14:val="standardContextual"/>
             </w:rPr>
           </w:pPr>
-          <w:hyperlink w:anchor="_Toc227099474" w:history="1">
+          <w:hyperlink w:anchor="_Toc227150866" w:history="1">
             <w:r>
               <w:rPr>
                 <w:rStyle w:val="Hyperlink"/>
@@ -5588,7 +6554,7 @@
                 <w:noProof/>
                 <w:webHidden/>
               </w:rPr>
-              <w:instrText xml:space="preserve"> PAGEREF _Toc227099474 \h </w:instrText>
+              <w:instrText xml:space="preserve"> PAGEREF _Toc227150866 \h </w:instrText>
             </w:r>
             <w:r>
               <w:rPr>
@@ -5635,7 +6601,7 @@
               <w14:ligatures w14:val="standardContextual"/>
             </w:rPr>
           </w:pPr>
-          <w:hyperlink w:anchor="_Toc227099475" w:history="1">
+          <w:hyperlink w:anchor="_Toc227150867" w:history="1">
             <w:r>
               <w:rPr>
                 <w:rStyle w:val="Hyperlink"/>
@@ -5662,7 +6628,7 @@
                 <w:noProof/>
                 <w:webHidden/>
               </w:rPr>
-              <w:instrText xml:space="preserve"> PAGEREF _Toc227099475 \h </w:instrText>
+              <w:instrText xml:space="preserve"> PAGEREF _Toc227150867 \h </w:instrText>
             </w:r>
             <w:r>
               <w:rPr>
@@ -5709,7 +6675,7 @@
               <w14:ligatures w14:val="standardContextual"/>
             </w:rPr>
           </w:pPr>
-          <w:hyperlink w:anchor="_Toc227099476" w:history="1">
+          <w:hyperlink w:anchor="_Toc227150868" w:history="1">
             <w:r>
               <w:rPr>
                 <w:rStyle w:val="Hyperlink"/>
@@ -5736,7 +6702,7 @@
                 <w:noProof/>
                 <w:webHidden/>
               </w:rPr>
-              <w:instrText xml:space="preserve"> PAGEREF _Toc227099476 \h </w:instrText>
+              <w:instrText xml:space="preserve"> PAGEREF _Toc227150868 \h </w:instrText>
             </w:r>
             <w:r>
               <w:rPr>
@@ -5783,7 +6749,7 @@
               <w14:ligatures w14:val="standardContextual"/>
             </w:rPr>
           </w:pPr>
-          <w:hyperlink w:anchor="_Toc227099477" w:history="1">
+          <w:hyperlink w:anchor="_Toc227150869" w:history="1">
             <w:r>
               <w:rPr>
                 <w:rStyle w:val="Hyperlink"/>
@@ -5810,7 +6776,7 @@
                 <w:noProof/>
                 <w:webHidden/>
               </w:rPr>
-              <w:instrText xml:space="preserve"> PAGEREF _Toc227099477 \h </w:instrText>
+              <w:instrText xml:space="preserve"> PAGEREF _Toc227150869 \h </w:instrText>
             </w:r>
             <w:r>
               <w:rPr>
@@ -5857,7 +6823,7 @@
               <w14:ligatures w14:val="standardContextual"/>
             </w:rPr>
           </w:pPr>
-          <w:hyperlink w:anchor="_Toc227099478" w:history="1">
+          <w:hyperlink w:anchor="_Toc227150870" w:history="1">
             <w:r>
               <w:rPr>
                 <w:rStyle w:val="Hyperlink"/>
@@ -5884,7 +6850,7 @@
                 <w:noProof/>
                 <w:webHidden/>
               </w:rPr>
-              <w:instrText xml:space="preserve"> PAGEREF _Toc227099478 \h </w:instrText>
+              <w:instrText xml:space="preserve"> PAGEREF _Toc227150870 \h </w:instrText>
             </w:r>
             <w:r>
               <w:rPr>
@@ -5931,7 +6897,7 @@
               <w14:ligatures w14:val="standardContextual"/>
             </w:rPr>
           </w:pPr>
-          <w:hyperlink w:anchor="_Toc227099479" w:history="1">
+          <w:hyperlink w:anchor="_Toc227150871" w:history="1">
             <w:r>
               <w:rPr>
                 <w:rStyle w:val="Hyperlink"/>
@@ -5958,7 +6924,7 @@
                 <w:noProof/>
                 <w:webHidden/>
               </w:rPr>
-              <w:instrText xml:space="preserve"> PAGEREF _Toc227099479 \h </w:instrText>
+              <w:instrText xml:space="preserve"> PAGEREF _Toc227150871 \h </w:instrText>
             </w:r>
             <w:r>
               <w:rPr>
@@ -6005,7 +6971,7 @@
               <w14:ligatures w14:val="standardContextual"/>
             </w:rPr>
           </w:pPr>
-          <w:hyperlink w:anchor="_Toc227099480" w:history="1">
+          <w:hyperlink w:anchor="_Toc227150872" w:history="1">
             <w:r>
               <w:rPr>
                 <w:rStyle w:val="Hyperlink"/>
@@ -6032,7 +6998,7 @@
                 <w:noProof/>
                 <w:webHidden/>
               </w:rPr>
-              <w:instrText xml:space="preserve"> PAGEREF _Toc227099480 \h </w:instrText>
+              <w:instrText xml:space="preserve"> PAGEREF _Toc227150872 \h </w:instrText>
             </w:r>
             <w:r>
               <w:rPr>
@@ -6079,7 +7045,7 @@
               <w14:ligatures w14:val="standardContextual"/>
             </w:rPr>
           </w:pPr>
-          <w:hyperlink w:anchor="_Toc227099481" w:history="1">
+          <w:hyperlink w:anchor="_Toc227150873" w:history="1">
             <w:r>
               <w:rPr>
                 <w:rStyle w:val="Hyperlink"/>
@@ -6106,7 +7072,7 @@
                 <w:noProof/>
                 <w:webHidden/>
               </w:rPr>
-              <w:instrText xml:space="preserve"> PAGEREF _Toc227099481 \h </w:instrText>
+              <w:instrText xml:space="preserve"> PAGEREF _Toc227150873 \h </w:instrText>
             </w:r>
             <w:r>
               <w:rPr>
@@ -6149,7 +7115,7 @@
               <w14:ligatures w14:val="standardContextual"/>
             </w:rPr>
           </w:pPr>
-          <w:hyperlink w:anchor="_Toc227099482" w:history="1">
+          <w:hyperlink w:anchor="_Toc227150874" w:history="1">
             <w:r>
               <w:rPr>
                 <w:rStyle w:val="Hyperlink"/>
@@ -6172,7 +7138,7 @@
               <w:rPr>
                 <w:webHidden/>
               </w:rPr>
-              <w:instrText xml:space="preserve"> PAGEREF _Toc227099482 \h </w:instrText>
+              <w:instrText xml:space="preserve"> PAGEREF _Toc227150874 \h </w:instrText>
             </w:r>
             <w:r>
               <w:rPr>
@@ -6211,7 +7177,7 @@
               <w14:ligatures w14:val="standardContextual"/>
             </w:rPr>
           </w:pPr>
-          <w:hyperlink w:anchor="_Toc227099483" w:history="1">
+          <w:hyperlink w:anchor="_Toc227150875" w:history="1">
             <w:r>
               <w:rPr>
                 <w:rStyle w:val="Hyperlink"/>
@@ -6234,7 +7200,7 @@
               <w:rPr>
                 <w:webHidden/>
               </w:rPr>
-              <w:instrText xml:space="preserve"> PAGEREF _Toc227099483 \h </w:instrText>
+              <w:instrText xml:space="preserve"> PAGEREF _Toc227150875 \h </w:instrText>
             </w:r>
             <w:r>
               <w:rPr>
@@ -6277,7 +7243,7 @@
               <w14:ligatures w14:val="standardContextual"/>
             </w:rPr>
           </w:pPr>
-          <w:hyperlink w:anchor="_Toc227099484" w:history="1">
+          <w:hyperlink w:anchor="_Toc227150876" w:history="1">
             <w:r>
               <w:rPr>
                 <w:rStyle w:val="Hyperlink"/>
@@ -6304,7 +7270,7 @@
                 <w:noProof/>
                 <w:webHidden/>
               </w:rPr>
-              <w:instrText xml:space="preserve"> PAGEREF _Toc227099484 \h </w:instrText>
+              <w:instrText xml:space="preserve"> PAGEREF _Toc227150876 \h </w:instrText>
             </w:r>
             <w:r>
               <w:rPr>
@@ -6351,7 +7317,7 @@
               <w14:ligatures w14:val="standardContextual"/>
             </w:rPr>
           </w:pPr>
-          <w:hyperlink w:anchor="_Toc227099485" w:history="1">
+          <w:hyperlink w:anchor="_Toc227150877" w:history="1">
             <w:r>
               <w:rPr>
                 <w:rStyle w:val="Hyperlink"/>
@@ -6378,7 +7344,7 @@
                 <w:noProof/>
                 <w:webHidden/>
               </w:rPr>
-              <w:instrText xml:space="preserve"> PAGEREF _Toc227099485 \h </w:instrText>
+              <w:instrText xml:space="preserve"> PAGEREF _Toc227150877 \h </w:instrText>
             </w:r>
             <w:r>
               <w:rPr>
@@ -6425,7 +7391,7 @@
               <w14:ligatures w14:val="standardContextual"/>
             </w:rPr>
           </w:pPr>
-          <w:hyperlink w:anchor="_Toc227099486" w:history="1">
+          <w:hyperlink w:anchor="_Toc227150878" w:history="1">
             <w:r>
               <w:rPr>
                 <w:rStyle w:val="Hyperlink"/>
@@ -6452,7 +7418,7 @@
                 <w:noProof/>
                 <w:webHidden/>
               </w:rPr>
-              <w:instrText xml:space="preserve"> PAGEREF _Toc227099486 \h </w:instrText>
+              <w:instrText xml:space="preserve"> PAGEREF _Toc227150878 \h </w:instrText>
             </w:r>
             <w:r>
               <w:rPr>
@@ -6499,7 +7465,7 @@
               <w14:ligatures w14:val="standardContextual"/>
             </w:rPr>
           </w:pPr>
-          <w:hyperlink w:anchor="_Toc227099487" w:history="1">
+          <w:hyperlink w:anchor="_Toc227150879" w:history="1">
             <w:r>
               <w:rPr>
                 <w:rStyle w:val="Hyperlink"/>
@@ -6526,7 +7492,7 @@
                 <w:noProof/>
                 <w:webHidden/>
               </w:rPr>
-              <w:instrText xml:space="preserve"> PAGEREF _Toc227099487 \h </w:instrText>
+              <w:instrText xml:space="preserve"> PAGEREF _Toc227150879 \h </w:instrText>
             </w:r>
             <w:r>
               <w:rPr>
@@ -6573,7 +7539,7 @@
               <w14:ligatures w14:val="standardContextual"/>
             </w:rPr>
           </w:pPr>
-          <w:hyperlink w:anchor="_Toc227099488" w:history="1">
+          <w:hyperlink w:anchor="_Toc227150880" w:history="1">
             <w:r>
               <w:rPr>
                 <w:rStyle w:val="Hyperlink"/>
@@ -6600,7 +7566,7 @@
                 <w:noProof/>
                 <w:webHidden/>
               </w:rPr>
-              <w:instrText xml:space="preserve"> PAGEREF _Toc227099488 \h </w:instrText>
+              <w:instrText xml:space="preserve"> PAGEREF _Toc227150880 \h </w:instrText>
             </w:r>
             <w:r>
               <w:rPr>
@@ -6647,7 +7613,7 @@
               <w14:ligatures w14:val="standardContextual"/>
             </w:rPr>
           </w:pPr>
-          <w:hyperlink w:anchor="_Toc227099489" w:history="1">
+          <w:hyperlink w:anchor="_Toc227150881" w:history="1">
             <w:r>
               <w:rPr>
                 <w:rStyle w:val="Hyperlink"/>
@@ -6674,7 +7640,7 @@
                 <w:noProof/>
                 <w:webHidden/>
               </w:rPr>
-              <w:instrText xml:space="preserve"> PAGEREF _Toc227099489 \h </w:instrText>
+              <w:instrText xml:space="preserve"> PAGEREF _Toc227150881 \h </w:instrText>
             </w:r>
             <w:r>
               <w:rPr>
@@ -6721,7 +7687,7 @@
               <w14:ligatures w14:val="standardContextual"/>
             </w:rPr>
           </w:pPr>
-          <w:hyperlink w:anchor="_Toc227099490" w:history="1">
+          <w:hyperlink w:anchor="_Toc227150882" w:history="1">
             <w:r>
               <w:rPr>
                 <w:rStyle w:val="Hyperlink"/>
@@ -6748,7 +7714,7 @@
                 <w:noProof/>
                 <w:webHidden/>
               </w:rPr>
-              <w:instrText xml:space="preserve"> PAGEREF _Toc227099490 \h </w:instrText>
+              <w:instrText xml:space="preserve"> PAGEREF _Toc227150882 \h </w:instrText>
             </w:r>
             <w:r>
               <w:rPr>
@@ -6795,7 +7761,7 @@
               <w14:ligatures w14:val="standardContextual"/>
             </w:rPr>
           </w:pPr>
-          <w:hyperlink w:anchor="_Toc227099491" w:history="1">
+          <w:hyperlink w:anchor="_Toc227150883" w:history="1">
             <w:r>
               <w:rPr>
                 <w:rStyle w:val="Hyperlink"/>
@@ -6822,7 +7788,7 @@
                 <w:noProof/>
                 <w:webHidden/>
               </w:rPr>
-              <w:instrText xml:space="preserve"> PAGEREF _Toc227099491 \h </w:instrText>
+              <w:instrText xml:space="preserve"> PAGEREF _Toc227150883 \h </w:instrText>
             </w:r>
             <w:r>
               <w:rPr>
@@ -6869,7 +7835,7 @@
               <w14:ligatures w14:val="standardContextual"/>
             </w:rPr>
           </w:pPr>
-          <w:hyperlink w:anchor="_Toc227099492" w:history="1">
+          <w:hyperlink w:anchor="_Toc227150884" w:history="1">
             <w:r>
               <w:rPr>
                 <w:rStyle w:val="Hyperlink"/>
@@ -6896,7 +7862,7 @@
                 <w:noProof/>
                 <w:webHidden/>
               </w:rPr>
-              <w:instrText xml:space="preserve"> PAGEREF _Toc227099492 \h </w:instrText>
+              <w:instrText xml:space="preserve"> PAGEREF _Toc227150884 \h </w:instrText>
             </w:r>
             <w:r>
               <w:rPr>
@@ -6943,7 +7909,7 @@
               <w14:ligatures w14:val="standardContextual"/>
             </w:rPr>
           </w:pPr>
-          <w:hyperlink w:anchor="_Toc227099493" w:history="1">
+          <w:hyperlink w:anchor="_Toc227150885" w:history="1">
             <w:r>
               <w:rPr>
                 <w:rStyle w:val="Hyperlink"/>
@@ -6970,7 +7936,7 @@
                 <w:noProof/>
                 <w:webHidden/>
               </w:rPr>
-              <w:instrText xml:space="preserve"> PAGEREF _Toc227099493 \h </w:instrText>
+              <w:instrText xml:space="preserve"> PAGEREF _Toc227150885 \h </w:instrText>
             </w:r>
             <w:r>
               <w:rPr>
@@ -7017,7 +7983,7 @@
               <w14:ligatures w14:val="standardContextual"/>
             </w:rPr>
           </w:pPr>
-          <w:hyperlink w:anchor="_Toc227099494" w:history="1">
+          <w:hyperlink w:anchor="_Toc227150886" w:history="1">
             <w:r>
               <w:rPr>
                 <w:rStyle w:val="Hyperlink"/>
@@ -7044,7 +8010,7 @@
                 <w:noProof/>
                 <w:webHidden/>
               </w:rPr>
-              <w:instrText xml:space="preserve"> PAGEREF _Toc227099494 \h </w:instrText>
+              <w:instrText xml:space="preserve"> PAGEREF _Toc227150886 \h </w:instrText>
             </w:r>
             <w:r>
               <w:rPr>
@@ -7091,7 +8057,7 @@
               <w14:ligatures w14:val="standardContextual"/>
             </w:rPr>
           </w:pPr>
-          <w:hyperlink w:anchor="_Toc227099495" w:history="1">
+          <w:hyperlink w:anchor="_Toc227150887" w:history="1">
             <w:r>
               <w:rPr>
                 <w:rStyle w:val="Hyperlink"/>
@@ -7118,7 +8084,7 @@
                 <w:noProof/>
                 <w:webHidden/>
               </w:rPr>
-              <w:instrText xml:space="preserve"> PAGEREF _Toc227099495 \h </w:instrText>
+              <w:instrText xml:space="preserve"> PAGEREF _Toc227150887 \h </w:instrText>
             </w:r>
             <w:r>
               <w:rPr>
@@ -7165,7 +8131,7 @@
               <w14:ligatures w14:val="standardContextual"/>
             </w:rPr>
           </w:pPr>
-          <w:hyperlink w:anchor="_Toc227099496" w:history="1">
+          <w:hyperlink w:anchor="_Toc227150888" w:history="1">
             <w:r>
               <w:rPr>
                 <w:rStyle w:val="Hyperlink"/>
@@ -7192,7 +8158,7 @@
                 <w:noProof/>
                 <w:webHidden/>
               </w:rPr>
-              <w:instrText xml:space="preserve"> PAGEREF _Toc227099496 \h </w:instrText>
+              <w:instrText xml:space="preserve"> PAGEREF _Toc227150888 \h </w:instrText>
             </w:r>
             <w:r>
               <w:rPr>
@@ -7239,7 +8205,7 @@
               <w14:ligatures w14:val="standardContextual"/>
             </w:rPr>
           </w:pPr>
-          <w:hyperlink w:anchor="_Toc227099497" w:history="1">
+          <w:hyperlink w:anchor="_Toc227150889" w:history="1">
             <w:r>
               <w:rPr>
                 <w:rStyle w:val="Hyperlink"/>
@@ -7266,7 +8232,7 @@
                 <w:noProof/>
                 <w:webHidden/>
               </w:rPr>
-              <w:instrText xml:space="preserve"> PAGEREF _Toc227099497 \h </w:instrText>
+              <w:instrText xml:space="preserve"> PAGEREF _Toc227150889 \h </w:instrText>
             </w:r>
             <w:r>
               <w:rPr>
@@ -7313,7 +8279,7 @@
               <w14:ligatures w14:val="standardContextual"/>
             </w:rPr>
           </w:pPr>
-          <w:hyperlink w:anchor="_Toc227099498" w:history="1">
+          <w:hyperlink w:anchor="_Toc227150890" w:history="1">
             <w:r>
               <w:rPr>
                 <w:rStyle w:val="Hyperlink"/>
@@ -7340,7 +8306,7 @@
                 <w:noProof/>
                 <w:webHidden/>
               </w:rPr>
-              <w:instrText xml:space="preserve"> PAGEREF _Toc227099498 \h </w:instrText>
+              <w:instrText xml:space="preserve"> PAGEREF _Toc227150890 \h </w:instrText>
             </w:r>
             <w:r>
               <w:rPr>
@@ -7396,7 +8362,7 @@
       <w:pPr>
         <w:pStyle w:val="Heading1"/>
       </w:pPr>
-      <w:bookmarkStart w:id="3" w:name="_Toc227099408"/>
+      <w:bookmarkStart w:id="3" w:name="_Toc227150785"/>
       <w:r>
         <w:t>1. Introduction</w:t>
       </w:r>
@@ -7405,7 +8371,17 @@
     <w:p/>
     <w:p>
       <w:r>
-        <w:t>Irish Sign Language (ISL) plays a vital role in accessible communication and inclusion in Ireland. With the increasing demand for interactive and engaging learning tools, this project explores the use of VR (Virtual Reality) to enhance the ISL education, making it more practical and user-friendly for beginners.</w:t>
+        <w:t>Irish Sign Language (ISL) plays an important role in communication and accessibility within Ireland, particularly for members of the Deaf community. However, learning ISL as a beginner can be quite difficult, especially without access to regular feedback or structured guidance. Many learners rely on resources such as books or videos, which can be helpful, but these often lack interactivity. Because of this, it can be hard to know whether a sign is being performed correctly.</w:t>
+      </w:r>
+    </w:p>
+    <w:p>
+      <w:r>
+        <w:t>With the increasing use of interactive technologies, virtual reality (VR) has started to be explored as a possible learning tool. VR allows users to engage with content in a more active way, rather than just observing it. In theory, this could make learning ISL more practical, although it also introduces new challenges in terms of usability and accuracy.</w:t>
+      </w:r>
+    </w:p>
+    <w:p>
+      <w:r>
+        <w:t>This project looks at how VR can be used to support ISL learning, with a focus on creating something that feels approachable for beginners rather than overly complex.</w:t>
       </w:r>
     </w:p>
     <w:p/>
@@ -7417,28 +8393,33 @@
           <w:numId w:val="1"/>
         </w:numPr>
       </w:pPr>
-      <w:bookmarkStart w:id="4" w:name="_Toc227099409"/>
+      <w:bookmarkStart w:id="4" w:name="_Toc227150786"/>
       <w:r>
         <w:t>Project Background</w:t>
       </w:r>
       <w:bookmarkEnd w:id="4"/>
     </w:p>
+    <w:p>
+      <w:r>
+        <w:t>Learning Irish Sign Language can be challenging, particularly for beginners who are practising on their own. While there are many resources available, such as videos or online tutorials, these do not always provide immediate feedback. This means that learners might repeat incorrect signs without realising it, which can slow down progress over time.</w:t>
+      </w:r>
+    </w:p>
+    <w:p>
+      <w:r>
+        <w:t>Virtual reality offers a different way of approaching this problem. Instead of watching demonstrations, users can actively practise signs within a simulated environment. This seems especially useful for sign language, where learning depends heavily on hand shapes and movement rather than just memorising information.</w:t>
+      </w:r>
+    </w:p>
+    <w:p>
+      <w:r>
+        <w:t>Some existing VR applications have already explored sign language learning, but most of them focus on American Sign Language. This makes it harder for learners who are specifically interested in ISL, as there are fewer dedicated tools available. Because of this, there appears to be a gap in more localised learning systems.</w:t>
+      </w:r>
+    </w:p>
+    <w:p>
+      <w:r>
+        <w:t>This project was developed with that in mind. The idea was to create a simple VR application that allows users to practise ISL letters while receiving immediate feedback. While this does not fully solve all learning challenges, it aims to make the process more interactive and slightly more engaging than traditional methods.</w:t>
+      </w:r>
+    </w:p>
     <w:p/>
-    <w:p>
-      <w:r>
-        <w:t>Irish Sign Language is important for communication in Ireland, but it can be hard for beginners to learn properly without feedback. A lot of people use books, videos, or classes, but if they are practising alone, they may not know when they are signing something wrong. That is why this project looks at using virtual reality as a more interactive way to learn the ISL alphabet.</w:t>
-      </w:r>
-    </w:p>
-    <w:p>
-      <w:r>
-        <w:t>Virtual reality has been explored to make learning more interactive and engaging. It allows users to practise in a more hands-on environment, which can make it easier to understand hand shapes and movement. Some existing VR sign language applications already show that this approach can be useful, but most of them focus on American Sign Language rather than ISL.</w:t>
-      </w:r>
-    </w:p>
-    <w:p>
-      <w:r>
-        <w:t>This project was developed because there are still very few tools specifically designed for learning the Irish Sign Language alphabet. A VR-based system that gives feedback during practice and includes a test phase could make the learning process more accessible and a bit more practical for beginners. Research into VR sign language learning also suggests that immediate feedback helps users improve more effectively, which supports the idea behind this project.​</w:t>
-      </w:r>
-    </w:p>
     <w:p>
       <w:pPr>
         <w:pStyle w:val="Heading2"/>
@@ -7447,7 +8428,7 @@
           <w:numId w:val="1"/>
         </w:numPr>
       </w:pPr>
-      <w:bookmarkStart w:id="5" w:name="_Toc227099410"/>
+      <w:bookmarkStart w:id="5" w:name="_Toc227150787"/>
       <w:r>
         <w:t>Project Description</w:t>
       </w:r>
@@ -7456,17 +8437,23 @@
     <w:p/>
     <w:p>
       <w:r>
-        <w:t>Sign &amp; Spell VR is a virtual reality application designed to help users learn the Irish Sign Language (ISL) alphabet in a more interactive way. The project was developed with the idea that learning sign language can be difficult when it is only done through books or videos, especially for beginners who need immediate feedback while practising. By using VR, the system gives users a more hands-on experience where they can try out each letter and get feedback on whether the sign is correct.</w:t>
-      </w:r>
-    </w:p>
-    <w:p>
-      <w:r>
-        <w:t>The project was built for the Meta Quest 3/3S headset using the Godot 4 game engine. It uses hand tracking so that users can perform the signs naturally with their own hands instead of using controllers. The learning process is split into two main parts. First, the user goes through a learning section where each letter of the ISL alphabet is shown and practised. Then, the user completes a test phase to check how well they have learned the signs.</w:t>
-      </w:r>
-    </w:p>
-    <w:p>
-      <w:r>
-        <w:t>The overall aim of the project is to make learning the ISL alphabet feel more engaging and practical for beginners. It is a small but useful prototype that shows how virtual reality can be used to support sign language learning in a more interactive way.</w:t>
+        <w:t>Sign &amp; Spell VR is a virtual reality application designed to help users learn the Irish Sign Language (ISL) alphabet in a more interactive way. The system runs on the Meta Quest 3/3S headset and is built using the Godot 4 game engine. It uses hand tracking so that users can perform signs naturally, rather than relying on controllers.</w:t>
+      </w:r>
+    </w:p>
+    <w:p>
+      <w:r>
+        <w:lastRenderedPageBreak/>
+        <w:t>The application is split into two main parts. First, there is a learning section where users are introduced to individual ISL letters and can practise them. After this, there is a testing section where users attempt to recall and perform the signs they have learned.</w:t>
+      </w:r>
+    </w:p>
+    <w:p>
+      <w:r>
+        <w:t>When a user performs a sign, the system compares their hand movement with predefined ISL gestures and provides feedback. In most cases, this is a simple response such as confirming whether the sign is correct or asking the user to try again. While this feedback is useful, it is also quite basic, mainly due to the limitations of hand tracking accuracy.</w:t>
+      </w:r>
+    </w:p>
+    <w:p>
+      <w:r>
+        <w:t>Originally, the project aimed to include more advanced features, such as learning full words or simple sentences. However, during development it became clear that this would be difficult to achieve reliably within the available time. Because of this, the scope was reduced to focus on the ISL alphabet. Although this makes the system more limited, it also means that the core functionality could be developed in a more stable way.</w:t>
       </w:r>
     </w:p>
     <w:p/>
@@ -7478,7 +8465,6 @@
         <w:rPr>
           <w:noProof/>
         </w:rPr>
-        <w:lastRenderedPageBreak/>
         <mc:AlternateContent>
           <mc:Choice Requires="wpi">
             <w:drawing>
@@ -7623,7 +8609,7 @@
           <w:numId w:val="1"/>
         </w:numPr>
       </w:pPr>
-      <w:bookmarkStart w:id="6" w:name="_Toc227099411"/>
+      <w:bookmarkStart w:id="6" w:name="_Toc227150788"/>
       <w:r>
         <w:t>Project Aims and Objectives</w:t>
       </w:r>
@@ -7632,13 +8618,7 @@
     <w:p/>
     <w:p>
       <w:r>
-        <w:t>To design and implement an interactive virtual reality application that enables users to learn and practice Irish Sign Language (ISL) efficiently through immersive</w:t>
-      </w:r>
-      <w:r>
-        <w:t xml:space="preserve"> teaching of the ISL letters</w:t>
-      </w:r>
-      <w:r>
-        <w:t>, personalized hand tracking, and real-time feedback.</w:t>
+        <w:t>The main aim of this project is to design and develop a virtual reality application that supports the learning of Irish Sign Language through interactive practice.</w:t>
       </w:r>
     </w:p>
     <w:p>
@@ -7653,7 +8633,129 @@
           <w:b/>
           <w:bCs/>
         </w:rPr>
-        <w:t>Objectives</w:t>
+        <w:t xml:space="preserve">To achieve this, </w:t>
+      </w:r>
+      <w:r>
+        <w:rPr>
+          <w:b/>
+          <w:bCs/>
+        </w:rPr>
+        <w:t>several</w:t>
+      </w:r>
+      <w:r>
+        <w:rPr>
+          <w:b/>
+          <w:bCs/>
+        </w:rPr>
+        <w:t xml:space="preserve"> objectives were identified:</w:t>
+      </w:r>
+    </w:p>
+    <w:p>
+      <w:pPr>
+        <w:numPr>
+          <w:ilvl w:val="0"/>
+          <w:numId w:val="17"/>
+        </w:numPr>
+      </w:pPr>
+      <w:r>
+        <w:t xml:space="preserve">To integrate hand tracking using the Meta Quest 3 headset </w:t>
+      </w:r>
+    </w:p>
+    <w:p>
+      <w:pPr>
+        <w:numPr>
+          <w:ilvl w:val="0"/>
+          <w:numId w:val="17"/>
+        </w:numPr>
+      </w:pPr>
+      <w:r>
+        <w:lastRenderedPageBreak/>
+        <w:t xml:space="preserve">To represent the ISL alphabet within a virtual environment </w:t>
+      </w:r>
+    </w:p>
+    <w:p>
+      <w:pPr>
+        <w:numPr>
+          <w:ilvl w:val="0"/>
+          <w:numId w:val="17"/>
+        </w:numPr>
+      </w:pPr>
+      <w:r>
+        <w:t xml:space="preserve">To create a space where users can practise individual signs </w:t>
+      </w:r>
+    </w:p>
+    <w:p>
+      <w:pPr>
+        <w:numPr>
+          <w:ilvl w:val="0"/>
+          <w:numId w:val="17"/>
+        </w:numPr>
+      </w:pPr>
+      <w:r>
+        <w:t xml:space="preserve">To develop a simple testing section to assess learning </w:t>
+      </w:r>
+    </w:p>
+    <w:p>
+      <w:pPr>
+        <w:numPr>
+          <w:ilvl w:val="0"/>
+          <w:numId w:val="17"/>
+        </w:numPr>
+      </w:pPr>
+      <w:r>
+        <w:t xml:space="preserve">To allow users to repeat and revisit content as needed </w:t>
+      </w:r>
+    </w:p>
+    <w:p>
+      <w:pPr>
+        <w:numPr>
+          <w:ilvl w:val="0"/>
+          <w:numId w:val="17"/>
+        </w:numPr>
+      </w:pPr>
+      <w:r>
+        <w:t xml:space="preserve">To gather feedback on usability and overall experience </w:t>
+      </w:r>
+    </w:p>
+    <w:p>
+      <w:r>
+        <w:t>These objectives are relatively straightforward, but they reflect the focus of the project, which is to build something functional and usable rather than overly complex.</w:t>
+      </w:r>
+    </w:p>
+    <w:p/>
+    <w:p>
+      <w:pPr>
+        <w:pStyle w:val="Heading2"/>
+        <w:numPr>
+          <w:ilvl w:val="1"/>
+          <w:numId w:val="1"/>
+        </w:numPr>
+      </w:pPr>
+      <w:bookmarkStart w:id="7" w:name="_Toc227150789"/>
+      <w:r>
+        <w:t>Project Scope</w:t>
+      </w:r>
+      <w:bookmarkEnd w:id="7"/>
+    </w:p>
+    <w:p/>
+    <w:p>
+      <w:r>
+        <w:t>The project scope focuses on the VR application. It clarifies the specific features and deliverables that will be developed, as well as what falls outside the project’s responsibilities. By setting clear limits, the project scope ensures that work remains targeted, achievable within available resources and time, and helps manage expectations for stakeholders and users.</w:t>
+      </w:r>
+    </w:p>
+    <w:p>
+      <w:pPr>
+        <w:rPr>
+          <w:b/>
+          <w:bCs/>
+        </w:rPr>
+      </w:pPr>
+      <w:r>
+        <w:rPr>
+          <w:b/>
+          <w:bCs/>
+        </w:rPr>
+        <w:t>In Scope:</w:t>
       </w:r>
     </w:p>
     <w:p>
@@ -7669,7 +8771,29 @@
         </w:rPr>
       </w:pPr>
       <w:r>
-        <w:t>Integrate Hand-Tracking</w:t>
+        <w:rPr>
+          <w:b/>
+          <w:bCs/>
+        </w:rPr>
+        <w:t xml:space="preserve">ISL Learning Modules – </w:t>
+      </w:r>
+      <w:r>
+        <w:t>Users</w:t>
+      </w:r>
+      <w:r>
+        <w:t xml:space="preserve"> learn about the ISL alphabet,</w:t>
+      </w:r>
+      <w:r>
+        <w:t xml:space="preserve"> practice the ISL alphabet</w:t>
+      </w:r>
+      <w:r>
+        <w:t>, and can test themselves in</w:t>
+      </w:r>
+      <w:r>
+        <w:t xml:space="preserve"> an interactive VR Environment</w:t>
+      </w:r>
+      <w:r>
+        <w:t>.</w:t>
       </w:r>
     </w:p>
     <w:p>
@@ -7679,9 +8803,20 @@
           <w:ilvl w:val="0"/>
           <w:numId w:val="5"/>
         </w:numPr>
-      </w:pPr>
-      <w:r>
-        <w:t>Portray and Create the ISL alphabet</w:t>
+        <w:rPr>
+          <w:b/>
+          <w:bCs/>
+        </w:rPr>
+      </w:pPr>
+      <w:r>
+        <w:rPr>
+          <w:b/>
+          <w:bCs/>
+        </w:rPr>
+        <w:t xml:space="preserve">Real-Hand Tracking &amp; Feedback – </w:t>
+      </w:r>
+      <w:r>
+        <w:t>The system tracks hand movements and provides immediate visual feedback to guide users and correct errors.</w:t>
       </w:r>
     </w:p>
     <w:p>
@@ -7691,12 +8826,20 @@
           <w:ilvl w:val="0"/>
           <w:numId w:val="5"/>
         </w:numPr>
-      </w:pPr>
-      <w:r>
-        <w:t>Create a learning space</w:t>
-      </w:r>
-      <w:r>
-        <w:t xml:space="preserve"> for learning the letters of the ISL Alphabet</w:t>
+        <w:rPr>
+          <w:b/>
+          <w:bCs/>
+        </w:rPr>
+      </w:pPr>
+      <w:r>
+        <w:rPr>
+          <w:b/>
+          <w:bCs/>
+        </w:rPr>
+        <w:t xml:space="preserve">Progress Assessment – </w:t>
+      </w:r>
+      <w:r>
+        <w:t>Users can test their knowledge and review feedback to evaluate learning and identify areas of improvement</w:t>
       </w:r>
     </w:p>
     <w:p>
@@ -7706,9 +8849,20 @@
           <w:ilvl w:val="0"/>
           <w:numId w:val="5"/>
         </w:numPr>
-      </w:pPr>
-      <w:r>
-        <w:t>Develop a testing/assessment section</w:t>
+        <w:rPr>
+          <w:b/>
+          <w:bCs/>
+        </w:rPr>
+      </w:pPr>
+      <w:r>
+        <w:rPr>
+          <w:b/>
+          <w:bCs/>
+        </w:rPr>
+        <w:t xml:space="preserve">Intuitive VR Interface – </w:t>
+      </w:r>
+      <w:r>
+        <w:t>The application is designed for the Meta Quest 3/3S headset, ensuring a comfortable and accessible user experience</w:t>
       </w:r>
     </w:p>
     <w:p>
@@ -7718,9 +8872,35 @@
           <w:ilvl w:val="0"/>
           <w:numId w:val="5"/>
         </w:numPr>
-      </w:pPr>
-      <w:r>
-        <w:t xml:space="preserve">Allow users to revisit and practice previously learned content as needed. </w:t>
+        <w:rPr>
+          <w:b/>
+          <w:bCs/>
+        </w:rPr>
+      </w:pPr>
+      <w:r>
+        <w:rPr>
+          <w:b/>
+          <w:bCs/>
+        </w:rPr>
+        <w:t xml:space="preserve">Single-User Mode – </w:t>
+      </w:r>
+      <w:r>
+        <w:t>The learning experience is focused on individual progress, with users able to repeat modules and revisit lessons as needed.</w:t>
+      </w:r>
+    </w:p>
+    <w:p>
+      <w:pPr>
+        <w:rPr>
+          <w:b/>
+          <w:bCs/>
+        </w:rPr>
+      </w:pPr>
+      <w:r>
+        <w:rPr>
+          <w:b/>
+          <w:bCs/>
+        </w:rPr>
+        <w:t>Out of Scope:</w:t>
       </w:r>
     </w:p>
     <w:p>
@@ -7732,7 +8912,48 @@
         </w:numPr>
       </w:pPr>
       <w:r>
-        <w:t>Gather user feedback to refine usability and overall learning experience</w:t>
+        <w:t xml:space="preserve">Support for other VR platforms </w:t>
+      </w:r>
+    </w:p>
+    <w:p>
+      <w:pPr>
+        <w:pStyle w:val="ListParagraph"/>
+        <w:numPr>
+          <w:ilvl w:val="0"/>
+          <w:numId w:val="5"/>
+        </w:numPr>
+      </w:pPr>
+      <w:r>
+        <w:t xml:space="preserve">Learning beyond the ISL alphabet, such as words or sentences </w:t>
+      </w:r>
+    </w:p>
+    <w:p>
+      <w:pPr>
+        <w:pStyle w:val="ListParagraph"/>
+        <w:numPr>
+          <w:ilvl w:val="0"/>
+          <w:numId w:val="5"/>
+        </w:numPr>
+      </w:pPr>
+      <w:r>
+        <w:t xml:space="preserve">Multi-user or collaborative features </w:t>
+      </w:r>
+    </w:p>
+    <w:p>
+      <w:pPr>
+        <w:pStyle w:val="ListParagraph"/>
+        <w:numPr>
+          <w:ilvl w:val="0"/>
+          <w:numId w:val="5"/>
+        </w:numPr>
+      </w:pPr>
+      <w:r>
+        <w:t>Advanced tracking improvements or AI-based recognition</w:t>
+      </w:r>
+    </w:p>
+    <w:p>
+      <w:r>
+        <w:t>While some of these features were considered, they were not included due to time and technical constraints. This reflects a decision to focus on building a smaller, working prototype instead of a more ambitious system that might not be completed.</w:t>
       </w:r>
     </w:p>
     <w:p/>
@@ -7744,32 +8965,16 @@
           <w:numId w:val="1"/>
         </w:numPr>
       </w:pPr>
-      <w:bookmarkStart w:id="7" w:name="_Toc227099412"/>
-      <w:r>
-        <w:t>Project Scope</w:t>
-      </w:r>
-      <w:bookmarkEnd w:id="7"/>
+      <w:bookmarkStart w:id="8" w:name="_Toc227150790"/>
+      <w:r>
+        <w:t>Thesis Roadmap</w:t>
+      </w:r>
+      <w:bookmarkEnd w:id="8"/>
     </w:p>
     <w:p/>
     <w:p>
       <w:r>
-        <w:t>The project scope focuses on the VR application. It clarifies the specific features and deliverables that will be developed, as well as what falls outside the project’s responsibilities. By setting clear limits, the project scope ensures that work remains targeted, achievable within available resources and time, and helps manage expectations for stakeholders and users.</w:t>
-      </w:r>
-    </w:p>
-    <w:p>
-      <w:pPr>
-        <w:rPr>
-          <w:b/>
-          <w:bCs/>
-        </w:rPr>
-      </w:pPr>
-      <w:r>
-        <w:rPr>
-          <w:b/>
-          <w:bCs/>
-        </w:rPr>
-        <w:lastRenderedPageBreak/>
-        <w:t>In Scope:</w:t>
+        <w:t>This report is structured to provide a comprehensive overview of my project Sign &amp; Spell VR. The following chapters are included:</w:t>
       </w:r>
     </w:p>
     <w:p>
@@ -7779,35 +8984,17 @@
           <w:ilvl w:val="0"/>
           <w:numId w:val="5"/>
         </w:numPr>
+      </w:pPr>
+      <w:r>
         <w:rPr>
           <w:b/>
           <w:bCs/>
         </w:rPr>
-      </w:pPr>
-      <w:r>
-        <w:rPr>
-          <w:b/>
-          <w:bCs/>
-        </w:rPr>
-        <w:t xml:space="preserve">ISL Learning Modules – </w:t>
-      </w:r>
-      <w:r>
-        <w:t>Users</w:t>
-      </w:r>
-      <w:r>
-        <w:t xml:space="preserve"> learn about the ISL alphabet,</w:t>
-      </w:r>
-      <w:r>
-        <w:t xml:space="preserve"> practice the ISL alphabet</w:t>
-      </w:r>
-      <w:r>
-        <w:t>, and can test themselves in</w:t>
-      </w:r>
-      <w:r>
-        <w:t xml:space="preserve"> an interactive VR Environment</w:t>
-      </w:r>
-      <w:r>
-        <w:t>.</w:t>
+        <w:lastRenderedPageBreak/>
+        <w:t>Literature Review</w:t>
+      </w:r>
+      <w:r>
+        <w:t xml:space="preserve"> – This chapter will explore existing solutions, relevant technologies, and related research, providing an evaluation that informs the project direction. </w:t>
       </w:r>
     </w:p>
     <w:p>
@@ -7817,20 +9004,16 @@
           <w:ilvl w:val="0"/>
           <w:numId w:val="5"/>
         </w:numPr>
+      </w:pPr>
+      <w:r>
         <w:rPr>
           <w:b/>
           <w:bCs/>
         </w:rPr>
-      </w:pPr>
-      <w:r>
-        <w:rPr>
-          <w:b/>
-          <w:bCs/>
-        </w:rPr>
-        <w:t xml:space="preserve">Real-Hand Tracking &amp; Feedback – </w:t>
-      </w:r>
-      <w:r>
-        <w:t>The system tracks hand movements and provides immediate visual feedback to guide users and correct errors.</w:t>
+        <w:t>System Analysis</w:t>
+      </w:r>
+      <w:r>
+        <w:t xml:space="preserve"> – This chapter will outline the system requirements, including gathering and analysing user needs, and specifying system objectives</w:t>
       </w:r>
     </w:p>
     <w:p>
@@ -7840,20 +9023,22 @@
           <w:ilvl w:val="0"/>
           <w:numId w:val="5"/>
         </w:numPr>
+      </w:pPr>
+      <w:r>
         <w:rPr>
           <w:b/>
           <w:bCs/>
         </w:rPr>
-      </w:pPr>
-      <w:r>
-        <w:rPr>
-          <w:b/>
-          <w:bCs/>
-        </w:rPr>
-        <w:t xml:space="preserve">Progress Assessment – </w:t>
-      </w:r>
-      <w:r>
-        <w:t>Users can test their knowledge and review feedback to evaluate learning and identify areas of improvement</w:t>
+        <w:t>System Design</w:t>
+      </w:r>
+      <w:r>
+        <w:t xml:space="preserve"> – In this chapter, </w:t>
+      </w:r>
+      <w:r>
+        <w:t xml:space="preserve">it will be </w:t>
+      </w:r>
+      <w:r>
+        <w:t xml:space="preserve">about the selected software development methodology, system architecture, and user interface design. </w:t>
       </w:r>
     </w:p>
     <w:p>
@@ -7863,20 +9048,16 @@
           <w:ilvl w:val="0"/>
           <w:numId w:val="5"/>
         </w:numPr>
+      </w:pPr>
+      <w:r>
         <w:rPr>
           <w:b/>
           <w:bCs/>
         </w:rPr>
-      </w:pPr>
-      <w:r>
-        <w:rPr>
-          <w:b/>
-          <w:bCs/>
-        </w:rPr>
-        <w:t xml:space="preserve">Intuitive VR Interface – </w:t>
-      </w:r>
-      <w:r>
-        <w:t>The application is designed for the Meta Quest 3/3S headset, ensuring a comfortable and accessible user experience</w:t>
+        <w:t>Testing and Evaluation</w:t>
+      </w:r>
+      <w:r>
+        <w:t xml:space="preserve"> – This chapter will cover the testing strategies used, user evaluation, and results that assess the system’s usability and effectiveness. </w:t>
       </w:r>
     </w:p>
     <w:p>
@@ -7886,159 +9067,6 @@
           <w:ilvl w:val="0"/>
           <w:numId w:val="5"/>
         </w:numPr>
-        <w:rPr>
-          <w:b/>
-          <w:bCs/>
-        </w:rPr>
-      </w:pPr>
-      <w:r>
-        <w:rPr>
-          <w:b/>
-          <w:bCs/>
-        </w:rPr>
-        <w:t xml:space="preserve">Single-User Mode – </w:t>
-      </w:r>
-      <w:r>
-        <w:t>The learning experience is focused on individual progress, with users able to repeat modules and revisit lessons as needed.</w:t>
-      </w:r>
-    </w:p>
-    <w:p>
-      <w:pPr>
-        <w:rPr>
-          <w:b/>
-          <w:bCs/>
-        </w:rPr>
-      </w:pPr>
-      <w:r>
-        <w:rPr>
-          <w:b/>
-          <w:bCs/>
-        </w:rPr>
-        <w:t>Out of Scope:</w:t>
-      </w:r>
-    </w:p>
-    <w:p>
-      <w:pPr>
-        <w:pStyle w:val="ListParagraph"/>
-        <w:numPr>
-          <w:ilvl w:val="0"/>
-          <w:numId w:val="6"/>
-        </w:numPr>
-      </w:pPr>
-      <w:r>
-        <w:t>Development for VR platforms other than Meta Quest 3/3S</w:t>
-      </w:r>
-    </w:p>
-    <w:p/>
-    <w:p>
-      <w:pPr>
-        <w:pStyle w:val="Heading2"/>
-        <w:numPr>
-          <w:ilvl w:val="1"/>
-          <w:numId w:val="1"/>
-        </w:numPr>
-      </w:pPr>
-      <w:bookmarkStart w:id="8" w:name="_Toc227099413"/>
-      <w:r>
-        <w:t>Thesis Roadmap</w:t>
-      </w:r>
-      <w:bookmarkEnd w:id="8"/>
-    </w:p>
-    <w:p/>
-    <w:p>
-      <w:r>
-        <w:t>This report is structured to provide a comprehensive overview of my project Sign &amp; Spell VR. The following chapters are included:</w:t>
-      </w:r>
-    </w:p>
-    <w:p>
-      <w:pPr>
-        <w:pStyle w:val="ListParagraph"/>
-        <w:numPr>
-          <w:ilvl w:val="0"/>
-          <w:numId w:val="5"/>
-        </w:numPr>
-      </w:pPr>
-      <w:r>
-        <w:rPr>
-          <w:b/>
-          <w:bCs/>
-        </w:rPr>
-        <w:t>Literature Review</w:t>
-      </w:r>
-      <w:r>
-        <w:t xml:space="preserve"> – This chapter will explore existing solutions, relevant technologies, and related research, providing an evaluation that informs the project direction. </w:t>
-      </w:r>
-    </w:p>
-    <w:p>
-      <w:pPr>
-        <w:pStyle w:val="ListParagraph"/>
-        <w:numPr>
-          <w:ilvl w:val="0"/>
-          <w:numId w:val="5"/>
-        </w:numPr>
-      </w:pPr>
-      <w:r>
-        <w:rPr>
-          <w:b/>
-          <w:bCs/>
-        </w:rPr>
-        <w:t>System Analysis</w:t>
-      </w:r>
-      <w:r>
-        <w:t xml:space="preserve"> – This chapter will outline the system requirements, including gathering and analysing user needs, and specifying system objectives</w:t>
-      </w:r>
-    </w:p>
-    <w:p>
-      <w:pPr>
-        <w:pStyle w:val="ListParagraph"/>
-        <w:numPr>
-          <w:ilvl w:val="0"/>
-          <w:numId w:val="5"/>
-        </w:numPr>
-      </w:pPr>
-      <w:r>
-        <w:rPr>
-          <w:b/>
-          <w:bCs/>
-        </w:rPr>
-        <w:t>System Design</w:t>
-      </w:r>
-      <w:r>
-        <w:t xml:space="preserve"> – In this chapter, </w:t>
-      </w:r>
-      <w:r>
-        <w:t xml:space="preserve">it will be </w:t>
-      </w:r>
-      <w:r>
-        <w:t xml:space="preserve">about the selected software development methodology, system architecture, and user interface design. </w:t>
-      </w:r>
-    </w:p>
-    <w:p>
-      <w:pPr>
-        <w:pStyle w:val="ListParagraph"/>
-        <w:numPr>
-          <w:ilvl w:val="0"/>
-          <w:numId w:val="5"/>
-        </w:numPr>
-      </w:pPr>
-      <w:r>
-        <w:rPr>
-          <w:b/>
-          <w:bCs/>
-        </w:rPr>
-        <w:t>Testing and Evaluation</w:t>
-      </w:r>
-      <w:r>
-        <w:t xml:space="preserve"> – This chapter will cover the testing strategies used, user evaluation, and results that assess the system’s usability and effectiveness. </w:t>
-      </w:r>
-    </w:p>
-    <w:p>
-      <w:pPr>
-        <w:pStyle w:val="ListParagraph"/>
-        <w:numPr>
-          <w:ilvl w:val="0"/>
-          <w:numId w:val="5"/>
-        </w:numPr>
       </w:pPr>
       <w:r>
         <w:rPr>
@@ -8068,7 +9096,7 @@
       <w:pPr>
         <w:pStyle w:val="Heading1"/>
       </w:pPr>
-      <w:bookmarkStart w:id="9" w:name="_Toc227099414"/>
+      <w:bookmarkStart w:id="9" w:name="_Toc227150791"/>
       <w:r>
         <w:lastRenderedPageBreak/>
         <w:t xml:space="preserve">2. </w:t>
@@ -8083,7 +9111,7 @@
       <w:pPr>
         <w:pStyle w:val="Heading2"/>
       </w:pPr>
-      <w:bookmarkStart w:id="10" w:name="_Toc227099415"/>
+      <w:bookmarkStart w:id="10" w:name="_Toc227150792"/>
       <w:r>
         <w:t>2.1. Introduction</w:t>
       </w:r>
@@ -8100,40 +9128,48 @@
       <w:pPr>
         <w:pStyle w:val="Heading2"/>
       </w:pPr>
-      <w:bookmarkStart w:id="11" w:name="_Toc227099416"/>
-      <w:bookmarkStart w:id="12" w:name="_Toc21975767"/>
+      <w:bookmarkStart w:id="11" w:name="_Toc21975767"/>
+      <w:bookmarkStart w:id="12" w:name="_Toc227150793"/>
       <w:r>
         <w:t xml:space="preserve">2.2. </w:t>
       </w:r>
       <w:r>
         <w:t>Alternative Existing Solutions</w:t>
       </w:r>
+      <w:bookmarkEnd w:id="12"/>
+      <w:r>
+        <w:t xml:space="preserve"> </w:t>
+      </w:r>
       <w:bookmarkEnd w:id="11"/>
+    </w:p>
+    <w:p>
+      <w:pPr>
+        <w:pStyle w:val="Heading2"/>
+      </w:pPr>
+    </w:p>
+    <w:p>
+      <w:r>
+        <w:t xml:space="preserve">Software you’ve </w:t>
+      </w:r>
+      <w:proofErr w:type="gramStart"/>
+      <w:r>
+        <w:t>looked into</w:t>
+      </w:r>
+      <w:proofErr w:type="gramEnd"/>
       <w:r>
         <w:t xml:space="preserve"> </w:t>
       </w:r>
-      <w:bookmarkEnd w:id="12"/>
-    </w:p>
+      <w:r>
+        <w:t>(EXISTING APPS)</w:t>
+      </w:r>
+    </w:p>
+    <w:p/>
     <w:p>
       <w:pPr>
         <w:pStyle w:val="Heading2"/>
       </w:pPr>
-    </w:p>
-    <w:p>
-      <w:r>
-        <w:t xml:space="preserve">Software you’ve looked into </w:t>
-      </w:r>
-      <w:r>
-        <w:t>(EXISTING APPS)</w:t>
-      </w:r>
-    </w:p>
-    <w:p/>
-    <w:p>
-      <w:pPr>
-        <w:pStyle w:val="Heading2"/>
-      </w:pPr>
       <w:bookmarkStart w:id="13" w:name="_Toc21975768"/>
-      <w:bookmarkStart w:id="14" w:name="_Toc227099417"/>
+      <w:bookmarkStart w:id="14" w:name="_Toc227150794"/>
       <w:r>
         <w:t xml:space="preserve">2.3. Technologies </w:t>
       </w:r>
@@ -8170,7 +9206,7 @@
           <w:color w:val="2E74B5" w:themeColor="accent1" w:themeShade="BF"/>
         </w:rPr>
       </w:pPr>
-      <w:bookmarkStart w:id="15" w:name="_Toc227099418"/>
+      <w:bookmarkStart w:id="15" w:name="_Toc227150795"/>
       <w:r>
         <w:rPr>
           <w:color w:val="2E74B5" w:themeColor="accent1" w:themeShade="BF"/>
@@ -8284,7 +9320,7 @@
           <w:color w:val="2E74B5" w:themeColor="accent1" w:themeShade="BF"/>
         </w:rPr>
       </w:pPr>
-      <w:bookmarkStart w:id="16" w:name="_Toc227099419"/>
+      <w:bookmarkStart w:id="16" w:name="_Toc227150796"/>
       <w:r>
         <w:rPr>
           <w:color w:val="2E74B5" w:themeColor="accent1" w:themeShade="BF"/>
@@ -8326,7 +9362,7 @@
           <w:noProof/>
         </w:rPr>
         <w:drawing>
-          <wp:inline distT="0" distB="0" distL="0" distR="0" wp14:anchorId="6669D8C8" wp14:editId="446F9F8B">
+          <wp:inline distT="0" distB="0" distL="0" distR="0" wp14:anchorId="6669D8C8" wp14:editId="1BCBB75B">
             <wp:extent cx="4269920" cy="2401948"/>
             <wp:effectExtent l="0" t="0" r="0" b="0"/>
             <wp:docPr id="908490835" name="Picture 11" descr="Движок Godot получил новый плагин поддержки OpenXR | Голографика"/>
@@ -8424,7 +9460,7 @@
           <w:color w:val="2E74B5" w:themeColor="accent1" w:themeShade="BF"/>
         </w:rPr>
       </w:pPr>
-      <w:bookmarkStart w:id="17" w:name="_Toc227099420"/>
+      <w:bookmarkStart w:id="17" w:name="_Toc227150797"/>
       <w:r>
         <w:rPr>
           <w:color w:val="2E74B5" w:themeColor="accent1" w:themeShade="BF"/>
@@ -8460,7 +9496,15 @@
       </w:r>
       <w:proofErr w:type="spellEnd"/>
       <w:r>
-        <w:t xml:space="preserve"> has a syntax similar to Python, which makes it easier to learn and read, especially for developers with some prior Python experience. Alternative languages such as C# are supported, but they typically require more configuration and are less tightly integrated into the engine’s workflow.</w:t>
+        <w:t xml:space="preserve"> has a syntax </w:t>
+      </w:r>
+      <w:proofErr w:type="gramStart"/>
+      <w:r>
+        <w:t>similar to</w:t>
+      </w:r>
+      <w:proofErr w:type="gramEnd"/>
+      <w:r>
+        <w:t xml:space="preserve"> Python, which makes it easier to learn and read, especially for developers with some prior Python experience. Alternative languages such as C# are supported, but they typically require more configuration and are less tightly integrated into the engine’s workflow.</w:t>
       </w:r>
     </w:p>
     <w:p>
@@ -8483,7 +9527,7 @@
           <w:color w:val="2E74B5" w:themeColor="accent1" w:themeShade="BF"/>
         </w:rPr>
       </w:pPr>
-      <w:bookmarkStart w:id="18" w:name="_Toc227099421"/>
+      <w:bookmarkStart w:id="18" w:name="_Toc227150798"/>
       <w:r>
         <w:rPr>
           <w:color w:val="2E74B5" w:themeColor="accent1" w:themeShade="BF"/>
@@ -8546,7 +9590,7 @@
           <w:color w:val="2E74B5" w:themeColor="accent1" w:themeShade="BF"/>
         </w:rPr>
       </w:pPr>
-      <w:bookmarkStart w:id="19" w:name="_Toc227099422"/>
+      <w:bookmarkStart w:id="19" w:name="_Toc227150799"/>
       <w:r>
         <w:rPr>
           <w:color w:val="2E74B5" w:themeColor="accent1" w:themeShade="BF"/>
@@ -8657,7 +9701,7 @@
           <w:color w:val="2E74B5" w:themeColor="accent1" w:themeShade="BF"/>
         </w:rPr>
       </w:pPr>
-      <w:bookmarkStart w:id="20" w:name="_Toc227099423"/>
+      <w:bookmarkStart w:id="20" w:name="_Toc227150800"/>
       <w:r>
         <w:rPr>
           <w:color w:val="2E74B5" w:themeColor="accent1" w:themeShade="BF"/>
@@ -8675,7 +9719,7 @@
           <w:iCs w:val="0"/>
         </w:rPr>
       </w:pPr>
-      <w:bookmarkStart w:id="21" w:name="_Toc227099424"/>
+      <w:bookmarkStart w:id="21" w:name="_Toc227150801"/>
       <w:r>
         <w:rPr>
           <w:i w:val="0"/>
@@ -8738,7 +9782,7 @@
           <w:iCs w:val="0"/>
         </w:rPr>
       </w:pPr>
-      <w:bookmarkStart w:id="22" w:name="_Toc227099425"/>
+      <w:bookmarkStart w:id="22" w:name="_Toc227150802"/>
       <w:r>
         <w:rPr>
           <w:i w:val="0"/>
@@ -8771,8 +9815,8 @@
       <w:pPr>
         <w:pStyle w:val="Heading2"/>
       </w:pPr>
-      <w:bookmarkStart w:id="23" w:name="_Toc227099426"/>
-      <w:bookmarkStart w:id="24" w:name="_Toc21975769"/>
+      <w:bookmarkStart w:id="23" w:name="_Toc21975769"/>
+      <w:bookmarkStart w:id="24" w:name="_Toc227150803"/>
       <w:r>
         <w:t xml:space="preserve">2.4. Other </w:t>
       </w:r>
@@ -8782,11 +9826,11 @@
       <w:r>
         <w:t>Research</w:t>
       </w:r>
+      <w:bookmarkEnd w:id="24"/>
+      <w:r>
+        <w:t xml:space="preserve"> </w:t>
+      </w:r>
       <w:bookmarkEnd w:id="23"/>
-      <w:r>
-        <w:t xml:space="preserve"> </w:t>
-      </w:r>
-      <w:bookmarkEnd w:id="24"/>
     </w:p>
     <w:p>
       <w:pPr>
@@ -8807,7 +9851,7 @@
         <w:pStyle w:val="Heading2"/>
       </w:pPr>
       <w:bookmarkStart w:id="25" w:name="_Toc21975770"/>
-      <w:bookmarkStart w:id="26" w:name="_Toc227099427"/>
+      <w:bookmarkStart w:id="26" w:name="_Toc227150804"/>
       <w:r>
         <w:t>2.5. Existing Final Year Projects</w:t>
       </w:r>
@@ -8819,7 +9863,7 @@
       <w:pPr>
         <w:pStyle w:val="Heading3"/>
       </w:pPr>
-      <w:bookmarkStart w:id="27" w:name="_Toc227099428"/>
+      <w:bookmarkStart w:id="27" w:name="_Toc227150805"/>
       <w:r>
         <w:t xml:space="preserve">2.5.1 </w:t>
       </w:r>
@@ -8917,7 +9961,7 @@
       <w:pPr>
         <w:pStyle w:val="Heading3"/>
       </w:pPr>
-      <w:bookmarkStart w:id="28" w:name="_Toc227099429"/>
+      <w:bookmarkStart w:id="28" w:name="_Toc227150806"/>
       <w:r>
         <w:t xml:space="preserve">2.5.2 </w:t>
       </w:r>
@@ -9027,7 +10071,7 @@
         <w:pStyle w:val="Heading2"/>
       </w:pPr>
       <w:bookmarkStart w:id="29" w:name="_Toc21975771"/>
-      <w:bookmarkStart w:id="30" w:name="_Toc227099430"/>
+      <w:bookmarkStart w:id="30" w:name="_Toc227150807"/>
       <w:r>
         <w:t>2.6. Conclusions</w:t>
       </w:r>
@@ -9046,7 +10090,7 @@
         <w:pStyle w:val="Heading1"/>
       </w:pPr>
       <w:bookmarkStart w:id="31" w:name="_Toc212189663"/>
-      <w:bookmarkStart w:id="32" w:name="_Toc227099431"/>
+      <w:bookmarkStart w:id="32" w:name="_Toc227150808"/>
       <w:r>
         <w:lastRenderedPageBreak/>
         <w:t>3. System Analysis</w:t>
@@ -9060,7 +10104,7 @@
         <w:pStyle w:val="Heading2"/>
       </w:pPr>
       <w:bookmarkStart w:id="33" w:name="_Toc212189664"/>
-      <w:bookmarkStart w:id="34" w:name="_Toc227099432"/>
+      <w:bookmarkStart w:id="34" w:name="_Toc227150809"/>
       <w:r>
         <w:t>3.1 System Overview</w:t>
       </w:r>
@@ -9075,7 +10119,7 @@
           <w:color w:val="2E74B5" w:themeColor="accent1" w:themeShade="BF"/>
         </w:rPr>
       </w:pPr>
-      <w:bookmarkStart w:id="35" w:name="_Toc227099433"/>
+      <w:bookmarkStart w:id="35" w:name="_Toc227150810"/>
       <w:r>
         <w:rPr>
           <w:color w:val="2E74B5" w:themeColor="accent1" w:themeShade="BF"/>
@@ -9112,7 +10156,7 @@
           <w:color w:val="2E74B5" w:themeColor="accent1" w:themeShade="BF"/>
         </w:rPr>
       </w:pPr>
-      <w:bookmarkStart w:id="36" w:name="_Toc227099434"/>
+      <w:bookmarkStart w:id="36" w:name="_Toc227150811"/>
       <w:r>
         <w:rPr>
           <w:color w:val="2E74B5" w:themeColor="accent1" w:themeShade="BF"/>
@@ -9144,7 +10188,7 @@
           <w:color w:val="2E74B5" w:themeColor="accent1" w:themeShade="BF"/>
         </w:rPr>
       </w:pPr>
-      <w:bookmarkStart w:id="37" w:name="_Toc227099435"/>
+      <w:bookmarkStart w:id="37" w:name="_Toc227150812"/>
       <w:r>
         <w:rPr>
           <w:color w:val="2E74B5" w:themeColor="accent1" w:themeShade="BF"/>
@@ -9166,7 +10210,15 @@
     </w:p>
     <w:p>
       <w:r>
-        <w:t>Navigation is handled through basic hand interactions rather than more complex gestures. While more advanced controls were considered, they were often unreliable or unintuitive during testing. Keeping interactions simple made the system easier to use, even if it limited the level of control available to the user.</w:t>
+        <w:t xml:space="preserve">Navigation is handled through basic hand interactions rather than more complex gestures. While more advanced controls were considered, they were often unreliable or unintuitive during testing. Keeping interactions </w:t>
+      </w:r>
+      <w:proofErr w:type="gramStart"/>
+      <w:r>
+        <w:t>simple</w:t>
+      </w:r>
+      <w:proofErr w:type="gramEnd"/>
+      <w:r>
+        <w:t xml:space="preserve"> made the system easier to use, even if it limited the level of control available to the user.</w:t>
       </w:r>
     </w:p>
     <w:p/>
@@ -9177,7 +10229,7 @@
           <w:color w:val="2E74B5" w:themeColor="accent1" w:themeShade="BF"/>
         </w:rPr>
       </w:pPr>
-      <w:bookmarkStart w:id="38" w:name="_Toc227099436"/>
+      <w:bookmarkStart w:id="38" w:name="_Toc227150813"/>
       <w:r>
         <w:rPr>
           <w:color w:val="2E74B5" w:themeColor="accent1" w:themeShade="BF"/>
@@ -9214,7 +10266,7 @@
           <w:color w:val="2E74B5" w:themeColor="accent1" w:themeShade="BF"/>
         </w:rPr>
       </w:pPr>
-      <w:bookmarkStart w:id="39" w:name="_Toc227099437"/>
+      <w:bookmarkStart w:id="39" w:name="_Toc227150814"/>
       <w:r>
         <w:rPr>
           <w:color w:val="2E74B5" w:themeColor="accent1" w:themeShade="BF"/>
@@ -9246,7 +10298,7 @@
           <w:color w:val="2E74B5" w:themeColor="accent1" w:themeShade="BF"/>
         </w:rPr>
       </w:pPr>
-      <w:bookmarkStart w:id="40" w:name="_Toc227099438"/>
+      <w:bookmarkStart w:id="40" w:name="_Toc227150815"/>
       <w:r>
         <w:rPr>
           <w:color w:val="2E74B5" w:themeColor="accent1" w:themeShade="BF"/>
@@ -9277,7 +10329,7 @@
         <w:pStyle w:val="Heading2"/>
       </w:pPr>
       <w:bookmarkStart w:id="41" w:name="_Toc212189665"/>
-      <w:bookmarkStart w:id="42" w:name="_Toc227099439"/>
+      <w:bookmarkStart w:id="42" w:name="_Toc227150816"/>
       <w:r>
         <w:t>3.2 Requirements Gathering</w:t>
       </w:r>
@@ -9292,7 +10344,7 @@
           <w:color w:val="2E74B5" w:themeColor="accent1" w:themeShade="BF"/>
         </w:rPr>
       </w:pPr>
-      <w:bookmarkStart w:id="43" w:name="_Toc227099440"/>
+      <w:bookmarkStart w:id="43" w:name="_Toc227150817"/>
       <w:r>
         <w:rPr>
           <w:color w:val="2E74B5" w:themeColor="accent1" w:themeShade="BF"/>
@@ -9320,7 +10372,7 @@
           <w:iCs w:val="0"/>
         </w:rPr>
       </w:pPr>
-      <w:bookmarkStart w:id="44" w:name="_Toc227099441"/>
+      <w:bookmarkStart w:id="44" w:name="_Toc227150818"/>
       <w:r>
         <w:rPr>
           <w:i w:val="0"/>
@@ -9355,11 +10407,19 @@
         </w:rPr>
         <w:br/>
       </w:r>
+      <w:proofErr w:type="spellStart"/>
       <w:r>
         <w:rPr>
           <w:rFonts w:cstheme="minorHAnsi"/>
         </w:rPr>
-        <w:t>Sophie is a college student who is interested in learning ISL but has no prior experience. She is also new to VR, which means that both the learning content and the technology itself can feel slightly intimidating at first. From her perspective, even simple interactions may not feel obvious straight away. As a result, she would expect the application to provide clear instructions, simple navigation, and immediate feedback when mistakes are made, so that she can understand what went wrong without feeling stuck.</w:t>
+        <w:t>Sophie</w:t>
+      </w:r>
+      <w:proofErr w:type="spellEnd"/>
+      <w:r>
+        <w:rPr>
+          <w:rFonts w:cstheme="minorHAnsi"/>
+        </w:rPr>
+        <w:t xml:space="preserve"> is a college student who is interested in learning ISL but has no prior experience. She is also new to VR, which means that both the learning content and the technology itself can feel slightly intimidating at first. From her perspective, even simple interactions may not feel obvious straight away. As a result, she would expect the application to provide clear instructions, simple navigation, and immediate feedback when mistakes are made, so that she can understand what went wrong without feeling stuck.</w:t>
       </w:r>
     </w:p>
     <w:p>
@@ -9384,7 +10444,7 @@
           <w:iCs w:val="0"/>
         </w:rPr>
       </w:pPr>
-      <w:bookmarkStart w:id="45" w:name="_Toc227099442"/>
+      <w:bookmarkStart w:id="45" w:name="_Toc227150819"/>
       <w:r>
         <w:rPr>
           <w:i w:val="0"/>
@@ -9428,11 +10488,19 @@
         </w:rPr>
         <w:br/>
       </w:r>
+      <w:proofErr w:type="spellStart"/>
       <w:r>
         <w:rPr>
           <w:rFonts w:cstheme="minorHAnsi"/>
         </w:rPr>
-        <w:t>Martin is an ISL instructor who teaches adult learners. He values tools that are straightforward to set up and do not require a high level of technical knowledge. His main concern is whether the application can support independent practice and reinforce what students have already learned in class, rather than replacing traditional teaching.</w:t>
+        <w:t>Martin</w:t>
+      </w:r>
+      <w:proofErr w:type="spellEnd"/>
+      <w:r>
+        <w:rPr>
+          <w:rFonts w:cstheme="minorHAnsi"/>
+        </w:rPr>
+        <w:t xml:space="preserve"> is an ISL instructor who teaches adult learners. He values tools that are straightforward to set up and do not require a high level of technical knowledge. His main concern is whether the application can support independent practice and reinforce what students have already learned in class, rather than replacing traditional teaching.</w:t>
       </w:r>
     </w:p>
     <w:p>
@@ -9457,7 +10525,7 @@
           <w:iCs w:val="0"/>
         </w:rPr>
       </w:pPr>
-      <w:bookmarkStart w:id="46" w:name="_Toc227099443"/>
+      <w:bookmarkStart w:id="46" w:name="_Toc227150820"/>
       <w:r>
         <w:rPr>
           <w:i w:val="0"/>
@@ -9518,11 +10586,19 @@
         </w:rPr>
         <w:br/>
       </w:r>
+      <w:proofErr w:type="spellStart"/>
       <w:r>
         <w:rPr>
           <w:rFonts w:cstheme="minorHAnsi"/>
         </w:rPr>
-        <w:t>Aisling is an ISL interpreter who supports the development of tools that improve accessibility but is cautious about how sign language is represented digitally. She is especially concerned about incorrect or oversimplified signs, as these could mislead learners or reduce trust in the system. From her perspective, learning tools should aim to reflect both the linguistic and cultural aspects of ISL as accurately as possible.</w:t>
+        <w:t>Aisling</w:t>
+      </w:r>
+      <w:proofErr w:type="spellEnd"/>
+      <w:r>
+        <w:rPr>
+          <w:rFonts w:cstheme="minorHAnsi"/>
+        </w:rPr>
+        <w:t xml:space="preserve"> is an ISL interpreter who supports the development of tools that improve accessibility but is cautious about how sign language is represented digitally. She is especially concerned about incorrect or oversimplified signs, as these could mislead learners or reduce trust in the system. From her perspective, learning tools should aim to reflect both the linguistic and cultural aspects of ISL as accurately as possible.</w:t>
       </w:r>
     </w:p>
     <w:p>
@@ -9571,7 +10647,7 @@
           <w:iCs w:val="0"/>
         </w:rPr>
       </w:pPr>
-      <w:bookmarkStart w:id="47" w:name="_Toc227099444"/>
+      <w:bookmarkStart w:id="47" w:name="_Toc227150821"/>
       <w:r>
         <w:rPr>
           <w:i w:val="0"/>
@@ -9650,7 +10726,7 @@
           <w:color w:val="2E74B5" w:themeColor="accent1" w:themeShade="BF"/>
         </w:rPr>
       </w:pPr>
-      <w:bookmarkStart w:id="48" w:name="_Toc227099445"/>
+      <w:bookmarkStart w:id="48" w:name="_Toc227150822"/>
       <w:r>
         <w:rPr>
           <w:rFonts w:cstheme="minorHAnsi"/>
@@ -9683,7 +10759,7 @@
           <w:color w:val="2E74B5" w:themeColor="accent1" w:themeShade="BF"/>
         </w:rPr>
       </w:pPr>
-      <w:bookmarkStart w:id="49" w:name="_Toc227099446"/>
+      <w:bookmarkStart w:id="49" w:name="_Toc227150823"/>
       <w:r>
         <w:rPr>
           <w:color w:val="2E74B5" w:themeColor="accent1" w:themeShade="BF"/>
@@ -9709,7 +10785,15 @@
         </w:numPr>
       </w:pPr>
       <w:r>
-        <w:t>The app should use Meta Quest 3 hand tracking so users don’t need controllers. This was chosen to make the experience feel more natural, although it can sometimes be less reliable.</w:t>
+        <w:t xml:space="preserve">The app should use Meta Quest 3 hand </w:t>
+      </w:r>
+      <w:proofErr w:type="gramStart"/>
+      <w:r>
+        <w:t>tracking</w:t>
+      </w:r>
+      <w:proofErr w:type="gramEnd"/>
+      <w:r>
+        <w:t xml:space="preserve"> so users don’t need controllers. This was chosen to make the experience feel more natural, although it can sometimes be less reliable.</w:t>
       </w:r>
     </w:p>
     <w:p>
@@ -9802,7 +10886,15 @@
         </w:numPr>
       </w:pPr>
       <w:r>
-        <w:t>Accessibility should be considered where possible, including support for beginners and left-handed users. Not all of this is fully implemented yet, but it was still kept in mind during development.</w:t>
+        <w:t xml:space="preserve">Accessibility should be considered where possible, including support for beginners and left-handed users. Not all of this is fully implemented yet, but it was </w:t>
+      </w:r>
+      <w:proofErr w:type="gramStart"/>
+      <w:r>
+        <w:t>still kept</w:t>
+      </w:r>
+      <w:proofErr w:type="gramEnd"/>
+      <w:r>
+        <w:t xml:space="preserve"> in mind during development.</w:t>
       </w:r>
     </w:p>
     <w:p>
@@ -9816,7 +10908,7 @@
         <w:pStyle w:val="Heading2"/>
       </w:pPr>
       <w:bookmarkStart w:id="50" w:name="_Toc212189666"/>
-      <w:bookmarkStart w:id="51" w:name="_Toc227099447"/>
+      <w:bookmarkStart w:id="51" w:name="_Toc227150824"/>
       <w:r>
         <w:t>3.3 Requirements Analysis</w:t>
       </w:r>
@@ -9831,7 +10923,7 @@
           <w:color w:val="2E74B5" w:themeColor="accent1" w:themeShade="BF"/>
         </w:rPr>
       </w:pPr>
-      <w:bookmarkStart w:id="52" w:name="_Toc227099448"/>
+      <w:bookmarkStart w:id="52" w:name="_Toc227150825"/>
       <w:r>
         <w:rPr>
           <w:color w:val="2E74B5" w:themeColor="accent1" w:themeShade="BF"/>
@@ -9842,7 +10934,15 @@
     </w:p>
     <w:p>
       <w:r>
-        <w:t>After the requirements were gathered, they were organised in a way that would keep the overall scope clear and manageable. The requirements were split into two main categories: functional and non-functional. Functional requirements focus on what the system actually does, such as recognising signs, providing feedback, or saving user progress. Non-functional requirements are more about how the system behaves overall, including aspects like performance, usability, and simplicity.</w:t>
+        <w:t xml:space="preserve">After the requirements were gathered, they were organised in a way that would keep the overall scope clear and manageable. The requirements were split into two main categories: functional and non-functional. Functional requirements focus on what the system </w:t>
+      </w:r>
+      <w:proofErr w:type="gramStart"/>
+      <w:r>
+        <w:t>actually does</w:t>
+      </w:r>
+      <w:proofErr w:type="gramEnd"/>
+      <w:r>
+        <w:t>, such as recognising signs, providing feedback, or saving user progress. Non-functional requirements are more about how the system behaves overall, including aspects like performance, usability, and simplicity.</w:t>
       </w:r>
     </w:p>
     <w:p>
@@ -10431,7 +11531,7 @@
       <w:pPr>
         <w:pStyle w:val="Heading3"/>
       </w:pPr>
-      <w:bookmarkStart w:id="53" w:name="_Toc227099449"/>
+      <w:bookmarkStart w:id="53" w:name="_Toc227150826"/>
       <w:r>
         <w:t>3.3.2 Prioritising Features</w:t>
       </w:r>
@@ -10439,7 +11539,15 @@
     </w:p>
     <w:p>
       <w:r>
-        <w:t>With several possible features identified, it became necessary to decide what should actually be implemented within the time available. The focus was placed on features that directly affect whether the system works or not, rather than those that simply improve the experience.</w:t>
+        <w:t xml:space="preserve">With several possible features identified, it became necessary to decide what should </w:t>
+      </w:r>
+      <w:proofErr w:type="gramStart"/>
+      <w:r>
+        <w:t>actually be</w:t>
+      </w:r>
+      <w:proofErr w:type="gramEnd"/>
+      <w:r>
+        <w:t xml:space="preserve"> implemented within the time available. The focus was placed on features that directly affect whether the system works or not, rather than those that simply improve the experience.</w:t>
       </w:r>
     </w:p>
     <w:p>
@@ -10519,7 +11627,7 @@
       <w:pPr>
         <w:pStyle w:val="Heading3"/>
       </w:pPr>
-      <w:bookmarkStart w:id="54" w:name="_Toc227099450"/>
+      <w:bookmarkStart w:id="54" w:name="_Toc227150827"/>
       <w:r>
         <w:t>3.3.4 Making an Initial System Model Use Case</w:t>
       </w:r>
@@ -10639,7 +11747,7 @@
       <w:pPr>
         <w:pStyle w:val="Heading3"/>
       </w:pPr>
-      <w:bookmarkStart w:id="55" w:name="_Toc227099451"/>
+      <w:bookmarkStart w:id="55" w:name="_Toc227150828"/>
       <w:r>
         <w:t>3.3.</w:t>
       </w:r>
@@ -10680,7 +11788,7 @@
         <w:pStyle w:val="Heading2"/>
       </w:pPr>
       <w:bookmarkStart w:id="56" w:name="_Toc212189667"/>
-      <w:bookmarkStart w:id="57" w:name="_Toc227099452"/>
+      <w:bookmarkStart w:id="57" w:name="_Toc227150829"/>
       <w:r>
         <w:t xml:space="preserve">3.4 </w:t>
       </w:r>
@@ -10700,7 +11808,7 @@
       <w:pPr>
         <w:pStyle w:val="Heading3"/>
       </w:pPr>
-      <w:bookmarkStart w:id="58" w:name="_Toc227099453"/>
+      <w:bookmarkStart w:id="58" w:name="_Toc227150830"/>
       <w:r>
         <w:t>3.4.1 Initial Functional Requirements</w:t>
       </w:r>
@@ -10714,7 +11822,15 @@
         </w:rPr>
       </w:pPr>
       <w:r>
-        <w:t>These requirements describe the main features that the application needs in order to function as a basic ISL learning tool:</w:t>
+        <w:t xml:space="preserve">These requirements describe the main features that the application needs </w:t>
+      </w:r>
+      <w:proofErr w:type="gramStart"/>
+      <w:r>
+        <w:t>in order to</w:t>
+      </w:r>
+      <w:proofErr w:type="gramEnd"/>
+      <w:r>
+        <w:t xml:space="preserve"> function as a basic ISL learning tool:</w:t>
       </w:r>
     </w:p>
     <w:p>
@@ -10753,7 +11869,21 @@
           <w:rFonts w:cstheme="minorHAnsi"/>
         </w:rPr>
         <w:lastRenderedPageBreak/>
-        <w:t xml:space="preserve">The system should recognise ISL signs and provide immediate feedback to the user. This allows learners to understand whether they performed a sign correctly, but depends heavily on how reliable the recognition system is. </w:t>
+        <w:t xml:space="preserve">The system should recognise ISL signs and provide immediate feedback to the user. This allows learners to understand whether they performed a sign </w:t>
+      </w:r>
+      <w:proofErr w:type="gramStart"/>
+      <w:r>
+        <w:rPr>
+          <w:rFonts w:cstheme="minorHAnsi"/>
+        </w:rPr>
+        <w:t>correctly, but</w:t>
+      </w:r>
+      <w:proofErr w:type="gramEnd"/>
+      <w:r>
+        <w:rPr>
+          <w:rFonts w:cstheme="minorHAnsi"/>
+        </w:rPr>
+        <w:t xml:space="preserve"> depends heavily on how reliable the recognition system is. </w:t>
       </w:r>
     </w:p>
     <w:p>
@@ -10858,7 +11988,7 @@
       <w:pPr>
         <w:pStyle w:val="Heading3"/>
       </w:pPr>
-      <w:bookmarkStart w:id="59" w:name="_Toc227099454"/>
+      <w:bookmarkStart w:id="59" w:name="_Toc227150831"/>
       <w:r>
         <w:t>3.4.2 Initial Non-Functional Requirements</w:t>
       </w:r>
@@ -10927,7 +12057,7 @@
       <w:pPr>
         <w:pStyle w:val="Heading3"/>
       </w:pPr>
-      <w:bookmarkStart w:id="60" w:name="_Toc227099455"/>
+      <w:bookmarkStart w:id="60" w:name="_Toc227150832"/>
       <w:r>
         <w:t>3.4.3 Initial System Architecture</w:t>
       </w:r>
@@ -10935,7 +12065,15 @@
     </w:p>
     <w:p>
       <w:r>
-        <w:t>Having a basic structure for how the system components interact helps make development more manageable. At this stage, the architecture is kept fairly simple and is mainly split into three core modules:</w:t>
+        <w:t xml:space="preserve">Having a basic structure for how the system components interact helps make development more manageable. At this stage, the architecture is kept </w:t>
+      </w:r>
+      <w:proofErr w:type="gramStart"/>
+      <w:r>
+        <w:t>fairly simple</w:t>
+      </w:r>
+      <w:proofErr w:type="gramEnd"/>
+      <w:r>
+        <w:t xml:space="preserve"> and is mainly split into three core modules:</w:t>
       </w:r>
     </w:p>
     <w:p>
@@ -11236,7 +12374,7 @@
       <w:pPr>
         <w:pStyle w:val="Heading3"/>
       </w:pPr>
-      <w:bookmarkStart w:id="61" w:name="_Toc227099456"/>
+      <w:bookmarkStart w:id="61" w:name="_Toc227150833"/>
       <w:r>
         <w:t>3.4.4 How it all works</w:t>
       </w:r>
@@ -11318,7 +12456,7 @@
         <w:pStyle w:val="Heading2"/>
       </w:pPr>
       <w:bookmarkStart w:id="62" w:name="_Toc212189669"/>
-      <w:bookmarkStart w:id="63" w:name="_Toc227099457"/>
+      <w:bookmarkStart w:id="63" w:name="_Toc227150834"/>
       <w:r>
         <w:t>3.</w:t>
       </w:r>
@@ -11384,7 +12522,7 @@
       <w:pPr>
         <w:pStyle w:val="Heading1"/>
       </w:pPr>
-      <w:bookmarkStart w:id="64" w:name="_Toc227099458"/>
+      <w:bookmarkStart w:id="64" w:name="_Toc227150835"/>
       <w:r>
         <w:lastRenderedPageBreak/>
         <w:t>4.</w:t>
@@ -11415,7 +12553,7 @@
         <w:pStyle w:val="Heading2"/>
       </w:pPr>
       <w:bookmarkStart w:id="65" w:name="_Toc21975773"/>
-      <w:bookmarkStart w:id="66" w:name="_Toc227099459"/>
+      <w:bookmarkStart w:id="66" w:name="_Toc227150836"/>
       <w:r>
         <w:t>4.</w:t>
       </w:r>
@@ -11429,7 +12567,7 @@
       <w:pPr>
         <w:pStyle w:val="Heading3"/>
       </w:pPr>
-      <w:bookmarkStart w:id="67" w:name="_Toc227099460"/>
+      <w:bookmarkStart w:id="67" w:name="_Toc227150837"/>
       <w:r>
         <w:t>4.1.1 Translating Requirements into Design</w:t>
       </w:r>
@@ -11442,7 +12580,15 @@
     </w:p>
     <w:p>
       <w:r>
-        <w:t>Rather than treating the requirements as fixed, they were used as a guide to shape design decisions throughout development. In some cases, this meant simplifying or adjusting features so that they could be realistically implemented within the given time. Because of this, the design reflects a balance between what was originally planned and what could actually be achieved in practice.</w:t>
+        <w:t xml:space="preserve">Rather than treating the requirements as fixed, they were used as a guide to shape design decisions throughout development. In some cases, this meant simplifying or adjusting features so that they could be realistically implemented within the given time. Because of this, the design reflects a balance between what was originally planned and what could </w:t>
+      </w:r>
+      <w:proofErr w:type="gramStart"/>
+      <w:r>
+        <w:t>actually be</w:t>
+      </w:r>
+      <w:proofErr w:type="gramEnd"/>
+      <w:r>
+        <w:t xml:space="preserve"> achieved in practice.</w:t>
       </w:r>
     </w:p>
     <w:p/>
@@ -11450,7 +12596,7 @@
       <w:pPr>
         <w:pStyle w:val="Heading3"/>
       </w:pPr>
-      <w:bookmarkStart w:id="68" w:name="_Toc227099461"/>
+      <w:bookmarkStart w:id="68" w:name="_Toc227150838"/>
       <w:r>
         <w:t>4.1.2 Design Principles and Goals</w:t>
       </w:r>
@@ -11482,7 +12628,7 @@
         <w:pStyle w:val="Heading2"/>
       </w:pPr>
       <w:bookmarkStart w:id="69" w:name="_Toc21975774"/>
-      <w:bookmarkStart w:id="70" w:name="_Toc227099462"/>
+      <w:bookmarkStart w:id="70" w:name="_Toc227150839"/>
       <w:r>
         <w:t>4.</w:t>
       </w:r>
@@ -11497,7 +12643,7 @@
       <w:pPr>
         <w:pStyle w:val="Heading3"/>
       </w:pPr>
-      <w:bookmarkStart w:id="71" w:name="_Toc227099463"/>
+      <w:bookmarkStart w:id="71" w:name="_Toc227150840"/>
       <w:r>
         <w:t>4.2.1 Incremental Model</w:t>
       </w:r>
@@ -11615,7 +12761,7 @@
       <w:pPr>
         <w:pStyle w:val="Heading3"/>
       </w:pPr>
-      <w:bookmarkStart w:id="72" w:name="_Toc227099464"/>
+      <w:bookmarkStart w:id="72" w:name="_Toc227150841"/>
       <w:r>
         <w:t>4.2.2 Advantages of Incremental Development for my Project</w:t>
       </w:r>
@@ -11646,7 +12792,7 @@
       <w:pPr>
         <w:pStyle w:val="Heading3"/>
       </w:pPr>
-      <w:bookmarkStart w:id="73" w:name="_Toc227099465"/>
+      <w:bookmarkStart w:id="73" w:name="_Toc227150842"/>
       <w:r>
         <w:t>4.2.3 Application Approach</w:t>
       </w:r>
@@ -11673,66 +12819,74 @@
       <w:pPr>
         <w:pStyle w:val="Heading3"/>
       </w:pPr>
+      <w:bookmarkStart w:id="74" w:name="_Toc227150843"/>
       <w:r>
         <w:t>4.2.4 Limitations of Methodology</w:t>
       </w:r>
+      <w:bookmarkEnd w:id="74"/>
     </w:p>
     <w:p/>
     <w:p>
       <w:pPr>
         <w:pStyle w:val="Heading2"/>
       </w:pPr>
-      <w:bookmarkStart w:id="74" w:name="_Toc227099466"/>
+      <w:bookmarkStart w:id="75" w:name="_Toc227150844"/>
       <w:r>
         <w:t>4.3 Project Planning</w:t>
       </w:r>
-      <w:bookmarkEnd w:id="74"/>
+      <w:bookmarkEnd w:id="75"/>
     </w:p>
     <w:p/>
     <w:p>
       <w:pPr>
         <w:pStyle w:val="Heading3"/>
       </w:pPr>
-      <w:bookmarkStart w:id="75" w:name="_Toc227099467"/>
+      <w:bookmarkStart w:id="76" w:name="_Toc227150845"/>
       <w:r>
         <w:t xml:space="preserve">4.3.1 </w:t>
       </w:r>
-      <w:bookmarkEnd w:id="75"/>
       <w:r>
         <w:t>Development Planning Approach</w:t>
       </w:r>
+      <w:bookmarkEnd w:id="76"/>
     </w:p>
     <w:p>
       <w:pPr>
         <w:pStyle w:val="Heading3"/>
       </w:pPr>
+      <w:bookmarkStart w:id="77" w:name="_Toc227150846"/>
       <w:r>
         <w:t>4.3.2 Project Schedule</w:t>
       </w:r>
+      <w:bookmarkEnd w:id="77"/>
     </w:p>
     <w:p>
       <w:pPr>
         <w:pStyle w:val="Heading3"/>
       </w:pPr>
+      <w:bookmarkStart w:id="78" w:name="_Toc227150847"/>
       <w:r>
         <w:t>4.3.3 Gantt Chart</w:t>
       </w:r>
+      <w:bookmarkEnd w:id="78"/>
     </w:p>
     <w:p>
       <w:pPr>
         <w:pStyle w:val="Heading3"/>
       </w:pPr>
+      <w:bookmarkStart w:id="79" w:name="_Toc227150848"/>
       <w:r>
         <w:t>4.3.4 Planning Constraints and Adjustments</w:t>
       </w:r>
+      <w:bookmarkEnd w:id="79"/>
     </w:p>
     <w:p/>
     <w:p>
       <w:pPr>
         <w:pStyle w:val="Heading2"/>
       </w:pPr>
-      <w:bookmarkStart w:id="76" w:name="_Toc21975775"/>
-      <w:bookmarkStart w:id="77" w:name="_Toc227099468"/>
+      <w:bookmarkStart w:id="80" w:name="_Toc21975775"/>
+      <w:bookmarkStart w:id="81" w:name="_Toc227150849"/>
       <w:r>
         <w:t>4.</w:t>
       </w:r>
@@ -11742,94 +12896,70 @@
       <w:r>
         <w:t xml:space="preserve"> Overview of System</w:t>
       </w:r>
-      <w:bookmarkEnd w:id="76"/>
-      <w:bookmarkEnd w:id="77"/>
+      <w:bookmarkEnd w:id="80"/>
+      <w:bookmarkEnd w:id="81"/>
     </w:p>
     <w:p/>
     <w:p>
       <w:pPr>
         <w:pStyle w:val="Heading3"/>
       </w:pPr>
+      <w:bookmarkStart w:id="82" w:name="_Toc227150850"/>
       <w:r>
         <w:t>4.4.1 Logical Architecture</w:t>
       </w:r>
+      <w:bookmarkEnd w:id="82"/>
     </w:p>
     <w:p>
       <w:pPr>
         <w:pStyle w:val="Heading3"/>
       </w:pPr>
-      <w:r>
-        <w:t>4.4.</w:t>
-      </w:r>
-      <w:r>
-        <w:t>2</w:t>
-      </w:r>
-      <w:r>
-        <w:t xml:space="preserve"> </w:t>
-      </w:r>
-      <w:r>
-        <w:t>Main System Module</w:t>
-      </w:r>
+      <w:bookmarkStart w:id="83" w:name="_Toc227150851"/>
+      <w:r>
+        <w:t>4.4.2 Main System Module</w:t>
+      </w:r>
+      <w:bookmarkEnd w:id="83"/>
     </w:p>
     <w:p>
       <w:pPr>
         <w:pStyle w:val="Heading3"/>
       </w:pPr>
-      <w:r>
-        <w:t>4.4.</w:t>
-      </w:r>
-      <w:r>
-        <w:t>3</w:t>
-      </w:r>
-      <w:r>
-        <w:t xml:space="preserve"> </w:t>
-      </w:r>
-      <w:r>
-        <w:t>Physical Architecture</w:t>
-      </w:r>
+      <w:bookmarkStart w:id="84" w:name="_Toc227150852"/>
+      <w:r>
+        <w:t>4.4.3 Physical Architecture</w:t>
+      </w:r>
+      <w:bookmarkEnd w:id="84"/>
     </w:p>
     <w:p>
       <w:pPr>
         <w:pStyle w:val="Heading3"/>
       </w:pPr>
-      <w:r>
-        <w:t>4.4.</w:t>
-      </w:r>
-      <w:r>
-        <w:t>4</w:t>
-      </w:r>
-      <w:r>
-        <w:t xml:space="preserve"> </w:t>
-      </w:r>
-      <w:r>
-        <w:t>Data Flow Between Modules</w:t>
-      </w:r>
+      <w:bookmarkStart w:id="85" w:name="_Toc227150853"/>
+      <w:r>
+        <w:t>4.4.4 Data Flow Between Modules</w:t>
+      </w:r>
+      <w:bookmarkEnd w:id="85"/>
     </w:p>
     <w:p>
       <w:pPr>
         <w:pStyle w:val="Heading3"/>
       </w:pPr>
-      <w:r>
-        <w:t>4.4.</w:t>
-      </w:r>
-      <w:r>
-        <w:t>5</w:t>
-      </w:r>
-      <w:r>
-        <w:t xml:space="preserve"> </w:t>
-      </w:r>
-      <w:r>
-        <w:t>Modular Design Benefits</w:t>
-      </w:r>
+      <w:bookmarkStart w:id="86" w:name="_Toc227150854"/>
+      <w:r>
+        <w:t>4.4.5 Modular Design Benefits</w:t>
+      </w:r>
+      <w:bookmarkEnd w:id="86"/>
     </w:p>
     <w:p/>
     <w:p>
       <w:pPr>
         <w:pStyle w:val="Heading2"/>
       </w:pPr>
+      <w:bookmarkStart w:id="87" w:name="_Toc227150855"/>
       <w:r>
         <w:t>4.5 User Interface Design</w:t>
       </w:r>
+      <w:bookmarkEnd w:id="87"/>
     </w:p>
     <w:p>
       <w:pPr>
@@ -11840,40 +12970,48 @@
       <w:pPr>
         <w:pStyle w:val="Heading3"/>
       </w:pPr>
+      <w:bookmarkStart w:id="88" w:name="_Toc227150856"/>
       <w:r>
         <w:t>4.5.1 UI Design Approach</w:t>
       </w:r>
+      <w:bookmarkEnd w:id="88"/>
     </w:p>
     <w:p>
       <w:pPr>
         <w:pStyle w:val="Heading3"/>
       </w:pPr>
+      <w:bookmarkStart w:id="89" w:name="_Toc227150857"/>
       <w:r>
         <w:t>4.5.2 Wireframes / Layout Designs</w:t>
       </w:r>
+      <w:bookmarkEnd w:id="89"/>
     </w:p>
     <w:p>
       <w:pPr>
         <w:pStyle w:val="Heading3"/>
       </w:pPr>
+      <w:bookmarkStart w:id="90" w:name="_Toc227150858"/>
       <w:r>
         <w:t>4.5.3 Interaction Design</w:t>
       </w:r>
+      <w:bookmarkEnd w:id="90"/>
     </w:p>
     <w:p>
       <w:pPr>
         <w:pStyle w:val="Heading3"/>
       </w:pPr>
+      <w:bookmarkStart w:id="91" w:name="_Toc227150859"/>
       <w:r>
         <w:t>4.5.4 UX Trade-Offs</w:t>
       </w:r>
+      <w:bookmarkEnd w:id="91"/>
     </w:p>
     <w:p/>
     <w:p>
       <w:pPr>
         <w:pStyle w:val="Heading2"/>
       </w:pPr>
-      <w:bookmarkStart w:id="78" w:name="_Toc227099469"/>
+      <w:bookmarkStart w:id="92" w:name="_Toc227150860"/>
       <w:r>
         <w:t>4.</w:t>
       </w:r>
@@ -11883,61 +13021,40 @@
       <w:r>
         <w:t xml:space="preserve"> Fulfilment of System Requirements</w:t>
       </w:r>
-      <w:bookmarkEnd w:id="78"/>
+      <w:bookmarkEnd w:id="92"/>
     </w:p>
     <w:p/>
     <w:p>
       <w:pPr>
         <w:pStyle w:val="Heading2"/>
       </w:pPr>
-      <w:r>
-        <w:t>4.</w:t>
-      </w:r>
-      <w:r>
-        <w:t>7</w:t>
-      </w:r>
-      <w:r>
-        <w:t xml:space="preserve"> </w:t>
-      </w:r>
-      <w:r>
-        <w:t>System Constraints and Limitations</w:t>
-      </w:r>
+      <w:bookmarkStart w:id="93" w:name="_Toc227150861"/>
+      <w:r>
+        <w:t>4.7 System Constraints and Limitations</w:t>
+      </w:r>
+      <w:bookmarkEnd w:id="93"/>
     </w:p>
     <w:p/>
     <w:p>
       <w:pPr>
         <w:pStyle w:val="Heading2"/>
       </w:pPr>
-      <w:r>
-        <w:t>4.</w:t>
-      </w:r>
-      <w:r>
-        <w:t>8</w:t>
-      </w:r>
-      <w:r>
-        <w:t xml:space="preserve"> </w:t>
-      </w:r>
-      <w:r>
-        <w:t>Experimental Approach</w:t>
-      </w:r>
+      <w:bookmarkStart w:id="94" w:name="_Toc227150862"/>
+      <w:r>
+        <w:t>4.8 Experimental Approach</w:t>
+      </w:r>
+      <w:bookmarkEnd w:id="94"/>
     </w:p>
     <w:p/>
     <w:p>
       <w:pPr>
         <w:pStyle w:val="Heading2"/>
       </w:pPr>
-      <w:r>
-        <w:t>4.</w:t>
-      </w:r>
-      <w:r>
-        <w:t>9</w:t>
-      </w:r>
-      <w:r>
-        <w:t xml:space="preserve"> </w:t>
-      </w:r>
-      <w:r>
-        <w:t>Conclusion</w:t>
-      </w:r>
+      <w:bookmarkStart w:id="95" w:name="_Toc227150863"/>
+      <w:r>
+        <w:t>4.9 Conclusion</w:t>
+      </w:r>
+      <w:bookmarkEnd w:id="95"/>
     </w:p>
     <w:p>
       <w:pPr>
@@ -11956,7 +13073,7 @@
       <w:pPr>
         <w:pStyle w:val="Heading1"/>
       </w:pPr>
-      <w:bookmarkStart w:id="79" w:name="_Toc227099472"/>
+      <w:bookmarkStart w:id="96" w:name="_Toc227150864"/>
       <w:r>
         <w:lastRenderedPageBreak/>
         <w:t>5.</w:t>
@@ -11973,42 +13090,42 @@
       <w:r>
         <w:t>velopment</w:t>
       </w:r>
-      <w:bookmarkEnd w:id="79"/>
+      <w:bookmarkEnd w:id="96"/>
     </w:p>
     <w:p/>
     <w:p>
       <w:pPr>
         <w:pStyle w:val="Heading2"/>
       </w:pPr>
-      <w:bookmarkStart w:id="80" w:name="_Toc227099473"/>
+      <w:bookmarkStart w:id="97" w:name="_Toc227150865"/>
       <w:r>
         <w:t>5.</w:t>
       </w:r>
       <w:r>
         <w:t>1. Introduction</w:t>
       </w:r>
-      <w:bookmarkEnd w:id="80"/>
+      <w:bookmarkEnd w:id="97"/>
     </w:p>
     <w:p/>
     <w:p>
       <w:pPr>
         <w:pStyle w:val="Heading2"/>
       </w:pPr>
-      <w:bookmarkStart w:id="81" w:name="_Toc227099474"/>
+      <w:bookmarkStart w:id="98" w:name="_Toc227150866"/>
       <w:r>
         <w:t>5.</w:t>
       </w:r>
       <w:r>
         <w:t>2. Software Development</w:t>
       </w:r>
-      <w:bookmarkEnd w:id="81"/>
+      <w:bookmarkEnd w:id="98"/>
     </w:p>
     <w:p/>
     <w:p>
       <w:pPr>
         <w:pStyle w:val="Heading2"/>
       </w:pPr>
-      <w:bookmarkStart w:id="82" w:name="_Toc227099475"/>
+      <w:bookmarkStart w:id="99" w:name="_Toc227150867"/>
       <w:r>
         <w:t>5.</w:t>
       </w:r>
@@ -12024,14 +13141,14 @@
       <w:r>
         <w:t xml:space="preserve"> as needed</w:t>
       </w:r>
-      <w:bookmarkEnd w:id="82"/>
+      <w:bookmarkEnd w:id="99"/>
     </w:p>
     <w:p/>
     <w:p>
       <w:pPr>
         <w:pStyle w:val="Heading2"/>
       </w:pPr>
-      <w:bookmarkStart w:id="83" w:name="_Toc227099476"/>
+      <w:bookmarkStart w:id="100" w:name="_Toc227150868"/>
       <w:r>
         <w:t>5.</w:t>
       </w:r>
@@ -12041,7 +13158,7 @@
       <w:r>
         <w:t>. Conclusions</w:t>
       </w:r>
-      <w:bookmarkEnd w:id="83"/>
+      <w:bookmarkEnd w:id="100"/>
     </w:p>
     <w:p/>
     <w:p>
@@ -12061,7 +13178,7 @@
       <w:pPr>
         <w:pStyle w:val="Heading1"/>
       </w:pPr>
-      <w:bookmarkStart w:id="84" w:name="_Toc227099477"/>
+      <w:bookmarkStart w:id="101" w:name="_Toc227150869"/>
       <w:r>
         <w:lastRenderedPageBreak/>
         <w:t>6.</w:t>
@@ -12075,7 +13192,7 @@
       <w:r>
         <w:t>Evaluation</w:t>
       </w:r>
-      <w:bookmarkEnd w:id="84"/>
+      <w:bookmarkEnd w:id="101"/>
     </w:p>
     <w:p/>
     <w:p/>
@@ -12084,14 +13201,14 @@
       <w:pPr>
         <w:pStyle w:val="Heading2"/>
       </w:pPr>
-      <w:bookmarkStart w:id="85" w:name="_Toc227099478"/>
+      <w:bookmarkStart w:id="102" w:name="_Toc227150870"/>
       <w:r>
         <w:t>6.</w:t>
       </w:r>
       <w:r>
         <w:t>1. Introduction</w:t>
       </w:r>
-      <w:bookmarkEnd w:id="85"/>
+      <w:bookmarkEnd w:id="102"/>
     </w:p>
     <w:p/>
     <w:p/>
@@ -12099,16 +13216,16 @@
       <w:pPr>
         <w:pStyle w:val="Heading2"/>
       </w:pPr>
-      <w:bookmarkStart w:id="86" w:name="_Toc21975789"/>
-      <w:bookmarkStart w:id="87" w:name="_Toc227099479"/>
+      <w:bookmarkStart w:id="103" w:name="_Toc21975789"/>
+      <w:bookmarkStart w:id="104" w:name="_Toc227150871"/>
       <w:r>
         <w:t>6.</w:t>
       </w:r>
       <w:r>
         <w:t>2. System Testing</w:t>
       </w:r>
-      <w:bookmarkEnd w:id="86"/>
-      <w:bookmarkEnd w:id="87"/>
+      <w:bookmarkEnd w:id="103"/>
+      <w:bookmarkEnd w:id="104"/>
     </w:p>
     <w:p/>
     <w:p/>
@@ -12116,16 +13233,16 @@
       <w:pPr>
         <w:pStyle w:val="Heading2"/>
       </w:pPr>
-      <w:bookmarkStart w:id="88" w:name="_Toc21975790"/>
-      <w:bookmarkStart w:id="89" w:name="_Toc227099480"/>
+      <w:bookmarkStart w:id="105" w:name="_Toc21975790"/>
+      <w:bookmarkStart w:id="106" w:name="_Toc227150872"/>
       <w:r>
         <w:t>6.</w:t>
       </w:r>
       <w:r>
         <w:t>3. System Evaluation</w:t>
       </w:r>
-      <w:bookmarkEnd w:id="88"/>
-      <w:bookmarkEnd w:id="89"/>
+      <w:bookmarkEnd w:id="105"/>
+      <w:bookmarkEnd w:id="106"/>
     </w:p>
     <w:p/>
     <w:p/>
@@ -12133,11 +13250,11 @@
       <w:pPr>
         <w:pStyle w:val="Heading2"/>
       </w:pPr>
-      <w:bookmarkStart w:id="90" w:name="_Toc227099481"/>
+      <w:bookmarkStart w:id="107" w:name="_Toc227150873"/>
       <w:r>
         <w:t>6.4. Evaluate Project Management</w:t>
       </w:r>
-      <w:bookmarkEnd w:id="90"/>
+      <w:bookmarkEnd w:id="107"/>
     </w:p>
     <w:p/>
     <w:p/>
@@ -12146,11 +13263,11 @@
       <w:pPr>
         <w:pStyle w:val="Heading3"/>
       </w:pPr>
-      <w:bookmarkStart w:id="91" w:name="_Toc227099482"/>
+      <w:bookmarkStart w:id="108" w:name="_Toc227150874"/>
       <w:r>
         <w:t>6.4.1 Evaluate Project Plan</w:t>
       </w:r>
-      <w:bookmarkEnd w:id="91"/>
+      <w:bookmarkEnd w:id="108"/>
     </w:p>
     <w:p/>
     <w:p/>
@@ -12158,11 +13275,11 @@
       <w:pPr>
         <w:pStyle w:val="Heading3"/>
       </w:pPr>
-      <w:bookmarkStart w:id="92" w:name="_Toc227099483"/>
+      <w:bookmarkStart w:id="109" w:name="_Toc227150875"/>
       <w:r>
         <w:t>6.4.1 Evaluate Project Execution</w:t>
       </w:r>
-      <w:bookmarkEnd w:id="92"/>
+      <w:bookmarkEnd w:id="109"/>
     </w:p>
     <w:p/>
     <w:p/>
@@ -12172,14 +13289,14 @@
       <w:pPr>
         <w:pStyle w:val="Heading2"/>
       </w:pPr>
-      <w:bookmarkStart w:id="93" w:name="_Toc227099484"/>
+      <w:bookmarkStart w:id="110" w:name="_Toc227150876"/>
       <w:r>
         <w:t>6.6.</w:t>
       </w:r>
       <w:r>
         <w:t xml:space="preserve"> Conclusions</w:t>
       </w:r>
-      <w:bookmarkEnd w:id="93"/>
+      <w:bookmarkEnd w:id="110"/>
     </w:p>
     <w:p/>
     <w:p/>
@@ -12201,7 +13318,7 @@
       <w:pPr>
         <w:pStyle w:val="Heading1"/>
       </w:pPr>
-      <w:bookmarkStart w:id="94" w:name="_Toc227099485"/>
+      <w:bookmarkStart w:id="111" w:name="_Toc227150877"/>
       <w:r>
         <w:lastRenderedPageBreak/>
         <w:t>7.</w:t>
@@ -12209,28 +13326,28 @@
       <w:r>
         <w:t xml:space="preserve"> Conclusions and Future Work</w:t>
       </w:r>
-      <w:bookmarkEnd w:id="94"/>
+      <w:bookmarkEnd w:id="111"/>
     </w:p>
     <w:p/>
     <w:p>
       <w:pPr>
         <w:pStyle w:val="Heading2"/>
       </w:pPr>
-      <w:bookmarkStart w:id="95" w:name="_Toc227099486"/>
+      <w:bookmarkStart w:id="112" w:name="_Toc227150878"/>
       <w:r>
         <w:t>7.</w:t>
       </w:r>
       <w:r>
         <w:t>1. Introduction</w:t>
       </w:r>
-      <w:bookmarkEnd w:id="95"/>
+      <w:bookmarkEnd w:id="112"/>
     </w:p>
     <w:p/>
     <w:p>
       <w:pPr>
         <w:pStyle w:val="Heading2"/>
       </w:pPr>
-      <w:bookmarkStart w:id="96" w:name="_Toc227099487"/>
+      <w:bookmarkStart w:id="113" w:name="_Toc227150879"/>
       <w:r>
         <w:t>7.</w:t>
       </w:r>
@@ -12240,7 +13357,7 @@
       <w:r>
         <w:t>Future Work</w:t>
       </w:r>
-      <w:bookmarkEnd w:id="96"/>
+      <w:bookmarkEnd w:id="113"/>
     </w:p>
     <w:p>
       <w:pPr>
@@ -12251,7 +13368,7 @@
       <w:pPr>
         <w:pStyle w:val="Heading2"/>
       </w:pPr>
-      <w:bookmarkStart w:id="97" w:name="_Toc227099488"/>
+      <w:bookmarkStart w:id="114" w:name="_Toc227150880"/>
       <w:r>
         <w:t>7.</w:t>
       </w:r>
@@ -12261,7 +13378,7 @@
       <w:r>
         <w:t>Conclusions</w:t>
       </w:r>
-      <w:bookmarkEnd w:id="97"/>
+      <w:bookmarkEnd w:id="114"/>
     </w:p>
     <w:p/>
     <w:p>
@@ -12273,16 +13390,16 @@
       <w:pPr>
         <w:pStyle w:val="Heading1"/>
       </w:pPr>
-      <w:bookmarkStart w:id="98" w:name="_Toc210040989"/>
-      <w:bookmarkStart w:id="99" w:name="_Toc212189694"/>
-      <w:bookmarkStart w:id="100" w:name="_Toc227099489"/>
+      <w:bookmarkStart w:id="115" w:name="_Toc210040989"/>
+      <w:bookmarkStart w:id="116" w:name="_Toc212189694"/>
+      <w:bookmarkStart w:id="117" w:name="_Toc227150881"/>
       <w:r>
         <w:lastRenderedPageBreak/>
         <w:t>References</w:t>
       </w:r>
-      <w:bookmarkEnd w:id="98"/>
-      <w:bookmarkEnd w:id="99"/>
-      <w:bookmarkEnd w:id="100"/>
+      <w:bookmarkEnd w:id="115"/>
+      <w:bookmarkEnd w:id="116"/>
+      <w:bookmarkEnd w:id="117"/>
     </w:p>
     <w:p>
       <w:pPr>
@@ -12851,7 +13968,23 @@
           <w:sz w:val="18"/>
           <w:szCs w:val="18"/>
         </w:rPr>
-        <w:t xml:space="preserve">., 125, Article 4 (October 2019), 1 pages. </w:t>
+        <w:t xml:space="preserve">., 125, Article 4 (October 2019), 1 </w:t>
+      </w:r>
+      <w:proofErr w:type="gramStart"/>
+      <w:r>
+        <w:rPr>
+          <w:sz w:val="18"/>
+          <w:szCs w:val="18"/>
+        </w:rPr>
+        <w:t>pages</w:t>
+      </w:r>
+      <w:proofErr w:type="gramEnd"/>
+      <w:r>
+        <w:rPr>
+          <w:sz w:val="18"/>
+          <w:szCs w:val="18"/>
+        </w:rPr>
+        <w:t xml:space="preserve">. </w:t>
       </w:r>
       <w:hyperlink r:id="rId30" w:history="1">
         <w:r>
@@ -13217,26 +14350,26 @@
           <w:docGrid w:linePitch="360"/>
         </w:sectPr>
       </w:pPr>
-      <w:bookmarkStart w:id="101" w:name="_Toc113992176"/>
+      <w:bookmarkStart w:id="118" w:name="_Toc113992176"/>
     </w:p>
     <w:p>
       <w:pPr>
         <w:pStyle w:val="Heading1"/>
       </w:pPr>
-      <w:bookmarkStart w:id="102" w:name="_Toc210040990"/>
-      <w:bookmarkStart w:id="103" w:name="_Toc212189695"/>
-      <w:bookmarkStart w:id="104" w:name="_Toc227099490"/>
+      <w:bookmarkStart w:id="119" w:name="_Toc210040990"/>
+      <w:bookmarkStart w:id="120" w:name="_Toc212189695"/>
+      <w:bookmarkStart w:id="121" w:name="_Toc227150882"/>
       <w:r>
         <w:lastRenderedPageBreak/>
         <w:t xml:space="preserve">Appendix A: </w:t>
       </w:r>
-      <w:bookmarkEnd w:id="101"/>
-      <w:bookmarkEnd w:id="102"/>
+      <w:bookmarkEnd w:id="118"/>
+      <w:bookmarkEnd w:id="119"/>
       <w:r>
         <w:t>System Model and Analysis</w:t>
       </w:r>
-      <w:bookmarkEnd w:id="103"/>
-      <w:bookmarkEnd w:id="104"/>
+      <w:bookmarkEnd w:id="120"/>
+      <w:bookmarkEnd w:id="121"/>
     </w:p>
     <w:p/>
     <w:p>
@@ -13261,15 +14394,15 @@
           <w:docGrid w:linePitch="360"/>
         </w:sectPr>
       </w:pPr>
-      <w:bookmarkStart w:id="105" w:name="_Toc113992177"/>
+      <w:bookmarkStart w:id="122" w:name="_Toc113992177"/>
     </w:p>
     <w:p>
       <w:pPr>
         <w:pStyle w:val="Heading1"/>
       </w:pPr>
-      <w:bookmarkStart w:id="106" w:name="_Toc212189696"/>
-      <w:bookmarkStart w:id="107" w:name="_Toc227099491"/>
-      <w:bookmarkStart w:id="108" w:name="_Toc210040991"/>
+      <w:bookmarkStart w:id="123" w:name="_Toc212189696"/>
+      <w:bookmarkStart w:id="124" w:name="_Toc210040991"/>
+      <w:bookmarkStart w:id="125" w:name="_Toc227150883"/>
       <w:r>
         <w:lastRenderedPageBreak/>
         <w:t xml:space="preserve">Appendix B: </w:t>
@@ -13277,13 +14410,13 @@
       <w:r>
         <w:t>Design</w:t>
       </w:r>
-      <w:bookmarkEnd w:id="106"/>
-      <w:bookmarkEnd w:id="107"/>
+      <w:bookmarkEnd w:id="123"/>
+      <w:bookmarkEnd w:id="125"/>
       <w:r>
         <w:t xml:space="preserve"> </w:t>
       </w:r>
-      <w:bookmarkEnd w:id="105"/>
-      <w:bookmarkEnd w:id="108"/>
+      <w:bookmarkEnd w:id="122"/>
+      <w:bookmarkEnd w:id="124"/>
     </w:p>
     <w:p/>
     <w:p>
@@ -13316,19 +14449,19 @@
       <w:pPr>
         <w:pStyle w:val="Heading1"/>
       </w:pPr>
-      <w:bookmarkStart w:id="109" w:name="_Toc210040992"/>
-      <w:bookmarkStart w:id="110" w:name="_Toc212189697"/>
-      <w:bookmarkStart w:id="111" w:name="_Toc227099492"/>
+      <w:bookmarkStart w:id="126" w:name="_Toc210040992"/>
+      <w:bookmarkStart w:id="127" w:name="_Toc212189697"/>
+      <w:bookmarkStart w:id="128" w:name="_Toc227150884"/>
       <w:r>
         <w:lastRenderedPageBreak/>
         <w:t xml:space="preserve">Appendix C: Prompts Used with </w:t>
       </w:r>
-      <w:bookmarkEnd w:id="109"/>
-      <w:bookmarkEnd w:id="110"/>
+      <w:bookmarkEnd w:id="126"/>
+      <w:bookmarkEnd w:id="127"/>
       <w:r>
         <w:t>Gen AI</w:t>
       </w:r>
-      <w:bookmarkEnd w:id="111"/>
+      <w:bookmarkEnd w:id="128"/>
       <w:r>
         <w:t xml:space="preserve"> </w:t>
       </w:r>
@@ -13345,11 +14478,11 @@
       <w:pPr>
         <w:pStyle w:val="Heading2"/>
       </w:pPr>
-      <w:bookmarkStart w:id="112" w:name="_Toc227099493"/>
+      <w:bookmarkStart w:id="129" w:name="_Toc227150885"/>
       <w:r>
         <w:t>C.1 Prompts related to Report Writing</w:t>
       </w:r>
-      <w:bookmarkEnd w:id="112"/>
+      <w:bookmarkEnd w:id="129"/>
     </w:p>
     <w:p/>
     <w:p/>
@@ -13358,11 +14491,11 @@
       <w:pPr>
         <w:pStyle w:val="Heading2"/>
       </w:pPr>
-      <w:bookmarkStart w:id="113" w:name="_Toc227099494"/>
+      <w:bookmarkStart w:id="130" w:name="_Toc227150886"/>
       <w:r>
         <w:t>C.2 Prompts Related to Research</w:t>
       </w:r>
-      <w:bookmarkEnd w:id="113"/>
+      <w:bookmarkEnd w:id="130"/>
       <w:r>
         <w:t xml:space="preserve"> </w:t>
       </w:r>
@@ -13375,11 +14508,11 @@
       <w:pPr>
         <w:pStyle w:val="Heading2"/>
       </w:pPr>
-      <w:bookmarkStart w:id="114" w:name="_Toc227099495"/>
+      <w:bookmarkStart w:id="131" w:name="_Toc227150887"/>
       <w:r>
         <w:t>C.3 Prompts Related to Design</w:t>
       </w:r>
-      <w:bookmarkEnd w:id="114"/>
+      <w:bookmarkEnd w:id="131"/>
     </w:p>
     <w:p/>
     <w:p/>
@@ -13388,11 +14521,11 @@
       <w:pPr>
         <w:pStyle w:val="Heading2"/>
       </w:pPr>
-      <w:bookmarkStart w:id="115" w:name="_Toc227099496"/>
+      <w:bookmarkStart w:id="132" w:name="_Toc227150888"/>
       <w:r>
         <w:t>C.4 Prompts Related to Coding</w:t>
       </w:r>
-      <w:bookmarkEnd w:id="115"/>
+      <w:bookmarkEnd w:id="132"/>
     </w:p>
     <w:p/>
     <w:p/>
@@ -13430,19 +14563,19 @@
       <w:pPr>
         <w:pStyle w:val="Heading1"/>
       </w:pPr>
-      <w:bookmarkStart w:id="116" w:name="_Toc210040993"/>
-      <w:bookmarkStart w:id="117" w:name="_Toc212189698"/>
-      <w:bookmarkStart w:id="118" w:name="_Toc227099497"/>
+      <w:bookmarkStart w:id="133" w:name="_Toc210040993"/>
+      <w:bookmarkStart w:id="134" w:name="_Toc212189698"/>
+      <w:bookmarkStart w:id="135" w:name="_Toc227150889"/>
       <w:r>
         <w:lastRenderedPageBreak/>
         <w:t>Appendix D:</w:t>
       </w:r>
-      <w:bookmarkEnd w:id="116"/>
+      <w:bookmarkEnd w:id="133"/>
       <w:r>
         <w:t xml:space="preserve"> Additional Code Samples</w:t>
       </w:r>
-      <w:bookmarkEnd w:id="117"/>
-      <w:bookmarkEnd w:id="118"/>
+      <w:bookmarkEnd w:id="134"/>
+      <w:bookmarkEnd w:id="135"/>
     </w:p>
     <w:p/>
     <w:p>
@@ -13475,8 +14608,8 @@
       <w:pPr>
         <w:pStyle w:val="Heading1"/>
       </w:pPr>
-      <w:bookmarkStart w:id="119" w:name="_Toc212189699"/>
-      <w:bookmarkStart w:id="120" w:name="_Toc227099498"/>
+      <w:bookmarkStart w:id="136" w:name="_Toc212189699"/>
+      <w:bookmarkStart w:id="137" w:name="_Toc227150890"/>
       <w:r>
         <w:lastRenderedPageBreak/>
         <w:t xml:space="preserve">Appendix </w:t>
@@ -13487,8 +14620,8 @@
       <w:r>
         <w:t>:</w:t>
       </w:r>
-      <w:bookmarkEnd w:id="119"/>
-      <w:bookmarkEnd w:id="120"/>
+      <w:bookmarkEnd w:id="136"/>
+      <w:bookmarkEnd w:id="137"/>
       <w:r>
         <w:t xml:space="preserve"> </w:t>
       </w:r>
@@ -15842,9 +16975,9 @@
     </w:lvl>
   </w:abstractNum>
   <w:abstractNum w:abstractNumId="12" w15:restartNumberingAfterBreak="0">
-    <w:nsid w:val="566D4EFC"/>
+    <w:nsid w:val="564E425A"/>
     <w:multiLevelType w:val="hybridMultilevel"/>
-    <w:tmpl w:val="B1C44744"/>
+    <w:tmpl w:val="82183C38"/>
     <w:lvl w:ilvl="0" w:tplc="18090001">
       <w:start w:val="1"/>
       <w:numFmt w:val="bullet"/>
@@ -15955,6 +17088,119 @@
     </w:lvl>
   </w:abstractNum>
   <w:abstractNum w:abstractNumId="13" w15:restartNumberingAfterBreak="0">
+    <w:nsid w:val="566D4EFC"/>
+    <w:multiLevelType w:val="hybridMultilevel"/>
+    <w:tmpl w:val="B1C44744"/>
+    <w:lvl w:ilvl="0" w:tplc="18090001">
+      <w:start w:val="1"/>
+      <w:numFmt w:val="bullet"/>
+      <w:lvlText w:val=""/>
+      <w:lvlJc w:val="left"/>
+      <w:pPr>
+        <w:ind w:left="720" w:hanging="360"/>
+      </w:pPr>
+      <w:rPr>
+        <w:rFonts w:ascii="Symbol" w:hAnsi="Symbol" w:hint="default"/>
+      </w:rPr>
+    </w:lvl>
+    <w:lvl w:ilvl="1" w:tplc="18090003" w:tentative="1">
+      <w:start w:val="1"/>
+      <w:numFmt w:val="bullet"/>
+      <w:lvlText w:val="o"/>
+      <w:lvlJc w:val="left"/>
+      <w:pPr>
+        <w:ind w:left="1440" w:hanging="360"/>
+      </w:pPr>
+      <w:rPr>
+        <w:rFonts w:ascii="Courier New" w:hAnsi="Courier New" w:cs="Courier New" w:hint="default"/>
+      </w:rPr>
+    </w:lvl>
+    <w:lvl w:ilvl="2" w:tplc="18090005" w:tentative="1">
+      <w:start w:val="1"/>
+      <w:numFmt w:val="bullet"/>
+      <w:lvlText w:val=""/>
+      <w:lvlJc w:val="left"/>
+      <w:pPr>
+        <w:ind w:left="2160" w:hanging="360"/>
+      </w:pPr>
+      <w:rPr>
+        <w:rFonts w:ascii="Wingdings" w:hAnsi="Wingdings" w:hint="default"/>
+      </w:rPr>
+    </w:lvl>
+    <w:lvl w:ilvl="3" w:tplc="18090001" w:tentative="1">
+      <w:start w:val="1"/>
+      <w:numFmt w:val="bullet"/>
+      <w:lvlText w:val=""/>
+      <w:lvlJc w:val="left"/>
+      <w:pPr>
+        <w:ind w:left="2880" w:hanging="360"/>
+      </w:pPr>
+      <w:rPr>
+        <w:rFonts w:ascii="Symbol" w:hAnsi="Symbol" w:hint="default"/>
+      </w:rPr>
+    </w:lvl>
+    <w:lvl w:ilvl="4" w:tplc="18090003" w:tentative="1">
+      <w:start w:val="1"/>
+      <w:numFmt w:val="bullet"/>
+      <w:lvlText w:val="o"/>
+      <w:lvlJc w:val="left"/>
+      <w:pPr>
+        <w:ind w:left="3600" w:hanging="360"/>
+      </w:pPr>
+      <w:rPr>
+        <w:rFonts w:ascii="Courier New" w:hAnsi="Courier New" w:cs="Courier New" w:hint="default"/>
+      </w:rPr>
+    </w:lvl>
+    <w:lvl w:ilvl="5" w:tplc="18090005" w:tentative="1">
+      <w:start w:val="1"/>
+      <w:numFmt w:val="bullet"/>
+      <w:lvlText w:val=""/>
+      <w:lvlJc w:val="left"/>
+      <w:pPr>
+        <w:ind w:left="4320" w:hanging="360"/>
+      </w:pPr>
+      <w:rPr>
+        <w:rFonts w:ascii="Wingdings" w:hAnsi="Wingdings" w:hint="default"/>
+      </w:rPr>
+    </w:lvl>
+    <w:lvl w:ilvl="6" w:tplc="18090001" w:tentative="1">
+      <w:start w:val="1"/>
+      <w:numFmt w:val="bullet"/>
+      <w:lvlText w:val=""/>
+      <w:lvlJc w:val="left"/>
+      <w:pPr>
+        <w:ind w:left="5040" w:hanging="360"/>
+      </w:pPr>
+      <w:rPr>
+        <w:rFonts w:ascii="Symbol" w:hAnsi="Symbol" w:hint="default"/>
+      </w:rPr>
+    </w:lvl>
+    <w:lvl w:ilvl="7" w:tplc="18090003" w:tentative="1">
+      <w:start w:val="1"/>
+      <w:numFmt w:val="bullet"/>
+      <w:lvlText w:val="o"/>
+      <w:lvlJc w:val="left"/>
+      <w:pPr>
+        <w:ind w:left="5760" w:hanging="360"/>
+      </w:pPr>
+      <w:rPr>
+        <w:rFonts w:ascii="Courier New" w:hAnsi="Courier New" w:cs="Courier New" w:hint="default"/>
+      </w:rPr>
+    </w:lvl>
+    <w:lvl w:ilvl="8" w:tplc="18090005" w:tentative="1">
+      <w:start w:val="1"/>
+      <w:numFmt w:val="bullet"/>
+      <w:lvlText w:val=""/>
+      <w:lvlJc w:val="left"/>
+      <w:pPr>
+        <w:ind w:left="6480" w:hanging="360"/>
+      </w:pPr>
+      <w:rPr>
+        <w:rFonts w:ascii="Wingdings" w:hAnsi="Wingdings" w:hint="default"/>
+      </w:rPr>
+    </w:lvl>
+  </w:abstractNum>
+  <w:abstractNum w:abstractNumId="14" w15:restartNumberingAfterBreak="0">
     <w:nsid w:val="59641646"/>
     <w:multiLevelType w:val="multilevel"/>
     <w:tmpl w:val="F7C2809C"/>
@@ -16067,7 +17313,156 @@
       </w:rPr>
     </w:lvl>
   </w:abstractNum>
-  <w:abstractNum w:abstractNumId="14" w15:restartNumberingAfterBreak="0">
+  <w:abstractNum w:abstractNumId="15" w15:restartNumberingAfterBreak="0">
+    <w:nsid w:val="5D1070B7"/>
+    <w:multiLevelType w:val="multilevel"/>
+    <w:tmpl w:val="CE04FA1E"/>
+    <w:lvl w:ilvl="0">
+      <w:start w:val="1"/>
+      <w:numFmt w:val="bullet"/>
+      <w:lvlText w:val=""/>
+      <w:lvlJc w:val="left"/>
+      <w:pPr>
+        <w:tabs>
+          <w:tab w:val="num" w:pos="720"/>
+        </w:tabs>
+        <w:ind w:left="720" w:hanging="360"/>
+      </w:pPr>
+      <w:rPr>
+        <w:rFonts w:ascii="Symbol" w:hAnsi="Symbol" w:hint="default"/>
+        <w:sz w:val="20"/>
+      </w:rPr>
+    </w:lvl>
+    <w:lvl w:ilvl="1" w:tentative="1">
+      <w:start w:val="1"/>
+      <w:numFmt w:val="bullet"/>
+      <w:lvlText w:val="o"/>
+      <w:lvlJc w:val="left"/>
+      <w:pPr>
+        <w:tabs>
+          <w:tab w:val="num" w:pos="1440"/>
+        </w:tabs>
+        <w:ind w:left="1440" w:hanging="360"/>
+      </w:pPr>
+      <w:rPr>
+        <w:rFonts w:ascii="Courier New" w:hAnsi="Courier New" w:hint="default"/>
+        <w:sz w:val="20"/>
+      </w:rPr>
+    </w:lvl>
+    <w:lvl w:ilvl="2" w:tentative="1">
+      <w:start w:val="1"/>
+      <w:numFmt w:val="bullet"/>
+      <w:lvlText w:val=""/>
+      <w:lvlJc w:val="left"/>
+      <w:pPr>
+        <w:tabs>
+          <w:tab w:val="num" w:pos="2160"/>
+        </w:tabs>
+        <w:ind w:left="2160" w:hanging="360"/>
+      </w:pPr>
+      <w:rPr>
+        <w:rFonts w:ascii="Wingdings" w:hAnsi="Wingdings" w:hint="default"/>
+        <w:sz w:val="20"/>
+      </w:rPr>
+    </w:lvl>
+    <w:lvl w:ilvl="3" w:tentative="1">
+      <w:start w:val="1"/>
+      <w:numFmt w:val="bullet"/>
+      <w:lvlText w:val=""/>
+      <w:lvlJc w:val="left"/>
+      <w:pPr>
+        <w:tabs>
+          <w:tab w:val="num" w:pos="2880"/>
+        </w:tabs>
+        <w:ind w:left="2880" w:hanging="360"/>
+      </w:pPr>
+      <w:rPr>
+        <w:rFonts w:ascii="Wingdings" w:hAnsi="Wingdings" w:hint="default"/>
+        <w:sz w:val="20"/>
+      </w:rPr>
+    </w:lvl>
+    <w:lvl w:ilvl="4" w:tentative="1">
+      <w:start w:val="1"/>
+      <w:numFmt w:val="bullet"/>
+      <w:lvlText w:val=""/>
+      <w:lvlJc w:val="left"/>
+      <w:pPr>
+        <w:tabs>
+          <w:tab w:val="num" w:pos="3600"/>
+        </w:tabs>
+        <w:ind w:left="3600" w:hanging="360"/>
+      </w:pPr>
+      <w:rPr>
+        <w:rFonts w:ascii="Wingdings" w:hAnsi="Wingdings" w:hint="default"/>
+        <w:sz w:val="20"/>
+      </w:rPr>
+    </w:lvl>
+    <w:lvl w:ilvl="5" w:tentative="1">
+      <w:start w:val="1"/>
+      <w:numFmt w:val="bullet"/>
+      <w:lvlText w:val=""/>
+      <w:lvlJc w:val="left"/>
+      <w:pPr>
+        <w:tabs>
+          <w:tab w:val="num" w:pos="4320"/>
+        </w:tabs>
+        <w:ind w:left="4320" w:hanging="360"/>
+      </w:pPr>
+      <w:rPr>
+        <w:rFonts w:ascii="Wingdings" w:hAnsi="Wingdings" w:hint="default"/>
+        <w:sz w:val="20"/>
+      </w:rPr>
+    </w:lvl>
+    <w:lvl w:ilvl="6" w:tentative="1">
+      <w:start w:val="1"/>
+      <w:numFmt w:val="bullet"/>
+      <w:lvlText w:val=""/>
+      <w:lvlJc w:val="left"/>
+      <w:pPr>
+        <w:tabs>
+          <w:tab w:val="num" w:pos="5040"/>
+        </w:tabs>
+        <w:ind w:left="5040" w:hanging="360"/>
+      </w:pPr>
+      <w:rPr>
+        <w:rFonts w:ascii="Wingdings" w:hAnsi="Wingdings" w:hint="default"/>
+        <w:sz w:val="20"/>
+      </w:rPr>
+    </w:lvl>
+    <w:lvl w:ilvl="7" w:tentative="1">
+      <w:start w:val="1"/>
+      <w:numFmt w:val="bullet"/>
+      <w:lvlText w:val=""/>
+      <w:lvlJc w:val="left"/>
+      <w:pPr>
+        <w:tabs>
+          <w:tab w:val="num" w:pos="5760"/>
+        </w:tabs>
+        <w:ind w:left="5760" w:hanging="360"/>
+      </w:pPr>
+      <w:rPr>
+        <w:rFonts w:ascii="Wingdings" w:hAnsi="Wingdings" w:hint="default"/>
+        <w:sz w:val="20"/>
+      </w:rPr>
+    </w:lvl>
+    <w:lvl w:ilvl="8" w:tentative="1">
+      <w:start w:val="1"/>
+      <w:numFmt w:val="bullet"/>
+      <w:lvlText w:val=""/>
+      <w:lvlJc w:val="left"/>
+      <w:pPr>
+        <w:tabs>
+          <w:tab w:val="num" w:pos="6480"/>
+        </w:tabs>
+        <w:ind w:left="6480" w:hanging="360"/>
+      </w:pPr>
+      <w:rPr>
+        <w:rFonts w:ascii="Wingdings" w:hAnsi="Wingdings" w:hint="default"/>
+        <w:sz w:val="20"/>
+      </w:rPr>
+    </w:lvl>
+  </w:abstractNum>
+  <w:abstractNum w:abstractNumId="16" w15:restartNumberingAfterBreak="0">
     <w:nsid w:val="61705EF2"/>
     <w:multiLevelType w:val="hybridMultilevel"/>
     <w:tmpl w:val="F19C91BC"/>
@@ -16156,7 +17551,7 @@
       </w:pPr>
     </w:lvl>
   </w:abstractNum>
-  <w:abstractNum w:abstractNumId="15" w15:restartNumberingAfterBreak="0">
+  <w:abstractNum w:abstractNumId="17" w15:restartNumberingAfterBreak="0">
     <w:nsid w:val="7929721D"/>
     <w:multiLevelType w:val="hybridMultilevel"/>
     <w:tmpl w:val="11F08486"/>
@@ -16270,7 +17665,7 @@
     </w:lvl>
   </w:abstractNum>
   <w:num w:numId="1" w16cid:durableId="195002169">
-    <w:abstractNumId w:val="13"/>
+    <w:abstractNumId w:val="14"/>
   </w:num>
   <w:num w:numId="2" w16cid:durableId="1091705205">
     <w:abstractNumId w:val="1"/>
@@ -16279,13 +17674,13 @@
     <w:abstractNumId w:val="2"/>
   </w:num>
   <w:num w:numId="4" w16cid:durableId="1717008181">
-    <w:abstractNumId w:val="14"/>
+    <w:abstractNumId w:val="16"/>
   </w:num>
   <w:num w:numId="5" w16cid:durableId="1998997823">
     <w:abstractNumId w:val="10"/>
   </w:num>
   <w:num w:numId="6" w16cid:durableId="837306315">
-    <w:abstractNumId w:val="15"/>
+    <w:abstractNumId w:val="17"/>
   </w:num>
   <w:num w:numId="7" w16cid:durableId="154762596">
     <w:abstractNumId w:val="8"/>
@@ -16312,10 +17707,16 @@
     <w:abstractNumId w:val="11"/>
   </w:num>
   <w:num w:numId="15" w16cid:durableId="1111440049">
-    <w:abstractNumId w:val="12"/>
+    <w:abstractNumId w:val="13"/>
   </w:num>
   <w:num w:numId="16" w16cid:durableId="1183205127">
     <w:abstractNumId w:val="6"/>
+  </w:num>
+  <w:num w:numId="17" w16cid:durableId="2074355464">
+    <w:abstractNumId w:val="15"/>
+  </w:num>
+  <w:num w:numId="18" w16cid:durableId="357705678">
+    <w:abstractNumId w:val="12"/>
   </w:num>
 </w:numbering>
 </file>
@@ -16810,7 +18211,6 @@
   <w:style w:type="character" w:default="1" w:styleId="DefaultParagraphFont">
     <w:name w:val="Default Paragraph Font"/>
     <w:uiPriority w:val="1"/>
-    <w:semiHidden/>
     <w:unhideWhenUsed/>
   </w:style>
   <w:style w:type="table" w:default="1" w:styleId="TableNormal">

--- a/FYP Reports/Final Report Template 2025 V1 - C22386123.docx
+++ b/FYP Reports/Final Report Template 2025 V1 - C22386123.docx
@@ -384,7 +384,7 @@
       <w:pPr>
         <w:pStyle w:val="Heading1"/>
       </w:pPr>
-      <w:bookmarkStart w:id="0" w:name="_Toc227150782"/>
+      <w:bookmarkStart w:id="0" w:name="_Toc227182035"/>
       <w:r>
         <w:lastRenderedPageBreak/>
         <w:t>Abstract</w:t>
@@ -435,7 +435,7 @@
       <w:r>
         <w:br w:type="page"/>
       </w:r>
-      <w:bookmarkStart w:id="1" w:name="_Toc227150783"/>
+      <w:bookmarkStart w:id="1" w:name="_Toc227182036"/>
       <w:r>
         <w:lastRenderedPageBreak/>
         <w:t>Declaration</w:t>
@@ -641,7 +641,7 @@
       <w:pPr>
         <w:pStyle w:val="Heading1"/>
       </w:pPr>
-      <w:bookmarkStart w:id="2" w:name="_Toc227150784"/>
+      <w:bookmarkStart w:id="2" w:name="_Toc227182037"/>
       <w:r>
         <w:lastRenderedPageBreak/>
         <w:t>Acknowledgements</w:t>
@@ -738,7 +738,7 @@
           <w:r>
             <w:fldChar w:fldCharType="separate"/>
           </w:r>
-          <w:hyperlink w:anchor="_Toc227150782" w:history="1">
+          <w:hyperlink w:anchor="_Toc227182035" w:history="1">
             <w:r>
               <w:rPr>
                 <w:rStyle w:val="Hyperlink"/>
@@ -765,7 +765,7 @@
                 <w:noProof/>
                 <w:webHidden/>
               </w:rPr>
-              <w:instrText xml:space="preserve"> PAGEREF _Toc227150782 \h </w:instrText>
+              <w:instrText xml:space="preserve"> PAGEREF _Toc227182035 \h </w:instrText>
             </w:r>
             <w:r>
               <w:rPr>
@@ -812,7 +812,7 @@
               <w14:ligatures w14:val="standardContextual"/>
             </w:rPr>
           </w:pPr>
-          <w:hyperlink w:anchor="_Toc227150783" w:history="1">
+          <w:hyperlink w:anchor="_Toc227182036" w:history="1">
             <w:r>
               <w:rPr>
                 <w:rStyle w:val="Hyperlink"/>
@@ -839,7 +839,7 @@
                 <w:noProof/>
                 <w:webHidden/>
               </w:rPr>
-              <w:instrText xml:space="preserve"> PAGEREF _Toc227150783 \h </w:instrText>
+              <w:instrText xml:space="preserve"> PAGEREF _Toc227182036 \h </w:instrText>
             </w:r>
             <w:r>
               <w:rPr>
@@ -886,7 +886,7 @@
               <w14:ligatures w14:val="standardContextual"/>
             </w:rPr>
           </w:pPr>
-          <w:hyperlink w:anchor="_Toc227150784" w:history="1">
+          <w:hyperlink w:anchor="_Toc227182037" w:history="1">
             <w:r>
               <w:rPr>
                 <w:rStyle w:val="Hyperlink"/>
@@ -913,7 +913,7 @@
                 <w:noProof/>
                 <w:webHidden/>
               </w:rPr>
-              <w:instrText xml:space="preserve"> PAGEREF _Toc227150784 \h </w:instrText>
+              <w:instrText xml:space="preserve"> PAGEREF _Toc227182037 \h </w:instrText>
             </w:r>
             <w:r>
               <w:rPr>
@@ -960,7 +960,7 @@
               <w14:ligatures w14:val="standardContextual"/>
             </w:rPr>
           </w:pPr>
-          <w:hyperlink w:anchor="_Toc227150785" w:history="1">
+          <w:hyperlink w:anchor="_Toc227182038" w:history="1">
             <w:r>
               <w:rPr>
                 <w:rStyle w:val="Hyperlink"/>
@@ -987,7 +987,7 @@
                 <w:noProof/>
                 <w:webHidden/>
               </w:rPr>
-              <w:instrText xml:space="preserve"> PAGEREF _Toc227150785 \h </w:instrText>
+              <w:instrText xml:space="preserve"> PAGEREF _Toc227182038 \h </w:instrText>
             </w:r>
             <w:r>
               <w:rPr>
@@ -1035,7 +1035,7 @@
               <w14:ligatures w14:val="standardContextual"/>
             </w:rPr>
           </w:pPr>
-          <w:hyperlink w:anchor="_Toc227150786" w:history="1">
+          <w:hyperlink w:anchor="_Toc227182039" w:history="1">
             <w:r>
               <w:rPr>
                 <w:rStyle w:val="Hyperlink"/>
@@ -1081,7 +1081,7 @@
                 <w:noProof/>
                 <w:webHidden/>
               </w:rPr>
-              <w:instrText xml:space="preserve"> PAGEREF _Toc227150786 \h </w:instrText>
+              <w:instrText xml:space="preserve"> PAGEREF _Toc227182039 \h </w:instrText>
             </w:r>
             <w:r>
               <w:rPr>
@@ -1129,7 +1129,7 @@
               <w14:ligatures w14:val="standardContextual"/>
             </w:rPr>
           </w:pPr>
-          <w:hyperlink w:anchor="_Toc227150787" w:history="1">
+          <w:hyperlink w:anchor="_Toc227182040" w:history="1">
             <w:r>
               <w:rPr>
                 <w:rStyle w:val="Hyperlink"/>
@@ -1175,7 +1175,7 @@
                 <w:noProof/>
                 <w:webHidden/>
               </w:rPr>
-              <w:instrText xml:space="preserve"> PAGEREF _Toc227150787 \h </w:instrText>
+              <w:instrText xml:space="preserve"> PAGEREF _Toc227182040 \h </w:instrText>
             </w:r>
             <w:r>
               <w:rPr>
@@ -1223,7 +1223,7 @@
               <w14:ligatures w14:val="standardContextual"/>
             </w:rPr>
           </w:pPr>
-          <w:hyperlink w:anchor="_Toc227150788" w:history="1">
+          <w:hyperlink w:anchor="_Toc227182041" w:history="1">
             <w:r>
               <w:rPr>
                 <w:rStyle w:val="Hyperlink"/>
@@ -1269,7 +1269,7 @@
                 <w:noProof/>
                 <w:webHidden/>
               </w:rPr>
-              <w:instrText xml:space="preserve"> PAGEREF _Toc227150788 \h </w:instrText>
+              <w:instrText xml:space="preserve"> PAGEREF _Toc227182041 \h </w:instrText>
             </w:r>
             <w:r>
               <w:rPr>
@@ -1317,7 +1317,7 @@
               <w14:ligatures w14:val="standardContextual"/>
             </w:rPr>
           </w:pPr>
-          <w:hyperlink w:anchor="_Toc227150789" w:history="1">
+          <w:hyperlink w:anchor="_Toc227182042" w:history="1">
             <w:r>
               <w:rPr>
                 <w:rStyle w:val="Hyperlink"/>
@@ -1363,7 +1363,7 @@
                 <w:noProof/>
                 <w:webHidden/>
               </w:rPr>
-              <w:instrText xml:space="preserve"> PAGEREF _Toc227150789 \h </w:instrText>
+              <w:instrText xml:space="preserve"> PAGEREF _Toc227182042 \h </w:instrText>
             </w:r>
             <w:r>
               <w:rPr>
@@ -1411,7 +1411,7 @@
               <w14:ligatures w14:val="standardContextual"/>
             </w:rPr>
           </w:pPr>
-          <w:hyperlink w:anchor="_Toc227150790" w:history="1">
+          <w:hyperlink w:anchor="_Toc227182043" w:history="1">
             <w:r>
               <w:rPr>
                 <w:rStyle w:val="Hyperlink"/>
@@ -1457,7 +1457,7 @@
                 <w:noProof/>
                 <w:webHidden/>
               </w:rPr>
-              <w:instrText xml:space="preserve"> PAGEREF _Toc227150790 \h </w:instrText>
+              <w:instrText xml:space="preserve"> PAGEREF _Toc227182043 \h </w:instrText>
             </w:r>
             <w:r>
               <w:rPr>
@@ -1504,7 +1504,7 @@
               <w14:ligatures w14:val="standardContextual"/>
             </w:rPr>
           </w:pPr>
-          <w:hyperlink w:anchor="_Toc227150791" w:history="1">
+          <w:hyperlink w:anchor="_Toc227182044" w:history="1">
             <w:r>
               <w:rPr>
                 <w:rStyle w:val="Hyperlink"/>
@@ -1531,7 +1531,7 @@
                 <w:noProof/>
                 <w:webHidden/>
               </w:rPr>
-              <w:instrText xml:space="preserve"> PAGEREF _Toc227150791 \h </w:instrText>
+              <w:instrText xml:space="preserve"> PAGEREF _Toc227182044 \h </w:instrText>
             </w:r>
             <w:r>
               <w:rPr>
@@ -1551,7 +1551,7 @@
                 <w:noProof/>
                 <w:webHidden/>
               </w:rPr>
-              <w:t>4</w:t>
+              <w:t>5</w:t>
             </w:r>
             <w:r>
               <w:rPr>
@@ -1578,7 +1578,7 @@
               <w14:ligatures w14:val="standardContextual"/>
             </w:rPr>
           </w:pPr>
-          <w:hyperlink w:anchor="_Toc227150792" w:history="1">
+          <w:hyperlink w:anchor="_Toc227182045" w:history="1">
             <w:r>
               <w:rPr>
                 <w:rStyle w:val="Hyperlink"/>
@@ -1605,7 +1605,7 @@
                 <w:noProof/>
                 <w:webHidden/>
               </w:rPr>
-              <w:instrText xml:space="preserve"> PAGEREF _Toc227150792 \h </w:instrText>
+              <w:instrText xml:space="preserve"> PAGEREF _Toc227182045 \h </w:instrText>
             </w:r>
             <w:r>
               <w:rPr>
@@ -1625,7 +1625,7 @@
                 <w:noProof/>
                 <w:webHidden/>
               </w:rPr>
-              <w:t>4</w:t>
+              <w:t>5</w:t>
             </w:r>
             <w:r>
               <w:rPr>
@@ -1652,7 +1652,7 @@
               <w14:ligatures w14:val="standardContextual"/>
             </w:rPr>
           </w:pPr>
-          <w:hyperlink w:anchor="_Toc227150793" w:history="1">
+          <w:hyperlink w:anchor="_Toc227182046" w:history="1">
             <w:r>
               <w:rPr>
                 <w:rStyle w:val="Hyperlink"/>
@@ -1679,7 +1679,7 @@
                 <w:noProof/>
                 <w:webHidden/>
               </w:rPr>
-              <w:instrText xml:space="preserve"> PAGEREF _Toc227150793 \h </w:instrText>
+              <w:instrText xml:space="preserve"> PAGEREF _Toc227182046 \h </w:instrText>
             </w:r>
             <w:r>
               <w:rPr>
@@ -1699,11 +1699,507 @@
                 <w:noProof/>
                 <w:webHidden/>
               </w:rPr>
-              <w:t>4</w:t>
-            </w:r>
-            <w:r>
-              <w:rPr>
-                <w:noProof/>
+              <w:t>5</w:t>
+            </w:r>
+            <w:r>
+              <w:rPr>
+                <w:noProof/>
+                <w:webHidden/>
+              </w:rPr>
+              <w:fldChar w:fldCharType="end"/>
+            </w:r>
+          </w:hyperlink>
+        </w:p>
+        <w:p>
+          <w:pPr>
+            <w:pStyle w:val="TOC3"/>
+            <w:rPr>
+              <w:rFonts w:eastAsiaTheme="minorEastAsia"/>
+              <w:kern w:val="2"/>
+              <w:sz w:val="24"/>
+              <w:szCs w:val="24"/>
+              <w:lang w:eastAsia="en-IE"/>
+              <w14:ligatures w14:val="standardContextual"/>
+            </w:rPr>
+          </w:pPr>
+          <w:hyperlink w:anchor="_Toc227182047" w:history="1">
+            <w:r>
+              <w:rPr>
+                <w:rStyle w:val="Hyperlink"/>
+              </w:rPr>
+              <w:t>2.2.1 Introduction</w:t>
+            </w:r>
+            <w:r>
+              <w:rPr>
+                <w:webHidden/>
+              </w:rPr>
+              <w:tab/>
+            </w:r>
+            <w:r>
+              <w:rPr>
+                <w:webHidden/>
+              </w:rPr>
+              <w:fldChar w:fldCharType="begin"/>
+            </w:r>
+            <w:r>
+              <w:rPr>
+                <w:webHidden/>
+              </w:rPr>
+              <w:instrText xml:space="preserve"> PAGEREF _Toc227182047 \h </w:instrText>
+            </w:r>
+            <w:r>
+              <w:rPr>
+                <w:webHidden/>
+              </w:rPr>
+            </w:r>
+            <w:r>
+              <w:rPr>
+                <w:webHidden/>
+              </w:rPr>
+              <w:fldChar w:fldCharType="separate"/>
+            </w:r>
+            <w:r>
+              <w:rPr>
+                <w:webHidden/>
+              </w:rPr>
+              <w:t>5</w:t>
+            </w:r>
+            <w:r>
+              <w:rPr>
+                <w:webHidden/>
+              </w:rPr>
+              <w:fldChar w:fldCharType="end"/>
+            </w:r>
+          </w:hyperlink>
+        </w:p>
+        <w:p>
+          <w:pPr>
+            <w:pStyle w:val="TOC3"/>
+            <w:rPr>
+              <w:rFonts w:eastAsiaTheme="minorEastAsia"/>
+              <w:kern w:val="2"/>
+              <w:sz w:val="24"/>
+              <w:szCs w:val="24"/>
+              <w:lang w:eastAsia="en-IE"/>
+              <w14:ligatures w14:val="standardContextual"/>
+            </w:rPr>
+          </w:pPr>
+          <w:hyperlink w:anchor="_Toc227182048" w:history="1">
+            <w:r>
+              <w:rPr>
+                <w:rStyle w:val="Hyperlink"/>
+              </w:rPr>
+              <w:t>2.2.2 ASL Fingerspeller – SideQuest</w:t>
+            </w:r>
+            <w:r>
+              <w:rPr>
+                <w:webHidden/>
+              </w:rPr>
+              <w:tab/>
+            </w:r>
+            <w:r>
+              <w:rPr>
+                <w:webHidden/>
+              </w:rPr>
+              <w:fldChar w:fldCharType="begin"/>
+            </w:r>
+            <w:r>
+              <w:rPr>
+                <w:webHidden/>
+              </w:rPr>
+              <w:instrText xml:space="preserve"> PAGEREF _Toc227182048 \h </w:instrText>
+            </w:r>
+            <w:r>
+              <w:rPr>
+                <w:webHidden/>
+              </w:rPr>
+            </w:r>
+            <w:r>
+              <w:rPr>
+                <w:webHidden/>
+              </w:rPr>
+              <w:fldChar w:fldCharType="separate"/>
+            </w:r>
+            <w:r>
+              <w:rPr>
+                <w:webHidden/>
+              </w:rPr>
+              <w:t>5</w:t>
+            </w:r>
+            <w:r>
+              <w:rPr>
+                <w:webHidden/>
+              </w:rPr>
+              <w:fldChar w:fldCharType="end"/>
+            </w:r>
+          </w:hyperlink>
+        </w:p>
+        <w:p>
+          <w:pPr>
+            <w:pStyle w:val="TOC3"/>
+            <w:rPr>
+              <w:rFonts w:eastAsiaTheme="minorEastAsia"/>
+              <w:kern w:val="2"/>
+              <w:sz w:val="24"/>
+              <w:szCs w:val="24"/>
+              <w:lang w:eastAsia="en-IE"/>
+              <w14:ligatures w14:val="standardContextual"/>
+            </w:rPr>
+          </w:pPr>
+          <w:hyperlink w:anchor="_Toc227182049" w:history="1">
+            <w:r>
+              <w:rPr>
+                <w:rStyle w:val="Hyperlink"/>
+              </w:rPr>
+              <w:t>2.2.3 Silent Classroom VR – Meta</w:t>
+            </w:r>
+            <w:r>
+              <w:rPr>
+                <w:webHidden/>
+              </w:rPr>
+              <w:tab/>
+            </w:r>
+            <w:r>
+              <w:rPr>
+                <w:webHidden/>
+              </w:rPr>
+              <w:fldChar w:fldCharType="begin"/>
+            </w:r>
+            <w:r>
+              <w:rPr>
+                <w:webHidden/>
+              </w:rPr>
+              <w:instrText xml:space="preserve"> PAGEREF _Toc227182049 \h </w:instrText>
+            </w:r>
+            <w:r>
+              <w:rPr>
+                <w:webHidden/>
+              </w:rPr>
+            </w:r>
+            <w:r>
+              <w:rPr>
+                <w:webHidden/>
+              </w:rPr>
+              <w:fldChar w:fldCharType="separate"/>
+            </w:r>
+            <w:r>
+              <w:rPr>
+                <w:webHidden/>
+              </w:rPr>
+              <w:t>6</w:t>
+            </w:r>
+            <w:r>
+              <w:rPr>
+                <w:webHidden/>
+              </w:rPr>
+              <w:fldChar w:fldCharType="end"/>
+            </w:r>
+          </w:hyperlink>
+        </w:p>
+        <w:p>
+          <w:pPr>
+            <w:pStyle w:val="TOC3"/>
+            <w:rPr>
+              <w:rFonts w:eastAsiaTheme="minorEastAsia"/>
+              <w:kern w:val="2"/>
+              <w:sz w:val="24"/>
+              <w:szCs w:val="24"/>
+              <w:lang w:eastAsia="en-IE"/>
+              <w14:ligatures w14:val="standardContextual"/>
+            </w:rPr>
+          </w:pPr>
+          <w:hyperlink w:anchor="_Toc227182050" w:history="1">
+            <w:r>
+              <w:rPr>
+                <w:rStyle w:val="Hyperlink"/>
+              </w:rPr>
+              <w:t>2.2.4 ASL Champ! – Science Direct</w:t>
+            </w:r>
+            <w:r>
+              <w:rPr>
+                <w:webHidden/>
+              </w:rPr>
+              <w:tab/>
+            </w:r>
+            <w:r>
+              <w:rPr>
+                <w:webHidden/>
+              </w:rPr>
+              <w:fldChar w:fldCharType="begin"/>
+            </w:r>
+            <w:r>
+              <w:rPr>
+                <w:webHidden/>
+              </w:rPr>
+              <w:instrText xml:space="preserve"> PAGEREF _Toc227182050 \h </w:instrText>
+            </w:r>
+            <w:r>
+              <w:rPr>
+                <w:webHidden/>
+              </w:rPr>
+            </w:r>
+            <w:r>
+              <w:rPr>
+                <w:webHidden/>
+              </w:rPr>
+              <w:fldChar w:fldCharType="separate"/>
+            </w:r>
+            <w:r>
+              <w:rPr>
+                <w:webHidden/>
+              </w:rPr>
+              <w:t>6</w:t>
+            </w:r>
+            <w:r>
+              <w:rPr>
+                <w:webHidden/>
+              </w:rPr>
+              <w:fldChar w:fldCharType="end"/>
+            </w:r>
+          </w:hyperlink>
+        </w:p>
+        <w:p>
+          <w:pPr>
+            <w:pStyle w:val="TOC3"/>
+            <w:rPr>
+              <w:rFonts w:eastAsiaTheme="minorEastAsia"/>
+              <w:kern w:val="2"/>
+              <w:sz w:val="24"/>
+              <w:szCs w:val="24"/>
+              <w:lang w:eastAsia="en-IE"/>
+              <w14:ligatures w14:val="standardContextual"/>
+            </w:rPr>
+          </w:pPr>
+          <w:hyperlink w:anchor="_Toc227182051" w:history="1">
+            <w:r>
+              <w:rPr>
+                <w:rStyle w:val="Hyperlink"/>
+              </w:rPr>
+              <w:t>2.2.5 DEF-ISL – App Store</w:t>
+            </w:r>
+            <w:r>
+              <w:rPr>
+                <w:webHidden/>
+              </w:rPr>
+              <w:tab/>
+            </w:r>
+            <w:r>
+              <w:rPr>
+                <w:webHidden/>
+              </w:rPr>
+              <w:fldChar w:fldCharType="begin"/>
+            </w:r>
+            <w:r>
+              <w:rPr>
+                <w:webHidden/>
+              </w:rPr>
+              <w:instrText xml:space="preserve"> PAGEREF _Toc227182051 \h </w:instrText>
+            </w:r>
+            <w:r>
+              <w:rPr>
+                <w:webHidden/>
+              </w:rPr>
+            </w:r>
+            <w:r>
+              <w:rPr>
+                <w:webHidden/>
+              </w:rPr>
+              <w:fldChar w:fldCharType="separate"/>
+            </w:r>
+            <w:r>
+              <w:rPr>
+                <w:webHidden/>
+              </w:rPr>
+              <w:t>7</w:t>
+            </w:r>
+            <w:r>
+              <w:rPr>
+                <w:webHidden/>
+              </w:rPr>
+              <w:fldChar w:fldCharType="end"/>
+            </w:r>
+          </w:hyperlink>
+        </w:p>
+        <w:p>
+          <w:pPr>
+            <w:pStyle w:val="TOC3"/>
+            <w:rPr>
+              <w:rFonts w:eastAsiaTheme="minorEastAsia"/>
+              <w:kern w:val="2"/>
+              <w:sz w:val="24"/>
+              <w:szCs w:val="24"/>
+              <w:lang w:eastAsia="en-IE"/>
+              <w14:ligatures w14:val="standardContextual"/>
+            </w:rPr>
+          </w:pPr>
+          <w:hyperlink w:anchor="_Toc227182052" w:history="1">
+            <w:r>
+              <w:rPr>
+                <w:rStyle w:val="Hyperlink"/>
+              </w:rPr>
+              <w:t>2.2.6 Design of Sign Language Learning Media Based on Virtual Reality</w:t>
+            </w:r>
+            <w:r>
+              <w:rPr>
+                <w:webHidden/>
+              </w:rPr>
+              <w:tab/>
+            </w:r>
+            <w:r>
+              <w:rPr>
+                <w:webHidden/>
+              </w:rPr>
+              <w:fldChar w:fldCharType="begin"/>
+            </w:r>
+            <w:r>
+              <w:rPr>
+                <w:webHidden/>
+              </w:rPr>
+              <w:instrText xml:space="preserve"> PAGEREF _Toc227182052 \h </w:instrText>
+            </w:r>
+            <w:r>
+              <w:rPr>
+                <w:webHidden/>
+              </w:rPr>
+            </w:r>
+            <w:r>
+              <w:rPr>
+                <w:webHidden/>
+              </w:rPr>
+              <w:fldChar w:fldCharType="separate"/>
+            </w:r>
+            <w:r>
+              <w:rPr>
+                <w:webHidden/>
+              </w:rPr>
+              <w:t>7</w:t>
+            </w:r>
+            <w:r>
+              <w:rPr>
+                <w:webHidden/>
+              </w:rPr>
+              <w:fldChar w:fldCharType="end"/>
+            </w:r>
+          </w:hyperlink>
+        </w:p>
+        <w:p>
+          <w:pPr>
+            <w:pStyle w:val="TOC3"/>
+            <w:rPr>
+              <w:rFonts w:eastAsiaTheme="minorEastAsia"/>
+              <w:kern w:val="2"/>
+              <w:sz w:val="24"/>
+              <w:szCs w:val="24"/>
+              <w:lang w:eastAsia="en-IE"/>
+              <w14:ligatures w14:val="standardContextual"/>
+            </w:rPr>
+          </w:pPr>
+          <w:hyperlink w:anchor="_Toc227182053" w:history="1">
+            <w:r>
+              <w:rPr>
+                <w:rStyle w:val="Hyperlink"/>
+              </w:rPr>
+              <w:t>2.2.7 VR Sign Language Learning with Hand Tracking – YouTube</w:t>
+            </w:r>
+            <w:r>
+              <w:rPr>
+                <w:webHidden/>
+              </w:rPr>
+              <w:tab/>
+            </w:r>
+            <w:r>
+              <w:rPr>
+                <w:webHidden/>
+              </w:rPr>
+              <w:fldChar w:fldCharType="begin"/>
+            </w:r>
+            <w:r>
+              <w:rPr>
+                <w:webHidden/>
+              </w:rPr>
+              <w:instrText xml:space="preserve"> PAGEREF _Toc227182053 \h </w:instrText>
+            </w:r>
+            <w:r>
+              <w:rPr>
+                <w:webHidden/>
+              </w:rPr>
+            </w:r>
+            <w:r>
+              <w:rPr>
+                <w:webHidden/>
+              </w:rPr>
+              <w:fldChar w:fldCharType="separate"/>
+            </w:r>
+            <w:r>
+              <w:rPr>
+                <w:webHidden/>
+              </w:rPr>
+              <w:t>7</w:t>
+            </w:r>
+            <w:r>
+              <w:rPr>
+                <w:webHidden/>
+              </w:rPr>
+              <w:fldChar w:fldCharType="end"/>
+            </w:r>
+          </w:hyperlink>
+        </w:p>
+        <w:p>
+          <w:pPr>
+            <w:pStyle w:val="TOC3"/>
+            <w:rPr>
+              <w:rFonts w:eastAsiaTheme="minorEastAsia"/>
+              <w:kern w:val="2"/>
+              <w:sz w:val="24"/>
+              <w:szCs w:val="24"/>
+              <w:lang w:eastAsia="en-IE"/>
+              <w14:ligatures w14:val="standardContextual"/>
+            </w:rPr>
+          </w:pPr>
+          <w:hyperlink w:anchor="_Toc227182054" w:history="1">
+            <w:r>
+              <w:rPr>
+                <w:rStyle w:val="Hyperlink"/>
+              </w:rPr>
+              <w:t>2.2.8 Existing Solutions Conclusion</w:t>
+            </w:r>
+            <w:r>
+              <w:rPr>
+                <w:webHidden/>
+              </w:rPr>
+              <w:tab/>
+            </w:r>
+            <w:r>
+              <w:rPr>
+                <w:webHidden/>
+              </w:rPr>
+              <w:fldChar w:fldCharType="begin"/>
+            </w:r>
+            <w:r>
+              <w:rPr>
+                <w:webHidden/>
+              </w:rPr>
+              <w:instrText xml:space="preserve"> PAGEREF _Toc227182054 \h </w:instrText>
+            </w:r>
+            <w:r>
+              <w:rPr>
+                <w:webHidden/>
+              </w:rPr>
+            </w:r>
+            <w:r>
+              <w:rPr>
+                <w:webHidden/>
+              </w:rPr>
+              <w:fldChar w:fldCharType="separate"/>
+            </w:r>
+            <w:r>
+              <w:rPr>
+                <w:webHidden/>
+              </w:rPr>
+              <w:t>8</w:t>
+            </w:r>
+            <w:r>
+              <w:rPr>
                 <w:webHidden/>
               </w:rPr>
               <w:fldChar w:fldCharType="end"/>
@@ -1726,7 +2222,7 @@
               <w14:ligatures w14:val="standardContextual"/>
             </w:rPr>
           </w:pPr>
-          <w:hyperlink w:anchor="_Toc227150794" w:history="1">
+          <w:hyperlink w:anchor="_Toc227182055" w:history="1">
             <w:r>
               <w:rPr>
                 <w:rStyle w:val="Hyperlink"/>
@@ -1753,7 +2249,7 @@
                 <w:noProof/>
                 <w:webHidden/>
               </w:rPr>
-              <w:instrText xml:space="preserve"> PAGEREF _Toc227150794 \h </w:instrText>
+              <w:instrText xml:space="preserve"> PAGEREF _Toc227182055 \h </w:instrText>
             </w:r>
             <w:r>
               <w:rPr>
@@ -1773,7 +2269,7 @@
                 <w:noProof/>
                 <w:webHidden/>
               </w:rPr>
-              <w:t>4</w:t>
+              <w:t>8</w:t>
             </w:r>
             <w:r>
               <w:rPr>
@@ -1796,7 +2292,7 @@
               <w14:ligatures w14:val="standardContextual"/>
             </w:rPr>
           </w:pPr>
-          <w:hyperlink w:anchor="_Toc227150795" w:history="1">
+          <w:hyperlink w:anchor="_Toc227182056" w:history="1">
             <w:r>
               <w:rPr>
                 <w:rStyle w:val="Hyperlink"/>
@@ -1819,7 +2315,7 @@
               <w:rPr>
                 <w:webHidden/>
               </w:rPr>
-              <w:instrText xml:space="preserve"> PAGEREF _Toc227150795 \h </w:instrText>
+              <w:instrText xml:space="preserve"> PAGEREF _Toc227182056 \h </w:instrText>
             </w:r>
             <w:r>
               <w:rPr>
@@ -1836,7 +2332,7 @@
               <w:rPr>
                 <w:webHidden/>
               </w:rPr>
-              <w:t>4</w:t>
+              <w:t>8</w:t>
             </w:r>
             <w:r>
               <w:rPr>
@@ -1858,7 +2354,7 @@
               <w14:ligatures w14:val="standardContextual"/>
             </w:rPr>
           </w:pPr>
-          <w:hyperlink w:anchor="_Toc227150796" w:history="1">
+          <w:hyperlink w:anchor="_Toc227182057" w:history="1">
             <w:r>
               <w:rPr>
                 <w:rStyle w:val="Hyperlink"/>
@@ -1881,7 +2377,7 @@
               <w:rPr>
                 <w:webHidden/>
               </w:rPr>
-              <w:instrText xml:space="preserve"> PAGEREF _Toc227150796 \h </w:instrText>
+              <w:instrText xml:space="preserve"> PAGEREF _Toc227182057 \h </w:instrText>
             </w:r>
             <w:r>
               <w:rPr>
@@ -1898,7 +2394,7 @@
               <w:rPr>
                 <w:webHidden/>
               </w:rPr>
-              <w:t>5</w:t>
+              <w:t>9</w:t>
             </w:r>
             <w:r>
               <w:rPr>
@@ -1920,7 +2416,7 @@
               <w14:ligatures w14:val="standardContextual"/>
             </w:rPr>
           </w:pPr>
-          <w:hyperlink w:anchor="_Toc227150797" w:history="1">
+          <w:hyperlink w:anchor="_Toc227182058" w:history="1">
             <w:r>
               <w:rPr>
                 <w:rStyle w:val="Hyperlink"/>
@@ -1943,7 +2439,7 @@
               <w:rPr>
                 <w:webHidden/>
               </w:rPr>
-              <w:instrText xml:space="preserve"> PAGEREF _Toc227150797 \h </w:instrText>
+              <w:instrText xml:space="preserve"> PAGEREF _Toc227182058 \h </w:instrText>
             </w:r>
             <w:r>
               <w:rPr>
@@ -1960,7 +2456,7 @@
               <w:rPr>
                 <w:webHidden/>
               </w:rPr>
-              <w:t>6</w:t>
+              <w:t>9</w:t>
             </w:r>
             <w:r>
               <w:rPr>
@@ -1982,7 +2478,7 @@
               <w14:ligatures w14:val="standardContextual"/>
             </w:rPr>
           </w:pPr>
-          <w:hyperlink w:anchor="_Toc227150798" w:history="1">
+          <w:hyperlink w:anchor="_Toc227182059" w:history="1">
             <w:r>
               <w:rPr>
                 <w:rStyle w:val="Hyperlink"/>
@@ -2005,7 +2501,7 @@
               <w:rPr>
                 <w:webHidden/>
               </w:rPr>
-              <w:instrText xml:space="preserve"> PAGEREF _Toc227150798 \h </w:instrText>
+              <w:instrText xml:space="preserve"> PAGEREF _Toc227182059 \h </w:instrText>
             </w:r>
             <w:r>
               <w:rPr>
@@ -2022,7 +2518,7 @@
               <w:rPr>
                 <w:webHidden/>
               </w:rPr>
-              <w:t>6</w:t>
+              <w:t>9</w:t>
             </w:r>
             <w:r>
               <w:rPr>
@@ -2044,7 +2540,7 @@
               <w14:ligatures w14:val="standardContextual"/>
             </w:rPr>
           </w:pPr>
-          <w:hyperlink w:anchor="_Toc227150799" w:history="1">
+          <w:hyperlink w:anchor="_Toc227182060" w:history="1">
             <w:r>
               <w:rPr>
                 <w:rStyle w:val="Hyperlink"/>
@@ -2067,7 +2563,7 @@
               <w:rPr>
                 <w:webHidden/>
               </w:rPr>
-              <w:instrText xml:space="preserve"> PAGEREF _Toc227150799 \h </w:instrText>
+              <w:instrText xml:space="preserve"> PAGEREF _Toc227182060 \h </w:instrText>
             </w:r>
             <w:r>
               <w:rPr>
@@ -2084,7 +2580,7 @@
               <w:rPr>
                 <w:webHidden/>
               </w:rPr>
-              <w:t>6</w:t>
+              <w:t>10</w:t>
             </w:r>
             <w:r>
               <w:rPr>
@@ -2106,7 +2602,7 @@
               <w14:ligatures w14:val="standardContextual"/>
             </w:rPr>
           </w:pPr>
-          <w:hyperlink w:anchor="_Toc227150800" w:history="1">
+          <w:hyperlink w:anchor="_Toc227182061" w:history="1">
             <w:r>
               <w:rPr>
                 <w:rStyle w:val="Hyperlink"/>
@@ -2129,7 +2625,7 @@
               <w:rPr>
                 <w:webHidden/>
               </w:rPr>
-              <w:instrText xml:space="preserve"> PAGEREF _Toc227150800 \h </w:instrText>
+              <w:instrText xml:space="preserve"> PAGEREF _Toc227182061 \h </w:instrText>
             </w:r>
             <w:r>
               <w:rPr>
@@ -2146,7 +2642,7 @@
               <w:rPr>
                 <w:webHidden/>
               </w:rPr>
-              <w:t>7</w:t>
+              <w:t>10</w:t>
             </w:r>
             <w:r>
               <w:rPr>
@@ -2172,7 +2668,7 @@
               <w14:ligatures w14:val="standardContextual"/>
             </w:rPr>
           </w:pPr>
-          <w:hyperlink w:anchor="_Toc227150801" w:history="1">
+          <w:hyperlink w:anchor="_Toc227182062" w:history="1">
             <w:r>
               <w:rPr>
                 <w:rStyle w:val="Hyperlink"/>
@@ -2199,7 +2695,7 @@
                 <w:noProof/>
                 <w:webHidden/>
               </w:rPr>
-              <w:instrText xml:space="preserve"> PAGEREF _Toc227150801 \h </w:instrText>
+              <w:instrText xml:space="preserve"> PAGEREF _Toc227182062 \h </w:instrText>
             </w:r>
             <w:r>
               <w:rPr>
@@ -2219,7 +2715,7 @@
                 <w:noProof/>
                 <w:webHidden/>
               </w:rPr>
-              <w:t>7</w:t>
+              <w:t>10</w:t>
             </w:r>
             <w:r>
               <w:rPr>
@@ -2246,7 +2742,7 @@
               <w14:ligatures w14:val="standardContextual"/>
             </w:rPr>
           </w:pPr>
-          <w:hyperlink w:anchor="_Toc227150802" w:history="1">
+          <w:hyperlink w:anchor="_Toc227182063" w:history="1">
             <w:r>
               <w:rPr>
                 <w:rStyle w:val="Hyperlink"/>
@@ -2273,7 +2769,7 @@
                 <w:noProof/>
                 <w:webHidden/>
               </w:rPr>
-              <w:instrText xml:space="preserve"> PAGEREF _Toc227150802 \h </w:instrText>
+              <w:instrText xml:space="preserve"> PAGEREF _Toc227182063 \h </w:instrText>
             </w:r>
             <w:r>
               <w:rPr>
@@ -2293,7 +2789,7 @@
                 <w:noProof/>
                 <w:webHidden/>
               </w:rPr>
-              <w:t>7</w:t>
+              <w:t>11</w:t>
             </w:r>
             <w:r>
               <w:rPr>
@@ -2320,7 +2816,7 @@
               <w14:ligatures w14:val="standardContextual"/>
             </w:rPr>
           </w:pPr>
-          <w:hyperlink w:anchor="_Toc227150803" w:history="1">
+          <w:hyperlink w:anchor="_Toc227182064" w:history="1">
             <w:r>
               <w:rPr>
                 <w:rStyle w:val="Hyperlink"/>
@@ -2347,7 +2843,7 @@
                 <w:noProof/>
                 <w:webHidden/>
               </w:rPr>
-              <w:instrText xml:space="preserve"> PAGEREF _Toc227150803 \h </w:instrText>
+              <w:instrText xml:space="preserve"> PAGEREF _Toc227182064 \h </w:instrText>
             </w:r>
             <w:r>
               <w:rPr>
@@ -2367,7 +2863,7 @@
                 <w:noProof/>
                 <w:webHidden/>
               </w:rPr>
-              <w:t>7</w:t>
+              <w:t>11</w:t>
             </w:r>
             <w:r>
               <w:rPr>
@@ -2394,7 +2890,7 @@
               <w14:ligatures w14:val="standardContextual"/>
             </w:rPr>
           </w:pPr>
-          <w:hyperlink w:anchor="_Toc227150804" w:history="1">
+          <w:hyperlink w:anchor="_Toc227182065" w:history="1">
             <w:r>
               <w:rPr>
                 <w:rStyle w:val="Hyperlink"/>
@@ -2421,7 +2917,7 @@
                 <w:noProof/>
                 <w:webHidden/>
               </w:rPr>
-              <w:instrText xml:space="preserve"> PAGEREF _Toc227150804 \h </w:instrText>
+              <w:instrText xml:space="preserve"> PAGEREF _Toc227182065 \h </w:instrText>
             </w:r>
             <w:r>
               <w:rPr>
@@ -2441,7 +2937,7 @@
                 <w:noProof/>
                 <w:webHidden/>
               </w:rPr>
-              <w:t>7</w:t>
+              <w:t>11</w:t>
             </w:r>
             <w:r>
               <w:rPr>
@@ -2464,7 +2960,7 @@
               <w14:ligatures w14:val="standardContextual"/>
             </w:rPr>
           </w:pPr>
-          <w:hyperlink w:anchor="_Toc227150805" w:history="1">
+          <w:hyperlink w:anchor="_Toc227182066" w:history="1">
             <w:r>
               <w:rPr>
                 <w:rStyle w:val="Hyperlink"/>
@@ -2487,7 +2983,7 @@
               <w:rPr>
                 <w:webHidden/>
               </w:rPr>
-              <w:instrText xml:space="preserve"> PAGEREF _Toc227150805 \h </w:instrText>
+              <w:instrText xml:space="preserve"> PAGEREF _Toc227182066 \h </w:instrText>
             </w:r>
             <w:r>
               <w:rPr>
@@ -2504,7 +3000,7 @@
               <w:rPr>
                 <w:webHidden/>
               </w:rPr>
-              <w:t>7</w:t>
+              <w:t>11</w:t>
             </w:r>
             <w:r>
               <w:rPr>
@@ -2526,7 +3022,7 @@
               <w14:ligatures w14:val="standardContextual"/>
             </w:rPr>
           </w:pPr>
-          <w:hyperlink w:anchor="_Toc227150806" w:history="1">
+          <w:hyperlink w:anchor="_Toc227182067" w:history="1">
             <w:r>
               <w:rPr>
                 <w:rStyle w:val="Hyperlink"/>
@@ -2549,7 +3045,7 @@
               <w:rPr>
                 <w:webHidden/>
               </w:rPr>
-              <w:instrText xml:space="preserve"> PAGEREF _Toc227150806 \h </w:instrText>
+              <w:instrText xml:space="preserve"> PAGEREF _Toc227182067 \h </w:instrText>
             </w:r>
             <w:r>
               <w:rPr>
@@ -2566,7 +3062,7 @@
               <w:rPr>
                 <w:webHidden/>
               </w:rPr>
-              <w:t>8</w:t>
+              <w:t>12</w:t>
             </w:r>
             <w:r>
               <w:rPr>
@@ -2592,7 +3088,7 @@
               <w14:ligatures w14:val="standardContextual"/>
             </w:rPr>
           </w:pPr>
-          <w:hyperlink w:anchor="_Toc227150807" w:history="1">
+          <w:hyperlink w:anchor="_Toc227182068" w:history="1">
             <w:r>
               <w:rPr>
                 <w:rStyle w:val="Hyperlink"/>
@@ -2619,7 +3115,7 @@
                 <w:noProof/>
                 <w:webHidden/>
               </w:rPr>
-              <w:instrText xml:space="preserve"> PAGEREF _Toc227150807 \h </w:instrText>
+              <w:instrText xml:space="preserve"> PAGEREF _Toc227182068 \h </w:instrText>
             </w:r>
             <w:r>
               <w:rPr>
@@ -2639,7 +3135,7 @@
                 <w:noProof/>
                 <w:webHidden/>
               </w:rPr>
-              <w:t>9</w:t>
+              <w:t>12</w:t>
             </w:r>
             <w:r>
               <w:rPr>
@@ -2666,7 +3162,7 @@
               <w14:ligatures w14:val="standardContextual"/>
             </w:rPr>
           </w:pPr>
-          <w:hyperlink w:anchor="_Toc227150808" w:history="1">
+          <w:hyperlink w:anchor="_Toc227182069" w:history="1">
             <w:r>
               <w:rPr>
                 <w:rStyle w:val="Hyperlink"/>
@@ -2693,7 +3189,7 @@
                 <w:noProof/>
                 <w:webHidden/>
               </w:rPr>
-              <w:instrText xml:space="preserve"> PAGEREF _Toc227150808 \h </w:instrText>
+              <w:instrText xml:space="preserve"> PAGEREF _Toc227182069 \h </w:instrText>
             </w:r>
             <w:r>
               <w:rPr>
@@ -2713,7 +3209,7 @@
                 <w:noProof/>
                 <w:webHidden/>
               </w:rPr>
-              <w:t>10</w:t>
+              <w:t>13</w:t>
             </w:r>
             <w:r>
               <w:rPr>
@@ -2740,7 +3236,7 @@
               <w14:ligatures w14:val="standardContextual"/>
             </w:rPr>
           </w:pPr>
-          <w:hyperlink w:anchor="_Toc227150809" w:history="1">
+          <w:hyperlink w:anchor="_Toc227182070" w:history="1">
             <w:r>
               <w:rPr>
                 <w:rStyle w:val="Hyperlink"/>
@@ -2767,7 +3263,7 @@
                 <w:noProof/>
                 <w:webHidden/>
               </w:rPr>
-              <w:instrText xml:space="preserve"> PAGEREF _Toc227150809 \h </w:instrText>
+              <w:instrText xml:space="preserve"> PAGEREF _Toc227182070 \h </w:instrText>
             </w:r>
             <w:r>
               <w:rPr>
@@ -2787,7 +3283,7 @@
                 <w:noProof/>
                 <w:webHidden/>
               </w:rPr>
-              <w:t>10</w:t>
+              <w:t>13</w:t>
             </w:r>
             <w:r>
               <w:rPr>
@@ -2810,7 +3306,7 @@
               <w14:ligatures w14:val="standardContextual"/>
             </w:rPr>
           </w:pPr>
-          <w:hyperlink w:anchor="_Toc227150810" w:history="1">
+          <w:hyperlink w:anchor="_Toc227182071" w:history="1">
             <w:r>
               <w:rPr>
                 <w:rStyle w:val="Hyperlink"/>
@@ -2833,7 +3329,7 @@
               <w:rPr>
                 <w:webHidden/>
               </w:rPr>
-              <w:instrText xml:space="preserve"> PAGEREF _Toc227150810 \h </w:instrText>
+              <w:instrText xml:space="preserve"> PAGEREF _Toc227182071 \h </w:instrText>
             </w:r>
             <w:r>
               <w:rPr>
@@ -2850,7 +3346,7 @@
               <w:rPr>
                 <w:webHidden/>
               </w:rPr>
-              <w:t>10</w:t>
+              <w:t>13</w:t>
             </w:r>
             <w:r>
               <w:rPr>
@@ -2872,7 +3368,7 @@
               <w14:ligatures w14:val="standardContextual"/>
             </w:rPr>
           </w:pPr>
-          <w:hyperlink w:anchor="_Toc227150811" w:history="1">
+          <w:hyperlink w:anchor="_Toc227182072" w:history="1">
             <w:r>
               <w:rPr>
                 <w:rStyle w:val="Hyperlink"/>
@@ -2895,7 +3391,7 @@
               <w:rPr>
                 <w:webHidden/>
               </w:rPr>
-              <w:instrText xml:space="preserve"> PAGEREF _Toc227150811 \h </w:instrText>
+              <w:instrText xml:space="preserve"> PAGEREF _Toc227182072 \h </w:instrText>
             </w:r>
             <w:r>
               <w:rPr>
@@ -2912,7 +3408,7 @@
               <w:rPr>
                 <w:webHidden/>
               </w:rPr>
-              <w:t>10</w:t>
+              <w:t>13</w:t>
             </w:r>
             <w:r>
               <w:rPr>
@@ -2934,7 +3430,7 @@
               <w14:ligatures w14:val="standardContextual"/>
             </w:rPr>
           </w:pPr>
-          <w:hyperlink w:anchor="_Toc227150812" w:history="1">
+          <w:hyperlink w:anchor="_Toc227182073" w:history="1">
             <w:r>
               <w:rPr>
                 <w:rStyle w:val="Hyperlink"/>
@@ -2957,7 +3453,7 @@
               <w:rPr>
                 <w:webHidden/>
               </w:rPr>
-              <w:instrText xml:space="preserve"> PAGEREF _Toc227150812 \h </w:instrText>
+              <w:instrText xml:space="preserve"> PAGEREF _Toc227182073 \h </w:instrText>
             </w:r>
             <w:r>
               <w:rPr>
@@ -2974,7 +3470,7 @@
               <w:rPr>
                 <w:webHidden/>
               </w:rPr>
-              <w:t>10</w:t>
+              <w:t>13</w:t>
             </w:r>
             <w:r>
               <w:rPr>
@@ -2996,7 +3492,7 @@
               <w14:ligatures w14:val="standardContextual"/>
             </w:rPr>
           </w:pPr>
-          <w:hyperlink w:anchor="_Toc227150813" w:history="1">
+          <w:hyperlink w:anchor="_Toc227182074" w:history="1">
             <w:r>
               <w:rPr>
                 <w:rStyle w:val="Hyperlink"/>
@@ -3019,7 +3515,7 @@
               <w:rPr>
                 <w:webHidden/>
               </w:rPr>
-              <w:instrText xml:space="preserve"> PAGEREF _Toc227150813 \h </w:instrText>
+              <w:instrText xml:space="preserve"> PAGEREF _Toc227182074 \h </w:instrText>
             </w:r>
             <w:r>
               <w:rPr>
@@ -3036,7 +3532,7 @@
               <w:rPr>
                 <w:webHidden/>
               </w:rPr>
-              <w:t>11</w:t>
+              <w:t>14</w:t>
             </w:r>
             <w:r>
               <w:rPr>
@@ -3058,7 +3554,7 @@
               <w14:ligatures w14:val="standardContextual"/>
             </w:rPr>
           </w:pPr>
-          <w:hyperlink w:anchor="_Toc227150814" w:history="1">
+          <w:hyperlink w:anchor="_Toc227182075" w:history="1">
             <w:r>
               <w:rPr>
                 <w:rStyle w:val="Hyperlink"/>
@@ -3081,7 +3577,7 @@
               <w:rPr>
                 <w:webHidden/>
               </w:rPr>
-              <w:instrText xml:space="preserve"> PAGEREF _Toc227150814 \h </w:instrText>
+              <w:instrText xml:space="preserve"> PAGEREF _Toc227182075 \h </w:instrText>
             </w:r>
             <w:r>
               <w:rPr>
@@ -3098,7 +3594,7 @@
               <w:rPr>
                 <w:webHidden/>
               </w:rPr>
-              <w:t>11</w:t>
+              <w:t>14</w:t>
             </w:r>
             <w:r>
               <w:rPr>
@@ -3120,7 +3616,7 @@
               <w14:ligatures w14:val="standardContextual"/>
             </w:rPr>
           </w:pPr>
-          <w:hyperlink w:anchor="_Toc227150815" w:history="1">
+          <w:hyperlink w:anchor="_Toc227182076" w:history="1">
             <w:r>
               <w:rPr>
                 <w:rStyle w:val="Hyperlink"/>
@@ -3143,7 +3639,7 @@
               <w:rPr>
                 <w:webHidden/>
               </w:rPr>
-              <w:instrText xml:space="preserve"> PAGEREF _Toc227150815 \h </w:instrText>
+              <w:instrText xml:space="preserve"> PAGEREF _Toc227182076 \h </w:instrText>
             </w:r>
             <w:r>
               <w:rPr>
@@ -3160,7 +3656,7 @@
               <w:rPr>
                 <w:webHidden/>
               </w:rPr>
-              <w:t>11</w:t>
+              <w:t>14</w:t>
             </w:r>
             <w:r>
               <w:rPr>
@@ -3186,7 +3682,7 @@
               <w14:ligatures w14:val="standardContextual"/>
             </w:rPr>
           </w:pPr>
-          <w:hyperlink w:anchor="_Toc227150816" w:history="1">
+          <w:hyperlink w:anchor="_Toc227182077" w:history="1">
             <w:r>
               <w:rPr>
                 <w:rStyle w:val="Hyperlink"/>
@@ -3213,7 +3709,7 @@
                 <w:noProof/>
                 <w:webHidden/>
               </w:rPr>
-              <w:instrText xml:space="preserve"> PAGEREF _Toc227150816 \h </w:instrText>
+              <w:instrText xml:space="preserve"> PAGEREF _Toc227182077 \h </w:instrText>
             </w:r>
             <w:r>
               <w:rPr>
@@ -3233,7 +3729,7 @@
                 <w:noProof/>
                 <w:webHidden/>
               </w:rPr>
-              <w:t>12</w:t>
+              <w:t>15</w:t>
             </w:r>
             <w:r>
               <w:rPr>
@@ -3256,7 +3752,7 @@
               <w14:ligatures w14:val="standardContextual"/>
             </w:rPr>
           </w:pPr>
-          <w:hyperlink w:anchor="_Toc227150817" w:history="1">
+          <w:hyperlink w:anchor="_Toc227182078" w:history="1">
             <w:r>
               <w:rPr>
                 <w:rStyle w:val="Hyperlink"/>
@@ -3279,7 +3775,7 @@
               <w:rPr>
                 <w:webHidden/>
               </w:rPr>
-              <w:instrText xml:space="preserve"> PAGEREF _Toc227150817 \h </w:instrText>
+              <w:instrText xml:space="preserve"> PAGEREF _Toc227182078 \h </w:instrText>
             </w:r>
             <w:r>
               <w:rPr>
@@ -3296,7 +3792,7 @@
               <w:rPr>
                 <w:webHidden/>
               </w:rPr>
-              <w:t>12</w:t>
+              <w:t>15</w:t>
             </w:r>
             <w:r>
               <w:rPr>
@@ -3322,7 +3818,7 @@
               <w14:ligatures w14:val="standardContextual"/>
             </w:rPr>
           </w:pPr>
-          <w:hyperlink w:anchor="_Toc227150818" w:history="1">
+          <w:hyperlink w:anchor="_Toc227182079" w:history="1">
             <w:r>
               <w:rPr>
                 <w:rStyle w:val="Hyperlink"/>
@@ -3349,7 +3845,7 @@
                 <w:noProof/>
                 <w:webHidden/>
               </w:rPr>
-              <w:instrText xml:space="preserve"> PAGEREF _Toc227150818 \h </w:instrText>
+              <w:instrText xml:space="preserve"> PAGEREF _Toc227182079 \h </w:instrText>
             </w:r>
             <w:r>
               <w:rPr>
@@ -3369,7 +3865,7 @@
                 <w:noProof/>
                 <w:webHidden/>
               </w:rPr>
-              <w:t>12</w:t>
+              <w:t>15</w:t>
             </w:r>
             <w:r>
               <w:rPr>
@@ -3396,7 +3892,7 @@
               <w14:ligatures w14:val="standardContextual"/>
             </w:rPr>
           </w:pPr>
-          <w:hyperlink w:anchor="_Toc227150819" w:history="1">
+          <w:hyperlink w:anchor="_Toc227182080" w:history="1">
             <w:r>
               <w:rPr>
                 <w:rStyle w:val="Hyperlink"/>
@@ -3423,7 +3919,7 @@
                 <w:noProof/>
                 <w:webHidden/>
               </w:rPr>
-              <w:instrText xml:space="preserve"> PAGEREF _Toc227150819 \h </w:instrText>
+              <w:instrText xml:space="preserve"> PAGEREF _Toc227182080 \h </w:instrText>
             </w:r>
             <w:r>
               <w:rPr>
@@ -3443,7 +3939,7 @@
                 <w:noProof/>
                 <w:webHidden/>
               </w:rPr>
-              <w:t>13</w:t>
+              <w:t>16</w:t>
             </w:r>
             <w:r>
               <w:rPr>
@@ -3470,7 +3966,7 @@
               <w14:ligatures w14:val="standardContextual"/>
             </w:rPr>
           </w:pPr>
-          <w:hyperlink w:anchor="_Toc227150820" w:history="1">
+          <w:hyperlink w:anchor="_Toc227182081" w:history="1">
             <w:r>
               <w:rPr>
                 <w:rStyle w:val="Hyperlink"/>
@@ -3497,7 +3993,7 @@
                 <w:noProof/>
                 <w:webHidden/>
               </w:rPr>
-              <w:instrText xml:space="preserve"> PAGEREF _Toc227150820 \h </w:instrText>
+              <w:instrText xml:space="preserve"> PAGEREF _Toc227182081 \h </w:instrText>
             </w:r>
             <w:r>
               <w:rPr>
@@ -3517,7 +4013,7 @@
                 <w:noProof/>
                 <w:webHidden/>
               </w:rPr>
-              <w:t>13</w:t>
+              <w:t>16</w:t>
             </w:r>
             <w:r>
               <w:rPr>
@@ -3544,7 +4040,7 @@
               <w14:ligatures w14:val="standardContextual"/>
             </w:rPr>
           </w:pPr>
-          <w:hyperlink w:anchor="_Toc227150821" w:history="1">
+          <w:hyperlink w:anchor="_Toc227182082" w:history="1">
             <w:r>
               <w:rPr>
                 <w:rStyle w:val="Hyperlink"/>
@@ -3571,7 +4067,7 @@
                 <w:noProof/>
                 <w:webHidden/>
               </w:rPr>
-              <w:instrText xml:space="preserve"> PAGEREF _Toc227150821 \h </w:instrText>
+              <w:instrText xml:space="preserve"> PAGEREF _Toc227182082 \h </w:instrText>
             </w:r>
             <w:r>
               <w:rPr>
@@ -3591,7 +4087,7 @@
                 <w:noProof/>
                 <w:webHidden/>
               </w:rPr>
-              <w:t>13</w:t>
+              <w:t>16</w:t>
             </w:r>
             <w:r>
               <w:rPr>
@@ -3614,7 +4110,7 @@
               <w14:ligatures w14:val="standardContextual"/>
             </w:rPr>
           </w:pPr>
-          <w:hyperlink w:anchor="_Toc227150822" w:history="1">
+          <w:hyperlink w:anchor="_Toc227182083" w:history="1">
             <w:r>
               <w:rPr>
                 <w:rStyle w:val="Hyperlink"/>
@@ -3638,7 +4134,7 @@
               <w:rPr>
                 <w:webHidden/>
               </w:rPr>
-              <w:instrText xml:space="preserve"> PAGEREF _Toc227150822 \h </w:instrText>
+              <w:instrText xml:space="preserve"> PAGEREF _Toc227182083 \h </w:instrText>
             </w:r>
             <w:r>
               <w:rPr>
@@ -3655,7 +4151,7 @@
               <w:rPr>
                 <w:webHidden/>
               </w:rPr>
-              <w:t>14</w:t>
+              <w:t>17</w:t>
             </w:r>
             <w:r>
               <w:rPr>
@@ -3677,7 +4173,7 @@
               <w14:ligatures w14:val="standardContextual"/>
             </w:rPr>
           </w:pPr>
-          <w:hyperlink w:anchor="_Toc227150823" w:history="1">
+          <w:hyperlink w:anchor="_Toc227182084" w:history="1">
             <w:r>
               <w:rPr>
                 <w:rStyle w:val="Hyperlink"/>
@@ -3700,7 +4196,7 @@
               <w:rPr>
                 <w:webHidden/>
               </w:rPr>
-              <w:instrText xml:space="preserve"> PAGEREF _Toc227150823 \h </w:instrText>
+              <w:instrText xml:space="preserve"> PAGEREF _Toc227182084 \h </w:instrText>
             </w:r>
             <w:r>
               <w:rPr>
@@ -3717,7 +4213,7 @@
               <w:rPr>
                 <w:webHidden/>
               </w:rPr>
-              <w:t>14</w:t>
+              <w:t>17</w:t>
             </w:r>
             <w:r>
               <w:rPr>
@@ -3743,7 +4239,7 @@
               <w14:ligatures w14:val="standardContextual"/>
             </w:rPr>
           </w:pPr>
-          <w:hyperlink w:anchor="_Toc227150824" w:history="1">
+          <w:hyperlink w:anchor="_Toc227182085" w:history="1">
             <w:r>
               <w:rPr>
                 <w:rStyle w:val="Hyperlink"/>
@@ -3770,7 +4266,7 @@
                 <w:noProof/>
                 <w:webHidden/>
               </w:rPr>
-              <w:instrText xml:space="preserve"> PAGEREF _Toc227150824 \h </w:instrText>
+              <w:instrText xml:space="preserve"> PAGEREF _Toc227182085 \h </w:instrText>
             </w:r>
             <w:r>
               <w:rPr>
@@ -3790,7 +4286,7 @@
                 <w:noProof/>
                 <w:webHidden/>
               </w:rPr>
-              <w:t>15</w:t>
+              <w:t>18</w:t>
             </w:r>
             <w:r>
               <w:rPr>
@@ -3813,7 +4309,7 @@
               <w14:ligatures w14:val="standardContextual"/>
             </w:rPr>
           </w:pPr>
-          <w:hyperlink w:anchor="_Toc227150825" w:history="1">
+          <w:hyperlink w:anchor="_Toc227182086" w:history="1">
             <w:r>
               <w:rPr>
                 <w:rStyle w:val="Hyperlink"/>
@@ -3836,7 +4332,7 @@
               <w:rPr>
                 <w:webHidden/>
               </w:rPr>
-              <w:instrText xml:space="preserve"> PAGEREF _Toc227150825 \h </w:instrText>
+              <w:instrText xml:space="preserve"> PAGEREF _Toc227182086 \h </w:instrText>
             </w:r>
             <w:r>
               <w:rPr>
@@ -3853,7 +4349,7 @@
               <w:rPr>
                 <w:webHidden/>
               </w:rPr>
-              <w:t>15</w:t>
+              <w:t>18</w:t>
             </w:r>
             <w:r>
               <w:rPr>
@@ -3875,7 +4371,7 @@
               <w14:ligatures w14:val="standardContextual"/>
             </w:rPr>
           </w:pPr>
-          <w:hyperlink w:anchor="_Toc227150826" w:history="1">
+          <w:hyperlink w:anchor="_Toc227182087" w:history="1">
             <w:r>
               <w:rPr>
                 <w:rStyle w:val="Hyperlink"/>
@@ -3898,7 +4394,7 @@
               <w:rPr>
                 <w:webHidden/>
               </w:rPr>
-              <w:instrText xml:space="preserve"> PAGEREF _Toc227150826 \h </w:instrText>
+              <w:instrText xml:space="preserve"> PAGEREF _Toc227182087 \h </w:instrText>
             </w:r>
             <w:r>
               <w:rPr>
@@ -3915,7 +4411,7 @@
               <w:rPr>
                 <w:webHidden/>
               </w:rPr>
-              <w:t>16</w:t>
+              <w:t>19</w:t>
             </w:r>
             <w:r>
               <w:rPr>
@@ -3937,7 +4433,7 @@
               <w14:ligatures w14:val="standardContextual"/>
             </w:rPr>
           </w:pPr>
-          <w:hyperlink w:anchor="_Toc227150827" w:history="1">
+          <w:hyperlink w:anchor="_Toc227182088" w:history="1">
             <w:r>
               <w:rPr>
                 <w:rStyle w:val="Hyperlink"/>
@@ -3960,7 +4456,7 @@
               <w:rPr>
                 <w:webHidden/>
               </w:rPr>
-              <w:instrText xml:space="preserve"> PAGEREF _Toc227150827 \h </w:instrText>
+              <w:instrText xml:space="preserve"> PAGEREF _Toc227182088 \h </w:instrText>
             </w:r>
             <w:r>
               <w:rPr>
@@ -3977,7 +4473,7 @@
               <w:rPr>
                 <w:webHidden/>
               </w:rPr>
-              <w:t>16</w:t>
+              <w:t>19</w:t>
             </w:r>
             <w:r>
               <w:rPr>
@@ -3999,7 +4495,7 @@
               <w14:ligatures w14:val="standardContextual"/>
             </w:rPr>
           </w:pPr>
-          <w:hyperlink w:anchor="_Toc227150828" w:history="1">
+          <w:hyperlink w:anchor="_Toc227182089" w:history="1">
             <w:r>
               <w:rPr>
                 <w:rStyle w:val="Hyperlink"/>
@@ -4022,7 +4518,7 @@
               <w:rPr>
                 <w:webHidden/>
               </w:rPr>
-              <w:instrText xml:space="preserve"> PAGEREF _Toc227150828 \h </w:instrText>
+              <w:instrText xml:space="preserve"> PAGEREF _Toc227182089 \h </w:instrText>
             </w:r>
             <w:r>
               <w:rPr>
@@ -4039,7 +4535,7 @@
               <w:rPr>
                 <w:webHidden/>
               </w:rPr>
-              <w:t>17</w:t>
+              <w:t>20</w:t>
             </w:r>
             <w:r>
               <w:rPr>
@@ -4065,7 +4561,7 @@
               <w14:ligatures w14:val="standardContextual"/>
             </w:rPr>
           </w:pPr>
-          <w:hyperlink w:anchor="_Toc227150829" w:history="1">
+          <w:hyperlink w:anchor="_Toc227182090" w:history="1">
             <w:r>
               <w:rPr>
                 <w:rStyle w:val="Hyperlink"/>
@@ -4092,7 +4588,7 @@
                 <w:noProof/>
                 <w:webHidden/>
               </w:rPr>
-              <w:instrText xml:space="preserve"> PAGEREF _Toc227150829 \h </w:instrText>
+              <w:instrText xml:space="preserve"> PAGEREF _Toc227182090 \h </w:instrText>
             </w:r>
             <w:r>
               <w:rPr>
@@ -4112,7 +4608,7 @@
                 <w:noProof/>
                 <w:webHidden/>
               </w:rPr>
-              <w:t>17</w:t>
+              <w:t>20</w:t>
             </w:r>
             <w:r>
               <w:rPr>
@@ -4135,7 +4631,7 @@
               <w14:ligatures w14:val="standardContextual"/>
             </w:rPr>
           </w:pPr>
-          <w:hyperlink w:anchor="_Toc227150830" w:history="1">
+          <w:hyperlink w:anchor="_Toc227182091" w:history="1">
             <w:r>
               <w:rPr>
                 <w:rStyle w:val="Hyperlink"/>
@@ -4158,7 +4654,7 @@
               <w:rPr>
                 <w:webHidden/>
               </w:rPr>
-              <w:instrText xml:space="preserve"> PAGEREF _Toc227150830 \h </w:instrText>
+              <w:instrText xml:space="preserve"> PAGEREF _Toc227182091 \h </w:instrText>
             </w:r>
             <w:r>
               <w:rPr>
@@ -4175,7 +4671,7 @@
               <w:rPr>
                 <w:webHidden/>
               </w:rPr>
-              <w:t>17</w:t>
+              <w:t>20</w:t>
             </w:r>
             <w:r>
               <w:rPr>
@@ -4197,7 +4693,7 @@
               <w14:ligatures w14:val="standardContextual"/>
             </w:rPr>
           </w:pPr>
-          <w:hyperlink w:anchor="_Toc227150831" w:history="1">
+          <w:hyperlink w:anchor="_Toc227182092" w:history="1">
             <w:r>
               <w:rPr>
                 <w:rStyle w:val="Hyperlink"/>
@@ -4220,7 +4716,7 @@
               <w:rPr>
                 <w:webHidden/>
               </w:rPr>
-              <w:instrText xml:space="preserve"> PAGEREF _Toc227150831 \h </w:instrText>
+              <w:instrText xml:space="preserve"> PAGEREF _Toc227182092 \h </w:instrText>
             </w:r>
             <w:r>
               <w:rPr>
@@ -4237,7 +4733,7 @@
               <w:rPr>
                 <w:webHidden/>
               </w:rPr>
-              <w:t>18</w:t>
+              <w:t>21</w:t>
             </w:r>
             <w:r>
               <w:rPr>
@@ -4259,7 +4755,7 @@
               <w14:ligatures w14:val="standardContextual"/>
             </w:rPr>
           </w:pPr>
-          <w:hyperlink w:anchor="_Toc227150832" w:history="1">
+          <w:hyperlink w:anchor="_Toc227182093" w:history="1">
             <w:r>
               <w:rPr>
                 <w:rStyle w:val="Hyperlink"/>
@@ -4282,7 +4778,7 @@
               <w:rPr>
                 <w:webHidden/>
               </w:rPr>
-              <w:instrText xml:space="preserve"> PAGEREF _Toc227150832 \h </w:instrText>
+              <w:instrText xml:space="preserve"> PAGEREF _Toc227182093 \h </w:instrText>
             </w:r>
             <w:r>
               <w:rPr>
@@ -4299,7 +4795,7 @@
               <w:rPr>
                 <w:webHidden/>
               </w:rPr>
-              <w:t>18</w:t>
+              <w:t>21</w:t>
             </w:r>
             <w:r>
               <w:rPr>
@@ -4321,7 +4817,7 @@
               <w14:ligatures w14:val="standardContextual"/>
             </w:rPr>
           </w:pPr>
-          <w:hyperlink w:anchor="_Toc227150833" w:history="1">
+          <w:hyperlink w:anchor="_Toc227182094" w:history="1">
             <w:r>
               <w:rPr>
                 <w:rStyle w:val="Hyperlink"/>
@@ -4344,7 +4840,7 @@
               <w:rPr>
                 <w:webHidden/>
               </w:rPr>
-              <w:instrText xml:space="preserve"> PAGEREF _Toc227150833 \h </w:instrText>
+              <w:instrText xml:space="preserve"> PAGEREF _Toc227182094 \h </w:instrText>
             </w:r>
             <w:r>
               <w:rPr>
@@ -4361,7 +4857,7 @@
               <w:rPr>
                 <w:webHidden/>
               </w:rPr>
-              <w:t>19</w:t>
+              <w:t>22</w:t>
             </w:r>
             <w:r>
               <w:rPr>
@@ -4387,7 +4883,7 @@
               <w14:ligatures w14:val="standardContextual"/>
             </w:rPr>
           </w:pPr>
-          <w:hyperlink w:anchor="_Toc227150834" w:history="1">
+          <w:hyperlink w:anchor="_Toc227182095" w:history="1">
             <w:r>
               <w:rPr>
                 <w:rStyle w:val="Hyperlink"/>
@@ -4414,7 +4910,7 @@
                 <w:noProof/>
                 <w:webHidden/>
               </w:rPr>
-              <w:instrText xml:space="preserve"> PAGEREF _Toc227150834 \h </w:instrText>
+              <w:instrText xml:space="preserve"> PAGEREF _Toc227182095 \h </w:instrText>
             </w:r>
             <w:r>
               <w:rPr>
@@ -4434,7 +4930,7 @@
                 <w:noProof/>
                 <w:webHidden/>
               </w:rPr>
-              <w:t>19</w:t>
+              <w:t>22</w:t>
             </w:r>
             <w:r>
               <w:rPr>
@@ -4461,7 +4957,7 @@
               <w14:ligatures w14:val="standardContextual"/>
             </w:rPr>
           </w:pPr>
-          <w:hyperlink w:anchor="_Toc227150835" w:history="1">
+          <w:hyperlink w:anchor="_Toc227182096" w:history="1">
             <w:r>
               <w:rPr>
                 <w:rStyle w:val="Hyperlink"/>
@@ -4488,7 +4984,7 @@
                 <w:noProof/>
                 <w:webHidden/>
               </w:rPr>
-              <w:instrText xml:space="preserve"> PAGEREF _Toc227150835 \h </w:instrText>
+              <w:instrText xml:space="preserve"> PAGEREF _Toc227182096 \h </w:instrText>
             </w:r>
             <w:r>
               <w:rPr>
@@ -4508,7 +5004,7 @@
                 <w:noProof/>
                 <w:webHidden/>
               </w:rPr>
-              <w:t>21</w:t>
+              <w:t>24</w:t>
             </w:r>
             <w:r>
               <w:rPr>
@@ -4535,7 +5031,7 @@
               <w14:ligatures w14:val="standardContextual"/>
             </w:rPr>
           </w:pPr>
-          <w:hyperlink w:anchor="_Toc227150836" w:history="1">
+          <w:hyperlink w:anchor="_Toc227182097" w:history="1">
             <w:r>
               <w:rPr>
                 <w:rStyle w:val="Hyperlink"/>
@@ -4562,7 +5058,7 @@
                 <w:noProof/>
                 <w:webHidden/>
               </w:rPr>
-              <w:instrText xml:space="preserve"> PAGEREF _Toc227150836 \h </w:instrText>
+              <w:instrText xml:space="preserve"> PAGEREF _Toc227182097 \h </w:instrText>
             </w:r>
             <w:r>
               <w:rPr>
@@ -4582,7 +5078,7 @@
                 <w:noProof/>
                 <w:webHidden/>
               </w:rPr>
-              <w:t>21</w:t>
+              <w:t>24</w:t>
             </w:r>
             <w:r>
               <w:rPr>
@@ -4605,7 +5101,7 @@
               <w14:ligatures w14:val="standardContextual"/>
             </w:rPr>
           </w:pPr>
-          <w:hyperlink w:anchor="_Toc227150837" w:history="1">
+          <w:hyperlink w:anchor="_Toc227182098" w:history="1">
             <w:r>
               <w:rPr>
                 <w:rStyle w:val="Hyperlink"/>
@@ -4628,7 +5124,7 @@
               <w:rPr>
                 <w:webHidden/>
               </w:rPr>
-              <w:instrText xml:space="preserve"> PAGEREF _Toc227150837 \h </w:instrText>
+              <w:instrText xml:space="preserve"> PAGEREF _Toc227182098 \h </w:instrText>
             </w:r>
             <w:r>
               <w:rPr>
@@ -4645,7 +5141,7 @@
               <w:rPr>
                 <w:webHidden/>
               </w:rPr>
-              <w:t>21</w:t>
+              <w:t>24</w:t>
             </w:r>
             <w:r>
               <w:rPr>
@@ -4667,7 +5163,7 @@
               <w14:ligatures w14:val="standardContextual"/>
             </w:rPr>
           </w:pPr>
-          <w:hyperlink w:anchor="_Toc227150838" w:history="1">
+          <w:hyperlink w:anchor="_Toc227182099" w:history="1">
             <w:r>
               <w:rPr>
                 <w:rStyle w:val="Hyperlink"/>
@@ -4690,7 +5186,7 @@
               <w:rPr>
                 <w:webHidden/>
               </w:rPr>
-              <w:instrText xml:space="preserve"> PAGEREF _Toc227150838 \h </w:instrText>
+              <w:instrText xml:space="preserve"> PAGEREF _Toc227182099 \h </w:instrText>
             </w:r>
             <w:r>
               <w:rPr>
@@ -4707,7 +5203,7 @@
               <w:rPr>
                 <w:webHidden/>
               </w:rPr>
-              <w:t>21</w:t>
+              <w:t>24</w:t>
             </w:r>
             <w:r>
               <w:rPr>
@@ -4733,7 +5229,7 @@
               <w14:ligatures w14:val="standardContextual"/>
             </w:rPr>
           </w:pPr>
-          <w:hyperlink w:anchor="_Toc227150839" w:history="1">
+          <w:hyperlink w:anchor="_Toc227182100" w:history="1">
             <w:r>
               <w:rPr>
                 <w:rStyle w:val="Hyperlink"/>
@@ -4760,7 +5256,7 @@
                 <w:noProof/>
                 <w:webHidden/>
               </w:rPr>
-              <w:instrText xml:space="preserve"> PAGEREF _Toc227150839 \h </w:instrText>
+              <w:instrText xml:space="preserve"> PAGEREF _Toc227182100 \h </w:instrText>
             </w:r>
             <w:r>
               <w:rPr>
@@ -4780,7 +5276,7 @@
                 <w:noProof/>
                 <w:webHidden/>
               </w:rPr>
-              <w:t>21</w:t>
+              <w:t>24</w:t>
             </w:r>
             <w:r>
               <w:rPr>
@@ -4803,7 +5299,7 @@
               <w14:ligatures w14:val="standardContextual"/>
             </w:rPr>
           </w:pPr>
-          <w:hyperlink w:anchor="_Toc227150840" w:history="1">
+          <w:hyperlink w:anchor="_Toc227182101" w:history="1">
             <w:r>
               <w:rPr>
                 <w:rStyle w:val="Hyperlink"/>
@@ -4826,7 +5322,7 @@
               <w:rPr>
                 <w:webHidden/>
               </w:rPr>
-              <w:instrText xml:space="preserve"> PAGEREF _Toc227150840 \h </w:instrText>
+              <w:instrText xml:space="preserve"> PAGEREF _Toc227182101 \h </w:instrText>
             </w:r>
             <w:r>
               <w:rPr>
@@ -4843,7 +5339,7 @@
               <w:rPr>
                 <w:webHidden/>
               </w:rPr>
-              <w:t>21</w:t>
+              <w:t>24</w:t>
             </w:r>
             <w:r>
               <w:rPr>
@@ -4865,7 +5361,7 @@
               <w14:ligatures w14:val="standardContextual"/>
             </w:rPr>
           </w:pPr>
-          <w:hyperlink w:anchor="_Toc227150841" w:history="1">
+          <w:hyperlink w:anchor="_Toc227182102" w:history="1">
             <w:r>
               <w:rPr>
                 <w:rStyle w:val="Hyperlink"/>
@@ -4888,7 +5384,7 @@
               <w:rPr>
                 <w:webHidden/>
               </w:rPr>
-              <w:instrText xml:space="preserve"> PAGEREF _Toc227150841 \h </w:instrText>
+              <w:instrText xml:space="preserve"> PAGEREF _Toc227182102 \h </w:instrText>
             </w:r>
             <w:r>
               <w:rPr>
@@ -4905,7 +5401,7 @@
               <w:rPr>
                 <w:webHidden/>
               </w:rPr>
-              <w:t>22</w:t>
+              <w:t>25</w:t>
             </w:r>
             <w:r>
               <w:rPr>
@@ -4927,7 +5423,7 @@
               <w14:ligatures w14:val="standardContextual"/>
             </w:rPr>
           </w:pPr>
-          <w:hyperlink w:anchor="_Toc227150842" w:history="1">
+          <w:hyperlink w:anchor="_Toc227182103" w:history="1">
             <w:r>
               <w:rPr>
                 <w:rStyle w:val="Hyperlink"/>
@@ -4950,7 +5446,7 @@
               <w:rPr>
                 <w:webHidden/>
               </w:rPr>
-              <w:instrText xml:space="preserve"> PAGEREF _Toc227150842 \h </w:instrText>
+              <w:instrText xml:space="preserve"> PAGEREF _Toc227182103 \h </w:instrText>
             </w:r>
             <w:r>
               <w:rPr>
@@ -4967,7 +5463,7 @@
               <w:rPr>
                 <w:webHidden/>
               </w:rPr>
-              <w:t>22</w:t>
+              <w:t>25</w:t>
             </w:r>
             <w:r>
               <w:rPr>
@@ -4989,7 +5485,7 @@
               <w14:ligatures w14:val="standardContextual"/>
             </w:rPr>
           </w:pPr>
-          <w:hyperlink w:anchor="_Toc227150843" w:history="1">
+          <w:hyperlink w:anchor="_Toc227182104" w:history="1">
             <w:r>
               <w:rPr>
                 <w:rStyle w:val="Hyperlink"/>
@@ -5012,7 +5508,7 @@
               <w:rPr>
                 <w:webHidden/>
               </w:rPr>
-              <w:instrText xml:space="preserve"> PAGEREF _Toc227150843 \h </w:instrText>
+              <w:instrText xml:space="preserve"> PAGEREF _Toc227182104 \h </w:instrText>
             </w:r>
             <w:r>
               <w:rPr>
@@ -5029,7 +5525,7 @@
               <w:rPr>
                 <w:webHidden/>
               </w:rPr>
-              <w:t>23</w:t>
+              <w:t>26</w:t>
             </w:r>
             <w:r>
               <w:rPr>
@@ -5055,7 +5551,7 @@
               <w14:ligatures w14:val="standardContextual"/>
             </w:rPr>
           </w:pPr>
-          <w:hyperlink w:anchor="_Toc227150844" w:history="1">
+          <w:hyperlink w:anchor="_Toc227182105" w:history="1">
             <w:r>
               <w:rPr>
                 <w:rStyle w:val="Hyperlink"/>
@@ -5082,7 +5578,7 @@
                 <w:noProof/>
                 <w:webHidden/>
               </w:rPr>
-              <w:instrText xml:space="preserve"> PAGEREF _Toc227150844 \h </w:instrText>
+              <w:instrText xml:space="preserve"> PAGEREF _Toc227182105 \h </w:instrText>
             </w:r>
             <w:r>
               <w:rPr>
@@ -5102,7 +5598,7 @@
                 <w:noProof/>
                 <w:webHidden/>
               </w:rPr>
-              <w:t>23</w:t>
+              <w:t>26</w:t>
             </w:r>
             <w:r>
               <w:rPr>
@@ -5125,7 +5621,7 @@
               <w14:ligatures w14:val="standardContextual"/>
             </w:rPr>
           </w:pPr>
-          <w:hyperlink w:anchor="_Toc227150845" w:history="1">
+          <w:hyperlink w:anchor="_Toc227182106" w:history="1">
             <w:r>
               <w:rPr>
                 <w:rStyle w:val="Hyperlink"/>
@@ -5148,7 +5644,7 @@
               <w:rPr>
                 <w:webHidden/>
               </w:rPr>
-              <w:instrText xml:space="preserve"> PAGEREF _Toc227150845 \h </w:instrText>
+              <w:instrText xml:space="preserve"> PAGEREF _Toc227182106 \h </w:instrText>
             </w:r>
             <w:r>
               <w:rPr>
@@ -5165,7 +5661,7 @@
               <w:rPr>
                 <w:webHidden/>
               </w:rPr>
-              <w:t>23</w:t>
+              <w:t>26</w:t>
             </w:r>
             <w:r>
               <w:rPr>
@@ -5187,7 +5683,7 @@
               <w14:ligatures w14:val="standardContextual"/>
             </w:rPr>
           </w:pPr>
-          <w:hyperlink w:anchor="_Toc227150846" w:history="1">
+          <w:hyperlink w:anchor="_Toc227182107" w:history="1">
             <w:r>
               <w:rPr>
                 <w:rStyle w:val="Hyperlink"/>
@@ -5210,7 +5706,7 @@
               <w:rPr>
                 <w:webHidden/>
               </w:rPr>
-              <w:instrText xml:space="preserve"> PAGEREF _Toc227150846 \h </w:instrText>
+              <w:instrText xml:space="preserve"> PAGEREF _Toc227182107 \h </w:instrText>
             </w:r>
             <w:r>
               <w:rPr>
@@ -5227,7 +5723,7 @@
               <w:rPr>
                 <w:webHidden/>
               </w:rPr>
-              <w:t>23</w:t>
+              <w:t>26</w:t>
             </w:r>
             <w:r>
               <w:rPr>
@@ -5249,7 +5745,7 @@
               <w14:ligatures w14:val="standardContextual"/>
             </w:rPr>
           </w:pPr>
-          <w:hyperlink w:anchor="_Toc227150847" w:history="1">
+          <w:hyperlink w:anchor="_Toc227182108" w:history="1">
             <w:r>
               <w:rPr>
                 <w:rStyle w:val="Hyperlink"/>
@@ -5272,7 +5768,7 @@
               <w:rPr>
                 <w:webHidden/>
               </w:rPr>
-              <w:instrText xml:space="preserve"> PAGEREF _Toc227150847 \h </w:instrText>
+              <w:instrText xml:space="preserve"> PAGEREF _Toc227182108 \h </w:instrText>
             </w:r>
             <w:r>
               <w:rPr>
@@ -5289,7 +5785,7 @@
               <w:rPr>
                 <w:webHidden/>
               </w:rPr>
-              <w:t>23</w:t>
+              <w:t>26</w:t>
             </w:r>
             <w:r>
               <w:rPr>
@@ -5311,7 +5807,7 @@
               <w14:ligatures w14:val="standardContextual"/>
             </w:rPr>
           </w:pPr>
-          <w:hyperlink w:anchor="_Toc227150848" w:history="1">
+          <w:hyperlink w:anchor="_Toc227182109" w:history="1">
             <w:r>
               <w:rPr>
                 <w:rStyle w:val="Hyperlink"/>
@@ -5334,7 +5830,7 @@
               <w:rPr>
                 <w:webHidden/>
               </w:rPr>
-              <w:instrText xml:space="preserve"> PAGEREF _Toc227150848 \h </w:instrText>
+              <w:instrText xml:space="preserve"> PAGEREF _Toc227182109 \h </w:instrText>
             </w:r>
             <w:r>
               <w:rPr>
@@ -5351,7 +5847,7 @@
               <w:rPr>
                 <w:webHidden/>
               </w:rPr>
-              <w:t>23</w:t>
+              <w:t>26</w:t>
             </w:r>
             <w:r>
               <w:rPr>
@@ -5377,7 +5873,7 @@
               <w14:ligatures w14:val="standardContextual"/>
             </w:rPr>
           </w:pPr>
-          <w:hyperlink w:anchor="_Toc227150849" w:history="1">
+          <w:hyperlink w:anchor="_Toc227182110" w:history="1">
             <w:r>
               <w:rPr>
                 <w:rStyle w:val="Hyperlink"/>
@@ -5404,7 +5900,7 @@
                 <w:noProof/>
                 <w:webHidden/>
               </w:rPr>
-              <w:instrText xml:space="preserve"> PAGEREF _Toc227150849 \h </w:instrText>
+              <w:instrText xml:space="preserve"> PAGEREF _Toc227182110 \h </w:instrText>
             </w:r>
             <w:r>
               <w:rPr>
@@ -5424,7 +5920,7 @@
                 <w:noProof/>
                 <w:webHidden/>
               </w:rPr>
-              <w:t>23</w:t>
+              <w:t>26</w:t>
             </w:r>
             <w:r>
               <w:rPr>
@@ -5447,7 +5943,7 @@
               <w14:ligatures w14:val="standardContextual"/>
             </w:rPr>
           </w:pPr>
-          <w:hyperlink w:anchor="_Toc227150850" w:history="1">
+          <w:hyperlink w:anchor="_Toc227182111" w:history="1">
             <w:r>
               <w:rPr>
                 <w:rStyle w:val="Hyperlink"/>
@@ -5470,7 +5966,7 @@
               <w:rPr>
                 <w:webHidden/>
               </w:rPr>
-              <w:instrText xml:space="preserve"> PAGEREF _Toc227150850 \h </w:instrText>
+              <w:instrText xml:space="preserve"> PAGEREF _Toc227182111 \h </w:instrText>
             </w:r>
             <w:r>
               <w:rPr>
@@ -5487,7 +5983,7 @@
               <w:rPr>
                 <w:webHidden/>
               </w:rPr>
-              <w:t>23</w:t>
+              <w:t>26</w:t>
             </w:r>
             <w:r>
               <w:rPr>
@@ -5509,7 +6005,7 @@
               <w14:ligatures w14:val="standardContextual"/>
             </w:rPr>
           </w:pPr>
-          <w:hyperlink w:anchor="_Toc227150851" w:history="1">
+          <w:hyperlink w:anchor="_Toc227182112" w:history="1">
             <w:r>
               <w:rPr>
                 <w:rStyle w:val="Hyperlink"/>
@@ -5532,7 +6028,7 @@
               <w:rPr>
                 <w:webHidden/>
               </w:rPr>
-              <w:instrText xml:space="preserve"> PAGEREF _Toc227150851 \h </w:instrText>
+              <w:instrText xml:space="preserve"> PAGEREF _Toc227182112 \h </w:instrText>
             </w:r>
             <w:r>
               <w:rPr>
@@ -5549,7 +6045,7 @@
               <w:rPr>
                 <w:webHidden/>
               </w:rPr>
-              <w:t>23</w:t>
+              <w:t>26</w:t>
             </w:r>
             <w:r>
               <w:rPr>
@@ -5571,7 +6067,7 @@
               <w14:ligatures w14:val="standardContextual"/>
             </w:rPr>
           </w:pPr>
-          <w:hyperlink w:anchor="_Toc227150852" w:history="1">
+          <w:hyperlink w:anchor="_Toc227182113" w:history="1">
             <w:r>
               <w:rPr>
                 <w:rStyle w:val="Hyperlink"/>
@@ -5594,7 +6090,7 @@
               <w:rPr>
                 <w:webHidden/>
               </w:rPr>
-              <w:instrText xml:space="preserve"> PAGEREF _Toc227150852 \h </w:instrText>
+              <w:instrText xml:space="preserve"> PAGEREF _Toc227182113 \h </w:instrText>
             </w:r>
             <w:r>
               <w:rPr>
@@ -5611,7 +6107,7 @@
               <w:rPr>
                 <w:webHidden/>
               </w:rPr>
-              <w:t>23</w:t>
+              <w:t>26</w:t>
             </w:r>
             <w:r>
               <w:rPr>
@@ -5633,7 +6129,7 @@
               <w14:ligatures w14:val="standardContextual"/>
             </w:rPr>
           </w:pPr>
-          <w:hyperlink w:anchor="_Toc227150853" w:history="1">
+          <w:hyperlink w:anchor="_Toc227182114" w:history="1">
             <w:r>
               <w:rPr>
                 <w:rStyle w:val="Hyperlink"/>
@@ -5656,7 +6152,7 @@
               <w:rPr>
                 <w:webHidden/>
               </w:rPr>
-              <w:instrText xml:space="preserve"> PAGEREF _Toc227150853 \h </w:instrText>
+              <w:instrText xml:space="preserve"> PAGEREF _Toc227182114 \h </w:instrText>
             </w:r>
             <w:r>
               <w:rPr>
@@ -5673,7 +6169,7 @@
               <w:rPr>
                 <w:webHidden/>
               </w:rPr>
-              <w:t>23</w:t>
+              <w:t>26</w:t>
             </w:r>
             <w:r>
               <w:rPr>
@@ -5695,7 +6191,7 @@
               <w14:ligatures w14:val="standardContextual"/>
             </w:rPr>
           </w:pPr>
-          <w:hyperlink w:anchor="_Toc227150854" w:history="1">
+          <w:hyperlink w:anchor="_Toc227182115" w:history="1">
             <w:r>
               <w:rPr>
                 <w:rStyle w:val="Hyperlink"/>
@@ -5718,7 +6214,7 @@
               <w:rPr>
                 <w:webHidden/>
               </w:rPr>
-              <w:instrText xml:space="preserve"> PAGEREF _Toc227150854 \h </w:instrText>
+              <w:instrText xml:space="preserve"> PAGEREF _Toc227182115 \h </w:instrText>
             </w:r>
             <w:r>
               <w:rPr>
@@ -5735,7 +6231,7 @@
               <w:rPr>
                 <w:webHidden/>
               </w:rPr>
-              <w:t>23</w:t>
+              <w:t>26</w:t>
             </w:r>
             <w:r>
               <w:rPr>
@@ -5761,7 +6257,7 @@
               <w14:ligatures w14:val="standardContextual"/>
             </w:rPr>
           </w:pPr>
-          <w:hyperlink w:anchor="_Toc227150855" w:history="1">
+          <w:hyperlink w:anchor="_Toc227182116" w:history="1">
             <w:r>
               <w:rPr>
                 <w:rStyle w:val="Hyperlink"/>
@@ -5788,7 +6284,7 @@
                 <w:noProof/>
                 <w:webHidden/>
               </w:rPr>
-              <w:instrText xml:space="preserve"> PAGEREF _Toc227150855 \h </w:instrText>
+              <w:instrText xml:space="preserve"> PAGEREF _Toc227182116 \h </w:instrText>
             </w:r>
             <w:r>
               <w:rPr>
@@ -5808,7 +6304,7 @@
                 <w:noProof/>
                 <w:webHidden/>
               </w:rPr>
-              <w:t>23</w:t>
+              <w:t>26</w:t>
             </w:r>
             <w:r>
               <w:rPr>
@@ -5831,7 +6327,7 @@
               <w14:ligatures w14:val="standardContextual"/>
             </w:rPr>
           </w:pPr>
-          <w:hyperlink w:anchor="_Toc227150856" w:history="1">
+          <w:hyperlink w:anchor="_Toc227182117" w:history="1">
             <w:r>
               <w:rPr>
                 <w:rStyle w:val="Hyperlink"/>
@@ -5854,7 +6350,7 @@
               <w:rPr>
                 <w:webHidden/>
               </w:rPr>
-              <w:instrText xml:space="preserve"> PAGEREF _Toc227150856 \h </w:instrText>
+              <w:instrText xml:space="preserve"> PAGEREF _Toc227182117 \h </w:instrText>
             </w:r>
             <w:r>
               <w:rPr>
@@ -5871,7 +6367,7 @@
               <w:rPr>
                 <w:webHidden/>
               </w:rPr>
-              <w:t>23</w:t>
+              <w:t>26</w:t>
             </w:r>
             <w:r>
               <w:rPr>
@@ -5893,7 +6389,7 @@
               <w14:ligatures w14:val="standardContextual"/>
             </w:rPr>
           </w:pPr>
-          <w:hyperlink w:anchor="_Toc227150857" w:history="1">
+          <w:hyperlink w:anchor="_Toc227182118" w:history="1">
             <w:r>
               <w:rPr>
                 <w:rStyle w:val="Hyperlink"/>
@@ -5916,7 +6412,7 @@
               <w:rPr>
                 <w:webHidden/>
               </w:rPr>
-              <w:instrText xml:space="preserve"> PAGEREF _Toc227150857 \h </w:instrText>
+              <w:instrText xml:space="preserve"> PAGEREF _Toc227182118 \h </w:instrText>
             </w:r>
             <w:r>
               <w:rPr>
@@ -5933,7 +6429,7 @@
               <w:rPr>
                 <w:webHidden/>
               </w:rPr>
-              <w:t>23</w:t>
+              <w:t>26</w:t>
             </w:r>
             <w:r>
               <w:rPr>
@@ -5955,7 +6451,7 @@
               <w14:ligatures w14:val="standardContextual"/>
             </w:rPr>
           </w:pPr>
-          <w:hyperlink w:anchor="_Toc227150858" w:history="1">
+          <w:hyperlink w:anchor="_Toc227182119" w:history="1">
             <w:r>
               <w:rPr>
                 <w:rStyle w:val="Hyperlink"/>
@@ -5978,7 +6474,7 @@
               <w:rPr>
                 <w:webHidden/>
               </w:rPr>
-              <w:instrText xml:space="preserve"> PAGEREF _Toc227150858 \h </w:instrText>
+              <w:instrText xml:space="preserve"> PAGEREF _Toc227182119 \h </w:instrText>
             </w:r>
             <w:r>
               <w:rPr>
@@ -5995,7 +6491,7 @@
               <w:rPr>
                 <w:webHidden/>
               </w:rPr>
-              <w:t>23</w:t>
+              <w:t>26</w:t>
             </w:r>
             <w:r>
               <w:rPr>
@@ -6017,7 +6513,7 @@
               <w14:ligatures w14:val="standardContextual"/>
             </w:rPr>
           </w:pPr>
-          <w:hyperlink w:anchor="_Toc227150859" w:history="1">
+          <w:hyperlink w:anchor="_Toc227182120" w:history="1">
             <w:r>
               <w:rPr>
                 <w:rStyle w:val="Hyperlink"/>
@@ -6040,7 +6536,7 @@
               <w:rPr>
                 <w:webHidden/>
               </w:rPr>
-              <w:instrText xml:space="preserve"> PAGEREF _Toc227150859 \h </w:instrText>
+              <w:instrText xml:space="preserve"> PAGEREF _Toc227182120 \h </w:instrText>
             </w:r>
             <w:r>
               <w:rPr>
@@ -6057,7 +6553,7 @@
               <w:rPr>
                 <w:webHidden/>
               </w:rPr>
-              <w:t>23</w:t>
+              <w:t>26</w:t>
             </w:r>
             <w:r>
               <w:rPr>
@@ -6083,7 +6579,7 @@
               <w14:ligatures w14:val="standardContextual"/>
             </w:rPr>
           </w:pPr>
-          <w:hyperlink w:anchor="_Toc227150860" w:history="1">
+          <w:hyperlink w:anchor="_Toc227182121" w:history="1">
             <w:r>
               <w:rPr>
                 <w:rStyle w:val="Hyperlink"/>
@@ -6110,7 +6606,7 @@
                 <w:noProof/>
                 <w:webHidden/>
               </w:rPr>
-              <w:instrText xml:space="preserve"> PAGEREF _Toc227150860 \h </w:instrText>
+              <w:instrText xml:space="preserve"> PAGEREF _Toc227182121 \h </w:instrText>
             </w:r>
             <w:r>
               <w:rPr>
@@ -6130,7 +6626,7 @@
                 <w:noProof/>
                 <w:webHidden/>
               </w:rPr>
-              <w:t>23</w:t>
+              <w:t>26</w:t>
             </w:r>
             <w:r>
               <w:rPr>
@@ -6157,7 +6653,7 @@
               <w14:ligatures w14:val="standardContextual"/>
             </w:rPr>
           </w:pPr>
-          <w:hyperlink w:anchor="_Toc227150861" w:history="1">
+          <w:hyperlink w:anchor="_Toc227182122" w:history="1">
             <w:r>
               <w:rPr>
                 <w:rStyle w:val="Hyperlink"/>
@@ -6184,7 +6680,7 @@
                 <w:noProof/>
                 <w:webHidden/>
               </w:rPr>
-              <w:instrText xml:space="preserve"> PAGEREF _Toc227150861 \h </w:instrText>
+              <w:instrText xml:space="preserve"> PAGEREF _Toc227182122 \h </w:instrText>
             </w:r>
             <w:r>
               <w:rPr>
@@ -6204,7 +6700,7 @@
                 <w:noProof/>
                 <w:webHidden/>
               </w:rPr>
-              <w:t>23</w:t>
+              <w:t>26</w:t>
             </w:r>
             <w:r>
               <w:rPr>
@@ -6231,7 +6727,7 @@
               <w14:ligatures w14:val="standardContextual"/>
             </w:rPr>
           </w:pPr>
-          <w:hyperlink w:anchor="_Toc227150862" w:history="1">
+          <w:hyperlink w:anchor="_Toc227182123" w:history="1">
             <w:r>
               <w:rPr>
                 <w:rStyle w:val="Hyperlink"/>
@@ -6258,7 +6754,7 @@
                 <w:noProof/>
                 <w:webHidden/>
               </w:rPr>
-              <w:instrText xml:space="preserve"> PAGEREF _Toc227150862 \h </w:instrText>
+              <w:instrText xml:space="preserve"> PAGEREF _Toc227182123 \h </w:instrText>
             </w:r>
             <w:r>
               <w:rPr>
@@ -6278,7 +6774,7 @@
                 <w:noProof/>
                 <w:webHidden/>
               </w:rPr>
-              <w:t>23</w:t>
+              <w:t>26</w:t>
             </w:r>
             <w:r>
               <w:rPr>
@@ -6305,7 +6801,7 @@
               <w14:ligatures w14:val="standardContextual"/>
             </w:rPr>
           </w:pPr>
-          <w:hyperlink w:anchor="_Toc227150863" w:history="1">
+          <w:hyperlink w:anchor="_Toc227182124" w:history="1">
             <w:r>
               <w:rPr>
                 <w:rStyle w:val="Hyperlink"/>
@@ -6332,7 +6828,7 @@
                 <w:noProof/>
                 <w:webHidden/>
               </w:rPr>
-              <w:instrText xml:space="preserve"> PAGEREF _Toc227150863 \h </w:instrText>
+              <w:instrText xml:space="preserve"> PAGEREF _Toc227182124 \h </w:instrText>
             </w:r>
             <w:r>
               <w:rPr>
@@ -6352,7 +6848,7 @@
                 <w:noProof/>
                 <w:webHidden/>
               </w:rPr>
-              <w:t>23</w:t>
+              <w:t>26</w:t>
             </w:r>
             <w:r>
               <w:rPr>
@@ -6379,7 +6875,7 @@
               <w14:ligatures w14:val="standardContextual"/>
             </w:rPr>
           </w:pPr>
-          <w:hyperlink w:anchor="_Toc227150864" w:history="1">
+          <w:hyperlink w:anchor="_Toc227182125" w:history="1">
             <w:r>
               <w:rPr>
                 <w:rStyle w:val="Hyperlink"/>
@@ -6406,7 +6902,7 @@
                 <w:noProof/>
                 <w:webHidden/>
               </w:rPr>
-              <w:instrText xml:space="preserve"> PAGEREF _Toc227150864 \h </w:instrText>
+              <w:instrText xml:space="preserve"> PAGEREF _Toc227182125 \h </w:instrText>
             </w:r>
             <w:r>
               <w:rPr>
@@ -6426,7 +6922,7 @@
                 <w:noProof/>
                 <w:webHidden/>
               </w:rPr>
-              <w:t>24</w:t>
+              <w:t>27</w:t>
             </w:r>
             <w:r>
               <w:rPr>
@@ -6453,7 +6949,7 @@
               <w14:ligatures w14:val="standardContextual"/>
             </w:rPr>
           </w:pPr>
-          <w:hyperlink w:anchor="_Toc227150865" w:history="1">
+          <w:hyperlink w:anchor="_Toc227182126" w:history="1">
             <w:r>
               <w:rPr>
                 <w:rStyle w:val="Hyperlink"/>
@@ -6480,7 +6976,7 @@
                 <w:noProof/>
                 <w:webHidden/>
               </w:rPr>
-              <w:instrText xml:space="preserve"> PAGEREF _Toc227150865 \h </w:instrText>
+              <w:instrText xml:space="preserve"> PAGEREF _Toc227182126 \h </w:instrText>
             </w:r>
             <w:r>
               <w:rPr>
@@ -6500,7 +6996,7 @@
                 <w:noProof/>
                 <w:webHidden/>
               </w:rPr>
-              <w:t>24</w:t>
+              <w:t>27</w:t>
             </w:r>
             <w:r>
               <w:rPr>
@@ -6527,7 +7023,7 @@
               <w14:ligatures w14:val="standardContextual"/>
             </w:rPr>
           </w:pPr>
-          <w:hyperlink w:anchor="_Toc227150866" w:history="1">
+          <w:hyperlink w:anchor="_Toc227182127" w:history="1">
             <w:r>
               <w:rPr>
                 <w:rStyle w:val="Hyperlink"/>
@@ -6554,7 +7050,7 @@
                 <w:noProof/>
                 <w:webHidden/>
               </w:rPr>
-              <w:instrText xml:space="preserve"> PAGEREF _Toc227150866 \h </w:instrText>
+              <w:instrText xml:space="preserve"> PAGEREF _Toc227182127 \h </w:instrText>
             </w:r>
             <w:r>
               <w:rPr>
@@ -6574,7 +7070,7 @@
                 <w:noProof/>
                 <w:webHidden/>
               </w:rPr>
-              <w:t>24</w:t>
+              <w:t>27</w:t>
             </w:r>
             <w:r>
               <w:rPr>
@@ -6601,7 +7097,7 @@
               <w14:ligatures w14:val="standardContextual"/>
             </w:rPr>
           </w:pPr>
-          <w:hyperlink w:anchor="_Toc227150867" w:history="1">
+          <w:hyperlink w:anchor="_Toc227182128" w:history="1">
             <w:r>
               <w:rPr>
                 <w:rStyle w:val="Hyperlink"/>
@@ -6628,7 +7124,7 @@
                 <w:noProof/>
                 <w:webHidden/>
               </w:rPr>
-              <w:instrText xml:space="preserve"> PAGEREF _Toc227150867 \h </w:instrText>
+              <w:instrText xml:space="preserve"> PAGEREF _Toc227182128 \h </w:instrText>
             </w:r>
             <w:r>
               <w:rPr>
@@ -6648,7 +7144,7 @@
                 <w:noProof/>
                 <w:webHidden/>
               </w:rPr>
-              <w:t>24</w:t>
+              <w:t>27</w:t>
             </w:r>
             <w:r>
               <w:rPr>
@@ -6675,7 +7171,7 @@
               <w14:ligatures w14:val="standardContextual"/>
             </w:rPr>
           </w:pPr>
-          <w:hyperlink w:anchor="_Toc227150868" w:history="1">
+          <w:hyperlink w:anchor="_Toc227182129" w:history="1">
             <w:r>
               <w:rPr>
                 <w:rStyle w:val="Hyperlink"/>
@@ -6702,7 +7198,7 @@
                 <w:noProof/>
                 <w:webHidden/>
               </w:rPr>
-              <w:instrText xml:space="preserve"> PAGEREF _Toc227150868 \h </w:instrText>
+              <w:instrText xml:space="preserve"> PAGEREF _Toc227182129 \h </w:instrText>
             </w:r>
             <w:r>
               <w:rPr>
@@ -6722,7 +7218,7 @@
                 <w:noProof/>
                 <w:webHidden/>
               </w:rPr>
-              <w:t>24</w:t>
+              <w:t>27</w:t>
             </w:r>
             <w:r>
               <w:rPr>
@@ -6749,7 +7245,7 @@
               <w14:ligatures w14:val="standardContextual"/>
             </w:rPr>
           </w:pPr>
-          <w:hyperlink w:anchor="_Toc227150869" w:history="1">
+          <w:hyperlink w:anchor="_Toc227182130" w:history="1">
             <w:r>
               <w:rPr>
                 <w:rStyle w:val="Hyperlink"/>
@@ -6776,7 +7272,7 @@
                 <w:noProof/>
                 <w:webHidden/>
               </w:rPr>
-              <w:instrText xml:space="preserve"> PAGEREF _Toc227150869 \h </w:instrText>
+              <w:instrText xml:space="preserve"> PAGEREF _Toc227182130 \h </w:instrText>
             </w:r>
             <w:r>
               <w:rPr>
@@ -6796,7 +7292,7 @@
                 <w:noProof/>
                 <w:webHidden/>
               </w:rPr>
-              <w:t>25</w:t>
+              <w:t>28</w:t>
             </w:r>
             <w:r>
               <w:rPr>
@@ -6823,7 +7319,7 @@
               <w14:ligatures w14:val="standardContextual"/>
             </w:rPr>
           </w:pPr>
-          <w:hyperlink w:anchor="_Toc227150870" w:history="1">
+          <w:hyperlink w:anchor="_Toc227182131" w:history="1">
             <w:r>
               <w:rPr>
                 <w:rStyle w:val="Hyperlink"/>
@@ -6850,7 +7346,7 @@
                 <w:noProof/>
                 <w:webHidden/>
               </w:rPr>
-              <w:instrText xml:space="preserve"> PAGEREF _Toc227150870 \h </w:instrText>
+              <w:instrText xml:space="preserve"> PAGEREF _Toc227182131 \h </w:instrText>
             </w:r>
             <w:r>
               <w:rPr>
@@ -6870,7 +7366,7 @@
                 <w:noProof/>
                 <w:webHidden/>
               </w:rPr>
-              <w:t>25</w:t>
+              <w:t>28</w:t>
             </w:r>
             <w:r>
               <w:rPr>
@@ -6897,7 +7393,7 @@
               <w14:ligatures w14:val="standardContextual"/>
             </w:rPr>
           </w:pPr>
-          <w:hyperlink w:anchor="_Toc227150871" w:history="1">
+          <w:hyperlink w:anchor="_Toc227182132" w:history="1">
             <w:r>
               <w:rPr>
                 <w:rStyle w:val="Hyperlink"/>
@@ -6924,7 +7420,7 @@
                 <w:noProof/>
                 <w:webHidden/>
               </w:rPr>
-              <w:instrText xml:space="preserve"> PAGEREF _Toc227150871 \h </w:instrText>
+              <w:instrText xml:space="preserve"> PAGEREF _Toc227182132 \h </w:instrText>
             </w:r>
             <w:r>
               <w:rPr>
@@ -6944,7 +7440,7 @@
                 <w:noProof/>
                 <w:webHidden/>
               </w:rPr>
-              <w:t>25</w:t>
+              <w:t>28</w:t>
             </w:r>
             <w:r>
               <w:rPr>
@@ -6971,7 +7467,7 @@
               <w14:ligatures w14:val="standardContextual"/>
             </w:rPr>
           </w:pPr>
-          <w:hyperlink w:anchor="_Toc227150872" w:history="1">
+          <w:hyperlink w:anchor="_Toc227182133" w:history="1">
             <w:r>
               <w:rPr>
                 <w:rStyle w:val="Hyperlink"/>
@@ -6998,7 +7494,7 @@
                 <w:noProof/>
                 <w:webHidden/>
               </w:rPr>
-              <w:instrText xml:space="preserve"> PAGEREF _Toc227150872 \h </w:instrText>
+              <w:instrText xml:space="preserve"> PAGEREF _Toc227182133 \h </w:instrText>
             </w:r>
             <w:r>
               <w:rPr>
@@ -7018,7 +7514,7 @@
                 <w:noProof/>
                 <w:webHidden/>
               </w:rPr>
-              <w:t>25</w:t>
+              <w:t>28</w:t>
             </w:r>
             <w:r>
               <w:rPr>
@@ -7045,7 +7541,7 @@
               <w14:ligatures w14:val="standardContextual"/>
             </w:rPr>
           </w:pPr>
-          <w:hyperlink w:anchor="_Toc227150873" w:history="1">
+          <w:hyperlink w:anchor="_Toc227182134" w:history="1">
             <w:r>
               <w:rPr>
                 <w:rStyle w:val="Hyperlink"/>
@@ -7072,7 +7568,7 @@
                 <w:noProof/>
                 <w:webHidden/>
               </w:rPr>
-              <w:instrText xml:space="preserve"> PAGEREF _Toc227150873 \h </w:instrText>
+              <w:instrText xml:space="preserve"> PAGEREF _Toc227182134 \h </w:instrText>
             </w:r>
             <w:r>
               <w:rPr>
@@ -7092,7 +7588,7 @@
                 <w:noProof/>
                 <w:webHidden/>
               </w:rPr>
-              <w:t>25</w:t>
+              <w:t>28</w:t>
             </w:r>
             <w:r>
               <w:rPr>
@@ -7115,7 +7611,7 @@
               <w14:ligatures w14:val="standardContextual"/>
             </w:rPr>
           </w:pPr>
-          <w:hyperlink w:anchor="_Toc227150874" w:history="1">
+          <w:hyperlink w:anchor="_Toc227182135" w:history="1">
             <w:r>
               <w:rPr>
                 <w:rStyle w:val="Hyperlink"/>
@@ -7138,7 +7634,7 @@
               <w:rPr>
                 <w:webHidden/>
               </w:rPr>
-              <w:instrText xml:space="preserve"> PAGEREF _Toc227150874 \h </w:instrText>
+              <w:instrText xml:space="preserve"> PAGEREF _Toc227182135 \h </w:instrText>
             </w:r>
             <w:r>
               <w:rPr>
@@ -7155,7 +7651,7 @@
               <w:rPr>
                 <w:webHidden/>
               </w:rPr>
-              <w:t>25</w:t>
+              <w:t>28</w:t>
             </w:r>
             <w:r>
               <w:rPr>
@@ -7177,7 +7673,7 @@
               <w14:ligatures w14:val="standardContextual"/>
             </w:rPr>
           </w:pPr>
-          <w:hyperlink w:anchor="_Toc227150875" w:history="1">
+          <w:hyperlink w:anchor="_Toc227182136" w:history="1">
             <w:r>
               <w:rPr>
                 <w:rStyle w:val="Hyperlink"/>
@@ -7200,7 +7696,7 @@
               <w:rPr>
                 <w:webHidden/>
               </w:rPr>
-              <w:instrText xml:space="preserve"> PAGEREF _Toc227150875 \h </w:instrText>
+              <w:instrText xml:space="preserve"> PAGEREF _Toc227182136 \h </w:instrText>
             </w:r>
             <w:r>
               <w:rPr>
@@ -7217,7 +7713,7 @@
               <w:rPr>
                 <w:webHidden/>
               </w:rPr>
-              <w:t>25</w:t>
+              <w:t>28</w:t>
             </w:r>
             <w:r>
               <w:rPr>
@@ -7243,7 +7739,7 @@
               <w14:ligatures w14:val="standardContextual"/>
             </w:rPr>
           </w:pPr>
-          <w:hyperlink w:anchor="_Toc227150876" w:history="1">
+          <w:hyperlink w:anchor="_Toc227182137" w:history="1">
             <w:r>
               <w:rPr>
                 <w:rStyle w:val="Hyperlink"/>
@@ -7270,7 +7766,7 @@
                 <w:noProof/>
                 <w:webHidden/>
               </w:rPr>
-              <w:instrText xml:space="preserve"> PAGEREF _Toc227150876 \h </w:instrText>
+              <w:instrText xml:space="preserve"> PAGEREF _Toc227182137 \h </w:instrText>
             </w:r>
             <w:r>
               <w:rPr>
@@ -7290,7 +7786,7 @@
                 <w:noProof/>
                 <w:webHidden/>
               </w:rPr>
-              <w:t>25</w:t>
+              <w:t>28</w:t>
             </w:r>
             <w:r>
               <w:rPr>
@@ -7317,7 +7813,7 @@
               <w14:ligatures w14:val="standardContextual"/>
             </w:rPr>
           </w:pPr>
-          <w:hyperlink w:anchor="_Toc227150877" w:history="1">
+          <w:hyperlink w:anchor="_Toc227182138" w:history="1">
             <w:r>
               <w:rPr>
                 <w:rStyle w:val="Hyperlink"/>
@@ -7344,7 +7840,7 @@
                 <w:noProof/>
                 <w:webHidden/>
               </w:rPr>
-              <w:instrText xml:space="preserve"> PAGEREF _Toc227150877 \h </w:instrText>
+              <w:instrText xml:space="preserve"> PAGEREF _Toc227182138 \h </w:instrText>
             </w:r>
             <w:r>
               <w:rPr>
@@ -7364,7 +7860,7 @@
                 <w:noProof/>
                 <w:webHidden/>
               </w:rPr>
-              <w:t>26</w:t>
+              <w:t>29</w:t>
             </w:r>
             <w:r>
               <w:rPr>
@@ -7391,7 +7887,7 @@
               <w14:ligatures w14:val="standardContextual"/>
             </w:rPr>
           </w:pPr>
-          <w:hyperlink w:anchor="_Toc227150878" w:history="1">
+          <w:hyperlink w:anchor="_Toc227182139" w:history="1">
             <w:r>
               <w:rPr>
                 <w:rStyle w:val="Hyperlink"/>
@@ -7418,7 +7914,7 @@
                 <w:noProof/>
                 <w:webHidden/>
               </w:rPr>
-              <w:instrText xml:space="preserve"> PAGEREF _Toc227150878 \h </w:instrText>
+              <w:instrText xml:space="preserve"> PAGEREF _Toc227182139 \h </w:instrText>
             </w:r>
             <w:r>
               <w:rPr>
@@ -7438,7 +7934,7 @@
                 <w:noProof/>
                 <w:webHidden/>
               </w:rPr>
-              <w:t>26</w:t>
+              <w:t>29</w:t>
             </w:r>
             <w:r>
               <w:rPr>
@@ -7465,7 +7961,7 @@
               <w14:ligatures w14:val="standardContextual"/>
             </w:rPr>
           </w:pPr>
-          <w:hyperlink w:anchor="_Toc227150879" w:history="1">
+          <w:hyperlink w:anchor="_Toc227182140" w:history="1">
             <w:r>
               <w:rPr>
                 <w:rStyle w:val="Hyperlink"/>
@@ -7492,7 +7988,7 @@
                 <w:noProof/>
                 <w:webHidden/>
               </w:rPr>
-              <w:instrText xml:space="preserve"> PAGEREF _Toc227150879 \h </w:instrText>
+              <w:instrText xml:space="preserve"> PAGEREF _Toc227182140 \h </w:instrText>
             </w:r>
             <w:r>
               <w:rPr>
@@ -7512,7 +8008,7 @@
                 <w:noProof/>
                 <w:webHidden/>
               </w:rPr>
-              <w:t>26</w:t>
+              <w:t>29</w:t>
             </w:r>
             <w:r>
               <w:rPr>
@@ -7539,7 +8035,7 @@
               <w14:ligatures w14:val="standardContextual"/>
             </w:rPr>
           </w:pPr>
-          <w:hyperlink w:anchor="_Toc227150880" w:history="1">
+          <w:hyperlink w:anchor="_Toc227182141" w:history="1">
             <w:r>
               <w:rPr>
                 <w:rStyle w:val="Hyperlink"/>
@@ -7566,7 +8062,7 @@
                 <w:noProof/>
                 <w:webHidden/>
               </w:rPr>
-              <w:instrText xml:space="preserve"> PAGEREF _Toc227150880 \h </w:instrText>
+              <w:instrText xml:space="preserve"> PAGEREF _Toc227182141 \h </w:instrText>
             </w:r>
             <w:r>
               <w:rPr>
@@ -7586,7 +8082,7 @@
                 <w:noProof/>
                 <w:webHidden/>
               </w:rPr>
-              <w:t>26</w:t>
+              <w:t>29</w:t>
             </w:r>
             <w:r>
               <w:rPr>
@@ -7613,7 +8109,7 @@
               <w14:ligatures w14:val="standardContextual"/>
             </w:rPr>
           </w:pPr>
-          <w:hyperlink w:anchor="_Toc227150881" w:history="1">
+          <w:hyperlink w:anchor="_Toc227182142" w:history="1">
             <w:r>
               <w:rPr>
                 <w:rStyle w:val="Hyperlink"/>
@@ -7640,7 +8136,7 @@
                 <w:noProof/>
                 <w:webHidden/>
               </w:rPr>
-              <w:instrText xml:space="preserve"> PAGEREF _Toc227150881 \h </w:instrText>
+              <w:instrText xml:space="preserve"> PAGEREF _Toc227182142 \h </w:instrText>
             </w:r>
             <w:r>
               <w:rPr>
@@ -7660,7 +8156,7 @@
                 <w:noProof/>
                 <w:webHidden/>
               </w:rPr>
-              <w:t>27</w:t>
+              <w:t>30</w:t>
             </w:r>
             <w:r>
               <w:rPr>
@@ -7687,7 +8183,7 @@
               <w14:ligatures w14:val="standardContextual"/>
             </w:rPr>
           </w:pPr>
-          <w:hyperlink w:anchor="_Toc227150882" w:history="1">
+          <w:hyperlink w:anchor="_Toc227182143" w:history="1">
             <w:r>
               <w:rPr>
                 <w:rStyle w:val="Hyperlink"/>
@@ -7714,7 +8210,7 @@
                 <w:noProof/>
                 <w:webHidden/>
               </w:rPr>
-              <w:instrText xml:space="preserve"> PAGEREF _Toc227150882 \h </w:instrText>
+              <w:instrText xml:space="preserve"> PAGEREF _Toc227182143 \h </w:instrText>
             </w:r>
             <w:r>
               <w:rPr>
@@ -7761,7 +8257,7 @@
               <w14:ligatures w14:val="standardContextual"/>
             </w:rPr>
           </w:pPr>
-          <w:hyperlink w:anchor="_Toc227150883" w:history="1">
+          <w:hyperlink w:anchor="_Toc227182144" w:history="1">
             <w:r>
               <w:rPr>
                 <w:rStyle w:val="Hyperlink"/>
@@ -7788,7 +8284,7 @@
                 <w:noProof/>
                 <w:webHidden/>
               </w:rPr>
-              <w:instrText xml:space="preserve"> PAGEREF _Toc227150883 \h </w:instrText>
+              <w:instrText xml:space="preserve"> PAGEREF _Toc227182144 \h </w:instrText>
             </w:r>
             <w:r>
               <w:rPr>
@@ -7835,7 +8331,7 @@
               <w14:ligatures w14:val="standardContextual"/>
             </w:rPr>
           </w:pPr>
-          <w:hyperlink w:anchor="_Toc227150884" w:history="1">
+          <w:hyperlink w:anchor="_Toc227182145" w:history="1">
             <w:r>
               <w:rPr>
                 <w:rStyle w:val="Hyperlink"/>
@@ -7862,7 +8358,7 @@
                 <w:noProof/>
                 <w:webHidden/>
               </w:rPr>
-              <w:instrText xml:space="preserve"> PAGEREF _Toc227150884 \h </w:instrText>
+              <w:instrText xml:space="preserve"> PAGEREF _Toc227182145 \h </w:instrText>
             </w:r>
             <w:r>
               <w:rPr>
@@ -7909,7 +8405,7 @@
               <w14:ligatures w14:val="standardContextual"/>
             </w:rPr>
           </w:pPr>
-          <w:hyperlink w:anchor="_Toc227150885" w:history="1">
+          <w:hyperlink w:anchor="_Toc227182146" w:history="1">
             <w:r>
               <w:rPr>
                 <w:rStyle w:val="Hyperlink"/>
@@ -7936,7 +8432,7 @@
                 <w:noProof/>
                 <w:webHidden/>
               </w:rPr>
-              <w:instrText xml:space="preserve"> PAGEREF _Toc227150885 \h </w:instrText>
+              <w:instrText xml:space="preserve"> PAGEREF _Toc227182146 \h </w:instrText>
             </w:r>
             <w:r>
               <w:rPr>
@@ -7983,7 +8479,7 @@
               <w14:ligatures w14:val="standardContextual"/>
             </w:rPr>
           </w:pPr>
-          <w:hyperlink w:anchor="_Toc227150886" w:history="1">
+          <w:hyperlink w:anchor="_Toc227182147" w:history="1">
             <w:r>
               <w:rPr>
                 <w:rStyle w:val="Hyperlink"/>
@@ -8010,7 +8506,7 @@
                 <w:noProof/>
                 <w:webHidden/>
               </w:rPr>
-              <w:instrText xml:space="preserve"> PAGEREF _Toc227150886 \h </w:instrText>
+              <w:instrText xml:space="preserve"> PAGEREF _Toc227182147 \h </w:instrText>
             </w:r>
             <w:r>
               <w:rPr>
@@ -8057,7 +8553,7 @@
               <w14:ligatures w14:val="standardContextual"/>
             </w:rPr>
           </w:pPr>
-          <w:hyperlink w:anchor="_Toc227150887" w:history="1">
+          <w:hyperlink w:anchor="_Toc227182148" w:history="1">
             <w:r>
               <w:rPr>
                 <w:rStyle w:val="Hyperlink"/>
@@ -8084,7 +8580,7 @@
                 <w:noProof/>
                 <w:webHidden/>
               </w:rPr>
-              <w:instrText xml:space="preserve"> PAGEREF _Toc227150887 \h </w:instrText>
+              <w:instrText xml:space="preserve"> PAGEREF _Toc227182148 \h </w:instrText>
             </w:r>
             <w:r>
               <w:rPr>
@@ -8131,7 +8627,7 @@
               <w14:ligatures w14:val="standardContextual"/>
             </w:rPr>
           </w:pPr>
-          <w:hyperlink w:anchor="_Toc227150888" w:history="1">
+          <w:hyperlink w:anchor="_Toc227182149" w:history="1">
             <w:r>
               <w:rPr>
                 <w:rStyle w:val="Hyperlink"/>
@@ -8158,7 +8654,7 @@
                 <w:noProof/>
                 <w:webHidden/>
               </w:rPr>
-              <w:instrText xml:space="preserve"> PAGEREF _Toc227150888 \h </w:instrText>
+              <w:instrText xml:space="preserve"> PAGEREF _Toc227182149 \h </w:instrText>
             </w:r>
             <w:r>
               <w:rPr>
@@ -8205,7 +8701,7 @@
               <w14:ligatures w14:val="standardContextual"/>
             </w:rPr>
           </w:pPr>
-          <w:hyperlink w:anchor="_Toc227150889" w:history="1">
+          <w:hyperlink w:anchor="_Toc227182150" w:history="1">
             <w:r>
               <w:rPr>
                 <w:rStyle w:val="Hyperlink"/>
@@ -8232,7 +8728,7 @@
                 <w:noProof/>
                 <w:webHidden/>
               </w:rPr>
-              <w:instrText xml:space="preserve"> PAGEREF _Toc227150889 \h </w:instrText>
+              <w:instrText xml:space="preserve"> PAGEREF _Toc227182150 \h </w:instrText>
             </w:r>
             <w:r>
               <w:rPr>
@@ -8279,7 +8775,7 @@
               <w14:ligatures w14:val="standardContextual"/>
             </w:rPr>
           </w:pPr>
-          <w:hyperlink w:anchor="_Toc227150890" w:history="1">
+          <w:hyperlink w:anchor="_Toc227182151" w:history="1">
             <w:r>
               <w:rPr>
                 <w:rStyle w:val="Hyperlink"/>
@@ -8306,7 +8802,7 @@
                 <w:noProof/>
                 <w:webHidden/>
               </w:rPr>
-              <w:instrText xml:space="preserve"> PAGEREF _Toc227150890 \h </w:instrText>
+              <w:instrText xml:space="preserve"> PAGEREF _Toc227182151 \h </w:instrText>
             </w:r>
             <w:r>
               <w:rPr>
@@ -8362,7 +8858,7 @@
       <w:pPr>
         <w:pStyle w:val="Heading1"/>
       </w:pPr>
-      <w:bookmarkStart w:id="3" w:name="_Toc227150785"/>
+      <w:bookmarkStart w:id="3" w:name="_Toc227182038"/>
       <w:r>
         <w:t>1. Introduction</w:t>
       </w:r>
@@ -8393,7 +8889,7 @@
           <w:numId w:val="1"/>
         </w:numPr>
       </w:pPr>
-      <w:bookmarkStart w:id="4" w:name="_Toc227150786"/>
+      <w:bookmarkStart w:id="4" w:name="_Toc227182039"/>
       <w:r>
         <w:t>Project Background</w:t>
       </w:r>
@@ -8428,7 +8924,7 @@
           <w:numId w:val="1"/>
         </w:numPr>
       </w:pPr>
-      <w:bookmarkStart w:id="5" w:name="_Toc227150787"/>
+      <w:bookmarkStart w:id="5" w:name="_Toc227182040"/>
       <w:r>
         <w:t>Project Description</w:t>
       </w:r>
@@ -8609,7 +9105,7 @@
           <w:numId w:val="1"/>
         </w:numPr>
       </w:pPr>
-      <w:bookmarkStart w:id="6" w:name="_Toc227150788"/>
+      <w:bookmarkStart w:id="6" w:name="_Toc227182041"/>
       <w:r>
         <w:t>Project Aims and Objectives</w:t>
       </w:r>
@@ -8633,21 +9129,7 @@
           <w:b/>
           <w:bCs/>
         </w:rPr>
-        <w:t xml:space="preserve">To achieve this, </w:t>
-      </w:r>
-      <w:r>
-        <w:rPr>
-          <w:b/>
-          <w:bCs/>
-        </w:rPr>
-        <w:t>several</w:t>
-      </w:r>
-      <w:r>
-        <w:rPr>
-          <w:b/>
-          <w:bCs/>
-        </w:rPr>
-        <w:t xml:space="preserve"> objectives were identified:</w:t>
+        <w:t>To achieve this, several objectives were identified:</w:t>
       </w:r>
     </w:p>
     <w:p>
@@ -8731,7 +9213,7 @@
           <w:numId w:val="1"/>
         </w:numPr>
       </w:pPr>
-      <w:bookmarkStart w:id="7" w:name="_Toc227150789"/>
+      <w:bookmarkStart w:id="7" w:name="_Toc227182042"/>
       <w:r>
         <w:t>Project Scope</w:t>
       </w:r>
@@ -8965,7 +9447,7 @@
           <w:numId w:val="1"/>
         </w:numPr>
       </w:pPr>
-      <w:bookmarkStart w:id="8" w:name="_Toc227150790"/>
+      <w:bookmarkStart w:id="8" w:name="_Toc227182043"/>
       <w:r>
         <w:t>Thesis Roadmap</w:t>
       </w:r>
@@ -9096,7 +9578,7 @@
       <w:pPr>
         <w:pStyle w:val="Heading1"/>
       </w:pPr>
-      <w:bookmarkStart w:id="9" w:name="_Toc227150791"/>
+      <w:bookmarkStart w:id="9" w:name="_Toc227182044"/>
       <w:r>
         <w:lastRenderedPageBreak/>
         <w:t xml:space="preserve">2. </w:t>
@@ -9111,7 +9593,7 @@
       <w:pPr>
         <w:pStyle w:val="Heading2"/>
       </w:pPr>
-      <w:bookmarkStart w:id="10" w:name="_Toc227150792"/>
+      <w:bookmarkStart w:id="10" w:name="_Toc227182045"/>
       <w:r>
         <w:t>2.1. Introduction</w:t>
       </w:r>
@@ -9120,7 +9602,29 @@
     <w:p/>
     <w:p>
       <w:r>
-        <w:t>This chapter presents the research and exploration carried out to inform the development of the project. A range of existing solutions related to sign language education and learning technology is analysed, evaluating their strengths and limitations. The chapter outlines and compares technologies considered for use in Sign &amp; Spell VR, focusing on options for core features such as hand tracking, user interaction, and immersive feedback. Further research is discussed to understand key factors that shape accessible learning, with particular attention given to community needs and technical feasibility. Previous final year projects relevant to this topic are also reviewed, illustrating how their findings influenced the overall direction of the project and the decisions made throughout its lifecycle.</w:t>
+        <w:t xml:space="preserve">This chapter presents the research conducted to inform the development of the Sign &amp; Spell VR project. It provides an overview of existing solutions in the realm of sign language education, as well as technologies relevant to learning tools that leverage immersive technologies like Virtual Reality (VR). The chapter will </w:t>
+      </w:r>
+      <w:r>
+        <w:t>analyse</w:t>
+      </w:r>
+      <w:r>
+        <w:t xml:space="preserve"> these solutions to evaluate their strengths, weaknesses, and applicability to this project.</w:t>
+      </w:r>
+    </w:p>
+    <w:p>
+      <w:r>
+        <w:t>A core focus will be on exploring and comparing various technologies for key components such as hand tracking, user interaction, and immersive feedback</w:t>
+      </w:r>
+      <w:r>
+        <w:t xml:space="preserve"> - </w:t>
+      </w:r>
+      <w:r>
+        <w:t>all essential for creating an effective learning environment in VR. The research will also delve into broader educational theories and methodologies, with a focus on accessible learning and the community’s needs.</w:t>
+      </w:r>
+    </w:p>
+    <w:p>
+      <w:r>
+        <w:t>Additionally, this section will review similar final year projects and studies related to VR-based learning systems, highlighting how their findings have directly influenced the design choices and overall direction of Sign &amp; Spell VR. By synthesizing these insights, this chapter aims to establish a theoretical foundation for the project and explain how prior work has shaped its development.</w:t>
       </w:r>
     </w:p>
     <w:p/>
@@ -9129,7 +9633,7 @@
         <w:pStyle w:val="Heading2"/>
       </w:pPr>
       <w:bookmarkStart w:id="11" w:name="_Toc21975767"/>
-      <w:bookmarkStart w:id="12" w:name="_Toc227150793"/>
+      <w:bookmarkStart w:id="12" w:name="_Toc227182046"/>
       <w:r>
         <w:t xml:space="preserve">2.2. </w:t>
       </w:r>
@@ -9148,28 +9652,285 @@
       </w:pPr>
     </w:p>
     <w:p>
-      <w:r>
-        <w:t xml:space="preserve">Software you’ve </w:t>
-      </w:r>
-      <w:proofErr w:type="gramStart"/>
-      <w:r>
-        <w:t>looked into</w:t>
-      </w:r>
-      <w:proofErr w:type="gramEnd"/>
+      <w:pPr>
+        <w:pStyle w:val="Heading3"/>
+      </w:pPr>
+      <w:bookmarkStart w:id="13" w:name="_Toc227182047"/>
+      <w:r>
+        <w:t>2.2.1 Introduction</w:t>
+      </w:r>
+      <w:bookmarkEnd w:id="13"/>
+    </w:p>
+    <w:p>
+      <w:r>
+        <w:t>There are now a wide range of applications available for learning sign language, each taking a slightly different approach. Some focus on structured lessons, while others use games or interactive environments to make learning more engaging. Because of this variation, it can be difficult to compare them directly without a clear structure.</w:t>
+      </w:r>
+    </w:p>
+    <w:p>
+      <w:r>
+        <w:t>To address this, the FURPS model was used as a simple evaluation framework. This includes Functionality, Usability, Reliability, Performance, and Supportability. While it does not cover everything in detail, it provides a useful way of identifying what each system does well and where it may fall short.</w:t>
+      </w:r>
+    </w:p>
+    <w:p>
+      <w:r>
+        <w:t>For this project, a number of existing solutions were reviewed, including ASL Fingerspeller, Silent Classroom VR, ASL Champ!, DEF-ISL, and a VR hand tracking demonstration. These were selected because they represent a mix of VR and non-VR approaches, as well as different levels of complexity. Each system is considered in terms of how it supports learning, its strengths and weaknesses, and how it influenced the design of Sign &amp; Spell VR.</w:t>
+      </w:r>
+    </w:p>
+    <w:p/>
+    <w:p>
+      <w:pPr>
+        <w:pStyle w:val="Heading3"/>
+      </w:pPr>
+      <w:bookmarkStart w:id="14" w:name="_Toc227182048"/>
+      <w:r>
+        <w:t>2.2.2 ASL Fingerspeller – SideQuest</w:t>
+      </w:r>
+      <w:bookmarkEnd w:id="14"/>
+    </w:p>
+    <w:p>
+      <w:r>
+        <w:t>ASL Fingerspeller is a VR app available on SideQuest that lets users practice fingerspelling in American Sign Language (ASL) using the Meta Quest headset. The app allows learners to practice spelling names, places, and random words, with a timed mode that adds some challenge to the experience. The app’s store description claims that it helps users learn the ASL alphabet quickly and easily.</w:t>
+      </w:r>
+    </w:p>
+    <w:p>
+      <w:r>
+        <w:lastRenderedPageBreak/>
+        <w:t>From the Functionality aspect, ASL Fingerspeller does a good job of teaching the alphabet. However, user feedback reveals that the app can become repetitive over time, particularly when users are only practicing the alphabet. While repetition is effective for reinforcing the ASL alphabet, it doesn’t offer much Variety or Progression, which could make it harder for learners to stay engaged after mastering the basics.</w:t>
+      </w:r>
+    </w:p>
+    <w:p>
+      <w:r>
+        <w:t>For Sign &amp; Spell VR, the main takeaway from ASL Fingerspeller is the idea of incorporating challenge elements, such as quiz modes or more dynamic lessons. A gradual expansion from simple alphabet practice to everyday words and even basic sentences could help maintain the learner's engagement and motivation. This would ensure that the learning experience doesn’t become monotonous and provides learners with more opportunities to apply their knowledge in real-world contexts [1].</w:t>
+      </w:r>
+    </w:p>
+    <w:p/>
+    <w:p>
+      <w:pPr>
+        <w:pStyle w:val="Heading3"/>
+      </w:pPr>
+      <w:bookmarkStart w:id="15" w:name="_Toc227182049"/>
+      <w:r>
+        <w:t>2.2.</w:t>
+      </w:r>
+      <w:r>
+        <w:t>3</w:t>
+      </w:r>
       <w:r>
         <w:t xml:space="preserve"> </w:t>
       </w:r>
       <w:r>
-        <w:t>(EXISTING APPS)</w:t>
+        <w:t xml:space="preserve">Silent Classroom VR </w:t>
+      </w:r>
+      <w:r>
+        <w:t>–</w:t>
+      </w:r>
+      <w:r>
+        <w:t xml:space="preserve"> Meta</w:t>
+      </w:r>
+      <w:bookmarkEnd w:id="15"/>
+    </w:p>
+    <w:p>
+      <w:r>
+        <w:t>Silent Classroom VR is a classroom-based VR experience designed to teach American Sign Language through a simulated classroom environment on the Meta Quest. It immerses learners in a virtual classroom where they can practice hand signs via hand tracking. The app’s description highlights the use of hand tracking to reinforce finger-spelling skills, and user reviews often praise the app’s immersive nature, stating that it feels like being in a real ASL classroom.</w:t>
+      </w:r>
+    </w:p>
+    <w:p>
+      <w:r>
+        <w:t>While Silent Classroom VR excels in creating an immersive experience, it primarily focuses on ASL, not ISL, and its reliance on a classroom setting may not be ideal for users who prefer shorter, focused practice sessions. The app is designed for learners who enjoy structure and prefer a more formal learning environment. However, for those just beginning to learn sign language or those looking for more casual practice, a full classroom environment might feel overwhelming or unnecessary.</w:t>
+      </w:r>
+    </w:p>
+    <w:p>
+      <w:r>
+        <w:t>For Sign &amp; Spell VR, this suggests that while immersion is important for making learning feel more authentic, the system should prioritize quick practice loops and immediate feedback to better serve ISL beginners. A simplified and focused environment would be more suitable for beginners who may find traditional classroom settings too rigid. This ensures that the experience is accessible, without overwhelming users who are new to both sign language and VR technology [2].</w:t>
       </w:r>
     </w:p>
     <w:p/>
     <w:p>
       <w:pPr>
+        <w:pStyle w:val="Heading3"/>
+      </w:pPr>
+      <w:bookmarkStart w:id="16" w:name="_Toc227182050"/>
+      <w:r>
+        <w:t>2.2.</w:t>
+      </w:r>
+      <w:r>
+        <w:t>4</w:t>
+      </w:r>
+      <w:r>
+        <w:t xml:space="preserve"> </w:t>
+      </w:r>
+      <w:r>
+        <w:t>ASL Champ! – Science Direct</w:t>
+      </w:r>
+      <w:bookmarkEnd w:id="16"/>
+    </w:p>
+    <w:p>
+      <w:r>
+        <w:t>ASL Champ! is another VR-based learning tool that uses AI-based sign recognition to provide real-time feedback on users’ signs. According to the ScienceDirect abstract, the app gives users immediate feedback, helping them understand whether their sign is correct or not. This real-time feedback is a key feature of ASL Champ!, making it easy for users to track their progress and correct mistakes on the spot.</w:t>
+      </w:r>
+    </w:p>
+    <w:p>
+      <w:r>
+        <w:t>This tool demonstrates the importance of immediate feedback in supporting the learning process, especially when it comes to sign language, where correct hand shapes and positions are crucial. While Sign &amp; Spell VR does not currently utilize AI for sign recognition, this research inspired the decision to incorporate a rule-based real-time feedback system. Even without AI, Sign &amp; Spell VR aims to provide users with clear, instant feedback (correct/incorrect, suggestions) to keep them engaged and motivated.</w:t>
+      </w:r>
+    </w:p>
+    <w:p>
+      <w:r>
+        <w:lastRenderedPageBreak/>
+        <w:t>For Sign &amp; Spell VR, this finding reinforces the importance of feedback loops in motivating users, even without the complexities of AI. It also highlights the need for accuracy and clarity when delivering feedback, ensuring users have the support they need as they progress in their learning [3].</w:t>
+      </w:r>
+    </w:p>
+    <w:p/>
+    <w:p>
+      <w:pPr>
+        <w:pStyle w:val="Heading3"/>
+      </w:pPr>
+      <w:bookmarkStart w:id="17" w:name="_Toc227182051"/>
+      <w:r>
+        <w:t>2.2.</w:t>
+      </w:r>
+      <w:r>
+        <w:t>5</w:t>
+      </w:r>
+      <w:r>
+        <w:t xml:space="preserve"> </w:t>
+      </w:r>
+      <w:r>
+        <w:t>DEF-ISL – App Store</w:t>
+      </w:r>
+      <w:bookmarkEnd w:id="17"/>
+    </w:p>
+    <w:p>
+      <w:r>
+        <w:t>DEF-ISL is an app for learning Indian Sign Language (ISL). While this app is not focused on Irish Sign Language (ISL), it offers a good example of how sign language apps can incorporate video demonstrations and interactive lessons. DEF-ISL is designed to be easy to use and suitable for all ages, featuring a variety of signs and video resources to help learners get started.</w:t>
+      </w:r>
+    </w:p>
+    <w:p>
+      <w:r>
+        <w:t>What’s notable about DEF-ISL is its emphasis on learning through visual resources. However, it still lacks active practice elements, such as hand tracking or real-time feedback, which can make the learning process feel passive. Sign &amp; Spell VR seeks to address this gap by offering interactive practice with real-time feedback. This allows learners to receive corrections immediately, improving their retention and confidence. Although DEF-ISL is helpful for learning Indian Sign Language, Sign &amp; Spell VR offers a more dynamic learning environment focused on hands-on practice rather than passive observation [4].</w:t>
+      </w:r>
+    </w:p>
+    <w:p/>
+    <w:p>
+      <w:pPr>
+        <w:pStyle w:val="Heading3"/>
+      </w:pPr>
+      <w:bookmarkStart w:id="18" w:name="_Toc227182052"/>
+      <w:r>
+        <w:t>2.2.</w:t>
+      </w:r>
+      <w:r>
+        <w:t>6</w:t>
+      </w:r>
+      <w:r>
+        <w:t xml:space="preserve"> </w:t>
+      </w:r>
+      <w:r>
+        <w:t>Design of Sign Language Learning Media Based on Virtual Reality</w:t>
+      </w:r>
+      <w:bookmarkEnd w:id="18"/>
+    </w:p>
+    <w:p>
+      <w:r>
+        <w:t>In a study by</w:t>
+      </w:r>
+      <w:r>
+        <w:t xml:space="preserve"> </w:t>
+      </w:r>
+      <w:r>
+        <w:t>Int. J. Online Biomedical Engineering, the authors describe the design of a VR-based sign language learning application targeted at students with special needs. The app combines interactive 3D environments with visual and audio feedback, helping users feel more engaged in the learning process. According to the study, users reported increased confidence in using sign language after participating in the VR sessions, which underscores the importance of immersion and feedback in improving user engagement.</w:t>
+      </w:r>
+    </w:p>
+    <w:p>
+      <w:r>
+        <w:t xml:space="preserve">This finding directly supports the design decisions made in Sign &amp; Spell VR, particularly the focus on creating an immersive environment where learners can practice signs and receive real-time feedback. By incorporating interactive practice and confidence-building activities, Sign &amp; Spell VR aims to offer an engaging experience for ISL learners, inspired by the principles </w:t>
+      </w:r>
+      <w:r>
+        <w:t>Int. J. Online Biomedical Engineering</w:t>
+      </w:r>
+      <w:r>
+        <w:t xml:space="preserve"> research. The goal is to provide learners with an environment where they can practice at their own pace while receiving clear, actionable feedback [5].</w:t>
+      </w:r>
+    </w:p>
+    <w:p/>
+    <w:p>
+      <w:pPr>
+        <w:pStyle w:val="Heading3"/>
+      </w:pPr>
+      <w:bookmarkStart w:id="19" w:name="_Toc227182053"/>
+      <w:r>
+        <w:t>2.2.</w:t>
+      </w:r>
+      <w:r>
+        <w:t>7</w:t>
+      </w:r>
+      <w:r>
+        <w:t xml:space="preserve"> </w:t>
+      </w:r>
+      <w:r>
+        <w:t xml:space="preserve">VR Sign Language Learning with Hand Tracking </w:t>
+      </w:r>
+      <w:r>
+        <w:t>–</w:t>
+      </w:r>
+      <w:r>
+        <w:t xml:space="preserve"> </w:t>
+      </w:r>
+      <w:r>
+        <w:t>YouTube</w:t>
+      </w:r>
+      <w:bookmarkEnd w:id="19"/>
+    </w:p>
+    <w:p>
+      <w:r>
+        <w:t>A YouTube video titled “VR Sign Language Learning with Hand Tracking” showcases how Meta Quest hand tracking can be used in VR without requiring controllers. The video emphasizes that hand tracking enables a more natural interaction, where learners can use their real hands to practice signs. This feature is pivotal for making the learning process feel more authentic and intuitive.</w:t>
+      </w:r>
+    </w:p>
+    <w:p>
+      <w:r>
+        <w:t>This aligns directly with the goals of Sign &amp; Spell VR, which leverages controller-free interaction to create a more intuitive learning experience. By focusing on hand-based input, Sign &amp; Spell VR aims to provide a seamless, user-friendly interface that mimics natural sign language interactions. This approach is especially beneficial for learners new to both sign language and VR technology, as it makes the system more accessible and easy to use [6].</w:t>
+      </w:r>
+    </w:p>
+    <w:p/>
+    <w:p>
+      <w:pPr>
+        <w:pStyle w:val="Heading3"/>
+      </w:pPr>
+      <w:bookmarkStart w:id="20" w:name="_Toc227182054"/>
+      <w:r>
+        <w:lastRenderedPageBreak/>
+        <w:t>2.2.</w:t>
+      </w:r>
+      <w:r>
+        <w:t>8</w:t>
+      </w:r>
+      <w:r>
+        <w:t xml:space="preserve"> </w:t>
+      </w:r>
+      <w:r>
+        <w:t>Existing Solutions Conclusion</w:t>
+      </w:r>
+      <w:bookmarkEnd w:id="20"/>
+    </w:p>
+    <w:p>
+      <w:r>
+        <w:t>This section has provided a critical analysis of several existing solutions using the FURPS model. It highlights the strengths of each tool, such as immersion and real-time feedback, while also identifying gaps in ISL</w:t>
+      </w:r>
+      <w:r>
+        <w:t xml:space="preserve"> </w:t>
+      </w:r>
+      <w:r>
+        <w:t>specific learning, real-time feedback accuracy, and engagement. Sign &amp; Spell VR aims to improve on these existing solutions by offering a more focused, interactive experience tailored to ISL beginners. The findings from these existing solutions have informed the development of Sign &amp; Spell VR, particularly in terms of feedback loops, hand tracking, and simplicity.</w:t>
+      </w:r>
+    </w:p>
+    <w:p/>
+    <w:p/>
+    <w:p>
+      <w:pPr>
         <w:pStyle w:val="Heading2"/>
       </w:pPr>
-      <w:bookmarkStart w:id="13" w:name="_Toc21975768"/>
-      <w:bookmarkStart w:id="14" w:name="_Toc227150794"/>
+      <w:bookmarkStart w:id="21" w:name="_Toc21975768"/>
+      <w:bookmarkStart w:id="22" w:name="_Toc227182055"/>
       <w:r>
         <w:t xml:space="preserve">2.3. Technologies </w:t>
       </w:r>
@@ -9179,8 +9940,8 @@
       <w:r>
         <w:t>esearched</w:t>
       </w:r>
-      <w:bookmarkEnd w:id="13"/>
-      <w:bookmarkEnd w:id="14"/>
+      <w:bookmarkEnd w:id="21"/>
+      <w:bookmarkEnd w:id="22"/>
     </w:p>
     <w:p>
       <w:pPr>
@@ -9206,14 +9967,14 @@
           <w:color w:val="2E74B5" w:themeColor="accent1" w:themeShade="BF"/>
         </w:rPr>
       </w:pPr>
-      <w:bookmarkStart w:id="15" w:name="_Toc227150795"/>
+      <w:bookmarkStart w:id="23" w:name="_Toc227182056"/>
       <w:r>
         <w:rPr>
           <w:color w:val="2E74B5" w:themeColor="accent1" w:themeShade="BF"/>
         </w:rPr>
         <w:t>2.3.1 Meta Quest 3/3S</w:t>
       </w:r>
-      <w:bookmarkEnd w:id="15"/>
+      <w:bookmarkEnd w:id="23"/>
     </w:p>
     <w:p>
       <w:r>
@@ -9233,7 +9994,6 @@
         <w:rPr>
           <w:noProof/>
         </w:rPr>
-        <w:lastRenderedPageBreak/>
         <w:drawing>
           <wp:inline distT="0" distB="0" distL="0" distR="0" wp14:anchorId="6A126E10" wp14:editId="48F846BA">
             <wp:extent cx="4412126" cy="2481943"/>
@@ -9305,6 +10065,7 @@
           <w:sz w:val="18"/>
           <w:szCs w:val="18"/>
         </w:rPr>
+        <w:lastRenderedPageBreak/>
         <w:t>Figure 2: Meta Quest 3/3S</w:t>
       </w:r>
     </w:p>
@@ -9320,26 +10081,18 @@
           <w:color w:val="2E74B5" w:themeColor="accent1" w:themeShade="BF"/>
         </w:rPr>
       </w:pPr>
-      <w:bookmarkStart w:id="16" w:name="_Toc227150796"/>
+      <w:bookmarkStart w:id="24" w:name="_Toc227182057"/>
       <w:r>
         <w:rPr>
           <w:color w:val="2E74B5" w:themeColor="accent1" w:themeShade="BF"/>
         </w:rPr>
         <w:t>2.3.2 Godot 4 Engine</w:t>
       </w:r>
-      <w:bookmarkEnd w:id="16"/>
-    </w:p>
-    <w:p>
-      <w:r>
-        <w:t xml:space="preserve">The project uses the Godot 4 game engine as its primary development environment. Godot is free and open source, removing licensing barriers and making it suitable for a student project. Although it is less widely used than Unity or Unreal, recent versions include significantly improved support for VR through </w:t>
-      </w:r>
-      <w:proofErr w:type="spellStart"/>
-      <w:r>
-        <w:t>OpenXR</w:t>
-      </w:r>
-      <w:proofErr w:type="spellEnd"/>
-      <w:r>
-        <w:t xml:space="preserve">, which is essential for Meta Quest integration. </w:t>
+      <w:bookmarkEnd w:id="24"/>
+    </w:p>
+    <w:p>
+      <w:r>
+        <w:t xml:space="preserve">The project uses the Godot 4 game engine as its primary development environment. Godot is free and open source, removing licensing barriers and making it suitable for a student project. Although it is less widely used than Unity or Unreal, recent versions include significantly improved support for VR through OpenXR, which is essential for Meta Quest integration. </w:t>
       </w:r>
     </w:p>
     <w:p>
@@ -9362,7 +10115,7 @@
           <w:noProof/>
         </w:rPr>
         <w:drawing>
-          <wp:inline distT="0" distB="0" distL="0" distR="0" wp14:anchorId="6669D8C8" wp14:editId="1BCBB75B">
+          <wp:inline distT="0" distB="0" distL="0" distR="0" wp14:anchorId="6669D8C8" wp14:editId="5DD9FDBA">
             <wp:extent cx="4269920" cy="2401948"/>
             <wp:effectExtent l="0" t="0" r="0" b="0"/>
             <wp:docPr id="908490835" name="Picture 11" descr="Движок Godot получил новый плагин поддержки OpenXR | Голографика"/>
@@ -9432,21 +10185,8 @@
           <w:sz w:val="18"/>
           <w:szCs w:val="18"/>
         </w:rPr>
-        <w:t xml:space="preserve">Figure 3: Godot and </w:t>
-      </w:r>
-      <w:proofErr w:type="spellStart"/>
-      <w:r>
-        <w:rPr>
-          <w:rFonts w:cstheme="minorHAnsi"/>
-          <w:i/>
-          <w:iCs/>
-          <w:color w:val="595959" w:themeColor="text1" w:themeTint="A6"/>
-          <w:sz w:val="18"/>
-          <w:szCs w:val="18"/>
-        </w:rPr>
-        <w:t>OpenXR</w:t>
-      </w:r>
-      <w:proofErr w:type="spellEnd"/>
+        <w:t>Figure 3: Godot and OpenXR</w:t>
+      </w:r>
     </w:p>
     <w:p>
       <w:pPr>
@@ -9460,144 +10200,67 @@
           <w:color w:val="2E74B5" w:themeColor="accent1" w:themeShade="BF"/>
         </w:rPr>
       </w:pPr>
-      <w:bookmarkStart w:id="17" w:name="_Toc227150797"/>
+      <w:bookmarkStart w:id="25" w:name="_Toc227182058"/>
       <w:r>
         <w:rPr>
           <w:color w:val="2E74B5" w:themeColor="accent1" w:themeShade="BF"/>
         </w:rPr>
+        <w:t>2.3.3 GDScript</w:t>
+      </w:r>
+      <w:bookmarkEnd w:id="25"/>
+    </w:p>
+    <w:p>
+      <w:r>
+        <w:t>Most of the project’s logic is implemented in GDScript, Godot’s built-in scripting language. GDScript has a syntax similar to Python, which makes it easier to learn and read, especially for developers with some prior Python experience. Alternative languages such as C# are supported, but they typically require more configuration and are less tightly integrated into the engine’s workflow.</w:t>
+      </w:r>
+    </w:p>
+    <w:p>
+      <w:r>
+        <w:t>Using GDScript allows rapid iteration and testing when implementing features such as hand-movement checks, correctness feedback, and saving user progress. This reduces overhead when experimenting with new ideas or fixing bugs, which is particularly valuable in a project that involves frequent changes to interaction logic and UI behaviour. [8]</w:t>
+      </w:r>
+    </w:p>
+    <w:p>
+      <w:pPr>
+        <w:pStyle w:val="Heading3"/>
+        <w:rPr>
+          <w:color w:val="2E74B5" w:themeColor="accent1" w:themeShade="BF"/>
+        </w:rPr>
+      </w:pPr>
+      <w:bookmarkStart w:id="26" w:name="_Toc227182059"/>
+      <w:r>
+        <w:rPr>
+          <w:color w:val="2E74B5" w:themeColor="accent1" w:themeShade="BF"/>
+        </w:rPr>
+        <w:t>2.3.4 OpenXR</w:t>
+      </w:r>
+      <w:bookmarkEnd w:id="26"/>
+    </w:p>
+    <w:p>
+      <w:r>
+        <w:t xml:space="preserve">The project uses OpenXR with Godot 4 as the foundation for VR support on Meta Quest 3. OpenXR is an open standard that defines how VR hardware and applications communicate, allowing the application to work more smoothly across compatible devices. Godot 4 includes native OpenXR support, so activating the plugin and following available guides is sufficient to enable core VR features. </w:t>
+      </w:r>
+    </w:p>
+    <w:p>
+      <w:r>
         <w:lastRenderedPageBreak/>
-        <w:t xml:space="preserve">2.3.3 </w:t>
-      </w:r>
-      <w:proofErr w:type="spellStart"/>
-      <w:r>
+        <w:t>OpenXR provides access to essential capabilities such as head tracking and hand tracking without requiring custom low-level integrations. This allows the hand-tracking module in Sign &amp; Spell VR to obtain real sensor data from the Quest and feed it directly into the sign-recognition logic during practice sessions. It also contributes to a smoother, less glitchy VR experience, which is important for beginners who may be sensitive to latency or instability. By following the official documentation and examples, VR rendering and tracking could be enabled relatively quickly, allowing more development time to focus on ISL-specific features rather than platform integration. [8]</w:t>
+      </w:r>
+    </w:p>
+    <w:p>
+      <w:pPr>
+        <w:pStyle w:val="Heading3"/>
         <w:rPr>
           <w:color w:val="2E74B5" w:themeColor="accent1" w:themeShade="BF"/>
         </w:rPr>
-        <w:t>GDScript</w:t>
-      </w:r>
-      <w:bookmarkEnd w:id="17"/>
-      <w:proofErr w:type="spellEnd"/>
-    </w:p>
-    <w:p>
-      <w:r>
-        <w:t xml:space="preserve">Most of the project’s logic is implemented in </w:t>
-      </w:r>
-      <w:proofErr w:type="spellStart"/>
-      <w:r>
-        <w:t>GDScript</w:t>
-      </w:r>
-      <w:proofErr w:type="spellEnd"/>
-      <w:r>
-        <w:t xml:space="preserve">, Godot’s built-in scripting language. </w:t>
-      </w:r>
-      <w:proofErr w:type="spellStart"/>
-      <w:r>
-        <w:t>GDScript</w:t>
-      </w:r>
-      <w:proofErr w:type="spellEnd"/>
-      <w:r>
-        <w:t xml:space="preserve"> has a syntax </w:t>
-      </w:r>
-      <w:proofErr w:type="gramStart"/>
-      <w:r>
-        <w:t>similar to</w:t>
-      </w:r>
-      <w:proofErr w:type="gramEnd"/>
-      <w:r>
-        <w:t xml:space="preserve"> Python, which makes it easier to learn and read, especially for developers with some prior Python experience. Alternative languages such as C# are supported, but they typically require more configuration and are less tightly integrated into the engine’s workflow.</w:t>
-      </w:r>
-    </w:p>
-    <w:p>
-      <w:r>
-        <w:t xml:space="preserve">Using </w:t>
-      </w:r>
-      <w:proofErr w:type="spellStart"/>
-      <w:r>
-        <w:t>GDScript</w:t>
-      </w:r>
-      <w:proofErr w:type="spellEnd"/>
-      <w:r>
-        <w:t xml:space="preserve"> allows rapid iteration and testing when implementing features such as hand-movement checks, correctness feedback, and saving user progress. This reduces overhead when experimenting with new ideas or fixing bugs, which is particularly valuable in a project that involves frequent changes to interaction logic and UI behaviour. [8]</w:t>
-      </w:r>
-    </w:p>
-    <w:p>
-      <w:pPr>
-        <w:pStyle w:val="Heading3"/>
+      </w:pPr>
+      <w:bookmarkStart w:id="27" w:name="_Toc227182060"/>
+      <w:r>
         <w:rPr>
           <w:color w:val="2E74B5" w:themeColor="accent1" w:themeShade="BF"/>
         </w:rPr>
-      </w:pPr>
-      <w:bookmarkStart w:id="18" w:name="_Toc227150798"/>
-      <w:r>
-        <w:rPr>
-          <w:color w:val="2E74B5" w:themeColor="accent1" w:themeShade="BF"/>
-        </w:rPr>
-        <w:t xml:space="preserve">2.3.4 </w:t>
-      </w:r>
-      <w:proofErr w:type="spellStart"/>
-      <w:r>
-        <w:rPr>
-          <w:color w:val="2E74B5" w:themeColor="accent1" w:themeShade="BF"/>
-        </w:rPr>
-        <w:t>OpenXR</w:t>
-      </w:r>
-      <w:bookmarkEnd w:id="18"/>
-      <w:proofErr w:type="spellEnd"/>
-    </w:p>
-    <w:p>
-      <w:r>
-        <w:t xml:space="preserve">The project uses </w:t>
-      </w:r>
-      <w:proofErr w:type="spellStart"/>
-      <w:r>
-        <w:t>OpenXR</w:t>
-      </w:r>
-      <w:proofErr w:type="spellEnd"/>
-      <w:r>
-        <w:t xml:space="preserve"> with Godot 4 as the foundation for VR support on Meta Quest 3. </w:t>
-      </w:r>
-      <w:proofErr w:type="spellStart"/>
-      <w:r>
-        <w:t>OpenXR</w:t>
-      </w:r>
-      <w:proofErr w:type="spellEnd"/>
-      <w:r>
-        <w:t xml:space="preserve"> is an open standard that defines how VR hardware and applications communicate, allowing the application to work more smoothly across compatible devices. Godot 4 includes native </w:t>
-      </w:r>
-      <w:proofErr w:type="spellStart"/>
-      <w:r>
-        <w:t>OpenXR</w:t>
-      </w:r>
-      <w:proofErr w:type="spellEnd"/>
-      <w:r>
-        <w:t xml:space="preserve"> support, so activating the plugin and following available guides is sufficient to enable core VR features. </w:t>
-      </w:r>
-    </w:p>
-    <w:p>
-      <w:proofErr w:type="spellStart"/>
-      <w:r>
-        <w:t>OpenXR</w:t>
-      </w:r>
-      <w:proofErr w:type="spellEnd"/>
-      <w:r>
-        <w:t xml:space="preserve"> provides access to essential capabilities such as head tracking and hand tracking without requiring custom low-level integrations. This allows the hand-tracking module in Sign &amp; Spell VR to obtain real sensor data from the Quest and feed it directly into the sign-recognition logic during practice sessions. It also contributes to a smoother, less glitchy VR experience, which is important for beginners who may be sensitive to latency or instability. By following the official documentation and examples, VR rendering and tracking could be enabled relatively quickly, allowing more development time to focus on ISL-specific features rather than platform integration. [8]</w:t>
-      </w:r>
-    </w:p>
-    <w:p>
-      <w:pPr>
-        <w:pStyle w:val="Heading3"/>
-        <w:rPr>
-          <w:color w:val="2E74B5" w:themeColor="accent1" w:themeShade="BF"/>
-        </w:rPr>
-      </w:pPr>
-      <w:bookmarkStart w:id="19" w:name="_Toc227150799"/>
-      <w:r>
-        <w:rPr>
-          <w:color w:val="2E74B5" w:themeColor="accent1" w:themeShade="BF"/>
-        </w:rPr>
         <w:t>2.3.5 Blender</w:t>
       </w:r>
-      <w:bookmarkEnd w:id="19"/>
+      <w:bookmarkEnd w:id="27"/>
     </w:p>
     <w:p>
       <w:r>
@@ -9701,15 +10364,14 @@
           <w:color w:val="2E74B5" w:themeColor="accent1" w:themeShade="BF"/>
         </w:rPr>
       </w:pPr>
-      <w:bookmarkStart w:id="20" w:name="_Toc227150800"/>
+      <w:bookmarkStart w:id="28" w:name="_Toc227182061"/>
       <w:r>
         <w:rPr>
           <w:color w:val="2E74B5" w:themeColor="accent1" w:themeShade="BF"/>
         </w:rPr>
-        <w:lastRenderedPageBreak/>
         <w:t>2.3.6 Justification of Technology Selection</w:t>
       </w:r>
-      <w:bookmarkEnd w:id="20"/>
+      <w:bookmarkEnd w:id="28"/>
     </w:p>
     <w:p>
       <w:pPr>
@@ -9719,7 +10381,7 @@
           <w:iCs w:val="0"/>
         </w:rPr>
       </w:pPr>
-      <w:bookmarkStart w:id="21" w:name="_Toc227150801"/>
+      <w:bookmarkStart w:id="29" w:name="_Toc227182062"/>
       <w:r>
         <w:rPr>
           <w:i w:val="0"/>
@@ -9734,7 +10396,7 @@
         </w:rPr>
         <w:t>Why not Unity or Unreal Engine?</w:t>
       </w:r>
-      <w:bookmarkEnd w:id="21"/>
+      <w:bookmarkEnd w:id="29"/>
     </w:p>
     <w:p>
       <w:r>
@@ -9745,15 +10407,7 @@
         <w:t>Unity</w:t>
       </w:r>
       <w:r>
-        <w:t xml:space="preserve"> was considered as a potential engine because it is widely used for VR and offers many built-in features and assets. However, the overall setup was judged to be less beginner-friendly, especially for quickly enabling hand tracking and </w:t>
-      </w:r>
-      <w:proofErr w:type="spellStart"/>
-      <w:r>
-        <w:t>OpenXR</w:t>
-      </w:r>
-      <w:proofErr w:type="spellEnd"/>
-      <w:r>
-        <w:t xml:space="preserve">-based VR. The configuration process can be complex, with many options and systems that are not directly relevant to this project’s scope. Unity’s licensing model can also introduce limits or costs when using certain features, which is less suitable for a student project. </w:t>
+        <w:t xml:space="preserve"> was considered as a potential engine because it is widely used for VR and offers many built-in features and assets. However, the overall setup was judged to be less beginner-friendly, especially for quickly enabling hand tracking and OpenXR-based VR. The configuration process can be complex, with many options and systems that are not directly relevant to this project’s scope. Unity’s licensing model can also introduce limits or costs when using certain features, which is less suitable for a student project. </w:t>
       </w:r>
     </w:p>
     <w:p>
@@ -9782,7 +10436,7 @@
           <w:iCs w:val="0"/>
         </w:rPr>
       </w:pPr>
-      <w:bookmarkStart w:id="22" w:name="_Toc227150802"/>
+      <w:bookmarkStart w:id="30" w:name="_Toc227182063"/>
       <w:r>
         <w:rPr>
           <w:i w:val="0"/>
@@ -9790,7 +10444,7 @@
         </w:rPr>
         <w:t>2.3.6.2 Why not a Database</w:t>
       </w:r>
-      <w:bookmarkEnd w:id="22"/>
+      <w:bookmarkEnd w:id="30"/>
     </w:p>
     <w:p>
       <w:r>
@@ -9799,15 +10453,7 @@
     </w:p>
     <w:p>
       <w:r>
-        <w:t xml:space="preserve">JSON files integrate cleanly with Godot’s </w:t>
-      </w:r>
-      <w:proofErr w:type="spellStart"/>
-      <w:r>
-        <w:t>FileAccess</w:t>
-      </w:r>
-      <w:proofErr w:type="spellEnd"/>
-      <w:r>
-        <w:t xml:space="preserve"> API, require minimal setup, and are easy to inspect and debug during development. This keeps the architecture simple while satisfying the requirement for persistent local storage. If the project later expands to support multi-user scenarios or centralised analytics, the JSON data model can still be migrated to a database-backed solution, but for the current prototype, file-based storage is the most practical choice.</w:t>
+        <w:t>JSON files integrate cleanly with Godot’s FileAccess API, require minimal setup, and are easy to inspect and debug during development. This keeps the architecture simple while satisfying the requirement for persistent local storage. If the project later expands to support multi-user scenarios or centralised analytics, the JSON data model can still be migrated to a database-backed solution, but for the current prototype, file-based storage is the most practical choice.</w:t>
       </w:r>
     </w:p>
     <w:p/>
@@ -9815,8 +10461,8 @@
       <w:pPr>
         <w:pStyle w:val="Heading2"/>
       </w:pPr>
-      <w:bookmarkStart w:id="23" w:name="_Toc21975769"/>
-      <w:bookmarkStart w:id="24" w:name="_Toc227150803"/>
+      <w:bookmarkStart w:id="31" w:name="_Toc21975769"/>
+      <w:bookmarkStart w:id="32" w:name="_Toc227182064"/>
       <w:r>
         <w:t xml:space="preserve">2.4. Other </w:t>
       </w:r>
@@ -9826,11 +10472,11 @@
       <w:r>
         <w:t>Research</w:t>
       </w:r>
-      <w:bookmarkEnd w:id="24"/>
+      <w:bookmarkEnd w:id="32"/>
       <w:r>
         <w:t xml:space="preserve"> </w:t>
       </w:r>
-      <w:bookmarkEnd w:id="23"/>
+      <w:bookmarkEnd w:id="31"/>
     </w:p>
     <w:p>
       <w:pPr>
@@ -9850,27 +10496,27 @@
       <w:pPr>
         <w:pStyle w:val="Heading2"/>
       </w:pPr>
-      <w:bookmarkStart w:id="25" w:name="_Toc21975770"/>
-      <w:bookmarkStart w:id="26" w:name="_Toc227150804"/>
+      <w:bookmarkStart w:id="33" w:name="_Toc21975770"/>
+      <w:bookmarkStart w:id="34" w:name="_Toc227182065"/>
       <w:r>
         <w:t>2.5. Existing Final Year Projects</w:t>
       </w:r>
-      <w:bookmarkEnd w:id="25"/>
-      <w:bookmarkEnd w:id="26"/>
+      <w:bookmarkEnd w:id="33"/>
+      <w:bookmarkEnd w:id="34"/>
     </w:p>
     <w:p/>
     <w:p>
       <w:pPr>
         <w:pStyle w:val="Heading3"/>
       </w:pPr>
-      <w:bookmarkStart w:id="27" w:name="_Toc227150805"/>
+      <w:bookmarkStart w:id="35" w:name="_Toc227182066"/>
       <w:r>
         <w:t xml:space="preserve">2.5.1 </w:t>
       </w:r>
       <w:r>
         <w:t>Sign Language Translator (SLT)</w:t>
       </w:r>
-      <w:bookmarkEnd w:id="27"/>
+      <w:bookmarkEnd w:id="35"/>
     </w:p>
     <w:p>
       <w:r>
@@ -9889,7 +10535,6 @@
           <w:b/>
           <w:bCs/>
         </w:rPr>
-        <w:lastRenderedPageBreak/>
         <w:t>Description (brief):</w:t>
       </w:r>
       <w:r>
@@ -9951,6 +10596,7 @@
           <w:b/>
           <w:bCs/>
         </w:rPr>
+        <w:lastRenderedPageBreak/>
         <w:t>Weaknesses:</w:t>
       </w:r>
       <w:r>
@@ -9961,14 +10607,14 @@
       <w:pPr>
         <w:pStyle w:val="Heading3"/>
       </w:pPr>
-      <w:bookmarkStart w:id="28" w:name="_Toc227150806"/>
+      <w:bookmarkStart w:id="36" w:name="_Toc227182067"/>
       <w:r>
         <w:t xml:space="preserve">2.5.2 </w:t>
       </w:r>
       <w:r>
         <w:t>VR Music Learner</w:t>
       </w:r>
-      <w:bookmarkEnd w:id="28"/>
+      <w:bookmarkEnd w:id="36"/>
     </w:p>
     <w:p>
       <w:r>
@@ -10054,11 +10700,7 @@
         <w:t>Weaknesses:</w:t>
       </w:r>
       <w:r>
-        <w:t xml:space="preserve"> It has limited educational depth. Mainly focuses on music theory. System performance </w:t>
-      </w:r>
-      <w:r>
-        <w:lastRenderedPageBreak/>
-        <w:t>may change depending on network and the accuracy of audio input. The student could have designed it from a broader perspective of testing and adding additional learning elements. [17]</w:t>
+        <w:t xml:space="preserve"> It has limited educational depth. Mainly focuses on music theory. System performance may change depending on network and the accuracy of audio input. The student could have designed it from a broader perspective of testing and adding additional learning elements. [17]</w:t>
       </w:r>
     </w:p>
     <w:p>
@@ -10070,13 +10712,13 @@
       <w:pPr>
         <w:pStyle w:val="Heading2"/>
       </w:pPr>
-      <w:bookmarkStart w:id="29" w:name="_Toc21975771"/>
-      <w:bookmarkStart w:id="30" w:name="_Toc227150807"/>
+      <w:bookmarkStart w:id="37" w:name="_Toc21975771"/>
+      <w:bookmarkStart w:id="38" w:name="_Toc227182068"/>
       <w:r>
         <w:t>2.6. Conclusions</w:t>
       </w:r>
-      <w:bookmarkEnd w:id="29"/>
-      <w:bookmarkEnd w:id="30"/>
+      <w:bookmarkEnd w:id="37"/>
+      <w:bookmarkEnd w:id="38"/>
     </w:p>
     <w:p/>
     <w:p/>
@@ -10089,27 +10731,27 @@
       <w:pPr>
         <w:pStyle w:val="Heading1"/>
       </w:pPr>
-      <w:bookmarkStart w:id="31" w:name="_Toc212189663"/>
-      <w:bookmarkStart w:id="32" w:name="_Toc227150808"/>
+      <w:bookmarkStart w:id="39" w:name="_Toc212189663"/>
+      <w:bookmarkStart w:id="40" w:name="_Toc227182069"/>
       <w:r>
         <w:lastRenderedPageBreak/>
         <w:t>3. System Analysis</w:t>
       </w:r>
-      <w:bookmarkEnd w:id="31"/>
-      <w:bookmarkEnd w:id="32"/>
+      <w:bookmarkEnd w:id="39"/>
+      <w:bookmarkEnd w:id="40"/>
     </w:p>
     <w:p/>
     <w:p>
       <w:pPr>
         <w:pStyle w:val="Heading2"/>
       </w:pPr>
-      <w:bookmarkStart w:id="33" w:name="_Toc212189664"/>
-      <w:bookmarkStart w:id="34" w:name="_Toc227150809"/>
+      <w:bookmarkStart w:id="41" w:name="_Toc212189664"/>
+      <w:bookmarkStart w:id="42" w:name="_Toc227182070"/>
       <w:r>
         <w:t>3.1 System Overview</w:t>
       </w:r>
-      <w:bookmarkEnd w:id="33"/>
-      <w:bookmarkEnd w:id="34"/>
+      <w:bookmarkEnd w:id="41"/>
+      <w:bookmarkEnd w:id="42"/>
     </w:p>
     <w:p/>
     <w:p>
@@ -10119,14 +10761,14 @@
           <w:color w:val="2E74B5" w:themeColor="accent1" w:themeShade="BF"/>
         </w:rPr>
       </w:pPr>
-      <w:bookmarkStart w:id="35" w:name="_Toc227150810"/>
+      <w:bookmarkStart w:id="43" w:name="_Toc227182071"/>
       <w:r>
         <w:rPr>
           <w:color w:val="2E74B5" w:themeColor="accent1" w:themeShade="BF"/>
         </w:rPr>
         <w:t>3.1.1 What is Sign &amp; Spell VR?</w:t>
       </w:r>
-      <w:bookmarkEnd w:id="35"/>
+      <w:bookmarkEnd w:id="43"/>
     </w:p>
     <w:p>
       <w:r>
@@ -10156,14 +10798,14 @@
           <w:color w:val="2E74B5" w:themeColor="accent1" w:themeShade="BF"/>
         </w:rPr>
       </w:pPr>
-      <w:bookmarkStart w:id="36" w:name="_Toc227150811"/>
+      <w:bookmarkStart w:id="44" w:name="_Toc227182072"/>
       <w:r>
         <w:rPr>
           <w:color w:val="2E74B5" w:themeColor="accent1" w:themeShade="BF"/>
         </w:rPr>
         <w:t>3.1.2 How the System Works</w:t>
       </w:r>
-      <w:bookmarkEnd w:id="36"/>
+      <w:bookmarkEnd w:id="44"/>
     </w:p>
     <w:p>
       <w:r>
@@ -10188,14 +10830,14 @@
           <w:color w:val="2E74B5" w:themeColor="accent1" w:themeShade="BF"/>
         </w:rPr>
       </w:pPr>
-      <w:bookmarkStart w:id="37" w:name="_Toc227150812"/>
+      <w:bookmarkStart w:id="45" w:name="_Toc227182073"/>
       <w:r>
         <w:rPr>
           <w:color w:val="2E74B5" w:themeColor="accent1" w:themeShade="BF"/>
         </w:rPr>
         <w:t>3.1.3 User Experience and Interface</w:t>
       </w:r>
-      <w:bookmarkEnd w:id="37"/>
+      <w:bookmarkEnd w:id="45"/>
     </w:p>
     <w:p>
       <w:r>
@@ -10210,15 +10852,7 @@
     </w:p>
     <w:p>
       <w:r>
-        <w:t xml:space="preserve">Navigation is handled through basic hand interactions rather than more complex gestures. While more advanced controls were considered, they were often unreliable or unintuitive during testing. Keeping interactions </w:t>
-      </w:r>
-      <w:proofErr w:type="gramStart"/>
-      <w:r>
-        <w:t>simple</w:t>
-      </w:r>
-      <w:proofErr w:type="gramEnd"/>
-      <w:r>
-        <w:t xml:space="preserve"> made the system easier to use, even if it limited the level of control available to the user.</w:t>
+        <w:t>Navigation is handled through basic hand interactions rather than more complex gestures. While more advanced controls were considered, they were often unreliable or unintuitive during testing. Keeping interactions simple made the system easier to use, even if it limited the level of control available to the user.</w:t>
       </w:r>
     </w:p>
     <w:p/>
@@ -10229,14 +10863,14 @@
           <w:color w:val="2E74B5" w:themeColor="accent1" w:themeShade="BF"/>
         </w:rPr>
       </w:pPr>
-      <w:bookmarkStart w:id="38" w:name="_Toc227150813"/>
+      <w:bookmarkStart w:id="46" w:name="_Toc227182074"/>
       <w:r>
         <w:rPr>
           <w:color w:val="2E74B5" w:themeColor="accent1" w:themeShade="BF"/>
         </w:rPr>
         <w:t>3.1.4 Practice and Feedback</w:t>
       </w:r>
-      <w:bookmarkEnd w:id="38"/>
+      <w:bookmarkEnd w:id="46"/>
     </w:p>
     <w:p>
       <w:r>
@@ -10266,14 +10900,14 @@
           <w:color w:val="2E74B5" w:themeColor="accent1" w:themeShade="BF"/>
         </w:rPr>
       </w:pPr>
-      <w:bookmarkStart w:id="39" w:name="_Toc227150814"/>
+      <w:bookmarkStart w:id="47" w:name="_Toc227182075"/>
       <w:r>
         <w:rPr>
           <w:color w:val="2E74B5" w:themeColor="accent1" w:themeShade="BF"/>
         </w:rPr>
         <w:t>3.1.5 Saving Progress and Accessibility</w:t>
       </w:r>
-      <w:bookmarkEnd w:id="39"/>
+      <w:bookmarkEnd w:id="47"/>
     </w:p>
     <w:p>
       <w:r>
@@ -10298,14 +10932,14 @@
           <w:color w:val="2E74B5" w:themeColor="accent1" w:themeShade="BF"/>
         </w:rPr>
       </w:pPr>
-      <w:bookmarkStart w:id="40" w:name="_Toc227150815"/>
+      <w:bookmarkStart w:id="48" w:name="_Toc227182076"/>
       <w:r>
         <w:rPr>
           <w:color w:val="2E74B5" w:themeColor="accent1" w:themeShade="BF"/>
         </w:rPr>
         <w:t>3.1.6 Inspiration and Aims</w:t>
       </w:r>
-      <w:bookmarkEnd w:id="40"/>
+      <w:bookmarkEnd w:id="48"/>
     </w:p>
     <w:p>
       <w:r>
@@ -10328,13 +10962,13 @@
       <w:pPr>
         <w:pStyle w:val="Heading2"/>
       </w:pPr>
-      <w:bookmarkStart w:id="41" w:name="_Toc212189665"/>
-      <w:bookmarkStart w:id="42" w:name="_Toc227150816"/>
+      <w:bookmarkStart w:id="49" w:name="_Toc212189665"/>
+      <w:bookmarkStart w:id="50" w:name="_Toc227182077"/>
       <w:r>
         <w:t>3.2 Requirements Gathering</w:t>
       </w:r>
-      <w:bookmarkEnd w:id="41"/>
-      <w:bookmarkEnd w:id="42"/>
+      <w:bookmarkEnd w:id="49"/>
+      <w:bookmarkEnd w:id="50"/>
     </w:p>
     <w:p/>
     <w:p>
@@ -10344,14 +10978,14 @@
           <w:color w:val="2E74B5" w:themeColor="accent1" w:themeShade="BF"/>
         </w:rPr>
       </w:pPr>
-      <w:bookmarkStart w:id="43" w:name="_Toc227150817"/>
+      <w:bookmarkStart w:id="51" w:name="_Toc227182078"/>
       <w:r>
         <w:rPr>
           <w:color w:val="2E74B5" w:themeColor="accent1" w:themeShade="BF"/>
         </w:rPr>
         <w:t>3.2.1 Stakeholders?</w:t>
       </w:r>
-      <w:bookmarkEnd w:id="43"/>
+      <w:bookmarkEnd w:id="51"/>
     </w:p>
     <w:p>
       <w:r>
@@ -10372,7 +11006,7 @@
           <w:iCs w:val="0"/>
         </w:rPr>
       </w:pPr>
-      <w:bookmarkStart w:id="44" w:name="_Toc227150818"/>
+      <w:bookmarkStart w:id="52" w:name="_Toc227182079"/>
       <w:r>
         <w:rPr>
           <w:i w:val="0"/>
@@ -10380,7 +11014,7 @@
         </w:rPr>
         <w:t>3.2.1.1 New Learners</w:t>
       </w:r>
-      <w:bookmarkEnd w:id="44"/>
+      <w:bookmarkEnd w:id="52"/>
     </w:p>
     <w:p>
       <w:r>
@@ -10407,19 +11041,11 @@
         </w:rPr>
         <w:br/>
       </w:r>
-      <w:proofErr w:type="spellStart"/>
       <w:r>
         <w:rPr>
           <w:rFonts w:cstheme="minorHAnsi"/>
         </w:rPr>
-        <w:t>Sophie</w:t>
-      </w:r>
-      <w:proofErr w:type="spellEnd"/>
-      <w:r>
-        <w:rPr>
-          <w:rFonts w:cstheme="minorHAnsi"/>
-        </w:rPr>
-        <w:t xml:space="preserve"> is a college student who is interested in learning ISL but has no prior experience. She is also new to VR, which means that both the learning content and the technology itself can feel slightly intimidating at first. From her perspective, even simple interactions may not feel obvious straight away. As a result, she would expect the application to provide clear instructions, simple navigation, and immediate feedback when mistakes are made, so that she can understand what went wrong without feeling stuck.</w:t>
+        <w:t>Sophie is a college student who is interested in learning ISL but has no prior experience. She is also new to VR, which means that both the learning content and the technology itself can feel slightly intimidating at first. From her perspective, even simple interactions may not feel obvious straight away. As a result, she would expect the application to provide clear instructions, simple navigation, and immediate feedback when mistakes are made, so that she can understand what went wrong without feeling stuck.</w:t>
       </w:r>
     </w:p>
     <w:p>
@@ -10444,7 +11070,7 @@
           <w:iCs w:val="0"/>
         </w:rPr>
       </w:pPr>
-      <w:bookmarkStart w:id="45" w:name="_Toc227150819"/>
+      <w:bookmarkStart w:id="53" w:name="_Toc227182080"/>
       <w:r>
         <w:rPr>
           <w:i w:val="0"/>
@@ -10453,7 +11079,7 @@
         <w:lastRenderedPageBreak/>
         <w:t>3.2.1.2 Teacher and Instructors</w:t>
       </w:r>
-      <w:bookmarkEnd w:id="45"/>
+      <w:bookmarkEnd w:id="53"/>
     </w:p>
     <w:p>
       <w:pPr>
@@ -10488,19 +11114,11 @@
         </w:rPr>
         <w:br/>
       </w:r>
-      <w:proofErr w:type="spellStart"/>
       <w:r>
         <w:rPr>
           <w:rFonts w:cstheme="minorHAnsi"/>
         </w:rPr>
-        <w:t>Martin</w:t>
-      </w:r>
-      <w:proofErr w:type="spellEnd"/>
-      <w:r>
-        <w:rPr>
-          <w:rFonts w:cstheme="minorHAnsi"/>
-        </w:rPr>
-        <w:t xml:space="preserve"> is an ISL instructor who teaches adult learners. He values tools that are straightforward to set up and do not require a high level of technical knowledge. His main concern is whether the application can support independent practice and reinforce what students have already learned in class, rather than replacing traditional teaching.</w:t>
+        <w:t>Martin is an ISL instructor who teaches adult learners. He values tools that are straightforward to set up and do not require a high level of technical knowledge. His main concern is whether the application can support independent practice and reinforce what students have already learned in class, rather than replacing traditional teaching.</w:t>
       </w:r>
     </w:p>
     <w:p>
@@ -10525,7 +11143,7 @@
           <w:iCs w:val="0"/>
         </w:rPr>
       </w:pPr>
-      <w:bookmarkStart w:id="46" w:name="_Toc227150820"/>
+      <w:bookmarkStart w:id="54" w:name="_Toc227182081"/>
       <w:r>
         <w:rPr>
           <w:i w:val="0"/>
@@ -10533,7 +11151,7 @@
         </w:rPr>
         <w:t>3.2.1.3 Deaf Community</w:t>
       </w:r>
-      <w:bookmarkEnd w:id="46"/>
+      <w:bookmarkEnd w:id="54"/>
     </w:p>
     <w:p>
       <w:pPr>
@@ -10586,19 +11204,11 @@
         </w:rPr>
         <w:br/>
       </w:r>
-      <w:proofErr w:type="spellStart"/>
       <w:r>
         <w:rPr>
           <w:rFonts w:cstheme="minorHAnsi"/>
         </w:rPr>
-        <w:t>Aisling</w:t>
-      </w:r>
-      <w:proofErr w:type="spellEnd"/>
-      <w:r>
-        <w:rPr>
-          <w:rFonts w:cstheme="minorHAnsi"/>
-        </w:rPr>
-        <w:t xml:space="preserve"> is an ISL interpreter who supports the development of tools that improve accessibility but is cautious about how sign language is represented digitally. She is especially concerned about incorrect or oversimplified signs, as these could mislead learners or reduce trust in the system. From her perspective, learning tools should aim to reflect both the linguistic and cultural aspects of ISL as accurately as possible.</w:t>
+        <w:t>Aisling is an ISL interpreter who supports the development of tools that improve accessibility but is cautious about how sign language is represented digitally. She is especially concerned about incorrect or oversimplified signs, as these could mislead learners or reduce trust in the system. From her perspective, learning tools should aim to reflect both the linguistic and cultural aspects of ISL as accurately as possible.</w:t>
       </w:r>
     </w:p>
     <w:p>
@@ -10647,7 +11257,7 @@
           <w:iCs w:val="0"/>
         </w:rPr>
       </w:pPr>
-      <w:bookmarkStart w:id="47" w:name="_Toc227150821"/>
+      <w:bookmarkStart w:id="55" w:name="_Toc227182082"/>
       <w:r>
         <w:rPr>
           <w:i w:val="0"/>
@@ -10655,7 +11265,7 @@
         </w:rPr>
         <w:t>3.2.1.4 Potential Stakeholders</w:t>
       </w:r>
-      <w:bookmarkEnd w:id="47"/>
+      <w:bookmarkEnd w:id="55"/>
     </w:p>
     <w:p>
       <w:pPr>
@@ -10726,7 +11336,7 @@
           <w:color w:val="2E74B5" w:themeColor="accent1" w:themeShade="BF"/>
         </w:rPr>
       </w:pPr>
-      <w:bookmarkStart w:id="48" w:name="_Toc227150822"/>
+      <w:bookmarkStart w:id="56" w:name="_Toc227182083"/>
       <w:r>
         <w:rPr>
           <w:rFonts w:cstheme="minorHAnsi"/>
@@ -10734,7 +11344,7 @@
         </w:rPr>
         <w:t>3.2.2 How Requirements were Identified</w:t>
       </w:r>
-      <w:bookmarkEnd w:id="48"/>
+      <w:bookmarkEnd w:id="56"/>
     </w:p>
     <w:p>
       <w:r>
@@ -10759,14 +11369,14 @@
           <w:color w:val="2E74B5" w:themeColor="accent1" w:themeShade="BF"/>
         </w:rPr>
       </w:pPr>
-      <w:bookmarkStart w:id="49" w:name="_Toc227150823"/>
+      <w:bookmarkStart w:id="57" w:name="_Toc227182084"/>
       <w:r>
         <w:rPr>
           <w:color w:val="2E74B5" w:themeColor="accent1" w:themeShade="BF"/>
         </w:rPr>
         <w:t>3.2.2 Initial Requirements List</w:t>
       </w:r>
-      <w:bookmarkEnd w:id="49"/>
+      <w:bookmarkEnd w:id="57"/>
     </w:p>
     <w:p>
       <w:r>
@@ -10785,15 +11395,7 @@
         </w:numPr>
       </w:pPr>
       <w:r>
-        <w:t xml:space="preserve">The app should use Meta Quest 3 hand </w:t>
-      </w:r>
-      <w:proofErr w:type="gramStart"/>
-      <w:r>
-        <w:t>tracking</w:t>
-      </w:r>
-      <w:proofErr w:type="gramEnd"/>
-      <w:r>
-        <w:t xml:space="preserve"> so users don’t need controllers. This was chosen to make the experience feel more natural, although it can sometimes be less reliable.</w:t>
+        <w:t>The app should use Meta Quest 3 hand tracking so users don’t need controllers. This was chosen to make the experience feel more natural, although it can sometimes be less reliable.</w:t>
       </w:r>
     </w:p>
     <w:p>
@@ -10866,15 +11468,7 @@
         </w:numPr>
       </w:pPr>
       <w:r>
-        <w:t xml:space="preserve">The app should be built using Godot 4, </w:t>
-      </w:r>
-      <w:proofErr w:type="spellStart"/>
-      <w:r>
-        <w:t>GDScript</w:t>
-      </w:r>
-      <w:proofErr w:type="spellEnd"/>
-      <w:r>
-        <w:t>, and Blender, mainly because they are easier to work with. However, this might limit performance compared to other engines.</w:t>
+        <w:t>The app should be built using Godot 4, GDScript, and Blender, mainly because they are easier to work with. However, this might limit performance compared to other engines.</w:t>
       </w:r>
     </w:p>
     <w:p>
@@ -10886,15 +11480,7 @@
         </w:numPr>
       </w:pPr>
       <w:r>
-        <w:t xml:space="preserve">Accessibility should be considered where possible, including support for beginners and left-handed users. Not all of this is fully implemented yet, but it was </w:t>
-      </w:r>
-      <w:proofErr w:type="gramStart"/>
-      <w:r>
-        <w:t>still kept</w:t>
-      </w:r>
-      <w:proofErr w:type="gramEnd"/>
-      <w:r>
-        <w:t xml:space="preserve"> in mind during development.</w:t>
+        <w:t>Accessibility should be considered where possible, including support for beginners and left-handed users. Not all of this is fully implemented yet, but it was still kept in mind during development.</w:t>
       </w:r>
     </w:p>
     <w:p>
@@ -10907,13 +11493,13 @@
       <w:pPr>
         <w:pStyle w:val="Heading2"/>
       </w:pPr>
-      <w:bookmarkStart w:id="50" w:name="_Toc212189666"/>
-      <w:bookmarkStart w:id="51" w:name="_Toc227150824"/>
+      <w:bookmarkStart w:id="58" w:name="_Toc212189666"/>
+      <w:bookmarkStart w:id="59" w:name="_Toc227182085"/>
       <w:r>
         <w:t>3.3 Requirements Analysis</w:t>
       </w:r>
-      <w:bookmarkEnd w:id="50"/>
-      <w:bookmarkEnd w:id="51"/>
+      <w:bookmarkEnd w:id="58"/>
+      <w:bookmarkEnd w:id="59"/>
     </w:p>
     <w:p/>
     <w:p>
@@ -10923,26 +11509,18 @@
           <w:color w:val="2E74B5" w:themeColor="accent1" w:themeShade="BF"/>
         </w:rPr>
       </w:pPr>
-      <w:bookmarkStart w:id="52" w:name="_Toc227150825"/>
+      <w:bookmarkStart w:id="60" w:name="_Toc227182086"/>
       <w:r>
         <w:rPr>
           <w:color w:val="2E74B5" w:themeColor="accent1" w:themeShade="BF"/>
         </w:rPr>
         <w:t>3.3.1 Organising the Requirements</w:t>
       </w:r>
-      <w:bookmarkEnd w:id="52"/>
-    </w:p>
-    <w:p>
-      <w:r>
-        <w:t xml:space="preserve">After the requirements were gathered, they were organised in a way that would keep the overall scope clear and manageable. The requirements were split into two main categories: functional and non-functional. Functional requirements focus on what the system </w:t>
-      </w:r>
-      <w:proofErr w:type="gramStart"/>
-      <w:r>
-        <w:t>actually does</w:t>
-      </w:r>
-      <w:proofErr w:type="gramEnd"/>
-      <w:r>
-        <w:t>, such as recognising signs, providing feedback, or saving user progress. Non-functional requirements are more about how the system behaves overall, including aspects like performance, usability, and simplicity.</w:t>
+      <w:bookmarkEnd w:id="60"/>
+    </w:p>
+    <w:p>
+      <w:r>
+        <w:t>After the requirements were gathered, they were organised in a way that would keep the overall scope clear and manageable. The requirements were split into two main categories: functional and non-functional. Functional requirements focus on what the system actually does, such as recognising signs, providing feedback, or saving user progress. Non-functional requirements are more about how the system behaves overall, including aspects like performance, usability, and simplicity.</w:t>
       </w:r>
     </w:p>
     <w:p>
@@ -11531,23 +12109,15 @@
       <w:pPr>
         <w:pStyle w:val="Heading3"/>
       </w:pPr>
-      <w:bookmarkStart w:id="53" w:name="_Toc227150826"/>
+      <w:bookmarkStart w:id="61" w:name="_Toc227182087"/>
       <w:r>
         <w:t>3.3.2 Prioritising Features</w:t>
       </w:r>
-      <w:bookmarkEnd w:id="53"/>
-    </w:p>
-    <w:p>
-      <w:r>
-        <w:t xml:space="preserve">With several possible features identified, it became necessary to decide what should </w:t>
-      </w:r>
-      <w:proofErr w:type="gramStart"/>
-      <w:r>
-        <w:t>actually be</w:t>
-      </w:r>
-      <w:proofErr w:type="gramEnd"/>
-      <w:r>
-        <w:t xml:space="preserve"> implemented within the time available. The focus was placed on features that directly affect whether the system works or not, rather than those that simply improve the experience.</w:t>
+      <w:bookmarkEnd w:id="61"/>
+    </w:p>
+    <w:p>
+      <w:r>
+        <w:t>With several possible features identified, it became necessary to decide what should actually be implemented within the time available. The focus was placed on features that directly affect whether the system works or not, rather than those that simply improve the experience.</w:t>
       </w:r>
     </w:p>
     <w:p>
@@ -11627,11 +12197,11 @@
       <w:pPr>
         <w:pStyle w:val="Heading3"/>
       </w:pPr>
-      <w:bookmarkStart w:id="54" w:name="_Toc227150827"/>
+      <w:bookmarkStart w:id="62" w:name="_Toc227182088"/>
       <w:r>
         <w:t>3.3.4 Making an Initial System Model Use Case</w:t>
       </w:r>
-      <w:bookmarkEnd w:id="54"/>
+      <w:bookmarkEnd w:id="62"/>
     </w:p>
     <w:p>
       <w:r>
@@ -11747,7 +12317,7 @@
       <w:pPr>
         <w:pStyle w:val="Heading3"/>
       </w:pPr>
-      <w:bookmarkStart w:id="55" w:name="_Toc227150828"/>
+      <w:bookmarkStart w:id="63" w:name="_Toc227182089"/>
       <w:r>
         <w:t>3.3.</w:t>
       </w:r>
@@ -11760,7 +12330,7 @@
       <w:r>
         <w:t>Risk and Challenges</w:t>
       </w:r>
-      <w:bookmarkEnd w:id="55"/>
+      <w:bookmarkEnd w:id="63"/>
     </w:p>
     <w:p>
       <w:r>
@@ -11787,16 +12357,16 @@
       <w:pPr>
         <w:pStyle w:val="Heading2"/>
       </w:pPr>
-      <w:bookmarkStart w:id="56" w:name="_Toc212189667"/>
-      <w:bookmarkStart w:id="57" w:name="_Toc227150829"/>
+      <w:bookmarkStart w:id="64" w:name="_Toc212189667"/>
+      <w:bookmarkStart w:id="65" w:name="_Toc227182090"/>
       <w:r>
         <w:t xml:space="preserve">3.4 </w:t>
       </w:r>
-      <w:bookmarkEnd w:id="56"/>
+      <w:bookmarkEnd w:id="64"/>
       <w:r>
         <w:t>Logical Architecture of System</w:t>
       </w:r>
-      <w:bookmarkEnd w:id="57"/>
+      <w:bookmarkEnd w:id="65"/>
     </w:p>
     <w:p>
       <w:r>
@@ -11808,11 +12378,11 @@
       <w:pPr>
         <w:pStyle w:val="Heading3"/>
       </w:pPr>
-      <w:bookmarkStart w:id="58" w:name="_Toc227150830"/>
+      <w:bookmarkStart w:id="66" w:name="_Toc227182091"/>
       <w:r>
         <w:t>3.4.1 Initial Functional Requirements</w:t>
       </w:r>
-      <w:bookmarkEnd w:id="58"/>
+      <w:bookmarkEnd w:id="66"/>
     </w:p>
     <w:p>
       <w:pPr>
@@ -11822,15 +12392,7 @@
         </w:rPr>
       </w:pPr>
       <w:r>
-        <w:t xml:space="preserve">These requirements describe the main features that the application needs </w:t>
-      </w:r>
-      <w:proofErr w:type="gramStart"/>
-      <w:r>
-        <w:t>in order to</w:t>
-      </w:r>
-      <w:proofErr w:type="gramEnd"/>
-      <w:r>
-        <w:t xml:space="preserve"> function as a basic ISL learning tool:</w:t>
+        <w:t>These requirements describe the main features that the application needs in order to function as a basic ISL learning tool:</w:t>
       </w:r>
     </w:p>
     <w:p>
@@ -11869,21 +12431,7 @@
           <w:rFonts w:cstheme="minorHAnsi"/>
         </w:rPr>
         <w:lastRenderedPageBreak/>
-        <w:t xml:space="preserve">The system should recognise ISL signs and provide immediate feedback to the user. This allows learners to understand whether they performed a sign </w:t>
-      </w:r>
-      <w:proofErr w:type="gramStart"/>
-      <w:r>
-        <w:rPr>
-          <w:rFonts w:cstheme="minorHAnsi"/>
-        </w:rPr>
-        <w:t>correctly, but</w:t>
-      </w:r>
-      <w:proofErr w:type="gramEnd"/>
-      <w:r>
-        <w:rPr>
-          <w:rFonts w:cstheme="minorHAnsi"/>
-        </w:rPr>
-        <w:t xml:space="preserve"> depends heavily on how reliable the recognition system is. </w:t>
+        <w:t xml:space="preserve">The system should recognise ISL signs and provide immediate feedback to the user. This allows learners to understand whether they performed a sign correctly, but depends heavily on how reliable the recognition system is. </w:t>
       </w:r>
     </w:p>
     <w:p>
@@ -11988,11 +12536,11 @@
       <w:pPr>
         <w:pStyle w:val="Heading3"/>
       </w:pPr>
-      <w:bookmarkStart w:id="59" w:name="_Toc227150831"/>
+      <w:bookmarkStart w:id="67" w:name="_Toc227182092"/>
       <w:r>
         <w:t>3.4.2 Initial Non-Functional Requirements</w:t>
       </w:r>
-      <w:bookmarkEnd w:id="59"/>
+      <w:bookmarkEnd w:id="67"/>
     </w:p>
     <w:p>
       <w:r>
@@ -12057,23 +12605,15 @@
       <w:pPr>
         <w:pStyle w:val="Heading3"/>
       </w:pPr>
-      <w:bookmarkStart w:id="60" w:name="_Toc227150832"/>
+      <w:bookmarkStart w:id="68" w:name="_Toc227182093"/>
       <w:r>
         <w:t>3.4.3 Initial System Architecture</w:t>
       </w:r>
-      <w:bookmarkEnd w:id="60"/>
-    </w:p>
-    <w:p>
-      <w:r>
-        <w:t xml:space="preserve">Having a basic structure for how the system components interact helps make development more manageable. At this stage, the architecture is kept </w:t>
-      </w:r>
-      <w:proofErr w:type="gramStart"/>
-      <w:r>
-        <w:t>fairly simple</w:t>
-      </w:r>
-      <w:proofErr w:type="gramEnd"/>
-      <w:r>
-        <w:t xml:space="preserve"> and is mainly split into three core modules:</w:t>
+      <w:bookmarkEnd w:id="68"/>
+    </w:p>
+    <w:p>
+      <w:r>
+        <w:t>Having a basic structure for how the system components interact helps make development more manageable. At this stage, the architecture is kept fairly simple and is mainly split into three core modules:</w:t>
       </w:r>
     </w:p>
     <w:p>
@@ -12128,21 +12668,7 @@
         <w:rPr>
           <w:rFonts w:cstheme="minorHAnsi"/>
         </w:rPr>
-        <w:t xml:space="preserve">Uses the Meta Quest 3’s built-in tracking (via </w:t>
-      </w:r>
-      <w:proofErr w:type="spellStart"/>
-      <w:r>
-        <w:rPr>
-          <w:rFonts w:cstheme="minorHAnsi"/>
-        </w:rPr>
-        <w:t>OpenXR</w:t>
-      </w:r>
-      <w:proofErr w:type="spellEnd"/>
-      <w:r>
-        <w:rPr>
-          <w:rFonts w:cstheme="minorHAnsi"/>
-        </w:rPr>
-        <w:t>) to capture hand and finger positions in real time.</w:t>
+        <w:t>Uses the Meta Quest 3’s built-in tracking (via OpenXR) to capture hand and finger positions in real time.</w:t>
       </w:r>
     </w:p>
     <w:p>
@@ -12374,11 +12900,11 @@
       <w:pPr>
         <w:pStyle w:val="Heading3"/>
       </w:pPr>
-      <w:bookmarkStart w:id="61" w:name="_Toc227150833"/>
+      <w:bookmarkStart w:id="69" w:name="_Toc227182094"/>
       <w:r>
         <w:t>3.4.4 How it all works</w:t>
       </w:r>
-      <w:bookmarkEnd w:id="61"/>
+      <w:bookmarkEnd w:id="69"/>
     </w:p>
     <w:p>
       <w:r>
@@ -12455,8 +12981,8 @@
       <w:pPr>
         <w:pStyle w:val="Heading2"/>
       </w:pPr>
-      <w:bookmarkStart w:id="62" w:name="_Toc212189669"/>
-      <w:bookmarkStart w:id="63" w:name="_Toc227150834"/>
+      <w:bookmarkStart w:id="70" w:name="_Toc212189669"/>
+      <w:bookmarkStart w:id="71" w:name="_Toc227182095"/>
       <w:r>
         <w:t>3.</w:t>
       </w:r>
@@ -12466,11 +12992,11 @@
       <w:r>
         <w:t xml:space="preserve"> </w:t>
       </w:r>
-      <w:bookmarkEnd w:id="62"/>
+      <w:bookmarkEnd w:id="70"/>
       <w:r>
         <w:t>Conclusion</w:t>
       </w:r>
-      <w:bookmarkEnd w:id="63"/>
+      <w:bookmarkEnd w:id="71"/>
     </w:p>
     <w:p>
       <w:r>
@@ -12522,7 +13048,7 @@
       <w:pPr>
         <w:pStyle w:val="Heading1"/>
       </w:pPr>
-      <w:bookmarkStart w:id="64" w:name="_Toc227150835"/>
+      <w:bookmarkStart w:id="72" w:name="_Toc227182096"/>
       <w:r>
         <w:lastRenderedPageBreak/>
         <w:t>4.</w:t>
@@ -12542,7 +13068,7 @@
       <w:r>
         <w:t>Design</w:t>
       </w:r>
-      <w:bookmarkEnd w:id="64"/>
+      <w:bookmarkEnd w:id="72"/>
       <w:r>
         <w:t xml:space="preserve"> </w:t>
       </w:r>
@@ -12552,26 +13078,26 @@
       <w:pPr>
         <w:pStyle w:val="Heading2"/>
       </w:pPr>
-      <w:bookmarkStart w:id="65" w:name="_Toc21975773"/>
-      <w:bookmarkStart w:id="66" w:name="_Toc227150836"/>
+      <w:bookmarkStart w:id="73" w:name="_Toc21975773"/>
+      <w:bookmarkStart w:id="74" w:name="_Toc227182097"/>
       <w:r>
         <w:t>4.</w:t>
       </w:r>
       <w:r>
         <w:t>1 Introduction</w:t>
       </w:r>
-      <w:bookmarkEnd w:id="65"/>
-      <w:bookmarkEnd w:id="66"/>
+      <w:bookmarkEnd w:id="73"/>
+      <w:bookmarkEnd w:id="74"/>
     </w:p>
     <w:p>
       <w:pPr>
         <w:pStyle w:val="Heading3"/>
       </w:pPr>
-      <w:bookmarkStart w:id="67" w:name="_Toc227150837"/>
+      <w:bookmarkStart w:id="75" w:name="_Toc227182098"/>
       <w:r>
         <w:t>4.1.1 Translating Requirements into Design</w:t>
       </w:r>
-      <w:bookmarkEnd w:id="67"/>
+      <w:bookmarkEnd w:id="75"/>
     </w:p>
     <w:p>
       <w:r>
@@ -12580,15 +13106,7 @@
     </w:p>
     <w:p>
       <w:r>
-        <w:t xml:space="preserve">Rather than treating the requirements as fixed, they were used as a guide to shape design decisions throughout development. In some cases, this meant simplifying or adjusting features so that they could be realistically implemented within the given time. Because of this, the design reflects a balance between what was originally planned and what could </w:t>
-      </w:r>
-      <w:proofErr w:type="gramStart"/>
-      <w:r>
-        <w:t>actually be</w:t>
-      </w:r>
-      <w:proofErr w:type="gramEnd"/>
-      <w:r>
-        <w:t xml:space="preserve"> achieved in practice.</w:t>
+        <w:t>Rather than treating the requirements as fixed, they were used as a guide to shape design decisions throughout development. In some cases, this meant simplifying or adjusting features so that they could be realistically implemented within the given time. Because of this, the design reflects a balance between what was originally planned and what could actually be achieved in practice.</w:t>
       </w:r>
     </w:p>
     <w:p/>
@@ -12596,11 +13114,11 @@
       <w:pPr>
         <w:pStyle w:val="Heading3"/>
       </w:pPr>
-      <w:bookmarkStart w:id="68" w:name="_Toc227150838"/>
+      <w:bookmarkStart w:id="76" w:name="_Toc227182099"/>
       <w:r>
         <w:t>4.1.2 Design Principles and Goals</w:t>
       </w:r>
-      <w:bookmarkEnd w:id="68"/>
+      <w:bookmarkEnd w:id="76"/>
     </w:p>
     <w:p>
       <w:r>
@@ -12627,27 +13145,27 @@
       <w:pPr>
         <w:pStyle w:val="Heading2"/>
       </w:pPr>
-      <w:bookmarkStart w:id="69" w:name="_Toc21975774"/>
-      <w:bookmarkStart w:id="70" w:name="_Toc227150839"/>
+      <w:bookmarkStart w:id="77" w:name="_Toc21975774"/>
+      <w:bookmarkStart w:id="78" w:name="_Toc227182100"/>
       <w:r>
         <w:t>4.</w:t>
       </w:r>
       <w:r>
         <w:t>2. Software Methodology</w:t>
       </w:r>
-      <w:bookmarkEnd w:id="69"/>
-      <w:bookmarkEnd w:id="70"/>
+      <w:bookmarkEnd w:id="77"/>
+      <w:bookmarkEnd w:id="78"/>
     </w:p>
     <w:p/>
     <w:p>
       <w:pPr>
         <w:pStyle w:val="Heading3"/>
       </w:pPr>
-      <w:bookmarkStart w:id="71" w:name="_Toc227150840"/>
+      <w:bookmarkStart w:id="79" w:name="_Toc227182101"/>
       <w:r>
         <w:t>4.2.1 Incremental Model</w:t>
       </w:r>
-      <w:bookmarkEnd w:id="71"/>
+      <w:bookmarkEnd w:id="79"/>
     </w:p>
     <w:p>
       <w:r>
@@ -12761,11 +13279,11 @@
       <w:pPr>
         <w:pStyle w:val="Heading3"/>
       </w:pPr>
-      <w:bookmarkStart w:id="72" w:name="_Toc227150841"/>
+      <w:bookmarkStart w:id="80" w:name="_Toc227182102"/>
       <w:r>
         <w:t>4.2.2 Advantages of Incremental Development for my Project</w:t>
       </w:r>
-      <w:bookmarkEnd w:id="72"/>
+      <w:bookmarkEnd w:id="80"/>
     </w:p>
     <w:p>
       <w:r>
@@ -12792,11 +13310,11 @@
       <w:pPr>
         <w:pStyle w:val="Heading3"/>
       </w:pPr>
-      <w:bookmarkStart w:id="73" w:name="_Toc227150842"/>
+      <w:bookmarkStart w:id="81" w:name="_Toc227182103"/>
       <w:r>
         <w:t>4.2.3 Application Approach</w:t>
       </w:r>
-      <w:bookmarkEnd w:id="73"/>
+      <w:bookmarkEnd w:id="81"/>
     </w:p>
     <w:p>
       <w:r>
@@ -12819,74 +13337,74 @@
       <w:pPr>
         <w:pStyle w:val="Heading3"/>
       </w:pPr>
-      <w:bookmarkStart w:id="74" w:name="_Toc227150843"/>
+      <w:bookmarkStart w:id="82" w:name="_Toc227182104"/>
       <w:r>
         <w:t>4.2.4 Limitations of Methodology</w:t>
       </w:r>
-      <w:bookmarkEnd w:id="74"/>
+      <w:bookmarkEnd w:id="82"/>
     </w:p>
     <w:p/>
     <w:p>
       <w:pPr>
         <w:pStyle w:val="Heading2"/>
       </w:pPr>
-      <w:bookmarkStart w:id="75" w:name="_Toc227150844"/>
+      <w:bookmarkStart w:id="83" w:name="_Toc227182105"/>
       <w:r>
         <w:t>4.3 Project Planning</w:t>
       </w:r>
-      <w:bookmarkEnd w:id="75"/>
+      <w:bookmarkEnd w:id="83"/>
     </w:p>
     <w:p/>
     <w:p>
       <w:pPr>
         <w:pStyle w:val="Heading3"/>
       </w:pPr>
-      <w:bookmarkStart w:id="76" w:name="_Toc227150845"/>
+      <w:bookmarkStart w:id="84" w:name="_Toc227182106"/>
       <w:r>
         <w:t xml:space="preserve">4.3.1 </w:t>
       </w:r>
       <w:r>
         <w:t>Development Planning Approach</w:t>
       </w:r>
-      <w:bookmarkEnd w:id="76"/>
+      <w:bookmarkEnd w:id="84"/>
     </w:p>
     <w:p>
       <w:pPr>
         <w:pStyle w:val="Heading3"/>
       </w:pPr>
-      <w:bookmarkStart w:id="77" w:name="_Toc227150846"/>
+      <w:bookmarkStart w:id="85" w:name="_Toc227182107"/>
       <w:r>
         <w:t>4.3.2 Project Schedule</w:t>
       </w:r>
-      <w:bookmarkEnd w:id="77"/>
+      <w:bookmarkEnd w:id="85"/>
     </w:p>
     <w:p>
       <w:pPr>
         <w:pStyle w:val="Heading3"/>
       </w:pPr>
-      <w:bookmarkStart w:id="78" w:name="_Toc227150847"/>
+      <w:bookmarkStart w:id="86" w:name="_Toc227182108"/>
       <w:r>
         <w:t>4.3.3 Gantt Chart</w:t>
       </w:r>
-      <w:bookmarkEnd w:id="78"/>
+      <w:bookmarkEnd w:id="86"/>
     </w:p>
     <w:p>
       <w:pPr>
         <w:pStyle w:val="Heading3"/>
       </w:pPr>
-      <w:bookmarkStart w:id="79" w:name="_Toc227150848"/>
+      <w:bookmarkStart w:id="87" w:name="_Toc227182109"/>
       <w:r>
         <w:t>4.3.4 Planning Constraints and Adjustments</w:t>
       </w:r>
-      <w:bookmarkEnd w:id="79"/>
+      <w:bookmarkEnd w:id="87"/>
     </w:p>
     <w:p/>
     <w:p>
       <w:pPr>
         <w:pStyle w:val="Heading2"/>
       </w:pPr>
-      <w:bookmarkStart w:id="80" w:name="_Toc21975775"/>
-      <w:bookmarkStart w:id="81" w:name="_Toc227150849"/>
+      <w:bookmarkStart w:id="88" w:name="_Toc21975775"/>
+      <w:bookmarkStart w:id="89" w:name="_Toc227182110"/>
       <w:r>
         <w:t>4.</w:t>
       </w:r>
@@ -12896,70 +13414,70 @@
       <w:r>
         <w:t xml:space="preserve"> Overview of System</w:t>
       </w:r>
-      <w:bookmarkEnd w:id="80"/>
-      <w:bookmarkEnd w:id="81"/>
+      <w:bookmarkEnd w:id="88"/>
+      <w:bookmarkEnd w:id="89"/>
     </w:p>
     <w:p/>
     <w:p>
       <w:pPr>
         <w:pStyle w:val="Heading3"/>
       </w:pPr>
-      <w:bookmarkStart w:id="82" w:name="_Toc227150850"/>
+      <w:bookmarkStart w:id="90" w:name="_Toc227182111"/>
       <w:r>
         <w:t>4.4.1 Logical Architecture</w:t>
       </w:r>
-      <w:bookmarkEnd w:id="82"/>
+      <w:bookmarkEnd w:id="90"/>
     </w:p>
     <w:p>
       <w:pPr>
         <w:pStyle w:val="Heading3"/>
       </w:pPr>
-      <w:bookmarkStart w:id="83" w:name="_Toc227150851"/>
+      <w:bookmarkStart w:id="91" w:name="_Toc227182112"/>
       <w:r>
         <w:t>4.4.2 Main System Module</w:t>
       </w:r>
-      <w:bookmarkEnd w:id="83"/>
+      <w:bookmarkEnd w:id="91"/>
     </w:p>
     <w:p>
       <w:pPr>
         <w:pStyle w:val="Heading3"/>
       </w:pPr>
-      <w:bookmarkStart w:id="84" w:name="_Toc227150852"/>
+      <w:bookmarkStart w:id="92" w:name="_Toc227182113"/>
       <w:r>
         <w:t>4.4.3 Physical Architecture</w:t>
       </w:r>
-      <w:bookmarkEnd w:id="84"/>
+      <w:bookmarkEnd w:id="92"/>
     </w:p>
     <w:p>
       <w:pPr>
         <w:pStyle w:val="Heading3"/>
       </w:pPr>
-      <w:bookmarkStart w:id="85" w:name="_Toc227150853"/>
+      <w:bookmarkStart w:id="93" w:name="_Toc227182114"/>
       <w:r>
         <w:t>4.4.4 Data Flow Between Modules</w:t>
       </w:r>
-      <w:bookmarkEnd w:id="85"/>
+      <w:bookmarkEnd w:id="93"/>
     </w:p>
     <w:p>
       <w:pPr>
         <w:pStyle w:val="Heading3"/>
       </w:pPr>
-      <w:bookmarkStart w:id="86" w:name="_Toc227150854"/>
+      <w:bookmarkStart w:id="94" w:name="_Toc227182115"/>
       <w:r>
         <w:t>4.4.5 Modular Design Benefits</w:t>
       </w:r>
-      <w:bookmarkEnd w:id="86"/>
+      <w:bookmarkEnd w:id="94"/>
     </w:p>
     <w:p/>
     <w:p>
       <w:pPr>
         <w:pStyle w:val="Heading2"/>
       </w:pPr>
-      <w:bookmarkStart w:id="87" w:name="_Toc227150855"/>
+      <w:bookmarkStart w:id="95" w:name="_Toc227182116"/>
       <w:r>
         <w:t>4.5 User Interface Design</w:t>
       </w:r>
-      <w:bookmarkEnd w:id="87"/>
+      <w:bookmarkEnd w:id="95"/>
     </w:p>
     <w:p>
       <w:pPr>
@@ -12970,48 +13488,48 @@
       <w:pPr>
         <w:pStyle w:val="Heading3"/>
       </w:pPr>
-      <w:bookmarkStart w:id="88" w:name="_Toc227150856"/>
+      <w:bookmarkStart w:id="96" w:name="_Toc227182117"/>
       <w:r>
         <w:t>4.5.1 UI Design Approach</w:t>
       </w:r>
-      <w:bookmarkEnd w:id="88"/>
+      <w:bookmarkEnd w:id="96"/>
     </w:p>
     <w:p>
       <w:pPr>
         <w:pStyle w:val="Heading3"/>
       </w:pPr>
-      <w:bookmarkStart w:id="89" w:name="_Toc227150857"/>
+      <w:bookmarkStart w:id="97" w:name="_Toc227182118"/>
       <w:r>
         <w:t>4.5.2 Wireframes / Layout Designs</w:t>
       </w:r>
-      <w:bookmarkEnd w:id="89"/>
+      <w:bookmarkEnd w:id="97"/>
     </w:p>
     <w:p>
       <w:pPr>
         <w:pStyle w:val="Heading3"/>
       </w:pPr>
-      <w:bookmarkStart w:id="90" w:name="_Toc227150858"/>
+      <w:bookmarkStart w:id="98" w:name="_Toc227182119"/>
       <w:r>
         <w:t>4.5.3 Interaction Design</w:t>
       </w:r>
-      <w:bookmarkEnd w:id="90"/>
+      <w:bookmarkEnd w:id="98"/>
     </w:p>
     <w:p>
       <w:pPr>
         <w:pStyle w:val="Heading3"/>
       </w:pPr>
-      <w:bookmarkStart w:id="91" w:name="_Toc227150859"/>
+      <w:bookmarkStart w:id="99" w:name="_Toc227182120"/>
       <w:r>
         <w:t>4.5.4 UX Trade-Offs</w:t>
       </w:r>
-      <w:bookmarkEnd w:id="91"/>
+      <w:bookmarkEnd w:id="99"/>
     </w:p>
     <w:p/>
     <w:p>
       <w:pPr>
         <w:pStyle w:val="Heading2"/>
       </w:pPr>
-      <w:bookmarkStart w:id="92" w:name="_Toc227150860"/>
+      <w:bookmarkStart w:id="100" w:name="_Toc227182121"/>
       <w:r>
         <w:t>4.</w:t>
       </w:r>
@@ -13021,40 +13539,40 @@
       <w:r>
         <w:t xml:space="preserve"> Fulfilment of System Requirements</w:t>
       </w:r>
-      <w:bookmarkEnd w:id="92"/>
+      <w:bookmarkEnd w:id="100"/>
     </w:p>
     <w:p/>
     <w:p>
       <w:pPr>
         <w:pStyle w:val="Heading2"/>
       </w:pPr>
-      <w:bookmarkStart w:id="93" w:name="_Toc227150861"/>
+      <w:bookmarkStart w:id="101" w:name="_Toc227182122"/>
       <w:r>
         <w:t>4.7 System Constraints and Limitations</w:t>
       </w:r>
-      <w:bookmarkEnd w:id="93"/>
+      <w:bookmarkEnd w:id="101"/>
     </w:p>
     <w:p/>
     <w:p>
       <w:pPr>
         <w:pStyle w:val="Heading2"/>
       </w:pPr>
-      <w:bookmarkStart w:id="94" w:name="_Toc227150862"/>
+      <w:bookmarkStart w:id="102" w:name="_Toc227182123"/>
       <w:r>
         <w:t>4.8 Experimental Approach</w:t>
       </w:r>
-      <w:bookmarkEnd w:id="94"/>
+      <w:bookmarkEnd w:id="102"/>
     </w:p>
     <w:p/>
     <w:p>
       <w:pPr>
         <w:pStyle w:val="Heading2"/>
       </w:pPr>
-      <w:bookmarkStart w:id="95" w:name="_Toc227150863"/>
+      <w:bookmarkStart w:id="103" w:name="_Toc227182124"/>
       <w:r>
         <w:t>4.9 Conclusion</w:t>
       </w:r>
-      <w:bookmarkEnd w:id="95"/>
+      <w:bookmarkEnd w:id="103"/>
     </w:p>
     <w:p>
       <w:pPr>
@@ -13073,7 +13591,7 @@
       <w:pPr>
         <w:pStyle w:val="Heading1"/>
       </w:pPr>
-      <w:bookmarkStart w:id="96" w:name="_Toc227150864"/>
+      <w:bookmarkStart w:id="104" w:name="_Toc227182125"/>
       <w:r>
         <w:lastRenderedPageBreak/>
         <w:t>5.</w:t>
@@ -13090,42 +13608,42 @@
       <w:r>
         <w:t>velopment</w:t>
       </w:r>
-      <w:bookmarkEnd w:id="96"/>
+      <w:bookmarkEnd w:id="104"/>
     </w:p>
     <w:p/>
     <w:p>
       <w:pPr>
         <w:pStyle w:val="Heading2"/>
       </w:pPr>
-      <w:bookmarkStart w:id="97" w:name="_Toc227150865"/>
+      <w:bookmarkStart w:id="105" w:name="_Toc227182126"/>
       <w:r>
         <w:t>5.</w:t>
       </w:r>
       <w:r>
         <w:t>1. Introduction</w:t>
       </w:r>
-      <w:bookmarkEnd w:id="97"/>
+      <w:bookmarkEnd w:id="105"/>
     </w:p>
     <w:p/>
     <w:p>
       <w:pPr>
         <w:pStyle w:val="Heading2"/>
       </w:pPr>
-      <w:bookmarkStart w:id="98" w:name="_Toc227150866"/>
+      <w:bookmarkStart w:id="106" w:name="_Toc227182127"/>
       <w:r>
         <w:t>5.</w:t>
       </w:r>
       <w:r>
         <w:t>2. Software Development</w:t>
       </w:r>
-      <w:bookmarkEnd w:id="98"/>
+      <w:bookmarkEnd w:id="106"/>
     </w:p>
     <w:p/>
     <w:p>
       <w:pPr>
         <w:pStyle w:val="Heading2"/>
       </w:pPr>
-      <w:bookmarkStart w:id="99" w:name="_Toc227150867"/>
+      <w:bookmarkStart w:id="107" w:name="_Toc227182128"/>
       <w:r>
         <w:t>5.</w:t>
       </w:r>
@@ -13141,14 +13659,14 @@
       <w:r>
         <w:t xml:space="preserve"> as needed</w:t>
       </w:r>
-      <w:bookmarkEnd w:id="99"/>
+      <w:bookmarkEnd w:id="107"/>
     </w:p>
     <w:p/>
     <w:p>
       <w:pPr>
         <w:pStyle w:val="Heading2"/>
       </w:pPr>
-      <w:bookmarkStart w:id="100" w:name="_Toc227150868"/>
+      <w:bookmarkStart w:id="108" w:name="_Toc227182129"/>
       <w:r>
         <w:t>5.</w:t>
       </w:r>
@@ -13158,7 +13676,7 @@
       <w:r>
         <w:t>. Conclusions</w:t>
       </w:r>
-      <w:bookmarkEnd w:id="100"/>
+      <w:bookmarkEnd w:id="108"/>
     </w:p>
     <w:p/>
     <w:p>
@@ -13178,7 +13696,7 @@
       <w:pPr>
         <w:pStyle w:val="Heading1"/>
       </w:pPr>
-      <w:bookmarkStart w:id="101" w:name="_Toc227150869"/>
+      <w:bookmarkStart w:id="109" w:name="_Toc227182130"/>
       <w:r>
         <w:lastRenderedPageBreak/>
         <w:t>6.</w:t>
@@ -13192,7 +13710,7 @@
       <w:r>
         <w:t>Evaluation</w:t>
       </w:r>
-      <w:bookmarkEnd w:id="101"/>
+      <w:bookmarkEnd w:id="109"/>
     </w:p>
     <w:p/>
     <w:p/>
@@ -13201,14 +13719,14 @@
       <w:pPr>
         <w:pStyle w:val="Heading2"/>
       </w:pPr>
-      <w:bookmarkStart w:id="102" w:name="_Toc227150870"/>
+      <w:bookmarkStart w:id="110" w:name="_Toc227182131"/>
       <w:r>
         <w:t>6.</w:t>
       </w:r>
       <w:r>
         <w:t>1. Introduction</w:t>
       </w:r>
-      <w:bookmarkEnd w:id="102"/>
+      <w:bookmarkEnd w:id="110"/>
     </w:p>
     <w:p/>
     <w:p/>
@@ -13216,16 +13734,16 @@
       <w:pPr>
         <w:pStyle w:val="Heading2"/>
       </w:pPr>
-      <w:bookmarkStart w:id="103" w:name="_Toc21975789"/>
-      <w:bookmarkStart w:id="104" w:name="_Toc227150871"/>
+      <w:bookmarkStart w:id="111" w:name="_Toc21975789"/>
+      <w:bookmarkStart w:id="112" w:name="_Toc227182132"/>
       <w:r>
         <w:t>6.</w:t>
       </w:r>
       <w:r>
         <w:t>2. System Testing</w:t>
       </w:r>
-      <w:bookmarkEnd w:id="103"/>
-      <w:bookmarkEnd w:id="104"/>
+      <w:bookmarkEnd w:id="111"/>
+      <w:bookmarkEnd w:id="112"/>
     </w:p>
     <w:p/>
     <w:p/>
@@ -13233,16 +13751,16 @@
       <w:pPr>
         <w:pStyle w:val="Heading2"/>
       </w:pPr>
-      <w:bookmarkStart w:id="105" w:name="_Toc21975790"/>
-      <w:bookmarkStart w:id="106" w:name="_Toc227150872"/>
+      <w:bookmarkStart w:id="113" w:name="_Toc21975790"/>
+      <w:bookmarkStart w:id="114" w:name="_Toc227182133"/>
       <w:r>
         <w:t>6.</w:t>
       </w:r>
       <w:r>
         <w:t>3. System Evaluation</w:t>
       </w:r>
-      <w:bookmarkEnd w:id="105"/>
-      <w:bookmarkEnd w:id="106"/>
+      <w:bookmarkEnd w:id="113"/>
+      <w:bookmarkEnd w:id="114"/>
     </w:p>
     <w:p/>
     <w:p/>
@@ -13250,11 +13768,11 @@
       <w:pPr>
         <w:pStyle w:val="Heading2"/>
       </w:pPr>
-      <w:bookmarkStart w:id="107" w:name="_Toc227150873"/>
+      <w:bookmarkStart w:id="115" w:name="_Toc227182134"/>
       <w:r>
         <w:t>6.4. Evaluate Project Management</w:t>
       </w:r>
-      <w:bookmarkEnd w:id="107"/>
+      <w:bookmarkEnd w:id="115"/>
     </w:p>
     <w:p/>
     <w:p/>
@@ -13263,11 +13781,11 @@
       <w:pPr>
         <w:pStyle w:val="Heading3"/>
       </w:pPr>
-      <w:bookmarkStart w:id="108" w:name="_Toc227150874"/>
+      <w:bookmarkStart w:id="116" w:name="_Toc227182135"/>
       <w:r>
         <w:t>6.4.1 Evaluate Project Plan</w:t>
       </w:r>
-      <w:bookmarkEnd w:id="108"/>
+      <w:bookmarkEnd w:id="116"/>
     </w:p>
     <w:p/>
     <w:p/>
@@ -13275,11 +13793,11 @@
       <w:pPr>
         <w:pStyle w:val="Heading3"/>
       </w:pPr>
-      <w:bookmarkStart w:id="109" w:name="_Toc227150875"/>
+      <w:bookmarkStart w:id="117" w:name="_Toc227182136"/>
       <w:r>
         <w:t>6.4.1 Evaluate Project Execution</w:t>
       </w:r>
-      <w:bookmarkEnd w:id="109"/>
+      <w:bookmarkEnd w:id="117"/>
     </w:p>
     <w:p/>
     <w:p/>
@@ -13289,14 +13807,14 @@
       <w:pPr>
         <w:pStyle w:val="Heading2"/>
       </w:pPr>
-      <w:bookmarkStart w:id="110" w:name="_Toc227150876"/>
+      <w:bookmarkStart w:id="118" w:name="_Toc227182137"/>
       <w:r>
         <w:t>6.6.</w:t>
       </w:r>
       <w:r>
         <w:t xml:space="preserve"> Conclusions</w:t>
       </w:r>
-      <w:bookmarkEnd w:id="110"/>
+      <w:bookmarkEnd w:id="118"/>
     </w:p>
     <w:p/>
     <w:p/>
@@ -13318,7 +13836,7 @@
       <w:pPr>
         <w:pStyle w:val="Heading1"/>
       </w:pPr>
-      <w:bookmarkStart w:id="111" w:name="_Toc227150877"/>
+      <w:bookmarkStart w:id="119" w:name="_Toc227182138"/>
       <w:r>
         <w:lastRenderedPageBreak/>
         <w:t>7.</w:t>
@@ -13326,28 +13844,28 @@
       <w:r>
         <w:t xml:space="preserve"> Conclusions and Future Work</w:t>
       </w:r>
-      <w:bookmarkEnd w:id="111"/>
+      <w:bookmarkEnd w:id="119"/>
     </w:p>
     <w:p/>
     <w:p>
       <w:pPr>
         <w:pStyle w:val="Heading2"/>
       </w:pPr>
-      <w:bookmarkStart w:id="112" w:name="_Toc227150878"/>
+      <w:bookmarkStart w:id="120" w:name="_Toc227182139"/>
       <w:r>
         <w:t>7.</w:t>
       </w:r>
       <w:r>
         <w:t>1. Introduction</w:t>
       </w:r>
-      <w:bookmarkEnd w:id="112"/>
+      <w:bookmarkEnd w:id="120"/>
     </w:p>
     <w:p/>
     <w:p>
       <w:pPr>
         <w:pStyle w:val="Heading2"/>
       </w:pPr>
-      <w:bookmarkStart w:id="113" w:name="_Toc227150879"/>
+      <w:bookmarkStart w:id="121" w:name="_Toc227182140"/>
       <w:r>
         <w:t>7.</w:t>
       </w:r>
@@ -13357,7 +13875,7 @@
       <w:r>
         <w:t>Future Work</w:t>
       </w:r>
-      <w:bookmarkEnd w:id="113"/>
+      <w:bookmarkEnd w:id="121"/>
     </w:p>
     <w:p>
       <w:pPr>
@@ -13368,7 +13886,7 @@
       <w:pPr>
         <w:pStyle w:val="Heading2"/>
       </w:pPr>
-      <w:bookmarkStart w:id="114" w:name="_Toc227150880"/>
+      <w:bookmarkStart w:id="122" w:name="_Toc227182141"/>
       <w:r>
         <w:t>7.</w:t>
       </w:r>
@@ -13378,7 +13896,7 @@
       <w:r>
         <w:t>Conclusions</w:t>
       </w:r>
-      <w:bookmarkEnd w:id="114"/>
+      <w:bookmarkEnd w:id="122"/>
     </w:p>
     <w:p/>
     <w:p>
@@ -13390,16 +13908,16 @@
       <w:pPr>
         <w:pStyle w:val="Heading1"/>
       </w:pPr>
-      <w:bookmarkStart w:id="115" w:name="_Toc210040989"/>
-      <w:bookmarkStart w:id="116" w:name="_Toc212189694"/>
-      <w:bookmarkStart w:id="117" w:name="_Toc227150881"/>
+      <w:bookmarkStart w:id="123" w:name="_Toc210040989"/>
+      <w:bookmarkStart w:id="124" w:name="_Toc212189694"/>
+      <w:bookmarkStart w:id="125" w:name="_Toc227182142"/>
       <w:r>
         <w:lastRenderedPageBreak/>
         <w:t>References</w:t>
       </w:r>
-      <w:bookmarkEnd w:id="115"/>
-      <w:bookmarkEnd w:id="116"/>
-      <w:bookmarkEnd w:id="117"/>
+      <w:bookmarkEnd w:id="123"/>
+      <w:bookmarkEnd w:id="124"/>
+      <w:bookmarkEnd w:id="125"/>
     </w:p>
     <w:p>
       <w:pPr>
@@ -13419,39 +13937,7 @@
           <w:sz w:val="18"/>
           <w:szCs w:val="18"/>
         </w:rPr>
-        <w:t xml:space="preserve">[1] ASL </w:t>
-      </w:r>
-      <w:proofErr w:type="spellStart"/>
-      <w:r>
-        <w:rPr>
-          <w:sz w:val="18"/>
-          <w:szCs w:val="18"/>
-        </w:rPr>
-        <w:t>Fingerspeller</w:t>
-      </w:r>
-      <w:proofErr w:type="spellEnd"/>
-      <w:r>
-        <w:rPr>
-          <w:sz w:val="18"/>
-          <w:szCs w:val="18"/>
-        </w:rPr>
-        <w:t xml:space="preserve"> – </w:t>
-      </w:r>
-      <w:proofErr w:type="spellStart"/>
-      <w:r>
-        <w:rPr>
-          <w:sz w:val="18"/>
-          <w:szCs w:val="18"/>
-        </w:rPr>
-        <w:t>SideQuest</w:t>
-      </w:r>
-      <w:proofErr w:type="spellEnd"/>
-      <w:r>
-        <w:rPr>
-          <w:sz w:val="18"/>
-          <w:szCs w:val="18"/>
-        </w:rPr>
-        <w:t xml:space="preserve">. Available: </w:t>
+        <w:t xml:space="preserve">[1] ASL Fingerspeller – SideQuest. Available: </w:t>
       </w:r>
       <w:hyperlink r:id="rId21" w:history="1">
         <w:r>
@@ -13571,23 +14057,23 @@
           <w:sz w:val="18"/>
           <w:szCs w:val="18"/>
         </w:rPr>
-        <w:t xml:space="preserve">[5] D. </w:t>
-      </w:r>
-      <w:proofErr w:type="spellStart"/>
-      <w:r>
+        <w:t>[5] D. Novaliendry et al., “Design of Sign Language Learning Media Based on Virtual Reality,”</w:t>
+      </w:r>
+    </w:p>
+    <w:p>
+      <w:pPr>
+        <w:spacing w:after="120" w:line="240" w:lineRule="auto"/>
         <w:rPr>
           <w:sz w:val="18"/>
           <w:szCs w:val="18"/>
         </w:rPr>
-        <w:t>Novaliendry</w:t>
-      </w:r>
-      <w:proofErr w:type="spellEnd"/>
+      </w:pPr>
       <w:r>
         <w:rPr>
           <w:sz w:val="18"/>
           <w:szCs w:val="18"/>
         </w:rPr>
-        <w:t xml:space="preserve"> et al., “Design of Sign Language Learning Media Based on Virtual Reality,”</w:t>
+        <w:t>Int. J. Online Biomedical Engineering (iJOE), vol. 19, no. 16, pp. 111–126, 2023.</w:t>
       </w:r>
     </w:p>
     <w:p>
@@ -13603,65 +14089,24 @@
           <w:sz w:val="18"/>
           <w:szCs w:val="18"/>
         </w:rPr>
-        <w:t>Int. J. Online Biomedical Engineering (</w:t>
-      </w:r>
-      <w:proofErr w:type="spellStart"/>
-      <w:r>
+        <w:t>https://www.researchgate.net/publication/375642351_Design_of_Sign_Language_Learning</w:t>
+      </w:r>
+    </w:p>
+    <w:p>
+      <w:pPr>
+        <w:spacing w:after="120" w:line="240" w:lineRule="auto"/>
         <w:rPr>
           <w:sz w:val="18"/>
           <w:szCs w:val="18"/>
         </w:rPr>
-        <w:t>iJOE</w:t>
-      </w:r>
-      <w:proofErr w:type="spellEnd"/>
+      </w:pPr>
       <w:r>
         <w:rPr>
           <w:sz w:val="18"/>
           <w:szCs w:val="18"/>
         </w:rPr>
-        <w:t>), vol. 19, no. 16, pp. 111–126, 2023.</w:t>
-      </w:r>
-    </w:p>
-    <w:p>
-      <w:pPr>
-        <w:spacing w:after="120" w:line="240" w:lineRule="auto"/>
-        <w:rPr>
-          <w:sz w:val="18"/>
-          <w:szCs w:val="18"/>
-        </w:rPr>
-      </w:pPr>
-      <w:r>
-        <w:rPr>
-          <w:sz w:val="18"/>
-          <w:szCs w:val="18"/>
-        </w:rPr>
-        <w:t>https://www.researchgate.net/publication/375642351_Design_of_Sign_Language_Learning</w:t>
-      </w:r>
-    </w:p>
-    <w:p>
-      <w:pPr>
-        <w:spacing w:after="120" w:line="240" w:lineRule="auto"/>
-        <w:rPr>
-          <w:sz w:val="18"/>
-          <w:szCs w:val="18"/>
-        </w:rPr>
-      </w:pPr>
-      <w:r>
-        <w:rPr>
-          <w:sz w:val="18"/>
-          <w:szCs w:val="18"/>
-        </w:rPr>
-        <w:t>_</w:t>
-      </w:r>
-      <w:proofErr w:type="spellStart"/>
-      <w:r>
-        <w:rPr>
-          <w:sz w:val="18"/>
-          <w:szCs w:val="18"/>
-        </w:rPr>
-        <w:t>Media_Based_on_Virtual_Reality</w:t>
-      </w:r>
-      <w:proofErr w:type="spellEnd"/>
+        <w:t>_Media_Based_on_Virtual_Reality</w:t>
+      </w:r>
     </w:p>
     <w:p>
       <w:pPr>
@@ -13779,23 +14224,7 @@
           <w:sz w:val="18"/>
           <w:szCs w:val="18"/>
         </w:rPr>
-        <w:t xml:space="preserve">[9] Danielle Bragg, Naomi Caselli, Julie A. Hochgesang, Matt Huenerfauth, Leah Katz-Hernandez, Oscar Koller, Raja Kushalnagar, Christian Vogler, and Richard E. Ladner. 2021. The FATE Landscape of Sign Language AI Datasets: An Interdisciplinary Perspective. ACM Trans. Access. </w:t>
-      </w:r>
-      <w:proofErr w:type="spellStart"/>
-      <w:r>
-        <w:rPr>
-          <w:sz w:val="18"/>
-          <w:szCs w:val="18"/>
-        </w:rPr>
-        <w:t>Comput</w:t>
-      </w:r>
-      <w:proofErr w:type="spellEnd"/>
-      <w:r>
-        <w:rPr>
-          <w:sz w:val="18"/>
-          <w:szCs w:val="18"/>
-        </w:rPr>
-        <w:t>. 14, 2, Article 7 (June 2021), 45 pages.</w:t>
+        <w:t>[9] Danielle Bragg, Naomi Caselli, Julie A. Hochgesang, Matt Huenerfauth, Leah Katz-Hernandez, Oscar Koller, Raja Kushalnagar, Christian Vogler, and Richard E. Ladner. 2021. The FATE Landscape of Sign Language AI Datasets: An Interdisciplinary Perspective. ACM Trans. Access. Comput. 14, 2, Article 7 (June 2021), 45 pages.</w:t>
       </w:r>
     </w:p>
     <w:p>
@@ -13830,55 +14259,7 @@
           <w:sz w:val="18"/>
           <w:szCs w:val="18"/>
         </w:rPr>
-        <w:t xml:space="preserve">[10] Danielle Bragg, Oscar Koller, Mary Bellard, </w:t>
-      </w:r>
-      <w:proofErr w:type="spellStart"/>
-      <w:r>
-        <w:rPr>
-          <w:sz w:val="18"/>
-          <w:szCs w:val="18"/>
-        </w:rPr>
-        <w:t>Larwan</w:t>
-      </w:r>
-      <w:proofErr w:type="spellEnd"/>
-      <w:r>
-        <w:rPr>
-          <w:sz w:val="18"/>
-          <w:szCs w:val="18"/>
-        </w:rPr>
-        <w:t xml:space="preserve"> Berke, Patrick Boudreault, Annelies </w:t>
-      </w:r>
-      <w:proofErr w:type="spellStart"/>
-      <w:r>
-        <w:rPr>
-          <w:sz w:val="18"/>
-          <w:szCs w:val="18"/>
-        </w:rPr>
-        <w:t>Braffort</w:t>
-      </w:r>
-      <w:proofErr w:type="spellEnd"/>
-      <w:r>
-        <w:rPr>
-          <w:sz w:val="18"/>
-          <w:szCs w:val="18"/>
-        </w:rPr>
-        <w:t xml:space="preserve">, Naomi Caselli, Matt Huenerfauth, </w:t>
-      </w:r>
-      <w:proofErr w:type="spellStart"/>
-      <w:r>
-        <w:rPr>
-          <w:sz w:val="18"/>
-          <w:szCs w:val="18"/>
-        </w:rPr>
-        <w:t>Hernisa</w:t>
-      </w:r>
-      <w:proofErr w:type="spellEnd"/>
-      <w:r>
-        <w:rPr>
-          <w:sz w:val="18"/>
-          <w:szCs w:val="18"/>
-        </w:rPr>
-        <w:t xml:space="preserve"> Kacorri, Tessa Verhoef, Christian Vogler, and Meredith Ringel Morris. 2019. Sign Language Recognition, Generation, and Translation: An Interdisciplinary Perspective. In Proceedings of the 21st International ACM SIGACCESS Conference on Computers and Accessibility (ASSETS '19). Association for Computing Machinery, New York, NY, USA, 16–31. </w:t>
+        <w:t xml:space="preserve">[10] Danielle Bragg, Oscar Koller, Mary Bellard, Larwan Berke, Patrick Boudreault, Annelies Braffort, Naomi Caselli, Matt Huenerfauth, Hernisa Kacorri, Tessa Verhoef, Christian Vogler, and Meredith Ringel Morris. 2019. Sign Language Recognition, Generation, and Translation: An Interdisciplinary Perspective. In Proceedings of the 21st International ACM SIGACCESS Conference on Computers and Accessibility (ASSETS '19). Association for Computing Machinery, New York, NY, USA, 16–31. </w:t>
       </w:r>
       <w:hyperlink r:id="rId29" w:history="1">
         <w:r>
@@ -13904,87 +14285,7 @@
           <w:sz w:val="18"/>
           <w:szCs w:val="18"/>
         </w:rPr>
-        <w:t xml:space="preserve">[11] Sushant Kafle, Abraham Glasser, </w:t>
-      </w:r>
-      <w:proofErr w:type="spellStart"/>
-      <w:r>
-        <w:rPr>
-          <w:sz w:val="18"/>
-          <w:szCs w:val="18"/>
-        </w:rPr>
-        <w:t>Sedeeq</w:t>
-      </w:r>
-      <w:proofErr w:type="spellEnd"/>
-      <w:r>
-        <w:rPr>
-          <w:sz w:val="18"/>
-          <w:szCs w:val="18"/>
-        </w:rPr>
-        <w:t xml:space="preserve"> Al-</w:t>
-      </w:r>
-      <w:proofErr w:type="spellStart"/>
-      <w:r>
-        <w:rPr>
-          <w:sz w:val="18"/>
-          <w:szCs w:val="18"/>
-        </w:rPr>
-        <w:t>khazraji</w:t>
-      </w:r>
-      <w:proofErr w:type="spellEnd"/>
-      <w:r>
-        <w:rPr>
-          <w:sz w:val="18"/>
-          <w:szCs w:val="18"/>
-        </w:rPr>
-        <w:t xml:space="preserve">, </w:t>
-      </w:r>
-      <w:proofErr w:type="spellStart"/>
-      <w:r>
-        <w:rPr>
-          <w:sz w:val="18"/>
-          <w:szCs w:val="18"/>
-        </w:rPr>
-        <w:t>Larwan</w:t>
-      </w:r>
-      <w:proofErr w:type="spellEnd"/>
-      <w:r>
-        <w:rPr>
-          <w:sz w:val="18"/>
-          <w:szCs w:val="18"/>
-        </w:rPr>
-        <w:t xml:space="preserve"> Berke, Matthew Seita, and Matt Huenerfauth. 2020. Artificial intelligence fairness in the context of accessibility research on intelligent systems for people who are deaf or hard of hearing. SIGACCESS Access. </w:t>
-      </w:r>
-      <w:proofErr w:type="spellStart"/>
-      <w:r>
-        <w:rPr>
-          <w:sz w:val="18"/>
-          <w:szCs w:val="18"/>
-        </w:rPr>
-        <w:t>Comput</w:t>
-      </w:r>
-      <w:proofErr w:type="spellEnd"/>
-      <w:r>
-        <w:rPr>
-          <w:sz w:val="18"/>
-          <w:szCs w:val="18"/>
-        </w:rPr>
-        <w:t xml:space="preserve">., 125, Article 4 (October 2019), 1 </w:t>
-      </w:r>
-      <w:proofErr w:type="gramStart"/>
-      <w:r>
-        <w:rPr>
-          <w:sz w:val="18"/>
-          <w:szCs w:val="18"/>
-        </w:rPr>
-        <w:t>pages</w:t>
-      </w:r>
-      <w:proofErr w:type="gramEnd"/>
-      <w:r>
-        <w:rPr>
-          <w:sz w:val="18"/>
-          <w:szCs w:val="18"/>
-        </w:rPr>
-        <w:t xml:space="preserve">. </w:t>
+        <w:t xml:space="preserve">[11] Sushant Kafle, Abraham Glasser, Sedeeq Al-khazraji, Larwan Berke, Matthew Seita, and Matt Huenerfauth. 2020. Artificial intelligence fairness in the context of accessibility research on intelligent systems for people who are deaf or hard of hearing. SIGACCESS Access. Comput., 125, Article 4 (October 2019), 1 pages. </w:t>
       </w:r>
       <w:hyperlink r:id="rId30" w:history="1">
         <w:r>
@@ -13993,7 +14294,23 @@
             <w:sz w:val="18"/>
             <w:szCs w:val="18"/>
           </w:rPr>
-          <w:t>https://doi.org/10.1145/3386296.3386300</w:t>
+          <w:t>https://doi.org/10.11</w:t>
+        </w:r>
+        <w:r>
+          <w:rPr>
+            <w:rStyle w:val="Hyperlink"/>
+            <w:sz w:val="18"/>
+            <w:szCs w:val="18"/>
+          </w:rPr>
+          <w:t>4</w:t>
+        </w:r>
+        <w:r>
+          <w:rPr>
+            <w:rStyle w:val="Hyperlink"/>
+            <w:sz w:val="18"/>
+            <w:szCs w:val="18"/>
+          </w:rPr>
+          <w:t>5/3386296.3386300</w:t>
         </w:r>
       </w:hyperlink>
     </w:p>
@@ -14019,7 +14336,23 @@
             <w:sz w:val="18"/>
             <w:szCs w:val="18"/>
           </w:rPr>
-          <w:t>https://wasli.org/wp-content/uploads/2023/07/WFD-and-WASLIStatement-on-Avatar-FINAL-14032018-Updated-14042018-1.pdf</w:t>
+          <w:t>https://wasli.org/wp-content/uploads/2023/07/WFD-and-WASLIStatement-on-Avatar-FINAL-14032018-Upd</w:t>
+        </w:r>
+        <w:r>
+          <w:rPr>
+            <w:rStyle w:val="Hyperlink"/>
+            <w:sz w:val="18"/>
+            <w:szCs w:val="18"/>
+          </w:rPr>
+          <w:t>a</w:t>
+        </w:r>
+        <w:r>
+          <w:rPr>
+            <w:rStyle w:val="Hyperlink"/>
+            <w:sz w:val="18"/>
+            <w:szCs w:val="18"/>
+          </w:rPr>
+          <w:t>ted-14042018-1.pdf</w:t>
         </w:r>
       </w:hyperlink>
     </w:p>
@@ -14113,23 +14446,7 @@
           <w:sz w:val="18"/>
           <w:szCs w:val="18"/>
         </w:rPr>
-        <w:t xml:space="preserve">[15] Y. Ding and J. Hao, “The Application of Educational Games Based on Virtual Reality Technology in Teaching English in Universities,” Systems and Soft Computing, p. 200380, Aug. 2025, </w:t>
-      </w:r>
-      <w:proofErr w:type="spellStart"/>
-      <w:r>
-        <w:rPr>
-          <w:sz w:val="18"/>
-          <w:szCs w:val="18"/>
-        </w:rPr>
-        <w:t>doi</w:t>
-      </w:r>
-      <w:proofErr w:type="spellEnd"/>
-      <w:r>
-        <w:rPr>
-          <w:sz w:val="18"/>
-          <w:szCs w:val="18"/>
-        </w:rPr>
-        <w:t>:</w:t>
+        <w:t>[15] Y. Ding and J. Hao, “The Application of Educational Games Based on Virtual Reality Technology in Teaching English in Universities,” Systems and Soft Computing, p. 200380, Aug. 2025, doi:</w:t>
       </w:r>
     </w:p>
     <w:p>
@@ -14164,23 +14481,7 @@
           <w:sz w:val="18"/>
           <w:szCs w:val="18"/>
         </w:rPr>
-        <w:t xml:space="preserve">[16] Z. Zhang, “Innovative Application and User Experience of Virtual Reality Technology in Human-Computer Interaction,” Highlights in Science, Engineering and Technology, vol. 93, pp. 200–209, May 2024, </w:t>
-      </w:r>
-      <w:proofErr w:type="spellStart"/>
-      <w:r>
-        <w:rPr>
-          <w:sz w:val="18"/>
-          <w:szCs w:val="18"/>
-        </w:rPr>
-        <w:t>doi</w:t>
-      </w:r>
-      <w:proofErr w:type="spellEnd"/>
-      <w:r>
-        <w:rPr>
-          <w:sz w:val="18"/>
-          <w:szCs w:val="18"/>
-        </w:rPr>
-        <w:t xml:space="preserve">: </w:t>
+        <w:t xml:space="preserve">[16] Z. Zhang, “Innovative Application and User Experience of Virtual Reality Technology in Human-Computer Interaction,” Highlights in Science, Engineering and Technology, vol. 93, pp. 200–209, May 2024, doi: </w:t>
       </w:r>
       <w:hyperlink r:id="rId35" w:history="1">
         <w:r>
@@ -14235,10 +14536,6 @@
     <w:p>
       <w:pPr>
         <w:spacing w:after="120" w:line="240" w:lineRule="auto"/>
-        <w:rPr>
-          <w:sz w:val="18"/>
-          <w:szCs w:val="18"/>
-        </w:rPr>
       </w:pPr>
       <w:r>
         <w:rPr>
@@ -14311,6 +14608,90 @@
           <w:szCs w:val="18"/>
         </w:rPr>
       </w:pPr>
+      <w:r>
+        <w:rPr>
+          <w:sz w:val="18"/>
+          <w:szCs w:val="18"/>
+        </w:rPr>
+        <w:t xml:space="preserve">[20] </w:t>
+      </w:r>
+      <w:r>
+        <w:rPr>
+          <w:sz w:val="18"/>
+          <w:szCs w:val="18"/>
+        </w:rPr>
+        <w:t xml:space="preserve">D. M. L. d. R. Pinto, A. D. M. Oliveira, and L. R. D. Silva, "Frameworks and Methodologies for Sign Language Recognition Systems," </w:t>
+      </w:r>
+      <w:r>
+        <w:rPr>
+          <w:i/>
+          <w:iCs/>
+          <w:sz w:val="18"/>
+          <w:szCs w:val="18"/>
+        </w:rPr>
+        <w:t>PMC</w:t>
+      </w:r>
+      <w:r>
+        <w:rPr>
+          <w:sz w:val="18"/>
+          <w:szCs w:val="18"/>
+        </w:rPr>
+        <w:t xml:space="preserve">, 2021. [Online]. Available: </w:t>
+      </w:r>
+      <w:hyperlink r:id="rId37" w:tgtFrame="_new" w:history="1">
+        <w:r>
+          <w:rPr>
+            <w:rStyle w:val="Hyperlink"/>
+            <w:sz w:val="18"/>
+            <w:szCs w:val="18"/>
+          </w:rPr>
+          <w:t>https://pmc.ncbi.nlm.nih.gov/articles/PMC12758</w:t>
+        </w:r>
+        <w:r>
+          <w:rPr>
+            <w:rStyle w:val="Hyperlink"/>
+            <w:sz w:val="18"/>
+            <w:szCs w:val="18"/>
+          </w:rPr>
+          <w:t>9</w:t>
+        </w:r>
+        <w:r>
+          <w:rPr>
+            <w:rStyle w:val="Hyperlink"/>
+            <w:sz w:val="18"/>
+            <w:szCs w:val="18"/>
+          </w:rPr>
+          <w:t>14/</w:t>
+        </w:r>
+      </w:hyperlink>
+    </w:p>
+    <w:p>
+      <w:pPr>
+        <w:spacing w:after="120" w:line="240" w:lineRule="auto"/>
+        <w:rPr>
+          <w:sz w:val="18"/>
+          <w:szCs w:val="18"/>
+        </w:rPr>
+      </w:pPr>
+    </w:p>
+    <w:p>
+      <w:pPr>
+        <w:spacing w:after="120" w:line="240" w:lineRule="auto"/>
+      </w:pPr>
+    </w:p>
+    <w:p>
+      <w:pPr>
+        <w:spacing w:after="120" w:line="240" w:lineRule="auto"/>
+      </w:pPr>
+    </w:p>
+    <w:p>
+      <w:pPr>
+        <w:spacing w:after="120" w:line="240" w:lineRule="auto"/>
+        <w:rPr>
+          <w:sz w:val="18"/>
+          <w:szCs w:val="18"/>
+        </w:rPr>
+      </w:pPr>
     </w:p>
     <w:p>
       <w:pPr>
@@ -14350,26 +14731,26 @@
           <w:docGrid w:linePitch="360"/>
         </w:sectPr>
       </w:pPr>
-      <w:bookmarkStart w:id="118" w:name="_Toc113992176"/>
+      <w:bookmarkStart w:id="126" w:name="_Toc113992176"/>
     </w:p>
     <w:p>
       <w:pPr>
         <w:pStyle w:val="Heading1"/>
       </w:pPr>
-      <w:bookmarkStart w:id="119" w:name="_Toc210040990"/>
-      <w:bookmarkStart w:id="120" w:name="_Toc212189695"/>
-      <w:bookmarkStart w:id="121" w:name="_Toc227150882"/>
+      <w:bookmarkStart w:id="127" w:name="_Toc210040990"/>
+      <w:bookmarkStart w:id="128" w:name="_Toc212189695"/>
+      <w:bookmarkStart w:id="129" w:name="_Toc227182143"/>
       <w:r>
         <w:lastRenderedPageBreak/>
         <w:t xml:space="preserve">Appendix A: </w:t>
       </w:r>
-      <w:bookmarkEnd w:id="118"/>
-      <w:bookmarkEnd w:id="119"/>
+      <w:bookmarkEnd w:id="126"/>
+      <w:bookmarkEnd w:id="127"/>
       <w:r>
         <w:t>System Model and Analysis</w:t>
       </w:r>
-      <w:bookmarkEnd w:id="120"/>
-      <w:bookmarkEnd w:id="121"/>
+      <w:bookmarkEnd w:id="128"/>
+      <w:bookmarkEnd w:id="129"/>
     </w:p>
     <w:p/>
     <w:p>
@@ -14385,8 +14766,8 @@
       <w:pPr>
         <w:pStyle w:val="Heading1"/>
         <w:sectPr>
-          <w:headerReference w:type="default" r:id="rId37"/>
-          <w:footerReference w:type="default" r:id="rId38"/>
+          <w:headerReference w:type="default" r:id="rId38"/>
+          <w:footerReference w:type="default" r:id="rId39"/>
           <w:pgSz w:w="11900" w:h="16840"/>
           <w:pgMar w:top="1440" w:right="1440" w:bottom="1440" w:left="1440" w:header="708" w:footer="708" w:gutter="0"/>
           <w:pgNumType w:start="1" w:chapStyle="4"/>
@@ -14394,15 +14775,15 @@
           <w:docGrid w:linePitch="360"/>
         </w:sectPr>
       </w:pPr>
-      <w:bookmarkStart w:id="122" w:name="_Toc113992177"/>
+      <w:bookmarkStart w:id="130" w:name="_Toc113992177"/>
     </w:p>
     <w:p>
       <w:pPr>
         <w:pStyle w:val="Heading1"/>
       </w:pPr>
-      <w:bookmarkStart w:id="123" w:name="_Toc212189696"/>
-      <w:bookmarkStart w:id="124" w:name="_Toc210040991"/>
-      <w:bookmarkStart w:id="125" w:name="_Toc227150883"/>
+      <w:bookmarkStart w:id="131" w:name="_Toc212189696"/>
+      <w:bookmarkStart w:id="132" w:name="_Toc210040991"/>
+      <w:bookmarkStart w:id="133" w:name="_Toc227182144"/>
       <w:r>
         <w:lastRenderedPageBreak/>
         <w:t xml:space="preserve">Appendix B: </w:t>
@@ -14410,13 +14791,13 @@
       <w:r>
         <w:t>Design</w:t>
       </w:r>
-      <w:bookmarkEnd w:id="123"/>
-      <w:bookmarkEnd w:id="125"/>
+      <w:bookmarkEnd w:id="131"/>
+      <w:bookmarkEnd w:id="133"/>
       <w:r>
         <w:t xml:space="preserve"> </w:t>
       </w:r>
-      <w:bookmarkEnd w:id="122"/>
-      <w:bookmarkEnd w:id="124"/>
+      <w:bookmarkEnd w:id="130"/>
+      <w:bookmarkEnd w:id="132"/>
     </w:p>
     <w:p/>
     <w:p>
@@ -14435,8 +14816,8 @@
     <w:p>
       <w:pPr>
         <w:sectPr>
-          <w:headerReference w:type="default" r:id="rId39"/>
-          <w:footerReference w:type="default" r:id="rId40"/>
+          <w:headerReference w:type="default" r:id="rId40"/>
+          <w:footerReference w:type="default" r:id="rId41"/>
           <w:pgSz w:w="11900" w:h="16840"/>
           <w:pgMar w:top="1440" w:right="1440" w:bottom="1440" w:left="1440" w:header="708" w:footer="708" w:gutter="0"/>
           <w:pgNumType w:start="1" w:chapStyle="4"/>
@@ -14449,19 +14830,19 @@
       <w:pPr>
         <w:pStyle w:val="Heading1"/>
       </w:pPr>
-      <w:bookmarkStart w:id="126" w:name="_Toc210040992"/>
-      <w:bookmarkStart w:id="127" w:name="_Toc212189697"/>
-      <w:bookmarkStart w:id="128" w:name="_Toc227150884"/>
+      <w:bookmarkStart w:id="134" w:name="_Toc210040992"/>
+      <w:bookmarkStart w:id="135" w:name="_Toc212189697"/>
+      <w:bookmarkStart w:id="136" w:name="_Toc227182145"/>
       <w:r>
         <w:lastRenderedPageBreak/>
         <w:t xml:space="preserve">Appendix C: Prompts Used with </w:t>
       </w:r>
-      <w:bookmarkEnd w:id="126"/>
-      <w:bookmarkEnd w:id="127"/>
+      <w:bookmarkEnd w:id="134"/>
+      <w:bookmarkEnd w:id="135"/>
       <w:r>
         <w:t>Gen AI</w:t>
       </w:r>
-      <w:bookmarkEnd w:id="128"/>
+      <w:bookmarkEnd w:id="136"/>
       <w:r>
         <w:t xml:space="preserve"> </w:t>
       </w:r>
@@ -14478,11 +14859,11 @@
       <w:pPr>
         <w:pStyle w:val="Heading2"/>
       </w:pPr>
-      <w:bookmarkStart w:id="129" w:name="_Toc227150885"/>
+      <w:bookmarkStart w:id="137" w:name="_Toc227182146"/>
       <w:r>
         <w:t>C.1 Prompts related to Report Writing</w:t>
       </w:r>
-      <w:bookmarkEnd w:id="129"/>
+      <w:bookmarkEnd w:id="137"/>
     </w:p>
     <w:p/>
     <w:p/>
@@ -14491,11 +14872,11 @@
       <w:pPr>
         <w:pStyle w:val="Heading2"/>
       </w:pPr>
-      <w:bookmarkStart w:id="130" w:name="_Toc227150886"/>
+      <w:bookmarkStart w:id="138" w:name="_Toc227182147"/>
       <w:r>
         <w:t>C.2 Prompts Related to Research</w:t>
       </w:r>
-      <w:bookmarkEnd w:id="130"/>
+      <w:bookmarkEnd w:id="138"/>
       <w:r>
         <w:t xml:space="preserve"> </w:t>
       </w:r>
@@ -14508,11 +14889,11 @@
       <w:pPr>
         <w:pStyle w:val="Heading2"/>
       </w:pPr>
-      <w:bookmarkStart w:id="131" w:name="_Toc227150887"/>
+      <w:bookmarkStart w:id="139" w:name="_Toc227182148"/>
       <w:r>
         <w:t>C.3 Prompts Related to Design</w:t>
       </w:r>
-      <w:bookmarkEnd w:id="131"/>
+      <w:bookmarkEnd w:id="139"/>
     </w:p>
     <w:p/>
     <w:p/>
@@ -14521,25 +14902,17 @@
       <w:pPr>
         <w:pStyle w:val="Heading2"/>
       </w:pPr>
-      <w:bookmarkStart w:id="132" w:name="_Toc227150888"/>
+      <w:bookmarkStart w:id="140" w:name="_Toc227182149"/>
       <w:r>
         <w:t>C.4 Prompts Related to Coding</w:t>
       </w:r>
-      <w:bookmarkEnd w:id="132"/>
+      <w:bookmarkEnd w:id="140"/>
     </w:p>
     <w:p/>
     <w:p/>
     <w:p>
       <w:r>
-        <w:t xml:space="preserve">C.5 Other Prompts Related to </w:t>
-      </w:r>
-      <w:proofErr w:type="spellStart"/>
-      <w:r>
-        <w:t>Proejct</w:t>
-      </w:r>
-      <w:proofErr w:type="spellEnd"/>
-      <w:r>
-        <w:t xml:space="preserve"> </w:t>
+        <w:t xml:space="preserve">C.5 Other Prompts Related to Proejct </w:t>
       </w:r>
     </w:p>
     <w:p/>
@@ -14549,8 +14922,8 @@
     <w:p>
       <w:pPr>
         <w:sectPr>
-          <w:headerReference w:type="default" r:id="rId41"/>
-          <w:footerReference w:type="default" r:id="rId42"/>
+          <w:headerReference w:type="default" r:id="rId42"/>
+          <w:footerReference w:type="default" r:id="rId43"/>
           <w:pgSz w:w="11900" w:h="16840"/>
           <w:pgMar w:top="1440" w:right="1440" w:bottom="1440" w:left="1440" w:header="708" w:footer="708" w:gutter="0"/>
           <w:pgNumType w:start="1" w:chapStyle="4"/>
@@ -14563,19 +14936,19 @@
       <w:pPr>
         <w:pStyle w:val="Heading1"/>
       </w:pPr>
-      <w:bookmarkStart w:id="133" w:name="_Toc210040993"/>
-      <w:bookmarkStart w:id="134" w:name="_Toc212189698"/>
-      <w:bookmarkStart w:id="135" w:name="_Toc227150889"/>
+      <w:bookmarkStart w:id="141" w:name="_Toc210040993"/>
+      <w:bookmarkStart w:id="142" w:name="_Toc212189698"/>
+      <w:bookmarkStart w:id="143" w:name="_Toc227182150"/>
       <w:r>
         <w:lastRenderedPageBreak/>
         <w:t>Appendix D:</w:t>
       </w:r>
-      <w:bookmarkEnd w:id="133"/>
+      <w:bookmarkEnd w:id="141"/>
       <w:r>
         <w:t xml:space="preserve"> Additional Code Samples</w:t>
       </w:r>
-      <w:bookmarkEnd w:id="134"/>
-      <w:bookmarkEnd w:id="135"/>
+      <w:bookmarkEnd w:id="142"/>
+      <w:bookmarkEnd w:id="143"/>
     </w:p>
     <w:p/>
     <w:p>
@@ -14594,8 +14967,8 @@
     <w:p>
       <w:pPr>
         <w:sectPr>
-          <w:headerReference w:type="default" r:id="rId43"/>
-          <w:footerReference w:type="default" r:id="rId44"/>
+          <w:headerReference w:type="default" r:id="rId44"/>
+          <w:footerReference w:type="default" r:id="rId45"/>
           <w:pgSz w:w="11906" w:h="16838"/>
           <w:pgMar w:top="1440" w:right="1440" w:bottom="1440" w:left="1440" w:header="708" w:footer="708" w:gutter="0"/>
           <w:pgNumType w:start="1" w:chapStyle="4"/>
@@ -14608,8 +14981,8 @@
       <w:pPr>
         <w:pStyle w:val="Heading1"/>
       </w:pPr>
-      <w:bookmarkStart w:id="136" w:name="_Toc212189699"/>
-      <w:bookmarkStart w:id="137" w:name="_Toc227150890"/>
+      <w:bookmarkStart w:id="144" w:name="_Toc212189699"/>
+      <w:bookmarkStart w:id="145" w:name="_Toc227182151"/>
       <w:r>
         <w:lastRenderedPageBreak/>
         <w:t xml:space="preserve">Appendix </w:t>
@@ -14620,8 +14993,8 @@
       <w:r>
         <w:t>:</w:t>
       </w:r>
-      <w:bookmarkEnd w:id="136"/>
-      <w:bookmarkEnd w:id="137"/>
+      <w:bookmarkEnd w:id="144"/>
+      <w:bookmarkEnd w:id="145"/>
       <w:r>
         <w:t xml:space="preserve"> </w:t>
       </w:r>
@@ -14637,8 +15010,8 @@
     <w:p/>
     <w:p/>
     <w:sectPr>
-      <w:headerReference w:type="default" r:id="rId45"/>
-      <w:footerReference w:type="default" r:id="rId46"/>
+      <w:headerReference w:type="default" r:id="rId46"/>
+      <w:footerReference w:type="default" r:id="rId47"/>
       <w:pgSz w:w="11906" w:h="16838"/>
       <w:pgMar w:top="1440" w:right="1440" w:bottom="1440" w:left="1440" w:header="708" w:footer="708" w:gutter="0"/>
       <w:pgNumType w:start="1"/>

--- a/FYP Reports/Final Report Template 2025 V1 - C22386123.docx
+++ b/FYP Reports/Final Report Template 2025 V1 - C22386123.docx
@@ -9602,13 +9602,7 @@
     <w:p/>
     <w:p>
       <w:r>
-        <w:t xml:space="preserve">This chapter presents the research conducted to inform the development of the Sign &amp; Spell VR project. It provides an overview of existing solutions in the realm of sign language education, as well as technologies relevant to learning tools that leverage immersive technologies like Virtual Reality (VR). The chapter will </w:t>
-      </w:r>
-      <w:r>
-        <w:t>analyse</w:t>
-      </w:r>
-      <w:r>
-        <w:t xml:space="preserve"> these solutions to evaluate their strengths, weaknesses, and applicability to this project.</w:t>
+        <w:t>This chapter presents the research conducted to inform the development of the Sign &amp; Spell VR project. It provides an overview of existing solutions in the realm of sign language education, as well as technologies relevant to learning tools that leverage immersive technologies like Virtual Reality (VR). The chapter will analyse these solutions to evaluate their strengths, weaknesses, and applicability to this project.</w:t>
       </w:r>
     </w:p>
     <w:p>
@@ -9632,19 +9626,19 @@
       <w:pPr>
         <w:pStyle w:val="Heading2"/>
       </w:pPr>
-      <w:bookmarkStart w:id="11" w:name="_Toc21975767"/>
-      <w:bookmarkStart w:id="12" w:name="_Toc227182046"/>
+      <w:bookmarkStart w:id="11" w:name="_Toc227182046"/>
+      <w:bookmarkStart w:id="12" w:name="_Toc21975767"/>
       <w:r>
         <w:t xml:space="preserve">2.2. </w:t>
       </w:r>
       <w:r>
         <w:t>Alternative Existing Solutions</w:t>
       </w:r>
+      <w:bookmarkEnd w:id="11"/>
+      <w:r>
+        <w:t xml:space="preserve"> </w:t>
+      </w:r>
       <w:bookmarkEnd w:id="12"/>
-      <w:r>
-        <w:t xml:space="preserve"> </w:t>
-      </w:r>
-      <w:bookmarkEnd w:id="11"/>
     </w:p>
     <w:p>
       <w:pPr>
@@ -9710,16 +9704,7 @@
       </w:pPr>
       <w:bookmarkStart w:id="15" w:name="_Toc227182049"/>
       <w:r>
-        <w:t>2.2.</w:t>
-      </w:r>
-      <w:r>
-        <w:t>3</w:t>
-      </w:r>
-      <w:r>
-        <w:t xml:space="preserve"> </w:t>
-      </w:r>
-      <w:r>
-        <w:t xml:space="preserve">Silent Classroom VR </w:t>
+        <w:t xml:space="preserve">2.2.3 Silent Classroom VR </w:t>
       </w:r>
       <w:r>
         <w:t>–</w:t>
@@ -9751,16 +9736,7 @@
       </w:pPr>
       <w:bookmarkStart w:id="16" w:name="_Toc227182050"/>
       <w:r>
-        <w:t>2.2.</w:t>
-      </w:r>
-      <w:r>
-        <w:t>4</w:t>
-      </w:r>
-      <w:r>
-        <w:t xml:space="preserve"> </w:t>
-      </w:r>
-      <w:r>
-        <w:t>ASL Champ! – Science Direct</w:t>
+        <w:t>2.2.4 ASL Champ! – Science Direct</w:t>
       </w:r>
       <w:bookmarkEnd w:id="16"/>
     </w:p>
@@ -9787,27 +9763,51 @@
       </w:pPr>
       <w:bookmarkStart w:id="17" w:name="_Toc227182051"/>
       <w:r>
-        <w:t>2.2.</w:t>
-      </w:r>
-      <w:r>
-        <w:t>5</w:t>
+        <w:t>2.2.5 DEF-ISL – App Store</w:t>
+      </w:r>
+      <w:bookmarkEnd w:id="17"/>
+    </w:p>
+    <w:p>
+      <w:r>
+        <w:t>DEF-ISL is an app for learning Indian Sign Language (ISL). While this app is not focused on Irish Sign Language (ISL), it offers a good example of how sign language apps can incorporate video demonstrations and interactive lessons. DEF-ISL is designed to be easy to use and suitable for all ages, featuring a variety of signs and video resources to help learners get started.</w:t>
+      </w:r>
+    </w:p>
+    <w:p>
+      <w:r>
+        <w:t>What’s notable about DEF-ISL is its emphasis on learning through visual resources. However, it still lacks active practice elements, such as hand tracking or real-time feedback, which can make the learning process feel passive. Sign &amp; Spell VR seeks to address this gap by offering interactive practice with real-time feedback. This allows learners to receive corrections immediately, improving their retention and confidence. Although DEF-ISL is helpful for learning Indian Sign Language, Sign &amp; Spell VR offers a more dynamic learning environment focused on hands-on practice rather than passive observation [4].</w:t>
+      </w:r>
+    </w:p>
+    <w:p/>
+    <w:p>
+      <w:pPr>
+        <w:pStyle w:val="Heading3"/>
+      </w:pPr>
+      <w:bookmarkStart w:id="18" w:name="_Toc227182052"/>
+      <w:r>
+        <w:t>2.2.6 Design of Sign Language Learning Media Based on Virtual Reality</w:t>
+      </w:r>
+      <w:bookmarkEnd w:id="18"/>
+    </w:p>
+    <w:p>
+      <w:r>
+        <w:t>In a study by</w:t>
       </w:r>
       <w:r>
         <w:t xml:space="preserve"> </w:t>
       </w:r>
       <w:r>
-        <w:t>DEF-ISL – App Store</w:t>
-      </w:r>
-      <w:bookmarkEnd w:id="17"/>
-    </w:p>
-    <w:p>
-      <w:r>
-        <w:t>DEF-ISL is an app for learning Indian Sign Language (ISL). While this app is not focused on Irish Sign Language (ISL), it offers a good example of how sign language apps can incorporate video demonstrations and interactive lessons. DEF-ISL is designed to be easy to use and suitable for all ages, featuring a variety of signs and video resources to help learners get started.</w:t>
-      </w:r>
-    </w:p>
-    <w:p>
-      <w:r>
-        <w:t>What’s notable about DEF-ISL is its emphasis on learning through visual resources. However, it still lacks active practice elements, such as hand tracking or real-time feedback, which can make the learning process feel passive. Sign &amp; Spell VR seeks to address this gap by offering interactive practice with real-time feedback. This allows learners to receive corrections immediately, improving their retention and confidence. Although DEF-ISL is helpful for learning Indian Sign Language, Sign &amp; Spell VR offers a more dynamic learning environment focused on hands-on practice rather than passive observation [4].</w:t>
+        <w:t>Int. J. Online Biomedical Engineering, the authors describe the design of a VR-based sign language learning application targeted at students with special needs. The app combines interactive 3D environments with visual and audio feedback, helping users feel more engaged in the learning process. According to the study, users reported increased confidence in using sign language after participating in the VR sessions, which underscores the importance of immersion and feedback in improving user engagement.</w:t>
+      </w:r>
+    </w:p>
+    <w:p>
+      <w:r>
+        <w:t xml:space="preserve">This finding directly supports the design decisions made in Sign &amp; Spell VR, particularly the focus on creating an immersive environment where learners can practice signs and receive real-time feedback. By incorporating interactive practice and confidence-building activities, Sign &amp; Spell VR aims to offer an engaging experience for ISL learners, inspired by the principles </w:t>
+      </w:r>
+      <w:r>
+        <w:t>Int. J. Online Biomedical Engineering</w:t>
+      </w:r>
+      <w:r>
+        <w:t xml:space="preserve"> research. The goal is to provide learners with an environment where they can practice at their own pace while receiving clear, actionable feedback [5].</w:t>
       </w:r>
     </w:p>
     <w:p/>
@@ -9815,115 +9815,60 @@
       <w:pPr>
         <w:pStyle w:val="Heading3"/>
       </w:pPr>
-      <w:bookmarkStart w:id="18" w:name="_Toc227182052"/>
-      <w:r>
-        <w:t>2.2.</w:t>
-      </w:r>
-      <w:r>
-        <w:t>6</w:t>
+      <w:bookmarkStart w:id="19" w:name="_Toc227182053"/>
+      <w:r>
+        <w:t xml:space="preserve">2.2.7 VR Sign Language Learning with Hand Tracking </w:t>
+      </w:r>
+      <w:r>
+        <w:t>–</w:t>
       </w:r>
       <w:r>
         <w:t xml:space="preserve"> </w:t>
       </w:r>
       <w:r>
-        <w:t>Design of Sign Language Learning Media Based on Virtual Reality</w:t>
-      </w:r>
-      <w:bookmarkEnd w:id="18"/>
-    </w:p>
-    <w:p>
-      <w:r>
-        <w:t>In a study by</w:t>
+        <w:t>YouTube</w:t>
+      </w:r>
+      <w:bookmarkEnd w:id="19"/>
+    </w:p>
+    <w:p>
+      <w:r>
+        <w:t>A YouTube video titled “VR Sign Language Learning with Hand Tracking” showcases how Meta Quest hand tracking can be used in VR without requiring controllers. The video emphasizes that hand tracking enables a more natural interaction, where learners can use their real hands to practice signs. This feature is pivotal for making the learning process feel more authentic and intuitive.</w:t>
+      </w:r>
+    </w:p>
+    <w:p>
+      <w:r>
+        <w:t>This aligns directly with the goals of Sign &amp; Spell VR, which leverages controller-free interaction to create a more intuitive learning experience. By focusing on hand-based input, Sign &amp; Spell VR aims to provide a seamless, user-friendly interface that mimics natural sign language interactions. This approach is especially beneficial for learners new to both sign language and VR technology, as it makes the system more accessible and easy to use [6].</w:t>
+      </w:r>
+    </w:p>
+    <w:p/>
+    <w:p>
+      <w:pPr>
+        <w:pStyle w:val="Heading3"/>
+      </w:pPr>
+      <w:bookmarkStart w:id="20" w:name="_Toc227182054"/>
+      <w:r>
+        <w:lastRenderedPageBreak/>
+        <w:t>2.2.8 Existing Solutions Conclusion</w:t>
+      </w:r>
+      <w:bookmarkEnd w:id="20"/>
+    </w:p>
+    <w:p>
+      <w:r>
+        <w:t>This section has provided a critical analysis of several existing solutions using the FURPS model. It highlights the strengths of each tool, such as immersion and real-time feedback, while also identifying gaps in ISL</w:t>
       </w:r>
       <w:r>
         <w:t xml:space="preserve"> </w:t>
       </w:r>
       <w:r>
-        <w:t>Int. J. Online Biomedical Engineering, the authors describe the design of a VR-based sign language learning application targeted at students with special needs. The app combines interactive 3D environments with visual and audio feedback, helping users feel more engaged in the learning process. According to the study, users reported increased confidence in using sign language after participating in the VR sessions, which underscores the importance of immersion and feedback in improving user engagement.</w:t>
-      </w:r>
-    </w:p>
-    <w:p>
-      <w:r>
-        <w:t xml:space="preserve">This finding directly supports the design decisions made in Sign &amp; Spell VR, particularly the focus on creating an immersive environment where learners can practice signs and receive real-time feedback. By incorporating interactive practice and confidence-building activities, Sign &amp; Spell VR aims to offer an engaging experience for ISL learners, inspired by the principles </w:t>
-      </w:r>
-      <w:r>
-        <w:t>Int. J. Online Biomedical Engineering</w:t>
-      </w:r>
-      <w:r>
-        <w:t xml:space="preserve"> research. The goal is to provide learners with an environment where they can practice at their own pace while receiving clear, actionable feedback [5].</w:t>
+        <w:t>specific learning, real-time feedback accuracy, and engagement. Sign &amp; Spell VR aims to improve on these existing solutions by offering a more focused, interactive experience tailored to ISL beginners. The findings from these existing solutions have informed the development of Sign &amp; Spell VR, particularly in terms of feedback loops, hand tracking, and simplicity.</w:t>
       </w:r>
     </w:p>
     <w:p/>
     <w:p>
-      <w:pPr>
-        <w:pStyle w:val="Heading3"/>
-      </w:pPr>
-      <w:bookmarkStart w:id="19" w:name="_Toc227182053"/>
-      <w:r>
-        <w:t>2.2.</w:t>
-      </w:r>
-      <w:r>
-        <w:t>7</w:t>
-      </w:r>
-      <w:r>
-        <w:t xml:space="preserve"> </w:t>
-      </w:r>
-      <w:r>
-        <w:t xml:space="preserve">VR Sign Language Learning with Hand Tracking </w:t>
-      </w:r>
-      <w:r>
-        <w:t>–</w:t>
-      </w:r>
-      <w:r>
-        <w:t xml:space="preserve"> </w:t>
-      </w:r>
-      <w:r>
-        <w:t>YouTube</w:t>
-      </w:r>
-      <w:bookmarkEnd w:id="19"/>
-    </w:p>
-    <w:p>
-      <w:r>
-        <w:t>A YouTube video titled “VR Sign Language Learning with Hand Tracking” showcases how Meta Quest hand tracking can be used in VR without requiring controllers. The video emphasizes that hand tracking enables a more natural interaction, where learners can use their real hands to practice signs. This feature is pivotal for making the learning process feel more authentic and intuitive.</w:t>
-      </w:r>
-    </w:p>
-    <w:p>
-      <w:r>
-        <w:t>This aligns directly with the goals of Sign &amp; Spell VR, which leverages controller-free interaction to create a more intuitive learning experience. By focusing on hand-based input, Sign &amp; Spell VR aims to provide a seamless, user-friendly interface that mimics natural sign language interactions. This approach is especially beneficial for learners new to both sign language and VR technology, as it makes the system more accessible and easy to use [6].</w:t>
-      </w:r>
-    </w:p>
-    <w:p/>
-    <w:p>
-      <w:pPr>
-        <w:pStyle w:val="Heading3"/>
-      </w:pPr>
-      <w:bookmarkStart w:id="20" w:name="_Toc227182054"/>
-      <w:r>
-        <w:lastRenderedPageBreak/>
-        <w:t>2.2.</w:t>
-      </w:r>
-      <w:r>
-        <w:t>8</w:t>
-      </w:r>
-      <w:r>
-        <w:t xml:space="preserve"> </w:t>
-      </w:r>
-      <w:r>
-        <w:t>Existing Solutions Conclusion</w:t>
-      </w:r>
-      <w:bookmarkEnd w:id="20"/>
-    </w:p>
-    <w:p>
-      <w:r>
-        <w:t>This section has provided a critical analysis of several existing solutions using the FURPS model. It highlights the strengths of each tool, such as immersion and real-time feedback, while also identifying gaps in ISL</w:t>
-      </w:r>
-      <w:r>
-        <w:t xml:space="preserve"> </w:t>
-      </w:r>
-      <w:r>
-        <w:t>specific learning, real-time feedback accuracy, and engagement. Sign &amp; Spell VR aims to improve on these existing solutions by offering a more focused, interactive experience tailored to ISL beginners. The findings from these existing solutions have informed the development of Sign &amp; Spell VR, particularly in terms of feedback loops, hand tracking, and simplicity.</w:t>
-      </w:r>
-    </w:p>
-    <w:p/>
+      <w:r>
+        <w:t>BIG TENDENCIES OF GITHUB NOT WORKING PROPERLY</w:t>
+      </w:r>
+    </w:p>
     <w:p/>
     <w:p>
       <w:pPr>
@@ -9994,6 +9939,7 @@
         <w:rPr>
           <w:noProof/>
         </w:rPr>
+        <w:lastRenderedPageBreak/>
         <w:drawing>
           <wp:inline distT="0" distB="0" distL="0" distR="0" wp14:anchorId="6A126E10" wp14:editId="48F846BA">
             <wp:extent cx="4412126" cy="2481943"/>
@@ -10065,7 +10011,6 @@
           <w:sz w:val="18"/>
           <w:szCs w:val="18"/>
         </w:rPr>
-        <w:lastRenderedPageBreak/>
         <w:t>Figure 2: Meta Quest 3/3S</w:t>
       </w:r>
     </w:p>
@@ -10115,7 +10060,7 @@
           <w:noProof/>
         </w:rPr>
         <w:drawing>
-          <wp:inline distT="0" distB="0" distL="0" distR="0" wp14:anchorId="6669D8C8" wp14:editId="5DD9FDBA">
+          <wp:inline distT="0" distB="0" distL="0" distR="0" wp14:anchorId="6669D8C8" wp14:editId="152EBE9B">
             <wp:extent cx="4269920" cy="2401948"/>
             <wp:effectExtent l="0" t="0" r="0" b="0"/>
             <wp:docPr id="908490835" name="Picture 11" descr="Движок Godot получил новый плагин поддержки OpenXR | Голографика"/>
@@ -10205,6 +10150,7 @@
         <w:rPr>
           <w:color w:val="2E74B5" w:themeColor="accent1" w:themeShade="BF"/>
         </w:rPr>
+        <w:lastRenderedPageBreak/>
         <w:t>2.3.3 GDScript</w:t>
       </w:r>
       <w:bookmarkEnd w:id="25"/>
@@ -10242,7 +10188,6 @@
     </w:p>
     <w:p>
       <w:r>
-        <w:lastRenderedPageBreak/>
         <w:t>OpenXR provides access to essential capabilities such as head tracking and hand tracking without requiring custom low-level integrations. This allows the hand-tracking module in Sign &amp; Spell VR to obtain real sensor data from the Quest and feed it directly into the sign-recognition logic during practice sessions. It also contributes to a smoother, less glitchy VR experience, which is important for beginners who may be sensitive to latency or instability. By following the official documentation and examples, VR rendering and tracking could be enabled relatively quickly, allowing more development time to focus on ISL-specific features rather than platform integration. [8]</w:t>
       </w:r>
     </w:p>
@@ -10369,6 +10314,7 @@
         <w:rPr>
           <w:color w:val="2E74B5" w:themeColor="accent1" w:themeShade="BF"/>
         </w:rPr>
+        <w:lastRenderedPageBreak/>
         <w:t>2.3.6 Justification of Technology Selection</w:t>
       </w:r>
       <w:bookmarkEnd w:id="28"/>
@@ -10461,8 +10407,8 @@
       <w:pPr>
         <w:pStyle w:val="Heading2"/>
       </w:pPr>
-      <w:bookmarkStart w:id="31" w:name="_Toc21975769"/>
-      <w:bookmarkStart w:id="32" w:name="_Toc227182064"/>
+      <w:bookmarkStart w:id="31" w:name="_Toc227182064"/>
+      <w:bookmarkStart w:id="32" w:name="_Toc21975769"/>
       <w:r>
         <w:t xml:space="preserve">2.4. Other </w:t>
       </w:r>
@@ -10472,11 +10418,11 @@
       <w:r>
         <w:t>Research</w:t>
       </w:r>
+      <w:bookmarkEnd w:id="31"/>
+      <w:r>
+        <w:t xml:space="preserve"> </w:t>
+      </w:r>
       <w:bookmarkEnd w:id="32"/>
-      <w:r>
-        <w:t xml:space="preserve"> </w:t>
-      </w:r>
-      <w:bookmarkEnd w:id="31"/>
     </w:p>
     <w:p>
       <w:pPr>
@@ -10535,6 +10481,7 @@
           <w:b/>
           <w:bCs/>
         </w:rPr>
+        <w:lastRenderedPageBreak/>
         <w:t>Description (brief):</w:t>
       </w:r>
       <w:r>
@@ -10596,7 +10543,6 @@
           <w:b/>
           <w:bCs/>
         </w:rPr>
-        <w:lastRenderedPageBreak/>
         <w:t>Weaknesses:</w:t>
       </w:r>
       <w:r>
@@ -10700,7 +10646,11 @@
         <w:t>Weaknesses:</w:t>
       </w:r>
       <w:r>
-        <w:t xml:space="preserve"> It has limited educational depth. Mainly focuses on music theory. System performance may change depending on network and the accuracy of audio input. The student could have designed it from a broader perspective of testing and adding additional learning elements. [17]</w:t>
+        <w:t xml:space="preserve"> It has limited educational depth. Mainly focuses on music theory. System performance </w:t>
+      </w:r>
+      <w:r>
+        <w:lastRenderedPageBreak/>
+        <w:t>may change depending on network and the accuracy of audio input. The student could have designed it from a broader perspective of testing and adding additional learning elements. [17]</w:t>
       </w:r>
     </w:p>
     <w:p>
@@ -14294,23 +14244,7 @@
             <w:sz w:val="18"/>
             <w:szCs w:val="18"/>
           </w:rPr>
-          <w:t>https://doi.org/10.11</w:t>
-        </w:r>
-        <w:r>
-          <w:rPr>
-            <w:rStyle w:val="Hyperlink"/>
-            <w:sz w:val="18"/>
-            <w:szCs w:val="18"/>
-          </w:rPr>
-          <w:t>4</w:t>
-        </w:r>
-        <w:r>
-          <w:rPr>
-            <w:rStyle w:val="Hyperlink"/>
-            <w:sz w:val="18"/>
-            <w:szCs w:val="18"/>
-          </w:rPr>
-          <w:t>5/3386296.3386300</w:t>
+          <w:t>https://doi.org/10.1145/3386296.3386300</w:t>
         </w:r>
       </w:hyperlink>
     </w:p>
@@ -14336,23 +14270,7 @@
             <w:sz w:val="18"/>
             <w:szCs w:val="18"/>
           </w:rPr>
-          <w:t>https://wasli.org/wp-content/uploads/2023/07/WFD-and-WASLIStatement-on-Avatar-FINAL-14032018-Upd</w:t>
-        </w:r>
-        <w:r>
-          <w:rPr>
-            <w:rStyle w:val="Hyperlink"/>
-            <w:sz w:val="18"/>
-            <w:szCs w:val="18"/>
-          </w:rPr>
-          <w:t>a</w:t>
-        </w:r>
-        <w:r>
-          <w:rPr>
-            <w:rStyle w:val="Hyperlink"/>
-            <w:sz w:val="18"/>
-            <w:szCs w:val="18"/>
-          </w:rPr>
-          <w:t>ted-14042018-1.pdf</w:t>
+          <w:t>https://wasli.org/wp-content/uploads/2023/07/WFD-and-WASLIStatement-on-Avatar-FINAL-14032018-Updated-14042018-1.pdf</w:t>
         </w:r>
       </w:hyperlink>
     </w:p>
@@ -14613,14 +14531,7 @@
           <w:sz w:val="18"/>
           <w:szCs w:val="18"/>
         </w:rPr>
-        <w:t xml:space="preserve">[20] </w:t>
-      </w:r>
-      <w:r>
-        <w:rPr>
-          <w:sz w:val="18"/>
-          <w:szCs w:val="18"/>
-        </w:rPr>
-        <w:t xml:space="preserve">D. M. L. d. R. Pinto, A. D. M. Oliveira, and L. R. D. Silva, "Frameworks and Methodologies for Sign Language Recognition Systems," </w:t>
+        <w:t xml:space="preserve">[20] D. M. L. d. R. Pinto, A. D. M. Oliveira, and L. R. D. Silva, "Frameworks and Methodologies for Sign Language Recognition Systems," </w:t>
       </w:r>
       <w:r>
         <w:rPr>
@@ -14645,23 +14556,7 @@
             <w:sz w:val="18"/>
             <w:szCs w:val="18"/>
           </w:rPr>
-          <w:t>https://pmc.ncbi.nlm.nih.gov/articles/PMC12758</w:t>
-        </w:r>
-        <w:r>
-          <w:rPr>
-            <w:rStyle w:val="Hyperlink"/>
-            <w:sz w:val="18"/>
-            <w:szCs w:val="18"/>
-          </w:rPr>
-          <w:t>9</w:t>
-        </w:r>
-        <w:r>
-          <w:rPr>
-            <w:rStyle w:val="Hyperlink"/>
-            <w:sz w:val="18"/>
-            <w:szCs w:val="18"/>
-          </w:rPr>
-          <w:t>14/</w:t>
+          <w:t>https://pmc.ncbi.nlm.nih.gov/articles/PMC12758914/</w:t>
         </w:r>
       </w:hyperlink>
     </w:p>
@@ -14782,8 +14677,8 @@
         <w:pStyle w:val="Heading1"/>
       </w:pPr>
       <w:bookmarkStart w:id="131" w:name="_Toc212189696"/>
-      <w:bookmarkStart w:id="132" w:name="_Toc210040991"/>
-      <w:bookmarkStart w:id="133" w:name="_Toc227182144"/>
+      <w:bookmarkStart w:id="132" w:name="_Toc227182144"/>
+      <w:bookmarkStart w:id="133" w:name="_Toc210040991"/>
       <w:r>
         <w:lastRenderedPageBreak/>
         <w:t xml:space="preserve">Appendix B: </w:t>
@@ -14792,12 +14687,12 @@
         <w:t>Design</w:t>
       </w:r>
       <w:bookmarkEnd w:id="131"/>
+      <w:bookmarkEnd w:id="132"/>
+      <w:r>
+        <w:t xml:space="preserve"> </w:t>
+      </w:r>
+      <w:bookmarkEnd w:id="130"/>
       <w:bookmarkEnd w:id="133"/>
-      <w:r>
-        <w:t xml:space="preserve"> </w:t>
-      </w:r>
-      <w:bookmarkEnd w:id="130"/>
-      <w:bookmarkEnd w:id="132"/>
     </w:p>
     <w:p/>
     <w:p>
@@ -18584,6 +18479,7 @@
   <w:style w:type="character" w:default="1" w:styleId="DefaultParagraphFont">
     <w:name w:val="Default Paragraph Font"/>
     <w:uiPriority w:val="1"/>
+    <w:semiHidden/>
     <w:unhideWhenUsed/>
   </w:style>
   <w:style w:type="table" w:default="1" w:styleId="TableNormal">

--- a/FYP Reports/Final Report Template 2025 V1 - C22386123.docx
+++ b/FYP Reports/Final Report Template 2025 V1 - C22386123.docx
@@ -10060,7 +10060,7 @@
           <w:noProof/>
         </w:rPr>
         <w:drawing>
-          <wp:inline distT="0" distB="0" distL="0" distR="0" wp14:anchorId="6669D8C8" wp14:editId="152EBE9B">
+          <wp:inline distT="0" distB="0" distL="0" distR="0" wp14:anchorId="6669D8C8" wp14:editId="6099C652">
             <wp:extent cx="4269920" cy="2401948"/>
             <wp:effectExtent l="0" t="0" r="0" b="0"/>
             <wp:docPr id="908490835" name="Picture 11" descr="Движок Godot получил новый плагин поддержки OpenXR | Голографика"/>
@@ -10430,13 +10430,529 @@
       </w:pPr>
     </w:p>
     <w:p>
-      <w:r>
-        <w:t>Domain specific research</w:t>
-      </w:r>
-      <w:r>
-        <w:t xml:space="preserve"> (EXISTING PAPERS, TEACHING FRAMEWORK)</w:t>
-      </w:r>
-    </w:p>
+      <w:pPr>
+        <w:pStyle w:val="Heading3"/>
+      </w:pPr>
+      <w:r>
+        <w:t>2.4.1 Ethics</w:t>
+      </w:r>
+    </w:p>
+    <w:p>
+      <w:r>
+        <w:t>Ethics plays a fundamental role in the development of sign language learning technologies, especially when it comes to representing and interacting with Deaf communities. Technologies like AI-driven sign language recognition or virtual reality (VR) applications require thoughtful consideration of cultural sensitivity, linguistic diversity, and informed consent. As these systems increasingly collect and utilize sign language data</w:t>
+      </w:r>
+      <w:r>
+        <w:t xml:space="preserve">, </w:t>
+      </w:r>
+      <w:r>
+        <w:t>often involving personal and culturally significant expressions</w:t>
+      </w:r>
+      <w:r>
+        <w:t xml:space="preserve">, </w:t>
+      </w:r>
+      <w:r>
+        <w:t>the importance of maintaining ethical standards in development becomes clear.</w:t>
+      </w:r>
+    </w:p>
+    <w:p>
+      <w:r>
+        <w:t xml:space="preserve">A key issue arises from the fact that sign languages are not just a means of communication but are also deeply intertwined with the cultural identities and practices of the Deaf community. Without </w:t>
+      </w:r>
+      <w:r>
+        <w:lastRenderedPageBreak/>
+        <w:t>appropriate consultation, technological advancements risk misrepresenting or oversimplifying these languages, which could lead to harmful stereotypes or misuse of data. This concern is especially pronounced when AI models are used to recognize or generate signs, as they may fail to capture the nuances of sign language grammar and cultural context.</w:t>
+      </w:r>
+    </w:p>
+    <w:p>
+      <w:r>
+        <w:t>As we explore existing research and ethical concerns in this section, we will discuss the importance of community involvement in developing such systems, the ethical implications of using sign language data, and how these concerns directly influence the design choices made in Sign &amp; Spell VR. It is essential that technologies built for language learning are not only effective but also respectful, ensuring that they serve the educational needs of users while also safeguarding cultural and linguistic integrity.</w:t>
+      </w:r>
+    </w:p>
+    <w:p/>
+    <w:p>
+      <w:pPr>
+        <w:pStyle w:val="Heading3"/>
+      </w:pPr>
+      <w:r>
+        <w:t>2.4.</w:t>
+      </w:r>
+      <w:r>
+        <w:t>2</w:t>
+      </w:r>
+      <w:r>
+        <w:t xml:space="preserve"> The FATE Landscape of Sign Language AI Datasets</w:t>
+      </w:r>
+    </w:p>
+    <w:p>
+      <w:r>
+        <w:t xml:space="preserve">One of the key studies in this area is </w:t>
+      </w:r>
+      <w:r>
+        <w:t>TACCESS</w:t>
+      </w:r>
+      <w:r>
+        <w:t xml:space="preserve"> research on the FATE landscape (Fairness, Accountability, Transparency, and Ethics) of sign language AI datasets. The authors emphasize that signing videos used to train AI systems are not only technical data but also culturally rich and personal expressions of identity. As a result, these datasets must be handled with great care, ensuring informed consent from Deaf participants. The paper points out the risks of cultural appropriation, where the development of AI technologies is done without community consultation, leading to mistrust and misrepresentation.</w:t>
+      </w:r>
+    </w:p>
+    <w:p>
+      <w:r>
+        <w:t>For Sign &amp; Spell VR, this paper underscores the need to consult with the Deaf community throughout development to ensure that the ISL signs included in the app are accurate, respectful, and culturally appropriate. As a result, feedback from Deaf users will be crucial in shaping both the content and interface of the app, ensuring that Sign &amp; Spell VR does not only function as an educational tool but also as a culturally sensitive resource. Moreover, the project emphasizes ethical data usage and transparency in its design choices, especially in how hand tracking data is handled [9].</w:t>
+      </w:r>
+    </w:p>
+    <w:p/>
+    <w:p>
+      <w:pPr>
+        <w:pStyle w:val="Heading3"/>
+      </w:pPr>
+      <w:r>
+        <w:t>2.4.</w:t>
+      </w:r>
+      <w:r>
+        <w:t>3</w:t>
+      </w:r>
+      <w:r>
+        <w:t xml:space="preserve"> Sign Language Recognition and Interdisciplinary Challenges</w:t>
+      </w:r>
+    </w:p>
+    <w:p>
+      <w:r>
+        <w:t>The paper by Bragg et al. discusses the interdisciplinary challenges in developing AI systems for sign language recognition, particularly the ethical dilemmas that arise when the Deaf community is not consulted during the development process. The authors argue that sign languages are complex, involving not just hand gestures but also facial expressions and body movements, which can vary widely between communities. They highlight that technology often fails to respect linguistic identity, leading to misrepresentation and harmful stereotypes.</w:t>
+      </w:r>
+    </w:p>
+    <w:p>
+      <w:r>
+        <w:t>This research is highly relevant for Sign &amp; Spell VR as it informs the decision to avoid relying on AI-based sign recognition for now, as it might misinterpret signs or fail to capture the nuances of ISL. Instead, the app uses a rule-based system for hand tracking and feedback, ensuring that signs are interpreted consistently and accurately. This decision aligns with ethical principles by focusing on accuracy and respect for the linguistic integrity of ISL [10].</w:t>
+      </w:r>
+    </w:p>
+    <w:p/>
+    <w:p>
+      <w:pPr>
+        <w:pStyle w:val="Heading3"/>
+      </w:pPr>
+      <w:r>
+        <w:t>2.4.</w:t>
+      </w:r>
+      <w:r>
+        <w:t>4</w:t>
+      </w:r>
+      <w:r>
+        <w:t xml:space="preserve"> AI Fairness for Deaf or Hard of Hearing (DHH) Users</w:t>
+      </w:r>
+    </w:p>
+    <w:p>
+      <w:r>
+        <w:t xml:space="preserve">Kafle et al. discuss the fairness of AI systems designed for Deaf or Hard of Hearing (DHH) users. The paper highlights that many AI systems perform poorly with Deaf users, especially due to limited or </w:t>
+      </w:r>
+      <w:r>
+        <w:lastRenderedPageBreak/>
+        <w:t>biased data. The lack of transparency in AI models also makes it difficult for users to understand how their data is used or how decisions are made, leading to inequities in access and outcomes. The authors advocate for inclusive data collection and evaluation metrics that are specifically designed to cater to DHH needs.</w:t>
+      </w:r>
+    </w:p>
+    <w:p>
+      <w:r>
+        <w:t>For Sign &amp; Spell VR, this finding aligns with the decision to use real-time feedback rather than AI-driven models. The feedback in Sign &amp; Spell VR is designed to be transparent and easy to understand, helping users correct their signs in real-time and improve accuracy. The focus on real-time interaction instead of AI recognition minimizes the risk of biased feedback and ensures that learners are supported throughout the process [11].</w:t>
+      </w:r>
+    </w:p>
+    <w:p/>
+    <w:p>
+      <w:pPr>
+        <w:pStyle w:val="Heading3"/>
+      </w:pPr>
+      <w:r>
+        <w:t>2.4.</w:t>
+      </w:r>
+      <w:r>
+        <w:t>5</w:t>
+      </w:r>
+      <w:r>
+        <w:t xml:space="preserve"> WFD and WASLI Statement on Signing Avatars</w:t>
+      </w:r>
+    </w:p>
+    <w:p>
+      <w:r>
+        <w:t>The World Federation of the Deaf (WFD) and the World Association of Sign Language Interpreters (WASLI) have made it clear that signing avatars should not replace human interpreters. In their statement, they assert that avatars cannot replicate the full complexity of sign languages, especially the grammar, cultural nuances, and contextual meaning that are inherent in face-to-face communication. They recommend that avatars should only be used for non-urgent content, and always in consultation with the Deaf community.</w:t>
+      </w:r>
+    </w:p>
+    <w:p>
+      <w:r>
+        <w:t>For Sign &amp; Spell VR, this research reinforces the decision not to use signing avatars for interpretation within the app. Instead, the focus is placed on real-time feedback based on accurate hand tracking. This decision ensures that human expertise remains at the core of the learning process, and the app respects the linguistic complexity and cultural significance of ISL. By avoiding avatars and focusing on real-time, learner-driven feedback, Sign &amp; Spell VR stays true to the principle that human interaction is central to effective sign language learning [12].</w:t>
+      </w:r>
+      <w:r>
+        <w:br/>
+      </w:r>
+    </w:p>
+    <w:p>
+      <w:pPr>
+        <w:pStyle w:val="Heading3"/>
+      </w:pPr>
+      <w:r>
+        <w:t>2.4.</w:t>
+      </w:r>
+      <w:r>
+        <w:t>6</w:t>
+      </w:r>
+      <w:r>
+        <w:t xml:space="preserve"> Designing Strategic and Interactive Signing Instruction (SISI)</w:t>
+      </w:r>
+    </w:p>
+    <w:p>
+      <w:pPr>
+        <w:rPr>
+          <w:b/>
+          <w:bCs/>
+        </w:rPr>
+      </w:pPr>
+      <w:r>
+        <w:t>The SISI (Strategic and Interactive Signing Instruction) framework, as outlined in the paper "Designing Strategic and Interactive Signing Instruction</w:t>
+      </w:r>
+      <w:r>
+        <w:t>”,</w:t>
+      </w:r>
+      <w:r>
+        <w:t xml:space="preserve"> offers a comprehensive approach to teaching sign language, which directly informs the development of Sign &amp; Spell VR. This framework incorporates proven teaching strategies to foster signed literacy skills through interactive learning cycles, and its focus on gradual skill-building, paired with visual aids and feedback, aligns well with the goals of the Sign &amp; Spell VR project</w:t>
+      </w:r>
+      <w:r>
+        <w:t>.[</w:t>
+      </w:r>
+      <w:r>
+        <w:t>20]</w:t>
+      </w:r>
+      <w:r>
+        <w:br/>
+      </w:r>
+      <w:r>
+        <w:br/>
+      </w:r>
+      <w:r>
+        <w:rPr>
+          <w:b/>
+          <w:bCs/>
+        </w:rPr>
+        <w:t>Key Elements of SISI and Their Application to Sign &amp; Spell VR:</w:t>
+      </w:r>
+    </w:p>
+    <w:p>
+      <w:pPr>
+        <w:numPr>
+          <w:ilvl w:val="0"/>
+          <w:numId w:val="20"/>
+        </w:numPr>
+        <w:rPr>
+          <w:b/>
+          <w:bCs/>
+        </w:rPr>
+      </w:pPr>
+      <w:r>
+        <w:rPr>
+          <w:b/>
+          <w:bCs/>
+        </w:rPr>
+        <w:t xml:space="preserve">Model: </w:t>
+      </w:r>
+    </w:p>
+    <w:p>
+      <w:pPr>
+        <w:numPr>
+          <w:ilvl w:val="1"/>
+          <w:numId w:val="20"/>
+        </w:numPr>
+      </w:pPr>
+      <w:r>
+        <w:rPr>
+          <w:b/>
+          <w:bCs/>
+        </w:rPr>
+        <w:t>SISI:</w:t>
+      </w:r>
+      <w:r>
+        <w:t xml:space="preserve"> Instruction begins with the demonstration of the sign, followed by scaffolding where learners observe and replicate the gesture. </w:t>
+      </w:r>
+    </w:p>
+    <w:p>
+      <w:pPr>
+        <w:numPr>
+          <w:ilvl w:val="1"/>
+          <w:numId w:val="20"/>
+        </w:numPr>
+      </w:pPr>
+      <w:r>
+        <w:rPr>
+          <w:b/>
+          <w:bCs/>
+        </w:rPr>
+        <w:t>Sign &amp; Spell VR:</w:t>
+      </w:r>
+      <w:r>
+        <w:t xml:space="preserve"> In Sign &amp; Spell VR, this model translates into the use of avatar models that demonstrate the correct hand shapes for each ISL sign. These avatars will provide clear visual guidance to learners, especially during the calibration phase where users can refer to the hand shape they are trying to mimic. </w:t>
+      </w:r>
+    </w:p>
+    <w:p>
+      <w:pPr>
+        <w:numPr>
+          <w:ilvl w:val="0"/>
+          <w:numId w:val="20"/>
+        </w:numPr>
+        <w:rPr>
+          <w:b/>
+          <w:bCs/>
+        </w:rPr>
+      </w:pPr>
+      <w:r>
+        <w:rPr>
+          <w:b/>
+          <w:bCs/>
+        </w:rPr>
+        <w:t xml:space="preserve">Deconstruct: </w:t>
+      </w:r>
+    </w:p>
+    <w:p>
+      <w:pPr>
+        <w:numPr>
+          <w:ilvl w:val="1"/>
+          <w:numId w:val="20"/>
+        </w:numPr>
+      </w:pPr>
+      <w:r>
+        <w:rPr>
+          <w:b/>
+          <w:bCs/>
+        </w:rPr>
+        <w:lastRenderedPageBreak/>
+        <w:t xml:space="preserve">SISI: </w:t>
+      </w:r>
+      <w:r>
+        <w:t xml:space="preserve">Learners break down the complex gestures into simpler components to understand the nuances of the signs. </w:t>
+      </w:r>
+    </w:p>
+    <w:p>
+      <w:pPr>
+        <w:numPr>
+          <w:ilvl w:val="1"/>
+          <w:numId w:val="20"/>
+        </w:numPr>
+      </w:pPr>
+      <w:r>
+        <w:rPr>
+          <w:b/>
+          <w:bCs/>
+        </w:rPr>
+        <w:t>Sign &amp; Spell VR</w:t>
+      </w:r>
+      <w:r>
+        <w:t xml:space="preserve">: This phase is supported in the VR environment by isolating parts of each sign and utilizing a skeleton overlay. As learners perform their signs, they will receive real-time feedback highlighting areas of the gesture where improvement is needed (e.g., mismatches in hand positioning). </w:t>
+      </w:r>
+    </w:p>
+    <w:p>
+      <w:pPr>
+        <w:numPr>
+          <w:ilvl w:val="0"/>
+          <w:numId w:val="20"/>
+        </w:numPr>
+        <w:rPr>
+          <w:b/>
+          <w:bCs/>
+        </w:rPr>
+      </w:pPr>
+      <w:r>
+        <w:rPr>
+          <w:b/>
+          <w:bCs/>
+        </w:rPr>
+        <w:t xml:space="preserve">Guided Practice: </w:t>
+      </w:r>
+    </w:p>
+    <w:p>
+      <w:pPr>
+        <w:numPr>
+          <w:ilvl w:val="1"/>
+          <w:numId w:val="20"/>
+        </w:numPr>
+      </w:pPr>
+      <w:r>
+        <w:rPr>
+          <w:b/>
+          <w:bCs/>
+        </w:rPr>
+        <w:t xml:space="preserve">SISI: </w:t>
+      </w:r>
+      <w:r>
+        <w:t xml:space="preserve">Learners practice the signs with prompts and receive immediate corrections from the instructor. </w:t>
+      </w:r>
+    </w:p>
+    <w:p>
+      <w:pPr>
+        <w:numPr>
+          <w:ilvl w:val="1"/>
+          <w:numId w:val="20"/>
+        </w:numPr>
+      </w:pPr>
+      <w:r>
+        <w:rPr>
+          <w:b/>
+          <w:bCs/>
+        </w:rPr>
+        <w:t>Sign &amp; Spell VR</w:t>
+      </w:r>
+      <w:r>
+        <w:t xml:space="preserve">: This mirrors the system used in Sign &amp; Spell VR, where learners practice signs and receive instant visual feedback (e.g., red or green signals) to correct errors immediately. This not only enhances accuracy but also keeps learners engaged and motivated through active learning. </w:t>
+      </w:r>
+    </w:p>
+    <w:p>
+      <w:pPr>
+        <w:numPr>
+          <w:ilvl w:val="0"/>
+          <w:numId w:val="20"/>
+        </w:numPr>
+        <w:rPr>
+          <w:b/>
+          <w:bCs/>
+        </w:rPr>
+      </w:pPr>
+      <w:r>
+        <w:rPr>
+          <w:b/>
+          <w:bCs/>
+        </w:rPr>
+        <w:t xml:space="preserve">Independent Practice: </w:t>
+      </w:r>
+    </w:p>
+    <w:p>
+      <w:pPr>
+        <w:numPr>
+          <w:ilvl w:val="1"/>
+          <w:numId w:val="20"/>
+        </w:numPr>
+      </w:pPr>
+      <w:r>
+        <w:rPr>
+          <w:b/>
+          <w:bCs/>
+        </w:rPr>
+        <w:t>SISI</w:t>
+      </w:r>
+      <w:r>
+        <w:t xml:space="preserve">: Once learners have practiced enough, they are encouraged to perform independently. </w:t>
+      </w:r>
+    </w:p>
+    <w:p>
+      <w:pPr>
+        <w:numPr>
+          <w:ilvl w:val="1"/>
+          <w:numId w:val="20"/>
+        </w:numPr>
+      </w:pPr>
+      <w:r>
+        <w:rPr>
+          <w:b/>
+          <w:bCs/>
+        </w:rPr>
+        <w:t>Sign &amp; Spell VR</w:t>
+      </w:r>
+      <w:r>
+        <w:t xml:space="preserve">: The system’s free practice mode aligns with this phase of the SISI framework. Users can independently practice the signs at their own pace, with progress tracked via the system. The JSON tracker helps monitor user improvements over time, providing them with a detailed view of their learning progress. </w:t>
+      </w:r>
+    </w:p>
+    <w:p>
+      <w:pPr>
+        <w:numPr>
+          <w:ilvl w:val="0"/>
+          <w:numId w:val="20"/>
+        </w:numPr>
+        <w:rPr>
+          <w:b/>
+          <w:bCs/>
+        </w:rPr>
+      </w:pPr>
+      <w:r>
+        <w:rPr>
+          <w:b/>
+          <w:bCs/>
+        </w:rPr>
+        <w:t xml:space="preserve">Share/Assess: </w:t>
+      </w:r>
+    </w:p>
+    <w:p>
+      <w:pPr>
+        <w:numPr>
+          <w:ilvl w:val="1"/>
+          <w:numId w:val="20"/>
+        </w:numPr>
+      </w:pPr>
+      <w:r>
+        <w:rPr>
+          <w:b/>
+          <w:bCs/>
+        </w:rPr>
+        <w:t>SISI:</w:t>
+      </w:r>
+      <w:r>
+        <w:t xml:space="preserve"> Learners are encouraged to share their progress and engage in self-assessment or peer review to reinforce what they’ve learned. </w:t>
+      </w:r>
+    </w:p>
+    <w:p>
+      <w:pPr>
+        <w:numPr>
+          <w:ilvl w:val="1"/>
+          <w:numId w:val="20"/>
+        </w:numPr>
+      </w:pPr>
+      <w:r>
+        <w:rPr>
+          <w:b/>
+          <w:bCs/>
+        </w:rPr>
+        <w:t>Sign &amp; Spell VR</w:t>
+      </w:r>
+      <w:r>
+        <w:t>: The final component of the SISI framework is incorporated into Sign &amp; Spell VR by enabling learners to revisit previous lessons, review their performance, and receive revision prompts. Users can test their knowledge through assessments that help them measure their improvement and revise any areas where they may be struggling.</w:t>
+      </w:r>
+    </w:p>
+    <w:p>
+      <w:pPr>
+        <w:rPr>
+          <w:b/>
+        </w:rPr>
+      </w:pPr>
+      <w:r>
+        <w:rPr>
+          <w:b/>
+        </w:rPr>
+        <w:t>Why SISI is Relevant to Sign &amp; Spell VR:</w:t>
+      </w:r>
+    </w:p>
+    <w:p>
+      <w:pPr>
+        <w:rPr>
+          <w:bCs/>
+        </w:rPr>
+      </w:pPr>
+      <w:r>
+        <w:rPr>
+          <w:bCs/>
+        </w:rPr>
+        <w:t>The SISI framework emphasizes active learning and scaffolded instruction, both of which are vital for effective language acquisition. By focusing on clear, structured learning with built-in feedback and opportunities for self-assessment, SISI fosters a deeper understanding of the material, especially in language learning. In the context of Sign &amp; Spell VR, this methodology is implemented in an immersive and interactive VR setting, making the learning process both engaging and effective.</w:t>
+      </w:r>
+    </w:p>
+    <w:p>
+      <w:pPr>
+        <w:rPr>
+          <w:bCs/>
+        </w:rPr>
+      </w:pPr>
+      <w:r>
+        <w:rPr>
+          <w:bCs/>
+        </w:rPr>
+        <w:t>The integration of this teaching framework within Sign &amp; Spell VR helps ensure that the application not only provides hands-on practice with immediate feedback but also encourages a gradual release of responsibility, where learners move from highly supported learning to independent practice. The inclusion of the SISI framework in Sign &amp; Spell VR enhances its potential to address linguistic diversity and engagement, key aspects when teaching a language like Irish Sign Language (ISL), which involves complex gestures and cultural nuances.</w:t>
+      </w:r>
+      <w:r>
+        <w:rPr>
+          <w:bCs/>
+        </w:rPr>
+        <w:t>[20]</w:t>
+      </w:r>
+    </w:p>
+    <w:p/>
     <w:p/>
     <w:p>
       <w:pPr>
@@ -10481,7 +10997,6 @@
           <w:b/>
           <w:bCs/>
         </w:rPr>
-        <w:lastRenderedPageBreak/>
         <w:t>Description (brief):</w:t>
       </w:r>
       <w:r>
@@ -10613,7 +11128,11 @@
         <w:t>What technical architecture was used:</w:t>
       </w:r>
       <w:r>
-        <w:t xml:space="preserve"> This project is developed in Unity using C#, and using the Oculus Quest Headset for VR interaction, a web server and database for the scoring system, and a mobile companion app for data visuality. The student used Agile/Scrum workflow for iterative development and user testing.</w:t>
+        <w:t xml:space="preserve"> This project is developed in Unity using C#, and using the </w:t>
+      </w:r>
+      <w:r>
+        <w:lastRenderedPageBreak/>
+        <w:t>Oculus Quest Headset for VR interaction, a web server and database for the scoring system, and a mobile companion app for data visuality. The student used Agile/Scrum workflow for iterative development and user testing.</w:t>
       </w:r>
     </w:p>
     <w:p>
@@ -10646,11 +11165,7 @@
         <w:t>Weaknesses:</w:t>
       </w:r>
       <w:r>
-        <w:t xml:space="preserve"> It has limited educational depth. Mainly focuses on music theory. System performance </w:t>
-      </w:r>
-      <w:r>
-        <w:lastRenderedPageBreak/>
-        <w:t>may change depending on network and the accuracy of audio input. The student could have designed it from a broader perspective of testing and adding additional learning elements. [17]</w:t>
+        <w:t xml:space="preserve"> It has limited educational depth. Mainly focuses on music theory. System performance may change depending on network and the accuracy of audio input. The student could have designed it from a broader perspective of testing and adding additional learning elements. [17]</w:t>
       </w:r>
     </w:p>
     <w:p>
@@ -16452,6 +16967,119 @@
     </w:lvl>
   </w:abstractNum>
   <w:abstractNum w:abstractNumId="5" w15:restartNumberingAfterBreak="0">
+    <w:nsid w:val="1BE26B9D"/>
+    <w:multiLevelType w:val="multilevel"/>
+    <w:tmpl w:val="66A898C8"/>
+    <w:lvl w:ilvl="0">
+      <w:start w:val="1"/>
+      <w:numFmt w:val="decimal"/>
+      <w:lvlText w:val="%1."/>
+      <w:lvlJc w:val="left"/>
+      <w:pPr>
+        <w:tabs>
+          <w:tab w:val="num" w:pos="720"/>
+        </w:tabs>
+        <w:ind w:left="720" w:hanging="360"/>
+      </w:pPr>
+    </w:lvl>
+    <w:lvl w:ilvl="1" w:tentative="1">
+      <w:start w:val="1"/>
+      <w:numFmt w:val="decimal"/>
+      <w:lvlText w:val="%2."/>
+      <w:lvlJc w:val="left"/>
+      <w:pPr>
+        <w:tabs>
+          <w:tab w:val="num" w:pos="1440"/>
+        </w:tabs>
+        <w:ind w:left="1440" w:hanging="360"/>
+      </w:pPr>
+    </w:lvl>
+    <w:lvl w:ilvl="2" w:tentative="1">
+      <w:start w:val="1"/>
+      <w:numFmt w:val="decimal"/>
+      <w:lvlText w:val="%3."/>
+      <w:lvlJc w:val="left"/>
+      <w:pPr>
+        <w:tabs>
+          <w:tab w:val="num" w:pos="2160"/>
+        </w:tabs>
+        <w:ind w:left="2160" w:hanging="360"/>
+      </w:pPr>
+    </w:lvl>
+    <w:lvl w:ilvl="3" w:tentative="1">
+      <w:start w:val="1"/>
+      <w:numFmt w:val="decimal"/>
+      <w:lvlText w:val="%4."/>
+      <w:lvlJc w:val="left"/>
+      <w:pPr>
+        <w:tabs>
+          <w:tab w:val="num" w:pos="2880"/>
+        </w:tabs>
+        <w:ind w:left="2880" w:hanging="360"/>
+      </w:pPr>
+    </w:lvl>
+    <w:lvl w:ilvl="4" w:tentative="1">
+      <w:start w:val="1"/>
+      <w:numFmt w:val="decimal"/>
+      <w:lvlText w:val="%5."/>
+      <w:lvlJc w:val="left"/>
+      <w:pPr>
+        <w:tabs>
+          <w:tab w:val="num" w:pos="3600"/>
+        </w:tabs>
+        <w:ind w:left="3600" w:hanging="360"/>
+      </w:pPr>
+    </w:lvl>
+    <w:lvl w:ilvl="5" w:tentative="1">
+      <w:start w:val="1"/>
+      <w:numFmt w:val="decimal"/>
+      <w:lvlText w:val="%6."/>
+      <w:lvlJc w:val="left"/>
+      <w:pPr>
+        <w:tabs>
+          <w:tab w:val="num" w:pos="4320"/>
+        </w:tabs>
+        <w:ind w:left="4320" w:hanging="360"/>
+      </w:pPr>
+    </w:lvl>
+    <w:lvl w:ilvl="6" w:tentative="1">
+      <w:start w:val="1"/>
+      <w:numFmt w:val="decimal"/>
+      <w:lvlText w:val="%7."/>
+      <w:lvlJc w:val="left"/>
+      <w:pPr>
+        <w:tabs>
+          <w:tab w:val="num" w:pos="5040"/>
+        </w:tabs>
+        <w:ind w:left="5040" w:hanging="360"/>
+      </w:pPr>
+    </w:lvl>
+    <w:lvl w:ilvl="7" w:tentative="1">
+      <w:start w:val="1"/>
+      <w:numFmt w:val="decimal"/>
+      <w:lvlText w:val="%8."/>
+      <w:lvlJc w:val="left"/>
+      <w:pPr>
+        <w:tabs>
+          <w:tab w:val="num" w:pos="5760"/>
+        </w:tabs>
+        <w:ind w:left="5760" w:hanging="360"/>
+      </w:pPr>
+    </w:lvl>
+    <w:lvl w:ilvl="8" w:tentative="1">
+      <w:start w:val="1"/>
+      <w:numFmt w:val="decimal"/>
+      <w:lvlText w:val="%9."/>
+      <w:lvlJc w:val="left"/>
+      <w:pPr>
+        <w:tabs>
+          <w:tab w:val="num" w:pos="6480"/>
+        </w:tabs>
+        <w:ind w:left="6480" w:hanging="360"/>
+      </w:pPr>
+    </w:lvl>
+  </w:abstractNum>
+  <w:abstractNum w:abstractNumId="6" w15:restartNumberingAfterBreak="0">
     <w:nsid w:val="2037061A"/>
     <w:multiLevelType w:val="hybridMultilevel"/>
     <w:tmpl w:val="88302C6C"/>
@@ -16564,7 +17192,7 @@
       </w:rPr>
     </w:lvl>
   </w:abstractNum>
-  <w:abstractNum w:abstractNumId="6" w15:restartNumberingAfterBreak="0">
+  <w:abstractNum w:abstractNumId="7" w15:restartNumberingAfterBreak="0">
     <w:nsid w:val="26E143CF"/>
     <w:multiLevelType w:val="hybridMultilevel"/>
     <w:tmpl w:val="1BC24B1C"/>
@@ -16677,7 +17305,7 @@
       </w:rPr>
     </w:lvl>
   </w:abstractNum>
-  <w:abstractNum w:abstractNumId="7" w15:restartNumberingAfterBreak="0">
+  <w:abstractNum w:abstractNumId="8" w15:restartNumberingAfterBreak="0">
     <w:nsid w:val="3DE9613E"/>
     <w:multiLevelType w:val="hybridMultilevel"/>
     <w:tmpl w:val="9F60B850"/>
@@ -16790,7 +17418,7 @@
       </w:rPr>
     </w:lvl>
   </w:abstractNum>
-  <w:abstractNum w:abstractNumId="8" w15:restartNumberingAfterBreak="0">
+  <w:abstractNum w:abstractNumId="9" w15:restartNumberingAfterBreak="0">
     <w:nsid w:val="424C24C0"/>
     <w:multiLevelType w:val="hybridMultilevel"/>
     <w:tmpl w:val="16644726"/>
@@ -16903,7 +17531,7 @@
       </w:rPr>
     </w:lvl>
   </w:abstractNum>
-  <w:abstractNum w:abstractNumId="9" w15:restartNumberingAfterBreak="0">
+  <w:abstractNum w:abstractNumId="10" w15:restartNumberingAfterBreak="0">
     <w:nsid w:val="430269CC"/>
     <w:multiLevelType w:val="hybridMultilevel"/>
     <w:tmpl w:val="2960A30C"/>
@@ -17016,7 +17644,124 @@
       </w:rPr>
     </w:lvl>
   </w:abstractNum>
-  <w:abstractNum w:abstractNumId="10" w15:restartNumberingAfterBreak="0">
+  <w:abstractNum w:abstractNumId="11" w15:restartNumberingAfterBreak="0">
+    <w:nsid w:val="45691D8A"/>
+    <w:multiLevelType w:val="multilevel"/>
+    <w:tmpl w:val="C128A01E"/>
+    <w:lvl w:ilvl="0">
+      <w:start w:val="1"/>
+      <w:numFmt w:val="decimal"/>
+      <w:lvlText w:val="%1."/>
+      <w:lvlJc w:val="left"/>
+      <w:pPr>
+        <w:tabs>
+          <w:tab w:val="num" w:pos="720"/>
+        </w:tabs>
+        <w:ind w:left="720" w:hanging="360"/>
+      </w:pPr>
+    </w:lvl>
+    <w:lvl w:ilvl="1">
+      <w:start w:val="1"/>
+      <w:numFmt w:val="bullet"/>
+      <w:lvlText w:val="o"/>
+      <w:lvlJc w:val="left"/>
+      <w:pPr>
+        <w:tabs>
+          <w:tab w:val="num" w:pos="1440"/>
+        </w:tabs>
+        <w:ind w:left="1440" w:hanging="360"/>
+      </w:pPr>
+      <w:rPr>
+        <w:rFonts w:ascii="Courier New" w:hAnsi="Courier New" w:hint="default"/>
+        <w:sz w:val="20"/>
+      </w:rPr>
+    </w:lvl>
+    <w:lvl w:ilvl="2" w:tentative="1">
+      <w:start w:val="1"/>
+      <w:numFmt w:val="decimal"/>
+      <w:lvlText w:val="%3."/>
+      <w:lvlJc w:val="left"/>
+      <w:pPr>
+        <w:tabs>
+          <w:tab w:val="num" w:pos="2160"/>
+        </w:tabs>
+        <w:ind w:left="2160" w:hanging="360"/>
+      </w:pPr>
+    </w:lvl>
+    <w:lvl w:ilvl="3" w:tentative="1">
+      <w:start w:val="1"/>
+      <w:numFmt w:val="decimal"/>
+      <w:lvlText w:val="%4."/>
+      <w:lvlJc w:val="left"/>
+      <w:pPr>
+        <w:tabs>
+          <w:tab w:val="num" w:pos="2880"/>
+        </w:tabs>
+        <w:ind w:left="2880" w:hanging="360"/>
+      </w:pPr>
+    </w:lvl>
+    <w:lvl w:ilvl="4" w:tentative="1">
+      <w:start w:val="1"/>
+      <w:numFmt w:val="decimal"/>
+      <w:lvlText w:val="%5."/>
+      <w:lvlJc w:val="left"/>
+      <w:pPr>
+        <w:tabs>
+          <w:tab w:val="num" w:pos="3600"/>
+        </w:tabs>
+        <w:ind w:left="3600" w:hanging="360"/>
+      </w:pPr>
+    </w:lvl>
+    <w:lvl w:ilvl="5" w:tentative="1">
+      <w:start w:val="1"/>
+      <w:numFmt w:val="decimal"/>
+      <w:lvlText w:val="%6."/>
+      <w:lvlJc w:val="left"/>
+      <w:pPr>
+        <w:tabs>
+          <w:tab w:val="num" w:pos="4320"/>
+        </w:tabs>
+        <w:ind w:left="4320" w:hanging="360"/>
+      </w:pPr>
+    </w:lvl>
+    <w:lvl w:ilvl="6" w:tentative="1">
+      <w:start w:val="1"/>
+      <w:numFmt w:val="decimal"/>
+      <w:lvlText w:val="%7."/>
+      <w:lvlJc w:val="left"/>
+      <w:pPr>
+        <w:tabs>
+          <w:tab w:val="num" w:pos="5040"/>
+        </w:tabs>
+        <w:ind w:left="5040" w:hanging="360"/>
+      </w:pPr>
+    </w:lvl>
+    <w:lvl w:ilvl="7" w:tentative="1">
+      <w:start w:val="1"/>
+      <w:numFmt w:val="decimal"/>
+      <w:lvlText w:val="%8."/>
+      <w:lvlJc w:val="left"/>
+      <w:pPr>
+        <w:tabs>
+          <w:tab w:val="num" w:pos="5760"/>
+        </w:tabs>
+        <w:ind w:left="5760" w:hanging="360"/>
+      </w:pPr>
+    </w:lvl>
+    <w:lvl w:ilvl="8" w:tentative="1">
+      <w:start w:val="1"/>
+      <w:numFmt w:val="decimal"/>
+      <w:lvlText w:val="%9."/>
+      <w:lvlJc w:val="left"/>
+      <w:pPr>
+        <w:tabs>
+          <w:tab w:val="num" w:pos="6480"/>
+        </w:tabs>
+        <w:ind w:left="6480" w:hanging="360"/>
+      </w:pPr>
+    </w:lvl>
+  </w:abstractNum>
+  <w:abstractNum w:abstractNumId="12" w15:restartNumberingAfterBreak="0">
     <w:nsid w:val="476F3D17"/>
     <w:multiLevelType w:val="hybridMultilevel"/>
     <w:tmpl w:val="7D522322"/>
@@ -17129,7 +17874,7 @@
       </w:rPr>
     </w:lvl>
   </w:abstractNum>
-  <w:abstractNum w:abstractNumId="11" w15:restartNumberingAfterBreak="0">
+  <w:abstractNum w:abstractNumId="13" w15:restartNumberingAfterBreak="0">
     <w:nsid w:val="4FF23C64"/>
     <w:multiLevelType w:val="hybridMultilevel"/>
     <w:tmpl w:val="ECDC779A"/>
@@ -17242,7 +17987,7 @@
       </w:rPr>
     </w:lvl>
   </w:abstractNum>
-  <w:abstractNum w:abstractNumId="12" w15:restartNumberingAfterBreak="0">
+  <w:abstractNum w:abstractNumId="14" w15:restartNumberingAfterBreak="0">
     <w:nsid w:val="564E425A"/>
     <w:multiLevelType w:val="hybridMultilevel"/>
     <w:tmpl w:val="82183C38"/>
@@ -17355,7 +18100,7 @@
       </w:rPr>
     </w:lvl>
   </w:abstractNum>
-  <w:abstractNum w:abstractNumId="13" w15:restartNumberingAfterBreak="0">
+  <w:abstractNum w:abstractNumId="15" w15:restartNumberingAfterBreak="0">
     <w:nsid w:val="566D4EFC"/>
     <w:multiLevelType w:val="hybridMultilevel"/>
     <w:tmpl w:val="B1C44744"/>
@@ -17468,7 +18213,7 @@
       </w:rPr>
     </w:lvl>
   </w:abstractNum>
-  <w:abstractNum w:abstractNumId="14" w15:restartNumberingAfterBreak="0">
+  <w:abstractNum w:abstractNumId="16" w15:restartNumberingAfterBreak="0">
     <w:nsid w:val="59641646"/>
     <w:multiLevelType w:val="multilevel"/>
     <w:tmpl w:val="F7C2809C"/>
@@ -17581,7 +18326,7 @@
       </w:rPr>
     </w:lvl>
   </w:abstractNum>
-  <w:abstractNum w:abstractNumId="15" w15:restartNumberingAfterBreak="0">
+  <w:abstractNum w:abstractNumId="17" w15:restartNumberingAfterBreak="0">
     <w:nsid w:val="5D1070B7"/>
     <w:multiLevelType w:val="multilevel"/>
     <w:tmpl w:val="CE04FA1E"/>
@@ -17730,7 +18475,7 @@
       </w:rPr>
     </w:lvl>
   </w:abstractNum>
-  <w:abstractNum w:abstractNumId="16" w15:restartNumberingAfterBreak="0">
+  <w:abstractNum w:abstractNumId="18" w15:restartNumberingAfterBreak="0">
     <w:nsid w:val="61705EF2"/>
     <w:multiLevelType w:val="hybridMultilevel"/>
     <w:tmpl w:val="F19C91BC"/>
@@ -17819,7 +18564,7 @@
       </w:pPr>
     </w:lvl>
   </w:abstractNum>
-  <w:abstractNum w:abstractNumId="17" w15:restartNumberingAfterBreak="0">
+  <w:abstractNum w:abstractNumId="19" w15:restartNumberingAfterBreak="0">
     <w:nsid w:val="7929721D"/>
     <w:multiLevelType w:val="hybridMultilevel"/>
     <w:tmpl w:val="11F08486"/>
@@ -17933,7 +18678,7 @@
     </w:lvl>
   </w:abstractNum>
   <w:num w:numId="1" w16cid:durableId="195002169">
-    <w:abstractNumId w:val="14"/>
+    <w:abstractNumId w:val="16"/>
   </w:num>
   <w:num w:numId="2" w16cid:durableId="1091705205">
     <w:abstractNumId w:val="1"/>
@@ -17942,16 +18687,16 @@
     <w:abstractNumId w:val="2"/>
   </w:num>
   <w:num w:numId="4" w16cid:durableId="1717008181">
-    <w:abstractNumId w:val="16"/>
+    <w:abstractNumId w:val="18"/>
   </w:num>
   <w:num w:numId="5" w16cid:durableId="1998997823">
-    <w:abstractNumId w:val="10"/>
+    <w:abstractNumId w:val="12"/>
   </w:num>
   <w:num w:numId="6" w16cid:durableId="837306315">
-    <w:abstractNumId w:val="17"/>
+    <w:abstractNumId w:val="19"/>
   </w:num>
   <w:num w:numId="7" w16cid:durableId="154762596">
-    <w:abstractNumId w:val="8"/>
+    <w:abstractNumId w:val="9"/>
   </w:num>
   <w:num w:numId="8" w16cid:durableId="1873492898">
     <w:abstractNumId w:val="0"/>
@@ -17960,31 +18705,37 @@
     <w:abstractNumId w:val="3"/>
   </w:num>
   <w:num w:numId="10" w16cid:durableId="437529623">
-    <w:abstractNumId w:val="5"/>
+    <w:abstractNumId w:val="6"/>
   </w:num>
   <w:num w:numId="11" w16cid:durableId="832642688">
     <w:abstractNumId w:val="4"/>
   </w:num>
   <w:num w:numId="12" w16cid:durableId="87505187">
+    <w:abstractNumId w:val="8"/>
+  </w:num>
+  <w:num w:numId="13" w16cid:durableId="1369262643">
+    <w:abstractNumId w:val="10"/>
+  </w:num>
+  <w:num w:numId="14" w16cid:durableId="2046103594">
+    <w:abstractNumId w:val="13"/>
+  </w:num>
+  <w:num w:numId="15" w16cid:durableId="1111440049">
+    <w:abstractNumId w:val="15"/>
+  </w:num>
+  <w:num w:numId="16" w16cid:durableId="1183205127">
     <w:abstractNumId w:val="7"/>
   </w:num>
-  <w:num w:numId="13" w16cid:durableId="1369262643">
-    <w:abstractNumId w:val="9"/>
-  </w:num>
-  <w:num w:numId="14" w16cid:durableId="2046103594">
-    <w:abstractNumId w:val="11"/>
-  </w:num>
-  <w:num w:numId="15" w16cid:durableId="1111440049">
-    <w:abstractNumId w:val="13"/>
-  </w:num>
-  <w:num w:numId="16" w16cid:durableId="1183205127">
-    <w:abstractNumId w:val="6"/>
-  </w:num>
   <w:num w:numId="17" w16cid:durableId="2074355464">
-    <w:abstractNumId w:val="15"/>
+    <w:abstractNumId w:val="17"/>
   </w:num>
   <w:num w:numId="18" w16cid:durableId="357705678">
-    <w:abstractNumId w:val="12"/>
+    <w:abstractNumId w:val="14"/>
+  </w:num>
+  <w:num w:numId="19" w16cid:durableId="1726950992">
+    <w:abstractNumId w:val="5"/>
+  </w:num>
+  <w:num w:numId="20" w16cid:durableId="559248255">
+    <w:abstractNumId w:val="11"/>
   </w:num>
 </w:numbering>
 </file>
@@ -18476,10 +19227,30 @@
       <w:color w:val="2E74B5" w:themeColor="accent1" w:themeShade="BF"/>
     </w:rPr>
   </w:style>
+  <w:style w:type="paragraph" w:styleId="Heading5">
+    <w:name w:val="heading 5"/>
+    <w:basedOn w:val="Normal"/>
+    <w:next w:val="Normal"/>
+    <w:link w:val="Heading5Char"/>
+    <w:uiPriority w:val="9"/>
+    <w:semiHidden/>
+    <w:unhideWhenUsed/>
+    <w:qFormat/>
+    <w:rsid w:val="00421782"/>
+    <w:pPr>
+      <w:keepNext/>
+      <w:keepLines/>
+      <w:spacing w:before="40" w:after="0"/>
+      <w:outlineLvl w:val="4"/>
+    </w:pPr>
+    <w:rPr>
+      <w:rFonts w:asciiTheme="majorHAnsi" w:eastAsiaTheme="majorEastAsia" w:hAnsiTheme="majorHAnsi" w:cstheme="majorBidi"/>
+      <w:color w:val="2E74B5" w:themeColor="accent1" w:themeShade="BF"/>
+    </w:rPr>
+  </w:style>
   <w:style w:type="character" w:default="1" w:styleId="DefaultParagraphFont">
     <w:name w:val="Default Paragraph Font"/>
     <w:uiPriority w:val="1"/>
-    <w:semiHidden/>
     <w:unhideWhenUsed/>
   </w:style>
   <w:style w:type="table" w:default="1" w:styleId="TableNormal">
@@ -18897,6 +19668,18 @@
       <w:szCs w:val="24"/>
     </w:rPr>
   </w:style>
+  <w:style w:type="character" w:customStyle="1" w:styleId="Heading5Char">
+    <w:name w:val="Heading 5 Char"/>
+    <w:basedOn w:val="DefaultParagraphFont"/>
+    <w:link w:val="Heading5"/>
+    <w:uiPriority w:val="9"/>
+    <w:semiHidden/>
+    <w:rsid w:val="00421782"/>
+    <w:rPr>
+      <w:rFonts w:asciiTheme="majorHAnsi" w:eastAsiaTheme="majorEastAsia" w:hAnsiTheme="majorHAnsi" w:cstheme="majorBidi"/>
+      <w:color w:val="2E74B5" w:themeColor="accent1" w:themeShade="BF"/>
+    </w:rPr>
+  </w:style>
 </w:styles>
 </file>
 

--- a/FYP Reports/Final Report Template 2025 V1 - C22386123.docx
+++ b/FYP Reports/Final Report Template 2025 V1 - C22386123.docx
@@ -9667,7 +9667,31 @@
     </w:p>
     <w:p>
       <w:r>
-        <w:t>For this project, a number of existing solutions were reviewed, including ASL Fingerspeller, Silent Classroom VR, ASL Champ!, DEF-ISL, and a VR hand tracking demonstration. These were selected because they represent a mix of VR and non-VR approaches, as well as different levels of complexity. Each system is considered in terms of how it supports learning, its strengths and weaknesses, and how it influenced the design of Sign &amp; Spell VR.</w:t>
+        <w:t xml:space="preserve">For this project, </w:t>
+      </w:r>
+      <w:proofErr w:type="gramStart"/>
+      <w:r>
+        <w:t>a number of</w:t>
+      </w:r>
+      <w:proofErr w:type="gramEnd"/>
+      <w:r>
+        <w:t xml:space="preserve"> existing solutions were reviewed, including ASL </w:t>
+      </w:r>
+      <w:proofErr w:type="spellStart"/>
+      <w:r>
+        <w:t>Fingerspeller</w:t>
+      </w:r>
+      <w:proofErr w:type="spellEnd"/>
+      <w:r>
+        <w:t xml:space="preserve">, Silent Classroom VR, ASL </w:t>
+      </w:r>
+      <w:proofErr w:type="gramStart"/>
+      <w:r>
+        <w:t>Champ!,</w:t>
+      </w:r>
+      <w:proofErr w:type="gramEnd"/>
+      <w:r>
+        <w:t xml:space="preserve"> DEF-ISL, and a VR hand tracking demonstration. These were selected because they represent a mix of VR and non-VR approaches, as well as different levels of complexity. Each system is considered in terms of how it supports learning, its strengths and weaknesses, and how it influenced the design of Sign &amp; Spell VR.</w:t>
       </w:r>
     </w:p>
     <w:p/>
@@ -9677,24 +9701,77 @@
       </w:pPr>
       <w:bookmarkStart w:id="14" w:name="_Toc227182048"/>
       <w:r>
-        <w:t>2.2.2 ASL Fingerspeller – SideQuest</w:t>
+        <w:t xml:space="preserve">2.2.2 ASL </w:t>
+      </w:r>
+      <w:proofErr w:type="spellStart"/>
+      <w:r>
+        <w:t>Fingerspeller</w:t>
+      </w:r>
+      <w:proofErr w:type="spellEnd"/>
+      <w:r>
+        <w:t xml:space="preserve"> – </w:t>
+      </w:r>
+      <w:proofErr w:type="spellStart"/>
+      <w:r>
+        <w:t>SideQuest</w:t>
       </w:r>
       <w:bookmarkEnd w:id="14"/>
-    </w:p>
-    <w:p>
-      <w:r>
-        <w:t>ASL Fingerspeller is a VR app available on SideQuest that lets users practice fingerspelling in American Sign Language (ASL) using the Meta Quest headset. The app allows learners to practice spelling names, places, and random words, with a timed mode that adds some challenge to the experience. The app’s store description claims that it helps users learn the ASL alphabet quickly and easily.</w:t>
+      <w:proofErr w:type="spellEnd"/>
+    </w:p>
+    <w:p>
+      <w:r>
+        <w:t xml:space="preserve">ASL </w:t>
+      </w:r>
+      <w:proofErr w:type="spellStart"/>
+      <w:r>
+        <w:t>Fingerspeller</w:t>
+      </w:r>
+      <w:proofErr w:type="spellEnd"/>
+      <w:r>
+        <w:t xml:space="preserve"> is a VR app available on </w:t>
+      </w:r>
+      <w:proofErr w:type="spellStart"/>
+      <w:r>
+        <w:t>SideQuest</w:t>
+      </w:r>
+      <w:proofErr w:type="spellEnd"/>
+      <w:r>
+        <w:t xml:space="preserve"> that lets users practice fingerspelling in American Sign Language (ASL) using the Meta Quest headset. The app allows learners to practice spelling names, places, and random words, with a timed mode that adds some challenge to the experience. The app’s store description claims that it helps users learn the ASL alphabet quickly and easily.</w:t>
       </w:r>
     </w:p>
     <w:p>
       <w:r>
         <w:lastRenderedPageBreak/>
-        <w:t>From the Functionality aspect, ASL Fingerspeller does a good job of teaching the alphabet. However, user feedback reveals that the app can become repetitive over time, particularly when users are only practicing the alphabet. While repetition is effective for reinforcing the ASL alphabet, it doesn’t offer much Variety or Progression, which could make it harder for learners to stay engaged after mastering the basics.</w:t>
-      </w:r>
-    </w:p>
-    <w:p>
-      <w:r>
-        <w:t>For Sign &amp; Spell VR, the main takeaway from ASL Fingerspeller is the idea of incorporating challenge elements, such as quiz modes or more dynamic lessons. A gradual expansion from simple alphabet practice to everyday words and even basic sentences could help maintain the learner's engagement and motivation. This would ensure that the learning experience doesn’t become monotonous and provides learners with more opportunities to apply their knowledge in real-world contexts [1].</w:t>
+        <w:t xml:space="preserve">From the Functionality aspect, ASL </w:t>
+      </w:r>
+      <w:proofErr w:type="spellStart"/>
+      <w:r>
+        <w:t>Fingerspeller</w:t>
+      </w:r>
+      <w:proofErr w:type="spellEnd"/>
+      <w:r>
+        <w:t xml:space="preserve"> does a good job of teaching the alphabet. However, user feedback reveals that the app can become repetitive over time, particularly when users are only practicing the alphabet. While repetition is effective for reinforcing the ASL alphabet, it doesn’t offer </w:t>
+      </w:r>
+      <w:proofErr w:type="gramStart"/>
+      <w:r>
+        <w:t>much</w:t>
+      </w:r>
+      <w:proofErr w:type="gramEnd"/>
+      <w:r>
+        <w:t xml:space="preserve"> Variety or Progression, which could make it harder for learners to stay engaged after mastering the basics.</w:t>
+      </w:r>
+    </w:p>
+    <w:p>
+      <w:r>
+        <w:t xml:space="preserve">For Sign &amp; Spell VR, the main takeaway from ASL </w:t>
+      </w:r>
+      <w:proofErr w:type="spellStart"/>
+      <w:r>
+        <w:t>Fingerspeller</w:t>
+      </w:r>
+      <w:proofErr w:type="spellEnd"/>
+      <w:r>
+        <w:t xml:space="preserve"> is the idea of incorporating challenge elements, such as quiz modes or more dynamic lessons. A gradual expansion from simple alphabet practice to everyday words and even basic sentences could help maintain the learner's engagement and motivation. This would ensure that the learning experience doesn’t become monotonous and provides learners with more opportunities to apply their knowledge in real-world contexts [1].</w:t>
       </w:r>
     </w:p>
     <w:p/>
@@ -9742,7 +9819,15 @@
     </w:p>
     <w:p>
       <w:r>
-        <w:t>ASL Champ! is another VR-based learning tool that uses AI-based sign recognition to provide real-time feedback on users’ signs. According to the ScienceDirect abstract, the app gives users immediate feedback, helping them understand whether their sign is correct or not. This real-time feedback is a key feature of ASL Champ!, making it easy for users to track their progress and correct mistakes on the spot.</w:t>
+        <w:t xml:space="preserve">ASL Champ! is another VR-based learning tool that uses AI-based sign recognition to provide real-time feedback on users’ signs. According to the ScienceDirect abstract, the app gives users immediate feedback, helping them understand whether their sign is correct or not. This real-time feedback is a key feature of ASL </w:t>
+      </w:r>
+      <w:proofErr w:type="gramStart"/>
+      <w:r>
+        <w:t>Champ!,</w:t>
+      </w:r>
+      <w:proofErr w:type="gramEnd"/>
+      <w:r>
+        <w:t xml:space="preserve"> making it easy for users to track their progress and correct mistakes on the spot.</w:t>
       </w:r>
     </w:p>
     <w:p>
@@ -9837,7 +9922,15 @@
     </w:p>
     <w:p>
       <w:r>
-        <w:t>This aligns directly with the goals of Sign &amp; Spell VR, which leverages controller-free interaction to create a more intuitive learning experience. By focusing on hand-based input, Sign &amp; Spell VR aims to provide a seamless, user-friendly interface that mimics natural sign language interactions. This approach is especially beneficial for learners new to both sign language and VR technology, as it makes the system more accessible and easy to use [6].</w:t>
+        <w:t xml:space="preserve">This aligns directly with the goals of Sign &amp; Spell VR, which leverages controller-free interaction to create a more intuitive learning experience. By focusing on hand-based input, Sign &amp; Spell VR aims to provide a seamless, user-friendly interface that mimics natural sign language interactions. This approach is especially beneficial for learners new to both sign language and VR technology, as it makes the system </w:t>
+      </w:r>
+      <w:proofErr w:type="gramStart"/>
+      <w:r>
+        <w:t>more accessible and easy</w:t>
+      </w:r>
+      <w:proofErr w:type="gramEnd"/>
+      <w:r>
+        <w:t xml:space="preserve"> to use [6].</w:t>
       </w:r>
     </w:p>
     <w:p/>
@@ -10037,7 +10130,15 @@
     </w:p>
     <w:p>
       <w:r>
-        <w:t xml:space="preserve">The project uses the Godot 4 game engine as its primary development environment. Godot is free and open source, removing licensing barriers and making it suitable for a student project. Although it is less widely used than Unity or Unreal, recent versions include significantly improved support for VR through OpenXR, which is essential for Meta Quest integration. </w:t>
+        <w:t xml:space="preserve">The project uses the Godot 4 game engine as its primary development environment. Godot is free and open source, removing licensing barriers and making it suitable for a student project. Although it is less widely used than Unity or Unreal, recent versions include significantly improved support for VR through </w:t>
+      </w:r>
+      <w:proofErr w:type="spellStart"/>
+      <w:r>
+        <w:t>OpenXR</w:t>
+      </w:r>
+      <w:proofErr w:type="spellEnd"/>
+      <w:r>
+        <w:t xml:space="preserve">, which is essential for Meta Quest integration. </w:t>
       </w:r>
     </w:p>
     <w:p>
@@ -10060,7 +10161,7 @@
           <w:noProof/>
         </w:rPr>
         <w:drawing>
-          <wp:inline distT="0" distB="0" distL="0" distR="0" wp14:anchorId="6669D8C8" wp14:editId="6099C652">
+          <wp:inline distT="0" distB="0" distL="0" distR="0" wp14:anchorId="6669D8C8" wp14:editId="3C546353">
             <wp:extent cx="4269920" cy="2401948"/>
             <wp:effectExtent l="0" t="0" r="0" b="0"/>
             <wp:docPr id="908490835" name="Picture 11" descr="Движок Godot получил новый плагин поддержки OpenXR | Голографика"/>
@@ -10130,8 +10231,21 @@
           <w:sz w:val="18"/>
           <w:szCs w:val="18"/>
         </w:rPr>
-        <w:t>Figure 3: Godot and OpenXR</w:t>
-      </w:r>
+        <w:t xml:space="preserve">Figure 3: Godot and </w:t>
+      </w:r>
+      <w:proofErr w:type="spellStart"/>
+      <w:r>
+        <w:rPr>
+          <w:rFonts w:cstheme="minorHAnsi"/>
+          <w:i/>
+          <w:iCs/>
+          <w:color w:val="595959" w:themeColor="text1" w:themeTint="A6"/>
+          <w:sz w:val="18"/>
+          <w:szCs w:val="18"/>
+        </w:rPr>
+        <w:t>OpenXR</w:t>
+      </w:r>
+      <w:proofErr w:type="spellEnd"/>
     </w:p>
     <w:p>
       <w:pPr>
@@ -10151,18 +10265,58 @@
           <w:color w:val="2E74B5" w:themeColor="accent1" w:themeShade="BF"/>
         </w:rPr>
         <w:lastRenderedPageBreak/>
-        <w:t>2.3.3 GDScript</w:t>
+        <w:t xml:space="preserve">2.3.3 </w:t>
+      </w:r>
+      <w:proofErr w:type="spellStart"/>
+      <w:r>
+        <w:rPr>
+          <w:color w:val="2E74B5" w:themeColor="accent1" w:themeShade="BF"/>
+        </w:rPr>
+        <w:t>GDScript</w:t>
       </w:r>
       <w:bookmarkEnd w:id="25"/>
-    </w:p>
-    <w:p>
-      <w:r>
-        <w:t>Most of the project’s logic is implemented in GDScript, Godot’s built-in scripting language. GDScript has a syntax similar to Python, which makes it easier to learn and read, especially for developers with some prior Python experience. Alternative languages such as C# are supported, but they typically require more configuration and are less tightly integrated into the engine’s workflow.</w:t>
-      </w:r>
-    </w:p>
-    <w:p>
-      <w:r>
-        <w:t>Using GDScript allows rapid iteration and testing when implementing features such as hand-movement checks, correctness feedback, and saving user progress. This reduces overhead when experimenting with new ideas or fixing bugs, which is particularly valuable in a project that involves frequent changes to interaction logic and UI behaviour. [8]</w:t>
+      <w:proofErr w:type="spellEnd"/>
+    </w:p>
+    <w:p>
+      <w:r>
+        <w:t xml:space="preserve">Most of the project’s logic is implemented in </w:t>
+      </w:r>
+      <w:proofErr w:type="spellStart"/>
+      <w:r>
+        <w:t>GDScript</w:t>
+      </w:r>
+      <w:proofErr w:type="spellEnd"/>
+      <w:r>
+        <w:t xml:space="preserve">, Godot’s built-in scripting language. </w:t>
+      </w:r>
+      <w:proofErr w:type="spellStart"/>
+      <w:r>
+        <w:t>GDScript</w:t>
+      </w:r>
+      <w:proofErr w:type="spellEnd"/>
+      <w:r>
+        <w:t xml:space="preserve"> has a syntax </w:t>
+      </w:r>
+      <w:proofErr w:type="gramStart"/>
+      <w:r>
+        <w:t>similar to</w:t>
+      </w:r>
+      <w:proofErr w:type="gramEnd"/>
+      <w:r>
+        <w:t xml:space="preserve"> Python, which makes it easier to learn and read, especially for developers with some prior Python experience. Alternative languages such as C# are supported, but they typically require more configuration and are less tightly integrated into the engine’s workflow.</w:t>
+      </w:r>
+    </w:p>
+    <w:p>
+      <w:r>
+        <w:t xml:space="preserve">Using </w:t>
+      </w:r>
+      <w:proofErr w:type="spellStart"/>
+      <w:r>
+        <w:t>GDScript</w:t>
+      </w:r>
+      <w:proofErr w:type="spellEnd"/>
+      <w:r>
+        <w:t xml:space="preserve"> allows rapid iteration and testing when implementing features such as hand-movement checks, correctness feedback, and saving user progress. This reduces overhead when experimenting with new ideas or fixing bugs, which is particularly valuable in a project that involves frequent changes to interaction logic and UI behaviour. [8]</w:t>
       </w:r>
     </w:p>
     <w:p>
@@ -10177,18 +10331,55 @@
         <w:rPr>
           <w:color w:val="2E74B5" w:themeColor="accent1" w:themeShade="BF"/>
         </w:rPr>
-        <w:t>2.3.4 OpenXR</w:t>
+        <w:t xml:space="preserve">2.3.4 </w:t>
+      </w:r>
+      <w:proofErr w:type="spellStart"/>
+      <w:r>
+        <w:rPr>
+          <w:color w:val="2E74B5" w:themeColor="accent1" w:themeShade="BF"/>
+        </w:rPr>
+        <w:t>OpenXR</w:t>
       </w:r>
       <w:bookmarkEnd w:id="26"/>
-    </w:p>
-    <w:p>
-      <w:r>
-        <w:t xml:space="preserve">The project uses OpenXR with Godot 4 as the foundation for VR support on Meta Quest 3. OpenXR is an open standard that defines how VR hardware and applications communicate, allowing the application to work more smoothly across compatible devices. Godot 4 includes native OpenXR support, so activating the plugin and following available guides is sufficient to enable core VR features. </w:t>
-      </w:r>
-    </w:p>
-    <w:p>
-      <w:r>
-        <w:t>OpenXR provides access to essential capabilities such as head tracking and hand tracking without requiring custom low-level integrations. This allows the hand-tracking module in Sign &amp; Spell VR to obtain real sensor data from the Quest and feed it directly into the sign-recognition logic during practice sessions. It also contributes to a smoother, less glitchy VR experience, which is important for beginners who may be sensitive to latency or instability. By following the official documentation and examples, VR rendering and tracking could be enabled relatively quickly, allowing more development time to focus on ISL-specific features rather than platform integration. [8]</w:t>
+      <w:proofErr w:type="spellEnd"/>
+    </w:p>
+    <w:p>
+      <w:r>
+        <w:t xml:space="preserve">The project uses </w:t>
+      </w:r>
+      <w:proofErr w:type="spellStart"/>
+      <w:r>
+        <w:t>OpenXR</w:t>
+      </w:r>
+      <w:proofErr w:type="spellEnd"/>
+      <w:r>
+        <w:t xml:space="preserve"> with Godot 4 as the foundation for VR support on Meta Quest 3. </w:t>
+      </w:r>
+      <w:proofErr w:type="spellStart"/>
+      <w:r>
+        <w:t>OpenXR</w:t>
+      </w:r>
+      <w:proofErr w:type="spellEnd"/>
+      <w:r>
+        <w:t xml:space="preserve"> is an open standard that defines how VR hardware and applications communicate, allowing the application to work more smoothly across compatible devices. Godot 4 includes native </w:t>
+      </w:r>
+      <w:proofErr w:type="spellStart"/>
+      <w:r>
+        <w:t>OpenXR</w:t>
+      </w:r>
+      <w:proofErr w:type="spellEnd"/>
+      <w:r>
+        <w:t xml:space="preserve"> support, so activating the plugin and following available guides is sufficient to enable core VR features. </w:t>
+      </w:r>
+    </w:p>
+    <w:p>
+      <w:proofErr w:type="spellStart"/>
+      <w:r>
+        <w:t>OpenXR</w:t>
+      </w:r>
+      <w:proofErr w:type="spellEnd"/>
+      <w:r>
+        <w:t xml:space="preserve"> provides access to essential capabilities such as head tracking and hand tracking without requiring custom low-level integrations. This allows the hand-tracking module in Sign &amp; Spell VR to obtain real sensor data from the Quest and feed it directly into the sign-recognition logic during practice sessions. It also contributes to a smoother, less glitchy VR experience, which is important for beginners who may be sensitive to latency or instability. By following the official documentation and examples, VR rendering and tracking could be enabled relatively quickly, allowing more development time to focus on ISL-specific features rather than platform integration. [8]</w:t>
       </w:r>
     </w:p>
     <w:p>
@@ -10353,7 +10544,15 @@
         <w:t>Unity</w:t>
       </w:r>
       <w:r>
-        <w:t xml:space="preserve"> was considered as a potential engine because it is widely used for VR and offers many built-in features and assets. However, the overall setup was judged to be less beginner-friendly, especially for quickly enabling hand tracking and OpenXR-based VR. The configuration process can be complex, with many options and systems that are not directly relevant to this project’s scope. Unity’s licensing model can also introduce limits or costs when using certain features, which is less suitable for a student project. </w:t>
+        <w:t xml:space="preserve"> was considered as a potential engine because it is widely used for VR and offers many built-in features and assets. However, the overall setup was judged to be less beginner-friendly, especially for quickly enabling hand tracking and </w:t>
+      </w:r>
+      <w:proofErr w:type="spellStart"/>
+      <w:r>
+        <w:t>OpenXR</w:t>
+      </w:r>
+      <w:proofErr w:type="spellEnd"/>
+      <w:r>
+        <w:t xml:space="preserve">-based VR. The configuration process can be complex, with many options and systems that are not directly relevant to this project’s scope. Unity’s licensing model can also introduce limits or costs when using certain features, which is less suitable for a student project. </w:t>
       </w:r>
     </w:p>
     <w:p>
@@ -10399,7 +10598,15 @@
     </w:p>
     <w:p>
       <w:r>
-        <w:t>JSON files integrate cleanly with Godot’s FileAccess API, require minimal setup, and are easy to inspect and debug during development. This keeps the architecture simple while satisfying the requirement for persistent local storage. If the project later expands to support multi-user scenarios or centralised analytics, the JSON data model can still be migrated to a database-backed solution, but for the current prototype, file-based storage is the most practical choice.</w:t>
+        <w:t xml:space="preserve">JSON files integrate cleanly with Godot’s </w:t>
+      </w:r>
+      <w:proofErr w:type="spellStart"/>
+      <w:r>
+        <w:t>FileAccess</w:t>
+      </w:r>
+      <w:proofErr w:type="spellEnd"/>
+      <w:r>
+        <w:t xml:space="preserve"> API, require minimal setup, and are easy to inspect and debug during development. This keeps the architecture simple while satisfying the requirement for persistent local storage. If the project later expands to support multi-user scenarios or centralised analytics, the JSON data model can still be migrated to a database-backed solution, but for the current prototype, file-based storage is the most practical choice.</w:t>
       </w:r>
     </w:p>
     <w:p/>
@@ -10505,34 +10712,28 @@
         <w:pStyle w:val="Heading3"/>
       </w:pPr>
       <w:r>
+        <w:t>2.4.3 Sign Language Recognition and Interdisciplinary Challenges</w:t>
+      </w:r>
+    </w:p>
+    <w:p>
+      <w:r>
+        <w:t>The paper by Bragg et al. discusses the interdisciplinary challenges in developing AI systems for sign language recognition, particularly the ethical dilemmas that arise when the Deaf community is not consulted during the development process. The authors argue that sign languages are complex, involving not just hand gestures but also facial expressions and body movements, which can vary widely between communities. They highlight that technology often fails to respect linguistic identity, leading to misrepresentation and harmful stereotypes.</w:t>
+      </w:r>
+    </w:p>
+    <w:p>
+      <w:r>
+        <w:t>This research is highly relevant for Sign &amp; Spell VR as it informs the decision to avoid relying on AI-based sign recognition for now, as it might misinterpret signs or fail to capture the nuances of ISL. Instead, the app uses a rule-based system for hand tracking and feedback, ensuring that signs are interpreted consistently and accurately. This decision aligns with ethical principles by focusing on accuracy and respect for the linguistic integrity of ISL [10].</w:t>
+      </w:r>
+    </w:p>
+    <w:p/>
+    <w:p>
+      <w:pPr>
+        <w:pStyle w:val="Heading3"/>
+      </w:pPr>
+      <w:r>
         <w:t>2.4.</w:t>
       </w:r>
       <w:r>
-        <w:t>3</w:t>
-      </w:r>
-      <w:r>
-        <w:t xml:space="preserve"> Sign Language Recognition and Interdisciplinary Challenges</w:t>
-      </w:r>
-    </w:p>
-    <w:p>
-      <w:r>
-        <w:t>The paper by Bragg et al. discusses the interdisciplinary challenges in developing AI systems for sign language recognition, particularly the ethical dilemmas that arise when the Deaf community is not consulted during the development process. The authors argue that sign languages are complex, involving not just hand gestures but also facial expressions and body movements, which can vary widely between communities. They highlight that technology often fails to respect linguistic identity, leading to misrepresentation and harmful stereotypes.</w:t>
-      </w:r>
-    </w:p>
-    <w:p>
-      <w:r>
-        <w:t>This research is highly relevant for Sign &amp; Spell VR as it informs the decision to avoid relying on AI-based sign recognition for now, as it might misinterpret signs or fail to capture the nuances of ISL. Instead, the app uses a rule-based system for hand tracking and feedback, ensuring that signs are interpreted consistently and accurately. This decision aligns with ethical principles by focusing on accuracy and respect for the linguistic integrity of ISL [10].</w:t>
-      </w:r>
-    </w:p>
-    <w:p/>
-    <w:p>
-      <w:pPr>
-        <w:pStyle w:val="Heading3"/>
-      </w:pPr>
-      <w:r>
-        <w:t>2.4.</w:t>
-      </w:r>
-      <w:r>
         <w:t>4</w:t>
       </w:r>
       <w:r>
@@ -10541,7 +10742,10 @@
     </w:p>
     <w:p>
       <w:r>
-        <w:t xml:space="preserve">Kafle et al. discuss the fairness of AI systems designed for Deaf or Hard of Hearing (DHH) users. The paper highlights that many AI systems perform poorly with Deaf users, especially due to limited or </w:t>
+        <w:t>SIGACCESS</w:t>
+      </w:r>
+      <w:r>
+        <w:t xml:space="preserve"> discuss the fairness of AI systems designed for Deaf or Hard of Hearing (DHH) users. The paper highlights that many AI systems perform poorly with Deaf users, especially due to limited or </w:t>
       </w:r>
       <w:r>
         <w:lastRenderedPageBreak/>
@@ -10603,16 +10807,7 @@
         </w:rPr>
       </w:pPr>
       <w:r>
-        <w:t>The SISI (Strategic and Interactive Signing Instruction) framework, as outlined in the paper "Designing Strategic and Interactive Signing Instruction</w:t>
-      </w:r>
-      <w:r>
-        <w:t>”,</w:t>
-      </w:r>
-      <w:r>
-        <w:t xml:space="preserve"> offers a comprehensive approach to teaching sign language, which directly informs the development of Sign &amp; Spell VR. This framework incorporates proven teaching strategies to foster signed literacy skills through interactive learning cycles, and its focus on gradual skill-building, paired with visual aids and feedback, aligns well with the goals of the Sign &amp; Spell VR project</w:t>
-      </w:r>
-      <w:r>
-        <w:t>.[</w:t>
+        <w:t>The SISI (Strategic and Interactive Signing Instruction) framework, as outlined in the paper "Designing Strategic and Interactive Signing Instruction”, offers a comprehensive approach to teaching sign language, which directly informs the development of Sign &amp; Spell VR. This framework incorporates proven teaching strategies to foster signed literacy skills through interactive learning cycles, and its focus on gradual skill-building, paired with visual aids and feedback, aligns well with the goals of the Sign &amp; Spell VR project.[</w:t>
       </w:r>
       <w:r>
         <w:t>20]</w:t>
@@ -11185,6 +11380,119 @@
       <w:bookmarkEnd w:id="37"/>
       <w:bookmarkEnd w:id="38"/>
     </w:p>
+    <w:p>
+      <w:r>
+        <w:t xml:space="preserve">The research conducted in this chapter reveals that there is a broad spectrum of existing solutions for sign language learning, each varying in technological approach, interactivity, and educational methods. While tools like ASL </w:t>
+      </w:r>
+      <w:proofErr w:type="spellStart"/>
+      <w:r>
+        <w:t>Fingerspeller</w:t>
+      </w:r>
+      <w:proofErr w:type="spellEnd"/>
+      <w:r>
+        <w:t xml:space="preserve">, Silent Classroom VR, and ASL Champ! demonstrate the potential for VR-based sign language learning, none fully address the specific needs of Irish Sign Language (ISL) learners. The analysis of these tools, framed within the FURPS model, highlighted important lessons that directly informed the design and functionality of </w:t>
+      </w:r>
+      <w:r>
+        <w:rPr>
+          <w:i/>
+          <w:iCs/>
+        </w:rPr>
+        <w:t>Sign &amp; Spell VR</w:t>
+      </w:r>
+      <w:r>
+        <w:t>. Notably, the importance of incorporating challenge elements, such as dynamic quizzes and personalized learning progression, was emphasized.</w:t>
+      </w:r>
+    </w:p>
+    <w:p>
+      <w:r>
+        <w:t xml:space="preserve">However, limitations in existing solutions, such as the lack of real-time feedback, poor adaptation for beginners, and limited language focus, served as key drivers for the design of </w:t>
+      </w:r>
+      <w:r>
+        <w:rPr>
+          <w:i/>
+          <w:iCs/>
+        </w:rPr>
+        <w:t>Sign &amp; Spell VR</w:t>
+      </w:r>
+      <w:r>
+        <w:t xml:space="preserve">. By offering a more interactive experience and tailoring the application to ISL learners, the project aims to fill the gaps identified in the literature. The review also highlighted the importance of keeping the system simple and intuitive for users who may have no prior experience with VR or sign language. In contrast to more immersive classroom-based applications, </w:t>
+      </w:r>
+      <w:r>
+        <w:rPr>
+          <w:i/>
+          <w:iCs/>
+        </w:rPr>
+        <w:t>Sign &amp; Spell VR</w:t>
+      </w:r>
+      <w:r>
+        <w:t xml:space="preserve"> prioritizes short, focused practice loops, enabling users to learn in bite-sized sessions.</w:t>
+      </w:r>
+    </w:p>
+    <w:p>
+      <w:r>
+        <w:t xml:space="preserve">The research also delved into the technologies and frameworks used to build </w:t>
+      </w:r>
+      <w:r>
+        <w:rPr>
+          <w:i/>
+          <w:iCs/>
+        </w:rPr>
+        <w:t>Sign &amp; Spell VR</w:t>
+      </w:r>
+      <w:r>
+        <w:t xml:space="preserve">. By opting for Godot 4 and leveraging the Meta Quest 3’s hand tracking capabilities, the project avoids the complexities associated with other engines like Unity or Unreal, making it more accessible for a student-level VR prototype. Technologies such as </w:t>
+      </w:r>
+      <w:proofErr w:type="spellStart"/>
+      <w:r>
+        <w:t>GDScript</w:t>
+      </w:r>
+      <w:proofErr w:type="spellEnd"/>
+      <w:r>
+        <w:t xml:space="preserve">, </w:t>
+      </w:r>
+      <w:proofErr w:type="spellStart"/>
+      <w:r>
+        <w:t>OpenXR</w:t>
+      </w:r>
+      <w:proofErr w:type="spellEnd"/>
+      <w:r>
+        <w:t>, and Blender were carefully selected to streamline development, reduce overhead, and create an immersive, stable experience. Moreover, the decision to rely on file-based storage for user progress, rather than complex database solutions, reflects the project’s aim to balance functionality with simplicity.</w:t>
+      </w:r>
+    </w:p>
+    <w:p>
+      <w:r>
+        <w:t xml:space="preserve">On the ethical side, the review stressed the importance of cultural sensitivity and the need for community involvement in the development process. Research on the FATE landscape, sign language recognition, and AI fairness further emphasized the responsibility of developers to ensure that sign language applications are not only technically proficient but also culturally respectful. For </w:t>
+      </w:r>
+      <w:r>
+        <w:rPr>
+          <w:i/>
+          <w:iCs/>
+        </w:rPr>
+        <w:t>Sign &amp; Spell VR</w:t>
+      </w:r>
+      <w:r>
+        <w:t>, this means avoiding the use of AI-driven sign recognition systems and instead opting for a rule-based system that prioritizes accuracy and user clarity. Moreover, the integration of the SISI (Strategic and Interactive Signing Instruction) framework in the project ensures that learning is scaffolded, interactive, and accessible, aligning with best practices for language acquisition.</w:t>
+      </w:r>
+    </w:p>
+    <w:p>
+      <w:r>
+        <w:t xml:space="preserve">In conclusion, this chapter has not only reviewed and critiqued existing solutions but also integrated these insights into the design of </w:t>
+      </w:r>
+      <w:r>
+        <w:rPr>
+          <w:i/>
+          <w:iCs/>
+        </w:rPr>
+        <w:t>Sign &amp; Spell VR</w:t>
+      </w:r>
+      <w:r>
+        <w:t xml:space="preserve">. By carefully considering existing research, </w:t>
+      </w:r>
+      <w:r>
+        <w:lastRenderedPageBreak/>
+        <w:t>technological capabilities, and ethical standards, the project has laid a solid foundation for further development, ensuring that the final product is both effective in teaching ISL and respectful to the Deaf community. The insights gained here will guide future iterations of the system, with the potential for expanding the scope beyond the ISL alphabet to more complex vocabulary and broader educational features.</w:t>
+      </w:r>
+    </w:p>
     <w:p/>
     <w:p/>
     <w:p>
@@ -11317,7 +11625,15 @@
     </w:p>
     <w:p>
       <w:r>
-        <w:t>Navigation is handled through basic hand interactions rather than more complex gestures. While more advanced controls were considered, they were often unreliable or unintuitive during testing. Keeping interactions simple made the system easier to use, even if it limited the level of control available to the user.</w:t>
+        <w:t xml:space="preserve">Navigation is handled through basic hand interactions rather than more complex gestures. While more advanced controls were considered, they were often unreliable or unintuitive during testing. Keeping interactions </w:t>
+      </w:r>
+      <w:proofErr w:type="gramStart"/>
+      <w:r>
+        <w:t>simple</w:t>
+      </w:r>
+      <w:proofErr w:type="gramEnd"/>
+      <w:r>
+        <w:t xml:space="preserve"> made the system easier to use, even if it limited the level of control available to the user.</w:t>
       </w:r>
     </w:p>
     <w:p/>
@@ -11860,7 +12176,15 @@
         </w:numPr>
       </w:pPr>
       <w:r>
-        <w:t>The app should use Meta Quest 3 hand tracking so users don’t need controllers. This was chosen to make the experience feel more natural, although it can sometimes be less reliable.</w:t>
+        <w:t xml:space="preserve">The app should use Meta Quest 3 hand </w:t>
+      </w:r>
+      <w:proofErr w:type="gramStart"/>
+      <w:r>
+        <w:t>tracking</w:t>
+      </w:r>
+      <w:proofErr w:type="gramEnd"/>
+      <w:r>
+        <w:t xml:space="preserve"> so users don’t need controllers. This was chosen to make the experience feel more natural, although it can sometimes be less reliable.</w:t>
       </w:r>
     </w:p>
     <w:p>
@@ -11933,7 +12257,15 @@
         </w:numPr>
       </w:pPr>
       <w:r>
-        <w:t>The app should be built using Godot 4, GDScript, and Blender, mainly because they are easier to work with. However, this might limit performance compared to other engines.</w:t>
+        <w:t xml:space="preserve">The app should be built using Godot 4, </w:t>
+      </w:r>
+      <w:proofErr w:type="spellStart"/>
+      <w:r>
+        <w:t>GDScript</w:t>
+      </w:r>
+      <w:proofErr w:type="spellEnd"/>
+      <w:r>
+        <w:t>, and Blender, mainly because they are easier to work with. However, this might limit performance compared to other engines.</w:t>
       </w:r>
     </w:p>
     <w:p>
@@ -11945,7 +12277,15 @@
         </w:numPr>
       </w:pPr>
       <w:r>
-        <w:t>Accessibility should be considered where possible, including support for beginners and left-handed users. Not all of this is fully implemented yet, but it was still kept in mind during development.</w:t>
+        <w:t xml:space="preserve">Accessibility should be considered where possible, including support for beginners and left-handed users. Not all of this is fully implemented yet, but it was </w:t>
+      </w:r>
+      <w:proofErr w:type="gramStart"/>
+      <w:r>
+        <w:t>still kept</w:t>
+      </w:r>
+      <w:proofErr w:type="gramEnd"/>
+      <w:r>
+        <w:t xml:space="preserve"> in mind during development.</w:t>
       </w:r>
     </w:p>
     <w:p>
@@ -11985,7 +12325,15 @@
     </w:p>
     <w:p>
       <w:r>
-        <w:t>After the requirements were gathered, they were organised in a way that would keep the overall scope clear and manageable. The requirements were split into two main categories: functional and non-functional. Functional requirements focus on what the system actually does, such as recognising signs, providing feedback, or saving user progress. Non-functional requirements are more about how the system behaves overall, including aspects like performance, usability, and simplicity.</w:t>
+        <w:t xml:space="preserve">After the requirements were gathered, they were organised in a way that would keep the overall scope clear and manageable. The requirements were split into two main categories: functional and non-functional. Functional requirements focus on what the system </w:t>
+      </w:r>
+      <w:proofErr w:type="gramStart"/>
+      <w:r>
+        <w:t>actually does</w:t>
+      </w:r>
+      <w:proofErr w:type="gramEnd"/>
+      <w:r>
+        <w:t>, such as recognising signs, providing feedback, or saving user progress. Non-functional requirements are more about how the system behaves overall, including aspects like performance, usability, and simplicity.</w:t>
       </w:r>
     </w:p>
     <w:p>
@@ -12582,7 +12930,15 @@
     </w:p>
     <w:p>
       <w:r>
-        <w:t>With several possible features identified, it became necessary to decide what should actually be implemented within the time available. The focus was placed on features that directly affect whether the system works or not, rather than those that simply improve the experience.</w:t>
+        <w:t xml:space="preserve">With several possible features identified, it became necessary to decide what should </w:t>
+      </w:r>
+      <w:proofErr w:type="gramStart"/>
+      <w:r>
+        <w:t>actually be</w:t>
+      </w:r>
+      <w:proofErr w:type="gramEnd"/>
+      <w:r>
+        <w:t xml:space="preserve"> implemented within the time available. The focus was placed on features that directly affect whether the system works or not, rather than those that simply improve the experience.</w:t>
       </w:r>
     </w:p>
     <w:p>
@@ -12857,7 +13213,15 @@
         </w:rPr>
       </w:pPr>
       <w:r>
-        <w:t>These requirements describe the main features that the application needs in order to function as a basic ISL learning tool:</w:t>
+        <w:t xml:space="preserve">These requirements describe the main features that the application needs </w:t>
+      </w:r>
+      <w:proofErr w:type="gramStart"/>
+      <w:r>
+        <w:t>in order to</w:t>
+      </w:r>
+      <w:proofErr w:type="gramEnd"/>
+      <w:r>
+        <w:t xml:space="preserve"> function as a basic ISL learning tool:</w:t>
       </w:r>
     </w:p>
     <w:p>
@@ -12896,7 +13260,21 @@
           <w:rFonts w:cstheme="minorHAnsi"/>
         </w:rPr>
         <w:lastRenderedPageBreak/>
-        <w:t xml:space="preserve">The system should recognise ISL signs and provide immediate feedback to the user. This allows learners to understand whether they performed a sign correctly, but depends heavily on how reliable the recognition system is. </w:t>
+        <w:t xml:space="preserve">The system should recognise ISL signs and provide immediate feedback to the user. This allows learners to understand whether they performed a sign </w:t>
+      </w:r>
+      <w:proofErr w:type="gramStart"/>
+      <w:r>
+        <w:rPr>
+          <w:rFonts w:cstheme="minorHAnsi"/>
+        </w:rPr>
+        <w:t>correctly, but</w:t>
+      </w:r>
+      <w:proofErr w:type="gramEnd"/>
+      <w:r>
+        <w:rPr>
+          <w:rFonts w:cstheme="minorHAnsi"/>
+        </w:rPr>
+        <w:t xml:space="preserve"> depends heavily on how reliable the recognition system is. </w:t>
       </w:r>
     </w:p>
     <w:p>
@@ -13078,7 +13456,15 @@
     </w:p>
     <w:p>
       <w:r>
-        <w:t>Having a basic structure for how the system components interact helps make development more manageable. At this stage, the architecture is kept fairly simple and is mainly split into three core modules:</w:t>
+        <w:t xml:space="preserve">Having a basic structure for how the system components interact helps make development more manageable. At this stage, the architecture is kept </w:t>
+      </w:r>
+      <w:proofErr w:type="gramStart"/>
+      <w:r>
+        <w:t>fairly simple</w:t>
+      </w:r>
+      <w:proofErr w:type="gramEnd"/>
+      <w:r>
+        <w:t xml:space="preserve"> and is mainly split into three core modules:</w:t>
       </w:r>
     </w:p>
     <w:p>
@@ -13133,7 +13519,21 @@
         <w:rPr>
           <w:rFonts w:cstheme="minorHAnsi"/>
         </w:rPr>
-        <w:t>Uses the Meta Quest 3’s built-in tracking (via OpenXR) to capture hand and finger positions in real time.</w:t>
+        <w:t xml:space="preserve">Uses the Meta Quest 3’s built-in tracking (via </w:t>
+      </w:r>
+      <w:proofErr w:type="spellStart"/>
+      <w:r>
+        <w:rPr>
+          <w:rFonts w:cstheme="minorHAnsi"/>
+        </w:rPr>
+        <w:t>OpenXR</w:t>
+      </w:r>
+      <w:proofErr w:type="spellEnd"/>
+      <w:r>
+        <w:rPr>
+          <w:rFonts w:cstheme="minorHAnsi"/>
+        </w:rPr>
+        <w:t>) to capture hand and finger positions in real time.</w:t>
       </w:r>
     </w:p>
     <w:p>
@@ -13571,7 +13971,15 @@
     </w:p>
     <w:p>
       <w:r>
-        <w:t>Rather than treating the requirements as fixed, they were used as a guide to shape design decisions throughout development. In some cases, this meant simplifying or adjusting features so that they could be realistically implemented within the given time. Because of this, the design reflects a balance between what was originally planned and what could actually be achieved in practice.</w:t>
+        <w:t xml:space="preserve">Rather than treating the requirements as fixed, they were used as a guide to shape design decisions throughout development. In some cases, this meant simplifying or adjusting features so that they could be realistically implemented within the given time. Because of this, the design reflects a balance between what was originally planned and what could </w:t>
+      </w:r>
+      <w:proofErr w:type="gramStart"/>
+      <w:r>
+        <w:t>actually be</w:t>
+      </w:r>
+      <w:proofErr w:type="gramEnd"/>
+      <w:r>
+        <w:t xml:space="preserve"> achieved in practice.</w:t>
       </w:r>
     </w:p>
     <w:p/>
@@ -13882,6 +14290,11 @@
       <w:bookmarkEnd w:id="88"/>
       <w:bookmarkEnd w:id="89"/>
     </w:p>
+    <w:p>
+      <w:r>
+        <w:t>This section breaks down how the different parts of the Sign &amp; Spell VR system work together. It looks at how the software components are structured logically, how data flows between them, and how the physical hardware supports everything. It also explains the benefits of organizing the system in smaller, separate parts, which helps keep things more manageable during development.</w:t>
+      </w:r>
+    </w:p>
     <w:p/>
     <w:p>
       <w:pPr>
@@ -13894,6 +14307,143 @@
       <w:bookmarkEnd w:id="90"/>
     </w:p>
     <w:p>
+      <w:r>
+        <w:t>The logical architecture is like the blueprint of the system. It helps to visualize how all the software components connect and communicate with each other. For Sign &amp; Spell VR, this architecture involves three main components, each of which has a specific job to do, and these components need to work together smoothly.</w:t>
+      </w:r>
+    </w:p>
+    <w:p>
+      <w:pPr>
+        <w:numPr>
+          <w:ilvl w:val="0"/>
+          <w:numId w:val="21"/>
+        </w:numPr>
+      </w:pPr>
+      <w:r>
+        <w:rPr>
+          <w:b/>
+          <w:bCs/>
+        </w:rPr>
+        <w:t>Hand Tracking and Gesture Recognition Module</w:t>
+      </w:r>
+      <w:r>
+        <w:t xml:space="preserve">: </w:t>
+      </w:r>
+    </w:p>
+    <w:p>
+      <w:pPr>
+        <w:numPr>
+          <w:ilvl w:val="1"/>
+          <w:numId w:val="21"/>
+        </w:numPr>
+      </w:pPr>
+      <w:r>
+        <w:t xml:space="preserve">This is the first and most important module. It uses the Meta Quest 3's built-in hand tracking to track the user’s hand movements and detect the shapes of their hands. The tracking module sends data about where each finger is, and how the hand is positioned, in real-time. </w:t>
+      </w:r>
+    </w:p>
+    <w:p>
+      <w:pPr>
+        <w:numPr>
+          <w:ilvl w:val="1"/>
+          <w:numId w:val="21"/>
+        </w:numPr>
+      </w:pPr>
+      <w:r>
+        <w:t xml:space="preserve">Once the hand movements are captured, they are passed to the gesture recognition system. This system compares the user’s hand shape to a set of predefined ISL (Irish Sign Language) letters. If the hand shape matches a letter from the ISL alphabet, the system recognizes the gesture as correct. If not, it asks the user to try again. </w:t>
+      </w:r>
+    </w:p>
+    <w:p>
+      <w:pPr>
+        <w:numPr>
+          <w:ilvl w:val="0"/>
+          <w:numId w:val="21"/>
+        </w:numPr>
+      </w:pPr>
+      <w:r>
+        <w:rPr>
+          <w:b/>
+          <w:bCs/>
+        </w:rPr>
+        <w:t>Feedback Engine</w:t>
+      </w:r>
+      <w:r>
+        <w:t xml:space="preserve">: </w:t>
+      </w:r>
+    </w:p>
+    <w:p>
+      <w:pPr>
+        <w:numPr>
+          <w:ilvl w:val="1"/>
+          <w:numId w:val="21"/>
+        </w:numPr>
+      </w:pPr>
+      <w:r>
+        <w:t xml:space="preserve">After the hand gesture is recognized, the feedback engine takes over. If the user’s hand sign is correct, it immediately shows positive feedback (for example, a green checkmark or a “correct” message). If the hand sign is incorrect, it displays a red signal or gives a message like "try again." </w:t>
+      </w:r>
+    </w:p>
+    <w:p>
+      <w:pPr>
+        <w:numPr>
+          <w:ilvl w:val="1"/>
+          <w:numId w:val="21"/>
+        </w:numPr>
+      </w:pPr>
+      <w:r>
+        <w:lastRenderedPageBreak/>
+        <w:t xml:space="preserve">This real-time feedback helps learners know instantly whether they’re doing the sign correctly or not, which is key for effective learning. The feedback engine must be quick and responsive because any delay in feedback could confuse users, especially beginners. </w:t>
+      </w:r>
+    </w:p>
+    <w:p>
+      <w:pPr>
+        <w:numPr>
+          <w:ilvl w:val="0"/>
+          <w:numId w:val="21"/>
+        </w:numPr>
+      </w:pPr>
+      <w:r>
+        <w:rPr>
+          <w:b/>
+          <w:bCs/>
+        </w:rPr>
+        <w:t>User Interface (UI) Module</w:t>
+      </w:r>
+      <w:r>
+        <w:t xml:space="preserve">: </w:t>
+      </w:r>
+    </w:p>
+    <w:p>
+      <w:pPr>
+        <w:numPr>
+          <w:ilvl w:val="1"/>
+          <w:numId w:val="21"/>
+        </w:numPr>
+      </w:pPr>
+      <w:r>
+        <w:t xml:space="preserve">The UI module is the part that the user interacts with directly. It controls the visual aspects of the application, like the menus, lesson instructions, and feedback displays. The interface is simple to make sure it’s not overwhelming, especially for users who may not be familiar with VR. </w:t>
+      </w:r>
+    </w:p>
+    <w:p>
+      <w:pPr>
+        <w:numPr>
+          <w:ilvl w:val="1"/>
+          <w:numId w:val="21"/>
+        </w:numPr>
+      </w:pPr>
+      <w:r>
+        <w:t xml:space="preserve">The UI module shows things like 3D hand models demonstrating the correct form of each ISL letter. It also includes buttons for navigating between different lessons and provides clear visual cues for users to follow during their learning process. </w:t>
+      </w:r>
+    </w:p>
+    <w:p>
+      <w:r>
+        <w:t>These three components work together to create an interactive learning experience. The hand tracking module tracks the user’s gestures, the feedback engine processes them and provides real-time corrections, and the UI module displays everything the user needs to see. This flow of interaction allows the user to practice ISL letters with clear guidance, helping them learn in a virtual, immersive environment.</w:t>
+      </w:r>
+    </w:p>
+    <w:p>
+      <w:r>
+        <w:t>(INSERT DIAGRAM OF LOGICAL ARCHITECTURE)</w:t>
+      </w:r>
+    </w:p>
+    <w:p/>
+    <w:p>
       <w:pPr>
         <w:pStyle w:val="Heading3"/>
       </w:pPr>
@@ -13904,6 +14454,68 @@
       <w:bookmarkEnd w:id="91"/>
     </w:p>
     <w:p>
+      <w:r>
+        <w:t>The Main System Module is the central control unit of the Sign &amp; Spell VR application. Think of it as the "brain" of the system, coordinating the various components that make the app functional. This module handles the essential tasks that keep the system running smoothly and ensures that each part communicates effectively.</w:t>
+      </w:r>
+    </w:p>
+    <w:p>
+      <w:pPr>
+        <w:numPr>
+          <w:ilvl w:val="0"/>
+          <w:numId w:val="22"/>
+        </w:numPr>
+      </w:pPr>
+      <w:r>
+        <w:t xml:space="preserve">System Coordination: The main system module receives input from the Hand Tracking Module, processes that input through the Gesture Recognition System, and passes the recognition result to the Feedback Engine. It also updates the UI Module to display visual feedback, such as "Correct!" or "Try Again" for the user's signs. In this way, the main system module ensures that the entire flow of data through the system is synchronized and smooth, which is essential for an effective learning experience. </w:t>
+      </w:r>
+    </w:p>
+    <w:p>
+      <w:pPr>
+        <w:numPr>
+          <w:ilvl w:val="0"/>
+          <w:numId w:val="22"/>
+        </w:numPr>
+      </w:pPr>
+      <w:r>
+        <w:t xml:space="preserve">User Progress and Sessions: Apart from coordinating the real-time interactions between the user and the system, the main system module also tracks user progress. It stores data related to completed lessons, allowing users to continue from where they left off. This progress is saved in JSON files locally on the device. The main system also manages user sessions, </w:t>
+      </w:r>
+      <w:proofErr w:type="gramStart"/>
+      <w:r>
+        <w:t>keeping track of which lesson or task</w:t>
+      </w:r>
+      <w:proofErr w:type="gramEnd"/>
+      <w:r>
+        <w:t xml:space="preserve"> the user is working on and ensuring that the system responds appropriately to the user’s actions. Without this central coordinating module, the different components of the system—hand tracking, gesture recognition, and feedback—would not be able to function together in harmony. </w:t>
+      </w:r>
+    </w:p>
+    <w:p>
+      <w:pPr>
+        <w:numPr>
+          <w:ilvl w:val="0"/>
+          <w:numId w:val="22"/>
+        </w:numPr>
+      </w:pPr>
+      <w:r>
+        <w:t xml:space="preserve">Example Scenario: For instance, when a user raises their hand to perform a sign, the Hand Tracking Module detects the gesture and sends the data to the Gesture Recognition System. Once the gesture is recognized, the Feedback Engine provides feedback (e.g., "Correct!" if the sign is accurate). The UI Module then updates the display to show the result, and the </w:t>
+      </w:r>
+      <w:r>
+        <w:lastRenderedPageBreak/>
+        <w:t xml:space="preserve">Main System Module ensures this sequence of events happens in real-time without any lag or errors. The feedback loop is continuous and fluid, providing a seamless experience for the user. </w:t>
+      </w:r>
+    </w:p>
+    <w:p>
+      <w:r>
+        <w:t>The Main System Module is key to ensuring that the experience feels integrated and intuitive. Without it, the various modules—hand tracking, gesture recognition, and UI</w:t>
+      </w:r>
+      <w:r>
+        <w:t xml:space="preserve"> </w:t>
+      </w:r>
+      <w:r>
+        <w:t>would be isolated and disconnected, resulting in a disjointed user experience.</w:t>
+      </w:r>
+    </w:p>
+    <w:p/>
+    <w:p>
       <w:pPr>
         <w:pStyle w:val="Heading3"/>
       </w:pPr>
@@ -13914,6 +14526,58 @@
       <w:bookmarkEnd w:id="92"/>
     </w:p>
     <w:p>
+      <w:r>
+        <w:t xml:space="preserve">Physical architecture refers to the actual hardware and devices involved in running the Sign &amp; Spell VR system. Since this project is built around virtual reality, the hardware plays a critical role in delivering the immersive experience. The system’s physical architecture is primarily </w:t>
+      </w:r>
+      <w:proofErr w:type="spellStart"/>
+      <w:r>
+        <w:t>centered</w:t>
+      </w:r>
+      <w:proofErr w:type="spellEnd"/>
+      <w:r>
+        <w:t xml:space="preserve"> around the Meta Quest 3 headset, which serves as both the input device (via hand tracking) and the display device for VR.</w:t>
+      </w:r>
+    </w:p>
+    <w:p>
+      <w:pPr>
+        <w:numPr>
+          <w:ilvl w:val="0"/>
+          <w:numId w:val="23"/>
+        </w:numPr>
+      </w:pPr>
+      <w:r>
+        <w:t xml:space="preserve">Meta Quest 3: The Meta Quest 3 is a standalone VR headset, meaning it does not require a separate gaming PC to function. This design feature simplifies the setup process and makes the system more accessible for users, as it can be used anywhere without the need for complex external hardware. The Meta Quest 3 is equipped with built-in cameras and sensors that track the user’s hands, making it ideal for hand-based interactions. These sensors capture the user’s hand positions and movements, which are essential for recognizing ISL gestures. </w:t>
+      </w:r>
+    </w:p>
+    <w:p>
+      <w:pPr>
+        <w:numPr>
+          <w:ilvl w:val="0"/>
+          <w:numId w:val="23"/>
+        </w:numPr>
+      </w:pPr>
+      <w:r>
+        <w:t xml:space="preserve">Local Storage: For simplicity and efficiency, the system does not rely on cloud-based storage or external databases. Instead, user progress, settings, and calibration data are saved locally on the Meta Quest 3 using JSON files. This approach keeps the system lightweight and easy to manage while still providing the necessary functionality to track user progress. Storing data locally also ensures faster access and minimizes potential privacy concerns associated with cloud storage. </w:t>
+      </w:r>
+    </w:p>
+    <w:p>
+      <w:pPr>
+        <w:numPr>
+          <w:ilvl w:val="0"/>
+          <w:numId w:val="23"/>
+        </w:numPr>
+      </w:pPr>
+      <w:r>
+        <w:t xml:space="preserve">Self-Sufficiency: One of the key advantages of using the Meta Quest 3 is that it is a self-contained device. While development is tested and fine-tuned using a development machine, the end-user experience is fully contained within the headset. This setup ensures that users can engage with the system without needing additional external devices, such as a PC or controllers. The headset’s wireless functionality further enhances the freedom of movement, allowing users to perform signs naturally without being restricted by cables or other hardware. </w:t>
+      </w:r>
+    </w:p>
+    <w:p>
+      <w:r>
+        <w:t>The physical architecture is designed to maximize accessibility, portability, and ease of use, ensuring that the VR experience is immersive without being overwhelming or technically complex.</w:t>
+      </w:r>
+    </w:p>
+    <w:p/>
+    <w:p>
       <w:pPr>
         <w:pStyle w:val="Heading3"/>
       </w:pPr>
@@ -13924,6 +14588,81 @@
       <w:bookmarkEnd w:id="93"/>
     </w:p>
     <w:p>
+      <w:r>
+        <w:t>The data flow refers to the way information is passed between the various modules of the system. Ensuring smooth data flow is essential for providing a seamless and efficient user experience. Here’s how the data moves through the system:</w:t>
+      </w:r>
+    </w:p>
+    <w:p>
+      <w:pPr>
+        <w:numPr>
+          <w:ilvl w:val="0"/>
+          <w:numId w:val="24"/>
+        </w:numPr>
+      </w:pPr>
+      <w:r>
+        <w:lastRenderedPageBreak/>
+        <w:t xml:space="preserve">User Input: The user performs a sign, raising their hand or positioning their fingers to make a specific gesture. The Hand Tracking Module detects this motion through the Meta Quest 3’s sensors and cameras. The data is then passed along to the Gesture Recognition System. </w:t>
+      </w:r>
+    </w:p>
+    <w:p>
+      <w:pPr>
+        <w:numPr>
+          <w:ilvl w:val="0"/>
+          <w:numId w:val="24"/>
+        </w:numPr>
+      </w:pPr>
+      <w:r>
+        <w:t xml:space="preserve">Data Processing: The Gesture Recognition System compares the hand position data to a predefined set of ISL gestures. This step involves </w:t>
+      </w:r>
+      <w:proofErr w:type="spellStart"/>
+      <w:r>
+        <w:t>analyzing</w:t>
+      </w:r>
+      <w:proofErr w:type="spellEnd"/>
+      <w:r>
+        <w:t xml:space="preserve"> the position of the fingers, palm orientation, and other factors to determine which sign the user is attempting. </w:t>
+      </w:r>
+    </w:p>
+    <w:p>
+      <w:pPr>
+        <w:numPr>
+          <w:ilvl w:val="0"/>
+          <w:numId w:val="24"/>
+        </w:numPr>
+      </w:pPr>
+      <w:r>
+        <w:t xml:space="preserve">Feedback Generation: Once the gesture has been recognized, the Feedback Engine processes the result. If the sign is correct, the engine generates positive feedback (e.g., “Correct!”). If the sign is incorrect, the system provides corrective feedback (e.g., “Try again” or visual suggestions on how to adjust the hand position). </w:t>
+      </w:r>
+    </w:p>
+    <w:p>
+      <w:pPr>
+        <w:numPr>
+          <w:ilvl w:val="0"/>
+          <w:numId w:val="24"/>
+        </w:numPr>
+      </w:pPr>
+      <w:r>
+        <w:t xml:space="preserve">Displaying Feedback: The processed feedback is passed to the UI Module, which updates the display. The user sees the result of their sign (correct or incorrect), accompanied by visual cues like a green checkmark or a red cross. The UI also displays 3D hand models that show the correct hand position, helping the user adjust their sign if necessary. </w:t>
+      </w:r>
+    </w:p>
+    <w:p>
+      <w:pPr>
+        <w:numPr>
+          <w:ilvl w:val="0"/>
+          <w:numId w:val="24"/>
+        </w:numPr>
+      </w:pPr>
+      <w:r>
+        <w:t xml:space="preserve">Progress Saving: Finally, the system saves the user's progress in a JSON file stored locally on the Meta Quest 3. This file keeps track of the lessons the user has completed, the signs they have learned, and their overall progress. When the user returns, they can continue from where they left off, ensuring a smooth, uninterrupted learning experience. </w:t>
+      </w:r>
+    </w:p>
+    <w:p>
+      <w:r>
+        <w:t>This data flow ensures that each part of the system has the information it needs to function, allowing the user to engage with the app in real-time. The flow of data between the modules is designed to be fast and efficient, minimizing latency and enhancing the user experience.</w:t>
+      </w:r>
+    </w:p>
+    <w:p/>
+    <w:p>
       <w:pPr>
         <w:pStyle w:val="Heading3"/>
       </w:pPr>
@@ -13933,6 +14672,72 @@
       </w:r>
       <w:bookmarkEnd w:id="94"/>
     </w:p>
+    <w:p>
+      <w:r>
+        <w:t>A modular design means that the system is broken down into separate, smaller components or "modules," each of which is responsible for a specific task. This design choice brings several key benefits:</w:t>
+      </w:r>
+    </w:p>
+    <w:p>
+      <w:pPr>
+        <w:numPr>
+          <w:ilvl w:val="0"/>
+          <w:numId w:val="25"/>
+        </w:numPr>
+      </w:pPr>
+      <w:r>
+        <w:t xml:space="preserve">Testability: With a modular design, each component can be tested independently. If there’s an issue with one part of the system (e.g., the feedback engine isn’t showing the correct feedback), the problem can be isolated and fixed without affecting the other parts of the system. This makes it easier to troubleshoot and ensures that the system remains reliable throughout development. </w:t>
+      </w:r>
+    </w:p>
+    <w:p>
+      <w:pPr>
+        <w:numPr>
+          <w:ilvl w:val="0"/>
+          <w:numId w:val="25"/>
+        </w:numPr>
+      </w:pPr>
+      <w:r>
+        <w:t xml:space="preserve">Flexibility and Iteration: If one part of the system needs improvement, such as better hand tracking or enhanced feedback accuracy, it can be modified without disrupting the entire application. For instance, if the gesture recognition system needs to be updated to recognize more complex signs, the Hand Tracking Module or UI Module does not need to be altered, minimizing disruption. </w:t>
+      </w:r>
+    </w:p>
+    <w:p>
+      <w:pPr>
+        <w:numPr>
+          <w:ilvl w:val="0"/>
+          <w:numId w:val="25"/>
+        </w:numPr>
+      </w:pPr>
+      <w:r>
+        <w:t xml:space="preserve">Scalability: A modular design also makes it easier to add new features in the future. For example, if more advanced ISL vocabulary needs to be added, this can be done by expanding the Gesture Recognition System module without changing the core structure of the app. As new technologies or learning tools emerge, they can be integrated into the existing system by updating the relevant module. </w:t>
+      </w:r>
+    </w:p>
+    <w:p>
+      <w:pPr>
+        <w:numPr>
+          <w:ilvl w:val="0"/>
+          <w:numId w:val="25"/>
+        </w:numPr>
+      </w:pPr>
+      <w:r>
+        <w:lastRenderedPageBreak/>
+        <w:t xml:space="preserve">Simplified Debugging: If a bug or issue arises, the modular design allows developers to trace the problem to the specific module where the error occurs. This makes debugging more efficient, as developers do not need to sift through the entire codebase but can focus on one isolated module at a time. </w:t>
+      </w:r>
+    </w:p>
+    <w:p>
+      <w:pPr>
+        <w:numPr>
+          <w:ilvl w:val="0"/>
+          <w:numId w:val="25"/>
+        </w:numPr>
+      </w:pPr>
+      <w:r>
+        <w:t xml:space="preserve">Future Proofing: As new features or updates are introduced, they can be added in a modular fashion. If the app expands to include more advanced features like multi-user support or additional languages, these can be integrated without overhauling the system. </w:t>
+      </w:r>
+    </w:p>
+    <w:p>
+      <w:r>
+        <w:t>In summary, the modular design approach makes the system easier to build, test, maintain, and expand. It provides flexibility to adapt to changes, ensures the system remains manageable during development, and allows for future improvements as the project grows.</w:t>
+      </w:r>
+    </w:p>
     <w:p/>
     <w:p>
       <w:pPr>
@@ -14006,6 +14811,228 @@
       </w:r>
       <w:bookmarkEnd w:id="100"/>
     </w:p>
+    <w:p>
+      <w:r>
+        <w:t xml:space="preserve">The Fulfilment of System Requirements focuses on how the design and implementation of Sign &amp; Spell VR meet the objectives and functional specifications outlined earlier in the project. Each core requirement has been carefully considered and incorporated into the system’s design to ensure that the application </w:t>
+      </w:r>
+      <w:r>
+        <w:t>fulfils</w:t>
+      </w:r>
+      <w:r>
+        <w:t xml:space="preserve"> the expected needs for the users.</w:t>
+      </w:r>
+    </w:p>
+    <w:p>
+      <w:pPr>
+        <w:numPr>
+          <w:ilvl w:val="0"/>
+          <w:numId w:val="26"/>
+        </w:numPr>
+      </w:pPr>
+      <w:r>
+        <w:rPr>
+          <w:b/>
+          <w:bCs/>
+        </w:rPr>
+        <w:t>Core Functional Requirements</w:t>
+      </w:r>
+      <w:r>
+        <w:t xml:space="preserve">: </w:t>
+      </w:r>
+    </w:p>
+    <w:p>
+      <w:pPr>
+        <w:numPr>
+          <w:ilvl w:val="1"/>
+          <w:numId w:val="26"/>
+        </w:numPr>
+      </w:pPr>
+      <w:r>
+        <w:rPr>
+          <w:b/>
+          <w:bCs/>
+        </w:rPr>
+        <w:t>Hand Tracking</w:t>
+      </w:r>
+      <w:r>
+        <w:t xml:space="preserve">: The system’s Hand Tracking Module successfully utilizes the Meta Quest 3’s built-in hand tracking sensors to detect and track the user's hand movements in real time. This core functionality was tested thoroughly to ensure that it can detect the full range of ISL signs with sufficient accuracy. </w:t>
+      </w:r>
+    </w:p>
+    <w:p>
+      <w:pPr>
+        <w:numPr>
+          <w:ilvl w:val="1"/>
+          <w:numId w:val="26"/>
+        </w:numPr>
+      </w:pPr>
+      <w:r>
+        <w:rPr>
+          <w:b/>
+          <w:bCs/>
+        </w:rPr>
+        <w:t>Gesture Recognition</w:t>
+      </w:r>
+      <w:r>
+        <w:t>: The Gesture</w:t>
+      </w:r>
+      <w:r>
+        <w:rPr>
+          <w:b/>
+          <w:bCs/>
+        </w:rPr>
+        <w:t xml:space="preserve"> </w:t>
+      </w:r>
+      <w:r>
+        <w:t>Recognition</w:t>
+      </w:r>
+      <w:r>
+        <w:rPr>
+          <w:b/>
+          <w:bCs/>
+        </w:rPr>
+        <w:t xml:space="preserve"> </w:t>
+      </w:r>
+      <w:r>
+        <w:t xml:space="preserve">System has been implemented to recognize basic ISL alphabet gestures. The recognition system processes hand positions and compares them to predefined templates to determine the accuracy of the user’s sign. This requirement is fulfilled through a robust rule-based system that ensures accuracy in real-time recognition without relying on complex AI models. </w:t>
+      </w:r>
+    </w:p>
+    <w:p>
+      <w:pPr>
+        <w:numPr>
+          <w:ilvl w:val="1"/>
+          <w:numId w:val="26"/>
+        </w:numPr>
+      </w:pPr>
+      <w:r>
+        <w:rPr>
+          <w:b/>
+          <w:bCs/>
+        </w:rPr>
+        <w:t>Real-Time Feedback</w:t>
+      </w:r>
+      <w:r>
+        <w:t>: A key requirement is immediate feedback on the user’s performance. The Feedback</w:t>
+      </w:r>
+      <w:r>
+        <w:rPr>
+          <w:b/>
+          <w:bCs/>
+        </w:rPr>
+        <w:t xml:space="preserve"> </w:t>
+      </w:r>
+      <w:r>
+        <w:t xml:space="preserve">Engine provides real-time visual feedback, indicating whether the user’s sign is correct or incorrect. The system uses clear visual cues, such as green checkmarks for correct gestures and red crosses for incorrect ones. This helps maintain learner engagement and supports the learning process. </w:t>
+      </w:r>
+    </w:p>
+    <w:p>
+      <w:pPr>
+        <w:numPr>
+          <w:ilvl w:val="1"/>
+          <w:numId w:val="26"/>
+        </w:numPr>
+      </w:pPr>
+      <w:r>
+        <w:rPr>
+          <w:b/>
+          <w:bCs/>
+        </w:rPr>
+        <w:t>User Interface (UI)</w:t>
+      </w:r>
+      <w:r>
+        <w:t>: The UI</w:t>
+      </w:r>
+      <w:r>
+        <w:rPr>
+          <w:b/>
+          <w:bCs/>
+        </w:rPr>
+        <w:t xml:space="preserve"> </w:t>
+      </w:r>
+      <w:r>
+        <w:t xml:space="preserve">Module provides a simple, user-friendly interface that allows users to navigate through lessons, view feedback, and track progress. The </w:t>
+      </w:r>
+      <w:r>
+        <w:lastRenderedPageBreak/>
+        <w:t xml:space="preserve">interface is designed to be intuitive for beginners, ensuring that users can focus on learning rather than struggling with navigation. </w:t>
+      </w:r>
+    </w:p>
+    <w:p>
+      <w:pPr>
+        <w:numPr>
+          <w:ilvl w:val="0"/>
+          <w:numId w:val="26"/>
+        </w:numPr>
+      </w:pPr>
+      <w:r>
+        <w:rPr>
+          <w:b/>
+          <w:bCs/>
+        </w:rPr>
+        <w:t>Non-Functional Requirements</w:t>
+      </w:r>
+      <w:r>
+        <w:t xml:space="preserve">: </w:t>
+      </w:r>
+    </w:p>
+    <w:p>
+      <w:pPr>
+        <w:numPr>
+          <w:ilvl w:val="1"/>
+          <w:numId w:val="26"/>
+        </w:numPr>
+      </w:pPr>
+      <w:r>
+        <w:rPr>
+          <w:b/>
+          <w:bCs/>
+        </w:rPr>
+        <w:t>Performance</w:t>
+      </w:r>
+      <w:r>
+        <w:t xml:space="preserve">: The application performs efficiently on the Meta Quest 3, ensuring that the hand tracking, gesture recognition, and feedback are responsive without any noticeable lag. The system also ensures that the VR environment is stable, with smooth transitions between lessons. </w:t>
+      </w:r>
+    </w:p>
+    <w:p>
+      <w:pPr>
+        <w:numPr>
+          <w:ilvl w:val="1"/>
+          <w:numId w:val="26"/>
+        </w:numPr>
+      </w:pPr>
+      <w:r>
+        <w:rPr>
+          <w:b/>
+          <w:bCs/>
+        </w:rPr>
+        <w:t>Usability</w:t>
+      </w:r>
+      <w:r>
+        <w:t xml:space="preserve">: The system’s design prioritizes usability by providing an intuitive layout and clear feedback. The simple, clutter-free UI and minimal menu navigation ensure that even beginners can use the system without confusion. </w:t>
+      </w:r>
+    </w:p>
+    <w:p>
+      <w:pPr>
+        <w:numPr>
+          <w:ilvl w:val="1"/>
+          <w:numId w:val="26"/>
+        </w:numPr>
+      </w:pPr>
+      <w:r>
+        <w:rPr>
+          <w:b/>
+          <w:bCs/>
+        </w:rPr>
+        <w:t>Scalability</w:t>
+      </w:r>
+      <w:r>
+        <w:t xml:space="preserve">: The modular nature of the system’s design allows it to be scaled in the future. Features such as expanding the ISL vocabulary, adding multi-user support, or integrating cloud syncing for progress tracking can be implemented without overhauling the existing system. </w:t>
+      </w:r>
+    </w:p>
+    <w:p>
+      <w:r>
+        <w:t>In summary, the system requirements have been met through careful planning and execution, ensuring that the project serves its intended educational purpose effectively while being user-friendly and scalable for future improvements.</w:t>
+      </w:r>
+    </w:p>
     <w:p/>
     <w:p>
       <w:pPr>
@@ -14017,6 +15044,165 @@
       </w:r>
       <w:bookmarkEnd w:id="101"/>
     </w:p>
+    <w:p>
+      <w:r>
+        <w:t>While Sign &amp; Spell VR has successfully met the core requirements, there are certain constraints and limitations inherent to the system due to the scope of the project and technical challenges encountered during development.</w:t>
+      </w:r>
+    </w:p>
+    <w:p>
+      <w:pPr>
+        <w:numPr>
+          <w:ilvl w:val="0"/>
+          <w:numId w:val="27"/>
+        </w:numPr>
+      </w:pPr>
+      <w:r>
+        <w:rPr>
+          <w:b/>
+          <w:bCs/>
+        </w:rPr>
+        <w:t>Hardware Limitations</w:t>
+      </w:r>
+      <w:r>
+        <w:t xml:space="preserve">: </w:t>
+      </w:r>
+    </w:p>
+    <w:p>
+      <w:pPr>
+        <w:numPr>
+          <w:ilvl w:val="1"/>
+          <w:numId w:val="27"/>
+        </w:numPr>
+      </w:pPr>
+      <w:r>
+        <w:t xml:space="preserve">The system is limited to the Meta Quest 3 headset, which, while a capable standalone VR device, has some restrictions in terms of computing power compared to high-end gaming PCs. This affects the complexity of the visual elements, such as 3D hand models, which are kept simple to maintain performance. Although the hand tracking technology is impressive, it may not always be perfectly accurate, particularly in environments with poor lighting or when users have limited space to move freely. </w:t>
+      </w:r>
+    </w:p>
+    <w:p>
+      <w:pPr>
+        <w:numPr>
+          <w:ilvl w:val="0"/>
+          <w:numId w:val="27"/>
+        </w:numPr>
+      </w:pPr>
+      <w:r>
+        <w:rPr>
+          <w:b/>
+          <w:bCs/>
+        </w:rPr>
+        <w:t>Gesture Recognition Accuracy</w:t>
+      </w:r>
+      <w:r>
+        <w:t xml:space="preserve">: </w:t>
+      </w:r>
+    </w:p>
+    <w:p>
+      <w:pPr>
+        <w:numPr>
+          <w:ilvl w:val="1"/>
+          <w:numId w:val="27"/>
+        </w:numPr>
+      </w:pPr>
+      <w:r>
+        <w:t xml:space="preserve">Hand gesture recognition is an essential part of the system, but it still has some limitations. The system is designed to recognize basic ISL letters, but more complex signs or sentences are not yet supported. The accuracy of recognizing signs can be affected by factors such as lighting, the user’s hand size, or the speed of the gesture. While the system offers real-time feedback, users may occasionally encounter misrecognitions, especially with more nuanced hand shapes. </w:t>
+      </w:r>
+    </w:p>
+    <w:p>
+      <w:pPr>
+        <w:numPr>
+          <w:ilvl w:val="0"/>
+          <w:numId w:val="27"/>
+        </w:numPr>
+      </w:pPr>
+      <w:r>
+        <w:rPr>
+          <w:b/>
+          <w:bCs/>
+        </w:rPr>
+        <w:t>No AI Integration</w:t>
+      </w:r>
+      <w:r>
+        <w:t xml:space="preserve">: </w:t>
+      </w:r>
+    </w:p>
+    <w:p>
+      <w:pPr>
+        <w:numPr>
+          <w:ilvl w:val="1"/>
+          <w:numId w:val="27"/>
+        </w:numPr>
+      </w:pPr>
+      <w:r>
+        <w:t xml:space="preserve">Unlike some advanced systems that utilize AI-driven sign language recognition, Sign &amp; Spell VR relies on a rule-based system for gesture recognition. While this ensures </w:t>
+      </w:r>
+      <w:r>
+        <w:lastRenderedPageBreak/>
+        <w:t xml:space="preserve">that the system is accurate and consistent, it limits the system’s ability to handle a wider variety of signs. The decision to avoid AI models was made to maintain accuracy and ensure the integrity of Irish Sign Language (ISL) gestures. However, the absence of AI means that the system is less flexible when it comes to interpreting signs in real-world scenarios. </w:t>
+      </w:r>
+    </w:p>
+    <w:p>
+      <w:pPr>
+        <w:numPr>
+          <w:ilvl w:val="0"/>
+          <w:numId w:val="27"/>
+        </w:numPr>
+      </w:pPr>
+      <w:r>
+        <w:rPr>
+          <w:b/>
+          <w:bCs/>
+        </w:rPr>
+        <w:t>Storage and Data Synchronization</w:t>
+      </w:r>
+      <w:r>
+        <w:t xml:space="preserve">: </w:t>
+      </w:r>
+    </w:p>
+    <w:p>
+      <w:pPr>
+        <w:numPr>
+          <w:ilvl w:val="1"/>
+          <w:numId w:val="27"/>
+        </w:numPr>
+      </w:pPr>
+      <w:r>
+        <w:t xml:space="preserve">The system uses local storage (JSON files) to save user progress, which keeps the application lightweight and easy to manage. However, this comes with the limitation of data synchronization. Since the system doesn’t use a cloud database, users can only access their progress on the device they used for learning. There is no way to sync progress across multiple devices or allow for multi-user support at this stage. </w:t>
+      </w:r>
+    </w:p>
+    <w:p>
+      <w:pPr>
+        <w:numPr>
+          <w:ilvl w:val="0"/>
+          <w:numId w:val="27"/>
+        </w:numPr>
+      </w:pPr>
+      <w:r>
+        <w:rPr>
+          <w:b/>
+          <w:bCs/>
+        </w:rPr>
+        <w:t>Limited Content Expansion</w:t>
+      </w:r>
+      <w:r>
+        <w:t xml:space="preserve">: </w:t>
+      </w:r>
+    </w:p>
+    <w:p>
+      <w:pPr>
+        <w:numPr>
+          <w:ilvl w:val="1"/>
+          <w:numId w:val="27"/>
+        </w:numPr>
+      </w:pPr>
+      <w:r>
+        <w:t xml:space="preserve">Although the system supports basic ISL letters, the content scope is limited to this foundation. Advanced signs, vocabulary, or complex sentences are not yet supported, and expanding the system to include more signs or additional language features would require significant updates to the Gesture Recognition System and the UI Module. </w:t>
+      </w:r>
+    </w:p>
+    <w:p>
+      <w:r>
+        <w:t>Despite these limitations, the system successfully achieves its goal of providing an interactive and engaging environment for learning the basics of ISL, particularly for beginners. These constraints also highlight areas for future development and improvement.</w:t>
+      </w:r>
+    </w:p>
     <w:p/>
     <w:p>
       <w:pPr>
@@ -14028,6 +15214,298 @@
       </w:r>
       <w:bookmarkEnd w:id="102"/>
     </w:p>
+    <w:p>
+      <w:r>
+        <w:t xml:space="preserve">The </w:t>
+      </w:r>
+      <w:r>
+        <w:rPr>
+          <w:b/>
+          <w:bCs/>
+        </w:rPr>
+        <w:t>Experimental Approach</w:t>
+      </w:r>
+      <w:r>
+        <w:t xml:space="preserve"> focuses on the methods used to test and evaluate the Sign &amp; Spell VR system, ensuring that it meets the functional and non-functional requirements specified earlier. Since the project is aimed at providing an effective VR-based learning experience, it is essential to test the system in real-world scenarios with actual users.</w:t>
+      </w:r>
+    </w:p>
+    <w:p>
+      <w:pPr>
+        <w:numPr>
+          <w:ilvl w:val="0"/>
+          <w:numId w:val="28"/>
+        </w:numPr>
+      </w:pPr>
+      <w:r>
+        <w:rPr>
+          <w:b/>
+          <w:bCs/>
+        </w:rPr>
+        <w:t>User Testing</w:t>
+      </w:r>
+      <w:r>
+        <w:t xml:space="preserve">: </w:t>
+      </w:r>
+    </w:p>
+    <w:p>
+      <w:pPr>
+        <w:numPr>
+          <w:ilvl w:val="1"/>
+          <w:numId w:val="28"/>
+        </w:numPr>
+      </w:pPr>
+      <w:r>
+        <w:rPr>
+          <w:b/>
+          <w:bCs/>
+        </w:rPr>
+        <w:t>Initial Prototype Testing</w:t>
+      </w:r>
+      <w:r>
+        <w:t xml:space="preserve">: The first step in the experimental approach involved testing the basic prototype with a small group of users to identify key usability issues and ensure that the core features, such as hand tracking and gesture recognition, worked as expected. This phase was crucial for validating that the hand tracking module captured gestures accurately and that the feedback was clear and useful for learners. </w:t>
+      </w:r>
+    </w:p>
+    <w:p>
+      <w:pPr>
+        <w:numPr>
+          <w:ilvl w:val="1"/>
+          <w:numId w:val="28"/>
+        </w:numPr>
+      </w:pPr>
+      <w:r>
+        <w:rPr>
+          <w:b/>
+          <w:bCs/>
+        </w:rPr>
+        <w:t>Iterative Feedback</w:t>
+      </w:r>
+      <w:r>
+        <w:t>: Based on feedback from early testers, the system was adjusted to improve the user</w:t>
+      </w:r>
+      <w:r>
+        <w:rPr>
+          <w:b/>
+          <w:bCs/>
+        </w:rPr>
+        <w:t xml:space="preserve"> </w:t>
+      </w:r>
+      <w:r>
+        <w:t>interface and feedback</w:t>
+      </w:r>
+      <w:r>
+        <w:rPr>
+          <w:b/>
+          <w:bCs/>
+        </w:rPr>
+        <w:t xml:space="preserve"> </w:t>
+      </w:r>
+      <w:r>
+        <w:t xml:space="preserve">accuracy. For instance, adjustments were made to ensure that the feedback provided to users was easy to understand, especially for those new to VR. </w:t>
+      </w:r>
+    </w:p>
+    <w:p>
+      <w:pPr>
+        <w:numPr>
+          <w:ilvl w:val="0"/>
+          <w:numId w:val="28"/>
+        </w:numPr>
+      </w:pPr>
+      <w:r>
+        <w:rPr>
+          <w:b/>
+          <w:bCs/>
+        </w:rPr>
+        <w:t>Performance Evaluation</w:t>
+      </w:r>
+      <w:r>
+        <w:t xml:space="preserve">: </w:t>
+      </w:r>
+    </w:p>
+    <w:p>
+      <w:pPr>
+        <w:numPr>
+          <w:ilvl w:val="1"/>
+          <w:numId w:val="28"/>
+        </w:numPr>
+      </w:pPr>
+      <w:r>
+        <w:rPr>
+          <w:b/>
+          <w:bCs/>
+        </w:rPr>
+        <w:t>System Stress Testing</w:t>
+      </w:r>
+      <w:r>
+        <w:t xml:space="preserve">: The system was stress-tested to evaluate its performance under different conditions, such as varying lighting environments and different hand </w:t>
+      </w:r>
+      <w:r>
+        <w:lastRenderedPageBreak/>
+        <w:t xml:space="preserve">sizes. This helped determine how well the system could handle different user scenarios and the limitations of the Meta Quest 3 hardware. </w:t>
+      </w:r>
+    </w:p>
+    <w:p>
+      <w:pPr>
+        <w:numPr>
+          <w:ilvl w:val="1"/>
+          <w:numId w:val="28"/>
+        </w:numPr>
+      </w:pPr>
+      <w:r>
+        <w:rPr>
+          <w:b/>
+          <w:bCs/>
+        </w:rPr>
+        <w:t>Latency and Responsiveness</w:t>
+      </w:r>
+      <w:r>
+        <w:t>: Special attention was paid to ensuring that the real</w:t>
+      </w:r>
+      <w:r>
+        <w:rPr>
+          <w:b/>
+          <w:bCs/>
+        </w:rPr>
+        <w:t>-</w:t>
+      </w:r>
+      <w:r>
+        <w:t>time</w:t>
+      </w:r>
+      <w:r>
+        <w:rPr>
+          <w:b/>
+          <w:bCs/>
+        </w:rPr>
+        <w:t xml:space="preserve"> </w:t>
+      </w:r>
+      <w:r>
+        <w:t>feedback</w:t>
+      </w:r>
+      <w:r>
+        <w:rPr>
+          <w:b/>
+          <w:bCs/>
+        </w:rPr>
+        <w:t xml:space="preserve"> </w:t>
+      </w:r>
+      <w:r>
+        <w:t xml:space="preserve">engine was responsive, with minimal latency between hand gestures and the display of feedback. This was particularly important for user engagement, as delays in feedback could negatively impact the learning experience. </w:t>
+      </w:r>
+    </w:p>
+    <w:p>
+      <w:pPr>
+        <w:numPr>
+          <w:ilvl w:val="0"/>
+          <w:numId w:val="28"/>
+        </w:numPr>
+      </w:pPr>
+      <w:r>
+        <w:rPr>
+          <w:b/>
+          <w:bCs/>
+        </w:rPr>
+        <w:t>User Engagement and Learning Outcomes</w:t>
+      </w:r>
+      <w:r>
+        <w:t xml:space="preserve">: </w:t>
+      </w:r>
+    </w:p>
+    <w:p>
+      <w:pPr>
+        <w:numPr>
+          <w:ilvl w:val="1"/>
+          <w:numId w:val="28"/>
+        </w:numPr>
+      </w:pPr>
+      <w:r>
+        <w:rPr>
+          <w:b/>
+          <w:bCs/>
+        </w:rPr>
+        <w:t>Engagement Metrics</w:t>
+      </w:r>
+      <w:r>
+        <w:t xml:space="preserve">: Metrics were collected on how long users engaged with the system and their progress over time. These metrics helped gauge the effectiveness of the app in motivating learners to continue practicing. </w:t>
+      </w:r>
+    </w:p>
+    <w:p>
+      <w:pPr>
+        <w:numPr>
+          <w:ilvl w:val="1"/>
+          <w:numId w:val="28"/>
+        </w:numPr>
+      </w:pPr>
+      <w:r>
+        <w:rPr>
+          <w:b/>
+          <w:bCs/>
+        </w:rPr>
+        <w:t>Learning Assessment</w:t>
+      </w:r>
+      <w:r>
+        <w:t>: Users were asked to perform a set of predefined</w:t>
+      </w:r>
+      <w:r>
+        <w:rPr>
+          <w:b/>
+          <w:bCs/>
+        </w:rPr>
+        <w:t xml:space="preserve"> </w:t>
+      </w:r>
+      <w:r>
+        <w:t xml:space="preserve">tasks before and after using the app to measure their improvement in recognizing and producing ISL signs. This approach helped assess the educational effectiveness of the app and identify areas for improvement in content and interaction. </w:t>
+      </w:r>
+    </w:p>
+    <w:p>
+      <w:pPr>
+        <w:numPr>
+          <w:ilvl w:val="0"/>
+          <w:numId w:val="28"/>
+        </w:numPr>
+      </w:pPr>
+      <w:r>
+        <w:rPr>
+          <w:b/>
+          <w:bCs/>
+        </w:rPr>
+        <w:t>Usability Evaluation</w:t>
+      </w:r>
+      <w:r>
+        <w:t xml:space="preserve">: </w:t>
+      </w:r>
+    </w:p>
+    <w:p>
+      <w:pPr>
+        <w:numPr>
+          <w:ilvl w:val="1"/>
+          <w:numId w:val="28"/>
+        </w:numPr>
+      </w:pPr>
+      <w:r>
+        <w:rPr>
+          <w:b/>
+          <w:bCs/>
+        </w:rPr>
+        <w:t>Surveys and Feedback</w:t>
+      </w:r>
+      <w:r>
+        <w:t xml:space="preserve">: After testing, participants were asked to complete surveys to provide feedback on the system’s usability, ease of navigation, and overall experience. This feedback was used to make improvements in the design, particularly in terms of simplifying the user interface and ensuring that the system was accessible for beginners. </w:t>
+      </w:r>
+    </w:p>
+    <w:p>
+      <w:r>
+        <w:t>In conclusion, the experimental</w:t>
+      </w:r>
+      <w:r>
+        <w:rPr>
+          <w:b/>
+          <w:bCs/>
+        </w:rPr>
+        <w:t xml:space="preserve"> </w:t>
+      </w:r>
+      <w:r>
+        <w:t>approach focuses on testing the system in real-world settings, ensuring that it meets both functional and educational goals. Through iterative testing, performance evaluation, and user feedback, the system’s design and functionality were refined to deliver a seamless learning experience. These findings will help guide future improvements and expansions for the Sign &amp; Spell VR application.</w:t>
+      </w:r>
+    </w:p>
     <w:p/>
     <w:p>
       <w:pPr>
@@ -14039,6 +15517,7 @@
       </w:r>
       <w:bookmarkEnd w:id="103"/>
     </w:p>
+    <w:p/>
     <w:p>
       <w:pPr>
         <w:rPr>
@@ -14402,7 +15881,39 @@
           <w:sz w:val="18"/>
           <w:szCs w:val="18"/>
         </w:rPr>
-        <w:t xml:space="preserve">[1] ASL Fingerspeller – SideQuest. Available: </w:t>
+        <w:t xml:space="preserve">[1] ASL </w:t>
+      </w:r>
+      <w:proofErr w:type="spellStart"/>
+      <w:r>
+        <w:rPr>
+          <w:sz w:val="18"/>
+          <w:szCs w:val="18"/>
+        </w:rPr>
+        <w:t>Fingerspeller</w:t>
+      </w:r>
+      <w:proofErr w:type="spellEnd"/>
+      <w:r>
+        <w:rPr>
+          <w:sz w:val="18"/>
+          <w:szCs w:val="18"/>
+        </w:rPr>
+        <w:t xml:space="preserve"> – </w:t>
+      </w:r>
+      <w:proofErr w:type="spellStart"/>
+      <w:r>
+        <w:rPr>
+          <w:sz w:val="18"/>
+          <w:szCs w:val="18"/>
+        </w:rPr>
+        <w:t>SideQuest</w:t>
+      </w:r>
+      <w:proofErr w:type="spellEnd"/>
+      <w:r>
+        <w:rPr>
+          <w:sz w:val="18"/>
+          <w:szCs w:val="18"/>
+        </w:rPr>
+        <w:t xml:space="preserve">. Available: </w:t>
       </w:r>
       <w:hyperlink r:id="rId21" w:history="1">
         <w:r>
@@ -14522,23 +16033,23 @@
           <w:sz w:val="18"/>
           <w:szCs w:val="18"/>
         </w:rPr>
-        <w:t>[5] D. Novaliendry et al., “Design of Sign Language Learning Media Based on Virtual Reality,”</w:t>
-      </w:r>
-    </w:p>
-    <w:p>
-      <w:pPr>
-        <w:spacing w:after="120" w:line="240" w:lineRule="auto"/>
+        <w:t xml:space="preserve">[5] D. </w:t>
+      </w:r>
+      <w:proofErr w:type="spellStart"/>
+      <w:r>
         <w:rPr>
           <w:sz w:val="18"/>
           <w:szCs w:val="18"/>
         </w:rPr>
-      </w:pPr>
+        <w:t>Novaliendry</w:t>
+      </w:r>
+      <w:proofErr w:type="spellEnd"/>
       <w:r>
         <w:rPr>
           <w:sz w:val="18"/>
           <w:szCs w:val="18"/>
         </w:rPr>
-        <w:t>Int. J. Online Biomedical Engineering (iJOE), vol. 19, no. 16, pp. 111–126, 2023.</w:t>
+        <w:t xml:space="preserve"> et al., “Design of Sign Language Learning Media Based on Virtual Reality,”</w:t>
       </w:r>
     </w:p>
     <w:p>
@@ -14554,24 +16065,65 @@
           <w:sz w:val="18"/>
           <w:szCs w:val="18"/>
         </w:rPr>
-        <w:t>https://www.researchgate.net/publication/375642351_Design_of_Sign_Language_Learning</w:t>
-      </w:r>
-    </w:p>
-    <w:p>
-      <w:pPr>
-        <w:spacing w:after="120" w:line="240" w:lineRule="auto"/>
+        <w:t>Int. J. Online Biomedical Engineering (</w:t>
+      </w:r>
+      <w:proofErr w:type="spellStart"/>
+      <w:r>
         <w:rPr>
           <w:sz w:val="18"/>
           <w:szCs w:val="18"/>
         </w:rPr>
-      </w:pPr>
+        <w:t>iJOE</w:t>
+      </w:r>
+      <w:proofErr w:type="spellEnd"/>
       <w:r>
         <w:rPr>
           <w:sz w:val="18"/>
           <w:szCs w:val="18"/>
         </w:rPr>
-        <w:t>_Media_Based_on_Virtual_Reality</w:t>
-      </w:r>
+        <w:t>), vol. 19, no. 16, pp. 111–126, 2023.</w:t>
+      </w:r>
+    </w:p>
+    <w:p>
+      <w:pPr>
+        <w:spacing w:after="120" w:line="240" w:lineRule="auto"/>
+        <w:rPr>
+          <w:sz w:val="18"/>
+          <w:szCs w:val="18"/>
+        </w:rPr>
+      </w:pPr>
+      <w:r>
+        <w:rPr>
+          <w:sz w:val="18"/>
+          <w:szCs w:val="18"/>
+        </w:rPr>
+        <w:t>https://www.researchgate.net/publication/375642351_Design_of_Sign_Language_Learning</w:t>
+      </w:r>
+    </w:p>
+    <w:p>
+      <w:pPr>
+        <w:spacing w:after="120" w:line="240" w:lineRule="auto"/>
+        <w:rPr>
+          <w:sz w:val="18"/>
+          <w:szCs w:val="18"/>
+        </w:rPr>
+      </w:pPr>
+      <w:r>
+        <w:rPr>
+          <w:sz w:val="18"/>
+          <w:szCs w:val="18"/>
+        </w:rPr>
+        <w:t>_</w:t>
+      </w:r>
+      <w:proofErr w:type="spellStart"/>
+      <w:r>
+        <w:rPr>
+          <w:sz w:val="18"/>
+          <w:szCs w:val="18"/>
+        </w:rPr>
+        <w:t>Media_Based_on_Virtual_Reality</w:t>
+      </w:r>
+      <w:proofErr w:type="spellEnd"/>
     </w:p>
     <w:p>
       <w:pPr>
@@ -14689,7 +16241,23 @@
           <w:sz w:val="18"/>
           <w:szCs w:val="18"/>
         </w:rPr>
-        <w:t>[9] Danielle Bragg, Naomi Caselli, Julie A. Hochgesang, Matt Huenerfauth, Leah Katz-Hernandez, Oscar Koller, Raja Kushalnagar, Christian Vogler, and Richard E. Ladner. 2021. The FATE Landscape of Sign Language AI Datasets: An Interdisciplinary Perspective. ACM Trans. Access. Comput. 14, 2, Article 7 (June 2021), 45 pages.</w:t>
+        <w:t xml:space="preserve">[9] Danielle Bragg, Naomi Caselli, Julie A. Hochgesang, Matt Huenerfauth, Leah Katz-Hernandez, Oscar Koller, Raja Kushalnagar, Christian Vogler, and Richard E. Ladner. 2021. The FATE Landscape of Sign Language AI Datasets: An Interdisciplinary Perspective. ACM Trans. Access. </w:t>
+      </w:r>
+      <w:proofErr w:type="spellStart"/>
+      <w:r>
+        <w:rPr>
+          <w:sz w:val="18"/>
+          <w:szCs w:val="18"/>
+        </w:rPr>
+        <w:t>Comput</w:t>
+      </w:r>
+      <w:proofErr w:type="spellEnd"/>
+      <w:r>
+        <w:rPr>
+          <w:sz w:val="18"/>
+          <w:szCs w:val="18"/>
+        </w:rPr>
+        <w:t>. 14, 2, Article 7 (June 2021), 45 pages.</w:t>
       </w:r>
     </w:p>
     <w:p>
@@ -14724,7 +16292,55 @@
           <w:sz w:val="18"/>
           <w:szCs w:val="18"/>
         </w:rPr>
-        <w:t xml:space="preserve">[10] Danielle Bragg, Oscar Koller, Mary Bellard, Larwan Berke, Patrick Boudreault, Annelies Braffort, Naomi Caselli, Matt Huenerfauth, Hernisa Kacorri, Tessa Verhoef, Christian Vogler, and Meredith Ringel Morris. 2019. Sign Language Recognition, Generation, and Translation: An Interdisciplinary Perspective. In Proceedings of the 21st International ACM SIGACCESS Conference on Computers and Accessibility (ASSETS '19). Association for Computing Machinery, New York, NY, USA, 16–31. </w:t>
+        <w:t xml:space="preserve">[10] Danielle Bragg, Oscar Koller, Mary Bellard, </w:t>
+      </w:r>
+      <w:proofErr w:type="spellStart"/>
+      <w:r>
+        <w:rPr>
+          <w:sz w:val="18"/>
+          <w:szCs w:val="18"/>
+        </w:rPr>
+        <w:t>Larwan</w:t>
+      </w:r>
+      <w:proofErr w:type="spellEnd"/>
+      <w:r>
+        <w:rPr>
+          <w:sz w:val="18"/>
+          <w:szCs w:val="18"/>
+        </w:rPr>
+        <w:t xml:space="preserve"> Berke, Patrick Boudreault, Annelies </w:t>
+      </w:r>
+      <w:proofErr w:type="spellStart"/>
+      <w:r>
+        <w:rPr>
+          <w:sz w:val="18"/>
+          <w:szCs w:val="18"/>
+        </w:rPr>
+        <w:t>Braffort</w:t>
+      </w:r>
+      <w:proofErr w:type="spellEnd"/>
+      <w:r>
+        <w:rPr>
+          <w:sz w:val="18"/>
+          <w:szCs w:val="18"/>
+        </w:rPr>
+        <w:t xml:space="preserve">, Naomi Caselli, Matt Huenerfauth, </w:t>
+      </w:r>
+      <w:proofErr w:type="spellStart"/>
+      <w:r>
+        <w:rPr>
+          <w:sz w:val="18"/>
+          <w:szCs w:val="18"/>
+        </w:rPr>
+        <w:t>Hernisa</w:t>
+      </w:r>
+      <w:proofErr w:type="spellEnd"/>
+      <w:r>
+        <w:rPr>
+          <w:sz w:val="18"/>
+          <w:szCs w:val="18"/>
+        </w:rPr>
+        <w:t xml:space="preserve"> Kacorri, Tessa Verhoef, Christian Vogler, and Meredith Ringel Morris. 2019. Sign Language Recognition, Generation, and Translation: An Interdisciplinary Perspective. In Proceedings of the 21st International ACM SIGACCESS Conference on Computers and Accessibility (ASSETS '19). Association for Computing Machinery, New York, NY, USA, 16–31. </w:t>
       </w:r>
       <w:hyperlink r:id="rId29" w:history="1">
         <w:r>
@@ -14750,7 +16366,87 @@
           <w:sz w:val="18"/>
           <w:szCs w:val="18"/>
         </w:rPr>
-        <w:t xml:space="preserve">[11] Sushant Kafle, Abraham Glasser, Sedeeq Al-khazraji, Larwan Berke, Matthew Seita, and Matt Huenerfauth. 2020. Artificial intelligence fairness in the context of accessibility research on intelligent systems for people who are deaf or hard of hearing. SIGACCESS Access. Comput., 125, Article 4 (October 2019), 1 pages. </w:t>
+        <w:t xml:space="preserve">[11] Sushant Kafle, Abraham Glasser, </w:t>
+      </w:r>
+      <w:proofErr w:type="spellStart"/>
+      <w:r>
+        <w:rPr>
+          <w:sz w:val="18"/>
+          <w:szCs w:val="18"/>
+        </w:rPr>
+        <w:t>Sedeeq</w:t>
+      </w:r>
+      <w:proofErr w:type="spellEnd"/>
+      <w:r>
+        <w:rPr>
+          <w:sz w:val="18"/>
+          <w:szCs w:val="18"/>
+        </w:rPr>
+        <w:t xml:space="preserve"> Al-</w:t>
+      </w:r>
+      <w:proofErr w:type="spellStart"/>
+      <w:r>
+        <w:rPr>
+          <w:sz w:val="18"/>
+          <w:szCs w:val="18"/>
+        </w:rPr>
+        <w:t>khazraji</w:t>
+      </w:r>
+      <w:proofErr w:type="spellEnd"/>
+      <w:r>
+        <w:rPr>
+          <w:sz w:val="18"/>
+          <w:szCs w:val="18"/>
+        </w:rPr>
+        <w:t xml:space="preserve">, </w:t>
+      </w:r>
+      <w:proofErr w:type="spellStart"/>
+      <w:r>
+        <w:rPr>
+          <w:sz w:val="18"/>
+          <w:szCs w:val="18"/>
+        </w:rPr>
+        <w:t>Larwan</w:t>
+      </w:r>
+      <w:proofErr w:type="spellEnd"/>
+      <w:r>
+        <w:rPr>
+          <w:sz w:val="18"/>
+          <w:szCs w:val="18"/>
+        </w:rPr>
+        <w:t xml:space="preserve"> Berke, Matthew Seita, and Matt Huenerfauth. 2020. Artificial intelligence fairness in the context of accessibility research on intelligent systems for people who are deaf or hard of hearing. SIGACCESS Access. </w:t>
+      </w:r>
+      <w:proofErr w:type="spellStart"/>
+      <w:r>
+        <w:rPr>
+          <w:sz w:val="18"/>
+          <w:szCs w:val="18"/>
+        </w:rPr>
+        <w:t>Comput</w:t>
+      </w:r>
+      <w:proofErr w:type="spellEnd"/>
+      <w:r>
+        <w:rPr>
+          <w:sz w:val="18"/>
+          <w:szCs w:val="18"/>
+        </w:rPr>
+        <w:t xml:space="preserve">., 125, Article 4 (October 2019), 1 </w:t>
+      </w:r>
+      <w:proofErr w:type="gramStart"/>
+      <w:r>
+        <w:rPr>
+          <w:sz w:val="18"/>
+          <w:szCs w:val="18"/>
+        </w:rPr>
+        <w:t>pages</w:t>
+      </w:r>
+      <w:proofErr w:type="gramEnd"/>
+      <w:r>
+        <w:rPr>
+          <w:sz w:val="18"/>
+          <w:szCs w:val="18"/>
+        </w:rPr>
+        <w:t xml:space="preserve">. </w:t>
       </w:r>
       <w:hyperlink r:id="rId30" w:history="1">
         <w:r>
@@ -14879,7 +16575,23 @@
           <w:sz w:val="18"/>
           <w:szCs w:val="18"/>
         </w:rPr>
-        <w:t>[15] Y. Ding and J. Hao, “The Application of Educational Games Based on Virtual Reality Technology in Teaching English in Universities,” Systems and Soft Computing, p. 200380, Aug. 2025, doi:</w:t>
+        <w:t xml:space="preserve">[15] Y. Ding and J. Hao, “The Application of Educational Games Based on Virtual Reality Technology in Teaching English in Universities,” Systems and Soft Computing, p. 200380, Aug. 2025, </w:t>
+      </w:r>
+      <w:proofErr w:type="spellStart"/>
+      <w:r>
+        <w:rPr>
+          <w:sz w:val="18"/>
+          <w:szCs w:val="18"/>
+        </w:rPr>
+        <w:t>doi</w:t>
+      </w:r>
+      <w:proofErr w:type="spellEnd"/>
+      <w:r>
+        <w:rPr>
+          <w:sz w:val="18"/>
+          <w:szCs w:val="18"/>
+        </w:rPr>
+        <w:t>:</w:t>
       </w:r>
     </w:p>
     <w:p>
@@ -14914,7 +16626,23 @@
           <w:sz w:val="18"/>
           <w:szCs w:val="18"/>
         </w:rPr>
-        <w:t xml:space="preserve">[16] Z. Zhang, “Innovative Application and User Experience of Virtual Reality Technology in Human-Computer Interaction,” Highlights in Science, Engineering and Technology, vol. 93, pp. 200–209, May 2024, doi: </w:t>
+        <w:t xml:space="preserve">[16] Z. Zhang, “Innovative Application and User Experience of Virtual Reality Technology in Human-Computer Interaction,” Highlights in Science, Engineering and Technology, vol. 93, pp. 200–209, May 2024, </w:t>
+      </w:r>
+      <w:proofErr w:type="spellStart"/>
+      <w:r>
+        <w:rPr>
+          <w:sz w:val="18"/>
+          <w:szCs w:val="18"/>
+        </w:rPr>
+        <w:t>doi</w:t>
+      </w:r>
+      <w:proofErr w:type="spellEnd"/>
+      <w:r>
+        <w:rPr>
+          <w:sz w:val="18"/>
+          <w:szCs w:val="18"/>
+        </w:rPr>
+        <w:t xml:space="preserve">: </w:t>
       </w:r>
       <w:hyperlink r:id="rId35" w:history="1">
         <w:r>
@@ -15322,7 +17050,15 @@
     <w:p/>
     <w:p>
       <w:r>
-        <w:t xml:space="preserve">C.5 Other Prompts Related to Proejct </w:t>
+        <w:t xml:space="preserve">C.5 Other Prompts Related to </w:t>
+      </w:r>
+      <w:proofErr w:type="spellStart"/>
+      <w:r>
+        <w:t>Proejct</w:t>
+      </w:r>
+      <w:proofErr w:type="spellEnd"/>
+      <w:r>
+        <w:t xml:space="preserve"> </w:t>
       </w:r>
     </w:p>
     <w:p/>
@@ -16967,6 +18703,123 @@
     </w:lvl>
   </w:abstractNum>
   <w:abstractNum w:abstractNumId="5" w15:restartNumberingAfterBreak="0">
+    <w:nsid w:val="18576DAC"/>
+    <w:multiLevelType w:val="multilevel"/>
+    <w:tmpl w:val="3D30BB1A"/>
+    <w:lvl w:ilvl="0">
+      <w:start w:val="1"/>
+      <w:numFmt w:val="decimal"/>
+      <w:lvlText w:val="%1."/>
+      <w:lvlJc w:val="left"/>
+      <w:pPr>
+        <w:tabs>
+          <w:tab w:val="num" w:pos="720"/>
+        </w:tabs>
+        <w:ind w:left="720" w:hanging="360"/>
+      </w:pPr>
+    </w:lvl>
+    <w:lvl w:ilvl="1">
+      <w:start w:val="1"/>
+      <w:numFmt w:val="bullet"/>
+      <w:lvlText w:val="o"/>
+      <w:lvlJc w:val="left"/>
+      <w:pPr>
+        <w:tabs>
+          <w:tab w:val="num" w:pos="1440"/>
+        </w:tabs>
+        <w:ind w:left="1440" w:hanging="360"/>
+      </w:pPr>
+      <w:rPr>
+        <w:rFonts w:ascii="Courier New" w:hAnsi="Courier New" w:hint="default"/>
+        <w:sz w:val="20"/>
+      </w:rPr>
+    </w:lvl>
+    <w:lvl w:ilvl="2" w:tentative="1">
+      <w:start w:val="1"/>
+      <w:numFmt w:val="decimal"/>
+      <w:lvlText w:val="%3."/>
+      <w:lvlJc w:val="left"/>
+      <w:pPr>
+        <w:tabs>
+          <w:tab w:val="num" w:pos="2160"/>
+        </w:tabs>
+        <w:ind w:left="2160" w:hanging="360"/>
+      </w:pPr>
+    </w:lvl>
+    <w:lvl w:ilvl="3" w:tentative="1">
+      <w:start w:val="1"/>
+      <w:numFmt w:val="decimal"/>
+      <w:lvlText w:val="%4."/>
+      <w:lvlJc w:val="left"/>
+      <w:pPr>
+        <w:tabs>
+          <w:tab w:val="num" w:pos="2880"/>
+        </w:tabs>
+        <w:ind w:left="2880" w:hanging="360"/>
+      </w:pPr>
+    </w:lvl>
+    <w:lvl w:ilvl="4" w:tentative="1">
+      <w:start w:val="1"/>
+      <w:numFmt w:val="decimal"/>
+      <w:lvlText w:val="%5."/>
+      <w:lvlJc w:val="left"/>
+      <w:pPr>
+        <w:tabs>
+          <w:tab w:val="num" w:pos="3600"/>
+        </w:tabs>
+        <w:ind w:left="3600" w:hanging="360"/>
+      </w:pPr>
+    </w:lvl>
+    <w:lvl w:ilvl="5" w:tentative="1">
+      <w:start w:val="1"/>
+      <w:numFmt w:val="decimal"/>
+      <w:lvlText w:val="%6."/>
+      <w:lvlJc w:val="left"/>
+      <w:pPr>
+        <w:tabs>
+          <w:tab w:val="num" w:pos="4320"/>
+        </w:tabs>
+        <w:ind w:left="4320" w:hanging="360"/>
+      </w:pPr>
+    </w:lvl>
+    <w:lvl w:ilvl="6" w:tentative="1">
+      <w:start w:val="1"/>
+      <w:numFmt w:val="decimal"/>
+      <w:lvlText w:val="%7."/>
+      <w:lvlJc w:val="left"/>
+      <w:pPr>
+        <w:tabs>
+          <w:tab w:val="num" w:pos="5040"/>
+        </w:tabs>
+        <w:ind w:left="5040" w:hanging="360"/>
+      </w:pPr>
+    </w:lvl>
+    <w:lvl w:ilvl="7" w:tentative="1">
+      <w:start w:val="1"/>
+      <w:numFmt w:val="decimal"/>
+      <w:lvlText w:val="%8."/>
+      <w:lvlJc w:val="left"/>
+      <w:pPr>
+        <w:tabs>
+          <w:tab w:val="num" w:pos="5760"/>
+        </w:tabs>
+        <w:ind w:left="5760" w:hanging="360"/>
+      </w:pPr>
+    </w:lvl>
+    <w:lvl w:ilvl="8" w:tentative="1">
+      <w:start w:val="1"/>
+      <w:numFmt w:val="decimal"/>
+      <w:lvlText w:val="%9."/>
+      <w:lvlJc w:val="left"/>
+      <w:pPr>
+        <w:tabs>
+          <w:tab w:val="num" w:pos="6480"/>
+        </w:tabs>
+        <w:ind w:left="6480" w:hanging="360"/>
+      </w:pPr>
+    </w:lvl>
+  </w:abstractNum>
+  <w:abstractNum w:abstractNumId="6" w15:restartNumberingAfterBreak="0">
     <w:nsid w:val="1BE26B9D"/>
     <w:multiLevelType w:val="multilevel"/>
     <w:tmpl w:val="66A898C8"/>
@@ -17079,7 +18932,7 @@
       </w:pPr>
     </w:lvl>
   </w:abstractNum>
-  <w:abstractNum w:abstractNumId="6" w15:restartNumberingAfterBreak="0">
+  <w:abstractNum w:abstractNumId="7" w15:restartNumberingAfterBreak="0">
     <w:nsid w:val="2037061A"/>
     <w:multiLevelType w:val="hybridMultilevel"/>
     <w:tmpl w:val="88302C6C"/>
@@ -17192,7 +19045,7 @@
       </w:rPr>
     </w:lvl>
   </w:abstractNum>
-  <w:abstractNum w:abstractNumId="7" w15:restartNumberingAfterBreak="0">
+  <w:abstractNum w:abstractNumId="8" w15:restartNumberingAfterBreak="0">
     <w:nsid w:val="26E143CF"/>
     <w:multiLevelType w:val="hybridMultilevel"/>
     <w:tmpl w:val="1BC24B1C"/>
@@ -17305,7 +19158,305 @@
       </w:rPr>
     </w:lvl>
   </w:abstractNum>
-  <w:abstractNum w:abstractNumId="8" w15:restartNumberingAfterBreak="0">
+  <w:abstractNum w:abstractNumId="9" w15:restartNumberingAfterBreak="0">
+    <w:nsid w:val="2F563233"/>
+    <w:multiLevelType w:val="multilevel"/>
+    <w:tmpl w:val="2B30512E"/>
+    <w:lvl w:ilvl="0">
+      <w:start w:val="1"/>
+      <w:numFmt w:val="bullet"/>
+      <w:lvlText w:val=""/>
+      <w:lvlJc w:val="left"/>
+      <w:pPr>
+        <w:tabs>
+          <w:tab w:val="num" w:pos="720"/>
+        </w:tabs>
+        <w:ind w:left="720" w:hanging="360"/>
+      </w:pPr>
+      <w:rPr>
+        <w:rFonts w:ascii="Symbol" w:hAnsi="Symbol" w:hint="default"/>
+        <w:sz w:val="20"/>
+      </w:rPr>
+    </w:lvl>
+    <w:lvl w:ilvl="1" w:tentative="1">
+      <w:start w:val="1"/>
+      <w:numFmt w:val="bullet"/>
+      <w:lvlText w:val="o"/>
+      <w:lvlJc w:val="left"/>
+      <w:pPr>
+        <w:tabs>
+          <w:tab w:val="num" w:pos="1440"/>
+        </w:tabs>
+        <w:ind w:left="1440" w:hanging="360"/>
+      </w:pPr>
+      <w:rPr>
+        <w:rFonts w:ascii="Courier New" w:hAnsi="Courier New" w:hint="default"/>
+        <w:sz w:val="20"/>
+      </w:rPr>
+    </w:lvl>
+    <w:lvl w:ilvl="2" w:tentative="1">
+      <w:start w:val="1"/>
+      <w:numFmt w:val="bullet"/>
+      <w:lvlText w:val=""/>
+      <w:lvlJc w:val="left"/>
+      <w:pPr>
+        <w:tabs>
+          <w:tab w:val="num" w:pos="2160"/>
+        </w:tabs>
+        <w:ind w:left="2160" w:hanging="360"/>
+      </w:pPr>
+      <w:rPr>
+        <w:rFonts w:ascii="Wingdings" w:hAnsi="Wingdings" w:hint="default"/>
+        <w:sz w:val="20"/>
+      </w:rPr>
+    </w:lvl>
+    <w:lvl w:ilvl="3" w:tentative="1">
+      <w:start w:val="1"/>
+      <w:numFmt w:val="bullet"/>
+      <w:lvlText w:val=""/>
+      <w:lvlJc w:val="left"/>
+      <w:pPr>
+        <w:tabs>
+          <w:tab w:val="num" w:pos="2880"/>
+        </w:tabs>
+        <w:ind w:left="2880" w:hanging="360"/>
+      </w:pPr>
+      <w:rPr>
+        <w:rFonts w:ascii="Wingdings" w:hAnsi="Wingdings" w:hint="default"/>
+        <w:sz w:val="20"/>
+      </w:rPr>
+    </w:lvl>
+    <w:lvl w:ilvl="4" w:tentative="1">
+      <w:start w:val="1"/>
+      <w:numFmt w:val="bullet"/>
+      <w:lvlText w:val=""/>
+      <w:lvlJc w:val="left"/>
+      <w:pPr>
+        <w:tabs>
+          <w:tab w:val="num" w:pos="3600"/>
+        </w:tabs>
+        <w:ind w:left="3600" w:hanging="360"/>
+      </w:pPr>
+      <w:rPr>
+        <w:rFonts w:ascii="Wingdings" w:hAnsi="Wingdings" w:hint="default"/>
+        <w:sz w:val="20"/>
+      </w:rPr>
+    </w:lvl>
+    <w:lvl w:ilvl="5" w:tentative="1">
+      <w:start w:val="1"/>
+      <w:numFmt w:val="bullet"/>
+      <w:lvlText w:val=""/>
+      <w:lvlJc w:val="left"/>
+      <w:pPr>
+        <w:tabs>
+          <w:tab w:val="num" w:pos="4320"/>
+        </w:tabs>
+        <w:ind w:left="4320" w:hanging="360"/>
+      </w:pPr>
+      <w:rPr>
+        <w:rFonts w:ascii="Wingdings" w:hAnsi="Wingdings" w:hint="default"/>
+        <w:sz w:val="20"/>
+      </w:rPr>
+    </w:lvl>
+    <w:lvl w:ilvl="6" w:tentative="1">
+      <w:start w:val="1"/>
+      <w:numFmt w:val="bullet"/>
+      <w:lvlText w:val=""/>
+      <w:lvlJc w:val="left"/>
+      <w:pPr>
+        <w:tabs>
+          <w:tab w:val="num" w:pos="5040"/>
+        </w:tabs>
+        <w:ind w:left="5040" w:hanging="360"/>
+      </w:pPr>
+      <w:rPr>
+        <w:rFonts w:ascii="Wingdings" w:hAnsi="Wingdings" w:hint="default"/>
+        <w:sz w:val="20"/>
+      </w:rPr>
+    </w:lvl>
+    <w:lvl w:ilvl="7" w:tentative="1">
+      <w:start w:val="1"/>
+      <w:numFmt w:val="bullet"/>
+      <w:lvlText w:val=""/>
+      <w:lvlJc w:val="left"/>
+      <w:pPr>
+        <w:tabs>
+          <w:tab w:val="num" w:pos="5760"/>
+        </w:tabs>
+        <w:ind w:left="5760" w:hanging="360"/>
+      </w:pPr>
+      <w:rPr>
+        <w:rFonts w:ascii="Wingdings" w:hAnsi="Wingdings" w:hint="default"/>
+        <w:sz w:val="20"/>
+      </w:rPr>
+    </w:lvl>
+    <w:lvl w:ilvl="8" w:tentative="1">
+      <w:start w:val="1"/>
+      <w:numFmt w:val="bullet"/>
+      <w:lvlText w:val=""/>
+      <w:lvlJc w:val="left"/>
+      <w:pPr>
+        <w:tabs>
+          <w:tab w:val="num" w:pos="6480"/>
+        </w:tabs>
+        <w:ind w:left="6480" w:hanging="360"/>
+      </w:pPr>
+      <w:rPr>
+        <w:rFonts w:ascii="Wingdings" w:hAnsi="Wingdings" w:hint="default"/>
+        <w:sz w:val="20"/>
+      </w:rPr>
+    </w:lvl>
+  </w:abstractNum>
+  <w:abstractNum w:abstractNumId="10" w15:restartNumberingAfterBreak="0">
+    <w:nsid w:val="3CA96AC8"/>
+    <w:multiLevelType w:val="multilevel"/>
+    <w:tmpl w:val="B5562A72"/>
+    <w:lvl w:ilvl="0">
+      <w:start w:val="1"/>
+      <w:numFmt w:val="bullet"/>
+      <w:lvlText w:val=""/>
+      <w:lvlJc w:val="left"/>
+      <w:pPr>
+        <w:tabs>
+          <w:tab w:val="num" w:pos="720"/>
+        </w:tabs>
+        <w:ind w:left="720" w:hanging="360"/>
+      </w:pPr>
+      <w:rPr>
+        <w:rFonts w:ascii="Symbol" w:hAnsi="Symbol" w:hint="default"/>
+        <w:sz w:val="20"/>
+      </w:rPr>
+    </w:lvl>
+    <w:lvl w:ilvl="1" w:tentative="1">
+      <w:start w:val="1"/>
+      <w:numFmt w:val="bullet"/>
+      <w:lvlText w:val="o"/>
+      <w:lvlJc w:val="left"/>
+      <w:pPr>
+        <w:tabs>
+          <w:tab w:val="num" w:pos="1440"/>
+        </w:tabs>
+        <w:ind w:left="1440" w:hanging="360"/>
+      </w:pPr>
+      <w:rPr>
+        <w:rFonts w:ascii="Courier New" w:hAnsi="Courier New" w:hint="default"/>
+        <w:sz w:val="20"/>
+      </w:rPr>
+    </w:lvl>
+    <w:lvl w:ilvl="2" w:tentative="1">
+      <w:start w:val="1"/>
+      <w:numFmt w:val="bullet"/>
+      <w:lvlText w:val=""/>
+      <w:lvlJc w:val="left"/>
+      <w:pPr>
+        <w:tabs>
+          <w:tab w:val="num" w:pos="2160"/>
+        </w:tabs>
+        <w:ind w:left="2160" w:hanging="360"/>
+      </w:pPr>
+      <w:rPr>
+        <w:rFonts w:ascii="Wingdings" w:hAnsi="Wingdings" w:hint="default"/>
+        <w:sz w:val="20"/>
+      </w:rPr>
+    </w:lvl>
+    <w:lvl w:ilvl="3" w:tentative="1">
+      <w:start w:val="1"/>
+      <w:numFmt w:val="bullet"/>
+      <w:lvlText w:val=""/>
+      <w:lvlJc w:val="left"/>
+      <w:pPr>
+        <w:tabs>
+          <w:tab w:val="num" w:pos="2880"/>
+        </w:tabs>
+        <w:ind w:left="2880" w:hanging="360"/>
+      </w:pPr>
+      <w:rPr>
+        <w:rFonts w:ascii="Wingdings" w:hAnsi="Wingdings" w:hint="default"/>
+        <w:sz w:val="20"/>
+      </w:rPr>
+    </w:lvl>
+    <w:lvl w:ilvl="4" w:tentative="1">
+      <w:start w:val="1"/>
+      <w:numFmt w:val="bullet"/>
+      <w:lvlText w:val=""/>
+      <w:lvlJc w:val="left"/>
+      <w:pPr>
+        <w:tabs>
+          <w:tab w:val="num" w:pos="3600"/>
+        </w:tabs>
+        <w:ind w:left="3600" w:hanging="360"/>
+      </w:pPr>
+      <w:rPr>
+        <w:rFonts w:ascii="Wingdings" w:hAnsi="Wingdings" w:hint="default"/>
+        <w:sz w:val="20"/>
+      </w:rPr>
+    </w:lvl>
+    <w:lvl w:ilvl="5" w:tentative="1">
+      <w:start w:val="1"/>
+      <w:numFmt w:val="bullet"/>
+      <w:lvlText w:val=""/>
+      <w:lvlJc w:val="left"/>
+      <w:pPr>
+        <w:tabs>
+          <w:tab w:val="num" w:pos="4320"/>
+        </w:tabs>
+        <w:ind w:left="4320" w:hanging="360"/>
+      </w:pPr>
+      <w:rPr>
+        <w:rFonts w:ascii="Wingdings" w:hAnsi="Wingdings" w:hint="default"/>
+        <w:sz w:val="20"/>
+      </w:rPr>
+    </w:lvl>
+    <w:lvl w:ilvl="6" w:tentative="1">
+      <w:start w:val="1"/>
+      <w:numFmt w:val="bullet"/>
+      <w:lvlText w:val=""/>
+      <w:lvlJc w:val="left"/>
+      <w:pPr>
+        <w:tabs>
+          <w:tab w:val="num" w:pos="5040"/>
+        </w:tabs>
+        <w:ind w:left="5040" w:hanging="360"/>
+      </w:pPr>
+      <w:rPr>
+        <w:rFonts w:ascii="Wingdings" w:hAnsi="Wingdings" w:hint="default"/>
+        <w:sz w:val="20"/>
+      </w:rPr>
+    </w:lvl>
+    <w:lvl w:ilvl="7" w:tentative="1">
+      <w:start w:val="1"/>
+      <w:numFmt w:val="bullet"/>
+      <w:lvlText w:val=""/>
+      <w:lvlJc w:val="left"/>
+      <w:pPr>
+        <w:tabs>
+          <w:tab w:val="num" w:pos="5760"/>
+        </w:tabs>
+        <w:ind w:left="5760" w:hanging="360"/>
+      </w:pPr>
+      <w:rPr>
+        <w:rFonts w:ascii="Wingdings" w:hAnsi="Wingdings" w:hint="default"/>
+        <w:sz w:val="20"/>
+      </w:rPr>
+    </w:lvl>
+    <w:lvl w:ilvl="8" w:tentative="1">
+      <w:start w:val="1"/>
+      <w:numFmt w:val="bullet"/>
+      <w:lvlText w:val=""/>
+      <w:lvlJc w:val="left"/>
+      <w:pPr>
+        <w:tabs>
+          <w:tab w:val="num" w:pos="6480"/>
+        </w:tabs>
+        <w:ind w:left="6480" w:hanging="360"/>
+      </w:pPr>
+      <w:rPr>
+        <w:rFonts w:ascii="Wingdings" w:hAnsi="Wingdings" w:hint="default"/>
+        <w:sz w:val="20"/>
+      </w:rPr>
+    </w:lvl>
+  </w:abstractNum>
+  <w:abstractNum w:abstractNumId="11" w15:restartNumberingAfterBreak="0">
     <w:nsid w:val="3DE9613E"/>
     <w:multiLevelType w:val="hybridMultilevel"/>
     <w:tmpl w:val="9F60B850"/>
@@ -17418,7 +19569,124 @@
       </w:rPr>
     </w:lvl>
   </w:abstractNum>
-  <w:abstractNum w:abstractNumId="9" w15:restartNumberingAfterBreak="0">
+  <w:abstractNum w:abstractNumId="12" w15:restartNumberingAfterBreak="0">
+    <w:nsid w:val="3F9B5AC3"/>
+    <w:multiLevelType w:val="multilevel"/>
+    <w:tmpl w:val="609A7F80"/>
+    <w:lvl w:ilvl="0">
+      <w:start w:val="1"/>
+      <w:numFmt w:val="decimal"/>
+      <w:lvlText w:val="%1."/>
+      <w:lvlJc w:val="left"/>
+      <w:pPr>
+        <w:tabs>
+          <w:tab w:val="num" w:pos="720"/>
+        </w:tabs>
+        <w:ind w:left="720" w:hanging="360"/>
+      </w:pPr>
+    </w:lvl>
+    <w:lvl w:ilvl="1">
+      <w:start w:val="1"/>
+      <w:numFmt w:val="bullet"/>
+      <w:lvlText w:val="o"/>
+      <w:lvlJc w:val="left"/>
+      <w:pPr>
+        <w:tabs>
+          <w:tab w:val="num" w:pos="1440"/>
+        </w:tabs>
+        <w:ind w:left="1440" w:hanging="360"/>
+      </w:pPr>
+      <w:rPr>
+        <w:rFonts w:ascii="Courier New" w:hAnsi="Courier New" w:hint="default"/>
+        <w:sz w:val="20"/>
+      </w:rPr>
+    </w:lvl>
+    <w:lvl w:ilvl="2" w:tentative="1">
+      <w:start w:val="1"/>
+      <w:numFmt w:val="decimal"/>
+      <w:lvlText w:val="%3."/>
+      <w:lvlJc w:val="left"/>
+      <w:pPr>
+        <w:tabs>
+          <w:tab w:val="num" w:pos="2160"/>
+        </w:tabs>
+        <w:ind w:left="2160" w:hanging="360"/>
+      </w:pPr>
+    </w:lvl>
+    <w:lvl w:ilvl="3" w:tentative="1">
+      <w:start w:val="1"/>
+      <w:numFmt w:val="decimal"/>
+      <w:lvlText w:val="%4."/>
+      <w:lvlJc w:val="left"/>
+      <w:pPr>
+        <w:tabs>
+          <w:tab w:val="num" w:pos="2880"/>
+        </w:tabs>
+        <w:ind w:left="2880" w:hanging="360"/>
+      </w:pPr>
+    </w:lvl>
+    <w:lvl w:ilvl="4" w:tentative="1">
+      <w:start w:val="1"/>
+      <w:numFmt w:val="decimal"/>
+      <w:lvlText w:val="%5."/>
+      <w:lvlJc w:val="left"/>
+      <w:pPr>
+        <w:tabs>
+          <w:tab w:val="num" w:pos="3600"/>
+        </w:tabs>
+        <w:ind w:left="3600" w:hanging="360"/>
+      </w:pPr>
+    </w:lvl>
+    <w:lvl w:ilvl="5" w:tentative="1">
+      <w:start w:val="1"/>
+      <w:numFmt w:val="decimal"/>
+      <w:lvlText w:val="%6."/>
+      <w:lvlJc w:val="left"/>
+      <w:pPr>
+        <w:tabs>
+          <w:tab w:val="num" w:pos="4320"/>
+        </w:tabs>
+        <w:ind w:left="4320" w:hanging="360"/>
+      </w:pPr>
+    </w:lvl>
+    <w:lvl w:ilvl="6" w:tentative="1">
+      <w:start w:val="1"/>
+      <w:numFmt w:val="decimal"/>
+      <w:lvlText w:val="%7."/>
+      <w:lvlJc w:val="left"/>
+      <w:pPr>
+        <w:tabs>
+          <w:tab w:val="num" w:pos="5040"/>
+        </w:tabs>
+        <w:ind w:left="5040" w:hanging="360"/>
+      </w:pPr>
+    </w:lvl>
+    <w:lvl w:ilvl="7" w:tentative="1">
+      <w:start w:val="1"/>
+      <w:numFmt w:val="decimal"/>
+      <w:lvlText w:val="%8."/>
+      <w:lvlJc w:val="left"/>
+      <w:pPr>
+        <w:tabs>
+          <w:tab w:val="num" w:pos="5760"/>
+        </w:tabs>
+        <w:ind w:left="5760" w:hanging="360"/>
+      </w:pPr>
+    </w:lvl>
+    <w:lvl w:ilvl="8" w:tentative="1">
+      <w:start w:val="1"/>
+      <w:numFmt w:val="decimal"/>
+      <w:lvlText w:val="%9."/>
+      <w:lvlJc w:val="left"/>
+      <w:pPr>
+        <w:tabs>
+          <w:tab w:val="num" w:pos="6480"/>
+        </w:tabs>
+        <w:ind w:left="6480" w:hanging="360"/>
+      </w:pPr>
+    </w:lvl>
+  </w:abstractNum>
+  <w:abstractNum w:abstractNumId="13" w15:restartNumberingAfterBreak="0">
     <w:nsid w:val="424C24C0"/>
     <w:multiLevelType w:val="hybridMultilevel"/>
     <w:tmpl w:val="16644726"/>
@@ -17531,7 +19799,7 @@
       </w:rPr>
     </w:lvl>
   </w:abstractNum>
-  <w:abstractNum w:abstractNumId="10" w15:restartNumberingAfterBreak="0">
+  <w:abstractNum w:abstractNumId="14" w15:restartNumberingAfterBreak="0">
     <w:nsid w:val="430269CC"/>
     <w:multiLevelType w:val="hybridMultilevel"/>
     <w:tmpl w:val="2960A30C"/>
@@ -17644,7 +19912,7 @@
       </w:rPr>
     </w:lvl>
   </w:abstractNum>
-  <w:abstractNum w:abstractNumId="11" w15:restartNumberingAfterBreak="0">
+  <w:abstractNum w:abstractNumId="15" w15:restartNumberingAfterBreak="0">
     <w:nsid w:val="45691D8A"/>
     <w:multiLevelType w:val="multilevel"/>
     <w:tmpl w:val="C128A01E"/>
@@ -17761,7 +20029,7 @@
       </w:pPr>
     </w:lvl>
   </w:abstractNum>
-  <w:abstractNum w:abstractNumId="12" w15:restartNumberingAfterBreak="0">
+  <w:abstractNum w:abstractNumId="16" w15:restartNumberingAfterBreak="0">
     <w:nsid w:val="476F3D17"/>
     <w:multiLevelType w:val="hybridMultilevel"/>
     <w:tmpl w:val="7D522322"/>
@@ -17874,7 +20142,124 @@
       </w:rPr>
     </w:lvl>
   </w:abstractNum>
-  <w:abstractNum w:abstractNumId="13" w15:restartNumberingAfterBreak="0">
+  <w:abstractNum w:abstractNumId="17" w15:restartNumberingAfterBreak="0">
+    <w:nsid w:val="480479B8"/>
+    <w:multiLevelType w:val="multilevel"/>
+    <w:tmpl w:val="DAD813B8"/>
+    <w:lvl w:ilvl="0">
+      <w:start w:val="1"/>
+      <w:numFmt w:val="decimal"/>
+      <w:lvlText w:val="%1."/>
+      <w:lvlJc w:val="left"/>
+      <w:pPr>
+        <w:tabs>
+          <w:tab w:val="num" w:pos="720"/>
+        </w:tabs>
+        <w:ind w:left="720" w:hanging="360"/>
+      </w:pPr>
+    </w:lvl>
+    <w:lvl w:ilvl="1">
+      <w:start w:val="1"/>
+      <w:numFmt w:val="bullet"/>
+      <w:lvlText w:val="o"/>
+      <w:lvlJc w:val="left"/>
+      <w:pPr>
+        <w:tabs>
+          <w:tab w:val="num" w:pos="1440"/>
+        </w:tabs>
+        <w:ind w:left="1440" w:hanging="360"/>
+      </w:pPr>
+      <w:rPr>
+        <w:rFonts w:ascii="Courier New" w:hAnsi="Courier New" w:hint="default"/>
+        <w:sz w:val="20"/>
+      </w:rPr>
+    </w:lvl>
+    <w:lvl w:ilvl="2" w:tentative="1">
+      <w:start w:val="1"/>
+      <w:numFmt w:val="decimal"/>
+      <w:lvlText w:val="%3."/>
+      <w:lvlJc w:val="left"/>
+      <w:pPr>
+        <w:tabs>
+          <w:tab w:val="num" w:pos="2160"/>
+        </w:tabs>
+        <w:ind w:left="2160" w:hanging="360"/>
+      </w:pPr>
+    </w:lvl>
+    <w:lvl w:ilvl="3" w:tentative="1">
+      <w:start w:val="1"/>
+      <w:numFmt w:val="decimal"/>
+      <w:lvlText w:val="%4."/>
+      <w:lvlJc w:val="left"/>
+      <w:pPr>
+        <w:tabs>
+          <w:tab w:val="num" w:pos="2880"/>
+        </w:tabs>
+        <w:ind w:left="2880" w:hanging="360"/>
+      </w:pPr>
+    </w:lvl>
+    <w:lvl w:ilvl="4" w:tentative="1">
+      <w:start w:val="1"/>
+      <w:numFmt w:val="decimal"/>
+      <w:lvlText w:val="%5."/>
+      <w:lvlJc w:val="left"/>
+      <w:pPr>
+        <w:tabs>
+          <w:tab w:val="num" w:pos="3600"/>
+        </w:tabs>
+        <w:ind w:left="3600" w:hanging="360"/>
+      </w:pPr>
+    </w:lvl>
+    <w:lvl w:ilvl="5" w:tentative="1">
+      <w:start w:val="1"/>
+      <w:numFmt w:val="decimal"/>
+      <w:lvlText w:val="%6."/>
+      <w:lvlJc w:val="left"/>
+      <w:pPr>
+        <w:tabs>
+          <w:tab w:val="num" w:pos="4320"/>
+        </w:tabs>
+        <w:ind w:left="4320" w:hanging="360"/>
+      </w:pPr>
+    </w:lvl>
+    <w:lvl w:ilvl="6" w:tentative="1">
+      <w:start w:val="1"/>
+      <w:numFmt w:val="decimal"/>
+      <w:lvlText w:val="%7."/>
+      <w:lvlJc w:val="left"/>
+      <w:pPr>
+        <w:tabs>
+          <w:tab w:val="num" w:pos="5040"/>
+        </w:tabs>
+        <w:ind w:left="5040" w:hanging="360"/>
+      </w:pPr>
+    </w:lvl>
+    <w:lvl w:ilvl="7" w:tentative="1">
+      <w:start w:val="1"/>
+      <w:numFmt w:val="decimal"/>
+      <w:lvlText w:val="%8."/>
+      <w:lvlJc w:val="left"/>
+      <w:pPr>
+        <w:tabs>
+          <w:tab w:val="num" w:pos="5760"/>
+        </w:tabs>
+        <w:ind w:left="5760" w:hanging="360"/>
+      </w:pPr>
+    </w:lvl>
+    <w:lvl w:ilvl="8" w:tentative="1">
+      <w:start w:val="1"/>
+      <w:numFmt w:val="decimal"/>
+      <w:lvlText w:val="%9."/>
+      <w:lvlJc w:val="left"/>
+      <w:pPr>
+        <w:tabs>
+          <w:tab w:val="num" w:pos="6480"/>
+        </w:tabs>
+        <w:ind w:left="6480" w:hanging="360"/>
+      </w:pPr>
+    </w:lvl>
+  </w:abstractNum>
+  <w:abstractNum w:abstractNumId="18" w15:restartNumberingAfterBreak="0">
     <w:nsid w:val="4FF23C64"/>
     <w:multiLevelType w:val="hybridMultilevel"/>
     <w:tmpl w:val="ECDC779A"/>
@@ -17987,7 +20372,124 @@
       </w:rPr>
     </w:lvl>
   </w:abstractNum>
-  <w:abstractNum w:abstractNumId="14" w15:restartNumberingAfterBreak="0">
+  <w:abstractNum w:abstractNumId="19" w15:restartNumberingAfterBreak="0">
+    <w:nsid w:val="52ED2324"/>
+    <w:multiLevelType w:val="multilevel"/>
+    <w:tmpl w:val="B9D6DF82"/>
+    <w:lvl w:ilvl="0">
+      <w:start w:val="1"/>
+      <w:numFmt w:val="decimal"/>
+      <w:lvlText w:val="%1."/>
+      <w:lvlJc w:val="left"/>
+      <w:pPr>
+        <w:tabs>
+          <w:tab w:val="num" w:pos="720"/>
+        </w:tabs>
+        <w:ind w:left="720" w:hanging="360"/>
+      </w:pPr>
+    </w:lvl>
+    <w:lvl w:ilvl="1">
+      <w:start w:val="1"/>
+      <w:numFmt w:val="bullet"/>
+      <w:lvlText w:val="o"/>
+      <w:lvlJc w:val="left"/>
+      <w:pPr>
+        <w:tabs>
+          <w:tab w:val="num" w:pos="1440"/>
+        </w:tabs>
+        <w:ind w:left="1440" w:hanging="360"/>
+      </w:pPr>
+      <w:rPr>
+        <w:rFonts w:ascii="Courier New" w:hAnsi="Courier New" w:hint="default"/>
+        <w:sz w:val="20"/>
+      </w:rPr>
+    </w:lvl>
+    <w:lvl w:ilvl="2" w:tentative="1">
+      <w:start w:val="1"/>
+      <w:numFmt w:val="decimal"/>
+      <w:lvlText w:val="%3."/>
+      <w:lvlJc w:val="left"/>
+      <w:pPr>
+        <w:tabs>
+          <w:tab w:val="num" w:pos="2160"/>
+        </w:tabs>
+        <w:ind w:left="2160" w:hanging="360"/>
+      </w:pPr>
+    </w:lvl>
+    <w:lvl w:ilvl="3" w:tentative="1">
+      <w:start w:val="1"/>
+      <w:numFmt w:val="decimal"/>
+      <w:lvlText w:val="%4."/>
+      <w:lvlJc w:val="left"/>
+      <w:pPr>
+        <w:tabs>
+          <w:tab w:val="num" w:pos="2880"/>
+        </w:tabs>
+        <w:ind w:left="2880" w:hanging="360"/>
+      </w:pPr>
+    </w:lvl>
+    <w:lvl w:ilvl="4" w:tentative="1">
+      <w:start w:val="1"/>
+      <w:numFmt w:val="decimal"/>
+      <w:lvlText w:val="%5."/>
+      <w:lvlJc w:val="left"/>
+      <w:pPr>
+        <w:tabs>
+          <w:tab w:val="num" w:pos="3600"/>
+        </w:tabs>
+        <w:ind w:left="3600" w:hanging="360"/>
+      </w:pPr>
+    </w:lvl>
+    <w:lvl w:ilvl="5" w:tentative="1">
+      <w:start w:val="1"/>
+      <w:numFmt w:val="decimal"/>
+      <w:lvlText w:val="%6."/>
+      <w:lvlJc w:val="left"/>
+      <w:pPr>
+        <w:tabs>
+          <w:tab w:val="num" w:pos="4320"/>
+        </w:tabs>
+        <w:ind w:left="4320" w:hanging="360"/>
+      </w:pPr>
+    </w:lvl>
+    <w:lvl w:ilvl="6" w:tentative="1">
+      <w:start w:val="1"/>
+      <w:numFmt w:val="decimal"/>
+      <w:lvlText w:val="%7."/>
+      <w:lvlJc w:val="left"/>
+      <w:pPr>
+        <w:tabs>
+          <w:tab w:val="num" w:pos="5040"/>
+        </w:tabs>
+        <w:ind w:left="5040" w:hanging="360"/>
+      </w:pPr>
+    </w:lvl>
+    <w:lvl w:ilvl="7" w:tentative="1">
+      <w:start w:val="1"/>
+      <w:numFmt w:val="decimal"/>
+      <w:lvlText w:val="%8."/>
+      <w:lvlJc w:val="left"/>
+      <w:pPr>
+        <w:tabs>
+          <w:tab w:val="num" w:pos="5760"/>
+        </w:tabs>
+        <w:ind w:left="5760" w:hanging="360"/>
+      </w:pPr>
+    </w:lvl>
+    <w:lvl w:ilvl="8" w:tentative="1">
+      <w:start w:val="1"/>
+      <w:numFmt w:val="decimal"/>
+      <w:lvlText w:val="%9."/>
+      <w:lvlJc w:val="left"/>
+      <w:pPr>
+        <w:tabs>
+          <w:tab w:val="num" w:pos="6480"/>
+        </w:tabs>
+        <w:ind w:left="6480" w:hanging="360"/>
+      </w:pPr>
+    </w:lvl>
+  </w:abstractNum>
+  <w:abstractNum w:abstractNumId="20" w15:restartNumberingAfterBreak="0">
     <w:nsid w:val="564E425A"/>
     <w:multiLevelType w:val="hybridMultilevel"/>
     <w:tmpl w:val="82183C38"/>
@@ -18100,7 +20602,7 @@
       </w:rPr>
     </w:lvl>
   </w:abstractNum>
-  <w:abstractNum w:abstractNumId="15" w15:restartNumberingAfterBreak="0">
+  <w:abstractNum w:abstractNumId="21" w15:restartNumberingAfterBreak="0">
     <w:nsid w:val="566D4EFC"/>
     <w:multiLevelType w:val="hybridMultilevel"/>
     <w:tmpl w:val="B1C44744"/>
@@ -18213,7 +20715,7 @@
       </w:rPr>
     </w:lvl>
   </w:abstractNum>
-  <w:abstractNum w:abstractNumId="16" w15:restartNumberingAfterBreak="0">
+  <w:abstractNum w:abstractNumId="22" w15:restartNumberingAfterBreak="0">
     <w:nsid w:val="59641646"/>
     <w:multiLevelType w:val="multilevel"/>
     <w:tmpl w:val="F7C2809C"/>
@@ -18326,7 +20828,7 @@
       </w:rPr>
     </w:lvl>
   </w:abstractNum>
-  <w:abstractNum w:abstractNumId="17" w15:restartNumberingAfterBreak="0">
+  <w:abstractNum w:abstractNumId="23" w15:restartNumberingAfterBreak="0">
     <w:nsid w:val="5D1070B7"/>
     <w:multiLevelType w:val="multilevel"/>
     <w:tmpl w:val="CE04FA1E"/>
@@ -18475,7 +20977,7 @@
       </w:rPr>
     </w:lvl>
   </w:abstractNum>
-  <w:abstractNum w:abstractNumId="18" w15:restartNumberingAfterBreak="0">
+  <w:abstractNum w:abstractNumId="24" w15:restartNumberingAfterBreak="0">
     <w:nsid w:val="61705EF2"/>
     <w:multiLevelType w:val="hybridMultilevel"/>
     <w:tmpl w:val="F19C91BC"/>
@@ -18564,7 +21066,120 @@
       </w:pPr>
     </w:lvl>
   </w:abstractNum>
-  <w:abstractNum w:abstractNumId="19" w15:restartNumberingAfterBreak="0">
+  <w:abstractNum w:abstractNumId="25" w15:restartNumberingAfterBreak="0">
+    <w:nsid w:val="70792E6A"/>
+    <w:multiLevelType w:val="multilevel"/>
+    <w:tmpl w:val="AD9CD64C"/>
+    <w:lvl w:ilvl="0">
+      <w:start w:val="1"/>
+      <w:numFmt w:val="decimal"/>
+      <w:lvlText w:val="%1."/>
+      <w:lvlJc w:val="left"/>
+      <w:pPr>
+        <w:tabs>
+          <w:tab w:val="num" w:pos="720"/>
+        </w:tabs>
+        <w:ind w:left="720" w:hanging="360"/>
+      </w:pPr>
+    </w:lvl>
+    <w:lvl w:ilvl="1" w:tentative="1">
+      <w:start w:val="1"/>
+      <w:numFmt w:val="decimal"/>
+      <w:lvlText w:val="%2."/>
+      <w:lvlJc w:val="left"/>
+      <w:pPr>
+        <w:tabs>
+          <w:tab w:val="num" w:pos="1440"/>
+        </w:tabs>
+        <w:ind w:left="1440" w:hanging="360"/>
+      </w:pPr>
+    </w:lvl>
+    <w:lvl w:ilvl="2" w:tentative="1">
+      <w:start w:val="1"/>
+      <w:numFmt w:val="decimal"/>
+      <w:lvlText w:val="%3."/>
+      <w:lvlJc w:val="left"/>
+      <w:pPr>
+        <w:tabs>
+          <w:tab w:val="num" w:pos="2160"/>
+        </w:tabs>
+        <w:ind w:left="2160" w:hanging="360"/>
+      </w:pPr>
+    </w:lvl>
+    <w:lvl w:ilvl="3" w:tentative="1">
+      <w:start w:val="1"/>
+      <w:numFmt w:val="decimal"/>
+      <w:lvlText w:val="%4."/>
+      <w:lvlJc w:val="left"/>
+      <w:pPr>
+        <w:tabs>
+          <w:tab w:val="num" w:pos="2880"/>
+        </w:tabs>
+        <w:ind w:left="2880" w:hanging="360"/>
+      </w:pPr>
+    </w:lvl>
+    <w:lvl w:ilvl="4" w:tentative="1">
+      <w:start w:val="1"/>
+      <w:numFmt w:val="decimal"/>
+      <w:lvlText w:val="%5."/>
+      <w:lvlJc w:val="left"/>
+      <w:pPr>
+        <w:tabs>
+          <w:tab w:val="num" w:pos="3600"/>
+        </w:tabs>
+        <w:ind w:left="3600" w:hanging="360"/>
+      </w:pPr>
+    </w:lvl>
+    <w:lvl w:ilvl="5" w:tentative="1">
+      <w:start w:val="1"/>
+      <w:numFmt w:val="decimal"/>
+      <w:lvlText w:val="%6."/>
+      <w:lvlJc w:val="left"/>
+      <w:pPr>
+        <w:tabs>
+          <w:tab w:val="num" w:pos="4320"/>
+        </w:tabs>
+        <w:ind w:left="4320" w:hanging="360"/>
+      </w:pPr>
+    </w:lvl>
+    <w:lvl w:ilvl="6" w:tentative="1">
+      <w:start w:val="1"/>
+      <w:numFmt w:val="decimal"/>
+      <w:lvlText w:val="%7."/>
+      <w:lvlJc w:val="left"/>
+      <w:pPr>
+        <w:tabs>
+          <w:tab w:val="num" w:pos="5040"/>
+        </w:tabs>
+        <w:ind w:left="5040" w:hanging="360"/>
+      </w:pPr>
+    </w:lvl>
+    <w:lvl w:ilvl="7" w:tentative="1">
+      <w:start w:val="1"/>
+      <w:numFmt w:val="decimal"/>
+      <w:lvlText w:val="%8."/>
+      <w:lvlJc w:val="left"/>
+      <w:pPr>
+        <w:tabs>
+          <w:tab w:val="num" w:pos="5760"/>
+        </w:tabs>
+        <w:ind w:left="5760" w:hanging="360"/>
+      </w:pPr>
+    </w:lvl>
+    <w:lvl w:ilvl="8" w:tentative="1">
+      <w:start w:val="1"/>
+      <w:numFmt w:val="decimal"/>
+      <w:lvlText w:val="%9."/>
+      <w:lvlJc w:val="left"/>
+      <w:pPr>
+        <w:tabs>
+          <w:tab w:val="num" w:pos="6480"/>
+        </w:tabs>
+        <w:ind w:left="6480" w:hanging="360"/>
+      </w:pPr>
+    </w:lvl>
+  </w:abstractNum>
+  <w:abstractNum w:abstractNumId="26" w15:restartNumberingAfterBreak="0">
     <w:nsid w:val="7929721D"/>
     <w:multiLevelType w:val="hybridMultilevel"/>
     <w:tmpl w:val="11F08486"/>
@@ -18677,8 +21292,157 @@
       </w:rPr>
     </w:lvl>
   </w:abstractNum>
+  <w:abstractNum w:abstractNumId="27" w15:restartNumberingAfterBreak="0">
+    <w:nsid w:val="7E6126C7"/>
+    <w:multiLevelType w:val="multilevel"/>
+    <w:tmpl w:val="C4185F92"/>
+    <w:lvl w:ilvl="0">
+      <w:start w:val="1"/>
+      <w:numFmt w:val="bullet"/>
+      <w:lvlText w:val=""/>
+      <w:lvlJc w:val="left"/>
+      <w:pPr>
+        <w:tabs>
+          <w:tab w:val="num" w:pos="720"/>
+        </w:tabs>
+        <w:ind w:left="720" w:hanging="360"/>
+      </w:pPr>
+      <w:rPr>
+        <w:rFonts w:ascii="Symbol" w:hAnsi="Symbol" w:hint="default"/>
+        <w:sz w:val="20"/>
+      </w:rPr>
+    </w:lvl>
+    <w:lvl w:ilvl="1" w:tentative="1">
+      <w:start w:val="1"/>
+      <w:numFmt w:val="bullet"/>
+      <w:lvlText w:val="o"/>
+      <w:lvlJc w:val="left"/>
+      <w:pPr>
+        <w:tabs>
+          <w:tab w:val="num" w:pos="1440"/>
+        </w:tabs>
+        <w:ind w:left="1440" w:hanging="360"/>
+      </w:pPr>
+      <w:rPr>
+        <w:rFonts w:ascii="Courier New" w:hAnsi="Courier New" w:hint="default"/>
+        <w:sz w:val="20"/>
+      </w:rPr>
+    </w:lvl>
+    <w:lvl w:ilvl="2" w:tentative="1">
+      <w:start w:val="1"/>
+      <w:numFmt w:val="bullet"/>
+      <w:lvlText w:val=""/>
+      <w:lvlJc w:val="left"/>
+      <w:pPr>
+        <w:tabs>
+          <w:tab w:val="num" w:pos="2160"/>
+        </w:tabs>
+        <w:ind w:left="2160" w:hanging="360"/>
+      </w:pPr>
+      <w:rPr>
+        <w:rFonts w:ascii="Wingdings" w:hAnsi="Wingdings" w:hint="default"/>
+        <w:sz w:val="20"/>
+      </w:rPr>
+    </w:lvl>
+    <w:lvl w:ilvl="3" w:tentative="1">
+      <w:start w:val="1"/>
+      <w:numFmt w:val="bullet"/>
+      <w:lvlText w:val=""/>
+      <w:lvlJc w:val="left"/>
+      <w:pPr>
+        <w:tabs>
+          <w:tab w:val="num" w:pos="2880"/>
+        </w:tabs>
+        <w:ind w:left="2880" w:hanging="360"/>
+      </w:pPr>
+      <w:rPr>
+        <w:rFonts w:ascii="Wingdings" w:hAnsi="Wingdings" w:hint="default"/>
+        <w:sz w:val="20"/>
+      </w:rPr>
+    </w:lvl>
+    <w:lvl w:ilvl="4" w:tentative="1">
+      <w:start w:val="1"/>
+      <w:numFmt w:val="bullet"/>
+      <w:lvlText w:val=""/>
+      <w:lvlJc w:val="left"/>
+      <w:pPr>
+        <w:tabs>
+          <w:tab w:val="num" w:pos="3600"/>
+        </w:tabs>
+        <w:ind w:left="3600" w:hanging="360"/>
+      </w:pPr>
+      <w:rPr>
+        <w:rFonts w:ascii="Wingdings" w:hAnsi="Wingdings" w:hint="default"/>
+        <w:sz w:val="20"/>
+      </w:rPr>
+    </w:lvl>
+    <w:lvl w:ilvl="5" w:tentative="1">
+      <w:start w:val="1"/>
+      <w:numFmt w:val="bullet"/>
+      <w:lvlText w:val=""/>
+      <w:lvlJc w:val="left"/>
+      <w:pPr>
+        <w:tabs>
+          <w:tab w:val="num" w:pos="4320"/>
+        </w:tabs>
+        <w:ind w:left="4320" w:hanging="360"/>
+      </w:pPr>
+      <w:rPr>
+        <w:rFonts w:ascii="Wingdings" w:hAnsi="Wingdings" w:hint="default"/>
+        <w:sz w:val="20"/>
+      </w:rPr>
+    </w:lvl>
+    <w:lvl w:ilvl="6" w:tentative="1">
+      <w:start w:val="1"/>
+      <w:numFmt w:val="bullet"/>
+      <w:lvlText w:val=""/>
+      <w:lvlJc w:val="left"/>
+      <w:pPr>
+        <w:tabs>
+          <w:tab w:val="num" w:pos="5040"/>
+        </w:tabs>
+        <w:ind w:left="5040" w:hanging="360"/>
+      </w:pPr>
+      <w:rPr>
+        <w:rFonts w:ascii="Wingdings" w:hAnsi="Wingdings" w:hint="default"/>
+        <w:sz w:val="20"/>
+      </w:rPr>
+    </w:lvl>
+    <w:lvl w:ilvl="7" w:tentative="1">
+      <w:start w:val="1"/>
+      <w:numFmt w:val="bullet"/>
+      <w:lvlText w:val=""/>
+      <w:lvlJc w:val="left"/>
+      <w:pPr>
+        <w:tabs>
+          <w:tab w:val="num" w:pos="5760"/>
+        </w:tabs>
+        <w:ind w:left="5760" w:hanging="360"/>
+      </w:pPr>
+      <w:rPr>
+        <w:rFonts w:ascii="Wingdings" w:hAnsi="Wingdings" w:hint="default"/>
+        <w:sz w:val="20"/>
+      </w:rPr>
+    </w:lvl>
+    <w:lvl w:ilvl="8" w:tentative="1">
+      <w:start w:val="1"/>
+      <w:numFmt w:val="bullet"/>
+      <w:lvlText w:val=""/>
+      <w:lvlJc w:val="left"/>
+      <w:pPr>
+        <w:tabs>
+          <w:tab w:val="num" w:pos="6480"/>
+        </w:tabs>
+        <w:ind w:left="6480" w:hanging="360"/>
+      </w:pPr>
+      <w:rPr>
+        <w:rFonts w:ascii="Wingdings" w:hAnsi="Wingdings" w:hint="default"/>
+        <w:sz w:val="20"/>
+      </w:rPr>
+    </w:lvl>
+  </w:abstractNum>
   <w:num w:numId="1" w16cid:durableId="195002169">
-    <w:abstractNumId w:val="16"/>
+    <w:abstractNumId w:val="22"/>
   </w:num>
   <w:num w:numId="2" w16cid:durableId="1091705205">
     <w:abstractNumId w:val="1"/>
@@ -18687,16 +21451,16 @@
     <w:abstractNumId w:val="2"/>
   </w:num>
   <w:num w:numId="4" w16cid:durableId="1717008181">
-    <w:abstractNumId w:val="18"/>
+    <w:abstractNumId w:val="24"/>
   </w:num>
   <w:num w:numId="5" w16cid:durableId="1998997823">
-    <w:abstractNumId w:val="12"/>
+    <w:abstractNumId w:val="16"/>
   </w:num>
   <w:num w:numId="6" w16cid:durableId="837306315">
-    <w:abstractNumId w:val="19"/>
+    <w:abstractNumId w:val="26"/>
   </w:num>
   <w:num w:numId="7" w16cid:durableId="154762596">
-    <w:abstractNumId w:val="9"/>
+    <w:abstractNumId w:val="13"/>
   </w:num>
   <w:num w:numId="8" w16cid:durableId="1873492898">
     <w:abstractNumId w:val="0"/>
@@ -18705,37 +21469,61 @@
     <w:abstractNumId w:val="3"/>
   </w:num>
   <w:num w:numId="10" w16cid:durableId="437529623">
-    <w:abstractNumId w:val="6"/>
+    <w:abstractNumId w:val="7"/>
   </w:num>
   <w:num w:numId="11" w16cid:durableId="832642688">
     <w:abstractNumId w:val="4"/>
   </w:num>
   <w:num w:numId="12" w16cid:durableId="87505187">
+    <w:abstractNumId w:val="11"/>
+  </w:num>
+  <w:num w:numId="13" w16cid:durableId="1369262643">
+    <w:abstractNumId w:val="14"/>
+  </w:num>
+  <w:num w:numId="14" w16cid:durableId="2046103594">
+    <w:abstractNumId w:val="18"/>
+  </w:num>
+  <w:num w:numId="15" w16cid:durableId="1111440049">
+    <w:abstractNumId w:val="21"/>
+  </w:num>
+  <w:num w:numId="16" w16cid:durableId="1183205127">
     <w:abstractNumId w:val="8"/>
   </w:num>
-  <w:num w:numId="13" w16cid:durableId="1369262643">
+  <w:num w:numId="17" w16cid:durableId="2074355464">
+    <w:abstractNumId w:val="23"/>
+  </w:num>
+  <w:num w:numId="18" w16cid:durableId="357705678">
+    <w:abstractNumId w:val="20"/>
+  </w:num>
+  <w:num w:numId="19" w16cid:durableId="1726950992">
+    <w:abstractNumId w:val="6"/>
+  </w:num>
+  <w:num w:numId="20" w16cid:durableId="559248255">
+    <w:abstractNumId w:val="15"/>
+  </w:num>
+  <w:num w:numId="21" w16cid:durableId="1129784773">
+    <w:abstractNumId w:val="5"/>
+  </w:num>
+  <w:num w:numId="22" w16cid:durableId="1569459195">
+    <w:abstractNumId w:val="9"/>
+  </w:num>
+  <w:num w:numId="23" w16cid:durableId="1647318627">
     <w:abstractNumId w:val="10"/>
   </w:num>
-  <w:num w:numId="14" w16cid:durableId="2046103594">
-    <w:abstractNumId w:val="13"/>
+  <w:num w:numId="24" w16cid:durableId="1476264053">
+    <w:abstractNumId w:val="25"/>
   </w:num>
-  <w:num w:numId="15" w16cid:durableId="1111440049">
-    <w:abstractNumId w:val="15"/>
+  <w:num w:numId="25" w16cid:durableId="1849517147">
+    <w:abstractNumId w:val="27"/>
   </w:num>
-  <w:num w:numId="16" w16cid:durableId="1183205127">
-    <w:abstractNumId w:val="7"/>
-  </w:num>
-  <w:num w:numId="17" w16cid:durableId="2074355464">
+  <w:num w:numId="26" w16cid:durableId="1951007100">
     <w:abstractNumId w:val="17"/>
   </w:num>
-  <w:num w:numId="18" w16cid:durableId="357705678">
-    <w:abstractNumId w:val="14"/>
+  <w:num w:numId="27" w16cid:durableId="2060545289">
+    <w:abstractNumId w:val="12"/>
   </w:num>
-  <w:num w:numId="19" w16cid:durableId="1726950992">
-    <w:abstractNumId w:val="5"/>
-  </w:num>
-  <w:num w:numId="20" w16cid:durableId="559248255">
-    <w:abstractNumId w:val="11"/>
+  <w:num w:numId="28" w16cid:durableId="163008887">
+    <w:abstractNumId w:val="19"/>
   </w:num>
 </w:numbering>
 </file>
